--- a/Python/Datasets/E_Retail Sales Dataset/Placement_Test_Practice_Question_Bank.docx
+++ b/Python/Datasets/E_Retail Sales Dataset/Placement_Test_Practice_Question_Bank.docx
@@ -97,7 +97,23 @@
           <w:sz w:val="20"/>
           <w:szCs w:val="20"/>
         </w:rPr>
-        <w:t>Excel: load the CSV as a Table named tblSales. SQL: assume a table named sales with the same column names as the data dictionary (MySQL or SQL Server syntax is fine). For JOIN questions, first create dim tables with SELECT DISTINCT because the data is one flat table. Power BI: import the CSV and build the model as you go.</w:t>
+        <w:t xml:space="preserve">Excel: load the CSV as a Table named </w:t>
+      </w:r>
+      <w:proofErr w:type="spellStart"/>
+      <w:r>
+        <w:rPr>
+          <w:sz w:val="20"/>
+          <w:szCs w:val="20"/>
+        </w:rPr>
+        <w:t>tblSales</w:t>
+      </w:r>
+      <w:proofErr w:type="spellEnd"/>
+      <w:r>
+        <w:rPr>
+          <w:sz w:val="20"/>
+          <w:szCs w:val="20"/>
+        </w:rPr>
+        <w:t>. SQL: assume a table named sales with the same column names as the data dictionary (MySQL or SQL Server syntax is fine). For JOIN questions, first create dim tables with SELECT DISTINCT because the data is one flat table. Power BI: import the CSV and build the model as you go.</w:t>
       </w:r>
     </w:p>
     <w:p>
@@ -145,7 +161,23 @@
           <w:sz w:val="20"/>
           <w:szCs w:val="20"/>
         </w:rPr>
-        <w:t>Sales_data_dictionary.csv = a reference sheet that explains each column (meaning and data type). Do not analyze it; just look things up in it.</w:t>
+        <w:t xml:space="preserve">Sales_data_dictionary.csv = a reference sheet that explains each column (meaning and data type). Do not </w:t>
+      </w:r>
+      <w:proofErr w:type="spellStart"/>
+      <w:r>
+        <w:rPr>
+          <w:sz w:val="20"/>
+          <w:szCs w:val="20"/>
+        </w:rPr>
+        <w:t>analyze</w:t>
+      </w:r>
+      <w:proofErr w:type="spellEnd"/>
+      <w:r>
+        <w:rPr>
+          <w:sz w:val="20"/>
+          <w:szCs w:val="20"/>
+        </w:rPr>
+        <w:t xml:space="preserve"> it; just look things up in it.</w:t>
       </w:r>
     </w:p>
     <w:p>
@@ -1915,124 +1947,6 @@
     </w:p>
     <w:p>
       <w:pPr>
-        <w:spacing w:after="80"/>
-        <w:rPr>
-          <w:sz w:val="20"/>
-          <w:szCs w:val="20"/>
-        </w:rPr>
-      </w:pPr>
-      <w:proofErr w:type="gramStart"/>
-      <w:r>
-        <w:rPr>
-          <w:b/>
-          <w:bCs/>
-          <w:sz w:val="20"/>
-          <w:szCs w:val="20"/>
-        </w:rPr>
-        <w:t xml:space="preserve">E1.4  </w:t>
-      </w:r>
-      <w:r>
-        <w:rPr>
-          <w:sz w:val="20"/>
-          <w:szCs w:val="20"/>
-        </w:rPr>
-        <w:t>Create</w:t>
-      </w:r>
-      <w:proofErr w:type="gramEnd"/>
-      <w:r>
-        <w:rPr>
-          <w:sz w:val="20"/>
-          <w:szCs w:val="20"/>
-        </w:rPr>
-        <w:t xml:space="preserve"> a named range for Unit_Price and use it in a formula to calculate Quantity x Unit_Price.</w:t>
-      </w:r>
-    </w:p>
-    <w:p>
-      <w:pPr>
-        <w:spacing w:after="80"/>
-        <w:rPr>
-          <w:sz w:val="20"/>
-          <w:szCs w:val="20"/>
-        </w:rPr>
-      </w:pPr>
-      <w:proofErr w:type="gramStart"/>
-      <w:r>
-        <w:rPr>
-          <w:b/>
-          <w:bCs/>
-          <w:sz w:val="20"/>
-          <w:szCs w:val="20"/>
-        </w:rPr>
-        <w:t xml:space="preserve">E1.5  </w:t>
-      </w:r>
-      <w:r>
-        <w:rPr>
-          <w:sz w:val="20"/>
-          <w:szCs w:val="20"/>
-        </w:rPr>
-        <w:t>Use</w:t>
-      </w:r>
-      <w:proofErr w:type="gramEnd"/>
-      <w:r>
-        <w:rPr>
-          <w:sz w:val="20"/>
-          <w:szCs w:val="20"/>
-        </w:rPr>
-        <w:t xml:space="preserve"> Flash Fill to split Customer_Name into First_Name and Last_Name.</w:t>
-      </w:r>
-    </w:p>
-    <w:p>
-      <w:pPr>
-        <w:spacing w:after="80"/>
-        <w:rPr>
-          <w:sz w:val="20"/>
-          <w:szCs w:val="20"/>
-        </w:rPr>
-      </w:pPr>
-      <w:proofErr w:type="gramStart"/>
-      <w:r>
-        <w:rPr>
-          <w:b/>
-          <w:bCs/>
-          <w:sz w:val="20"/>
-          <w:szCs w:val="20"/>
-        </w:rPr>
-        <w:t xml:space="preserve">E1.6  </w:t>
-      </w:r>
-      <w:r>
-        <w:rPr>
-          <w:sz w:val="20"/>
-          <w:szCs w:val="20"/>
-        </w:rPr>
-        <w:t>Use</w:t>
-      </w:r>
-      <w:proofErr w:type="gramEnd"/>
-      <w:r>
-        <w:rPr>
-          <w:sz w:val="20"/>
-          <w:szCs w:val="20"/>
-        </w:rPr>
-        <w:t xml:space="preserve"> Go </w:t>
-      </w:r>
-      <w:proofErr w:type="gramStart"/>
-      <w:r>
-        <w:rPr>
-          <w:sz w:val="20"/>
-          <w:szCs w:val="20"/>
-        </w:rPr>
-        <w:t>To</w:t>
-      </w:r>
-      <w:proofErr w:type="gramEnd"/>
-      <w:r>
-        <w:rPr>
-          <w:sz w:val="20"/>
-          <w:szCs w:val="20"/>
-        </w:rPr>
-        <w:t xml:space="preserve"> Special to select every blank cell in Customer_Rating and fill them all with 'NA' in one step.</w:t>
-      </w:r>
-    </w:p>
-    <w:p>
-      <w:pPr>
         <w:pStyle w:val="Heading2"/>
         <w:spacing w:before="240"/>
         <w:rPr>
@@ -2064,7 +1978,107 @@
           <w:sz w:val="20"/>
           <w:szCs w:val="20"/>
         </w:rPr>
-        <w:t xml:space="preserve">E2.1  </w:t>
+        <w:t xml:space="preserve">E2.4  </w:t>
+      </w:r>
+      <w:r>
+        <w:rPr>
+          <w:sz w:val="20"/>
+          <w:szCs w:val="20"/>
+        </w:rPr>
+        <w:t>Use</w:t>
+      </w:r>
+      <w:proofErr w:type="gramEnd"/>
+      <w:r>
+        <w:rPr>
+          <w:sz w:val="20"/>
+          <w:szCs w:val="20"/>
+        </w:rPr>
+        <w:t xml:space="preserve"> a Text filter to find every </w:t>
+      </w:r>
+      <w:proofErr w:type="spellStart"/>
+      <w:r>
+        <w:rPr>
+          <w:sz w:val="20"/>
+          <w:szCs w:val="20"/>
+        </w:rPr>
+        <w:t>Product_Name</w:t>
+      </w:r>
+      <w:proofErr w:type="spellEnd"/>
+      <w:r>
+        <w:rPr>
+          <w:sz w:val="20"/>
+          <w:szCs w:val="20"/>
+        </w:rPr>
+        <w:t xml:space="preserve"> that contains 'Laptop'.</w:t>
+      </w:r>
+    </w:p>
+    <w:p>
+      <w:pPr>
+        <w:spacing w:after="80"/>
+        <w:rPr>
+          <w:sz w:val="20"/>
+          <w:szCs w:val="20"/>
+        </w:rPr>
+      </w:pPr>
+      <w:proofErr w:type="gramStart"/>
+      <w:r>
+        <w:rPr>
+          <w:b/>
+          <w:bCs/>
+          <w:sz w:val="20"/>
+          <w:szCs w:val="20"/>
+        </w:rPr>
+        <w:t xml:space="preserve">E2.5  </w:t>
+      </w:r>
+      <w:r>
+        <w:rPr>
+          <w:sz w:val="20"/>
+          <w:szCs w:val="20"/>
+        </w:rPr>
+        <w:t>Highlight</w:t>
+      </w:r>
+      <w:proofErr w:type="gramEnd"/>
+      <w:r>
+        <w:rPr>
+          <w:sz w:val="20"/>
+          <w:szCs w:val="20"/>
+        </w:rPr>
+        <w:t xml:space="preserve"> duplicate </w:t>
+      </w:r>
+      <w:proofErr w:type="spellStart"/>
+      <w:r>
+        <w:rPr>
+          <w:sz w:val="20"/>
+          <w:szCs w:val="20"/>
+        </w:rPr>
+        <w:t>Transaction_IDs</w:t>
+      </w:r>
+      <w:proofErr w:type="spellEnd"/>
+      <w:r>
+        <w:rPr>
+          <w:sz w:val="20"/>
+          <w:szCs w:val="20"/>
+        </w:rPr>
+        <w:t xml:space="preserve"> using conditional formatting.</w:t>
+      </w:r>
+    </w:p>
+    <w:p>
+      <w:pPr>
+        <w:spacing w:after="80"/>
+        <w:rPr>
+          <w:sz w:val="20"/>
+          <w:szCs w:val="20"/>
+        </w:rPr>
+      </w:pPr>
+      <w:proofErr w:type="gramStart"/>
+      <w:r>
+        <w:rPr>
+          <w:b/>
+          <w:bCs/>
+          <w:sz w:val="20"/>
+          <w:szCs w:val="20"/>
+        </w:rPr>
+        <w:t xml:space="preserve">E2.6  </w:t>
       </w:r>
       <w:r>
         <w:rPr>
@@ -2079,177 +2093,23 @@
           <w:sz w:val="20"/>
           <w:szCs w:val="20"/>
         </w:rPr>
-        <w:t xml:space="preserve"> Sales_Channel = Online AND Sales_Amount &gt; 1000. How many rows remain?</w:t>
-      </w:r>
-    </w:p>
-    <w:p>
-      <w:pPr>
-        <w:spacing w:after="80"/>
-        <w:rPr>
-          <w:sz w:val="20"/>
-          <w:szCs w:val="20"/>
-        </w:rPr>
-      </w:pPr>
-      <w:proofErr w:type="gramStart"/>
-      <w:r>
-        <w:rPr>
-          <w:b/>
-          <w:bCs/>
-          <w:sz w:val="20"/>
-          <w:szCs w:val="20"/>
-        </w:rPr>
-        <w:t xml:space="preserve">E2.2  </w:t>
-      </w:r>
-      <w:r>
-        <w:rPr>
-          <w:sz w:val="20"/>
-          <w:szCs w:val="20"/>
-        </w:rPr>
-        <w:t>Sort</w:t>
-      </w:r>
-      <w:proofErr w:type="gramEnd"/>
-      <w:r>
-        <w:rPr>
-          <w:sz w:val="20"/>
-          <w:szCs w:val="20"/>
-        </w:rPr>
-        <w:t xml:space="preserve"> by Country (A-Z), then by Sales_Amount (largest first).</w:t>
-      </w:r>
-    </w:p>
-    <w:p>
-      <w:pPr>
-        <w:spacing w:after="80"/>
-        <w:rPr>
-          <w:sz w:val="20"/>
-          <w:szCs w:val="20"/>
-        </w:rPr>
-      </w:pPr>
-      <w:proofErr w:type="gramStart"/>
-      <w:r>
-        <w:rPr>
-          <w:b/>
-          <w:bCs/>
-          <w:sz w:val="20"/>
-          <w:szCs w:val="20"/>
-        </w:rPr>
-        <w:t xml:space="preserve">E2.3  </w:t>
-      </w:r>
-      <w:r>
-        <w:rPr>
-          <w:sz w:val="20"/>
-          <w:szCs w:val="20"/>
-        </w:rPr>
-        <w:t>Apply</w:t>
-      </w:r>
-      <w:proofErr w:type="gramEnd"/>
-      <w:r>
-        <w:rPr>
-          <w:sz w:val="20"/>
-          <w:szCs w:val="20"/>
-        </w:rPr>
-        <w:t xml:space="preserve"> a date filter to show only Q4 2024 orders.</w:t>
-      </w:r>
-    </w:p>
-    <w:p>
-      <w:pPr>
-        <w:spacing w:after="80"/>
-        <w:rPr>
-          <w:sz w:val="20"/>
-          <w:szCs w:val="20"/>
-        </w:rPr>
-      </w:pPr>
-      <w:proofErr w:type="gramStart"/>
-      <w:r>
-        <w:rPr>
-          <w:b/>
-          <w:bCs/>
-          <w:sz w:val="20"/>
-          <w:szCs w:val="20"/>
-        </w:rPr>
-        <w:t xml:space="preserve">E2.4  </w:t>
-      </w:r>
-      <w:r>
-        <w:rPr>
-          <w:sz w:val="20"/>
-          <w:szCs w:val="20"/>
-        </w:rPr>
-        <w:t>Use</w:t>
-      </w:r>
-      <w:proofErr w:type="gramEnd"/>
-      <w:r>
-        <w:rPr>
-          <w:sz w:val="20"/>
-          <w:szCs w:val="20"/>
-        </w:rPr>
-        <w:t xml:space="preserve"> a Text filter to find every Product_Name that contains 'Laptop'.</w:t>
-      </w:r>
-    </w:p>
-    <w:p>
-      <w:pPr>
-        <w:spacing w:after="80"/>
-        <w:rPr>
-          <w:sz w:val="20"/>
-          <w:szCs w:val="20"/>
-        </w:rPr>
-      </w:pPr>
-      <w:proofErr w:type="gramStart"/>
-      <w:r>
-        <w:rPr>
-          <w:b/>
-          <w:bCs/>
-          <w:sz w:val="20"/>
-          <w:szCs w:val="20"/>
-        </w:rPr>
-        <w:t xml:space="preserve">E2.5  </w:t>
-      </w:r>
-      <w:r>
-        <w:rPr>
-          <w:sz w:val="20"/>
-          <w:szCs w:val="20"/>
-        </w:rPr>
-        <w:t>Highlight</w:t>
-      </w:r>
-      <w:proofErr w:type="gramEnd"/>
-      <w:r>
-        <w:rPr>
-          <w:sz w:val="20"/>
-          <w:szCs w:val="20"/>
-        </w:rPr>
-        <w:t xml:space="preserve"> duplicate Transaction_IDs using conditional formatting.</w:t>
-      </w:r>
-    </w:p>
-    <w:p>
-      <w:pPr>
-        <w:spacing w:after="80"/>
-        <w:rPr>
-          <w:sz w:val="20"/>
-          <w:szCs w:val="20"/>
-        </w:rPr>
-      </w:pPr>
-      <w:proofErr w:type="gramStart"/>
-      <w:r>
-        <w:rPr>
-          <w:b/>
-          <w:bCs/>
-          <w:sz w:val="20"/>
-          <w:szCs w:val="20"/>
-        </w:rPr>
-        <w:t xml:space="preserve">E2.6  </w:t>
-      </w:r>
-      <w:r>
-        <w:rPr>
-          <w:sz w:val="20"/>
-          <w:szCs w:val="20"/>
-        </w:rPr>
-        <w:t>Filter</w:t>
-      </w:r>
-      <w:proofErr w:type="gramEnd"/>
-      <w:r>
-        <w:rPr>
-          <w:sz w:val="20"/>
-          <w:szCs w:val="20"/>
-        </w:rPr>
-        <w:t xml:space="preserve"> Customer_Age outside 16-90 and report how many rows are affected.</w:t>
+        <w:t xml:space="preserve"> </w:t>
+      </w:r>
+      <w:proofErr w:type="spellStart"/>
+      <w:r>
+        <w:rPr>
+          <w:sz w:val="20"/>
+          <w:szCs w:val="20"/>
+        </w:rPr>
+        <w:t>Customer_Age</w:t>
+      </w:r>
+      <w:proofErr w:type="spellEnd"/>
+      <w:r>
+        <w:rPr>
+          <w:sz w:val="20"/>
+          <w:szCs w:val="20"/>
+        </w:rPr>
+        <w:t xml:space="preserve"> outside 16-90 and report how many rows are affected.</w:t>
       </w:r>
     </w:p>
     <w:p>
@@ -2300,7 +2160,39 @@
           <w:sz w:val="20"/>
           <w:szCs w:val="20"/>
         </w:rPr>
-        <w:t xml:space="preserve"> a column Size_Label: 'High' if Sales_Amount &gt; 500, else 'Low'.</w:t>
+        <w:t xml:space="preserve"> a column </w:t>
+      </w:r>
+      <w:proofErr w:type="spellStart"/>
+      <w:r>
+        <w:rPr>
+          <w:sz w:val="20"/>
+          <w:szCs w:val="20"/>
+        </w:rPr>
+        <w:t>Size_Label</w:t>
+      </w:r>
+      <w:proofErr w:type="spellEnd"/>
+      <w:r>
+        <w:rPr>
+          <w:sz w:val="20"/>
+          <w:szCs w:val="20"/>
+        </w:rPr>
+        <w:t xml:space="preserve">: 'High' if </w:t>
+      </w:r>
+      <w:proofErr w:type="spellStart"/>
+      <w:r>
+        <w:rPr>
+          <w:sz w:val="20"/>
+          <w:szCs w:val="20"/>
+        </w:rPr>
+        <w:t>Sales_Amount</w:t>
+      </w:r>
+      <w:proofErr w:type="spellEnd"/>
+      <w:r>
+        <w:rPr>
+          <w:sz w:val="20"/>
+          <w:szCs w:val="20"/>
+        </w:rPr>
+        <w:t xml:space="preserve"> &gt; 500, else 'Low'.</w:t>
       </w:r>
     </w:p>
     <w:p>
@@ -2402,7 +2294,39 @@
           <w:sz w:val="20"/>
           <w:szCs w:val="20"/>
         </w:rPr>
-        <w:t xml:space="preserve"> 'Review' if Discount_Percentage &gt; 30 AND Customer_Rating &lt; 3, else 'OK'.</w:t>
+        <w:t xml:space="preserve"> 'Review' if </w:t>
+      </w:r>
+      <w:proofErr w:type="spellStart"/>
+      <w:r>
+        <w:rPr>
+          <w:sz w:val="20"/>
+          <w:szCs w:val="20"/>
+        </w:rPr>
+        <w:t>Discount_Percentage</w:t>
+      </w:r>
+      <w:proofErr w:type="spellEnd"/>
+      <w:r>
+        <w:rPr>
+          <w:sz w:val="20"/>
+          <w:szCs w:val="20"/>
+        </w:rPr>
+        <w:t xml:space="preserve"> &gt; 30 AND </w:t>
+      </w:r>
+      <w:proofErr w:type="spellStart"/>
+      <w:r>
+        <w:rPr>
+          <w:sz w:val="20"/>
+          <w:szCs w:val="20"/>
+        </w:rPr>
+        <w:t>Customer_Rating</w:t>
+      </w:r>
+      <w:proofErr w:type="spellEnd"/>
+      <w:r>
+        <w:rPr>
+          <w:sz w:val="20"/>
+          <w:szCs w:val="20"/>
+        </w:rPr>
+        <w:t xml:space="preserve"> &lt; 3, else 'OK'.</w:t>
       </w:r>
     </w:p>
     <w:p>
@@ -2470,7 +2394,39 @@
           <w:sz w:val="20"/>
           <w:szCs w:val="20"/>
         </w:rPr>
-        <w:t xml:space="preserve"> 'Returned' when Return_Flag = Yes, otherwise show the Order_Status.</w:t>
+        <w:t xml:space="preserve"> 'Returned' when </w:t>
+      </w:r>
+      <w:proofErr w:type="spellStart"/>
+      <w:r>
+        <w:rPr>
+          <w:sz w:val="20"/>
+          <w:szCs w:val="20"/>
+        </w:rPr>
+        <w:t>Return_Flag</w:t>
+      </w:r>
+      <w:proofErr w:type="spellEnd"/>
+      <w:r>
+        <w:rPr>
+          <w:sz w:val="20"/>
+          <w:szCs w:val="20"/>
+        </w:rPr>
+        <w:t xml:space="preserve"> = Yes, otherwise show the </w:t>
+      </w:r>
+      <w:proofErr w:type="spellStart"/>
+      <w:r>
+        <w:rPr>
+          <w:sz w:val="20"/>
+          <w:szCs w:val="20"/>
+        </w:rPr>
+        <w:t>Order_Status</w:t>
+      </w:r>
+      <w:proofErr w:type="spellEnd"/>
+      <w:r>
+        <w:rPr>
+          <w:sz w:val="20"/>
+          <w:szCs w:val="20"/>
+        </w:rPr>
+        <w:t>.</w:t>
       </w:r>
     </w:p>
     <w:p>
@@ -2487,7 +2443,23 @@
           <w:sz w:val="20"/>
           <w:szCs w:val="20"/>
         </w:rPr>
-        <w:t>E4. Data Handling: Concat, Deduplication, Missing Value Imputation</w:t>
+        <w:t xml:space="preserve">E4. Data Handling: </w:t>
+      </w:r>
+      <w:proofErr w:type="spellStart"/>
+      <w:r>
+        <w:rPr>
+          <w:sz w:val="20"/>
+          <w:szCs w:val="20"/>
+        </w:rPr>
+        <w:t>Concat</w:t>
+      </w:r>
+      <w:proofErr w:type="spellEnd"/>
+      <w:r>
+        <w:rPr>
+          <w:sz w:val="20"/>
+          <w:szCs w:val="20"/>
+        </w:rPr>
+        <w:t>, Deduplication, Missing Value Imputation</w:t>
       </w:r>
     </w:p>
     <w:p>
@@ -2521,7 +2493,23 @@
           <w:sz w:val="20"/>
           <w:szCs w:val="20"/>
         </w:rPr>
-        <w:t xml:space="preserve"> Store_Name and City as 'Store - City' using &amp;, CONCAT and TEXTJOIN.</w:t>
+        <w:t xml:space="preserve"> </w:t>
+      </w:r>
+      <w:proofErr w:type="spellStart"/>
+      <w:r>
+        <w:rPr>
+          <w:sz w:val="20"/>
+          <w:szCs w:val="20"/>
+        </w:rPr>
+        <w:t>Store_Name</w:t>
+      </w:r>
+      <w:proofErr w:type="spellEnd"/>
+      <w:r>
+        <w:rPr>
+          <w:sz w:val="20"/>
+          <w:szCs w:val="20"/>
+        </w:rPr>
+        <w:t xml:space="preserve"> and City as 'Store - City' using &amp;, CONCAT and TEXTJOIN.</w:t>
       </w:r>
     </w:p>
     <w:p>
@@ -2555,7 +2543,23 @@
           <w:sz w:val="20"/>
           <w:szCs w:val="20"/>
         </w:rPr>
-        <w:t xml:space="preserve"> duplicate rows on Transaction_ID. How do you confirm how many were removed?</w:t>
+        <w:t xml:space="preserve"> duplicate rows on </w:t>
+      </w:r>
+      <w:proofErr w:type="spellStart"/>
+      <w:r>
+        <w:rPr>
+          <w:sz w:val="20"/>
+          <w:szCs w:val="20"/>
+        </w:rPr>
+        <w:t>Transaction_ID</w:t>
+      </w:r>
+      <w:proofErr w:type="spellEnd"/>
+      <w:r>
+        <w:rPr>
+          <w:sz w:val="20"/>
+          <w:szCs w:val="20"/>
+        </w:rPr>
+        <w:t>. How do you confirm how many were removed?</w:t>
       </w:r>
     </w:p>
     <w:p>
@@ -2589,7 +2593,23 @@
           <w:sz w:val="20"/>
           <w:szCs w:val="20"/>
         </w:rPr>
-        <w:t xml:space="preserve"> duplicate Transaction_IDs with a COUNTIF helper column instead of deleting.</w:t>
+        <w:t xml:space="preserve"> duplicate </w:t>
+      </w:r>
+      <w:proofErr w:type="spellStart"/>
+      <w:r>
+        <w:rPr>
+          <w:sz w:val="20"/>
+          <w:szCs w:val="20"/>
+        </w:rPr>
+        <w:t>Transaction_IDs</w:t>
+      </w:r>
+      <w:proofErr w:type="spellEnd"/>
+      <w:r>
+        <w:rPr>
+          <w:sz w:val="20"/>
+          <w:szCs w:val="20"/>
+        </w:rPr>
+        <w:t xml:space="preserve"> with a COUNTIF helper column instead of deleting.</w:t>
       </w:r>
     </w:p>
     <w:p>
@@ -2657,7 +2677,23 @@
           <w:sz w:val="20"/>
           <w:szCs w:val="20"/>
         </w:rPr>
-        <w:t xml:space="preserve"> blank Customer_Age values with the median age using a formula.</w:t>
+        <w:t xml:space="preserve"> blank </w:t>
+      </w:r>
+      <w:proofErr w:type="spellStart"/>
+      <w:r>
+        <w:rPr>
+          <w:sz w:val="20"/>
+          <w:szCs w:val="20"/>
+        </w:rPr>
+        <w:t>Customer_Age</w:t>
+      </w:r>
+      <w:proofErr w:type="spellEnd"/>
+      <w:r>
+        <w:rPr>
+          <w:sz w:val="20"/>
+          <w:szCs w:val="20"/>
+        </w:rPr>
+        <w:t xml:space="preserve"> values with the median age using a formula.</w:t>
       </w:r>
     </w:p>
     <w:p>
@@ -2691,7 +2727,39 @@
           <w:sz w:val="20"/>
           <w:szCs w:val="20"/>
         </w:rPr>
-        <w:t xml:space="preserve"> blank Customer_Rating with the average rating of that row's Product_Category (AVERAGEIF).</w:t>
+        <w:t xml:space="preserve"> blank </w:t>
+      </w:r>
+      <w:proofErr w:type="spellStart"/>
+      <w:r>
+        <w:rPr>
+          <w:sz w:val="20"/>
+          <w:szCs w:val="20"/>
+        </w:rPr>
+        <w:t>Customer_Rating</w:t>
+      </w:r>
+      <w:proofErr w:type="spellEnd"/>
+      <w:r>
+        <w:rPr>
+          <w:sz w:val="20"/>
+          <w:szCs w:val="20"/>
+        </w:rPr>
+        <w:t xml:space="preserve"> with the average rating of that row's </w:t>
+      </w:r>
+      <w:proofErr w:type="spellStart"/>
+      <w:r>
+        <w:rPr>
+          <w:sz w:val="20"/>
+          <w:szCs w:val="20"/>
+        </w:rPr>
+        <w:t>Product_Category</w:t>
+      </w:r>
+      <w:proofErr w:type="spellEnd"/>
+      <w:r>
+        <w:rPr>
+          <w:sz w:val="20"/>
+          <w:szCs w:val="20"/>
+        </w:rPr>
+        <w:t xml:space="preserve"> (AVERAGEIF).</w:t>
       </w:r>
     </w:p>
     <w:p>
@@ -2742,7 +2810,23 @@
           <w:sz w:val="20"/>
           <w:szCs w:val="20"/>
         </w:rPr>
-        <w:t>: how many transactions are returned (Return_Flag = Yes)?</w:t>
+        <w:t>: how many transactions are returned (</w:t>
+      </w:r>
+      <w:proofErr w:type="spellStart"/>
+      <w:r>
+        <w:rPr>
+          <w:sz w:val="20"/>
+          <w:szCs w:val="20"/>
+        </w:rPr>
+        <w:t>Return_Flag</w:t>
+      </w:r>
+      <w:proofErr w:type="spellEnd"/>
+      <w:r>
+        <w:rPr>
+          <w:sz w:val="20"/>
+          <w:szCs w:val="20"/>
+        </w:rPr>
+        <w:t xml:space="preserve"> = Yes)?</w:t>
       </w:r>
     </w:p>
     <w:p>
@@ -2776,7 +2860,23 @@
           <w:sz w:val="20"/>
           <w:szCs w:val="20"/>
         </w:rPr>
-        <w:t>: Online orders in Germany with Sales_Amount &gt; 500.</w:t>
+        <w:t xml:space="preserve">: Online orders in Germany with </w:t>
+      </w:r>
+      <w:proofErr w:type="spellStart"/>
+      <w:r>
+        <w:rPr>
+          <w:sz w:val="20"/>
+          <w:szCs w:val="20"/>
+        </w:rPr>
+        <w:t>Sales_Amount</w:t>
+      </w:r>
+      <w:proofErr w:type="spellEnd"/>
+      <w:r>
+        <w:rPr>
+          <w:sz w:val="20"/>
+          <w:szCs w:val="20"/>
+        </w:rPr>
+        <w:t xml:space="preserve"> &gt; 500.</w:t>
       </w:r>
     </w:p>
     <w:p>
@@ -2810,7 +2910,23 @@
           <w:sz w:val="20"/>
           <w:szCs w:val="20"/>
         </w:rPr>
-        <w:t>: total Profit by Product_Category for 2024.</w:t>
+        <w:t xml:space="preserve">: total Profit by </w:t>
+      </w:r>
+      <w:proofErr w:type="spellStart"/>
+      <w:r>
+        <w:rPr>
+          <w:sz w:val="20"/>
+          <w:szCs w:val="20"/>
+        </w:rPr>
+        <w:t>Product_Category</w:t>
+      </w:r>
+      <w:proofErr w:type="spellEnd"/>
+      <w:r>
+        <w:rPr>
+          <w:sz w:val="20"/>
+          <w:szCs w:val="20"/>
+        </w:rPr>
+        <w:t xml:space="preserve"> for 2024.</w:t>
       </w:r>
     </w:p>
     <w:p>
@@ -2844,7 +2960,23 @@
           <w:sz w:val="20"/>
           <w:szCs w:val="20"/>
         </w:rPr>
-        <w:t>: average Customer_Rating for Express shipping.</w:t>
+        <w:t xml:space="preserve">: average </w:t>
+      </w:r>
+      <w:proofErr w:type="spellStart"/>
+      <w:r>
+        <w:rPr>
+          <w:sz w:val="20"/>
+          <w:szCs w:val="20"/>
+        </w:rPr>
+        <w:t>Customer_Rating</w:t>
+      </w:r>
+      <w:proofErr w:type="spellEnd"/>
+      <w:r>
+        <w:rPr>
+          <w:sz w:val="20"/>
+          <w:szCs w:val="20"/>
+        </w:rPr>
+        <w:t xml:space="preserve"> for Express shipping.</w:t>
       </w:r>
     </w:p>
     <w:p>
@@ -2878,7 +3010,39 @@
           <w:sz w:val="20"/>
           <w:szCs w:val="20"/>
         </w:rPr>
-        <w:t>: total of Quantity x Unit_Price x (1 - Discount/100). Does it match SUM of Sales_Amount? Why or why not?</w:t>
+        <w:t xml:space="preserve">: total of Quantity x </w:t>
+      </w:r>
+      <w:proofErr w:type="spellStart"/>
+      <w:r>
+        <w:rPr>
+          <w:sz w:val="20"/>
+          <w:szCs w:val="20"/>
+        </w:rPr>
+        <w:t>Unit_Price</w:t>
+      </w:r>
+      <w:proofErr w:type="spellEnd"/>
+      <w:r>
+        <w:rPr>
+          <w:sz w:val="20"/>
+          <w:szCs w:val="20"/>
+        </w:rPr>
+        <w:t xml:space="preserve"> x (1 - Discount/100). Does it match SUM of </w:t>
+      </w:r>
+      <w:proofErr w:type="spellStart"/>
+      <w:r>
+        <w:rPr>
+          <w:sz w:val="20"/>
+          <w:szCs w:val="20"/>
+        </w:rPr>
+        <w:t>Sales_Amount</w:t>
+      </w:r>
+      <w:proofErr w:type="spellEnd"/>
+      <w:r>
+        <w:rPr>
+          <w:sz w:val="20"/>
+          <w:szCs w:val="20"/>
+        </w:rPr>
+        <w:t>? Why or why not?</w:t>
       </w:r>
     </w:p>
     <w:p>
@@ -2912,7 +3076,39 @@
           <w:sz w:val="20"/>
           <w:szCs w:val="20"/>
         </w:rPr>
-        <w:t>: compute Profit / Sales_Amount and show 0 when Sales_Amount is blank or zero.</w:t>
+        <w:t xml:space="preserve">: compute Profit / </w:t>
+      </w:r>
+      <w:proofErr w:type="spellStart"/>
+      <w:r>
+        <w:rPr>
+          <w:sz w:val="20"/>
+          <w:szCs w:val="20"/>
+        </w:rPr>
+        <w:t>Sales_Amount</w:t>
+      </w:r>
+      <w:proofErr w:type="spellEnd"/>
+      <w:r>
+        <w:rPr>
+          <w:sz w:val="20"/>
+          <w:szCs w:val="20"/>
+        </w:rPr>
+        <w:t xml:space="preserve"> and show 0 when </w:t>
+      </w:r>
+      <w:proofErr w:type="spellStart"/>
+      <w:r>
+        <w:rPr>
+          <w:sz w:val="20"/>
+          <w:szCs w:val="20"/>
+        </w:rPr>
+        <w:t>Sales_Amount</w:t>
+      </w:r>
+      <w:proofErr w:type="spellEnd"/>
+      <w:r>
+        <w:rPr>
+          <w:sz w:val="20"/>
+          <w:szCs w:val="20"/>
+        </w:rPr>
+        <w:t xml:space="preserve"> is blank or zero.</w:t>
       </w:r>
     </w:p>
     <w:p>
@@ -2946,7 +3142,23 @@
           <w:sz w:val="20"/>
           <w:szCs w:val="20"/>
         </w:rPr>
-        <w:t>: correlation between Discount_Percentage and Profit. Interpret the number in one sentence.</w:t>
+        <w:t xml:space="preserve">: correlation between </w:t>
+      </w:r>
+      <w:proofErr w:type="spellStart"/>
+      <w:r>
+        <w:rPr>
+          <w:sz w:val="20"/>
+          <w:szCs w:val="20"/>
+        </w:rPr>
+        <w:t>Discount_Percentage</w:t>
+      </w:r>
+      <w:proofErr w:type="spellEnd"/>
+      <w:r>
+        <w:rPr>
+          <w:sz w:val="20"/>
+          <w:szCs w:val="20"/>
+        </w:rPr>
+        <w:t xml:space="preserve"> and Profit. Interpret the number in one sentence.</w:t>
       </w:r>
     </w:p>
     <w:p>
@@ -3211,7 +3423,39 @@
           <w:sz w:val="20"/>
           <w:szCs w:val="20"/>
         </w:rPr>
-        <w:t xml:space="preserve"> chart of Sales_Amount by Product_Category.</w:t>
+        <w:t xml:space="preserve"> chart of </w:t>
+      </w:r>
+      <w:proofErr w:type="spellStart"/>
+      <w:r>
+        <w:rPr>
+          <w:sz w:val="20"/>
+          <w:szCs w:val="20"/>
+        </w:rPr>
+        <w:t>Sales_Amount</w:t>
+      </w:r>
+      <w:proofErr w:type="spellEnd"/>
+      <w:r>
+        <w:rPr>
+          <w:sz w:val="20"/>
+          <w:szCs w:val="20"/>
+        </w:rPr>
+        <w:t xml:space="preserve"> by </w:t>
+      </w:r>
+      <w:proofErr w:type="spellStart"/>
+      <w:r>
+        <w:rPr>
+          <w:sz w:val="20"/>
+          <w:szCs w:val="20"/>
+        </w:rPr>
+        <w:t>Product_Category</w:t>
+      </w:r>
+      <w:proofErr w:type="spellEnd"/>
+      <w:r>
+        <w:rPr>
+          <w:sz w:val="20"/>
+          <w:szCs w:val="20"/>
+        </w:rPr>
+        <w:t>.</w:t>
       </w:r>
     </w:p>
     <w:p>
@@ -3245,7 +3489,23 @@
           <w:sz w:val="20"/>
           <w:szCs w:val="20"/>
         </w:rPr>
-        <w:t xml:space="preserve"> chart of monthly Sales_Amount (build a helper month column first).</w:t>
+        <w:t xml:space="preserve"> chart of monthly </w:t>
+      </w:r>
+      <w:proofErr w:type="spellStart"/>
+      <w:r>
+        <w:rPr>
+          <w:sz w:val="20"/>
+          <w:szCs w:val="20"/>
+        </w:rPr>
+        <w:t>Sales_Amount</w:t>
+      </w:r>
+      <w:proofErr w:type="spellEnd"/>
+      <w:r>
+        <w:rPr>
+          <w:sz w:val="20"/>
+          <w:szCs w:val="20"/>
+        </w:rPr>
+        <w:t xml:space="preserve"> (build a helper month column first).</w:t>
       </w:r>
     </w:p>
     <w:p>
@@ -3279,7 +3539,23 @@
           <w:sz w:val="20"/>
           <w:szCs w:val="20"/>
         </w:rPr>
-        <w:t xml:space="preserve"> chart of Sales_Channel share. When is a pie/donut a bad choice?</w:t>
+        <w:t xml:space="preserve"> chart of </w:t>
+      </w:r>
+      <w:proofErr w:type="spellStart"/>
+      <w:r>
+        <w:rPr>
+          <w:sz w:val="20"/>
+          <w:szCs w:val="20"/>
+        </w:rPr>
+        <w:t>Sales_Channel</w:t>
+      </w:r>
+      <w:proofErr w:type="spellEnd"/>
+      <w:r>
+        <w:rPr>
+          <w:sz w:val="20"/>
+          <w:szCs w:val="20"/>
+        </w:rPr>
+        <w:t xml:space="preserve"> share. When is a pie/donut a bad choice?</w:t>
       </w:r>
     </w:p>
     <w:p>
@@ -3313,7 +3589,23 @@
           <w:sz w:val="20"/>
           <w:szCs w:val="20"/>
         </w:rPr>
-        <w:t xml:space="preserve"> chart of Discount_Percentage vs Profit with a trendline and R-squared.</w:t>
+        <w:t xml:space="preserve"> chart of </w:t>
+      </w:r>
+      <w:proofErr w:type="spellStart"/>
+      <w:r>
+        <w:rPr>
+          <w:sz w:val="20"/>
+          <w:szCs w:val="20"/>
+        </w:rPr>
+        <w:t>Discount_Percentage</w:t>
+      </w:r>
+      <w:proofErr w:type="spellEnd"/>
+      <w:r>
+        <w:rPr>
+          <w:sz w:val="20"/>
+          <w:szCs w:val="20"/>
+        </w:rPr>
+        <w:t xml:space="preserve"> vs Profit with a trendline and R-squared.</w:t>
       </w:r>
     </w:p>
     <w:p>
@@ -3347,7 +3639,23 @@
           <w:sz w:val="20"/>
           <w:szCs w:val="20"/>
         </w:rPr>
-        <w:t xml:space="preserve"> a chart: title, axis titles, data labels, colors, gridlines.</w:t>
+        <w:t xml:space="preserve"> a chart: title, axis titles, data labels, </w:t>
+      </w:r>
+      <w:proofErr w:type="spellStart"/>
+      <w:r>
+        <w:rPr>
+          <w:sz w:val="20"/>
+          <w:szCs w:val="20"/>
+        </w:rPr>
+        <w:t>colors</w:t>
+      </w:r>
+      <w:proofErr w:type="spellEnd"/>
+      <w:r>
+        <w:rPr>
+          <w:sz w:val="20"/>
+          <w:szCs w:val="20"/>
+        </w:rPr>
+        <w:t>, gridlines.</w:t>
       </w:r>
     </w:p>
     <w:p>
@@ -3381,7 +3689,23 @@
           <w:sz w:val="20"/>
           <w:szCs w:val="20"/>
         </w:rPr>
-        <w:t xml:space="preserve"> column of Profit by Country split by Order_Year; add sparklines for the monthly trend.</w:t>
+        <w:t xml:space="preserve"> column of Profit by Country split by </w:t>
+      </w:r>
+      <w:proofErr w:type="spellStart"/>
+      <w:r>
+        <w:rPr>
+          <w:sz w:val="20"/>
+          <w:szCs w:val="20"/>
+        </w:rPr>
+        <w:t>Order_Year</w:t>
+      </w:r>
+      <w:proofErr w:type="spellEnd"/>
+      <w:r>
+        <w:rPr>
+          <w:sz w:val="20"/>
+          <w:szCs w:val="20"/>
+        </w:rPr>
+        <w:t>; add sparklines for the monthly trend.</w:t>
       </w:r>
     </w:p>
     <w:p>
@@ -3432,7 +3756,39 @@
           <w:sz w:val="20"/>
           <w:szCs w:val="20"/>
         </w:rPr>
-        <w:t xml:space="preserve"> a Product_ID to Product_Name lookup table and use VLOOKUP (exact match).</w:t>
+        <w:t xml:space="preserve"> a </w:t>
+      </w:r>
+      <w:proofErr w:type="spellStart"/>
+      <w:r>
+        <w:rPr>
+          <w:sz w:val="20"/>
+          <w:szCs w:val="20"/>
+        </w:rPr>
+        <w:t>Product_ID</w:t>
+      </w:r>
+      <w:proofErr w:type="spellEnd"/>
+      <w:r>
+        <w:rPr>
+          <w:sz w:val="20"/>
+          <w:szCs w:val="20"/>
+        </w:rPr>
+        <w:t xml:space="preserve"> to </w:t>
+      </w:r>
+      <w:proofErr w:type="spellStart"/>
+      <w:r>
+        <w:rPr>
+          <w:sz w:val="20"/>
+          <w:szCs w:val="20"/>
+        </w:rPr>
+        <w:t>Product_Name</w:t>
+      </w:r>
+      <w:proofErr w:type="spellEnd"/>
+      <w:r>
+        <w:rPr>
+          <w:sz w:val="20"/>
+          <w:szCs w:val="20"/>
+        </w:rPr>
+        <w:t xml:space="preserve"> lookup table and use VLOOKUP (exact match).</w:t>
       </w:r>
     </w:p>
     <w:p>
@@ -3466,7 +3822,23 @@
           <w:sz w:val="20"/>
           <w:szCs w:val="20"/>
         </w:rPr>
-        <w:t xml:space="preserve"> VLOOKUP approximate match to map Sales_Amount to a price band table (0, 100, 500, 1000).</w:t>
+        <w:t xml:space="preserve"> VLOOKUP approximate match to map </w:t>
+      </w:r>
+      <w:proofErr w:type="spellStart"/>
+      <w:r>
+        <w:rPr>
+          <w:sz w:val="20"/>
+          <w:szCs w:val="20"/>
+        </w:rPr>
+        <w:t>Sales_Amount</w:t>
+      </w:r>
+      <w:proofErr w:type="spellEnd"/>
+      <w:r>
+        <w:rPr>
+          <w:sz w:val="20"/>
+          <w:szCs w:val="20"/>
+        </w:rPr>
+        <w:t xml:space="preserve"> to a price band table (0, 100, 500, 1000).</w:t>
       </w:r>
     </w:p>
     <w:p>
@@ -3500,7 +3872,23 @@
           <w:sz w:val="20"/>
           <w:szCs w:val="20"/>
         </w:rPr>
-        <w:t xml:space="preserve"> HLOOKUP on a horizontal table of Shipping_Method and delivery fee.</w:t>
+        <w:t xml:space="preserve"> HLOOKUP on a horizontal table of </w:t>
+      </w:r>
+      <w:proofErr w:type="spellStart"/>
+      <w:r>
+        <w:rPr>
+          <w:sz w:val="20"/>
+          <w:szCs w:val="20"/>
+        </w:rPr>
+        <w:t>Shipping_Method</w:t>
+      </w:r>
+      <w:proofErr w:type="spellEnd"/>
+      <w:r>
+        <w:rPr>
+          <w:sz w:val="20"/>
+          <w:szCs w:val="20"/>
+        </w:rPr>
+        <w:t xml:space="preserve"> and delivery fee.</w:t>
       </w:r>
     </w:p>
     <w:p>
@@ -3653,7 +4041,23 @@
           <w:sz w:val="20"/>
           <w:szCs w:val="20"/>
         </w:rPr>
-        <w:t xml:space="preserve"> MATCH to find the row position of Product_ID 'P010'.</w:t>
+        <w:t xml:space="preserve"> MATCH to find the row position of </w:t>
+      </w:r>
+      <w:proofErr w:type="spellStart"/>
+      <w:r>
+        <w:rPr>
+          <w:sz w:val="20"/>
+          <w:szCs w:val="20"/>
+        </w:rPr>
+        <w:t>Product_ID</w:t>
+      </w:r>
+      <w:proofErr w:type="spellEnd"/>
+      <w:r>
+        <w:rPr>
+          <w:sz w:val="20"/>
+          <w:szCs w:val="20"/>
+        </w:rPr>
+        <w:t xml:space="preserve"> 'P010'.</w:t>
       </w:r>
     </w:p>
     <w:p>
@@ -3687,7 +4091,39 @@
           <w:sz w:val="20"/>
           <w:szCs w:val="20"/>
         </w:rPr>
-        <w:t xml:space="preserve"> INDEX/MATCH to return Store_Name for a given Store_ID.</w:t>
+        <w:t xml:space="preserve"> INDEX/MATCH to return </w:t>
+      </w:r>
+      <w:proofErr w:type="spellStart"/>
+      <w:r>
+        <w:rPr>
+          <w:sz w:val="20"/>
+          <w:szCs w:val="20"/>
+        </w:rPr>
+        <w:t>Store_Name</w:t>
+      </w:r>
+      <w:proofErr w:type="spellEnd"/>
+      <w:r>
+        <w:rPr>
+          <w:sz w:val="20"/>
+          <w:szCs w:val="20"/>
+        </w:rPr>
+        <w:t xml:space="preserve"> for a given </w:t>
+      </w:r>
+      <w:proofErr w:type="spellStart"/>
+      <w:r>
+        <w:rPr>
+          <w:sz w:val="20"/>
+          <w:szCs w:val="20"/>
+        </w:rPr>
+        <w:t>Store_ID</w:t>
+      </w:r>
+      <w:proofErr w:type="spellEnd"/>
+      <w:r>
+        <w:rPr>
+          <w:sz w:val="20"/>
+          <w:szCs w:val="20"/>
+        </w:rPr>
+        <w:t>.</w:t>
       </w:r>
     </w:p>
     <w:p>
@@ -3721,7 +4157,23 @@
           <w:sz w:val="20"/>
           <w:szCs w:val="20"/>
         </w:rPr>
-        <w:t>-way INDEX/MATCH: return sales for a chosen Country and Order_Year from a summary grid.</w:t>
+        <w:t xml:space="preserve">-way INDEX/MATCH: return sales for a chosen Country and </w:t>
+      </w:r>
+      <w:proofErr w:type="spellStart"/>
+      <w:r>
+        <w:rPr>
+          <w:sz w:val="20"/>
+          <w:szCs w:val="20"/>
+        </w:rPr>
+        <w:t>Order_Year</w:t>
+      </w:r>
+      <w:proofErr w:type="spellEnd"/>
+      <w:r>
+        <w:rPr>
+          <w:sz w:val="20"/>
+          <w:szCs w:val="20"/>
+        </w:rPr>
+        <w:t xml:space="preserve"> from a summary grid.</w:t>
       </w:r>
     </w:p>
     <w:p>
@@ -3755,7 +4207,23 @@
           <w:sz w:val="20"/>
           <w:szCs w:val="20"/>
         </w:rPr>
-        <w:t xml:space="preserve"> Filter with a criteria range: Country = Canada AND Discount_Percentage &gt; 20.</w:t>
+        <w:t xml:space="preserve"> Filter with a criteria range: Country = Canada AND </w:t>
+      </w:r>
+      <w:proofErr w:type="spellStart"/>
+      <w:r>
+        <w:rPr>
+          <w:sz w:val="20"/>
+          <w:szCs w:val="20"/>
+        </w:rPr>
+        <w:t>Discount_Percentage</w:t>
+      </w:r>
+      <w:proofErr w:type="spellEnd"/>
+      <w:r>
+        <w:rPr>
+          <w:sz w:val="20"/>
+          <w:szCs w:val="20"/>
+        </w:rPr>
+        <w:t xml:space="preserve"> &gt; 20.</w:t>
       </w:r>
     </w:p>
     <w:p>
@@ -3789,7 +4257,23 @@
           <w:sz w:val="20"/>
           <w:szCs w:val="20"/>
         </w:rPr>
-        <w:t xml:space="preserve"> Filter: copy only unique Customer_IDs to a new location.</w:t>
+        <w:t xml:space="preserve"> Filter: copy only unique </w:t>
+      </w:r>
+      <w:proofErr w:type="spellStart"/>
+      <w:r>
+        <w:rPr>
+          <w:sz w:val="20"/>
+          <w:szCs w:val="20"/>
+        </w:rPr>
+        <w:t>Customer_IDs</w:t>
+      </w:r>
+      <w:proofErr w:type="spellEnd"/>
+      <w:r>
+        <w:rPr>
+          <w:sz w:val="20"/>
+          <w:szCs w:val="20"/>
+        </w:rPr>
+        <w:t xml:space="preserve"> to a new location.</w:t>
       </w:r>
     </w:p>
     <w:p>
@@ -3823,7 +4307,23 @@
           <w:sz w:val="20"/>
           <w:szCs w:val="20"/>
         </w:rPr>
-        <w:t xml:space="preserve"> a combo chart: columns for Sales_Amount, line for Profit margin % on a secondary axis.</w:t>
+        <w:t xml:space="preserve"> a combo chart: columns for </w:t>
+      </w:r>
+      <w:proofErr w:type="spellStart"/>
+      <w:r>
+        <w:rPr>
+          <w:sz w:val="20"/>
+          <w:szCs w:val="20"/>
+        </w:rPr>
+        <w:t>Sales_Amount</w:t>
+      </w:r>
+      <w:proofErr w:type="spellEnd"/>
+      <w:r>
+        <w:rPr>
+          <w:sz w:val="20"/>
+          <w:szCs w:val="20"/>
+        </w:rPr>
+        <w:t>, line for Profit margin % on a secondary axis.</w:t>
       </w:r>
     </w:p>
     <w:p>
@@ -3874,7 +4374,23 @@
           <w:sz w:val="20"/>
           <w:szCs w:val="20"/>
         </w:rPr>
-        <w:t>: extract the city code from Store_ID (e.g. NYC-01 gives NYC).</w:t>
+        <w:t xml:space="preserve">: extract the city code from </w:t>
+      </w:r>
+      <w:proofErr w:type="spellStart"/>
+      <w:r>
+        <w:rPr>
+          <w:sz w:val="20"/>
+          <w:szCs w:val="20"/>
+        </w:rPr>
+        <w:t>Store_ID</w:t>
+      </w:r>
+      <w:proofErr w:type="spellEnd"/>
+      <w:r>
+        <w:rPr>
+          <w:sz w:val="20"/>
+          <w:szCs w:val="20"/>
+        </w:rPr>
+        <w:t xml:space="preserve"> (e.g. NYC-01 gives NYC).</w:t>
       </w:r>
     </w:p>
     <w:p>
@@ -3908,7 +4424,23 @@
           <w:sz w:val="20"/>
           <w:szCs w:val="20"/>
         </w:rPr>
-        <w:t>: extract the store number from Store_ID.</w:t>
+        <w:t xml:space="preserve">: extract the store number from </w:t>
+      </w:r>
+      <w:proofErr w:type="spellStart"/>
+      <w:r>
+        <w:rPr>
+          <w:sz w:val="20"/>
+          <w:szCs w:val="20"/>
+        </w:rPr>
+        <w:t>Store_ID</w:t>
+      </w:r>
+      <w:proofErr w:type="spellEnd"/>
+      <w:r>
+        <w:rPr>
+          <w:sz w:val="20"/>
+          <w:szCs w:val="20"/>
+        </w:rPr>
+        <w:t>.</w:t>
       </w:r>
     </w:p>
     <w:p>
@@ -3942,7 +4474,23 @@
           <w:sz w:val="20"/>
           <w:szCs w:val="20"/>
         </w:rPr>
-        <w:t>: extract the numeric part of Transaction_ID (T20001234).</w:t>
+        <w:t xml:space="preserve">: extract the numeric part of </w:t>
+      </w:r>
+      <w:proofErr w:type="spellStart"/>
+      <w:r>
+        <w:rPr>
+          <w:sz w:val="20"/>
+          <w:szCs w:val="20"/>
+        </w:rPr>
+        <w:t>Transaction_ID</w:t>
+      </w:r>
+      <w:proofErr w:type="spellEnd"/>
+      <w:r>
+        <w:rPr>
+          <w:sz w:val="20"/>
+          <w:szCs w:val="20"/>
+        </w:rPr>
+        <w:t xml:space="preserve"> (T20001234).</w:t>
       </w:r>
     </w:p>
     <w:p>
@@ -3976,7 +4524,23 @@
           <w:sz w:val="20"/>
           <w:szCs w:val="20"/>
         </w:rPr>
-        <w:t xml:space="preserve"> the casing of Customer_Gender and Region using UPPER, LOWER and PROPER.</w:t>
+        <w:t xml:space="preserve"> the casing of </w:t>
+      </w:r>
+      <w:proofErr w:type="spellStart"/>
+      <w:r>
+        <w:rPr>
+          <w:sz w:val="20"/>
+          <w:szCs w:val="20"/>
+        </w:rPr>
+        <w:t>Customer_Gender</w:t>
+      </w:r>
+      <w:proofErr w:type="spellEnd"/>
+      <w:r>
+        <w:rPr>
+          <w:sz w:val="20"/>
+          <w:szCs w:val="20"/>
+        </w:rPr>
+        <w:t xml:space="preserve"> and Region using UPPER, LOWER and PROPER.</w:t>
       </w:r>
     </w:p>
     <w:p>
@@ -4010,7 +4574,23 @@
           <w:sz w:val="20"/>
           <w:szCs w:val="20"/>
         </w:rPr>
-        <w:t>: find Customer_IDs whose length is not 6.</w:t>
+        <w:t xml:space="preserve">: find </w:t>
+      </w:r>
+      <w:proofErr w:type="spellStart"/>
+      <w:r>
+        <w:rPr>
+          <w:sz w:val="20"/>
+          <w:szCs w:val="20"/>
+        </w:rPr>
+        <w:t>Customer_IDs</w:t>
+      </w:r>
+      <w:proofErr w:type="spellEnd"/>
+      <w:r>
+        <w:rPr>
+          <w:sz w:val="20"/>
+          <w:szCs w:val="20"/>
+        </w:rPr>
+        <w:t xml:space="preserve"> whose length is not 6.</w:t>
       </w:r>
     </w:p>
     <w:p>
@@ -4129,7 +4709,23 @@
           <w:sz w:val="20"/>
           <w:szCs w:val="20"/>
         </w:rPr>
-        <w:t xml:space="preserve"> Year, Month name and Weekday from Order_Date.</w:t>
+        <w:t xml:space="preserve"> Year, Month name and Weekday from </w:t>
+      </w:r>
+      <w:proofErr w:type="spellStart"/>
+      <w:r>
+        <w:rPr>
+          <w:sz w:val="20"/>
+          <w:szCs w:val="20"/>
+        </w:rPr>
+        <w:t>Order_Date</w:t>
+      </w:r>
+      <w:proofErr w:type="spellEnd"/>
+      <w:r>
+        <w:rPr>
+          <w:sz w:val="20"/>
+          <w:szCs w:val="20"/>
+        </w:rPr>
+        <w:t>.</w:t>
       </w:r>
     </w:p>
     <w:p>
@@ -4213,7 +4809,23 @@
           <w:sz w:val="20"/>
           <w:szCs w:val="20"/>
         </w:rPr>
-        <w:t xml:space="preserve"> TIMEVALUE on Order_Time to label orders Morning, Afternoon or Evening.</w:t>
+        <w:t xml:space="preserve"> TIMEVALUE on </w:t>
+      </w:r>
+      <w:proofErr w:type="spellStart"/>
+      <w:r>
+        <w:rPr>
+          <w:sz w:val="20"/>
+          <w:szCs w:val="20"/>
+        </w:rPr>
+        <w:t>Order_Time</w:t>
+      </w:r>
+      <w:proofErr w:type="spellEnd"/>
+      <w:r>
+        <w:rPr>
+          <w:sz w:val="20"/>
+          <w:szCs w:val="20"/>
+        </w:rPr>
+        <w:t xml:space="preserve"> to label orders Morning, Afternoon or Evening.</w:t>
       </w:r>
     </w:p>
     <w:p>
@@ -4247,7 +4859,55 @@
           <w:sz w:val="20"/>
           <w:szCs w:val="20"/>
         </w:rPr>
-        <w:t>: working days between Order_Date and Order_Date + Delivery_Days.</w:t>
+        <w:t xml:space="preserve">: working days between </w:t>
+      </w:r>
+      <w:proofErr w:type="spellStart"/>
+      <w:r>
+        <w:rPr>
+          <w:sz w:val="20"/>
+          <w:szCs w:val="20"/>
+        </w:rPr>
+        <w:t>Order_Date</w:t>
+      </w:r>
+      <w:proofErr w:type="spellEnd"/>
+      <w:r>
+        <w:rPr>
+          <w:sz w:val="20"/>
+          <w:szCs w:val="20"/>
+        </w:rPr>
+        <w:t xml:space="preserve"> and </w:t>
+      </w:r>
+      <w:proofErr w:type="spellStart"/>
+      <w:r>
+        <w:rPr>
+          <w:sz w:val="20"/>
+          <w:szCs w:val="20"/>
+        </w:rPr>
+        <w:t>Order_Date</w:t>
+      </w:r>
+      <w:proofErr w:type="spellEnd"/>
+      <w:r>
+        <w:rPr>
+          <w:sz w:val="20"/>
+          <w:szCs w:val="20"/>
+        </w:rPr>
+        <w:t xml:space="preserve"> + </w:t>
+      </w:r>
+      <w:proofErr w:type="spellStart"/>
+      <w:r>
+        <w:rPr>
+          <w:sz w:val="20"/>
+          <w:szCs w:val="20"/>
+        </w:rPr>
+        <w:t>Delivery_Days</w:t>
+      </w:r>
+      <w:proofErr w:type="spellEnd"/>
+      <w:r>
+        <w:rPr>
+          <w:sz w:val="20"/>
+          <w:szCs w:val="20"/>
+        </w:rPr>
+        <w:t>.</w:t>
       </w:r>
     </w:p>
     <w:p>
@@ -4597,7 +5257,23 @@
           <w:sz w:val="20"/>
           <w:szCs w:val="20"/>
         </w:rPr>
-        <w:t xml:space="preserve"> four yearly sheets (2022-2025) by Product_Category using Data &gt; Consolidate (Sum).</w:t>
+        <w:t xml:space="preserve"> four yearly sheets (2022-2025) by </w:t>
+      </w:r>
+      <w:proofErr w:type="spellStart"/>
+      <w:r>
+        <w:rPr>
+          <w:sz w:val="20"/>
+          <w:szCs w:val="20"/>
+        </w:rPr>
+        <w:t>Product_Category</w:t>
+      </w:r>
+      <w:proofErr w:type="spellEnd"/>
+      <w:r>
+        <w:rPr>
+          <w:sz w:val="20"/>
+          <w:szCs w:val="20"/>
+        </w:rPr>
+        <w:t xml:space="preserve"> using Data &gt; Consolidate (Sum).</w:t>
       </w:r>
     </w:p>
     <w:p>
@@ -4716,7 +5392,55 @@
           <w:sz w:val="20"/>
           <w:szCs w:val="20"/>
         </w:rPr>
-        <w:t>: Sales_Amount by Product_Category (rows) and Order_Year (columns).</w:t>
+        <w:t xml:space="preserve">: </w:t>
+      </w:r>
+      <w:proofErr w:type="spellStart"/>
+      <w:r>
+        <w:rPr>
+          <w:sz w:val="20"/>
+          <w:szCs w:val="20"/>
+        </w:rPr>
+        <w:t>Sales_Amount</w:t>
+      </w:r>
+      <w:proofErr w:type="spellEnd"/>
+      <w:r>
+        <w:rPr>
+          <w:sz w:val="20"/>
+          <w:szCs w:val="20"/>
+        </w:rPr>
+        <w:t xml:space="preserve"> by </w:t>
+      </w:r>
+      <w:proofErr w:type="spellStart"/>
+      <w:r>
+        <w:rPr>
+          <w:sz w:val="20"/>
+          <w:szCs w:val="20"/>
+        </w:rPr>
+        <w:t>Product_Category</w:t>
+      </w:r>
+      <w:proofErr w:type="spellEnd"/>
+      <w:r>
+        <w:rPr>
+          <w:sz w:val="20"/>
+          <w:szCs w:val="20"/>
+        </w:rPr>
+        <w:t xml:space="preserve"> (rows) and </w:t>
+      </w:r>
+      <w:proofErr w:type="spellStart"/>
+      <w:r>
+        <w:rPr>
+          <w:sz w:val="20"/>
+          <w:szCs w:val="20"/>
+        </w:rPr>
+        <w:t>Order_Year</w:t>
+      </w:r>
+      <w:proofErr w:type="spellEnd"/>
+      <w:r>
+        <w:rPr>
+          <w:sz w:val="20"/>
+          <w:szCs w:val="20"/>
+        </w:rPr>
+        <w:t xml:space="preserve"> (columns).</w:t>
       </w:r>
     </w:p>
     <w:p>
@@ -4784,7 +5508,23 @@
           <w:sz w:val="20"/>
           <w:szCs w:val="20"/>
         </w:rPr>
-        <w:t xml:space="preserve"> Order_Date by Months and Quarters.</w:t>
+        <w:t xml:space="preserve"> </w:t>
+      </w:r>
+      <w:proofErr w:type="spellStart"/>
+      <w:r>
+        <w:rPr>
+          <w:sz w:val="20"/>
+          <w:szCs w:val="20"/>
+        </w:rPr>
+        <w:t>Order_Date</w:t>
+      </w:r>
+      <w:proofErr w:type="spellEnd"/>
+      <w:r>
+        <w:rPr>
+          <w:sz w:val="20"/>
+          <w:szCs w:val="20"/>
+        </w:rPr>
+        <w:t xml:space="preserve"> by Months and Quarters.</w:t>
       </w:r>
     </w:p>
     <w:p>
@@ -4818,7 +5558,39 @@
           <w:sz w:val="20"/>
           <w:szCs w:val="20"/>
         </w:rPr>
-        <w:t xml:space="preserve"> Customer_Age into bands of 10 years and Sales_Amount into bins.</w:t>
+        <w:t xml:space="preserve"> </w:t>
+      </w:r>
+      <w:proofErr w:type="spellStart"/>
+      <w:r>
+        <w:rPr>
+          <w:sz w:val="20"/>
+          <w:szCs w:val="20"/>
+        </w:rPr>
+        <w:t>Customer_Age</w:t>
+      </w:r>
+      <w:proofErr w:type="spellEnd"/>
+      <w:r>
+        <w:rPr>
+          <w:sz w:val="20"/>
+          <w:szCs w:val="20"/>
+        </w:rPr>
+        <w:t xml:space="preserve"> into bands of 10 years and </w:t>
+      </w:r>
+      <w:proofErr w:type="spellStart"/>
+      <w:r>
+        <w:rPr>
+          <w:sz w:val="20"/>
+          <w:szCs w:val="20"/>
+        </w:rPr>
+        <w:t>Sales_Amount</w:t>
+      </w:r>
+      <w:proofErr w:type="spellEnd"/>
+      <w:r>
+        <w:rPr>
+          <w:sz w:val="20"/>
+          <w:szCs w:val="20"/>
+        </w:rPr>
+        <w:t xml:space="preserve"> into bins.</w:t>
       </w:r>
     </w:p>
     <w:p>
@@ -4852,7 +5624,23 @@
           <w:sz w:val="20"/>
           <w:szCs w:val="20"/>
         </w:rPr>
-        <w:t xml:space="preserve"> slicers for Country and Sales_Channel connected to two pivots, plus a Timeline slicer.</w:t>
+        <w:t xml:space="preserve"> slicers for Country and </w:t>
+      </w:r>
+      <w:proofErr w:type="spellStart"/>
+      <w:r>
+        <w:rPr>
+          <w:sz w:val="20"/>
+          <w:szCs w:val="20"/>
+        </w:rPr>
+        <w:t>Sales_Channel</w:t>
+      </w:r>
+      <w:proofErr w:type="spellEnd"/>
+      <w:r>
+        <w:rPr>
+          <w:sz w:val="20"/>
+          <w:szCs w:val="20"/>
+        </w:rPr>
+        <w:t xml:space="preserve"> connected to two pivots, plus a Timeline slicer.</w:t>
       </w:r>
     </w:p>
     <w:p>
@@ -4886,7 +5674,23 @@
           <w:sz w:val="20"/>
           <w:szCs w:val="20"/>
         </w:rPr>
-        <w:t xml:space="preserve"> values as % of column total and filter to the Top 10 Product_Names.</w:t>
+        <w:t xml:space="preserve"> values as % of column total and filter to the Top 10 </w:t>
+      </w:r>
+      <w:proofErr w:type="spellStart"/>
+      <w:r>
+        <w:rPr>
+          <w:sz w:val="20"/>
+          <w:szCs w:val="20"/>
+        </w:rPr>
+        <w:t>Product_Names</w:t>
+      </w:r>
+      <w:proofErr w:type="spellEnd"/>
+      <w:r>
+        <w:rPr>
+          <w:sz w:val="20"/>
+          <w:szCs w:val="20"/>
+        </w:rPr>
+        <w:t>.</w:t>
       </w:r>
     </w:p>
     <w:p>
@@ -4971,7 +5775,23 @@
           <w:sz w:val="20"/>
           <w:szCs w:val="20"/>
         </w:rPr>
-        <w:t xml:space="preserve"> a dropdown list for Sales_Channel using Data Validation.</w:t>
+        <w:t xml:space="preserve"> a dropdown list for </w:t>
+      </w:r>
+      <w:proofErr w:type="spellStart"/>
+      <w:r>
+        <w:rPr>
+          <w:sz w:val="20"/>
+          <w:szCs w:val="20"/>
+        </w:rPr>
+        <w:t>Sales_Channel</w:t>
+      </w:r>
+      <w:proofErr w:type="spellEnd"/>
+      <w:r>
+        <w:rPr>
+          <w:sz w:val="20"/>
+          <w:szCs w:val="20"/>
+        </w:rPr>
+        <w:t xml:space="preserve"> using Data Validation.</w:t>
       </w:r>
     </w:p>
     <w:p>
@@ -5005,7 +5825,23 @@
           <w:sz w:val="20"/>
           <w:szCs w:val="20"/>
         </w:rPr>
-        <w:t xml:space="preserve"> Discount_Percentage to values between 0 and 50, with a custom error message.</w:t>
+        <w:t xml:space="preserve"> </w:t>
+      </w:r>
+      <w:proofErr w:type="spellStart"/>
+      <w:r>
+        <w:rPr>
+          <w:sz w:val="20"/>
+          <w:szCs w:val="20"/>
+        </w:rPr>
+        <w:t>Discount_Percentage</w:t>
+      </w:r>
+      <w:proofErr w:type="spellEnd"/>
+      <w:r>
+        <w:rPr>
+          <w:sz w:val="20"/>
+          <w:szCs w:val="20"/>
+        </w:rPr>
+        <w:t xml:space="preserve"> to values between 0 and 50, with a custom error message.</w:t>
       </w:r>
     </w:p>
     <w:p>
@@ -5107,7 +5943,23 @@
           <w:sz w:val="20"/>
           <w:szCs w:val="20"/>
         </w:rPr>
-        <w:t xml:space="preserve"> Seek: what Unit_Price gives a target profit of 500 on a transaction?</w:t>
+        <w:t xml:space="preserve"> Seek: what </w:t>
+      </w:r>
+      <w:proofErr w:type="spellStart"/>
+      <w:r>
+        <w:rPr>
+          <w:sz w:val="20"/>
+          <w:szCs w:val="20"/>
+        </w:rPr>
+        <w:t>Unit_Price</w:t>
+      </w:r>
+      <w:proofErr w:type="spellEnd"/>
+      <w:r>
+        <w:rPr>
+          <w:sz w:val="20"/>
+          <w:szCs w:val="20"/>
+        </w:rPr>
+        <w:t xml:space="preserve"> gives a target profit of 500 on a transaction?</w:t>
       </w:r>
     </w:p>
     <w:p>
@@ -5255,7 +6107,55 @@
           <w:sz w:val="20"/>
           <w:szCs w:val="20"/>
         </w:rPr>
-        <w:t xml:space="preserve"> the header row and the Transaction_ID column. Format Order_Date as DD-MMM-YYYY and Sales_Amount as currency with 2 decimals.</w:t>
+        <w:t xml:space="preserve"> the header row and the </w:t>
+      </w:r>
+      <w:proofErr w:type="spellStart"/>
+      <w:r>
+        <w:rPr>
+          <w:sz w:val="20"/>
+          <w:szCs w:val="20"/>
+        </w:rPr>
+        <w:t>Transaction_ID</w:t>
+      </w:r>
+      <w:proofErr w:type="spellEnd"/>
+      <w:r>
+        <w:rPr>
+          <w:sz w:val="20"/>
+          <w:szCs w:val="20"/>
+        </w:rPr>
+        <w:t xml:space="preserve"> column. Format </w:t>
+      </w:r>
+      <w:proofErr w:type="spellStart"/>
+      <w:r>
+        <w:rPr>
+          <w:sz w:val="20"/>
+          <w:szCs w:val="20"/>
+        </w:rPr>
+        <w:t>Order_Date</w:t>
+      </w:r>
+      <w:proofErr w:type="spellEnd"/>
+      <w:r>
+        <w:rPr>
+          <w:sz w:val="20"/>
+          <w:szCs w:val="20"/>
+        </w:rPr>
+        <w:t xml:space="preserve"> as DD-MMM-YYYY and </w:t>
+      </w:r>
+      <w:proofErr w:type="spellStart"/>
+      <w:r>
+        <w:rPr>
+          <w:sz w:val="20"/>
+          <w:szCs w:val="20"/>
+        </w:rPr>
+        <w:t>Sales_Amount</w:t>
+      </w:r>
+      <w:proofErr w:type="spellEnd"/>
+      <w:r>
+        <w:rPr>
+          <w:sz w:val="20"/>
+          <w:szCs w:val="20"/>
+        </w:rPr>
+        <w:t xml:space="preserve"> as currency with 2 decimals.</w:t>
       </w:r>
     </w:p>
     <w:p>
@@ -5334,7 +6234,23 @@
           <w:sz w:val="20"/>
           <w:szCs w:val="20"/>
         </w:rPr>
-        <w:t xml:space="preserve"> Special to select every blank cell in Customer_Rating and fill them all with 'NA' in one step.</w:t>
+        <w:t xml:space="preserve"> Special to select every blank cell in </w:t>
+      </w:r>
+      <w:proofErr w:type="spellStart"/>
+      <w:r>
+        <w:rPr>
+          <w:sz w:val="20"/>
+          <w:szCs w:val="20"/>
+        </w:rPr>
+        <w:t>Customer_Rating</w:t>
+      </w:r>
+      <w:proofErr w:type="spellEnd"/>
+      <w:r>
+        <w:rPr>
+          <w:sz w:val="20"/>
+          <w:szCs w:val="20"/>
+        </w:rPr>
+        <w:t xml:space="preserve"> and fill them all with 'NA' in one step.</w:t>
       </w:r>
     </w:p>
     <w:p>
@@ -5460,7 +6376,23 @@
           <w:sz w:val="20"/>
           <w:szCs w:val="20"/>
         </w:rPr>
-        <w:t xml:space="preserve"> Customer_Age outside 16-90 and report how many rows are affected.</w:t>
+        <w:t xml:space="preserve"> </w:t>
+      </w:r>
+      <w:proofErr w:type="spellStart"/>
+      <w:r>
+        <w:rPr>
+          <w:sz w:val="20"/>
+          <w:szCs w:val="20"/>
+        </w:rPr>
+        <w:t>Customer_Age</w:t>
+      </w:r>
+      <w:proofErr w:type="spellEnd"/>
+      <w:r>
+        <w:rPr>
+          <w:sz w:val="20"/>
+          <w:szCs w:val="20"/>
+        </w:rPr>
+        <w:t xml:space="preserve"> outside 16-90 and report how many rows are affected.</w:t>
       </w:r>
     </w:p>
     <w:p>
@@ -5586,7 +6518,39 @@
           <w:sz w:val="20"/>
           <w:szCs w:val="20"/>
         </w:rPr>
-        <w:t xml:space="preserve"> 'Returned' when Return_Flag = Yes, otherwise show the Order_Status.</w:t>
+        <w:t xml:space="preserve"> 'Returned' when </w:t>
+      </w:r>
+      <w:proofErr w:type="spellStart"/>
+      <w:r>
+        <w:rPr>
+          <w:sz w:val="20"/>
+          <w:szCs w:val="20"/>
+        </w:rPr>
+        <w:t>Return_Flag</w:t>
+      </w:r>
+      <w:proofErr w:type="spellEnd"/>
+      <w:r>
+        <w:rPr>
+          <w:sz w:val="20"/>
+          <w:szCs w:val="20"/>
+        </w:rPr>
+        <w:t xml:space="preserve"> = Yes, otherwise show the </w:t>
+      </w:r>
+      <w:proofErr w:type="spellStart"/>
+      <w:r>
+        <w:rPr>
+          <w:sz w:val="20"/>
+          <w:szCs w:val="20"/>
+        </w:rPr>
+        <w:t>Order_Status</w:t>
+      </w:r>
+      <w:proofErr w:type="spellEnd"/>
+      <w:r>
+        <w:rPr>
+          <w:sz w:val="20"/>
+          <w:szCs w:val="20"/>
+        </w:rPr>
+        <w:t>.</w:t>
       </w:r>
     </w:p>
     <w:p>
@@ -5649,7 +6613,23 @@
           <w:sz w:val="20"/>
           <w:szCs w:val="20"/>
         </w:rPr>
-        <w:t xml:space="preserve"> duplicate Transaction_IDs with a COUNTIF helper column instead of deleting.</w:t>
+        <w:t xml:space="preserve"> duplicate </w:t>
+      </w:r>
+      <w:proofErr w:type="spellStart"/>
+      <w:r>
+        <w:rPr>
+          <w:sz w:val="20"/>
+          <w:szCs w:val="20"/>
+        </w:rPr>
+        <w:t>Transaction_IDs</w:t>
+      </w:r>
+      <w:proofErr w:type="spellEnd"/>
+      <w:r>
+        <w:rPr>
+          <w:sz w:val="20"/>
+          <w:szCs w:val="20"/>
+        </w:rPr>
+        <w:t xml:space="preserve"> with a COUNTIF helper column instead of deleting.</w:t>
       </w:r>
     </w:p>
     <w:p>
@@ -5712,7 +6692,39 @@
           <w:sz w:val="20"/>
           <w:szCs w:val="20"/>
         </w:rPr>
-        <w:t xml:space="preserve"> blank Customer_Rating with the average rating of that row's Product_Category (AVERAGEIF).</w:t>
+        <w:t xml:space="preserve"> blank </w:t>
+      </w:r>
+      <w:proofErr w:type="spellStart"/>
+      <w:r>
+        <w:rPr>
+          <w:sz w:val="20"/>
+          <w:szCs w:val="20"/>
+        </w:rPr>
+        <w:t>Customer_Rating</w:t>
+      </w:r>
+      <w:proofErr w:type="spellEnd"/>
+      <w:r>
+        <w:rPr>
+          <w:sz w:val="20"/>
+          <w:szCs w:val="20"/>
+        </w:rPr>
+        <w:t xml:space="preserve"> with the average rating of that row's </w:t>
+      </w:r>
+      <w:proofErr w:type="spellStart"/>
+      <w:r>
+        <w:rPr>
+          <w:sz w:val="20"/>
+          <w:szCs w:val="20"/>
+        </w:rPr>
+        <w:t>Product_Category</w:t>
+      </w:r>
+      <w:proofErr w:type="spellEnd"/>
+      <w:r>
+        <w:rPr>
+          <w:sz w:val="20"/>
+          <w:szCs w:val="20"/>
+        </w:rPr>
+        <w:t xml:space="preserve"> (AVERAGEIF).</w:t>
       </w:r>
     </w:p>
     <w:p>
@@ -5775,7 +6787,23 @@
           <w:sz w:val="20"/>
           <w:szCs w:val="20"/>
         </w:rPr>
-        <w:t>: total Profit by Product_Category for 2024.</w:t>
+        <w:t xml:space="preserve">: total Profit by </w:t>
+      </w:r>
+      <w:proofErr w:type="spellStart"/>
+      <w:r>
+        <w:rPr>
+          <w:sz w:val="20"/>
+          <w:szCs w:val="20"/>
+        </w:rPr>
+        <w:t>Product_Category</w:t>
+      </w:r>
+      <w:proofErr w:type="spellEnd"/>
+      <w:r>
+        <w:rPr>
+          <w:sz w:val="20"/>
+          <w:szCs w:val="20"/>
+        </w:rPr>
+        <w:t xml:space="preserve"> for 2024.</w:t>
       </w:r>
     </w:p>
     <w:p>
@@ -5838,7 +6866,39 @@
           <w:sz w:val="20"/>
           <w:szCs w:val="20"/>
         </w:rPr>
-        <w:t>: compute Profit / Sales_Amount and show 0 when Sales_Amount is blank or zero.</w:t>
+        <w:t xml:space="preserve">: compute Profit / </w:t>
+      </w:r>
+      <w:proofErr w:type="spellStart"/>
+      <w:r>
+        <w:rPr>
+          <w:sz w:val="20"/>
+          <w:szCs w:val="20"/>
+        </w:rPr>
+        <w:t>Sales_Amount</w:t>
+      </w:r>
+      <w:proofErr w:type="spellEnd"/>
+      <w:r>
+        <w:rPr>
+          <w:sz w:val="20"/>
+          <w:szCs w:val="20"/>
+        </w:rPr>
+        <w:t xml:space="preserve"> and show 0 when </w:t>
+      </w:r>
+      <w:proofErr w:type="spellStart"/>
+      <w:r>
+        <w:rPr>
+          <w:sz w:val="20"/>
+          <w:szCs w:val="20"/>
+        </w:rPr>
+        <w:t>Sales_Amount</w:t>
+      </w:r>
+      <w:proofErr w:type="spellEnd"/>
+      <w:r>
+        <w:rPr>
+          <w:sz w:val="20"/>
+          <w:szCs w:val="20"/>
+        </w:rPr>
+        <w:t xml:space="preserve"> is blank or zero.</w:t>
       </w:r>
     </w:p>
     <w:p>
@@ -5902,7 +6962,23 @@
           <w:sz w:val="20"/>
           <w:szCs w:val="20"/>
         </w:rPr>
-        <w:t xml:space="preserve"> chart of Sales_Channel share. When is a pie/donut a bad choice?</w:t>
+        <w:t xml:space="preserve"> chart of </w:t>
+      </w:r>
+      <w:proofErr w:type="spellStart"/>
+      <w:r>
+        <w:rPr>
+          <w:sz w:val="20"/>
+          <w:szCs w:val="20"/>
+        </w:rPr>
+        <w:t>Sales_Channel</w:t>
+      </w:r>
+      <w:proofErr w:type="spellEnd"/>
+      <w:r>
+        <w:rPr>
+          <w:sz w:val="20"/>
+          <w:szCs w:val="20"/>
+        </w:rPr>
+        <w:t xml:space="preserve"> share. When is a pie/donut a bad choice?</w:t>
       </w:r>
     </w:p>
     <w:p>
@@ -5965,7 +7041,23 @@
           <w:sz w:val="20"/>
           <w:szCs w:val="20"/>
         </w:rPr>
-        <w:t xml:space="preserve"> column of Profit by Country split by Order_Year; add sparklines for the monthly trend.</w:t>
+        <w:t xml:space="preserve"> column of Profit by Country split by </w:t>
+      </w:r>
+      <w:proofErr w:type="spellStart"/>
+      <w:r>
+        <w:rPr>
+          <w:sz w:val="20"/>
+          <w:szCs w:val="20"/>
+        </w:rPr>
+        <w:t>Order_Year</w:t>
+      </w:r>
+      <w:proofErr w:type="spellEnd"/>
+      <w:r>
+        <w:rPr>
+          <w:sz w:val="20"/>
+          <w:szCs w:val="20"/>
+        </w:rPr>
+        <w:t>; add sparklines for the monthly trend.</w:t>
       </w:r>
     </w:p>
     <w:p>
@@ -6028,7 +7120,23 @@
           <w:sz w:val="20"/>
           <w:szCs w:val="20"/>
         </w:rPr>
-        <w:t xml:space="preserve"> HLOOKUP on a horizontal table of Shipping_Method and delivery fee.</w:t>
+        <w:t xml:space="preserve"> HLOOKUP on a horizontal table of </w:t>
+      </w:r>
+      <w:proofErr w:type="spellStart"/>
+      <w:r>
+        <w:rPr>
+          <w:sz w:val="20"/>
+          <w:szCs w:val="20"/>
+        </w:rPr>
+        <w:t>Shipping_Method</w:t>
+      </w:r>
+      <w:proofErr w:type="spellEnd"/>
+      <w:r>
+        <w:rPr>
+          <w:sz w:val="20"/>
+          <w:szCs w:val="20"/>
+        </w:rPr>
+        <w:t xml:space="preserve"> and delivery fee.</w:t>
       </w:r>
     </w:p>
     <w:p>
@@ -6154,7 +7262,23 @@
           <w:sz w:val="20"/>
           <w:szCs w:val="20"/>
         </w:rPr>
-        <w:t>-way INDEX/MATCH: return sales for a chosen Country and Order_Year from a summary grid.</w:t>
+        <w:t xml:space="preserve">-way INDEX/MATCH: return sales for a chosen Country and </w:t>
+      </w:r>
+      <w:proofErr w:type="spellStart"/>
+      <w:r>
+        <w:rPr>
+          <w:sz w:val="20"/>
+          <w:szCs w:val="20"/>
+        </w:rPr>
+        <w:t>Order_Year</w:t>
+      </w:r>
+      <w:proofErr w:type="spellEnd"/>
+      <w:r>
+        <w:rPr>
+          <w:sz w:val="20"/>
+          <w:szCs w:val="20"/>
+        </w:rPr>
+        <w:t xml:space="preserve"> from a summary grid.</w:t>
       </w:r>
     </w:p>
     <w:p>
@@ -6217,7 +7341,23 @@
           <w:sz w:val="20"/>
           <w:szCs w:val="20"/>
         </w:rPr>
-        <w:t xml:space="preserve"> a combo chart: columns for Sales_Amount, line for Profit margin % on a secondary axis.</w:t>
+        <w:t xml:space="preserve"> a combo chart: columns for </w:t>
+      </w:r>
+      <w:proofErr w:type="spellStart"/>
+      <w:r>
+        <w:rPr>
+          <w:sz w:val="20"/>
+          <w:szCs w:val="20"/>
+        </w:rPr>
+        <w:t>Sales_Amount</w:t>
+      </w:r>
+      <w:proofErr w:type="spellEnd"/>
+      <w:r>
+        <w:rPr>
+          <w:sz w:val="20"/>
+          <w:szCs w:val="20"/>
+        </w:rPr>
+        <w:t>, line for Profit margin % on a secondary axis.</w:t>
       </w:r>
     </w:p>
     <w:p>
@@ -6280,7 +7420,23 @@
           <w:sz w:val="20"/>
           <w:szCs w:val="20"/>
         </w:rPr>
-        <w:t>: extract the numeric part of Transaction_ID (T20001234).</w:t>
+        <w:t xml:space="preserve">: extract the numeric part of </w:t>
+      </w:r>
+      <w:proofErr w:type="spellStart"/>
+      <w:r>
+        <w:rPr>
+          <w:sz w:val="20"/>
+          <w:szCs w:val="20"/>
+        </w:rPr>
+        <w:t>Transaction_ID</w:t>
+      </w:r>
+      <w:proofErr w:type="spellEnd"/>
+      <w:r>
+        <w:rPr>
+          <w:sz w:val="20"/>
+          <w:szCs w:val="20"/>
+        </w:rPr>
+        <w:t xml:space="preserve"> (T20001234).</w:t>
       </w:r>
     </w:p>
     <w:p>
@@ -6674,7 +7830,23 @@
           <w:sz w:val="20"/>
           <w:szCs w:val="20"/>
         </w:rPr>
-        <w:t xml:space="preserve"> Order_Date by Months and Quarters.</w:t>
+        <w:t xml:space="preserve"> </w:t>
+      </w:r>
+      <w:proofErr w:type="spellStart"/>
+      <w:r>
+        <w:rPr>
+          <w:sz w:val="20"/>
+          <w:szCs w:val="20"/>
+        </w:rPr>
+        <w:t>Order_Date</w:t>
+      </w:r>
+      <w:proofErr w:type="spellEnd"/>
+      <w:r>
+        <w:rPr>
+          <w:sz w:val="20"/>
+          <w:szCs w:val="20"/>
+        </w:rPr>
+        <w:t xml:space="preserve"> by Months and Quarters.</w:t>
       </w:r>
     </w:p>
     <w:p>
@@ -6737,7 +7909,23 @@
           <w:sz w:val="20"/>
           <w:szCs w:val="20"/>
         </w:rPr>
-        <w:t xml:space="preserve"> values as % of column total and filter to the Top 10 Product_Names.</w:t>
+        <w:t xml:space="preserve"> values as % of column total and filter to the Top 10 </w:t>
+      </w:r>
+      <w:proofErr w:type="spellStart"/>
+      <w:r>
+        <w:rPr>
+          <w:sz w:val="20"/>
+          <w:szCs w:val="20"/>
+        </w:rPr>
+        <w:t>Product_Names</w:t>
+      </w:r>
+      <w:proofErr w:type="spellEnd"/>
+      <w:r>
+        <w:rPr>
+          <w:sz w:val="20"/>
+          <w:szCs w:val="20"/>
+        </w:rPr>
+        <w:t>.</w:t>
       </w:r>
     </w:p>
     <w:p>
@@ -7349,7 +8537,23 @@
           <w:sz w:val="20"/>
           <w:szCs w:val="20"/>
         </w:rPr>
-        <w:t xml:space="preserve"> a database retail_db and a sales table with suitable data types.</w:t>
+        <w:t xml:space="preserve"> a database </w:t>
+      </w:r>
+      <w:proofErr w:type="spellStart"/>
+      <w:r>
+        <w:rPr>
+          <w:sz w:val="20"/>
+          <w:szCs w:val="20"/>
+        </w:rPr>
+        <w:t>retail_db</w:t>
+      </w:r>
+      <w:proofErr w:type="spellEnd"/>
+      <w:r>
+        <w:rPr>
+          <w:sz w:val="20"/>
+          <w:szCs w:val="20"/>
+        </w:rPr>
+        <w:t xml:space="preserve"> and a sales table with suitable data types.</w:t>
       </w:r>
     </w:p>
     <w:p>
@@ -7383,7 +8587,39 @@
           <w:sz w:val="20"/>
           <w:szCs w:val="20"/>
         </w:rPr>
-        <w:t xml:space="preserve"> a primary key on Transaction_ID and NOT NULL on Order_Date.</w:t>
+        <w:t xml:space="preserve"> a primary key on </w:t>
+      </w:r>
+      <w:proofErr w:type="spellStart"/>
+      <w:r>
+        <w:rPr>
+          <w:sz w:val="20"/>
+          <w:szCs w:val="20"/>
+        </w:rPr>
+        <w:t>Transaction_ID</w:t>
+      </w:r>
+      <w:proofErr w:type="spellEnd"/>
+      <w:r>
+        <w:rPr>
+          <w:sz w:val="20"/>
+          <w:szCs w:val="20"/>
+        </w:rPr>
+        <w:t xml:space="preserve"> and NOT NULL on </w:t>
+      </w:r>
+      <w:proofErr w:type="spellStart"/>
+      <w:r>
+        <w:rPr>
+          <w:sz w:val="20"/>
+          <w:szCs w:val="20"/>
+        </w:rPr>
+        <w:t>Order_Date</w:t>
+      </w:r>
+      <w:proofErr w:type="spellEnd"/>
+      <w:r>
+        <w:rPr>
+          <w:sz w:val="20"/>
+          <w:szCs w:val="20"/>
+        </w:rPr>
+        <w:t>.</w:t>
       </w:r>
     </w:p>
     <w:p>
@@ -7519,7 +8755,55 @@
           <w:sz w:val="20"/>
           <w:szCs w:val="20"/>
         </w:rPr>
-        <w:t xml:space="preserve"> dim_store from SELECT DISTINCT Store_ID, Store_Name, City, Country.</w:t>
+        <w:t xml:space="preserve"> </w:t>
+      </w:r>
+      <w:proofErr w:type="spellStart"/>
+      <w:r>
+        <w:rPr>
+          <w:sz w:val="20"/>
+          <w:szCs w:val="20"/>
+        </w:rPr>
+        <w:t>dim_store</w:t>
+      </w:r>
+      <w:proofErr w:type="spellEnd"/>
+      <w:r>
+        <w:rPr>
+          <w:sz w:val="20"/>
+          <w:szCs w:val="20"/>
+        </w:rPr>
+        <w:t xml:space="preserve"> from SELECT DISTINCT </w:t>
+      </w:r>
+      <w:proofErr w:type="spellStart"/>
+      <w:r>
+        <w:rPr>
+          <w:sz w:val="20"/>
+          <w:szCs w:val="20"/>
+        </w:rPr>
+        <w:t>Store_ID</w:t>
+      </w:r>
+      <w:proofErr w:type="spellEnd"/>
+      <w:r>
+        <w:rPr>
+          <w:sz w:val="20"/>
+          <w:szCs w:val="20"/>
+        </w:rPr>
+        <w:t xml:space="preserve">, </w:t>
+      </w:r>
+      <w:proofErr w:type="spellStart"/>
+      <w:r>
+        <w:rPr>
+          <w:sz w:val="20"/>
+          <w:szCs w:val="20"/>
+        </w:rPr>
+        <w:t>Store_Name</w:t>
+      </w:r>
+      <w:proofErr w:type="spellEnd"/>
+      <w:r>
+        <w:rPr>
+          <w:sz w:val="20"/>
+          <w:szCs w:val="20"/>
+        </w:rPr>
+        <w:t>, City, Country.</w:t>
       </w:r>
     </w:p>
     <w:p>
@@ -7579,7 +8863,55 @@
           <w:sz w:val="20"/>
           <w:szCs w:val="20"/>
         </w:rPr>
-        <w:t xml:space="preserve"> Transaction_ID, Customer_Name and Sales_Amount for the first 10 rows.</w:t>
+        <w:t xml:space="preserve"> </w:t>
+      </w:r>
+      <w:proofErr w:type="spellStart"/>
+      <w:r>
+        <w:rPr>
+          <w:sz w:val="20"/>
+          <w:szCs w:val="20"/>
+        </w:rPr>
+        <w:t>Transaction_ID</w:t>
+      </w:r>
+      <w:proofErr w:type="spellEnd"/>
+      <w:r>
+        <w:rPr>
+          <w:sz w:val="20"/>
+          <w:szCs w:val="20"/>
+        </w:rPr>
+        <w:t xml:space="preserve">, </w:t>
+      </w:r>
+      <w:proofErr w:type="spellStart"/>
+      <w:r>
+        <w:rPr>
+          <w:sz w:val="20"/>
+          <w:szCs w:val="20"/>
+        </w:rPr>
+        <w:t>Customer_Name</w:t>
+      </w:r>
+      <w:proofErr w:type="spellEnd"/>
+      <w:r>
+        <w:rPr>
+          <w:sz w:val="20"/>
+          <w:szCs w:val="20"/>
+        </w:rPr>
+        <w:t xml:space="preserve"> and </w:t>
+      </w:r>
+      <w:proofErr w:type="spellStart"/>
+      <w:r>
+        <w:rPr>
+          <w:sz w:val="20"/>
+          <w:szCs w:val="20"/>
+        </w:rPr>
+        <w:t>Sales_Amount</w:t>
+      </w:r>
+      <w:proofErr w:type="spellEnd"/>
+      <w:r>
+        <w:rPr>
+          <w:sz w:val="20"/>
+          <w:szCs w:val="20"/>
+        </w:rPr>
+        <w:t xml:space="preserve"> for the first 10 rows.</w:t>
       </w:r>
     </w:p>
     <w:p>
@@ -7613,7 +8945,23 @@
           <w:sz w:val="20"/>
           <w:szCs w:val="20"/>
         </w:rPr>
-        <w:t xml:space="preserve"> where Country = 'Canada' and Sales_Amount &gt; 500.</w:t>
+        <w:t xml:space="preserve"> where Country = 'Canada' and </w:t>
+      </w:r>
+      <w:proofErr w:type="spellStart"/>
+      <w:r>
+        <w:rPr>
+          <w:sz w:val="20"/>
+          <w:szCs w:val="20"/>
+        </w:rPr>
+        <w:t>Sales_Amount</w:t>
+      </w:r>
+      <w:proofErr w:type="spellEnd"/>
+      <w:r>
+        <w:rPr>
+          <w:sz w:val="20"/>
+          <w:szCs w:val="20"/>
+        </w:rPr>
+        <w:t xml:space="preserve"> &gt; 500.</w:t>
       </w:r>
     </w:p>
     <w:p>
@@ -7715,7 +9063,23 @@
           <w:sz w:val="20"/>
           <w:szCs w:val="20"/>
         </w:rPr>
-        <w:t xml:space="preserve"> LIKE to find Product_Names starting with 'Aero'.</w:t>
+        <w:t xml:space="preserve"> LIKE to find </w:t>
+      </w:r>
+      <w:proofErr w:type="spellStart"/>
+      <w:r>
+        <w:rPr>
+          <w:sz w:val="20"/>
+          <w:szCs w:val="20"/>
+        </w:rPr>
+        <w:t>Product_Names</w:t>
+      </w:r>
+      <w:proofErr w:type="spellEnd"/>
+      <w:r>
+        <w:rPr>
+          <w:sz w:val="20"/>
+          <w:szCs w:val="20"/>
+        </w:rPr>
+        <w:t xml:space="preserve"> starting with 'Aero'.</w:t>
       </w:r>
     </w:p>
     <w:p>
@@ -7749,7 +9113,23 @@
           <w:sz w:val="20"/>
           <w:szCs w:val="20"/>
         </w:rPr>
-        <w:t xml:space="preserve"> transactions where Promotion_Code IS NULL; list distinct countries with an alias.</w:t>
+        <w:t xml:space="preserve"> transactions where </w:t>
+      </w:r>
+      <w:proofErr w:type="spellStart"/>
+      <w:r>
+        <w:rPr>
+          <w:sz w:val="20"/>
+          <w:szCs w:val="20"/>
+        </w:rPr>
+        <w:t>Promotion_Code</w:t>
+      </w:r>
+      <w:proofErr w:type="spellEnd"/>
+      <w:r>
+        <w:rPr>
+          <w:sz w:val="20"/>
+          <w:szCs w:val="20"/>
+        </w:rPr>
+        <w:t xml:space="preserve"> IS NULL; list distinct countries with an alias.</w:t>
       </w:r>
     </w:p>
     <w:p>
@@ -7800,7 +9180,23 @@
           <w:sz w:val="20"/>
           <w:szCs w:val="20"/>
         </w:rPr>
-        <w:t xml:space="preserve"> 10 transactions by Sales_Amount.</w:t>
+        <w:t xml:space="preserve"> 10 transactions by </w:t>
+      </w:r>
+      <w:proofErr w:type="spellStart"/>
+      <w:r>
+        <w:rPr>
+          <w:sz w:val="20"/>
+          <w:szCs w:val="20"/>
+        </w:rPr>
+        <w:t>Sales_Amount</w:t>
+      </w:r>
+      <w:proofErr w:type="spellEnd"/>
+      <w:r>
+        <w:rPr>
+          <w:sz w:val="20"/>
+          <w:szCs w:val="20"/>
+        </w:rPr>
+        <w:t>.</w:t>
       </w:r>
     </w:p>
     <w:p>
@@ -7902,7 +9298,39 @@
           <w:sz w:val="20"/>
           <w:szCs w:val="20"/>
         </w:rPr>
-        <w:t xml:space="preserve"> orders first, using Order_Date and Order_Time.</w:t>
+        <w:t xml:space="preserve"> orders first, using </w:t>
+      </w:r>
+      <w:proofErr w:type="spellStart"/>
+      <w:r>
+        <w:rPr>
+          <w:sz w:val="20"/>
+          <w:szCs w:val="20"/>
+        </w:rPr>
+        <w:t>Order_Date</w:t>
+      </w:r>
+      <w:proofErr w:type="spellEnd"/>
+      <w:r>
+        <w:rPr>
+          <w:sz w:val="20"/>
+          <w:szCs w:val="20"/>
+        </w:rPr>
+        <w:t xml:space="preserve"> and </w:t>
+      </w:r>
+      <w:proofErr w:type="spellStart"/>
+      <w:r>
+        <w:rPr>
+          <w:sz w:val="20"/>
+          <w:szCs w:val="20"/>
+        </w:rPr>
+        <w:t>Order_Time</w:t>
+      </w:r>
+      <w:proofErr w:type="spellEnd"/>
+      <w:r>
+        <w:rPr>
+          <w:sz w:val="20"/>
+          <w:szCs w:val="20"/>
+        </w:rPr>
+        <w:t>.</w:t>
       </w:r>
     </w:p>
     <w:p>
@@ -7936,7 +9364,23 @@
           <w:sz w:val="20"/>
           <w:szCs w:val="20"/>
         </w:rPr>
-        <w:t xml:space="preserve"> the 3rd highest Sales_Amount using OFFSET (or a subquery).</w:t>
+        <w:t xml:space="preserve"> the 3rd highest </w:t>
+      </w:r>
+      <w:proofErr w:type="spellStart"/>
+      <w:r>
+        <w:rPr>
+          <w:sz w:val="20"/>
+          <w:szCs w:val="20"/>
+        </w:rPr>
+        <w:t>Sales_Amount</w:t>
+      </w:r>
+      <w:proofErr w:type="spellEnd"/>
+      <w:r>
+        <w:rPr>
+          <w:sz w:val="20"/>
+          <w:szCs w:val="20"/>
+        </w:rPr>
+        <w:t xml:space="preserve"> using OFFSET (or a subquery).</w:t>
       </w:r>
     </w:p>
     <w:p>
@@ -7970,7 +9414,23 @@
           <w:sz w:val="20"/>
           <w:szCs w:val="20"/>
         </w:rPr>
-        <w:t xml:space="preserve"> so NULL Customer_Ratings appear last.</w:t>
+        <w:t xml:space="preserve"> so NULL </w:t>
+      </w:r>
+      <w:proofErr w:type="spellStart"/>
+      <w:r>
+        <w:rPr>
+          <w:sz w:val="20"/>
+          <w:szCs w:val="20"/>
+        </w:rPr>
+        <w:t>Customer_Ratings</w:t>
+      </w:r>
+      <w:proofErr w:type="spellEnd"/>
+      <w:r>
+        <w:rPr>
+          <w:sz w:val="20"/>
+          <w:szCs w:val="20"/>
+        </w:rPr>
+        <w:t xml:space="preserve"> appear last.</w:t>
       </w:r>
     </w:p>
     <w:p>
@@ -8021,7 +9481,23 @@
           <w:sz w:val="20"/>
           <w:szCs w:val="20"/>
         </w:rPr>
-        <w:t>, SUM, AVG, MIN and MAX of Sales_Amount in one query.</w:t>
+        <w:t xml:space="preserve">, SUM, AVG, MIN and MAX of </w:t>
+      </w:r>
+      <w:proofErr w:type="spellStart"/>
+      <w:r>
+        <w:rPr>
+          <w:sz w:val="20"/>
+          <w:szCs w:val="20"/>
+        </w:rPr>
+        <w:t>Sales_Amount</w:t>
+      </w:r>
+      <w:proofErr w:type="spellEnd"/>
+      <w:r>
+        <w:rPr>
+          <w:sz w:val="20"/>
+          <w:szCs w:val="20"/>
+        </w:rPr>
+        <w:t xml:space="preserve"> in one query.</w:t>
       </w:r>
     </w:p>
     <w:p>
@@ -8055,7 +9531,23 @@
           <w:sz w:val="20"/>
           <w:szCs w:val="20"/>
         </w:rPr>
-        <w:t xml:space="preserve"> revenue per Product_Category.</w:t>
+        <w:t xml:space="preserve"> revenue per </w:t>
+      </w:r>
+      <w:proofErr w:type="spellStart"/>
+      <w:r>
+        <w:rPr>
+          <w:sz w:val="20"/>
+          <w:szCs w:val="20"/>
+        </w:rPr>
+        <w:t>Product_Category</w:t>
+      </w:r>
+      <w:proofErr w:type="spellEnd"/>
+      <w:r>
+        <w:rPr>
+          <w:sz w:val="20"/>
+          <w:szCs w:val="20"/>
+        </w:rPr>
+        <w:t>.</w:t>
       </w:r>
     </w:p>
     <w:p>
@@ -8089,7 +9581,23 @@
           <w:sz w:val="20"/>
           <w:szCs w:val="20"/>
         </w:rPr>
-        <w:t xml:space="preserve"> count and average rating per Sales_Channel.</w:t>
+        <w:t xml:space="preserve"> count and average rating per </w:t>
+      </w:r>
+      <w:proofErr w:type="spellStart"/>
+      <w:r>
+        <w:rPr>
+          <w:sz w:val="20"/>
+          <w:szCs w:val="20"/>
+        </w:rPr>
+        <w:t>Sales_Channel</w:t>
+      </w:r>
+      <w:proofErr w:type="spellEnd"/>
+      <w:r>
+        <w:rPr>
+          <w:sz w:val="20"/>
+          <w:szCs w:val="20"/>
+        </w:rPr>
+        <w:t>.</w:t>
       </w:r>
     </w:p>
     <w:p>
@@ -8171,7 +9679,23 @@
           <w:sz w:val="20"/>
           <w:szCs w:val="20"/>
         </w:rPr>
-        <w:t>DISTINCT Customer_ID) with this data.</w:t>
+        <w:t xml:space="preserve">DISTINCT </w:t>
+      </w:r>
+      <w:proofErr w:type="spellStart"/>
+      <w:r>
+        <w:rPr>
+          <w:sz w:val="20"/>
+          <w:szCs w:val="20"/>
+        </w:rPr>
+        <w:t>Customer_ID</w:t>
+      </w:r>
+      <w:proofErr w:type="spellEnd"/>
+      <w:r>
+        <w:rPr>
+          <w:sz w:val="20"/>
+          <w:szCs w:val="20"/>
+        </w:rPr>
+        <w:t>) with this data.</w:t>
       </w:r>
     </w:p>
     <w:p>
@@ -8205,7 +9729,23 @@
           <w:sz w:val="20"/>
           <w:szCs w:val="20"/>
         </w:rPr>
-        <w:t xml:space="preserve"> by Country and Order_Year.</w:t>
+        <w:t xml:space="preserve"> by Country and </w:t>
+      </w:r>
+      <w:proofErr w:type="spellStart"/>
+      <w:r>
+        <w:rPr>
+          <w:sz w:val="20"/>
+          <w:szCs w:val="20"/>
+        </w:rPr>
+        <w:t>Order_Year</w:t>
+      </w:r>
+      <w:proofErr w:type="spellEnd"/>
+      <w:r>
+        <w:rPr>
+          <w:sz w:val="20"/>
+          <w:szCs w:val="20"/>
+        </w:rPr>
+        <w:t>.</w:t>
       </w:r>
     </w:p>
     <w:p>
@@ -8494,7 +10034,23 @@
           <w:sz w:val="20"/>
           <w:szCs w:val="20"/>
         </w:rPr>
-        <w:t xml:space="preserve"> with average Customer_Rating below 4.</w:t>
+        <w:t xml:space="preserve"> with average </w:t>
+      </w:r>
+      <w:proofErr w:type="spellStart"/>
+      <w:r>
+        <w:rPr>
+          <w:sz w:val="20"/>
+          <w:szCs w:val="20"/>
+        </w:rPr>
+        <w:t>Customer_Rating</w:t>
+      </w:r>
+      <w:proofErr w:type="spellEnd"/>
+      <w:r>
+        <w:rPr>
+          <w:sz w:val="20"/>
+          <w:szCs w:val="20"/>
+        </w:rPr>
+        <w:t xml:space="preserve"> below 4.</w:t>
       </w:r>
     </w:p>
     <w:p>
@@ -8715,7 +10271,23 @@
           <w:sz w:val="20"/>
           <w:szCs w:val="20"/>
         </w:rPr>
-        <w:t>-style output: count of transactions per Sales_Channel as separate columns using CASE.</w:t>
+        <w:t xml:space="preserve">-style output: count of transactions per </w:t>
+      </w:r>
+      <w:proofErr w:type="spellStart"/>
+      <w:r>
+        <w:rPr>
+          <w:sz w:val="20"/>
+          <w:szCs w:val="20"/>
+        </w:rPr>
+        <w:t>Sales_Channel</w:t>
+      </w:r>
+      <w:proofErr w:type="spellEnd"/>
+      <w:r>
+        <w:rPr>
+          <w:sz w:val="20"/>
+          <w:szCs w:val="20"/>
+        </w:rPr>
+        <w:t xml:space="preserve"> as separate columns using CASE.</w:t>
       </w:r>
     </w:p>
     <w:p>
@@ -8783,7 +10355,23 @@
           <w:sz w:val="20"/>
           <w:szCs w:val="20"/>
         </w:rPr>
-        <w:t xml:space="preserve"> 'No Promo' when Promotion_Code is blank.</w:t>
+        <w:t xml:space="preserve"> 'No Promo' when </w:t>
+      </w:r>
+      <w:proofErr w:type="spellStart"/>
+      <w:r>
+        <w:rPr>
+          <w:sz w:val="20"/>
+          <w:szCs w:val="20"/>
+        </w:rPr>
+        <w:t>Promotion_Code</w:t>
+      </w:r>
+      <w:proofErr w:type="spellEnd"/>
+      <w:r>
+        <w:rPr>
+          <w:sz w:val="20"/>
+          <w:szCs w:val="20"/>
+        </w:rPr>
+        <w:t xml:space="preserve"> is blank.</w:t>
       </w:r>
     </w:p>
     <w:p>
@@ -8868,7 +10456,23 @@
           <w:sz w:val="20"/>
           <w:szCs w:val="20"/>
         </w:rPr>
-        <w:t xml:space="preserve"> year, month and day-of-week from Order_Date.</w:t>
+        <w:t xml:space="preserve"> year, month and day-of-week from </w:t>
+      </w:r>
+      <w:proofErr w:type="spellStart"/>
+      <w:r>
+        <w:rPr>
+          <w:sz w:val="20"/>
+          <w:szCs w:val="20"/>
+        </w:rPr>
+        <w:t>Order_Date</w:t>
+      </w:r>
+      <w:proofErr w:type="spellEnd"/>
+      <w:r>
+        <w:rPr>
+          <w:sz w:val="20"/>
+          <w:szCs w:val="20"/>
+        </w:rPr>
+        <w:t>.</w:t>
       </w:r>
     </w:p>
     <w:p>
@@ -8970,7 +10574,39 @@
           <w:sz w:val="20"/>
           <w:szCs w:val="20"/>
         </w:rPr>
-        <w:t xml:space="preserve"> Delivery_Days to Order_Date to get the delivery date (DATE_ADD / DATEADD).</w:t>
+        <w:t xml:space="preserve"> </w:t>
+      </w:r>
+      <w:proofErr w:type="spellStart"/>
+      <w:r>
+        <w:rPr>
+          <w:sz w:val="20"/>
+          <w:szCs w:val="20"/>
+        </w:rPr>
+        <w:t>Delivery_Days</w:t>
+      </w:r>
+      <w:proofErr w:type="spellEnd"/>
+      <w:r>
+        <w:rPr>
+          <w:sz w:val="20"/>
+          <w:szCs w:val="20"/>
+        </w:rPr>
+        <w:t xml:space="preserve"> to </w:t>
+      </w:r>
+      <w:proofErr w:type="spellStart"/>
+      <w:r>
+        <w:rPr>
+          <w:sz w:val="20"/>
+          <w:szCs w:val="20"/>
+        </w:rPr>
+        <w:t>Order_Date</w:t>
+      </w:r>
+      <w:proofErr w:type="spellEnd"/>
+      <w:r>
+        <w:rPr>
+          <w:sz w:val="20"/>
+          <w:szCs w:val="20"/>
+        </w:rPr>
+        <w:t xml:space="preserve"> to get the delivery date (DATE_ADD / DATEADD).</w:t>
       </w:r>
     </w:p>
     <w:p>
@@ -9004,7 +10640,23 @@
           <w:sz w:val="20"/>
           <w:szCs w:val="20"/>
         </w:rPr>
-        <w:t xml:space="preserve"> Order_Date as 'YYYY-MM'.</w:t>
+        <w:t xml:space="preserve"> </w:t>
+      </w:r>
+      <w:proofErr w:type="spellStart"/>
+      <w:r>
+        <w:rPr>
+          <w:sz w:val="20"/>
+          <w:szCs w:val="20"/>
+        </w:rPr>
+        <w:t>Order_Date</w:t>
+      </w:r>
+      <w:proofErr w:type="spellEnd"/>
+      <w:r>
+        <w:rPr>
+          <w:sz w:val="20"/>
+          <w:szCs w:val="20"/>
+        </w:rPr>
+        <w:t xml:space="preserve"> as 'YYYY-MM'.</w:t>
       </w:r>
     </w:p>
     <w:p>
@@ -9038,7 +10690,23 @@
           <w:sz w:val="20"/>
           <w:szCs w:val="20"/>
         </w:rPr>
-        <w:t xml:space="preserve"> placed on weekends; count orders by hour of Order_Time.</w:t>
+        <w:t xml:space="preserve"> placed on weekends; count orders by hour of </w:t>
+      </w:r>
+      <w:proofErr w:type="spellStart"/>
+      <w:r>
+        <w:rPr>
+          <w:sz w:val="20"/>
+          <w:szCs w:val="20"/>
+        </w:rPr>
+        <w:t>Order_Time</w:t>
+      </w:r>
+      <w:proofErr w:type="spellEnd"/>
+      <w:r>
+        <w:rPr>
+          <w:sz w:val="20"/>
+          <w:szCs w:val="20"/>
+        </w:rPr>
+        <w:t>.</w:t>
       </w:r>
     </w:p>
     <w:p>
@@ -9123,7 +10791,23 @@
           <w:sz w:val="20"/>
           <w:szCs w:val="20"/>
         </w:rPr>
-        <w:t xml:space="preserve"> Discount_Percentage at 50 where it is higher.</w:t>
+        <w:t xml:space="preserve"> </w:t>
+      </w:r>
+      <w:proofErr w:type="spellStart"/>
+      <w:r>
+        <w:rPr>
+          <w:sz w:val="20"/>
+          <w:szCs w:val="20"/>
+        </w:rPr>
+        <w:t>Discount_Percentage</w:t>
+      </w:r>
+      <w:proofErr w:type="spellEnd"/>
+      <w:r>
+        <w:rPr>
+          <w:sz w:val="20"/>
+          <w:szCs w:val="20"/>
+        </w:rPr>
+        <w:t xml:space="preserve"> at 50 where it is higher.</w:t>
       </w:r>
     </w:p>
     <w:p>
@@ -9191,7 +10875,23 @@
           <w:sz w:val="20"/>
           <w:szCs w:val="20"/>
         </w:rPr>
-        <w:t xml:space="preserve"> duplicate Transaction_IDs using ROW_NUMBER in a CTE.</w:t>
+        <w:t xml:space="preserve"> duplicate </w:t>
+      </w:r>
+      <w:proofErr w:type="spellStart"/>
+      <w:r>
+        <w:rPr>
+          <w:sz w:val="20"/>
+          <w:szCs w:val="20"/>
+        </w:rPr>
+        <w:t>Transaction_IDs</w:t>
+      </w:r>
+      <w:proofErr w:type="spellEnd"/>
+      <w:r>
+        <w:rPr>
+          <w:sz w:val="20"/>
+          <w:szCs w:val="20"/>
+        </w:rPr>
+        <w:t xml:space="preserve"> using ROW_NUMBER in a CTE.</w:t>
       </w:r>
     </w:p>
     <w:p>
@@ -9445,7 +11145,39 @@
           <w:sz w:val="20"/>
           <w:szCs w:val="20"/>
         </w:rPr>
-        <w:t xml:space="preserve"> JOIN sales with dim_product to show revenue by Product_Name.</w:t>
+        <w:t xml:space="preserve"> JOIN sales with </w:t>
+      </w:r>
+      <w:proofErr w:type="spellStart"/>
+      <w:r>
+        <w:rPr>
+          <w:sz w:val="20"/>
+          <w:szCs w:val="20"/>
+        </w:rPr>
+        <w:t>dim_product</w:t>
+      </w:r>
+      <w:proofErr w:type="spellEnd"/>
+      <w:r>
+        <w:rPr>
+          <w:sz w:val="20"/>
+          <w:szCs w:val="20"/>
+        </w:rPr>
+        <w:t xml:space="preserve"> to show revenue by </w:t>
+      </w:r>
+      <w:proofErr w:type="spellStart"/>
+      <w:r>
+        <w:rPr>
+          <w:sz w:val="20"/>
+          <w:szCs w:val="20"/>
+        </w:rPr>
+        <w:t>Product_Name</w:t>
+      </w:r>
+      <w:proofErr w:type="spellEnd"/>
+      <w:r>
+        <w:rPr>
+          <w:sz w:val="20"/>
+          <w:szCs w:val="20"/>
+        </w:rPr>
+        <w:t>.</w:t>
       </w:r>
     </w:p>
     <w:p>
@@ -9666,7 +11398,23 @@
           <w:sz w:val="20"/>
           <w:szCs w:val="20"/>
         </w:rPr>
-        <w:t xml:space="preserve"> with Sales_Amount above the overall average.</w:t>
+        <w:t xml:space="preserve"> with </w:t>
+      </w:r>
+      <w:proofErr w:type="spellStart"/>
+      <w:r>
+        <w:rPr>
+          <w:sz w:val="20"/>
+          <w:szCs w:val="20"/>
+        </w:rPr>
+        <w:t>Sales_Amount</w:t>
+      </w:r>
+      <w:proofErr w:type="spellEnd"/>
+      <w:r>
+        <w:rPr>
+          <w:sz w:val="20"/>
+          <w:szCs w:val="20"/>
+        </w:rPr>
+        <w:t xml:space="preserve"> above the overall average.</w:t>
       </w:r>
     </w:p>
     <w:p>
@@ -10022,7 +11770,23 @@
           <w:sz w:val="20"/>
           <w:szCs w:val="20"/>
         </w:rPr>
-        <w:t xml:space="preserve"> transaction's % of total Sales_Amount using </w:t>
+        <w:t xml:space="preserve"> transaction's % of total </w:t>
+      </w:r>
+      <w:proofErr w:type="spellStart"/>
+      <w:r>
+        <w:rPr>
+          <w:sz w:val="20"/>
+          <w:szCs w:val="20"/>
+        </w:rPr>
+        <w:t>Sales_Amount</w:t>
+      </w:r>
+      <w:proofErr w:type="spellEnd"/>
+      <w:r>
+        <w:rPr>
+          <w:sz w:val="20"/>
+          <w:szCs w:val="20"/>
+        </w:rPr>
+        <w:t xml:space="preserve"> using </w:t>
       </w:r>
       <w:proofErr w:type="gramStart"/>
       <w:r>
@@ -10172,7 +11936,23 @@
           <w:sz w:val="20"/>
           <w:szCs w:val="20"/>
         </w:rPr>
-        <w:t xml:space="preserve"> Sales_Amount per Country shown next to every row (PARTITION BY).</w:t>
+        <w:t xml:space="preserve"> </w:t>
+      </w:r>
+      <w:proofErr w:type="spellStart"/>
+      <w:r>
+        <w:rPr>
+          <w:sz w:val="20"/>
+          <w:szCs w:val="20"/>
+        </w:rPr>
+        <w:t>Sales_Amount</w:t>
+      </w:r>
+      <w:proofErr w:type="spellEnd"/>
+      <w:r>
+        <w:rPr>
+          <w:sz w:val="20"/>
+          <w:szCs w:val="20"/>
+        </w:rPr>
+        <w:t xml:space="preserve"> per Country shown next to every row (PARTITION BY).</w:t>
       </w:r>
     </w:p>
     <w:p>
@@ -10764,7 +12544,55 @@
           <w:sz w:val="20"/>
           <w:szCs w:val="20"/>
         </w:rPr>
-        <w:t xml:space="preserve"> dim_store from SELECT DISTINCT Store_ID, Store_Name, City, Country.</w:t>
+        <w:t xml:space="preserve"> </w:t>
+      </w:r>
+      <w:proofErr w:type="spellStart"/>
+      <w:r>
+        <w:rPr>
+          <w:sz w:val="20"/>
+          <w:szCs w:val="20"/>
+        </w:rPr>
+        <w:t>dim_store</w:t>
+      </w:r>
+      <w:proofErr w:type="spellEnd"/>
+      <w:r>
+        <w:rPr>
+          <w:sz w:val="20"/>
+          <w:szCs w:val="20"/>
+        </w:rPr>
+        <w:t xml:space="preserve"> from SELECT DISTINCT </w:t>
+      </w:r>
+      <w:proofErr w:type="spellStart"/>
+      <w:r>
+        <w:rPr>
+          <w:sz w:val="20"/>
+          <w:szCs w:val="20"/>
+        </w:rPr>
+        <w:t>Store_ID</w:t>
+      </w:r>
+      <w:proofErr w:type="spellEnd"/>
+      <w:r>
+        <w:rPr>
+          <w:sz w:val="20"/>
+          <w:szCs w:val="20"/>
+        </w:rPr>
+        <w:t xml:space="preserve">, </w:t>
+      </w:r>
+      <w:proofErr w:type="spellStart"/>
+      <w:r>
+        <w:rPr>
+          <w:sz w:val="20"/>
+          <w:szCs w:val="20"/>
+        </w:rPr>
+        <w:t>Store_Name</w:t>
+      </w:r>
+      <w:proofErr w:type="spellEnd"/>
+      <w:r>
+        <w:rPr>
+          <w:sz w:val="20"/>
+          <w:szCs w:val="20"/>
+        </w:rPr>
+        <w:t>, City, Country.</w:t>
       </w:r>
     </w:p>
     <w:p>
@@ -10890,7 +12718,23 @@
           <w:sz w:val="20"/>
           <w:szCs w:val="20"/>
         </w:rPr>
-        <w:t xml:space="preserve"> transactions where Promotion_Code IS NULL; list distinct countries with an alias.</w:t>
+        <w:t xml:space="preserve"> transactions where </w:t>
+      </w:r>
+      <w:proofErr w:type="spellStart"/>
+      <w:r>
+        <w:rPr>
+          <w:sz w:val="20"/>
+          <w:szCs w:val="20"/>
+        </w:rPr>
+        <w:t>Promotion_Code</w:t>
+      </w:r>
+      <w:proofErr w:type="spellEnd"/>
+      <w:r>
+        <w:rPr>
+          <w:sz w:val="20"/>
+          <w:szCs w:val="20"/>
+        </w:rPr>
+        <w:t xml:space="preserve"> IS NULL; list distinct countries with an alias.</w:t>
       </w:r>
     </w:p>
     <w:p>
@@ -11016,7 +12860,23 @@
           <w:sz w:val="20"/>
           <w:szCs w:val="20"/>
         </w:rPr>
-        <w:t xml:space="preserve"> so NULL Customer_Ratings appear last.</w:t>
+        <w:t xml:space="preserve"> so NULL </w:t>
+      </w:r>
+      <w:proofErr w:type="spellStart"/>
+      <w:r>
+        <w:rPr>
+          <w:sz w:val="20"/>
+          <w:szCs w:val="20"/>
+        </w:rPr>
+        <w:t>Customer_Ratings</w:t>
+      </w:r>
+      <w:proofErr w:type="spellEnd"/>
+      <w:r>
+        <w:rPr>
+          <w:sz w:val="20"/>
+          <w:szCs w:val="20"/>
+        </w:rPr>
+        <w:t xml:space="preserve"> appear last.</w:t>
       </w:r>
     </w:p>
     <w:p>
@@ -11079,7 +12939,23 @@
           <w:sz w:val="20"/>
           <w:szCs w:val="20"/>
         </w:rPr>
-        <w:t xml:space="preserve"> count and average rating per Sales_Channel.</w:t>
+        <w:t xml:space="preserve"> count and average rating per </w:t>
+      </w:r>
+      <w:proofErr w:type="spellStart"/>
+      <w:r>
+        <w:rPr>
+          <w:sz w:val="20"/>
+          <w:szCs w:val="20"/>
+        </w:rPr>
+        <w:t>Sales_Channel</w:t>
+      </w:r>
+      <w:proofErr w:type="spellEnd"/>
+      <w:r>
+        <w:rPr>
+          <w:sz w:val="20"/>
+          <w:szCs w:val="20"/>
+        </w:rPr>
+        <w:t>.</w:t>
       </w:r>
     </w:p>
     <w:p>
@@ -11205,7 +13081,23 @@
           <w:sz w:val="20"/>
           <w:szCs w:val="20"/>
         </w:rPr>
-        <w:t xml:space="preserve"> with average Customer_Rating below 4.</w:t>
+        <w:t xml:space="preserve"> with average </w:t>
+      </w:r>
+      <w:proofErr w:type="spellStart"/>
+      <w:r>
+        <w:rPr>
+          <w:sz w:val="20"/>
+          <w:szCs w:val="20"/>
+        </w:rPr>
+        <w:t>Customer_Rating</w:t>
+      </w:r>
+      <w:proofErr w:type="spellEnd"/>
+      <w:r>
+        <w:rPr>
+          <w:sz w:val="20"/>
+          <w:szCs w:val="20"/>
+        </w:rPr>
+        <w:t xml:space="preserve"> below 4.</w:t>
       </w:r>
     </w:p>
     <w:p>
@@ -11331,7 +13223,23 @@
           <w:sz w:val="20"/>
           <w:szCs w:val="20"/>
         </w:rPr>
-        <w:t>-style output: count of transactions per Sales_Channel as separate columns using CASE.</w:t>
+        <w:t xml:space="preserve">-style output: count of transactions per </w:t>
+      </w:r>
+      <w:proofErr w:type="spellStart"/>
+      <w:r>
+        <w:rPr>
+          <w:sz w:val="20"/>
+          <w:szCs w:val="20"/>
+        </w:rPr>
+        <w:t>Sales_Channel</w:t>
+      </w:r>
+      <w:proofErr w:type="spellEnd"/>
+      <w:r>
+        <w:rPr>
+          <w:sz w:val="20"/>
+          <w:szCs w:val="20"/>
+        </w:rPr>
+        <w:t xml:space="preserve"> as separate columns using CASE.</w:t>
       </w:r>
     </w:p>
     <w:p>
@@ -11520,7 +13428,23 @@
           <w:sz w:val="20"/>
           <w:szCs w:val="20"/>
         </w:rPr>
-        <w:t xml:space="preserve"> placed on weekends; count orders by hour of Order_Time.</w:t>
+        <w:t xml:space="preserve"> placed on weekends; count orders by hour of </w:t>
+      </w:r>
+      <w:proofErr w:type="spellStart"/>
+      <w:r>
+        <w:rPr>
+          <w:sz w:val="20"/>
+          <w:szCs w:val="20"/>
+        </w:rPr>
+        <w:t>Order_Time</w:t>
+      </w:r>
+      <w:proofErr w:type="spellEnd"/>
+      <w:r>
+        <w:rPr>
+          <w:sz w:val="20"/>
+          <w:szCs w:val="20"/>
+        </w:rPr>
+        <w:t>.</w:t>
       </w:r>
     </w:p>
     <w:p>
@@ -12518,7 +14442,23 @@
           <w:sz w:val="20"/>
           <w:szCs w:val="20"/>
         </w:rPr>
-        <w:t xml:space="preserve"> vs DirectQuery: which would you pick for this dataset and why?</w:t>
+        <w:t xml:space="preserve"> vs </w:t>
+      </w:r>
+      <w:proofErr w:type="spellStart"/>
+      <w:r>
+        <w:rPr>
+          <w:sz w:val="20"/>
+          <w:szCs w:val="20"/>
+        </w:rPr>
+        <w:t>DirectQuery</w:t>
+      </w:r>
+      <w:proofErr w:type="spellEnd"/>
+      <w:r>
+        <w:rPr>
+          <w:sz w:val="20"/>
+          <w:szCs w:val="20"/>
+        </w:rPr>
+        <w:t>: which would you pick for this dataset and why?</w:t>
       </w:r>
     </w:p>
     <w:p>
@@ -12637,7 +14577,23 @@
           <w:sz w:val="20"/>
           <w:szCs w:val="20"/>
         </w:rPr>
-        <w:t xml:space="preserve"> headers, set data types and remove duplicates on Transaction_ID.</w:t>
+        <w:t xml:space="preserve"> headers, set data types and remove duplicates on </w:t>
+      </w:r>
+      <w:proofErr w:type="spellStart"/>
+      <w:r>
+        <w:rPr>
+          <w:sz w:val="20"/>
+          <w:szCs w:val="20"/>
+        </w:rPr>
+        <w:t>Transaction_ID</w:t>
+      </w:r>
+      <w:proofErr w:type="spellEnd"/>
+      <w:r>
+        <w:rPr>
+          <w:sz w:val="20"/>
+          <w:szCs w:val="20"/>
+        </w:rPr>
+        <w:t>.</w:t>
       </w:r>
     </w:p>
     <w:p>
@@ -12705,7 +14661,39 @@
           <w:sz w:val="20"/>
           <w:szCs w:val="20"/>
         </w:rPr>
-        <w:t xml:space="preserve"> inconsistent text (case, spaces) in Product_Category, Payment_Method and City.</w:t>
+        <w:t xml:space="preserve"> inconsistent text (case, spaces) in </w:t>
+      </w:r>
+      <w:proofErr w:type="spellStart"/>
+      <w:r>
+        <w:rPr>
+          <w:sz w:val="20"/>
+          <w:szCs w:val="20"/>
+        </w:rPr>
+        <w:t>Product_Category</w:t>
+      </w:r>
+      <w:proofErr w:type="spellEnd"/>
+      <w:r>
+        <w:rPr>
+          <w:sz w:val="20"/>
+          <w:szCs w:val="20"/>
+        </w:rPr>
+        <w:t xml:space="preserve">, </w:t>
+      </w:r>
+      <w:proofErr w:type="spellStart"/>
+      <w:r>
+        <w:rPr>
+          <w:sz w:val="20"/>
+          <w:szCs w:val="20"/>
+        </w:rPr>
+        <w:t>Payment_Method</w:t>
+      </w:r>
+      <w:proofErr w:type="spellEnd"/>
+      <w:r>
+        <w:rPr>
+          <w:sz w:val="20"/>
+          <w:szCs w:val="20"/>
+        </w:rPr>
+        <w:t xml:space="preserve"> and City.</w:t>
       </w:r>
     </w:p>
     <w:p>
@@ -12739,7 +14727,23 @@
           <w:sz w:val="20"/>
           <w:szCs w:val="20"/>
         </w:rPr>
-        <w:t xml:space="preserve"> rows with Quantity &lt;= 0 and handle nulls in Customer_Age.</w:t>
+        <w:t xml:space="preserve"> rows with Quantity &lt;= 0 and handle nulls in </w:t>
+      </w:r>
+      <w:proofErr w:type="spellStart"/>
+      <w:r>
+        <w:rPr>
+          <w:sz w:val="20"/>
+          <w:szCs w:val="20"/>
+        </w:rPr>
+        <w:t>Customer_Age</w:t>
+      </w:r>
+      <w:proofErr w:type="spellEnd"/>
+      <w:r>
+        <w:rPr>
+          <w:sz w:val="20"/>
+          <w:szCs w:val="20"/>
+        </w:rPr>
+        <w:t>.</w:t>
       </w:r>
     </w:p>
     <w:p>
@@ -12773,7 +14777,23 @@
           <w:sz w:val="20"/>
           <w:szCs w:val="20"/>
         </w:rPr>
-        <w:t xml:space="preserve"> a custom column and split Order_Time into hour.</w:t>
+        <w:t xml:space="preserve"> a custom column and split </w:t>
+      </w:r>
+      <w:proofErr w:type="spellStart"/>
+      <w:r>
+        <w:rPr>
+          <w:sz w:val="20"/>
+          <w:szCs w:val="20"/>
+        </w:rPr>
+        <w:t>Order_Time</w:t>
+      </w:r>
+      <w:proofErr w:type="spellEnd"/>
+      <w:r>
+        <w:rPr>
+          <w:sz w:val="20"/>
+          <w:szCs w:val="20"/>
+        </w:rPr>
+        <w:t xml:space="preserve"> into hour.</w:t>
       </w:r>
     </w:p>
     <w:p>
@@ -12807,7 +14827,23 @@
           <w:sz w:val="20"/>
           <w:szCs w:val="20"/>
         </w:rPr>
-        <w:t xml:space="preserve"> By to get revenue per Customer_ID; Merge two queries; Append two queries.</w:t>
+        <w:t xml:space="preserve"> By to get revenue per </w:t>
+      </w:r>
+      <w:proofErr w:type="spellStart"/>
+      <w:r>
+        <w:rPr>
+          <w:sz w:val="20"/>
+          <w:szCs w:val="20"/>
+        </w:rPr>
+        <w:t>Customer_ID</w:t>
+      </w:r>
+      <w:proofErr w:type="spellEnd"/>
+      <w:r>
+        <w:rPr>
+          <w:sz w:val="20"/>
+          <w:szCs w:val="20"/>
+        </w:rPr>
+        <w:t>; Merge two queries; Append two queries.</w:t>
       </w:r>
     </w:p>
     <w:p>
@@ -12892,7 +14928,23 @@
           <w:sz w:val="20"/>
           <w:szCs w:val="20"/>
         </w:rPr>
-        <w:t xml:space="preserve"> an if-then-else custom column for Size_Label in M.</w:t>
+        <w:t xml:space="preserve"> an if-then-else custom column for </w:t>
+      </w:r>
+      <w:proofErr w:type="spellStart"/>
+      <w:r>
+        <w:rPr>
+          <w:sz w:val="20"/>
+          <w:szCs w:val="20"/>
+        </w:rPr>
+        <w:t>Size_Label</w:t>
+      </w:r>
+      <w:proofErr w:type="spellEnd"/>
+      <w:r>
+        <w:rPr>
+          <w:sz w:val="20"/>
+          <w:szCs w:val="20"/>
+        </w:rPr>
+        <w:t xml:space="preserve"> in M.</w:t>
       </w:r>
     </w:p>
     <w:p>
@@ -12935,7 +14987,55 @@
           <w:sz w:val="20"/>
           <w:szCs w:val="20"/>
         </w:rPr>
-        <w:t xml:space="preserve"> Table.TransformColumns with Text.Proper and Text.Trim.</w:t>
+        <w:t xml:space="preserve"> </w:t>
+      </w:r>
+      <w:proofErr w:type="spellStart"/>
+      <w:r>
+        <w:rPr>
+          <w:sz w:val="20"/>
+          <w:szCs w:val="20"/>
+        </w:rPr>
+        <w:t>Table.TransformColumns</w:t>
+      </w:r>
+      <w:proofErr w:type="spellEnd"/>
+      <w:r>
+        <w:rPr>
+          <w:sz w:val="20"/>
+          <w:szCs w:val="20"/>
+        </w:rPr>
+        <w:t xml:space="preserve"> with </w:t>
+      </w:r>
+      <w:proofErr w:type="spellStart"/>
+      <w:r>
+        <w:rPr>
+          <w:sz w:val="20"/>
+          <w:szCs w:val="20"/>
+        </w:rPr>
+        <w:t>Text.Proper</w:t>
+      </w:r>
+      <w:proofErr w:type="spellEnd"/>
+      <w:r>
+        <w:rPr>
+          <w:sz w:val="20"/>
+          <w:szCs w:val="20"/>
+        </w:rPr>
+        <w:t xml:space="preserve"> and </w:t>
+      </w:r>
+      <w:proofErr w:type="spellStart"/>
+      <w:r>
+        <w:rPr>
+          <w:sz w:val="20"/>
+          <w:szCs w:val="20"/>
+        </w:rPr>
+        <w:t>Text.Trim</w:t>
+      </w:r>
+      <w:proofErr w:type="spellEnd"/>
+      <w:r>
+        <w:rPr>
+          <w:sz w:val="20"/>
+          <w:szCs w:val="20"/>
+        </w:rPr>
+        <w:t>.</w:t>
       </w:r>
     </w:p>
     <w:p>
@@ -12978,7 +15078,39 @@
           <w:sz w:val="20"/>
           <w:szCs w:val="20"/>
         </w:rPr>
-        <w:t xml:space="preserve"> Date.Year and Date.MonthName to build date columns in M.</w:t>
+        <w:t xml:space="preserve"> </w:t>
+      </w:r>
+      <w:proofErr w:type="spellStart"/>
+      <w:r>
+        <w:rPr>
+          <w:sz w:val="20"/>
+          <w:szCs w:val="20"/>
+        </w:rPr>
+        <w:t>Date.Year</w:t>
+      </w:r>
+      <w:proofErr w:type="spellEnd"/>
+      <w:r>
+        <w:rPr>
+          <w:sz w:val="20"/>
+          <w:szCs w:val="20"/>
+        </w:rPr>
+        <w:t xml:space="preserve"> and </w:t>
+      </w:r>
+      <w:proofErr w:type="spellStart"/>
+      <w:r>
+        <w:rPr>
+          <w:sz w:val="20"/>
+          <w:szCs w:val="20"/>
+        </w:rPr>
+        <w:t>Date.MonthName</w:t>
+      </w:r>
+      <w:proofErr w:type="spellEnd"/>
+      <w:r>
+        <w:rPr>
+          <w:sz w:val="20"/>
+          <w:szCs w:val="20"/>
+        </w:rPr>
+        <w:t xml:space="preserve"> to build date columns in M.</w:t>
       </w:r>
     </w:p>
     <w:p>
@@ -13012,7 +15144,23 @@
           <w:sz w:val="20"/>
           <w:szCs w:val="20"/>
         </w:rPr>
-        <w:t xml:space="preserve"> a custom function fnClean(text) and call it.</w:t>
+        <w:t xml:space="preserve"> a custom function </w:t>
+      </w:r>
+      <w:proofErr w:type="spellStart"/>
+      <w:r>
+        <w:rPr>
+          <w:sz w:val="20"/>
+          <w:szCs w:val="20"/>
+        </w:rPr>
+        <w:t>fnClean</w:t>
+      </w:r>
+      <w:proofErr w:type="spellEnd"/>
+      <w:r>
+        <w:rPr>
+          <w:sz w:val="20"/>
+          <w:szCs w:val="20"/>
+        </w:rPr>
+        <w:t>(text) and call it.</w:t>
       </w:r>
     </w:p>
     <w:p>
@@ -13089,7 +15237,23 @@
           <w:sz w:val="20"/>
           <w:szCs w:val="20"/>
         </w:rPr>
-        <w:t xml:space="preserve"> a Date table in M using List.Dates.</w:t>
+        <w:t xml:space="preserve"> a Date table in M using </w:t>
+      </w:r>
+      <w:proofErr w:type="spellStart"/>
+      <w:r>
+        <w:rPr>
+          <w:sz w:val="20"/>
+          <w:szCs w:val="20"/>
+        </w:rPr>
+        <w:t>List.Dates</w:t>
+      </w:r>
+      <w:proofErr w:type="spellEnd"/>
+      <w:r>
+        <w:rPr>
+          <w:sz w:val="20"/>
+          <w:szCs w:val="20"/>
+        </w:rPr>
+        <w:t>.</w:t>
       </w:r>
     </w:p>
     <w:p>
@@ -13121,7 +15285,23 @@
           <w:szCs w:val="20"/>
         </w:rPr>
         <w:lastRenderedPageBreak/>
-        <w:t>Day 9: Power BI modeling (P4-P6)</w:t>
+        <w:t xml:space="preserve">Day 9: Power BI </w:t>
+      </w:r>
+      <w:proofErr w:type="spellStart"/>
+      <w:r>
+        <w:rPr>
+          <w:sz w:val="20"/>
+          <w:szCs w:val="20"/>
+        </w:rPr>
+        <w:t>modeling</w:t>
+      </w:r>
+      <w:proofErr w:type="spellEnd"/>
+      <w:r>
+        <w:rPr>
+          <w:sz w:val="20"/>
+          <w:szCs w:val="20"/>
+        </w:rPr>
+        <w:t xml:space="preserve"> (P4-P6)</w:t>
       </w:r>
     </w:p>
     <w:tbl>
@@ -13564,7 +15744,23 @@
           <w:sz w:val="20"/>
           <w:szCs w:val="20"/>
         </w:rPr>
-        <w:t xml:space="preserve"> columns are primary keys and foreign keys between fact and dim_product?</w:t>
+        <w:t xml:space="preserve"> columns are primary keys and foreign keys between fact and </w:t>
+      </w:r>
+      <w:proofErr w:type="spellStart"/>
+      <w:r>
+        <w:rPr>
+          <w:sz w:val="20"/>
+          <w:szCs w:val="20"/>
+        </w:rPr>
+        <w:t>dim_product</w:t>
+      </w:r>
+      <w:proofErr w:type="spellEnd"/>
+      <w:r>
+        <w:rPr>
+          <w:sz w:val="20"/>
+          <w:szCs w:val="20"/>
+        </w:rPr>
+        <w:t>?</w:t>
       </w:r>
     </w:p>
     <w:p>
@@ -13733,7 +15929,23 @@
           <w:sz w:val="20"/>
           <w:szCs w:val="20"/>
         </w:rPr>
-        <w:t xml:space="preserve"> vs DirectQuery vs Composite: one pro and one con each.</w:t>
+        <w:t xml:space="preserve"> vs </w:t>
+      </w:r>
+      <w:proofErr w:type="spellStart"/>
+      <w:r>
+        <w:rPr>
+          <w:sz w:val="20"/>
+          <w:szCs w:val="20"/>
+        </w:rPr>
+        <w:t>DirectQuery</w:t>
+      </w:r>
+      <w:proofErr w:type="spellEnd"/>
+      <w:r>
+        <w:rPr>
+          <w:sz w:val="20"/>
+          <w:szCs w:val="20"/>
+        </w:rPr>
+        <w:t xml:space="preserve"> vs Composite: one pro and one con each.</w:t>
       </w:r>
     </w:p>
     <w:p>
@@ -14157,7 +16369,23 @@
           <w:sz w:val="20"/>
           <w:szCs w:val="20"/>
         </w:rPr>
-        <w:t>: Online Sales (Sales_Channel = Online).</w:t>
+        <w:t>: Online Sales (</w:t>
+      </w:r>
+      <w:proofErr w:type="spellStart"/>
+      <w:r>
+        <w:rPr>
+          <w:sz w:val="20"/>
+          <w:szCs w:val="20"/>
+        </w:rPr>
+        <w:t>Sales_Channel</w:t>
+      </w:r>
+      <w:proofErr w:type="spellEnd"/>
+      <w:r>
+        <w:rPr>
+          <w:sz w:val="20"/>
+          <w:szCs w:val="20"/>
+        </w:rPr>
+        <w:t xml:space="preserve"> = Online).</w:t>
       </w:r>
     </w:p>
     <w:p>
@@ -14344,7 +16572,23 @@
           <w:sz w:val="20"/>
           <w:szCs w:val="20"/>
         </w:rPr>
-        <w:t>: total of Quantity x Unit_Price. When do you need an iterator?</w:t>
+        <w:t xml:space="preserve">: total of Quantity x </w:t>
+      </w:r>
+      <w:proofErr w:type="spellStart"/>
+      <w:r>
+        <w:rPr>
+          <w:sz w:val="20"/>
+          <w:szCs w:val="20"/>
+        </w:rPr>
+        <w:t>Unit_Price</w:t>
+      </w:r>
+      <w:proofErr w:type="spellEnd"/>
+      <w:r>
+        <w:rPr>
+          <w:sz w:val="20"/>
+          <w:szCs w:val="20"/>
+        </w:rPr>
+        <w:t>. When do you need an iterator?</w:t>
       </w:r>
     </w:p>
     <w:p>
@@ -14802,7 +17046,23 @@
           <w:sz w:val="20"/>
           <w:szCs w:val="20"/>
         </w:rPr>
-        <w:t>: hide Cost_Amount and Profit from a role. Which tool is needed?</w:t>
+        <w:t xml:space="preserve">: hide </w:t>
+      </w:r>
+      <w:proofErr w:type="spellStart"/>
+      <w:r>
+        <w:rPr>
+          <w:sz w:val="20"/>
+          <w:szCs w:val="20"/>
+        </w:rPr>
+        <w:t>Cost_Amount</w:t>
+      </w:r>
+      <w:proofErr w:type="spellEnd"/>
+      <w:r>
+        <w:rPr>
+          <w:sz w:val="20"/>
+          <w:szCs w:val="20"/>
+        </w:rPr>
+        <w:t xml:space="preserve"> and Profit from a role. Which tool is needed?</w:t>
       </w:r>
     </w:p>
     <w:p>
@@ -15380,7 +17640,23 @@
           <w:sz w:val="20"/>
           <w:szCs w:val="20"/>
         </w:rPr>
-        <w:t xml:space="preserve"> a waterfall chart and a treemap for profit by category.</w:t>
+        <w:t xml:space="preserve"> a waterfall chart and a </w:t>
+      </w:r>
+      <w:proofErr w:type="spellStart"/>
+      <w:r>
+        <w:rPr>
+          <w:sz w:val="20"/>
+          <w:szCs w:val="20"/>
+        </w:rPr>
+        <w:t>treemap</w:t>
+      </w:r>
+      <w:proofErr w:type="spellEnd"/>
+      <w:r>
+        <w:rPr>
+          <w:sz w:val="20"/>
+          <w:szCs w:val="20"/>
+        </w:rPr>
+        <w:t xml:space="preserve"> for profit by category.</w:t>
       </w:r>
     </w:p>
     <w:p>
@@ -15566,7 +17842,23 @@
           <w:sz w:val="20"/>
           <w:szCs w:val="20"/>
         </w:rPr>
-        <w:t xml:space="preserve"> a color scale on profit margin in a matrix.</w:t>
+        <w:t xml:space="preserve"> a </w:t>
+      </w:r>
+      <w:proofErr w:type="spellStart"/>
+      <w:r>
+        <w:rPr>
+          <w:sz w:val="20"/>
+          <w:szCs w:val="20"/>
+        </w:rPr>
+        <w:t>color</w:t>
+      </w:r>
+      <w:proofErr w:type="spellEnd"/>
+      <w:r>
+        <w:rPr>
+          <w:sz w:val="20"/>
+          <w:szCs w:val="20"/>
+        </w:rPr>
+        <w:t xml:space="preserve"> scale on profit margin in a matrix.</w:t>
       </w:r>
     </w:p>
     <w:p>
@@ -15668,7 +17960,23 @@
           <w:sz w:val="20"/>
           <w:szCs w:val="20"/>
         </w:rPr>
-        <w:t xml:space="preserve"> Influencers: what drives low Customer_Rating or returns?</w:t>
+        <w:t xml:space="preserve"> Influencers: what drives low </w:t>
+      </w:r>
+      <w:proofErr w:type="spellStart"/>
+      <w:r>
+        <w:rPr>
+          <w:sz w:val="20"/>
+          <w:szCs w:val="20"/>
+        </w:rPr>
+        <w:t>Customer_Rating</w:t>
+      </w:r>
+      <w:proofErr w:type="spellEnd"/>
+      <w:r>
+        <w:rPr>
+          <w:sz w:val="20"/>
+          <w:szCs w:val="20"/>
+        </w:rPr>
+        <w:t xml:space="preserve"> or returns?</w:t>
       </w:r>
     </w:p>
     <w:p>
@@ -16793,7 +19101,23 @@
           <w:sz w:val="20"/>
           <w:szCs w:val="20"/>
         </w:rPr>
-        <w:t xml:space="preserve"> only the keyboard, jump to the last row/column of the data, then select the whole Sales_Amount column.</w:t>
+        <w:t xml:space="preserve"> only the keyboard, jump to the last row/column of the data, then select the whole </w:t>
+      </w:r>
+      <w:proofErr w:type="spellStart"/>
+      <w:r>
+        <w:rPr>
+          <w:sz w:val="20"/>
+          <w:szCs w:val="20"/>
+        </w:rPr>
+        <w:t>Sales_Amount</w:t>
+      </w:r>
+      <w:proofErr w:type="spellEnd"/>
+      <w:r>
+        <w:rPr>
+          <w:sz w:val="20"/>
+          <w:szCs w:val="20"/>
+        </w:rPr>
+        <w:t xml:space="preserve"> column.</w:t>
       </w:r>
     </w:p>
     <w:p>
@@ -16856,7 +19180,23 @@
           <w:sz w:val="20"/>
           <w:szCs w:val="20"/>
         </w:rPr>
-        <w:t xml:space="preserve"> by Country (A-Z), then by Sales_Amount (largest first).</w:t>
+        <w:t xml:space="preserve"> by Country (A-Z), then by </w:t>
+      </w:r>
+      <w:proofErr w:type="spellStart"/>
+      <w:r>
+        <w:rPr>
+          <w:sz w:val="20"/>
+          <w:szCs w:val="20"/>
+        </w:rPr>
+        <w:t>Sales_Amount</w:t>
+      </w:r>
+      <w:proofErr w:type="spellEnd"/>
+      <w:r>
+        <w:rPr>
+          <w:sz w:val="20"/>
+          <w:szCs w:val="20"/>
+        </w:rPr>
+        <w:t xml:space="preserve"> (largest first).</w:t>
       </w:r>
     </w:p>
     <w:p>
@@ -16982,7 +19322,23 @@
           <w:sz w:val="20"/>
           <w:szCs w:val="20"/>
         </w:rPr>
-        <w:t xml:space="preserve"> duplicate rows on Transaction_ID. How do you confirm how many were removed?</w:t>
+        <w:t xml:space="preserve"> duplicate rows on </w:t>
+      </w:r>
+      <w:proofErr w:type="spellStart"/>
+      <w:r>
+        <w:rPr>
+          <w:sz w:val="20"/>
+          <w:szCs w:val="20"/>
+        </w:rPr>
+        <w:t>Transaction_ID</w:t>
+      </w:r>
+      <w:proofErr w:type="spellEnd"/>
+      <w:r>
+        <w:rPr>
+          <w:sz w:val="20"/>
+          <w:szCs w:val="20"/>
+        </w:rPr>
+        <w:t>. How do you confirm how many were removed?</w:t>
       </w:r>
     </w:p>
     <w:p>
@@ -17045,7 +19401,23 @@
           <w:sz w:val="20"/>
           <w:szCs w:val="20"/>
         </w:rPr>
-        <w:t>: Online orders in Germany with Sales_Amount &gt; 500.</w:t>
+        <w:t xml:space="preserve">: Online orders in Germany with </w:t>
+      </w:r>
+      <w:proofErr w:type="spellStart"/>
+      <w:r>
+        <w:rPr>
+          <w:sz w:val="20"/>
+          <w:szCs w:val="20"/>
+        </w:rPr>
+        <w:t>Sales_Amount</w:t>
+      </w:r>
+      <w:proofErr w:type="spellEnd"/>
+      <w:r>
+        <w:rPr>
+          <w:sz w:val="20"/>
+          <w:szCs w:val="20"/>
+        </w:rPr>
+        <w:t xml:space="preserve"> &gt; 500.</w:t>
       </w:r>
     </w:p>
     <w:p>
@@ -17108,7 +19480,23 @@
           <w:sz w:val="20"/>
           <w:szCs w:val="20"/>
         </w:rPr>
-        <w:t xml:space="preserve"> chart of monthly Sales_Amount (build a helper month column first).</w:t>
+        <w:t xml:space="preserve"> chart of monthly </w:t>
+      </w:r>
+      <w:proofErr w:type="spellStart"/>
+      <w:r>
+        <w:rPr>
+          <w:sz w:val="20"/>
+          <w:szCs w:val="20"/>
+        </w:rPr>
+        <w:t>Sales_Amount</w:t>
+      </w:r>
+      <w:proofErr w:type="spellEnd"/>
+      <w:r>
+        <w:rPr>
+          <w:sz w:val="20"/>
+          <w:szCs w:val="20"/>
+        </w:rPr>
+        <w:t xml:space="preserve"> (build a helper month column first).</w:t>
       </w:r>
     </w:p>
     <w:p>
@@ -17171,7 +19559,23 @@
           <w:sz w:val="20"/>
           <w:szCs w:val="20"/>
         </w:rPr>
-        <w:t xml:space="preserve"> VLOOKUP approximate match to map Sales_Amount to a price band table (0, 100, 500, 1000).</w:t>
+        <w:t xml:space="preserve"> VLOOKUP approximate match to map </w:t>
+      </w:r>
+      <w:proofErr w:type="spellStart"/>
+      <w:r>
+        <w:rPr>
+          <w:sz w:val="20"/>
+          <w:szCs w:val="20"/>
+        </w:rPr>
+        <w:t>Sales_Amount</w:t>
+      </w:r>
+      <w:proofErr w:type="spellEnd"/>
+      <w:r>
+        <w:rPr>
+          <w:sz w:val="20"/>
+          <w:szCs w:val="20"/>
+        </w:rPr>
+        <w:t xml:space="preserve"> to a price band table (0, 100, 500, 1000).</w:t>
       </w:r>
     </w:p>
     <w:p>
@@ -17234,7 +19638,39 @@
           <w:sz w:val="20"/>
           <w:szCs w:val="20"/>
         </w:rPr>
-        <w:t xml:space="preserve"> INDEX/MATCH to return Store_Name for a given Store_ID.</w:t>
+        <w:t xml:space="preserve"> INDEX/MATCH to return </w:t>
+      </w:r>
+      <w:proofErr w:type="spellStart"/>
+      <w:r>
+        <w:rPr>
+          <w:sz w:val="20"/>
+          <w:szCs w:val="20"/>
+        </w:rPr>
+        <w:t>Store_Name</w:t>
+      </w:r>
+      <w:proofErr w:type="spellEnd"/>
+      <w:r>
+        <w:rPr>
+          <w:sz w:val="20"/>
+          <w:szCs w:val="20"/>
+        </w:rPr>
+        <w:t xml:space="preserve"> for a given </w:t>
+      </w:r>
+      <w:proofErr w:type="spellStart"/>
+      <w:r>
+        <w:rPr>
+          <w:sz w:val="20"/>
+          <w:szCs w:val="20"/>
+        </w:rPr>
+        <w:t>Store_ID</w:t>
+      </w:r>
+      <w:proofErr w:type="spellEnd"/>
+      <w:r>
+        <w:rPr>
+          <w:sz w:val="20"/>
+          <w:szCs w:val="20"/>
+        </w:rPr>
+        <w:t>.</w:t>
       </w:r>
     </w:p>
     <w:p>
@@ -17297,7 +19733,23 @@
           <w:sz w:val="20"/>
           <w:szCs w:val="20"/>
         </w:rPr>
-        <w:t>: extract the store number from Store_ID.</w:t>
+        <w:t xml:space="preserve">: extract the store number from </w:t>
+      </w:r>
+      <w:proofErr w:type="spellStart"/>
+      <w:r>
+        <w:rPr>
+          <w:sz w:val="20"/>
+          <w:szCs w:val="20"/>
+        </w:rPr>
+        <w:t>Store_ID</w:t>
+      </w:r>
+      <w:proofErr w:type="spellEnd"/>
+      <w:r>
+        <w:rPr>
+          <w:sz w:val="20"/>
+          <w:szCs w:val="20"/>
+        </w:rPr>
+        <w:t>.</w:t>
       </w:r>
     </w:p>
     <w:p>
@@ -17360,7 +19812,23 @@
           <w:sz w:val="20"/>
           <w:szCs w:val="20"/>
         </w:rPr>
-        <w:t xml:space="preserve"> Year, Month name and Weekday from Order_Date.</w:t>
+        <w:t xml:space="preserve"> Year, Month name and Weekday from </w:t>
+      </w:r>
+      <w:proofErr w:type="spellStart"/>
+      <w:r>
+        <w:rPr>
+          <w:sz w:val="20"/>
+          <w:szCs w:val="20"/>
+        </w:rPr>
+        <w:t>Order_Date</w:t>
+      </w:r>
+      <w:proofErr w:type="spellEnd"/>
+      <w:r>
+        <w:rPr>
+          <w:sz w:val="20"/>
+          <w:szCs w:val="20"/>
+        </w:rPr>
+        <w:t>.</w:t>
       </w:r>
     </w:p>
     <w:p>
@@ -17549,7 +20017,23 @@
           <w:sz w:val="20"/>
           <w:szCs w:val="20"/>
         </w:rPr>
-        <w:t xml:space="preserve"> Discount_Percentage to values between 0 and 50, with a custom error message.</w:t>
+        <w:t xml:space="preserve"> </w:t>
+      </w:r>
+      <w:proofErr w:type="spellStart"/>
+      <w:r>
+        <w:rPr>
+          <w:sz w:val="20"/>
+          <w:szCs w:val="20"/>
+        </w:rPr>
+        <w:t>Discount_Percentage</w:t>
+      </w:r>
+      <w:proofErr w:type="spellEnd"/>
+      <w:r>
+        <w:rPr>
+          <w:sz w:val="20"/>
+          <w:szCs w:val="20"/>
+        </w:rPr>
+        <w:t xml:space="preserve"> to values between 0 and 50, with a custom error message.</w:t>
       </w:r>
     </w:p>
     <w:p>
@@ -17692,7 +20176,39 @@
           <w:sz w:val="20"/>
           <w:szCs w:val="20"/>
         </w:rPr>
-        <w:t xml:space="preserve"> a primary key on Transaction_ID and NOT NULL on Order_Date.</w:t>
+        <w:t xml:space="preserve"> a primary key on </w:t>
+      </w:r>
+      <w:proofErr w:type="spellStart"/>
+      <w:r>
+        <w:rPr>
+          <w:sz w:val="20"/>
+          <w:szCs w:val="20"/>
+        </w:rPr>
+        <w:t>Transaction_ID</w:t>
+      </w:r>
+      <w:proofErr w:type="spellEnd"/>
+      <w:r>
+        <w:rPr>
+          <w:sz w:val="20"/>
+          <w:szCs w:val="20"/>
+        </w:rPr>
+        <w:t xml:space="preserve"> and NOT NULL on </w:t>
+      </w:r>
+      <w:proofErr w:type="spellStart"/>
+      <w:r>
+        <w:rPr>
+          <w:sz w:val="20"/>
+          <w:szCs w:val="20"/>
+        </w:rPr>
+        <w:t>Order_Date</w:t>
+      </w:r>
+      <w:proofErr w:type="spellEnd"/>
+      <w:r>
+        <w:rPr>
+          <w:sz w:val="20"/>
+          <w:szCs w:val="20"/>
+        </w:rPr>
+        <w:t>.</w:t>
       </w:r>
     </w:p>
     <w:p>
@@ -17755,7 +20271,23 @@
           <w:sz w:val="20"/>
           <w:szCs w:val="20"/>
         </w:rPr>
-        <w:t xml:space="preserve"> where Country = 'Canada' and Sales_Amount &gt; 500.</w:t>
+        <w:t xml:space="preserve"> where Country = 'Canada' and </w:t>
+      </w:r>
+      <w:proofErr w:type="spellStart"/>
+      <w:r>
+        <w:rPr>
+          <w:sz w:val="20"/>
+          <w:szCs w:val="20"/>
+        </w:rPr>
+        <w:t>Sales_Amount</w:t>
+      </w:r>
+      <w:proofErr w:type="spellEnd"/>
+      <w:r>
+        <w:rPr>
+          <w:sz w:val="20"/>
+          <w:szCs w:val="20"/>
+        </w:rPr>
+        <w:t xml:space="preserve"> &gt; 500.</w:t>
       </w:r>
     </w:p>
     <w:p>
@@ -17881,7 +20413,23 @@
           <w:sz w:val="20"/>
           <w:szCs w:val="20"/>
         </w:rPr>
-        <w:t xml:space="preserve"> revenue per Product_Category.</w:t>
+        <w:t xml:space="preserve"> revenue per </w:t>
+      </w:r>
+      <w:proofErr w:type="spellStart"/>
+      <w:r>
+        <w:rPr>
+          <w:sz w:val="20"/>
+          <w:szCs w:val="20"/>
+        </w:rPr>
+        <w:t>Product_Category</w:t>
+      </w:r>
+      <w:proofErr w:type="spellEnd"/>
+      <w:r>
+        <w:rPr>
+          <w:sz w:val="20"/>
+          <w:szCs w:val="20"/>
+        </w:rPr>
+        <w:t>.</w:t>
       </w:r>
     </w:p>
     <w:p>
@@ -18133,7 +20681,23 @@
           <w:sz w:val="20"/>
           <w:szCs w:val="20"/>
         </w:rPr>
-        <w:t xml:space="preserve"> Discount_Percentage at 50 where it is higher.</w:t>
+        <w:t xml:space="preserve"> </w:t>
+      </w:r>
+      <w:proofErr w:type="spellStart"/>
+      <w:r>
+        <w:rPr>
+          <w:sz w:val="20"/>
+          <w:szCs w:val="20"/>
+        </w:rPr>
+        <w:t>Discount_Percentage</w:t>
+      </w:r>
+      <w:proofErr w:type="spellEnd"/>
+      <w:r>
+        <w:rPr>
+          <w:sz w:val="20"/>
+          <w:szCs w:val="20"/>
+        </w:rPr>
+        <w:t xml:space="preserve"> at 50 where it is higher.</w:t>
       </w:r>
     </w:p>
     <w:p>
@@ -18607,7 +21171,55 @@
           <w:sz w:val="20"/>
           <w:szCs w:val="20"/>
         </w:rPr>
-        <w:t xml:space="preserve"> Table.TransformColumns with Text.Proper and Text.Trim.</w:t>
+        <w:t xml:space="preserve"> </w:t>
+      </w:r>
+      <w:proofErr w:type="spellStart"/>
+      <w:r>
+        <w:rPr>
+          <w:sz w:val="20"/>
+          <w:szCs w:val="20"/>
+        </w:rPr>
+        <w:t>Table.TransformColumns</w:t>
+      </w:r>
+      <w:proofErr w:type="spellEnd"/>
+      <w:r>
+        <w:rPr>
+          <w:sz w:val="20"/>
+          <w:szCs w:val="20"/>
+        </w:rPr>
+        <w:t xml:space="preserve"> with </w:t>
+      </w:r>
+      <w:proofErr w:type="spellStart"/>
+      <w:r>
+        <w:rPr>
+          <w:sz w:val="20"/>
+          <w:szCs w:val="20"/>
+        </w:rPr>
+        <w:t>Text.Proper</w:t>
+      </w:r>
+      <w:proofErr w:type="spellEnd"/>
+      <w:r>
+        <w:rPr>
+          <w:sz w:val="20"/>
+          <w:szCs w:val="20"/>
+        </w:rPr>
+        <w:t xml:space="preserve"> and </w:t>
+      </w:r>
+      <w:proofErr w:type="spellStart"/>
+      <w:r>
+        <w:rPr>
+          <w:sz w:val="20"/>
+          <w:szCs w:val="20"/>
+        </w:rPr>
+        <w:t>Text.Trim</w:t>
+      </w:r>
+      <w:proofErr w:type="spellEnd"/>
+      <w:r>
+        <w:rPr>
+          <w:sz w:val="20"/>
+          <w:szCs w:val="20"/>
+        </w:rPr>
+        <w:t>.</w:t>
       </w:r>
     </w:p>
     <w:p>

--- a/Python/Datasets/E_Retail Sales Dataset/Placement_Test_Practice_Question_Bank.docx
+++ b/Python/Datasets/E_Retail Sales Dataset/Placement_Test_Practice_Question_Bank.docx
@@ -97,23 +97,7 @@
           <w:sz w:val="20"/>
           <w:szCs w:val="20"/>
         </w:rPr>
-        <w:t xml:space="preserve">Excel: load the CSV as a Table named </w:t>
-      </w:r>
-      <w:proofErr w:type="spellStart"/>
-      <w:r>
-        <w:rPr>
-          <w:sz w:val="20"/>
-          <w:szCs w:val="20"/>
-        </w:rPr>
-        <w:t>tblSales</w:t>
-      </w:r>
-      <w:proofErr w:type="spellEnd"/>
-      <w:r>
-        <w:rPr>
-          <w:sz w:val="20"/>
-          <w:szCs w:val="20"/>
-        </w:rPr>
-        <w:t>. SQL: assume a table named sales with the same column names as the data dictionary (MySQL or SQL Server syntax is fine). For JOIN questions, first create dim tables with SELECT DISTINCT because the data is one flat table. Power BI: import the CSV and build the model as you go.</w:t>
+        <w:t>Excel: load the CSV as a Table named tblSales. SQL: assume a table named sales with the same column names as the data dictionary (MySQL or SQL Server syntax is fine). For JOIN questions, first create dim tables with SELECT DISTINCT because the data is one flat table. Power BI: import the CSV and build the model as you go.</w:t>
       </w:r>
     </w:p>
     <w:p>
@@ -161,23 +145,7 @@
           <w:sz w:val="20"/>
           <w:szCs w:val="20"/>
         </w:rPr>
-        <w:t xml:space="preserve">Sales_data_dictionary.csv = a reference sheet that explains each column (meaning and data type). Do not </w:t>
-      </w:r>
-      <w:proofErr w:type="spellStart"/>
-      <w:r>
-        <w:rPr>
-          <w:sz w:val="20"/>
-          <w:szCs w:val="20"/>
-        </w:rPr>
-        <w:t>analyze</w:t>
-      </w:r>
-      <w:proofErr w:type="spellEnd"/>
-      <w:r>
-        <w:rPr>
-          <w:sz w:val="20"/>
-          <w:szCs w:val="20"/>
-        </w:rPr>
-        <w:t xml:space="preserve"> it; just look things up in it.</w:t>
+        <w:t>Sales_data_dictionary.csv = a reference sheet that explains each column (meaning and data type). Do not analyze it; just look things up in it.</w:t>
       </w:r>
     </w:p>
     <w:p>
@@ -1978,56 +1946,6 @@
           <w:sz w:val="20"/>
           <w:szCs w:val="20"/>
         </w:rPr>
-        <w:t xml:space="preserve">E2.4  </w:t>
-      </w:r>
-      <w:r>
-        <w:rPr>
-          <w:sz w:val="20"/>
-          <w:szCs w:val="20"/>
-        </w:rPr>
-        <w:t>Use</w:t>
-      </w:r>
-      <w:proofErr w:type="gramEnd"/>
-      <w:r>
-        <w:rPr>
-          <w:sz w:val="20"/>
-          <w:szCs w:val="20"/>
-        </w:rPr>
-        <w:t xml:space="preserve"> a Text filter to find every </w:t>
-      </w:r>
-      <w:proofErr w:type="spellStart"/>
-      <w:r>
-        <w:rPr>
-          <w:sz w:val="20"/>
-          <w:szCs w:val="20"/>
-        </w:rPr>
-        <w:t>Product_Name</w:t>
-      </w:r>
-      <w:proofErr w:type="spellEnd"/>
-      <w:r>
-        <w:rPr>
-          <w:sz w:val="20"/>
-          <w:szCs w:val="20"/>
-        </w:rPr>
-        <w:t xml:space="preserve"> that contains 'Laptop'.</w:t>
-      </w:r>
-    </w:p>
-    <w:p>
-      <w:pPr>
-        <w:spacing w:after="80"/>
-        <w:rPr>
-          <w:sz w:val="20"/>
-          <w:szCs w:val="20"/>
-        </w:rPr>
-      </w:pPr>
-      <w:proofErr w:type="gramStart"/>
-      <w:r>
-        <w:rPr>
-          <w:b/>
-          <w:bCs/>
-          <w:sz w:val="20"/>
-          <w:szCs w:val="20"/>
-        </w:rPr>
         <w:t xml:space="preserve">E2.5  </w:t>
       </w:r>
       <w:r>
@@ -2043,23 +1961,7 @@
           <w:sz w:val="20"/>
           <w:szCs w:val="20"/>
         </w:rPr>
-        <w:t xml:space="preserve"> duplicate </w:t>
-      </w:r>
-      <w:proofErr w:type="spellStart"/>
-      <w:r>
-        <w:rPr>
-          <w:sz w:val="20"/>
-          <w:szCs w:val="20"/>
-        </w:rPr>
-        <w:t>Transaction_IDs</w:t>
-      </w:r>
-      <w:proofErr w:type="spellEnd"/>
-      <w:r>
-        <w:rPr>
-          <w:sz w:val="20"/>
-          <w:szCs w:val="20"/>
-        </w:rPr>
-        <w:t xml:space="preserve"> using conditional formatting.</w:t>
+        <w:t xml:space="preserve"> duplicate Transaction_IDs using conditional formatting.</w:t>
       </w:r>
     </w:p>
     <w:p>
@@ -2093,23 +1995,7 @@
           <w:sz w:val="20"/>
           <w:szCs w:val="20"/>
         </w:rPr>
-        <w:t xml:space="preserve"> </w:t>
-      </w:r>
-      <w:proofErr w:type="spellStart"/>
-      <w:r>
-        <w:rPr>
-          <w:sz w:val="20"/>
-          <w:szCs w:val="20"/>
-        </w:rPr>
-        <w:t>Customer_Age</w:t>
-      </w:r>
-      <w:proofErr w:type="spellEnd"/>
-      <w:r>
-        <w:rPr>
-          <w:sz w:val="20"/>
-          <w:szCs w:val="20"/>
-        </w:rPr>
-        <w:t xml:space="preserve"> outside 16-90 and report how many rows are affected.</w:t>
+        <w:t xml:space="preserve"> Customer_Age outside 16-90 and report how many rows are affected.</w:t>
       </w:r>
     </w:p>
     <w:p>
@@ -2160,39 +2046,7 @@
           <w:sz w:val="20"/>
           <w:szCs w:val="20"/>
         </w:rPr>
-        <w:t xml:space="preserve"> a column </w:t>
-      </w:r>
-      <w:proofErr w:type="spellStart"/>
-      <w:r>
-        <w:rPr>
-          <w:sz w:val="20"/>
-          <w:szCs w:val="20"/>
-        </w:rPr>
-        <w:t>Size_Label</w:t>
-      </w:r>
-      <w:proofErr w:type="spellEnd"/>
-      <w:r>
-        <w:rPr>
-          <w:sz w:val="20"/>
-          <w:szCs w:val="20"/>
-        </w:rPr>
-        <w:t xml:space="preserve">: 'High' if </w:t>
-      </w:r>
-      <w:proofErr w:type="spellStart"/>
-      <w:r>
-        <w:rPr>
-          <w:sz w:val="20"/>
-          <w:szCs w:val="20"/>
-        </w:rPr>
-        <w:t>Sales_Amount</w:t>
-      </w:r>
-      <w:proofErr w:type="spellEnd"/>
-      <w:r>
-        <w:rPr>
-          <w:sz w:val="20"/>
-          <w:szCs w:val="20"/>
-        </w:rPr>
-        <w:t xml:space="preserve"> &gt; 500, else 'Low'.</w:t>
+        <w:t xml:space="preserve"> a column Size_Label: 'High' if Sales_Amount &gt; 500, else 'Low'.</w:t>
       </w:r>
     </w:p>
     <w:p>
@@ -2294,39 +2148,7 @@
           <w:sz w:val="20"/>
           <w:szCs w:val="20"/>
         </w:rPr>
-        <w:t xml:space="preserve"> 'Review' if </w:t>
-      </w:r>
-      <w:proofErr w:type="spellStart"/>
-      <w:r>
-        <w:rPr>
-          <w:sz w:val="20"/>
-          <w:szCs w:val="20"/>
-        </w:rPr>
-        <w:t>Discount_Percentage</w:t>
-      </w:r>
-      <w:proofErr w:type="spellEnd"/>
-      <w:r>
-        <w:rPr>
-          <w:sz w:val="20"/>
-          <w:szCs w:val="20"/>
-        </w:rPr>
-        <w:t xml:space="preserve"> &gt; 30 AND </w:t>
-      </w:r>
-      <w:proofErr w:type="spellStart"/>
-      <w:r>
-        <w:rPr>
-          <w:sz w:val="20"/>
-          <w:szCs w:val="20"/>
-        </w:rPr>
-        <w:t>Customer_Rating</w:t>
-      </w:r>
-      <w:proofErr w:type="spellEnd"/>
-      <w:r>
-        <w:rPr>
-          <w:sz w:val="20"/>
-          <w:szCs w:val="20"/>
-        </w:rPr>
-        <w:t xml:space="preserve"> &lt; 3, else 'OK'.</w:t>
+        <w:t xml:space="preserve"> 'Review' if Discount_Percentage &gt; 30 AND Customer_Rating &lt; 3, else 'OK'.</w:t>
       </w:r>
     </w:p>
     <w:p>
@@ -2394,39 +2216,7 @@
           <w:sz w:val="20"/>
           <w:szCs w:val="20"/>
         </w:rPr>
-        <w:t xml:space="preserve"> 'Returned' when </w:t>
-      </w:r>
-      <w:proofErr w:type="spellStart"/>
-      <w:r>
-        <w:rPr>
-          <w:sz w:val="20"/>
-          <w:szCs w:val="20"/>
-        </w:rPr>
-        <w:t>Return_Flag</w:t>
-      </w:r>
-      <w:proofErr w:type="spellEnd"/>
-      <w:r>
-        <w:rPr>
-          <w:sz w:val="20"/>
-          <w:szCs w:val="20"/>
-        </w:rPr>
-        <w:t xml:space="preserve"> = Yes, otherwise show the </w:t>
-      </w:r>
-      <w:proofErr w:type="spellStart"/>
-      <w:r>
-        <w:rPr>
-          <w:sz w:val="20"/>
-          <w:szCs w:val="20"/>
-        </w:rPr>
-        <w:t>Order_Status</w:t>
-      </w:r>
-      <w:proofErr w:type="spellEnd"/>
-      <w:r>
-        <w:rPr>
-          <w:sz w:val="20"/>
-          <w:szCs w:val="20"/>
-        </w:rPr>
-        <w:t>.</w:t>
+        <w:t xml:space="preserve"> 'Returned' when Return_Flag = Yes, otherwise show the Order_Status.</w:t>
       </w:r>
     </w:p>
     <w:p>
@@ -2443,23 +2233,7 @@
           <w:sz w:val="20"/>
           <w:szCs w:val="20"/>
         </w:rPr>
-        <w:t xml:space="preserve">E4. Data Handling: </w:t>
-      </w:r>
-      <w:proofErr w:type="spellStart"/>
-      <w:r>
-        <w:rPr>
-          <w:sz w:val="20"/>
-          <w:szCs w:val="20"/>
-        </w:rPr>
-        <w:t>Concat</w:t>
-      </w:r>
-      <w:proofErr w:type="spellEnd"/>
-      <w:r>
-        <w:rPr>
-          <w:sz w:val="20"/>
-          <w:szCs w:val="20"/>
-        </w:rPr>
-        <w:t>, Deduplication, Missing Value Imputation</w:t>
+        <w:t>E4. Data Handling: Concat, Deduplication, Missing Value Imputation</w:t>
       </w:r>
     </w:p>
     <w:p>
@@ -2493,23 +2267,7 @@
           <w:sz w:val="20"/>
           <w:szCs w:val="20"/>
         </w:rPr>
-        <w:t xml:space="preserve"> </w:t>
-      </w:r>
-      <w:proofErr w:type="spellStart"/>
-      <w:r>
-        <w:rPr>
-          <w:sz w:val="20"/>
-          <w:szCs w:val="20"/>
-        </w:rPr>
-        <w:t>Store_Name</w:t>
-      </w:r>
-      <w:proofErr w:type="spellEnd"/>
-      <w:r>
-        <w:rPr>
-          <w:sz w:val="20"/>
-          <w:szCs w:val="20"/>
-        </w:rPr>
-        <w:t xml:space="preserve"> and City as 'Store - City' using &amp;, CONCAT and TEXTJOIN.</w:t>
+        <w:t xml:space="preserve"> Store_Name and City as 'Store - City' using &amp;, CONCAT and TEXTJOIN.</w:t>
       </w:r>
     </w:p>
     <w:p>
@@ -2543,23 +2301,7 @@
           <w:sz w:val="20"/>
           <w:szCs w:val="20"/>
         </w:rPr>
-        <w:t xml:space="preserve"> duplicate rows on </w:t>
-      </w:r>
-      <w:proofErr w:type="spellStart"/>
-      <w:r>
-        <w:rPr>
-          <w:sz w:val="20"/>
-          <w:szCs w:val="20"/>
-        </w:rPr>
-        <w:t>Transaction_ID</w:t>
-      </w:r>
-      <w:proofErr w:type="spellEnd"/>
-      <w:r>
-        <w:rPr>
-          <w:sz w:val="20"/>
-          <w:szCs w:val="20"/>
-        </w:rPr>
-        <w:t>. How do you confirm how many were removed?</w:t>
+        <w:t xml:space="preserve"> duplicate rows on Transaction_ID. How do you confirm how many were removed?</w:t>
       </w:r>
     </w:p>
     <w:p>
@@ -2593,23 +2335,7 @@
           <w:sz w:val="20"/>
           <w:szCs w:val="20"/>
         </w:rPr>
-        <w:t xml:space="preserve"> duplicate </w:t>
-      </w:r>
-      <w:proofErr w:type="spellStart"/>
-      <w:r>
-        <w:rPr>
-          <w:sz w:val="20"/>
-          <w:szCs w:val="20"/>
-        </w:rPr>
-        <w:t>Transaction_IDs</w:t>
-      </w:r>
-      <w:proofErr w:type="spellEnd"/>
-      <w:r>
-        <w:rPr>
-          <w:sz w:val="20"/>
-          <w:szCs w:val="20"/>
-        </w:rPr>
-        <w:t xml:space="preserve"> with a COUNTIF helper column instead of deleting.</w:t>
+        <w:t xml:space="preserve"> duplicate Transaction_IDs with a COUNTIF helper column instead of deleting.</w:t>
       </w:r>
     </w:p>
     <w:p>
@@ -2677,23 +2403,7 @@
           <w:sz w:val="20"/>
           <w:szCs w:val="20"/>
         </w:rPr>
-        <w:t xml:space="preserve"> blank </w:t>
-      </w:r>
-      <w:proofErr w:type="spellStart"/>
-      <w:r>
-        <w:rPr>
-          <w:sz w:val="20"/>
-          <w:szCs w:val="20"/>
-        </w:rPr>
-        <w:t>Customer_Age</w:t>
-      </w:r>
-      <w:proofErr w:type="spellEnd"/>
-      <w:r>
-        <w:rPr>
-          <w:sz w:val="20"/>
-          <w:szCs w:val="20"/>
-        </w:rPr>
-        <w:t xml:space="preserve"> values with the median age using a formula.</w:t>
+        <w:t xml:space="preserve"> blank Customer_Age values with the median age using a formula.</w:t>
       </w:r>
     </w:p>
     <w:p>
@@ -2727,39 +2437,7 @@
           <w:sz w:val="20"/>
           <w:szCs w:val="20"/>
         </w:rPr>
-        <w:t xml:space="preserve"> blank </w:t>
-      </w:r>
-      <w:proofErr w:type="spellStart"/>
-      <w:r>
-        <w:rPr>
-          <w:sz w:val="20"/>
-          <w:szCs w:val="20"/>
-        </w:rPr>
-        <w:t>Customer_Rating</w:t>
-      </w:r>
-      <w:proofErr w:type="spellEnd"/>
-      <w:r>
-        <w:rPr>
-          <w:sz w:val="20"/>
-          <w:szCs w:val="20"/>
-        </w:rPr>
-        <w:t xml:space="preserve"> with the average rating of that row's </w:t>
-      </w:r>
-      <w:proofErr w:type="spellStart"/>
-      <w:r>
-        <w:rPr>
-          <w:sz w:val="20"/>
-          <w:szCs w:val="20"/>
-        </w:rPr>
-        <w:t>Product_Category</w:t>
-      </w:r>
-      <w:proofErr w:type="spellEnd"/>
-      <w:r>
-        <w:rPr>
-          <w:sz w:val="20"/>
-          <w:szCs w:val="20"/>
-        </w:rPr>
-        <w:t xml:space="preserve"> (AVERAGEIF).</w:t>
+        <w:t xml:space="preserve"> blank Customer_Rating with the average rating of that row's Product_Category (AVERAGEIF).</w:t>
       </w:r>
     </w:p>
     <w:p>
@@ -2810,23 +2488,7 @@
           <w:sz w:val="20"/>
           <w:szCs w:val="20"/>
         </w:rPr>
-        <w:t>: how many transactions are returned (</w:t>
-      </w:r>
-      <w:proofErr w:type="spellStart"/>
-      <w:r>
-        <w:rPr>
-          <w:sz w:val="20"/>
-          <w:szCs w:val="20"/>
-        </w:rPr>
-        <w:t>Return_Flag</w:t>
-      </w:r>
-      <w:proofErr w:type="spellEnd"/>
-      <w:r>
-        <w:rPr>
-          <w:sz w:val="20"/>
-          <w:szCs w:val="20"/>
-        </w:rPr>
-        <w:t xml:space="preserve"> = Yes)?</w:t>
+        <w:t>: how many transactions are returned (Return_Flag = Yes)?</w:t>
       </w:r>
     </w:p>
     <w:p>
@@ -2860,23 +2522,7 @@
           <w:sz w:val="20"/>
           <w:szCs w:val="20"/>
         </w:rPr>
-        <w:t xml:space="preserve">: Online orders in Germany with </w:t>
-      </w:r>
-      <w:proofErr w:type="spellStart"/>
-      <w:r>
-        <w:rPr>
-          <w:sz w:val="20"/>
-          <w:szCs w:val="20"/>
-        </w:rPr>
-        <w:t>Sales_Amount</w:t>
-      </w:r>
-      <w:proofErr w:type="spellEnd"/>
-      <w:r>
-        <w:rPr>
-          <w:sz w:val="20"/>
-          <w:szCs w:val="20"/>
-        </w:rPr>
-        <w:t xml:space="preserve"> &gt; 500.</w:t>
+        <w:t>: Online orders in Germany with Sales_Amount &gt; 500.</w:t>
       </w:r>
     </w:p>
     <w:p>
@@ -2910,23 +2556,7 @@
           <w:sz w:val="20"/>
           <w:szCs w:val="20"/>
         </w:rPr>
-        <w:t xml:space="preserve">: total Profit by </w:t>
-      </w:r>
-      <w:proofErr w:type="spellStart"/>
-      <w:r>
-        <w:rPr>
-          <w:sz w:val="20"/>
-          <w:szCs w:val="20"/>
-        </w:rPr>
-        <w:t>Product_Category</w:t>
-      </w:r>
-      <w:proofErr w:type="spellEnd"/>
-      <w:r>
-        <w:rPr>
-          <w:sz w:val="20"/>
-          <w:szCs w:val="20"/>
-        </w:rPr>
-        <w:t xml:space="preserve"> for 2024.</w:t>
+        <w:t>: total Profit by Product_Category for 2024.</w:t>
       </w:r>
     </w:p>
     <w:p>
@@ -2960,23 +2590,7 @@
           <w:sz w:val="20"/>
           <w:szCs w:val="20"/>
         </w:rPr>
-        <w:t xml:space="preserve">: average </w:t>
-      </w:r>
-      <w:proofErr w:type="spellStart"/>
-      <w:r>
-        <w:rPr>
-          <w:sz w:val="20"/>
-          <w:szCs w:val="20"/>
-        </w:rPr>
-        <w:t>Customer_Rating</w:t>
-      </w:r>
-      <w:proofErr w:type="spellEnd"/>
-      <w:r>
-        <w:rPr>
-          <w:sz w:val="20"/>
-          <w:szCs w:val="20"/>
-        </w:rPr>
-        <w:t xml:space="preserve"> for Express shipping.</w:t>
+        <w:t>: average Customer_Rating for Express shipping.</w:t>
       </w:r>
     </w:p>
     <w:p>
@@ -3010,39 +2624,7 @@
           <w:sz w:val="20"/>
           <w:szCs w:val="20"/>
         </w:rPr>
-        <w:t xml:space="preserve">: total of Quantity x </w:t>
-      </w:r>
-      <w:proofErr w:type="spellStart"/>
-      <w:r>
-        <w:rPr>
-          <w:sz w:val="20"/>
-          <w:szCs w:val="20"/>
-        </w:rPr>
-        <w:t>Unit_Price</w:t>
-      </w:r>
-      <w:proofErr w:type="spellEnd"/>
-      <w:r>
-        <w:rPr>
-          <w:sz w:val="20"/>
-          <w:szCs w:val="20"/>
-        </w:rPr>
-        <w:t xml:space="preserve"> x (1 - Discount/100). Does it match SUM of </w:t>
-      </w:r>
-      <w:proofErr w:type="spellStart"/>
-      <w:r>
-        <w:rPr>
-          <w:sz w:val="20"/>
-          <w:szCs w:val="20"/>
-        </w:rPr>
-        <w:t>Sales_Amount</w:t>
-      </w:r>
-      <w:proofErr w:type="spellEnd"/>
-      <w:r>
-        <w:rPr>
-          <w:sz w:val="20"/>
-          <w:szCs w:val="20"/>
-        </w:rPr>
-        <w:t>? Why or why not?</w:t>
+        <w:t>: total of Quantity x Unit_Price x (1 - Discount/100). Does it match SUM of Sales_Amount? Why or why not?</w:t>
       </w:r>
     </w:p>
     <w:p>
@@ -3076,39 +2658,7 @@
           <w:sz w:val="20"/>
           <w:szCs w:val="20"/>
         </w:rPr>
-        <w:t xml:space="preserve">: compute Profit / </w:t>
-      </w:r>
-      <w:proofErr w:type="spellStart"/>
-      <w:r>
-        <w:rPr>
-          <w:sz w:val="20"/>
-          <w:szCs w:val="20"/>
-        </w:rPr>
-        <w:t>Sales_Amount</w:t>
-      </w:r>
-      <w:proofErr w:type="spellEnd"/>
-      <w:r>
-        <w:rPr>
-          <w:sz w:val="20"/>
-          <w:szCs w:val="20"/>
-        </w:rPr>
-        <w:t xml:space="preserve"> and show 0 when </w:t>
-      </w:r>
-      <w:proofErr w:type="spellStart"/>
-      <w:r>
-        <w:rPr>
-          <w:sz w:val="20"/>
-          <w:szCs w:val="20"/>
-        </w:rPr>
-        <w:t>Sales_Amount</w:t>
-      </w:r>
-      <w:proofErr w:type="spellEnd"/>
-      <w:r>
-        <w:rPr>
-          <w:sz w:val="20"/>
-          <w:szCs w:val="20"/>
-        </w:rPr>
-        <w:t xml:space="preserve"> is blank or zero.</w:t>
+        <w:t>: compute Profit / Sales_Amount and show 0 when Sales_Amount is blank or zero.</w:t>
       </w:r>
     </w:p>
     <w:p>
@@ -3142,23 +2692,7 @@
           <w:sz w:val="20"/>
           <w:szCs w:val="20"/>
         </w:rPr>
-        <w:t xml:space="preserve">: correlation between </w:t>
-      </w:r>
-      <w:proofErr w:type="spellStart"/>
-      <w:r>
-        <w:rPr>
-          <w:sz w:val="20"/>
-          <w:szCs w:val="20"/>
-        </w:rPr>
-        <w:t>Discount_Percentage</w:t>
-      </w:r>
-      <w:proofErr w:type="spellEnd"/>
-      <w:r>
-        <w:rPr>
-          <w:sz w:val="20"/>
-          <w:szCs w:val="20"/>
-        </w:rPr>
-        <w:t xml:space="preserve"> and Profit. Interpret the number in one sentence.</w:t>
+        <w:t>: correlation between Discount_Percentage and Profit. Interpret the number in one sentence.</w:t>
       </w:r>
     </w:p>
     <w:p>
@@ -3423,39 +2957,7 @@
           <w:sz w:val="20"/>
           <w:szCs w:val="20"/>
         </w:rPr>
-        <w:t xml:space="preserve"> chart of </w:t>
-      </w:r>
-      <w:proofErr w:type="spellStart"/>
-      <w:r>
-        <w:rPr>
-          <w:sz w:val="20"/>
-          <w:szCs w:val="20"/>
-        </w:rPr>
-        <w:t>Sales_Amount</w:t>
-      </w:r>
-      <w:proofErr w:type="spellEnd"/>
-      <w:r>
-        <w:rPr>
-          <w:sz w:val="20"/>
-          <w:szCs w:val="20"/>
-        </w:rPr>
-        <w:t xml:space="preserve"> by </w:t>
-      </w:r>
-      <w:proofErr w:type="spellStart"/>
-      <w:r>
-        <w:rPr>
-          <w:sz w:val="20"/>
-          <w:szCs w:val="20"/>
-        </w:rPr>
-        <w:t>Product_Category</w:t>
-      </w:r>
-      <w:proofErr w:type="spellEnd"/>
-      <w:r>
-        <w:rPr>
-          <w:sz w:val="20"/>
-          <w:szCs w:val="20"/>
-        </w:rPr>
-        <w:t>.</w:t>
+        <w:t xml:space="preserve"> chart of Sales_Amount by Product_Category.</w:t>
       </w:r>
     </w:p>
     <w:p>
@@ -3489,23 +2991,7 @@
           <w:sz w:val="20"/>
           <w:szCs w:val="20"/>
         </w:rPr>
-        <w:t xml:space="preserve"> chart of monthly </w:t>
-      </w:r>
-      <w:proofErr w:type="spellStart"/>
-      <w:r>
-        <w:rPr>
-          <w:sz w:val="20"/>
-          <w:szCs w:val="20"/>
-        </w:rPr>
-        <w:t>Sales_Amount</w:t>
-      </w:r>
-      <w:proofErr w:type="spellEnd"/>
-      <w:r>
-        <w:rPr>
-          <w:sz w:val="20"/>
-          <w:szCs w:val="20"/>
-        </w:rPr>
-        <w:t xml:space="preserve"> (build a helper month column first).</w:t>
+        <w:t xml:space="preserve"> chart of monthly Sales_Amount (build a helper month column first).</w:t>
       </w:r>
     </w:p>
     <w:p>
@@ -3539,23 +3025,7 @@
           <w:sz w:val="20"/>
           <w:szCs w:val="20"/>
         </w:rPr>
-        <w:t xml:space="preserve"> chart of </w:t>
-      </w:r>
-      <w:proofErr w:type="spellStart"/>
-      <w:r>
-        <w:rPr>
-          <w:sz w:val="20"/>
-          <w:szCs w:val="20"/>
-        </w:rPr>
-        <w:t>Sales_Channel</w:t>
-      </w:r>
-      <w:proofErr w:type="spellEnd"/>
-      <w:r>
-        <w:rPr>
-          <w:sz w:val="20"/>
-          <w:szCs w:val="20"/>
-        </w:rPr>
-        <w:t xml:space="preserve"> share. When is a pie/donut a bad choice?</w:t>
+        <w:t xml:space="preserve"> chart of Sales_Channel share. When is a pie/donut a bad choice?</w:t>
       </w:r>
     </w:p>
     <w:p>
@@ -3589,23 +3059,7 @@
           <w:sz w:val="20"/>
           <w:szCs w:val="20"/>
         </w:rPr>
-        <w:t xml:space="preserve"> chart of </w:t>
-      </w:r>
-      <w:proofErr w:type="spellStart"/>
-      <w:r>
-        <w:rPr>
-          <w:sz w:val="20"/>
-          <w:szCs w:val="20"/>
-        </w:rPr>
-        <w:t>Discount_Percentage</w:t>
-      </w:r>
-      <w:proofErr w:type="spellEnd"/>
-      <w:r>
-        <w:rPr>
-          <w:sz w:val="20"/>
-          <w:szCs w:val="20"/>
-        </w:rPr>
-        <w:t xml:space="preserve"> vs Profit with a trendline and R-squared.</w:t>
+        <w:t xml:space="preserve"> chart of Discount_Percentage vs Profit with a trendline and R-squared.</w:t>
       </w:r>
     </w:p>
     <w:p>
@@ -3639,23 +3093,7 @@
           <w:sz w:val="20"/>
           <w:szCs w:val="20"/>
         </w:rPr>
-        <w:t xml:space="preserve"> a chart: title, axis titles, data labels, </w:t>
-      </w:r>
-      <w:proofErr w:type="spellStart"/>
-      <w:r>
-        <w:rPr>
-          <w:sz w:val="20"/>
-          <w:szCs w:val="20"/>
-        </w:rPr>
-        <w:t>colors</w:t>
-      </w:r>
-      <w:proofErr w:type="spellEnd"/>
-      <w:r>
-        <w:rPr>
-          <w:sz w:val="20"/>
-          <w:szCs w:val="20"/>
-        </w:rPr>
-        <w:t>, gridlines.</w:t>
+        <w:t xml:space="preserve"> a chart: title, axis titles, data labels, colors, gridlines.</w:t>
       </w:r>
     </w:p>
     <w:p>
@@ -3689,23 +3127,7 @@
           <w:sz w:val="20"/>
           <w:szCs w:val="20"/>
         </w:rPr>
-        <w:t xml:space="preserve"> column of Profit by Country split by </w:t>
-      </w:r>
-      <w:proofErr w:type="spellStart"/>
-      <w:r>
-        <w:rPr>
-          <w:sz w:val="20"/>
-          <w:szCs w:val="20"/>
-        </w:rPr>
-        <w:t>Order_Year</w:t>
-      </w:r>
-      <w:proofErr w:type="spellEnd"/>
-      <w:r>
-        <w:rPr>
-          <w:sz w:val="20"/>
-          <w:szCs w:val="20"/>
-        </w:rPr>
-        <w:t>; add sparklines for the monthly trend.</w:t>
+        <w:t xml:space="preserve"> column of Profit by Country split by Order_Year; add sparklines for the monthly trend.</w:t>
       </w:r>
     </w:p>
     <w:p>
@@ -3756,39 +3178,7 @@
           <w:sz w:val="20"/>
           <w:szCs w:val="20"/>
         </w:rPr>
-        <w:t xml:space="preserve"> a </w:t>
-      </w:r>
-      <w:proofErr w:type="spellStart"/>
-      <w:r>
-        <w:rPr>
-          <w:sz w:val="20"/>
-          <w:szCs w:val="20"/>
-        </w:rPr>
-        <w:t>Product_ID</w:t>
-      </w:r>
-      <w:proofErr w:type="spellEnd"/>
-      <w:r>
-        <w:rPr>
-          <w:sz w:val="20"/>
-          <w:szCs w:val="20"/>
-        </w:rPr>
-        <w:t xml:space="preserve"> to </w:t>
-      </w:r>
-      <w:proofErr w:type="spellStart"/>
-      <w:r>
-        <w:rPr>
-          <w:sz w:val="20"/>
-          <w:szCs w:val="20"/>
-        </w:rPr>
-        <w:t>Product_Name</w:t>
-      </w:r>
-      <w:proofErr w:type="spellEnd"/>
-      <w:r>
-        <w:rPr>
-          <w:sz w:val="20"/>
-          <w:szCs w:val="20"/>
-        </w:rPr>
-        <w:t xml:space="preserve"> lookup table and use VLOOKUP (exact match).</w:t>
+        <w:t xml:space="preserve"> a Product_ID to Product_Name lookup table and use VLOOKUP (exact match).</w:t>
       </w:r>
     </w:p>
     <w:p>
@@ -3822,23 +3212,7 @@
           <w:sz w:val="20"/>
           <w:szCs w:val="20"/>
         </w:rPr>
-        <w:t xml:space="preserve"> VLOOKUP approximate match to map </w:t>
-      </w:r>
-      <w:proofErr w:type="spellStart"/>
-      <w:r>
-        <w:rPr>
-          <w:sz w:val="20"/>
-          <w:szCs w:val="20"/>
-        </w:rPr>
-        <w:t>Sales_Amount</w:t>
-      </w:r>
-      <w:proofErr w:type="spellEnd"/>
-      <w:r>
-        <w:rPr>
-          <w:sz w:val="20"/>
-          <w:szCs w:val="20"/>
-        </w:rPr>
-        <w:t xml:space="preserve"> to a price band table (0, 100, 500, 1000).</w:t>
+        <w:t xml:space="preserve"> VLOOKUP approximate match to map Sales_Amount to a price band table (0, 100, 500, 1000).</w:t>
       </w:r>
     </w:p>
     <w:p>
@@ -3872,23 +3246,7 @@
           <w:sz w:val="20"/>
           <w:szCs w:val="20"/>
         </w:rPr>
-        <w:t xml:space="preserve"> HLOOKUP on a horizontal table of </w:t>
-      </w:r>
-      <w:proofErr w:type="spellStart"/>
-      <w:r>
-        <w:rPr>
-          <w:sz w:val="20"/>
-          <w:szCs w:val="20"/>
-        </w:rPr>
-        <w:t>Shipping_Method</w:t>
-      </w:r>
-      <w:proofErr w:type="spellEnd"/>
-      <w:r>
-        <w:rPr>
-          <w:sz w:val="20"/>
-          <w:szCs w:val="20"/>
-        </w:rPr>
-        <w:t xml:space="preserve"> and delivery fee.</w:t>
+        <w:t xml:space="preserve"> HLOOKUP on a horizontal table of Shipping_Method and delivery fee.</w:t>
       </w:r>
     </w:p>
     <w:p>
@@ -4041,23 +3399,7 @@
           <w:sz w:val="20"/>
           <w:szCs w:val="20"/>
         </w:rPr>
-        <w:t xml:space="preserve"> MATCH to find the row position of </w:t>
-      </w:r>
-      <w:proofErr w:type="spellStart"/>
-      <w:r>
-        <w:rPr>
-          <w:sz w:val="20"/>
-          <w:szCs w:val="20"/>
-        </w:rPr>
-        <w:t>Product_ID</w:t>
-      </w:r>
-      <w:proofErr w:type="spellEnd"/>
-      <w:r>
-        <w:rPr>
-          <w:sz w:val="20"/>
-          <w:szCs w:val="20"/>
-        </w:rPr>
-        <w:t xml:space="preserve"> 'P010'.</w:t>
+        <w:t xml:space="preserve"> MATCH to find the row position of Product_ID 'P010'.</w:t>
       </w:r>
     </w:p>
     <w:p>
@@ -4091,39 +3433,7 @@
           <w:sz w:val="20"/>
           <w:szCs w:val="20"/>
         </w:rPr>
-        <w:t xml:space="preserve"> INDEX/MATCH to return </w:t>
-      </w:r>
-      <w:proofErr w:type="spellStart"/>
-      <w:r>
-        <w:rPr>
-          <w:sz w:val="20"/>
-          <w:szCs w:val="20"/>
-        </w:rPr>
-        <w:t>Store_Name</w:t>
-      </w:r>
-      <w:proofErr w:type="spellEnd"/>
-      <w:r>
-        <w:rPr>
-          <w:sz w:val="20"/>
-          <w:szCs w:val="20"/>
-        </w:rPr>
-        <w:t xml:space="preserve"> for a given </w:t>
-      </w:r>
-      <w:proofErr w:type="spellStart"/>
-      <w:r>
-        <w:rPr>
-          <w:sz w:val="20"/>
-          <w:szCs w:val="20"/>
-        </w:rPr>
-        <w:t>Store_ID</w:t>
-      </w:r>
-      <w:proofErr w:type="spellEnd"/>
-      <w:r>
-        <w:rPr>
-          <w:sz w:val="20"/>
-          <w:szCs w:val="20"/>
-        </w:rPr>
-        <w:t>.</w:t>
+        <w:t xml:space="preserve"> INDEX/MATCH to return Store_Name for a given Store_ID.</w:t>
       </w:r>
     </w:p>
     <w:p>
@@ -4157,23 +3467,7 @@
           <w:sz w:val="20"/>
           <w:szCs w:val="20"/>
         </w:rPr>
-        <w:t xml:space="preserve">-way INDEX/MATCH: return sales for a chosen Country and </w:t>
-      </w:r>
-      <w:proofErr w:type="spellStart"/>
-      <w:r>
-        <w:rPr>
-          <w:sz w:val="20"/>
-          <w:szCs w:val="20"/>
-        </w:rPr>
-        <w:t>Order_Year</w:t>
-      </w:r>
-      <w:proofErr w:type="spellEnd"/>
-      <w:r>
-        <w:rPr>
-          <w:sz w:val="20"/>
-          <w:szCs w:val="20"/>
-        </w:rPr>
-        <w:t xml:space="preserve"> from a summary grid.</w:t>
+        <w:t>-way INDEX/MATCH: return sales for a chosen Country and Order_Year from a summary grid.</w:t>
       </w:r>
     </w:p>
     <w:p>
@@ -4207,23 +3501,7 @@
           <w:sz w:val="20"/>
           <w:szCs w:val="20"/>
         </w:rPr>
-        <w:t xml:space="preserve"> Filter with a criteria range: Country = Canada AND </w:t>
-      </w:r>
-      <w:proofErr w:type="spellStart"/>
-      <w:r>
-        <w:rPr>
-          <w:sz w:val="20"/>
-          <w:szCs w:val="20"/>
-        </w:rPr>
-        <w:t>Discount_Percentage</w:t>
-      </w:r>
-      <w:proofErr w:type="spellEnd"/>
-      <w:r>
-        <w:rPr>
-          <w:sz w:val="20"/>
-          <w:szCs w:val="20"/>
-        </w:rPr>
-        <w:t xml:space="preserve"> &gt; 20.</w:t>
+        <w:t xml:space="preserve"> Filter with a criteria range: Country = Canada AND Discount_Percentage &gt; 20.</w:t>
       </w:r>
     </w:p>
     <w:p>
@@ -4257,23 +3535,7 @@
           <w:sz w:val="20"/>
           <w:szCs w:val="20"/>
         </w:rPr>
-        <w:t xml:space="preserve"> Filter: copy only unique </w:t>
-      </w:r>
-      <w:proofErr w:type="spellStart"/>
-      <w:r>
-        <w:rPr>
-          <w:sz w:val="20"/>
-          <w:szCs w:val="20"/>
-        </w:rPr>
-        <w:t>Customer_IDs</w:t>
-      </w:r>
-      <w:proofErr w:type="spellEnd"/>
-      <w:r>
-        <w:rPr>
-          <w:sz w:val="20"/>
-          <w:szCs w:val="20"/>
-        </w:rPr>
-        <w:t xml:space="preserve"> to a new location.</w:t>
+        <w:t xml:space="preserve"> Filter: copy only unique Customer_IDs to a new location.</w:t>
       </w:r>
     </w:p>
     <w:p>
@@ -4307,23 +3569,7 @@
           <w:sz w:val="20"/>
           <w:szCs w:val="20"/>
         </w:rPr>
-        <w:t xml:space="preserve"> a combo chart: columns for </w:t>
-      </w:r>
-      <w:proofErr w:type="spellStart"/>
-      <w:r>
-        <w:rPr>
-          <w:sz w:val="20"/>
-          <w:szCs w:val="20"/>
-        </w:rPr>
-        <w:t>Sales_Amount</w:t>
-      </w:r>
-      <w:proofErr w:type="spellEnd"/>
-      <w:r>
-        <w:rPr>
-          <w:sz w:val="20"/>
-          <w:szCs w:val="20"/>
-        </w:rPr>
-        <w:t>, line for Profit margin % on a secondary axis.</w:t>
+        <w:t xml:space="preserve"> a combo chart: columns for Sales_Amount, line for Profit margin % on a secondary axis.</w:t>
       </w:r>
     </w:p>
     <w:p>
@@ -4374,23 +3620,7 @@
           <w:sz w:val="20"/>
           <w:szCs w:val="20"/>
         </w:rPr>
-        <w:t xml:space="preserve">: extract the city code from </w:t>
-      </w:r>
-      <w:proofErr w:type="spellStart"/>
-      <w:r>
-        <w:rPr>
-          <w:sz w:val="20"/>
-          <w:szCs w:val="20"/>
-        </w:rPr>
-        <w:t>Store_ID</w:t>
-      </w:r>
-      <w:proofErr w:type="spellEnd"/>
-      <w:r>
-        <w:rPr>
-          <w:sz w:val="20"/>
-          <w:szCs w:val="20"/>
-        </w:rPr>
-        <w:t xml:space="preserve"> (e.g. NYC-01 gives NYC).</w:t>
+        <w:t>: extract the city code from Store_ID (e.g. NYC-01 gives NYC).</w:t>
       </w:r>
     </w:p>
     <w:p>
@@ -4424,23 +3654,7 @@
           <w:sz w:val="20"/>
           <w:szCs w:val="20"/>
         </w:rPr>
-        <w:t xml:space="preserve">: extract the store number from </w:t>
-      </w:r>
-      <w:proofErr w:type="spellStart"/>
-      <w:r>
-        <w:rPr>
-          <w:sz w:val="20"/>
-          <w:szCs w:val="20"/>
-        </w:rPr>
-        <w:t>Store_ID</w:t>
-      </w:r>
-      <w:proofErr w:type="spellEnd"/>
-      <w:r>
-        <w:rPr>
-          <w:sz w:val="20"/>
-          <w:szCs w:val="20"/>
-        </w:rPr>
-        <w:t>.</w:t>
+        <w:t>: extract the store number from Store_ID.</w:t>
       </w:r>
     </w:p>
     <w:p>
@@ -4474,23 +3688,7 @@
           <w:sz w:val="20"/>
           <w:szCs w:val="20"/>
         </w:rPr>
-        <w:t xml:space="preserve">: extract the numeric part of </w:t>
-      </w:r>
-      <w:proofErr w:type="spellStart"/>
-      <w:r>
-        <w:rPr>
-          <w:sz w:val="20"/>
-          <w:szCs w:val="20"/>
-        </w:rPr>
-        <w:t>Transaction_ID</w:t>
-      </w:r>
-      <w:proofErr w:type="spellEnd"/>
-      <w:r>
-        <w:rPr>
-          <w:sz w:val="20"/>
-          <w:szCs w:val="20"/>
-        </w:rPr>
-        <w:t xml:space="preserve"> (T20001234).</w:t>
+        <w:t>: extract the numeric part of Transaction_ID (T20001234).</w:t>
       </w:r>
     </w:p>
     <w:p>
@@ -4524,23 +3722,7 @@
           <w:sz w:val="20"/>
           <w:szCs w:val="20"/>
         </w:rPr>
-        <w:t xml:space="preserve"> the casing of </w:t>
-      </w:r>
-      <w:proofErr w:type="spellStart"/>
-      <w:r>
-        <w:rPr>
-          <w:sz w:val="20"/>
-          <w:szCs w:val="20"/>
-        </w:rPr>
-        <w:t>Customer_Gender</w:t>
-      </w:r>
-      <w:proofErr w:type="spellEnd"/>
-      <w:r>
-        <w:rPr>
-          <w:sz w:val="20"/>
-          <w:szCs w:val="20"/>
-        </w:rPr>
-        <w:t xml:space="preserve"> and Region using UPPER, LOWER and PROPER.</w:t>
+        <w:t xml:space="preserve"> the casing of Customer_Gender and Region using UPPER, LOWER and PROPER.</w:t>
       </w:r>
     </w:p>
     <w:p>
@@ -4574,23 +3756,7 @@
           <w:sz w:val="20"/>
           <w:szCs w:val="20"/>
         </w:rPr>
-        <w:t xml:space="preserve">: find </w:t>
-      </w:r>
-      <w:proofErr w:type="spellStart"/>
-      <w:r>
-        <w:rPr>
-          <w:sz w:val="20"/>
-          <w:szCs w:val="20"/>
-        </w:rPr>
-        <w:t>Customer_IDs</w:t>
-      </w:r>
-      <w:proofErr w:type="spellEnd"/>
-      <w:r>
-        <w:rPr>
-          <w:sz w:val="20"/>
-          <w:szCs w:val="20"/>
-        </w:rPr>
-        <w:t xml:space="preserve"> whose length is not 6.</w:t>
+        <w:t>: find Customer_IDs whose length is not 6.</w:t>
       </w:r>
     </w:p>
     <w:p>
@@ -4709,23 +3875,7 @@
           <w:sz w:val="20"/>
           <w:szCs w:val="20"/>
         </w:rPr>
-        <w:t xml:space="preserve"> Year, Month name and Weekday from </w:t>
-      </w:r>
-      <w:proofErr w:type="spellStart"/>
-      <w:r>
-        <w:rPr>
-          <w:sz w:val="20"/>
-          <w:szCs w:val="20"/>
-        </w:rPr>
-        <w:t>Order_Date</w:t>
-      </w:r>
-      <w:proofErr w:type="spellEnd"/>
-      <w:r>
-        <w:rPr>
-          <w:sz w:val="20"/>
-          <w:szCs w:val="20"/>
-        </w:rPr>
-        <w:t>.</w:t>
+        <w:t xml:space="preserve"> Year, Month name and Weekday from Order_Date.</w:t>
       </w:r>
     </w:p>
     <w:p>
@@ -4809,23 +3959,7 @@
           <w:sz w:val="20"/>
           <w:szCs w:val="20"/>
         </w:rPr>
-        <w:t xml:space="preserve"> TIMEVALUE on </w:t>
-      </w:r>
-      <w:proofErr w:type="spellStart"/>
-      <w:r>
-        <w:rPr>
-          <w:sz w:val="20"/>
-          <w:szCs w:val="20"/>
-        </w:rPr>
-        <w:t>Order_Time</w:t>
-      </w:r>
-      <w:proofErr w:type="spellEnd"/>
-      <w:r>
-        <w:rPr>
-          <w:sz w:val="20"/>
-          <w:szCs w:val="20"/>
-        </w:rPr>
-        <w:t xml:space="preserve"> to label orders Morning, Afternoon or Evening.</w:t>
+        <w:t xml:space="preserve"> TIMEVALUE on Order_Time to label orders Morning, Afternoon or Evening.</w:t>
       </w:r>
     </w:p>
     <w:p>
@@ -4859,55 +3993,7 @@
           <w:sz w:val="20"/>
           <w:szCs w:val="20"/>
         </w:rPr>
-        <w:t xml:space="preserve">: working days between </w:t>
-      </w:r>
-      <w:proofErr w:type="spellStart"/>
-      <w:r>
-        <w:rPr>
-          <w:sz w:val="20"/>
-          <w:szCs w:val="20"/>
-        </w:rPr>
-        <w:t>Order_Date</w:t>
-      </w:r>
-      <w:proofErr w:type="spellEnd"/>
-      <w:r>
-        <w:rPr>
-          <w:sz w:val="20"/>
-          <w:szCs w:val="20"/>
-        </w:rPr>
-        <w:t xml:space="preserve"> and </w:t>
-      </w:r>
-      <w:proofErr w:type="spellStart"/>
-      <w:r>
-        <w:rPr>
-          <w:sz w:val="20"/>
-          <w:szCs w:val="20"/>
-        </w:rPr>
-        <w:t>Order_Date</w:t>
-      </w:r>
-      <w:proofErr w:type="spellEnd"/>
-      <w:r>
-        <w:rPr>
-          <w:sz w:val="20"/>
-          <w:szCs w:val="20"/>
-        </w:rPr>
-        <w:t xml:space="preserve"> + </w:t>
-      </w:r>
-      <w:proofErr w:type="spellStart"/>
-      <w:r>
-        <w:rPr>
-          <w:sz w:val="20"/>
-          <w:szCs w:val="20"/>
-        </w:rPr>
-        <w:t>Delivery_Days</w:t>
-      </w:r>
-      <w:proofErr w:type="spellEnd"/>
-      <w:r>
-        <w:rPr>
-          <w:sz w:val="20"/>
-          <w:szCs w:val="20"/>
-        </w:rPr>
-        <w:t>.</w:t>
+        <w:t>: working days between Order_Date and Order_Date + Delivery_Days.</w:t>
       </w:r>
     </w:p>
     <w:p>
@@ -5257,23 +4343,7 @@
           <w:sz w:val="20"/>
           <w:szCs w:val="20"/>
         </w:rPr>
-        <w:t xml:space="preserve"> four yearly sheets (2022-2025) by </w:t>
-      </w:r>
-      <w:proofErr w:type="spellStart"/>
-      <w:r>
-        <w:rPr>
-          <w:sz w:val="20"/>
-          <w:szCs w:val="20"/>
-        </w:rPr>
-        <w:t>Product_Category</w:t>
-      </w:r>
-      <w:proofErr w:type="spellEnd"/>
-      <w:r>
-        <w:rPr>
-          <w:sz w:val="20"/>
-          <w:szCs w:val="20"/>
-        </w:rPr>
-        <w:t xml:space="preserve"> using Data &gt; Consolidate (Sum).</w:t>
+        <w:t xml:space="preserve"> four yearly sheets (2022-2025) by Product_Category using Data &gt; Consolidate (Sum).</w:t>
       </w:r>
     </w:p>
     <w:p>
@@ -5392,55 +4462,7 @@
           <w:sz w:val="20"/>
           <w:szCs w:val="20"/>
         </w:rPr>
-        <w:t xml:space="preserve">: </w:t>
-      </w:r>
-      <w:proofErr w:type="spellStart"/>
-      <w:r>
-        <w:rPr>
-          <w:sz w:val="20"/>
-          <w:szCs w:val="20"/>
-        </w:rPr>
-        <w:t>Sales_Amount</w:t>
-      </w:r>
-      <w:proofErr w:type="spellEnd"/>
-      <w:r>
-        <w:rPr>
-          <w:sz w:val="20"/>
-          <w:szCs w:val="20"/>
-        </w:rPr>
-        <w:t xml:space="preserve"> by </w:t>
-      </w:r>
-      <w:proofErr w:type="spellStart"/>
-      <w:r>
-        <w:rPr>
-          <w:sz w:val="20"/>
-          <w:szCs w:val="20"/>
-        </w:rPr>
-        <w:t>Product_Category</w:t>
-      </w:r>
-      <w:proofErr w:type="spellEnd"/>
-      <w:r>
-        <w:rPr>
-          <w:sz w:val="20"/>
-          <w:szCs w:val="20"/>
-        </w:rPr>
-        <w:t xml:space="preserve"> (rows) and </w:t>
-      </w:r>
-      <w:proofErr w:type="spellStart"/>
-      <w:r>
-        <w:rPr>
-          <w:sz w:val="20"/>
-          <w:szCs w:val="20"/>
-        </w:rPr>
-        <w:t>Order_Year</w:t>
-      </w:r>
-      <w:proofErr w:type="spellEnd"/>
-      <w:r>
-        <w:rPr>
-          <w:sz w:val="20"/>
-          <w:szCs w:val="20"/>
-        </w:rPr>
-        <w:t xml:space="preserve"> (columns).</w:t>
+        <w:t>: Sales_Amount by Product_Category (rows) and Order_Year (columns).</w:t>
       </w:r>
     </w:p>
     <w:p>
@@ -5508,23 +4530,7 @@
           <w:sz w:val="20"/>
           <w:szCs w:val="20"/>
         </w:rPr>
-        <w:t xml:space="preserve"> </w:t>
-      </w:r>
-      <w:proofErr w:type="spellStart"/>
-      <w:r>
-        <w:rPr>
-          <w:sz w:val="20"/>
-          <w:szCs w:val="20"/>
-        </w:rPr>
-        <w:t>Order_Date</w:t>
-      </w:r>
-      <w:proofErr w:type="spellEnd"/>
-      <w:r>
-        <w:rPr>
-          <w:sz w:val="20"/>
-          <w:szCs w:val="20"/>
-        </w:rPr>
-        <w:t xml:space="preserve"> by Months and Quarters.</w:t>
+        <w:t xml:space="preserve"> Order_Date by Months and Quarters.</w:t>
       </w:r>
     </w:p>
     <w:p>
@@ -5558,39 +4564,7 @@
           <w:sz w:val="20"/>
           <w:szCs w:val="20"/>
         </w:rPr>
-        <w:t xml:space="preserve"> </w:t>
-      </w:r>
-      <w:proofErr w:type="spellStart"/>
-      <w:r>
-        <w:rPr>
-          <w:sz w:val="20"/>
-          <w:szCs w:val="20"/>
-        </w:rPr>
-        <w:t>Customer_Age</w:t>
-      </w:r>
-      <w:proofErr w:type="spellEnd"/>
-      <w:r>
-        <w:rPr>
-          <w:sz w:val="20"/>
-          <w:szCs w:val="20"/>
-        </w:rPr>
-        <w:t xml:space="preserve"> into bands of 10 years and </w:t>
-      </w:r>
-      <w:proofErr w:type="spellStart"/>
-      <w:r>
-        <w:rPr>
-          <w:sz w:val="20"/>
-          <w:szCs w:val="20"/>
-        </w:rPr>
-        <w:t>Sales_Amount</w:t>
-      </w:r>
-      <w:proofErr w:type="spellEnd"/>
-      <w:r>
-        <w:rPr>
-          <w:sz w:val="20"/>
-          <w:szCs w:val="20"/>
-        </w:rPr>
-        <w:t xml:space="preserve"> into bins.</w:t>
+        <w:t xml:space="preserve"> Customer_Age into bands of 10 years and Sales_Amount into bins.</w:t>
       </w:r>
     </w:p>
     <w:p>
@@ -5624,23 +4598,7 @@
           <w:sz w:val="20"/>
           <w:szCs w:val="20"/>
         </w:rPr>
-        <w:t xml:space="preserve"> slicers for Country and </w:t>
-      </w:r>
-      <w:proofErr w:type="spellStart"/>
-      <w:r>
-        <w:rPr>
-          <w:sz w:val="20"/>
-          <w:szCs w:val="20"/>
-        </w:rPr>
-        <w:t>Sales_Channel</w:t>
-      </w:r>
-      <w:proofErr w:type="spellEnd"/>
-      <w:r>
-        <w:rPr>
-          <w:sz w:val="20"/>
-          <w:szCs w:val="20"/>
-        </w:rPr>
-        <w:t xml:space="preserve"> connected to two pivots, plus a Timeline slicer.</w:t>
+        <w:t xml:space="preserve"> slicers for Country and Sales_Channel connected to two pivots, plus a Timeline slicer.</w:t>
       </w:r>
     </w:p>
     <w:p>
@@ -5674,23 +4632,7 @@
           <w:sz w:val="20"/>
           <w:szCs w:val="20"/>
         </w:rPr>
-        <w:t xml:space="preserve"> values as % of column total and filter to the Top 10 </w:t>
-      </w:r>
-      <w:proofErr w:type="spellStart"/>
-      <w:r>
-        <w:rPr>
-          <w:sz w:val="20"/>
-          <w:szCs w:val="20"/>
-        </w:rPr>
-        <w:t>Product_Names</w:t>
-      </w:r>
-      <w:proofErr w:type="spellEnd"/>
-      <w:r>
-        <w:rPr>
-          <w:sz w:val="20"/>
-          <w:szCs w:val="20"/>
-        </w:rPr>
-        <w:t>.</w:t>
+        <w:t xml:space="preserve"> values as % of column total and filter to the Top 10 Product_Names.</w:t>
       </w:r>
     </w:p>
     <w:p>
@@ -5775,23 +4717,7 @@
           <w:sz w:val="20"/>
           <w:szCs w:val="20"/>
         </w:rPr>
-        <w:t xml:space="preserve"> a dropdown list for </w:t>
-      </w:r>
-      <w:proofErr w:type="spellStart"/>
-      <w:r>
-        <w:rPr>
-          <w:sz w:val="20"/>
-          <w:szCs w:val="20"/>
-        </w:rPr>
-        <w:t>Sales_Channel</w:t>
-      </w:r>
-      <w:proofErr w:type="spellEnd"/>
-      <w:r>
-        <w:rPr>
-          <w:sz w:val="20"/>
-          <w:szCs w:val="20"/>
-        </w:rPr>
-        <w:t xml:space="preserve"> using Data Validation.</w:t>
+        <w:t xml:space="preserve"> a dropdown list for Sales_Channel using Data Validation.</w:t>
       </w:r>
     </w:p>
     <w:p>
@@ -5825,23 +4751,7 @@
           <w:sz w:val="20"/>
           <w:szCs w:val="20"/>
         </w:rPr>
-        <w:t xml:space="preserve"> </w:t>
-      </w:r>
-      <w:proofErr w:type="spellStart"/>
-      <w:r>
-        <w:rPr>
-          <w:sz w:val="20"/>
-          <w:szCs w:val="20"/>
-        </w:rPr>
-        <w:t>Discount_Percentage</w:t>
-      </w:r>
-      <w:proofErr w:type="spellEnd"/>
-      <w:r>
-        <w:rPr>
-          <w:sz w:val="20"/>
-          <w:szCs w:val="20"/>
-        </w:rPr>
-        <w:t xml:space="preserve"> to values between 0 and 50, with a custom error message.</w:t>
+        <w:t xml:space="preserve"> Discount_Percentage to values between 0 and 50, with a custom error message.</w:t>
       </w:r>
     </w:p>
     <w:p>
@@ -5943,23 +4853,7 @@
           <w:sz w:val="20"/>
           <w:szCs w:val="20"/>
         </w:rPr>
-        <w:t xml:space="preserve"> Seek: what </w:t>
-      </w:r>
-      <w:proofErr w:type="spellStart"/>
-      <w:r>
-        <w:rPr>
-          <w:sz w:val="20"/>
-          <w:szCs w:val="20"/>
-        </w:rPr>
-        <w:t>Unit_Price</w:t>
-      </w:r>
-      <w:proofErr w:type="spellEnd"/>
-      <w:r>
-        <w:rPr>
-          <w:sz w:val="20"/>
-          <w:szCs w:val="20"/>
-        </w:rPr>
-        <w:t xml:space="preserve"> gives a target profit of 500 on a transaction?</w:t>
+        <w:t xml:space="preserve"> Seek: what Unit_Price gives a target profit of 500 on a transaction?</w:t>
       </w:r>
     </w:p>
     <w:p>
@@ -6107,55 +5001,7 @@
           <w:sz w:val="20"/>
           <w:szCs w:val="20"/>
         </w:rPr>
-        <w:t xml:space="preserve"> the header row and the </w:t>
-      </w:r>
-      <w:proofErr w:type="spellStart"/>
-      <w:r>
-        <w:rPr>
-          <w:sz w:val="20"/>
-          <w:szCs w:val="20"/>
-        </w:rPr>
-        <w:t>Transaction_ID</w:t>
-      </w:r>
-      <w:proofErr w:type="spellEnd"/>
-      <w:r>
-        <w:rPr>
-          <w:sz w:val="20"/>
-          <w:szCs w:val="20"/>
-        </w:rPr>
-        <w:t xml:space="preserve"> column. Format </w:t>
-      </w:r>
-      <w:proofErr w:type="spellStart"/>
-      <w:r>
-        <w:rPr>
-          <w:sz w:val="20"/>
-          <w:szCs w:val="20"/>
-        </w:rPr>
-        <w:t>Order_Date</w:t>
-      </w:r>
-      <w:proofErr w:type="spellEnd"/>
-      <w:r>
-        <w:rPr>
-          <w:sz w:val="20"/>
-          <w:szCs w:val="20"/>
-        </w:rPr>
-        <w:t xml:space="preserve"> as DD-MMM-YYYY and </w:t>
-      </w:r>
-      <w:proofErr w:type="spellStart"/>
-      <w:r>
-        <w:rPr>
-          <w:sz w:val="20"/>
-          <w:szCs w:val="20"/>
-        </w:rPr>
-        <w:t>Sales_Amount</w:t>
-      </w:r>
-      <w:proofErr w:type="spellEnd"/>
-      <w:r>
-        <w:rPr>
-          <w:sz w:val="20"/>
-          <w:szCs w:val="20"/>
-        </w:rPr>
-        <w:t xml:space="preserve"> as currency with 2 decimals.</w:t>
+        <w:t xml:space="preserve"> the header row and the Transaction_ID column. Format Order_Date as DD-MMM-YYYY and Sales_Amount as currency with 2 decimals.</w:t>
       </w:r>
     </w:p>
     <w:p>
@@ -6234,23 +5080,7 @@
           <w:sz w:val="20"/>
           <w:szCs w:val="20"/>
         </w:rPr>
-        <w:t xml:space="preserve"> Special to select every blank cell in </w:t>
-      </w:r>
-      <w:proofErr w:type="spellStart"/>
-      <w:r>
-        <w:rPr>
-          <w:sz w:val="20"/>
-          <w:szCs w:val="20"/>
-        </w:rPr>
-        <w:t>Customer_Rating</w:t>
-      </w:r>
-      <w:proofErr w:type="spellEnd"/>
-      <w:r>
-        <w:rPr>
-          <w:sz w:val="20"/>
-          <w:szCs w:val="20"/>
-        </w:rPr>
-        <w:t xml:space="preserve"> and fill them all with 'NA' in one step.</w:t>
+        <w:t xml:space="preserve"> Special to select every blank cell in Customer_Rating and fill them all with 'NA' in one step.</w:t>
       </w:r>
     </w:p>
     <w:p>
@@ -6376,23 +5206,7 @@
           <w:sz w:val="20"/>
           <w:szCs w:val="20"/>
         </w:rPr>
-        <w:t xml:space="preserve"> </w:t>
-      </w:r>
-      <w:proofErr w:type="spellStart"/>
-      <w:r>
-        <w:rPr>
-          <w:sz w:val="20"/>
-          <w:szCs w:val="20"/>
-        </w:rPr>
-        <w:t>Customer_Age</w:t>
-      </w:r>
-      <w:proofErr w:type="spellEnd"/>
-      <w:r>
-        <w:rPr>
-          <w:sz w:val="20"/>
-          <w:szCs w:val="20"/>
-        </w:rPr>
-        <w:t xml:space="preserve"> outside 16-90 and report how many rows are affected.</w:t>
+        <w:t xml:space="preserve"> Customer_Age outside 16-90 and report how many rows are affected.</w:t>
       </w:r>
     </w:p>
     <w:p>
@@ -6518,39 +5332,7 @@
           <w:sz w:val="20"/>
           <w:szCs w:val="20"/>
         </w:rPr>
-        <w:t xml:space="preserve"> 'Returned' when </w:t>
-      </w:r>
-      <w:proofErr w:type="spellStart"/>
-      <w:r>
-        <w:rPr>
-          <w:sz w:val="20"/>
-          <w:szCs w:val="20"/>
-        </w:rPr>
-        <w:t>Return_Flag</w:t>
-      </w:r>
-      <w:proofErr w:type="spellEnd"/>
-      <w:r>
-        <w:rPr>
-          <w:sz w:val="20"/>
-          <w:szCs w:val="20"/>
-        </w:rPr>
-        <w:t xml:space="preserve"> = Yes, otherwise show the </w:t>
-      </w:r>
-      <w:proofErr w:type="spellStart"/>
-      <w:r>
-        <w:rPr>
-          <w:sz w:val="20"/>
-          <w:szCs w:val="20"/>
-        </w:rPr>
-        <w:t>Order_Status</w:t>
-      </w:r>
-      <w:proofErr w:type="spellEnd"/>
-      <w:r>
-        <w:rPr>
-          <w:sz w:val="20"/>
-          <w:szCs w:val="20"/>
-        </w:rPr>
-        <w:t>.</w:t>
+        <w:t xml:space="preserve"> 'Returned' when Return_Flag = Yes, otherwise show the Order_Status.</w:t>
       </w:r>
     </w:p>
     <w:p>
@@ -6613,23 +5395,7 @@
           <w:sz w:val="20"/>
           <w:szCs w:val="20"/>
         </w:rPr>
-        <w:t xml:space="preserve"> duplicate </w:t>
-      </w:r>
-      <w:proofErr w:type="spellStart"/>
-      <w:r>
-        <w:rPr>
-          <w:sz w:val="20"/>
-          <w:szCs w:val="20"/>
-        </w:rPr>
-        <w:t>Transaction_IDs</w:t>
-      </w:r>
-      <w:proofErr w:type="spellEnd"/>
-      <w:r>
-        <w:rPr>
-          <w:sz w:val="20"/>
-          <w:szCs w:val="20"/>
-        </w:rPr>
-        <w:t xml:space="preserve"> with a COUNTIF helper column instead of deleting.</w:t>
+        <w:t xml:space="preserve"> duplicate Transaction_IDs with a COUNTIF helper column instead of deleting.</w:t>
       </w:r>
     </w:p>
     <w:p>
@@ -6692,39 +5458,7 @@
           <w:sz w:val="20"/>
           <w:szCs w:val="20"/>
         </w:rPr>
-        <w:t xml:space="preserve"> blank </w:t>
-      </w:r>
-      <w:proofErr w:type="spellStart"/>
-      <w:r>
-        <w:rPr>
-          <w:sz w:val="20"/>
-          <w:szCs w:val="20"/>
-        </w:rPr>
-        <w:t>Customer_Rating</w:t>
-      </w:r>
-      <w:proofErr w:type="spellEnd"/>
-      <w:r>
-        <w:rPr>
-          <w:sz w:val="20"/>
-          <w:szCs w:val="20"/>
-        </w:rPr>
-        <w:t xml:space="preserve"> with the average rating of that row's </w:t>
-      </w:r>
-      <w:proofErr w:type="spellStart"/>
-      <w:r>
-        <w:rPr>
-          <w:sz w:val="20"/>
-          <w:szCs w:val="20"/>
-        </w:rPr>
-        <w:t>Product_Category</w:t>
-      </w:r>
-      <w:proofErr w:type="spellEnd"/>
-      <w:r>
-        <w:rPr>
-          <w:sz w:val="20"/>
-          <w:szCs w:val="20"/>
-        </w:rPr>
-        <w:t xml:space="preserve"> (AVERAGEIF).</w:t>
+        <w:t xml:space="preserve"> blank Customer_Rating with the average rating of that row's Product_Category (AVERAGEIF).</w:t>
       </w:r>
     </w:p>
     <w:p>
@@ -6787,23 +5521,7 @@
           <w:sz w:val="20"/>
           <w:szCs w:val="20"/>
         </w:rPr>
-        <w:t xml:space="preserve">: total Profit by </w:t>
-      </w:r>
-      <w:proofErr w:type="spellStart"/>
-      <w:r>
-        <w:rPr>
-          <w:sz w:val="20"/>
-          <w:szCs w:val="20"/>
-        </w:rPr>
-        <w:t>Product_Category</w:t>
-      </w:r>
-      <w:proofErr w:type="spellEnd"/>
-      <w:r>
-        <w:rPr>
-          <w:sz w:val="20"/>
-          <w:szCs w:val="20"/>
-        </w:rPr>
-        <w:t xml:space="preserve"> for 2024.</w:t>
+        <w:t>: total Profit by Product_Category for 2024.</w:t>
       </w:r>
     </w:p>
     <w:p>
@@ -6866,39 +5584,7 @@
           <w:sz w:val="20"/>
           <w:szCs w:val="20"/>
         </w:rPr>
-        <w:t xml:space="preserve">: compute Profit / </w:t>
-      </w:r>
-      <w:proofErr w:type="spellStart"/>
-      <w:r>
-        <w:rPr>
-          <w:sz w:val="20"/>
-          <w:szCs w:val="20"/>
-        </w:rPr>
-        <w:t>Sales_Amount</w:t>
-      </w:r>
-      <w:proofErr w:type="spellEnd"/>
-      <w:r>
-        <w:rPr>
-          <w:sz w:val="20"/>
-          <w:szCs w:val="20"/>
-        </w:rPr>
-        <w:t xml:space="preserve"> and show 0 when </w:t>
-      </w:r>
-      <w:proofErr w:type="spellStart"/>
-      <w:r>
-        <w:rPr>
-          <w:sz w:val="20"/>
-          <w:szCs w:val="20"/>
-        </w:rPr>
-        <w:t>Sales_Amount</w:t>
-      </w:r>
-      <w:proofErr w:type="spellEnd"/>
-      <w:r>
-        <w:rPr>
-          <w:sz w:val="20"/>
-          <w:szCs w:val="20"/>
-        </w:rPr>
-        <w:t xml:space="preserve"> is blank or zero.</w:t>
+        <w:t>: compute Profit / Sales_Amount and show 0 when Sales_Amount is blank or zero.</w:t>
       </w:r>
     </w:p>
     <w:p>
@@ -6962,23 +5648,7 @@
           <w:sz w:val="20"/>
           <w:szCs w:val="20"/>
         </w:rPr>
-        <w:t xml:space="preserve"> chart of </w:t>
-      </w:r>
-      <w:proofErr w:type="spellStart"/>
-      <w:r>
-        <w:rPr>
-          <w:sz w:val="20"/>
-          <w:szCs w:val="20"/>
-        </w:rPr>
-        <w:t>Sales_Channel</w:t>
-      </w:r>
-      <w:proofErr w:type="spellEnd"/>
-      <w:r>
-        <w:rPr>
-          <w:sz w:val="20"/>
-          <w:szCs w:val="20"/>
-        </w:rPr>
-        <w:t xml:space="preserve"> share. When is a pie/donut a bad choice?</w:t>
+        <w:t xml:space="preserve"> chart of Sales_Channel share. When is a pie/donut a bad choice?</w:t>
       </w:r>
     </w:p>
     <w:p>
@@ -7041,23 +5711,7 @@
           <w:sz w:val="20"/>
           <w:szCs w:val="20"/>
         </w:rPr>
-        <w:t xml:space="preserve"> column of Profit by Country split by </w:t>
-      </w:r>
-      <w:proofErr w:type="spellStart"/>
-      <w:r>
-        <w:rPr>
-          <w:sz w:val="20"/>
-          <w:szCs w:val="20"/>
-        </w:rPr>
-        <w:t>Order_Year</w:t>
-      </w:r>
-      <w:proofErr w:type="spellEnd"/>
-      <w:r>
-        <w:rPr>
-          <w:sz w:val="20"/>
-          <w:szCs w:val="20"/>
-        </w:rPr>
-        <w:t>; add sparklines for the monthly trend.</w:t>
+        <w:t xml:space="preserve"> column of Profit by Country split by Order_Year; add sparklines for the monthly trend.</w:t>
       </w:r>
     </w:p>
     <w:p>
@@ -7120,23 +5774,7 @@
           <w:sz w:val="20"/>
           <w:szCs w:val="20"/>
         </w:rPr>
-        <w:t xml:space="preserve"> HLOOKUP on a horizontal table of </w:t>
-      </w:r>
-      <w:proofErr w:type="spellStart"/>
-      <w:r>
-        <w:rPr>
-          <w:sz w:val="20"/>
-          <w:szCs w:val="20"/>
-        </w:rPr>
-        <w:t>Shipping_Method</w:t>
-      </w:r>
-      <w:proofErr w:type="spellEnd"/>
-      <w:r>
-        <w:rPr>
-          <w:sz w:val="20"/>
-          <w:szCs w:val="20"/>
-        </w:rPr>
-        <w:t xml:space="preserve"> and delivery fee.</w:t>
+        <w:t xml:space="preserve"> HLOOKUP on a horizontal table of Shipping_Method and delivery fee.</w:t>
       </w:r>
     </w:p>
     <w:p>
@@ -7262,23 +5900,7 @@
           <w:sz w:val="20"/>
           <w:szCs w:val="20"/>
         </w:rPr>
-        <w:t xml:space="preserve">-way INDEX/MATCH: return sales for a chosen Country and </w:t>
-      </w:r>
-      <w:proofErr w:type="spellStart"/>
-      <w:r>
-        <w:rPr>
-          <w:sz w:val="20"/>
-          <w:szCs w:val="20"/>
-        </w:rPr>
-        <w:t>Order_Year</w:t>
-      </w:r>
-      <w:proofErr w:type="spellEnd"/>
-      <w:r>
-        <w:rPr>
-          <w:sz w:val="20"/>
-          <w:szCs w:val="20"/>
-        </w:rPr>
-        <w:t xml:space="preserve"> from a summary grid.</w:t>
+        <w:t>-way INDEX/MATCH: return sales for a chosen Country and Order_Year from a summary grid.</w:t>
       </w:r>
     </w:p>
     <w:p>
@@ -7341,23 +5963,7 @@
           <w:sz w:val="20"/>
           <w:szCs w:val="20"/>
         </w:rPr>
-        <w:t xml:space="preserve"> a combo chart: columns for </w:t>
-      </w:r>
-      <w:proofErr w:type="spellStart"/>
-      <w:r>
-        <w:rPr>
-          <w:sz w:val="20"/>
-          <w:szCs w:val="20"/>
-        </w:rPr>
-        <w:t>Sales_Amount</w:t>
-      </w:r>
-      <w:proofErr w:type="spellEnd"/>
-      <w:r>
-        <w:rPr>
-          <w:sz w:val="20"/>
-          <w:szCs w:val="20"/>
-        </w:rPr>
-        <w:t>, line for Profit margin % on a secondary axis.</w:t>
+        <w:t xml:space="preserve"> a combo chart: columns for Sales_Amount, line for Profit margin % on a secondary axis.</w:t>
       </w:r>
     </w:p>
     <w:p>
@@ -7420,23 +6026,7 @@
           <w:sz w:val="20"/>
           <w:szCs w:val="20"/>
         </w:rPr>
-        <w:t xml:space="preserve">: extract the numeric part of </w:t>
-      </w:r>
-      <w:proofErr w:type="spellStart"/>
-      <w:r>
-        <w:rPr>
-          <w:sz w:val="20"/>
-          <w:szCs w:val="20"/>
-        </w:rPr>
-        <w:t>Transaction_ID</w:t>
-      </w:r>
-      <w:proofErr w:type="spellEnd"/>
-      <w:r>
-        <w:rPr>
-          <w:sz w:val="20"/>
-          <w:szCs w:val="20"/>
-        </w:rPr>
-        <w:t xml:space="preserve"> (T20001234).</w:t>
+        <w:t>: extract the numeric part of Transaction_ID (T20001234).</w:t>
       </w:r>
     </w:p>
     <w:p>
@@ -7830,23 +6420,7 @@
           <w:sz w:val="20"/>
           <w:szCs w:val="20"/>
         </w:rPr>
-        <w:t xml:space="preserve"> </w:t>
-      </w:r>
-      <w:proofErr w:type="spellStart"/>
-      <w:r>
-        <w:rPr>
-          <w:sz w:val="20"/>
-          <w:szCs w:val="20"/>
-        </w:rPr>
-        <w:t>Order_Date</w:t>
-      </w:r>
-      <w:proofErr w:type="spellEnd"/>
-      <w:r>
-        <w:rPr>
-          <w:sz w:val="20"/>
-          <w:szCs w:val="20"/>
-        </w:rPr>
-        <w:t xml:space="preserve"> by Months and Quarters.</w:t>
+        <w:t xml:space="preserve"> Order_Date by Months and Quarters.</w:t>
       </w:r>
     </w:p>
     <w:p>
@@ -7909,23 +6483,7 @@
           <w:sz w:val="20"/>
           <w:szCs w:val="20"/>
         </w:rPr>
-        <w:t xml:space="preserve"> values as % of column total and filter to the Top 10 </w:t>
-      </w:r>
-      <w:proofErr w:type="spellStart"/>
-      <w:r>
-        <w:rPr>
-          <w:sz w:val="20"/>
-          <w:szCs w:val="20"/>
-        </w:rPr>
-        <w:t>Product_Names</w:t>
-      </w:r>
-      <w:proofErr w:type="spellEnd"/>
-      <w:r>
-        <w:rPr>
-          <w:sz w:val="20"/>
-          <w:szCs w:val="20"/>
-        </w:rPr>
-        <w:t>.</w:t>
+        <w:t xml:space="preserve"> values as % of column total and filter to the Top 10 Product_Names.</w:t>
       </w:r>
     </w:p>
     <w:p>
@@ -8537,23 +7095,7 @@
           <w:sz w:val="20"/>
           <w:szCs w:val="20"/>
         </w:rPr>
-        <w:t xml:space="preserve"> a database </w:t>
-      </w:r>
-      <w:proofErr w:type="spellStart"/>
-      <w:r>
-        <w:rPr>
-          <w:sz w:val="20"/>
-          <w:szCs w:val="20"/>
-        </w:rPr>
-        <w:t>retail_db</w:t>
-      </w:r>
-      <w:proofErr w:type="spellEnd"/>
-      <w:r>
-        <w:rPr>
-          <w:sz w:val="20"/>
-          <w:szCs w:val="20"/>
-        </w:rPr>
-        <w:t xml:space="preserve"> and a sales table with suitable data types.</w:t>
+        <w:t xml:space="preserve"> a database retail_db and a sales table with suitable data types.</w:t>
       </w:r>
     </w:p>
     <w:p>
@@ -8587,39 +7129,7 @@
           <w:sz w:val="20"/>
           <w:szCs w:val="20"/>
         </w:rPr>
-        <w:t xml:space="preserve"> a primary key on </w:t>
-      </w:r>
-      <w:proofErr w:type="spellStart"/>
-      <w:r>
-        <w:rPr>
-          <w:sz w:val="20"/>
-          <w:szCs w:val="20"/>
-        </w:rPr>
-        <w:t>Transaction_ID</w:t>
-      </w:r>
-      <w:proofErr w:type="spellEnd"/>
-      <w:r>
-        <w:rPr>
-          <w:sz w:val="20"/>
-          <w:szCs w:val="20"/>
-        </w:rPr>
-        <w:t xml:space="preserve"> and NOT NULL on </w:t>
-      </w:r>
-      <w:proofErr w:type="spellStart"/>
-      <w:r>
-        <w:rPr>
-          <w:sz w:val="20"/>
-          <w:szCs w:val="20"/>
-        </w:rPr>
-        <w:t>Order_Date</w:t>
-      </w:r>
-      <w:proofErr w:type="spellEnd"/>
-      <w:r>
-        <w:rPr>
-          <w:sz w:val="20"/>
-          <w:szCs w:val="20"/>
-        </w:rPr>
-        <w:t>.</w:t>
+        <w:t xml:space="preserve"> a primary key on Transaction_ID and NOT NULL on Order_Date.</w:t>
       </w:r>
     </w:p>
     <w:p>
@@ -8755,55 +7265,7 @@
           <w:sz w:val="20"/>
           <w:szCs w:val="20"/>
         </w:rPr>
-        <w:t xml:space="preserve"> </w:t>
-      </w:r>
-      <w:proofErr w:type="spellStart"/>
-      <w:r>
-        <w:rPr>
-          <w:sz w:val="20"/>
-          <w:szCs w:val="20"/>
-        </w:rPr>
-        <w:t>dim_store</w:t>
-      </w:r>
-      <w:proofErr w:type="spellEnd"/>
-      <w:r>
-        <w:rPr>
-          <w:sz w:val="20"/>
-          <w:szCs w:val="20"/>
-        </w:rPr>
-        <w:t xml:space="preserve"> from SELECT DISTINCT </w:t>
-      </w:r>
-      <w:proofErr w:type="spellStart"/>
-      <w:r>
-        <w:rPr>
-          <w:sz w:val="20"/>
-          <w:szCs w:val="20"/>
-        </w:rPr>
-        <w:t>Store_ID</w:t>
-      </w:r>
-      <w:proofErr w:type="spellEnd"/>
-      <w:r>
-        <w:rPr>
-          <w:sz w:val="20"/>
-          <w:szCs w:val="20"/>
-        </w:rPr>
-        <w:t xml:space="preserve">, </w:t>
-      </w:r>
-      <w:proofErr w:type="spellStart"/>
-      <w:r>
-        <w:rPr>
-          <w:sz w:val="20"/>
-          <w:szCs w:val="20"/>
-        </w:rPr>
-        <w:t>Store_Name</w:t>
-      </w:r>
-      <w:proofErr w:type="spellEnd"/>
-      <w:r>
-        <w:rPr>
-          <w:sz w:val="20"/>
-          <w:szCs w:val="20"/>
-        </w:rPr>
-        <w:t>, City, Country.</w:t>
+        <w:t xml:space="preserve"> dim_store from SELECT DISTINCT Store_ID, Store_Name, City, Country.</w:t>
       </w:r>
     </w:p>
     <w:p>
@@ -8863,55 +7325,7 @@
           <w:sz w:val="20"/>
           <w:szCs w:val="20"/>
         </w:rPr>
-        <w:t xml:space="preserve"> </w:t>
-      </w:r>
-      <w:proofErr w:type="spellStart"/>
-      <w:r>
-        <w:rPr>
-          <w:sz w:val="20"/>
-          <w:szCs w:val="20"/>
-        </w:rPr>
-        <w:t>Transaction_ID</w:t>
-      </w:r>
-      <w:proofErr w:type="spellEnd"/>
-      <w:r>
-        <w:rPr>
-          <w:sz w:val="20"/>
-          <w:szCs w:val="20"/>
-        </w:rPr>
-        <w:t xml:space="preserve">, </w:t>
-      </w:r>
-      <w:proofErr w:type="spellStart"/>
-      <w:r>
-        <w:rPr>
-          <w:sz w:val="20"/>
-          <w:szCs w:val="20"/>
-        </w:rPr>
-        <w:t>Customer_Name</w:t>
-      </w:r>
-      <w:proofErr w:type="spellEnd"/>
-      <w:r>
-        <w:rPr>
-          <w:sz w:val="20"/>
-          <w:szCs w:val="20"/>
-        </w:rPr>
-        <w:t xml:space="preserve"> and </w:t>
-      </w:r>
-      <w:proofErr w:type="spellStart"/>
-      <w:r>
-        <w:rPr>
-          <w:sz w:val="20"/>
-          <w:szCs w:val="20"/>
-        </w:rPr>
-        <w:t>Sales_Amount</w:t>
-      </w:r>
-      <w:proofErr w:type="spellEnd"/>
-      <w:r>
-        <w:rPr>
-          <w:sz w:val="20"/>
-          <w:szCs w:val="20"/>
-        </w:rPr>
-        <w:t xml:space="preserve"> for the first 10 rows.</w:t>
+        <w:t xml:space="preserve"> Transaction_ID, Customer_Name and Sales_Amount for the first 10 rows.</w:t>
       </w:r>
     </w:p>
     <w:p>
@@ -8945,23 +7359,7 @@
           <w:sz w:val="20"/>
           <w:szCs w:val="20"/>
         </w:rPr>
-        <w:t xml:space="preserve"> where Country = 'Canada' and </w:t>
-      </w:r>
-      <w:proofErr w:type="spellStart"/>
-      <w:r>
-        <w:rPr>
-          <w:sz w:val="20"/>
-          <w:szCs w:val="20"/>
-        </w:rPr>
-        <w:t>Sales_Amount</w:t>
-      </w:r>
-      <w:proofErr w:type="spellEnd"/>
-      <w:r>
-        <w:rPr>
-          <w:sz w:val="20"/>
-          <w:szCs w:val="20"/>
-        </w:rPr>
-        <w:t xml:space="preserve"> &gt; 500.</w:t>
+        <w:t xml:space="preserve"> where Country = 'Canada' and Sales_Amount &gt; 500.</w:t>
       </w:r>
     </w:p>
     <w:p>
@@ -9063,23 +7461,7 @@
           <w:sz w:val="20"/>
           <w:szCs w:val="20"/>
         </w:rPr>
-        <w:t xml:space="preserve"> LIKE to find </w:t>
-      </w:r>
-      <w:proofErr w:type="spellStart"/>
-      <w:r>
-        <w:rPr>
-          <w:sz w:val="20"/>
-          <w:szCs w:val="20"/>
-        </w:rPr>
-        <w:t>Product_Names</w:t>
-      </w:r>
-      <w:proofErr w:type="spellEnd"/>
-      <w:r>
-        <w:rPr>
-          <w:sz w:val="20"/>
-          <w:szCs w:val="20"/>
-        </w:rPr>
-        <w:t xml:space="preserve"> starting with 'Aero'.</w:t>
+        <w:t xml:space="preserve"> LIKE to find Product_Names starting with 'Aero'.</w:t>
       </w:r>
     </w:p>
     <w:p>
@@ -9113,23 +7495,7 @@
           <w:sz w:val="20"/>
           <w:szCs w:val="20"/>
         </w:rPr>
-        <w:t xml:space="preserve"> transactions where </w:t>
-      </w:r>
-      <w:proofErr w:type="spellStart"/>
-      <w:r>
-        <w:rPr>
-          <w:sz w:val="20"/>
-          <w:szCs w:val="20"/>
-        </w:rPr>
-        <w:t>Promotion_Code</w:t>
-      </w:r>
-      <w:proofErr w:type="spellEnd"/>
-      <w:r>
-        <w:rPr>
-          <w:sz w:val="20"/>
-          <w:szCs w:val="20"/>
-        </w:rPr>
-        <w:t xml:space="preserve"> IS NULL; list distinct countries with an alias.</w:t>
+        <w:t xml:space="preserve"> transactions where Promotion_Code IS NULL; list distinct countries with an alias.</w:t>
       </w:r>
     </w:p>
     <w:p>
@@ -9180,23 +7546,7 @@
           <w:sz w:val="20"/>
           <w:szCs w:val="20"/>
         </w:rPr>
-        <w:t xml:space="preserve"> 10 transactions by </w:t>
-      </w:r>
-      <w:proofErr w:type="spellStart"/>
-      <w:r>
-        <w:rPr>
-          <w:sz w:val="20"/>
-          <w:szCs w:val="20"/>
-        </w:rPr>
-        <w:t>Sales_Amount</w:t>
-      </w:r>
-      <w:proofErr w:type="spellEnd"/>
-      <w:r>
-        <w:rPr>
-          <w:sz w:val="20"/>
-          <w:szCs w:val="20"/>
-        </w:rPr>
-        <w:t>.</w:t>
+        <w:t xml:space="preserve"> 10 transactions by Sales_Amount.</w:t>
       </w:r>
     </w:p>
     <w:p>
@@ -9298,39 +7648,7 @@
           <w:sz w:val="20"/>
           <w:szCs w:val="20"/>
         </w:rPr>
-        <w:t xml:space="preserve"> orders first, using </w:t>
-      </w:r>
-      <w:proofErr w:type="spellStart"/>
-      <w:r>
-        <w:rPr>
-          <w:sz w:val="20"/>
-          <w:szCs w:val="20"/>
-        </w:rPr>
-        <w:t>Order_Date</w:t>
-      </w:r>
-      <w:proofErr w:type="spellEnd"/>
-      <w:r>
-        <w:rPr>
-          <w:sz w:val="20"/>
-          <w:szCs w:val="20"/>
-        </w:rPr>
-        <w:t xml:space="preserve"> and </w:t>
-      </w:r>
-      <w:proofErr w:type="spellStart"/>
-      <w:r>
-        <w:rPr>
-          <w:sz w:val="20"/>
-          <w:szCs w:val="20"/>
-        </w:rPr>
-        <w:t>Order_Time</w:t>
-      </w:r>
-      <w:proofErr w:type="spellEnd"/>
-      <w:r>
-        <w:rPr>
-          <w:sz w:val="20"/>
-          <w:szCs w:val="20"/>
-        </w:rPr>
-        <w:t>.</w:t>
+        <w:t xml:space="preserve"> orders first, using Order_Date and Order_Time.</w:t>
       </w:r>
     </w:p>
     <w:p>
@@ -9364,23 +7682,7 @@
           <w:sz w:val="20"/>
           <w:szCs w:val="20"/>
         </w:rPr>
-        <w:t xml:space="preserve"> the 3rd highest </w:t>
-      </w:r>
-      <w:proofErr w:type="spellStart"/>
-      <w:r>
-        <w:rPr>
-          <w:sz w:val="20"/>
-          <w:szCs w:val="20"/>
-        </w:rPr>
-        <w:t>Sales_Amount</w:t>
-      </w:r>
-      <w:proofErr w:type="spellEnd"/>
-      <w:r>
-        <w:rPr>
-          <w:sz w:val="20"/>
-          <w:szCs w:val="20"/>
-        </w:rPr>
-        <w:t xml:space="preserve"> using OFFSET (or a subquery).</w:t>
+        <w:t xml:space="preserve"> the 3rd highest Sales_Amount using OFFSET (or a subquery).</w:t>
       </w:r>
     </w:p>
     <w:p>
@@ -9414,23 +7716,7 @@
           <w:sz w:val="20"/>
           <w:szCs w:val="20"/>
         </w:rPr>
-        <w:t xml:space="preserve"> so NULL </w:t>
-      </w:r>
-      <w:proofErr w:type="spellStart"/>
-      <w:r>
-        <w:rPr>
-          <w:sz w:val="20"/>
-          <w:szCs w:val="20"/>
-        </w:rPr>
-        <w:t>Customer_Ratings</w:t>
-      </w:r>
-      <w:proofErr w:type="spellEnd"/>
-      <w:r>
-        <w:rPr>
-          <w:sz w:val="20"/>
-          <w:szCs w:val="20"/>
-        </w:rPr>
-        <w:t xml:space="preserve"> appear last.</w:t>
+        <w:t xml:space="preserve"> so NULL Customer_Ratings appear last.</w:t>
       </w:r>
     </w:p>
     <w:p>
@@ -9481,23 +7767,7 @@
           <w:sz w:val="20"/>
           <w:szCs w:val="20"/>
         </w:rPr>
-        <w:t xml:space="preserve">, SUM, AVG, MIN and MAX of </w:t>
-      </w:r>
-      <w:proofErr w:type="spellStart"/>
-      <w:r>
-        <w:rPr>
-          <w:sz w:val="20"/>
-          <w:szCs w:val="20"/>
-        </w:rPr>
-        <w:t>Sales_Amount</w:t>
-      </w:r>
-      <w:proofErr w:type="spellEnd"/>
-      <w:r>
-        <w:rPr>
-          <w:sz w:val="20"/>
-          <w:szCs w:val="20"/>
-        </w:rPr>
-        <w:t xml:space="preserve"> in one query.</w:t>
+        <w:t>, SUM, AVG, MIN and MAX of Sales_Amount in one query.</w:t>
       </w:r>
     </w:p>
     <w:p>
@@ -9531,23 +7801,7 @@
           <w:sz w:val="20"/>
           <w:szCs w:val="20"/>
         </w:rPr>
-        <w:t xml:space="preserve"> revenue per </w:t>
-      </w:r>
-      <w:proofErr w:type="spellStart"/>
-      <w:r>
-        <w:rPr>
-          <w:sz w:val="20"/>
-          <w:szCs w:val="20"/>
-        </w:rPr>
-        <w:t>Product_Category</w:t>
-      </w:r>
-      <w:proofErr w:type="spellEnd"/>
-      <w:r>
-        <w:rPr>
-          <w:sz w:val="20"/>
-          <w:szCs w:val="20"/>
-        </w:rPr>
-        <w:t>.</w:t>
+        <w:t xml:space="preserve"> revenue per Product_Category.</w:t>
       </w:r>
     </w:p>
     <w:p>
@@ -9581,23 +7835,7 @@
           <w:sz w:val="20"/>
           <w:szCs w:val="20"/>
         </w:rPr>
-        <w:t xml:space="preserve"> count and average rating per </w:t>
-      </w:r>
-      <w:proofErr w:type="spellStart"/>
-      <w:r>
-        <w:rPr>
-          <w:sz w:val="20"/>
-          <w:szCs w:val="20"/>
-        </w:rPr>
-        <w:t>Sales_Channel</w:t>
-      </w:r>
-      <w:proofErr w:type="spellEnd"/>
-      <w:r>
-        <w:rPr>
-          <w:sz w:val="20"/>
-          <w:szCs w:val="20"/>
-        </w:rPr>
-        <w:t>.</w:t>
+        <w:t xml:space="preserve"> count and average rating per Sales_Channel.</w:t>
       </w:r>
     </w:p>
     <w:p>
@@ -9679,23 +7917,7 @@
           <w:sz w:val="20"/>
           <w:szCs w:val="20"/>
         </w:rPr>
-        <w:t xml:space="preserve">DISTINCT </w:t>
-      </w:r>
-      <w:proofErr w:type="spellStart"/>
-      <w:r>
-        <w:rPr>
-          <w:sz w:val="20"/>
-          <w:szCs w:val="20"/>
-        </w:rPr>
-        <w:t>Customer_ID</w:t>
-      </w:r>
-      <w:proofErr w:type="spellEnd"/>
-      <w:r>
-        <w:rPr>
-          <w:sz w:val="20"/>
-          <w:szCs w:val="20"/>
-        </w:rPr>
-        <w:t>) with this data.</w:t>
+        <w:t>DISTINCT Customer_ID) with this data.</w:t>
       </w:r>
     </w:p>
     <w:p>
@@ -9729,23 +7951,7 @@
           <w:sz w:val="20"/>
           <w:szCs w:val="20"/>
         </w:rPr>
-        <w:t xml:space="preserve"> by Country and </w:t>
-      </w:r>
-      <w:proofErr w:type="spellStart"/>
-      <w:r>
-        <w:rPr>
-          <w:sz w:val="20"/>
-          <w:szCs w:val="20"/>
-        </w:rPr>
-        <w:t>Order_Year</w:t>
-      </w:r>
-      <w:proofErr w:type="spellEnd"/>
-      <w:r>
-        <w:rPr>
-          <w:sz w:val="20"/>
-          <w:szCs w:val="20"/>
-        </w:rPr>
-        <w:t>.</w:t>
+        <w:t xml:space="preserve"> by Country and Order_Year.</w:t>
       </w:r>
     </w:p>
     <w:p>
@@ -10034,23 +8240,7 @@
           <w:sz w:val="20"/>
           <w:szCs w:val="20"/>
         </w:rPr>
-        <w:t xml:space="preserve"> with average </w:t>
-      </w:r>
-      <w:proofErr w:type="spellStart"/>
-      <w:r>
-        <w:rPr>
-          <w:sz w:val="20"/>
-          <w:szCs w:val="20"/>
-        </w:rPr>
-        <w:t>Customer_Rating</w:t>
-      </w:r>
-      <w:proofErr w:type="spellEnd"/>
-      <w:r>
-        <w:rPr>
-          <w:sz w:val="20"/>
-          <w:szCs w:val="20"/>
-        </w:rPr>
-        <w:t xml:space="preserve"> below 4.</w:t>
+        <w:t xml:space="preserve"> with average Customer_Rating below 4.</w:t>
       </w:r>
     </w:p>
     <w:p>
@@ -10271,23 +8461,7 @@
           <w:sz w:val="20"/>
           <w:szCs w:val="20"/>
         </w:rPr>
-        <w:t xml:space="preserve">-style output: count of transactions per </w:t>
-      </w:r>
-      <w:proofErr w:type="spellStart"/>
-      <w:r>
-        <w:rPr>
-          <w:sz w:val="20"/>
-          <w:szCs w:val="20"/>
-        </w:rPr>
-        <w:t>Sales_Channel</w:t>
-      </w:r>
-      <w:proofErr w:type="spellEnd"/>
-      <w:r>
-        <w:rPr>
-          <w:sz w:val="20"/>
-          <w:szCs w:val="20"/>
-        </w:rPr>
-        <w:t xml:space="preserve"> as separate columns using CASE.</w:t>
+        <w:t>-style output: count of transactions per Sales_Channel as separate columns using CASE.</w:t>
       </w:r>
     </w:p>
     <w:p>
@@ -10355,23 +8529,7 @@
           <w:sz w:val="20"/>
           <w:szCs w:val="20"/>
         </w:rPr>
-        <w:t xml:space="preserve"> 'No Promo' when </w:t>
-      </w:r>
-      <w:proofErr w:type="spellStart"/>
-      <w:r>
-        <w:rPr>
-          <w:sz w:val="20"/>
-          <w:szCs w:val="20"/>
-        </w:rPr>
-        <w:t>Promotion_Code</w:t>
-      </w:r>
-      <w:proofErr w:type="spellEnd"/>
-      <w:r>
-        <w:rPr>
-          <w:sz w:val="20"/>
-          <w:szCs w:val="20"/>
-        </w:rPr>
-        <w:t xml:space="preserve"> is blank.</w:t>
+        <w:t xml:space="preserve"> 'No Promo' when Promotion_Code is blank.</w:t>
       </w:r>
     </w:p>
     <w:p>
@@ -10456,23 +8614,7 @@
           <w:sz w:val="20"/>
           <w:szCs w:val="20"/>
         </w:rPr>
-        <w:t xml:space="preserve"> year, month and day-of-week from </w:t>
-      </w:r>
-      <w:proofErr w:type="spellStart"/>
-      <w:r>
-        <w:rPr>
-          <w:sz w:val="20"/>
-          <w:szCs w:val="20"/>
-        </w:rPr>
-        <w:t>Order_Date</w:t>
-      </w:r>
-      <w:proofErr w:type="spellEnd"/>
-      <w:r>
-        <w:rPr>
-          <w:sz w:val="20"/>
-          <w:szCs w:val="20"/>
-        </w:rPr>
-        <w:t>.</w:t>
+        <w:t xml:space="preserve"> year, month and day-of-week from Order_Date.</w:t>
       </w:r>
     </w:p>
     <w:p>
@@ -10574,39 +8716,7 @@
           <w:sz w:val="20"/>
           <w:szCs w:val="20"/>
         </w:rPr>
-        <w:t xml:space="preserve"> </w:t>
-      </w:r>
-      <w:proofErr w:type="spellStart"/>
-      <w:r>
-        <w:rPr>
-          <w:sz w:val="20"/>
-          <w:szCs w:val="20"/>
-        </w:rPr>
-        <w:t>Delivery_Days</w:t>
-      </w:r>
-      <w:proofErr w:type="spellEnd"/>
-      <w:r>
-        <w:rPr>
-          <w:sz w:val="20"/>
-          <w:szCs w:val="20"/>
-        </w:rPr>
-        <w:t xml:space="preserve"> to </w:t>
-      </w:r>
-      <w:proofErr w:type="spellStart"/>
-      <w:r>
-        <w:rPr>
-          <w:sz w:val="20"/>
-          <w:szCs w:val="20"/>
-        </w:rPr>
-        <w:t>Order_Date</w:t>
-      </w:r>
-      <w:proofErr w:type="spellEnd"/>
-      <w:r>
-        <w:rPr>
-          <w:sz w:val="20"/>
-          <w:szCs w:val="20"/>
-        </w:rPr>
-        <w:t xml:space="preserve"> to get the delivery date (DATE_ADD / DATEADD).</w:t>
+        <w:t xml:space="preserve"> Delivery_Days to Order_Date to get the delivery date (DATE_ADD / DATEADD).</w:t>
       </w:r>
     </w:p>
     <w:p>
@@ -10640,23 +8750,7 @@
           <w:sz w:val="20"/>
           <w:szCs w:val="20"/>
         </w:rPr>
-        <w:t xml:space="preserve"> </w:t>
-      </w:r>
-      <w:proofErr w:type="spellStart"/>
-      <w:r>
-        <w:rPr>
-          <w:sz w:val="20"/>
-          <w:szCs w:val="20"/>
-        </w:rPr>
-        <w:t>Order_Date</w:t>
-      </w:r>
-      <w:proofErr w:type="spellEnd"/>
-      <w:r>
-        <w:rPr>
-          <w:sz w:val="20"/>
-          <w:szCs w:val="20"/>
-        </w:rPr>
-        <w:t xml:space="preserve"> as 'YYYY-MM'.</w:t>
+        <w:t xml:space="preserve"> Order_Date as 'YYYY-MM'.</w:t>
       </w:r>
     </w:p>
     <w:p>
@@ -10690,23 +8784,7 @@
           <w:sz w:val="20"/>
           <w:szCs w:val="20"/>
         </w:rPr>
-        <w:t xml:space="preserve"> placed on weekends; count orders by hour of </w:t>
-      </w:r>
-      <w:proofErr w:type="spellStart"/>
-      <w:r>
-        <w:rPr>
-          <w:sz w:val="20"/>
-          <w:szCs w:val="20"/>
-        </w:rPr>
-        <w:t>Order_Time</w:t>
-      </w:r>
-      <w:proofErr w:type="spellEnd"/>
-      <w:r>
-        <w:rPr>
-          <w:sz w:val="20"/>
-          <w:szCs w:val="20"/>
-        </w:rPr>
-        <w:t>.</w:t>
+        <w:t xml:space="preserve"> placed on weekends; count orders by hour of Order_Time.</w:t>
       </w:r>
     </w:p>
     <w:p>
@@ -10791,23 +8869,7 @@
           <w:sz w:val="20"/>
           <w:szCs w:val="20"/>
         </w:rPr>
-        <w:t xml:space="preserve"> </w:t>
-      </w:r>
-      <w:proofErr w:type="spellStart"/>
-      <w:r>
-        <w:rPr>
-          <w:sz w:val="20"/>
-          <w:szCs w:val="20"/>
-        </w:rPr>
-        <w:t>Discount_Percentage</w:t>
-      </w:r>
-      <w:proofErr w:type="spellEnd"/>
-      <w:r>
-        <w:rPr>
-          <w:sz w:val="20"/>
-          <w:szCs w:val="20"/>
-        </w:rPr>
-        <w:t xml:space="preserve"> at 50 where it is higher.</w:t>
+        <w:t xml:space="preserve"> Discount_Percentage at 50 where it is higher.</w:t>
       </w:r>
     </w:p>
     <w:p>
@@ -10875,23 +8937,7 @@
           <w:sz w:val="20"/>
           <w:szCs w:val="20"/>
         </w:rPr>
-        <w:t xml:space="preserve"> duplicate </w:t>
-      </w:r>
-      <w:proofErr w:type="spellStart"/>
-      <w:r>
-        <w:rPr>
-          <w:sz w:val="20"/>
-          <w:szCs w:val="20"/>
-        </w:rPr>
-        <w:t>Transaction_IDs</w:t>
-      </w:r>
-      <w:proofErr w:type="spellEnd"/>
-      <w:r>
-        <w:rPr>
-          <w:sz w:val="20"/>
-          <w:szCs w:val="20"/>
-        </w:rPr>
-        <w:t xml:space="preserve"> using ROW_NUMBER in a CTE.</w:t>
+        <w:t xml:space="preserve"> duplicate Transaction_IDs using ROW_NUMBER in a CTE.</w:t>
       </w:r>
     </w:p>
     <w:p>
@@ -11145,39 +9191,7 @@
           <w:sz w:val="20"/>
           <w:szCs w:val="20"/>
         </w:rPr>
-        <w:t xml:space="preserve"> JOIN sales with </w:t>
-      </w:r>
-      <w:proofErr w:type="spellStart"/>
-      <w:r>
-        <w:rPr>
-          <w:sz w:val="20"/>
-          <w:szCs w:val="20"/>
-        </w:rPr>
-        <w:t>dim_product</w:t>
-      </w:r>
-      <w:proofErr w:type="spellEnd"/>
-      <w:r>
-        <w:rPr>
-          <w:sz w:val="20"/>
-          <w:szCs w:val="20"/>
-        </w:rPr>
-        <w:t xml:space="preserve"> to show revenue by </w:t>
-      </w:r>
-      <w:proofErr w:type="spellStart"/>
-      <w:r>
-        <w:rPr>
-          <w:sz w:val="20"/>
-          <w:szCs w:val="20"/>
-        </w:rPr>
-        <w:t>Product_Name</w:t>
-      </w:r>
-      <w:proofErr w:type="spellEnd"/>
-      <w:r>
-        <w:rPr>
-          <w:sz w:val="20"/>
-          <w:szCs w:val="20"/>
-        </w:rPr>
-        <w:t>.</w:t>
+        <w:t xml:space="preserve"> JOIN sales with dim_product to show revenue by Product_Name.</w:t>
       </w:r>
     </w:p>
     <w:p>
@@ -11398,23 +9412,7 @@
           <w:sz w:val="20"/>
           <w:szCs w:val="20"/>
         </w:rPr>
-        <w:t xml:space="preserve"> with </w:t>
-      </w:r>
-      <w:proofErr w:type="spellStart"/>
-      <w:r>
-        <w:rPr>
-          <w:sz w:val="20"/>
-          <w:szCs w:val="20"/>
-        </w:rPr>
-        <w:t>Sales_Amount</w:t>
-      </w:r>
-      <w:proofErr w:type="spellEnd"/>
-      <w:r>
-        <w:rPr>
-          <w:sz w:val="20"/>
-          <w:szCs w:val="20"/>
-        </w:rPr>
-        <w:t xml:space="preserve"> above the overall average.</w:t>
+        <w:t xml:space="preserve"> with Sales_Amount above the overall average.</w:t>
       </w:r>
     </w:p>
     <w:p>
@@ -11770,23 +9768,7 @@
           <w:sz w:val="20"/>
           <w:szCs w:val="20"/>
         </w:rPr>
-        <w:t xml:space="preserve"> transaction's % of total </w:t>
-      </w:r>
-      <w:proofErr w:type="spellStart"/>
-      <w:r>
-        <w:rPr>
-          <w:sz w:val="20"/>
-          <w:szCs w:val="20"/>
-        </w:rPr>
-        <w:t>Sales_Amount</w:t>
-      </w:r>
-      <w:proofErr w:type="spellEnd"/>
-      <w:r>
-        <w:rPr>
-          <w:sz w:val="20"/>
-          <w:szCs w:val="20"/>
-        </w:rPr>
-        <w:t xml:space="preserve"> using </w:t>
+        <w:t xml:space="preserve"> transaction's % of total Sales_Amount using </w:t>
       </w:r>
       <w:proofErr w:type="gramStart"/>
       <w:r>
@@ -11936,23 +9918,7 @@
           <w:sz w:val="20"/>
           <w:szCs w:val="20"/>
         </w:rPr>
-        <w:t xml:space="preserve"> </w:t>
-      </w:r>
-      <w:proofErr w:type="spellStart"/>
-      <w:r>
-        <w:rPr>
-          <w:sz w:val="20"/>
-          <w:szCs w:val="20"/>
-        </w:rPr>
-        <w:t>Sales_Amount</w:t>
-      </w:r>
-      <w:proofErr w:type="spellEnd"/>
-      <w:r>
-        <w:rPr>
-          <w:sz w:val="20"/>
-          <w:szCs w:val="20"/>
-        </w:rPr>
-        <w:t xml:space="preserve"> per Country shown next to every row (PARTITION BY).</w:t>
+        <w:t xml:space="preserve"> Sales_Amount per Country shown next to every row (PARTITION BY).</w:t>
       </w:r>
     </w:p>
     <w:p>
@@ -12544,55 +10510,7 @@
           <w:sz w:val="20"/>
           <w:szCs w:val="20"/>
         </w:rPr>
-        <w:t xml:space="preserve"> </w:t>
-      </w:r>
-      <w:proofErr w:type="spellStart"/>
-      <w:r>
-        <w:rPr>
-          <w:sz w:val="20"/>
-          <w:szCs w:val="20"/>
-        </w:rPr>
-        <w:t>dim_store</w:t>
-      </w:r>
-      <w:proofErr w:type="spellEnd"/>
-      <w:r>
-        <w:rPr>
-          <w:sz w:val="20"/>
-          <w:szCs w:val="20"/>
-        </w:rPr>
-        <w:t xml:space="preserve"> from SELECT DISTINCT </w:t>
-      </w:r>
-      <w:proofErr w:type="spellStart"/>
-      <w:r>
-        <w:rPr>
-          <w:sz w:val="20"/>
-          <w:szCs w:val="20"/>
-        </w:rPr>
-        <w:t>Store_ID</w:t>
-      </w:r>
-      <w:proofErr w:type="spellEnd"/>
-      <w:r>
-        <w:rPr>
-          <w:sz w:val="20"/>
-          <w:szCs w:val="20"/>
-        </w:rPr>
-        <w:t xml:space="preserve">, </w:t>
-      </w:r>
-      <w:proofErr w:type="spellStart"/>
-      <w:r>
-        <w:rPr>
-          <w:sz w:val="20"/>
-          <w:szCs w:val="20"/>
-        </w:rPr>
-        <w:t>Store_Name</w:t>
-      </w:r>
-      <w:proofErr w:type="spellEnd"/>
-      <w:r>
-        <w:rPr>
-          <w:sz w:val="20"/>
-          <w:szCs w:val="20"/>
-        </w:rPr>
-        <w:t>, City, Country.</w:t>
+        <w:t xml:space="preserve"> dim_store from SELECT DISTINCT Store_ID, Store_Name, City, Country.</w:t>
       </w:r>
     </w:p>
     <w:p>
@@ -12718,23 +10636,7 @@
           <w:sz w:val="20"/>
           <w:szCs w:val="20"/>
         </w:rPr>
-        <w:t xml:space="preserve"> transactions where </w:t>
-      </w:r>
-      <w:proofErr w:type="spellStart"/>
-      <w:r>
-        <w:rPr>
-          <w:sz w:val="20"/>
-          <w:szCs w:val="20"/>
-        </w:rPr>
-        <w:t>Promotion_Code</w:t>
-      </w:r>
-      <w:proofErr w:type="spellEnd"/>
-      <w:r>
-        <w:rPr>
-          <w:sz w:val="20"/>
-          <w:szCs w:val="20"/>
-        </w:rPr>
-        <w:t xml:space="preserve"> IS NULL; list distinct countries with an alias.</w:t>
+        <w:t xml:space="preserve"> transactions where Promotion_Code IS NULL; list distinct countries with an alias.</w:t>
       </w:r>
     </w:p>
     <w:p>
@@ -12860,23 +10762,7 @@
           <w:sz w:val="20"/>
           <w:szCs w:val="20"/>
         </w:rPr>
-        <w:t xml:space="preserve"> so NULL </w:t>
-      </w:r>
-      <w:proofErr w:type="spellStart"/>
-      <w:r>
-        <w:rPr>
-          <w:sz w:val="20"/>
-          <w:szCs w:val="20"/>
-        </w:rPr>
-        <w:t>Customer_Ratings</w:t>
-      </w:r>
-      <w:proofErr w:type="spellEnd"/>
-      <w:r>
-        <w:rPr>
-          <w:sz w:val="20"/>
-          <w:szCs w:val="20"/>
-        </w:rPr>
-        <w:t xml:space="preserve"> appear last.</w:t>
+        <w:t xml:space="preserve"> so NULL Customer_Ratings appear last.</w:t>
       </w:r>
     </w:p>
     <w:p>
@@ -12939,23 +10825,7 @@
           <w:sz w:val="20"/>
           <w:szCs w:val="20"/>
         </w:rPr>
-        <w:t xml:space="preserve"> count and average rating per </w:t>
-      </w:r>
-      <w:proofErr w:type="spellStart"/>
-      <w:r>
-        <w:rPr>
-          <w:sz w:val="20"/>
-          <w:szCs w:val="20"/>
-        </w:rPr>
-        <w:t>Sales_Channel</w:t>
-      </w:r>
-      <w:proofErr w:type="spellEnd"/>
-      <w:r>
-        <w:rPr>
-          <w:sz w:val="20"/>
-          <w:szCs w:val="20"/>
-        </w:rPr>
-        <w:t>.</w:t>
+        <w:t xml:space="preserve"> count and average rating per Sales_Channel.</w:t>
       </w:r>
     </w:p>
     <w:p>
@@ -13081,23 +10951,7 @@
           <w:sz w:val="20"/>
           <w:szCs w:val="20"/>
         </w:rPr>
-        <w:t xml:space="preserve"> with average </w:t>
-      </w:r>
-      <w:proofErr w:type="spellStart"/>
-      <w:r>
-        <w:rPr>
-          <w:sz w:val="20"/>
-          <w:szCs w:val="20"/>
-        </w:rPr>
-        <w:t>Customer_Rating</w:t>
-      </w:r>
-      <w:proofErr w:type="spellEnd"/>
-      <w:r>
-        <w:rPr>
-          <w:sz w:val="20"/>
-          <w:szCs w:val="20"/>
-        </w:rPr>
-        <w:t xml:space="preserve"> below 4.</w:t>
+        <w:t xml:space="preserve"> with average Customer_Rating below 4.</w:t>
       </w:r>
     </w:p>
     <w:p>
@@ -13223,23 +11077,7 @@
           <w:sz w:val="20"/>
           <w:szCs w:val="20"/>
         </w:rPr>
-        <w:t xml:space="preserve">-style output: count of transactions per </w:t>
-      </w:r>
-      <w:proofErr w:type="spellStart"/>
-      <w:r>
-        <w:rPr>
-          <w:sz w:val="20"/>
-          <w:szCs w:val="20"/>
-        </w:rPr>
-        <w:t>Sales_Channel</w:t>
-      </w:r>
-      <w:proofErr w:type="spellEnd"/>
-      <w:r>
-        <w:rPr>
-          <w:sz w:val="20"/>
-          <w:szCs w:val="20"/>
-        </w:rPr>
-        <w:t xml:space="preserve"> as separate columns using CASE.</w:t>
+        <w:t>-style output: count of transactions per Sales_Channel as separate columns using CASE.</w:t>
       </w:r>
     </w:p>
     <w:p>
@@ -13428,23 +11266,7 @@
           <w:sz w:val="20"/>
           <w:szCs w:val="20"/>
         </w:rPr>
-        <w:t xml:space="preserve"> placed on weekends; count orders by hour of </w:t>
-      </w:r>
-      <w:proofErr w:type="spellStart"/>
-      <w:r>
-        <w:rPr>
-          <w:sz w:val="20"/>
-          <w:szCs w:val="20"/>
-        </w:rPr>
-        <w:t>Order_Time</w:t>
-      </w:r>
-      <w:proofErr w:type="spellEnd"/>
-      <w:r>
-        <w:rPr>
-          <w:sz w:val="20"/>
-          <w:szCs w:val="20"/>
-        </w:rPr>
-        <w:t>.</w:t>
+        <w:t xml:space="preserve"> placed on weekends; count orders by hour of Order_Time.</w:t>
       </w:r>
     </w:p>
     <w:p>
@@ -14442,23 +12264,7 @@
           <w:sz w:val="20"/>
           <w:szCs w:val="20"/>
         </w:rPr>
-        <w:t xml:space="preserve"> vs </w:t>
-      </w:r>
-      <w:proofErr w:type="spellStart"/>
-      <w:r>
-        <w:rPr>
-          <w:sz w:val="20"/>
-          <w:szCs w:val="20"/>
-        </w:rPr>
-        <w:t>DirectQuery</w:t>
-      </w:r>
-      <w:proofErr w:type="spellEnd"/>
-      <w:r>
-        <w:rPr>
-          <w:sz w:val="20"/>
-          <w:szCs w:val="20"/>
-        </w:rPr>
-        <w:t>: which would you pick for this dataset and why?</w:t>
+        <w:t xml:space="preserve"> vs DirectQuery: which would you pick for this dataset and why?</w:t>
       </w:r>
     </w:p>
     <w:p>
@@ -14577,23 +12383,7 @@
           <w:sz w:val="20"/>
           <w:szCs w:val="20"/>
         </w:rPr>
-        <w:t xml:space="preserve"> headers, set data types and remove duplicates on </w:t>
-      </w:r>
-      <w:proofErr w:type="spellStart"/>
-      <w:r>
-        <w:rPr>
-          <w:sz w:val="20"/>
-          <w:szCs w:val="20"/>
-        </w:rPr>
-        <w:t>Transaction_ID</w:t>
-      </w:r>
-      <w:proofErr w:type="spellEnd"/>
-      <w:r>
-        <w:rPr>
-          <w:sz w:val="20"/>
-          <w:szCs w:val="20"/>
-        </w:rPr>
-        <w:t>.</w:t>
+        <w:t xml:space="preserve"> headers, set data types and remove duplicates on Transaction_ID.</w:t>
       </w:r>
     </w:p>
     <w:p>
@@ -14661,39 +12451,7 @@
           <w:sz w:val="20"/>
           <w:szCs w:val="20"/>
         </w:rPr>
-        <w:t xml:space="preserve"> inconsistent text (case, spaces) in </w:t>
-      </w:r>
-      <w:proofErr w:type="spellStart"/>
-      <w:r>
-        <w:rPr>
-          <w:sz w:val="20"/>
-          <w:szCs w:val="20"/>
-        </w:rPr>
-        <w:t>Product_Category</w:t>
-      </w:r>
-      <w:proofErr w:type="spellEnd"/>
-      <w:r>
-        <w:rPr>
-          <w:sz w:val="20"/>
-          <w:szCs w:val="20"/>
-        </w:rPr>
-        <w:t xml:space="preserve">, </w:t>
-      </w:r>
-      <w:proofErr w:type="spellStart"/>
-      <w:r>
-        <w:rPr>
-          <w:sz w:val="20"/>
-          <w:szCs w:val="20"/>
-        </w:rPr>
-        <w:t>Payment_Method</w:t>
-      </w:r>
-      <w:proofErr w:type="spellEnd"/>
-      <w:r>
-        <w:rPr>
-          <w:sz w:val="20"/>
-          <w:szCs w:val="20"/>
-        </w:rPr>
-        <w:t xml:space="preserve"> and City.</w:t>
+        <w:t xml:space="preserve"> inconsistent text (case, spaces) in Product_Category, Payment_Method and City.</w:t>
       </w:r>
     </w:p>
     <w:p>
@@ -14727,23 +12485,7 @@
           <w:sz w:val="20"/>
           <w:szCs w:val="20"/>
         </w:rPr>
-        <w:t xml:space="preserve"> rows with Quantity &lt;= 0 and handle nulls in </w:t>
-      </w:r>
-      <w:proofErr w:type="spellStart"/>
-      <w:r>
-        <w:rPr>
-          <w:sz w:val="20"/>
-          <w:szCs w:val="20"/>
-        </w:rPr>
-        <w:t>Customer_Age</w:t>
-      </w:r>
-      <w:proofErr w:type="spellEnd"/>
-      <w:r>
-        <w:rPr>
-          <w:sz w:val="20"/>
-          <w:szCs w:val="20"/>
-        </w:rPr>
-        <w:t>.</w:t>
+        <w:t xml:space="preserve"> rows with Quantity &lt;= 0 and handle nulls in Customer_Age.</w:t>
       </w:r>
     </w:p>
     <w:p>
@@ -14777,23 +12519,7 @@
           <w:sz w:val="20"/>
           <w:szCs w:val="20"/>
         </w:rPr>
-        <w:t xml:space="preserve"> a custom column and split </w:t>
-      </w:r>
-      <w:proofErr w:type="spellStart"/>
-      <w:r>
-        <w:rPr>
-          <w:sz w:val="20"/>
-          <w:szCs w:val="20"/>
-        </w:rPr>
-        <w:t>Order_Time</w:t>
-      </w:r>
-      <w:proofErr w:type="spellEnd"/>
-      <w:r>
-        <w:rPr>
-          <w:sz w:val="20"/>
-          <w:szCs w:val="20"/>
-        </w:rPr>
-        <w:t xml:space="preserve"> into hour.</w:t>
+        <w:t xml:space="preserve"> a custom column and split Order_Time into hour.</w:t>
       </w:r>
     </w:p>
     <w:p>
@@ -14827,23 +12553,7 @@
           <w:sz w:val="20"/>
           <w:szCs w:val="20"/>
         </w:rPr>
-        <w:t xml:space="preserve"> By to get revenue per </w:t>
-      </w:r>
-      <w:proofErr w:type="spellStart"/>
-      <w:r>
-        <w:rPr>
-          <w:sz w:val="20"/>
-          <w:szCs w:val="20"/>
-        </w:rPr>
-        <w:t>Customer_ID</w:t>
-      </w:r>
-      <w:proofErr w:type="spellEnd"/>
-      <w:r>
-        <w:rPr>
-          <w:sz w:val="20"/>
-          <w:szCs w:val="20"/>
-        </w:rPr>
-        <w:t>; Merge two queries; Append two queries.</w:t>
+        <w:t xml:space="preserve"> By to get revenue per Customer_ID; Merge two queries; Append two queries.</w:t>
       </w:r>
     </w:p>
     <w:p>
@@ -14928,23 +12638,7 @@
           <w:sz w:val="20"/>
           <w:szCs w:val="20"/>
         </w:rPr>
-        <w:t xml:space="preserve"> an if-then-else custom column for </w:t>
-      </w:r>
-      <w:proofErr w:type="spellStart"/>
-      <w:r>
-        <w:rPr>
-          <w:sz w:val="20"/>
-          <w:szCs w:val="20"/>
-        </w:rPr>
-        <w:t>Size_Label</w:t>
-      </w:r>
-      <w:proofErr w:type="spellEnd"/>
-      <w:r>
-        <w:rPr>
-          <w:sz w:val="20"/>
-          <w:szCs w:val="20"/>
-        </w:rPr>
-        <w:t xml:space="preserve"> in M.</w:t>
+        <w:t xml:space="preserve"> an if-then-else custom column for Size_Label in M.</w:t>
       </w:r>
     </w:p>
     <w:p>
@@ -14987,55 +12681,7 @@
           <w:sz w:val="20"/>
           <w:szCs w:val="20"/>
         </w:rPr>
-        <w:t xml:space="preserve"> </w:t>
-      </w:r>
-      <w:proofErr w:type="spellStart"/>
-      <w:r>
-        <w:rPr>
-          <w:sz w:val="20"/>
-          <w:szCs w:val="20"/>
-        </w:rPr>
-        <w:t>Table.TransformColumns</w:t>
-      </w:r>
-      <w:proofErr w:type="spellEnd"/>
-      <w:r>
-        <w:rPr>
-          <w:sz w:val="20"/>
-          <w:szCs w:val="20"/>
-        </w:rPr>
-        <w:t xml:space="preserve"> with </w:t>
-      </w:r>
-      <w:proofErr w:type="spellStart"/>
-      <w:r>
-        <w:rPr>
-          <w:sz w:val="20"/>
-          <w:szCs w:val="20"/>
-        </w:rPr>
-        <w:t>Text.Proper</w:t>
-      </w:r>
-      <w:proofErr w:type="spellEnd"/>
-      <w:r>
-        <w:rPr>
-          <w:sz w:val="20"/>
-          <w:szCs w:val="20"/>
-        </w:rPr>
-        <w:t xml:space="preserve"> and </w:t>
-      </w:r>
-      <w:proofErr w:type="spellStart"/>
-      <w:r>
-        <w:rPr>
-          <w:sz w:val="20"/>
-          <w:szCs w:val="20"/>
-        </w:rPr>
-        <w:t>Text.Trim</w:t>
-      </w:r>
-      <w:proofErr w:type="spellEnd"/>
-      <w:r>
-        <w:rPr>
-          <w:sz w:val="20"/>
-          <w:szCs w:val="20"/>
-        </w:rPr>
-        <w:t>.</w:t>
+        <w:t xml:space="preserve"> Table.TransformColumns with Text.Proper and Text.Trim.</w:t>
       </w:r>
     </w:p>
     <w:p>
@@ -15078,39 +12724,7 @@
           <w:sz w:val="20"/>
           <w:szCs w:val="20"/>
         </w:rPr>
-        <w:t xml:space="preserve"> </w:t>
-      </w:r>
-      <w:proofErr w:type="spellStart"/>
-      <w:r>
-        <w:rPr>
-          <w:sz w:val="20"/>
-          <w:szCs w:val="20"/>
-        </w:rPr>
-        <w:t>Date.Year</w:t>
-      </w:r>
-      <w:proofErr w:type="spellEnd"/>
-      <w:r>
-        <w:rPr>
-          <w:sz w:val="20"/>
-          <w:szCs w:val="20"/>
-        </w:rPr>
-        <w:t xml:space="preserve"> and </w:t>
-      </w:r>
-      <w:proofErr w:type="spellStart"/>
-      <w:r>
-        <w:rPr>
-          <w:sz w:val="20"/>
-          <w:szCs w:val="20"/>
-        </w:rPr>
-        <w:t>Date.MonthName</w:t>
-      </w:r>
-      <w:proofErr w:type="spellEnd"/>
-      <w:r>
-        <w:rPr>
-          <w:sz w:val="20"/>
-          <w:szCs w:val="20"/>
-        </w:rPr>
-        <w:t xml:space="preserve"> to build date columns in M.</w:t>
+        <w:t xml:space="preserve"> Date.Year and Date.MonthName to build date columns in M.</w:t>
       </w:r>
     </w:p>
     <w:p>
@@ -15144,23 +12758,7 @@
           <w:sz w:val="20"/>
           <w:szCs w:val="20"/>
         </w:rPr>
-        <w:t xml:space="preserve"> a custom function </w:t>
-      </w:r>
-      <w:proofErr w:type="spellStart"/>
-      <w:r>
-        <w:rPr>
-          <w:sz w:val="20"/>
-          <w:szCs w:val="20"/>
-        </w:rPr>
-        <w:t>fnClean</w:t>
-      </w:r>
-      <w:proofErr w:type="spellEnd"/>
-      <w:r>
-        <w:rPr>
-          <w:sz w:val="20"/>
-          <w:szCs w:val="20"/>
-        </w:rPr>
-        <w:t>(text) and call it.</w:t>
+        <w:t xml:space="preserve"> a custom function fnClean(text) and call it.</w:t>
       </w:r>
     </w:p>
     <w:p>
@@ -15237,23 +12835,7 @@
           <w:sz w:val="20"/>
           <w:szCs w:val="20"/>
         </w:rPr>
-        <w:t xml:space="preserve"> a Date table in M using </w:t>
-      </w:r>
-      <w:proofErr w:type="spellStart"/>
-      <w:r>
-        <w:rPr>
-          <w:sz w:val="20"/>
-          <w:szCs w:val="20"/>
-        </w:rPr>
-        <w:t>List.Dates</w:t>
-      </w:r>
-      <w:proofErr w:type="spellEnd"/>
-      <w:r>
-        <w:rPr>
-          <w:sz w:val="20"/>
-          <w:szCs w:val="20"/>
-        </w:rPr>
-        <w:t>.</w:t>
+        <w:t xml:space="preserve"> a Date table in M using List.Dates.</w:t>
       </w:r>
     </w:p>
     <w:p>
@@ -15285,23 +12867,7 @@
           <w:szCs w:val="20"/>
         </w:rPr>
         <w:lastRenderedPageBreak/>
-        <w:t xml:space="preserve">Day 9: Power BI </w:t>
-      </w:r>
-      <w:proofErr w:type="spellStart"/>
-      <w:r>
-        <w:rPr>
-          <w:sz w:val="20"/>
-          <w:szCs w:val="20"/>
-        </w:rPr>
-        <w:t>modeling</w:t>
-      </w:r>
-      <w:proofErr w:type="spellEnd"/>
-      <w:r>
-        <w:rPr>
-          <w:sz w:val="20"/>
-          <w:szCs w:val="20"/>
-        </w:rPr>
-        <w:t xml:space="preserve"> (P4-P6)</w:t>
+        <w:t>Day 9: Power BI modeling (P4-P6)</w:t>
       </w:r>
     </w:p>
     <w:tbl>
@@ -15744,23 +13310,7 @@
           <w:sz w:val="20"/>
           <w:szCs w:val="20"/>
         </w:rPr>
-        <w:t xml:space="preserve"> columns are primary keys and foreign keys between fact and </w:t>
-      </w:r>
-      <w:proofErr w:type="spellStart"/>
-      <w:r>
-        <w:rPr>
-          <w:sz w:val="20"/>
-          <w:szCs w:val="20"/>
-        </w:rPr>
-        <w:t>dim_product</w:t>
-      </w:r>
-      <w:proofErr w:type="spellEnd"/>
-      <w:r>
-        <w:rPr>
-          <w:sz w:val="20"/>
-          <w:szCs w:val="20"/>
-        </w:rPr>
-        <w:t>?</w:t>
+        <w:t xml:space="preserve"> columns are primary keys and foreign keys between fact and dim_product?</w:t>
       </w:r>
     </w:p>
     <w:p>
@@ -15929,23 +13479,7 @@
           <w:sz w:val="20"/>
           <w:szCs w:val="20"/>
         </w:rPr>
-        <w:t xml:space="preserve"> vs </w:t>
-      </w:r>
-      <w:proofErr w:type="spellStart"/>
-      <w:r>
-        <w:rPr>
-          <w:sz w:val="20"/>
-          <w:szCs w:val="20"/>
-        </w:rPr>
-        <w:t>DirectQuery</w:t>
-      </w:r>
-      <w:proofErr w:type="spellEnd"/>
-      <w:r>
-        <w:rPr>
-          <w:sz w:val="20"/>
-          <w:szCs w:val="20"/>
-        </w:rPr>
-        <w:t xml:space="preserve"> vs Composite: one pro and one con each.</w:t>
+        <w:t xml:space="preserve"> vs DirectQuery vs Composite: one pro and one con each.</w:t>
       </w:r>
     </w:p>
     <w:p>
@@ -16369,23 +13903,7 @@
           <w:sz w:val="20"/>
           <w:szCs w:val="20"/>
         </w:rPr>
-        <w:t>: Online Sales (</w:t>
-      </w:r>
-      <w:proofErr w:type="spellStart"/>
-      <w:r>
-        <w:rPr>
-          <w:sz w:val="20"/>
-          <w:szCs w:val="20"/>
-        </w:rPr>
-        <w:t>Sales_Channel</w:t>
-      </w:r>
-      <w:proofErr w:type="spellEnd"/>
-      <w:r>
-        <w:rPr>
-          <w:sz w:val="20"/>
-          <w:szCs w:val="20"/>
-        </w:rPr>
-        <w:t xml:space="preserve"> = Online).</w:t>
+        <w:t>: Online Sales (Sales_Channel = Online).</w:t>
       </w:r>
     </w:p>
     <w:p>
@@ -16572,23 +14090,7 @@
           <w:sz w:val="20"/>
           <w:szCs w:val="20"/>
         </w:rPr>
-        <w:t xml:space="preserve">: total of Quantity x </w:t>
-      </w:r>
-      <w:proofErr w:type="spellStart"/>
-      <w:r>
-        <w:rPr>
-          <w:sz w:val="20"/>
-          <w:szCs w:val="20"/>
-        </w:rPr>
-        <w:t>Unit_Price</w:t>
-      </w:r>
-      <w:proofErr w:type="spellEnd"/>
-      <w:r>
-        <w:rPr>
-          <w:sz w:val="20"/>
-          <w:szCs w:val="20"/>
-        </w:rPr>
-        <w:t>. When do you need an iterator?</w:t>
+        <w:t>: total of Quantity x Unit_Price. When do you need an iterator?</w:t>
       </w:r>
     </w:p>
     <w:p>
@@ -17046,23 +14548,7 @@
           <w:sz w:val="20"/>
           <w:szCs w:val="20"/>
         </w:rPr>
-        <w:t xml:space="preserve">: hide </w:t>
-      </w:r>
-      <w:proofErr w:type="spellStart"/>
-      <w:r>
-        <w:rPr>
-          <w:sz w:val="20"/>
-          <w:szCs w:val="20"/>
-        </w:rPr>
-        <w:t>Cost_Amount</w:t>
-      </w:r>
-      <w:proofErr w:type="spellEnd"/>
-      <w:r>
-        <w:rPr>
-          <w:sz w:val="20"/>
-          <w:szCs w:val="20"/>
-        </w:rPr>
-        <w:t xml:space="preserve"> and Profit from a role. Which tool is needed?</w:t>
+        <w:t>: hide Cost_Amount and Profit from a role. Which tool is needed?</w:t>
       </w:r>
     </w:p>
     <w:p>
@@ -17640,23 +15126,7 @@
           <w:sz w:val="20"/>
           <w:szCs w:val="20"/>
         </w:rPr>
-        <w:t xml:space="preserve"> a waterfall chart and a </w:t>
-      </w:r>
-      <w:proofErr w:type="spellStart"/>
-      <w:r>
-        <w:rPr>
-          <w:sz w:val="20"/>
-          <w:szCs w:val="20"/>
-        </w:rPr>
-        <w:t>treemap</w:t>
-      </w:r>
-      <w:proofErr w:type="spellEnd"/>
-      <w:r>
-        <w:rPr>
-          <w:sz w:val="20"/>
-          <w:szCs w:val="20"/>
-        </w:rPr>
-        <w:t xml:space="preserve"> for profit by category.</w:t>
+        <w:t xml:space="preserve"> a waterfall chart and a treemap for profit by category.</w:t>
       </w:r>
     </w:p>
     <w:p>
@@ -17842,23 +15312,7 @@
           <w:sz w:val="20"/>
           <w:szCs w:val="20"/>
         </w:rPr>
-        <w:t xml:space="preserve"> a </w:t>
-      </w:r>
-      <w:proofErr w:type="spellStart"/>
-      <w:r>
-        <w:rPr>
-          <w:sz w:val="20"/>
-          <w:szCs w:val="20"/>
-        </w:rPr>
-        <w:t>color</w:t>
-      </w:r>
-      <w:proofErr w:type="spellEnd"/>
-      <w:r>
-        <w:rPr>
-          <w:sz w:val="20"/>
-          <w:szCs w:val="20"/>
-        </w:rPr>
-        <w:t xml:space="preserve"> scale on profit margin in a matrix.</w:t>
+        <w:t xml:space="preserve"> a color scale on profit margin in a matrix.</w:t>
       </w:r>
     </w:p>
     <w:p>
@@ -17960,23 +15414,7 @@
           <w:sz w:val="20"/>
           <w:szCs w:val="20"/>
         </w:rPr>
-        <w:t xml:space="preserve"> Influencers: what drives low </w:t>
-      </w:r>
-      <w:proofErr w:type="spellStart"/>
-      <w:r>
-        <w:rPr>
-          <w:sz w:val="20"/>
-          <w:szCs w:val="20"/>
-        </w:rPr>
-        <w:t>Customer_Rating</w:t>
-      </w:r>
-      <w:proofErr w:type="spellEnd"/>
-      <w:r>
-        <w:rPr>
-          <w:sz w:val="20"/>
-          <w:szCs w:val="20"/>
-        </w:rPr>
-        <w:t xml:space="preserve"> or returns?</w:t>
+        <w:t xml:space="preserve"> Influencers: what drives low Customer_Rating or returns?</w:t>
       </w:r>
     </w:p>
     <w:p>
@@ -19101,23 +16539,7 @@
           <w:sz w:val="20"/>
           <w:szCs w:val="20"/>
         </w:rPr>
-        <w:t xml:space="preserve"> only the keyboard, jump to the last row/column of the data, then select the whole </w:t>
-      </w:r>
-      <w:proofErr w:type="spellStart"/>
-      <w:r>
-        <w:rPr>
-          <w:sz w:val="20"/>
-          <w:szCs w:val="20"/>
-        </w:rPr>
-        <w:t>Sales_Amount</w:t>
-      </w:r>
-      <w:proofErr w:type="spellEnd"/>
-      <w:r>
-        <w:rPr>
-          <w:sz w:val="20"/>
-          <w:szCs w:val="20"/>
-        </w:rPr>
-        <w:t xml:space="preserve"> column.</w:t>
+        <w:t xml:space="preserve"> only the keyboard, jump to the last row/column of the data, then select the whole Sales_Amount column.</w:t>
       </w:r>
     </w:p>
     <w:p>
@@ -19180,23 +16602,7 @@
           <w:sz w:val="20"/>
           <w:szCs w:val="20"/>
         </w:rPr>
-        <w:t xml:space="preserve"> by Country (A-Z), then by </w:t>
-      </w:r>
-      <w:proofErr w:type="spellStart"/>
-      <w:r>
-        <w:rPr>
-          <w:sz w:val="20"/>
-          <w:szCs w:val="20"/>
-        </w:rPr>
-        <w:t>Sales_Amount</w:t>
-      </w:r>
-      <w:proofErr w:type="spellEnd"/>
-      <w:r>
-        <w:rPr>
-          <w:sz w:val="20"/>
-          <w:szCs w:val="20"/>
-        </w:rPr>
-        <w:t xml:space="preserve"> (largest first).</w:t>
+        <w:t xml:space="preserve"> by Country (A-Z), then by Sales_Amount (largest first).</w:t>
       </w:r>
     </w:p>
     <w:p>
@@ -19322,23 +16728,7 @@
           <w:sz w:val="20"/>
           <w:szCs w:val="20"/>
         </w:rPr>
-        <w:t xml:space="preserve"> duplicate rows on </w:t>
-      </w:r>
-      <w:proofErr w:type="spellStart"/>
-      <w:r>
-        <w:rPr>
-          <w:sz w:val="20"/>
-          <w:szCs w:val="20"/>
-        </w:rPr>
-        <w:t>Transaction_ID</w:t>
-      </w:r>
-      <w:proofErr w:type="spellEnd"/>
-      <w:r>
-        <w:rPr>
-          <w:sz w:val="20"/>
-          <w:szCs w:val="20"/>
-        </w:rPr>
-        <w:t>. How do you confirm how many were removed?</w:t>
+        <w:t xml:space="preserve"> duplicate rows on Transaction_ID. How do you confirm how many were removed?</w:t>
       </w:r>
     </w:p>
     <w:p>
@@ -19401,23 +16791,7 @@
           <w:sz w:val="20"/>
           <w:szCs w:val="20"/>
         </w:rPr>
-        <w:t xml:space="preserve">: Online orders in Germany with </w:t>
-      </w:r>
-      <w:proofErr w:type="spellStart"/>
-      <w:r>
-        <w:rPr>
-          <w:sz w:val="20"/>
-          <w:szCs w:val="20"/>
-        </w:rPr>
-        <w:t>Sales_Amount</w:t>
-      </w:r>
-      <w:proofErr w:type="spellEnd"/>
-      <w:r>
-        <w:rPr>
-          <w:sz w:val="20"/>
-          <w:szCs w:val="20"/>
-        </w:rPr>
-        <w:t xml:space="preserve"> &gt; 500.</w:t>
+        <w:t>: Online orders in Germany with Sales_Amount &gt; 500.</w:t>
       </w:r>
     </w:p>
     <w:p>
@@ -19480,23 +16854,7 @@
           <w:sz w:val="20"/>
           <w:szCs w:val="20"/>
         </w:rPr>
-        <w:t xml:space="preserve"> chart of monthly </w:t>
-      </w:r>
-      <w:proofErr w:type="spellStart"/>
-      <w:r>
-        <w:rPr>
-          <w:sz w:val="20"/>
-          <w:szCs w:val="20"/>
-        </w:rPr>
-        <w:t>Sales_Amount</w:t>
-      </w:r>
-      <w:proofErr w:type="spellEnd"/>
-      <w:r>
-        <w:rPr>
-          <w:sz w:val="20"/>
-          <w:szCs w:val="20"/>
-        </w:rPr>
-        <w:t xml:space="preserve"> (build a helper month column first).</w:t>
+        <w:t xml:space="preserve"> chart of monthly Sales_Amount (build a helper month column first).</w:t>
       </w:r>
     </w:p>
     <w:p>
@@ -19559,23 +16917,7 @@
           <w:sz w:val="20"/>
           <w:szCs w:val="20"/>
         </w:rPr>
-        <w:t xml:space="preserve"> VLOOKUP approximate match to map </w:t>
-      </w:r>
-      <w:proofErr w:type="spellStart"/>
-      <w:r>
-        <w:rPr>
-          <w:sz w:val="20"/>
-          <w:szCs w:val="20"/>
-        </w:rPr>
-        <w:t>Sales_Amount</w:t>
-      </w:r>
-      <w:proofErr w:type="spellEnd"/>
-      <w:r>
-        <w:rPr>
-          <w:sz w:val="20"/>
-          <w:szCs w:val="20"/>
-        </w:rPr>
-        <w:t xml:space="preserve"> to a price band table (0, 100, 500, 1000).</w:t>
+        <w:t xml:space="preserve"> VLOOKUP approximate match to map Sales_Amount to a price band table (0, 100, 500, 1000).</w:t>
       </w:r>
     </w:p>
     <w:p>
@@ -19638,39 +16980,7 @@
           <w:sz w:val="20"/>
           <w:szCs w:val="20"/>
         </w:rPr>
-        <w:t xml:space="preserve"> INDEX/MATCH to return </w:t>
-      </w:r>
-      <w:proofErr w:type="spellStart"/>
-      <w:r>
-        <w:rPr>
-          <w:sz w:val="20"/>
-          <w:szCs w:val="20"/>
-        </w:rPr>
-        <w:t>Store_Name</w:t>
-      </w:r>
-      <w:proofErr w:type="spellEnd"/>
-      <w:r>
-        <w:rPr>
-          <w:sz w:val="20"/>
-          <w:szCs w:val="20"/>
-        </w:rPr>
-        <w:t xml:space="preserve"> for a given </w:t>
-      </w:r>
-      <w:proofErr w:type="spellStart"/>
-      <w:r>
-        <w:rPr>
-          <w:sz w:val="20"/>
-          <w:szCs w:val="20"/>
-        </w:rPr>
-        <w:t>Store_ID</w:t>
-      </w:r>
-      <w:proofErr w:type="spellEnd"/>
-      <w:r>
-        <w:rPr>
-          <w:sz w:val="20"/>
-          <w:szCs w:val="20"/>
-        </w:rPr>
-        <w:t>.</w:t>
+        <w:t xml:space="preserve"> INDEX/MATCH to return Store_Name for a given Store_ID.</w:t>
       </w:r>
     </w:p>
     <w:p>
@@ -19733,23 +17043,7 @@
           <w:sz w:val="20"/>
           <w:szCs w:val="20"/>
         </w:rPr>
-        <w:t xml:space="preserve">: extract the store number from </w:t>
-      </w:r>
-      <w:proofErr w:type="spellStart"/>
-      <w:r>
-        <w:rPr>
-          <w:sz w:val="20"/>
-          <w:szCs w:val="20"/>
-        </w:rPr>
-        <w:t>Store_ID</w:t>
-      </w:r>
-      <w:proofErr w:type="spellEnd"/>
-      <w:r>
-        <w:rPr>
-          <w:sz w:val="20"/>
-          <w:szCs w:val="20"/>
-        </w:rPr>
-        <w:t>.</w:t>
+        <w:t>: extract the store number from Store_ID.</w:t>
       </w:r>
     </w:p>
     <w:p>
@@ -19812,23 +17106,7 @@
           <w:sz w:val="20"/>
           <w:szCs w:val="20"/>
         </w:rPr>
-        <w:t xml:space="preserve"> Year, Month name and Weekday from </w:t>
-      </w:r>
-      <w:proofErr w:type="spellStart"/>
-      <w:r>
-        <w:rPr>
-          <w:sz w:val="20"/>
-          <w:szCs w:val="20"/>
-        </w:rPr>
-        <w:t>Order_Date</w:t>
-      </w:r>
-      <w:proofErr w:type="spellEnd"/>
-      <w:r>
-        <w:rPr>
-          <w:sz w:val="20"/>
-          <w:szCs w:val="20"/>
-        </w:rPr>
-        <w:t>.</w:t>
+        <w:t xml:space="preserve"> Year, Month name and Weekday from Order_Date.</w:t>
       </w:r>
     </w:p>
     <w:p>
@@ -20017,23 +17295,7 @@
           <w:sz w:val="20"/>
           <w:szCs w:val="20"/>
         </w:rPr>
-        <w:t xml:space="preserve"> </w:t>
-      </w:r>
-      <w:proofErr w:type="spellStart"/>
-      <w:r>
-        <w:rPr>
-          <w:sz w:val="20"/>
-          <w:szCs w:val="20"/>
-        </w:rPr>
-        <w:t>Discount_Percentage</w:t>
-      </w:r>
-      <w:proofErr w:type="spellEnd"/>
-      <w:r>
-        <w:rPr>
-          <w:sz w:val="20"/>
-          <w:szCs w:val="20"/>
-        </w:rPr>
-        <w:t xml:space="preserve"> to values between 0 and 50, with a custom error message.</w:t>
+        <w:t xml:space="preserve"> Discount_Percentage to values between 0 and 50, with a custom error message.</w:t>
       </w:r>
     </w:p>
     <w:p>
@@ -20176,39 +17438,7 @@
           <w:sz w:val="20"/>
           <w:szCs w:val="20"/>
         </w:rPr>
-        <w:t xml:space="preserve"> a primary key on </w:t>
-      </w:r>
-      <w:proofErr w:type="spellStart"/>
-      <w:r>
-        <w:rPr>
-          <w:sz w:val="20"/>
-          <w:szCs w:val="20"/>
-        </w:rPr>
-        <w:t>Transaction_ID</w:t>
-      </w:r>
-      <w:proofErr w:type="spellEnd"/>
-      <w:r>
-        <w:rPr>
-          <w:sz w:val="20"/>
-          <w:szCs w:val="20"/>
-        </w:rPr>
-        <w:t xml:space="preserve"> and NOT NULL on </w:t>
-      </w:r>
-      <w:proofErr w:type="spellStart"/>
-      <w:r>
-        <w:rPr>
-          <w:sz w:val="20"/>
-          <w:szCs w:val="20"/>
-        </w:rPr>
-        <w:t>Order_Date</w:t>
-      </w:r>
-      <w:proofErr w:type="spellEnd"/>
-      <w:r>
-        <w:rPr>
-          <w:sz w:val="20"/>
-          <w:szCs w:val="20"/>
-        </w:rPr>
-        <w:t>.</w:t>
+        <w:t xml:space="preserve"> a primary key on Transaction_ID and NOT NULL on Order_Date.</w:t>
       </w:r>
     </w:p>
     <w:p>
@@ -20271,23 +17501,7 @@
           <w:sz w:val="20"/>
           <w:szCs w:val="20"/>
         </w:rPr>
-        <w:t xml:space="preserve"> where Country = 'Canada' and </w:t>
-      </w:r>
-      <w:proofErr w:type="spellStart"/>
-      <w:r>
-        <w:rPr>
-          <w:sz w:val="20"/>
-          <w:szCs w:val="20"/>
-        </w:rPr>
-        <w:t>Sales_Amount</w:t>
-      </w:r>
-      <w:proofErr w:type="spellEnd"/>
-      <w:r>
-        <w:rPr>
-          <w:sz w:val="20"/>
-          <w:szCs w:val="20"/>
-        </w:rPr>
-        <w:t xml:space="preserve"> &gt; 500.</w:t>
+        <w:t xml:space="preserve"> where Country = 'Canada' and Sales_Amount &gt; 500.</w:t>
       </w:r>
     </w:p>
     <w:p>
@@ -20413,23 +17627,7 @@
           <w:sz w:val="20"/>
           <w:szCs w:val="20"/>
         </w:rPr>
-        <w:t xml:space="preserve"> revenue per </w:t>
-      </w:r>
-      <w:proofErr w:type="spellStart"/>
-      <w:r>
-        <w:rPr>
-          <w:sz w:val="20"/>
-          <w:szCs w:val="20"/>
-        </w:rPr>
-        <w:t>Product_Category</w:t>
-      </w:r>
-      <w:proofErr w:type="spellEnd"/>
-      <w:r>
-        <w:rPr>
-          <w:sz w:val="20"/>
-          <w:szCs w:val="20"/>
-        </w:rPr>
-        <w:t>.</w:t>
+        <w:t xml:space="preserve"> revenue per Product_Category.</w:t>
       </w:r>
     </w:p>
     <w:p>
@@ -20681,23 +17879,7 @@
           <w:sz w:val="20"/>
           <w:szCs w:val="20"/>
         </w:rPr>
-        <w:t xml:space="preserve"> </w:t>
-      </w:r>
-      <w:proofErr w:type="spellStart"/>
-      <w:r>
-        <w:rPr>
-          <w:sz w:val="20"/>
-          <w:szCs w:val="20"/>
-        </w:rPr>
-        <w:t>Discount_Percentage</w:t>
-      </w:r>
-      <w:proofErr w:type="spellEnd"/>
-      <w:r>
-        <w:rPr>
-          <w:sz w:val="20"/>
-          <w:szCs w:val="20"/>
-        </w:rPr>
-        <w:t xml:space="preserve"> at 50 where it is higher.</w:t>
+        <w:t xml:space="preserve"> Discount_Percentage at 50 where it is higher.</w:t>
       </w:r>
     </w:p>
     <w:p>
@@ -21171,55 +18353,7 @@
           <w:sz w:val="20"/>
           <w:szCs w:val="20"/>
         </w:rPr>
-        <w:t xml:space="preserve"> </w:t>
-      </w:r>
-      <w:proofErr w:type="spellStart"/>
-      <w:r>
-        <w:rPr>
-          <w:sz w:val="20"/>
-          <w:szCs w:val="20"/>
-        </w:rPr>
-        <w:t>Table.TransformColumns</w:t>
-      </w:r>
-      <w:proofErr w:type="spellEnd"/>
-      <w:r>
-        <w:rPr>
-          <w:sz w:val="20"/>
-          <w:szCs w:val="20"/>
-        </w:rPr>
-        <w:t xml:space="preserve"> with </w:t>
-      </w:r>
-      <w:proofErr w:type="spellStart"/>
-      <w:r>
-        <w:rPr>
-          <w:sz w:val="20"/>
-          <w:szCs w:val="20"/>
-        </w:rPr>
-        <w:t>Text.Proper</w:t>
-      </w:r>
-      <w:proofErr w:type="spellEnd"/>
-      <w:r>
-        <w:rPr>
-          <w:sz w:val="20"/>
-          <w:szCs w:val="20"/>
-        </w:rPr>
-        <w:t xml:space="preserve"> and </w:t>
-      </w:r>
-      <w:proofErr w:type="spellStart"/>
-      <w:r>
-        <w:rPr>
-          <w:sz w:val="20"/>
-          <w:szCs w:val="20"/>
-        </w:rPr>
-        <w:t>Text.Trim</w:t>
-      </w:r>
-      <w:proofErr w:type="spellEnd"/>
-      <w:r>
-        <w:rPr>
-          <w:sz w:val="20"/>
-          <w:szCs w:val="20"/>
-        </w:rPr>
-        <w:t>.</w:t>
+        <w:t xml:space="preserve"> Table.TransformColumns with Text.Proper and Text.Trim.</w:t>
       </w:r>
     </w:p>
     <w:p>

--- a/Python/Datasets/E_Retail Sales Dataset/Placement_Test_Practice_Question_Bank.docx
+++ b/Python/Datasets/E_Retail Sales Dataset/Placement_Test_Practice_Question_Bank.docx
@@ -2881,40 +2881,6 @@
           <w:sz w:val="20"/>
           <w:szCs w:val="20"/>
         </w:rPr>
-        <w:t xml:space="preserve">E6.2  </w:t>
-      </w:r>
-      <w:r>
-        <w:rPr>
-          <w:sz w:val="20"/>
-          <w:szCs w:val="20"/>
-        </w:rPr>
-        <w:t>Line</w:t>
-      </w:r>
-      <w:proofErr w:type="gramEnd"/>
-      <w:r>
-        <w:rPr>
-          <w:sz w:val="20"/>
-          <w:szCs w:val="20"/>
-        </w:rPr>
-        <w:t xml:space="preserve"> chart of monthly Sales_Amount (build a helper month column first).</w:t>
-      </w:r>
-    </w:p>
-    <w:p>
-      <w:pPr>
-        <w:spacing w:after="80"/>
-        <w:rPr>
-          <w:sz w:val="20"/>
-          <w:szCs w:val="20"/>
-        </w:rPr>
-      </w:pPr>
-      <w:proofErr w:type="gramStart"/>
-      <w:r>
-        <w:rPr>
-          <w:b/>
-          <w:bCs/>
-          <w:sz w:val="20"/>
-          <w:szCs w:val="20"/>
-        </w:rPr>
         <w:t xml:space="preserve">E6.3  </w:t>
       </w:r>
       <w:r>
@@ -3956,7 +3922,6 @@
           <w:sz w:val="20"/>
           <w:szCs w:val="20"/>
         </w:rPr>
-        <w:lastRenderedPageBreak/>
         <w:br w:type="page"/>
       </w:r>
     </w:p>

--- a/Python/Datasets/E_Retail Sales Dataset/Placement_Test_Practice_Question_Bank.docx
+++ b/Python/Datasets/E_Retail Sales Dataset/Placement_Test_Practice_Question_Bank.docx
@@ -2881,108 +2881,6 @@
           <w:sz w:val="20"/>
           <w:szCs w:val="20"/>
         </w:rPr>
-        <w:t xml:space="preserve">E6.3  </w:t>
-      </w:r>
-      <w:r>
-        <w:rPr>
-          <w:sz w:val="20"/>
-          <w:szCs w:val="20"/>
-        </w:rPr>
-        <w:t>Donut</w:t>
-      </w:r>
-      <w:proofErr w:type="gramEnd"/>
-      <w:r>
-        <w:rPr>
-          <w:sz w:val="20"/>
-          <w:szCs w:val="20"/>
-        </w:rPr>
-        <w:t xml:space="preserve"> chart of Sales_Channel share. When is a pie/donut a bad choice?</w:t>
-      </w:r>
-    </w:p>
-    <w:p>
-      <w:pPr>
-        <w:spacing w:after="80"/>
-        <w:rPr>
-          <w:sz w:val="20"/>
-          <w:szCs w:val="20"/>
-        </w:rPr>
-      </w:pPr>
-      <w:proofErr w:type="gramStart"/>
-      <w:r>
-        <w:rPr>
-          <w:b/>
-          <w:bCs/>
-          <w:sz w:val="20"/>
-          <w:szCs w:val="20"/>
-        </w:rPr>
-        <w:t xml:space="preserve">E6.4  </w:t>
-      </w:r>
-      <w:r>
-        <w:rPr>
-          <w:sz w:val="20"/>
-          <w:szCs w:val="20"/>
-        </w:rPr>
-        <w:t>Scatter</w:t>
-      </w:r>
-      <w:proofErr w:type="gramEnd"/>
-      <w:r>
-        <w:rPr>
-          <w:sz w:val="20"/>
-          <w:szCs w:val="20"/>
-        </w:rPr>
-        <w:t xml:space="preserve"> chart of Discount_Percentage vs Profit with a trendline and R-squared.</w:t>
-      </w:r>
-    </w:p>
-    <w:p>
-      <w:pPr>
-        <w:spacing w:after="80"/>
-        <w:rPr>
-          <w:sz w:val="20"/>
-          <w:szCs w:val="20"/>
-        </w:rPr>
-      </w:pPr>
-      <w:proofErr w:type="gramStart"/>
-      <w:r>
-        <w:rPr>
-          <w:b/>
-          <w:bCs/>
-          <w:sz w:val="20"/>
-          <w:szCs w:val="20"/>
-        </w:rPr>
-        <w:t xml:space="preserve">E6.5  </w:t>
-      </w:r>
-      <w:r>
-        <w:rPr>
-          <w:sz w:val="20"/>
-          <w:szCs w:val="20"/>
-        </w:rPr>
-        <w:t>Customize</w:t>
-      </w:r>
-      <w:proofErr w:type="gramEnd"/>
-      <w:r>
-        <w:rPr>
-          <w:sz w:val="20"/>
-          <w:szCs w:val="20"/>
-        </w:rPr>
-        <w:t xml:space="preserve"> a chart: title, axis titles, data labels, colors, gridlines.</w:t>
-      </w:r>
-    </w:p>
-    <w:p>
-      <w:pPr>
-        <w:spacing w:after="80"/>
-        <w:rPr>
-          <w:sz w:val="20"/>
-          <w:szCs w:val="20"/>
-        </w:rPr>
-      </w:pPr>
-      <w:proofErr w:type="gramStart"/>
-      <w:r>
-        <w:rPr>
-          <w:b/>
-          <w:bCs/>
-          <w:sz w:val="20"/>
-          <w:szCs w:val="20"/>
-        </w:rPr>
         <w:t xml:space="preserve">E6.6  </w:t>
       </w:r>
       <w:r>

--- a/Python/Datasets/E_Retail Sales Dataset/Placement_Test_Practice_Question_Bank.docx
+++ b/Python/Datasets/E_Retail Sales Dataset/Placement_Test_Practice_Question_Bank.docx
@@ -97,7 +97,23 @@
           <w:sz w:val="20"/>
           <w:szCs w:val="20"/>
         </w:rPr>
-        <w:t>Excel: load the CSV as a Table named tblSales. SQL: assume a table named sales with the same column names as the data dictionary (MySQL or SQL Server syntax is fine). For JOIN questions, first create dim tables with SELECT DISTINCT because the data is one flat table. Power BI: import the CSV and build the model as you go.</w:t>
+        <w:t xml:space="preserve">Excel: load the CSV as a Table named </w:t>
+      </w:r>
+      <w:proofErr w:type="spellStart"/>
+      <w:r>
+        <w:rPr>
+          <w:sz w:val="20"/>
+          <w:szCs w:val="20"/>
+        </w:rPr>
+        <w:t>tblSales</w:t>
+      </w:r>
+      <w:proofErr w:type="spellEnd"/>
+      <w:r>
+        <w:rPr>
+          <w:sz w:val="20"/>
+          <w:szCs w:val="20"/>
+        </w:rPr>
+        <w:t>. SQL: assume a table named sales with the same column names as the data dictionary (MySQL or SQL Server syntax is fine). For JOIN questions, first create dim tables with SELECT DISTINCT because the data is one flat table. Power BI: import the CSV and build the model as you go.</w:t>
       </w:r>
     </w:p>
     <w:p>
@@ -145,7 +161,23 @@
           <w:sz w:val="20"/>
           <w:szCs w:val="20"/>
         </w:rPr>
-        <w:t>Sales_data_dictionary.csv = a reference sheet that explains each column (meaning and data type). Do not analyze it; just look things up in it.</w:t>
+        <w:t xml:space="preserve">Sales_data_dictionary.csv = a reference sheet that explains each column (meaning and data type). Do not </w:t>
+      </w:r>
+      <w:proofErr w:type="spellStart"/>
+      <w:r>
+        <w:rPr>
+          <w:sz w:val="20"/>
+          <w:szCs w:val="20"/>
+        </w:rPr>
+        <w:t>analyze</w:t>
+      </w:r>
+      <w:proofErr w:type="spellEnd"/>
+      <w:r>
+        <w:rPr>
+          <w:sz w:val="20"/>
+          <w:szCs w:val="20"/>
+        </w:rPr>
+        <w:t xml:space="preserve"> it; just look things up in it.</w:t>
       </w:r>
     </w:p>
     <w:p>
@@ -1985,7 +2017,39 @@
           <w:sz w:val="20"/>
           <w:szCs w:val="20"/>
         </w:rPr>
-        <w:t xml:space="preserve"> a column Size_Label: 'High' if Sales_Amount &gt; 500, else 'Low'.</w:t>
+        <w:t xml:space="preserve"> a column </w:t>
+      </w:r>
+      <w:proofErr w:type="spellStart"/>
+      <w:r>
+        <w:rPr>
+          <w:sz w:val="20"/>
+          <w:szCs w:val="20"/>
+        </w:rPr>
+        <w:t>Size_Label</w:t>
+      </w:r>
+      <w:proofErr w:type="spellEnd"/>
+      <w:r>
+        <w:rPr>
+          <w:sz w:val="20"/>
+          <w:szCs w:val="20"/>
+        </w:rPr>
+        <w:t xml:space="preserve">: 'High' if </w:t>
+      </w:r>
+      <w:proofErr w:type="spellStart"/>
+      <w:r>
+        <w:rPr>
+          <w:sz w:val="20"/>
+          <w:szCs w:val="20"/>
+        </w:rPr>
+        <w:t>Sales_Amount</w:t>
+      </w:r>
+      <w:proofErr w:type="spellEnd"/>
+      <w:r>
+        <w:rPr>
+          <w:sz w:val="20"/>
+          <w:szCs w:val="20"/>
+        </w:rPr>
+        <w:t xml:space="preserve"> &gt; 500, else 'Low'.</w:t>
       </w:r>
     </w:p>
     <w:p>
@@ -2087,7 +2151,39 @@
           <w:sz w:val="20"/>
           <w:szCs w:val="20"/>
         </w:rPr>
-        <w:t xml:space="preserve"> 'Review' if Discount_Percentage &gt; 30 AND Customer_Rating &lt; 3, else 'OK'.</w:t>
+        <w:t xml:space="preserve"> 'Review' if </w:t>
+      </w:r>
+      <w:proofErr w:type="spellStart"/>
+      <w:r>
+        <w:rPr>
+          <w:sz w:val="20"/>
+          <w:szCs w:val="20"/>
+        </w:rPr>
+        <w:t>Discount_Percentage</w:t>
+      </w:r>
+      <w:proofErr w:type="spellEnd"/>
+      <w:r>
+        <w:rPr>
+          <w:sz w:val="20"/>
+          <w:szCs w:val="20"/>
+        </w:rPr>
+        <w:t xml:space="preserve"> &gt; 30 AND </w:t>
+      </w:r>
+      <w:proofErr w:type="spellStart"/>
+      <w:r>
+        <w:rPr>
+          <w:sz w:val="20"/>
+          <w:szCs w:val="20"/>
+        </w:rPr>
+        <w:t>Customer_Rating</w:t>
+      </w:r>
+      <w:proofErr w:type="spellEnd"/>
+      <w:r>
+        <w:rPr>
+          <w:sz w:val="20"/>
+          <w:szCs w:val="20"/>
+        </w:rPr>
+        <w:t xml:space="preserve"> &lt; 3, else 'OK'.</w:t>
       </w:r>
     </w:p>
     <w:p>
@@ -2155,7 +2251,39 @@
           <w:sz w:val="20"/>
           <w:szCs w:val="20"/>
         </w:rPr>
-        <w:t xml:space="preserve"> 'Returned' when Return_Flag = Yes, otherwise show the Order_Status.</w:t>
+        <w:t xml:space="preserve"> 'Returned' when </w:t>
+      </w:r>
+      <w:proofErr w:type="spellStart"/>
+      <w:r>
+        <w:rPr>
+          <w:sz w:val="20"/>
+          <w:szCs w:val="20"/>
+        </w:rPr>
+        <w:t>Return_Flag</w:t>
+      </w:r>
+      <w:proofErr w:type="spellEnd"/>
+      <w:r>
+        <w:rPr>
+          <w:sz w:val="20"/>
+          <w:szCs w:val="20"/>
+        </w:rPr>
+        <w:t xml:space="preserve"> = Yes, otherwise show the </w:t>
+      </w:r>
+      <w:proofErr w:type="spellStart"/>
+      <w:r>
+        <w:rPr>
+          <w:sz w:val="20"/>
+          <w:szCs w:val="20"/>
+        </w:rPr>
+        <w:t>Order_Status</w:t>
+      </w:r>
+      <w:proofErr w:type="spellEnd"/>
+      <w:r>
+        <w:rPr>
+          <w:sz w:val="20"/>
+          <w:szCs w:val="20"/>
+        </w:rPr>
+        <w:t>.</w:t>
       </w:r>
     </w:p>
     <w:p>
@@ -2172,7 +2300,23 @@
           <w:sz w:val="20"/>
           <w:szCs w:val="20"/>
         </w:rPr>
-        <w:t>E4. Data Handling: Concat, Deduplication, Missing Value Imputation</w:t>
+        <w:t xml:space="preserve">E4. Data Handling: </w:t>
+      </w:r>
+      <w:proofErr w:type="spellStart"/>
+      <w:r>
+        <w:rPr>
+          <w:sz w:val="20"/>
+          <w:szCs w:val="20"/>
+        </w:rPr>
+        <w:t>Concat</w:t>
+      </w:r>
+      <w:proofErr w:type="spellEnd"/>
+      <w:r>
+        <w:rPr>
+          <w:sz w:val="20"/>
+          <w:szCs w:val="20"/>
+        </w:rPr>
+        <w:t>, Deduplication, Missing Value Imputation</w:t>
       </w:r>
     </w:p>
     <w:p>
@@ -2206,7 +2350,23 @@
           <w:sz w:val="20"/>
           <w:szCs w:val="20"/>
         </w:rPr>
-        <w:t xml:space="preserve"> Store_Name and City as 'Store - City' using &amp;, CONCAT and TEXTJOIN.</w:t>
+        <w:t xml:space="preserve"> </w:t>
+      </w:r>
+      <w:proofErr w:type="spellStart"/>
+      <w:r>
+        <w:rPr>
+          <w:sz w:val="20"/>
+          <w:szCs w:val="20"/>
+        </w:rPr>
+        <w:t>Store_Name</w:t>
+      </w:r>
+      <w:proofErr w:type="spellEnd"/>
+      <w:r>
+        <w:rPr>
+          <w:sz w:val="20"/>
+          <w:szCs w:val="20"/>
+        </w:rPr>
+        <w:t xml:space="preserve"> and City as 'Store - City' using &amp;, CONCAT and TEXTJOIN.</w:t>
       </w:r>
     </w:p>
     <w:p>
@@ -2240,7 +2400,23 @@
           <w:sz w:val="20"/>
           <w:szCs w:val="20"/>
         </w:rPr>
-        <w:t xml:space="preserve"> duplicate rows on Transaction_ID. How do you confirm how many were removed?</w:t>
+        <w:t xml:space="preserve"> duplicate rows on </w:t>
+      </w:r>
+      <w:proofErr w:type="spellStart"/>
+      <w:r>
+        <w:rPr>
+          <w:sz w:val="20"/>
+          <w:szCs w:val="20"/>
+        </w:rPr>
+        <w:t>Transaction_ID</w:t>
+      </w:r>
+      <w:proofErr w:type="spellEnd"/>
+      <w:r>
+        <w:rPr>
+          <w:sz w:val="20"/>
+          <w:szCs w:val="20"/>
+        </w:rPr>
+        <w:t>. How do you confirm how many were removed?</w:t>
       </w:r>
     </w:p>
     <w:p>
@@ -2274,7 +2450,23 @@
           <w:sz w:val="20"/>
           <w:szCs w:val="20"/>
         </w:rPr>
-        <w:t xml:space="preserve"> duplicate Transaction_IDs with a COUNTIF helper column instead of deleting.</w:t>
+        <w:t xml:space="preserve"> duplicate </w:t>
+      </w:r>
+      <w:proofErr w:type="spellStart"/>
+      <w:r>
+        <w:rPr>
+          <w:sz w:val="20"/>
+          <w:szCs w:val="20"/>
+        </w:rPr>
+        <w:t>Transaction_IDs</w:t>
+      </w:r>
+      <w:proofErr w:type="spellEnd"/>
+      <w:r>
+        <w:rPr>
+          <w:sz w:val="20"/>
+          <w:szCs w:val="20"/>
+        </w:rPr>
+        <w:t xml:space="preserve"> with a COUNTIF helper column instead of deleting.</w:t>
       </w:r>
     </w:p>
     <w:p>
@@ -2342,7 +2534,23 @@
           <w:sz w:val="20"/>
           <w:szCs w:val="20"/>
         </w:rPr>
-        <w:t xml:space="preserve"> blank Customer_Age values with the median age using a formula.</w:t>
+        <w:t xml:space="preserve"> blank </w:t>
+      </w:r>
+      <w:proofErr w:type="spellStart"/>
+      <w:r>
+        <w:rPr>
+          <w:sz w:val="20"/>
+          <w:szCs w:val="20"/>
+        </w:rPr>
+        <w:t>Customer_Age</w:t>
+      </w:r>
+      <w:proofErr w:type="spellEnd"/>
+      <w:r>
+        <w:rPr>
+          <w:sz w:val="20"/>
+          <w:szCs w:val="20"/>
+        </w:rPr>
+        <w:t xml:space="preserve"> values with the median age using a formula.</w:t>
       </w:r>
     </w:p>
     <w:p>
@@ -2376,7 +2584,39 @@
           <w:sz w:val="20"/>
           <w:szCs w:val="20"/>
         </w:rPr>
-        <w:t xml:space="preserve"> blank Customer_Rating with the average rating of that row's Product_Category (AVERAGEIF).</w:t>
+        <w:t xml:space="preserve"> blank </w:t>
+      </w:r>
+      <w:proofErr w:type="spellStart"/>
+      <w:r>
+        <w:rPr>
+          <w:sz w:val="20"/>
+          <w:szCs w:val="20"/>
+        </w:rPr>
+        <w:t>Customer_Rating</w:t>
+      </w:r>
+      <w:proofErr w:type="spellEnd"/>
+      <w:r>
+        <w:rPr>
+          <w:sz w:val="20"/>
+          <w:szCs w:val="20"/>
+        </w:rPr>
+        <w:t xml:space="preserve"> with the average rating of that row's </w:t>
+      </w:r>
+      <w:proofErr w:type="spellStart"/>
+      <w:r>
+        <w:rPr>
+          <w:sz w:val="20"/>
+          <w:szCs w:val="20"/>
+        </w:rPr>
+        <w:t>Product_Category</w:t>
+      </w:r>
+      <w:proofErr w:type="spellEnd"/>
+      <w:r>
+        <w:rPr>
+          <w:sz w:val="20"/>
+          <w:szCs w:val="20"/>
+        </w:rPr>
+        <w:t xml:space="preserve"> (AVERAGEIF).</w:t>
       </w:r>
     </w:p>
     <w:p>
@@ -2427,7 +2667,23 @@
           <w:sz w:val="20"/>
           <w:szCs w:val="20"/>
         </w:rPr>
-        <w:t>: how many transactions are returned (Return_Flag = Yes)?</w:t>
+        <w:t>: how many transactions are returned (</w:t>
+      </w:r>
+      <w:proofErr w:type="spellStart"/>
+      <w:r>
+        <w:rPr>
+          <w:sz w:val="20"/>
+          <w:szCs w:val="20"/>
+        </w:rPr>
+        <w:t>Return_Flag</w:t>
+      </w:r>
+      <w:proofErr w:type="spellEnd"/>
+      <w:r>
+        <w:rPr>
+          <w:sz w:val="20"/>
+          <w:szCs w:val="20"/>
+        </w:rPr>
+        <w:t xml:space="preserve"> = Yes)?</w:t>
       </w:r>
     </w:p>
     <w:p>
@@ -2461,7 +2717,23 @@
           <w:sz w:val="20"/>
           <w:szCs w:val="20"/>
         </w:rPr>
-        <w:t>: Online orders in Germany with Sales_Amount &gt; 500.</w:t>
+        <w:t xml:space="preserve">: Online orders in Germany with </w:t>
+      </w:r>
+      <w:proofErr w:type="spellStart"/>
+      <w:r>
+        <w:rPr>
+          <w:sz w:val="20"/>
+          <w:szCs w:val="20"/>
+        </w:rPr>
+        <w:t>Sales_Amount</w:t>
+      </w:r>
+      <w:proofErr w:type="spellEnd"/>
+      <w:r>
+        <w:rPr>
+          <w:sz w:val="20"/>
+          <w:szCs w:val="20"/>
+        </w:rPr>
+        <w:t xml:space="preserve"> &gt; 500.</w:t>
       </w:r>
     </w:p>
     <w:p>
@@ -2495,7 +2767,23 @@
           <w:sz w:val="20"/>
           <w:szCs w:val="20"/>
         </w:rPr>
-        <w:t>: total Profit by Product_Category for 2024.</w:t>
+        <w:t xml:space="preserve">: total Profit by </w:t>
+      </w:r>
+      <w:proofErr w:type="spellStart"/>
+      <w:r>
+        <w:rPr>
+          <w:sz w:val="20"/>
+          <w:szCs w:val="20"/>
+        </w:rPr>
+        <w:t>Product_Category</w:t>
+      </w:r>
+      <w:proofErr w:type="spellEnd"/>
+      <w:r>
+        <w:rPr>
+          <w:sz w:val="20"/>
+          <w:szCs w:val="20"/>
+        </w:rPr>
+        <w:t xml:space="preserve"> for 2024.</w:t>
       </w:r>
     </w:p>
     <w:p>
@@ -2529,7 +2817,23 @@
           <w:sz w:val="20"/>
           <w:szCs w:val="20"/>
         </w:rPr>
-        <w:t>: average Customer_Rating for Express shipping.</w:t>
+        <w:t xml:space="preserve">: average </w:t>
+      </w:r>
+      <w:proofErr w:type="spellStart"/>
+      <w:r>
+        <w:rPr>
+          <w:sz w:val="20"/>
+          <w:szCs w:val="20"/>
+        </w:rPr>
+        <w:t>Customer_Rating</w:t>
+      </w:r>
+      <w:proofErr w:type="spellEnd"/>
+      <w:r>
+        <w:rPr>
+          <w:sz w:val="20"/>
+          <w:szCs w:val="20"/>
+        </w:rPr>
+        <w:t xml:space="preserve"> for Express shipping.</w:t>
       </w:r>
     </w:p>
     <w:p>
@@ -2563,7 +2867,39 @@
           <w:sz w:val="20"/>
           <w:szCs w:val="20"/>
         </w:rPr>
-        <w:t>: total of Quantity x Unit_Price x (1 - Discount/100). Does it match SUM of Sales_Amount? Why or why not?</w:t>
+        <w:t xml:space="preserve">: total of Quantity x </w:t>
+      </w:r>
+      <w:proofErr w:type="spellStart"/>
+      <w:r>
+        <w:rPr>
+          <w:sz w:val="20"/>
+          <w:szCs w:val="20"/>
+        </w:rPr>
+        <w:t>Unit_Price</w:t>
+      </w:r>
+      <w:proofErr w:type="spellEnd"/>
+      <w:r>
+        <w:rPr>
+          <w:sz w:val="20"/>
+          <w:szCs w:val="20"/>
+        </w:rPr>
+        <w:t xml:space="preserve"> x (1 - Discount/100). Does it match SUM of </w:t>
+      </w:r>
+      <w:proofErr w:type="spellStart"/>
+      <w:r>
+        <w:rPr>
+          <w:sz w:val="20"/>
+          <w:szCs w:val="20"/>
+        </w:rPr>
+        <w:t>Sales_Amount</w:t>
+      </w:r>
+      <w:proofErr w:type="spellEnd"/>
+      <w:r>
+        <w:rPr>
+          <w:sz w:val="20"/>
+          <w:szCs w:val="20"/>
+        </w:rPr>
+        <w:t>? Why or why not?</w:t>
       </w:r>
     </w:p>
     <w:p>
@@ -2597,7 +2933,39 @@
           <w:sz w:val="20"/>
           <w:szCs w:val="20"/>
         </w:rPr>
-        <w:t>: compute Profit / Sales_Amount and show 0 when Sales_Amount is blank or zero.</w:t>
+        <w:t xml:space="preserve">: compute Profit / </w:t>
+      </w:r>
+      <w:proofErr w:type="spellStart"/>
+      <w:r>
+        <w:rPr>
+          <w:sz w:val="20"/>
+          <w:szCs w:val="20"/>
+        </w:rPr>
+        <w:t>Sales_Amount</w:t>
+      </w:r>
+      <w:proofErr w:type="spellEnd"/>
+      <w:r>
+        <w:rPr>
+          <w:sz w:val="20"/>
+          <w:szCs w:val="20"/>
+        </w:rPr>
+        <w:t xml:space="preserve"> and show 0 when </w:t>
+      </w:r>
+      <w:proofErr w:type="spellStart"/>
+      <w:r>
+        <w:rPr>
+          <w:sz w:val="20"/>
+          <w:szCs w:val="20"/>
+        </w:rPr>
+        <w:t>Sales_Amount</w:t>
+      </w:r>
+      <w:proofErr w:type="spellEnd"/>
+      <w:r>
+        <w:rPr>
+          <w:sz w:val="20"/>
+          <w:szCs w:val="20"/>
+        </w:rPr>
+        <w:t xml:space="preserve"> is blank or zero.</w:t>
       </w:r>
     </w:p>
     <w:p>
@@ -2631,7 +2999,23 @@
           <w:sz w:val="20"/>
           <w:szCs w:val="20"/>
         </w:rPr>
-        <w:t>: correlation between Discount_Percentage and Profit. Interpret the number in one sentence.</w:t>
+        <w:t xml:space="preserve">: correlation between </w:t>
+      </w:r>
+      <w:proofErr w:type="spellStart"/>
+      <w:r>
+        <w:rPr>
+          <w:sz w:val="20"/>
+          <w:szCs w:val="20"/>
+        </w:rPr>
+        <w:t>Discount_Percentage</w:t>
+      </w:r>
+      <w:proofErr w:type="spellEnd"/>
+      <w:r>
+        <w:rPr>
+          <w:sz w:val="20"/>
+          <w:szCs w:val="20"/>
+        </w:rPr>
+        <w:t xml:space="preserve"> and Profit. Interpret the number in one sentence.</w:t>
       </w:r>
     </w:p>
     <w:p>
@@ -2862,41 +3246,275 @@
           <w:sz w:val="20"/>
           <w:szCs w:val="20"/>
         </w:rPr>
-        <w:t>E6. Visualization: Basic Charts and Customization</w:t>
-      </w:r>
-    </w:p>
-    <w:p>
-      <w:pPr>
-        <w:spacing w:after="80"/>
-        <w:rPr>
-          <w:sz w:val="20"/>
-          <w:szCs w:val="20"/>
-        </w:rPr>
-      </w:pPr>
-      <w:proofErr w:type="gramStart"/>
-      <w:r>
-        <w:rPr>
-          <w:b/>
-          <w:bCs/>
-          <w:sz w:val="20"/>
-          <w:szCs w:val="20"/>
-        </w:rPr>
-        <w:t xml:space="preserve">E6.6  </w:t>
-      </w:r>
-      <w:r>
-        <w:rPr>
-          <w:sz w:val="20"/>
-          <w:szCs w:val="20"/>
-        </w:rPr>
-        <w:t>Clustered</w:t>
-      </w:r>
-      <w:proofErr w:type="gramEnd"/>
-      <w:r>
-        <w:rPr>
-          <w:sz w:val="20"/>
-          <w:szCs w:val="20"/>
-        </w:rPr>
-        <w:t xml:space="preserve"> column of Profit by Country split by Order_Year; add sparklines for the monthly trend.</w:t>
+        <w:t>E7. Lookup Functions: VLOOKUP and HLOOKUP (Exact and Approximate)</w:t>
+      </w:r>
+    </w:p>
+    <w:p>
+      <w:pPr>
+        <w:spacing w:after="80"/>
+        <w:rPr>
+          <w:sz w:val="20"/>
+          <w:szCs w:val="20"/>
+        </w:rPr>
+      </w:pPr>
+      <w:proofErr w:type="gramStart"/>
+      <w:r>
+        <w:rPr>
+          <w:b/>
+          <w:bCs/>
+          <w:sz w:val="20"/>
+          <w:szCs w:val="20"/>
+        </w:rPr>
+        <w:t xml:space="preserve">E7.1  </w:t>
+      </w:r>
+      <w:r>
+        <w:rPr>
+          <w:sz w:val="20"/>
+          <w:szCs w:val="20"/>
+        </w:rPr>
+        <w:t>Build</w:t>
+      </w:r>
+      <w:proofErr w:type="gramEnd"/>
+      <w:r>
+        <w:rPr>
+          <w:sz w:val="20"/>
+          <w:szCs w:val="20"/>
+        </w:rPr>
+        <w:t xml:space="preserve"> a </w:t>
+      </w:r>
+      <w:proofErr w:type="spellStart"/>
+      <w:r>
+        <w:rPr>
+          <w:sz w:val="20"/>
+          <w:szCs w:val="20"/>
+        </w:rPr>
+        <w:t>Product_ID</w:t>
+      </w:r>
+      <w:proofErr w:type="spellEnd"/>
+      <w:r>
+        <w:rPr>
+          <w:sz w:val="20"/>
+          <w:szCs w:val="20"/>
+        </w:rPr>
+        <w:t xml:space="preserve"> to </w:t>
+      </w:r>
+      <w:proofErr w:type="spellStart"/>
+      <w:r>
+        <w:rPr>
+          <w:sz w:val="20"/>
+          <w:szCs w:val="20"/>
+        </w:rPr>
+        <w:t>Product_Name</w:t>
+      </w:r>
+      <w:proofErr w:type="spellEnd"/>
+      <w:r>
+        <w:rPr>
+          <w:sz w:val="20"/>
+          <w:szCs w:val="20"/>
+        </w:rPr>
+        <w:t xml:space="preserve"> lookup table and use VLOOKUP (exact match).</w:t>
+      </w:r>
+    </w:p>
+    <w:p>
+      <w:pPr>
+        <w:spacing w:after="80"/>
+        <w:rPr>
+          <w:sz w:val="20"/>
+          <w:szCs w:val="20"/>
+        </w:rPr>
+      </w:pPr>
+      <w:proofErr w:type="gramStart"/>
+      <w:r>
+        <w:rPr>
+          <w:b/>
+          <w:bCs/>
+          <w:sz w:val="20"/>
+          <w:szCs w:val="20"/>
+        </w:rPr>
+        <w:t xml:space="preserve">E7.2  </w:t>
+      </w:r>
+      <w:r>
+        <w:rPr>
+          <w:sz w:val="20"/>
+          <w:szCs w:val="20"/>
+        </w:rPr>
+        <w:t>Use</w:t>
+      </w:r>
+      <w:proofErr w:type="gramEnd"/>
+      <w:r>
+        <w:rPr>
+          <w:sz w:val="20"/>
+          <w:szCs w:val="20"/>
+        </w:rPr>
+        <w:t xml:space="preserve"> VLOOKUP approximate match to map </w:t>
+      </w:r>
+      <w:proofErr w:type="spellStart"/>
+      <w:r>
+        <w:rPr>
+          <w:sz w:val="20"/>
+          <w:szCs w:val="20"/>
+        </w:rPr>
+        <w:t>Sales_Amount</w:t>
+      </w:r>
+      <w:proofErr w:type="spellEnd"/>
+      <w:r>
+        <w:rPr>
+          <w:sz w:val="20"/>
+          <w:szCs w:val="20"/>
+        </w:rPr>
+        <w:t xml:space="preserve"> to a price band table (0, 100, 500, 1000).</w:t>
+      </w:r>
+    </w:p>
+    <w:p>
+      <w:pPr>
+        <w:spacing w:after="80"/>
+        <w:rPr>
+          <w:sz w:val="20"/>
+          <w:szCs w:val="20"/>
+        </w:rPr>
+      </w:pPr>
+      <w:proofErr w:type="gramStart"/>
+      <w:r>
+        <w:rPr>
+          <w:b/>
+          <w:bCs/>
+          <w:sz w:val="20"/>
+          <w:szCs w:val="20"/>
+        </w:rPr>
+        <w:t xml:space="preserve">E7.3  </w:t>
+      </w:r>
+      <w:r>
+        <w:rPr>
+          <w:sz w:val="20"/>
+          <w:szCs w:val="20"/>
+        </w:rPr>
+        <w:t>Use</w:t>
+      </w:r>
+      <w:proofErr w:type="gramEnd"/>
+      <w:r>
+        <w:rPr>
+          <w:sz w:val="20"/>
+          <w:szCs w:val="20"/>
+        </w:rPr>
+        <w:t xml:space="preserve"> HLOOKUP on a horizontal table of </w:t>
+      </w:r>
+      <w:proofErr w:type="spellStart"/>
+      <w:r>
+        <w:rPr>
+          <w:sz w:val="20"/>
+          <w:szCs w:val="20"/>
+        </w:rPr>
+        <w:t>Shipping_Method</w:t>
+      </w:r>
+      <w:proofErr w:type="spellEnd"/>
+      <w:r>
+        <w:rPr>
+          <w:sz w:val="20"/>
+          <w:szCs w:val="20"/>
+        </w:rPr>
+        <w:t xml:space="preserve"> and delivery fee.</w:t>
+      </w:r>
+    </w:p>
+    <w:p>
+      <w:pPr>
+        <w:spacing w:after="80"/>
+        <w:rPr>
+          <w:sz w:val="20"/>
+          <w:szCs w:val="20"/>
+        </w:rPr>
+      </w:pPr>
+      <w:proofErr w:type="gramStart"/>
+      <w:r>
+        <w:rPr>
+          <w:b/>
+          <w:bCs/>
+          <w:sz w:val="20"/>
+          <w:szCs w:val="20"/>
+        </w:rPr>
+        <w:t xml:space="preserve">E7.4  </w:t>
+      </w:r>
+      <w:r>
+        <w:rPr>
+          <w:sz w:val="20"/>
+          <w:szCs w:val="20"/>
+        </w:rPr>
+        <w:t>VLOOKUP</w:t>
+      </w:r>
+      <w:proofErr w:type="gramEnd"/>
+      <w:r>
+        <w:rPr>
+          <w:sz w:val="20"/>
+          <w:szCs w:val="20"/>
+        </w:rPr>
+        <w:t xml:space="preserve"> returns #N/A. Give 3 possible reasons and wrap the formula with IFERROR.</w:t>
+      </w:r>
+    </w:p>
+    <w:p>
+      <w:pPr>
+        <w:spacing w:after="80"/>
+        <w:rPr>
+          <w:sz w:val="20"/>
+          <w:szCs w:val="20"/>
+        </w:rPr>
+      </w:pPr>
+      <w:proofErr w:type="gramStart"/>
+      <w:r>
+        <w:rPr>
+          <w:b/>
+          <w:bCs/>
+          <w:sz w:val="20"/>
+          <w:szCs w:val="20"/>
+        </w:rPr>
+        <w:t xml:space="preserve">E7.5  </w:t>
+      </w:r>
+      <w:r>
+        <w:rPr>
+          <w:sz w:val="20"/>
+          <w:szCs w:val="20"/>
+        </w:rPr>
+        <w:t>VLOOKUP</w:t>
+      </w:r>
+      <w:proofErr w:type="gramEnd"/>
+      <w:r>
+        <w:rPr>
+          <w:sz w:val="20"/>
+          <w:szCs w:val="20"/>
+        </w:rPr>
+        <w:t xml:space="preserve"> cannot look to the left. Show a workaround.</w:t>
+      </w:r>
+    </w:p>
+    <w:p>
+      <w:pPr>
+        <w:spacing w:after="80"/>
+        <w:rPr>
+          <w:sz w:val="20"/>
+          <w:szCs w:val="20"/>
+        </w:rPr>
+      </w:pPr>
+      <w:proofErr w:type="gramStart"/>
+      <w:r>
+        <w:rPr>
+          <w:b/>
+          <w:bCs/>
+          <w:sz w:val="20"/>
+          <w:szCs w:val="20"/>
+        </w:rPr>
+        <w:t xml:space="preserve">E7.6  </w:t>
+      </w:r>
+      <w:r>
+        <w:rPr>
+          <w:sz w:val="20"/>
+          <w:szCs w:val="20"/>
+        </w:rPr>
+        <w:t>Repeat</w:t>
+      </w:r>
+      <w:proofErr w:type="gramEnd"/>
+      <w:r>
+        <w:rPr>
+          <w:sz w:val="20"/>
+          <w:szCs w:val="20"/>
+        </w:rPr>
+        <w:t xml:space="preserve"> Q1 with XLOOKUP. List two advantages over VLOOKUP.</w:t>
       </w:r>
     </w:p>
     <w:p>
@@ -2913,26 +3531,292 @@
           <w:sz w:val="20"/>
           <w:szCs w:val="20"/>
         </w:rPr>
-        <w:t>E7. Lookup Functions: VLOOKUP and HLOOKUP (Exact and Approximate)</w:t>
-      </w:r>
-    </w:p>
-    <w:p>
-      <w:pPr>
-        <w:spacing w:after="80"/>
-        <w:rPr>
-          <w:sz w:val="20"/>
-          <w:szCs w:val="20"/>
-        </w:rPr>
-      </w:pPr>
-      <w:proofErr w:type="gramStart"/>
-      <w:r>
-        <w:rPr>
-          <w:b/>
-          <w:bCs/>
-          <w:sz w:val="20"/>
-          <w:szCs w:val="20"/>
-        </w:rPr>
-        <w:t xml:space="preserve">E7.1  </w:t>
+        <w:t>E8. MATCH, INDEX, Advanced Sort/Filter, Advanced Charting</w:t>
+      </w:r>
+    </w:p>
+    <w:p>
+      <w:pPr>
+        <w:spacing w:after="80"/>
+        <w:rPr>
+          <w:sz w:val="20"/>
+          <w:szCs w:val="20"/>
+        </w:rPr>
+      </w:pPr>
+      <w:proofErr w:type="gramStart"/>
+      <w:r>
+        <w:rPr>
+          <w:b/>
+          <w:bCs/>
+          <w:sz w:val="20"/>
+          <w:szCs w:val="20"/>
+        </w:rPr>
+        <w:t xml:space="preserve">E8.1  </w:t>
+      </w:r>
+      <w:r>
+        <w:rPr>
+          <w:sz w:val="20"/>
+          <w:szCs w:val="20"/>
+        </w:rPr>
+        <w:t>Use</w:t>
+      </w:r>
+      <w:proofErr w:type="gramEnd"/>
+      <w:r>
+        <w:rPr>
+          <w:sz w:val="20"/>
+          <w:szCs w:val="20"/>
+        </w:rPr>
+        <w:t xml:space="preserve"> MATCH to find the row position of </w:t>
+      </w:r>
+      <w:proofErr w:type="spellStart"/>
+      <w:r>
+        <w:rPr>
+          <w:sz w:val="20"/>
+          <w:szCs w:val="20"/>
+        </w:rPr>
+        <w:t>Product_ID</w:t>
+      </w:r>
+      <w:proofErr w:type="spellEnd"/>
+      <w:r>
+        <w:rPr>
+          <w:sz w:val="20"/>
+          <w:szCs w:val="20"/>
+        </w:rPr>
+        <w:t xml:space="preserve"> 'P010'.</w:t>
+      </w:r>
+    </w:p>
+    <w:p>
+      <w:pPr>
+        <w:spacing w:after="80"/>
+        <w:rPr>
+          <w:sz w:val="20"/>
+          <w:szCs w:val="20"/>
+        </w:rPr>
+      </w:pPr>
+      <w:proofErr w:type="gramStart"/>
+      <w:r>
+        <w:rPr>
+          <w:b/>
+          <w:bCs/>
+          <w:sz w:val="20"/>
+          <w:szCs w:val="20"/>
+        </w:rPr>
+        <w:t xml:space="preserve">E8.2  </w:t>
+      </w:r>
+      <w:r>
+        <w:rPr>
+          <w:sz w:val="20"/>
+          <w:szCs w:val="20"/>
+        </w:rPr>
+        <w:t>Use</w:t>
+      </w:r>
+      <w:proofErr w:type="gramEnd"/>
+      <w:r>
+        <w:rPr>
+          <w:sz w:val="20"/>
+          <w:szCs w:val="20"/>
+        </w:rPr>
+        <w:t xml:space="preserve"> INDEX/MATCH to return </w:t>
+      </w:r>
+      <w:proofErr w:type="spellStart"/>
+      <w:r>
+        <w:rPr>
+          <w:sz w:val="20"/>
+          <w:szCs w:val="20"/>
+        </w:rPr>
+        <w:t>Store_Name</w:t>
+      </w:r>
+      <w:proofErr w:type="spellEnd"/>
+      <w:r>
+        <w:rPr>
+          <w:sz w:val="20"/>
+          <w:szCs w:val="20"/>
+        </w:rPr>
+        <w:t xml:space="preserve"> for a given </w:t>
+      </w:r>
+      <w:proofErr w:type="spellStart"/>
+      <w:r>
+        <w:rPr>
+          <w:sz w:val="20"/>
+          <w:szCs w:val="20"/>
+        </w:rPr>
+        <w:t>Store_ID</w:t>
+      </w:r>
+      <w:proofErr w:type="spellEnd"/>
+      <w:r>
+        <w:rPr>
+          <w:sz w:val="20"/>
+          <w:szCs w:val="20"/>
+        </w:rPr>
+        <w:t>.</w:t>
+      </w:r>
+    </w:p>
+    <w:p>
+      <w:pPr>
+        <w:spacing w:after="80"/>
+        <w:rPr>
+          <w:sz w:val="20"/>
+          <w:szCs w:val="20"/>
+        </w:rPr>
+      </w:pPr>
+      <w:proofErr w:type="gramStart"/>
+      <w:r>
+        <w:rPr>
+          <w:b/>
+          <w:bCs/>
+          <w:sz w:val="20"/>
+          <w:szCs w:val="20"/>
+        </w:rPr>
+        <w:t xml:space="preserve">E8.3  </w:t>
+      </w:r>
+      <w:r>
+        <w:rPr>
+          <w:sz w:val="20"/>
+          <w:szCs w:val="20"/>
+        </w:rPr>
+        <w:t>Two</w:t>
+      </w:r>
+      <w:proofErr w:type="gramEnd"/>
+      <w:r>
+        <w:rPr>
+          <w:sz w:val="20"/>
+          <w:szCs w:val="20"/>
+        </w:rPr>
+        <w:t xml:space="preserve">-way INDEX/MATCH: return sales for a chosen Country and </w:t>
+      </w:r>
+      <w:proofErr w:type="spellStart"/>
+      <w:r>
+        <w:rPr>
+          <w:sz w:val="20"/>
+          <w:szCs w:val="20"/>
+        </w:rPr>
+        <w:t>Order_Year</w:t>
+      </w:r>
+      <w:proofErr w:type="spellEnd"/>
+      <w:r>
+        <w:rPr>
+          <w:sz w:val="20"/>
+          <w:szCs w:val="20"/>
+        </w:rPr>
+        <w:t xml:space="preserve"> from a summary grid.</w:t>
+      </w:r>
+    </w:p>
+    <w:p>
+      <w:pPr>
+        <w:spacing w:after="80"/>
+        <w:rPr>
+          <w:sz w:val="20"/>
+          <w:szCs w:val="20"/>
+        </w:rPr>
+      </w:pPr>
+      <w:proofErr w:type="gramStart"/>
+      <w:r>
+        <w:rPr>
+          <w:b/>
+          <w:bCs/>
+          <w:sz w:val="20"/>
+          <w:szCs w:val="20"/>
+        </w:rPr>
+        <w:t xml:space="preserve">E8.4  </w:t>
+      </w:r>
+      <w:r>
+        <w:rPr>
+          <w:sz w:val="20"/>
+          <w:szCs w:val="20"/>
+        </w:rPr>
+        <w:t>Advanced</w:t>
+      </w:r>
+      <w:proofErr w:type="gramEnd"/>
+      <w:r>
+        <w:rPr>
+          <w:sz w:val="20"/>
+          <w:szCs w:val="20"/>
+        </w:rPr>
+        <w:t xml:space="preserve"> Filter with a criteria range: Country = Canada AND </w:t>
+      </w:r>
+      <w:proofErr w:type="spellStart"/>
+      <w:r>
+        <w:rPr>
+          <w:sz w:val="20"/>
+          <w:szCs w:val="20"/>
+        </w:rPr>
+        <w:t>Discount_Percentage</w:t>
+      </w:r>
+      <w:proofErr w:type="spellEnd"/>
+      <w:r>
+        <w:rPr>
+          <w:sz w:val="20"/>
+          <w:szCs w:val="20"/>
+        </w:rPr>
+        <w:t xml:space="preserve"> &gt; 20.</w:t>
+      </w:r>
+    </w:p>
+    <w:p>
+      <w:pPr>
+        <w:spacing w:after="80"/>
+        <w:rPr>
+          <w:sz w:val="20"/>
+          <w:szCs w:val="20"/>
+        </w:rPr>
+      </w:pPr>
+      <w:proofErr w:type="gramStart"/>
+      <w:r>
+        <w:rPr>
+          <w:b/>
+          <w:bCs/>
+          <w:sz w:val="20"/>
+          <w:szCs w:val="20"/>
+        </w:rPr>
+        <w:t xml:space="preserve">E8.5  </w:t>
+      </w:r>
+      <w:r>
+        <w:rPr>
+          <w:sz w:val="20"/>
+          <w:szCs w:val="20"/>
+        </w:rPr>
+        <w:t>Advanced</w:t>
+      </w:r>
+      <w:proofErr w:type="gramEnd"/>
+      <w:r>
+        <w:rPr>
+          <w:sz w:val="20"/>
+          <w:szCs w:val="20"/>
+        </w:rPr>
+        <w:t xml:space="preserve"> Filter: copy only unique </w:t>
+      </w:r>
+      <w:proofErr w:type="spellStart"/>
+      <w:r>
+        <w:rPr>
+          <w:sz w:val="20"/>
+          <w:szCs w:val="20"/>
+        </w:rPr>
+        <w:t>Customer_IDs</w:t>
+      </w:r>
+      <w:proofErr w:type="spellEnd"/>
+      <w:r>
+        <w:rPr>
+          <w:sz w:val="20"/>
+          <w:szCs w:val="20"/>
+        </w:rPr>
+        <w:t xml:space="preserve"> to a new location.</w:t>
+      </w:r>
+    </w:p>
+    <w:p>
+      <w:pPr>
+        <w:spacing w:after="80"/>
+        <w:rPr>
+          <w:sz w:val="20"/>
+          <w:szCs w:val="20"/>
+        </w:rPr>
+      </w:pPr>
+      <w:proofErr w:type="gramStart"/>
+      <w:r>
+        <w:rPr>
+          <w:b/>
+          <w:bCs/>
+          <w:sz w:val="20"/>
+          <w:szCs w:val="20"/>
+        </w:rPr>
+        <w:t xml:space="preserve">E8.6  </w:t>
       </w:r>
       <w:r>
         <w:rPr>
@@ -2947,177 +3831,23 @@
           <w:sz w:val="20"/>
           <w:szCs w:val="20"/>
         </w:rPr>
-        <w:t xml:space="preserve"> a Product_ID to Product_Name lookup table and use VLOOKUP (exact match).</w:t>
-      </w:r>
-    </w:p>
-    <w:p>
-      <w:pPr>
-        <w:spacing w:after="80"/>
-        <w:rPr>
-          <w:sz w:val="20"/>
-          <w:szCs w:val="20"/>
-        </w:rPr>
-      </w:pPr>
-      <w:proofErr w:type="gramStart"/>
-      <w:r>
-        <w:rPr>
-          <w:b/>
-          <w:bCs/>
-          <w:sz w:val="20"/>
-          <w:szCs w:val="20"/>
-        </w:rPr>
-        <w:t xml:space="preserve">E7.2  </w:t>
-      </w:r>
-      <w:r>
-        <w:rPr>
-          <w:sz w:val="20"/>
-          <w:szCs w:val="20"/>
-        </w:rPr>
-        <w:t>Use</w:t>
-      </w:r>
-      <w:proofErr w:type="gramEnd"/>
-      <w:r>
-        <w:rPr>
-          <w:sz w:val="20"/>
-          <w:szCs w:val="20"/>
-        </w:rPr>
-        <w:t xml:space="preserve"> VLOOKUP approximate match to map Sales_Amount to a price band table (0, 100, 500, 1000).</w:t>
-      </w:r>
-    </w:p>
-    <w:p>
-      <w:pPr>
-        <w:spacing w:after="80"/>
-        <w:rPr>
-          <w:sz w:val="20"/>
-          <w:szCs w:val="20"/>
-        </w:rPr>
-      </w:pPr>
-      <w:proofErr w:type="gramStart"/>
-      <w:r>
-        <w:rPr>
-          <w:b/>
-          <w:bCs/>
-          <w:sz w:val="20"/>
-          <w:szCs w:val="20"/>
-        </w:rPr>
-        <w:t xml:space="preserve">E7.3  </w:t>
-      </w:r>
-      <w:r>
-        <w:rPr>
-          <w:sz w:val="20"/>
-          <w:szCs w:val="20"/>
-        </w:rPr>
-        <w:t>Use</w:t>
-      </w:r>
-      <w:proofErr w:type="gramEnd"/>
-      <w:r>
-        <w:rPr>
-          <w:sz w:val="20"/>
-          <w:szCs w:val="20"/>
-        </w:rPr>
-        <w:t xml:space="preserve"> HLOOKUP on a horizontal table of Shipping_Method and delivery fee.</w:t>
-      </w:r>
-    </w:p>
-    <w:p>
-      <w:pPr>
-        <w:spacing w:after="80"/>
-        <w:rPr>
-          <w:sz w:val="20"/>
-          <w:szCs w:val="20"/>
-        </w:rPr>
-      </w:pPr>
-      <w:proofErr w:type="gramStart"/>
-      <w:r>
-        <w:rPr>
-          <w:b/>
-          <w:bCs/>
-          <w:sz w:val="20"/>
-          <w:szCs w:val="20"/>
-        </w:rPr>
-        <w:t xml:space="preserve">E7.4  </w:t>
-      </w:r>
-      <w:r>
-        <w:rPr>
-          <w:sz w:val="20"/>
-          <w:szCs w:val="20"/>
-        </w:rPr>
-        <w:t>VLOOKUP</w:t>
-      </w:r>
-      <w:proofErr w:type="gramEnd"/>
-      <w:r>
-        <w:rPr>
-          <w:sz w:val="20"/>
-          <w:szCs w:val="20"/>
-        </w:rPr>
-        <w:t xml:space="preserve"> returns #N/A. Give 3 possible reasons and wrap the formula with IFERROR.</w:t>
-      </w:r>
-    </w:p>
-    <w:p>
-      <w:pPr>
-        <w:spacing w:after="80"/>
-        <w:rPr>
-          <w:sz w:val="20"/>
-          <w:szCs w:val="20"/>
-        </w:rPr>
-      </w:pPr>
-      <w:proofErr w:type="gramStart"/>
-      <w:r>
-        <w:rPr>
-          <w:b/>
-          <w:bCs/>
-          <w:sz w:val="20"/>
-          <w:szCs w:val="20"/>
-        </w:rPr>
-        <w:t xml:space="preserve">E7.5  </w:t>
-      </w:r>
-      <w:r>
-        <w:rPr>
-          <w:sz w:val="20"/>
-          <w:szCs w:val="20"/>
-        </w:rPr>
-        <w:t>VLOOKUP</w:t>
-      </w:r>
-      <w:proofErr w:type="gramEnd"/>
-      <w:r>
-        <w:rPr>
-          <w:sz w:val="20"/>
-          <w:szCs w:val="20"/>
-        </w:rPr>
-        <w:t xml:space="preserve"> cannot look to the left. Show a workaround.</w:t>
-      </w:r>
-    </w:p>
-    <w:p>
-      <w:pPr>
-        <w:spacing w:after="80"/>
-        <w:rPr>
-          <w:sz w:val="20"/>
-          <w:szCs w:val="20"/>
-        </w:rPr>
-      </w:pPr>
-      <w:proofErr w:type="gramStart"/>
-      <w:r>
-        <w:rPr>
-          <w:b/>
-          <w:bCs/>
-          <w:sz w:val="20"/>
-          <w:szCs w:val="20"/>
-        </w:rPr>
-        <w:t xml:space="preserve">E7.6  </w:t>
-      </w:r>
-      <w:r>
-        <w:rPr>
-          <w:sz w:val="20"/>
-          <w:szCs w:val="20"/>
-        </w:rPr>
-        <w:t>Repeat</w:t>
-      </w:r>
-      <w:proofErr w:type="gramEnd"/>
-      <w:r>
-        <w:rPr>
-          <w:sz w:val="20"/>
-          <w:szCs w:val="20"/>
-        </w:rPr>
-        <w:t xml:space="preserve"> Q1 with XLOOKUP. List two advantages over VLOOKUP.</w:t>
+        <w:t xml:space="preserve"> a combo chart: columns for </w:t>
+      </w:r>
+      <w:proofErr w:type="spellStart"/>
+      <w:r>
+        <w:rPr>
+          <w:sz w:val="20"/>
+          <w:szCs w:val="20"/>
+        </w:rPr>
+        <w:t>Sales_Amount</w:t>
+      </w:r>
+      <w:proofErr w:type="spellEnd"/>
+      <w:r>
+        <w:rPr>
+          <w:sz w:val="20"/>
+          <w:szCs w:val="20"/>
+        </w:rPr>
+        <w:t>, line for Profit margin % on a secondary axis.</w:t>
       </w:r>
     </w:p>
     <w:p>
@@ -3134,211 +3864,291 @@
           <w:sz w:val="20"/>
           <w:szCs w:val="20"/>
         </w:rPr>
-        <w:t>E8. MATCH, INDEX, Advanced Sort/Filter, Advanced Charting</w:t>
-      </w:r>
-    </w:p>
-    <w:p>
-      <w:pPr>
-        <w:spacing w:after="80"/>
-        <w:rPr>
-          <w:sz w:val="20"/>
-          <w:szCs w:val="20"/>
-        </w:rPr>
-      </w:pPr>
-      <w:proofErr w:type="gramStart"/>
-      <w:r>
-        <w:rPr>
-          <w:b/>
-          <w:bCs/>
-          <w:sz w:val="20"/>
-          <w:szCs w:val="20"/>
-        </w:rPr>
-        <w:t xml:space="preserve">E8.1  </w:t>
-      </w:r>
-      <w:r>
-        <w:rPr>
-          <w:sz w:val="20"/>
-          <w:szCs w:val="20"/>
-        </w:rPr>
-        <w:t>Use</w:t>
-      </w:r>
-      <w:proofErr w:type="gramEnd"/>
-      <w:r>
-        <w:rPr>
-          <w:sz w:val="20"/>
-          <w:szCs w:val="20"/>
-        </w:rPr>
-        <w:t xml:space="preserve"> MATCH to find the row position of Product_ID 'P010'.</w:t>
-      </w:r>
-    </w:p>
-    <w:p>
-      <w:pPr>
-        <w:spacing w:after="80"/>
-        <w:rPr>
-          <w:sz w:val="20"/>
-          <w:szCs w:val="20"/>
-        </w:rPr>
-      </w:pPr>
-      <w:proofErr w:type="gramStart"/>
-      <w:r>
-        <w:rPr>
-          <w:b/>
-          <w:bCs/>
-          <w:sz w:val="20"/>
-          <w:szCs w:val="20"/>
-        </w:rPr>
-        <w:t xml:space="preserve">E8.2  </w:t>
-      </w:r>
-      <w:r>
-        <w:rPr>
-          <w:sz w:val="20"/>
-          <w:szCs w:val="20"/>
-        </w:rPr>
-        <w:t>Use</w:t>
-      </w:r>
-      <w:proofErr w:type="gramEnd"/>
-      <w:r>
-        <w:rPr>
-          <w:sz w:val="20"/>
-          <w:szCs w:val="20"/>
-        </w:rPr>
-        <w:t xml:space="preserve"> INDEX/MATCH to return Store_Name for a given Store_ID.</w:t>
-      </w:r>
-    </w:p>
-    <w:p>
-      <w:pPr>
-        <w:spacing w:after="80"/>
-        <w:rPr>
-          <w:sz w:val="20"/>
-          <w:szCs w:val="20"/>
-        </w:rPr>
-      </w:pPr>
-      <w:proofErr w:type="gramStart"/>
-      <w:r>
-        <w:rPr>
-          <w:b/>
-          <w:bCs/>
-          <w:sz w:val="20"/>
-          <w:szCs w:val="20"/>
-        </w:rPr>
-        <w:t xml:space="preserve">E8.3  </w:t>
-      </w:r>
-      <w:r>
-        <w:rPr>
-          <w:sz w:val="20"/>
-          <w:szCs w:val="20"/>
-        </w:rPr>
-        <w:t>Two</w:t>
-      </w:r>
-      <w:proofErr w:type="gramEnd"/>
-      <w:r>
-        <w:rPr>
-          <w:sz w:val="20"/>
-          <w:szCs w:val="20"/>
-        </w:rPr>
-        <w:t>-way INDEX/MATCH: return sales for a chosen Country and Order_Year from a summary grid.</w:t>
-      </w:r>
-    </w:p>
-    <w:p>
-      <w:pPr>
-        <w:spacing w:after="80"/>
-        <w:rPr>
-          <w:sz w:val="20"/>
-          <w:szCs w:val="20"/>
-        </w:rPr>
-      </w:pPr>
-      <w:proofErr w:type="gramStart"/>
-      <w:r>
-        <w:rPr>
-          <w:b/>
-          <w:bCs/>
-          <w:sz w:val="20"/>
-          <w:szCs w:val="20"/>
-        </w:rPr>
-        <w:t xml:space="preserve">E8.4  </w:t>
-      </w:r>
-      <w:r>
-        <w:rPr>
-          <w:sz w:val="20"/>
-          <w:szCs w:val="20"/>
-        </w:rPr>
-        <w:t>Advanced</w:t>
-      </w:r>
-      <w:proofErr w:type="gramEnd"/>
-      <w:r>
-        <w:rPr>
-          <w:sz w:val="20"/>
-          <w:szCs w:val="20"/>
-        </w:rPr>
-        <w:t xml:space="preserve"> Filter with a criteria range: Country = Canada AND Discount_Percentage &gt; 20.</w:t>
-      </w:r>
-    </w:p>
-    <w:p>
-      <w:pPr>
-        <w:spacing w:after="80"/>
-        <w:rPr>
-          <w:sz w:val="20"/>
-          <w:szCs w:val="20"/>
-        </w:rPr>
-      </w:pPr>
-      <w:proofErr w:type="gramStart"/>
-      <w:r>
-        <w:rPr>
-          <w:b/>
-          <w:bCs/>
-          <w:sz w:val="20"/>
-          <w:szCs w:val="20"/>
-        </w:rPr>
-        <w:t xml:space="preserve">E8.5  </w:t>
-      </w:r>
-      <w:r>
-        <w:rPr>
-          <w:sz w:val="20"/>
-          <w:szCs w:val="20"/>
-        </w:rPr>
-        <w:t>Advanced</w:t>
-      </w:r>
-      <w:proofErr w:type="gramEnd"/>
-      <w:r>
-        <w:rPr>
-          <w:sz w:val="20"/>
-          <w:szCs w:val="20"/>
-        </w:rPr>
-        <w:t xml:space="preserve"> Filter: copy only unique Customer_IDs to a new location.</w:t>
-      </w:r>
-    </w:p>
-    <w:p>
-      <w:pPr>
-        <w:spacing w:after="80"/>
-        <w:rPr>
-          <w:sz w:val="20"/>
-          <w:szCs w:val="20"/>
-        </w:rPr>
-      </w:pPr>
-      <w:proofErr w:type="gramStart"/>
-      <w:r>
-        <w:rPr>
-          <w:b/>
-          <w:bCs/>
-          <w:sz w:val="20"/>
-          <w:szCs w:val="20"/>
-        </w:rPr>
-        <w:t xml:space="preserve">E8.6  </w:t>
-      </w:r>
-      <w:r>
-        <w:rPr>
-          <w:sz w:val="20"/>
-          <w:szCs w:val="20"/>
-        </w:rPr>
-        <w:t>Build</w:t>
-      </w:r>
-      <w:proofErr w:type="gramEnd"/>
-      <w:r>
-        <w:rPr>
-          <w:sz w:val="20"/>
-          <w:szCs w:val="20"/>
-        </w:rPr>
-        <w:t xml:space="preserve"> a combo chart: columns for Sales_Amount, line for Profit margin % on a secondary axis.</w:t>
+        <w:t>E9. Text Functions: LEFT, RIGHT, MID, CONCATENATE, UPPER, LOWER, PROPER, LEN</w:t>
+      </w:r>
+    </w:p>
+    <w:p>
+      <w:pPr>
+        <w:spacing w:after="80"/>
+        <w:rPr>
+          <w:sz w:val="20"/>
+          <w:szCs w:val="20"/>
+        </w:rPr>
+      </w:pPr>
+      <w:proofErr w:type="gramStart"/>
+      <w:r>
+        <w:rPr>
+          <w:b/>
+          <w:bCs/>
+          <w:sz w:val="20"/>
+          <w:szCs w:val="20"/>
+        </w:rPr>
+        <w:t xml:space="preserve">E9.1  </w:t>
+      </w:r>
+      <w:r>
+        <w:rPr>
+          <w:sz w:val="20"/>
+          <w:szCs w:val="20"/>
+        </w:rPr>
+        <w:t>LEFT</w:t>
+      </w:r>
+      <w:proofErr w:type="gramEnd"/>
+      <w:r>
+        <w:rPr>
+          <w:sz w:val="20"/>
+          <w:szCs w:val="20"/>
+        </w:rPr>
+        <w:t xml:space="preserve">: extract the city code from </w:t>
+      </w:r>
+      <w:proofErr w:type="spellStart"/>
+      <w:r>
+        <w:rPr>
+          <w:sz w:val="20"/>
+          <w:szCs w:val="20"/>
+        </w:rPr>
+        <w:t>Store_ID</w:t>
+      </w:r>
+      <w:proofErr w:type="spellEnd"/>
+      <w:r>
+        <w:rPr>
+          <w:sz w:val="20"/>
+          <w:szCs w:val="20"/>
+        </w:rPr>
+        <w:t xml:space="preserve"> (e.g. NYC-01 gives NYC).</w:t>
+      </w:r>
+    </w:p>
+    <w:p>
+      <w:pPr>
+        <w:spacing w:after="80"/>
+        <w:rPr>
+          <w:sz w:val="20"/>
+          <w:szCs w:val="20"/>
+        </w:rPr>
+      </w:pPr>
+      <w:proofErr w:type="gramStart"/>
+      <w:r>
+        <w:rPr>
+          <w:b/>
+          <w:bCs/>
+          <w:sz w:val="20"/>
+          <w:szCs w:val="20"/>
+        </w:rPr>
+        <w:t xml:space="preserve">E9.2  </w:t>
+      </w:r>
+      <w:r>
+        <w:rPr>
+          <w:sz w:val="20"/>
+          <w:szCs w:val="20"/>
+        </w:rPr>
+        <w:t>RIGHT</w:t>
+      </w:r>
+      <w:proofErr w:type="gramEnd"/>
+      <w:r>
+        <w:rPr>
+          <w:sz w:val="20"/>
+          <w:szCs w:val="20"/>
+        </w:rPr>
+        <w:t xml:space="preserve">: extract the store number from </w:t>
+      </w:r>
+      <w:proofErr w:type="spellStart"/>
+      <w:r>
+        <w:rPr>
+          <w:sz w:val="20"/>
+          <w:szCs w:val="20"/>
+        </w:rPr>
+        <w:t>Store_ID</w:t>
+      </w:r>
+      <w:proofErr w:type="spellEnd"/>
+      <w:r>
+        <w:rPr>
+          <w:sz w:val="20"/>
+          <w:szCs w:val="20"/>
+        </w:rPr>
+        <w:t>.</w:t>
+      </w:r>
+    </w:p>
+    <w:p>
+      <w:pPr>
+        <w:spacing w:after="80"/>
+        <w:rPr>
+          <w:sz w:val="20"/>
+          <w:szCs w:val="20"/>
+        </w:rPr>
+      </w:pPr>
+      <w:proofErr w:type="gramStart"/>
+      <w:r>
+        <w:rPr>
+          <w:b/>
+          <w:bCs/>
+          <w:sz w:val="20"/>
+          <w:szCs w:val="20"/>
+        </w:rPr>
+        <w:t xml:space="preserve">E9.3  </w:t>
+      </w:r>
+      <w:r>
+        <w:rPr>
+          <w:sz w:val="20"/>
+          <w:szCs w:val="20"/>
+        </w:rPr>
+        <w:t>MID</w:t>
+      </w:r>
+      <w:proofErr w:type="gramEnd"/>
+      <w:r>
+        <w:rPr>
+          <w:sz w:val="20"/>
+          <w:szCs w:val="20"/>
+        </w:rPr>
+        <w:t xml:space="preserve">: extract the numeric part of </w:t>
+      </w:r>
+      <w:proofErr w:type="spellStart"/>
+      <w:r>
+        <w:rPr>
+          <w:sz w:val="20"/>
+          <w:szCs w:val="20"/>
+        </w:rPr>
+        <w:t>Transaction_ID</w:t>
+      </w:r>
+      <w:proofErr w:type="spellEnd"/>
+      <w:r>
+        <w:rPr>
+          <w:sz w:val="20"/>
+          <w:szCs w:val="20"/>
+        </w:rPr>
+        <w:t xml:space="preserve"> (T20001234).</w:t>
+      </w:r>
+    </w:p>
+    <w:p>
+      <w:pPr>
+        <w:spacing w:after="80"/>
+        <w:rPr>
+          <w:sz w:val="20"/>
+          <w:szCs w:val="20"/>
+        </w:rPr>
+      </w:pPr>
+      <w:proofErr w:type="gramStart"/>
+      <w:r>
+        <w:rPr>
+          <w:b/>
+          <w:bCs/>
+          <w:sz w:val="20"/>
+          <w:szCs w:val="20"/>
+        </w:rPr>
+        <w:t xml:space="preserve">E9.4  </w:t>
+      </w:r>
+      <w:r>
+        <w:rPr>
+          <w:sz w:val="20"/>
+          <w:szCs w:val="20"/>
+        </w:rPr>
+        <w:t>Standardize</w:t>
+      </w:r>
+      <w:proofErr w:type="gramEnd"/>
+      <w:r>
+        <w:rPr>
+          <w:sz w:val="20"/>
+          <w:szCs w:val="20"/>
+        </w:rPr>
+        <w:t xml:space="preserve"> the casing of </w:t>
+      </w:r>
+      <w:proofErr w:type="spellStart"/>
+      <w:r>
+        <w:rPr>
+          <w:sz w:val="20"/>
+          <w:szCs w:val="20"/>
+        </w:rPr>
+        <w:t>Customer_Gender</w:t>
+      </w:r>
+      <w:proofErr w:type="spellEnd"/>
+      <w:r>
+        <w:rPr>
+          <w:sz w:val="20"/>
+          <w:szCs w:val="20"/>
+        </w:rPr>
+        <w:t xml:space="preserve"> and Region using UPPER, LOWER and PROPER.</w:t>
+      </w:r>
+    </w:p>
+    <w:p>
+      <w:pPr>
+        <w:spacing w:after="80"/>
+        <w:rPr>
+          <w:sz w:val="20"/>
+          <w:szCs w:val="20"/>
+        </w:rPr>
+      </w:pPr>
+      <w:proofErr w:type="gramStart"/>
+      <w:r>
+        <w:rPr>
+          <w:b/>
+          <w:bCs/>
+          <w:sz w:val="20"/>
+          <w:szCs w:val="20"/>
+        </w:rPr>
+        <w:t xml:space="preserve">E9.5  </w:t>
+      </w:r>
+      <w:r>
+        <w:rPr>
+          <w:sz w:val="20"/>
+          <w:szCs w:val="20"/>
+        </w:rPr>
+        <w:t>LEN</w:t>
+      </w:r>
+      <w:proofErr w:type="gramEnd"/>
+      <w:r>
+        <w:rPr>
+          <w:sz w:val="20"/>
+          <w:szCs w:val="20"/>
+        </w:rPr>
+        <w:t xml:space="preserve">: find </w:t>
+      </w:r>
+      <w:proofErr w:type="spellStart"/>
+      <w:r>
+        <w:rPr>
+          <w:sz w:val="20"/>
+          <w:szCs w:val="20"/>
+        </w:rPr>
+        <w:t>Customer_IDs</w:t>
+      </w:r>
+      <w:proofErr w:type="spellEnd"/>
+      <w:r>
+        <w:rPr>
+          <w:sz w:val="20"/>
+          <w:szCs w:val="20"/>
+        </w:rPr>
+        <w:t xml:space="preserve"> whose length is not 6.</w:t>
+      </w:r>
+    </w:p>
+    <w:p>
+      <w:pPr>
+        <w:spacing w:after="80"/>
+        <w:rPr>
+          <w:sz w:val="20"/>
+          <w:szCs w:val="20"/>
+        </w:rPr>
+      </w:pPr>
+      <w:proofErr w:type="gramStart"/>
+      <w:r>
+        <w:rPr>
+          <w:b/>
+          <w:bCs/>
+          <w:sz w:val="20"/>
+          <w:szCs w:val="20"/>
+        </w:rPr>
+        <w:t xml:space="preserve">E9.6  </w:t>
+      </w:r>
+      <w:r>
+        <w:rPr>
+          <w:sz w:val="20"/>
+          <w:szCs w:val="20"/>
+        </w:rPr>
+        <w:t>Clean</w:t>
+      </w:r>
+      <w:proofErr w:type="gramEnd"/>
+      <w:r>
+        <w:rPr>
+          <w:sz w:val="20"/>
+          <w:szCs w:val="20"/>
+        </w:rPr>
+        <w:t xml:space="preserve"> ' New York ' using TRIM, then rebuild a label with CONCATENATE.</w:t>
       </w:r>
     </w:p>
     <w:p>
@@ -3355,227 +4165,6 @@
           <w:sz w:val="20"/>
           <w:szCs w:val="20"/>
         </w:rPr>
-        <w:t>E9. Text Functions: LEFT, RIGHT, MID, CONCATENATE, UPPER, LOWER, PROPER, LEN</w:t>
-      </w:r>
-    </w:p>
-    <w:p>
-      <w:pPr>
-        <w:spacing w:after="80"/>
-        <w:rPr>
-          <w:sz w:val="20"/>
-          <w:szCs w:val="20"/>
-        </w:rPr>
-      </w:pPr>
-      <w:proofErr w:type="gramStart"/>
-      <w:r>
-        <w:rPr>
-          <w:b/>
-          <w:bCs/>
-          <w:sz w:val="20"/>
-          <w:szCs w:val="20"/>
-        </w:rPr>
-        <w:t xml:space="preserve">E9.1  </w:t>
-      </w:r>
-      <w:r>
-        <w:rPr>
-          <w:sz w:val="20"/>
-          <w:szCs w:val="20"/>
-        </w:rPr>
-        <w:t>LEFT</w:t>
-      </w:r>
-      <w:proofErr w:type="gramEnd"/>
-      <w:r>
-        <w:rPr>
-          <w:sz w:val="20"/>
-          <w:szCs w:val="20"/>
-        </w:rPr>
-        <w:t>: extract the city code from Store_ID (e.g. NYC-01 gives NYC).</w:t>
-      </w:r>
-    </w:p>
-    <w:p>
-      <w:pPr>
-        <w:spacing w:after="80"/>
-        <w:rPr>
-          <w:sz w:val="20"/>
-          <w:szCs w:val="20"/>
-        </w:rPr>
-      </w:pPr>
-      <w:proofErr w:type="gramStart"/>
-      <w:r>
-        <w:rPr>
-          <w:b/>
-          <w:bCs/>
-          <w:sz w:val="20"/>
-          <w:szCs w:val="20"/>
-        </w:rPr>
-        <w:t xml:space="preserve">E9.2  </w:t>
-      </w:r>
-      <w:r>
-        <w:rPr>
-          <w:sz w:val="20"/>
-          <w:szCs w:val="20"/>
-        </w:rPr>
-        <w:t>RIGHT</w:t>
-      </w:r>
-      <w:proofErr w:type="gramEnd"/>
-      <w:r>
-        <w:rPr>
-          <w:sz w:val="20"/>
-          <w:szCs w:val="20"/>
-        </w:rPr>
-        <w:t>: extract the store number from Store_ID.</w:t>
-      </w:r>
-    </w:p>
-    <w:p>
-      <w:pPr>
-        <w:spacing w:after="80"/>
-        <w:rPr>
-          <w:sz w:val="20"/>
-          <w:szCs w:val="20"/>
-        </w:rPr>
-      </w:pPr>
-      <w:proofErr w:type="gramStart"/>
-      <w:r>
-        <w:rPr>
-          <w:b/>
-          <w:bCs/>
-          <w:sz w:val="20"/>
-          <w:szCs w:val="20"/>
-        </w:rPr>
-        <w:t xml:space="preserve">E9.3  </w:t>
-      </w:r>
-      <w:r>
-        <w:rPr>
-          <w:sz w:val="20"/>
-          <w:szCs w:val="20"/>
-        </w:rPr>
-        <w:t>MID</w:t>
-      </w:r>
-      <w:proofErr w:type="gramEnd"/>
-      <w:r>
-        <w:rPr>
-          <w:sz w:val="20"/>
-          <w:szCs w:val="20"/>
-        </w:rPr>
-        <w:t>: extract the numeric part of Transaction_ID (T20001234).</w:t>
-      </w:r>
-    </w:p>
-    <w:p>
-      <w:pPr>
-        <w:spacing w:after="80"/>
-        <w:rPr>
-          <w:sz w:val="20"/>
-          <w:szCs w:val="20"/>
-        </w:rPr>
-      </w:pPr>
-      <w:proofErr w:type="gramStart"/>
-      <w:r>
-        <w:rPr>
-          <w:b/>
-          <w:bCs/>
-          <w:sz w:val="20"/>
-          <w:szCs w:val="20"/>
-        </w:rPr>
-        <w:t xml:space="preserve">E9.4  </w:t>
-      </w:r>
-      <w:r>
-        <w:rPr>
-          <w:sz w:val="20"/>
-          <w:szCs w:val="20"/>
-        </w:rPr>
-        <w:t>Standardize</w:t>
-      </w:r>
-      <w:proofErr w:type="gramEnd"/>
-      <w:r>
-        <w:rPr>
-          <w:sz w:val="20"/>
-          <w:szCs w:val="20"/>
-        </w:rPr>
-        <w:t xml:space="preserve"> the casing of Customer_Gender and Region using UPPER, LOWER and PROPER.</w:t>
-      </w:r>
-    </w:p>
-    <w:p>
-      <w:pPr>
-        <w:spacing w:after="80"/>
-        <w:rPr>
-          <w:sz w:val="20"/>
-          <w:szCs w:val="20"/>
-        </w:rPr>
-      </w:pPr>
-      <w:proofErr w:type="gramStart"/>
-      <w:r>
-        <w:rPr>
-          <w:b/>
-          <w:bCs/>
-          <w:sz w:val="20"/>
-          <w:szCs w:val="20"/>
-        </w:rPr>
-        <w:t xml:space="preserve">E9.5  </w:t>
-      </w:r>
-      <w:r>
-        <w:rPr>
-          <w:sz w:val="20"/>
-          <w:szCs w:val="20"/>
-        </w:rPr>
-        <w:t>LEN</w:t>
-      </w:r>
-      <w:proofErr w:type="gramEnd"/>
-      <w:r>
-        <w:rPr>
-          <w:sz w:val="20"/>
-          <w:szCs w:val="20"/>
-        </w:rPr>
-        <w:t>: find Customer_IDs whose length is not 6.</w:t>
-      </w:r>
-    </w:p>
-    <w:p>
-      <w:pPr>
-        <w:spacing w:after="80"/>
-        <w:rPr>
-          <w:sz w:val="20"/>
-          <w:szCs w:val="20"/>
-        </w:rPr>
-      </w:pPr>
-      <w:proofErr w:type="gramStart"/>
-      <w:r>
-        <w:rPr>
-          <w:b/>
-          <w:bCs/>
-          <w:sz w:val="20"/>
-          <w:szCs w:val="20"/>
-        </w:rPr>
-        <w:t xml:space="preserve">E9.6  </w:t>
-      </w:r>
-      <w:r>
-        <w:rPr>
-          <w:sz w:val="20"/>
-          <w:szCs w:val="20"/>
-        </w:rPr>
-        <w:t>Clean</w:t>
-      </w:r>
-      <w:proofErr w:type="gramEnd"/>
-      <w:r>
-        <w:rPr>
-          <w:sz w:val="20"/>
-          <w:szCs w:val="20"/>
-        </w:rPr>
-        <w:t xml:space="preserve"> ' New York ' using TRIM, then rebuild a label with CONCATENATE.</w:t>
-      </w:r>
-    </w:p>
-    <w:p>
-      <w:pPr>
-        <w:pStyle w:val="Heading2"/>
-        <w:spacing w:before="240"/>
-        <w:rPr>
-          <w:sz w:val="20"/>
-          <w:szCs w:val="20"/>
-        </w:rPr>
-      </w:pPr>
-      <w:r>
-        <w:rPr>
-          <w:sz w:val="20"/>
-          <w:szCs w:val="20"/>
-        </w:rPr>
         <w:t>E10. Date Functions: DATEVALUE, TIMEVALUE, TODAY, NOW, NETWORKDAYS(.INTL)</w:t>
       </w:r>
     </w:p>
@@ -3644,7 +4233,23 @@
           <w:sz w:val="20"/>
           <w:szCs w:val="20"/>
         </w:rPr>
-        <w:t xml:space="preserve"> Year, Month name and Weekday from Order_Date.</w:t>
+        <w:t xml:space="preserve"> Year, Month name and Weekday from </w:t>
+      </w:r>
+      <w:proofErr w:type="spellStart"/>
+      <w:r>
+        <w:rPr>
+          <w:sz w:val="20"/>
+          <w:szCs w:val="20"/>
+        </w:rPr>
+        <w:t>Order_Date</w:t>
+      </w:r>
+      <w:proofErr w:type="spellEnd"/>
+      <w:r>
+        <w:rPr>
+          <w:sz w:val="20"/>
+          <w:szCs w:val="20"/>
+        </w:rPr>
+        <w:t>.</w:t>
       </w:r>
     </w:p>
     <w:p>
@@ -3728,7 +4333,23 @@
           <w:sz w:val="20"/>
           <w:szCs w:val="20"/>
         </w:rPr>
-        <w:t xml:space="preserve"> TIMEVALUE on Order_Time to label orders Morning, Afternoon or Evening.</w:t>
+        <w:t xml:space="preserve"> TIMEVALUE on </w:t>
+      </w:r>
+      <w:proofErr w:type="spellStart"/>
+      <w:r>
+        <w:rPr>
+          <w:sz w:val="20"/>
+          <w:szCs w:val="20"/>
+        </w:rPr>
+        <w:t>Order_Time</w:t>
+      </w:r>
+      <w:proofErr w:type="spellEnd"/>
+      <w:r>
+        <w:rPr>
+          <w:sz w:val="20"/>
+          <w:szCs w:val="20"/>
+        </w:rPr>
+        <w:t xml:space="preserve"> to label orders Morning, Afternoon or Evening.</w:t>
       </w:r>
     </w:p>
     <w:p>
@@ -3762,7 +4383,55 @@
           <w:sz w:val="20"/>
           <w:szCs w:val="20"/>
         </w:rPr>
-        <w:t>: working days between Order_Date and Order_Date + Delivery_Days.</w:t>
+        <w:t xml:space="preserve">: working days between </w:t>
+      </w:r>
+      <w:proofErr w:type="spellStart"/>
+      <w:r>
+        <w:rPr>
+          <w:sz w:val="20"/>
+          <w:szCs w:val="20"/>
+        </w:rPr>
+        <w:t>Order_Date</w:t>
+      </w:r>
+      <w:proofErr w:type="spellEnd"/>
+      <w:r>
+        <w:rPr>
+          <w:sz w:val="20"/>
+          <w:szCs w:val="20"/>
+        </w:rPr>
+        <w:t xml:space="preserve"> and </w:t>
+      </w:r>
+      <w:proofErr w:type="spellStart"/>
+      <w:r>
+        <w:rPr>
+          <w:sz w:val="20"/>
+          <w:szCs w:val="20"/>
+        </w:rPr>
+        <w:t>Order_Date</w:t>
+      </w:r>
+      <w:proofErr w:type="spellEnd"/>
+      <w:r>
+        <w:rPr>
+          <w:sz w:val="20"/>
+          <w:szCs w:val="20"/>
+        </w:rPr>
+        <w:t xml:space="preserve"> + </w:t>
+      </w:r>
+      <w:proofErr w:type="spellStart"/>
+      <w:r>
+        <w:rPr>
+          <w:sz w:val="20"/>
+          <w:szCs w:val="20"/>
+        </w:rPr>
+        <w:t>Delivery_Days</w:t>
+      </w:r>
+      <w:proofErr w:type="spellEnd"/>
+      <w:r>
+        <w:rPr>
+          <w:sz w:val="20"/>
+          <w:szCs w:val="20"/>
+        </w:rPr>
+        <w:t>.</w:t>
       </w:r>
     </w:p>
     <w:p>
@@ -4111,7 +4780,23 @@
           <w:sz w:val="20"/>
           <w:szCs w:val="20"/>
         </w:rPr>
-        <w:t xml:space="preserve"> four yearly sheets (2022-2025) by Product_Category using Data &gt; Consolidate (Sum).</w:t>
+        <w:t xml:space="preserve"> four yearly sheets (2022-2025) by </w:t>
+      </w:r>
+      <w:proofErr w:type="spellStart"/>
+      <w:r>
+        <w:rPr>
+          <w:sz w:val="20"/>
+          <w:szCs w:val="20"/>
+        </w:rPr>
+        <w:t>Product_Category</w:t>
+      </w:r>
+      <w:proofErr w:type="spellEnd"/>
+      <w:r>
+        <w:rPr>
+          <w:sz w:val="20"/>
+          <w:szCs w:val="20"/>
+        </w:rPr>
+        <w:t xml:space="preserve"> using Data &gt; Consolidate (Sum).</w:t>
       </w:r>
     </w:p>
     <w:p>
@@ -4230,7 +4915,55 @@
           <w:sz w:val="20"/>
           <w:szCs w:val="20"/>
         </w:rPr>
-        <w:t>: Sales_Amount by Product_Category (rows) and Order_Year (columns).</w:t>
+        <w:t xml:space="preserve">: </w:t>
+      </w:r>
+      <w:proofErr w:type="spellStart"/>
+      <w:r>
+        <w:rPr>
+          <w:sz w:val="20"/>
+          <w:szCs w:val="20"/>
+        </w:rPr>
+        <w:t>Sales_Amount</w:t>
+      </w:r>
+      <w:proofErr w:type="spellEnd"/>
+      <w:r>
+        <w:rPr>
+          <w:sz w:val="20"/>
+          <w:szCs w:val="20"/>
+        </w:rPr>
+        <w:t xml:space="preserve"> by </w:t>
+      </w:r>
+      <w:proofErr w:type="spellStart"/>
+      <w:r>
+        <w:rPr>
+          <w:sz w:val="20"/>
+          <w:szCs w:val="20"/>
+        </w:rPr>
+        <w:t>Product_Category</w:t>
+      </w:r>
+      <w:proofErr w:type="spellEnd"/>
+      <w:r>
+        <w:rPr>
+          <w:sz w:val="20"/>
+          <w:szCs w:val="20"/>
+        </w:rPr>
+        <w:t xml:space="preserve"> (rows) and </w:t>
+      </w:r>
+      <w:proofErr w:type="spellStart"/>
+      <w:r>
+        <w:rPr>
+          <w:sz w:val="20"/>
+          <w:szCs w:val="20"/>
+        </w:rPr>
+        <w:t>Order_Year</w:t>
+      </w:r>
+      <w:proofErr w:type="spellEnd"/>
+      <w:r>
+        <w:rPr>
+          <w:sz w:val="20"/>
+          <w:szCs w:val="20"/>
+        </w:rPr>
+        <w:t xml:space="preserve"> (columns).</w:t>
       </w:r>
     </w:p>
     <w:p>
@@ -4298,7 +5031,23 @@
           <w:sz w:val="20"/>
           <w:szCs w:val="20"/>
         </w:rPr>
-        <w:t xml:space="preserve"> Order_Date by Months and Quarters.</w:t>
+        <w:t xml:space="preserve"> </w:t>
+      </w:r>
+      <w:proofErr w:type="spellStart"/>
+      <w:r>
+        <w:rPr>
+          <w:sz w:val="20"/>
+          <w:szCs w:val="20"/>
+        </w:rPr>
+        <w:t>Order_Date</w:t>
+      </w:r>
+      <w:proofErr w:type="spellEnd"/>
+      <w:r>
+        <w:rPr>
+          <w:sz w:val="20"/>
+          <w:szCs w:val="20"/>
+        </w:rPr>
+        <w:t xml:space="preserve"> by Months and Quarters.</w:t>
       </w:r>
     </w:p>
     <w:p>
@@ -4332,7 +5081,39 @@
           <w:sz w:val="20"/>
           <w:szCs w:val="20"/>
         </w:rPr>
-        <w:t xml:space="preserve"> Customer_Age into bands of 10 years and Sales_Amount into bins.</w:t>
+        <w:t xml:space="preserve"> </w:t>
+      </w:r>
+      <w:proofErr w:type="spellStart"/>
+      <w:r>
+        <w:rPr>
+          <w:sz w:val="20"/>
+          <w:szCs w:val="20"/>
+        </w:rPr>
+        <w:t>Customer_Age</w:t>
+      </w:r>
+      <w:proofErr w:type="spellEnd"/>
+      <w:r>
+        <w:rPr>
+          <w:sz w:val="20"/>
+          <w:szCs w:val="20"/>
+        </w:rPr>
+        <w:t xml:space="preserve"> into bands of 10 years and </w:t>
+      </w:r>
+      <w:proofErr w:type="spellStart"/>
+      <w:r>
+        <w:rPr>
+          <w:sz w:val="20"/>
+          <w:szCs w:val="20"/>
+        </w:rPr>
+        <w:t>Sales_Amount</w:t>
+      </w:r>
+      <w:proofErr w:type="spellEnd"/>
+      <w:r>
+        <w:rPr>
+          <w:sz w:val="20"/>
+          <w:szCs w:val="20"/>
+        </w:rPr>
+        <w:t xml:space="preserve"> into bins.</w:t>
       </w:r>
     </w:p>
     <w:p>
@@ -4366,7 +5147,23 @@
           <w:sz w:val="20"/>
           <w:szCs w:val="20"/>
         </w:rPr>
-        <w:t xml:space="preserve"> slicers for Country and Sales_Channel connected to two pivots, plus a Timeline slicer.</w:t>
+        <w:t xml:space="preserve"> slicers for Country and </w:t>
+      </w:r>
+      <w:proofErr w:type="spellStart"/>
+      <w:r>
+        <w:rPr>
+          <w:sz w:val="20"/>
+          <w:szCs w:val="20"/>
+        </w:rPr>
+        <w:t>Sales_Channel</w:t>
+      </w:r>
+      <w:proofErr w:type="spellEnd"/>
+      <w:r>
+        <w:rPr>
+          <w:sz w:val="20"/>
+          <w:szCs w:val="20"/>
+        </w:rPr>
+        <w:t xml:space="preserve"> connected to two pivots, plus a Timeline slicer.</w:t>
       </w:r>
     </w:p>
     <w:p>
@@ -4400,7 +5197,23 @@
           <w:sz w:val="20"/>
           <w:szCs w:val="20"/>
         </w:rPr>
-        <w:t xml:space="preserve"> values as % of column total and filter to the Top 10 Product_Names.</w:t>
+        <w:t xml:space="preserve"> values as % of column total and filter to the Top 10 </w:t>
+      </w:r>
+      <w:proofErr w:type="spellStart"/>
+      <w:r>
+        <w:rPr>
+          <w:sz w:val="20"/>
+          <w:szCs w:val="20"/>
+        </w:rPr>
+        <w:t>Product_Names</w:t>
+      </w:r>
+      <w:proofErr w:type="spellEnd"/>
+      <w:r>
+        <w:rPr>
+          <w:sz w:val="20"/>
+          <w:szCs w:val="20"/>
+        </w:rPr>
+        <w:t>.</w:t>
       </w:r>
     </w:p>
     <w:p>
@@ -4485,7 +5298,23 @@
           <w:sz w:val="20"/>
           <w:szCs w:val="20"/>
         </w:rPr>
-        <w:t xml:space="preserve"> a dropdown list for Sales_Channel using Data Validation.</w:t>
+        <w:t xml:space="preserve"> a dropdown list for </w:t>
+      </w:r>
+      <w:proofErr w:type="spellStart"/>
+      <w:r>
+        <w:rPr>
+          <w:sz w:val="20"/>
+          <w:szCs w:val="20"/>
+        </w:rPr>
+        <w:t>Sales_Channel</w:t>
+      </w:r>
+      <w:proofErr w:type="spellEnd"/>
+      <w:r>
+        <w:rPr>
+          <w:sz w:val="20"/>
+          <w:szCs w:val="20"/>
+        </w:rPr>
+        <w:t xml:space="preserve"> using Data Validation.</w:t>
       </w:r>
     </w:p>
     <w:p>
@@ -4519,7 +5348,23 @@
           <w:sz w:val="20"/>
           <w:szCs w:val="20"/>
         </w:rPr>
-        <w:t xml:space="preserve"> Discount_Percentage to values between 0 and 50, with a custom error message.</w:t>
+        <w:t xml:space="preserve"> </w:t>
+      </w:r>
+      <w:proofErr w:type="spellStart"/>
+      <w:r>
+        <w:rPr>
+          <w:sz w:val="20"/>
+          <w:szCs w:val="20"/>
+        </w:rPr>
+        <w:t>Discount_Percentage</w:t>
+      </w:r>
+      <w:proofErr w:type="spellEnd"/>
+      <w:r>
+        <w:rPr>
+          <w:sz w:val="20"/>
+          <w:szCs w:val="20"/>
+        </w:rPr>
+        <w:t xml:space="preserve"> to values between 0 and 50, with a custom error message.</w:t>
       </w:r>
     </w:p>
     <w:p>
@@ -4621,7 +5466,23 @@
           <w:sz w:val="20"/>
           <w:szCs w:val="20"/>
         </w:rPr>
-        <w:t xml:space="preserve"> Seek: what Unit_Price gives a target profit of 500 on a transaction?</w:t>
+        <w:t xml:space="preserve"> Seek: what </w:t>
+      </w:r>
+      <w:proofErr w:type="spellStart"/>
+      <w:r>
+        <w:rPr>
+          <w:sz w:val="20"/>
+          <w:szCs w:val="20"/>
+        </w:rPr>
+        <w:t>Unit_Price</w:t>
+      </w:r>
+      <w:proofErr w:type="spellEnd"/>
+      <w:r>
+        <w:rPr>
+          <w:sz w:val="20"/>
+          <w:szCs w:val="20"/>
+        </w:rPr>
+        <w:t xml:space="preserve"> gives a target profit of 500 on a transaction?</w:t>
       </w:r>
     </w:p>
     <w:p>
@@ -4769,7 +5630,55 @@
           <w:sz w:val="20"/>
           <w:szCs w:val="20"/>
         </w:rPr>
-        <w:t xml:space="preserve"> the header row and the Transaction_ID column. Format Order_Date as DD-MMM-YYYY and Sales_Amount as currency with 2 decimals.</w:t>
+        <w:t xml:space="preserve"> the header row and the </w:t>
+      </w:r>
+      <w:proofErr w:type="spellStart"/>
+      <w:r>
+        <w:rPr>
+          <w:sz w:val="20"/>
+          <w:szCs w:val="20"/>
+        </w:rPr>
+        <w:t>Transaction_ID</w:t>
+      </w:r>
+      <w:proofErr w:type="spellEnd"/>
+      <w:r>
+        <w:rPr>
+          <w:sz w:val="20"/>
+          <w:szCs w:val="20"/>
+        </w:rPr>
+        <w:t xml:space="preserve"> column. Format </w:t>
+      </w:r>
+      <w:proofErr w:type="spellStart"/>
+      <w:r>
+        <w:rPr>
+          <w:sz w:val="20"/>
+          <w:szCs w:val="20"/>
+        </w:rPr>
+        <w:t>Order_Date</w:t>
+      </w:r>
+      <w:proofErr w:type="spellEnd"/>
+      <w:r>
+        <w:rPr>
+          <w:sz w:val="20"/>
+          <w:szCs w:val="20"/>
+        </w:rPr>
+        <w:t xml:space="preserve"> as DD-MMM-YYYY and </w:t>
+      </w:r>
+      <w:proofErr w:type="spellStart"/>
+      <w:r>
+        <w:rPr>
+          <w:sz w:val="20"/>
+          <w:szCs w:val="20"/>
+        </w:rPr>
+        <w:t>Sales_Amount</w:t>
+      </w:r>
+      <w:proofErr w:type="spellEnd"/>
+      <w:r>
+        <w:rPr>
+          <w:sz w:val="20"/>
+          <w:szCs w:val="20"/>
+        </w:rPr>
+        <w:t xml:space="preserve"> as currency with 2 decimals.</w:t>
       </w:r>
     </w:p>
     <w:p>
@@ -4848,7 +5757,23 @@
           <w:sz w:val="20"/>
           <w:szCs w:val="20"/>
         </w:rPr>
-        <w:t xml:space="preserve"> Special to select every blank cell in Customer_Rating and fill them all with 'NA' in one step.</w:t>
+        <w:t xml:space="preserve"> Special to select every blank cell in </w:t>
+      </w:r>
+      <w:proofErr w:type="spellStart"/>
+      <w:r>
+        <w:rPr>
+          <w:sz w:val="20"/>
+          <w:szCs w:val="20"/>
+        </w:rPr>
+        <w:t>Customer_Rating</w:t>
+      </w:r>
+      <w:proofErr w:type="spellEnd"/>
+      <w:r>
+        <w:rPr>
+          <w:sz w:val="20"/>
+          <w:szCs w:val="20"/>
+        </w:rPr>
+        <w:t xml:space="preserve"> and fill them all with 'NA' in one step.</w:t>
       </w:r>
     </w:p>
     <w:p>
@@ -4974,7 +5899,23 @@
           <w:sz w:val="20"/>
           <w:szCs w:val="20"/>
         </w:rPr>
-        <w:t xml:space="preserve"> Customer_Age outside 16-90 and report how many rows are affected.</w:t>
+        <w:t xml:space="preserve"> </w:t>
+      </w:r>
+      <w:proofErr w:type="spellStart"/>
+      <w:r>
+        <w:rPr>
+          <w:sz w:val="20"/>
+          <w:szCs w:val="20"/>
+        </w:rPr>
+        <w:t>Customer_Age</w:t>
+      </w:r>
+      <w:proofErr w:type="spellEnd"/>
+      <w:r>
+        <w:rPr>
+          <w:sz w:val="20"/>
+          <w:szCs w:val="20"/>
+        </w:rPr>
+        <w:t xml:space="preserve"> outside 16-90 and report how many rows are affected.</w:t>
       </w:r>
     </w:p>
     <w:p>
@@ -5100,7 +6041,39 @@
           <w:sz w:val="20"/>
           <w:szCs w:val="20"/>
         </w:rPr>
-        <w:t xml:space="preserve"> 'Returned' when Return_Flag = Yes, otherwise show the Order_Status.</w:t>
+        <w:t xml:space="preserve"> 'Returned' when </w:t>
+      </w:r>
+      <w:proofErr w:type="spellStart"/>
+      <w:r>
+        <w:rPr>
+          <w:sz w:val="20"/>
+          <w:szCs w:val="20"/>
+        </w:rPr>
+        <w:t>Return_Flag</w:t>
+      </w:r>
+      <w:proofErr w:type="spellEnd"/>
+      <w:r>
+        <w:rPr>
+          <w:sz w:val="20"/>
+          <w:szCs w:val="20"/>
+        </w:rPr>
+        <w:t xml:space="preserve"> = Yes, otherwise show the </w:t>
+      </w:r>
+      <w:proofErr w:type="spellStart"/>
+      <w:r>
+        <w:rPr>
+          <w:sz w:val="20"/>
+          <w:szCs w:val="20"/>
+        </w:rPr>
+        <w:t>Order_Status</w:t>
+      </w:r>
+      <w:proofErr w:type="spellEnd"/>
+      <w:r>
+        <w:rPr>
+          <w:sz w:val="20"/>
+          <w:szCs w:val="20"/>
+        </w:rPr>
+        <w:t>.</w:t>
       </w:r>
     </w:p>
     <w:p>
@@ -5163,7 +6136,23 @@
           <w:sz w:val="20"/>
           <w:szCs w:val="20"/>
         </w:rPr>
-        <w:t xml:space="preserve"> duplicate Transaction_IDs with a COUNTIF helper column instead of deleting.</w:t>
+        <w:t xml:space="preserve"> duplicate </w:t>
+      </w:r>
+      <w:proofErr w:type="spellStart"/>
+      <w:r>
+        <w:rPr>
+          <w:sz w:val="20"/>
+          <w:szCs w:val="20"/>
+        </w:rPr>
+        <w:t>Transaction_IDs</w:t>
+      </w:r>
+      <w:proofErr w:type="spellEnd"/>
+      <w:r>
+        <w:rPr>
+          <w:sz w:val="20"/>
+          <w:szCs w:val="20"/>
+        </w:rPr>
+        <w:t xml:space="preserve"> with a COUNTIF helper column instead of deleting.</w:t>
       </w:r>
     </w:p>
     <w:p>
@@ -5226,7 +6215,39 @@
           <w:sz w:val="20"/>
           <w:szCs w:val="20"/>
         </w:rPr>
-        <w:t xml:space="preserve"> blank Customer_Rating with the average rating of that row's Product_Category (AVERAGEIF).</w:t>
+        <w:t xml:space="preserve"> blank </w:t>
+      </w:r>
+      <w:proofErr w:type="spellStart"/>
+      <w:r>
+        <w:rPr>
+          <w:sz w:val="20"/>
+          <w:szCs w:val="20"/>
+        </w:rPr>
+        <w:t>Customer_Rating</w:t>
+      </w:r>
+      <w:proofErr w:type="spellEnd"/>
+      <w:r>
+        <w:rPr>
+          <w:sz w:val="20"/>
+          <w:szCs w:val="20"/>
+        </w:rPr>
+        <w:t xml:space="preserve"> with the average rating of that row's </w:t>
+      </w:r>
+      <w:proofErr w:type="spellStart"/>
+      <w:r>
+        <w:rPr>
+          <w:sz w:val="20"/>
+          <w:szCs w:val="20"/>
+        </w:rPr>
+        <w:t>Product_Category</w:t>
+      </w:r>
+      <w:proofErr w:type="spellEnd"/>
+      <w:r>
+        <w:rPr>
+          <w:sz w:val="20"/>
+          <w:szCs w:val="20"/>
+        </w:rPr>
+        <w:t xml:space="preserve"> (AVERAGEIF).</w:t>
       </w:r>
     </w:p>
     <w:p>
@@ -5289,7 +6310,23 @@
           <w:sz w:val="20"/>
           <w:szCs w:val="20"/>
         </w:rPr>
-        <w:t>: total Profit by Product_Category for 2024.</w:t>
+        <w:t xml:space="preserve">: total Profit by </w:t>
+      </w:r>
+      <w:proofErr w:type="spellStart"/>
+      <w:r>
+        <w:rPr>
+          <w:sz w:val="20"/>
+          <w:szCs w:val="20"/>
+        </w:rPr>
+        <w:t>Product_Category</w:t>
+      </w:r>
+      <w:proofErr w:type="spellEnd"/>
+      <w:r>
+        <w:rPr>
+          <w:sz w:val="20"/>
+          <w:szCs w:val="20"/>
+        </w:rPr>
+        <w:t xml:space="preserve"> for 2024.</w:t>
       </w:r>
     </w:p>
     <w:p>
@@ -5352,7 +6389,39 @@
           <w:sz w:val="20"/>
           <w:szCs w:val="20"/>
         </w:rPr>
-        <w:t>: compute Profit / Sales_Amount and show 0 when Sales_Amount is blank or zero.</w:t>
+        <w:t xml:space="preserve">: compute Profit / </w:t>
+      </w:r>
+      <w:proofErr w:type="spellStart"/>
+      <w:r>
+        <w:rPr>
+          <w:sz w:val="20"/>
+          <w:szCs w:val="20"/>
+        </w:rPr>
+        <w:t>Sales_Amount</w:t>
+      </w:r>
+      <w:proofErr w:type="spellEnd"/>
+      <w:r>
+        <w:rPr>
+          <w:sz w:val="20"/>
+          <w:szCs w:val="20"/>
+        </w:rPr>
+        <w:t xml:space="preserve"> and show 0 when </w:t>
+      </w:r>
+      <w:proofErr w:type="spellStart"/>
+      <w:r>
+        <w:rPr>
+          <w:sz w:val="20"/>
+          <w:szCs w:val="20"/>
+        </w:rPr>
+        <w:t>Sales_Amount</w:t>
+      </w:r>
+      <w:proofErr w:type="spellEnd"/>
+      <w:r>
+        <w:rPr>
+          <w:sz w:val="20"/>
+          <w:szCs w:val="20"/>
+        </w:rPr>
+        <w:t xml:space="preserve"> is blank or zero.</w:t>
       </w:r>
     </w:p>
     <w:p>
@@ -5416,7 +6485,23 @@
           <w:sz w:val="20"/>
           <w:szCs w:val="20"/>
         </w:rPr>
-        <w:t xml:space="preserve"> chart of Sales_Channel share. When is a pie/donut a bad choice?</w:t>
+        <w:t xml:space="preserve"> chart of </w:t>
+      </w:r>
+      <w:proofErr w:type="spellStart"/>
+      <w:r>
+        <w:rPr>
+          <w:sz w:val="20"/>
+          <w:szCs w:val="20"/>
+        </w:rPr>
+        <w:t>Sales_Channel</w:t>
+      </w:r>
+      <w:proofErr w:type="spellEnd"/>
+      <w:r>
+        <w:rPr>
+          <w:sz w:val="20"/>
+          <w:szCs w:val="20"/>
+        </w:rPr>
+        <w:t xml:space="preserve"> share. When is a pie/donut a bad choice?</w:t>
       </w:r>
     </w:p>
     <w:p>
@@ -5479,7 +6564,23 @@
           <w:sz w:val="20"/>
           <w:szCs w:val="20"/>
         </w:rPr>
-        <w:t xml:space="preserve"> column of Profit by Country split by Order_Year; add sparklines for the monthly trend.</w:t>
+        <w:t xml:space="preserve"> column of Profit by Country split by </w:t>
+      </w:r>
+      <w:proofErr w:type="spellStart"/>
+      <w:r>
+        <w:rPr>
+          <w:sz w:val="20"/>
+          <w:szCs w:val="20"/>
+        </w:rPr>
+        <w:t>Order_Year</w:t>
+      </w:r>
+      <w:proofErr w:type="spellEnd"/>
+      <w:r>
+        <w:rPr>
+          <w:sz w:val="20"/>
+          <w:szCs w:val="20"/>
+        </w:rPr>
+        <w:t>; add sparklines for the monthly trend.</w:t>
       </w:r>
     </w:p>
     <w:p>
@@ -5542,7 +6643,23 @@
           <w:sz w:val="20"/>
           <w:szCs w:val="20"/>
         </w:rPr>
-        <w:t xml:space="preserve"> HLOOKUP on a horizontal table of Shipping_Method and delivery fee.</w:t>
+        <w:t xml:space="preserve"> HLOOKUP on a horizontal table of </w:t>
+      </w:r>
+      <w:proofErr w:type="spellStart"/>
+      <w:r>
+        <w:rPr>
+          <w:sz w:val="20"/>
+          <w:szCs w:val="20"/>
+        </w:rPr>
+        <w:t>Shipping_Method</w:t>
+      </w:r>
+      <w:proofErr w:type="spellEnd"/>
+      <w:r>
+        <w:rPr>
+          <w:sz w:val="20"/>
+          <w:szCs w:val="20"/>
+        </w:rPr>
+        <w:t xml:space="preserve"> and delivery fee.</w:t>
       </w:r>
     </w:p>
     <w:p>
@@ -5668,7 +6785,23 @@
           <w:sz w:val="20"/>
           <w:szCs w:val="20"/>
         </w:rPr>
-        <w:t>-way INDEX/MATCH: return sales for a chosen Country and Order_Year from a summary grid.</w:t>
+        <w:t xml:space="preserve">-way INDEX/MATCH: return sales for a chosen Country and </w:t>
+      </w:r>
+      <w:proofErr w:type="spellStart"/>
+      <w:r>
+        <w:rPr>
+          <w:sz w:val="20"/>
+          <w:szCs w:val="20"/>
+        </w:rPr>
+        <w:t>Order_Year</w:t>
+      </w:r>
+      <w:proofErr w:type="spellEnd"/>
+      <w:r>
+        <w:rPr>
+          <w:sz w:val="20"/>
+          <w:szCs w:val="20"/>
+        </w:rPr>
+        <w:t xml:space="preserve"> from a summary grid.</w:t>
       </w:r>
     </w:p>
     <w:p>
@@ -5731,7 +6864,23 @@
           <w:sz w:val="20"/>
           <w:szCs w:val="20"/>
         </w:rPr>
-        <w:t xml:space="preserve"> a combo chart: columns for Sales_Amount, line for Profit margin % on a secondary axis.</w:t>
+        <w:t xml:space="preserve"> a combo chart: columns for </w:t>
+      </w:r>
+      <w:proofErr w:type="spellStart"/>
+      <w:r>
+        <w:rPr>
+          <w:sz w:val="20"/>
+          <w:szCs w:val="20"/>
+        </w:rPr>
+        <w:t>Sales_Amount</w:t>
+      </w:r>
+      <w:proofErr w:type="spellEnd"/>
+      <w:r>
+        <w:rPr>
+          <w:sz w:val="20"/>
+          <w:szCs w:val="20"/>
+        </w:rPr>
+        <w:t>, line for Profit margin % on a secondary axis.</w:t>
       </w:r>
     </w:p>
     <w:p>
@@ -5794,7 +6943,23 @@
           <w:sz w:val="20"/>
           <w:szCs w:val="20"/>
         </w:rPr>
-        <w:t>: extract the numeric part of Transaction_ID (T20001234).</w:t>
+        <w:t xml:space="preserve">: extract the numeric part of </w:t>
+      </w:r>
+      <w:proofErr w:type="spellStart"/>
+      <w:r>
+        <w:rPr>
+          <w:sz w:val="20"/>
+          <w:szCs w:val="20"/>
+        </w:rPr>
+        <w:t>Transaction_ID</w:t>
+      </w:r>
+      <w:proofErr w:type="spellEnd"/>
+      <w:r>
+        <w:rPr>
+          <w:sz w:val="20"/>
+          <w:szCs w:val="20"/>
+        </w:rPr>
+        <w:t xml:space="preserve"> (T20001234).</w:t>
       </w:r>
     </w:p>
     <w:p>
@@ -6188,7 +7353,23 @@
           <w:sz w:val="20"/>
           <w:szCs w:val="20"/>
         </w:rPr>
-        <w:t xml:space="preserve"> Order_Date by Months and Quarters.</w:t>
+        <w:t xml:space="preserve"> </w:t>
+      </w:r>
+      <w:proofErr w:type="spellStart"/>
+      <w:r>
+        <w:rPr>
+          <w:sz w:val="20"/>
+          <w:szCs w:val="20"/>
+        </w:rPr>
+        <w:t>Order_Date</w:t>
+      </w:r>
+      <w:proofErr w:type="spellEnd"/>
+      <w:r>
+        <w:rPr>
+          <w:sz w:val="20"/>
+          <w:szCs w:val="20"/>
+        </w:rPr>
+        <w:t xml:space="preserve"> by Months and Quarters.</w:t>
       </w:r>
     </w:p>
     <w:p>
@@ -6251,7 +7432,23 @@
           <w:sz w:val="20"/>
           <w:szCs w:val="20"/>
         </w:rPr>
-        <w:t xml:space="preserve"> values as % of column total and filter to the Top 10 Product_Names.</w:t>
+        <w:t xml:space="preserve"> values as % of column total and filter to the Top 10 </w:t>
+      </w:r>
+      <w:proofErr w:type="spellStart"/>
+      <w:r>
+        <w:rPr>
+          <w:sz w:val="20"/>
+          <w:szCs w:val="20"/>
+        </w:rPr>
+        <w:t>Product_Names</w:t>
+      </w:r>
+      <w:proofErr w:type="spellEnd"/>
+      <w:r>
+        <w:rPr>
+          <w:sz w:val="20"/>
+          <w:szCs w:val="20"/>
+        </w:rPr>
+        <w:t>.</w:t>
       </w:r>
     </w:p>
     <w:p>
@@ -6863,7 +8060,23 @@
           <w:sz w:val="20"/>
           <w:szCs w:val="20"/>
         </w:rPr>
-        <w:t xml:space="preserve"> a database retail_db and a sales table with suitable data types.</w:t>
+        <w:t xml:space="preserve"> a database </w:t>
+      </w:r>
+      <w:proofErr w:type="spellStart"/>
+      <w:r>
+        <w:rPr>
+          <w:sz w:val="20"/>
+          <w:szCs w:val="20"/>
+        </w:rPr>
+        <w:t>retail_db</w:t>
+      </w:r>
+      <w:proofErr w:type="spellEnd"/>
+      <w:r>
+        <w:rPr>
+          <w:sz w:val="20"/>
+          <w:szCs w:val="20"/>
+        </w:rPr>
+        <w:t xml:space="preserve"> and a sales table with suitable data types.</w:t>
       </w:r>
     </w:p>
     <w:p>
@@ -6897,7 +8110,39 @@
           <w:sz w:val="20"/>
           <w:szCs w:val="20"/>
         </w:rPr>
-        <w:t xml:space="preserve"> a primary key on Transaction_ID and NOT NULL on Order_Date.</w:t>
+        <w:t xml:space="preserve"> a primary key on </w:t>
+      </w:r>
+      <w:proofErr w:type="spellStart"/>
+      <w:r>
+        <w:rPr>
+          <w:sz w:val="20"/>
+          <w:szCs w:val="20"/>
+        </w:rPr>
+        <w:t>Transaction_ID</w:t>
+      </w:r>
+      <w:proofErr w:type="spellEnd"/>
+      <w:r>
+        <w:rPr>
+          <w:sz w:val="20"/>
+          <w:szCs w:val="20"/>
+        </w:rPr>
+        <w:t xml:space="preserve"> and NOT NULL on </w:t>
+      </w:r>
+      <w:proofErr w:type="spellStart"/>
+      <w:r>
+        <w:rPr>
+          <w:sz w:val="20"/>
+          <w:szCs w:val="20"/>
+        </w:rPr>
+        <w:t>Order_Date</w:t>
+      </w:r>
+      <w:proofErr w:type="spellEnd"/>
+      <w:r>
+        <w:rPr>
+          <w:sz w:val="20"/>
+          <w:szCs w:val="20"/>
+        </w:rPr>
+        <w:t>.</w:t>
       </w:r>
     </w:p>
     <w:p>
@@ -7033,7 +8278,55 @@
           <w:sz w:val="20"/>
           <w:szCs w:val="20"/>
         </w:rPr>
-        <w:t xml:space="preserve"> dim_store from SELECT DISTINCT Store_ID, Store_Name, City, Country.</w:t>
+        <w:t xml:space="preserve"> </w:t>
+      </w:r>
+      <w:proofErr w:type="spellStart"/>
+      <w:r>
+        <w:rPr>
+          <w:sz w:val="20"/>
+          <w:szCs w:val="20"/>
+        </w:rPr>
+        <w:t>dim_store</w:t>
+      </w:r>
+      <w:proofErr w:type="spellEnd"/>
+      <w:r>
+        <w:rPr>
+          <w:sz w:val="20"/>
+          <w:szCs w:val="20"/>
+        </w:rPr>
+        <w:t xml:space="preserve"> from SELECT DISTINCT </w:t>
+      </w:r>
+      <w:proofErr w:type="spellStart"/>
+      <w:r>
+        <w:rPr>
+          <w:sz w:val="20"/>
+          <w:szCs w:val="20"/>
+        </w:rPr>
+        <w:t>Store_ID</w:t>
+      </w:r>
+      <w:proofErr w:type="spellEnd"/>
+      <w:r>
+        <w:rPr>
+          <w:sz w:val="20"/>
+          <w:szCs w:val="20"/>
+        </w:rPr>
+        <w:t xml:space="preserve">, </w:t>
+      </w:r>
+      <w:proofErr w:type="spellStart"/>
+      <w:r>
+        <w:rPr>
+          <w:sz w:val="20"/>
+          <w:szCs w:val="20"/>
+        </w:rPr>
+        <w:t>Store_Name</w:t>
+      </w:r>
+      <w:proofErr w:type="spellEnd"/>
+      <w:r>
+        <w:rPr>
+          <w:sz w:val="20"/>
+          <w:szCs w:val="20"/>
+        </w:rPr>
+        <w:t>, City, Country.</w:t>
       </w:r>
     </w:p>
     <w:p>
@@ -7093,7 +8386,55 @@
           <w:sz w:val="20"/>
           <w:szCs w:val="20"/>
         </w:rPr>
-        <w:t xml:space="preserve"> Transaction_ID, Customer_Name and Sales_Amount for the first 10 rows.</w:t>
+        <w:t xml:space="preserve"> </w:t>
+      </w:r>
+      <w:proofErr w:type="spellStart"/>
+      <w:r>
+        <w:rPr>
+          <w:sz w:val="20"/>
+          <w:szCs w:val="20"/>
+        </w:rPr>
+        <w:t>Transaction_ID</w:t>
+      </w:r>
+      <w:proofErr w:type="spellEnd"/>
+      <w:r>
+        <w:rPr>
+          <w:sz w:val="20"/>
+          <w:szCs w:val="20"/>
+        </w:rPr>
+        <w:t xml:space="preserve">, </w:t>
+      </w:r>
+      <w:proofErr w:type="spellStart"/>
+      <w:r>
+        <w:rPr>
+          <w:sz w:val="20"/>
+          <w:szCs w:val="20"/>
+        </w:rPr>
+        <w:t>Customer_Name</w:t>
+      </w:r>
+      <w:proofErr w:type="spellEnd"/>
+      <w:r>
+        <w:rPr>
+          <w:sz w:val="20"/>
+          <w:szCs w:val="20"/>
+        </w:rPr>
+        <w:t xml:space="preserve"> and </w:t>
+      </w:r>
+      <w:proofErr w:type="spellStart"/>
+      <w:r>
+        <w:rPr>
+          <w:sz w:val="20"/>
+          <w:szCs w:val="20"/>
+        </w:rPr>
+        <w:t>Sales_Amount</w:t>
+      </w:r>
+      <w:proofErr w:type="spellEnd"/>
+      <w:r>
+        <w:rPr>
+          <w:sz w:val="20"/>
+          <w:szCs w:val="20"/>
+        </w:rPr>
+        <w:t xml:space="preserve"> for the first 10 rows.</w:t>
       </w:r>
     </w:p>
     <w:p>
@@ -7127,7 +8468,23 @@
           <w:sz w:val="20"/>
           <w:szCs w:val="20"/>
         </w:rPr>
-        <w:t xml:space="preserve"> where Country = 'Canada' and Sales_Amount &gt; 500.</w:t>
+        <w:t xml:space="preserve"> where Country = 'Canada' and </w:t>
+      </w:r>
+      <w:proofErr w:type="spellStart"/>
+      <w:r>
+        <w:rPr>
+          <w:sz w:val="20"/>
+          <w:szCs w:val="20"/>
+        </w:rPr>
+        <w:t>Sales_Amount</w:t>
+      </w:r>
+      <w:proofErr w:type="spellEnd"/>
+      <w:r>
+        <w:rPr>
+          <w:sz w:val="20"/>
+          <w:szCs w:val="20"/>
+        </w:rPr>
+        <w:t xml:space="preserve"> &gt; 500.</w:t>
       </w:r>
     </w:p>
     <w:p>
@@ -7229,7 +8586,23 @@
           <w:sz w:val="20"/>
           <w:szCs w:val="20"/>
         </w:rPr>
-        <w:t xml:space="preserve"> LIKE to find Product_Names starting with 'Aero'.</w:t>
+        <w:t xml:space="preserve"> LIKE to find </w:t>
+      </w:r>
+      <w:proofErr w:type="spellStart"/>
+      <w:r>
+        <w:rPr>
+          <w:sz w:val="20"/>
+          <w:szCs w:val="20"/>
+        </w:rPr>
+        <w:t>Product_Names</w:t>
+      </w:r>
+      <w:proofErr w:type="spellEnd"/>
+      <w:r>
+        <w:rPr>
+          <w:sz w:val="20"/>
+          <w:szCs w:val="20"/>
+        </w:rPr>
+        <w:t xml:space="preserve"> starting with 'Aero'.</w:t>
       </w:r>
     </w:p>
     <w:p>
@@ -7263,7 +8636,23 @@
           <w:sz w:val="20"/>
           <w:szCs w:val="20"/>
         </w:rPr>
-        <w:t xml:space="preserve"> transactions where Promotion_Code IS NULL; list distinct countries with an alias.</w:t>
+        <w:t xml:space="preserve"> transactions where </w:t>
+      </w:r>
+      <w:proofErr w:type="spellStart"/>
+      <w:r>
+        <w:rPr>
+          <w:sz w:val="20"/>
+          <w:szCs w:val="20"/>
+        </w:rPr>
+        <w:t>Promotion_Code</w:t>
+      </w:r>
+      <w:proofErr w:type="spellEnd"/>
+      <w:r>
+        <w:rPr>
+          <w:sz w:val="20"/>
+          <w:szCs w:val="20"/>
+        </w:rPr>
+        <w:t xml:space="preserve"> IS NULL; list distinct countries with an alias.</w:t>
       </w:r>
     </w:p>
     <w:p>
@@ -7314,7 +8703,23 @@
           <w:sz w:val="20"/>
           <w:szCs w:val="20"/>
         </w:rPr>
-        <w:t xml:space="preserve"> 10 transactions by Sales_Amount.</w:t>
+        <w:t xml:space="preserve"> 10 transactions by </w:t>
+      </w:r>
+      <w:proofErr w:type="spellStart"/>
+      <w:r>
+        <w:rPr>
+          <w:sz w:val="20"/>
+          <w:szCs w:val="20"/>
+        </w:rPr>
+        <w:t>Sales_Amount</w:t>
+      </w:r>
+      <w:proofErr w:type="spellEnd"/>
+      <w:r>
+        <w:rPr>
+          <w:sz w:val="20"/>
+          <w:szCs w:val="20"/>
+        </w:rPr>
+        <w:t>.</w:t>
       </w:r>
     </w:p>
     <w:p>
@@ -7416,7 +8821,39 @@
           <w:sz w:val="20"/>
           <w:szCs w:val="20"/>
         </w:rPr>
-        <w:t xml:space="preserve"> orders first, using Order_Date and Order_Time.</w:t>
+        <w:t xml:space="preserve"> orders first, using </w:t>
+      </w:r>
+      <w:proofErr w:type="spellStart"/>
+      <w:r>
+        <w:rPr>
+          <w:sz w:val="20"/>
+          <w:szCs w:val="20"/>
+        </w:rPr>
+        <w:t>Order_Date</w:t>
+      </w:r>
+      <w:proofErr w:type="spellEnd"/>
+      <w:r>
+        <w:rPr>
+          <w:sz w:val="20"/>
+          <w:szCs w:val="20"/>
+        </w:rPr>
+        <w:t xml:space="preserve"> and </w:t>
+      </w:r>
+      <w:proofErr w:type="spellStart"/>
+      <w:r>
+        <w:rPr>
+          <w:sz w:val="20"/>
+          <w:szCs w:val="20"/>
+        </w:rPr>
+        <w:t>Order_Time</w:t>
+      </w:r>
+      <w:proofErr w:type="spellEnd"/>
+      <w:r>
+        <w:rPr>
+          <w:sz w:val="20"/>
+          <w:szCs w:val="20"/>
+        </w:rPr>
+        <w:t>.</w:t>
       </w:r>
     </w:p>
     <w:p>
@@ -7450,7 +8887,23 @@
           <w:sz w:val="20"/>
           <w:szCs w:val="20"/>
         </w:rPr>
-        <w:t xml:space="preserve"> the 3rd highest Sales_Amount using OFFSET (or a subquery).</w:t>
+        <w:t xml:space="preserve"> the 3rd highest </w:t>
+      </w:r>
+      <w:proofErr w:type="spellStart"/>
+      <w:r>
+        <w:rPr>
+          <w:sz w:val="20"/>
+          <w:szCs w:val="20"/>
+        </w:rPr>
+        <w:t>Sales_Amount</w:t>
+      </w:r>
+      <w:proofErr w:type="spellEnd"/>
+      <w:r>
+        <w:rPr>
+          <w:sz w:val="20"/>
+          <w:szCs w:val="20"/>
+        </w:rPr>
+        <w:t xml:space="preserve"> using OFFSET (or a subquery).</w:t>
       </w:r>
     </w:p>
     <w:p>
@@ -7484,7 +8937,23 @@
           <w:sz w:val="20"/>
           <w:szCs w:val="20"/>
         </w:rPr>
-        <w:t xml:space="preserve"> so NULL Customer_Ratings appear last.</w:t>
+        <w:t xml:space="preserve"> so NULL </w:t>
+      </w:r>
+      <w:proofErr w:type="spellStart"/>
+      <w:r>
+        <w:rPr>
+          <w:sz w:val="20"/>
+          <w:szCs w:val="20"/>
+        </w:rPr>
+        <w:t>Customer_Ratings</w:t>
+      </w:r>
+      <w:proofErr w:type="spellEnd"/>
+      <w:r>
+        <w:rPr>
+          <w:sz w:val="20"/>
+          <w:szCs w:val="20"/>
+        </w:rPr>
+        <w:t xml:space="preserve"> appear last.</w:t>
       </w:r>
     </w:p>
     <w:p>
@@ -7535,7 +9004,23 @@
           <w:sz w:val="20"/>
           <w:szCs w:val="20"/>
         </w:rPr>
-        <w:t>, SUM, AVG, MIN and MAX of Sales_Amount in one query.</w:t>
+        <w:t xml:space="preserve">, SUM, AVG, MIN and MAX of </w:t>
+      </w:r>
+      <w:proofErr w:type="spellStart"/>
+      <w:r>
+        <w:rPr>
+          <w:sz w:val="20"/>
+          <w:szCs w:val="20"/>
+        </w:rPr>
+        <w:t>Sales_Amount</w:t>
+      </w:r>
+      <w:proofErr w:type="spellEnd"/>
+      <w:r>
+        <w:rPr>
+          <w:sz w:val="20"/>
+          <w:szCs w:val="20"/>
+        </w:rPr>
+        <w:t xml:space="preserve"> in one query.</w:t>
       </w:r>
     </w:p>
     <w:p>
@@ -7569,7 +9054,23 @@
           <w:sz w:val="20"/>
           <w:szCs w:val="20"/>
         </w:rPr>
-        <w:t xml:space="preserve"> revenue per Product_Category.</w:t>
+        <w:t xml:space="preserve"> revenue per </w:t>
+      </w:r>
+      <w:proofErr w:type="spellStart"/>
+      <w:r>
+        <w:rPr>
+          <w:sz w:val="20"/>
+          <w:szCs w:val="20"/>
+        </w:rPr>
+        <w:t>Product_Category</w:t>
+      </w:r>
+      <w:proofErr w:type="spellEnd"/>
+      <w:r>
+        <w:rPr>
+          <w:sz w:val="20"/>
+          <w:szCs w:val="20"/>
+        </w:rPr>
+        <w:t>.</w:t>
       </w:r>
     </w:p>
     <w:p>
@@ -7603,7 +9104,23 @@
           <w:sz w:val="20"/>
           <w:szCs w:val="20"/>
         </w:rPr>
-        <w:t xml:space="preserve"> count and average rating per Sales_Channel.</w:t>
+        <w:t xml:space="preserve"> count and average rating per </w:t>
+      </w:r>
+      <w:proofErr w:type="spellStart"/>
+      <w:r>
+        <w:rPr>
+          <w:sz w:val="20"/>
+          <w:szCs w:val="20"/>
+        </w:rPr>
+        <w:t>Sales_Channel</w:t>
+      </w:r>
+      <w:proofErr w:type="spellEnd"/>
+      <w:r>
+        <w:rPr>
+          <w:sz w:val="20"/>
+          <w:szCs w:val="20"/>
+        </w:rPr>
+        <w:t>.</w:t>
       </w:r>
     </w:p>
     <w:p>
@@ -7685,7 +9202,23 @@
           <w:sz w:val="20"/>
           <w:szCs w:val="20"/>
         </w:rPr>
-        <w:t>DISTINCT Customer_ID) with this data.</w:t>
+        <w:t xml:space="preserve">DISTINCT </w:t>
+      </w:r>
+      <w:proofErr w:type="spellStart"/>
+      <w:r>
+        <w:rPr>
+          <w:sz w:val="20"/>
+          <w:szCs w:val="20"/>
+        </w:rPr>
+        <w:t>Customer_ID</w:t>
+      </w:r>
+      <w:proofErr w:type="spellEnd"/>
+      <w:r>
+        <w:rPr>
+          <w:sz w:val="20"/>
+          <w:szCs w:val="20"/>
+        </w:rPr>
+        <w:t>) with this data.</w:t>
       </w:r>
     </w:p>
     <w:p>
@@ -7719,7 +9252,23 @@
           <w:sz w:val="20"/>
           <w:szCs w:val="20"/>
         </w:rPr>
-        <w:t xml:space="preserve"> by Country and Order_Year.</w:t>
+        <w:t xml:space="preserve"> by Country and </w:t>
+      </w:r>
+      <w:proofErr w:type="spellStart"/>
+      <w:r>
+        <w:rPr>
+          <w:sz w:val="20"/>
+          <w:szCs w:val="20"/>
+        </w:rPr>
+        <w:t>Order_Year</w:t>
+      </w:r>
+      <w:proofErr w:type="spellEnd"/>
+      <w:r>
+        <w:rPr>
+          <w:sz w:val="20"/>
+          <w:szCs w:val="20"/>
+        </w:rPr>
+        <w:t>.</w:t>
       </w:r>
     </w:p>
     <w:p>
@@ -8008,7 +9557,23 @@
           <w:sz w:val="20"/>
           <w:szCs w:val="20"/>
         </w:rPr>
-        <w:t xml:space="preserve"> with average Customer_Rating below 4.</w:t>
+        <w:t xml:space="preserve"> with average </w:t>
+      </w:r>
+      <w:proofErr w:type="spellStart"/>
+      <w:r>
+        <w:rPr>
+          <w:sz w:val="20"/>
+          <w:szCs w:val="20"/>
+        </w:rPr>
+        <w:t>Customer_Rating</w:t>
+      </w:r>
+      <w:proofErr w:type="spellEnd"/>
+      <w:r>
+        <w:rPr>
+          <w:sz w:val="20"/>
+          <w:szCs w:val="20"/>
+        </w:rPr>
+        <w:t xml:space="preserve"> below 4.</w:t>
       </w:r>
     </w:p>
     <w:p>
@@ -8229,7 +9794,23 @@
           <w:sz w:val="20"/>
           <w:szCs w:val="20"/>
         </w:rPr>
-        <w:t>-style output: count of transactions per Sales_Channel as separate columns using CASE.</w:t>
+        <w:t xml:space="preserve">-style output: count of transactions per </w:t>
+      </w:r>
+      <w:proofErr w:type="spellStart"/>
+      <w:r>
+        <w:rPr>
+          <w:sz w:val="20"/>
+          <w:szCs w:val="20"/>
+        </w:rPr>
+        <w:t>Sales_Channel</w:t>
+      </w:r>
+      <w:proofErr w:type="spellEnd"/>
+      <w:r>
+        <w:rPr>
+          <w:sz w:val="20"/>
+          <w:szCs w:val="20"/>
+        </w:rPr>
+        <w:t xml:space="preserve"> as separate columns using CASE.</w:t>
       </w:r>
     </w:p>
     <w:p>
@@ -8297,7 +9878,23 @@
           <w:sz w:val="20"/>
           <w:szCs w:val="20"/>
         </w:rPr>
-        <w:t xml:space="preserve"> 'No Promo' when Promotion_Code is blank.</w:t>
+        <w:t xml:space="preserve"> 'No Promo' when </w:t>
+      </w:r>
+      <w:proofErr w:type="spellStart"/>
+      <w:r>
+        <w:rPr>
+          <w:sz w:val="20"/>
+          <w:szCs w:val="20"/>
+        </w:rPr>
+        <w:t>Promotion_Code</w:t>
+      </w:r>
+      <w:proofErr w:type="spellEnd"/>
+      <w:r>
+        <w:rPr>
+          <w:sz w:val="20"/>
+          <w:szCs w:val="20"/>
+        </w:rPr>
+        <w:t xml:space="preserve"> is blank.</w:t>
       </w:r>
     </w:p>
     <w:p>
@@ -8382,7 +9979,23 @@
           <w:sz w:val="20"/>
           <w:szCs w:val="20"/>
         </w:rPr>
-        <w:t xml:space="preserve"> year, month and day-of-week from Order_Date.</w:t>
+        <w:t xml:space="preserve"> year, month and day-of-week from </w:t>
+      </w:r>
+      <w:proofErr w:type="spellStart"/>
+      <w:r>
+        <w:rPr>
+          <w:sz w:val="20"/>
+          <w:szCs w:val="20"/>
+        </w:rPr>
+        <w:t>Order_Date</w:t>
+      </w:r>
+      <w:proofErr w:type="spellEnd"/>
+      <w:r>
+        <w:rPr>
+          <w:sz w:val="20"/>
+          <w:szCs w:val="20"/>
+        </w:rPr>
+        <w:t>.</w:t>
       </w:r>
     </w:p>
     <w:p>
@@ -8484,7 +10097,39 @@
           <w:sz w:val="20"/>
           <w:szCs w:val="20"/>
         </w:rPr>
-        <w:t xml:space="preserve"> Delivery_Days to Order_Date to get the delivery date (DATE_ADD / DATEADD).</w:t>
+        <w:t xml:space="preserve"> </w:t>
+      </w:r>
+      <w:proofErr w:type="spellStart"/>
+      <w:r>
+        <w:rPr>
+          <w:sz w:val="20"/>
+          <w:szCs w:val="20"/>
+        </w:rPr>
+        <w:t>Delivery_Days</w:t>
+      </w:r>
+      <w:proofErr w:type="spellEnd"/>
+      <w:r>
+        <w:rPr>
+          <w:sz w:val="20"/>
+          <w:szCs w:val="20"/>
+        </w:rPr>
+        <w:t xml:space="preserve"> to </w:t>
+      </w:r>
+      <w:proofErr w:type="spellStart"/>
+      <w:r>
+        <w:rPr>
+          <w:sz w:val="20"/>
+          <w:szCs w:val="20"/>
+        </w:rPr>
+        <w:t>Order_Date</w:t>
+      </w:r>
+      <w:proofErr w:type="spellEnd"/>
+      <w:r>
+        <w:rPr>
+          <w:sz w:val="20"/>
+          <w:szCs w:val="20"/>
+        </w:rPr>
+        <w:t xml:space="preserve"> to get the delivery date (DATE_ADD / DATEADD).</w:t>
       </w:r>
     </w:p>
     <w:p>
@@ -8518,7 +10163,23 @@
           <w:sz w:val="20"/>
           <w:szCs w:val="20"/>
         </w:rPr>
-        <w:t xml:space="preserve"> Order_Date as 'YYYY-MM'.</w:t>
+        <w:t xml:space="preserve"> </w:t>
+      </w:r>
+      <w:proofErr w:type="spellStart"/>
+      <w:r>
+        <w:rPr>
+          <w:sz w:val="20"/>
+          <w:szCs w:val="20"/>
+        </w:rPr>
+        <w:t>Order_Date</w:t>
+      </w:r>
+      <w:proofErr w:type="spellEnd"/>
+      <w:r>
+        <w:rPr>
+          <w:sz w:val="20"/>
+          <w:szCs w:val="20"/>
+        </w:rPr>
+        <w:t xml:space="preserve"> as 'YYYY-MM'.</w:t>
       </w:r>
     </w:p>
     <w:p>
@@ -8552,7 +10213,23 @@
           <w:sz w:val="20"/>
           <w:szCs w:val="20"/>
         </w:rPr>
-        <w:t xml:space="preserve"> placed on weekends; count orders by hour of Order_Time.</w:t>
+        <w:t xml:space="preserve"> placed on weekends; count orders by hour of </w:t>
+      </w:r>
+      <w:proofErr w:type="spellStart"/>
+      <w:r>
+        <w:rPr>
+          <w:sz w:val="20"/>
+          <w:szCs w:val="20"/>
+        </w:rPr>
+        <w:t>Order_Time</w:t>
+      </w:r>
+      <w:proofErr w:type="spellEnd"/>
+      <w:r>
+        <w:rPr>
+          <w:sz w:val="20"/>
+          <w:szCs w:val="20"/>
+        </w:rPr>
+        <w:t>.</w:t>
       </w:r>
     </w:p>
     <w:p>
@@ -8637,7 +10314,23 @@
           <w:sz w:val="20"/>
           <w:szCs w:val="20"/>
         </w:rPr>
-        <w:t xml:space="preserve"> Discount_Percentage at 50 where it is higher.</w:t>
+        <w:t xml:space="preserve"> </w:t>
+      </w:r>
+      <w:proofErr w:type="spellStart"/>
+      <w:r>
+        <w:rPr>
+          <w:sz w:val="20"/>
+          <w:szCs w:val="20"/>
+        </w:rPr>
+        <w:t>Discount_Percentage</w:t>
+      </w:r>
+      <w:proofErr w:type="spellEnd"/>
+      <w:r>
+        <w:rPr>
+          <w:sz w:val="20"/>
+          <w:szCs w:val="20"/>
+        </w:rPr>
+        <w:t xml:space="preserve"> at 50 where it is higher.</w:t>
       </w:r>
     </w:p>
     <w:p>
@@ -8705,7 +10398,23 @@
           <w:sz w:val="20"/>
           <w:szCs w:val="20"/>
         </w:rPr>
-        <w:t xml:space="preserve"> duplicate Transaction_IDs using ROW_NUMBER in a CTE.</w:t>
+        <w:t xml:space="preserve"> duplicate </w:t>
+      </w:r>
+      <w:proofErr w:type="spellStart"/>
+      <w:r>
+        <w:rPr>
+          <w:sz w:val="20"/>
+          <w:szCs w:val="20"/>
+        </w:rPr>
+        <w:t>Transaction_IDs</w:t>
+      </w:r>
+      <w:proofErr w:type="spellEnd"/>
+      <w:r>
+        <w:rPr>
+          <w:sz w:val="20"/>
+          <w:szCs w:val="20"/>
+        </w:rPr>
+        <w:t xml:space="preserve"> using ROW_NUMBER in a CTE.</w:t>
       </w:r>
     </w:p>
     <w:p>
@@ -8959,7 +10668,39 @@
           <w:sz w:val="20"/>
           <w:szCs w:val="20"/>
         </w:rPr>
-        <w:t xml:space="preserve"> JOIN sales with dim_product to show revenue by Product_Name.</w:t>
+        <w:t xml:space="preserve"> JOIN sales with </w:t>
+      </w:r>
+      <w:proofErr w:type="spellStart"/>
+      <w:r>
+        <w:rPr>
+          <w:sz w:val="20"/>
+          <w:szCs w:val="20"/>
+        </w:rPr>
+        <w:t>dim_product</w:t>
+      </w:r>
+      <w:proofErr w:type="spellEnd"/>
+      <w:r>
+        <w:rPr>
+          <w:sz w:val="20"/>
+          <w:szCs w:val="20"/>
+        </w:rPr>
+        <w:t xml:space="preserve"> to show revenue by </w:t>
+      </w:r>
+      <w:proofErr w:type="spellStart"/>
+      <w:r>
+        <w:rPr>
+          <w:sz w:val="20"/>
+          <w:szCs w:val="20"/>
+        </w:rPr>
+        <w:t>Product_Name</w:t>
+      </w:r>
+      <w:proofErr w:type="spellEnd"/>
+      <w:r>
+        <w:rPr>
+          <w:sz w:val="20"/>
+          <w:szCs w:val="20"/>
+        </w:rPr>
+        <w:t>.</w:t>
       </w:r>
     </w:p>
     <w:p>
@@ -9180,7 +10921,23 @@
           <w:sz w:val="20"/>
           <w:szCs w:val="20"/>
         </w:rPr>
-        <w:t xml:space="preserve"> with Sales_Amount above the overall average.</w:t>
+        <w:t xml:space="preserve"> with </w:t>
+      </w:r>
+      <w:proofErr w:type="spellStart"/>
+      <w:r>
+        <w:rPr>
+          <w:sz w:val="20"/>
+          <w:szCs w:val="20"/>
+        </w:rPr>
+        <w:t>Sales_Amount</w:t>
+      </w:r>
+      <w:proofErr w:type="spellEnd"/>
+      <w:r>
+        <w:rPr>
+          <w:sz w:val="20"/>
+          <w:szCs w:val="20"/>
+        </w:rPr>
+        <w:t xml:space="preserve"> above the overall average.</w:t>
       </w:r>
     </w:p>
     <w:p>
@@ -9536,7 +11293,23 @@
           <w:sz w:val="20"/>
           <w:szCs w:val="20"/>
         </w:rPr>
-        <w:t xml:space="preserve"> transaction's % of total Sales_Amount using </w:t>
+        <w:t xml:space="preserve"> transaction's % of total </w:t>
+      </w:r>
+      <w:proofErr w:type="spellStart"/>
+      <w:r>
+        <w:rPr>
+          <w:sz w:val="20"/>
+          <w:szCs w:val="20"/>
+        </w:rPr>
+        <w:t>Sales_Amount</w:t>
+      </w:r>
+      <w:proofErr w:type="spellEnd"/>
+      <w:r>
+        <w:rPr>
+          <w:sz w:val="20"/>
+          <w:szCs w:val="20"/>
+        </w:rPr>
+        <w:t xml:space="preserve"> using </w:t>
       </w:r>
       <w:proofErr w:type="gramStart"/>
       <w:r>
@@ -9686,7 +11459,23 @@
           <w:sz w:val="20"/>
           <w:szCs w:val="20"/>
         </w:rPr>
-        <w:t xml:space="preserve"> Sales_Amount per Country shown next to every row (PARTITION BY).</w:t>
+        <w:t xml:space="preserve"> </w:t>
+      </w:r>
+      <w:proofErr w:type="spellStart"/>
+      <w:r>
+        <w:rPr>
+          <w:sz w:val="20"/>
+          <w:szCs w:val="20"/>
+        </w:rPr>
+        <w:t>Sales_Amount</w:t>
+      </w:r>
+      <w:proofErr w:type="spellEnd"/>
+      <w:r>
+        <w:rPr>
+          <w:sz w:val="20"/>
+          <w:szCs w:val="20"/>
+        </w:rPr>
+        <w:t xml:space="preserve"> per Country shown next to every row (PARTITION BY).</w:t>
       </w:r>
     </w:p>
     <w:p>
@@ -10278,7 +12067,55 @@
           <w:sz w:val="20"/>
           <w:szCs w:val="20"/>
         </w:rPr>
-        <w:t xml:space="preserve"> dim_store from SELECT DISTINCT Store_ID, Store_Name, City, Country.</w:t>
+        <w:t xml:space="preserve"> </w:t>
+      </w:r>
+      <w:proofErr w:type="spellStart"/>
+      <w:r>
+        <w:rPr>
+          <w:sz w:val="20"/>
+          <w:szCs w:val="20"/>
+        </w:rPr>
+        <w:t>dim_store</w:t>
+      </w:r>
+      <w:proofErr w:type="spellEnd"/>
+      <w:r>
+        <w:rPr>
+          <w:sz w:val="20"/>
+          <w:szCs w:val="20"/>
+        </w:rPr>
+        <w:t xml:space="preserve"> from SELECT DISTINCT </w:t>
+      </w:r>
+      <w:proofErr w:type="spellStart"/>
+      <w:r>
+        <w:rPr>
+          <w:sz w:val="20"/>
+          <w:szCs w:val="20"/>
+        </w:rPr>
+        <w:t>Store_ID</w:t>
+      </w:r>
+      <w:proofErr w:type="spellEnd"/>
+      <w:r>
+        <w:rPr>
+          <w:sz w:val="20"/>
+          <w:szCs w:val="20"/>
+        </w:rPr>
+        <w:t xml:space="preserve">, </w:t>
+      </w:r>
+      <w:proofErr w:type="spellStart"/>
+      <w:r>
+        <w:rPr>
+          <w:sz w:val="20"/>
+          <w:szCs w:val="20"/>
+        </w:rPr>
+        <w:t>Store_Name</w:t>
+      </w:r>
+      <w:proofErr w:type="spellEnd"/>
+      <w:r>
+        <w:rPr>
+          <w:sz w:val="20"/>
+          <w:szCs w:val="20"/>
+        </w:rPr>
+        <w:t>, City, Country.</w:t>
       </w:r>
     </w:p>
     <w:p>
@@ -10404,7 +12241,23 @@
           <w:sz w:val="20"/>
           <w:szCs w:val="20"/>
         </w:rPr>
-        <w:t xml:space="preserve"> transactions where Promotion_Code IS NULL; list distinct countries with an alias.</w:t>
+        <w:t xml:space="preserve"> transactions where </w:t>
+      </w:r>
+      <w:proofErr w:type="spellStart"/>
+      <w:r>
+        <w:rPr>
+          <w:sz w:val="20"/>
+          <w:szCs w:val="20"/>
+        </w:rPr>
+        <w:t>Promotion_Code</w:t>
+      </w:r>
+      <w:proofErr w:type="spellEnd"/>
+      <w:r>
+        <w:rPr>
+          <w:sz w:val="20"/>
+          <w:szCs w:val="20"/>
+        </w:rPr>
+        <w:t xml:space="preserve"> IS NULL; list distinct countries with an alias.</w:t>
       </w:r>
     </w:p>
     <w:p>
@@ -10530,7 +12383,23 @@
           <w:sz w:val="20"/>
           <w:szCs w:val="20"/>
         </w:rPr>
-        <w:t xml:space="preserve"> so NULL Customer_Ratings appear last.</w:t>
+        <w:t xml:space="preserve"> so NULL </w:t>
+      </w:r>
+      <w:proofErr w:type="spellStart"/>
+      <w:r>
+        <w:rPr>
+          <w:sz w:val="20"/>
+          <w:szCs w:val="20"/>
+        </w:rPr>
+        <w:t>Customer_Ratings</w:t>
+      </w:r>
+      <w:proofErr w:type="spellEnd"/>
+      <w:r>
+        <w:rPr>
+          <w:sz w:val="20"/>
+          <w:szCs w:val="20"/>
+        </w:rPr>
+        <w:t xml:space="preserve"> appear last.</w:t>
       </w:r>
     </w:p>
     <w:p>
@@ -10593,7 +12462,23 @@
           <w:sz w:val="20"/>
           <w:szCs w:val="20"/>
         </w:rPr>
-        <w:t xml:space="preserve"> count and average rating per Sales_Channel.</w:t>
+        <w:t xml:space="preserve"> count and average rating per </w:t>
+      </w:r>
+      <w:proofErr w:type="spellStart"/>
+      <w:r>
+        <w:rPr>
+          <w:sz w:val="20"/>
+          <w:szCs w:val="20"/>
+        </w:rPr>
+        <w:t>Sales_Channel</w:t>
+      </w:r>
+      <w:proofErr w:type="spellEnd"/>
+      <w:r>
+        <w:rPr>
+          <w:sz w:val="20"/>
+          <w:szCs w:val="20"/>
+        </w:rPr>
+        <w:t>.</w:t>
       </w:r>
     </w:p>
     <w:p>
@@ -10719,7 +12604,23 @@
           <w:sz w:val="20"/>
           <w:szCs w:val="20"/>
         </w:rPr>
-        <w:t xml:space="preserve"> with average Customer_Rating below 4.</w:t>
+        <w:t xml:space="preserve"> with average </w:t>
+      </w:r>
+      <w:proofErr w:type="spellStart"/>
+      <w:r>
+        <w:rPr>
+          <w:sz w:val="20"/>
+          <w:szCs w:val="20"/>
+        </w:rPr>
+        <w:t>Customer_Rating</w:t>
+      </w:r>
+      <w:proofErr w:type="spellEnd"/>
+      <w:r>
+        <w:rPr>
+          <w:sz w:val="20"/>
+          <w:szCs w:val="20"/>
+        </w:rPr>
+        <w:t xml:space="preserve"> below 4.</w:t>
       </w:r>
     </w:p>
     <w:p>
@@ -10845,7 +12746,23 @@
           <w:sz w:val="20"/>
           <w:szCs w:val="20"/>
         </w:rPr>
-        <w:t>-style output: count of transactions per Sales_Channel as separate columns using CASE.</w:t>
+        <w:t xml:space="preserve">-style output: count of transactions per </w:t>
+      </w:r>
+      <w:proofErr w:type="spellStart"/>
+      <w:r>
+        <w:rPr>
+          <w:sz w:val="20"/>
+          <w:szCs w:val="20"/>
+        </w:rPr>
+        <w:t>Sales_Channel</w:t>
+      </w:r>
+      <w:proofErr w:type="spellEnd"/>
+      <w:r>
+        <w:rPr>
+          <w:sz w:val="20"/>
+          <w:szCs w:val="20"/>
+        </w:rPr>
+        <w:t xml:space="preserve"> as separate columns using CASE.</w:t>
       </w:r>
     </w:p>
     <w:p>
@@ -11034,7 +12951,23 @@
           <w:sz w:val="20"/>
           <w:szCs w:val="20"/>
         </w:rPr>
-        <w:t xml:space="preserve"> placed on weekends; count orders by hour of Order_Time.</w:t>
+        <w:t xml:space="preserve"> placed on weekends; count orders by hour of </w:t>
+      </w:r>
+      <w:proofErr w:type="spellStart"/>
+      <w:r>
+        <w:rPr>
+          <w:sz w:val="20"/>
+          <w:szCs w:val="20"/>
+        </w:rPr>
+        <w:t>Order_Time</w:t>
+      </w:r>
+      <w:proofErr w:type="spellEnd"/>
+      <w:r>
+        <w:rPr>
+          <w:sz w:val="20"/>
+          <w:szCs w:val="20"/>
+        </w:rPr>
+        <w:t>.</w:t>
       </w:r>
     </w:p>
     <w:p>
@@ -12032,7 +13965,23 @@
           <w:sz w:val="20"/>
           <w:szCs w:val="20"/>
         </w:rPr>
-        <w:t xml:space="preserve"> vs DirectQuery: which would you pick for this dataset and why?</w:t>
+        <w:t xml:space="preserve"> vs </w:t>
+      </w:r>
+      <w:proofErr w:type="spellStart"/>
+      <w:r>
+        <w:rPr>
+          <w:sz w:val="20"/>
+          <w:szCs w:val="20"/>
+        </w:rPr>
+        <w:t>DirectQuery</w:t>
+      </w:r>
+      <w:proofErr w:type="spellEnd"/>
+      <w:r>
+        <w:rPr>
+          <w:sz w:val="20"/>
+          <w:szCs w:val="20"/>
+        </w:rPr>
+        <w:t>: which would you pick for this dataset and why?</w:t>
       </w:r>
     </w:p>
     <w:p>
@@ -12151,7 +14100,23 @@
           <w:sz w:val="20"/>
           <w:szCs w:val="20"/>
         </w:rPr>
-        <w:t xml:space="preserve"> headers, set data types and remove duplicates on Transaction_ID.</w:t>
+        <w:t xml:space="preserve"> headers, set data types and remove duplicates on </w:t>
+      </w:r>
+      <w:proofErr w:type="spellStart"/>
+      <w:r>
+        <w:rPr>
+          <w:sz w:val="20"/>
+          <w:szCs w:val="20"/>
+        </w:rPr>
+        <w:t>Transaction_ID</w:t>
+      </w:r>
+      <w:proofErr w:type="spellEnd"/>
+      <w:r>
+        <w:rPr>
+          <w:sz w:val="20"/>
+          <w:szCs w:val="20"/>
+        </w:rPr>
+        <w:t>.</w:t>
       </w:r>
     </w:p>
     <w:p>
@@ -12219,7 +14184,39 @@
           <w:sz w:val="20"/>
           <w:szCs w:val="20"/>
         </w:rPr>
-        <w:t xml:space="preserve"> inconsistent text (case, spaces) in Product_Category, Payment_Method and City.</w:t>
+        <w:t xml:space="preserve"> inconsistent text (case, spaces) in </w:t>
+      </w:r>
+      <w:proofErr w:type="spellStart"/>
+      <w:r>
+        <w:rPr>
+          <w:sz w:val="20"/>
+          <w:szCs w:val="20"/>
+        </w:rPr>
+        <w:t>Product_Category</w:t>
+      </w:r>
+      <w:proofErr w:type="spellEnd"/>
+      <w:r>
+        <w:rPr>
+          <w:sz w:val="20"/>
+          <w:szCs w:val="20"/>
+        </w:rPr>
+        <w:t xml:space="preserve">, </w:t>
+      </w:r>
+      <w:proofErr w:type="spellStart"/>
+      <w:r>
+        <w:rPr>
+          <w:sz w:val="20"/>
+          <w:szCs w:val="20"/>
+        </w:rPr>
+        <w:t>Payment_Method</w:t>
+      </w:r>
+      <w:proofErr w:type="spellEnd"/>
+      <w:r>
+        <w:rPr>
+          <w:sz w:val="20"/>
+          <w:szCs w:val="20"/>
+        </w:rPr>
+        <w:t xml:space="preserve"> and City.</w:t>
       </w:r>
     </w:p>
     <w:p>
@@ -12253,7 +14250,23 @@
           <w:sz w:val="20"/>
           <w:szCs w:val="20"/>
         </w:rPr>
-        <w:t xml:space="preserve"> rows with Quantity &lt;= 0 and handle nulls in Customer_Age.</w:t>
+        <w:t xml:space="preserve"> rows with Quantity &lt;= 0 and handle nulls in </w:t>
+      </w:r>
+      <w:proofErr w:type="spellStart"/>
+      <w:r>
+        <w:rPr>
+          <w:sz w:val="20"/>
+          <w:szCs w:val="20"/>
+        </w:rPr>
+        <w:t>Customer_Age</w:t>
+      </w:r>
+      <w:proofErr w:type="spellEnd"/>
+      <w:r>
+        <w:rPr>
+          <w:sz w:val="20"/>
+          <w:szCs w:val="20"/>
+        </w:rPr>
+        <w:t>.</w:t>
       </w:r>
     </w:p>
     <w:p>
@@ -12287,7 +14300,23 @@
           <w:sz w:val="20"/>
           <w:szCs w:val="20"/>
         </w:rPr>
-        <w:t xml:space="preserve"> a custom column and split Order_Time into hour.</w:t>
+        <w:t xml:space="preserve"> a custom column and split </w:t>
+      </w:r>
+      <w:proofErr w:type="spellStart"/>
+      <w:r>
+        <w:rPr>
+          <w:sz w:val="20"/>
+          <w:szCs w:val="20"/>
+        </w:rPr>
+        <w:t>Order_Time</w:t>
+      </w:r>
+      <w:proofErr w:type="spellEnd"/>
+      <w:r>
+        <w:rPr>
+          <w:sz w:val="20"/>
+          <w:szCs w:val="20"/>
+        </w:rPr>
+        <w:t xml:space="preserve"> into hour.</w:t>
       </w:r>
     </w:p>
     <w:p>
@@ -12321,7 +14350,23 @@
           <w:sz w:val="20"/>
           <w:szCs w:val="20"/>
         </w:rPr>
-        <w:t xml:space="preserve"> By to get revenue per Customer_ID; Merge two queries; Append two queries.</w:t>
+        <w:t xml:space="preserve"> By to get revenue per </w:t>
+      </w:r>
+      <w:proofErr w:type="spellStart"/>
+      <w:r>
+        <w:rPr>
+          <w:sz w:val="20"/>
+          <w:szCs w:val="20"/>
+        </w:rPr>
+        <w:t>Customer_ID</w:t>
+      </w:r>
+      <w:proofErr w:type="spellEnd"/>
+      <w:r>
+        <w:rPr>
+          <w:sz w:val="20"/>
+          <w:szCs w:val="20"/>
+        </w:rPr>
+        <w:t>; Merge two queries; Append two queries.</w:t>
       </w:r>
     </w:p>
     <w:p>
@@ -12406,7 +14451,23 @@
           <w:sz w:val="20"/>
           <w:szCs w:val="20"/>
         </w:rPr>
-        <w:t xml:space="preserve"> an if-then-else custom column for Size_Label in M.</w:t>
+        <w:t xml:space="preserve"> an if-then-else custom column for </w:t>
+      </w:r>
+      <w:proofErr w:type="spellStart"/>
+      <w:r>
+        <w:rPr>
+          <w:sz w:val="20"/>
+          <w:szCs w:val="20"/>
+        </w:rPr>
+        <w:t>Size_Label</w:t>
+      </w:r>
+      <w:proofErr w:type="spellEnd"/>
+      <w:r>
+        <w:rPr>
+          <w:sz w:val="20"/>
+          <w:szCs w:val="20"/>
+        </w:rPr>
+        <w:t xml:space="preserve"> in M.</w:t>
       </w:r>
     </w:p>
     <w:p>
@@ -12449,7 +14510,55 @@
           <w:sz w:val="20"/>
           <w:szCs w:val="20"/>
         </w:rPr>
-        <w:t xml:space="preserve"> Table.TransformColumns with Text.Proper and Text.Trim.</w:t>
+        <w:t xml:space="preserve"> </w:t>
+      </w:r>
+      <w:proofErr w:type="spellStart"/>
+      <w:r>
+        <w:rPr>
+          <w:sz w:val="20"/>
+          <w:szCs w:val="20"/>
+        </w:rPr>
+        <w:t>Table.TransformColumns</w:t>
+      </w:r>
+      <w:proofErr w:type="spellEnd"/>
+      <w:r>
+        <w:rPr>
+          <w:sz w:val="20"/>
+          <w:szCs w:val="20"/>
+        </w:rPr>
+        <w:t xml:space="preserve"> with </w:t>
+      </w:r>
+      <w:proofErr w:type="spellStart"/>
+      <w:r>
+        <w:rPr>
+          <w:sz w:val="20"/>
+          <w:szCs w:val="20"/>
+        </w:rPr>
+        <w:t>Text.Proper</w:t>
+      </w:r>
+      <w:proofErr w:type="spellEnd"/>
+      <w:r>
+        <w:rPr>
+          <w:sz w:val="20"/>
+          <w:szCs w:val="20"/>
+        </w:rPr>
+        <w:t xml:space="preserve"> and </w:t>
+      </w:r>
+      <w:proofErr w:type="spellStart"/>
+      <w:r>
+        <w:rPr>
+          <w:sz w:val="20"/>
+          <w:szCs w:val="20"/>
+        </w:rPr>
+        <w:t>Text.Trim</w:t>
+      </w:r>
+      <w:proofErr w:type="spellEnd"/>
+      <w:r>
+        <w:rPr>
+          <w:sz w:val="20"/>
+          <w:szCs w:val="20"/>
+        </w:rPr>
+        <w:t>.</w:t>
       </w:r>
     </w:p>
     <w:p>
@@ -12492,7 +14601,39 @@
           <w:sz w:val="20"/>
           <w:szCs w:val="20"/>
         </w:rPr>
-        <w:t xml:space="preserve"> Date.Year and Date.MonthName to build date columns in M.</w:t>
+        <w:t xml:space="preserve"> </w:t>
+      </w:r>
+      <w:proofErr w:type="spellStart"/>
+      <w:r>
+        <w:rPr>
+          <w:sz w:val="20"/>
+          <w:szCs w:val="20"/>
+        </w:rPr>
+        <w:t>Date.Year</w:t>
+      </w:r>
+      <w:proofErr w:type="spellEnd"/>
+      <w:r>
+        <w:rPr>
+          <w:sz w:val="20"/>
+          <w:szCs w:val="20"/>
+        </w:rPr>
+        <w:t xml:space="preserve"> and </w:t>
+      </w:r>
+      <w:proofErr w:type="spellStart"/>
+      <w:r>
+        <w:rPr>
+          <w:sz w:val="20"/>
+          <w:szCs w:val="20"/>
+        </w:rPr>
+        <w:t>Date.MonthName</w:t>
+      </w:r>
+      <w:proofErr w:type="spellEnd"/>
+      <w:r>
+        <w:rPr>
+          <w:sz w:val="20"/>
+          <w:szCs w:val="20"/>
+        </w:rPr>
+        <w:t xml:space="preserve"> to build date columns in M.</w:t>
       </w:r>
     </w:p>
     <w:p>
@@ -12526,7 +14667,23 @@
           <w:sz w:val="20"/>
           <w:szCs w:val="20"/>
         </w:rPr>
-        <w:t xml:space="preserve"> a custom function fnClean(text) and call it.</w:t>
+        <w:t xml:space="preserve"> a custom function </w:t>
+      </w:r>
+      <w:proofErr w:type="spellStart"/>
+      <w:r>
+        <w:rPr>
+          <w:sz w:val="20"/>
+          <w:szCs w:val="20"/>
+        </w:rPr>
+        <w:t>fnClean</w:t>
+      </w:r>
+      <w:proofErr w:type="spellEnd"/>
+      <w:r>
+        <w:rPr>
+          <w:sz w:val="20"/>
+          <w:szCs w:val="20"/>
+        </w:rPr>
+        <w:t>(text) and call it.</w:t>
       </w:r>
     </w:p>
     <w:p>
@@ -12603,7 +14760,23 @@
           <w:sz w:val="20"/>
           <w:szCs w:val="20"/>
         </w:rPr>
-        <w:t xml:space="preserve"> a Date table in M using List.Dates.</w:t>
+        <w:t xml:space="preserve"> a Date table in M using </w:t>
+      </w:r>
+      <w:proofErr w:type="spellStart"/>
+      <w:r>
+        <w:rPr>
+          <w:sz w:val="20"/>
+          <w:szCs w:val="20"/>
+        </w:rPr>
+        <w:t>List.Dates</w:t>
+      </w:r>
+      <w:proofErr w:type="spellEnd"/>
+      <w:r>
+        <w:rPr>
+          <w:sz w:val="20"/>
+          <w:szCs w:val="20"/>
+        </w:rPr>
+        <w:t>.</w:t>
       </w:r>
     </w:p>
     <w:p>
@@ -12635,7 +14808,23 @@
           <w:szCs w:val="20"/>
         </w:rPr>
         <w:lastRenderedPageBreak/>
-        <w:t>Day 9: Power BI modeling (P4-P6)</w:t>
+        <w:t xml:space="preserve">Day 9: Power BI </w:t>
+      </w:r>
+      <w:proofErr w:type="spellStart"/>
+      <w:r>
+        <w:rPr>
+          <w:sz w:val="20"/>
+          <w:szCs w:val="20"/>
+        </w:rPr>
+        <w:t>modeling</w:t>
+      </w:r>
+      <w:proofErr w:type="spellEnd"/>
+      <w:r>
+        <w:rPr>
+          <w:sz w:val="20"/>
+          <w:szCs w:val="20"/>
+        </w:rPr>
+        <w:t xml:space="preserve"> (P4-P6)</w:t>
       </w:r>
     </w:p>
     <w:tbl>
@@ -13078,7 +15267,23 @@
           <w:sz w:val="20"/>
           <w:szCs w:val="20"/>
         </w:rPr>
-        <w:t xml:space="preserve"> columns are primary keys and foreign keys between fact and dim_product?</w:t>
+        <w:t xml:space="preserve"> columns are primary keys and foreign keys between fact and </w:t>
+      </w:r>
+      <w:proofErr w:type="spellStart"/>
+      <w:r>
+        <w:rPr>
+          <w:sz w:val="20"/>
+          <w:szCs w:val="20"/>
+        </w:rPr>
+        <w:t>dim_product</w:t>
+      </w:r>
+      <w:proofErr w:type="spellEnd"/>
+      <w:r>
+        <w:rPr>
+          <w:sz w:val="20"/>
+          <w:szCs w:val="20"/>
+        </w:rPr>
+        <w:t>?</w:t>
       </w:r>
     </w:p>
     <w:p>
@@ -13247,7 +15452,23 @@
           <w:sz w:val="20"/>
           <w:szCs w:val="20"/>
         </w:rPr>
-        <w:t xml:space="preserve"> vs DirectQuery vs Composite: one pro and one con each.</w:t>
+        <w:t xml:space="preserve"> vs </w:t>
+      </w:r>
+      <w:proofErr w:type="spellStart"/>
+      <w:r>
+        <w:rPr>
+          <w:sz w:val="20"/>
+          <w:szCs w:val="20"/>
+        </w:rPr>
+        <w:t>DirectQuery</w:t>
+      </w:r>
+      <w:proofErr w:type="spellEnd"/>
+      <w:r>
+        <w:rPr>
+          <w:sz w:val="20"/>
+          <w:szCs w:val="20"/>
+        </w:rPr>
+        <w:t xml:space="preserve"> vs Composite: one pro and one con each.</w:t>
       </w:r>
     </w:p>
     <w:p>
@@ -13671,7 +15892,23 @@
           <w:sz w:val="20"/>
           <w:szCs w:val="20"/>
         </w:rPr>
-        <w:t>: Online Sales (Sales_Channel = Online).</w:t>
+        <w:t>: Online Sales (</w:t>
+      </w:r>
+      <w:proofErr w:type="spellStart"/>
+      <w:r>
+        <w:rPr>
+          <w:sz w:val="20"/>
+          <w:szCs w:val="20"/>
+        </w:rPr>
+        <w:t>Sales_Channel</w:t>
+      </w:r>
+      <w:proofErr w:type="spellEnd"/>
+      <w:r>
+        <w:rPr>
+          <w:sz w:val="20"/>
+          <w:szCs w:val="20"/>
+        </w:rPr>
+        <w:t xml:space="preserve"> = Online).</w:t>
       </w:r>
     </w:p>
     <w:p>
@@ -13858,7 +16095,23 @@
           <w:sz w:val="20"/>
           <w:szCs w:val="20"/>
         </w:rPr>
-        <w:t>: total of Quantity x Unit_Price. When do you need an iterator?</w:t>
+        <w:t xml:space="preserve">: total of Quantity x </w:t>
+      </w:r>
+      <w:proofErr w:type="spellStart"/>
+      <w:r>
+        <w:rPr>
+          <w:sz w:val="20"/>
+          <w:szCs w:val="20"/>
+        </w:rPr>
+        <w:t>Unit_Price</w:t>
+      </w:r>
+      <w:proofErr w:type="spellEnd"/>
+      <w:r>
+        <w:rPr>
+          <w:sz w:val="20"/>
+          <w:szCs w:val="20"/>
+        </w:rPr>
+        <w:t>. When do you need an iterator?</w:t>
       </w:r>
     </w:p>
     <w:p>
@@ -14316,7 +16569,23 @@
           <w:sz w:val="20"/>
           <w:szCs w:val="20"/>
         </w:rPr>
-        <w:t>: hide Cost_Amount and Profit from a role. Which tool is needed?</w:t>
+        <w:t xml:space="preserve">: hide </w:t>
+      </w:r>
+      <w:proofErr w:type="spellStart"/>
+      <w:r>
+        <w:rPr>
+          <w:sz w:val="20"/>
+          <w:szCs w:val="20"/>
+        </w:rPr>
+        <w:t>Cost_Amount</w:t>
+      </w:r>
+      <w:proofErr w:type="spellEnd"/>
+      <w:r>
+        <w:rPr>
+          <w:sz w:val="20"/>
+          <w:szCs w:val="20"/>
+        </w:rPr>
+        <w:t xml:space="preserve"> and Profit from a role. Which tool is needed?</w:t>
       </w:r>
     </w:p>
     <w:p>
@@ -14894,7 +17163,23 @@
           <w:sz w:val="20"/>
           <w:szCs w:val="20"/>
         </w:rPr>
-        <w:t xml:space="preserve"> a waterfall chart and a treemap for profit by category.</w:t>
+        <w:t xml:space="preserve"> a waterfall chart and a </w:t>
+      </w:r>
+      <w:proofErr w:type="spellStart"/>
+      <w:r>
+        <w:rPr>
+          <w:sz w:val="20"/>
+          <w:szCs w:val="20"/>
+        </w:rPr>
+        <w:t>treemap</w:t>
+      </w:r>
+      <w:proofErr w:type="spellEnd"/>
+      <w:r>
+        <w:rPr>
+          <w:sz w:val="20"/>
+          <w:szCs w:val="20"/>
+        </w:rPr>
+        <w:t xml:space="preserve"> for profit by category.</w:t>
       </w:r>
     </w:p>
     <w:p>
@@ -15080,7 +17365,23 @@
           <w:sz w:val="20"/>
           <w:szCs w:val="20"/>
         </w:rPr>
-        <w:t xml:space="preserve"> a color scale on profit margin in a matrix.</w:t>
+        <w:t xml:space="preserve"> a </w:t>
+      </w:r>
+      <w:proofErr w:type="spellStart"/>
+      <w:r>
+        <w:rPr>
+          <w:sz w:val="20"/>
+          <w:szCs w:val="20"/>
+        </w:rPr>
+        <w:t>color</w:t>
+      </w:r>
+      <w:proofErr w:type="spellEnd"/>
+      <w:r>
+        <w:rPr>
+          <w:sz w:val="20"/>
+          <w:szCs w:val="20"/>
+        </w:rPr>
+        <w:t xml:space="preserve"> scale on profit margin in a matrix.</w:t>
       </w:r>
     </w:p>
     <w:p>
@@ -15182,7 +17483,23 @@
           <w:sz w:val="20"/>
           <w:szCs w:val="20"/>
         </w:rPr>
-        <w:t xml:space="preserve"> Influencers: what drives low Customer_Rating or returns?</w:t>
+        <w:t xml:space="preserve"> Influencers: what drives low </w:t>
+      </w:r>
+      <w:proofErr w:type="spellStart"/>
+      <w:r>
+        <w:rPr>
+          <w:sz w:val="20"/>
+          <w:szCs w:val="20"/>
+        </w:rPr>
+        <w:t>Customer_Rating</w:t>
+      </w:r>
+      <w:proofErr w:type="spellEnd"/>
+      <w:r>
+        <w:rPr>
+          <w:sz w:val="20"/>
+          <w:szCs w:val="20"/>
+        </w:rPr>
+        <w:t xml:space="preserve"> or returns?</w:t>
       </w:r>
     </w:p>
     <w:p>
@@ -16307,7 +18624,23 @@
           <w:sz w:val="20"/>
           <w:szCs w:val="20"/>
         </w:rPr>
-        <w:t xml:space="preserve"> only the keyboard, jump to the last row/column of the data, then select the whole Sales_Amount column.</w:t>
+        <w:t xml:space="preserve"> only the keyboard, jump to the last row/column of the data, then select the whole </w:t>
+      </w:r>
+      <w:proofErr w:type="spellStart"/>
+      <w:r>
+        <w:rPr>
+          <w:sz w:val="20"/>
+          <w:szCs w:val="20"/>
+        </w:rPr>
+        <w:t>Sales_Amount</w:t>
+      </w:r>
+      <w:proofErr w:type="spellEnd"/>
+      <w:r>
+        <w:rPr>
+          <w:sz w:val="20"/>
+          <w:szCs w:val="20"/>
+        </w:rPr>
+        <w:t xml:space="preserve"> column.</w:t>
       </w:r>
     </w:p>
     <w:p>
@@ -16370,7 +18703,23 @@
           <w:sz w:val="20"/>
           <w:szCs w:val="20"/>
         </w:rPr>
-        <w:t xml:space="preserve"> by Country (A-Z), then by Sales_Amount (largest first).</w:t>
+        <w:t xml:space="preserve"> by Country (A-Z), then by </w:t>
+      </w:r>
+      <w:proofErr w:type="spellStart"/>
+      <w:r>
+        <w:rPr>
+          <w:sz w:val="20"/>
+          <w:szCs w:val="20"/>
+        </w:rPr>
+        <w:t>Sales_Amount</w:t>
+      </w:r>
+      <w:proofErr w:type="spellEnd"/>
+      <w:r>
+        <w:rPr>
+          <w:sz w:val="20"/>
+          <w:szCs w:val="20"/>
+        </w:rPr>
+        <w:t xml:space="preserve"> (largest first).</w:t>
       </w:r>
     </w:p>
     <w:p>
@@ -16496,7 +18845,23 @@
           <w:sz w:val="20"/>
           <w:szCs w:val="20"/>
         </w:rPr>
-        <w:t xml:space="preserve"> duplicate rows on Transaction_ID. How do you confirm how many were removed?</w:t>
+        <w:t xml:space="preserve"> duplicate rows on </w:t>
+      </w:r>
+      <w:proofErr w:type="spellStart"/>
+      <w:r>
+        <w:rPr>
+          <w:sz w:val="20"/>
+          <w:szCs w:val="20"/>
+        </w:rPr>
+        <w:t>Transaction_ID</w:t>
+      </w:r>
+      <w:proofErr w:type="spellEnd"/>
+      <w:r>
+        <w:rPr>
+          <w:sz w:val="20"/>
+          <w:szCs w:val="20"/>
+        </w:rPr>
+        <w:t>. How do you confirm how many were removed?</w:t>
       </w:r>
     </w:p>
     <w:p>
@@ -16559,7 +18924,23 @@
           <w:sz w:val="20"/>
           <w:szCs w:val="20"/>
         </w:rPr>
-        <w:t>: Online orders in Germany with Sales_Amount &gt; 500.</w:t>
+        <w:t xml:space="preserve">: Online orders in Germany with </w:t>
+      </w:r>
+      <w:proofErr w:type="spellStart"/>
+      <w:r>
+        <w:rPr>
+          <w:sz w:val="20"/>
+          <w:szCs w:val="20"/>
+        </w:rPr>
+        <w:t>Sales_Amount</w:t>
+      </w:r>
+      <w:proofErr w:type="spellEnd"/>
+      <w:r>
+        <w:rPr>
+          <w:sz w:val="20"/>
+          <w:szCs w:val="20"/>
+        </w:rPr>
+        <w:t xml:space="preserve"> &gt; 500.</w:t>
       </w:r>
     </w:p>
     <w:p>
@@ -16622,7 +19003,23 @@
           <w:sz w:val="20"/>
           <w:szCs w:val="20"/>
         </w:rPr>
-        <w:t xml:space="preserve"> chart of monthly Sales_Amount (build a helper month column first).</w:t>
+        <w:t xml:space="preserve"> chart of monthly </w:t>
+      </w:r>
+      <w:proofErr w:type="spellStart"/>
+      <w:r>
+        <w:rPr>
+          <w:sz w:val="20"/>
+          <w:szCs w:val="20"/>
+        </w:rPr>
+        <w:t>Sales_Amount</w:t>
+      </w:r>
+      <w:proofErr w:type="spellEnd"/>
+      <w:r>
+        <w:rPr>
+          <w:sz w:val="20"/>
+          <w:szCs w:val="20"/>
+        </w:rPr>
+        <w:t xml:space="preserve"> (build a helper month column first).</w:t>
       </w:r>
     </w:p>
     <w:p>
@@ -16685,7 +19082,23 @@
           <w:sz w:val="20"/>
           <w:szCs w:val="20"/>
         </w:rPr>
-        <w:t xml:space="preserve"> VLOOKUP approximate match to map Sales_Amount to a price band table (0, 100, 500, 1000).</w:t>
+        <w:t xml:space="preserve"> VLOOKUP approximate match to map </w:t>
+      </w:r>
+      <w:proofErr w:type="spellStart"/>
+      <w:r>
+        <w:rPr>
+          <w:sz w:val="20"/>
+          <w:szCs w:val="20"/>
+        </w:rPr>
+        <w:t>Sales_Amount</w:t>
+      </w:r>
+      <w:proofErr w:type="spellEnd"/>
+      <w:r>
+        <w:rPr>
+          <w:sz w:val="20"/>
+          <w:szCs w:val="20"/>
+        </w:rPr>
+        <w:t xml:space="preserve"> to a price band table (0, 100, 500, 1000).</w:t>
       </w:r>
     </w:p>
     <w:p>
@@ -16748,7 +19161,39 @@
           <w:sz w:val="20"/>
           <w:szCs w:val="20"/>
         </w:rPr>
-        <w:t xml:space="preserve"> INDEX/MATCH to return Store_Name for a given Store_ID.</w:t>
+        <w:t xml:space="preserve"> INDEX/MATCH to return </w:t>
+      </w:r>
+      <w:proofErr w:type="spellStart"/>
+      <w:r>
+        <w:rPr>
+          <w:sz w:val="20"/>
+          <w:szCs w:val="20"/>
+        </w:rPr>
+        <w:t>Store_Name</w:t>
+      </w:r>
+      <w:proofErr w:type="spellEnd"/>
+      <w:r>
+        <w:rPr>
+          <w:sz w:val="20"/>
+          <w:szCs w:val="20"/>
+        </w:rPr>
+        <w:t xml:space="preserve"> for a given </w:t>
+      </w:r>
+      <w:proofErr w:type="spellStart"/>
+      <w:r>
+        <w:rPr>
+          <w:sz w:val="20"/>
+          <w:szCs w:val="20"/>
+        </w:rPr>
+        <w:t>Store_ID</w:t>
+      </w:r>
+      <w:proofErr w:type="spellEnd"/>
+      <w:r>
+        <w:rPr>
+          <w:sz w:val="20"/>
+          <w:szCs w:val="20"/>
+        </w:rPr>
+        <w:t>.</w:t>
       </w:r>
     </w:p>
     <w:p>
@@ -16811,7 +19256,23 @@
           <w:sz w:val="20"/>
           <w:szCs w:val="20"/>
         </w:rPr>
-        <w:t>: extract the store number from Store_ID.</w:t>
+        <w:t xml:space="preserve">: extract the store number from </w:t>
+      </w:r>
+      <w:proofErr w:type="spellStart"/>
+      <w:r>
+        <w:rPr>
+          <w:sz w:val="20"/>
+          <w:szCs w:val="20"/>
+        </w:rPr>
+        <w:t>Store_ID</w:t>
+      </w:r>
+      <w:proofErr w:type="spellEnd"/>
+      <w:r>
+        <w:rPr>
+          <w:sz w:val="20"/>
+          <w:szCs w:val="20"/>
+        </w:rPr>
+        <w:t>.</w:t>
       </w:r>
     </w:p>
     <w:p>
@@ -16874,7 +19335,23 @@
           <w:sz w:val="20"/>
           <w:szCs w:val="20"/>
         </w:rPr>
-        <w:t xml:space="preserve"> Year, Month name and Weekday from Order_Date.</w:t>
+        <w:t xml:space="preserve"> Year, Month name and Weekday from </w:t>
+      </w:r>
+      <w:proofErr w:type="spellStart"/>
+      <w:r>
+        <w:rPr>
+          <w:sz w:val="20"/>
+          <w:szCs w:val="20"/>
+        </w:rPr>
+        <w:t>Order_Date</w:t>
+      </w:r>
+      <w:proofErr w:type="spellEnd"/>
+      <w:r>
+        <w:rPr>
+          <w:sz w:val="20"/>
+          <w:szCs w:val="20"/>
+        </w:rPr>
+        <w:t>.</w:t>
       </w:r>
     </w:p>
     <w:p>
@@ -17063,7 +19540,23 @@
           <w:sz w:val="20"/>
           <w:szCs w:val="20"/>
         </w:rPr>
-        <w:t xml:space="preserve"> Discount_Percentage to values between 0 and 50, with a custom error message.</w:t>
+        <w:t xml:space="preserve"> </w:t>
+      </w:r>
+      <w:proofErr w:type="spellStart"/>
+      <w:r>
+        <w:rPr>
+          <w:sz w:val="20"/>
+          <w:szCs w:val="20"/>
+        </w:rPr>
+        <w:t>Discount_Percentage</w:t>
+      </w:r>
+      <w:proofErr w:type="spellEnd"/>
+      <w:r>
+        <w:rPr>
+          <w:sz w:val="20"/>
+          <w:szCs w:val="20"/>
+        </w:rPr>
+        <w:t xml:space="preserve"> to values between 0 and 50, with a custom error message.</w:t>
       </w:r>
     </w:p>
     <w:p>
@@ -17206,7 +19699,39 @@
           <w:sz w:val="20"/>
           <w:szCs w:val="20"/>
         </w:rPr>
-        <w:t xml:space="preserve"> a primary key on Transaction_ID and NOT NULL on Order_Date.</w:t>
+        <w:t xml:space="preserve"> a primary key on </w:t>
+      </w:r>
+      <w:proofErr w:type="spellStart"/>
+      <w:r>
+        <w:rPr>
+          <w:sz w:val="20"/>
+          <w:szCs w:val="20"/>
+        </w:rPr>
+        <w:t>Transaction_ID</w:t>
+      </w:r>
+      <w:proofErr w:type="spellEnd"/>
+      <w:r>
+        <w:rPr>
+          <w:sz w:val="20"/>
+          <w:szCs w:val="20"/>
+        </w:rPr>
+        <w:t xml:space="preserve"> and NOT NULL on </w:t>
+      </w:r>
+      <w:proofErr w:type="spellStart"/>
+      <w:r>
+        <w:rPr>
+          <w:sz w:val="20"/>
+          <w:szCs w:val="20"/>
+        </w:rPr>
+        <w:t>Order_Date</w:t>
+      </w:r>
+      <w:proofErr w:type="spellEnd"/>
+      <w:r>
+        <w:rPr>
+          <w:sz w:val="20"/>
+          <w:szCs w:val="20"/>
+        </w:rPr>
+        <w:t>.</w:t>
       </w:r>
     </w:p>
     <w:p>
@@ -17269,7 +19794,23 @@
           <w:sz w:val="20"/>
           <w:szCs w:val="20"/>
         </w:rPr>
-        <w:t xml:space="preserve"> where Country = 'Canada' and Sales_Amount &gt; 500.</w:t>
+        <w:t xml:space="preserve"> where Country = 'Canada' and </w:t>
+      </w:r>
+      <w:proofErr w:type="spellStart"/>
+      <w:r>
+        <w:rPr>
+          <w:sz w:val="20"/>
+          <w:szCs w:val="20"/>
+        </w:rPr>
+        <w:t>Sales_Amount</w:t>
+      </w:r>
+      <w:proofErr w:type="spellEnd"/>
+      <w:r>
+        <w:rPr>
+          <w:sz w:val="20"/>
+          <w:szCs w:val="20"/>
+        </w:rPr>
+        <w:t xml:space="preserve"> &gt; 500.</w:t>
       </w:r>
     </w:p>
     <w:p>
@@ -17395,7 +19936,23 @@
           <w:sz w:val="20"/>
           <w:szCs w:val="20"/>
         </w:rPr>
-        <w:t xml:space="preserve"> revenue per Product_Category.</w:t>
+        <w:t xml:space="preserve"> revenue per </w:t>
+      </w:r>
+      <w:proofErr w:type="spellStart"/>
+      <w:r>
+        <w:rPr>
+          <w:sz w:val="20"/>
+          <w:szCs w:val="20"/>
+        </w:rPr>
+        <w:t>Product_Category</w:t>
+      </w:r>
+      <w:proofErr w:type="spellEnd"/>
+      <w:r>
+        <w:rPr>
+          <w:sz w:val="20"/>
+          <w:szCs w:val="20"/>
+        </w:rPr>
+        <w:t>.</w:t>
       </w:r>
     </w:p>
     <w:p>
@@ -17647,7 +20204,23 @@
           <w:sz w:val="20"/>
           <w:szCs w:val="20"/>
         </w:rPr>
-        <w:t xml:space="preserve"> Discount_Percentage at 50 where it is higher.</w:t>
+        <w:t xml:space="preserve"> </w:t>
+      </w:r>
+      <w:proofErr w:type="spellStart"/>
+      <w:r>
+        <w:rPr>
+          <w:sz w:val="20"/>
+          <w:szCs w:val="20"/>
+        </w:rPr>
+        <w:t>Discount_Percentage</w:t>
+      </w:r>
+      <w:proofErr w:type="spellEnd"/>
+      <w:r>
+        <w:rPr>
+          <w:sz w:val="20"/>
+          <w:szCs w:val="20"/>
+        </w:rPr>
+        <w:t xml:space="preserve"> at 50 where it is higher.</w:t>
       </w:r>
     </w:p>
     <w:p>
@@ -18121,7 +20694,55 @@
           <w:sz w:val="20"/>
           <w:szCs w:val="20"/>
         </w:rPr>
-        <w:t xml:space="preserve"> Table.TransformColumns with Text.Proper and Text.Trim.</w:t>
+        <w:t xml:space="preserve"> </w:t>
+      </w:r>
+      <w:proofErr w:type="spellStart"/>
+      <w:r>
+        <w:rPr>
+          <w:sz w:val="20"/>
+          <w:szCs w:val="20"/>
+        </w:rPr>
+        <w:t>Table.TransformColumns</w:t>
+      </w:r>
+      <w:proofErr w:type="spellEnd"/>
+      <w:r>
+        <w:rPr>
+          <w:sz w:val="20"/>
+          <w:szCs w:val="20"/>
+        </w:rPr>
+        <w:t xml:space="preserve"> with </w:t>
+      </w:r>
+      <w:proofErr w:type="spellStart"/>
+      <w:r>
+        <w:rPr>
+          <w:sz w:val="20"/>
+          <w:szCs w:val="20"/>
+        </w:rPr>
+        <w:t>Text.Proper</w:t>
+      </w:r>
+      <w:proofErr w:type="spellEnd"/>
+      <w:r>
+        <w:rPr>
+          <w:sz w:val="20"/>
+          <w:szCs w:val="20"/>
+        </w:rPr>
+        <w:t xml:space="preserve"> and </w:t>
+      </w:r>
+      <w:proofErr w:type="spellStart"/>
+      <w:r>
+        <w:rPr>
+          <w:sz w:val="20"/>
+          <w:szCs w:val="20"/>
+        </w:rPr>
+        <w:t>Text.Trim</w:t>
+      </w:r>
+      <w:proofErr w:type="spellEnd"/>
+      <w:r>
+        <w:rPr>
+          <w:sz w:val="20"/>
+          <w:szCs w:val="20"/>
+        </w:rPr>
+        <w:t>.</w:t>
       </w:r>
     </w:p>
     <w:p>

--- a/Python/Datasets/E_Retail Sales Dataset/Placement_Test_Practice_Question_Bank.docx
+++ b/Python/Datasets/E_Retail Sales Dataset/Placement_Test_Practice_Question_Bank.docx
@@ -97,23 +97,7 @@
           <w:sz w:val="20"/>
           <w:szCs w:val="20"/>
         </w:rPr>
-        <w:t xml:space="preserve">Excel: load the CSV as a Table named </w:t>
-      </w:r>
-      <w:proofErr w:type="spellStart"/>
-      <w:r>
-        <w:rPr>
-          <w:sz w:val="20"/>
-          <w:szCs w:val="20"/>
-        </w:rPr>
-        <w:t>tblSales</w:t>
-      </w:r>
-      <w:proofErr w:type="spellEnd"/>
-      <w:r>
-        <w:rPr>
-          <w:sz w:val="20"/>
-          <w:szCs w:val="20"/>
-        </w:rPr>
-        <w:t>. SQL: assume a table named sales with the same column names as the data dictionary (MySQL or SQL Server syntax is fine). For JOIN questions, first create dim tables with SELECT DISTINCT because the data is one flat table. Power BI: import the CSV and build the model as you go.</w:t>
+        <w:t>Excel: load the CSV as a Table named tblSales. SQL: assume a table named sales with the same column names as the data dictionary (MySQL or SQL Server syntax is fine). For JOIN questions, first create dim tables with SELECT DISTINCT because the data is one flat table. Power BI: import the CSV and build the model as you go.</w:t>
       </w:r>
     </w:p>
     <w:p>
@@ -161,23 +145,7 @@
           <w:sz w:val="20"/>
           <w:szCs w:val="20"/>
         </w:rPr>
-        <w:t xml:space="preserve">Sales_data_dictionary.csv = a reference sheet that explains each column (meaning and data type). Do not </w:t>
-      </w:r>
-      <w:proofErr w:type="spellStart"/>
-      <w:r>
-        <w:rPr>
-          <w:sz w:val="20"/>
-          <w:szCs w:val="20"/>
-        </w:rPr>
-        <w:t>analyze</w:t>
-      </w:r>
-      <w:proofErr w:type="spellEnd"/>
-      <w:r>
-        <w:rPr>
-          <w:sz w:val="20"/>
-          <w:szCs w:val="20"/>
-        </w:rPr>
-        <w:t xml:space="preserve"> it; just look things up in it.</w:t>
+        <w:t>Sales_data_dictionary.csv = a reference sheet that explains each column (meaning and data type). Do not analyze it; just look things up in it.</w:t>
       </w:r>
     </w:p>
     <w:p>
@@ -2017,39 +1985,7 @@
           <w:sz w:val="20"/>
           <w:szCs w:val="20"/>
         </w:rPr>
-        <w:t xml:space="preserve"> a column </w:t>
-      </w:r>
-      <w:proofErr w:type="spellStart"/>
-      <w:r>
-        <w:rPr>
-          <w:sz w:val="20"/>
-          <w:szCs w:val="20"/>
-        </w:rPr>
-        <w:t>Size_Label</w:t>
-      </w:r>
-      <w:proofErr w:type="spellEnd"/>
-      <w:r>
-        <w:rPr>
-          <w:sz w:val="20"/>
-          <w:szCs w:val="20"/>
-        </w:rPr>
-        <w:t xml:space="preserve">: 'High' if </w:t>
-      </w:r>
-      <w:proofErr w:type="spellStart"/>
-      <w:r>
-        <w:rPr>
-          <w:sz w:val="20"/>
-          <w:szCs w:val="20"/>
-        </w:rPr>
-        <w:t>Sales_Amount</w:t>
-      </w:r>
-      <w:proofErr w:type="spellEnd"/>
-      <w:r>
-        <w:rPr>
-          <w:sz w:val="20"/>
-          <w:szCs w:val="20"/>
-        </w:rPr>
-        <w:t xml:space="preserve"> &gt; 500, else 'Low'.</w:t>
+        <w:t xml:space="preserve"> a column Size_Label: 'High' if Sales_Amount &gt; 500, else 'Low'.</w:t>
       </w:r>
     </w:p>
     <w:p>
@@ -2151,39 +2087,7 @@
           <w:sz w:val="20"/>
           <w:szCs w:val="20"/>
         </w:rPr>
-        <w:t xml:space="preserve"> 'Review' if </w:t>
-      </w:r>
-      <w:proofErr w:type="spellStart"/>
-      <w:r>
-        <w:rPr>
-          <w:sz w:val="20"/>
-          <w:szCs w:val="20"/>
-        </w:rPr>
-        <w:t>Discount_Percentage</w:t>
-      </w:r>
-      <w:proofErr w:type="spellEnd"/>
-      <w:r>
-        <w:rPr>
-          <w:sz w:val="20"/>
-          <w:szCs w:val="20"/>
-        </w:rPr>
-        <w:t xml:space="preserve"> &gt; 30 AND </w:t>
-      </w:r>
-      <w:proofErr w:type="spellStart"/>
-      <w:r>
-        <w:rPr>
-          <w:sz w:val="20"/>
-          <w:szCs w:val="20"/>
-        </w:rPr>
-        <w:t>Customer_Rating</w:t>
-      </w:r>
-      <w:proofErr w:type="spellEnd"/>
-      <w:r>
-        <w:rPr>
-          <w:sz w:val="20"/>
-          <w:szCs w:val="20"/>
-        </w:rPr>
-        <w:t xml:space="preserve"> &lt; 3, else 'OK'.</w:t>
+        <w:t xml:space="preserve"> 'Review' if Discount_Percentage &gt; 30 AND Customer_Rating &lt; 3, else 'OK'.</w:t>
       </w:r>
     </w:p>
     <w:p>
@@ -2251,39 +2155,7 @@
           <w:sz w:val="20"/>
           <w:szCs w:val="20"/>
         </w:rPr>
-        <w:t xml:space="preserve"> 'Returned' when </w:t>
-      </w:r>
-      <w:proofErr w:type="spellStart"/>
-      <w:r>
-        <w:rPr>
-          <w:sz w:val="20"/>
-          <w:szCs w:val="20"/>
-        </w:rPr>
-        <w:t>Return_Flag</w:t>
-      </w:r>
-      <w:proofErr w:type="spellEnd"/>
-      <w:r>
-        <w:rPr>
-          <w:sz w:val="20"/>
-          <w:szCs w:val="20"/>
-        </w:rPr>
-        <w:t xml:space="preserve"> = Yes, otherwise show the </w:t>
-      </w:r>
-      <w:proofErr w:type="spellStart"/>
-      <w:r>
-        <w:rPr>
-          <w:sz w:val="20"/>
-          <w:szCs w:val="20"/>
-        </w:rPr>
-        <w:t>Order_Status</w:t>
-      </w:r>
-      <w:proofErr w:type="spellEnd"/>
-      <w:r>
-        <w:rPr>
-          <w:sz w:val="20"/>
-          <w:szCs w:val="20"/>
-        </w:rPr>
-        <w:t>.</w:t>
+        <w:t xml:space="preserve"> 'Returned' when Return_Flag = Yes, otherwise show the Order_Status.</w:t>
       </w:r>
     </w:p>
     <w:p>
@@ -2300,23 +2172,7 @@
           <w:sz w:val="20"/>
           <w:szCs w:val="20"/>
         </w:rPr>
-        <w:t xml:space="preserve">E4. Data Handling: </w:t>
-      </w:r>
-      <w:proofErr w:type="spellStart"/>
-      <w:r>
-        <w:rPr>
-          <w:sz w:val="20"/>
-          <w:szCs w:val="20"/>
-        </w:rPr>
-        <w:t>Concat</w:t>
-      </w:r>
-      <w:proofErr w:type="spellEnd"/>
-      <w:r>
-        <w:rPr>
-          <w:sz w:val="20"/>
-          <w:szCs w:val="20"/>
-        </w:rPr>
-        <w:t>, Deduplication, Missing Value Imputation</w:t>
+        <w:t>E4. Data Handling: Concat, Deduplication, Missing Value Imputation</w:t>
       </w:r>
     </w:p>
     <w:p>
@@ -2350,23 +2206,7 @@
           <w:sz w:val="20"/>
           <w:szCs w:val="20"/>
         </w:rPr>
-        <w:t xml:space="preserve"> </w:t>
-      </w:r>
-      <w:proofErr w:type="spellStart"/>
-      <w:r>
-        <w:rPr>
-          <w:sz w:val="20"/>
-          <w:szCs w:val="20"/>
-        </w:rPr>
-        <w:t>Store_Name</w:t>
-      </w:r>
-      <w:proofErr w:type="spellEnd"/>
-      <w:r>
-        <w:rPr>
-          <w:sz w:val="20"/>
-          <w:szCs w:val="20"/>
-        </w:rPr>
-        <w:t xml:space="preserve"> and City as 'Store - City' using &amp;, CONCAT and TEXTJOIN.</w:t>
+        <w:t xml:space="preserve"> Store_Name and City as 'Store - City' using &amp;, CONCAT and TEXTJOIN.</w:t>
       </w:r>
     </w:p>
     <w:p>
@@ -2400,23 +2240,7 @@
           <w:sz w:val="20"/>
           <w:szCs w:val="20"/>
         </w:rPr>
-        <w:t xml:space="preserve"> duplicate rows on </w:t>
-      </w:r>
-      <w:proofErr w:type="spellStart"/>
-      <w:r>
-        <w:rPr>
-          <w:sz w:val="20"/>
-          <w:szCs w:val="20"/>
-        </w:rPr>
-        <w:t>Transaction_ID</w:t>
-      </w:r>
-      <w:proofErr w:type="spellEnd"/>
-      <w:r>
-        <w:rPr>
-          <w:sz w:val="20"/>
-          <w:szCs w:val="20"/>
-        </w:rPr>
-        <w:t>. How do you confirm how many were removed?</w:t>
+        <w:t xml:space="preserve"> duplicate rows on Transaction_ID. How do you confirm how many were removed?</w:t>
       </w:r>
     </w:p>
     <w:p>
@@ -2450,23 +2274,7 @@
           <w:sz w:val="20"/>
           <w:szCs w:val="20"/>
         </w:rPr>
-        <w:t xml:space="preserve"> duplicate </w:t>
-      </w:r>
-      <w:proofErr w:type="spellStart"/>
-      <w:r>
-        <w:rPr>
-          <w:sz w:val="20"/>
-          <w:szCs w:val="20"/>
-        </w:rPr>
-        <w:t>Transaction_IDs</w:t>
-      </w:r>
-      <w:proofErr w:type="spellEnd"/>
-      <w:r>
-        <w:rPr>
-          <w:sz w:val="20"/>
-          <w:szCs w:val="20"/>
-        </w:rPr>
-        <w:t xml:space="preserve"> with a COUNTIF helper column instead of deleting.</w:t>
+        <w:t xml:space="preserve"> duplicate Transaction_IDs with a COUNTIF helper column instead of deleting.</w:t>
       </w:r>
     </w:p>
     <w:p>
@@ -2534,23 +2342,7 @@
           <w:sz w:val="20"/>
           <w:szCs w:val="20"/>
         </w:rPr>
-        <w:t xml:space="preserve"> blank </w:t>
-      </w:r>
-      <w:proofErr w:type="spellStart"/>
-      <w:r>
-        <w:rPr>
-          <w:sz w:val="20"/>
-          <w:szCs w:val="20"/>
-        </w:rPr>
-        <w:t>Customer_Age</w:t>
-      </w:r>
-      <w:proofErr w:type="spellEnd"/>
-      <w:r>
-        <w:rPr>
-          <w:sz w:val="20"/>
-          <w:szCs w:val="20"/>
-        </w:rPr>
-        <w:t xml:space="preserve"> values with the median age using a formula.</w:t>
+        <w:t xml:space="preserve"> blank Customer_Age values with the median age using a formula.</w:t>
       </w:r>
     </w:p>
     <w:p>
@@ -2584,39 +2376,7 @@
           <w:sz w:val="20"/>
           <w:szCs w:val="20"/>
         </w:rPr>
-        <w:t xml:space="preserve"> blank </w:t>
-      </w:r>
-      <w:proofErr w:type="spellStart"/>
-      <w:r>
-        <w:rPr>
-          <w:sz w:val="20"/>
-          <w:szCs w:val="20"/>
-        </w:rPr>
-        <w:t>Customer_Rating</w:t>
-      </w:r>
-      <w:proofErr w:type="spellEnd"/>
-      <w:r>
-        <w:rPr>
-          <w:sz w:val="20"/>
-          <w:szCs w:val="20"/>
-        </w:rPr>
-        <w:t xml:space="preserve"> with the average rating of that row's </w:t>
-      </w:r>
-      <w:proofErr w:type="spellStart"/>
-      <w:r>
-        <w:rPr>
-          <w:sz w:val="20"/>
-          <w:szCs w:val="20"/>
-        </w:rPr>
-        <w:t>Product_Category</w:t>
-      </w:r>
-      <w:proofErr w:type="spellEnd"/>
-      <w:r>
-        <w:rPr>
-          <w:sz w:val="20"/>
-          <w:szCs w:val="20"/>
-        </w:rPr>
-        <w:t xml:space="preserve"> (AVERAGEIF).</w:t>
+        <w:t xml:space="preserve"> blank Customer_Rating with the average rating of that row's Product_Category (AVERAGEIF).</w:t>
       </w:r>
     </w:p>
     <w:p>
@@ -2667,23 +2427,7 @@
           <w:sz w:val="20"/>
           <w:szCs w:val="20"/>
         </w:rPr>
-        <w:t>: how many transactions are returned (</w:t>
-      </w:r>
-      <w:proofErr w:type="spellStart"/>
-      <w:r>
-        <w:rPr>
-          <w:sz w:val="20"/>
-          <w:szCs w:val="20"/>
-        </w:rPr>
-        <w:t>Return_Flag</w:t>
-      </w:r>
-      <w:proofErr w:type="spellEnd"/>
-      <w:r>
-        <w:rPr>
-          <w:sz w:val="20"/>
-          <w:szCs w:val="20"/>
-        </w:rPr>
-        <w:t xml:space="preserve"> = Yes)?</w:t>
+        <w:t>: how many transactions are returned (Return_Flag = Yes)?</w:t>
       </w:r>
     </w:p>
     <w:p>
@@ -2717,23 +2461,7 @@
           <w:sz w:val="20"/>
           <w:szCs w:val="20"/>
         </w:rPr>
-        <w:t xml:space="preserve">: Online orders in Germany with </w:t>
-      </w:r>
-      <w:proofErr w:type="spellStart"/>
-      <w:r>
-        <w:rPr>
-          <w:sz w:val="20"/>
-          <w:szCs w:val="20"/>
-        </w:rPr>
-        <w:t>Sales_Amount</w:t>
-      </w:r>
-      <w:proofErr w:type="spellEnd"/>
-      <w:r>
-        <w:rPr>
-          <w:sz w:val="20"/>
-          <w:szCs w:val="20"/>
-        </w:rPr>
-        <w:t xml:space="preserve"> &gt; 500.</w:t>
+        <w:t>: Online orders in Germany with Sales_Amount &gt; 500.</w:t>
       </w:r>
     </w:p>
     <w:p>
@@ -2767,23 +2495,7 @@
           <w:sz w:val="20"/>
           <w:szCs w:val="20"/>
         </w:rPr>
-        <w:t xml:space="preserve">: total Profit by </w:t>
-      </w:r>
-      <w:proofErr w:type="spellStart"/>
-      <w:r>
-        <w:rPr>
-          <w:sz w:val="20"/>
-          <w:szCs w:val="20"/>
-        </w:rPr>
-        <w:t>Product_Category</w:t>
-      </w:r>
-      <w:proofErr w:type="spellEnd"/>
-      <w:r>
-        <w:rPr>
-          <w:sz w:val="20"/>
-          <w:szCs w:val="20"/>
-        </w:rPr>
-        <w:t xml:space="preserve"> for 2024.</w:t>
+        <w:t>: total Profit by Product_Category for 2024.</w:t>
       </w:r>
     </w:p>
     <w:p>
@@ -2817,23 +2529,7 @@
           <w:sz w:val="20"/>
           <w:szCs w:val="20"/>
         </w:rPr>
-        <w:t xml:space="preserve">: average </w:t>
-      </w:r>
-      <w:proofErr w:type="spellStart"/>
-      <w:r>
-        <w:rPr>
-          <w:sz w:val="20"/>
-          <w:szCs w:val="20"/>
-        </w:rPr>
-        <w:t>Customer_Rating</w:t>
-      </w:r>
-      <w:proofErr w:type="spellEnd"/>
-      <w:r>
-        <w:rPr>
-          <w:sz w:val="20"/>
-          <w:szCs w:val="20"/>
-        </w:rPr>
-        <w:t xml:space="preserve"> for Express shipping.</w:t>
+        <w:t>: average Customer_Rating for Express shipping.</w:t>
       </w:r>
     </w:p>
     <w:p>
@@ -2867,39 +2563,7 @@
           <w:sz w:val="20"/>
           <w:szCs w:val="20"/>
         </w:rPr>
-        <w:t xml:space="preserve">: total of Quantity x </w:t>
-      </w:r>
-      <w:proofErr w:type="spellStart"/>
-      <w:r>
-        <w:rPr>
-          <w:sz w:val="20"/>
-          <w:szCs w:val="20"/>
-        </w:rPr>
-        <w:t>Unit_Price</w:t>
-      </w:r>
-      <w:proofErr w:type="spellEnd"/>
-      <w:r>
-        <w:rPr>
-          <w:sz w:val="20"/>
-          <w:szCs w:val="20"/>
-        </w:rPr>
-        <w:t xml:space="preserve"> x (1 - Discount/100). Does it match SUM of </w:t>
-      </w:r>
-      <w:proofErr w:type="spellStart"/>
-      <w:r>
-        <w:rPr>
-          <w:sz w:val="20"/>
-          <w:szCs w:val="20"/>
-        </w:rPr>
-        <w:t>Sales_Amount</w:t>
-      </w:r>
-      <w:proofErr w:type="spellEnd"/>
-      <w:r>
-        <w:rPr>
-          <w:sz w:val="20"/>
-          <w:szCs w:val="20"/>
-        </w:rPr>
-        <w:t>? Why or why not?</w:t>
+        <w:t>: total of Quantity x Unit_Price x (1 - Discount/100). Does it match SUM of Sales_Amount? Why or why not?</w:t>
       </w:r>
     </w:p>
     <w:p>
@@ -2933,39 +2597,7 @@
           <w:sz w:val="20"/>
           <w:szCs w:val="20"/>
         </w:rPr>
-        <w:t xml:space="preserve">: compute Profit / </w:t>
-      </w:r>
-      <w:proofErr w:type="spellStart"/>
-      <w:r>
-        <w:rPr>
-          <w:sz w:val="20"/>
-          <w:szCs w:val="20"/>
-        </w:rPr>
-        <w:t>Sales_Amount</w:t>
-      </w:r>
-      <w:proofErr w:type="spellEnd"/>
-      <w:r>
-        <w:rPr>
-          <w:sz w:val="20"/>
-          <w:szCs w:val="20"/>
-        </w:rPr>
-        <w:t xml:space="preserve"> and show 0 when </w:t>
-      </w:r>
-      <w:proofErr w:type="spellStart"/>
-      <w:r>
-        <w:rPr>
-          <w:sz w:val="20"/>
-          <w:szCs w:val="20"/>
-        </w:rPr>
-        <w:t>Sales_Amount</w:t>
-      </w:r>
-      <w:proofErr w:type="spellEnd"/>
-      <w:r>
-        <w:rPr>
-          <w:sz w:val="20"/>
-          <w:szCs w:val="20"/>
-        </w:rPr>
-        <w:t xml:space="preserve"> is blank or zero.</w:t>
+        <w:t>: compute Profit / Sales_Amount and show 0 when Sales_Amount is blank or zero.</w:t>
       </w:r>
     </w:p>
     <w:p>
@@ -2999,23 +2631,7 @@
           <w:sz w:val="20"/>
           <w:szCs w:val="20"/>
         </w:rPr>
-        <w:t xml:space="preserve">: correlation between </w:t>
-      </w:r>
-      <w:proofErr w:type="spellStart"/>
-      <w:r>
-        <w:rPr>
-          <w:sz w:val="20"/>
-          <w:szCs w:val="20"/>
-        </w:rPr>
-        <w:t>Discount_Percentage</w:t>
-      </w:r>
-      <w:proofErr w:type="spellEnd"/>
-      <w:r>
-        <w:rPr>
-          <w:sz w:val="20"/>
-          <w:szCs w:val="20"/>
-        </w:rPr>
-        <w:t xml:space="preserve"> and Profit. Interpret the number in one sentence.</w:t>
+        <w:t>: correlation between Discount_Percentage and Profit. Interpret the number in one sentence.</w:t>
       </w:r>
     </w:p>
     <w:p>
@@ -3265,72 +2881,6 @@
           <w:sz w:val="20"/>
           <w:szCs w:val="20"/>
         </w:rPr>
-        <w:t xml:space="preserve">E7.1  </w:t>
-      </w:r>
-      <w:r>
-        <w:rPr>
-          <w:sz w:val="20"/>
-          <w:szCs w:val="20"/>
-        </w:rPr>
-        <w:t>Build</w:t>
-      </w:r>
-      <w:proofErr w:type="gramEnd"/>
-      <w:r>
-        <w:rPr>
-          <w:sz w:val="20"/>
-          <w:szCs w:val="20"/>
-        </w:rPr>
-        <w:t xml:space="preserve"> a </w:t>
-      </w:r>
-      <w:proofErr w:type="spellStart"/>
-      <w:r>
-        <w:rPr>
-          <w:sz w:val="20"/>
-          <w:szCs w:val="20"/>
-        </w:rPr>
-        <w:t>Product_ID</w:t>
-      </w:r>
-      <w:proofErr w:type="spellEnd"/>
-      <w:r>
-        <w:rPr>
-          <w:sz w:val="20"/>
-          <w:szCs w:val="20"/>
-        </w:rPr>
-        <w:t xml:space="preserve"> to </w:t>
-      </w:r>
-      <w:proofErr w:type="spellStart"/>
-      <w:r>
-        <w:rPr>
-          <w:sz w:val="20"/>
-          <w:szCs w:val="20"/>
-        </w:rPr>
-        <w:t>Product_Name</w:t>
-      </w:r>
-      <w:proofErr w:type="spellEnd"/>
-      <w:r>
-        <w:rPr>
-          <w:sz w:val="20"/>
-          <w:szCs w:val="20"/>
-        </w:rPr>
-        <w:t xml:space="preserve"> lookup table and use VLOOKUP (exact match).</w:t>
-      </w:r>
-    </w:p>
-    <w:p>
-      <w:pPr>
-        <w:spacing w:after="80"/>
-        <w:rPr>
-          <w:sz w:val="20"/>
-          <w:szCs w:val="20"/>
-        </w:rPr>
-      </w:pPr>
-      <w:proofErr w:type="gramStart"/>
-      <w:r>
-        <w:rPr>
-          <w:b/>
-          <w:bCs/>
-          <w:sz w:val="20"/>
-          <w:szCs w:val="20"/>
-        </w:rPr>
         <w:t xml:space="preserve">E7.2  </w:t>
       </w:r>
       <w:r>
@@ -3346,23 +2896,7 @@
           <w:sz w:val="20"/>
           <w:szCs w:val="20"/>
         </w:rPr>
-        <w:t xml:space="preserve"> VLOOKUP approximate match to map </w:t>
-      </w:r>
-      <w:proofErr w:type="spellStart"/>
-      <w:r>
-        <w:rPr>
-          <w:sz w:val="20"/>
-          <w:szCs w:val="20"/>
-        </w:rPr>
-        <w:t>Sales_Amount</w:t>
-      </w:r>
-      <w:proofErr w:type="spellEnd"/>
-      <w:r>
-        <w:rPr>
-          <w:sz w:val="20"/>
-          <w:szCs w:val="20"/>
-        </w:rPr>
-        <w:t xml:space="preserve"> to a price band table (0, 100, 500, 1000).</w:t>
+        <w:t xml:space="preserve"> VLOOKUP approximate match to map Sales_Amount to a price band table (0, 100, 500, 1000).</w:t>
       </w:r>
     </w:p>
     <w:p>
@@ -3396,23 +2930,7 @@
           <w:sz w:val="20"/>
           <w:szCs w:val="20"/>
         </w:rPr>
-        <w:t xml:space="preserve"> HLOOKUP on a horizontal table of </w:t>
-      </w:r>
-      <w:proofErr w:type="spellStart"/>
-      <w:r>
-        <w:rPr>
-          <w:sz w:val="20"/>
-          <w:szCs w:val="20"/>
-        </w:rPr>
-        <w:t>Shipping_Method</w:t>
-      </w:r>
-      <w:proofErr w:type="spellEnd"/>
-      <w:r>
-        <w:rPr>
-          <w:sz w:val="20"/>
-          <w:szCs w:val="20"/>
-        </w:rPr>
-        <w:t xml:space="preserve"> and delivery fee.</w:t>
+        <w:t xml:space="preserve"> HLOOKUP on a horizontal table of Shipping_Method and delivery fee.</w:t>
       </w:r>
     </w:p>
     <w:p>
@@ -3565,23 +3083,7 @@
           <w:sz w:val="20"/>
           <w:szCs w:val="20"/>
         </w:rPr>
-        <w:t xml:space="preserve"> MATCH to find the row position of </w:t>
-      </w:r>
-      <w:proofErr w:type="spellStart"/>
-      <w:r>
-        <w:rPr>
-          <w:sz w:val="20"/>
-          <w:szCs w:val="20"/>
-        </w:rPr>
-        <w:t>Product_ID</w:t>
-      </w:r>
-      <w:proofErr w:type="spellEnd"/>
-      <w:r>
-        <w:rPr>
-          <w:sz w:val="20"/>
-          <w:szCs w:val="20"/>
-        </w:rPr>
-        <w:t xml:space="preserve"> 'P010'.</w:t>
+        <w:t xml:space="preserve"> MATCH to find the row position of Product_ID 'P010'.</w:t>
       </w:r>
     </w:p>
     <w:p>
@@ -3615,39 +3117,7 @@
           <w:sz w:val="20"/>
           <w:szCs w:val="20"/>
         </w:rPr>
-        <w:t xml:space="preserve"> INDEX/MATCH to return </w:t>
-      </w:r>
-      <w:proofErr w:type="spellStart"/>
-      <w:r>
-        <w:rPr>
-          <w:sz w:val="20"/>
-          <w:szCs w:val="20"/>
-        </w:rPr>
-        <w:t>Store_Name</w:t>
-      </w:r>
-      <w:proofErr w:type="spellEnd"/>
-      <w:r>
-        <w:rPr>
-          <w:sz w:val="20"/>
-          <w:szCs w:val="20"/>
-        </w:rPr>
-        <w:t xml:space="preserve"> for a given </w:t>
-      </w:r>
-      <w:proofErr w:type="spellStart"/>
-      <w:r>
-        <w:rPr>
-          <w:sz w:val="20"/>
-          <w:szCs w:val="20"/>
-        </w:rPr>
-        <w:t>Store_ID</w:t>
-      </w:r>
-      <w:proofErr w:type="spellEnd"/>
-      <w:r>
-        <w:rPr>
-          <w:sz w:val="20"/>
-          <w:szCs w:val="20"/>
-        </w:rPr>
-        <w:t>.</w:t>
+        <w:t xml:space="preserve"> INDEX/MATCH to return Store_Name for a given Store_ID.</w:t>
       </w:r>
     </w:p>
     <w:p>
@@ -3681,23 +3151,7 @@
           <w:sz w:val="20"/>
           <w:szCs w:val="20"/>
         </w:rPr>
-        <w:t xml:space="preserve">-way INDEX/MATCH: return sales for a chosen Country and </w:t>
-      </w:r>
-      <w:proofErr w:type="spellStart"/>
-      <w:r>
-        <w:rPr>
-          <w:sz w:val="20"/>
-          <w:szCs w:val="20"/>
-        </w:rPr>
-        <w:t>Order_Year</w:t>
-      </w:r>
-      <w:proofErr w:type="spellEnd"/>
-      <w:r>
-        <w:rPr>
-          <w:sz w:val="20"/>
-          <w:szCs w:val="20"/>
-        </w:rPr>
-        <w:t xml:space="preserve"> from a summary grid.</w:t>
+        <w:t>-way INDEX/MATCH: return sales for a chosen Country and Order_Year from a summary grid.</w:t>
       </w:r>
     </w:p>
     <w:p>
@@ -3731,23 +3185,7 @@
           <w:sz w:val="20"/>
           <w:szCs w:val="20"/>
         </w:rPr>
-        <w:t xml:space="preserve"> Filter with a criteria range: Country = Canada AND </w:t>
-      </w:r>
-      <w:proofErr w:type="spellStart"/>
-      <w:r>
-        <w:rPr>
-          <w:sz w:val="20"/>
-          <w:szCs w:val="20"/>
-        </w:rPr>
-        <w:t>Discount_Percentage</w:t>
-      </w:r>
-      <w:proofErr w:type="spellEnd"/>
-      <w:r>
-        <w:rPr>
-          <w:sz w:val="20"/>
-          <w:szCs w:val="20"/>
-        </w:rPr>
-        <w:t xml:space="preserve"> &gt; 20.</w:t>
+        <w:t xml:space="preserve"> Filter with a criteria range: Country = Canada AND Discount_Percentage &gt; 20.</w:t>
       </w:r>
     </w:p>
     <w:p>
@@ -3781,23 +3219,7 @@
           <w:sz w:val="20"/>
           <w:szCs w:val="20"/>
         </w:rPr>
-        <w:t xml:space="preserve"> Filter: copy only unique </w:t>
-      </w:r>
-      <w:proofErr w:type="spellStart"/>
-      <w:r>
-        <w:rPr>
-          <w:sz w:val="20"/>
-          <w:szCs w:val="20"/>
-        </w:rPr>
-        <w:t>Customer_IDs</w:t>
-      </w:r>
-      <w:proofErr w:type="spellEnd"/>
-      <w:r>
-        <w:rPr>
-          <w:sz w:val="20"/>
-          <w:szCs w:val="20"/>
-        </w:rPr>
-        <w:t xml:space="preserve"> to a new location.</w:t>
+        <w:t xml:space="preserve"> Filter: copy only unique Customer_IDs to a new location.</w:t>
       </w:r>
     </w:p>
     <w:p>
@@ -3831,23 +3253,7 @@
           <w:sz w:val="20"/>
           <w:szCs w:val="20"/>
         </w:rPr>
-        <w:t xml:space="preserve"> a combo chart: columns for </w:t>
-      </w:r>
-      <w:proofErr w:type="spellStart"/>
-      <w:r>
-        <w:rPr>
-          <w:sz w:val="20"/>
-          <w:szCs w:val="20"/>
-        </w:rPr>
-        <w:t>Sales_Amount</w:t>
-      </w:r>
-      <w:proofErr w:type="spellEnd"/>
-      <w:r>
-        <w:rPr>
-          <w:sz w:val="20"/>
-          <w:szCs w:val="20"/>
-        </w:rPr>
-        <w:t>, line for Profit margin % on a secondary axis.</w:t>
+        <w:t xml:space="preserve"> a combo chart: columns for Sales_Amount, line for Profit margin % on a secondary axis.</w:t>
       </w:r>
     </w:p>
     <w:p>
@@ -3898,23 +3304,7 @@
           <w:sz w:val="20"/>
           <w:szCs w:val="20"/>
         </w:rPr>
-        <w:t xml:space="preserve">: extract the city code from </w:t>
-      </w:r>
-      <w:proofErr w:type="spellStart"/>
-      <w:r>
-        <w:rPr>
-          <w:sz w:val="20"/>
-          <w:szCs w:val="20"/>
-        </w:rPr>
-        <w:t>Store_ID</w:t>
-      </w:r>
-      <w:proofErr w:type="spellEnd"/>
-      <w:r>
-        <w:rPr>
-          <w:sz w:val="20"/>
-          <w:szCs w:val="20"/>
-        </w:rPr>
-        <w:t xml:space="preserve"> (e.g. NYC-01 gives NYC).</w:t>
+        <w:t>: extract the city code from Store_ID (e.g. NYC-01 gives NYC).</w:t>
       </w:r>
     </w:p>
     <w:p>
@@ -3948,23 +3338,7 @@
           <w:sz w:val="20"/>
           <w:szCs w:val="20"/>
         </w:rPr>
-        <w:t xml:space="preserve">: extract the store number from </w:t>
-      </w:r>
-      <w:proofErr w:type="spellStart"/>
-      <w:r>
-        <w:rPr>
-          <w:sz w:val="20"/>
-          <w:szCs w:val="20"/>
-        </w:rPr>
-        <w:t>Store_ID</w:t>
-      </w:r>
-      <w:proofErr w:type="spellEnd"/>
-      <w:r>
-        <w:rPr>
-          <w:sz w:val="20"/>
-          <w:szCs w:val="20"/>
-        </w:rPr>
-        <w:t>.</w:t>
+        <w:t>: extract the store number from Store_ID.</w:t>
       </w:r>
     </w:p>
     <w:p>
@@ -3998,23 +3372,7 @@
           <w:sz w:val="20"/>
           <w:szCs w:val="20"/>
         </w:rPr>
-        <w:t xml:space="preserve">: extract the numeric part of </w:t>
-      </w:r>
-      <w:proofErr w:type="spellStart"/>
-      <w:r>
-        <w:rPr>
-          <w:sz w:val="20"/>
-          <w:szCs w:val="20"/>
-        </w:rPr>
-        <w:t>Transaction_ID</w:t>
-      </w:r>
-      <w:proofErr w:type="spellEnd"/>
-      <w:r>
-        <w:rPr>
-          <w:sz w:val="20"/>
-          <w:szCs w:val="20"/>
-        </w:rPr>
-        <w:t xml:space="preserve"> (T20001234).</w:t>
+        <w:t>: extract the numeric part of Transaction_ID (T20001234).</w:t>
       </w:r>
     </w:p>
     <w:p>
@@ -4048,23 +3406,7 @@
           <w:sz w:val="20"/>
           <w:szCs w:val="20"/>
         </w:rPr>
-        <w:t xml:space="preserve"> the casing of </w:t>
-      </w:r>
-      <w:proofErr w:type="spellStart"/>
-      <w:r>
-        <w:rPr>
-          <w:sz w:val="20"/>
-          <w:szCs w:val="20"/>
-        </w:rPr>
-        <w:t>Customer_Gender</w:t>
-      </w:r>
-      <w:proofErr w:type="spellEnd"/>
-      <w:r>
-        <w:rPr>
-          <w:sz w:val="20"/>
-          <w:szCs w:val="20"/>
-        </w:rPr>
-        <w:t xml:space="preserve"> and Region using UPPER, LOWER and PROPER.</w:t>
+        <w:t xml:space="preserve"> the casing of Customer_Gender and Region using UPPER, LOWER and PROPER.</w:t>
       </w:r>
     </w:p>
     <w:p>
@@ -4098,23 +3440,7 @@
           <w:sz w:val="20"/>
           <w:szCs w:val="20"/>
         </w:rPr>
-        <w:t xml:space="preserve">: find </w:t>
-      </w:r>
-      <w:proofErr w:type="spellStart"/>
-      <w:r>
-        <w:rPr>
-          <w:sz w:val="20"/>
-          <w:szCs w:val="20"/>
-        </w:rPr>
-        <w:t>Customer_IDs</w:t>
-      </w:r>
-      <w:proofErr w:type="spellEnd"/>
-      <w:r>
-        <w:rPr>
-          <w:sz w:val="20"/>
-          <w:szCs w:val="20"/>
-        </w:rPr>
-        <w:t xml:space="preserve"> whose length is not 6.</w:t>
+        <w:t>: find Customer_IDs whose length is not 6.</w:t>
       </w:r>
     </w:p>
     <w:p>
@@ -4233,23 +3559,7 @@
           <w:sz w:val="20"/>
           <w:szCs w:val="20"/>
         </w:rPr>
-        <w:t xml:space="preserve"> Year, Month name and Weekday from </w:t>
-      </w:r>
-      <w:proofErr w:type="spellStart"/>
-      <w:r>
-        <w:rPr>
-          <w:sz w:val="20"/>
-          <w:szCs w:val="20"/>
-        </w:rPr>
-        <w:t>Order_Date</w:t>
-      </w:r>
-      <w:proofErr w:type="spellEnd"/>
-      <w:r>
-        <w:rPr>
-          <w:sz w:val="20"/>
-          <w:szCs w:val="20"/>
-        </w:rPr>
-        <w:t>.</w:t>
+        <w:t xml:space="preserve"> Year, Month name and Weekday from Order_Date.</w:t>
       </w:r>
     </w:p>
     <w:p>
@@ -4333,23 +3643,7 @@
           <w:sz w:val="20"/>
           <w:szCs w:val="20"/>
         </w:rPr>
-        <w:t xml:space="preserve"> TIMEVALUE on </w:t>
-      </w:r>
-      <w:proofErr w:type="spellStart"/>
-      <w:r>
-        <w:rPr>
-          <w:sz w:val="20"/>
-          <w:szCs w:val="20"/>
-        </w:rPr>
-        <w:t>Order_Time</w:t>
-      </w:r>
-      <w:proofErr w:type="spellEnd"/>
-      <w:r>
-        <w:rPr>
-          <w:sz w:val="20"/>
-          <w:szCs w:val="20"/>
-        </w:rPr>
-        <w:t xml:space="preserve"> to label orders Morning, Afternoon or Evening.</w:t>
+        <w:t xml:space="preserve"> TIMEVALUE on Order_Time to label orders Morning, Afternoon or Evening.</w:t>
       </w:r>
     </w:p>
     <w:p>
@@ -4383,55 +3677,7 @@
           <w:sz w:val="20"/>
           <w:szCs w:val="20"/>
         </w:rPr>
-        <w:t xml:space="preserve">: working days between </w:t>
-      </w:r>
-      <w:proofErr w:type="spellStart"/>
-      <w:r>
-        <w:rPr>
-          <w:sz w:val="20"/>
-          <w:szCs w:val="20"/>
-        </w:rPr>
-        <w:t>Order_Date</w:t>
-      </w:r>
-      <w:proofErr w:type="spellEnd"/>
-      <w:r>
-        <w:rPr>
-          <w:sz w:val="20"/>
-          <w:szCs w:val="20"/>
-        </w:rPr>
-        <w:t xml:space="preserve"> and </w:t>
-      </w:r>
-      <w:proofErr w:type="spellStart"/>
-      <w:r>
-        <w:rPr>
-          <w:sz w:val="20"/>
-          <w:szCs w:val="20"/>
-        </w:rPr>
-        <w:t>Order_Date</w:t>
-      </w:r>
-      <w:proofErr w:type="spellEnd"/>
-      <w:r>
-        <w:rPr>
-          <w:sz w:val="20"/>
-          <w:szCs w:val="20"/>
-        </w:rPr>
-        <w:t xml:space="preserve"> + </w:t>
-      </w:r>
-      <w:proofErr w:type="spellStart"/>
-      <w:r>
-        <w:rPr>
-          <w:sz w:val="20"/>
-          <w:szCs w:val="20"/>
-        </w:rPr>
-        <w:t>Delivery_Days</w:t>
-      </w:r>
-      <w:proofErr w:type="spellEnd"/>
-      <w:r>
-        <w:rPr>
-          <w:sz w:val="20"/>
-          <w:szCs w:val="20"/>
-        </w:rPr>
-        <w:t>.</w:t>
+        <w:t>: working days between Order_Date and Order_Date + Delivery_Days.</w:t>
       </w:r>
     </w:p>
     <w:p>
@@ -4780,23 +4026,7 @@
           <w:sz w:val="20"/>
           <w:szCs w:val="20"/>
         </w:rPr>
-        <w:t xml:space="preserve"> four yearly sheets (2022-2025) by </w:t>
-      </w:r>
-      <w:proofErr w:type="spellStart"/>
-      <w:r>
-        <w:rPr>
-          <w:sz w:val="20"/>
-          <w:szCs w:val="20"/>
-        </w:rPr>
-        <w:t>Product_Category</w:t>
-      </w:r>
-      <w:proofErr w:type="spellEnd"/>
-      <w:r>
-        <w:rPr>
-          <w:sz w:val="20"/>
-          <w:szCs w:val="20"/>
-        </w:rPr>
-        <w:t xml:space="preserve"> using Data &gt; Consolidate (Sum).</w:t>
+        <w:t xml:space="preserve"> four yearly sheets (2022-2025) by Product_Category using Data &gt; Consolidate (Sum).</w:t>
       </w:r>
     </w:p>
     <w:p>
@@ -4915,55 +4145,7 @@
           <w:sz w:val="20"/>
           <w:szCs w:val="20"/>
         </w:rPr>
-        <w:t xml:space="preserve">: </w:t>
-      </w:r>
-      <w:proofErr w:type="spellStart"/>
-      <w:r>
-        <w:rPr>
-          <w:sz w:val="20"/>
-          <w:szCs w:val="20"/>
-        </w:rPr>
-        <w:t>Sales_Amount</w:t>
-      </w:r>
-      <w:proofErr w:type="spellEnd"/>
-      <w:r>
-        <w:rPr>
-          <w:sz w:val="20"/>
-          <w:szCs w:val="20"/>
-        </w:rPr>
-        <w:t xml:space="preserve"> by </w:t>
-      </w:r>
-      <w:proofErr w:type="spellStart"/>
-      <w:r>
-        <w:rPr>
-          <w:sz w:val="20"/>
-          <w:szCs w:val="20"/>
-        </w:rPr>
-        <w:t>Product_Category</w:t>
-      </w:r>
-      <w:proofErr w:type="spellEnd"/>
-      <w:r>
-        <w:rPr>
-          <w:sz w:val="20"/>
-          <w:szCs w:val="20"/>
-        </w:rPr>
-        <w:t xml:space="preserve"> (rows) and </w:t>
-      </w:r>
-      <w:proofErr w:type="spellStart"/>
-      <w:r>
-        <w:rPr>
-          <w:sz w:val="20"/>
-          <w:szCs w:val="20"/>
-        </w:rPr>
-        <w:t>Order_Year</w:t>
-      </w:r>
-      <w:proofErr w:type="spellEnd"/>
-      <w:r>
-        <w:rPr>
-          <w:sz w:val="20"/>
-          <w:szCs w:val="20"/>
-        </w:rPr>
-        <w:t xml:space="preserve"> (columns).</w:t>
+        <w:t>: Sales_Amount by Product_Category (rows) and Order_Year (columns).</w:t>
       </w:r>
     </w:p>
     <w:p>
@@ -5031,23 +4213,7 @@
           <w:sz w:val="20"/>
           <w:szCs w:val="20"/>
         </w:rPr>
-        <w:t xml:space="preserve"> </w:t>
-      </w:r>
-      <w:proofErr w:type="spellStart"/>
-      <w:r>
-        <w:rPr>
-          <w:sz w:val="20"/>
-          <w:szCs w:val="20"/>
-        </w:rPr>
-        <w:t>Order_Date</w:t>
-      </w:r>
-      <w:proofErr w:type="spellEnd"/>
-      <w:r>
-        <w:rPr>
-          <w:sz w:val="20"/>
-          <w:szCs w:val="20"/>
-        </w:rPr>
-        <w:t xml:space="preserve"> by Months and Quarters.</w:t>
+        <w:t xml:space="preserve"> Order_Date by Months and Quarters.</w:t>
       </w:r>
     </w:p>
     <w:p>
@@ -5081,39 +4247,7 @@
           <w:sz w:val="20"/>
           <w:szCs w:val="20"/>
         </w:rPr>
-        <w:t xml:space="preserve"> </w:t>
-      </w:r>
-      <w:proofErr w:type="spellStart"/>
-      <w:r>
-        <w:rPr>
-          <w:sz w:val="20"/>
-          <w:szCs w:val="20"/>
-        </w:rPr>
-        <w:t>Customer_Age</w:t>
-      </w:r>
-      <w:proofErr w:type="spellEnd"/>
-      <w:r>
-        <w:rPr>
-          <w:sz w:val="20"/>
-          <w:szCs w:val="20"/>
-        </w:rPr>
-        <w:t xml:space="preserve"> into bands of 10 years and </w:t>
-      </w:r>
-      <w:proofErr w:type="spellStart"/>
-      <w:r>
-        <w:rPr>
-          <w:sz w:val="20"/>
-          <w:szCs w:val="20"/>
-        </w:rPr>
-        <w:t>Sales_Amount</w:t>
-      </w:r>
-      <w:proofErr w:type="spellEnd"/>
-      <w:r>
-        <w:rPr>
-          <w:sz w:val="20"/>
-          <w:szCs w:val="20"/>
-        </w:rPr>
-        <w:t xml:space="preserve"> into bins.</w:t>
+        <w:t xml:space="preserve"> Customer_Age into bands of 10 years and Sales_Amount into bins.</w:t>
       </w:r>
     </w:p>
     <w:p>
@@ -5147,23 +4281,7 @@
           <w:sz w:val="20"/>
           <w:szCs w:val="20"/>
         </w:rPr>
-        <w:t xml:space="preserve"> slicers for Country and </w:t>
-      </w:r>
-      <w:proofErr w:type="spellStart"/>
-      <w:r>
-        <w:rPr>
-          <w:sz w:val="20"/>
-          <w:szCs w:val="20"/>
-        </w:rPr>
-        <w:t>Sales_Channel</w:t>
-      </w:r>
-      <w:proofErr w:type="spellEnd"/>
-      <w:r>
-        <w:rPr>
-          <w:sz w:val="20"/>
-          <w:szCs w:val="20"/>
-        </w:rPr>
-        <w:t xml:space="preserve"> connected to two pivots, plus a Timeline slicer.</w:t>
+        <w:t xml:space="preserve"> slicers for Country and Sales_Channel connected to two pivots, plus a Timeline slicer.</w:t>
       </w:r>
     </w:p>
     <w:p>
@@ -5197,23 +4315,7 @@
           <w:sz w:val="20"/>
           <w:szCs w:val="20"/>
         </w:rPr>
-        <w:t xml:space="preserve"> values as % of column total and filter to the Top 10 </w:t>
-      </w:r>
-      <w:proofErr w:type="spellStart"/>
-      <w:r>
-        <w:rPr>
-          <w:sz w:val="20"/>
-          <w:szCs w:val="20"/>
-        </w:rPr>
-        <w:t>Product_Names</w:t>
-      </w:r>
-      <w:proofErr w:type="spellEnd"/>
-      <w:r>
-        <w:rPr>
-          <w:sz w:val="20"/>
-          <w:szCs w:val="20"/>
-        </w:rPr>
-        <w:t>.</w:t>
+        <w:t xml:space="preserve"> values as % of column total and filter to the Top 10 Product_Names.</w:t>
       </w:r>
     </w:p>
     <w:p>
@@ -5298,23 +4400,7 @@
           <w:sz w:val="20"/>
           <w:szCs w:val="20"/>
         </w:rPr>
-        <w:t xml:space="preserve"> a dropdown list for </w:t>
-      </w:r>
-      <w:proofErr w:type="spellStart"/>
-      <w:r>
-        <w:rPr>
-          <w:sz w:val="20"/>
-          <w:szCs w:val="20"/>
-        </w:rPr>
-        <w:t>Sales_Channel</w:t>
-      </w:r>
-      <w:proofErr w:type="spellEnd"/>
-      <w:r>
-        <w:rPr>
-          <w:sz w:val="20"/>
-          <w:szCs w:val="20"/>
-        </w:rPr>
-        <w:t xml:space="preserve"> using Data Validation.</w:t>
+        <w:t xml:space="preserve"> a dropdown list for Sales_Channel using Data Validation.</w:t>
       </w:r>
     </w:p>
     <w:p>
@@ -5348,23 +4434,7 @@
           <w:sz w:val="20"/>
           <w:szCs w:val="20"/>
         </w:rPr>
-        <w:t xml:space="preserve"> </w:t>
-      </w:r>
-      <w:proofErr w:type="spellStart"/>
-      <w:r>
-        <w:rPr>
-          <w:sz w:val="20"/>
-          <w:szCs w:val="20"/>
-        </w:rPr>
-        <w:t>Discount_Percentage</w:t>
-      </w:r>
-      <w:proofErr w:type="spellEnd"/>
-      <w:r>
-        <w:rPr>
-          <w:sz w:val="20"/>
-          <w:szCs w:val="20"/>
-        </w:rPr>
-        <w:t xml:space="preserve"> to values between 0 and 50, with a custom error message.</w:t>
+        <w:t xml:space="preserve"> Discount_Percentage to values between 0 and 50, with a custom error message.</w:t>
       </w:r>
     </w:p>
     <w:p>
@@ -5466,23 +4536,7 @@
           <w:sz w:val="20"/>
           <w:szCs w:val="20"/>
         </w:rPr>
-        <w:t xml:space="preserve"> Seek: what </w:t>
-      </w:r>
-      <w:proofErr w:type="spellStart"/>
-      <w:r>
-        <w:rPr>
-          <w:sz w:val="20"/>
-          <w:szCs w:val="20"/>
-        </w:rPr>
-        <w:t>Unit_Price</w:t>
-      </w:r>
-      <w:proofErr w:type="spellEnd"/>
-      <w:r>
-        <w:rPr>
-          <w:sz w:val="20"/>
-          <w:szCs w:val="20"/>
-        </w:rPr>
-        <w:t xml:space="preserve"> gives a target profit of 500 on a transaction?</w:t>
+        <w:t xml:space="preserve"> Seek: what Unit_Price gives a target profit of 500 on a transaction?</w:t>
       </w:r>
     </w:p>
     <w:p>
@@ -5630,55 +4684,7 @@
           <w:sz w:val="20"/>
           <w:szCs w:val="20"/>
         </w:rPr>
-        <w:t xml:space="preserve"> the header row and the </w:t>
-      </w:r>
-      <w:proofErr w:type="spellStart"/>
-      <w:r>
-        <w:rPr>
-          <w:sz w:val="20"/>
-          <w:szCs w:val="20"/>
-        </w:rPr>
-        <w:t>Transaction_ID</w:t>
-      </w:r>
-      <w:proofErr w:type="spellEnd"/>
-      <w:r>
-        <w:rPr>
-          <w:sz w:val="20"/>
-          <w:szCs w:val="20"/>
-        </w:rPr>
-        <w:t xml:space="preserve"> column. Format </w:t>
-      </w:r>
-      <w:proofErr w:type="spellStart"/>
-      <w:r>
-        <w:rPr>
-          <w:sz w:val="20"/>
-          <w:szCs w:val="20"/>
-        </w:rPr>
-        <w:t>Order_Date</w:t>
-      </w:r>
-      <w:proofErr w:type="spellEnd"/>
-      <w:r>
-        <w:rPr>
-          <w:sz w:val="20"/>
-          <w:szCs w:val="20"/>
-        </w:rPr>
-        <w:t xml:space="preserve"> as DD-MMM-YYYY and </w:t>
-      </w:r>
-      <w:proofErr w:type="spellStart"/>
-      <w:r>
-        <w:rPr>
-          <w:sz w:val="20"/>
-          <w:szCs w:val="20"/>
-        </w:rPr>
-        <w:t>Sales_Amount</w:t>
-      </w:r>
-      <w:proofErr w:type="spellEnd"/>
-      <w:r>
-        <w:rPr>
-          <w:sz w:val="20"/>
-          <w:szCs w:val="20"/>
-        </w:rPr>
-        <w:t xml:space="preserve"> as currency with 2 decimals.</w:t>
+        <w:t xml:space="preserve"> the header row and the Transaction_ID column. Format Order_Date as DD-MMM-YYYY and Sales_Amount as currency with 2 decimals.</w:t>
       </w:r>
     </w:p>
     <w:p>
@@ -5757,23 +4763,7 @@
           <w:sz w:val="20"/>
           <w:szCs w:val="20"/>
         </w:rPr>
-        <w:t xml:space="preserve"> Special to select every blank cell in </w:t>
-      </w:r>
-      <w:proofErr w:type="spellStart"/>
-      <w:r>
-        <w:rPr>
-          <w:sz w:val="20"/>
-          <w:szCs w:val="20"/>
-        </w:rPr>
-        <w:t>Customer_Rating</w:t>
-      </w:r>
-      <w:proofErr w:type="spellEnd"/>
-      <w:r>
-        <w:rPr>
-          <w:sz w:val="20"/>
-          <w:szCs w:val="20"/>
-        </w:rPr>
-        <w:t xml:space="preserve"> and fill them all with 'NA' in one step.</w:t>
+        <w:t xml:space="preserve"> Special to select every blank cell in Customer_Rating and fill them all with 'NA' in one step.</w:t>
       </w:r>
     </w:p>
     <w:p>
@@ -5899,23 +4889,7 @@
           <w:sz w:val="20"/>
           <w:szCs w:val="20"/>
         </w:rPr>
-        <w:t xml:space="preserve"> </w:t>
-      </w:r>
-      <w:proofErr w:type="spellStart"/>
-      <w:r>
-        <w:rPr>
-          <w:sz w:val="20"/>
-          <w:szCs w:val="20"/>
-        </w:rPr>
-        <w:t>Customer_Age</w:t>
-      </w:r>
-      <w:proofErr w:type="spellEnd"/>
-      <w:r>
-        <w:rPr>
-          <w:sz w:val="20"/>
-          <w:szCs w:val="20"/>
-        </w:rPr>
-        <w:t xml:space="preserve"> outside 16-90 and report how many rows are affected.</w:t>
+        <w:t xml:space="preserve"> Customer_Age outside 16-90 and report how many rows are affected.</w:t>
       </w:r>
     </w:p>
     <w:p>
@@ -6041,39 +5015,7 @@
           <w:sz w:val="20"/>
           <w:szCs w:val="20"/>
         </w:rPr>
-        <w:t xml:space="preserve"> 'Returned' when </w:t>
-      </w:r>
-      <w:proofErr w:type="spellStart"/>
-      <w:r>
-        <w:rPr>
-          <w:sz w:val="20"/>
-          <w:szCs w:val="20"/>
-        </w:rPr>
-        <w:t>Return_Flag</w:t>
-      </w:r>
-      <w:proofErr w:type="spellEnd"/>
-      <w:r>
-        <w:rPr>
-          <w:sz w:val="20"/>
-          <w:szCs w:val="20"/>
-        </w:rPr>
-        <w:t xml:space="preserve"> = Yes, otherwise show the </w:t>
-      </w:r>
-      <w:proofErr w:type="spellStart"/>
-      <w:r>
-        <w:rPr>
-          <w:sz w:val="20"/>
-          <w:szCs w:val="20"/>
-        </w:rPr>
-        <w:t>Order_Status</w:t>
-      </w:r>
-      <w:proofErr w:type="spellEnd"/>
-      <w:r>
-        <w:rPr>
-          <w:sz w:val="20"/>
-          <w:szCs w:val="20"/>
-        </w:rPr>
-        <w:t>.</w:t>
+        <w:t xml:space="preserve"> 'Returned' when Return_Flag = Yes, otherwise show the Order_Status.</w:t>
       </w:r>
     </w:p>
     <w:p>
@@ -6136,23 +5078,7 @@
           <w:sz w:val="20"/>
           <w:szCs w:val="20"/>
         </w:rPr>
-        <w:t xml:space="preserve"> duplicate </w:t>
-      </w:r>
-      <w:proofErr w:type="spellStart"/>
-      <w:r>
-        <w:rPr>
-          <w:sz w:val="20"/>
-          <w:szCs w:val="20"/>
-        </w:rPr>
-        <w:t>Transaction_IDs</w:t>
-      </w:r>
-      <w:proofErr w:type="spellEnd"/>
-      <w:r>
-        <w:rPr>
-          <w:sz w:val="20"/>
-          <w:szCs w:val="20"/>
-        </w:rPr>
-        <w:t xml:space="preserve"> with a COUNTIF helper column instead of deleting.</w:t>
+        <w:t xml:space="preserve"> duplicate Transaction_IDs with a COUNTIF helper column instead of deleting.</w:t>
       </w:r>
     </w:p>
     <w:p>
@@ -6215,39 +5141,7 @@
           <w:sz w:val="20"/>
           <w:szCs w:val="20"/>
         </w:rPr>
-        <w:t xml:space="preserve"> blank </w:t>
-      </w:r>
-      <w:proofErr w:type="spellStart"/>
-      <w:r>
-        <w:rPr>
-          <w:sz w:val="20"/>
-          <w:szCs w:val="20"/>
-        </w:rPr>
-        <w:t>Customer_Rating</w:t>
-      </w:r>
-      <w:proofErr w:type="spellEnd"/>
-      <w:r>
-        <w:rPr>
-          <w:sz w:val="20"/>
-          <w:szCs w:val="20"/>
-        </w:rPr>
-        <w:t xml:space="preserve"> with the average rating of that row's </w:t>
-      </w:r>
-      <w:proofErr w:type="spellStart"/>
-      <w:r>
-        <w:rPr>
-          <w:sz w:val="20"/>
-          <w:szCs w:val="20"/>
-        </w:rPr>
-        <w:t>Product_Category</w:t>
-      </w:r>
-      <w:proofErr w:type="spellEnd"/>
-      <w:r>
-        <w:rPr>
-          <w:sz w:val="20"/>
-          <w:szCs w:val="20"/>
-        </w:rPr>
-        <w:t xml:space="preserve"> (AVERAGEIF).</w:t>
+        <w:t xml:space="preserve"> blank Customer_Rating with the average rating of that row's Product_Category (AVERAGEIF).</w:t>
       </w:r>
     </w:p>
     <w:p>
@@ -6310,23 +5204,7 @@
           <w:sz w:val="20"/>
           <w:szCs w:val="20"/>
         </w:rPr>
-        <w:t xml:space="preserve">: total Profit by </w:t>
-      </w:r>
-      <w:proofErr w:type="spellStart"/>
-      <w:r>
-        <w:rPr>
-          <w:sz w:val="20"/>
-          <w:szCs w:val="20"/>
-        </w:rPr>
-        <w:t>Product_Category</w:t>
-      </w:r>
-      <w:proofErr w:type="spellEnd"/>
-      <w:r>
-        <w:rPr>
-          <w:sz w:val="20"/>
-          <w:szCs w:val="20"/>
-        </w:rPr>
-        <w:t xml:space="preserve"> for 2024.</w:t>
+        <w:t>: total Profit by Product_Category for 2024.</w:t>
       </w:r>
     </w:p>
     <w:p>
@@ -6389,39 +5267,7 @@
           <w:sz w:val="20"/>
           <w:szCs w:val="20"/>
         </w:rPr>
-        <w:t xml:space="preserve">: compute Profit / </w:t>
-      </w:r>
-      <w:proofErr w:type="spellStart"/>
-      <w:r>
-        <w:rPr>
-          <w:sz w:val="20"/>
-          <w:szCs w:val="20"/>
-        </w:rPr>
-        <w:t>Sales_Amount</w:t>
-      </w:r>
-      <w:proofErr w:type="spellEnd"/>
-      <w:r>
-        <w:rPr>
-          <w:sz w:val="20"/>
-          <w:szCs w:val="20"/>
-        </w:rPr>
-        <w:t xml:space="preserve"> and show 0 when </w:t>
-      </w:r>
-      <w:proofErr w:type="spellStart"/>
-      <w:r>
-        <w:rPr>
-          <w:sz w:val="20"/>
-          <w:szCs w:val="20"/>
-        </w:rPr>
-        <w:t>Sales_Amount</w:t>
-      </w:r>
-      <w:proofErr w:type="spellEnd"/>
-      <w:r>
-        <w:rPr>
-          <w:sz w:val="20"/>
-          <w:szCs w:val="20"/>
-        </w:rPr>
-        <w:t xml:space="preserve"> is blank or zero.</w:t>
+        <w:t>: compute Profit / Sales_Amount and show 0 when Sales_Amount is blank or zero.</w:t>
       </w:r>
     </w:p>
     <w:p>
@@ -6485,23 +5331,7 @@
           <w:sz w:val="20"/>
           <w:szCs w:val="20"/>
         </w:rPr>
-        <w:t xml:space="preserve"> chart of </w:t>
-      </w:r>
-      <w:proofErr w:type="spellStart"/>
-      <w:r>
-        <w:rPr>
-          <w:sz w:val="20"/>
-          <w:szCs w:val="20"/>
-        </w:rPr>
-        <w:t>Sales_Channel</w:t>
-      </w:r>
-      <w:proofErr w:type="spellEnd"/>
-      <w:r>
-        <w:rPr>
-          <w:sz w:val="20"/>
-          <w:szCs w:val="20"/>
-        </w:rPr>
-        <w:t xml:space="preserve"> share. When is a pie/donut a bad choice?</w:t>
+        <w:t xml:space="preserve"> chart of Sales_Channel share. When is a pie/donut a bad choice?</w:t>
       </w:r>
     </w:p>
     <w:p>
@@ -6564,23 +5394,7 @@
           <w:sz w:val="20"/>
           <w:szCs w:val="20"/>
         </w:rPr>
-        <w:t xml:space="preserve"> column of Profit by Country split by </w:t>
-      </w:r>
-      <w:proofErr w:type="spellStart"/>
-      <w:r>
-        <w:rPr>
-          <w:sz w:val="20"/>
-          <w:szCs w:val="20"/>
-        </w:rPr>
-        <w:t>Order_Year</w:t>
-      </w:r>
-      <w:proofErr w:type="spellEnd"/>
-      <w:r>
-        <w:rPr>
-          <w:sz w:val="20"/>
-          <w:szCs w:val="20"/>
-        </w:rPr>
-        <w:t>; add sparklines for the monthly trend.</w:t>
+        <w:t xml:space="preserve"> column of Profit by Country split by Order_Year; add sparklines for the monthly trend.</w:t>
       </w:r>
     </w:p>
     <w:p>
@@ -6643,23 +5457,7 @@
           <w:sz w:val="20"/>
           <w:szCs w:val="20"/>
         </w:rPr>
-        <w:t xml:space="preserve"> HLOOKUP on a horizontal table of </w:t>
-      </w:r>
-      <w:proofErr w:type="spellStart"/>
-      <w:r>
-        <w:rPr>
-          <w:sz w:val="20"/>
-          <w:szCs w:val="20"/>
-        </w:rPr>
-        <w:t>Shipping_Method</w:t>
-      </w:r>
-      <w:proofErr w:type="spellEnd"/>
-      <w:r>
-        <w:rPr>
-          <w:sz w:val="20"/>
-          <w:szCs w:val="20"/>
-        </w:rPr>
-        <w:t xml:space="preserve"> and delivery fee.</w:t>
+        <w:t xml:space="preserve"> HLOOKUP on a horizontal table of Shipping_Method and delivery fee.</w:t>
       </w:r>
     </w:p>
     <w:p>
@@ -6785,23 +5583,7 @@
           <w:sz w:val="20"/>
           <w:szCs w:val="20"/>
         </w:rPr>
-        <w:t xml:space="preserve">-way INDEX/MATCH: return sales for a chosen Country and </w:t>
-      </w:r>
-      <w:proofErr w:type="spellStart"/>
-      <w:r>
-        <w:rPr>
-          <w:sz w:val="20"/>
-          <w:szCs w:val="20"/>
-        </w:rPr>
-        <w:t>Order_Year</w:t>
-      </w:r>
-      <w:proofErr w:type="spellEnd"/>
-      <w:r>
-        <w:rPr>
-          <w:sz w:val="20"/>
-          <w:szCs w:val="20"/>
-        </w:rPr>
-        <w:t xml:space="preserve"> from a summary grid.</w:t>
+        <w:t>-way INDEX/MATCH: return sales for a chosen Country and Order_Year from a summary grid.</w:t>
       </w:r>
     </w:p>
     <w:p>
@@ -6864,23 +5646,7 @@
           <w:sz w:val="20"/>
           <w:szCs w:val="20"/>
         </w:rPr>
-        <w:t xml:space="preserve"> a combo chart: columns for </w:t>
-      </w:r>
-      <w:proofErr w:type="spellStart"/>
-      <w:r>
-        <w:rPr>
-          <w:sz w:val="20"/>
-          <w:szCs w:val="20"/>
-        </w:rPr>
-        <w:t>Sales_Amount</w:t>
-      </w:r>
-      <w:proofErr w:type="spellEnd"/>
-      <w:r>
-        <w:rPr>
-          <w:sz w:val="20"/>
-          <w:szCs w:val="20"/>
-        </w:rPr>
-        <w:t>, line for Profit margin % on a secondary axis.</w:t>
+        <w:t xml:space="preserve"> a combo chart: columns for Sales_Amount, line for Profit margin % on a secondary axis.</w:t>
       </w:r>
     </w:p>
     <w:p>
@@ -6943,23 +5709,7 @@
           <w:sz w:val="20"/>
           <w:szCs w:val="20"/>
         </w:rPr>
-        <w:t xml:space="preserve">: extract the numeric part of </w:t>
-      </w:r>
-      <w:proofErr w:type="spellStart"/>
-      <w:r>
-        <w:rPr>
-          <w:sz w:val="20"/>
-          <w:szCs w:val="20"/>
-        </w:rPr>
-        <w:t>Transaction_ID</w:t>
-      </w:r>
-      <w:proofErr w:type="spellEnd"/>
-      <w:r>
-        <w:rPr>
-          <w:sz w:val="20"/>
-          <w:szCs w:val="20"/>
-        </w:rPr>
-        <w:t xml:space="preserve"> (T20001234).</w:t>
+        <w:t>: extract the numeric part of Transaction_ID (T20001234).</w:t>
       </w:r>
     </w:p>
     <w:p>
@@ -7353,23 +6103,7 @@
           <w:sz w:val="20"/>
           <w:szCs w:val="20"/>
         </w:rPr>
-        <w:t xml:space="preserve"> </w:t>
-      </w:r>
-      <w:proofErr w:type="spellStart"/>
-      <w:r>
-        <w:rPr>
-          <w:sz w:val="20"/>
-          <w:szCs w:val="20"/>
-        </w:rPr>
-        <w:t>Order_Date</w:t>
-      </w:r>
-      <w:proofErr w:type="spellEnd"/>
-      <w:r>
-        <w:rPr>
-          <w:sz w:val="20"/>
-          <w:szCs w:val="20"/>
-        </w:rPr>
-        <w:t xml:space="preserve"> by Months and Quarters.</w:t>
+        <w:t xml:space="preserve"> Order_Date by Months and Quarters.</w:t>
       </w:r>
     </w:p>
     <w:p>
@@ -7432,23 +6166,7 @@
           <w:sz w:val="20"/>
           <w:szCs w:val="20"/>
         </w:rPr>
-        <w:t xml:space="preserve"> values as % of column total and filter to the Top 10 </w:t>
-      </w:r>
-      <w:proofErr w:type="spellStart"/>
-      <w:r>
-        <w:rPr>
-          <w:sz w:val="20"/>
-          <w:szCs w:val="20"/>
-        </w:rPr>
-        <w:t>Product_Names</w:t>
-      </w:r>
-      <w:proofErr w:type="spellEnd"/>
-      <w:r>
-        <w:rPr>
-          <w:sz w:val="20"/>
-          <w:szCs w:val="20"/>
-        </w:rPr>
-        <w:t>.</w:t>
+        <w:t xml:space="preserve"> values as % of column total and filter to the Top 10 Product_Names.</w:t>
       </w:r>
     </w:p>
     <w:p>
@@ -8060,23 +6778,7 @@
           <w:sz w:val="20"/>
           <w:szCs w:val="20"/>
         </w:rPr>
-        <w:t xml:space="preserve"> a database </w:t>
-      </w:r>
-      <w:proofErr w:type="spellStart"/>
-      <w:r>
-        <w:rPr>
-          <w:sz w:val="20"/>
-          <w:szCs w:val="20"/>
-        </w:rPr>
-        <w:t>retail_db</w:t>
-      </w:r>
-      <w:proofErr w:type="spellEnd"/>
-      <w:r>
-        <w:rPr>
-          <w:sz w:val="20"/>
-          <w:szCs w:val="20"/>
-        </w:rPr>
-        <w:t xml:space="preserve"> and a sales table with suitable data types.</w:t>
+        <w:t xml:space="preserve"> a database retail_db and a sales table with suitable data types.</w:t>
       </w:r>
     </w:p>
     <w:p>
@@ -8110,39 +6812,7 @@
           <w:sz w:val="20"/>
           <w:szCs w:val="20"/>
         </w:rPr>
-        <w:t xml:space="preserve"> a primary key on </w:t>
-      </w:r>
-      <w:proofErr w:type="spellStart"/>
-      <w:r>
-        <w:rPr>
-          <w:sz w:val="20"/>
-          <w:szCs w:val="20"/>
-        </w:rPr>
-        <w:t>Transaction_ID</w:t>
-      </w:r>
-      <w:proofErr w:type="spellEnd"/>
-      <w:r>
-        <w:rPr>
-          <w:sz w:val="20"/>
-          <w:szCs w:val="20"/>
-        </w:rPr>
-        <w:t xml:space="preserve"> and NOT NULL on </w:t>
-      </w:r>
-      <w:proofErr w:type="spellStart"/>
-      <w:r>
-        <w:rPr>
-          <w:sz w:val="20"/>
-          <w:szCs w:val="20"/>
-        </w:rPr>
-        <w:t>Order_Date</w:t>
-      </w:r>
-      <w:proofErr w:type="spellEnd"/>
-      <w:r>
-        <w:rPr>
-          <w:sz w:val="20"/>
-          <w:szCs w:val="20"/>
-        </w:rPr>
-        <w:t>.</w:t>
+        <w:t xml:space="preserve"> a primary key on Transaction_ID and NOT NULL on Order_Date.</w:t>
       </w:r>
     </w:p>
     <w:p>
@@ -8278,55 +6948,7 @@
           <w:sz w:val="20"/>
           <w:szCs w:val="20"/>
         </w:rPr>
-        <w:t xml:space="preserve"> </w:t>
-      </w:r>
-      <w:proofErr w:type="spellStart"/>
-      <w:r>
-        <w:rPr>
-          <w:sz w:val="20"/>
-          <w:szCs w:val="20"/>
-        </w:rPr>
-        <w:t>dim_store</w:t>
-      </w:r>
-      <w:proofErr w:type="spellEnd"/>
-      <w:r>
-        <w:rPr>
-          <w:sz w:val="20"/>
-          <w:szCs w:val="20"/>
-        </w:rPr>
-        <w:t xml:space="preserve"> from SELECT DISTINCT </w:t>
-      </w:r>
-      <w:proofErr w:type="spellStart"/>
-      <w:r>
-        <w:rPr>
-          <w:sz w:val="20"/>
-          <w:szCs w:val="20"/>
-        </w:rPr>
-        <w:t>Store_ID</w:t>
-      </w:r>
-      <w:proofErr w:type="spellEnd"/>
-      <w:r>
-        <w:rPr>
-          <w:sz w:val="20"/>
-          <w:szCs w:val="20"/>
-        </w:rPr>
-        <w:t xml:space="preserve">, </w:t>
-      </w:r>
-      <w:proofErr w:type="spellStart"/>
-      <w:r>
-        <w:rPr>
-          <w:sz w:val="20"/>
-          <w:szCs w:val="20"/>
-        </w:rPr>
-        <w:t>Store_Name</w:t>
-      </w:r>
-      <w:proofErr w:type="spellEnd"/>
-      <w:r>
-        <w:rPr>
-          <w:sz w:val="20"/>
-          <w:szCs w:val="20"/>
-        </w:rPr>
-        <w:t>, City, Country.</w:t>
+        <w:t xml:space="preserve"> dim_store from SELECT DISTINCT Store_ID, Store_Name, City, Country.</w:t>
       </w:r>
     </w:p>
     <w:p>
@@ -8386,55 +7008,7 @@
           <w:sz w:val="20"/>
           <w:szCs w:val="20"/>
         </w:rPr>
-        <w:t xml:space="preserve"> </w:t>
-      </w:r>
-      <w:proofErr w:type="spellStart"/>
-      <w:r>
-        <w:rPr>
-          <w:sz w:val="20"/>
-          <w:szCs w:val="20"/>
-        </w:rPr>
-        <w:t>Transaction_ID</w:t>
-      </w:r>
-      <w:proofErr w:type="spellEnd"/>
-      <w:r>
-        <w:rPr>
-          <w:sz w:val="20"/>
-          <w:szCs w:val="20"/>
-        </w:rPr>
-        <w:t xml:space="preserve">, </w:t>
-      </w:r>
-      <w:proofErr w:type="spellStart"/>
-      <w:r>
-        <w:rPr>
-          <w:sz w:val="20"/>
-          <w:szCs w:val="20"/>
-        </w:rPr>
-        <w:t>Customer_Name</w:t>
-      </w:r>
-      <w:proofErr w:type="spellEnd"/>
-      <w:r>
-        <w:rPr>
-          <w:sz w:val="20"/>
-          <w:szCs w:val="20"/>
-        </w:rPr>
-        <w:t xml:space="preserve"> and </w:t>
-      </w:r>
-      <w:proofErr w:type="spellStart"/>
-      <w:r>
-        <w:rPr>
-          <w:sz w:val="20"/>
-          <w:szCs w:val="20"/>
-        </w:rPr>
-        <w:t>Sales_Amount</w:t>
-      </w:r>
-      <w:proofErr w:type="spellEnd"/>
-      <w:r>
-        <w:rPr>
-          <w:sz w:val="20"/>
-          <w:szCs w:val="20"/>
-        </w:rPr>
-        <w:t xml:space="preserve"> for the first 10 rows.</w:t>
+        <w:t xml:space="preserve"> Transaction_ID, Customer_Name and Sales_Amount for the first 10 rows.</w:t>
       </w:r>
     </w:p>
     <w:p>
@@ -8468,23 +7042,7 @@
           <w:sz w:val="20"/>
           <w:szCs w:val="20"/>
         </w:rPr>
-        <w:t xml:space="preserve"> where Country = 'Canada' and </w:t>
-      </w:r>
-      <w:proofErr w:type="spellStart"/>
-      <w:r>
-        <w:rPr>
-          <w:sz w:val="20"/>
-          <w:szCs w:val="20"/>
-        </w:rPr>
-        <w:t>Sales_Amount</w:t>
-      </w:r>
-      <w:proofErr w:type="spellEnd"/>
-      <w:r>
-        <w:rPr>
-          <w:sz w:val="20"/>
-          <w:szCs w:val="20"/>
-        </w:rPr>
-        <w:t xml:space="preserve"> &gt; 500.</w:t>
+        <w:t xml:space="preserve"> where Country = 'Canada' and Sales_Amount &gt; 500.</w:t>
       </w:r>
     </w:p>
     <w:p>
@@ -8586,23 +7144,7 @@
           <w:sz w:val="20"/>
           <w:szCs w:val="20"/>
         </w:rPr>
-        <w:t xml:space="preserve"> LIKE to find </w:t>
-      </w:r>
-      <w:proofErr w:type="spellStart"/>
-      <w:r>
-        <w:rPr>
-          <w:sz w:val="20"/>
-          <w:szCs w:val="20"/>
-        </w:rPr>
-        <w:t>Product_Names</w:t>
-      </w:r>
-      <w:proofErr w:type="spellEnd"/>
-      <w:r>
-        <w:rPr>
-          <w:sz w:val="20"/>
-          <w:szCs w:val="20"/>
-        </w:rPr>
-        <w:t xml:space="preserve"> starting with 'Aero'.</w:t>
+        <w:t xml:space="preserve"> LIKE to find Product_Names starting with 'Aero'.</w:t>
       </w:r>
     </w:p>
     <w:p>
@@ -8636,23 +7178,7 @@
           <w:sz w:val="20"/>
           <w:szCs w:val="20"/>
         </w:rPr>
-        <w:t xml:space="preserve"> transactions where </w:t>
-      </w:r>
-      <w:proofErr w:type="spellStart"/>
-      <w:r>
-        <w:rPr>
-          <w:sz w:val="20"/>
-          <w:szCs w:val="20"/>
-        </w:rPr>
-        <w:t>Promotion_Code</w:t>
-      </w:r>
-      <w:proofErr w:type="spellEnd"/>
-      <w:r>
-        <w:rPr>
-          <w:sz w:val="20"/>
-          <w:szCs w:val="20"/>
-        </w:rPr>
-        <w:t xml:space="preserve"> IS NULL; list distinct countries with an alias.</w:t>
+        <w:t xml:space="preserve"> transactions where Promotion_Code IS NULL; list distinct countries with an alias.</w:t>
       </w:r>
     </w:p>
     <w:p>
@@ -8703,23 +7229,7 @@
           <w:sz w:val="20"/>
           <w:szCs w:val="20"/>
         </w:rPr>
-        <w:t xml:space="preserve"> 10 transactions by </w:t>
-      </w:r>
-      <w:proofErr w:type="spellStart"/>
-      <w:r>
-        <w:rPr>
-          <w:sz w:val="20"/>
-          <w:szCs w:val="20"/>
-        </w:rPr>
-        <w:t>Sales_Amount</w:t>
-      </w:r>
-      <w:proofErr w:type="spellEnd"/>
-      <w:r>
-        <w:rPr>
-          <w:sz w:val="20"/>
-          <w:szCs w:val="20"/>
-        </w:rPr>
-        <w:t>.</w:t>
+        <w:t xml:space="preserve"> 10 transactions by Sales_Amount.</w:t>
       </w:r>
     </w:p>
     <w:p>
@@ -8821,39 +7331,7 @@
           <w:sz w:val="20"/>
           <w:szCs w:val="20"/>
         </w:rPr>
-        <w:t xml:space="preserve"> orders first, using </w:t>
-      </w:r>
-      <w:proofErr w:type="spellStart"/>
-      <w:r>
-        <w:rPr>
-          <w:sz w:val="20"/>
-          <w:szCs w:val="20"/>
-        </w:rPr>
-        <w:t>Order_Date</w:t>
-      </w:r>
-      <w:proofErr w:type="spellEnd"/>
-      <w:r>
-        <w:rPr>
-          <w:sz w:val="20"/>
-          <w:szCs w:val="20"/>
-        </w:rPr>
-        <w:t xml:space="preserve"> and </w:t>
-      </w:r>
-      <w:proofErr w:type="spellStart"/>
-      <w:r>
-        <w:rPr>
-          <w:sz w:val="20"/>
-          <w:szCs w:val="20"/>
-        </w:rPr>
-        <w:t>Order_Time</w:t>
-      </w:r>
-      <w:proofErr w:type="spellEnd"/>
-      <w:r>
-        <w:rPr>
-          <w:sz w:val="20"/>
-          <w:szCs w:val="20"/>
-        </w:rPr>
-        <w:t>.</w:t>
+        <w:t xml:space="preserve"> orders first, using Order_Date and Order_Time.</w:t>
       </w:r>
     </w:p>
     <w:p>
@@ -8887,23 +7365,7 @@
           <w:sz w:val="20"/>
           <w:szCs w:val="20"/>
         </w:rPr>
-        <w:t xml:space="preserve"> the 3rd highest </w:t>
-      </w:r>
-      <w:proofErr w:type="spellStart"/>
-      <w:r>
-        <w:rPr>
-          <w:sz w:val="20"/>
-          <w:szCs w:val="20"/>
-        </w:rPr>
-        <w:t>Sales_Amount</w:t>
-      </w:r>
-      <w:proofErr w:type="spellEnd"/>
-      <w:r>
-        <w:rPr>
-          <w:sz w:val="20"/>
-          <w:szCs w:val="20"/>
-        </w:rPr>
-        <w:t xml:space="preserve"> using OFFSET (or a subquery).</w:t>
+        <w:t xml:space="preserve"> the 3rd highest Sales_Amount using OFFSET (or a subquery).</w:t>
       </w:r>
     </w:p>
     <w:p>
@@ -8937,23 +7399,7 @@
           <w:sz w:val="20"/>
           <w:szCs w:val="20"/>
         </w:rPr>
-        <w:t xml:space="preserve"> so NULL </w:t>
-      </w:r>
-      <w:proofErr w:type="spellStart"/>
-      <w:r>
-        <w:rPr>
-          <w:sz w:val="20"/>
-          <w:szCs w:val="20"/>
-        </w:rPr>
-        <w:t>Customer_Ratings</w:t>
-      </w:r>
-      <w:proofErr w:type="spellEnd"/>
-      <w:r>
-        <w:rPr>
-          <w:sz w:val="20"/>
-          <w:szCs w:val="20"/>
-        </w:rPr>
-        <w:t xml:space="preserve"> appear last.</w:t>
+        <w:t xml:space="preserve"> so NULL Customer_Ratings appear last.</w:t>
       </w:r>
     </w:p>
     <w:p>
@@ -9004,23 +7450,7 @@
           <w:sz w:val="20"/>
           <w:szCs w:val="20"/>
         </w:rPr>
-        <w:t xml:space="preserve">, SUM, AVG, MIN and MAX of </w:t>
-      </w:r>
-      <w:proofErr w:type="spellStart"/>
-      <w:r>
-        <w:rPr>
-          <w:sz w:val="20"/>
-          <w:szCs w:val="20"/>
-        </w:rPr>
-        <w:t>Sales_Amount</w:t>
-      </w:r>
-      <w:proofErr w:type="spellEnd"/>
-      <w:r>
-        <w:rPr>
-          <w:sz w:val="20"/>
-          <w:szCs w:val="20"/>
-        </w:rPr>
-        <w:t xml:space="preserve"> in one query.</w:t>
+        <w:t>, SUM, AVG, MIN and MAX of Sales_Amount in one query.</w:t>
       </w:r>
     </w:p>
     <w:p>
@@ -9054,23 +7484,7 @@
           <w:sz w:val="20"/>
           <w:szCs w:val="20"/>
         </w:rPr>
-        <w:t xml:space="preserve"> revenue per </w:t>
-      </w:r>
-      <w:proofErr w:type="spellStart"/>
-      <w:r>
-        <w:rPr>
-          <w:sz w:val="20"/>
-          <w:szCs w:val="20"/>
-        </w:rPr>
-        <w:t>Product_Category</w:t>
-      </w:r>
-      <w:proofErr w:type="spellEnd"/>
-      <w:r>
-        <w:rPr>
-          <w:sz w:val="20"/>
-          <w:szCs w:val="20"/>
-        </w:rPr>
-        <w:t>.</w:t>
+        <w:t xml:space="preserve"> revenue per Product_Category.</w:t>
       </w:r>
     </w:p>
     <w:p>
@@ -9104,23 +7518,7 @@
           <w:sz w:val="20"/>
           <w:szCs w:val="20"/>
         </w:rPr>
-        <w:t xml:space="preserve"> count and average rating per </w:t>
-      </w:r>
-      <w:proofErr w:type="spellStart"/>
-      <w:r>
-        <w:rPr>
-          <w:sz w:val="20"/>
-          <w:szCs w:val="20"/>
-        </w:rPr>
-        <w:t>Sales_Channel</w:t>
-      </w:r>
-      <w:proofErr w:type="spellEnd"/>
-      <w:r>
-        <w:rPr>
-          <w:sz w:val="20"/>
-          <w:szCs w:val="20"/>
-        </w:rPr>
-        <w:t>.</w:t>
+        <w:t xml:space="preserve"> count and average rating per Sales_Channel.</w:t>
       </w:r>
     </w:p>
     <w:p>
@@ -9202,23 +7600,7 @@
           <w:sz w:val="20"/>
           <w:szCs w:val="20"/>
         </w:rPr>
-        <w:t xml:space="preserve">DISTINCT </w:t>
-      </w:r>
-      <w:proofErr w:type="spellStart"/>
-      <w:r>
-        <w:rPr>
-          <w:sz w:val="20"/>
-          <w:szCs w:val="20"/>
-        </w:rPr>
-        <w:t>Customer_ID</w:t>
-      </w:r>
-      <w:proofErr w:type="spellEnd"/>
-      <w:r>
-        <w:rPr>
-          <w:sz w:val="20"/>
-          <w:szCs w:val="20"/>
-        </w:rPr>
-        <w:t>) with this data.</w:t>
+        <w:t>DISTINCT Customer_ID) with this data.</w:t>
       </w:r>
     </w:p>
     <w:p>
@@ -9252,23 +7634,7 @@
           <w:sz w:val="20"/>
           <w:szCs w:val="20"/>
         </w:rPr>
-        <w:t xml:space="preserve"> by Country and </w:t>
-      </w:r>
-      <w:proofErr w:type="spellStart"/>
-      <w:r>
-        <w:rPr>
-          <w:sz w:val="20"/>
-          <w:szCs w:val="20"/>
-        </w:rPr>
-        <w:t>Order_Year</w:t>
-      </w:r>
-      <w:proofErr w:type="spellEnd"/>
-      <w:r>
-        <w:rPr>
-          <w:sz w:val="20"/>
-          <w:szCs w:val="20"/>
-        </w:rPr>
-        <w:t>.</w:t>
+        <w:t xml:space="preserve"> by Country and Order_Year.</w:t>
       </w:r>
     </w:p>
     <w:p>
@@ -9557,23 +7923,7 @@
           <w:sz w:val="20"/>
           <w:szCs w:val="20"/>
         </w:rPr>
-        <w:t xml:space="preserve"> with average </w:t>
-      </w:r>
-      <w:proofErr w:type="spellStart"/>
-      <w:r>
-        <w:rPr>
-          <w:sz w:val="20"/>
-          <w:szCs w:val="20"/>
-        </w:rPr>
-        <w:t>Customer_Rating</w:t>
-      </w:r>
-      <w:proofErr w:type="spellEnd"/>
-      <w:r>
-        <w:rPr>
-          <w:sz w:val="20"/>
-          <w:szCs w:val="20"/>
-        </w:rPr>
-        <w:t xml:space="preserve"> below 4.</w:t>
+        <w:t xml:space="preserve"> with average Customer_Rating below 4.</w:t>
       </w:r>
     </w:p>
     <w:p>
@@ -9794,23 +8144,7 @@
           <w:sz w:val="20"/>
           <w:szCs w:val="20"/>
         </w:rPr>
-        <w:t xml:space="preserve">-style output: count of transactions per </w:t>
-      </w:r>
-      <w:proofErr w:type="spellStart"/>
-      <w:r>
-        <w:rPr>
-          <w:sz w:val="20"/>
-          <w:szCs w:val="20"/>
-        </w:rPr>
-        <w:t>Sales_Channel</w:t>
-      </w:r>
-      <w:proofErr w:type="spellEnd"/>
-      <w:r>
-        <w:rPr>
-          <w:sz w:val="20"/>
-          <w:szCs w:val="20"/>
-        </w:rPr>
-        <w:t xml:space="preserve"> as separate columns using CASE.</w:t>
+        <w:t>-style output: count of transactions per Sales_Channel as separate columns using CASE.</w:t>
       </w:r>
     </w:p>
     <w:p>
@@ -9878,23 +8212,7 @@
           <w:sz w:val="20"/>
           <w:szCs w:val="20"/>
         </w:rPr>
-        <w:t xml:space="preserve"> 'No Promo' when </w:t>
-      </w:r>
-      <w:proofErr w:type="spellStart"/>
-      <w:r>
-        <w:rPr>
-          <w:sz w:val="20"/>
-          <w:szCs w:val="20"/>
-        </w:rPr>
-        <w:t>Promotion_Code</w:t>
-      </w:r>
-      <w:proofErr w:type="spellEnd"/>
-      <w:r>
-        <w:rPr>
-          <w:sz w:val="20"/>
-          <w:szCs w:val="20"/>
-        </w:rPr>
-        <w:t xml:space="preserve"> is blank.</w:t>
+        <w:t xml:space="preserve"> 'No Promo' when Promotion_Code is blank.</w:t>
       </w:r>
     </w:p>
     <w:p>
@@ -9979,23 +8297,7 @@
           <w:sz w:val="20"/>
           <w:szCs w:val="20"/>
         </w:rPr>
-        <w:t xml:space="preserve"> year, month and day-of-week from </w:t>
-      </w:r>
-      <w:proofErr w:type="spellStart"/>
-      <w:r>
-        <w:rPr>
-          <w:sz w:val="20"/>
-          <w:szCs w:val="20"/>
-        </w:rPr>
-        <w:t>Order_Date</w:t>
-      </w:r>
-      <w:proofErr w:type="spellEnd"/>
-      <w:r>
-        <w:rPr>
-          <w:sz w:val="20"/>
-          <w:szCs w:val="20"/>
-        </w:rPr>
-        <w:t>.</w:t>
+        <w:t xml:space="preserve"> year, month and day-of-week from Order_Date.</w:t>
       </w:r>
     </w:p>
     <w:p>
@@ -10097,39 +8399,7 @@
           <w:sz w:val="20"/>
           <w:szCs w:val="20"/>
         </w:rPr>
-        <w:t xml:space="preserve"> </w:t>
-      </w:r>
-      <w:proofErr w:type="spellStart"/>
-      <w:r>
-        <w:rPr>
-          <w:sz w:val="20"/>
-          <w:szCs w:val="20"/>
-        </w:rPr>
-        <w:t>Delivery_Days</w:t>
-      </w:r>
-      <w:proofErr w:type="spellEnd"/>
-      <w:r>
-        <w:rPr>
-          <w:sz w:val="20"/>
-          <w:szCs w:val="20"/>
-        </w:rPr>
-        <w:t xml:space="preserve"> to </w:t>
-      </w:r>
-      <w:proofErr w:type="spellStart"/>
-      <w:r>
-        <w:rPr>
-          <w:sz w:val="20"/>
-          <w:szCs w:val="20"/>
-        </w:rPr>
-        <w:t>Order_Date</w:t>
-      </w:r>
-      <w:proofErr w:type="spellEnd"/>
-      <w:r>
-        <w:rPr>
-          <w:sz w:val="20"/>
-          <w:szCs w:val="20"/>
-        </w:rPr>
-        <w:t xml:space="preserve"> to get the delivery date (DATE_ADD / DATEADD).</w:t>
+        <w:t xml:space="preserve"> Delivery_Days to Order_Date to get the delivery date (DATE_ADD / DATEADD).</w:t>
       </w:r>
     </w:p>
     <w:p>
@@ -10163,23 +8433,7 @@
           <w:sz w:val="20"/>
           <w:szCs w:val="20"/>
         </w:rPr>
-        <w:t xml:space="preserve"> </w:t>
-      </w:r>
-      <w:proofErr w:type="spellStart"/>
-      <w:r>
-        <w:rPr>
-          <w:sz w:val="20"/>
-          <w:szCs w:val="20"/>
-        </w:rPr>
-        <w:t>Order_Date</w:t>
-      </w:r>
-      <w:proofErr w:type="spellEnd"/>
-      <w:r>
-        <w:rPr>
-          <w:sz w:val="20"/>
-          <w:szCs w:val="20"/>
-        </w:rPr>
-        <w:t xml:space="preserve"> as 'YYYY-MM'.</w:t>
+        <w:t xml:space="preserve"> Order_Date as 'YYYY-MM'.</w:t>
       </w:r>
     </w:p>
     <w:p>
@@ -10213,23 +8467,7 @@
           <w:sz w:val="20"/>
           <w:szCs w:val="20"/>
         </w:rPr>
-        <w:t xml:space="preserve"> placed on weekends; count orders by hour of </w:t>
-      </w:r>
-      <w:proofErr w:type="spellStart"/>
-      <w:r>
-        <w:rPr>
-          <w:sz w:val="20"/>
-          <w:szCs w:val="20"/>
-        </w:rPr>
-        <w:t>Order_Time</w:t>
-      </w:r>
-      <w:proofErr w:type="spellEnd"/>
-      <w:r>
-        <w:rPr>
-          <w:sz w:val="20"/>
-          <w:szCs w:val="20"/>
-        </w:rPr>
-        <w:t>.</w:t>
+        <w:t xml:space="preserve"> placed on weekends; count orders by hour of Order_Time.</w:t>
       </w:r>
     </w:p>
     <w:p>
@@ -10314,23 +8552,7 @@
           <w:sz w:val="20"/>
           <w:szCs w:val="20"/>
         </w:rPr>
-        <w:t xml:space="preserve"> </w:t>
-      </w:r>
-      <w:proofErr w:type="spellStart"/>
-      <w:r>
-        <w:rPr>
-          <w:sz w:val="20"/>
-          <w:szCs w:val="20"/>
-        </w:rPr>
-        <w:t>Discount_Percentage</w:t>
-      </w:r>
-      <w:proofErr w:type="spellEnd"/>
-      <w:r>
-        <w:rPr>
-          <w:sz w:val="20"/>
-          <w:szCs w:val="20"/>
-        </w:rPr>
-        <w:t xml:space="preserve"> at 50 where it is higher.</w:t>
+        <w:t xml:space="preserve"> Discount_Percentage at 50 where it is higher.</w:t>
       </w:r>
     </w:p>
     <w:p>
@@ -10398,23 +8620,7 @@
           <w:sz w:val="20"/>
           <w:szCs w:val="20"/>
         </w:rPr>
-        <w:t xml:space="preserve"> duplicate </w:t>
-      </w:r>
-      <w:proofErr w:type="spellStart"/>
-      <w:r>
-        <w:rPr>
-          <w:sz w:val="20"/>
-          <w:szCs w:val="20"/>
-        </w:rPr>
-        <w:t>Transaction_IDs</w:t>
-      </w:r>
-      <w:proofErr w:type="spellEnd"/>
-      <w:r>
-        <w:rPr>
-          <w:sz w:val="20"/>
-          <w:szCs w:val="20"/>
-        </w:rPr>
-        <w:t xml:space="preserve"> using ROW_NUMBER in a CTE.</w:t>
+        <w:t xml:space="preserve"> duplicate Transaction_IDs using ROW_NUMBER in a CTE.</w:t>
       </w:r>
     </w:p>
     <w:p>
@@ -10668,39 +8874,7 @@
           <w:sz w:val="20"/>
           <w:szCs w:val="20"/>
         </w:rPr>
-        <w:t xml:space="preserve"> JOIN sales with </w:t>
-      </w:r>
-      <w:proofErr w:type="spellStart"/>
-      <w:r>
-        <w:rPr>
-          <w:sz w:val="20"/>
-          <w:szCs w:val="20"/>
-        </w:rPr>
-        <w:t>dim_product</w:t>
-      </w:r>
-      <w:proofErr w:type="spellEnd"/>
-      <w:r>
-        <w:rPr>
-          <w:sz w:val="20"/>
-          <w:szCs w:val="20"/>
-        </w:rPr>
-        <w:t xml:space="preserve"> to show revenue by </w:t>
-      </w:r>
-      <w:proofErr w:type="spellStart"/>
-      <w:r>
-        <w:rPr>
-          <w:sz w:val="20"/>
-          <w:szCs w:val="20"/>
-        </w:rPr>
-        <w:t>Product_Name</w:t>
-      </w:r>
-      <w:proofErr w:type="spellEnd"/>
-      <w:r>
-        <w:rPr>
-          <w:sz w:val="20"/>
-          <w:szCs w:val="20"/>
-        </w:rPr>
-        <w:t>.</w:t>
+        <w:t xml:space="preserve"> JOIN sales with dim_product to show revenue by Product_Name.</w:t>
       </w:r>
     </w:p>
     <w:p>
@@ -10921,23 +9095,7 @@
           <w:sz w:val="20"/>
           <w:szCs w:val="20"/>
         </w:rPr>
-        <w:t xml:space="preserve"> with </w:t>
-      </w:r>
-      <w:proofErr w:type="spellStart"/>
-      <w:r>
-        <w:rPr>
-          <w:sz w:val="20"/>
-          <w:szCs w:val="20"/>
-        </w:rPr>
-        <w:t>Sales_Amount</w:t>
-      </w:r>
-      <w:proofErr w:type="spellEnd"/>
-      <w:r>
-        <w:rPr>
-          <w:sz w:val="20"/>
-          <w:szCs w:val="20"/>
-        </w:rPr>
-        <w:t xml:space="preserve"> above the overall average.</w:t>
+        <w:t xml:space="preserve"> with Sales_Amount above the overall average.</w:t>
       </w:r>
     </w:p>
     <w:p>
@@ -11293,23 +9451,7 @@
           <w:sz w:val="20"/>
           <w:szCs w:val="20"/>
         </w:rPr>
-        <w:t xml:space="preserve"> transaction's % of total </w:t>
-      </w:r>
-      <w:proofErr w:type="spellStart"/>
-      <w:r>
-        <w:rPr>
-          <w:sz w:val="20"/>
-          <w:szCs w:val="20"/>
-        </w:rPr>
-        <w:t>Sales_Amount</w:t>
-      </w:r>
-      <w:proofErr w:type="spellEnd"/>
-      <w:r>
-        <w:rPr>
-          <w:sz w:val="20"/>
-          <w:szCs w:val="20"/>
-        </w:rPr>
-        <w:t xml:space="preserve"> using </w:t>
+        <w:t xml:space="preserve"> transaction's % of total Sales_Amount using </w:t>
       </w:r>
       <w:proofErr w:type="gramStart"/>
       <w:r>
@@ -11459,23 +9601,7 @@
           <w:sz w:val="20"/>
           <w:szCs w:val="20"/>
         </w:rPr>
-        <w:t xml:space="preserve"> </w:t>
-      </w:r>
-      <w:proofErr w:type="spellStart"/>
-      <w:r>
-        <w:rPr>
-          <w:sz w:val="20"/>
-          <w:szCs w:val="20"/>
-        </w:rPr>
-        <w:t>Sales_Amount</w:t>
-      </w:r>
-      <w:proofErr w:type="spellEnd"/>
-      <w:r>
-        <w:rPr>
-          <w:sz w:val="20"/>
-          <w:szCs w:val="20"/>
-        </w:rPr>
-        <w:t xml:space="preserve"> per Country shown next to every row (PARTITION BY).</w:t>
+        <w:t xml:space="preserve"> Sales_Amount per Country shown next to every row (PARTITION BY).</w:t>
       </w:r>
     </w:p>
     <w:p>
@@ -12067,55 +10193,7 @@
           <w:sz w:val="20"/>
           <w:szCs w:val="20"/>
         </w:rPr>
-        <w:t xml:space="preserve"> </w:t>
-      </w:r>
-      <w:proofErr w:type="spellStart"/>
-      <w:r>
-        <w:rPr>
-          <w:sz w:val="20"/>
-          <w:szCs w:val="20"/>
-        </w:rPr>
-        <w:t>dim_store</w:t>
-      </w:r>
-      <w:proofErr w:type="spellEnd"/>
-      <w:r>
-        <w:rPr>
-          <w:sz w:val="20"/>
-          <w:szCs w:val="20"/>
-        </w:rPr>
-        <w:t xml:space="preserve"> from SELECT DISTINCT </w:t>
-      </w:r>
-      <w:proofErr w:type="spellStart"/>
-      <w:r>
-        <w:rPr>
-          <w:sz w:val="20"/>
-          <w:szCs w:val="20"/>
-        </w:rPr>
-        <w:t>Store_ID</w:t>
-      </w:r>
-      <w:proofErr w:type="spellEnd"/>
-      <w:r>
-        <w:rPr>
-          <w:sz w:val="20"/>
-          <w:szCs w:val="20"/>
-        </w:rPr>
-        <w:t xml:space="preserve">, </w:t>
-      </w:r>
-      <w:proofErr w:type="spellStart"/>
-      <w:r>
-        <w:rPr>
-          <w:sz w:val="20"/>
-          <w:szCs w:val="20"/>
-        </w:rPr>
-        <w:t>Store_Name</w:t>
-      </w:r>
-      <w:proofErr w:type="spellEnd"/>
-      <w:r>
-        <w:rPr>
-          <w:sz w:val="20"/>
-          <w:szCs w:val="20"/>
-        </w:rPr>
-        <w:t>, City, Country.</w:t>
+        <w:t xml:space="preserve"> dim_store from SELECT DISTINCT Store_ID, Store_Name, City, Country.</w:t>
       </w:r>
     </w:p>
     <w:p>
@@ -12241,23 +10319,7 @@
           <w:sz w:val="20"/>
           <w:szCs w:val="20"/>
         </w:rPr>
-        <w:t xml:space="preserve"> transactions where </w:t>
-      </w:r>
-      <w:proofErr w:type="spellStart"/>
-      <w:r>
-        <w:rPr>
-          <w:sz w:val="20"/>
-          <w:szCs w:val="20"/>
-        </w:rPr>
-        <w:t>Promotion_Code</w:t>
-      </w:r>
-      <w:proofErr w:type="spellEnd"/>
-      <w:r>
-        <w:rPr>
-          <w:sz w:val="20"/>
-          <w:szCs w:val="20"/>
-        </w:rPr>
-        <w:t xml:space="preserve"> IS NULL; list distinct countries with an alias.</w:t>
+        <w:t xml:space="preserve"> transactions where Promotion_Code IS NULL; list distinct countries with an alias.</w:t>
       </w:r>
     </w:p>
     <w:p>
@@ -12383,23 +10445,7 @@
           <w:sz w:val="20"/>
           <w:szCs w:val="20"/>
         </w:rPr>
-        <w:t xml:space="preserve"> so NULL </w:t>
-      </w:r>
-      <w:proofErr w:type="spellStart"/>
-      <w:r>
-        <w:rPr>
-          <w:sz w:val="20"/>
-          <w:szCs w:val="20"/>
-        </w:rPr>
-        <w:t>Customer_Ratings</w:t>
-      </w:r>
-      <w:proofErr w:type="spellEnd"/>
-      <w:r>
-        <w:rPr>
-          <w:sz w:val="20"/>
-          <w:szCs w:val="20"/>
-        </w:rPr>
-        <w:t xml:space="preserve"> appear last.</w:t>
+        <w:t xml:space="preserve"> so NULL Customer_Ratings appear last.</w:t>
       </w:r>
     </w:p>
     <w:p>
@@ -12462,23 +10508,7 @@
           <w:sz w:val="20"/>
           <w:szCs w:val="20"/>
         </w:rPr>
-        <w:t xml:space="preserve"> count and average rating per </w:t>
-      </w:r>
-      <w:proofErr w:type="spellStart"/>
-      <w:r>
-        <w:rPr>
-          <w:sz w:val="20"/>
-          <w:szCs w:val="20"/>
-        </w:rPr>
-        <w:t>Sales_Channel</w:t>
-      </w:r>
-      <w:proofErr w:type="spellEnd"/>
-      <w:r>
-        <w:rPr>
-          <w:sz w:val="20"/>
-          <w:szCs w:val="20"/>
-        </w:rPr>
-        <w:t>.</w:t>
+        <w:t xml:space="preserve"> count and average rating per Sales_Channel.</w:t>
       </w:r>
     </w:p>
     <w:p>
@@ -12604,23 +10634,7 @@
           <w:sz w:val="20"/>
           <w:szCs w:val="20"/>
         </w:rPr>
-        <w:t xml:space="preserve"> with average </w:t>
-      </w:r>
-      <w:proofErr w:type="spellStart"/>
-      <w:r>
-        <w:rPr>
-          <w:sz w:val="20"/>
-          <w:szCs w:val="20"/>
-        </w:rPr>
-        <w:t>Customer_Rating</w:t>
-      </w:r>
-      <w:proofErr w:type="spellEnd"/>
-      <w:r>
-        <w:rPr>
-          <w:sz w:val="20"/>
-          <w:szCs w:val="20"/>
-        </w:rPr>
-        <w:t xml:space="preserve"> below 4.</w:t>
+        <w:t xml:space="preserve"> with average Customer_Rating below 4.</w:t>
       </w:r>
     </w:p>
     <w:p>
@@ -12746,23 +10760,7 @@
           <w:sz w:val="20"/>
           <w:szCs w:val="20"/>
         </w:rPr>
-        <w:t xml:space="preserve">-style output: count of transactions per </w:t>
-      </w:r>
-      <w:proofErr w:type="spellStart"/>
-      <w:r>
-        <w:rPr>
-          <w:sz w:val="20"/>
-          <w:szCs w:val="20"/>
-        </w:rPr>
-        <w:t>Sales_Channel</w:t>
-      </w:r>
-      <w:proofErr w:type="spellEnd"/>
-      <w:r>
-        <w:rPr>
-          <w:sz w:val="20"/>
-          <w:szCs w:val="20"/>
-        </w:rPr>
-        <w:t xml:space="preserve"> as separate columns using CASE.</w:t>
+        <w:t>-style output: count of transactions per Sales_Channel as separate columns using CASE.</w:t>
       </w:r>
     </w:p>
     <w:p>
@@ -12951,23 +10949,7 @@
           <w:sz w:val="20"/>
           <w:szCs w:val="20"/>
         </w:rPr>
-        <w:t xml:space="preserve"> placed on weekends; count orders by hour of </w:t>
-      </w:r>
-      <w:proofErr w:type="spellStart"/>
-      <w:r>
-        <w:rPr>
-          <w:sz w:val="20"/>
-          <w:szCs w:val="20"/>
-        </w:rPr>
-        <w:t>Order_Time</w:t>
-      </w:r>
-      <w:proofErr w:type="spellEnd"/>
-      <w:r>
-        <w:rPr>
-          <w:sz w:val="20"/>
-          <w:szCs w:val="20"/>
-        </w:rPr>
-        <w:t>.</w:t>
+        <w:t xml:space="preserve"> placed on weekends; count orders by hour of Order_Time.</w:t>
       </w:r>
     </w:p>
     <w:p>
@@ -13965,23 +11947,7 @@
           <w:sz w:val="20"/>
           <w:szCs w:val="20"/>
         </w:rPr>
-        <w:t xml:space="preserve"> vs </w:t>
-      </w:r>
-      <w:proofErr w:type="spellStart"/>
-      <w:r>
-        <w:rPr>
-          <w:sz w:val="20"/>
-          <w:szCs w:val="20"/>
-        </w:rPr>
-        <w:t>DirectQuery</w:t>
-      </w:r>
-      <w:proofErr w:type="spellEnd"/>
-      <w:r>
-        <w:rPr>
-          <w:sz w:val="20"/>
-          <w:szCs w:val="20"/>
-        </w:rPr>
-        <w:t>: which would you pick for this dataset and why?</w:t>
+        <w:t xml:space="preserve"> vs DirectQuery: which would you pick for this dataset and why?</w:t>
       </w:r>
     </w:p>
     <w:p>
@@ -14100,23 +12066,7 @@
           <w:sz w:val="20"/>
           <w:szCs w:val="20"/>
         </w:rPr>
-        <w:t xml:space="preserve"> headers, set data types and remove duplicates on </w:t>
-      </w:r>
-      <w:proofErr w:type="spellStart"/>
-      <w:r>
-        <w:rPr>
-          <w:sz w:val="20"/>
-          <w:szCs w:val="20"/>
-        </w:rPr>
-        <w:t>Transaction_ID</w:t>
-      </w:r>
-      <w:proofErr w:type="spellEnd"/>
-      <w:r>
-        <w:rPr>
-          <w:sz w:val="20"/>
-          <w:szCs w:val="20"/>
-        </w:rPr>
-        <w:t>.</w:t>
+        <w:t xml:space="preserve"> headers, set data types and remove duplicates on Transaction_ID.</w:t>
       </w:r>
     </w:p>
     <w:p>
@@ -14184,39 +12134,7 @@
           <w:sz w:val="20"/>
           <w:szCs w:val="20"/>
         </w:rPr>
-        <w:t xml:space="preserve"> inconsistent text (case, spaces) in </w:t>
-      </w:r>
-      <w:proofErr w:type="spellStart"/>
-      <w:r>
-        <w:rPr>
-          <w:sz w:val="20"/>
-          <w:szCs w:val="20"/>
-        </w:rPr>
-        <w:t>Product_Category</w:t>
-      </w:r>
-      <w:proofErr w:type="spellEnd"/>
-      <w:r>
-        <w:rPr>
-          <w:sz w:val="20"/>
-          <w:szCs w:val="20"/>
-        </w:rPr>
-        <w:t xml:space="preserve">, </w:t>
-      </w:r>
-      <w:proofErr w:type="spellStart"/>
-      <w:r>
-        <w:rPr>
-          <w:sz w:val="20"/>
-          <w:szCs w:val="20"/>
-        </w:rPr>
-        <w:t>Payment_Method</w:t>
-      </w:r>
-      <w:proofErr w:type="spellEnd"/>
-      <w:r>
-        <w:rPr>
-          <w:sz w:val="20"/>
-          <w:szCs w:val="20"/>
-        </w:rPr>
-        <w:t xml:space="preserve"> and City.</w:t>
+        <w:t xml:space="preserve"> inconsistent text (case, spaces) in Product_Category, Payment_Method and City.</w:t>
       </w:r>
     </w:p>
     <w:p>
@@ -14250,23 +12168,7 @@
           <w:sz w:val="20"/>
           <w:szCs w:val="20"/>
         </w:rPr>
-        <w:t xml:space="preserve"> rows with Quantity &lt;= 0 and handle nulls in </w:t>
-      </w:r>
-      <w:proofErr w:type="spellStart"/>
-      <w:r>
-        <w:rPr>
-          <w:sz w:val="20"/>
-          <w:szCs w:val="20"/>
-        </w:rPr>
-        <w:t>Customer_Age</w:t>
-      </w:r>
-      <w:proofErr w:type="spellEnd"/>
-      <w:r>
-        <w:rPr>
-          <w:sz w:val="20"/>
-          <w:szCs w:val="20"/>
-        </w:rPr>
-        <w:t>.</w:t>
+        <w:t xml:space="preserve"> rows with Quantity &lt;= 0 and handle nulls in Customer_Age.</w:t>
       </w:r>
     </w:p>
     <w:p>
@@ -14300,23 +12202,7 @@
           <w:sz w:val="20"/>
           <w:szCs w:val="20"/>
         </w:rPr>
-        <w:t xml:space="preserve"> a custom column and split </w:t>
-      </w:r>
-      <w:proofErr w:type="spellStart"/>
-      <w:r>
-        <w:rPr>
-          <w:sz w:val="20"/>
-          <w:szCs w:val="20"/>
-        </w:rPr>
-        <w:t>Order_Time</w:t>
-      </w:r>
-      <w:proofErr w:type="spellEnd"/>
-      <w:r>
-        <w:rPr>
-          <w:sz w:val="20"/>
-          <w:szCs w:val="20"/>
-        </w:rPr>
-        <w:t xml:space="preserve"> into hour.</w:t>
+        <w:t xml:space="preserve"> a custom column and split Order_Time into hour.</w:t>
       </w:r>
     </w:p>
     <w:p>
@@ -14350,23 +12236,7 @@
           <w:sz w:val="20"/>
           <w:szCs w:val="20"/>
         </w:rPr>
-        <w:t xml:space="preserve"> By to get revenue per </w:t>
-      </w:r>
-      <w:proofErr w:type="spellStart"/>
-      <w:r>
-        <w:rPr>
-          <w:sz w:val="20"/>
-          <w:szCs w:val="20"/>
-        </w:rPr>
-        <w:t>Customer_ID</w:t>
-      </w:r>
-      <w:proofErr w:type="spellEnd"/>
-      <w:r>
-        <w:rPr>
-          <w:sz w:val="20"/>
-          <w:szCs w:val="20"/>
-        </w:rPr>
-        <w:t>; Merge two queries; Append two queries.</w:t>
+        <w:t xml:space="preserve"> By to get revenue per Customer_ID; Merge two queries; Append two queries.</w:t>
       </w:r>
     </w:p>
     <w:p>
@@ -14451,23 +12321,7 @@
           <w:sz w:val="20"/>
           <w:szCs w:val="20"/>
         </w:rPr>
-        <w:t xml:space="preserve"> an if-then-else custom column for </w:t>
-      </w:r>
-      <w:proofErr w:type="spellStart"/>
-      <w:r>
-        <w:rPr>
-          <w:sz w:val="20"/>
-          <w:szCs w:val="20"/>
-        </w:rPr>
-        <w:t>Size_Label</w:t>
-      </w:r>
-      <w:proofErr w:type="spellEnd"/>
-      <w:r>
-        <w:rPr>
-          <w:sz w:val="20"/>
-          <w:szCs w:val="20"/>
-        </w:rPr>
-        <w:t xml:space="preserve"> in M.</w:t>
+        <w:t xml:space="preserve"> an if-then-else custom column for Size_Label in M.</w:t>
       </w:r>
     </w:p>
     <w:p>
@@ -14510,55 +12364,7 @@
           <w:sz w:val="20"/>
           <w:szCs w:val="20"/>
         </w:rPr>
-        <w:t xml:space="preserve"> </w:t>
-      </w:r>
-      <w:proofErr w:type="spellStart"/>
-      <w:r>
-        <w:rPr>
-          <w:sz w:val="20"/>
-          <w:szCs w:val="20"/>
-        </w:rPr>
-        <w:t>Table.TransformColumns</w:t>
-      </w:r>
-      <w:proofErr w:type="spellEnd"/>
-      <w:r>
-        <w:rPr>
-          <w:sz w:val="20"/>
-          <w:szCs w:val="20"/>
-        </w:rPr>
-        <w:t xml:space="preserve"> with </w:t>
-      </w:r>
-      <w:proofErr w:type="spellStart"/>
-      <w:r>
-        <w:rPr>
-          <w:sz w:val="20"/>
-          <w:szCs w:val="20"/>
-        </w:rPr>
-        <w:t>Text.Proper</w:t>
-      </w:r>
-      <w:proofErr w:type="spellEnd"/>
-      <w:r>
-        <w:rPr>
-          <w:sz w:val="20"/>
-          <w:szCs w:val="20"/>
-        </w:rPr>
-        <w:t xml:space="preserve"> and </w:t>
-      </w:r>
-      <w:proofErr w:type="spellStart"/>
-      <w:r>
-        <w:rPr>
-          <w:sz w:val="20"/>
-          <w:szCs w:val="20"/>
-        </w:rPr>
-        <w:t>Text.Trim</w:t>
-      </w:r>
-      <w:proofErr w:type="spellEnd"/>
-      <w:r>
-        <w:rPr>
-          <w:sz w:val="20"/>
-          <w:szCs w:val="20"/>
-        </w:rPr>
-        <w:t>.</w:t>
+        <w:t xml:space="preserve"> Table.TransformColumns with Text.Proper and Text.Trim.</w:t>
       </w:r>
     </w:p>
     <w:p>
@@ -14601,39 +12407,7 @@
           <w:sz w:val="20"/>
           <w:szCs w:val="20"/>
         </w:rPr>
-        <w:t xml:space="preserve"> </w:t>
-      </w:r>
-      <w:proofErr w:type="spellStart"/>
-      <w:r>
-        <w:rPr>
-          <w:sz w:val="20"/>
-          <w:szCs w:val="20"/>
-        </w:rPr>
-        <w:t>Date.Year</w:t>
-      </w:r>
-      <w:proofErr w:type="spellEnd"/>
-      <w:r>
-        <w:rPr>
-          <w:sz w:val="20"/>
-          <w:szCs w:val="20"/>
-        </w:rPr>
-        <w:t xml:space="preserve"> and </w:t>
-      </w:r>
-      <w:proofErr w:type="spellStart"/>
-      <w:r>
-        <w:rPr>
-          <w:sz w:val="20"/>
-          <w:szCs w:val="20"/>
-        </w:rPr>
-        <w:t>Date.MonthName</w:t>
-      </w:r>
-      <w:proofErr w:type="spellEnd"/>
-      <w:r>
-        <w:rPr>
-          <w:sz w:val="20"/>
-          <w:szCs w:val="20"/>
-        </w:rPr>
-        <w:t xml:space="preserve"> to build date columns in M.</w:t>
+        <w:t xml:space="preserve"> Date.Year and Date.MonthName to build date columns in M.</w:t>
       </w:r>
     </w:p>
     <w:p>
@@ -14667,23 +12441,7 @@
           <w:sz w:val="20"/>
           <w:szCs w:val="20"/>
         </w:rPr>
-        <w:t xml:space="preserve"> a custom function </w:t>
-      </w:r>
-      <w:proofErr w:type="spellStart"/>
-      <w:r>
-        <w:rPr>
-          <w:sz w:val="20"/>
-          <w:szCs w:val="20"/>
-        </w:rPr>
-        <w:t>fnClean</w:t>
-      </w:r>
-      <w:proofErr w:type="spellEnd"/>
-      <w:r>
-        <w:rPr>
-          <w:sz w:val="20"/>
-          <w:szCs w:val="20"/>
-        </w:rPr>
-        <w:t>(text) and call it.</w:t>
+        <w:t xml:space="preserve"> a custom function fnClean(text) and call it.</w:t>
       </w:r>
     </w:p>
     <w:p>
@@ -14760,23 +12518,7 @@
           <w:sz w:val="20"/>
           <w:szCs w:val="20"/>
         </w:rPr>
-        <w:t xml:space="preserve"> a Date table in M using </w:t>
-      </w:r>
-      <w:proofErr w:type="spellStart"/>
-      <w:r>
-        <w:rPr>
-          <w:sz w:val="20"/>
-          <w:szCs w:val="20"/>
-        </w:rPr>
-        <w:t>List.Dates</w:t>
-      </w:r>
-      <w:proofErr w:type="spellEnd"/>
-      <w:r>
-        <w:rPr>
-          <w:sz w:val="20"/>
-          <w:szCs w:val="20"/>
-        </w:rPr>
-        <w:t>.</w:t>
+        <w:t xml:space="preserve"> a Date table in M using List.Dates.</w:t>
       </w:r>
     </w:p>
     <w:p>
@@ -14808,23 +12550,7 @@
           <w:szCs w:val="20"/>
         </w:rPr>
         <w:lastRenderedPageBreak/>
-        <w:t xml:space="preserve">Day 9: Power BI </w:t>
-      </w:r>
-      <w:proofErr w:type="spellStart"/>
-      <w:r>
-        <w:rPr>
-          <w:sz w:val="20"/>
-          <w:szCs w:val="20"/>
-        </w:rPr>
-        <w:t>modeling</w:t>
-      </w:r>
-      <w:proofErr w:type="spellEnd"/>
-      <w:r>
-        <w:rPr>
-          <w:sz w:val="20"/>
-          <w:szCs w:val="20"/>
-        </w:rPr>
-        <w:t xml:space="preserve"> (P4-P6)</w:t>
+        <w:t>Day 9: Power BI modeling (P4-P6)</w:t>
       </w:r>
     </w:p>
     <w:tbl>
@@ -15267,23 +12993,7 @@
           <w:sz w:val="20"/>
           <w:szCs w:val="20"/>
         </w:rPr>
-        <w:t xml:space="preserve"> columns are primary keys and foreign keys between fact and </w:t>
-      </w:r>
-      <w:proofErr w:type="spellStart"/>
-      <w:r>
-        <w:rPr>
-          <w:sz w:val="20"/>
-          <w:szCs w:val="20"/>
-        </w:rPr>
-        <w:t>dim_product</w:t>
-      </w:r>
-      <w:proofErr w:type="spellEnd"/>
-      <w:r>
-        <w:rPr>
-          <w:sz w:val="20"/>
-          <w:szCs w:val="20"/>
-        </w:rPr>
-        <w:t>?</w:t>
+        <w:t xml:space="preserve"> columns are primary keys and foreign keys between fact and dim_product?</w:t>
       </w:r>
     </w:p>
     <w:p>
@@ -15452,23 +13162,7 @@
           <w:sz w:val="20"/>
           <w:szCs w:val="20"/>
         </w:rPr>
-        <w:t xml:space="preserve"> vs </w:t>
-      </w:r>
-      <w:proofErr w:type="spellStart"/>
-      <w:r>
-        <w:rPr>
-          <w:sz w:val="20"/>
-          <w:szCs w:val="20"/>
-        </w:rPr>
-        <w:t>DirectQuery</w:t>
-      </w:r>
-      <w:proofErr w:type="spellEnd"/>
-      <w:r>
-        <w:rPr>
-          <w:sz w:val="20"/>
-          <w:szCs w:val="20"/>
-        </w:rPr>
-        <w:t xml:space="preserve"> vs Composite: one pro and one con each.</w:t>
+        <w:t xml:space="preserve"> vs DirectQuery vs Composite: one pro and one con each.</w:t>
       </w:r>
     </w:p>
     <w:p>
@@ -15892,23 +13586,7 @@
           <w:sz w:val="20"/>
           <w:szCs w:val="20"/>
         </w:rPr>
-        <w:t>: Online Sales (</w:t>
-      </w:r>
-      <w:proofErr w:type="spellStart"/>
-      <w:r>
-        <w:rPr>
-          <w:sz w:val="20"/>
-          <w:szCs w:val="20"/>
-        </w:rPr>
-        <w:t>Sales_Channel</w:t>
-      </w:r>
-      <w:proofErr w:type="spellEnd"/>
-      <w:r>
-        <w:rPr>
-          <w:sz w:val="20"/>
-          <w:szCs w:val="20"/>
-        </w:rPr>
-        <w:t xml:space="preserve"> = Online).</w:t>
+        <w:t>: Online Sales (Sales_Channel = Online).</w:t>
       </w:r>
     </w:p>
     <w:p>
@@ -16095,23 +13773,7 @@
           <w:sz w:val="20"/>
           <w:szCs w:val="20"/>
         </w:rPr>
-        <w:t xml:space="preserve">: total of Quantity x </w:t>
-      </w:r>
-      <w:proofErr w:type="spellStart"/>
-      <w:r>
-        <w:rPr>
-          <w:sz w:val="20"/>
-          <w:szCs w:val="20"/>
-        </w:rPr>
-        <w:t>Unit_Price</w:t>
-      </w:r>
-      <w:proofErr w:type="spellEnd"/>
-      <w:r>
-        <w:rPr>
-          <w:sz w:val="20"/>
-          <w:szCs w:val="20"/>
-        </w:rPr>
-        <w:t>. When do you need an iterator?</w:t>
+        <w:t>: total of Quantity x Unit_Price. When do you need an iterator?</w:t>
       </w:r>
     </w:p>
     <w:p>
@@ -16569,23 +14231,7 @@
           <w:sz w:val="20"/>
           <w:szCs w:val="20"/>
         </w:rPr>
-        <w:t xml:space="preserve">: hide </w:t>
-      </w:r>
-      <w:proofErr w:type="spellStart"/>
-      <w:r>
-        <w:rPr>
-          <w:sz w:val="20"/>
-          <w:szCs w:val="20"/>
-        </w:rPr>
-        <w:t>Cost_Amount</w:t>
-      </w:r>
-      <w:proofErr w:type="spellEnd"/>
-      <w:r>
-        <w:rPr>
-          <w:sz w:val="20"/>
-          <w:szCs w:val="20"/>
-        </w:rPr>
-        <w:t xml:space="preserve"> and Profit from a role. Which tool is needed?</w:t>
+        <w:t>: hide Cost_Amount and Profit from a role. Which tool is needed?</w:t>
       </w:r>
     </w:p>
     <w:p>
@@ -17163,23 +14809,7 @@
           <w:sz w:val="20"/>
           <w:szCs w:val="20"/>
         </w:rPr>
-        <w:t xml:space="preserve"> a waterfall chart and a </w:t>
-      </w:r>
-      <w:proofErr w:type="spellStart"/>
-      <w:r>
-        <w:rPr>
-          <w:sz w:val="20"/>
-          <w:szCs w:val="20"/>
-        </w:rPr>
-        <w:t>treemap</w:t>
-      </w:r>
-      <w:proofErr w:type="spellEnd"/>
-      <w:r>
-        <w:rPr>
-          <w:sz w:val="20"/>
-          <w:szCs w:val="20"/>
-        </w:rPr>
-        <w:t xml:space="preserve"> for profit by category.</w:t>
+        <w:t xml:space="preserve"> a waterfall chart and a treemap for profit by category.</w:t>
       </w:r>
     </w:p>
     <w:p>
@@ -17365,23 +14995,7 @@
           <w:sz w:val="20"/>
           <w:szCs w:val="20"/>
         </w:rPr>
-        <w:t xml:space="preserve"> a </w:t>
-      </w:r>
-      <w:proofErr w:type="spellStart"/>
-      <w:r>
-        <w:rPr>
-          <w:sz w:val="20"/>
-          <w:szCs w:val="20"/>
-        </w:rPr>
-        <w:t>color</w:t>
-      </w:r>
-      <w:proofErr w:type="spellEnd"/>
-      <w:r>
-        <w:rPr>
-          <w:sz w:val="20"/>
-          <w:szCs w:val="20"/>
-        </w:rPr>
-        <w:t xml:space="preserve"> scale on profit margin in a matrix.</w:t>
+        <w:t xml:space="preserve"> a color scale on profit margin in a matrix.</w:t>
       </w:r>
     </w:p>
     <w:p>
@@ -17483,23 +15097,7 @@
           <w:sz w:val="20"/>
           <w:szCs w:val="20"/>
         </w:rPr>
-        <w:t xml:space="preserve"> Influencers: what drives low </w:t>
-      </w:r>
-      <w:proofErr w:type="spellStart"/>
-      <w:r>
-        <w:rPr>
-          <w:sz w:val="20"/>
-          <w:szCs w:val="20"/>
-        </w:rPr>
-        <w:t>Customer_Rating</w:t>
-      </w:r>
-      <w:proofErr w:type="spellEnd"/>
-      <w:r>
-        <w:rPr>
-          <w:sz w:val="20"/>
-          <w:szCs w:val="20"/>
-        </w:rPr>
-        <w:t xml:space="preserve"> or returns?</w:t>
+        <w:t xml:space="preserve"> Influencers: what drives low Customer_Rating or returns?</w:t>
       </w:r>
     </w:p>
     <w:p>
@@ -18624,23 +16222,7 @@
           <w:sz w:val="20"/>
           <w:szCs w:val="20"/>
         </w:rPr>
-        <w:t xml:space="preserve"> only the keyboard, jump to the last row/column of the data, then select the whole </w:t>
-      </w:r>
-      <w:proofErr w:type="spellStart"/>
-      <w:r>
-        <w:rPr>
-          <w:sz w:val="20"/>
-          <w:szCs w:val="20"/>
-        </w:rPr>
-        <w:t>Sales_Amount</w:t>
-      </w:r>
-      <w:proofErr w:type="spellEnd"/>
-      <w:r>
-        <w:rPr>
-          <w:sz w:val="20"/>
-          <w:szCs w:val="20"/>
-        </w:rPr>
-        <w:t xml:space="preserve"> column.</w:t>
+        <w:t xml:space="preserve"> only the keyboard, jump to the last row/column of the data, then select the whole Sales_Amount column.</w:t>
       </w:r>
     </w:p>
     <w:p>
@@ -18703,23 +16285,7 @@
           <w:sz w:val="20"/>
           <w:szCs w:val="20"/>
         </w:rPr>
-        <w:t xml:space="preserve"> by Country (A-Z), then by </w:t>
-      </w:r>
-      <w:proofErr w:type="spellStart"/>
-      <w:r>
-        <w:rPr>
-          <w:sz w:val="20"/>
-          <w:szCs w:val="20"/>
-        </w:rPr>
-        <w:t>Sales_Amount</w:t>
-      </w:r>
-      <w:proofErr w:type="spellEnd"/>
-      <w:r>
-        <w:rPr>
-          <w:sz w:val="20"/>
-          <w:szCs w:val="20"/>
-        </w:rPr>
-        <w:t xml:space="preserve"> (largest first).</w:t>
+        <w:t xml:space="preserve"> by Country (A-Z), then by Sales_Amount (largest first).</w:t>
       </w:r>
     </w:p>
     <w:p>
@@ -18845,23 +16411,7 @@
           <w:sz w:val="20"/>
           <w:szCs w:val="20"/>
         </w:rPr>
-        <w:t xml:space="preserve"> duplicate rows on </w:t>
-      </w:r>
-      <w:proofErr w:type="spellStart"/>
-      <w:r>
-        <w:rPr>
-          <w:sz w:val="20"/>
-          <w:szCs w:val="20"/>
-        </w:rPr>
-        <w:t>Transaction_ID</w:t>
-      </w:r>
-      <w:proofErr w:type="spellEnd"/>
-      <w:r>
-        <w:rPr>
-          <w:sz w:val="20"/>
-          <w:szCs w:val="20"/>
-        </w:rPr>
-        <w:t>. How do you confirm how many were removed?</w:t>
+        <w:t xml:space="preserve"> duplicate rows on Transaction_ID. How do you confirm how many were removed?</w:t>
       </w:r>
     </w:p>
     <w:p>
@@ -18924,23 +16474,7 @@
           <w:sz w:val="20"/>
           <w:szCs w:val="20"/>
         </w:rPr>
-        <w:t xml:space="preserve">: Online orders in Germany with </w:t>
-      </w:r>
-      <w:proofErr w:type="spellStart"/>
-      <w:r>
-        <w:rPr>
-          <w:sz w:val="20"/>
-          <w:szCs w:val="20"/>
-        </w:rPr>
-        <w:t>Sales_Amount</w:t>
-      </w:r>
-      <w:proofErr w:type="spellEnd"/>
-      <w:r>
-        <w:rPr>
-          <w:sz w:val="20"/>
-          <w:szCs w:val="20"/>
-        </w:rPr>
-        <w:t xml:space="preserve"> &gt; 500.</w:t>
+        <w:t>: Online orders in Germany with Sales_Amount &gt; 500.</w:t>
       </w:r>
     </w:p>
     <w:p>
@@ -19003,23 +16537,7 @@
           <w:sz w:val="20"/>
           <w:szCs w:val="20"/>
         </w:rPr>
-        <w:t xml:space="preserve"> chart of monthly </w:t>
-      </w:r>
-      <w:proofErr w:type="spellStart"/>
-      <w:r>
-        <w:rPr>
-          <w:sz w:val="20"/>
-          <w:szCs w:val="20"/>
-        </w:rPr>
-        <w:t>Sales_Amount</w:t>
-      </w:r>
-      <w:proofErr w:type="spellEnd"/>
-      <w:r>
-        <w:rPr>
-          <w:sz w:val="20"/>
-          <w:szCs w:val="20"/>
-        </w:rPr>
-        <w:t xml:space="preserve"> (build a helper month column first).</w:t>
+        <w:t xml:space="preserve"> chart of monthly Sales_Amount (build a helper month column first).</w:t>
       </w:r>
     </w:p>
     <w:p>
@@ -19082,23 +16600,7 @@
           <w:sz w:val="20"/>
           <w:szCs w:val="20"/>
         </w:rPr>
-        <w:t xml:space="preserve"> VLOOKUP approximate match to map </w:t>
-      </w:r>
-      <w:proofErr w:type="spellStart"/>
-      <w:r>
-        <w:rPr>
-          <w:sz w:val="20"/>
-          <w:szCs w:val="20"/>
-        </w:rPr>
-        <w:t>Sales_Amount</w:t>
-      </w:r>
-      <w:proofErr w:type="spellEnd"/>
-      <w:r>
-        <w:rPr>
-          <w:sz w:val="20"/>
-          <w:szCs w:val="20"/>
-        </w:rPr>
-        <w:t xml:space="preserve"> to a price band table (0, 100, 500, 1000).</w:t>
+        <w:t xml:space="preserve"> VLOOKUP approximate match to map Sales_Amount to a price band table (0, 100, 500, 1000).</w:t>
       </w:r>
     </w:p>
     <w:p>
@@ -19161,39 +16663,7 @@
           <w:sz w:val="20"/>
           <w:szCs w:val="20"/>
         </w:rPr>
-        <w:t xml:space="preserve"> INDEX/MATCH to return </w:t>
-      </w:r>
-      <w:proofErr w:type="spellStart"/>
-      <w:r>
-        <w:rPr>
-          <w:sz w:val="20"/>
-          <w:szCs w:val="20"/>
-        </w:rPr>
-        <w:t>Store_Name</w:t>
-      </w:r>
-      <w:proofErr w:type="spellEnd"/>
-      <w:r>
-        <w:rPr>
-          <w:sz w:val="20"/>
-          <w:szCs w:val="20"/>
-        </w:rPr>
-        <w:t xml:space="preserve"> for a given </w:t>
-      </w:r>
-      <w:proofErr w:type="spellStart"/>
-      <w:r>
-        <w:rPr>
-          <w:sz w:val="20"/>
-          <w:szCs w:val="20"/>
-        </w:rPr>
-        <w:t>Store_ID</w:t>
-      </w:r>
-      <w:proofErr w:type="spellEnd"/>
-      <w:r>
-        <w:rPr>
-          <w:sz w:val="20"/>
-          <w:szCs w:val="20"/>
-        </w:rPr>
-        <w:t>.</w:t>
+        <w:t xml:space="preserve"> INDEX/MATCH to return Store_Name for a given Store_ID.</w:t>
       </w:r>
     </w:p>
     <w:p>
@@ -19256,23 +16726,7 @@
           <w:sz w:val="20"/>
           <w:szCs w:val="20"/>
         </w:rPr>
-        <w:t xml:space="preserve">: extract the store number from </w:t>
-      </w:r>
-      <w:proofErr w:type="spellStart"/>
-      <w:r>
-        <w:rPr>
-          <w:sz w:val="20"/>
-          <w:szCs w:val="20"/>
-        </w:rPr>
-        <w:t>Store_ID</w:t>
-      </w:r>
-      <w:proofErr w:type="spellEnd"/>
-      <w:r>
-        <w:rPr>
-          <w:sz w:val="20"/>
-          <w:szCs w:val="20"/>
-        </w:rPr>
-        <w:t>.</w:t>
+        <w:t>: extract the store number from Store_ID.</w:t>
       </w:r>
     </w:p>
     <w:p>
@@ -19335,23 +16789,7 @@
           <w:sz w:val="20"/>
           <w:szCs w:val="20"/>
         </w:rPr>
-        <w:t xml:space="preserve"> Year, Month name and Weekday from </w:t>
-      </w:r>
-      <w:proofErr w:type="spellStart"/>
-      <w:r>
-        <w:rPr>
-          <w:sz w:val="20"/>
-          <w:szCs w:val="20"/>
-        </w:rPr>
-        <w:t>Order_Date</w:t>
-      </w:r>
-      <w:proofErr w:type="spellEnd"/>
-      <w:r>
-        <w:rPr>
-          <w:sz w:val="20"/>
-          <w:szCs w:val="20"/>
-        </w:rPr>
-        <w:t>.</w:t>
+        <w:t xml:space="preserve"> Year, Month name and Weekday from Order_Date.</w:t>
       </w:r>
     </w:p>
     <w:p>
@@ -19540,23 +16978,7 @@
           <w:sz w:val="20"/>
           <w:szCs w:val="20"/>
         </w:rPr>
-        <w:t xml:space="preserve"> </w:t>
-      </w:r>
-      <w:proofErr w:type="spellStart"/>
-      <w:r>
-        <w:rPr>
-          <w:sz w:val="20"/>
-          <w:szCs w:val="20"/>
-        </w:rPr>
-        <w:t>Discount_Percentage</w:t>
-      </w:r>
-      <w:proofErr w:type="spellEnd"/>
-      <w:r>
-        <w:rPr>
-          <w:sz w:val="20"/>
-          <w:szCs w:val="20"/>
-        </w:rPr>
-        <w:t xml:space="preserve"> to values between 0 and 50, with a custom error message.</w:t>
+        <w:t xml:space="preserve"> Discount_Percentage to values between 0 and 50, with a custom error message.</w:t>
       </w:r>
     </w:p>
     <w:p>
@@ -19699,39 +17121,7 @@
           <w:sz w:val="20"/>
           <w:szCs w:val="20"/>
         </w:rPr>
-        <w:t xml:space="preserve"> a primary key on </w:t>
-      </w:r>
-      <w:proofErr w:type="spellStart"/>
-      <w:r>
-        <w:rPr>
-          <w:sz w:val="20"/>
-          <w:szCs w:val="20"/>
-        </w:rPr>
-        <w:t>Transaction_ID</w:t>
-      </w:r>
-      <w:proofErr w:type="spellEnd"/>
-      <w:r>
-        <w:rPr>
-          <w:sz w:val="20"/>
-          <w:szCs w:val="20"/>
-        </w:rPr>
-        <w:t xml:space="preserve"> and NOT NULL on </w:t>
-      </w:r>
-      <w:proofErr w:type="spellStart"/>
-      <w:r>
-        <w:rPr>
-          <w:sz w:val="20"/>
-          <w:szCs w:val="20"/>
-        </w:rPr>
-        <w:t>Order_Date</w:t>
-      </w:r>
-      <w:proofErr w:type="spellEnd"/>
-      <w:r>
-        <w:rPr>
-          <w:sz w:val="20"/>
-          <w:szCs w:val="20"/>
-        </w:rPr>
-        <w:t>.</w:t>
+        <w:t xml:space="preserve"> a primary key on Transaction_ID and NOT NULL on Order_Date.</w:t>
       </w:r>
     </w:p>
     <w:p>
@@ -19794,23 +17184,7 @@
           <w:sz w:val="20"/>
           <w:szCs w:val="20"/>
         </w:rPr>
-        <w:t xml:space="preserve"> where Country = 'Canada' and </w:t>
-      </w:r>
-      <w:proofErr w:type="spellStart"/>
-      <w:r>
-        <w:rPr>
-          <w:sz w:val="20"/>
-          <w:szCs w:val="20"/>
-        </w:rPr>
-        <w:t>Sales_Amount</w:t>
-      </w:r>
-      <w:proofErr w:type="spellEnd"/>
-      <w:r>
-        <w:rPr>
-          <w:sz w:val="20"/>
-          <w:szCs w:val="20"/>
-        </w:rPr>
-        <w:t xml:space="preserve"> &gt; 500.</w:t>
+        <w:t xml:space="preserve"> where Country = 'Canada' and Sales_Amount &gt; 500.</w:t>
       </w:r>
     </w:p>
     <w:p>
@@ -19936,23 +17310,7 @@
           <w:sz w:val="20"/>
           <w:szCs w:val="20"/>
         </w:rPr>
-        <w:t xml:space="preserve"> revenue per </w:t>
-      </w:r>
-      <w:proofErr w:type="spellStart"/>
-      <w:r>
-        <w:rPr>
-          <w:sz w:val="20"/>
-          <w:szCs w:val="20"/>
-        </w:rPr>
-        <w:t>Product_Category</w:t>
-      </w:r>
-      <w:proofErr w:type="spellEnd"/>
-      <w:r>
-        <w:rPr>
-          <w:sz w:val="20"/>
-          <w:szCs w:val="20"/>
-        </w:rPr>
-        <w:t>.</w:t>
+        <w:t xml:space="preserve"> revenue per Product_Category.</w:t>
       </w:r>
     </w:p>
     <w:p>
@@ -20204,23 +17562,7 @@
           <w:sz w:val="20"/>
           <w:szCs w:val="20"/>
         </w:rPr>
-        <w:t xml:space="preserve"> </w:t>
-      </w:r>
-      <w:proofErr w:type="spellStart"/>
-      <w:r>
-        <w:rPr>
-          <w:sz w:val="20"/>
-          <w:szCs w:val="20"/>
-        </w:rPr>
-        <w:t>Discount_Percentage</w:t>
-      </w:r>
-      <w:proofErr w:type="spellEnd"/>
-      <w:r>
-        <w:rPr>
-          <w:sz w:val="20"/>
-          <w:szCs w:val="20"/>
-        </w:rPr>
-        <w:t xml:space="preserve"> at 50 where it is higher.</w:t>
+        <w:t xml:space="preserve"> Discount_Percentage at 50 where it is higher.</w:t>
       </w:r>
     </w:p>
     <w:p>
@@ -20694,55 +18036,7 @@
           <w:sz w:val="20"/>
           <w:szCs w:val="20"/>
         </w:rPr>
-        <w:t xml:space="preserve"> </w:t>
-      </w:r>
-      <w:proofErr w:type="spellStart"/>
-      <w:r>
-        <w:rPr>
-          <w:sz w:val="20"/>
-          <w:szCs w:val="20"/>
-        </w:rPr>
-        <w:t>Table.TransformColumns</w:t>
-      </w:r>
-      <w:proofErr w:type="spellEnd"/>
-      <w:r>
-        <w:rPr>
-          <w:sz w:val="20"/>
-          <w:szCs w:val="20"/>
-        </w:rPr>
-        <w:t xml:space="preserve"> with </w:t>
-      </w:r>
-      <w:proofErr w:type="spellStart"/>
-      <w:r>
-        <w:rPr>
-          <w:sz w:val="20"/>
-          <w:szCs w:val="20"/>
-        </w:rPr>
-        <w:t>Text.Proper</w:t>
-      </w:r>
-      <w:proofErr w:type="spellEnd"/>
-      <w:r>
-        <w:rPr>
-          <w:sz w:val="20"/>
-          <w:szCs w:val="20"/>
-        </w:rPr>
-        <w:t xml:space="preserve"> and </w:t>
-      </w:r>
-      <w:proofErr w:type="spellStart"/>
-      <w:r>
-        <w:rPr>
-          <w:sz w:val="20"/>
-          <w:szCs w:val="20"/>
-        </w:rPr>
-        <w:t>Text.Trim</w:t>
-      </w:r>
-      <w:proofErr w:type="spellEnd"/>
-      <w:r>
-        <w:rPr>
-          <w:sz w:val="20"/>
-          <w:szCs w:val="20"/>
-        </w:rPr>
-        <w:t>.</w:t>
+        <w:t xml:space="preserve"> Table.TransformColumns with Text.Proper and Text.Trim.</w:t>
       </w:r>
     </w:p>
     <w:p>

--- a/Python/Datasets/E_Retail Sales Dataset/Placement_Test_Practice_Question_Bank.docx
+++ b/Python/Datasets/E_Retail Sales Dataset/Placement_Test_Practice_Question_Bank.docx
@@ -2881,40 +2881,6 @@
           <w:sz w:val="20"/>
           <w:szCs w:val="20"/>
         </w:rPr>
-        <w:t xml:space="preserve">E7.2  </w:t>
-      </w:r>
-      <w:r>
-        <w:rPr>
-          <w:sz w:val="20"/>
-          <w:szCs w:val="20"/>
-        </w:rPr>
-        <w:t>Use</w:t>
-      </w:r>
-      <w:proofErr w:type="gramEnd"/>
-      <w:r>
-        <w:rPr>
-          <w:sz w:val="20"/>
-          <w:szCs w:val="20"/>
-        </w:rPr>
-        <w:t xml:space="preserve"> VLOOKUP approximate match to map Sales_Amount to a price band table (0, 100, 500, 1000).</w:t>
-      </w:r>
-    </w:p>
-    <w:p>
-      <w:pPr>
-        <w:spacing w:after="80"/>
-        <w:rPr>
-          <w:sz w:val="20"/>
-          <w:szCs w:val="20"/>
-        </w:rPr>
-      </w:pPr>
-      <w:proofErr w:type="gramStart"/>
-      <w:r>
-        <w:rPr>
-          <w:b/>
-          <w:bCs/>
-          <w:sz w:val="20"/>
-          <w:szCs w:val="20"/>
-        </w:rPr>
         <w:t xml:space="preserve">E7.3  </w:t>
       </w:r>
       <w:r>

--- a/Python/Datasets/E_Retail Sales Dataset/Placement_Test_Practice_Question_Bank.docx
+++ b/Python/Datasets/E_Retail Sales Dataset/Placement_Test_Practice_Question_Bank.docx
@@ -97,7 +97,23 @@
           <w:sz w:val="20"/>
           <w:szCs w:val="20"/>
         </w:rPr>
-        <w:t>Excel: load the CSV as a Table named tblSales. SQL: assume a table named sales with the same column names as the data dictionary (MySQL or SQL Server syntax is fine). For JOIN questions, first create dim tables with SELECT DISTINCT because the data is one flat table. Power BI: import the CSV and build the model as you go.</w:t>
+        <w:t xml:space="preserve">Excel: load the CSV as a Table named </w:t>
+      </w:r>
+      <w:proofErr w:type="spellStart"/>
+      <w:r>
+        <w:rPr>
+          <w:sz w:val="20"/>
+          <w:szCs w:val="20"/>
+        </w:rPr>
+        <w:t>tblSales</w:t>
+      </w:r>
+      <w:proofErr w:type="spellEnd"/>
+      <w:r>
+        <w:rPr>
+          <w:sz w:val="20"/>
+          <w:szCs w:val="20"/>
+        </w:rPr>
+        <w:t>. SQL: assume a table named sales with the same column names as the data dictionary (MySQL or SQL Server syntax is fine). For JOIN questions, first create dim tables with SELECT DISTINCT because the data is one flat table. Power BI: import the CSV and build the model as you go.</w:t>
       </w:r>
     </w:p>
     <w:p>
@@ -145,7 +161,23 @@
           <w:sz w:val="20"/>
           <w:szCs w:val="20"/>
         </w:rPr>
-        <w:t>Sales_data_dictionary.csv = a reference sheet that explains each column (meaning and data type). Do not analyze it; just look things up in it.</w:t>
+        <w:t xml:space="preserve">Sales_data_dictionary.csv = a reference sheet that explains each column (meaning and data type). Do not </w:t>
+      </w:r>
+      <w:proofErr w:type="spellStart"/>
+      <w:r>
+        <w:rPr>
+          <w:sz w:val="20"/>
+          <w:szCs w:val="20"/>
+        </w:rPr>
+        <w:t>analyze</w:t>
+      </w:r>
+      <w:proofErr w:type="spellEnd"/>
+      <w:r>
+        <w:rPr>
+          <w:sz w:val="20"/>
+          <w:szCs w:val="20"/>
+        </w:rPr>
+        <w:t xml:space="preserve"> it; just look things up in it.</w:t>
       </w:r>
     </w:p>
     <w:p>
@@ -1985,7 +2017,39 @@
           <w:sz w:val="20"/>
           <w:szCs w:val="20"/>
         </w:rPr>
-        <w:t xml:space="preserve"> a column Size_Label: 'High' if Sales_Amount &gt; 500, else 'Low'.</w:t>
+        <w:t xml:space="preserve"> a column </w:t>
+      </w:r>
+      <w:proofErr w:type="spellStart"/>
+      <w:r>
+        <w:rPr>
+          <w:sz w:val="20"/>
+          <w:szCs w:val="20"/>
+        </w:rPr>
+        <w:t>Size_Label</w:t>
+      </w:r>
+      <w:proofErr w:type="spellEnd"/>
+      <w:r>
+        <w:rPr>
+          <w:sz w:val="20"/>
+          <w:szCs w:val="20"/>
+        </w:rPr>
+        <w:t xml:space="preserve">: 'High' if </w:t>
+      </w:r>
+      <w:proofErr w:type="spellStart"/>
+      <w:r>
+        <w:rPr>
+          <w:sz w:val="20"/>
+          <w:szCs w:val="20"/>
+        </w:rPr>
+        <w:t>Sales_Amount</w:t>
+      </w:r>
+      <w:proofErr w:type="spellEnd"/>
+      <w:r>
+        <w:rPr>
+          <w:sz w:val="20"/>
+          <w:szCs w:val="20"/>
+        </w:rPr>
+        <w:t xml:space="preserve"> &gt; 500, else 'Low'.</w:t>
       </w:r>
     </w:p>
     <w:p>
@@ -2087,7 +2151,39 @@
           <w:sz w:val="20"/>
           <w:szCs w:val="20"/>
         </w:rPr>
-        <w:t xml:space="preserve"> 'Review' if Discount_Percentage &gt; 30 AND Customer_Rating &lt; 3, else 'OK'.</w:t>
+        <w:t xml:space="preserve"> 'Review' if </w:t>
+      </w:r>
+      <w:proofErr w:type="spellStart"/>
+      <w:r>
+        <w:rPr>
+          <w:sz w:val="20"/>
+          <w:szCs w:val="20"/>
+        </w:rPr>
+        <w:t>Discount_Percentage</w:t>
+      </w:r>
+      <w:proofErr w:type="spellEnd"/>
+      <w:r>
+        <w:rPr>
+          <w:sz w:val="20"/>
+          <w:szCs w:val="20"/>
+        </w:rPr>
+        <w:t xml:space="preserve"> &gt; 30 AND </w:t>
+      </w:r>
+      <w:proofErr w:type="spellStart"/>
+      <w:r>
+        <w:rPr>
+          <w:sz w:val="20"/>
+          <w:szCs w:val="20"/>
+        </w:rPr>
+        <w:t>Customer_Rating</w:t>
+      </w:r>
+      <w:proofErr w:type="spellEnd"/>
+      <w:r>
+        <w:rPr>
+          <w:sz w:val="20"/>
+          <w:szCs w:val="20"/>
+        </w:rPr>
+        <w:t xml:space="preserve"> &lt; 3, else 'OK'.</w:t>
       </w:r>
     </w:p>
     <w:p>
@@ -2155,7 +2251,39 @@
           <w:sz w:val="20"/>
           <w:szCs w:val="20"/>
         </w:rPr>
-        <w:t xml:space="preserve"> 'Returned' when Return_Flag = Yes, otherwise show the Order_Status.</w:t>
+        <w:t xml:space="preserve"> 'Returned' when </w:t>
+      </w:r>
+      <w:proofErr w:type="spellStart"/>
+      <w:r>
+        <w:rPr>
+          <w:sz w:val="20"/>
+          <w:szCs w:val="20"/>
+        </w:rPr>
+        <w:t>Return_Flag</w:t>
+      </w:r>
+      <w:proofErr w:type="spellEnd"/>
+      <w:r>
+        <w:rPr>
+          <w:sz w:val="20"/>
+          <w:szCs w:val="20"/>
+        </w:rPr>
+        <w:t xml:space="preserve"> = Yes, otherwise show the </w:t>
+      </w:r>
+      <w:proofErr w:type="spellStart"/>
+      <w:r>
+        <w:rPr>
+          <w:sz w:val="20"/>
+          <w:szCs w:val="20"/>
+        </w:rPr>
+        <w:t>Order_Status</w:t>
+      </w:r>
+      <w:proofErr w:type="spellEnd"/>
+      <w:r>
+        <w:rPr>
+          <w:sz w:val="20"/>
+          <w:szCs w:val="20"/>
+        </w:rPr>
+        <w:t>.</w:t>
       </w:r>
     </w:p>
     <w:p>
@@ -2172,7 +2300,23 @@
           <w:sz w:val="20"/>
           <w:szCs w:val="20"/>
         </w:rPr>
-        <w:t>E4. Data Handling: Concat, Deduplication, Missing Value Imputation</w:t>
+        <w:t xml:space="preserve">E4. Data Handling: </w:t>
+      </w:r>
+      <w:proofErr w:type="spellStart"/>
+      <w:r>
+        <w:rPr>
+          <w:sz w:val="20"/>
+          <w:szCs w:val="20"/>
+        </w:rPr>
+        <w:t>Concat</w:t>
+      </w:r>
+      <w:proofErr w:type="spellEnd"/>
+      <w:r>
+        <w:rPr>
+          <w:sz w:val="20"/>
+          <w:szCs w:val="20"/>
+        </w:rPr>
+        <w:t>, Deduplication, Missing Value Imputation</w:t>
       </w:r>
     </w:p>
     <w:p>
@@ -2206,7 +2350,23 @@
           <w:sz w:val="20"/>
           <w:szCs w:val="20"/>
         </w:rPr>
-        <w:t xml:space="preserve"> Store_Name and City as 'Store - City' using &amp;, CONCAT and TEXTJOIN.</w:t>
+        <w:t xml:space="preserve"> </w:t>
+      </w:r>
+      <w:proofErr w:type="spellStart"/>
+      <w:r>
+        <w:rPr>
+          <w:sz w:val="20"/>
+          <w:szCs w:val="20"/>
+        </w:rPr>
+        <w:t>Store_Name</w:t>
+      </w:r>
+      <w:proofErr w:type="spellEnd"/>
+      <w:r>
+        <w:rPr>
+          <w:sz w:val="20"/>
+          <w:szCs w:val="20"/>
+        </w:rPr>
+        <w:t xml:space="preserve"> and City as 'Store - City' using &amp;, CONCAT and TEXTJOIN.</w:t>
       </w:r>
     </w:p>
     <w:p>
@@ -2240,7 +2400,23 @@
           <w:sz w:val="20"/>
           <w:szCs w:val="20"/>
         </w:rPr>
-        <w:t xml:space="preserve"> duplicate rows on Transaction_ID. How do you confirm how many were removed?</w:t>
+        <w:t xml:space="preserve"> duplicate rows on </w:t>
+      </w:r>
+      <w:proofErr w:type="spellStart"/>
+      <w:r>
+        <w:rPr>
+          <w:sz w:val="20"/>
+          <w:szCs w:val="20"/>
+        </w:rPr>
+        <w:t>Transaction_ID</w:t>
+      </w:r>
+      <w:proofErr w:type="spellEnd"/>
+      <w:r>
+        <w:rPr>
+          <w:sz w:val="20"/>
+          <w:szCs w:val="20"/>
+        </w:rPr>
+        <w:t>. How do you confirm how many were removed?</w:t>
       </w:r>
     </w:p>
     <w:p>
@@ -2274,7 +2450,23 @@
           <w:sz w:val="20"/>
           <w:szCs w:val="20"/>
         </w:rPr>
-        <w:t xml:space="preserve"> duplicate Transaction_IDs with a COUNTIF helper column instead of deleting.</w:t>
+        <w:t xml:space="preserve"> duplicate </w:t>
+      </w:r>
+      <w:proofErr w:type="spellStart"/>
+      <w:r>
+        <w:rPr>
+          <w:sz w:val="20"/>
+          <w:szCs w:val="20"/>
+        </w:rPr>
+        <w:t>Transaction_IDs</w:t>
+      </w:r>
+      <w:proofErr w:type="spellEnd"/>
+      <w:r>
+        <w:rPr>
+          <w:sz w:val="20"/>
+          <w:szCs w:val="20"/>
+        </w:rPr>
+        <w:t xml:space="preserve"> with a COUNTIF helper column instead of deleting.</w:t>
       </w:r>
     </w:p>
     <w:p>
@@ -2342,7 +2534,23 @@
           <w:sz w:val="20"/>
           <w:szCs w:val="20"/>
         </w:rPr>
-        <w:t xml:space="preserve"> blank Customer_Age values with the median age using a formula.</w:t>
+        <w:t xml:space="preserve"> blank </w:t>
+      </w:r>
+      <w:proofErr w:type="spellStart"/>
+      <w:r>
+        <w:rPr>
+          <w:sz w:val="20"/>
+          <w:szCs w:val="20"/>
+        </w:rPr>
+        <w:t>Customer_Age</w:t>
+      </w:r>
+      <w:proofErr w:type="spellEnd"/>
+      <w:r>
+        <w:rPr>
+          <w:sz w:val="20"/>
+          <w:szCs w:val="20"/>
+        </w:rPr>
+        <w:t xml:space="preserve"> values with the median age using a formula.</w:t>
       </w:r>
     </w:p>
     <w:p>
@@ -2376,7 +2584,39 @@
           <w:sz w:val="20"/>
           <w:szCs w:val="20"/>
         </w:rPr>
-        <w:t xml:space="preserve"> blank Customer_Rating with the average rating of that row's Product_Category (AVERAGEIF).</w:t>
+        <w:t xml:space="preserve"> blank </w:t>
+      </w:r>
+      <w:proofErr w:type="spellStart"/>
+      <w:r>
+        <w:rPr>
+          <w:sz w:val="20"/>
+          <w:szCs w:val="20"/>
+        </w:rPr>
+        <w:t>Customer_Rating</w:t>
+      </w:r>
+      <w:proofErr w:type="spellEnd"/>
+      <w:r>
+        <w:rPr>
+          <w:sz w:val="20"/>
+          <w:szCs w:val="20"/>
+        </w:rPr>
+        <w:t xml:space="preserve"> with the average rating of that row's </w:t>
+      </w:r>
+      <w:proofErr w:type="spellStart"/>
+      <w:r>
+        <w:rPr>
+          <w:sz w:val="20"/>
+          <w:szCs w:val="20"/>
+        </w:rPr>
+        <w:t>Product_Category</w:t>
+      </w:r>
+      <w:proofErr w:type="spellEnd"/>
+      <w:r>
+        <w:rPr>
+          <w:sz w:val="20"/>
+          <w:szCs w:val="20"/>
+        </w:rPr>
+        <w:t xml:space="preserve"> (AVERAGEIF).</w:t>
       </w:r>
     </w:p>
     <w:p>
@@ -2427,7 +2667,23 @@
           <w:sz w:val="20"/>
           <w:szCs w:val="20"/>
         </w:rPr>
-        <w:t>: how many transactions are returned (Return_Flag = Yes)?</w:t>
+        <w:t>: how many transactions are returned (</w:t>
+      </w:r>
+      <w:proofErr w:type="spellStart"/>
+      <w:r>
+        <w:rPr>
+          <w:sz w:val="20"/>
+          <w:szCs w:val="20"/>
+        </w:rPr>
+        <w:t>Return_Flag</w:t>
+      </w:r>
+      <w:proofErr w:type="spellEnd"/>
+      <w:r>
+        <w:rPr>
+          <w:sz w:val="20"/>
+          <w:szCs w:val="20"/>
+        </w:rPr>
+        <w:t xml:space="preserve"> = Yes)?</w:t>
       </w:r>
     </w:p>
     <w:p>
@@ -2461,7 +2717,23 @@
           <w:sz w:val="20"/>
           <w:szCs w:val="20"/>
         </w:rPr>
-        <w:t>: Online orders in Germany with Sales_Amount &gt; 500.</w:t>
+        <w:t xml:space="preserve">: Online orders in Germany with </w:t>
+      </w:r>
+      <w:proofErr w:type="spellStart"/>
+      <w:r>
+        <w:rPr>
+          <w:sz w:val="20"/>
+          <w:szCs w:val="20"/>
+        </w:rPr>
+        <w:t>Sales_Amount</w:t>
+      </w:r>
+      <w:proofErr w:type="spellEnd"/>
+      <w:r>
+        <w:rPr>
+          <w:sz w:val="20"/>
+          <w:szCs w:val="20"/>
+        </w:rPr>
+        <w:t xml:space="preserve"> &gt; 500.</w:t>
       </w:r>
     </w:p>
     <w:p>
@@ -2495,7 +2767,23 @@
           <w:sz w:val="20"/>
           <w:szCs w:val="20"/>
         </w:rPr>
-        <w:t>: total Profit by Product_Category for 2024.</w:t>
+        <w:t xml:space="preserve">: total Profit by </w:t>
+      </w:r>
+      <w:proofErr w:type="spellStart"/>
+      <w:r>
+        <w:rPr>
+          <w:sz w:val="20"/>
+          <w:szCs w:val="20"/>
+        </w:rPr>
+        <w:t>Product_Category</w:t>
+      </w:r>
+      <w:proofErr w:type="spellEnd"/>
+      <w:r>
+        <w:rPr>
+          <w:sz w:val="20"/>
+          <w:szCs w:val="20"/>
+        </w:rPr>
+        <w:t xml:space="preserve"> for 2024.</w:t>
       </w:r>
     </w:p>
     <w:p>
@@ -2529,7 +2817,23 @@
           <w:sz w:val="20"/>
           <w:szCs w:val="20"/>
         </w:rPr>
-        <w:t>: average Customer_Rating for Express shipping.</w:t>
+        <w:t xml:space="preserve">: average </w:t>
+      </w:r>
+      <w:proofErr w:type="spellStart"/>
+      <w:r>
+        <w:rPr>
+          <w:sz w:val="20"/>
+          <w:szCs w:val="20"/>
+        </w:rPr>
+        <w:t>Customer_Rating</w:t>
+      </w:r>
+      <w:proofErr w:type="spellEnd"/>
+      <w:r>
+        <w:rPr>
+          <w:sz w:val="20"/>
+          <w:szCs w:val="20"/>
+        </w:rPr>
+        <w:t xml:space="preserve"> for Express shipping.</w:t>
       </w:r>
     </w:p>
     <w:p>
@@ -2563,7 +2867,39 @@
           <w:sz w:val="20"/>
           <w:szCs w:val="20"/>
         </w:rPr>
-        <w:t>: total of Quantity x Unit_Price x (1 - Discount/100). Does it match SUM of Sales_Amount? Why or why not?</w:t>
+        <w:t xml:space="preserve">: total of Quantity x </w:t>
+      </w:r>
+      <w:proofErr w:type="spellStart"/>
+      <w:r>
+        <w:rPr>
+          <w:sz w:val="20"/>
+          <w:szCs w:val="20"/>
+        </w:rPr>
+        <w:t>Unit_Price</w:t>
+      </w:r>
+      <w:proofErr w:type="spellEnd"/>
+      <w:r>
+        <w:rPr>
+          <w:sz w:val="20"/>
+          <w:szCs w:val="20"/>
+        </w:rPr>
+        <w:t xml:space="preserve"> x (1 - Discount/100). Does it match SUM of </w:t>
+      </w:r>
+      <w:proofErr w:type="spellStart"/>
+      <w:r>
+        <w:rPr>
+          <w:sz w:val="20"/>
+          <w:szCs w:val="20"/>
+        </w:rPr>
+        <w:t>Sales_Amount</w:t>
+      </w:r>
+      <w:proofErr w:type="spellEnd"/>
+      <w:r>
+        <w:rPr>
+          <w:sz w:val="20"/>
+          <w:szCs w:val="20"/>
+        </w:rPr>
+        <w:t>? Why or why not?</w:t>
       </w:r>
     </w:p>
     <w:p>
@@ -2597,7 +2933,39 @@
           <w:sz w:val="20"/>
           <w:szCs w:val="20"/>
         </w:rPr>
-        <w:t>: compute Profit / Sales_Amount and show 0 when Sales_Amount is blank or zero.</w:t>
+        <w:t xml:space="preserve">: compute Profit / </w:t>
+      </w:r>
+      <w:proofErr w:type="spellStart"/>
+      <w:r>
+        <w:rPr>
+          <w:sz w:val="20"/>
+          <w:szCs w:val="20"/>
+        </w:rPr>
+        <w:t>Sales_Amount</w:t>
+      </w:r>
+      <w:proofErr w:type="spellEnd"/>
+      <w:r>
+        <w:rPr>
+          <w:sz w:val="20"/>
+          <w:szCs w:val="20"/>
+        </w:rPr>
+        <w:t xml:space="preserve"> and show 0 when </w:t>
+      </w:r>
+      <w:proofErr w:type="spellStart"/>
+      <w:r>
+        <w:rPr>
+          <w:sz w:val="20"/>
+          <w:szCs w:val="20"/>
+        </w:rPr>
+        <w:t>Sales_Amount</w:t>
+      </w:r>
+      <w:proofErr w:type="spellEnd"/>
+      <w:r>
+        <w:rPr>
+          <w:sz w:val="20"/>
+          <w:szCs w:val="20"/>
+        </w:rPr>
+        <w:t xml:space="preserve"> is blank or zero.</w:t>
       </w:r>
     </w:p>
     <w:p>
@@ -2631,7 +2999,23 @@
           <w:sz w:val="20"/>
           <w:szCs w:val="20"/>
         </w:rPr>
-        <w:t>: correlation between Discount_Percentage and Profit. Interpret the number in one sentence.</w:t>
+        <w:t xml:space="preserve">: correlation between </w:t>
+      </w:r>
+      <w:proofErr w:type="spellStart"/>
+      <w:r>
+        <w:rPr>
+          <w:sz w:val="20"/>
+          <w:szCs w:val="20"/>
+        </w:rPr>
+        <w:t>Discount_Percentage</w:t>
+      </w:r>
+      <w:proofErr w:type="spellEnd"/>
+      <w:r>
+        <w:rPr>
+          <w:sz w:val="20"/>
+          <w:szCs w:val="20"/>
+        </w:rPr>
+        <w:t xml:space="preserve"> and Profit. Interpret the number in one sentence.</w:t>
       </w:r>
     </w:p>
     <w:p>
@@ -2881,6 +3265,122 @@
           <w:sz w:val="20"/>
           <w:szCs w:val="20"/>
         </w:rPr>
+        <w:t xml:space="preserve">E7.1  </w:t>
+      </w:r>
+      <w:r>
+        <w:rPr>
+          <w:sz w:val="20"/>
+          <w:szCs w:val="20"/>
+        </w:rPr>
+        <w:t>Build</w:t>
+      </w:r>
+      <w:proofErr w:type="gramEnd"/>
+      <w:r>
+        <w:rPr>
+          <w:sz w:val="20"/>
+          <w:szCs w:val="20"/>
+        </w:rPr>
+        <w:t xml:space="preserve"> a </w:t>
+      </w:r>
+      <w:proofErr w:type="spellStart"/>
+      <w:r>
+        <w:rPr>
+          <w:sz w:val="20"/>
+          <w:szCs w:val="20"/>
+        </w:rPr>
+        <w:t>Product_ID</w:t>
+      </w:r>
+      <w:proofErr w:type="spellEnd"/>
+      <w:r>
+        <w:rPr>
+          <w:sz w:val="20"/>
+          <w:szCs w:val="20"/>
+        </w:rPr>
+        <w:t xml:space="preserve"> to </w:t>
+      </w:r>
+      <w:proofErr w:type="spellStart"/>
+      <w:r>
+        <w:rPr>
+          <w:sz w:val="20"/>
+          <w:szCs w:val="20"/>
+        </w:rPr>
+        <w:t>Product_Name</w:t>
+      </w:r>
+      <w:proofErr w:type="spellEnd"/>
+      <w:r>
+        <w:rPr>
+          <w:sz w:val="20"/>
+          <w:szCs w:val="20"/>
+        </w:rPr>
+        <w:t xml:space="preserve"> lookup table and use VLOOKUP (exact match).</w:t>
+      </w:r>
+    </w:p>
+    <w:p>
+      <w:pPr>
+        <w:spacing w:after="80"/>
+        <w:rPr>
+          <w:sz w:val="20"/>
+          <w:szCs w:val="20"/>
+        </w:rPr>
+      </w:pPr>
+      <w:proofErr w:type="gramStart"/>
+      <w:r>
+        <w:rPr>
+          <w:b/>
+          <w:bCs/>
+          <w:sz w:val="20"/>
+          <w:szCs w:val="20"/>
+        </w:rPr>
+        <w:t xml:space="preserve">E7.2  </w:t>
+      </w:r>
+      <w:r>
+        <w:rPr>
+          <w:sz w:val="20"/>
+          <w:szCs w:val="20"/>
+        </w:rPr>
+        <w:t>Use</w:t>
+      </w:r>
+      <w:proofErr w:type="gramEnd"/>
+      <w:r>
+        <w:rPr>
+          <w:sz w:val="20"/>
+          <w:szCs w:val="20"/>
+        </w:rPr>
+        <w:t xml:space="preserve"> VLOOKUP approximate match to map </w:t>
+      </w:r>
+      <w:proofErr w:type="spellStart"/>
+      <w:r>
+        <w:rPr>
+          <w:sz w:val="20"/>
+          <w:szCs w:val="20"/>
+        </w:rPr>
+        <w:t>Sales_Amount</w:t>
+      </w:r>
+      <w:proofErr w:type="spellEnd"/>
+      <w:r>
+        <w:rPr>
+          <w:sz w:val="20"/>
+          <w:szCs w:val="20"/>
+        </w:rPr>
+        <w:t xml:space="preserve"> to a price band table (0, 100, 500, 1000).</w:t>
+      </w:r>
+    </w:p>
+    <w:p>
+      <w:pPr>
+        <w:spacing w:after="80"/>
+        <w:rPr>
+          <w:sz w:val="20"/>
+          <w:szCs w:val="20"/>
+        </w:rPr>
+      </w:pPr>
+      <w:proofErr w:type="gramStart"/>
+      <w:r>
+        <w:rPr>
+          <w:b/>
+          <w:bCs/>
+          <w:sz w:val="20"/>
+          <w:szCs w:val="20"/>
+        </w:rPr>
         <w:t xml:space="preserve">E7.3  </w:t>
       </w:r>
       <w:r>
@@ -2896,7 +3396,23 @@
           <w:sz w:val="20"/>
           <w:szCs w:val="20"/>
         </w:rPr>
-        <w:t xml:space="preserve"> HLOOKUP on a horizontal table of Shipping_Method and delivery fee.</w:t>
+        <w:t xml:space="preserve"> HLOOKUP on a horizontal table of </w:t>
+      </w:r>
+      <w:proofErr w:type="spellStart"/>
+      <w:r>
+        <w:rPr>
+          <w:sz w:val="20"/>
+          <w:szCs w:val="20"/>
+        </w:rPr>
+        <w:t>Shipping_Method</w:t>
+      </w:r>
+      <w:proofErr w:type="spellEnd"/>
+      <w:r>
+        <w:rPr>
+          <w:sz w:val="20"/>
+          <w:szCs w:val="20"/>
+        </w:rPr>
+        <w:t xml:space="preserve"> and delivery fee.</w:t>
       </w:r>
     </w:p>
     <w:p>
@@ -3049,7 +3565,23 @@
           <w:sz w:val="20"/>
           <w:szCs w:val="20"/>
         </w:rPr>
-        <w:t xml:space="preserve"> MATCH to find the row position of Product_ID 'P010'.</w:t>
+        <w:t xml:space="preserve"> MATCH to find the row position of </w:t>
+      </w:r>
+      <w:proofErr w:type="spellStart"/>
+      <w:r>
+        <w:rPr>
+          <w:sz w:val="20"/>
+          <w:szCs w:val="20"/>
+        </w:rPr>
+        <w:t>Product_ID</w:t>
+      </w:r>
+      <w:proofErr w:type="spellEnd"/>
+      <w:r>
+        <w:rPr>
+          <w:sz w:val="20"/>
+          <w:szCs w:val="20"/>
+        </w:rPr>
+        <w:t xml:space="preserve"> 'P010'.</w:t>
       </w:r>
     </w:p>
     <w:p>
@@ -3083,7 +3615,39 @@
           <w:sz w:val="20"/>
           <w:szCs w:val="20"/>
         </w:rPr>
-        <w:t xml:space="preserve"> INDEX/MATCH to return Store_Name for a given Store_ID.</w:t>
+        <w:t xml:space="preserve"> INDEX/MATCH to return </w:t>
+      </w:r>
+      <w:proofErr w:type="spellStart"/>
+      <w:r>
+        <w:rPr>
+          <w:sz w:val="20"/>
+          <w:szCs w:val="20"/>
+        </w:rPr>
+        <w:t>Store_Name</w:t>
+      </w:r>
+      <w:proofErr w:type="spellEnd"/>
+      <w:r>
+        <w:rPr>
+          <w:sz w:val="20"/>
+          <w:szCs w:val="20"/>
+        </w:rPr>
+        <w:t xml:space="preserve"> for a given </w:t>
+      </w:r>
+      <w:proofErr w:type="spellStart"/>
+      <w:r>
+        <w:rPr>
+          <w:sz w:val="20"/>
+          <w:szCs w:val="20"/>
+        </w:rPr>
+        <w:t>Store_ID</w:t>
+      </w:r>
+      <w:proofErr w:type="spellEnd"/>
+      <w:r>
+        <w:rPr>
+          <w:sz w:val="20"/>
+          <w:szCs w:val="20"/>
+        </w:rPr>
+        <w:t>.</w:t>
       </w:r>
     </w:p>
     <w:p>
@@ -3117,7 +3681,23 @@
           <w:sz w:val="20"/>
           <w:szCs w:val="20"/>
         </w:rPr>
-        <w:t>-way INDEX/MATCH: return sales for a chosen Country and Order_Year from a summary grid.</w:t>
+        <w:t xml:space="preserve">-way INDEX/MATCH: return sales for a chosen Country and </w:t>
+      </w:r>
+      <w:proofErr w:type="spellStart"/>
+      <w:r>
+        <w:rPr>
+          <w:sz w:val="20"/>
+          <w:szCs w:val="20"/>
+        </w:rPr>
+        <w:t>Order_Year</w:t>
+      </w:r>
+      <w:proofErr w:type="spellEnd"/>
+      <w:r>
+        <w:rPr>
+          <w:sz w:val="20"/>
+          <w:szCs w:val="20"/>
+        </w:rPr>
+        <w:t xml:space="preserve"> from a summary grid.</w:t>
       </w:r>
     </w:p>
     <w:p>
@@ -3151,7 +3731,23 @@
           <w:sz w:val="20"/>
           <w:szCs w:val="20"/>
         </w:rPr>
-        <w:t xml:space="preserve"> Filter with a criteria range: Country = Canada AND Discount_Percentage &gt; 20.</w:t>
+        <w:t xml:space="preserve"> Filter with a criteria range: Country = Canada AND </w:t>
+      </w:r>
+      <w:proofErr w:type="spellStart"/>
+      <w:r>
+        <w:rPr>
+          <w:sz w:val="20"/>
+          <w:szCs w:val="20"/>
+        </w:rPr>
+        <w:t>Discount_Percentage</w:t>
+      </w:r>
+      <w:proofErr w:type="spellEnd"/>
+      <w:r>
+        <w:rPr>
+          <w:sz w:val="20"/>
+          <w:szCs w:val="20"/>
+        </w:rPr>
+        <w:t xml:space="preserve"> &gt; 20.</w:t>
       </w:r>
     </w:p>
     <w:p>
@@ -3185,7 +3781,23 @@
           <w:sz w:val="20"/>
           <w:szCs w:val="20"/>
         </w:rPr>
-        <w:t xml:space="preserve"> Filter: copy only unique Customer_IDs to a new location.</w:t>
+        <w:t xml:space="preserve"> Filter: copy only unique </w:t>
+      </w:r>
+      <w:proofErr w:type="spellStart"/>
+      <w:r>
+        <w:rPr>
+          <w:sz w:val="20"/>
+          <w:szCs w:val="20"/>
+        </w:rPr>
+        <w:t>Customer_IDs</w:t>
+      </w:r>
+      <w:proofErr w:type="spellEnd"/>
+      <w:r>
+        <w:rPr>
+          <w:sz w:val="20"/>
+          <w:szCs w:val="20"/>
+        </w:rPr>
+        <w:t xml:space="preserve"> to a new location.</w:t>
       </w:r>
     </w:p>
     <w:p>
@@ -3219,7 +3831,23 @@
           <w:sz w:val="20"/>
           <w:szCs w:val="20"/>
         </w:rPr>
-        <w:t xml:space="preserve"> a combo chart: columns for Sales_Amount, line for Profit margin % on a secondary axis.</w:t>
+        <w:t xml:space="preserve"> a combo chart: columns for </w:t>
+      </w:r>
+      <w:proofErr w:type="spellStart"/>
+      <w:r>
+        <w:rPr>
+          <w:sz w:val="20"/>
+          <w:szCs w:val="20"/>
+        </w:rPr>
+        <w:t>Sales_Amount</w:t>
+      </w:r>
+      <w:proofErr w:type="spellEnd"/>
+      <w:r>
+        <w:rPr>
+          <w:sz w:val="20"/>
+          <w:szCs w:val="20"/>
+        </w:rPr>
+        <w:t>, line for Profit margin % on a secondary axis.</w:t>
       </w:r>
     </w:p>
     <w:p>
@@ -3270,7 +3898,23 @@
           <w:sz w:val="20"/>
           <w:szCs w:val="20"/>
         </w:rPr>
-        <w:t>: extract the city code from Store_ID (e.g. NYC-01 gives NYC).</w:t>
+        <w:t xml:space="preserve">: extract the city code from </w:t>
+      </w:r>
+      <w:proofErr w:type="spellStart"/>
+      <w:r>
+        <w:rPr>
+          <w:sz w:val="20"/>
+          <w:szCs w:val="20"/>
+        </w:rPr>
+        <w:t>Store_ID</w:t>
+      </w:r>
+      <w:proofErr w:type="spellEnd"/>
+      <w:r>
+        <w:rPr>
+          <w:sz w:val="20"/>
+          <w:szCs w:val="20"/>
+        </w:rPr>
+        <w:t xml:space="preserve"> (e.g. NYC-01 gives NYC).</w:t>
       </w:r>
     </w:p>
     <w:p>
@@ -3304,7 +3948,23 @@
           <w:sz w:val="20"/>
           <w:szCs w:val="20"/>
         </w:rPr>
-        <w:t>: extract the store number from Store_ID.</w:t>
+        <w:t xml:space="preserve">: extract the store number from </w:t>
+      </w:r>
+      <w:proofErr w:type="spellStart"/>
+      <w:r>
+        <w:rPr>
+          <w:sz w:val="20"/>
+          <w:szCs w:val="20"/>
+        </w:rPr>
+        <w:t>Store_ID</w:t>
+      </w:r>
+      <w:proofErr w:type="spellEnd"/>
+      <w:r>
+        <w:rPr>
+          <w:sz w:val="20"/>
+          <w:szCs w:val="20"/>
+        </w:rPr>
+        <w:t>.</w:t>
       </w:r>
     </w:p>
     <w:p>
@@ -3338,7 +3998,23 @@
           <w:sz w:val="20"/>
           <w:szCs w:val="20"/>
         </w:rPr>
-        <w:t>: extract the numeric part of Transaction_ID (T20001234).</w:t>
+        <w:t xml:space="preserve">: extract the numeric part of </w:t>
+      </w:r>
+      <w:proofErr w:type="spellStart"/>
+      <w:r>
+        <w:rPr>
+          <w:sz w:val="20"/>
+          <w:szCs w:val="20"/>
+        </w:rPr>
+        <w:t>Transaction_ID</w:t>
+      </w:r>
+      <w:proofErr w:type="spellEnd"/>
+      <w:r>
+        <w:rPr>
+          <w:sz w:val="20"/>
+          <w:szCs w:val="20"/>
+        </w:rPr>
+        <w:t xml:space="preserve"> (T20001234).</w:t>
       </w:r>
     </w:p>
     <w:p>
@@ -3372,7 +4048,23 @@
           <w:sz w:val="20"/>
           <w:szCs w:val="20"/>
         </w:rPr>
-        <w:t xml:space="preserve"> the casing of Customer_Gender and Region using UPPER, LOWER and PROPER.</w:t>
+        <w:t xml:space="preserve"> the casing of </w:t>
+      </w:r>
+      <w:proofErr w:type="spellStart"/>
+      <w:r>
+        <w:rPr>
+          <w:sz w:val="20"/>
+          <w:szCs w:val="20"/>
+        </w:rPr>
+        <w:t>Customer_Gender</w:t>
+      </w:r>
+      <w:proofErr w:type="spellEnd"/>
+      <w:r>
+        <w:rPr>
+          <w:sz w:val="20"/>
+          <w:szCs w:val="20"/>
+        </w:rPr>
+        <w:t xml:space="preserve"> and Region using UPPER, LOWER and PROPER.</w:t>
       </w:r>
     </w:p>
     <w:p>
@@ -3406,7 +4098,23 @@
           <w:sz w:val="20"/>
           <w:szCs w:val="20"/>
         </w:rPr>
-        <w:t>: find Customer_IDs whose length is not 6.</w:t>
+        <w:t xml:space="preserve">: find </w:t>
+      </w:r>
+      <w:proofErr w:type="spellStart"/>
+      <w:r>
+        <w:rPr>
+          <w:sz w:val="20"/>
+          <w:szCs w:val="20"/>
+        </w:rPr>
+        <w:t>Customer_IDs</w:t>
+      </w:r>
+      <w:proofErr w:type="spellEnd"/>
+      <w:r>
+        <w:rPr>
+          <w:sz w:val="20"/>
+          <w:szCs w:val="20"/>
+        </w:rPr>
+        <w:t xml:space="preserve"> whose length is not 6.</w:t>
       </w:r>
     </w:p>
     <w:p>
@@ -3525,7 +4233,23 @@
           <w:sz w:val="20"/>
           <w:szCs w:val="20"/>
         </w:rPr>
-        <w:t xml:space="preserve"> Year, Month name and Weekday from Order_Date.</w:t>
+        <w:t xml:space="preserve"> Year, Month name and Weekday from </w:t>
+      </w:r>
+      <w:proofErr w:type="spellStart"/>
+      <w:r>
+        <w:rPr>
+          <w:sz w:val="20"/>
+          <w:szCs w:val="20"/>
+        </w:rPr>
+        <w:t>Order_Date</w:t>
+      </w:r>
+      <w:proofErr w:type="spellEnd"/>
+      <w:r>
+        <w:rPr>
+          <w:sz w:val="20"/>
+          <w:szCs w:val="20"/>
+        </w:rPr>
+        <w:t>.</w:t>
       </w:r>
     </w:p>
     <w:p>
@@ -3609,7 +4333,23 @@
           <w:sz w:val="20"/>
           <w:szCs w:val="20"/>
         </w:rPr>
-        <w:t xml:space="preserve"> TIMEVALUE on Order_Time to label orders Morning, Afternoon or Evening.</w:t>
+        <w:t xml:space="preserve"> TIMEVALUE on </w:t>
+      </w:r>
+      <w:proofErr w:type="spellStart"/>
+      <w:r>
+        <w:rPr>
+          <w:sz w:val="20"/>
+          <w:szCs w:val="20"/>
+        </w:rPr>
+        <w:t>Order_Time</w:t>
+      </w:r>
+      <w:proofErr w:type="spellEnd"/>
+      <w:r>
+        <w:rPr>
+          <w:sz w:val="20"/>
+          <w:szCs w:val="20"/>
+        </w:rPr>
+        <w:t xml:space="preserve"> to label orders Morning, Afternoon or Evening.</w:t>
       </w:r>
     </w:p>
     <w:p>
@@ -3643,7 +4383,55 @@
           <w:sz w:val="20"/>
           <w:szCs w:val="20"/>
         </w:rPr>
-        <w:t>: working days between Order_Date and Order_Date + Delivery_Days.</w:t>
+        <w:t xml:space="preserve">: working days between </w:t>
+      </w:r>
+      <w:proofErr w:type="spellStart"/>
+      <w:r>
+        <w:rPr>
+          <w:sz w:val="20"/>
+          <w:szCs w:val="20"/>
+        </w:rPr>
+        <w:t>Order_Date</w:t>
+      </w:r>
+      <w:proofErr w:type="spellEnd"/>
+      <w:r>
+        <w:rPr>
+          <w:sz w:val="20"/>
+          <w:szCs w:val="20"/>
+        </w:rPr>
+        <w:t xml:space="preserve"> and </w:t>
+      </w:r>
+      <w:proofErr w:type="spellStart"/>
+      <w:r>
+        <w:rPr>
+          <w:sz w:val="20"/>
+          <w:szCs w:val="20"/>
+        </w:rPr>
+        <w:t>Order_Date</w:t>
+      </w:r>
+      <w:proofErr w:type="spellEnd"/>
+      <w:r>
+        <w:rPr>
+          <w:sz w:val="20"/>
+          <w:szCs w:val="20"/>
+        </w:rPr>
+        <w:t xml:space="preserve"> + </w:t>
+      </w:r>
+      <w:proofErr w:type="spellStart"/>
+      <w:r>
+        <w:rPr>
+          <w:sz w:val="20"/>
+          <w:szCs w:val="20"/>
+        </w:rPr>
+        <w:t>Delivery_Days</w:t>
+      </w:r>
+      <w:proofErr w:type="spellEnd"/>
+      <w:r>
+        <w:rPr>
+          <w:sz w:val="20"/>
+          <w:szCs w:val="20"/>
+        </w:rPr>
+        <w:t>.</w:t>
       </w:r>
     </w:p>
     <w:p>
@@ -3992,7 +4780,23 @@
           <w:sz w:val="20"/>
           <w:szCs w:val="20"/>
         </w:rPr>
-        <w:t xml:space="preserve"> four yearly sheets (2022-2025) by Product_Category using Data &gt; Consolidate (Sum).</w:t>
+        <w:t xml:space="preserve"> four yearly sheets (2022-2025) by </w:t>
+      </w:r>
+      <w:proofErr w:type="spellStart"/>
+      <w:r>
+        <w:rPr>
+          <w:sz w:val="20"/>
+          <w:szCs w:val="20"/>
+        </w:rPr>
+        <w:t>Product_Category</w:t>
+      </w:r>
+      <w:proofErr w:type="spellEnd"/>
+      <w:r>
+        <w:rPr>
+          <w:sz w:val="20"/>
+          <w:szCs w:val="20"/>
+        </w:rPr>
+        <w:t xml:space="preserve"> using Data &gt; Consolidate (Sum).</w:t>
       </w:r>
     </w:p>
     <w:p>
@@ -4111,7 +4915,55 @@
           <w:sz w:val="20"/>
           <w:szCs w:val="20"/>
         </w:rPr>
-        <w:t>: Sales_Amount by Product_Category (rows) and Order_Year (columns).</w:t>
+        <w:t xml:space="preserve">: </w:t>
+      </w:r>
+      <w:proofErr w:type="spellStart"/>
+      <w:r>
+        <w:rPr>
+          <w:sz w:val="20"/>
+          <w:szCs w:val="20"/>
+        </w:rPr>
+        <w:t>Sales_Amount</w:t>
+      </w:r>
+      <w:proofErr w:type="spellEnd"/>
+      <w:r>
+        <w:rPr>
+          <w:sz w:val="20"/>
+          <w:szCs w:val="20"/>
+        </w:rPr>
+        <w:t xml:space="preserve"> by </w:t>
+      </w:r>
+      <w:proofErr w:type="spellStart"/>
+      <w:r>
+        <w:rPr>
+          <w:sz w:val="20"/>
+          <w:szCs w:val="20"/>
+        </w:rPr>
+        <w:t>Product_Category</w:t>
+      </w:r>
+      <w:proofErr w:type="spellEnd"/>
+      <w:r>
+        <w:rPr>
+          <w:sz w:val="20"/>
+          <w:szCs w:val="20"/>
+        </w:rPr>
+        <w:t xml:space="preserve"> (rows) and </w:t>
+      </w:r>
+      <w:proofErr w:type="spellStart"/>
+      <w:r>
+        <w:rPr>
+          <w:sz w:val="20"/>
+          <w:szCs w:val="20"/>
+        </w:rPr>
+        <w:t>Order_Year</w:t>
+      </w:r>
+      <w:proofErr w:type="spellEnd"/>
+      <w:r>
+        <w:rPr>
+          <w:sz w:val="20"/>
+          <w:szCs w:val="20"/>
+        </w:rPr>
+        <w:t xml:space="preserve"> (columns).</w:t>
       </w:r>
     </w:p>
     <w:p>
@@ -4179,7 +5031,23 @@
           <w:sz w:val="20"/>
           <w:szCs w:val="20"/>
         </w:rPr>
-        <w:t xml:space="preserve"> Order_Date by Months and Quarters.</w:t>
+        <w:t xml:space="preserve"> </w:t>
+      </w:r>
+      <w:proofErr w:type="spellStart"/>
+      <w:r>
+        <w:rPr>
+          <w:sz w:val="20"/>
+          <w:szCs w:val="20"/>
+        </w:rPr>
+        <w:t>Order_Date</w:t>
+      </w:r>
+      <w:proofErr w:type="spellEnd"/>
+      <w:r>
+        <w:rPr>
+          <w:sz w:val="20"/>
+          <w:szCs w:val="20"/>
+        </w:rPr>
+        <w:t xml:space="preserve"> by Months and Quarters.</w:t>
       </w:r>
     </w:p>
     <w:p>
@@ -4213,7 +5081,39 @@
           <w:sz w:val="20"/>
           <w:szCs w:val="20"/>
         </w:rPr>
-        <w:t xml:space="preserve"> Customer_Age into bands of 10 years and Sales_Amount into bins.</w:t>
+        <w:t xml:space="preserve"> </w:t>
+      </w:r>
+      <w:proofErr w:type="spellStart"/>
+      <w:r>
+        <w:rPr>
+          <w:sz w:val="20"/>
+          <w:szCs w:val="20"/>
+        </w:rPr>
+        <w:t>Customer_Age</w:t>
+      </w:r>
+      <w:proofErr w:type="spellEnd"/>
+      <w:r>
+        <w:rPr>
+          <w:sz w:val="20"/>
+          <w:szCs w:val="20"/>
+        </w:rPr>
+        <w:t xml:space="preserve"> into bands of 10 years and </w:t>
+      </w:r>
+      <w:proofErr w:type="spellStart"/>
+      <w:r>
+        <w:rPr>
+          <w:sz w:val="20"/>
+          <w:szCs w:val="20"/>
+        </w:rPr>
+        <w:t>Sales_Amount</w:t>
+      </w:r>
+      <w:proofErr w:type="spellEnd"/>
+      <w:r>
+        <w:rPr>
+          <w:sz w:val="20"/>
+          <w:szCs w:val="20"/>
+        </w:rPr>
+        <w:t xml:space="preserve"> into bins.</w:t>
       </w:r>
     </w:p>
     <w:p>
@@ -4247,7 +5147,23 @@
           <w:sz w:val="20"/>
           <w:szCs w:val="20"/>
         </w:rPr>
-        <w:t xml:space="preserve"> slicers for Country and Sales_Channel connected to two pivots, plus a Timeline slicer.</w:t>
+        <w:t xml:space="preserve"> slicers for Country and </w:t>
+      </w:r>
+      <w:proofErr w:type="spellStart"/>
+      <w:r>
+        <w:rPr>
+          <w:sz w:val="20"/>
+          <w:szCs w:val="20"/>
+        </w:rPr>
+        <w:t>Sales_Channel</w:t>
+      </w:r>
+      <w:proofErr w:type="spellEnd"/>
+      <w:r>
+        <w:rPr>
+          <w:sz w:val="20"/>
+          <w:szCs w:val="20"/>
+        </w:rPr>
+        <w:t xml:space="preserve"> connected to two pivots, plus a Timeline slicer.</w:t>
       </w:r>
     </w:p>
     <w:p>
@@ -4281,7 +5197,23 @@
           <w:sz w:val="20"/>
           <w:szCs w:val="20"/>
         </w:rPr>
-        <w:t xml:space="preserve"> values as % of column total and filter to the Top 10 Product_Names.</w:t>
+        <w:t xml:space="preserve"> values as % of column total and filter to the Top 10 </w:t>
+      </w:r>
+      <w:proofErr w:type="spellStart"/>
+      <w:r>
+        <w:rPr>
+          <w:sz w:val="20"/>
+          <w:szCs w:val="20"/>
+        </w:rPr>
+        <w:t>Product_Names</w:t>
+      </w:r>
+      <w:proofErr w:type="spellEnd"/>
+      <w:r>
+        <w:rPr>
+          <w:sz w:val="20"/>
+          <w:szCs w:val="20"/>
+        </w:rPr>
+        <w:t>.</w:t>
       </w:r>
     </w:p>
     <w:p>
@@ -4366,7 +5298,23 @@
           <w:sz w:val="20"/>
           <w:szCs w:val="20"/>
         </w:rPr>
-        <w:t xml:space="preserve"> a dropdown list for Sales_Channel using Data Validation.</w:t>
+        <w:t xml:space="preserve"> a dropdown list for </w:t>
+      </w:r>
+      <w:proofErr w:type="spellStart"/>
+      <w:r>
+        <w:rPr>
+          <w:sz w:val="20"/>
+          <w:szCs w:val="20"/>
+        </w:rPr>
+        <w:t>Sales_Channel</w:t>
+      </w:r>
+      <w:proofErr w:type="spellEnd"/>
+      <w:r>
+        <w:rPr>
+          <w:sz w:val="20"/>
+          <w:szCs w:val="20"/>
+        </w:rPr>
+        <w:t xml:space="preserve"> using Data Validation.</w:t>
       </w:r>
     </w:p>
     <w:p>
@@ -4400,7 +5348,23 @@
           <w:sz w:val="20"/>
           <w:szCs w:val="20"/>
         </w:rPr>
-        <w:t xml:space="preserve"> Discount_Percentage to values between 0 and 50, with a custom error message.</w:t>
+        <w:t xml:space="preserve"> </w:t>
+      </w:r>
+      <w:proofErr w:type="spellStart"/>
+      <w:r>
+        <w:rPr>
+          <w:sz w:val="20"/>
+          <w:szCs w:val="20"/>
+        </w:rPr>
+        <w:t>Discount_Percentage</w:t>
+      </w:r>
+      <w:proofErr w:type="spellEnd"/>
+      <w:r>
+        <w:rPr>
+          <w:sz w:val="20"/>
+          <w:szCs w:val="20"/>
+        </w:rPr>
+        <w:t xml:space="preserve"> to values between 0 and 50, with a custom error message.</w:t>
       </w:r>
     </w:p>
     <w:p>
@@ -4502,7 +5466,23 @@
           <w:sz w:val="20"/>
           <w:szCs w:val="20"/>
         </w:rPr>
-        <w:t xml:space="preserve"> Seek: what Unit_Price gives a target profit of 500 on a transaction?</w:t>
+        <w:t xml:space="preserve"> Seek: what </w:t>
+      </w:r>
+      <w:proofErr w:type="spellStart"/>
+      <w:r>
+        <w:rPr>
+          <w:sz w:val="20"/>
+          <w:szCs w:val="20"/>
+        </w:rPr>
+        <w:t>Unit_Price</w:t>
+      </w:r>
+      <w:proofErr w:type="spellEnd"/>
+      <w:r>
+        <w:rPr>
+          <w:sz w:val="20"/>
+          <w:szCs w:val="20"/>
+        </w:rPr>
+        <w:t xml:space="preserve"> gives a target profit of 500 on a transaction?</w:t>
       </w:r>
     </w:p>
     <w:p>
@@ -4650,7 +5630,55 @@
           <w:sz w:val="20"/>
           <w:szCs w:val="20"/>
         </w:rPr>
-        <w:t xml:space="preserve"> the header row and the Transaction_ID column. Format Order_Date as DD-MMM-YYYY and Sales_Amount as currency with 2 decimals.</w:t>
+        <w:t xml:space="preserve"> the header row and the </w:t>
+      </w:r>
+      <w:proofErr w:type="spellStart"/>
+      <w:r>
+        <w:rPr>
+          <w:sz w:val="20"/>
+          <w:szCs w:val="20"/>
+        </w:rPr>
+        <w:t>Transaction_ID</w:t>
+      </w:r>
+      <w:proofErr w:type="spellEnd"/>
+      <w:r>
+        <w:rPr>
+          <w:sz w:val="20"/>
+          <w:szCs w:val="20"/>
+        </w:rPr>
+        <w:t xml:space="preserve"> column. Format </w:t>
+      </w:r>
+      <w:proofErr w:type="spellStart"/>
+      <w:r>
+        <w:rPr>
+          <w:sz w:val="20"/>
+          <w:szCs w:val="20"/>
+        </w:rPr>
+        <w:t>Order_Date</w:t>
+      </w:r>
+      <w:proofErr w:type="spellEnd"/>
+      <w:r>
+        <w:rPr>
+          <w:sz w:val="20"/>
+          <w:szCs w:val="20"/>
+        </w:rPr>
+        <w:t xml:space="preserve"> as DD-MMM-YYYY and </w:t>
+      </w:r>
+      <w:proofErr w:type="spellStart"/>
+      <w:r>
+        <w:rPr>
+          <w:sz w:val="20"/>
+          <w:szCs w:val="20"/>
+        </w:rPr>
+        <w:t>Sales_Amount</w:t>
+      </w:r>
+      <w:proofErr w:type="spellEnd"/>
+      <w:r>
+        <w:rPr>
+          <w:sz w:val="20"/>
+          <w:szCs w:val="20"/>
+        </w:rPr>
+        <w:t xml:space="preserve"> as currency with 2 decimals.</w:t>
       </w:r>
     </w:p>
     <w:p>
@@ -4729,7 +5757,23 @@
           <w:sz w:val="20"/>
           <w:szCs w:val="20"/>
         </w:rPr>
-        <w:t xml:space="preserve"> Special to select every blank cell in Customer_Rating and fill them all with 'NA' in one step.</w:t>
+        <w:t xml:space="preserve"> Special to select every blank cell in </w:t>
+      </w:r>
+      <w:proofErr w:type="spellStart"/>
+      <w:r>
+        <w:rPr>
+          <w:sz w:val="20"/>
+          <w:szCs w:val="20"/>
+        </w:rPr>
+        <w:t>Customer_Rating</w:t>
+      </w:r>
+      <w:proofErr w:type="spellEnd"/>
+      <w:r>
+        <w:rPr>
+          <w:sz w:val="20"/>
+          <w:szCs w:val="20"/>
+        </w:rPr>
+        <w:t xml:space="preserve"> and fill them all with 'NA' in one step.</w:t>
       </w:r>
     </w:p>
     <w:p>
@@ -4855,7 +5899,23 @@
           <w:sz w:val="20"/>
           <w:szCs w:val="20"/>
         </w:rPr>
-        <w:t xml:space="preserve"> Customer_Age outside 16-90 and report how many rows are affected.</w:t>
+        <w:t xml:space="preserve"> </w:t>
+      </w:r>
+      <w:proofErr w:type="spellStart"/>
+      <w:r>
+        <w:rPr>
+          <w:sz w:val="20"/>
+          <w:szCs w:val="20"/>
+        </w:rPr>
+        <w:t>Customer_Age</w:t>
+      </w:r>
+      <w:proofErr w:type="spellEnd"/>
+      <w:r>
+        <w:rPr>
+          <w:sz w:val="20"/>
+          <w:szCs w:val="20"/>
+        </w:rPr>
+        <w:t xml:space="preserve"> outside 16-90 and report how many rows are affected.</w:t>
       </w:r>
     </w:p>
     <w:p>
@@ -4981,7 +6041,39 @@
           <w:sz w:val="20"/>
           <w:szCs w:val="20"/>
         </w:rPr>
-        <w:t xml:space="preserve"> 'Returned' when Return_Flag = Yes, otherwise show the Order_Status.</w:t>
+        <w:t xml:space="preserve"> 'Returned' when </w:t>
+      </w:r>
+      <w:proofErr w:type="spellStart"/>
+      <w:r>
+        <w:rPr>
+          <w:sz w:val="20"/>
+          <w:szCs w:val="20"/>
+        </w:rPr>
+        <w:t>Return_Flag</w:t>
+      </w:r>
+      <w:proofErr w:type="spellEnd"/>
+      <w:r>
+        <w:rPr>
+          <w:sz w:val="20"/>
+          <w:szCs w:val="20"/>
+        </w:rPr>
+        <w:t xml:space="preserve"> = Yes, otherwise show the </w:t>
+      </w:r>
+      <w:proofErr w:type="spellStart"/>
+      <w:r>
+        <w:rPr>
+          <w:sz w:val="20"/>
+          <w:szCs w:val="20"/>
+        </w:rPr>
+        <w:t>Order_Status</w:t>
+      </w:r>
+      <w:proofErr w:type="spellEnd"/>
+      <w:r>
+        <w:rPr>
+          <w:sz w:val="20"/>
+          <w:szCs w:val="20"/>
+        </w:rPr>
+        <w:t>.</w:t>
       </w:r>
     </w:p>
     <w:p>
@@ -5044,7 +6136,23 @@
           <w:sz w:val="20"/>
           <w:szCs w:val="20"/>
         </w:rPr>
-        <w:t xml:space="preserve"> duplicate Transaction_IDs with a COUNTIF helper column instead of deleting.</w:t>
+        <w:t xml:space="preserve"> duplicate </w:t>
+      </w:r>
+      <w:proofErr w:type="spellStart"/>
+      <w:r>
+        <w:rPr>
+          <w:sz w:val="20"/>
+          <w:szCs w:val="20"/>
+        </w:rPr>
+        <w:t>Transaction_IDs</w:t>
+      </w:r>
+      <w:proofErr w:type="spellEnd"/>
+      <w:r>
+        <w:rPr>
+          <w:sz w:val="20"/>
+          <w:szCs w:val="20"/>
+        </w:rPr>
+        <w:t xml:space="preserve"> with a COUNTIF helper column instead of deleting.</w:t>
       </w:r>
     </w:p>
     <w:p>
@@ -5107,7 +6215,39 @@
           <w:sz w:val="20"/>
           <w:szCs w:val="20"/>
         </w:rPr>
-        <w:t xml:space="preserve"> blank Customer_Rating with the average rating of that row's Product_Category (AVERAGEIF).</w:t>
+        <w:t xml:space="preserve"> blank </w:t>
+      </w:r>
+      <w:proofErr w:type="spellStart"/>
+      <w:r>
+        <w:rPr>
+          <w:sz w:val="20"/>
+          <w:szCs w:val="20"/>
+        </w:rPr>
+        <w:t>Customer_Rating</w:t>
+      </w:r>
+      <w:proofErr w:type="spellEnd"/>
+      <w:r>
+        <w:rPr>
+          <w:sz w:val="20"/>
+          <w:szCs w:val="20"/>
+        </w:rPr>
+        <w:t xml:space="preserve"> with the average rating of that row's </w:t>
+      </w:r>
+      <w:proofErr w:type="spellStart"/>
+      <w:r>
+        <w:rPr>
+          <w:sz w:val="20"/>
+          <w:szCs w:val="20"/>
+        </w:rPr>
+        <w:t>Product_Category</w:t>
+      </w:r>
+      <w:proofErr w:type="spellEnd"/>
+      <w:r>
+        <w:rPr>
+          <w:sz w:val="20"/>
+          <w:szCs w:val="20"/>
+        </w:rPr>
+        <w:t xml:space="preserve"> (AVERAGEIF).</w:t>
       </w:r>
     </w:p>
     <w:p>
@@ -5170,7 +6310,23 @@
           <w:sz w:val="20"/>
           <w:szCs w:val="20"/>
         </w:rPr>
-        <w:t>: total Profit by Product_Category for 2024.</w:t>
+        <w:t xml:space="preserve">: total Profit by </w:t>
+      </w:r>
+      <w:proofErr w:type="spellStart"/>
+      <w:r>
+        <w:rPr>
+          <w:sz w:val="20"/>
+          <w:szCs w:val="20"/>
+        </w:rPr>
+        <w:t>Product_Category</w:t>
+      </w:r>
+      <w:proofErr w:type="spellEnd"/>
+      <w:r>
+        <w:rPr>
+          <w:sz w:val="20"/>
+          <w:szCs w:val="20"/>
+        </w:rPr>
+        <w:t xml:space="preserve"> for 2024.</w:t>
       </w:r>
     </w:p>
     <w:p>
@@ -5233,7 +6389,39 @@
           <w:sz w:val="20"/>
           <w:szCs w:val="20"/>
         </w:rPr>
-        <w:t>: compute Profit / Sales_Amount and show 0 when Sales_Amount is blank or zero.</w:t>
+        <w:t xml:space="preserve">: compute Profit / </w:t>
+      </w:r>
+      <w:proofErr w:type="spellStart"/>
+      <w:r>
+        <w:rPr>
+          <w:sz w:val="20"/>
+          <w:szCs w:val="20"/>
+        </w:rPr>
+        <w:t>Sales_Amount</w:t>
+      </w:r>
+      <w:proofErr w:type="spellEnd"/>
+      <w:r>
+        <w:rPr>
+          <w:sz w:val="20"/>
+          <w:szCs w:val="20"/>
+        </w:rPr>
+        <w:t xml:space="preserve"> and show 0 when </w:t>
+      </w:r>
+      <w:proofErr w:type="spellStart"/>
+      <w:r>
+        <w:rPr>
+          <w:sz w:val="20"/>
+          <w:szCs w:val="20"/>
+        </w:rPr>
+        <w:t>Sales_Amount</w:t>
+      </w:r>
+      <w:proofErr w:type="spellEnd"/>
+      <w:r>
+        <w:rPr>
+          <w:sz w:val="20"/>
+          <w:szCs w:val="20"/>
+        </w:rPr>
+        <w:t xml:space="preserve"> is blank or zero.</w:t>
       </w:r>
     </w:p>
     <w:p>
@@ -5297,7 +6485,23 @@
           <w:sz w:val="20"/>
           <w:szCs w:val="20"/>
         </w:rPr>
-        <w:t xml:space="preserve"> chart of Sales_Channel share. When is a pie/donut a bad choice?</w:t>
+        <w:t xml:space="preserve"> chart of </w:t>
+      </w:r>
+      <w:proofErr w:type="spellStart"/>
+      <w:r>
+        <w:rPr>
+          <w:sz w:val="20"/>
+          <w:szCs w:val="20"/>
+        </w:rPr>
+        <w:t>Sales_Channel</w:t>
+      </w:r>
+      <w:proofErr w:type="spellEnd"/>
+      <w:r>
+        <w:rPr>
+          <w:sz w:val="20"/>
+          <w:szCs w:val="20"/>
+        </w:rPr>
+        <w:t xml:space="preserve"> share. When is a pie/donut a bad choice?</w:t>
       </w:r>
     </w:p>
     <w:p>
@@ -5360,7 +6564,23 @@
           <w:sz w:val="20"/>
           <w:szCs w:val="20"/>
         </w:rPr>
-        <w:t xml:space="preserve"> column of Profit by Country split by Order_Year; add sparklines for the monthly trend.</w:t>
+        <w:t xml:space="preserve"> column of Profit by Country split by </w:t>
+      </w:r>
+      <w:proofErr w:type="spellStart"/>
+      <w:r>
+        <w:rPr>
+          <w:sz w:val="20"/>
+          <w:szCs w:val="20"/>
+        </w:rPr>
+        <w:t>Order_Year</w:t>
+      </w:r>
+      <w:proofErr w:type="spellEnd"/>
+      <w:r>
+        <w:rPr>
+          <w:sz w:val="20"/>
+          <w:szCs w:val="20"/>
+        </w:rPr>
+        <w:t>; add sparklines for the monthly trend.</w:t>
       </w:r>
     </w:p>
     <w:p>
@@ -5423,7 +6643,23 @@
           <w:sz w:val="20"/>
           <w:szCs w:val="20"/>
         </w:rPr>
-        <w:t xml:space="preserve"> HLOOKUP on a horizontal table of Shipping_Method and delivery fee.</w:t>
+        <w:t xml:space="preserve"> HLOOKUP on a horizontal table of </w:t>
+      </w:r>
+      <w:proofErr w:type="spellStart"/>
+      <w:r>
+        <w:rPr>
+          <w:sz w:val="20"/>
+          <w:szCs w:val="20"/>
+        </w:rPr>
+        <w:t>Shipping_Method</w:t>
+      </w:r>
+      <w:proofErr w:type="spellEnd"/>
+      <w:r>
+        <w:rPr>
+          <w:sz w:val="20"/>
+          <w:szCs w:val="20"/>
+        </w:rPr>
+        <w:t xml:space="preserve"> and delivery fee.</w:t>
       </w:r>
     </w:p>
     <w:p>
@@ -5549,7 +6785,23 @@
           <w:sz w:val="20"/>
           <w:szCs w:val="20"/>
         </w:rPr>
-        <w:t>-way INDEX/MATCH: return sales for a chosen Country and Order_Year from a summary grid.</w:t>
+        <w:t xml:space="preserve">-way INDEX/MATCH: return sales for a chosen Country and </w:t>
+      </w:r>
+      <w:proofErr w:type="spellStart"/>
+      <w:r>
+        <w:rPr>
+          <w:sz w:val="20"/>
+          <w:szCs w:val="20"/>
+        </w:rPr>
+        <w:t>Order_Year</w:t>
+      </w:r>
+      <w:proofErr w:type="spellEnd"/>
+      <w:r>
+        <w:rPr>
+          <w:sz w:val="20"/>
+          <w:szCs w:val="20"/>
+        </w:rPr>
+        <w:t xml:space="preserve"> from a summary grid.</w:t>
       </w:r>
     </w:p>
     <w:p>
@@ -5612,7 +6864,23 @@
           <w:sz w:val="20"/>
           <w:szCs w:val="20"/>
         </w:rPr>
-        <w:t xml:space="preserve"> a combo chart: columns for Sales_Amount, line for Profit margin % on a secondary axis.</w:t>
+        <w:t xml:space="preserve"> a combo chart: columns for </w:t>
+      </w:r>
+      <w:proofErr w:type="spellStart"/>
+      <w:r>
+        <w:rPr>
+          <w:sz w:val="20"/>
+          <w:szCs w:val="20"/>
+        </w:rPr>
+        <w:t>Sales_Amount</w:t>
+      </w:r>
+      <w:proofErr w:type="spellEnd"/>
+      <w:r>
+        <w:rPr>
+          <w:sz w:val="20"/>
+          <w:szCs w:val="20"/>
+        </w:rPr>
+        <w:t>, line for Profit margin % on a secondary axis.</w:t>
       </w:r>
     </w:p>
     <w:p>
@@ -5675,7 +6943,23 @@
           <w:sz w:val="20"/>
           <w:szCs w:val="20"/>
         </w:rPr>
-        <w:t>: extract the numeric part of Transaction_ID (T20001234).</w:t>
+        <w:t xml:space="preserve">: extract the numeric part of </w:t>
+      </w:r>
+      <w:proofErr w:type="spellStart"/>
+      <w:r>
+        <w:rPr>
+          <w:sz w:val="20"/>
+          <w:szCs w:val="20"/>
+        </w:rPr>
+        <w:t>Transaction_ID</w:t>
+      </w:r>
+      <w:proofErr w:type="spellEnd"/>
+      <w:r>
+        <w:rPr>
+          <w:sz w:val="20"/>
+          <w:szCs w:val="20"/>
+        </w:rPr>
+        <w:t xml:space="preserve"> (T20001234).</w:t>
       </w:r>
     </w:p>
     <w:p>
@@ -6069,7 +7353,23 @@
           <w:sz w:val="20"/>
           <w:szCs w:val="20"/>
         </w:rPr>
-        <w:t xml:space="preserve"> Order_Date by Months and Quarters.</w:t>
+        <w:t xml:space="preserve"> </w:t>
+      </w:r>
+      <w:proofErr w:type="spellStart"/>
+      <w:r>
+        <w:rPr>
+          <w:sz w:val="20"/>
+          <w:szCs w:val="20"/>
+        </w:rPr>
+        <w:t>Order_Date</w:t>
+      </w:r>
+      <w:proofErr w:type="spellEnd"/>
+      <w:r>
+        <w:rPr>
+          <w:sz w:val="20"/>
+          <w:szCs w:val="20"/>
+        </w:rPr>
+        <w:t xml:space="preserve"> by Months and Quarters.</w:t>
       </w:r>
     </w:p>
     <w:p>
@@ -6132,7 +7432,23 @@
           <w:sz w:val="20"/>
           <w:szCs w:val="20"/>
         </w:rPr>
-        <w:t xml:space="preserve"> values as % of column total and filter to the Top 10 Product_Names.</w:t>
+        <w:t xml:space="preserve"> values as % of column total and filter to the Top 10 </w:t>
+      </w:r>
+      <w:proofErr w:type="spellStart"/>
+      <w:r>
+        <w:rPr>
+          <w:sz w:val="20"/>
+          <w:szCs w:val="20"/>
+        </w:rPr>
+        <w:t>Product_Names</w:t>
+      </w:r>
+      <w:proofErr w:type="spellEnd"/>
+      <w:r>
+        <w:rPr>
+          <w:sz w:val="20"/>
+          <w:szCs w:val="20"/>
+        </w:rPr>
+        <w:t>.</w:t>
       </w:r>
     </w:p>
     <w:p>
@@ -6744,7 +8060,23 @@
           <w:sz w:val="20"/>
           <w:szCs w:val="20"/>
         </w:rPr>
-        <w:t xml:space="preserve"> a database retail_db and a sales table with suitable data types.</w:t>
+        <w:t xml:space="preserve"> a database </w:t>
+      </w:r>
+      <w:proofErr w:type="spellStart"/>
+      <w:r>
+        <w:rPr>
+          <w:sz w:val="20"/>
+          <w:szCs w:val="20"/>
+        </w:rPr>
+        <w:t>retail_db</w:t>
+      </w:r>
+      <w:proofErr w:type="spellEnd"/>
+      <w:r>
+        <w:rPr>
+          <w:sz w:val="20"/>
+          <w:szCs w:val="20"/>
+        </w:rPr>
+        <w:t xml:space="preserve"> and a sales table with suitable data types.</w:t>
       </w:r>
     </w:p>
     <w:p>
@@ -6778,7 +8110,39 @@
           <w:sz w:val="20"/>
           <w:szCs w:val="20"/>
         </w:rPr>
-        <w:t xml:space="preserve"> a primary key on Transaction_ID and NOT NULL on Order_Date.</w:t>
+        <w:t xml:space="preserve"> a primary key on </w:t>
+      </w:r>
+      <w:proofErr w:type="spellStart"/>
+      <w:r>
+        <w:rPr>
+          <w:sz w:val="20"/>
+          <w:szCs w:val="20"/>
+        </w:rPr>
+        <w:t>Transaction_ID</w:t>
+      </w:r>
+      <w:proofErr w:type="spellEnd"/>
+      <w:r>
+        <w:rPr>
+          <w:sz w:val="20"/>
+          <w:szCs w:val="20"/>
+        </w:rPr>
+        <w:t xml:space="preserve"> and NOT NULL on </w:t>
+      </w:r>
+      <w:proofErr w:type="spellStart"/>
+      <w:r>
+        <w:rPr>
+          <w:sz w:val="20"/>
+          <w:szCs w:val="20"/>
+        </w:rPr>
+        <w:t>Order_Date</w:t>
+      </w:r>
+      <w:proofErr w:type="spellEnd"/>
+      <w:r>
+        <w:rPr>
+          <w:sz w:val="20"/>
+          <w:szCs w:val="20"/>
+        </w:rPr>
+        <w:t>.</w:t>
       </w:r>
     </w:p>
     <w:p>
@@ -6914,7 +8278,55 @@
           <w:sz w:val="20"/>
           <w:szCs w:val="20"/>
         </w:rPr>
-        <w:t xml:space="preserve"> dim_store from SELECT DISTINCT Store_ID, Store_Name, City, Country.</w:t>
+        <w:t xml:space="preserve"> </w:t>
+      </w:r>
+      <w:proofErr w:type="spellStart"/>
+      <w:r>
+        <w:rPr>
+          <w:sz w:val="20"/>
+          <w:szCs w:val="20"/>
+        </w:rPr>
+        <w:t>dim_store</w:t>
+      </w:r>
+      <w:proofErr w:type="spellEnd"/>
+      <w:r>
+        <w:rPr>
+          <w:sz w:val="20"/>
+          <w:szCs w:val="20"/>
+        </w:rPr>
+        <w:t xml:space="preserve"> from SELECT DISTINCT </w:t>
+      </w:r>
+      <w:proofErr w:type="spellStart"/>
+      <w:r>
+        <w:rPr>
+          <w:sz w:val="20"/>
+          <w:szCs w:val="20"/>
+        </w:rPr>
+        <w:t>Store_ID</w:t>
+      </w:r>
+      <w:proofErr w:type="spellEnd"/>
+      <w:r>
+        <w:rPr>
+          <w:sz w:val="20"/>
+          <w:szCs w:val="20"/>
+        </w:rPr>
+        <w:t xml:space="preserve">, </w:t>
+      </w:r>
+      <w:proofErr w:type="spellStart"/>
+      <w:r>
+        <w:rPr>
+          <w:sz w:val="20"/>
+          <w:szCs w:val="20"/>
+        </w:rPr>
+        <w:t>Store_Name</w:t>
+      </w:r>
+      <w:proofErr w:type="spellEnd"/>
+      <w:r>
+        <w:rPr>
+          <w:sz w:val="20"/>
+          <w:szCs w:val="20"/>
+        </w:rPr>
+        <w:t>, City, Country.</w:t>
       </w:r>
     </w:p>
     <w:p>
@@ -6974,7 +8386,55 @@
           <w:sz w:val="20"/>
           <w:szCs w:val="20"/>
         </w:rPr>
-        <w:t xml:space="preserve"> Transaction_ID, Customer_Name and Sales_Amount for the first 10 rows.</w:t>
+        <w:t xml:space="preserve"> </w:t>
+      </w:r>
+      <w:proofErr w:type="spellStart"/>
+      <w:r>
+        <w:rPr>
+          <w:sz w:val="20"/>
+          <w:szCs w:val="20"/>
+        </w:rPr>
+        <w:t>Transaction_ID</w:t>
+      </w:r>
+      <w:proofErr w:type="spellEnd"/>
+      <w:r>
+        <w:rPr>
+          <w:sz w:val="20"/>
+          <w:szCs w:val="20"/>
+        </w:rPr>
+        <w:t xml:space="preserve">, </w:t>
+      </w:r>
+      <w:proofErr w:type="spellStart"/>
+      <w:r>
+        <w:rPr>
+          <w:sz w:val="20"/>
+          <w:szCs w:val="20"/>
+        </w:rPr>
+        <w:t>Customer_Name</w:t>
+      </w:r>
+      <w:proofErr w:type="spellEnd"/>
+      <w:r>
+        <w:rPr>
+          <w:sz w:val="20"/>
+          <w:szCs w:val="20"/>
+        </w:rPr>
+        <w:t xml:space="preserve"> and </w:t>
+      </w:r>
+      <w:proofErr w:type="spellStart"/>
+      <w:r>
+        <w:rPr>
+          <w:sz w:val="20"/>
+          <w:szCs w:val="20"/>
+        </w:rPr>
+        <w:t>Sales_Amount</w:t>
+      </w:r>
+      <w:proofErr w:type="spellEnd"/>
+      <w:r>
+        <w:rPr>
+          <w:sz w:val="20"/>
+          <w:szCs w:val="20"/>
+        </w:rPr>
+        <w:t xml:space="preserve"> for the first 10 rows.</w:t>
       </w:r>
     </w:p>
     <w:p>
@@ -7008,7 +8468,23 @@
           <w:sz w:val="20"/>
           <w:szCs w:val="20"/>
         </w:rPr>
-        <w:t xml:space="preserve"> where Country = 'Canada' and Sales_Amount &gt; 500.</w:t>
+        <w:t xml:space="preserve"> where Country = 'Canada' and </w:t>
+      </w:r>
+      <w:proofErr w:type="spellStart"/>
+      <w:r>
+        <w:rPr>
+          <w:sz w:val="20"/>
+          <w:szCs w:val="20"/>
+        </w:rPr>
+        <w:t>Sales_Amount</w:t>
+      </w:r>
+      <w:proofErr w:type="spellEnd"/>
+      <w:r>
+        <w:rPr>
+          <w:sz w:val="20"/>
+          <w:szCs w:val="20"/>
+        </w:rPr>
+        <w:t xml:space="preserve"> &gt; 500.</w:t>
       </w:r>
     </w:p>
     <w:p>
@@ -7110,7 +8586,23 @@
           <w:sz w:val="20"/>
           <w:szCs w:val="20"/>
         </w:rPr>
-        <w:t xml:space="preserve"> LIKE to find Product_Names starting with 'Aero'.</w:t>
+        <w:t xml:space="preserve"> LIKE to find </w:t>
+      </w:r>
+      <w:proofErr w:type="spellStart"/>
+      <w:r>
+        <w:rPr>
+          <w:sz w:val="20"/>
+          <w:szCs w:val="20"/>
+        </w:rPr>
+        <w:t>Product_Names</w:t>
+      </w:r>
+      <w:proofErr w:type="spellEnd"/>
+      <w:r>
+        <w:rPr>
+          <w:sz w:val="20"/>
+          <w:szCs w:val="20"/>
+        </w:rPr>
+        <w:t xml:space="preserve"> starting with 'Aero'.</w:t>
       </w:r>
     </w:p>
     <w:p>
@@ -7144,7 +8636,23 @@
           <w:sz w:val="20"/>
           <w:szCs w:val="20"/>
         </w:rPr>
-        <w:t xml:space="preserve"> transactions where Promotion_Code IS NULL; list distinct countries with an alias.</w:t>
+        <w:t xml:space="preserve"> transactions where </w:t>
+      </w:r>
+      <w:proofErr w:type="spellStart"/>
+      <w:r>
+        <w:rPr>
+          <w:sz w:val="20"/>
+          <w:szCs w:val="20"/>
+        </w:rPr>
+        <w:t>Promotion_Code</w:t>
+      </w:r>
+      <w:proofErr w:type="spellEnd"/>
+      <w:r>
+        <w:rPr>
+          <w:sz w:val="20"/>
+          <w:szCs w:val="20"/>
+        </w:rPr>
+        <w:t xml:space="preserve"> IS NULL; list distinct countries with an alias.</w:t>
       </w:r>
     </w:p>
     <w:p>
@@ -7195,7 +8703,23 @@
           <w:sz w:val="20"/>
           <w:szCs w:val="20"/>
         </w:rPr>
-        <w:t xml:space="preserve"> 10 transactions by Sales_Amount.</w:t>
+        <w:t xml:space="preserve"> 10 transactions by </w:t>
+      </w:r>
+      <w:proofErr w:type="spellStart"/>
+      <w:r>
+        <w:rPr>
+          <w:sz w:val="20"/>
+          <w:szCs w:val="20"/>
+        </w:rPr>
+        <w:t>Sales_Amount</w:t>
+      </w:r>
+      <w:proofErr w:type="spellEnd"/>
+      <w:r>
+        <w:rPr>
+          <w:sz w:val="20"/>
+          <w:szCs w:val="20"/>
+        </w:rPr>
+        <w:t>.</w:t>
       </w:r>
     </w:p>
     <w:p>
@@ -7297,7 +8821,39 @@
           <w:sz w:val="20"/>
           <w:szCs w:val="20"/>
         </w:rPr>
-        <w:t xml:space="preserve"> orders first, using Order_Date and Order_Time.</w:t>
+        <w:t xml:space="preserve"> orders first, using </w:t>
+      </w:r>
+      <w:proofErr w:type="spellStart"/>
+      <w:r>
+        <w:rPr>
+          <w:sz w:val="20"/>
+          <w:szCs w:val="20"/>
+        </w:rPr>
+        <w:t>Order_Date</w:t>
+      </w:r>
+      <w:proofErr w:type="spellEnd"/>
+      <w:r>
+        <w:rPr>
+          <w:sz w:val="20"/>
+          <w:szCs w:val="20"/>
+        </w:rPr>
+        <w:t xml:space="preserve"> and </w:t>
+      </w:r>
+      <w:proofErr w:type="spellStart"/>
+      <w:r>
+        <w:rPr>
+          <w:sz w:val="20"/>
+          <w:szCs w:val="20"/>
+        </w:rPr>
+        <w:t>Order_Time</w:t>
+      </w:r>
+      <w:proofErr w:type="spellEnd"/>
+      <w:r>
+        <w:rPr>
+          <w:sz w:val="20"/>
+          <w:szCs w:val="20"/>
+        </w:rPr>
+        <w:t>.</w:t>
       </w:r>
     </w:p>
     <w:p>
@@ -7331,7 +8887,23 @@
           <w:sz w:val="20"/>
           <w:szCs w:val="20"/>
         </w:rPr>
-        <w:t xml:space="preserve"> the 3rd highest Sales_Amount using OFFSET (or a subquery).</w:t>
+        <w:t xml:space="preserve"> the 3rd highest </w:t>
+      </w:r>
+      <w:proofErr w:type="spellStart"/>
+      <w:r>
+        <w:rPr>
+          <w:sz w:val="20"/>
+          <w:szCs w:val="20"/>
+        </w:rPr>
+        <w:t>Sales_Amount</w:t>
+      </w:r>
+      <w:proofErr w:type="spellEnd"/>
+      <w:r>
+        <w:rPr>
+          <w:sz w:val="20"/>
+          <w:szCs w:val="20"/>
+        </w:rPr>
+        <w:t xml:space="preserve"> using OFFSET (or a subquery).</w:t>
       </w:r>
     </w:p>
     <w:p>
@@ -7365,7 +8937,23 @@
           <w:sz w:val="20"/>
           <w:szCs w:val="20"/>
         </w:rPr>
-        <w:t xml:space="preserve"> so NULL Customer_Ratings appear last.</w:t>
+        <w:t xml:space="preserve"> so NULL </w:t>
+      </w:r>
+      <w:proofErr w:type="spellStart"/>
+      <w:r>
+        <w:rPr>
+          <w:sz w:val="20"/>
+          <w:szCs w:val="20"/>
+        </w:rPr>
+        <w:t>Customer_Ratings</w:t>
+      </w:r>
+      <w:proofErr w:type="spellEnd"/>
+      <w:r>
+        <w:rPr>
+          <w:sz w:val="20"/>
+          <w:szCs w:val="20"/>
+        </w:rPr>
+        <w:t xml:space="preserve"> appear last.</w:t>
       </w:r>
     </w:p>
     <w:p>
@@ -7416,7 +9004,23 @@
           <w:sz w:val="20"/>
           <w:szCs w:val="20"/>
         </w:rPr>
-        <w:t>, SUM, AVG, MIN and MAX of Sales_Amount in one query.</w:t>
+        <w:t xml:space="preserve">, SUM, AVG, MIN and MAX of </w:t>
+      </w:r>
+      <w:proofErr w:type="spellStart"/>
+      <w:r>
+        <w:rPr>
+          <w:sz w:val="20"/>
+          <w:szCs w:val="20"/>
+        </w:rPr>
+        <w:t>Sales_Amount</w:t>
+      </w:r>
+      <w:proofErr w:type="spellEnd"/>
+      <w:r>
+        <w:rPr>
+          <w:sz w:val="20"/>
+          <w:szCs w:val="20"/>
+        </w:rPr>
+        <w:t xml:space="preserve"> in one query.</w:t>
       </w:r>
     </w:p>
     <w:p>
@@ -7450,7 +9054,23 @@
           <w:sz w:val="20"/>
           <w:szCs w:val="20"/>
         </w:rPr>
-        <w:t xml:space="preserve"> revenue per Product_Category.</w:t>
+        <w:t xml:space="preserve"> revenue per </w:t>
+      </w:r>
+      <w:proofErr w:type="spellStart"/>
+      <w:r>
+        <w:rPr>
+          <w:sz w:val="20"/>
+          <w:szCs w:val="20"/>
+        </w:rPr>
+        <w:t>Product_Category</w:t>
+      </w:r>
+      <w:proofErr w:type="spellEnd"/>
+      <w:r>
+        <w:rPr>
+          <w:sz w:val="20"/>
+          <w:szCs w:val="20"/>
+        </w:rPr>
+        <w:t>.</w:t>
       </w:r>
     </w:p>
     <w:p>
@@ -7484,7 +9104,23 @@
           <w:sz w:val="20"/>
           <w:szCs w:val="20"/>
         </w:rPr>
-        <w:t xml:space="preserve"> count and average rating per Sales_Channel.</w:t>
+        <w:t xml:space="preserve"> count and average rating per </w:t>
+      </w:r>
+      <w:proofErr w:type="spellStart"/>
+      <w:r>
+        <w:rPr>
+          <w:sz w:val="20"/>
+          <w:szCs w:val="20"/>
+        </w:rPr>
+        <w:t>Sales_Channel</w:t>
+      </w:r>
+      <w:proofErr w:type="spellEnd"/>
+      <w:r>
+        <w:rPr>
+          <w:sz w:val="20"/>
+          <w:szCs w:val="20"/>
+        </w:rPr>
+        <w:t>.</w:t>
       </w:r>
     </w:p>
     <w:p>
@@ -7566,7 +9202,23 @@
           <w:sz w:val="20"/>
           <w:szCs w:val="20"/>
         </w:rPr>
-        <w:t>DISTINCT Customer_ID) with this data.</w:t>
+        <w:t xml:space="preserve">DISTINCT </w:t>
+      </w:r>
+      <w:proofErr w:type="spellStart"/>
+      <w:r>
+        <w:rPr>
+          <w:sz w:val="20"/>
+          <w:szCs w:val="20"/>
+        </w:rPr>
+        <w:t>Customer_ID</w:t>
+      </w:r>
+      <w:proofErr w:type="spellEnd"/>
+      <w:r>
+        <w:rPr>
+          <w:sz w:val="20"/>
+          <w:szCs w:val="20"/>
+        </w:rPr>
+        <w:t>) with this data.</w:t>
       </w:r>
     </w:p>
     <w:p>
@@ -7600,7 +9252,23 @@
           <w:sz w:val="20"/>
           <w:szCs w:val="20"/>
         </w:rPr>
-        <w:t xml:space="preserve"> by Country and Order_Year.</w:t>
+        <w:t xml:space="preserve"> by Country and </w:t>
+      </w:r>
+      <w:proofErr w:type="spellStart"/>
+      <w:r>
+        <w:rPr>
+          <w:sz w:val="20"/>
+          <w:szCs w:val="20"/>
+        </w:rPr>
+        <w:t>Order_Year</w:t>
+      </w:r>
+      <w:proofErr w:type="spellEnd"/>
+      <w:r>
+        <w:rPr>
+          <w:sz w:val="20"/>
+          <w:szCs w:val="20"/>
+        </w:rPr>
+        <w:t>.</w:t>
       </w:r>
     </w:p>
     <w:p>
@@ -7889,7 +9557,23 @@
           <w:sz w:val="20"/>
           <w:szCs w:val="20"/>
         </w:rPr>
-        <w:t xml:space="preserve"> with average Customer_Rating below 4.</w:t>
+        <w:t xml:space="preserve"> with average </w:t>
+      </w:r>
+      <w:proofErr w:type="spellStart"/>
+      <w:r>
+        <w:rPr>
+          <w:sz w:val="20"/>
+          <w:szCs w:val="20"/>
+        </w:rPr>
+        <w:t>Customer_Rating</w:t>
+      </w:r>
+      <w:proofErr w:type="spellEnd"/>
+      <w:r>
+        <w:rPr>
+          <w:sz w:val="20"/>
+          <w:szCs w:val="20"/>
+        </w:rPr>
+        <w:t xml:space="preserve"> below 4.</w:t>
       </w:r>
     </w:p>
     <w:p>
@@ -8110,7 +9794,23 @@
           <w:sz w:val="20"/>
           <w:szCs w:val="20"/>
         </w:rPr>
-        <w:t>-style output: count of transactions per Sales_Channel as separate columns using CASE.</w:t>
+        <w:t xml:space="preserve">-style output: count of transactions per </w:t>
+      </w:r>
+      <w:proofErr w:type="spellStart"/>
+      <w:r>
+        <w:rPr>
+          <w:sz w:val="20"/>
+          <w:szCs w:val="20"/>
+        </w:rPr>
+        <w:t>Sales_Channel</w:t>
+      </w:r>
+      <w:proofErr w:type="spellEnd"/>
+      <w:r>
+        <w:rPr>
+          <w:sz w:val="20"/>
+          <w:szCs w:val="20"/>
+        </w:rPr>
+        <w:t xml:space="preserve"> as separate columns using CASE.</w:t>
       </w:r>
     </w:p>
     <w:p>
@@ -8178,7 +9878,23 @@
           <w:sz w:val="20"/>
           <w:szCs w:val="20"/>
         </w:rPr>
-        <w:t xml:space="preserve"> 'No Promo' when Promotion_Code is blank.</w:t>
+        <w:t xml:space="preserve"> 'No Promo' when </w:t>
+      </w:r>
+      <w:proofErr w:type="spellStart"/>
+      <w:r>
+        <w:rPr>
+          <w:sz w:val="20"/>
+          <w:szCs w:val="20"/>
+        </w:rPr>
+        <w:t>Promotion_Code</w:t>
+      </w:r>
+      <w:proofErr w:type="spellEnd"/>
+      <w:r>
+        <w:rPr>
+          <w:sz w:val="20"/>
+          <w:szCs w:val="20"/>
+        </w:rPr>
+        <w:t xml:space="preserve"> is blank.</w:t>
       </w:r>
     </w:p>
     <w:p>
@@ -8263,7 +9979,23 @@
           <w:sz w:val="20"/>
           <w:szCs w:val="20"/>
         </w:rPr>
-        <w:t xml:space="preserve"> year, month and day-of-week from Order_Date.</w:t>
+        <w:t xml:space="preserve"> year, month and day-of-week from </w:t>
+      </w:r>
+      <w:proofErr w:type="spellStart"/>
+      <w:r>
+        <w:rPr>
+          <w:sz w:val="20"/>
+          <w:szCs w:val="20"/>
+        </w:rPr>
+        <w:t>Order_Date</w:t>
+      </w:r>
+      <w:proofErr w:type="spellEnd"/>
+      <w:r>
+        <w:rPr>
+          <w:sz w:val="20"/>
+          <w:szCs w:val="20"/>
+        </w:rPr>
+        <w:t>.</w:t>
       </w:r>
     </w:p>
     <w:p>
@@ -8365,7 +10097,39 @@
           <w:sz w:val="20"/>
           <w:szCs w:val="20"/>
         </w:rPr>
-        <w:t xml:space="preserve"> Delivery_Days to Order_Date to get the delivery date (DATE_ADD / DATEADD).</w:t>
+        <w:t xml:space="preserve"> </w:t>
+      </w:r>
+      <w:proofErr w:type="spellStart"/>
+      <w:r>
+        <w:rPr>
+          <w:sz w:val="20"/>
+          <w:szCs w:val="20"/>
+        </w:rPr>
+        <w:t>Delivery_Days</w:t>
+      </w:r>
+      <w:proofErr w:type="spellEnd"/>
+      <w:r>
+        <w:rPr>
+          <w:sz w:val="20"/>
+          <w:szCs w:val="20"/>
+        </w:rPr>
+        <w:t xml:space="preserve"> to </w:t>
+      </w:r>
+      <w:proofErr w:type="spellStart"/>
+      <w:r>
+        <w:rPr>
+          <w:sz w:val="20"/>
+          <w:szCs w:val="20"/>
+        </w:rPr>
+        <w:t>Order_Date</w:t>
+      </w:r>
+      <w:proofErr w:type="spellEnd"/>
+      <w:r>
+        <w:rPr>
+          <w:sz w:val="20"/>
+          <w:szCs w:val="20"/>
+        </w:rPr>
+        <w:t xml:space="preserve"> to get the delivery date (DATE_ADD / DATEADD).</w:t>
       </w:r>
     </w:p>
     <w:p>
@@ -8399,7 +10163,23 @@
           <w:sz w:val="20"/>
           <w:szCs w:val="20"/>
         </w:rPr>
-        <w:t xml:space="preserve"> Order_Date as 'YYYY-MM'.</w:t>
+        <w:t xml:space="preserve"> </w:t>
+      </w:r>
+      <w:proofErr w:type="spellStart"/>
+      <w:r>
+        <w:rPr>
+          <w:sz w:val="20"/>
+          <w:szCs w:val="20"/>
+        </w:rPr>
+        <w:t>Order_Date</w:t>
+      </w:r>
+      <w:proofErr w:type="spellEnd"/>
+      <w:r>
+        <w:rPr>
+          <w:sz w:val="20"/>
+          <w:szCs w:val="20"/>
+        </w:rPr>
+        <w:t xml:space="preserve"> as 'YYYY-MM'.</w:t>
       </w:r>
     </w:p>
     <w:p>
@@ -8433,7 +10213,23 @@
           <w:sz w:val="20"/>
           <w:szCs w:val="20"/>
         </w:rPr>
-        <w:t xml:space="preserve"> placed on weekends; count orders by hour of Order_Time.</w:t>
+        <w:t xml:space="preserve"> placed on weekends; count orders by hour of </w:t>
+      </w:r>
+      <w:proofErr w:type="spellStart"/>
+      <w:r>
+        <w:rPr>
+          <w:sz w:val="20"/>
+          <w:szCs w:val="20"/>
+        </w:rPr>
+        <w:t>Order_Time</w:t>
+      </w:r>
+      <w:proofErr w:type="spellEnd"/>
+      <w:r>
+        <w:rPr>
+          <w:sz w:val="20"/>
+          <w:szCs w:val="20"/>
+        </w:rPr>
+        <w:t>.</w:t>
       </w:r>
     </w:p>
     <w:p>
@@ -8518,7 +10314,23 @@
           <w:sz w:val="20"/>
           <w:szCs w:val="20"/>
         </w:rPr>
-        <w:t xml:space="preserve"> Discount_Percentage at 50 where it is higher.</w:t>
+        <w:t xml:space="preserve"> </w:t>
+      </w:r>
+      <w:proofErr w:type="spellStart"/>
+      <w:r>
+        <w:rPr>
+          <w:sz w:val="20"/>
+          <w:szCs w:val="20"/>
+        </w:rPr>
+        <w:t>Discount_Percentage</w:t>
+      </w:r>
+      <w:proofErr w:type="spellEnd"/>
+      <w:r>
+        <w:rPr>
+          <w:sz w:val="20"/>
+          <w:szCs w:val="20"/>
+        </w:rPr>
+        <w:t xml:space="preserve"> at 50 where it is higher.</w:t>
       </w:r>
     </w:p>
     <w:p>
@@ -8586,7 +10398,23 @@
           <w:sz w:val="20"/>
           <w:szCs w:val="20"/>
         </w:rPr>
-        <w:t xml:space="preserve"> duplicate Transaction_IDs using ROW_NUMBER in a CTE.</w:t>
+        <w:t xml:space="preserve"> duplicate </w:t>
+      </w:r>
+      <w:proofErr w:type="spellStart"/>
+      <w:r>
+        <w:rPr>
+          <w:sz w:val="20"/>
+          <w:szCs w:val="20"/>
+        </w:rPr>
+        <w:t>Transaction_IDs</w:t>
+      </w:r>
+      <w:proofErr w:type="spellEnd"/>
+      <w:r>
+        <w:rPr>
+          <w:sz w:val="20"/>
+          <w:szCs w:val="20"/>
+        </w:rPr>
+        <w:t xml:space="preserve"> using ROW_NUMBER in a CTE.</w:t>
       </w:r>
     </w:p>
     <w:p>
@@ -8840,7 +10668,39 @@
           <w:sz w:val="20"/>
           <w:szCs w:val="20"/>
         </w:rPr>
-        <w:t xml:space="preserve"> JOIN sales with dim_product to show revenue by Product_Name.</w:t>
+        <w:t xml:space="preserve"> JOIN sales with </w:t>
+      </w:r>
+      <w:proofErr w:type="spellStart"/>
+      <w:r>
+        <w:rPr>
+          <w:sz w:val="20"/>
+          <w:szCs w:val="20"/>
+        </w:rPr>
+        <w:t>dim_product</w:t>
+      </w:r>
+      <w:proofErr w:type="spellEnd"/>
+      <w:r>
+        <w:rPr>
+          <w:sz w:val="20"/>
+          <w:szCs w:val="20"/>
+        </w:rPr>
+        <w:t xml:space="preserve"> to show revenue by </w:t>
+      </w:r>
+      <w:proofErr w:type="spellStart"/>
+      <w:r>
+        <w:rPr>
+          <w:sz w:val="20"/>
+          <w:szCs w:val="20"/>
+        </w:rPr>
+        <w:t>Product_Name</w:t>
+      </w:r>
+      <w:proofErr w:type="spellEnd"/>
+      <w:r>
+        <w:rPr>
+          <w:sz w:val="20"/>
+          <w:szCs w:val="20"/>
+        </w:rPr>
+        <w:t>.</w:t>
       </w:r>
     </w:p>
     <w:p>
@@ -9061,7 +10921,23 @@
           <w:sz w:val="20"/>
           <w:szCs w:val="20"/>
         </w:rPr>
-        <w:t xml:space="preserve"> with Sales_Amount above the overall average.</w:t>
+        <w:t xml:space="preserve"> with </w:t>
+      </w:r>
+      <w:proofErr w:type="spellStart"/>
+      <w:r>
+        <w:rPr>
+          <w:sz w:val="20"/>
+          <w:szCs w:val="20"/>
+        </w:rPr>
+        <w:t>Sales_Amount</w:t>
+      </w:r>
+      <w:proofErr w:type="spellEnd"/>
+      <w:r>
+        <w:rPr>
+          <w:sz w:val="20"/>
+          <w:szCs w:val="20"/>
+        </w:rPr>
+        <w:t xml:space="preserve"> above the overall average.</w:t>
       </w:r>
     </w:p>
     <w:p>
@@ -9417,7 +11293,23 @@
           <w:sz w:val="20"/>
           <w:szCs w:val="20"/>
         </w:rPr>
-        <w:t xml:space="preserve"> transaction's % of total Sales_Amount using </w:t>
+        <w:t xml:space="preserve"> transaction's % of total </w:t>
+      </w:r>
+      <w:proofErr w:type="spellStart"/>
+      <w:r>
+        <w:rPr>
+          <w:sz w:val="20"/>
+          <w:szCs w:val="20"/>
+        </w:rPr>
+        <w:t>Sales_Amount</w:t>
+      </w:r>
+      <w:proofErr w:type="spellEnd"/>
+      <w:r>
+        <w:rPr>
+          <w:sz w:val="20"/>
+          <w:szCs w:val="20"/>
+        </w:rPr>
+        <w:t xml:space="preserve"> using </w:t>
       </w:r>
       <w:proofErr w:type="gramStart"/>
       <w:r>
@@ -9567,7 +11459,23 @@
           <w:sz w:val="20"/>
           <w:szCs w:val="20"/>
         </w:rPr>
-        <w:t xml:space="preserve"> Sales_Amount per Country shown next to every row (PARTITION BY).</w:t>
+        <w:t xml:space="preserve"> </w:t>
+      </w:r>
+      <w:proofErr w:type="spellStart"/>
+      <w:r>
+        <w:rPr>
+          <w:sz w:val="20"/>
+          <w:szCs w:val="20"/>
+        </w:rPr>
+        <w:t>Sales_Amount</w:t>
+      </w:r>
+      <w:proofErr w:type="spellEnd"/>
+      <w:r>
+        <w:rPr>
+          <w:sz w:val="20"/>
+          <w:szCs w:val="20"/>
+        </w:rPr>
+        <w:t xml:space="preserve"> per Country shown next to every row (PARTITION BY).</w:t>
       </w:r>
     </w:p>
     <w:p>
@@ -10159,7 +12067,55 @@
           <w:sz w:val="20"/>
           <w:szCs w:val="20"/>
         </w:rPr>
-        <w:t xml:space="preserve"> dim_store from SELECT DISTINCT Store_ID, Store_Name, City, Country.</w:t>
+        <w:t xml:space="preserve"> </w:t>
+      </w:r>
+      <w:proofErr w:type="spellStart"/>
+      <w:r>
+        <w:rPr>
+          <w:sz w:val="20"/>
+          <w:szCs w:val="20"/>
+        </w:rPr>
+        <w:t>dim_store</w:t>
+      </w:r>
+      <w:proofErr w:type="spellEnd"/>
+      <w:r>
+        <w:rPr>
+          <w:sz w:val="20"/>
+          <w:szCs w:val="20"/>
+        </w:rPr>
+        <w:t xml:space="preserve"> from SELECT DISTINCT </w:t>
+      </w:r>
+      <w:proofErr w:type="spellStart"/>
+      <w:r>
+        <w:rPr>
+          <w:sz w:val="20"/>
+          <w:szCs w:val="20"/>
+        </w:rPr>
+        <w:t>Store_ID</w:t>
+      </w:r>
+      <w:proofErr w:type="spellEnd"/>
+      <w:r>
+        <w:rPr>
+          <w:sz w:val="20"/>
+          <w:szCs w:val="20"/>
+        </w:rPr>
+        <w:t xml:space="preserve">, </w:t>
+      </w:r>
+      <w:proofErr w:type="spellStart"/>
+      <w:r>
+        <w:rPr>
+          <w:sz w:val="20"/>
+          <w:szCs w:val="20"/>
+        </w:rPr>
+        <w:t>Store_Name</w:t>
+      </w:r>
+      <w:proofErr w:type="spellEnd"/>
+      <w:r>
+        <w:rPr>
+          <w:sz w:val="20"/>
+          <w:szCs w:val="20"/>
+        </w:rPr>
+        <w:t>, City, Country.</w:t>
       </w:r>
     </w:p>
     <w:p>
@@ -10285,7 +12241,23 @@
           <w:sz w:val="20"/>
           <w:szCs w:val="20"/>
         </w:rPr>
-        <w:t xml:space="preserve"> transactions where Promotion_Code IS NULL; list distinct countries with an alias.</w:t>
+        <w:t xml:space="preserve"> transactions where </w:t>
+      </w:r>
+      <w:proofErr w:type="spellStart"/>
+      <w:r>
+        <w:rPr>
+          <w:sz w:val="20"/>
+          <w:szCs w:val="20"/>
+        </w:rPr>
+        <w:t>Promotion_Code</w:t>
+      </w:r>
+      <w:proofErr w:type="spellEnd"/>
+      <w:r>
+        <w:rPr>
+          <w:sz w:val="20"/>
+          <w:szCs w:val="20"/>
+        </w:rPr>
+        <w:t xml:space="preserve"> IS NULL; list distinct countries with an alias.</w:t>
       </w:r>
     </w:p>
     <w:p>
@@ -10411,7 +12383,23 @@
           <w:sz w:val="20"/>
           <w:szCs w:val="20"/>
         </w:rPr>
-        <w:t xml:space="preserve"> so NULL Customer_Ratings appear last.</w:t>
+        <w:t xml:space="preserve"> so NULL </w:t>
+      </w:r>
+      <w:proofErr w:type="spellStart"/>
+      <w:r>
+        <w:rPr>
+          <w:sz w:val="20"/>
+          <w:szCs w:val="20"/>
+        </w:rPr>
+        <w:t>Customer_Ratings</w:t>
+      </w:r>
+      <w:proofErr w:type="spellEnd"/>
+      <w:r>
+        <w:rPr>
+          <w:sz w:val="20"/>
+          <w:szCs w:val="20"/>
+        </w:rPr>
+        <w:t xml:space="preserve"> appear last.</w:t>
       </w:r>
     </w:p>
     <w:p>
@@ -10474,7 +12462,23 @@
           <w:sz w:val="20"/>
           <w:szCs w:val="20"/>
         </w:rPr>
-        <w:t xml:space="preserve"> count and average rating per Sales_Channel.</w:t>
+        <w:t xml:space="preserve"> count and average rating per </w:t>
+      </w:r>
+      <w:proofErr w:type="spellStart"/>
+      <w:r>
+        <w:rPr>
+          <w:sz w:val="20"/>
+          <w:szCs w:val="20"/>
+        </w:rPr>
+        <w:t>Sales_Channel</w:t>
+      </w:r>
+      <w:proofErr w:type="spellEnd"/>
+      <w:r>
+        <w:rPr>
+          <w:sz w:val="20"/>
+          <w:szCs w:val="20"/>
+        </w:rPr>
+        <w:t>.</w:t>
       </w:r>
     </w:p>
     <w:p>
@@ -10600,7 +12604,23 @@
           <w:sz w:val="20"/>
           <w:szCs w:val="20"/>
         </w:rPr>
-        <w:t xml:space="preserve"> with average Customer_Rating below 4.</w:t>
+        <w:t xml:space="preserve"> with average </w:t>
+      </w:r>
+      <w:proofErr w:type="spellStart"/>
+      <w:r>
+        <w:rPr>
+          <w:sz w:val="20"/>
+          <w:szCs w:val="20"/>
+        </w:rPr>
+        <w:t>Customer_Rating</w:t>
+      </w:r>
+      <w:proofErr w:type="spellEnd"/>
+      <w:r>
+        <w:rPr>
+          <w:sz w:val="20"/>
+          <w:szCs w:val="20"/>
+        </w:rPr>
+        <w:t xml:space="preserve"> below 4.</w:t>
       </w:r>
     </w:p>
     <w:p>
@@ -10726,7 +12746,23 @@
           <w:sz w:val="20"/>
           <w:szCs w:val="20"/>
         </w:rPr>
-        <w:t>-style output: count of transactions per Sales_Channel as separate columns using CASE.</w:t>
+        <w:t xml:space="preserve">-style output: count of transactions per </w:t>
+      </w:r>
+      <w:proofErr w:type="spellStart"/>
+      <w:r>
+        <w:rPr>
+          <w:sz w:val="20"/>
+          <w:szCs w:val="20"/>
+        </w:rPr>
+        <w:t>Sales_Channel</w:t>
+      </w:r>
+      <w:proofErr w:type="spellEnd"/>
+      <w:r>
+        <w:rPr>
+          <w:sz w:val="20"/>
+          <w:szCs w:val="20"/>
+        </w:rPr>
+        <w:t xml:space="preserve"> as separate columns using CASE.</w:t>
       </w:r>
     </w:p>
     <w:p>
@@ -10915,7 +12951,23 @@
           <w:sz w:val="20"/>
           <w:szCs w:val="20"/>
         </w:rPr>
-        <w:t xml:space="preserve"> placed on weekends; count orders by hour of Order_Time.</w:t>
+        <w:t xml:space="preserve"> placed on weekends; count orders by hour of </w:t>
+      </w:r>
+      <w:proofErr w:type="spellStart"/>
+      <w:r>
+        <w:rPr>
+          <w:sz w:val="20"/>
+          <w:szCs w:val="20"/>
+        </w:rPr>
+        <w:t>Order_Time</w:t>
+      </w:r>
+      <w:proofErr w:type="spellEnd"/>
+      <w:r>
+        <w:rPr>
+          <w:sz w:val="20"/>
+          <w:szCs w:val="20"/>
+        </w:rPr>
+        <w:t>.</w:t>
       </w:r>
     </w:p>
     <w:p>
@@ -11913,7 +13965,23 @@
           <w:sz w:val="20"/>
           <w:szCs w:val="20"/>
         </w:rPr>
-        <w:t xml:space="preserve"> vs DirectQuery: which would you pick for this dataset and why?</w:t>
+        <w:t xml:space="preserve"> vs </w:t>
+      </w:r>
+      <w:proofErr w:type="spellStart"/>
+      <w:r>
+        <w:rPr>
+          <w:sz w:val="20"/>
+          <w:szCs w:val="20"/>
+        </w:rPr>
+        <w:t>DirectQuery</w:t>
+      </w:r>
+      <w:proofErr w:type="spellEnd"/>
+      <w:r>
+        <w:rPr>
+          <w:sz w:val="20"/>
+          <w:szCs w:val="20"/>
+        </w:rPr>
+        <w:t>: which would you pick for this dataset and why?</w:t>
       </w:r>
     </w:p>
     <w:p>
@@ -12032,7 +14100,23 @@
           <w:sz w:val="20"/>
           <w:szCs w:val="20"/>
         </w:rPr>
-        <w:t xml:space="preserve"> headers, set data types and remove duplicates on Transaction_ID.</w:t>
+        <w:t xml:space="preserve"> headers, set data types and remove duplicates on </w:t>
+      </w:r>
+      <w:proofErr w:type="spellStart"/>
+      <w:r>
+        <w:rPr>
+          <w:sz w:val="20"/>
+          <w:szCs w:val="20"/>
+        </w:rPr>
+        <w:t>Transaction_ID</w:t>
+      </w:r>
+      <w:proofErr w:type="spellEnd"/>
+      <w:r>
+        <w:rPr>
+          <w:sz w:val="20"/>
+          <w:szCs w:val="20"/>
+        </w:rPr>
+        <w:t>.</w:t>
       </w:r>
     </w:p>
     <w:p>
@@ -12100,7 +14184,39 @@
           <w:sz w:val="20"/>
           <w:szCs w:val="20"/>
         </w:rPr>
-        <w:t xml:space="preserve"> inconsistent text (case, spaces) in Product_Category, Payment_Method and City.</w:t>
+        <w:t xml:space="preserve"> inconsistent text (case, spaces) in </w:t>
+      </w:r>
+      <w:proofErr w:type="spellStart"/>
+      <w:r>
+        <w:rPr>
+          <w:sz w:val="20"/>
+          <w:szCs w:val="20"/>
+        </w:rPr>
+        <w:t>Product_Category</w:t>
+      </w:r>
+      <w:proofErr w:type="spellEnd"/>
+      <w:r>
+        <w:rPr>
+          <w:sz w:val="20"/>
+          <w:szCs w:val="20"/>
+        </w:rPr>
+        <w:t xml:space="preserve">, </w:t>
+      </w:r>
+      <w:proofErr w:type="spellStart"/>
+      <w:r>
+        <w:rPr>
+          <w:sz w:val="20"/>
+          <w:szCs w:val="20"/>
+        </w:rPr>
+        <w:t>Payment_Method</w:t>
+      </w:r>
+      <w:proofErr w:type="spellEnd"/>
+      <w:r>
+        <w:rPr>
+          <w:sz w:val="20"/>
+          <w:szCs w:val="20"/>
+        </w:rPr>
+        <w:t xml:space="preserve"> and City.</w:t>
       </w:r>
     </w:p>
     <w:p>
@@ -12134,7 +14250,23 @@
           <w:sz w:val="20"/>
           <w:szCs w:val="20"/>
         </w:rPr>
-        <w:t xml:space="preserve"> rows with Quantity &lt;= 0 and handle nulls in Customer_Age.</w:t>
+        <w:t xml:space="preserve"> rows with Quantity &lt;= 0 and handle nulls in </w:t>
+      </w:r>
+      <w:proofErr w:type="spellStart"/>
+      <w:r>
+        <w:rPr>
+          <w:sz w:val="20"/>
+          <w:szCs w:val="20"/>
+        </w:rPr>
+        <w:t>Customer_Age</w:t>
+      </w:r>
+      <w:proofErr w:type="spellEnd"/>
+      <w:r>
+        <w:rPr>
+          <w:sz w:val="20"/>
+          <w:szCs w:val="20"/>
+        </w:rPr>
+        <w:t>.</w:t>
       </w:r>
     </w:p>
     <w:p>
@@ -12168,7 +14300,23 @@
           <w:sz w:val="20"/>
           <w:szCs w:val="20"/>
         </w:rPr>
-        <w:t xml:space="preserve"> a custom column and split Order_Time into hour.</w:t>
+        <w:t xml:space="preserve"> a custom column and split </w:t>
+      </w:r>
+      <w:proofErr w:type="spellStart"/>
+      <w:r>
+        <w:rPr>
+          <w:sz w:val="20"/>
+          <w:szCs w:val="20"/>
+        </w:rPr>
+        <w:t>Order_Time</w:t>
+      </w:r>
+      <w:proofErr w:type="spellEnd"/>
+      <w:r>
+        <w:rPr>
+          <w:sz w:val="20"/>
+          <w:szCs w:val="20"/>
+        </w:rPr>
+        <w:t xml:space="preserve"> into hour.</w:t>
       </w:r>
     </w:p>
     <w:p>
@@ -12202,7 +14350,23 @@
           <w:sz w:val="20"/>
           <w:szCs w:val="20"/>
         </w:rPr>
-        <w:t xml:space="preserve"> By to get revenue per Customer_ID; Merge two queries; Append two queries.</w:t>
+        <w:t xml:space="preserve"> By to get revenue per </w:t>
+      </w:r>
+      <w:proofErr w:type="spellStart"/>
+      <w:r>
+        <w:rPr>
+          <w:sz w:val="20"/>
+          <w:szCs w:val="20"/>
+        </w:rPr>
+        <w:t>Customer_ID</w:t>
+      </w:r>
+      <w:proofErr w:type="spellEnd"/>
+      <w:r>
+        <w:rPr>
+          <w:sz w:val="20"/>
+          <w:szCs w:val="20"/>
+        </w:rPr>
+        <w:t>; Merge two queries; Append two queries.</w:t>
       </w:r>
     </w:p>
     <w:p>
@@ -12287,7 +14451,23 @@
           <w:sz w:val="20"/>
           <w:szCs w:val="20"/>
         </w:rPr>
-        <w:t xml:space="preserve"> an if-then-else custom column for Size_Label in M.</w:t>
+        <w:t xml:space="preserve"> an if-then-else custom column for </w:t>
+      </w:r>
+      <w:proofErr w:type="spellStart"/>
+      <w:r>
+        <w:rPr>
+          <w:sz w:val="20"/>
+          <w:szCs w:val="20"/>
+        </w:rPr>
+        <w:t>Size_Label</w:t>
+      </w:r>
+      <w:proofErr w:type="spellEnd"/>
+      <w:r>
+        <w:rPr>
+          <w:sz w:val="20"/>
+          <w:szCs w:val="20"/>
+        </w:rPr>
+        <w:t xml:space="preserve"> in M.</w:t>
       </w:r>
     </w:p>
     <w:p>
@@ -12330,7 +14510,55 @@
           <w:sz w:val="20"/>
           <w:szCs w:val="20"/>
         </w:rPr>
-        <w:t xml:space="preserve"> Table.TransformColumns with Text.Proper and Text.Trim.</w:t>
+        <w:t xml:space="preserve"> </w:t>
+      </w:r>
+      <w:proofErr w:type="spellStart"/>
+      <w:r>
+        <w:rPr>
+          <w:sz w:val="20"/>
+          <w:szCs w:val="20"/>
+        </w:rPr>
+        <w:t>Table.TransformColumns</w:t>
+      </w:r>
+      <w:proofErr w:type="spellEnd"/>
+      <w:r>
+        <w:rPr>
+          <w:sz w:val="20"/>
+          <w:szCs w:val="20"/>
+        </w:rPr>
+        <w:t xml:space="preserve"> with </w:t>
+      </w:r>
+      <w:proofErr w:type="spellStart"/>
+      <w:r>
+        <w:rPr>
+          <w:sz w:val="20"/>
+          <w:szCs w:val="20"/>
+        </w:rPr>
+        <w:t>Text.Proper</w:t>
+      </w:r>
+      <w:proofErr w:type="spellEnd"/>
+      <w:r>
+        <w:rPr>
+          <w:sz w:val="20"/>
+          <w:szCs w:val="20"/>
+        </w:rPr>
+        <w:t xml:space="preserve"> and </w:t>
+      </w:r>
+      <w:proofErr w:type="spellStart"/>
+      <w:r>
+        <w:rPr>
+          <w:sz w:val="20"/>
+          <w:szCs w:val="20"/>
+        </w:rPr>
+        <w:t>Text.Trim</w:t>
+      </w:r>
+      <w:proofErr w:type="spellEnd"/>
+      <w:r>
+        <w:rPr>
+          <w:sz w:val="20"/>
+          <w:szCs w:val="20"/>
+        </w:rPr>
+        <w:t>.</w:t>
       </w:r>
     </w:p>
     <w:p>
@@ -12373,7 +14601,39 @@
           <w:sz w:val="20"/>
           <w:szCs w:val="20"/>
         </w:rPr>
-        <w:t xml:space="preserve"> Date.Year and Date.MonthName to build date columns in M.</w:t>
+        <w:t xml:space="preserve"> </w:t>
+      </w:r>
+      <w:proofErr w:type="spellStart"/>
+      <w:r>
+        <w:rPr>
+          <w:sz w:val="20"/>
+          <w:szCs w:val="20"/>
+        </w:rPr>
+        <w:t>Date.Year</w:t>
+      </w:r>
+      <w:proofErr w:type="spellEnd"/>
+      <w:r>
+        <w:rPr>
+          <w:sz w:val="20"/>
+          <w:szCs w:val="20"/>
+        </w:rPr>
+        <w:t xml:space="preserve"> and </w:t>
+      </w:r>
+      <w:proofErr w:type="spellStart"/>
+      <w:r>
+        <w:rPr>
+          <w:sz w:val="20"/>
+          <w:szCs w:val="20"/>
+        </w:rPr>
+        <w:t>Date.MonthName</w:t>
+      </w:r>
+      <w:proofErr w:type="spellEnd"/>
+      <w:r>
+        <w:rPr>
+          <w:sz w:val="20"/>
+          <w:szCs w:val="20"/>
+        </w:rPr>
+        <w:t xml:space="preserve"> to build date columns in M.</w:t>
       </w:r>
     </w:p>
     <w:p>
@@ -12407,7 +14667,23 @@
           <w:sz w:val="20"/>
           <w:szCs w:val="20"/>
         </w:rPr>
-        <w:t xml:space="preserve"> a custom function fnClean(text) and call it.</w:t>
+        <w:t xml:space="preserve"> a custom function </w:t>
+      </w:r>
+      <w:proofErr w:type="spellStart"/>
+      <w:r>
+        <w:rPr>
+          <w:sz w:val="20"/>
+          <w:szCs w:val="20"/>
+        </w:rPr>
+        <w:t>fnClean</w:t>
+      </w:r>
+      <w:proofErr w:type="spellEnd"/>
+      <w:r>
+        <w:rPr>
+          <w:sz w:val="20"/>
+          <w:szCs w:val="20"/>
+        </w:rPr>
+        <w:t>(text) and call it.</w:t>
       </w:r>
     </w:p>
     <w:p>
@@ -12484,7 +14760,23 @@
           <w:sz w:val="20"/>
           <w:szCs w:val="20"/>
         </w:rPr>
-        <w:t xml:space="preserve"> a Date table in M using List.Dates.</w:t>
+        <w:t xml:space="preserve"> a Date table in M using </w:t>
+      </w:r>
+      <w:proofErr w:type="spellStart"/>
+      <w:r>
+        <w:rPr>
+          <w:sz w:val="20"/>
+          <w:szCs w:val="20"/>
+        </w:rPr>
+        <w:t>List.Dates</w:t>
+      </w:r>
+      <w:proofErr w:type="spellEnd"/>
+      <w:r>
+        <w:rPr>
+          <w:sz w:val="20"/>
+          <w:szCs w:val="20"/>
+        </w:rPr>
+        <w:t>.</w:t>
       </w:r>
     </w:p>
     <w:p>
@@ -12516,7 +14808,23 @@
           <w:szCs w:val="20"/>
         </w:rPr>
         <w:lastRenderedPageBreak/>
-        <w:t>Day 9: Power BI modeling (P4-P6)</w:t>
+        <w:t xml:space="preserve">Day 9: Power BI </w:t>
+      </w:r>
+      <w:proofErr w:type="spellStart"/>
+      <w:r>
+        <w:rPr>
+          <w:sz w:val="20"/>
+          <w:szCs w:val="20"/>
+        </w:rPr>
+        <w:t>modeling</w:t>
+      </w:r>
+      <w:proofErr w:type="spellEnd"/>
+      <w:r>
+        <w:rPr>
+          <w:sz w:val="20"/>
+          <w:szCs w:val="20"/>
+        </w:rPr>
+        <w:t xml:space="preserve"> (P4-P6)</w:t>
       </w:r>
     </w:p>
     <w:tbl>
@@ -12959,7 +15267,23 @@
           <w:sz w:val="20"/>
           <w:szCs w:val="20"/>
         </w:rPr>
-        <w:t xml:space="preserve"> columns are primary keys and foreign keys between fact and dim_product?</w:t>
+        <w:t xml:space="preserve"> columns are primary keys and foreign keys between fact and </w:t>
+      </w:r>
+      <w:proofErr w:type="spellStart"/>
+      <w:r>
+        <w:rPr>
+          <w:sz w:val="20"/>
+          <w:szCs w:val="20"/>
+        </w:rPr>
+        <w:t>dim_product</w:t>
+      </w:r>
+      <w:proofErr w:type="spellEnd"/>
+      <w:r>
+        <w:rPr>
+          <w:sz w:val="20"/>
+          <w:szCs w:val="20"/>
+        </w:rPr>
+        <w:t>?</w:t>
       </w:r>
     </w:p>
     <w:p>
@@ -13128,7 +15452,23 @@
           <w:sz w:val="20"/>
           <w:szCs w:val="20"/>
         </w:rPr>
-        <w:t xml:space="preserve"> vs DirectQuery vs Composite: one pro and one con each.</w:t>
+        <w:t xml:space="preserve"> vs </w:t>
+      </w:r>
+      <w:proofErr w:type="spellStart"/>
+      <w:r>
+        <w:rPr>
+          <w:sz w:val="20"/>
+          <w:szCs w:val="20"/>
+        </w:rPr>
+        <w:t>DirectQuery</w:t>
+      </w:r>
+      <w:proofErr w:type="spellEnd"/>
+      <w:r>
+        <w:rPr>
+          <w:sz w:val="20"/>
+          <w:szCs w:val="20"/>
+        </w:rPr>
+        <w:t xml:space="preserve"> vs Composite: one pro and one con each.</w:t>
       </w:r>
     </w:p>
     <w:p>
@@ -13552,7 +15892,23 @@
           <w:sz w:val="20"/>
           <w:szCs w:val="20"/>
         </w:rPr>
-        <w:t>: Online Sales (Sales_Channel = Online).</w:t>
+        <w:t>: Online Sales (</w:t>
+      </w:r>
+      <w:proofErr w:type="spellStart"/>
+      <w:r>
+        <w:rPr>
+          <w:sz w:val="20"/>
+          <w:szCs w:val="20"/>
+        </w:rPr>
+        <w:t>Sales_Channel</w:t>
+      </w:r>
+      <w:proofErr w:type="spellEnd"/>
+      <w:r>
+        <w:rPr>
+          <w:sz w:val="20"/>
+          <w:szCs w:val="20"/>
+        </w:rPr>
+        <w:t xml:space="preserve"> = Online).</w:t>
       </w:r>
     </w:p>
     <w:p>
@@ -13739,7 +16095,23 @@
           <w:sz w:val="20"/>
           <w:szCs w:val="20"/>
         </w:rPr>
-        <w:t>: total of Quantity x Unit_Price. When do you need an iterator?</w:t>
+        <w:t xml:space="preserve">: total of Quantity x </w:t>
+      </w:r>
+      <w:proofErr w:type="spellStart"/>
+      <w:r>
+        <w:rPr>
+          <w:sz w:val="20"/>
+          <w:szCs w:val="20"/>
+        </w:rPr>
+        <w:t>Unit_Price</w:t>
+      </w:r>
+      <w:proofErr w:type="spellEnd"/>
+      <w:r>
+        <w:rPr>
+          <w:sz w:val="20"/>
+          <w:szCs w:val="20"/>
+        </w:rPr>
+        <w:t>. When do you need an iterator?</w:t>
       </w:r>
     </w:p>
     <w:p>
@@ -14197,7 +16569,23 @@
           <w:sz w:val="20"/>
           <w:szCs w:val="20"/>
         </w:rPr>
-        <w:t>: hide Cost_Amount and Profit from a role. Which tool is needed?</w:t>
+        <w:t xml:space="preserve">: hide </w:t>
+      </w:r>
+      <w:proofErr w:type="spellStart"/>
+      <w:r>
+        <w:rPr>
+          <w:sz w:val="20"/>
+          <w:szCs w:val="20"/>
+        </w:rPr>
+        <w:t>Cost_Amount</w:t>
+      </w:r>
+      <w:proofErr w:type="spellEnd"/>
+      <w:r>
+        <w:rPr>
+          <w:sz w:val="20"/>
+          <w:szCs w:val="20"/>
+        </w:rPr>
+        <w:t xml:space="preserve"> and Profit from a role. Which tool is needed?</w:t>
       </w:r>
     </w:p>
     <w:p>
@@ -14775,7 +17163,23 @@
           <w:sz w:val="20"/>
           <w:szCs w:val="20"/>
         </w:rPr>
-        <w:t xml:space="preserve"> a waterfall chart and a treemap for profit by category.</w:t>
+        <w:t xml:space="preserve"> a waterfall chart and a </w:t>
+      </w:r>
+      <w:proofErr w:type="spellStart"/>
+      <w:r>
+        <w:rPr>
+          <w:sz w:val="20"/>
+          <w:szCs w:val="20"/>
+        </w:rPr>
+        <w:t>treemap</w:t>
+      </w:r>
+      <w:proofErr w:type="spellEnd"/>
+      <w:r>
+        <w:rPr>
+          <w:sz w:val="20"/>
+          <w:szCs w:val="20"/>
+        </w:rPr>
+        <w:t xml:space="preserve"> for profit by category.</w:t>
       </w:r>
     </w:p>
     <w:p>
@@ -14961,7 +17365,23 @@
           <w:sz w:val="20"/>
           <w:szCs w:val="20"/>
         </w:rPr>
-        <w:t xml:space="preserve"> a color scale on profit margin in a matrix.</w:t>
+        <w:t xml:space="preserve"> a </w:t>
+      </w:r>
+      <w:proofErr w:type="spellStart"/>
+      <w:r>
+        <w:rPr>
+          <w:sz w:val="20"/>
+          <w:szCs w:val="20"/>
+        </w:rPr>
+        <w:t>color</w:t>
+      </w:r>
+      <w:proofErr w:type="spellEnd"/>
+      <w:r>
+        <w:rPr>
+          <w:sz w:val="20"/>
+          <w:szCs w:val="20"/>
+        </w:rPr>
+        <w:t xml:space="preserve"> scale on profit margin in a matrix.</w:t>
       </w:r>
     </w:p>
     <w:p>
@@ -15063,7 +17483,23 @@
           <w:sz w:val="20"/>
           <w:szCs w:val="20"/>
         </w:rPr>
-        <w:t xml:space="preserve"> Influencers: what drives low Customer_Rating or returns?</w:t>
+        <w:t xml:space="preserve"> Influencers: what drives low </w:t>
+      </w:r>
+      <w:proofErr w:type="spellStart"/>
+      <w:r>
+        <w:rPr>
+          <w:sz w:val="20"/>
+          <w:szCs w:val="20"/>
+        </w:rPr>
+        <w:t>Customer_Rating</w:t>
+      </w:r>
+      <w:proofErr w:type="spellEnd"/>
+      <w:r>
+        <w:rPr>
+          <w:sz w:val="20"/>
+          <w:szCs w:val="20"/>
+        </w:rPr>
+        <w:t xml:space="preserve"> or returns?</w:t>
       </w:r>
     </w:p>
     <w:p>
@@ -16188,7 +18624,23 @@
           <w:sz w:val="20"/>
           <w:szCs w:val="20"/>
         </w:rPr>
-        <w:t xml:space="preserve"> only the keyboard, jump to the last row/column of the data, then select the whole Sales_Amount column.</w:t>
+        <w:t xml:space="preserve"> only the keyboard, jump to the last row/column of the data, then select the whole </w:t>
+      </w:r>
+      <w:proofErr w:type="spellStart"/>
+      <w:r>
+        <w:rPr>
+          <w:sz w:val="20"/>
+          <w:szCs w:val="20"/>
+        </w:rPr>
+        <w:t>Sales_Amount</w:t>
+      </w:r>
+      <w:proofErr w:type="spellEnd"/>
+      <w:r>
+        <w:rPr>
+          <w:sz w:val="20"/>
+          <w:szCs w:val="20"/>
+        </w:rPr>
+        <w:t xml:space="preserve"> column.</w:t>
       </w:r>
     </w:p>
     <w:p>
@@ -16251,7 +18703,23 @@
           <w:sz w:val="20"/>
           <w:szCs w:val="20"/>
         </w:rPr>
-        <w:t xml:space="preserve"> by Country (A-Z), then by Sales_Amount (largest first).</w:t>
+        <w:t xml:space="preserve"> by Country (A-Z), then by </w:t>
+      </w:r>
+      <w:proofErr w:type="spellStart"/>
+      <w:r>
+        <w:rPr>
+          <w:sz w:val="20"/>
+          <w:szCs w:val="20"/>
+        </w:rPr>
+        <w:t>Sales_Amount</w:t>
+      </w:r>
+      <w:proofErr w:type="spellEnd"/>
+      <w:r>
+        <w:rPr>
+          <w:sz w:val="20"/>
+          <w:szCs w:val="20"/>
+        </w:rPr>
+        <w:t xml:space="preserve"> (largest first).</w:t>
       </w:r>
     </w:p>
     <w:p>
@@ -16377,7 +18845,23 @@
           <w:sz w:val="20"/>
           <w:szCs w:val="20"/>
         </w:rPr>
-        <w:t xml:space="preserve"> duplicate rows on Transaction_ID. How do you confirm how many were removed?</w:t>
+        <w:t xml:space="preserve"> duplicate rows on </w:t>
+      </w:r>
+      <w:proofErr w:type="spellStart"/>
+      <w:r>
+        <w:rPr>
+          <w:sz w:val="20"/>
+          <w:szCs w:val="20"/>
+        </w:rPr>
+        <w:t>Transaction_ID</w:t>
+      </w:r>
+      <w:proofErr w:type="spellEnd"/>
+      <w:r>
+        <w:rPr>
+          <w:sz w:val="20"/>
+          <w:szCs w:val="20"/>
+        </w:rPr>
+        <w:t>. How do you confirm how many were removed?</w:t>
       </w:r>
     </w:p>
     <w:p>
@@ -16440,7 +18924,23 @@
           <w:sz w:val="20"/>
           <w:szCs w:val="20"/>
         </w:rPr>
-        <w:t>: Online orders in Germany with Sales_Amount &gt; 500.</w:t>
+        <w:t xml:space="preserve">: Online orders in Germany with </w:t>
+      </w:r>
+      <w:proofErr w:type="spellStart"/>
+      <w:r>
+        <w:rPr>
+          <w:sz w:val="20"/>
+          <w:szCs w:val="20"/>
+        </w:rPr>
+        <w:t>Sales_Amount</w:t>
+      </w:r>
+      <w:proofErr w:type="spellEnd"/>
+      <w:r>
+        <w:rPr>
+          <w:sz w:val="20"/>
+          <w:szCs w:val="20"/>
+        </w:rPr>
+        <w:t xml:space="preserve"> &gt; 500.</w:t>
       </w:r>
     </w:p>
     <w:p>
@@ -16503,7 +19003,23 @@
           <w:sz w:val="20"/>
           <w:szCs w:val="20"/>
         </w:rPr>
-        <w:t xml:space="preserve"> chart of monthly Sales_Amount (build a helper month column first).</w:t>
+        <w:t xml:space="preserve"> chart of monthly </w:t>
+      </w:r>
+      <w:proofErr w:type="spellStart"/>
+      <w:r>
+        <w:rPr>
+          <w:sz w:val="20"/>
+          <w:szCs w:val="20"/>
+        </w:rPr>
+        <w:t>Sales_Amount</w:t>
+      </w:r>
+      <w:proofErr w:type="spellEnd"/>
+      <w:r>
+        <w:rPr>
+          <w:sz w:val="20"/>
+          <w:szCs w:val="20"/>
+        </w:rPr>
+        <w:t xml:space="preserve"> (build a helper month column first).</w:t>
       </w:r>
     </w:p>
     <w:p>
@@ -16566,7 +19082,23 @@
           <w:sz w:val="20"/>
           <w:szCs w:val="20"/>
         </w:rPr>
-        <w:t xml:space="preserve"> VLOOKUP approximate match to map Sales_Amount to a price band table (0, 100, 500, 1000).</w:t>
+        <w:t xml:space="preserve"> VLOOKUP approximate match to map </w:t>
+      </w:r>
+      <w:proofErr w:type="spellStart"/>
+      <w:r>
+        <w:rPr>
+          <w:sz w:val="20"/>
+          <w:szCs w:val="20"/>
+        </w:rPr>
+        <w:t>Sales_Amount</w:t>
+      </w:r>
+      <w:proofErr w:type="spellEnd"/>
+      <w:r>
+        <w:rPr>
+          <w:sz w:val="20"/>
+          <w:szCs w:val="20"/>
+        </w:rPr>
+        <w:t xml:space="preserve"> to a price band table (0, 100, 500, 1000).</w:t>
       </w:r>
     </w:p>
     <w:p>
@@ -16629,7 +19161,39 @@
           <w:sz w:val="20"/>
           <w:szCs w:val="20"/>
         </w:rPr>
-        <w:t xml:space="preserve"> INDEX/MATCH to return Store_Name for a given Store_ID.</w:t>
+        <w:t xml:space="preserve"> INDEX/MATCH to return </w:t>
+      </w:r>
+      <w:proofErr w:type="spellStart"/>
+      <w:r>
+        <w:rPr>
+          <w:sz w:val="20"/>
+          <w:szCs w:val="20"/>
+        </w:rPr>
+        <w:t>Store_Name</w:t>
+      </w:r>
+      <w:proofErr w:type="spellEnd"/>
+      <w:r>
+        <w:rPr>
+          <w:sz w:val="20"/>
+          <w:szCs w:val="20"/>
+        </w:rPr>
+        <w:t xml:space="preserve"> for a given </w:t>
+      </w:r>
+      <w:proofErr w:type="spellStart"/>
+      <w:r>
+        <w:rPr>
+          <w:sz w:val="20"/>
+          <w:szCs w:val="20"/>
+        </w:rPr>
+        <w:t>Store_ID</w:t>
+      </w:r>
+      <w:proofErr w:type="spellEnd"/>
+      <w:r>
+        <w:rPr>
+          <w:sz w:val="20"/>
+          <w:szCs w:val="20"/>
+        </w:rPr>
+        <w:t>.</w:t>
       </w:r>
     </w:p>
     <w:p>
@@ -16692,7 +19256,23 @@
           <w:sz w:val="20"/>
           <w:szCs w:val="20"/>
         </w:rPr>
-        <w:t>: extract the store number from Store_ID.</w:t>
+        <w:t xml:space="preserve">: extract the store number from </w:t>
+      </w:r>
+      <w:proofErr w:type="spellStart"/>
+      <w:r>
+        <w:rPr>
+          <w:sz w:val="20"/>
+          <w:szCs w:val="20"/>
+        </w:rPr>
+        <w:t>Store_ID</w:t>
+      </w:r>
+      <w:proofErr w:type="spellEnd"/>
+      <w:r>
+        <w:rPr>
+          <w:sz w:val="20"/>
+          <w:szCs w:val="20"/>
+        </w:rPr>
+        <w:t>.</w:t>
       </w:r>
     </w:p>
     <w:p>
@@ -16755,7 +19335,23 @@
           <w:sz w:val="20"/>
           <w:szCs w:val="20"/>
         </w:rPr>
-        <w:t xml:space="preserve"> Year, Month name and Weekday from Order_Date.</w:t>
+        <w:t xml:space="preserve"> Year, Month name and Weekday from </w:t>
+      </w:r>
+      <w:proofErr w:type="spellStart"/>
+      <w:r>
+        <w:rPr>
+          <w:sz w:val="20"/>
+          <w:szCs w:val="20"/>
+        </w:rPr>
+        <w:t>Order_Date</w:t>
+      </w:r>
+      <w:proofErr w:type="spellEnd"/>
+      <w:r>
+        <w:rPr>
+          <w:sz w:val="20"/>
+          <w:szCs w:val="20"/>
+        </w:rPr>
+        <w:t>.</w:t>
       </w:r>
     </w:p>
     <w:p>
@@ -16944,7 +19540,23 @@
           <w:sz w:val="20"/>
           <w:szCs w:val="20"/>
         </w:rPr>
-        <w:t xml:space="preserve"> Discount_Percentage to values between 0 and 50, with a custom error message.</w:t>
+        <w:t xml:space="preserve"> </w:t>
+      </w:r>
+      <w:proofErr w:type="spellStart"/>
+      <w:r>
+        <w:rPr>
+          <w:sz w:val="20"/>
+          <w:szCs w:val="20"/>
+        </w:rPr>
+        <w:t>Discount_Percentage</w:t>
+      </w:r>
+      <w:proofErr w:type="spellEnd"/>
+      <w:r>
+        <w:rPr>
+          <w:sz w:val="20"/>
+          <w:szCs w:val="20"/>
+        </w:rPr>
+        <w:t xml:space="preserve"> to values between 0 and 50, with a custom error message.</w:t>
       </w:r>
     </w:p>
     <w:p>
@@ -17087,7 +19699,39 @@
           <w:sz w:val="20"/>
           <w:szCs w:val="20"/>
         </w:rPr>
-        <w:t xml:space="preserve"> a primary key on Transaction_ID and NOT NULL on Order_Date.</w:t>
+        <w:t xml:space="preserve"> a primary key on </w:t>
+      </w:r>
+      <w:proofErr w:type="spellStart"/>
+      <w:r>
+        <w:rPr>
+          <w:sz w:val="20"/>
+          <w:szCs w:val="20"/>
+        </w:rPr>
+        <w:t>Transaction_ID</w:t>
+      </w:r>
+      <w:proofErr w:type="spellEnd"/>
+      <w:r>
+        <w:rPr>
+          <w:sz w:val="20"/>
+          <w:szCs w:val="20"/>
+        </w:rPr>
+        <w:t xml:space="preserve"> and NOT NULL on </w:t>
+      </w:r>
+      <w:proofErr w:type="spellStart"/>
+      <w:r>
+        <w:rPr>
+          <w:sz w:val="20"/>
+          <w:szCs w:val="20"/>
+        </w:rPr>
+        <w:t>Order_Date</w:t>
+      </w:r>
+      <w:proofErr w:type="spellEnd"/>
+      <w:r>
+        <w:rPr>
+          <w:sz w:val="20"/>
+          <w:szCs w:val="20"/>
+        </w:rPr>
+        <w:t>.</w:t>
       </w:r>
     </w:p>
     <w:p>
@@ -17150,7 +19794,23 @@
           <w:sz w:val="20"/>
           <w:szCs w:val="20"/>
         </w:rPr>
-        <w:t xml:space="preserve"> where Country = 'Canada' and Sales_Amount &gt; 500.</w:t>
+        <w:t xml:space="preserve"> where Country = 'Canada' and </w:t>
+      </w:r>
+      <w:proofErr w:type="spellStart"/>
+      <w:r>
+        <w:rPr>
+          <w:sz w:val="20"/>
+          <w:szCs w:val="20"/>
+        </w:rPr>
+        <w:t>Sales_Amount</w:t>
+      </w:r>
+      <w:proofErr w:type="spellEnd"/>
+      <w:r>
+        <w:rPr>
+          <w:sz w:val="20"/>
+          <w:szCs w:val="20"/>
+        </w:rPr>
+        <w:t xml:space="preserve"> &gt; 500.</w:t>
       </w:r>
     </w:p>
     <w:p>
@@ -17276,7 +19936,23 @@
           <w:sz w:val="20"/>
           <w:szCs w:val="20"/>
         </w:rPr>
-        <w:t xml:space="preserve"> revenue per Product_Category.</w:t>
+        <w:t xml:space="preserve"> revenue per </w:t>
+      </w:r>
+      <w:proofErr w:type="spellStart"/>
+      <w:r>
+        <w:rPr>
+          <w:sz w:val="20"/>
+          <w:szCs w:val="20"/>
+        </w:rPr>
+        <w:t>Product_Category</w:t>
+      </w:r>
+      <w:proofErr w:type="spellEnd"/>
+      <w:r>
+        <w:rPr>
+          <w:sz w:val="20"/>
+          <w:szCs w:val="20"/>
+        </w:rPr>
+        <w:t>.</w:t>
       </w:r>
     </w:p>
     <w:p>
@@ -17528,7 +20204,23 @@
           <w:sz w:val="20"/>
           <w:szCs w:val="20"/>
         </w:rPr>
-        <w:t xml:space="preserve"> Discount_Percentage at 50 where it is higher.</w:t>
+        <w:t xml:space="preserve"> </w:t>
+      </w:r>
+      <w:proofErr w:type="spellStart"/>
+      <w:r>
+        <w:rPr>
+          <w:sz w:val="20"/>
+          <w:szCs w:val="20"/>
+        </w:rPr>
+        <w:t>Discount_Percentage</w:t>
+      </w:r>
+      <w:proofErr w:type="spellEnd"/>
+      <w:r>
+        <w:rPr>
+          <w:sz w:val="20"/>
+          <w:szCs w:val="20"/>
+        </w:rPr>
+        <w:t xml:space="preserve"> at 50 where it is higher.</w:t>
       </w:r>
     </w:p>
     <w:p>
@@ -18002,7 +20694,55 @@
           <w:sz w:val="20"/>
           <w:szCs w:val="20"/>
         </w:rPr>
-        <w:t xml:space="preserve"> Table.TransformColumns with Text.Proper and Text.Trim.</w:t>
+        <w:t xml:space="preserve"> </w:t>
+      </w:r>
+      <w:proofErr w:type="spellStart"/>
+      <w:r>
+        <w:rPr>
+          <w:sz w:val="20"/>
+          <w:szCs w:val="20"/>
+        </w:rPr>
+        <w:t>Table.TransformColumns</w:t>
+      </w:r>
+      <w:proofErr w:type="spellEnd"/>
+      <w:r>
+        <w:rPr>
+          <w:sz w:val="20"/>
+          <w:szCs w:val="20"/>
+        </w:rPr>
+        <w:t xml:space="preserve"> with </w:t>
+      </w:r>
+      <w:proofErr w:type="spellStart"/>
+      <w:r>
+        <w:rPr>
+          <w:sz w:val="20"/>
+          <w:szCs w:val="20"/>
+        </w:rPr>
+        <w:t>Text.Proper</w:t>
+      </w:r>
+      <w:proofErr w:type="spellEnd"/>
+      <w:r>
+        <w:rPr>
+          <w:sz w:val="20"/>
+          <w:szCs w:val="20"/>
+        </w:rPr>
+        <w:t xml:space="preserve"> and </w:t>
+      </w:r>
+      <w:proofErr w:type="spellStart"/>
+      <w:r>
+        <w:rPr>
+          <w:sz w:val="20"/>
+          <w:szCs w:val="20"/>
+        </w:rPr>
+        <w:t>Text.Trim</w:t>
+      </w:r>
+      <w:proofErr w:type="spellEnd"/>
+      <w:r>
+        <w:rPr>
+          <w:sz w:val="20"/>
+          <w:szCs w:val="20"/>
+        </w:rPr>
+        <w:t>.</w:t>
       </w:r>
     </w:p>
     <w:p>

--- a/Python/Datasets/E_Retail Sales Dataset/Placement_Test_Practice_Question_Bank.docx
+++ b/Python/Datasets/E_Retail Sales Dataset/Placement_Test_Practice_Question_Bank.docx
@@ -3246,275 +3246,24 @@
           <w:sz w:val="20"/>
           <w:szCs w:val="20"/>
         </w:rPr>
+        <w:t>E6. Visualization: Basic Charts and Customization</w:t>
+      </w:r>
+    </w:p>
+    <w:p>
+      <w:pPr>
+        <w:pStyle w:val="Heading2"/>
+        <w:spacing w:before="240"/>
+        <w:rPr>
+          <w:sz w:val="20"/>
+          <w:szCs w:val="20"/>
+        </w:rPr>
+      </w:pPr>
+      <w:r>
+        <w:rPr>
+          <w:sz w:val="20"/>
+          <w:szCs w:val="20"/>
+        </w:rPr>
         <w:t>E7. Lookup Functions: VLOOKUP and HLOOKUP (Exact and Approximate)</w:t>
-      </w:r>
-    </w:p>
-    <w:p>
-      <w:pPr>
-        <w:spacing w:after="80"/>
-        <w:rPr>
-          <w:sz w:val="20"/>
-          <w:szCs w:val="20"/>
-        </w:rPr>
-      </w:pPr>
-      <w:proofErr w:type="gramStart"/>
-      <w:r>
-        <w:rPr>
-          <w:b/>
-          <w:bCs/>
-          <w:sz w:val="20"/>
-          <w:szCs w:val="20"/>
-        </w:rPr>
-        <w:t xml:space="preserve">E7.1  </w:t>
-      </w:r>
-      <w:r>
-        <w:rPr>
-          <w:sz w:val="20"/>
-          <w:szCs w:val="20"/>
-        </w:rPr>
-        <w:t>Build</w:t>
-      </w:r>
-      <w:proofErr w:type="gramEnd"/>
-      <w:r>
-        <w:rPr>
-          <w:sz w:val="20"/>
-          <w:szCs w:val="20"/>
-        </w:rPr>
-        <w:t xml:space="preserve"> a </w:t>
-      </w:r>
-      <w:proofErr w:type="spellStart"/>
-      <w:r>
-        <w:rPr>
-          <w:sz w:val="20"/>
-          <w:szCs w:val="20"/>
-        </w:rPr>
-        <w:t>Product_ID</w:t>
-      </w:r>
-      <w:proofErr w:type="spellEnd"/>
-      <w:r>
-        <w:rPr>
-          <w:sz w:val="20"/>
-          <w:szCs w:val="20"/>
-        </w:rPr>
-        <w:t xml:space="preserve"> to </w:t>
-      </w:r>
-      <w:proofErr w:type="spellStart"/>
-      <w:r>
-        <w:rPr>
-          <w:sz w:val="20"/>
-          <w:szCs w:val="20"/>
-        </w:rPr>
-        <w:t>Product_Name</w:t>
-      </w:r>
-      <w:proofErr w:type="spellEnd"/>
-      <w:r>
-        <w:rPr>
-          <w:sz w:val="20"/>
-          <w:szCs w:val="20"/>
-        </w:rPr>
-        <w:t xml:space="preserve"> lookup table and use VLOOKUP (exact match).</w:t>
-      </w:r>
-    </w:p>
-    <w:p>
-      <w:pPr>
-        <w:spacing w:after="80"/>
-        <w:rPr>
-          <w:sz w:val="20"/>
-          <w:szCs w:val="20"/>
-        </w:rPr>
-      </w:pPr>
-      <w:proofErr w:type="gramStart"/>
-      <w:r>
-        <w:rPr>
-          <w:b/>
-          <w:bCs/>
-          <w:sz w:val="20"/>
-          <w:szCs w:val="20"/>
-        </w:rPr>
-        <w:t xml:space="preserve">E7.2  </w:t>
-      </w:r>
-      <w:r>
-        <w:rPr>
-          <w:sz w:val="20"/>
-          <w:szCs w:val="20"/>
-        </w:rPr>
-        <w:t>Use</w:t>
-      </w:r>
-      <w:proofErr w:type="gramEnd"/>
-      <w:r>
-        <w:rPr>
-          <w:sz w:val="20"/>
-          <w:szCs w:val="20"/>
-        </w:rPr>
-        <w:t xml:space="preserve"> VLOOKUP approximate match to map </w:t>
-      </w:r>
-      <w:proofErr w:type="spellStart"/>
-      <w:r>
-        <w:rPr>
-          <w:sz w:val="20"/>
-          <w:szCs w:val="20"/>
-        </w:rPr>
-        <w:t>Sales_Amount</w:t>
-      </w:r>
-      <w:proofErr w:type="spellEnd"/>
-      <w:r>
-        <w:rPr>
-          <w:sz w:val="20"/>
-          <w:szCs w:val="20"/>
-        </w:rPr>
-        <w:t xml:space="preserve"> to a price band table (0, 100, 500, 1000).</w:t>
-      </w:r>
-    </w:p>
-    <w:p>
-      <w:pPr>
-        <w:spacing w:after="80"/>
-        <w:rPr>
-          <w:sz w:val="20"/>
-          <w:szCs w:val="20"/>
-        </w:rPr>
-      </w:pPr>
-      <w:proofErr w:type="gramStart"/>
-      <w:r>
-        <w:rPr>
-          <w:b/>
-          <w:bCs/>
-          <w:sz w:val="20"/>
-          <w:szCs w:val="20"/>
-        </w:rPr>
-        <w:t xml:space="preserve">E7.3  </w:t>
-      </w:r>
-      <w:r>
-        <w:rPr>
-          <w:sz w:val="20"/>
-          <w:szCs w:val="20"/>
-        </w:rPr>
-        <w:t>Use</w:t>
-      </w:r>
-      <w:proofErr w:type="gramEnd"/>
-      <w:r>
-        <w:rPr>
-          <w:sz w:val="20"/>
-          <w:szCs w:val="20"/>
-        </w:rPr>
-        <w:t xml:space="preserve"> HLOOKUP on a horizontal table of </w:t>
-      </w:r>
-      <w:proofErr w:type="spellStart"/>
-      <w:r>
-        <w:rPr>
-          <w:sz w:val="20"/>
-          <w:szCs w:val="20"/>
-        </w:rPr>
-        <w:t>Shipping_Method</w:t>
-      </w:r>
-      <w:proofErr w:type="spellEnd"/>
-      <w:r>
-        <w:rPr>
-          <w:sz w:val="20"/>
-          <w:szCs w:val="20"/>
-        </w:rPr>
-        <w:t xml:space="preserve"> and delivery fee.</w:t>
-      </w:r>
-    </w:p>
-    <w:p>
-      <w:pPr>
-        <w:spacing w:after="80"/>
-        <w:rPr>
-          <w:sz w:val="20"/>
-          <w:szCs w:val="20"/>
-        </w:rPr>
-      </w:pPr>
-      <w:proofErr w:type="gramStart"/>
-      <w:r>
-        <w:rPr>
-          <w:b/>
-          <w:bCs/>
-          <w:sz w:val="20"/>
-          <w:szCs w:val="20"/>
-        </w:rPr>
-        <w:t xml:space="preserve">E7.4  </w:t>
-      </w:r>
-      <w:r>
-        <w:rPr>
-          <w:sz w:val="20"/>
-          <w:szCs w:val="20"/>
-        </w:rPr>
-        <w:t>VLOOKUP</w:t>
-      </w:r>
-      <w:proofErr w:type="gramEnd"/>
-      <w:r>
-        <w:rPr>
-          <w:sz w:val="20"/>
-          <w:szCs w:val="20"/>
-        </w:rPr>
-        <w:t xml:space="preserve"> returns #N/A. Give 3 possible reasons and wrap the formula with IFERROR.</w:t>
-      </w:r>
-    </w:p>
-    <w:p>
-      <w:pPr>
-        <w:spacing w:after="80"/>
-        <w:rPr>
-          <w:sz w:val="20"/>
-          <w:szCs w:val="20"/>
-        </w:rPr>
-      </w:pPr>
-      <w:proofErr w:type="gramStart"/>
-      <w:r>
-        <w:rPr>
-          <w:b/>
-          <w:bCs/>
-          <w:sz w:val="20"/>
-          <w:szCs w:val="20"/>
-        </w:rPr>
-        <w:t xml:space="preserve">E7.5  </w:t>
-      </w:r>
-      <w:r>
-        <w:rPr>
-          <w:sz w:val="20"/>
-          <w:szCs w:val="20"/>
-        </w:rPr>
-        <w:t>VLOOKUP</w:t>
-      </w:r>
-      <w:proofErr w:type="gramEnd"/>
-      <w:r>
-        <w:rPr>
-          <w:sz w:val="20"/>
-          <w:szCs w:val="20"/>
-        </w:rPr>
-        <w:t xml:space="preserve"> cannot look to the left. Show a workaround.</w:t>
-      </w:r>
-    </w:p>
-    <w:p>
-      <w:pPr>
-        <w:spacing w:after="80"/>
-        <w:rPr>
-          <w:sz w:val="20"/>
-          <w:szCs w:val="20"/>
-        </w:rPr>
-      </w:pPr>
-      <w:proofErr w:type="gramStart"/>
-      <w:r>
-        <w:rPr>
-          <w:b/>
-          <w:bCs/>
-          <w:sz w:val="20"/>
-          <w:szCs w:val="20"/>
-        </w:rPr>
-        <w:t xml:space="preserve">E7.6  </w:t>
-      </w:r>
-      <w:r>
-        <w:rPr>
-          <w:sz w:val="20"/>
-          <w:szCs w:val="20"/>
-        </w:rPr>
-        <w:t>Repeat</w:t>
-      </w:r>
-      <w:proofErr w:type="gramEnd"/>
-      <w:r>
-        <w:rPr>
-          <w:sz w:val="20"/>
-          <w:szCs w:val="20"/>
-        </w:rPr>
-        <w:t xml:space="preserve"> Q1 with XLOOKUP. List two advantages over VLOOKUP.</w:t>
       </w:r>
     </w:p>
     <w:p>

--- a/Python/Datasets/E_Retail Sales Dataset/Placement_Test_Practice_Question_Bank.docx
+++ b/Python/Datasets/E_Retail Sales Dataset/Placement_Test_Practice_Question_Bank.docx
@@ -97,23 +97,7 @@
           <w:sz w:val="20"/>
           <w:szCs w:val="20"/>
         </w:rPr>
-        <w:t xml:space="preserve">Excel: load the CSV as a Table named </w:t>
-      </w:r>
-      <w:proofErr w:type="spellStart"/>
-      <w:r>
-        <w:rPr>
-          <w:sz w:val="20"/>
-          <w:szCs w:val="20"/>
-        </w:rPr>
-        <w:t>tblSales</w:t>
-      </w:r>
-      <w:proofErr w:type="spellEnd"/>
-      <w:r>
-        <w:rPr>
-          <w:sz w:val="20"/>
-          <w:szCs w:val="20"/>
-        </w:rPr>
-        <w:t>. SQL: assume a table named sales with the same column names as the data dictionary (MySQL or SQL Server syntax is fine). For JOIN questions, first create dim tables with SELECT DISTINCT because the data is one flat table. Power BI: import the CSV and build the model as you go.</w:t>
+        <w:t>Excel: load the CSV as a Table named tblSales. SQL: assume a table named sales with the same column names as the data dictionary (MySQL or SQL Server syntax is fine). For JOIN questions, first create dim tables with SELECT DISTINCT because the data is one flat table. Power BI: import the CSV and build the model as you go.</w:t>
       </w:r>
     </w:p>
     <w:p>
@@ -161,23 +145,7 @@
           <w:sz w:val="20"/>
           <w:szCs w:val="20"/>
         </w:rPr>
-        <w:t xml:space="preserve">Sales_data_dictionary.csv = a reference sheet that explains each column (meaning and data type). Do not </w:t>
-      </w:r>
-      <w:proofErr w:type="spellStart"/>
-      <w:r>
-        <w:rPr>
-          <w:sz w:val="20"/>
-          <w:szCs w:val="20"/>
-        </w:rPr>
-        <w:t>analyze</w:t>
-      </w:r>
-      <w:proofErr w:type="spellEnd"/>
-      <w:r>
-        <w:rPr>
-          <w:sz w:val="20"/>
-          <w:szCs w:val="20"/>
-        </w:rPr>
-        <w:t xml:space="preserve"> it; just look things up in it.</w:t>
+        <w:t>Sales_data_dictionary.csv = a reference sheet that explains each column (meaning and data type). Do not analyze it; just look things up in it.</w:t>
       </w:r>
     </w:p>
     <w:p>
@@ -2002,106 +1970,6 @@
           <w:sz w:val="20"/>
           <w:szCs w:val="20"/>
         </w:rPr>
-        <w:t xml:space="preserve">E3.1  </w:t>
-      </w:r>
-      <w:r>
-        <w:rPr>
-          <w:sz w:val="20"/>
-          <w:szCs w:val="20"/>
-        </w:rPr>
-        <w:t>Add</w:t>
-      </w:r>
-      <w:proofErr w:type="gramEnd"/>
-      <w:r>
-        <w:rPr>
-          <w:sz w:val="20"/>
-          <w:szCs w:val="20"/>
-        </w:rPr>
-        <w:t xml:space="preserve"> a column </w:t>
-      </w:r>
-      <w:proofErr w:type="spellStart"/>
-      <w:r>
-        <w:rPr>
-          <w:sz w:val="20"/>
-          <w:szCs w:val="20"/>
-        </w:rPr>
-        <w:t>Size_Label</w:t>
-      </w:r>
-      <w:proofErr w:type="spellEnd"/>
-      <w:r>
-        <w:rPr>
-          <w:sz w:val="20"/>
-          <w:szCs w:val="20"/>
-        </w:rPr>
-        <w:t xml:space="preserve">: 'High' if </w:t>
-      </w:r>
-      <w:proofErr w:type="spellStart"/>
-      <w:r>
-        <w:rPr>
-          <w:sz w:val="20"/>
-          <w:szCs w:val="20"/>
-        </w:rPr>
-        <w:t>Sales_Amount</w:t>
-      </w:r>
-      <w:proofErr w:type="spellEnd"/>
-      <w:r>
-        <w:rPr>
-          <w:sz w:val="20"/>
-          <w:szCs w:val="20"/>
-        </w:rPr>
-        <w:t xml:space="preserve"> &gt; 500, else 'Low'.</w:t>
-      </w:r>
-    </w:p>
-    <w:p>
-      <w:pPr>
-        <w:spacing w:after="80"/>
-        <w:rPr>
-          <w:sz w:val="20"/>
-          <w:szCs w:val="20"/>
-        </w:rPr>
-      </w:pPr>
-      <w:proofErr w:type="gramStart"/>
-      <w:r>
-        <w:rPr>
-          <w:b/>
-          <w:bCs/>
-          <w:sz w:val="20"/>
-          <w:szCs w:val="20"/>
-        </w:rPr>
-        <w:t xml:space="preserve">E3.2  </w:t>
-      </w:r>
-      <w:r>
-        <w:rPr>
-          <w:sz w:val="20"/>
-          <w:szCs w:val="20"/>
-        </w:rPr>
-        <w:t>Write</w:t>
-      </w:r>
-      <w:proofErr w:type="gramEnd"/>
-      <w:r>
-        <w:rPr>
-          <w:sz w:val="20"/>
-          <w:szCs w:val="20"/>
-        </w:rPr>
-        <w:t xml:space="preserve"> a nested IF: Low (&lt;100), Medium (100-500), High (&gt;500).</w:t>
-      </w:r>
-    </w:p>
-    <w:p>
-      <w:pPr>
-        <w:spacing w:after="80"/>
-        <w:rPr>
-          <w:sz w:val="20"/>
-          <w:szCs w:val="20"/>
-        </w:rPr>
-      </w:pPr>
-      <w:proofErr w:type="gramStart"/>
-      <w:r>
-        <w:rPr>
-          <w:b/>
-          <w:bCs/>
-          <w:sz w:val="20"/>
-          <w:szCs w:val="20"/>
-        </w:rPr>
         <w:t xml:space="preserve">E3.3  </w:t>
       </w:r>
       <w:r>
@@ -2151,39 +2019,7 @@
           <w:sz w:val="20"/>
           <w:szCs w:val="20"/>
         </w:rPr>
-        <w:t xml:space="preserve"> 'Review' if </w:t>
-      </w:r>
-      <w:proofErr w:type="spellStart"/>
-      <w:r>
-        <w:rPr>
-          <w:sz w:val="20"/>
-          <w:szCs w:val="20"/>
-        </w:rPr>
-        <w:t>Discount_Percentage</w:t>
-      </w:r>
-      <w:proofErr w:type="spellEnd"/>
-      <w:r>
-        <w:rPr>
-          <w:sz w:val="20"/>
-          <w:szCs w:val="20"/>
-        </w:rPr>
-        <w:t xml:space="preserve"> &gt; 30 AND </w:t>
-      </w:r>
-      <w:proofErr w:type="spellStart"/>
-      <w:r>
-        <w:rPr>
-          <w:sz w:val="20"/>
-          <w:szCs w:val="20"/>
-        </w:rPr>
-        <w:t>Customer_Rating</w:t>
-      </w:r>
-      <w:proofErr w:type="spellEnd"/>
-      <w:r>
-        <w:rPr>
-          <w:sz w:val="20"/>
-          <w:szCs w:val="20"/>
-        </w:rPr>
-        <w:t xml:space="preserve"> &lt; 3, else 'OK'.</w:t>
+        <w:t xml:space="preserve"> 'Review' if Discount_Percentage &gt; 30 AND Customer_Rating &lt; 3, else 'OK'.</w:t>
       </w:r>
     </w:p>
     <w:p>
@@ -2251,39 +2087,7 @@
           <w:sz w:val="20"/>
           <w:szCs w:val="20"/>
         </w:rPr>
-        <w:t xml:space="preserve"> 'Returned' when </w:t>
-      </w:r>
-      <w:proofErr w:type="spellStart"/>
-      <w:r>
-        <w:rPr>
-          <w:sz w:val="20"/>
-          <w:szCs w:val="20"/>
-        </w:rPr>
-        <w:t>Return_Flag</w:t>
-      </w:r>
-      <w:proofErr w:type="spellEnd"/>
-      <w:r>
-        <w:rPr>
-          <w:sz w:val="20"/>
-          <w:szCs w:val="20"/>
-        </w:rPr>
-        <w:t xml:space="preserve"> = Yes, otherwise show the </w:t>
-      </w:r>
-      <w:proofErr w:type="spellStart"/>
-      <w:r>
-        <w:rPr>
-          <w:sz w:val="20"/>
-          <w:szCs w:val="20"/>
-        </w:rPr>
-        <w:t>Order_Status</w:t>
-      </w:r>
-      <w:proofErr w:type="spellEnd"/>
-      <w:r>
-        <w:rPr>
-          <w:sz w:val="20"/>
-          <w:szCs w:val="20"/>
-        </w:rPr>
-        <w:t>.</w:t>
+        <w:t xml:space="preserve"> 'Returned' when Return_Flag = Yes, otherwise show the Order_Status.</w:t>
       </w:r>
     </w:p>
     <w:p>
@@ -2300,23 +2104,7 @@
           <w:sz w:val="20"/>
           <w:szCs w:val="20"/>
         </w:rPr>
-        <w:t xml:space="preserve">E4. Data Handling: </w:t>
-      </w:r>
-      <w:proofErr w:type="spellStart"/>
-      <w:r>
-        <w:rPr>
-          <w:sz w:val="20"/>
-          <w:szCs w:val="20"/>
-        </w:rPr>
-        <w:t>Concat</w:t>
-      </w:r>
-      <w:proofErr w:type="spellEnd"/>
-      <w:r>
-        <w:rPr>
-          <w:sz w:val="20"/>
-          <w:szCs w:val="20"/>
-        </w:rPr>
-        <w:t>, Deduplication, Missing Value Imputation</w:t>
+        <w:t>E4. Data Handling: Concat, Deduplication, Missing Value Imputation</w:t>
       </w:r>
     </w:p>
     <w:p>
@@ -2350,23 +2138,7 @@
           <w:sz w:val="20"/>
           <w:szCs w:val="20"/>
         </w:rPr>
-        <w:t xml:space="preserve"> </w:t>
-      </w:r>
-      <w:proofErr w:type="spellStart"/>
-      <w:r>
-        <w:rPr>
-          <w:sz w:val="20"/>
-          <w:szCs w:val="20"/>
-        </w:rPr>
-        <w:t>Store_Name</w:t>
-      </w:r>
-      <w:proofErr w:type="spellEnd"/>
-      <w:r>
-        <w:rPr>
-          <w:sz w:val="20"/>
-          <w:szCs w:val="20"/>
-        </w:rPr>
-        <w:t xml:space="preserve"> and City as 'Store - City' using &amp;, CONCAT and TEXTJOIN.</w:t>
+        <w:t xml:space="preserve"> Store_Name and City as 'Store - City' using &amp;, CONCAT and TEXTJOIN.</w:t>
       </w:r>
     </w:p>
     <w:p>
@@ -2400,23 +2172,7 @@
           <w:sz w:val="20"/>
           <w:szCs w:val="20"/>
         </w:rPr>
-        <w:t xml:space="preserve"> duplicate rows on </w:t>
-      </w:r>
-      <w:proofErr w:type="spellStart"/>
-      <w:r>
-        <w:rPr>
-          <w:sz w:val="20"/>
-          <w:szCs w:val="20"/>
-        </w:rPr>
-        <w:t>Transaction_ID</w:t>
-      </w:r>
-      <w:proofErr w:type="spellEnd"/>
-      <w:r>
-        <w:rPr>
-          <w:sz w:val="20"/>
-          <w:szCs w:val="20"/>
-        </w:rPr>
-        <w:t>. How do you confirm how many were removed?</w:t>
+        <w:t xml:space="preserve"> duplicate rows on Transaction_ID. How do you confirm how many were removed?</w:t>
       </w:r>
     </w:p>
     <w:p>
@@ -2450,23 +2206,7 @@
           <w:sz w:val="20"/>
           <w:szCs w:val="20"/>
         </w:rPr>
-        <w:t xml:space="preserve"> duplicate </w:t>
-      </w:r>
-      <w:proofErr w:type="spellStart"/>
-      <w:r>
-        <w:rPr>
-          <w:sz w:val="20"/>
-          <w:szCs w:val="20"/>
-        </w:rPr>
-        <w:t>Transaction_IDs</w:t>
-      </w:r>
-      <w:proofErr w:type="spellEnd"/>
-      <w:r>
-        <w:rPr>
-          <w:sz w:val="20"/>
-          <w:szCs w:val="20"/>
-        </w:rPr>
-        <w:t xml:space="preserve"> with a COUNTIF helper column instead of deleting.</w:t>
+        <w:t xml:space="preserve"> duplicate Transaction_IDs with a COUNTIF helper column instead of deleting.</w:t>
       </w:r>
     </w:p>
     <w:p>
@@ -2534,23 +2274,7 @@
           <w:sz w:val="20"/>
           <w:szCs w:val="20"/>
         </w:rPr>
-        <w:t xml:space="preserve"> blank </w:t>
-      </w:r>
-      <w:proofErr w:type="spellStart"/>
-      <w:r>
-        <w:rPr>
-          <w:sz w:val="20"/>
-          <w:szCs w:val="20"/>
-        </w:rPr>
-        <w:t>Customer_Age</w:t>
-      </w:r>
-      <w:proofErr w:type="spellEnd"/>
-      <w:r>
-        <w:rPr>
-          <w:sz w:val="20"/>
-          <w:szCs w:val="20"/>
-        </w:rPr>
-        <w:t xml:space="preserve"> values with the median age using a formula.</w:t>
+        <w:t xml:space="preserve"> blank Customer_Age values with the median age using a formula.</w:t>
       </w:r>
     </w:p>
     <w:p>
@@ -2584,39 +2308,7 @@
           <w:sz w:val="20"/>
           <w:szCs w:val="20"/>
         </w:rPr>
-        <w:t xml:space="preserve"> blank </w:t>
-      </w:r>
-      <w:proofErr w:type="spellStart"/>
-      <w:r>
-        <w:rPr>
-          <w:sz w:val="20"/>
-          <w:szCs w:val="20"/>
-        </w:rPr>
-        <w:t>Customer_Rating</w:t>
-      </w:r>
-      <w:proofErr w:type="spellEnd"/>
-      <w:r>
-        <w:rPr>
-          <w:sz w:val="20"/>
-          <w:szCs w:val="20"/>
-        </w:rPr>
-        <w:t xml:space="preserve"> with the average rating of that row's </w:t>
-      </w:r>
-      <w:proofErr w:type="spellStart"/>
-      <w:r>
-        <w:rPr>
-          <w:sz w:val="20"/>
-          <w:szCs w:val="20"/>
-        </w:rPr>
-        <w:t>Product_Category</w:t>
-      </w:r>
-      <w:proofErr w:type="spellEnd"/>
-      <w:r>
-        <w:rPr>
-          <w:sz w:val="20"/>
-          <w:szCs w:val="20"/>
-        </w:rPr>
-        <w:t xml:space="preserve"> (AVERAGEIF).</w:t>
+        <w:t xml:space="preserve"> blank Customer_Rating with the average rating of that row's Product_Category (AVERAGEIF).</w:t>
       </w:r>
     </w:p>
     <w:p>
@@ -2667,23 +2359,7 @@
           <w:sz w:val="20"/>
           <w:szCs w:val="20"/>
         </w:rPr>
-        <w:t>: how many transactions are returned (</w:t>
-      </w:r>
-      <w:proofErr w:type="spellStart"/>
-      <w:r>
-        <w:rPr>
-          <w:sz w:val="20"/>
-          <w:szCs w:val="20"/>
-        </w:rPr>
-        <w:t>Return_Flag</w:t>
-      </w:r>
-      <w:proofErr w:type="spellEnd"/>
-      <w:r>
-        <w:rPr>
-          <w:sz w:val="20"/>
-          <w:szCs w:val="20"/>
-        </w:rPr>
-        <w:t xml:space="preserve"> = Yes)?</w:t>
+        <w:t>: how many transactions are returned (Return_Flag = Yes)?</w:t>
       </w:r>
     </w:p>
     <w:p>
@@ -2717,23 +2393,7 @@
           <w:sz w:val="20"/>
           <w:szCs w:val="20"/>
         </w:rPr>
-        <w:t xml:space="preserve">: Online orders in Germany with </w:t>
-      </w:r>
-      <w:proofErr w:type="spellStart"/>
-      <w:r>
-        <w:rPr>
-          <w:sz w:val="20"/>
-          <w:szCs w:val="20"/>
-        </w:rPr>
-        <w:t>Sales_Amount</w:t>
-      </w:r>
-      <w:proofErr w:type="spellEnd"/>
-      <w:r>
-        <w:rPr>
-          <w:sz w:val="20"/>
-          <w:szCs w:val="20"/>
-        </w:rPr>
-        <w:t xml:space="preserve"> &gt; 500.</w:t>
+        <w:t>: Online orders in Germany with Sales_Amount &gt; 500.</w:t>
       </w:r>
     </w:p>
     <w:p>
@@ -2767,23 +2427,7 @@
           <w:sz w:val="20"/>
           <w:szCs w:val="20"/>
         </w:rPr>
-        <w:t xml:space="preserve">: total Profit by </w:t>
-      </w:r>
-      <w:proofErr w:type="spellStart"/>
-      <w:r>
-        <w:rPr>
-          <w:sz w:val="20"/>
-          <w:szCs w:val="20"/>
-        </w:rPr>
-        <w:t>Product_Category</w:t>
-      </w:r>
-      <w:proofErr w:type="spellEnd"/>
-      <w:r>
-        <w:rPr>
-          <w:sz w:val="20"/>
-          <w:szCs w:val="20"/>
-        </w:rPr>
-        <w:t xml:space="preserve"> for 2024.</w:t>
+        <w:t>: total Profit by Product_Category for 2024.</w:t>
       </w:r>
     </w:p>
     <w:p>
@@ -2817,23 +2461,7 @@
           <w:sz w:val="20"/>
           <w:szCs w:val="20"/>
         </w:rPr>
-        <w:t xml:space="preserve">: average </w:t>
-      </w:r>
-      <w:proofErr w:type="spellStart"/>
-      <w:r>
-        <w:rPr>
-          <w:sz w:val="20"/>
-          <w:szCs w:val="20"/>
-        </w:rPr>
-        <w:t>Customer_Rating</w:t>
-      </w:r>
-      <w:proofErr w:type="spellEnd"/>
-      <w:r>
-        <w:rPr>
-          <w:sz w:val="20"/>
-          <w:szCs w:val="20"/>
-        </w:rPr>
-        <w:t xml:space="preserve"> for Express shipping.</w:t>
+        <w:t>: average Customer_Rating for Express shipping.</w:t>
       </w:r>
     </w:p>
     <w:p>
@@ -2867,39 +2495,7 @@
           <w:sz w:val="20"/>
           <w:szCs w:val="20"/>
         </w:rPr>
-        <w:t xml:space="preserve">: total of Quantity x </w:t>
-      </w:r>
-      <w:proofErr w:type="spellStart"/>
-      <w:r>
-        <w:rPr>
-          <w:sz w:val="20"/>
-          <w:szCs w:val="20"/>
-        </w:rPr>
-        <w:t>Unit_Price</w:t>
-      </w:r>
-      <w:proofErr w:type="spellEnd"/>
-      <w:r>
-        <w:rPr>
-          <w:sz w:val="20"/>
-          <w:szCs w:val="20"/>
-        </w:rPr>
-        <w:t xml:space="preserve"> x (1 - Discount/100). Does it match SUM of </w:t>
-      </w:r>
-      <w:proofErr w:type="spellStart"/>
-      <w:r>
-        <w:rPr>
-          <w:sz w:val="20"/>
-          <w:szCs w:val="20"/>
-        </w:rPr>
-        <w:t>Sales_Amount</w:t>
-      </w:r>
-      <w:proofErr w:type="spellEnd"/>
-      <w:r>
-        <w:rPr>
-          <w:sz w:val="20"/>
-          <w:szCs w:val="20"/>
-        </w:rPr>
-        <w:t>? Why or why not?</w:t>
+        <w:t>: total of Quantity x Unit_Price x (1 - Discount/100). Does it match SUM of Sales_Amount? Why or why not?</w:t>
       </w:r>
     </w:p>
     <w:p>
@@ -2933,39 +2529,7 @@
           <w:sz w:val="20"/>
           <w:szCs w:val="20"/>
         </w:rPr>
-        <w:t xml:space="preserve">: compute Profit / </w:t>
-      </w:r>
-      <w:proofErr w:type="spellStart"/>
-      <w:r>
-        <w:rPr>
-          <w:sz w:val="20"/>
-          <w:szCs w:val="20"/>
-        </w:rPr>
-        <w:t>Sales_Amount</w:t>
-      </w:r>
-      <w:proofErr w:type="spellEnd"/>
-      <w:r>
-        <w:rPr>
-          <w:sz w:val="20"/>
-          <w:szCs w:val="20"/>
-        </w:rPr>
-        <w:t xml:space="preserve"> and show 0 when </w:t>
-      </w:r>
-      <w:proofErr w:type="spellStart"/>
-      <w:r>
-        <w:rPr>
-          <w:sz w:val="20"/>
-          <w:szCs w:val="20"/>
-        </w:rPr>
-        <w:t>Sales_Amount</w:t>
-      </w:r>
-      <w:proofErr w:type="spellEnd"/>
-      <w:r>
-        <w:rPr>
-          <w:sz w:val="20"/>
-          <w:szCs w:val="20"/>
-        </w:rPr>
-        <w:t xml:space="preserve"> is blank or zero.</w:t>
+        <w:t>: compute Profit / Sales_Amount and show 0 when Sales_Amount is blank or zero.</w:t>
       </w:r>
     </w:p>
     <w:p>
@@ -2999,23 +2563,7 @@
           <w:sz w:val="20"/>
           <w:szCs w:val="20"/>
         </w:rPr>
-        <w:t xml:space="preserve">: correlation between </w:t>
-      </w:r>
-      <w:proofErr w:type="spellStart"/>
-      <w:r>
-        <w:rPr>
-          <w:sz w:val="20"/>
-          <w:szCs w:val="20"/>
-        </w:rPr>
-        <w:t>Discount_Percentage</w:t>
-      </w:r>
-      <w:proofErr w:type="spellEnd"/>
-      <w:r>
-        <w:rPr>
-          <w:sz w:val="20"/>
-          <w:szCs w:val="20"/>
-        </w:rPr>
-        <w:t xml:space="preserve"> and Profit. Interpret the number in one sentence.</w:t>
+        <w:t>: correlation between Discount_Percentage and Profit. Interpret the number in one sentence.</w:t>
       </w:r>
     </w:p>
     <w:p>
@@ -3314,23 +2862,7 @@
           <w:sz w:val="20"/>
           <w:szCs w:val="20"/>
         </w:rPr>
-        <w:t xml:space="preserve"> MATCH to find the row position of </w:t>
-      </w:r>
-      <w:proofErr w:type="spellStart"/>
-      <w:r>
-        <w:rPr>
-          <w:sz w:val="20"/>
-          <w:szCs w:val="20"/>
-        </w:rPr>
-        <w:t>Product_ID</w:t>
-      </w:r>
-      <w:proofErr w:type="spellEnd"/>
-      <w:r>
-        <w:rPr>
-          <w:sz w:val="20"/>
-          <w:szCs w:val="20"/>
-        </w:rPr>
-        <w:t xml:space="preserve"> 'P010'.</w:t>
+        <w:t xml:space="preserve"> MATCH to find the row position of Product_ID 'P010'.</w:t>
       </w:r>
     </w:p>
     <w:p>
@@ -3364,39 +2896,7 @@
           <w:sz w:val="20"/>
           <w:szCs w:val="20"/>
         </w:rPr>
-        <w:t xml:space="preserve"> INDEX/MATCH to return </w:t>
-      </w:r>
-      <w:proofErr w:type="spellStart"/>
-      <w:r>
-        <w:rPr>
-          <w:sz w:val="20"/>
-          <w:szCs w:val="20"/>
-        </w:rPr>
-        <w:t>Store_Name</w:t>
-      </w:r>
-      <w:proofErr w:type="spellEnd"/>
-      <w:r>
-        <w:rPr>
-          <w:sz w:val="20"/>
-          <w:szCs w:val="20"/>
-        </w:rPr>
-        <w:t xml:space="preserve"> for a given </w:t>
-      </w:r>
-      <w:proofErr w:type="spellStart"/>
-      <w:r>
-        <w:rPr>
-          <w:sz w:val="20"/>
-          <w:szCs w:val="20"/>
-        </w:rPr>
-        <w:t>Store_ID</w:t>
-      </w:r>
-      <w:proofErr w:type="spellEnd"/>
-      <w:r>
-        <w:rPr>
-          <w:sz w:val="20"/>
-          <w:szCs w:val="20"/>
-        </w:rPr>
-        <w:t>.</w:t>
+        <w:t xml:space="preserve"> INDEX/MATCH to return Store_Name for a given Store_ID.</w:t>
       </w:r>
     </w:p>
     <w:p>
@@ -3430,23 +2930,7 @@
           <w:sz w:val="20"/>
           <w:szCs w:val="20"/>
         </w:rPr>
-        <w:t xml:space="preserve">-way INDEX/MATCH: return sales for a chosen Country and </w:t>
-      </w:r>
-      <w:proofErr w:type="spellStart"/>
-      <w:r>
-        <w:rPr>
-          <w:sz w:val="20"/>
-          <w:szCs w:val="20"/>
-        </w:rPr>
-        <w:t>Order_Year</w:t>
-      </w:r>
-      <w:proofErr w:type="spellEnd"/>
-      <w:r>
-        <w:rPr>
-          <w:sz w:val="20"/>
-          <w:szCs w:val="20"/>
-        </w:rPr>
-        <w:t xml:space="preserve"> from a summary grid.</w:t>
+        <w:t>-way INDEX/MATCH: return sales for a chosen Country and Order_Year from a summary grid.</w:t>
       </w:r>
     </w:p>
     <w:p>
@@ -3480,23 +2964,7 @@
           <w:sz w:val="20"/>
           <w:szCs w:val="20"/>
         </w:rPr>
-        <w:t xml:space="preserve"> Filter with a criteria range: Country = Canada AND </w:t>
-      </w:r>
-      <w:proofErr w:type="spellStart"/>
-      <w:r>
-        <w:rPr>
-          <w:sz w:val="20"/>
-          <w:szCs w:val="20"/>
-        </w:rPr>
-        <w:t>Discount_Percentage</w:t>
-      </w:r>
-      <w:proofErr w:type="spellEnd"/>
-      <w:r>
-        <w:rPr>
-          <w:sz w:val="20"/>
-          <w:szCs w:val="20"/>
-        </w:rPr>
-        <w:t xml:space="preserve"> &gt; 20.</w:t>
+        <w:t xml:space="preserve"> Filter with a criteria range: Country = Canada AND Discount_Percentage &gt; 20.</w:t>
       </w:r>
     </w:p>
     <w:p>
@@ -3530,23 +2998,7 @@
           <w:sz w:val="20"/>
           <w:szCs w:val="20"/>
         </w:rPr>
-        <w:t xml:space="preserve"> Filter: copy only unique </w:t>
-      </w:r>
-      <w:proofErr w:type="spellStart"/>
-      <w:r>
-        <w:rPr>
-          <w:sz w:val="20"/>
-          <w:szCs w:val="20"/>
-        </w:rPr>
-        <w:t>Customer_IDs</w:t>
-      </w:r>
-      <w:proofErr w:type="spellEnd"/>
-      <w:r>
-        <w:rPr>
-          <w:sz w:val="20"/>
-          <w:szCs w:val="20"/>
-        </w:rPr>
-        <w:t xml:space="preserve"> to a new location.</w:t>
+        <w:t xml:space="preserve"> Filter: copy only unique Customer_IDs to a new location.</w:t>
       </w:r>
     </w:p>
     <w:p>
@@ -3580,23 +3032,7 @@
           <w:sz w:val="20"/>
           <w:szCs w:val="20"/>
         </w:rPr>
-        <w:t xml:space="preserve"> a combo chart: columns for </w:t>
-      </w:r>
-      <w:proofErr w:type="spellStart"/>
-      <w:r>
-        <w:rPr>
-          <w:sz w:val="20"/>
-          <w:szCs w:val="20"/>
-        </w:rPr>
-        <w:t>Sales_Amount</w:t>
-      </w:r>
-      <w:proofErr w:type="spellEnd"/>
-      <w:r>
-        <w:rPr>
-          <w:sz w:val="20"/>
-          <w:szCs w:val="20"/>
-        </w:rPr>
-        <w:t>, line for Profit margin % on a secondary axis.</w:t>
+        <w:t xml:space="preserve"> a combo chart: columns for Sales_Amount, line for Profit margin % on a secondary axis.</w:t>
       </w:r>
     </w:p>
     <w:p>
@@ -3647,23 +3083,7 @@
           <w:sz w:val="20"/>
           <w:szCs w:val="20"/>
         </w:rPr>
-        <w:t xml:space="preserve">: extract the city code from </w:t>
-      </w:r>
-      <w:proofErr w:type="spellStart"/>
-      <w:r>
-        <w:rPr>
-          <w:sz w:val="20"/>
-          <w:szCs w:val="20"/>
-        </w:rPr>
-        <w:t>Store_ID</w:t>
-      </w:r>
-      <w:proofErr w:type="spellEnd"/>
-      <w:r>
-        <w:rPr>
-          <w:sz w:val="20"/>
-          <w:szCs w:val="20"/>
-        </w:rPr>
-        <w:t xml:space="preserve"> (e.g. NYC-01 gives NYC).</w:t>
+        <w:t>: extract the city code from Store_ID (e.g. NYC-01 gives NYC).</w:t>
       </w:r>
     </w:p>
     <w:p>
@@ -3697,23 +3117,7 @@
           <w:sz w:val="20"/>
           <w:szCs w:val="20"/>
         </w:rPr>
-        <w:t xml:space="preserve">: extract the store number from </w:t>
-      </w:r>
-      <w:proofErr w:type="spellStart"/>
-      <w:r>
-        <w:rPr>
-          <w:sz w:val="20"/>
-          <w:szCs w:val="20"/>
-        </w:rPr>
-        <w:t>Store_ID</w:t>
-      </w:r>
-      <w:proofErr w:type="spellEnd"/>
-      <w:r>
-        <w:rPr>
-          <w:sz w:val="20"/>
-          <w:szCs w:val="20"/>
-        </w:rPr>
-        <w:t>.</w:t>
+        <w:t>: extract the store number from Store_ID.</w:t>
       </w:r>
     </w:p>
     <w:p>
@@ -3747,23 +3151,7 @@
           <w:sz w:val="20"/>
           <w:szCs w:val="20"/>
         </w:rPr>
-        <w:t xml:space="preserve">: extract the numeric part of </w:t>
-      </w:r>
-      <w:proofErr w:type="spellStart"/>
-      <w:r>
-        <w:rPr>
-          <w:sz w:val="20"/>
-          <w:szCs w:val="20"/>
-        </w:rPr>
-        <w:t>Transaction_ID</w:t>
-      </w:r>
-      <w:proofErr w:type="spellEnd"/>
-      <w:r>
-        <w:rPr>
-          <w:sz w:val="20"/>
-          <w:szCs w:val="20"/>
-        </w:rPr>
-        <w:t xml:space="preserve"> (T20001234).</w:t>
+        <w:t>: extract the numeric part of Transaction_ID (T20001234).</w:t>
       </w:r>
     </w:p>
     <w:p>
@@ -3797,23 +3185,7 @@
           <w:sz w:val="20"/>
           <w:szCs w:val="20"/>
         </w:rPr>
-        <w:t xml:space="preserve"> the casing of </w:t>
-      </w:r>
-      <w:proofErr w:type="spellStart"/>
-      <w:r>
-        <w:rPr>
-          <w:sz w:val="20"/>
-          <w:szCs w:val="20"/>
-        </w:rPr>
-        <w:t>Customer_Gender</w:t>
-      </w:r>
-      <w:proofErr w:type="spellEnd"/>
-      <w:r>
-        <w:rPr>
-          <w:sz w:val="20"/>
-          <w:szCs w:val="20"/>
-        </w:rPr>
-        <w:t xml:space="preserve"> and Region using UPPER, LOWER and PROPER.</w:t>
+        <w:t xml:space="preserve"> the casing of Customer_Gender and Region using UPPER, LOWER and PROPER.</w:t>
       </w:r>
     </w:p>
     <w:p>
@@ -3847,23 +3219,7 @@
           <w:sz w:val="20"/>
           <w:szCs w:val="20"/>
         </w:rPr>
-        <w:t xml:space="preserve">: find </w:t>
-      </w:r>
-      <w:proofErr w:type="spellStart"/>
-      <w:r>
-        <w:rPr>
-          <w:sz w:val="20"/>
-          <w:szCs w:val="20"/>
-        </w:rPr>
-        <w:t>Customer_IDs</w:t>
-      </w:r>
-      <w:proofErr w:type="spellEnd"/>
-      <w:r>
-        <w:rPr>
-          <w:sz w:val="20"/>
-          <w:szCs w:val="20"/>
-        </w:rPr>
-        <w:t xml:space="preserve"> whose length is not 6.</w:t>
+        <w:t>: find Customer_IDs whose length is not 6.</w:t>
       </w:r>
     </w:p>
     <w:p>
@@ -3982,23 +3338,7 @@
           <w:sz w:val="20"/>
           <w:szCs w:val="20"/>
         </w:rPr>
-        <w:t xml:space="preserve"> Year, Month name and Weekday from </w:t>
-      </w:r>
-      <w:proofErr w:type="spellStart"/>
-      <w:r>
-        <w:rPr>
-          <w:sz w:val="20"/>
-          <w:szCs w:val="20"/>
-        </w:rPr>
-        <w:t>Order_Date</w:t>
-      </w:r>
-      <w:proofErr w:type="spellEnd"/>
-      <w:r>
-        <w:rPr>
-          <w:sz w:val="20"/>
-          <w:szCs w:val="20"/>
-        </w:rPr>
-        <w:t>.</w:t>
+        <w:t xml:space="preserve"> Year, Month name and Weekday from Order_Date.</w:t>
       </w:r>
     </w:p>
     <w:p>
@@ -4082,23 +3422,7 @@
           <w:sz w:val="20"/>
           <w:szCs w:val="20"/>
         </w:rPr>
-        <w:t xml:space="preserve"> TIMEVALUE on </w:t>
-      </w:r>
-      <w:proofErr w:type="spellStart"/>
-      <w:r>
-        <w:rPr>
-          <w:sz w:val="20"/>
-          <w:szCs w:val="20"/>
-        </w:rPr>
-        <w:t>Order_Time</w:t>
-      </w:r>
-      <w:proofErr w:type="spellEnd"/>
-      <w:r>
-        <w:rPr>
-          <w:sz w:val="20"/>
-          <w:szCs w:val="20"/>
-        </w:rPr>
-        <w:t xml:space="preserve"> to label orders Morning, Afternoon or Evening.</w:t>
+        <w:t xml:space="preserve"> TIMEVALUE on Order_Time to label orders Morning, Afternoon or Evening.</w:t>
       </w:r>
     </w:p>
     <w:p>
@@ -4132,55 +3456,7 @@
           <w:sz w:val="20"/>
           <w:szCs w:val="20"/>
         </w:rPr>
-        <w:t xml:space="preserve">: working days between </w:t>
-      </w:r>
-      <w:proofErr w:type="spellStart"/>
-      <w:r>
-        <w:rPr>
-          <w:sz w:val="20"/>
-          <w:szCs w:val="20"/>
-        </w:rPr>
-        <w:t>Order_Date</w:t>
-      </w:r>
-      <w:proofErr w:type="spellEnd"/>
-      <w:r>
-        <w:rPr>
-          <w:sz w:val="20"/>
-          <w:szCs w:val="20"/>
-        </w:rPr>
-        <w:t xml:space="preserve"> and </w:t>
-      </w:r>
-      <w:proofErr w:type="spellStart"/>
-      <w:r>
-        <w:rPr>
-          <w:sz w:val="20"/>
-          <w:szCs w:val="20"/>
-        </w:rPr>
-        <w:t>Order_Date</w:t>
-      </w:r>
-      <w:proofErr w:type="spellEnd"/>
-      <w:r>
-        <w:rPr>
-          <w:sz w:val="20"/>
-          <w:szCs w:val="20"/>
-        </w:rPr>
-        <w:t xml:space="preserve"> + </w:t>
-      </w:r>
-      <w:proofErr w:type="spellStart"/>
-      <w:r>
-        <w:rPr>
-          <w:sz w:val="20"/>
-          <w:szCs w:val="20"/>
-        </w:rPr>
-        <w:t>Delivery_Days</w:t>
-      </w:r>
-      <w:proofErr w:type="spellEnd"/>
-      <w:r>
-        <w:rPr>
-          <w:sz w:val="20"/>
-          <w:szCs w:val="20"/>
-        </w:rPr>
-        <w:t>.</w:t>
+        <w:t>: working days between Order_Date and Order_Date + Delivery_Days.</w:t>
       </w:r>
     </w:p>
     <w:p>
@@ -4529,23 +3805,7 @@
           <w:sz w:val="20"/>
           <w:szCs w:val="20"/>
         </w:rPr>
-        <w:t xml:space="preserve"> four yearly sheets (2022-2025) by </w:t>
-      </w:r>
-      <w:proofErr w:type="spellStart"/>
-      <w:r>
-        <w:rPr>
-          <w:sz w:val="20"/>
-          <w:szCs w:val="20"/>
-        </w:rPr>
-        <w:t>Product_Category</w:t>
-      </w:r>
-      <w:proofErr w:type="spellEnd"/>
-      <w:r>
-        <w:rPr>
-          <w:sz w:val="20"/>
-          <w:szCs w:val="20"/>
-        </w:rPr>
-        <w:t xml:space="preserve"> using Data &gt; Consolidate (Sum).</w:t>
+        <w:t xml:space="preserve"> four yearly sheets (2022-2025) by Product_Category using Data &gt; Consolidate (Sum).</w:t>
       </w:r>
     </w:p>
     <w:p>
@@ -4664,55 +3924,7 @@
           <w:sz w:val="20"/>
           <w:szCs w:val="20"/>
         </w:rPr>
-        <w:t xml:space="preserve">: </w:t>
-      </w:r>
-      <w:proofErr w:type="spellStart"/>
-      <w:r>
-        <w:rPr>
-          <w:sz w:val="20"/>
-          <w:szCs w:val="20"/>
-        </w:rPr>
-        <w:t>Sales_Amount</w:t>
-      </w:r>
-      <w:proofErr w:type="spellEnd"/>
-      <w:r>
-        <w:rPr>
-          <w:sz w:val="20"/>
-          <w:szCs w:val="20"/>
-        </w:rPr>
-        <w:t xml:space="preserve"> by </w:t>
-      </w:r>
-      <w:proofErr w:type="spellStart"/>
-      <w:r>
-        <w:rPr>
-          <w:sz w:val="20"/>
-          <w:szCs w:val="20"/>
-        </w:rPr>
-        <w:t>Product_Category</w:t>
-      </w:r>
-      <w:proofErr w:type="spellEnd"/>
-      <w:r>
-        <w:rPr>
-          <w:sz w:val="20"/>
-          <w:szCs w:val="20"/>
-        </w:rPr>
-        <w:t xml:space="preserve"> (rows) and </w:t>
-      </w:r>
-      <w:proofErr w:type="spellStart"/>
-      <w:r>
-        <w:rPr>
-          <w:sz w:val="20"/>
-          <w:szCs w:val="20"/>
-        </w:rPr>
-        <w:t>Order_Year</w:t>
-      </w:r>
-      <w:proofErr w:type="spellEnd"/>
-      <w:r>
-        <w:rPr>
-          <w:sz w:val="20"/>
-          <w:szCs w:val="20"/>
-        </w:rPr>
-        <w:t xml:space="preserve"> (columns).</w:t>
+        <w:t>: Sales_Amount by Product_Category (rows) and Order_Year (columns).</w:t>
       </w:r>
     </w:p>
     <w:p>
@@ -4780,23 +3992,7 @@
           <w:sz w:val="20"/>
           <w:szCs w:val="20"/>
         </w:rPr>
-        <w:t xml:space="preserve"> </w:t>
-      </w:r>
-      <w:proofErr w:type="spellStart"/>
-      <w:r>
-        <w:rPr>
-          <w:sz w:val="20"/>
-          <w:szCs w:val="20"/>
-        </w:rPr>
-        <w:t>Order_Date</w:t>
-      </w:r>
-      <w:proofErr w:type="spellEnd"/>
-      <w:r>
-        <w:rPr>
-          <w:sz w:val="20"/>
-          <w:szCs w:val="20"/>
-        </w:rPr>
-        <w:t xml:space="preserve"> by Months and Quarters.</w:t>
+        <w:t xml:space="preserve"> Order_Date by Months and Quarters.</w:t>
       </w:r>
     </w:p>
     <w:p>
@@ -4830,39 +4026,7 @@
           <w:sz w:val="20"/>
           <w:szCs w:val="20"/>
         </w:rPr>
-        <w:t xml:space="preserve"> </w:t>
-      </w:r>
-      <w:proofErr w:type="spellStart"/>
-      <w:r>
-        <w:rPr>
-          <w:sz w:val="20"/>
-          <w:szCs w:val="20"/>
-        </w:rPr>
-        <w:t>Customer_Age</w:t>
-      </w:r>
-      <w:proofErr w:type="spellEnd"/>
-      <w:r>
-        <w:rPr>
-          <w:sz w:val="20"/>
-          <w:szCs w:val="20"/>
-        </w:rPr>
-        <w:t xml:space="preserve"> into bands of 10 years and </w:t>
-      </w:r>
-      <w:proofErr w:type="spellStart"/>
-      <w:r>
-        <w:rPr>
-          <w:sz w:val="20"/>
-          <w:szCs w:val="20"/>
-        </w:rPr>
-        <w:t>Sales_Amount</w:t>
-      </w:r>
-      <w:proofErr w:type="spellEnd"/>
-      <w:r>
-        <w:rPr>
-          <w:sz w:val="20"/>
-          <w:szCs w:val="20"/>
-        </w:rPr>
-        <w:t xml:space="preserve"> into bins.</w:t>
+        <w:t xml:space="preserve"> Customer_Age into bands of 10 years and Sales_Amount into bins.</w:t>
       </w:r>
     </w:p>
     <w:p>
@@ -4896,23 +4060,7 @@
           <w:sz w:val="20"/>
           <w:szCs w:val="20"/>
         </w:rPr>
-        <w:t xml:space="preserve"> slicers for Country and </w:t>
-      </w:r>
-      <w:proofErr w:type="spellStart"/>
-      <w:r>
-        <w:rPr>
-          <w:sz w:val="20"/>
-          <w:szCs w:val="20"/>
-        </w:rPr>
-        <w:t>Sales_Channel</w:t>
-      </w:r>
-      <w:proofErr w:type="spellEnd"/>
-      <w:r>
-        <w:rPr>
-          <w:sz w:val="20"/>
-          <w:szCs w:val="20"/>
-        </w:rPr>
-        <w:t xml:space="preserve"> connected to two pivots, plus a Timeline slicer.</w:t>
+        <w:t xml:space="preserve"> slicers for Country and Sales_Channel connected to two pivots, plus a Timeline slicer.</w:t>
       </w:r>
     </w:p>
     <w:p>
@@ -4946,23 +4094,7 @@
           <w:sz w:val="20"/>
           <w:szCs w:val="20"/>
         </w:rPr>
-        <w:t xml:space="preserve"> values as % of column total and filter to the Top 10 </w:t>
-      </w:r>
-      <w:proofErr w:type="spellStart"/>
-      <w:r>
-        <w:rPr>
-          <w:sz w:val="20"/>
-          <w:szCs w:val="20"/>
-        </w:rPr>
-        <w:t>Product_Names</w:t>
-      </w:r>
-      <w:proofErr w:type="spellEnd"/>
-      <w:r>
-        <w:rPr>
-          <w:sz w:val="20"/>
-          <w:szCs w:val="20"/>
-        </w:rPr>
-        <w:t>.</w:t>
+        <w:t xml:space="preserve"> values as % of column total and filter to the Top 10 Product_Names.</w:t>
       </w:r>
     </w:p>
     <w:p>
@@ -5047,23 +4179,7 @@
           <w:sz w:val="20"/>
           <w:szCs w:val="20"/>
         </w:rPr>
-        <w:t xml:space="preserve"> a dropdown list for </w:t>
-      </w:r>
-      <w:proofErr w:type="spellStart"/>
-      <w:r>
-        <w:rPr>
-          <w:sz w:val="20"/>
-          <w:szCs w:val="20"/>
-        </w:rPr>
-        <w:t>Sales_Channel</w:t>
-      </w:r>
-      <w:proofErr w:type="spellEnd"/>
-      <w:r>
-        <w:rPr>
-          <w:sz w:val="20"/>
-          <w:szCs w:val="20"/>
-        </w:rPr>
-        <w:t xml:space="preserve"> using Data Validation.</w:t>
+        <w:t xml:space="preserve"> a dropdown list for Sales_Channel using Data Validation.</w:t>
       </w:r>
     </w:p>
     <w:p>
@@ -5097,23 +4213,7 @@
           <w:sz w:val="20"/>
           <w:szCs w:val="20"/>
         </w:rPr>
-        <w:t xml:space="preserve"> </w:t>
-      </w:r>
-      <w:proofErr w:type="spellStart"/>
-      <w:r>
-        <w:rPr>
-          <w:sz w:val="20"/>
-          <w:szCs w:val="20"/>
-        </w:rPr>
-        <w:t>Discount_Percentage</w:t>
-      </w:r>
-      <w:proofErr w:type="spellEnd"/>
-      <w:r>
-        <w:rPr>
-          <w:sz w:val="20"/>
-          <w:szCs w:val="20"/>
-        </w:rPr>
-        <w:t xml:space="preserve"> to values between 0 and 50, with a custom error message.</w:t>
+        <w:t xml:space="preserve"> Discount_Percentage to values between 0 and 50, with a custom error message.</w:t>
       </w:r>
     </w:p>
     <w:p>
@@ -5215,23 +4315,7 @@
           <w:sz w:val="20"/>
           <w:szCs w:val="20"/>
         </w:rPr>
-        <w:t xml:space="preserve"> Seek: what </w:t>
-      </w:r>
-      <w:proofErr w:type="spellStart"/>
-      <w:r>
-        <w:rPr>
-          <w:sz w:val="20"/>
-          <w:szCs w:val="20"/>
-        </w:rPr>
-        <w:t>Unit_Price</w:t>
-      </w:r>
-      <w:proofErr w:type="spellEnd"/>
-      <w:r>
-        <w:rPr>
-          <w:sz w:val="20"/>
-          <w:szCs w:val="20"/>
-        </w:rPr>
-        <w:t xml:space="preserve"> gives a target profit of 500 on a transaction?</w:t>
+        <w:t xml:space="preserve"> Seek: what Unit_Price gives a target profit of 500 on a transaction?</w:t>
       </w:r>
     </w:p>
     <w:p>
@@ -5379,55 +4463,7 @@
           <w:sz w:val="20"/>
           <w:szCs w:val="20"/>
         </w:rPr>
-        <w:t xml:space="preserve"> the header row and the </w:t>
-      </w:r>
-      <w:proofErr w:type="spellStart"/>
-      <w:r>
-        <w:rPr>
-          <w:sz w:val="20"/>
-          <w:szCs w:val="20"/>
-        </w:rPr>
-        <w:t>Transaction_ID</w:t>
-      </w:r>
-      <w:proofErr w:type="spellEnd"/>
-      <w:r>
-        <w:rPr>
-          <w:sz w:val="20"/>
-          <w:szCs w:val="20"/>
-        </w:rPr>
-        <w:t xml:space="preserve"> column. Format </w:t>
-      </w:r>
-      <w:proofErr w:type="spellStart"/>
-      <w:r>
-        <w:rPr>
-          <w:sz w:val="20"/>
-          <w:szCs w:val="20"/>
-        </w:rPr>
-        <w:t>Order_Date</w:t>
-      </w:r>
-      <w:proofErr w:type="spellEnd"/>
-      <w:r>
-        <w:rPr>
-          <w:sz w:val="20"/>
-          <w:szCs w:val="20"/>
-        </w:rPr>
-        <w:t xml:space="preserve"> as DD-MMM-YYYY and </w:t>
-      </w:r>
-      <w:proofErr w:type="spellStart"/>
-      <w:r>
-        <w:rPr>
-          <w:sz w:val="20"/>
-          <w:szCs w:val="20"/>
-        </w:rPr>
-        <w:t>Sales_Amount</w:t>
-      </w:r>
-      <w:proofErr w:type="spellEnd"/>
-      <w:r>
-        <w:rPr>
-          <w:sz w:val="20"/>
-          <w:szCs w:val="20"/>
-        </w:rPr>
-        <w:t xml:space="preserve"> as currency with 2 decimals.</w:t>
+        <w:t xml:space="preserve"> the header row and the Transaction_ID column. Format Order_Date as DD-MMM-YYYY and Sales_Amount as currency with 2 decimals.</w:t>
       </w:r>
     </w:p>
     <w:p>
@@ -5506,23 +4542,7 @@
           <w:sz w:val="20"/>
           <w:szCs w:val="20"/>
         </w:rPr>
-        <w:t xml:space="preserve"> Special to select every blank cell in </w:t>
-      </w:r>
-      <w:proofErr w:type="spellStart"/>
-      <w:r>
-        <w:rPr>
-          <w:sz w:val="20"/>
-          <w:szCs w:val="20"/>
-        </w:rPr>
-        <w:t>Customer_Rating</w:t>
-      </w:r>
-      <w:proofErr w:type="spellEnd"/>
-      <w:r>
-        <w:rPr>
-          <w:sz w:val="20"/>
-          <w:szCs w:val="20"/>
-        </w:rPr>
-        <w:t xml:space="preserve"> and fill them all with 'NA' in one step.</w:t>
+        <w:t xml:space="preserve"> Special to select every blank cell in Customer_Rating and fill them all with 'NA' in one step.</w:t>
       </w:r>
     </w:p>
     <w:p>
@@ -5648,23 +4668,7 @@
           <w:sz w:val="20"/>
           <w:szCs w:val="20"/>
         </w:rPr>
-        <w:t xml:space="preserve"> </w:t>
-      </w:r>
-      <w:proofErr w:type="spellStart"/>
-      <w:r>
-        <w:rPr>
-          <w:sz w:val="20"/>
-          <w:szCs w:val="20"/>
-        </w:rPr>
-        <w:t>Customer_Age</w:t>
-      </w:r>
-      <w:proofErr w:type="spellEnd"/>
-      <w:r>
-        <w:rPr>
-          <w:sz w:val="20"/>
-          <w:szCs w:val="20"/>
-        </w:rPr>
-        <w:t xml:space="preserve"> outside 16-90 and report how many rows are affected.</w:t>
+        <w:t xml:space="preserve"> Customer_Age outside 16-90 and report how many rows are affected.</w:t>
       </w:r>
     </w:p>
     <w:p>
@@ -5790,39 +4794,7 @@
           <w:sz w:val="20"/>
           <w:szCs w:val="20"/>
         </w:rPr>
-        <w:t xml:space="preserve"> 'Returned' when </w:t>
-      </w:r>
-      <w:proofErr w:type="spellStart"/>
-      <w:r>
-        <w:rPr>
-          <w:sz w:val="20"/>
-          <w:szCs w:val="20"/>
-        </w:rPr>
-        <w:t>Return_Flag</w:t>
-      </w:r>
-      <w:proofErr w:type="spellEnd"/>
-      <w:r>
-        <w:rPr>
-          <w:sz w:val="20"/>
-          <w:szCs w:val="20"/>
-        </w:rPr>
-        <w:t xml:space="preserve"> = Yes, otherwise show the </w:t>
-      </w:r>
-      <w:proofErr w:type="spellStart"/>
-      <w:r>
-        <w:rPr>
-          <w:sz w:val="20"/>
-          <w:szCs w:val="20"/>
-        </w:rPr>
-        <w:t>Order_Status</w:t>
-      </w:r>
-      <w:proofErr w:type="spellEnd"/>
-      <w:r>
-        <w:rPr>
-          <w:sz w:val="20"/>
-          <w:szCs w:val="20"/>
-        </w:rPr>
-        <w:t>.</w:t>
+        <w:t xml:space="preserve"> 'Returned' when Return_Flag = Yes, otherwise show the Order_Status.</w:t>
       </w:r>
     </w:p>
     <w:p>
@@ -5885,23 +4857,7 @@
           <w:sz w:val="20"/>
           <w:szCs w:val="20"/>
         </w:rPr>
-        <w:t xml:space="preserve"> duplicate </w:t>
-      </w:r>
-      <w:proofErr w:type="spellStart"/>
-      <w:r>
-        <w:rPr>
-          <w:sz w:val="20"/>
-          <w:szCs w:val="20"/>
-        </w:rPr>
-        <w:t>Transaction_IDs</w:t>
-      </w:r>
-      <w:proofErr w:type="spellEnd"/>
-      <w:r>
-        <w:rPr>
-          <w:sz w:val="20"/>
-          <w:szCs w:val="20"/>
-        </w:rPr>
-        <w:t xml:space="preserve"> with a COUNTIF helper column instead of deleting.</w:t>
+        <w:t xml:space="preserve"> duplicate Transaction_IDs with a COUNTIF helper column instead of deleting.</w:t>
       </w:r>
     </w:p>
     <w:p>
@@ -5964,39 +4920,7 @@
           <w:sz w:val="20"/>
           <w:szCs w:val="20"/>
         </w:rPr>
-        <w:t xml:space="preserve"> blank </w:t>
-      </w:r>
-      <w:proofErr w:type="spellStart"/>
-      <w:r>
-        <w:rPr>
-          <w:sz w:val="20"/>
-          <w:szCs w:val="20"/>
-        </w:rPr>
-        <w:t>Customer_Rating</w:t>
-      </w:r>
-      <w:proofErr w:type="spellEnd"/>
-      <w:r>
-        <w:rPr>
-          <w:sz w:val="20"/>
-          <w:szCs w:val="20"/>
-        </w:rPr>
-        <w:t xml:space="preserve"> with the average rating of that row's </w:t>
-      </w:r>
-      <w:proofErr w:type="spellStart"/>
-      <w:r>
-        <w:rPr>
-          <w:sz w:val="20"/>
-          <w:szCs w:val="20"/>
-        </w:rPr>
-        <w:t>Product_Category</w:t>
-      </w:r>
-      <w:proofErr w:type="spellEnd"/>
-      <w:r>
-        <w:rPr>
-          <w:sz w:val="20"/>
-          <w:szCs w:val="20"/>
-        </w:rPr>
-        <w:t xml:space="preserve"> (AVERAGEIF).</w:t>
+        <w:t xml:space="preserve"> blank Customer_Rating with the average rating of that row's Product_Category (AVERAGEIF).</w:t>
       </w:r>
     </w:p>
     <w:p>
@@ -6059,23 +4983,7 @@
           <w:sz w:val="20"/>
           <w:szCs w:val="20"/>
         </w:rPr>
-        <w:t xml:space="preserve">: total Profit by </w:t>
-      </w:r>
-      <w:proofErr w:type="spellStart"/>
-      <w:r>
-        <w:rPr>
-          <w:sz w:val="20"/>
-          <w:szCs w:val="20"/>
-        </w:rPr>
-        <w:t>Product_Category</w:t>
-      </w:r>
-      <w:proofErr w:type="spellEnd"/>
-      <w:r>
-        <w:rPr>
-          <w:sz w:val="20"/>
-          <w:szCs w:val="20"/>
-        </w:rPr>
-        <w:t xml:space="preserve"> for 2024.</w:t>
+        <w:t>: total Profit by Product_Category for 2024.</w:t>
       </w:r>
     </w:p>
     <w:p>
@@ -6138,39 +5046,7 @@
           <w:sz w:val="20"/>
           <w:szCs w:val="20"/>
         </w:rPr>
-        <w:t xml:space="preserve">: compute Profit / </w:t>
-      </w:r>
-      <w:proofErr w:type="spellStart"/>
-      <w:r>
-        <w:rPr>
-          <w:sz w:val="20"/>
-          <w:szCs w:val="20"/>
-        </w:rPr>
-        <w:t>Sales_Amount</w:t>
-      </w:r>
-      <w:proofErr w:type="spellEnd"/>
-      <w:r>
-        <w:rPr>
-          <w:sz w:val="20"/>
-          <w:szCs w:val="20"/>
-        </w:rPr>
-        <w:t xml:space="preserve"> and show 0 when </w:t>
-      </w:r>
-      <w:proofErr w:type="spellStart"/>
-      <w:r>
-        <w:rPr>
-          <w:sz w:val="20"/>
-          <w:szCs w:val="20"/>
-        </w:rPr>
-        <w:t>Sales_Amount</w:t>
-      </w:r>
-      <w:proofErr w:type="spellEnd"/>
-      <w:r>
-        <w:rPr>
-          <w:sz w:val="20"/>
-          <w:szCs w:val="20"/>
-        </w:rPr>
-        <w:t xml:space="preserve"> is blank or zero.</w:t>
+        <w:t>: compute Profit / Sales_Amount and show 0 when Sales_Amount is blank or zero.</w:t>
       </w:r>
     </w:p>
     <w:p>
@@ -6234,23 +5110,7 @@
           <w:sz w:val="20"/>
           <w:szCs w:val="20"/>
         </w:rPr>
-        <w:t xml:space="preserve"> chart of </w:t>
-      </w:r>
-      <w:proofErr w:type="spellStart"/>
-      <w:r>
-        <w:rPr>
-          <w:sz w:val="20"/>
-          <w:szCs w:val="20"/>
-        </w:rPr>
-        <w:t>Sales_Channel</w:t>
-      </w:r>
-      <w:proofErr w:type="spellEnd"/>
-      <w:r>
-        <w:rPr>
-          <w:sz w:val="20"/>
-          <w:szCs w:val="20"/>
-        </w:rPr>
-        <w:t xml:space="preserve"> share. When is a pie/donut a bad choice?</w:t>
+        <w:t xml:space="preserve"> chart of Sales_Channel share. When is a pie/donut a bad choice?</w:t>
       </w:r>
     </w:p>
     <w:p>
@@ -6313,23 +5173,7 @@
           <w:sz w:val="20"/>
           <w:szCs w:val="20"/>
         </w:rPr>
-        <w:t xml:space="preserve"> column of Profit by Country split by </w:t>
-      </w:r>
-      <w:proofErr w:type="spellStart"/>
-      <w:r>
-        <w:rPr>
-          <w:sz w:val="20"/>
-          <w:szCs w:val="20"/>
-        </w:rPr>
-        <w:t>Order_Year</w:t>
-      </w:r>
-      <w:proofErr w:type="spellEnd"/>
-      <w:r>
-        <w:rPr>
-          <w:sz w:val="20"/>
-          <w:szCs w:val="20"/>
-        </w:rPr>
-        <w:t>; add sparklines for the monthly trend.</w:t>
+        <w:t xml:space="preserve"> column of Profit by Country split by Order_Year; add sparklines for the monthly trend.</w:t>
       </w:r>
     </w:p>
     <w:p>
@@ -6392,23 +5236,7 @@
           <w:sz w:val="20"/>
           <w:szCs w:val="20"/>
         </w:rPr>
-        <w:t xml:space="preserve"> HLOOKUP on a horizontal table of </w:t>
-      </w:r>
-      <w:proofErr w:type="spellStart"/>
-      <w:r>
-        <w:rPr>
-          <w:sz w:val="20"/>
-          <w:szCs w:val="20"/>
-        </w:rPr>
-        <w:t>Shipping_Method</w:t>
-      </w:r>
-      <w:proofErr w:type="spellEnd"/>
-      <w:r>
-        <w:rPr>
-          <w:sz w:val="20"/>
-          <w:szCs w:val="20"/>
-        </w:rPr>
-        <w:t xml:space="preserve"> and delivery fee.</w:t>
+        <w:t xml:space="preserve"> HLOOKUP on a horizontal table of Shipping_Method and delivery fee.</w:t>
       </w:r>
     </w:p>
     <w:p>
@@ -6534,23 +5362,7 @@
           <w:sz w:val="20"/>
           <w:szCs w:val="20"/>
         </w:rPr>
-        <w:t xml:space="preserve">-way INDEX/MATCH: return sales for a chosen Country and </w:t>
-      </w:r>
-      <w:proofErr w:type="spellStart"/>
-      <w:r>
-        <w:rPr>
-          <w:sz w:val="20"/>
-          <w:szCs w:val="20"/>
-        </w:rPr>
-        <w:t>Order_Year</w:t>
-      </w:r>
-      <w:proofErr w:type="spellEnd"/>
-      <w:r>
-        <w:rPr>
-          <w:sz w:val="20"/>
-          <w:szCs w:val="20"/>
-        </w:rPr>
-        <w:t xml:space="preserve"> from a summary grid.</w:t>
+        <w:t>-way INDEX/MATCH: return sales for a chosen Country and Order_Year from a summary grid.</w:t>
       </w:r>
     </w:p>
     <w:p>
@@ -6613,23 +5425,7 @@
           <w:sz w:val="20"/>
           <w:szCs w:val="20"/>
         </w:rPr>
-        <w:t xml:space="preserve"> a combo chart: columns for </w:t>
-      </w:r>
-      <w:proofErr w:type="spellStart"/>
-      <w:r>
-        <w:rPr>
-          <w:sz w:val="20"/>
-          <w:szCs w:val="20"/>
-        </w:rPr>
-        <w:t>Sales_Amount</w:t>
-      </w:r>
-      <w:proofErr w:type="spellEnd"/>
-      <w:r>
-        <w:rPr>
-          <w:sz w:val="20"/>
-          <w:szCs w:val="20"/>
-        </w:rPr>
-        <w:t>, line for Profit margin % on a secondary axis.</w:t>
+        <w:t xml:space="preserve"> a combo chart: columns for Sales_Amount, line for Profit margin % on a secondary axis.</w:t>
       </w:r>
     </w:p>
     <w:p>
@@ -6692,23 +5488,7 @@
           <w:sz w:val="20"/>
           <w:szCs w:val="20"/>
         </w:rPr>
-        <w:t xml:space="preserve">: extract the numeric part of </w:t>
-      </w:r>
-      <w:proofErr w:type="spellStart"/>
-      <w:r>
-        <w:rPr>
-          <w:sz w:val="20"/>
-          <w:szCs w:val="20"/>
-        </w:rPr>
-        <w:t>Transaction_ID</w:t>
-      </w:r>
-      <w:proofErr w:type="spellEnd"/>
-      <w:r>
-        <w:rPr>
-          <w:sz w:val="20"/>
-          <w:szCs w:val="20"/>
-        </w:rPr>
-        <w:t xml:space="preserve"> (T20001234).</w:t>
+        <w:t>: extract the numeric part of Transaction_ID (T20001234).</w:t>
       </w:r>
     </w:p>
     <w:p>
@@ -7102,23 +5882,7 @@
           <w:sz w:val="20"/>
           <w:szCs w:val="20"/>
         </w:rPr>
-        <w:t xml:space="preserve"> </w:t>
-      </w:r>
-      <w:proofErr w:type="spellStart"/>
-      <w:r>
-        <w:rPr>
-          <w:sz w:val="20"/>
-          <w:szCs w:val="20"/>
-        </w:rPr>
-        <w:t>Order_Date</w:t>
-      </w:r>
-      <w:proofErr w:type="spellEnd"/>
-      <w:r>
-        <w:rPr>
-          <w:sz w:val="20"/>
-          <w:szCs w:val="20"/>
-        </w:rPr>
-        <w:t xml:space="preserve"> by Months and Quarters.</w:t>
+        <w:t xml:space="preserve"> Order_Date by Months and Quarters.</w:t>
       </w:r>
     </w:p>
     <w:p>
@@ -7181,23 +5945,7 @@
           <w:sz w:val="20"/>
           <w:szCs w:val="20"/>
         </w:rPr>
-        <w:t xml:space="preserve"> values as % of column total and filter to the Top 10 </w:t>
-      </w:r>
-      <w:proofErr w:type="spellStart"/>
-      <w:r>
-        <w:rPr>
-          <w:sz w:val="20"/>
-          <w:szCs w:val="20"/>
-        </w:rPr>
-        <w:t>Product_Names</w:t>
-      </w:r>
-      <w:proofErr w:type="spellEnd"/>
-      <w:r>
-        <w:rPr>
-          <w:sz w:val="20"/>
-          <w:szCs w:val="20"/>
-        </w:rPr>
-        <w:t>.</w:t>
+        <w:t xml:space="preserve"> values as % of column total and filter to the Top 10 Product_Names.</w:t>
       </w:r>
     </w:p>
     <w:p>
@@ -7809,23 +6557,7 @@
           <w:sz w:val="20"/>
           <w:szCs w:val="20"/>
         </w:rPr>
-        <w:t xml:space="preserve"> a database </w:t>
-      </w:r>
-      <w:proofErr w:type="spellStart"/>
-      <w:r>
-        <w:rPr>
-          <w:sz w:val="20"/>
-          <w:szCs w:val="20"/>
-        </w:rPr>
-        <w:t>retail_db</w:t>
-      </w:r>
-      <w:proofErr w:type="spellEnd"/>
-      <w:r>
-        <w:rPr>
-          <w:sz w:val="20"/>
-          <w:szCs w:val="20"/>
-        </w:rPr>
-        <w:t xml:space="preserve"> and a sales table with suitable data types.</w:t>
+        <w:t xml:space="preserve"> a database retail_db and a sales table with suitable data types.</w:t>
       </w:r>
     </w:p>
     <w:p>
@@ -7859,39 +6591,7 @@
           <w:sz w:val="20"/>
           <w:szCs w:val="20"/>
         </w:rPr>
-        <w:t xml:space="preserve"> a primary key on </w:t>
-      </w:r>
-      <w:proofErr w:type="spellStart"/>
-      <w:r>
-        <w:rPr>
-          <w:sz w:val="20"/>
-          <w:szCs w:val="20"/>
-        </w:rPr>
-        <w:t>Transaction_ID</w:t>
-      </w:r>
-      <w:proofErr w:type="spellEnd"/>
-      <w:r>
-        <w:rPr>
-          <w:sz w:val="20"/>
-          <w:szCs w:val="20"/>
-        </w:rPr>
-        <w:t xml:space="preserve"> and NOT NULL on </w:t>
-      </w:r>
-      <w:proofErr w:type="spellStart"/>
-      <w:r>
-        <w:rPr>
-          <w:sz w:val="20"/>
-          <w:szCs w:val="20"/>
-        </w:rPr>
-        <w:t>Order_Date</w:t>
-      </w:r>
-      <w:proofErr w:type="spellEnd"/>
-      <w:r>
-        <w:rPr>
-          <w:sz w:val="20"/>
-          <w:szCs w:val="20"/>
-        </w:rPr>
-        <w:t>.</w:t>
+        <w:t xml:space="preserve"> a primary key on Transaction_ID and NOT NULL on Order_Date.</w:t>
       </w:r>
     </w:p>
     <w:p>
@@ -8027,55 +6727,7 @@
           <w:sz w:val="20"/>
           <w:szCs w:val="20"/>
         </w:rPr>
-        <w:t xml:space="preserve"> </w:t>
-      </w:r>
-      <w:proofErr w:type="spellStart"/>
-      <w:r>
-        <w:rPr>
-          <w:sz w:val="20"/>
-          <w:szCs w:val="20"/>
-        </w:rPr>
-        <w:t>dim_store</w:t>
-      </w:r>
-      <w:proofErr w:type="spellEnd"/>
-      <w:r>
-        <w:rPr>
-          <w:sz w:val="20"/>
-          <w:szCs w:val="20"/>
-        </w:rPr>
-        <w:t xml:space="preserve"> from SELECT DISTINCT </w:t>
-      </w:r>
-      <w:proofErr w:type="spellStart"/>
-      <w:r>
-        <w:rPr>
-          <w:sz w:val="20"/>
-          <w:szCs w:val="20"/>
-        </w:rPr>
-        <w:t>Store_ID</w:t>
-      </w:r>
-      <w:proofErr w:type="spellEnd"/>
-      <w:r>
-        <w:rPr>
-          <w:sz w:val="20"/>
-          <w:szCs w:val="20"/>
-        </w:rPr>
-        <w:t xml:space="preserve">, </w:t>
-      </w:r>
-      <w:proofErr w:type="spellStart"/>
-      <w:r>
-        <w:rPr>
-          <w:sz w:val="20"/>
-          <w:szCs w:val="20"/>
-        </w:rPr>
-        <w:t>Store_Name</w:t>
-      </w:r>
-      <w:proofErr w:type="spellEnd"/>
-      <w:r>
-        <w:rPr>
-          <w:sz w:val="20"/>
-          <w:szCs w:val="20"/>
-        </w:rPr>
-        <w:t>, City, Country.</w:t>
+        <w:t xml:space="preserve"> dim_store from SELECT DISTINCT Store_ID, Store_Name, City, Country.</w:t>
       </w:r>
     </w:p>
     <w:p>
@@ -8135,55 +6787,7 @@
           <w:sz w:val="20"/>
           <w:szCs w:val="20"/>
         </w:rPr>
-        <w:t xml:space="preserve"> </w:t>
-      </w:r>
-      <w:proofErr w:type="spellStart"/>
-      <w:r>
-        <w:rPr>
-          <w:sz w:val="20"/>
-          <w:szCs w:val="20"/>
-        </w:rPr>
-        <w:t>Transaction_ID</w:t>
-      </w:r>
-      <w:proofErr w:type="spellEnd"/>
-      <w:r>
-        <w:rPr>
-          <w:sz w:val="20"/>
-          <w:szCs w:val="20"/>
-        </w:rPr>
-        <w:t xml:space="preserve">, </w:t>
-      </w:r>
-      <w:proofErr w:type="spellStart"/>
-      <w:r>
-        <w:rPr>
-          <w:sz w:val="20"/>
-          <w:szCs w:val="20"/>
-        </w:rPr>
-        <w:t>Customer_Name</w:t>
-      </w:r>
-      <w:proofErr w:type="spellEnd"/>
-      <w:r>
-        <w:rPr>
-          <w:sz w:val="20"/>
-          <w:szCs w:val="20"/>
-        </w:rPr>
-        <w:t xml:space="preserve"> and </w:t>
-      </w:r>
-      <w:proofErr w:type="spellStart"/>
-      <w:r>
-        <w:rPr>
-          <w:sz w:val="20"/>
-          <w:szCs w:val="20"/>
-        </w:rPr>
-        <w:t>Sales_Amount</w:t>
-      </w:r>
-      <w:proofErr w:type="spellEnd"/>
-      <w:r>
-        <w:rPr>
-          <w:sz w:val="20"/>
-          <w:szCs w:val="20"/>
-        </w:rPr>
-        <w:t xml:space="preserve"> for the first 10 rows.</w:t>
+        <w:t xml:space="preserve"> Transaction_ID, Customer_Name and Sales_Amount for the first 10 rows.</w:t>
       </w:r>
     </w:p>
     <w:p>
@@ -8217,23 +6821,7 @@
           <w:sz w:val="20"/>
           <w:szCs w:val="20"/>
         </w:rPr>
-        <w:t xml:space="preserve"> where Country = 'Canada' and </w:t>
-      </w:r>
-      <w:proofErr w:type="spellStart"/>
-      <w:r>
-        <w:rPr>
-          <w:sz w:val="20"/>
-          <w:szCs w:val="20"/>
-        </w:rPr>
-        <w:t>Sales_Amount</w:t>
-      </w:r>
-      <w:proofErr w:type="spellEnd"/>
-      <w:r>
-        <w:rPr>
-          <w:sz w:val="20"/>
-          <w:szCs w:val="20"/>
-        </w:rPr>
-        <w:t xml:space="preserve"> &gt; 500.</w:t>
+        <w:t xml:space="preserve"> where Country = 'Canada' and Sales_Amount &gt; 500.</w:t>
       </w:r>
     </w:p>
     <w:p>
@@ -8335,23 +6923,7 @@
           <w:sz w:val="20"/>
           <w:szCs w:val="20"/>
         </w:rPr>
-        <w:t xml:space="preserve"> LIKE to find </w:t>
-      </w:r>
-      <w:proofErr w:type="spellStart"/>
-      <w:r>
-        <w:rPr>
-          <w:sz w:val="20"/>
-          <w:szCs w:val="20"/>
-        </w:rPr>
-        <w:t>Product_Names</w:t>
-      </w:r>
-      <w:proofErr w:type="spellEnd"/>
-      <w:r>
-        <w:rPr>
-          <w:sz w:val="20"/>
-          <w:szCs w:val="20"/>
-        </w:rPr>
-        <w:t xml:space="preserve"> starting with 'Aero'.</w:t>
+        <w:t xml:space="preserve"> LIKE to find Product_Names starting with 'Aero'.</w:t>
       </w:r>
     </w:p>
     <w:p>
@@ -8385,23 +6957,7 @@
           <w:sz w:val="20"/>
           <w:szCs w:val="20"/>
         </w:rPr>
-        <w:t xml:space="preserve"> transactions where </w:t>
-      </w:r>
-      <w:proofErr w:type="spellStart"/>
-      <w:r>
-        <w:rPr>
-          <w:sz w:val="20"/>
-          <w:szCs w:val="20"/>
-        </w:rPr>
-        <w:t>Promotion_Code</w:t>
-      </w:r>
-      <w:proofErr w:type="spellEnd"/>
-      <w:r>
-        <w:rPr>
-          <w:sz w:val="20"/>
-          <w:szCs w:val="20"/>
-        </w:rPr>
-        <w:t xml:space="preserve"> IS NULL; list distinct countries with an alias.</w:t>
+        <w:t xml:space="preserve"> transactions where Promotion_Code IS NULL; list distinct countries with an alias.</w:t>
       </w:r>
     </w:p>
     <w:p>
@@ -8452,23 +7008,7 @@
           <w:sz w:val="20"/>
           <w:szCs w:val="20"/>
         </w:rPr>
-        <w:t xml:space="preserve"> 10 transactions by </w:t>
-      </w:r>
-      <w:proofErr w:type="spellStart"/>
-      <w:r>
-        <w:rPr>
-          <w:sz w:val="20"/>
-          <w:szCs w:val="20"/>
-        </w:rPr>
-        <w:t>Sales_Amount</w:t>
-      </w:r>
-      <w:proofErr w:type="spellEnd"/>
-      <w:r>
-        <w:rPr>
-          <w:sz w:val="20"/>
-          <w:szCs w:val="20"/>
-        </w:rPr>
-        <w:t>.</w:t>
+        <w:t xml:space="preserve"> 10 transactions by Sales_Amount.</w:t>
       </w:r>
     </w:p>
     <w:p>
@@ -8570,39 +7110,7 @@
           <w:sz w:val="20"/>
           <w:szCs w:val="20"/>
         </w:rPr>
-        <w:t xml:space="preserve"> orders first, using </w:t>
-      </w:r>
-      <w:proofErr w:type="spellStart"/>
-      <w:r>
-        <w:rPr>
-          <w:sz w:val="20"/>
-          <w:szCs w:val="20"/>
-        </w:rPr>
-        <w:t>Order_Date</w:t>
-      </w:r>
-      <w:proofErr w:type="spellEnd"/>
-      <w:r>
-        <w:rPr>
-          <w:sz w:val="20"/>
-          <w:szCs w:val="20"/>
-        </w:rPr>
-        <w:t xml:space="preserve"> and </w:t>
-      </w:r>
-      <w:proofErr w:type="spellStart"/>
-      <w:r>
-        <w:rPr>
-          <w:sz w:val="20"/>
-          <w:szCs w:val="20"/>
-        </w:rPr>
-        <w:t>Order_Time</w:t>
-      </w:r>
-      <w:proofErr w:type="spellEnd"/>
-      <w:r>
-        <w:rPr>
-          <w:sz w:val="20"/>
-          <w:szCs w:val="20"/>
-        </w:rPr>
-        <w:t>.</w:t>
+        <w:t xml:space="preserve"> orders first, using Order_Date and Order_Time.</w:t>
       </w:r>
     </w:p>
     <w:p>
@@ -8636,23 +7144,7 @@
           <w:sz w:val="20"/>
           <w:szCs w:val="20"/>
         </w:rPr>
-        <w:t xml:space="preserve"> the 3rd highest </w:t>
-      </w:r>
-      <w:proofErr w:type="spellStart"/>
-      <w:r>
-        <w:rPr>
-          <w:sz w:val="20"/>
-          <w:szCs w:val="20"/>
-        </w:rPr>
-        <w:t>Sales_Amount</w:t>
-      </w:r>
-      <w:proofErr w:type="spellEnd"/>
-      <w:r>
-        <w:rPr>
-          <w:sz w:val="20"/>
-          <w:szCs w:val="20"/>
-        </w:rPr>
-        <w:t xml:space="preserve"> using OFFSET (or a subquery).</w:t>
+        <w:t xml:space="preserve"> the 3rd highest Sales_Amount using OFFSET (or a subquery).</w:t>
       </w:r>
     </w:p>
     <w:p>
@@ -8686,23 +7178,7 @@
           <w:sz w:val="20"/>
           <w:szCs w:val="20"/>
         </w:rPr>
-        <w:t xml:space="preserve"> so NULL </w:t>
-      </w:r>
-      <w:proofErr w:type="spellStart"/>
-      <w:r>
-        <w:rPr>
-          <w:sz w:val="20"/>
-          <w:szCs w:val="20"/>
-        </w:rPr>
-        <w:t>Customer_Ratings</w:t>
-      </w:r>
-      <w:proofErr w:type="spellEnd"/>
-      <w:r>
-        <w:rPr>
-          <w:sz w:val="20"/>
-          <w:szCs w:val="20"/>
-        </w:rPr>
-        <w:t xml:space="preserve"> appear last.</w:t>
+        <w:t xml:space="preserve"> so NULL Customer_Ratings appear last.</w:t>
       </w:r>
     </w:p>
     <w:p>
@@ -8753,23 +7229,7 @@
           <w:sz w:val="20"/>
           <w:szCs w:val="20"/>
         </w:rPr>
-        <w:t xml:space="preserve">, SUM, AVG, MIN and MAX of </w:t>
-      </w:r>
-      <w:proofErr w:type="spellStart"/>
-      <w:r>
-        <w:rPr>
-          <w:sz w:val="20"/>
-          <w:szCs w:val="20"/>
-        </w:rPr>
-        <w:t>Sales_Amount</w:t>
-      </w:r>
-      <w:proofErr w:type="spellEnd"/>
-      <w:r>
-        <w:rPr>
-          <w:sz w:val="20"/>
-          <w:szCs w:val="20"/>
-        </w:rPr>
-        <w:t xml:space="preserve"> in one query.</w:t>
+        <w:t>, SUM, AVG, MIN and MAX of Sales_Amount in one query.</w:t>
       </w:r>
     </w:p>
     <w:p>
@@ -8803,23 +7263,7 @@
           <w:sz w:val="20"/>
           <w:szCs w:val="20"/>
         </w:rPr>
-        <w:t xml:space="preserve"> revenue per </w:t>
-      </w:r>
-      <w:proofErr w:type="spellStart"/>
-      <w:r>
-        <w:rPr>
-          <w:sz w:val="20"/>
-          <w:szCs w:val="20"/>
-        </w:rPr>
-        <w:t>Product_Category</w:t>
-      </w:r>
-      <w:proofErr w:type="spellEnd"/>
-      <w:r>
-        <w:rPr>
-          <w:sz w:val="20"/>
-          <w:szCs w:val="20"/>
-        </w:rPr>
-        <w:t>.</w:t>
+        <w:t xml:space="preserve"> revenue per Product_Category.</w:t>
       </w:r>
     </w:p>
     <w:p>
@@ -8853,23 +7297,7 @@
           <w:sz w:val="20"/>
           <w:szCs w:val="20"/>
         </w:rPr>
-        <w:t xml:space="preserve"> count and average rating per </w:t>
-      </w:r>
-      <w:proofErr w:type="spellStart"/>
-      <w:r>
-        <w:rPr>
-          <w:sz w:val="20"/>
-          <w:szCs w:val="20"/>
-        </w:rPr>
-        <w:t>Sales_Channel</w:t>
-      </w:r>
-      <w:proofErr w:type="spellEnd"/>
-      <w:r>
-        <w:rPr>
-          <w:sz w:val="20"/>
-          <w:szCs w:val="20"/>
-        </w:rPr>
-        <w:t>.</w:t>
+        <w:t xml:space="preserve"> count and average rating per Sales_Channel.</w:t>
       </w:r>
     </w:p>
     <w:p>
@@ -8951,23 +7379,7 @@
           <w:sz w:val="20"/>
           <w:szCs w:val="20"/>
         </w:rPr>
-        <w:t xml:space="preserve">DISTINCT </w:t>
-      </w:r>
-      <w:proofErr w:type="spellStart"/>
-      <w:r>
-        <w:rPr>
-          <w:sz w:val="20"/>
-          <w:szCs w:val="20"/>
-        </w:rPr>
-        <w:t>Customer_ID</w:t>
-      </w:r>
-      <w:proofErr w:type="spellEnd"/>
-      <w:r>
-        <w:rPr>
-          <w:sz w:val="20"/>
-          <w:szCs w:val="20"/>
-        </w:rPr>
-        <w:t>) with this data.</w:t>
+        <w:t>DISTINCT Customer_ID) with this data.</w:t>
       </w:r>
     </w:p>
     <w:p>
@@ -9001,23 +7413,7 @@
           <w:sz w:val="20"/>
           <w:szCs w:val="20"/>
         </w:rPr>
-        <w:t xml:space="preserve"> by Country and </w:t>
-      </w:r>
-      <w:proofErr w:type="spellStart"/>
-      <w:r>
-        <w:rPr>
-          <w:sz w:val="20"/>
-          <w:szCs w:val="20"/>
-        </w:rPr>
-        <w:t>Order_Year</w:t>
-      </w:r>
-      <w:proofErr w:type="spellEnd"/>
-      <w:r>
-        <w:rPr>
-          <w:sz w:val="20"/>
-          <w:szCs w:val="20"/>
-        </w:rPr>
-        <w:t>.</w:t>
+        <w:t xml:space="preserve"> by Country and Order_Year.</w:t>
       </w:r>
     </w:p>
     <w:p>
@@ -9306,23 +7702,7 @@
           <w:sz w:val="20"/>
           <w:szCs w:val="20"/>
         </w:rPr>
-        <w:t xml:space="preserve"> with average </w:t>
-      </w:r>
-      <w:proofErr w:type="spellStart"/>
-      <w:r>
-        <w:rPr>
-          <w:sz w:val="20"/>
-          <w:szCs w:val="20"/>
-        </w:rPr>
-        <w:t>Customer_Rating</w:t>
-      </w:r>
-      <w:proofErr w:type="spellEnd"/>
-      <w:r>
-        <w:rPr>
-          <w:sz w:val="20"/>
-          <w:szCs w:val="20"/>
-        </w:rPr>
-        <w:t xml:space="preserve"> below 4.</w:t>
+        <w:t xml:space="preserve"> with average Customer_Rating below 4.</w:t>
       </w:r>
     </w:p>
     <w:p>
@@ -9543,23 +7923,7 @@
           <w:sz w:val="20"/>
           <w:szCs w:val="20"/>
         </w:rPr>
-        <w:t xml:space="preserve">-style output: count of transactions per </w:t>
-      </w:r>
-      <w:proofErr w:type="spellStart"/>
-      <w:r>
-        <w:rPr>
-          <w:sz w:val="20"/>
-          <w:szCs w:val="20"/>
-        </w:rPr>
-        <w:t>Sales_Channel</w:t>
-      </w:r>
-      <w:proofErr w:type="spellEnd"/>
-      <w:r>
-        <w:rPr>
-          <w:sz w:val="20"/>
-          <w:szCs w:val="20"/>
-        </w:rPr>
-        <w:t xml:space="preserve"> as separate columns using CASE.</w:t>
+        <w:t>-style output: count of transactions per Sales_Channel as separate columns using CASE.</w:t>
       </w:r>
     </w:p>
     <w:p>
@@ -9627,23 +7991,7 @@
           <w:sz w:val="20"/>
           <w:szCs w:val="20"/>
         </w:rPr>
-        <w:t xml:space="preserve"> 'No Promo' when </w:t>
-      </w:r>
-      <w:proofErr w:type="spellStart"/>
-      <w:r>
-        <w:rPr>
-          <w:sz w:val="20"/>
-          <w:szCs w:val="20"/>
-        </w:rPr>
-        <w:t>Promotion_Code</w:t>
-      </w:r>
-      <w:proofErr w:type="spellEnd"/>
-      <w:r>
-        <w:rPr>
-          <w:sz w:val="20"/>
-          <w:szCs w:val="20"/>
-        </w:rPr>
-        <w:t xml:space="preserve"> is blank.</w:t>
+        <w:t xml:space="preserve"> 'No Promo' when Promotion_Code is blank.</w:t>
       </w:r>
     </w:p>
     <w:p>
@@ -9728,23 +8076,7 @@
           <w:sz w:val="20"/>
           <w:szCs w:val="20"/>
         </w:rPr>
-        <w:t xml:space="preserve"> year, month and day-of-week from </w:t>
-      </w:r>
-      <w:proofErr w:type="spellStart"/>
-      <w:r>
-        <w:rPr>
-          <w:sz w:val="20"/>
-          <w:szCs w:val="20"/>
-        </w:rPr>
-        <w:t>Order_Date</w:t>
-      </w:r>
-      <w:proofErr w:type="spellEnd"/>
-      <w:r>
-        <w:rPr>
-          <w:sz w:val="20"/>
-          <w:szCs w:val="20"/>
-        </w:rPr>
-        <w:t>.</w:t>
+        <w:t xml:space="preserve"> year, month and day-of-week from Order_Date.</w:t>
       </w:r>
     </w:p>
     <w:p>
@@ -9846,39 +8178,7 @@
           <w:sz w:val="20"/>
           <w:szCs w:val="20"/>
         </w:rPr>
-        <w:t xml:space="preserve"> </w:t>
-      </w:r>
-      <w:proofErr w:type="spellStart"/>
-      <w:r>
-        <w:rPr>
-          <w:sz w:val="20"/>
-          <w:szCs w:val="20"/>
-        </w:rPr>
-        <w:t>Delivery_Days</w:t>
-      </w:r>
-      <w:proofErr w:type="spellEnd"/>
-      <w:r>
-        <w:rPr>
-          <w:sz w:val="20"/>
-          <w:szCs w:val="20"/>
-        </w:rPr>
-        <w:t xml:space="preserve"> to </w:t>
-      </w:r>
-      <w:proofErr w:type="spellStart"/>
-      <w:r>
-        <w:rPr>
-          <w:sz w:val="20"/>
-          <w:szCs w:val="20"/>
-        </w:rPr>
-        <w:t>Order_Date</w:t>
-      </w:r>
-      <w:proofErr w:type="spellEnd"/>
-      <w:r>
-        <w:rPr>
-          <w:sz w:val="20"/>
-          <w:szCs w:val="20"/>
-        </w:rPr>
-        <w:t xml:space="preserve"> to get the delivery date (DATE_ADD / DATEADD).</w:t>
+        <w:t xml:space="preserve"> Delivery_Days to Order_Date to get the delivery date (DATE_ADD / DATEADD).</w:t>
       </w:r>
     </w:p>
     <w:p>
@@ -9912,23 +8212,7 @@
           <w:sz w:val="20"/>
           <w:szCs w:val="20"/>
         </w:rPr>
-        <w:t xml:space="preserve"> </w:t>
-      </w:r>
-      <w:proofErr w:type="spellStart"/>
-      <w:r>
-        <w:rPr>
-          <w:sz w:val="20"/>
-          <w:szCs w:val="20"/>
-        </w:rPr>
-        <w:t>Order_Date</w:t>
-      </w:r>
-      <w:proofErr w:type="spellEnd"/>
-      <w:r>
-        <w:rPr>
-          <w:sz w:val="20"/>
-          <w:szCs w:val="20"/>
-        </w:rPr>
-        <w:t xml:space="preserve"> as 'YYYY-MM'.</w:t>
+        <w:t xml:space="preserve"> Order_Date as 'YYYY-MM'.</w:t>
       </w:r>
     </w:p>
     <w:p>
@@ -9962,23 +8246,7 @@
           <w:sz w:val="20"/>
           <w:szCs w:val="20"/>
         </w:rPr>
-        <w:t xml:space="preserve"> placed on weekends; count orders by hour of </w:t>
-      </w:r>
-      <w:proofErr w:type="spellStart"/>
-      <w:r>
-        <w:rPr>
-          <w:sz w:val="20"/>
-          <w:szCs w:val="20"/>
-        </w:rPr>
-        <w:t>Order_Time</w:t>
-      </w:r>
-      <w:proofErr w:type="spellEnd"/>
-      <w:r>
-        <w:rPr>
-          <w:sz w:val="20"/>
-          <w:szCs w:val="20"/>
-        </w:rPr>
-        <w:t>.</w:t>
+        <w:t xml:space="preserve"> placed on weekends; count orders by hour of Order_Time.</w:t>
       </w:r>
     </w:p>
     <w:p>
@@ -10063,23 +8331,7 @@
           <w:sz w:val="20"/>
           <w:szCs w:val="20"/>
         </w:rPr>
-        <w:t xml:space="preserve"> </w:t>
-      </w:r>
-      <w:proofErr w:type="spellStart"/>
-      <w:r>
-        <w:rPr>
-          <w:sz w:val="20"/>
-          <w:szCs w:val="20"/>
-        </w:rPr>
-        <w:t>Discount_Percentage</w:t>
-      </w:r>
-      <w:proofErr w:type="spellEnd"/>
-      <w:r>
-        <w:rPr>
-          <w:sz w:val="20"/>
-          <w:szCs w:val="20"/>
-        </w:rPr>
-        <w:t xml:space="preserve"> at 50 where it is higher.</w:t>
+        <w:t xml:space="preserve"> Discount_Percentage at 50 where it is higher.</w:t>
       </w:r>
     </w:p>
     <w:p>
@@ -10147,23 +8399,7 @@
           <w:sz w:val="20"/>
           <w:szCs w:val="20"/>
         </w:rPr>
-        <w:t xml:space="preserve"> duplicate </w:t>
-      </w:r>
-      <w:proofErr w:type="spellStart"/>
-      <w:r>
-        <w:rPr>
-          <w:sz w:val="20"/>
-          <w:szCs w:val="20"/>
-        </w:rPr>
-        <w:t>Transaction_IDs</w:t>
-      </w:r>
-      <w:proofErr w:type="spellEnd"/>
-      <w:r>
-        <w:rPr>
-          <w:sz w:val="20"/>
-          <w:szCs w:val="20"/>
-        </w:rPr>
-        <w:t xml:space="preserve"> using ROW_NUMBER in a CTE.</w:t>
+        <w:t xml:space="preserve"> duplicate Transaction_IDs using ROW_NUMBER in a CTE.</w:t>
       </w:r>
     </w:p>
     <w:p>
@@ -10417,39 +8653,7 @@
           <w:sz w:val="20"/>
           <w:szCs w:val="20"/>
         </w:rPr>
-        <w:t xml:space="preserve"> JOIN sales with </w:t>
-      </w:r>
-      <w:proofErr w:type="spellStart"/>
-      <w:r>
-        <w:rPr>
-          <w:sz w:val="20"/>
-          <w:szCs w:val="20"/>
-        </w:rPr>
-        <w:t>dim_product</w:t>
-      </w:r>
-      <w:proofErr w:type="spellEnd"/>
-      <w:r>
-        <w:rPr>
-          <w:sz w:val="20"/>
-          <w:szCs w:val="20"/>
-        </w:rPr>
-        <w:t xml:space="preserve"> to show revenue by </w:t>
-      </w:r>
-      <w:proofErr w:type="spellStart"/>
-      <w:r>
-        <w:rPr>
-          <w:sz w:val="20"/>
-          <w:szCs w:val="20"/>
-        </w:rPr>
-        <w:t>Product_Name</w:t>
-      </w:r>
-      <w:proofErr w:type="spellEnd"/>
-      <w:r>
-        <w:rPr>
-          <w:sz w:val="20"/>
-          <w:szCs w:val="20"/>
-        </w:rPr>
-        <w:t>.</w:t>
+        <w:t xml:space="preserve"> JOIN sales with dim_product to show revenue by Product_Name.</w:t>
       </w:r>
     </w:p>
     <w:p>
@@ -10670,23 +8874,7 @@
           <w:sz w:val="20"/>
           <w:szCs w:val="20"/>
         </w:rPr>
-        <w:t xml:space="preserve"> with </w:t>
-      </w:r>
-      <w:proofErr w:type="spellStart"/>
-      <w:r>
-        <w:rPr>
-          <w:sz w:val="20"/>
-          <w:szCs w:val="20"/>
-        </w:rPr>
-        <w:t>Sales_Amount</w:t>
-      </w:r>
-      <w:proofErr w:type="spellEnd"/>
-      <w:r>
-        <w:rPr>
-          <w:sz w:val="20"/>
-          <w:szCs w:val="20"/>
-        </w:rPr>
-        <w:t xml:space="preserve"> above the overall average.</w:t>
+        <w:t xml:space="preserve"> with Sales_Amount above the overall average.</w:t>
       </w:r>
     </w:p>
     <w:p>
@@ -11042,23 +9230,7 @@
           <w:sz w:val="20"/>
           <w:szCs w:val="20"/>
         </w:rPr>
-        <w:t xml:space="preserve"> transaction's % of total </w:t>
-      </w:r>
-      <w:proofErr w:type="spellStart"/>
-      <w:r>
-        <w:rPr>
-          <w:sz w:val="20"/>
-          <w:szCs w:val="20"/>
-        </w:rPr>
-        <w:t>Sales_Amount</w:t>
-      </w:r>
-      <w:proofErr w:type="spellEnd"/>
-      <w:r>
-        <w:rPr>
-          <w:sz w:val="20"/>
-          <w:szCs w:val="20"/>
-        </w:rPr>
-        <w:t xml:space="preserve"> using </w:t>
+        <w:t xml:space="preserve"> transaction's % of total Sales_Amount using </w:t>
       </w:r>
       <w:proofErr w:type="gramStart"/>
       <w:r>
@@ -11208,23 +9380,7 @@
           <w:sz w:val="20"/>
           <w:szCs w:val="20"/>
         </w:rPr>
-        <w:t xml:space="preserve"> </w:t>
-      </w:r>
-      <w:proofErr w:type="spellStart"/>
-      <w:r>
-        <w:rPr>
-          <w:sz w:val="20"/>
-          <w:szCs w:val="20"/>
-        </w:rPr>
-        <w:t>Sales_Amount</w:t>
-      </w:r>
-      <w:proofErr w:type="spellEnd"/>
-      <w:r>
-        <w:rPr>
-          <w:sz w:val="20"/>
-          <w:szCs w:val="20"/>
-        </w:rPr>
-        <w:t xml:space="preserve"> per Country shown next to every row (PARTITION BY).</w:t>
+        <w:t xml:space="preserve"> Sales_Amount per Country shown next to every row (PARTITION BY).</w:t>
       </w:r>
     </w:p>
     <w:p>
@@ -11816,55 +9972,7 @@
           <w:sz w:val="20"/>
           <w:szCs w:val="20"/>
         </w:rPr>
-        <w:t xml:space="preserve"> </w:t>
-      </w:r>
-      <w:proofErr w:type="spellStart"/>
-      <w:r>
-        <w:rPr>
-          <w:sz w:val="20"/>
-          <w:szCs w:val="20"/>
-        </w:rPr>
-        <w:t>dim_store</w:t>
-      </w:r>
-      <w:proofErr w:type="spellEnd"/>
-      <w:r>
-        <w:rPr>
-          <w:sz w:val="20"/>
-          <w:szCs w:val="20"/>
-        </w:rPr>
-        <w:t xml:space="preserve"> from SELECT DISTINCT </w:t>
-      </w:r>
-      <w:proofErr w:type="spellStart"/>
-      <w:r>
-        <w:rPr>
-          <w:sz w:val="20"/>
-          <w:szCs w:val="20"/>
-        </w:rPr>
-        <w:t>Store_ID</w:t>
-      </w:r>
-      <w:proofErr w:type="spellEnd"/>
-      <w:r>
-        <w:rPr>
-          <w:sz w:val="20"/>
-          <w:szCs w:val="20"/>
-        </w:rPr>
-        <w:t xml:space="preserve">, </w:t>
-      </w:r>
-      <w:proofErr w:type="spellStart"/>
-      <w:r>
-        <w:rPr>
-          <w:sz w:val="20"/>
-          <w:szCs w:val="20"/>
-        </w:rPr>
-        <w:t>Store_Name</w:t>
-      </w:r>
-      <w:proofErr w:type="spellEnd"/>
-      <w:r>
-        <w:rPr>
-          <w:sz w:val="20"/>
-          <w:szCs w:val="20"/>
-        </w:rPr>
-        <w:t>, City, Country.</w:t>
+        <w:t xml:space="preserve"> dim_store from SELECT DISTINCT Store_ID, Store_Name, City, Country.</w:t>
       </w:r>
     </w:p>
     <w:p>
@@ -11990,23 +10098,7 @@
           <w:sz w:val="20"/>
           <w:szCs w:val="20"/>
         </w:rPr>
-        <w:t xml:space="preserve"> transactions where </w:t>
-      </w:r>
-      <w:proofErr w:type="spellStart"/>
-      <w:r>
-        <w:rPr>
-          <w:sz w:val="20"/>
-          <w:szCs w:val="20"/>
-        </w:rPr>
-        <w:t>Promotion_Code</w:t>
-      </w:r>
-      <w:proofErr w:type="spellEnd"/>
-      <w:r>
-        <w:rPr>
-          <w:sz w:val="20"/>
-          <w:szCs w:val="20"/>
-        </w:rPr>
-        <w:t xml:space="preserve"> IS NULL; list distinct countries with an alias.</w:t>
+        <w:t xml:space="preserve"> transactions where Promotion_Code IS NULL; list distinct countries with an alias.</w:t>
       </w:r>
     </w:p>
     <w:p>
@@ -12132,23 +10224,7 @@
           <w:sz w:val="20"/>
           <w:szCs w:val="20"/>
         </w:rPr>
-        <w:t xml:space="preserve"> so NULL </w:t>
-      </w:r>
-      <w:proofErr w:type="spellStart"/>
-      <w:r>
-        <w:rPr>
-          <w:sz w:val="20"/>
-          <w:szCs w:val="20"/>
-        </w:rPr>
-        <w:t>Customer_Ratings</w:t>
-      </w:r>
-      <w:proofErr w:type="spellEnd"/>
-      <w:r>
-        <w:rPr>
-          <w:sz w:val="20"/>
-          <w:szCs w:val="20"/>
-        </w:rPr>
-        <w:t xml:space="preserve"> appear last.</w:t>
+        <w:t xml:space="preserve"> so NULL Customer_Ratings appear last.</w:t>
       </w:r>
     </w:p>
     <w:p>
@@ -12211,23 +10287,7 @@
           <w:sz w:val="20"/>
           <w:szCs w:val="20"/>
         </w:rPr>
-        <w:t xml:space="preserve"> count and average rating per </w:t>
-      </w:r>
-      <w:proofErr w:type="spellStart"/>
-      <w:r>
-        <w:rPr>
-          <w:sz w:val="20"/>
-          <w:szCs w:val="20"/>
-        </w:rPr>
-        <w:t>Sales_Channel</w:t>
-      </w:r>
-      <w:proofErr w:type="spellEnd"/>
-      <w:r>
-        <w:rPr>
-          <w:sz w:val="20"/>
-          <w:szCs w:val="20"/>
-        </w:rPr>
-        <w:t>.</w:t>
+        <w:t xml:space="preserve"> count and average rating per Sales_Channel.</w:t>
       </w:r>
     </w:p>
     <w:p>
@@ -12353,23 +10413,7 @@
           <w:sz w:val="20"/>
           <w:szCs w:val="20"/>
         </w:rPr>
-        <w:t xml:space="preserve"> with average </w:t>
-      </w:r>
-      <w:proofErr w:type="spellStart"/>
-      <w:r>
-        <w:rPr>
-          <w:sz w:val="20"/>
-          <w:szCs w:val="20"/>
-        </w:rPr>
-        <w:t>Customer_Rating</w:t>
-      </w:r>
-      <w:proofErr w:type="spellEnd"/>
-      <w:r>
-        <w:rPr>
-          <w:sz w:val="20"/>
-          <w:szCs w:val="20"/>
-        </w:rPr>
-        <w:t xml:space="preserve"> below 4.</w:t>
+        <w:t xml:space="preserve"> with average Customer_Rating below 4.</w:t>
       </w:r>
     </w:p>
     <w:p>
@@ -12495,23 +10539,7 @@
           <w:sz w:val="20"/>
           <w:szCs w:val="20"/>
         </w:rPr>
-        <w:t xml:space="preserve">-style output: count of transactions per </w:t>
-      </w:r>
-      <w:proofErr w:type="spellStart"/>
-      <w:r>
-        <w:rPr>
-          <w:sz w:val="20"/>
-          <w:szCs w:val="20"/>
-        </w:rPr>
-        <w:t>Sales_Channel</w:t>
-      </w:r>
-      <w:proofErr w:type="spellEnd"/>
-      <w:r>
-        <w:rPr>
-          <w:sz w:val="20"/>
-          <w:szCs w:val="20"/>
-        </w:rPr>
-        <w:t xml:space="preserve"> as separate columns using CASE.</w:t>
+        <w:t>-style output: count of transactions per Sales_Channel as separate columns using CASE.</w:t>
       </w:r>
     </w:p>
     <w:p>
@@ -12700,23 +10728,7 @@
           <w:sz w:val="20"/>
           <w:szCs w:val="20"/>
         </w:rPr>
-        <w:t xml:space="preserve"> placed on weekends; count orders by hour of </w:t>
-      </w:r>
-      <w:proofErr w:type="spellStart"/>
-      <w:r>
-        <w:rPr>
-          <w:sz w:val="20"/>
-          <w:szCs w:val="20"/>
-        </w:rPr>
-        <w:t>Order_Time</w:t>
-      </w:r>
-      <w:proofErr w:type="spellEnd"/>
-      <w:r>
-        <w:rPr>
-          <w:sz w:val="20"/>
-          <w:szCs w:val="20"/>
-        </w:rPr>
-        <w:t>.</w:t>
+        <w:t xml:space="preserve"> placed on weekends; count orders by hour of Order_Time.</w:t>
       </w:r>
     </w:p>
     <w:p>
@@ -13714,23 +11726,7 @@
           <w:sz w:val="20"/>
           <w:szCs w:val="20"/>
         </w:rPr>
-        <w:t xml:space="preserve"> vs </w:t>
-      </w:r>
-      <w:proofErr w:type="spellStart"/>
-      <w:r>
-        <w:rPr>
-          <w:sz w:val="20"/>
-          <w:szCs w:val="20"/>
-        </w:rPr>
-        <w:t>DirectQuery</w:t>
-      </w:r>
-      <w:proofErr w:type="spellEnd"/>
-      <w:r>
-        <w:rPr>
-          <w:sz w:val="20"/>
-          <w:szCs w:val="20"/>
-        </w:rPr>
-        <w:t>: which would you pick for this dataset and why?</w:t>
+        <w:t xml:space="preserve"> vs DirectQuery: which would you pick for this dataset and why?</w:t>
       </w:r>
     </w:p>
     <w:p>
@@ -13849,23 +11845,7 @@
           <w:sz w:val="20"/>
           <w:szCs w:val="20"/>
         </w:rPr>
-        <w:t xml:space="preserve"> headers, set data types and remove duplicates on </w:t>
-      </w:r>
-      <w:proofErr w:type="spellStart"/>
-      <w:r>
-        <w:rPr>
-          <w:sz w:val="20"/>
-          <w:szCs w:val="20"/>
-        </w:rPr>
-        <w:t>Transaction_ID</w:t>
-      </w:r>
-      <w:proofErr w:type="spellEnd"/>
-      <w:r>
-        <w:rPr>
-          <w:sz w:val="20"/>
-          <w:szCs w:val="20"/>
-        </w:rPr>
-        <w:t>.</w:t>
+        <w:t xml:space="preserve"> headers, set data types and remove duplicates on Transaction_ID.</w:t>
       </w:r>
     </w:p>
     <w:p>
@@ -13933,39 +11913,7 @@
           <w:sz w:val="20"/>
           <w:szCs w:val="20"/>
         </w:rPr>
-        <w:t xml:space="preserve"> inconsistent text (case, spaces) in </w:t>
-      </w:r>
-      <w:proofErr w:type="spellStart"/>
-      <w:r>
-        <w:rPr>
-          <w:sz w:val="20"/>
-          <w:szCs w:val="20"/>
-        </w:rPr>
-        <w:t>Product_Category</w:t>
-      </w:r>
-      <w:proofErr w:type="spellEnd"/>
-      <w:r>
-        <w:rPr>
-          <w:sz w:val="20"/>
-          <w:szCs w:val="20"/>
-        </w:rPr>
-        <w:t xml:space="preserve">, </w:t>
-      </w:r>
-      <w:proofErr w:type="spellStart"/>
-      <w:r>
-        <w:rPr>
-          <w:sz w:val="20"/>
-          <w:szCs w:val="20"/>
-        </w:rPr>
-        <w:t>Payment_Method</w:t>
-      </w:r>
-      <w:proofErr w:type="spellEnd"/>
-      <w:r>
-        <w:rPr>
-          <w:sz w:val="20"/>
-          <w:szCs w:val="20"/>
-        </w:rPr>
-        <w:t xml:space="preserve"> and City.</w:t>
+        <w:t xml:space="preserve"> inconsistent text (case, spaces) in Product_Category, Payment_Method and City.</w:t>
       </w:r>
     </w:p>
     <w:p>
@@ -13999,23 +11947,7 @@
           <w:sz w:val="20"/>
           <w:szCs w:val="20"/>
         </w:rPr>
-        <w:t xml:space="preserve"> rows with Quantity &lt;= 0 and handle nulls in </w:t>
-      </w:r>
-      <w:proofErr w:type="spellStart"/>
-      <w:r>
-        <w:rPr>
-          <w:sz w:val="20"/>
-          <w:szCs w:val="20"/>
-        </w:rPr>
-        <w:t>Customer_Age</w:t>
-      </w:r>
-      <w:proofErr w:type="spellEnd"/>
-      <w:r>
-        <w:rPr>
-          <w:sz w:val="20"/>
-          <w:szCs w:val="20"/>
-        </w:rPr>
-        <w:t>.</w:t>
+        <w:t xml:space="preserve"> rows with Quantity &lt;= 0 and handle nulls in Customer_Age.</w:t>
       </w:r>
     </w:p>
     <w:p>
@@ -14049,23 +11981,7 @@
           <w:sz w:val="20"/>
           <w:szCs w:val="20"/>
         </w:rPr>
-        <w:t xml:space="preserve"> a custom column and split </w:t>
-      </w:r>
-      <w:proofErr w:type="spellStart"/>
-      <w:r>
-        <w:rPr>
-          <w:sz w:val="20"/>
-          <w:szCs w:val="20"/>
-        </w:rPr>
-        <w:t>Order_Time</w:t>
-      </w:r>
-      <w:proofErr w:type="spellEnd"/>
-      <w:r>
-        <w:rPr>
-          <w:sz w:val="20"/>
-          <w:szCs w:val="20"/>
-        </w:rPr>
-        <w:t xml:space="preserve"> into hour.</w:t>
+        <w:t xml:space="preserve"> a custom column and split Order_Time into hour.</w:t>
       </w:r>
     </w:p>
     <w:p>
@@ -14099,23 +12015,7 @@
           <w:sz w:val="20"/>
           <w:szCs w:val="20"/>
         </w:rPr>
-        <w:t xml:space="preserve"> By to get revenue per </w:t>
-      </w:r>
-      <w:proofErr w:type="spellStart"/>
-      <w:r>
-        <w:rPr>
-          <w:sz w:val="20"/>
-          <w:szCs w:val="20"/>
-        </w:rPr>
-        <w:t>Customer_ID</w:t>
-      </w:r>
-      <w:proofErr w:type="spellEnd"/>
-      <w:r>
-        <w:rPr>
-          <w:sz w:val="20"/>
-          <w:szCs w:val="20"/>
-        </w:rPr>
-        <w:t>; Merge two queries; Append two queries.</w:t>
+        <w:t xml:space="preserve"> By to get revenue per Customer_ID; Merge two queries; Append two queries.</w:t>
       </w:r>
     </w:p>
     <w:p>
@@ -14200,23 +12100,7 @@
           <w:sz w:val="20"/>
           <w:szCs w:val="20"/>
         </w:rPr>
-        <w:t xml:space="preserve"> an if-then-else custom column for </w:t>
-      </w:r>
-      <w:proofErr w:type="spellStart"/>
-      <w:r>
-        <w:rPr>
-          <w:sz w:val="20"/>
-          <w:szCs w:val="20"/>
-        </w:rPr>
-        <w:t>Size_Label</w:t>
-      </w:r>
-      <w:proofErr w:type="spellEnd"/>
-      <w:r>
-        <w:rPr>
-          <w:sz w:val="20"/>
-          <w:szCs w:val="20"/>
-        </w:rPr>
-        <w:t xml:space="preserve"> in M.</w:t>
+        <w:t xml:space="preserve"> an if-then-else custom column for Size_Label in M.</w:t>
       </w:r>
     </w:p>
     <w:p>
@@ -14259,55 +12143,7 @@
           <w:sz w:val="20"/>
           <w:szCs w:val="20"/>
         </w:rPr>
-        <w:t xml:space="preserve"> </w:t>
-      </w:r>
-      <w:proofErr w:type="spellStart"/>
-      <w:r>
-        <w:rPr>
-          <w:sz w:val="20"/>
-          <w:szCs w:val="20"/>
-        </w:rPr>
-        <w:t>Table.TransformColumns</w:t>
-      </w:r>
-      <w:proofErr w:type="spellEnd"/>
-      <w:r>
-        <w:rPr>
-          <w:sz w:val="20"/>
-          <w:szCs w:val="20"/>
-        </w:rPr>
-        <w:t xml:space="preserve"> with </w:t>
-      </w:r>
-      <w:proofErr w:type="spellStart"/>
-      <w:r>
-        <w:rPr>
-          <w:sz w:val="20"/>
-          <w:szCs w:val="20"/>
-        </w:rPr>
-        <w:t>Text.Proper</w:t>
-      </w:r>
-      <w:proofErr w:type="spellEnd"/>
-      <w:r>
-        <w:rPr>
-          <w:sz w:val="20"/>
-          <w:szCs w:val="20"/>
-        </w:rPr>
-        <w:t xml:space="preserve"> and </w:t>
-      </w:r>
-      <w:proofErr w:type="spellStart"/>
-      <w:r>
-        <w:rPr>
-          <w:sz w:val="20"/>
-          <w:szCs w:val="20"/>
-        </w:rPr>
-        <w:t>Text.Trim</w:t>
-      </w:r>
-      <w:proofErr w:type="spellEnd"/>
-      <w:r>
-        <w:rPr>
-          <w:sz w:val="20"/>
-          <w:szCs w:val="20"/>
-        </w:rPr>
-        <w:t>.</w:t>
+        <w:t xml:space="preserve"> Table.TransformColumns with Text.Proper and Text.Trim.</w:t>
       </w:r>
     </w:p>
     <w:p>
@@ -14350,39 +12186,7 @@
           <w:sz w:val="20"/>
           <w:szCs w:val="20"/>
         </w:rPr>
-        <w:t xml:space="preserve"> </w:t>
-      </w:r>
-      <w:proofErr w:type="spellStart"/>
-      <w:r>
-        <w:rPr>
-          <w:sz w:val="20"/>
-          <w:szCs w:val="20"/>
-        </w:rPr>
-        <w:t>Date.Year</w:t>
-      </w:r>
-      <w:proofErr w:type="spellEnd"/>
-      <w:r>
-        <w:rPr>
-          <w:sz w:val="20"/>
-          <w:szCs w:val="20"/>
-        </w:rPr>
-        <w:t xml:space="preserve"> and </w:t>
-      </w:r>
-      <w:proofErr w:type="spellStart"/>
-      <w:r>
-        <w:rPr>
-          <w:sz w:val="20"/>
-          <w:szCs w:val="20"/>
-        </w:rPr>
-        <w:t>Date.MonthName</w:t>
-      </w:r>
-      <w:proofErr w:type="spellEnd"/>
-      <w:r>
-        <w:rPr>
-          <w:sz w:val="20"/>
-          <w:szCs w:val="20"/>
-        </w:rPr>
-        <w:t xml:space="preserve"> to build date columns in M.</w:t>
+        <w:t xml:space="preserve"> Date.Year and Date.MonthName to build date columns in M.</w:t>
       </w:r>
     </w:p>
     <w:p>
@@ -14416,23 +12220,7 @@
           <w:sz w:val="20"/>
           <w:szCs w:val="20"/>
         </w:rPr>
-        <w:t xml:space="preserve"> a custom function </w:t>
-      </w:r>
-      <w:proofErr w:type="spellStart"/>
-      <w:r>
-        <w:rPr>
-          <w:sz w:val="20"/>
-          <w:szCs w:val="20"/>
-        </w:rPr>
-        <w:t>fnClean</w:t>
-      </w:r>
-      <w:proofErr w:type="spellEnd"/>
-      <w:r>
-        <w:rPr>
-          <w:sz w:val="20"/>
-          <w:szCs w:val="20"/>
-        </w:rPr>
-        <w:t>(text) and call it.</w:t>
+        <w:t xml:space="preserve"> a custom function fnClean(text) and call it.</w:t>
       </w:r>
     </w:p>
     <w:p>
@@ -14509,23 +12297,7 @@
           <w:sz w:val="20"/>
           <w:szCs w:val="20"/>
         </w:rPr>
-        <w:t xml:space="preserve"> a Date table in M using </w:t>
-      </w:r>
-      <w:proofErr w:type="spellStart"/>
-      <w:r>
-        <w:rPr>
-          <w:sz w:val="20"/>
-          <w:szCs w:val="20"/>
-        </w:rPr>
-        <w:t>List.Dates</w:t>
-      </w:r>
-      <w:proofErr w:type="spellEnd"/>
-      <w:r>
-        <w:rPr>
-          <w:sz w:val="20"/>
-          <w:szCs w:val="20"/>
-        </w:rPr>
-        <w:t>.</w:t>
+        <w:t xml:space="preserve"> a Date table in M using List.Dates.</w:t>
       </w:r>
     </w:p>
     <w:p>
@@ -14557,23 +12329,7 @@
           <w:szCs w:val="20"/>
         </w:rPr>
         <w:lastRenderedPageBreak/>
-        <w:t xml:space="preserve">Day 9: Power BI </w:t>
-      </w:r>
-      <w:proofErr w:type="spellStart"/>
-      <w:r>
-        <w:rPr>
-          <w:sz w:val="20"/>
-          <w:szCs w:val="20"/>
-        </w:rPr>
-        <w:t>modeling</w:t>
-      </w:r>
-      <w:proofErr w:type="spellEnd"/>
-      <w:r>
-        <w:rPr>
-          <w:sz w:val="20"/>
-          <w:szCs w:val="20"/>
-        </w:rPr>
-        <w:t xml:space="preserve"> (P4-P6)</w:t>
+        <w:t>Day 9: Power BI modeling (P4-P6)</w:t>
       </w:r>
     </w:p>
     <w:tbl>
@@ -15016,23 +12772,7 @@
           <w:sz w:val="20"/>
           <w:szCs w:val="20"/>
         </w:rPr>
-        <w:t xml:space="preserve"> columns are primary keys and foreign keys between fact and </w:t>
-      </w:r>
-      <w:proofErr w:type="spellStart"/>
-      <w:r>
-        <w:rPr>
-          <w:sz w:val="20"/>
-          <w:szCs w:val="20"/>
-        </w:rPr>
-        <w:t>dim_product</w:t>
-      </w:r>
-      <w:proofErr w:type="spellEnd"/>
-      <w:r>
-        <w:rPr>
-          <w:sz w:val="20"/>
-          <w:szCs w:val="20"/>
-        </w:rPr>
-        <w:t>?</w:t>
+        <w:t xml:space="preserve"> columns are primary keys and foreign keys between fact and dim_product?</w:t>
       </w:r>
     </w:p>
     <w:p>
@@ -15201,23 +12941,7 @@
           <w:sz w:val="20"/>
           <w:szCs w:val="20"/>
         </w:rPr>
-        <w:t xml:space="preserve"> vs </w:t>
-      </w:r>
-      <w:proofErr w:type="spellStart"/>
-      <w:r>
-        <w:rPr>
-          <w:sz w:val="20"/>
-          <w:szCs w:val="20"/>
-        </w:rPr>
-        <w:t>DirectQuery</w:t>
-      </w:r>
-      <w:proofErr w:type="spellEnd"/>
-      <w:r>
-        <w:rPr>
-          <w:sz w:val="20"/>
-          <w:szCs w:val="20"/>
-        </w:rPr>
-        <w:t xml:space="preserve"> vs Composite: one pro and one con each.</w:t>
+        <w:t xml:space="preserve"> vs DirectQuery vs Composite: one pro and one con each.</w:t>
       </w:r>
     </w:p>
     <w:p>
@@ -15641,23 +13365,7 @@
           <w:sz w:val="20"/>
           <w:szCs w:val="20"/>
         </w:rPr>
-        <w:t>: Online Sales (</w:t>
-      </w:r>
-      <w:proofErr w:type="spellStart"/>
-      <w:r>
-        <w:rPr>
-          <w:sz w:val="20"/>
-          <w:szCs w:val="20"/>
-        </w:rPr>
-        <w:t>Sales_Channel</w:t>
-      </w:r>
-      <w:proofErr w:type="spellEnd"/>
-      <w:r>
-        <w:rPr>
-          <w:sz w:val="20"/>
-          <w:szCs w:val="20"/>
-        </w:rPr>
-        <w:t xml:space="preserve"> = Online).</w:t>
+        <w:t>: Online Sales (Sales_Channel = Online).</w:t>
       </w:r>
     </w:p>
     <w:p>
@@ -15844,23 +13552,7 @@
           <w:sz w:val="20"/>
           <w:szCs w:val="20"/>
         </w:rPr>
-        <w:t xml:space="preserve">: total of Quantity x </w:t>
-      </w:r>
-      <w:proofErr w:type="spellStart"/>
-      <w:r>
-        <w:rPr>
-          <w:sz w:val="20"/>
-          <w:szCs w:val="20"/>
-        </w:rPr>
-        <w:t>Unit_Price</w:t>
-      </w:r>
-      <w:proofErr w:type="spellEnd"/>
-      <w:r>
-        <w:rPr>
-          <w:sz w:val="20"/>
-          <w:szCs w:val="20"/>
-        </w:rPr>
-        <w:t>. When do you need an iterator?</w:t>
+        <w:t>: total of Quantity x Unit_Price. When do you need an iterator?</w:t>
       </w:r>
     </w:p>
     <w:p>
@@ -16318,23 +14010,7 @@
           <w:sz w:val="20"/>
           <w:szCs w:val="20"/>
         </w:rPr>
-        <w:t xml:space="preserve">: hide </w:t>
-      </w:r>
-      <w:proofErr w:type="spellStart"/>
-      <w:r>
-        <w:rPr>
-          <w:sz w:val="20"/>
-          <w:szCs w:val="20"/>
-        </w:rPr>
-        <w:t>Cost_Amount</w:t>
-      </w:r>
-      <w:proofErr w:type="spellEnd"/>
-      <w:r>
-        <w:rPr>
-          <w:sz w:val="20"/>
-          <w:szCs w:val="20"/>
-        </w:rPr>
-        <w:t xml:space="preserve"> and Profit from a role. Which tool is needed?</w:t>
+        <w:t>: hide Cost_Amount and Profit from a role. Which tool is needed?</w:t>
       </w:r>
     </w:p>
     <w:p>
@@ -16912,23 +14588,7 @@
           <w:sz w:val="20"/>
           <w:szCs w:val="20"/>
         </w:rPr>
-        <w:t xml:space="preserve"> a waterfall chart and a </w:t>
-      </w:r>
-      <w:proofErr w:type="spellStart"/>
-      <w:r>
-        <w:rPr>
-          <w:sz w:val="20"/>
-          <w:szCs w:val="20"/>
-        </w:rPr>
-        <w:t>treemap</w:t>
-      </w:r>
-      <w:proofErr w:type="spellEnd"/>
-      <w:r>
-        <w:rPr>
-          <w:sz w:val="20"/>
-          <w:szCs w:val="20"/>
-        </w:rPr>
-        <w:t xml:space="preserve"> for profit by category.</w:t>
+        <w:t xml:space="preserve"> a waterfall chart and a treemap for profit by category.</w:t>
       </w:r>
     </w:p>
     <w:p>
@@ -17114,23 +14774,7 @@
           <w:sz w:val="20"/>
           <w:szCs w:val="20"/>
         </w:rPr>
-        <w:t xml:space="preserve"> a </w:t>
-      </w:r>
-      <w:proofErr w:type="spellStart"/>
-      <w:r>
-        <w:rPr>
-          <w:sz w:val="20"/>
-          <w:szCs w:val="20"/>
-        </w:rPr>
-        <w:t>color</w:t>
-      </w:r>
-      <w:proofErr w:type="spellEnd"/>
-      <w:r>
-        <w:rPr>
-          <w:sz w:val="20"/>
-          <w:szCs w:val="20"/>
-        </w:rPr>
-        <w:t xml:space="preserve"> scale on profit margin in a matrix.</w:t>
+        <w:t xml:space="preserve"> a color scale on profit margin in a matrix.</w:t>
       </w:r>
     </w:p>
     <w:p>
@@ -17232,23 +14876,7 @@
           <w:sz w:val="20"/>
           <w:szCs w:val="20"/>
         </w:rPr>
-        <w:t xml:space="preserve"> Influencers: what drives low </w:t>
-      </w:r>
-      <w:proofErr w:type="spellStart"/>
-      <w:r>
-        <w:rPr>
-          <w:sz w:val="20"/>
-          <w:szCs w:val="20"/>
-        </w:rPr>
-        <w:t>Customer_Rating</w:t>
-      </w:r>
-      <w:proofErr w:type="spellEnd"/>
-      <w:r>
-        <w:rPr>
-          <w:sz w:val="20"/>
-          <w:szCs w:val="20"/>
-        </w:rPr>
-        <w:t xml:space="preserve"> or returns?</w:t>
+        <w:t xml:space="preserve"> Influencers: what drives low Customer_Rating or returns?</w:t>
       </w:r>
     </w:p>
     <w:p>
@@ -18373,23 +16001,7 @@
           <w:sz w:val="20"/>
           <w:szCs w:val="20"/>
         </w:rPr>
-        <w:t xml:space="preserve"> only the keyboard, jump to the last row/column of the data, then select the whole </w:t>
-      </w:r>
-      <w:proofErr w:type="spellStart"/>
-      <w:r>
-        <w:rPr>
-          <w:sz w:val="20"/>
-          <w:szCs w:val="20"/>
-        </w:rPr>
-        <w:t>Sales_Amount</w:t>
-      </w:r>
-      <w:proofErr w:type="spellEnd"/>
-      <w:r>
-        <w:rPr>
-          <w:sz w:val="20"/>
-          <w:szCs w:val="20"/>
-        </w:rPr>
-        <w:t xml:space="preserve"> column.</w:t>
+        <w:t xml:space="preserve"> only the keyboard, jump to the last row/column of the data, then select the whole Sales_Amount column.</w:t>
       </w:r>
     </w:p>
     <w:p>
@@ -18452,23 +16064,7 @@
           <w:sz w:val="20"/>
           <w:szCs w:val="20"/>
         </w:rPr>
-        <w:t xml:space="preserve"> by Country (A-Z), then by </w:t>
-      </w:r>
-      <w:proofErr w:type="spellStart"/>
-      <w:r>
-        <w:rPr>
-          <w:sz w:val="20"/>
-          <w:szCs w:val="20"/>
-        </w:rPr>
-        <w:t>Sales_Amount</w:t>
-      </w:r>
-      <w:proofErr w:type="spellEnd"/>
-      <w:r>
-        <w:rPr>
-          <w:sz w:val="20"/>
-          <w:szCs w:val="20"/>
-        </w:rPr>
-        <w:t xml:space="preserve"> (largest first).</w:t>
+        <w:t xml:space="preserve"> by Country (A-Z), then by Sales_Amount (largest first).</w:t>
       </w:r>
     </w:p>
     <w:p>
@@ -18594,23 +16190,7 @@
           <w:sz w:val="20"/>
           <w:szCs w:val="20"/>
         </w:rPr>
-        <w:t xml:space="preserve"> duplicate rows on </w:t>
-      </w:r>
-      <w:proofErr w:type="spellStart"/>
-      <w:r>
-        <w:rPr>
-          <w:sz w:val="20"/>
-          <w:szCs w:val="20"/>
-        </w:rPr>
-        <w:t>Transaction_ID</w:t>
-      </w:r>
-      <w:proofErr w:type="spellEnd"/>
-      <w:r>
-        <w:rPr>
-          <w:sz w:val="20"/>
-          <w:szCs w:val="20"/>
-        </w:rPr>
-        <w:t>. How do you confirm how many were removed?</w:t>
+        <w:t xml:space="preserve"> duplicate rows on Transaction_ID. How do you confirm how many were removed?</w:t>
       </w:r>
     </w:p>
     <w:p>
@@ -18673,23 +16253,7 @@
           <w:sz w:val="20"/>
           <w:szCs w:val="20"/>
         </w:rPr>
-        <w:t xml:space="preserve">: Online orders in Germany with </w:t>
-      </w:r>
-      <w:proofErr w:type="spellStart"/>
-      <w:r>
-        <w:rPr>
-          <w:sz w:val="20"/>
-          <w:szCs w:val="20"/>
-        </w:rPr>
-        <w:t>Sales_Amount</w:t>
-      </w:r>
-      <w:proofErr w:type="spellEnd"/>
-      <w:r>
-        <w:rPr>
-          <w:sz w:val="20"/>
-          <w:szCs w:val="20"/>
-        </w:rPr>
-        <w:t xml:space="preserve"> &gt; 500.</w:t>
+        <w:t>: Online orders in Germany with Sales_Amount &gt; 500.</w:t>
       </w:r>
     </w:p>
     <w:p>
@@ -18752,23 +16316,7 @@
           <w:sz w:val="20"/>
           <w:szCs w:val="20"/>
         </w:rPr>
-        <w:t xml:space="preserve"> chart of monthly </w:t>
-      </w:r>
-      <w:proofErr w:type="spellStart"/>
-      <w:r>
-        <w:rPr>
-          <w:sz w:val="20"/>
-          <w:szCs w:val="20"/>
-        </w:rPr>
-        <w:t>Sales_Amount</w:t>
-      </w:r>
-      <w:proofErr w:type="spellEnd"/>
-      <w:r>
-        <w:rPr>
-          <w:sz w:val="20"/>
-          <w:szCs w:val="20"/>
-        </w:rPr>
-        <w:t xml:space="preserve"> (build a helper month column first).</w:t>
+        <w:t xml:space="preserve"> chart of monthly Sales_Amount (build a helper month column first).</w:t>
       </w:r>
     </w:p>
     <w:p>
@@ -18831,23 +16379,7 @@
           <w:sz w:val="20"/>
           <w:szCs w:val="20"/>
         </w:rPr>
-        <w:t xml:space="preserve"> VLOOKUP approximate match to map </w:t>
-      </w:r>
-      <w:proofErr w:type="spellStart"/>
-      <w:r>
-        <w:rPr>
-          <w:sz w:val="20"/>
-          <w:szCs w:val="20"/>
-        </w:rPr>
-        <w:t>Sales_Amount</w:t>
-      </w:r>
-      <w:proofErr w:type="spellEnd"/>
-      <w:r>
-        <w:rPr>
-          <w:sz w:val="20"/>
-          <w:szCs w:val="20"/>
-        </w:rPr>
-        <w:t xml:space="preserve"> to a price band table (0, 100, 500, 1000).</w:t>
+        <w:t xml:space="preserve"> VLOOKUP approximate match to map Sales_Amount to a price band table (0, 100, 500, 1000).</w:t>
       </w:r>
     </w:p>
     <w:p>
@@ -18910,39 +16442,7 @@
           <w:sz w:val="20"/>
           <w:szCs w:val="20"/>
         </w:rPr>
-        <w:t xml:space="preserve"> INDEX/MATCH to return </w:t>
-      </w:r>
-      <w:proofErr w:type="spellStart"/>
-      <w:r>
-        <w:rPr>
-          <w:sz w:val="20"/>
-          <w:szCs w:val="20"/>
-        </w:rPr>
-        <w:t>Store_Name</w:t>
-      </w:r>
-      <w:proofErr w:type="spellEnd"/>
-      <w:r>
-        <w:rPr>
-          <w:sz w:val="20"/>
-          <w:szCs w:val="20"/>
-        </w:rPr>
-        <w:t xml:space="preserve"> for a given </w:t>
-      </w:r>
-      <w:proofErr w:type="spellStart"/>
-      <w:r>
-        <w:rPr>
-          <w:sz w:val="20"/>
-          <w:szCs w:val="20"/>
-        </w:rPr>
-        <w:t>Store_ID</w:t>
-      </w:r>
-      <w:proofErr w:type="spellEnd"/>
-      <w:r>
-        <w:rPr>
-          <w:sz w:val="20"/>
-          <w:szCs w:val="20"/>
-        </w:rPr>
-        <w:t>.</w:t>
+        <w:t xml:space="preserve"> INDEX/MATCH to return Store_Name for a given Store_ID.</w:t>
       </w:r>
     </w:p>
     <w:p>
@@ -19005,23 +16505,7 @@
           <w:sz w:val="20"/>
           <w:szCs w:val="20"/>
         </w:rPr>
-        <w:t xml:space="preserve">: extract the store number from </w:t>
-      </w:r>
-      <w:proofErr w:type="spellStart"/>
-      <w:r>
-        <w:rPr>
-          <w:sz w:val="20"/>
-          <w:szCs w:val="20"/>
-        </w:rPr>
-        <w:t>Store_ID</w:t>
-      </w:r>
-      <w:proofErr w:type="spellEnd"/>
-      <w:r>
-        <w:rPr>
-          <w:sz w:val="20"/>
-          <w:szCs w:val="20"/>
-        </w:rPr>
-        <w:t>.</w:t>
+        <w:t>: extract the store number from Store_ID.</w:t>
       </w:r>
     </w:p>
     <w:p>
@@ -19084,23 +16568,7 @@
           <w:sz w:val="20"/>
           <w:szCs w:val="20"/>
         </w:rPr>
-        <w:t xml:space="preserve"> Year, Month name and Weekday from </w:t>
-      </w:r>
-      <w:proofErr w:type="spellStart"/>
-      <w:r>
-        <w:rPr>
-          <w:sz w:val="20"/>
-          <w:szCs w:val="20"/>
-        </w:rPr>
-        <w:t>Order_Date</w:t>
-      </w:r>
-      <w:proofErr w:type="spellEnd"/>
-      <w:r>
-        <w:rPr>
-          <w:sz w:val="20"/>
-          <w:szCs w:val="20"/>
-        </w:rPr>
-        <w:t>.</w:t>
+        <w:t xml:space="preserve"> Year, Month name and Weekday from Order_Date.</w:t>
       </w:r>
     </w:p>
     <w:p>
@@ -19289,23 +16757,7 @@
           <w:sz w:val="20"/>
           <w:szCs w:val="20"/>
         </w:rPr>
-        <w:t xml:space="preserve"> </w:t>
-      </w:r>
-      <w:proofErr w:type="spellStart"/>
-      <w:r>
-        <w:rPr>
-          <w:sz w:val="20"/>
-          <w:szCs w:val="20"/>
-        </w:rPr>
-        <w:t>Discount_Percentage</w:t>
-      </w:r>
-      <w:proofErr w:type="spellEnd"/>
-      <w:r>
-        <w:rPr>
-          <w:sz w:val="20"/>
-          <w:szCs w:val="20"/>
-        </w:rPr>
-        <w:t xml:space="preserve"> to values between 0 and 50, with a custom error message.</w:t>
+        <w:t xml:space="preserve"> Discount_Percentage to values between 0 and 50, with a custom error message.</w:t>
       </w:r>
     </w:p>
     <w:p>
@@ -19448,39 +16900,7 @@
           <w:sz w:val="20"/>
           <w:szCs w:val="20"/>
         </w:rPr>
-        <w:t xml:space="preserve"> a primary key on </w:t>
-      </w:r>
-      <w:proofErr w:type="spellStart"/>
-      <w:r>
-        <w:rPr>
-          <w:sz w:val="20"/>
-          <w:szCs w:val="20"/>
-        </w:rPr>
-        <w:t>Transaction_ID</w:t>
-      </w:r>
-      <w:proofErr w:type="spellEnd"/>
-      <w:r>
-        <w:rPr>
-          <w:sz w:val="20"/>
-          <w:szCs w:val="20"/>
-        </w:rPr>
-        <w:t xml:space="preserve"> and NOT NULL on </w:t>
-      </w:r>
-      <w:proofErr w:type="spellStart"/>
-      <w:r>
-        <w:rPr>
-          <w:sz w:val="20"/>
-          <w:szCs w:val="20"/>
-        </w:rPr>
-        <w:t>Order_Date</w:t>
-      </w:r>
-      <w:proofErr w:type="spellEnd"/>
-      <w:r>
-        <w:rPr>
-          <w:sz w:val="20"/>
-          <w:szCs w:val="20"/>
-        </w:rPr>
-        <w:t>.</w:t>
+        <w:t xml:space="preserve"> a primary key on Transaction_ID and NOT NULL on Order_Date.</w:t>
       </w:r>
     </w:p>
     <w:p>
@@ -19543,23 +16963,7 @@
           <w:sz w:val="20"/>
           <w:szCs w:val="20"/>
         </w:rPr>
-        <w:t xml:space="preserve"> where Country = 'Canada' and </w:t>
-      </w:r>
-      <w:proofErr w:type="spellStart"/>
-      <w:r>
-        <w:rPr>
-          <w:sz w:val="20"/>
-          <w:szCs w:val="20"/>
-        </w:rPr>
-        <w:t>Sales_Amount</w:t>
-      </w:r>
-      <w:proofErr w:type="spellEnd"/>
-      <w:r>
-        <w:rPr>
-          <w:sz w:val="20"/>
-          <w:szCs w:val="20"/>
-        </w:rPr>
-        <w:t xml:space="preserve"> &gt; 500.</w:t>
+        <w:t xml:space="preserve"> where Country = 'Canada' and Sales_Amount &gt; 500.</w:t>
       </w:r>
     </w:p>
     <w:p>
@@ -19685,23 +17089,7 @@
           <w:sz w:val="20"/>
           <w:szCs w:val="20"/>
         </w:rPr>
-        <w:t xml:space="preserve"> revenue per </w:t>
-      </w:r>
-      <w:proofErr w:type="spellStart"/>
-      <w:r>
-        <w:rPr>
-          <w:sz w:val="20"/>
-          <w:szCs w:val="20"/>
-        </w:rPr>
-        <w:t>Product_Category</w:t>
-      </w:r>
-      <w:proofErr w:type="spellEnd"/>
-      <w:r>
-        <w:rPr>
-          <w:sz w:val="20"/>
-          <w:szCs w:val="20"/>
-        </w:rPr>
-        <w:t>.</w:t>
+        <w:t xml:space="preserve"> revenue per Product_Category.</w:t>
       </w:r>
     </w:p>
     <w:p>
@@ -19953,23 +17341,7 @@
           <w:sz w:val="20"/>
           <w:szCs w:val="20"/>
         </w:rPr>
-        <w:t xml:space="preserve"> </w:t>
-      </w:r>
-      <w:proofErr w:type="spellStart"/>
-      <w:r>
-        <w:rPr>
-          <w:sz w:val="20"/>
-          <w:szCs w:val="20"/>
-        </w:rPr>
-        <w:t>Discount_Percentage</w:t>
-      </w:r>
-      <w:proofErr w:type="spellEnd"/>
-      <w:r>
-        <w:rPr>
-          <w:sz w:val="20"/>
-          <w:szCs w:val="20"/>
-        </w:rPr>
-        <w:t xml:space="preserve"> at 50 where it is higher.</w:t>
+        <w:t xml:space="preserve"> Discount_Percentage at 50 where it is higher.</w:t>
       </w:r>
     </w:p>
     <w:p>
@@ -20443,55 +17815,7 @@
           <w:sz w:val="20"/>
           <w:szCs w:val="20"/>
         </w:rPr>
-        <w:t xml:space="preserve"> </w:t>
-      </w:r>
-      <w:proofErr w:type="spellStart"/>
-      <w:r>
-        <w:rPr>
-          <w:sz w:val="20"/>
-          <w:szCs w:val="20"/>
-        </w:rPr>
-        <w:t>Table.TransformColumns</w:t>
-      </w:r>
-      <w:proofErr w:type="spellEnd"/>
-      <w:r>
-        <w:rPr>
-          <w:sz w:val="20"/>
-          <w:szCs w:val="20"/>
-        </w:rPr>
-        <w:t xml:space="preserve"> with </w:t>
-      </w:r>
-      <w:proofErr w:type="spellStart"/>
-      <w:r>
-        <w:rPr>
-          <w:sz w:val="20"/>
-          <w:szCs w:val="20"/>
-        </w:rPr>
-        <w:t>Text.Proper</w:t>
-      </w:r>
-      <w:proofErr w:type="spellEnd"/>
-      <w:r>
-        <w:rPr>
-          <w:sz w:val="20"/>
-          <w:szCs w:val="20"/>
-        </w:rPr>
-        <w:t xml:space="preserve"> and </w:t>
-      </w:r>
-      <w:proofErr w:type="spellStart"/>
-      <w:r>
-        <w:rPr>
-          <w:sz w:val="20"/>
-          <w:szCs w:val="20"/>
-        </w:rPr>
-        <w:t>Text.Trim</w:t>
-      </w:r>
-      <w:proofErr w:type="spellEnd"/>
-      <w:r>
-        <w:rPr>
-          <w:sz w:val="20"/>
-          <w:szCs w:val="20"/>
-        </w:rPr>
-        <w:t>.</w:t>
+        <w:t xml:space="preserve"> Table.TransformColumns with Text.Proper and Text.Trim.</w:t>
       </w:r>
     </w:p>
     <w:p>

--- a/Python/Datasets/E_Retail Sales Dataset/Placement_Test_Practice_Question_Bank.docx
+++ b/Python/Datasets/E_Retail Sales Dataset/Placement_Test_Practice_Question_Bank.docx
@@ -97,7 +97,23 @@
           <w:sz w:val="20"/>
           <w:szCs w:val="20"/>
         </w:rPr>
-        <w:t>Excel: load the CSV as a Table named tblSales. SQL: assume a table named sales with the same column names as the data dictionary (MySQL or SQL Server syntax is fine). For JOIN questions, first create dim tables with SELECT DISTINCT because the data is one flat table. Power BI: import the CSV and build the model as you go.</w:t>
+        <w:t xml:space="preserve">Excel: load the CSV as a Table named </w:t>
+      </w:r>
+      <w:proofErr w:type="spellStart"/>
+      <w:r>
+        <w:rPr>
+          <w:sz w:val="20"/>
+          <w:szCs w:val="20"/>
+        </w:rPr>
+        <w:t>tblSales</w:t>
+      </w:r>
+      <w:proofErr w:type="spellEnd"/>
+      <w:r>
+        <w:rPr>
+          <w:sz w:val="20"/>
+          <w:szCs w:val="20"/>
+        </w:rPr>
+        <w:t>. SQL: assume a table named sales with the same column names as the data dictionary (MySQL or SQL Server syntax is fine). For JOIN questions, first create dim tables with SELECT DISTINCT because the data is one flat table. Power BI: import the CSV and build the model as you go.</w:t>
       </w:r>
     </w:p>
     <w:p>
@@ -145,7 +161,23 @@
           <w:sz w:val="20"/>
           <w:szCs w:val="20"/>
         </w:rPr>
-        <w:t>Sales_data_dictionary.csv = a reference sheet that explains each column (meaning and data type). Do not analyze it; just look things up in it.</w:t>
+        <w:t xml:space="preserve">Sales_data_dictionary.csv = a reference sheet that explains each column (meaning and data type). Do not </w:t>
+      </w:r>
+      <w:proofErr w:type="spellStart"/>
+      <w:r>
+        <w:rPr>
+          <w:sz w:val="20"/>
+          <w:szCs w:val="20"/>
+        </w:rPr>
+        <w:t>analyze</w:t>
+      </w:r>
+      <w:proofErr w:type="spellEnd"/>
+      <w:r>
+        <w:rPr>
+          <w:sz w:val="20"/>
+          <w:szCs w:val="20"/>
+        </w:rPr>
+        <w:t xml:space="preserve"> it; just look things up in it.</w:t>
       </w:r>
     </w:p>
     <w:p>
@@ -1970,108 +2002,6 @@
           <w:sz w:val="20"/>
           <w:szCs w:val="20"/>
         </w:rPr>
-        <w:t xml:space="preserve">E3.3  </w:t>
-      </w:r>
-      <w:r>
-        <w:rPr>
-          <w:sz w:val="20"/>
-          <w:szCs w:val="20"/>
-        </w:rPr>
-        <w:t>Flag</w:t>
-      </w:r>
-      <w:proofErr w:type="gramEnd"/>
-      <w:r>
-        <w:rPr>
-          <w:sz w:val="20"/>
-          <w:szCs w:val="20"/>
-        </w:rPr>
-        <w:t xml:space="preserve"> each transaction as 'Loss' if Profit &lt; 0, else 'Profit'.</w:t>
-      </w:r>
-    </w:p>
-    <w:p>
-      <w:pPr>
-        <w:spacing w:after="80"/>
-        <w:rPr>
-          <w:sz w:val="20"/>
-          <w:szCs w:val="20"/>
-        </w:rPr>
-      </w:pPr>
-      <w:proofErr w:type="gramStart"/>
-      <w:r>
-        <w:rPr>
-          <w:b/>
-          <w:bCs/>
-          <w:sz w:val="20"/>
-          <w:szCs w:val="20"/>
-        </w:rPr>
-        <w:t xml:space="preserve">E3.4  </w:t>
-      </w:r>
-      <w:r>
-        <w:rPr>
-          <w:sz w:val="20"/>
-          <w:szCs w:val="20"/>
-        </w:rPr>
-        <w:t>Flag</w:t>
-      </w:r>
-      <w:proofErr w:type="gramEnd"/>
-      <w:r>
-        <w:rPr>
-          <w:sz w:val="20"/>
-          <w:szCs w:val="20"/>
-        </w:rPr>
-        <w:t xml:space="preserve"> 'Review' if Discount_Percentage &gt; 30 AND Customer_Rating &lt; 3, else 'OK'.</w:t>
-      </w:r>
-    </w:p>
-    <w:p>
-      <w:pPr>
-        <w:spacing w:after="80"/>
-        <w:rPr>
-          <w:sz w:val="20"/>
-          <w:szCs w:val="20"/>
-        </w:rPr>
-      </w:pPr>
-      <w:proofErr w:type="gramStart"/>
-      <w:r>
-        <w:rPr>
-          <w:b/>
-          <w:bCs/>
-          <w:sz w:val="20"/>
-          <w:szCs w:val="20"/>
-        </w:rPr>
-        <w:t xml:space="preserve">E3.5  </w:t>
-      </w:r>
-      <w:r>
-        <w:rPr>
-          <w:sz w:val="20"/>
-          <w:szCs w:val="20"/>
-        </w:rPr>
-        <w:t>Rewrite</w:t>
-      </w:r>
-      <w:proofErr w:type="gramEnd"/>
-      <w:r>
-        <w:rPr>
-          <w:sz w:val="20"/>
-          <w:szCs w:val="20"/>
-        </w:rPr>
-        <w:t xml:space="preserve"> the nested IF from Q2 using IFS. Which is easier to maintain?</w:t>
-      </w:r>
-    </w:p>
-    <w:p>
-      <w:pPr>
-        <w:spacing w:after="80"/>
-        <w:rPr>
-          <w:sz w:val="20"/>
-          <w:szCs w:val="20"/>
-        </w:rPr>
-      </w:pPr>
-      <w:proofErr w:type="gramStart"/>
-      <w:r>
-        <w:rPr>
-          <w:b/>
-          <w:bCs/>
-          <w:sz w:val="20"/>
-          <w:szCs w:val="20"/>
-        </w:rPr>
         <w:t xml:space="preserve">E3.6  </w:t>
       </w:r>
       <w:r>
@@ -2087,7 +2017,39 @@
           <w:sz w:val="20"/>
           <w:szCs w:val="20"/>
         </w:rPr>
-        <w:t xml:space="preserve"> 'Returned' when Return_Flag = Yes, otherwise show the Order_Status.</w:t>
+        <w:t xml:space="preserve"> 'Returned' when </w:t>
+      </w:r>
+      <w:proofErr w:type="spellStart"/>
+      <w:r>
+        <w:rPr>
+          <w:sz w:val="20"/>
+          <w:szCs w:val="20"/>
+        </w:rPr>
+        <w:t>Return_Flag</w:t>
+      </w:r>
+      <w:proofErr w:type="spellEnd"/>
+      <w:r>
+        <w:rPr>
+          <w:sz w:val="20"/>
+          <w:szCs w:val="20"/>
+        </w:rPr>
+        <w:t xml:space="preserve"> = Yes, otherwise show the </w:t>
+      </w:r>
+      <w:proofErr w:type="spellStart"/>
+      <w:r>
+        <w:rPr>
+          <w:sz w:val="20"/>
+          <w:szCs w:val="20"/>
+        </w:rPr>
+        <w:t>Order_Status</w:t>
+      </w:r>
+      <w:proofErr w:type="spellEnd"/>
+      <w:r>
+        <w:rPr>
+          <w:sz w:val="20"/>
+          <w:szCs w:val="20"/>
+        </w:rPr>
+        <w:t>.</w:t>
       </w:r>
     </w:p>
     <w:p>
@@ -2104,7 +2066,23 @@
           <w:sz w:val="20"/>
           <w:szCs w:val="20"/>
         </w:rPr>
-        <w:t>E4. Data Handling: Concat, Deduplication, Missing Value Imputation</w:t>
+        <w:t xml:space="preserve">E4. Data Handling: </w:t>
+      </w:r>
+      <w:proofErr w:type="spellStart"/>
+      <w:r>
+        <w:rPr>
+          <w:sz w:val="20"/>
+          <w:szCs w:val="20"/>
+        </w:rPr>
+        <w:t>Concat</w:t>
+      </w:r>
+      <w:proofErr w:type="spellEnd"/>
+      <w:r>
+        <w:rPr>
+          <w:sz w:val="20"/>
+          <w:szCs w:val="20"/>
+        </w:rPr>
+        <w:t>, Deduplication, Missing Value Imputation</w:t>
       </w:r>
     </w:p>
     <w:p>
@@ -2138,7 +2116,23 @@
           <w:sz w:val="20"/>
           <w:szCs w:val="20"/>
         </w:rPr>
-        <w:t xml:space="preserve"> Store_Name and City as 'Store - City' using &amp;, CONCAT and TEXTJOIN.</w:t>
+        <w:t xml:space="preserve"> </w:t>
+      </w:r>
+      <w:proofErr w:type="spellStart"/>
+      <w:r>
+        <w:rPr>
+          <w:sz w:val="20"/>
+          <w:szCs w:val="20"/>
+        </w:rPr>
+        <w:t>Store_Name</w:t>
+      </w:r>
+      <w:proofErr w:type="spellEnd"/>
+      <w:r>
+        <w:rPr>
+          <w:sz w:val="20"/>
+          <w:szCs w:val="20"/>
+        </w:rPr>
+        <w:t xml:space="preserve"> and City as 'Store - City' using &amp;, CONCAT and TEXTJOIN.</w:t>
       </w:r>
     </w:p>
     <w:p>
@@ -2172,7 +2166,23 @@
           <w:sz w:val="20"/>
           <w:szCs w:val="20"/>
         </w:rPr>
-        <w:t xml:space="preserve"> duplicate rows on Transaction_ID. How do you confirm how many were removed?</w:t>
+        <w:t xml:space="preserve"> duplicate rows on </w:t>
+      </w:r>
+      <w:proofErr w:type="spellStart"/>
+      <w:r>
+        <w:rPr>
+          <w:sz w:val="20"/>
+          <w:szCs w:val="20"/>
+        </w:rPr>
+        <w:t>Transaction_ID</w:t>
+      </w:r>
+      <w:proofErr w:type="spellEnd"/>
+      <w:r>
+        <w:rPr>
+          <w:sz w:val="20"/>
+          <w:szCs w:val="20"/>
+        </w:rPr>
+        <w:t>. How do you confirm how many were removed?</w:t>
       </w:r>
     </w:p>
     <w:p>
@@ -2206,7 +2216,23 @@
           <w:sz w:val="20"/>
           <w:szCs w:val="20"/>
         </w:rPr>
-        <w:t xml:space="preserve"> duplicate Transaction_IDs with a COUNTIF helper column instead of deleting.</w:t>
+        <w:t xml:space="preserve"> duplicate </w:t>
+      </w:r>
+      <w:proofErr w:type="spellStart"/>
+      <w:r>
+        <w:rPr>
+          <w:sz w:val="20"/>
+          <w:szCs w:val="20"/>
+        </w:rPr>
+        <w:t>Transaction_IDs</w:t>
+      </w:r>
+      <w:proofErr w:type="spellEnd"/>
+      <w:r>
+        <w:rPr>
+          <w:sz w:val="20"/>
+          <w:szCs w:val="20"/>
+        </w:rPr>
+        <w:t xml:space="preserve"> with a COUNTIF helper column instead of deleting.</w:t>
       </w:r>
     </w:p>
     <w:p>
@@ -2274,7 +2300,23 @@
           <w:sz w:val="20"/>
           <w:szCs w:val="20"/>
         </w:rPr>
-        <w:t xml:space="preserve"> blank Customer_Age values with the median age using a formula.</w:t>
+        <w:t xml:space="preserve"> blank </w:t>
+      </w:r>
+      <w:proofErr w:type="spellStart"/>
+      <w:r>
+        <w:rPr>
+          <w:sz w:val="20"/>
+          <w:szCs w:val="20"/>
+        </w:rPr>
+        <w:t>Customer_Age</w:t>
+      </w:r>
+      <w:proofErr w:type="spellEnd"/>
+      <w:r>
+        <w:rPr>
+          <w:sz w:val="20"/>
+          <w:szCs w:val="20"/>
+        </w:rPr>
+        <w:t xml:space="preserve"> values with the median age using a formula.</w:t>
       </w:r>
     </w:p>
     <w:p>
@@ -2308,7 +2350,39 @@
           <w:sz w:val="20"/>
           <w:szCs w:val="20"/>
         </w:rPr>
-        <w:t xml:space="preserve"> blank Customer_Rating with the average rating of that row's Product_Category (AVERAGEIF).</w:t>
+        <w:t xml:space="preserve"> blank </w:t>
+      </w:r>
+      <w:proofErr w:type="spellStart"/>
+      <w:r>
+        <w:rPr>
+          <w:sz w:val="20"/>
+          <w:szCs w:val="20"/>
+        </w:rPr>
+        <w:t>Customer_Rating</w:t>
+      </w:r>
+      <w:proofErr w:type="spellEnd"/>
+      <w:r>
+        <w:rPr>
+          <w:sz w:val="20"/>
+          <w:szCs w:val="20"/>
+        </w:rPr>
+        <w:t xml:space="preserve"> with the average rating of that row's </w:t>
+      </w:r>
+      <w:proofErr w:type="spellStart"/>
+      <w:r>
+        <w:rPr>
+          <w:sz w:val="20"/>
+          <w:szCs w:val="20"/>
+        </w:rPr>
+        <w:t>Product_Category</w:t>
+      </w:r>
+      <w:proofErr w:type="spellEnd"/>
+      <w:r>
+        <w:rPr>
+          <w:sz w:val="20"/>
+          <w:szCs w:val="20"/>
+        </w:rPr>
+        <w:t xml:space="preserve"> (AVERAGEIF).</w:t>
       </w:r>
     </w:p>
     <w:p>
@@ -2359,7 +2433,23 @@
           <w:sz w:val="20"/>
           <w:szCs w:val="20"/>
         </w:rPr>
-        <w:t>: how many transactions are returned (Return_Flag = Yes)?</w:t>
+        <w:t>: how many transactions are returned (</w:t>
+      </w:r>
+      <w:proofErr w:type="spellStart"/>
+      <w:r>
+        <w:rPr>
+          <w:sz w:val="20"/>
+          <w:szCs w:val="20"/>
+        </w:rPr>
+        <w:t>Return_Flag</w:t>
+      </w:r>
+      <w:proofErr w:type="spellEnd"/>
+      <w:r>
+        <w:rPr>
+          <w:sz w:val="20"/>
+          <w:szCs w:val="20"/>
+        </w:rPr>
+        <w:t xml:space="preserve"> = Yes)?</w:t>
       </w:r>
     </w:p>
     <w:p>
@@ -2393,7 +2483,23 @@
           <w:sz w:val="20"/>
           <w:szCs w:val="20"/>
         </w:rPr>
-        <w:t>: Online orders in Germany with Sales_Amount &gt; 500.</w:t>
+        <w:t xml:space="preserve">: Online orders in Germany with </w:t>
+      </w:r>
+      <w:proofErr w:type="spellStart"/>
+      <w:r>
+        <w:rPr>
+          <w:sz w:val="20"/>
+          <w:szCs w:val="20"/>
+        </w:rPr>
+        <w:t>Sales_Amount</w:t>
+      </w:r>
+      <w:proofErr w:type="spellEnd"/>
+      <w:r>
+        <w:rPr>
+          <w:sz w:val="20"/>
+          <w:szCs w:val="20"/>
+        </w:rPr>
+        <w:t xml:space="preserve"> &gt; 500.</w:t>
       </w:r>
     </w:p>
     <w:p>
@@ -2427,7 +2533,23 @@
           <w:sz w:val="20"/>
           <w:szCs w:val="20"/>
         </w:rPr>
-        <w:t>: total Profit by Product_Category for 2024.</w:t>
+        <w:t xml:space="preserve">: total Profit by </w:t>
+      </w:r>
+      <w:proofErr w:type="spellStart"/>
+      <w:r>
+        <w:rPr>
+          <w:sz w:val="20"/>
+          <w:szCs w:val="20"/>
+        </w:rPr>
+        <w:t>Product_Category</w:t>
+      </w:r>
+      <w:proofErr w:type="spellEnd"/>
+      <w:r>
+        <w:rPr>
+          <w:sz w:val="20"/>
+          <w:szCs w:val="20"/>
+        </w:rPr>
+        <w:t xml:space="preserve"> for 2024.</w:t>
       </w:r>
     </w:p>
     <w:p>
@@ -2461,7 +2583,23 @@
           <w:sz w:val="20"/>
           <w:szCs w:val="20"/>
         </w:rPr>
-        <w:t>: average Customer_Rating for Express shipping.</w:t>
+        <w:t xml:space="preserve">: average </w:t>
+      </w:r>
+      <w:proofErr w:type="spellStart"/>
+      <w:r>
+        <w:rPr>
+          <w:sz w:val="20"/>
+          <w:szCs w:val="20"/>
+        </w:rPr>
+        <w:t>Customer_Rating</w:t>
+      </w:r>
+      <w:proofErr w:type="spellEnd"/>
+      <w:r>
+        <w:rPr>
+          <w:sz w:val="20"/>
+          <w:szCs w:val="20"/>
+        </w:rPr>
+        <w:t xml:space="preserve"> for Express shipping.</w:t>
       </w:r>
     </w:p>
     <w:p>
@@ -2495,7 +2633,39 @@
           <w:sz w:val="20"/>
           <w:szCs w:val="20"/>
         </w:rPr>
-        <w:t>: total of Quantity x Unit_Price x (1 - Discount/100). Does it match SUM of Sales_Amount? Why or why not?</w:t>
+        <w:t xml:space="preserve">: total of Quantity x </w:t>
+      </w:r>
+      <w:proofErr w:type="spellStart"/>
+      <w:r>
+        <w:rPr>
+          <w:sz w:val="20"/>
+          <w:szCs w:val="20"/>
+        </w:rPr>
+        <w:t>Unit_Price</w:t>
+      </w:r>
+      <w:proofErr w:type="spellEnd"/>
+      <w:r>
+        <w:rPr>
+          <w:sz w:val="20"/>
+          <w:szCs w:val="20"/>
+        </w:rPr>
+        <w:t xml:space="preserve"> x (1 - Discount/100). Does it match SUM of </w:t>
+      </w:r>
+      <w:proofErr w:type="spellStart"/>
+      <w:r>
+        <w:rPr>
+          <w:sz w:val="20"/>
+          <w:szCs w:val="20"/>
+        </w:rPr>
+        <w:t>Sales_Amount</w:t>
+      </w:r>
+      <w:proofErr w:type="spellEnd"/>
+      <w:r>
+        <w:rPr>
+          <w:sz w:val="20"/>
+          <w:szCs w:val="20"/>
+        </w:rPr>
+        <w:t>? Why or why not?</w:t>
       </w:r>
     </w:p>
     <w:p>
@@ -2529,7 +2699,39 @@
           <w:sz w:val="20"/>
           <w:szCs w:val="20"/>
         </w:rPr>
-        <w:t>: compute Profit / Sales_Amount and show 0 when Sales_Amount is blank or zero.</w:t>
+        <w:t xml:space="preserve">: compute Profit / </w:t>
+      </w:r>
+      <w:proofErr w:type="spellStart"/>
+      <w:r>
+        <w:rPr>
+          <w:sz w:val="20"/>
+          <w:szCs w:val="20"/>
+        </w:rPr>
+        <w:t>Sales_Amount</w:t>
+      </w:r>
+      <w:proofErr w:type="spellEnd"/>
+      <w:r>
+        <w:rPr>
+          <w:sz w:val="20"/>
+          <w:szCs w:val="20"/>
+        </w:rPr>
+        <w:t xml:space="preserve"> and show 0 when </w:t>
+      </w:r>
+      <w:proofErr w:type="spellStart"/>
+      <w:r>
+        <w:rPr>
+          <w:sz w:val="20"/>
+          <w:szCs w:val="20"/>
+        </w:rPr>
+        <w:t>Sales_Amount</w:t>
+      </w:r>
+      <w:proofErr w:type="spellEnd"/>
+      <w:r>
+        <w:rPr>
+          <w:sz w:val="20"/>
+          <w:szCs w:val="20"/>
+        </w:rPr>
+        <w:t xml:space="preserve"> is blank or zero.</w:t>
       </w:r>
     </w:p>
     <w:p>
@@ -2563,7 +2765,23 @@
           <w:sz w:val="20"/>
           <w:szCs w:val="20"/>
         </w:rPr>
-        <w:t>: correlation between Discount_Percentage and Profit. Interpret the number in one sentence.</w:t>
+        <w:t xml:space="preserve">: correlation between </w:t>
+      </w:r>
+      <w:proofErr w:type="spellStart"/>
+      <w:r>
+        <w:rPr>
+          <w:sz w:val="20"/>
+          <w:szCs w:val="20"/>
+        </w:rPr>
+        <w:t>Discount_Percentage</w:t>
+      </w:r>
+      <w:proofErr w:type="spellEnd"/>
+      <w:r>
+        <w:rPr>
+          <w:sz w:val="20"/>
+          <w:szCs w:val="20"/>
+        </w:rPr>
+        <w:t xml:space="preserve"> and Profit. Interpret the number in one sentence.</w:t>
       </w:r>
     </w:p>
     <w:p>
@@ -2862,7 +3080,23 @@
           <w:sz w:val="20"/>
           <w:szCs w:val="20"/>
         </w:rPr>
-        <w:t xml:space="preserve"> MATCH to find the row position of Product_ID 'P010'.</w:t>
+        <w:t xml:space="preserve"> MATCH to find the row position of </w:t>
+      </w:r>
+      <w:proofErr w:type="spellStart"/>
+      <w:r>
+        <w:rPr>
+          <w:sz w:val="20"/>
+          <w:szCs w:val="20"/>
+        </w:rPr>
+        <w:t>Product_ID</w:t>
+      </w:r>
+      <w:proofErr w:type="spellEnd"/>
+      <w:r>
+        <w:rPr>
+          <w:sz w:val="20"/>
+          <w:szCs w:val="20"/>
+        </w:rPr>
+        <w:t xml:space="preserve"> 'P010'.</w:t>
       </w:r>
     </w:p>
     <w:p>
@@ -2896,7 +3130,39 @@
           <w:sz w:val="20"/>
           <w:szCs w:val="20"/>
         </w:rPr>
-        <w:t xml:space="preserve"> INDEX/MATCH to return Store_Name for a given Store_ID.</w:t>
+        <w:t xml:space="preserve"> INDEX/MATCH to return </w:t>
+      </w:r>
+      <w:proofErr w:type="spellStart"/>
+      <w:r>
+        <w:rPr>
+          <w:sz w:val="20"/>
+          <w:szCs w:val="20"/>
+        </w:rPr>
+        <w:t>Store_Name</w:t>
+      </w:r>
+      <w:proofErr w:type="spellEnd"/>
+      <w:r>
+        <w:rPr>
+          <w:sz w:val="20"/>
+          <w:szCs w:val="20"/>
+        </w:rPr>
+        <w:t xml:space="preserve"> for a given </w:t>
+      </w:r>
+      <w:proofErr w:type="spellStart"/>
+      <w:r>
+        <w:rPr>
+          <w:sz w:val="20"/>
+          <w:szCs w:val="20"/>
+        </w:rPr>
+        <w:t>Store_ID</w:t>
+      </w:r>
+      <w:proofErr w:type="spellEnd"/>
+      <w:r>
+        <w:rPr>
+          <w:sz w:val="20"/>
+          <w:szCs w:val="20"/>
+        </w:rPr>
+        <w:t>.</w:t>
       </w:r>
     </w:p>
     <w:p>
@@ -2930,7 +3196,23 @@
           <w:sz w:val="20"/>
           <w:szCs w:val="20"/>
         </w:rPr>
-        <w:t>-way INDEX/MATCH: return sales for a chosen Country and Order_Year from a summary grid.</w:t>
+        <w:t xml:space="preserve">-way INDEX/MATCH: return sales for a chosen Country and </w:t>
+      </w:r>
+      <w:proofErr w:type="spellStart"/>
+      <w:r>
+        <w:rPr>
+          <w:sz w:val="20"/>
+          <w:szCs w:val="20"/>
+        </w:rPr>
+        <w:t>Order_Year</w:t>
+      </w:r>
+      <w:proofErr w:type="spellEnd"/>
+      <w:r>
+        <w:rPr>
+          <w:sz w:val="20"/>
+          <w:szCs w:val="20"/>
+        </w:rPr>
+        <w:t xml:space="preserve"> from a summary grid.</w:t>
       </w:r>
     </w:p>
     <w:p>
@@ -2964,7 +3246,23 @@
           <w:sz w:val="20"/>
           <w:szCs w:val="20"/>
         </w:rPr>
-        <w:t xml:space="preserve"> Filter with a criteria range: Country = Canada AND Discount_Percentage &gt; 20.</w:t>
+        <w:t xml:space="preserve"> Filter with a criteria range: Country = Canada AND </w:t>
+      </w:r>
+      <w:proofErr w:type="spellStart"/>
+      <w:r>
+        <w:rPr>
+          <w:sz w:val="20"/>
+          <w:szCs w:val="20"/>
+        </w:rPr>
+        <w:t>Discount_Percentage</w:t>
+      </w:r>
+      <w:proofErr w:type="spellEnd"/>
+      <w:r>
+        <w:rPr>
+          <w:sz w:val="20"/>
+          <w:szCs w:val="20"/>
+        </w:rPr>
+        <w:t xml:space="preserve"> &gt; 20.</w:t>
       </w:r>
     </w:p>
     <w:p>
@@ -2998,7 +3296,23 @@
           <w:sz w:val="20"/>
           <w:szCs w:val="20"/>
         </w:rPr>
-        <w:t xml:space="preserve"> Filter: copy only unique Customer_IDs to a new location.</w:t>
+        <w:t xml:space="preserve"> Filter: copy only unique </w:t>
+      </w:r>
+      <w:proofErr w:type="spellStart"/>
+      <w:r>
+        <w:rPr>
+          <w:sz w:val="20"/>
+          <w:szCs w:val="20"/>
+        </w:rPr>
+        <w:t>Customer_IDs</w:t>
+      </w:r>
+      <w:proofErr w:type="spellEnd"/>
+      <w:r>
+        <w:rPr>
+          <w:sz w:val="20"/>
+          <w:szCs w:val="20"/>
+        </w:rPr>
+        <w:t xml:space="preserve"> to a new location.</w:t>
       </w:r>
     </w:p>
     <w:p>
@@ -3032,7 +3346,23 @@
           <w:sz w:val="20"/>
           <w:szCs w:val="20"/>
         </w:rPr>
-        <w:t xml:space="preserve"> a combo chart: columns for Sales_Amount, line for Profit margin % on a secondary axis.</w:t>
+        <w:t xml:space="preserve"> a combo chart: columns for </w:t>
+      </w:r>
+      <w:proofErr w:type="spellStart"/>
+      <w:r>
+        <w:rPr>
+          <w:sz w:val="20"/>
+          <w:szCs w:val="20"/>
+        </w:rPr>
+        <w:t>Sales_Amount</w:t>
+      </w:r>
+      <w:proofErr w:type="spellEnd"/>
+      <w:r>
+        <w:rPr>
+          <w:sz w:val="20"/>
+          <w:szCs w:val="20"/>
+        </w:rPr>
+        <w:t>, line for Profit margin % on a secondary axis.</w:t>
       </w:r>
     </w:p>
     <w:p>
@@ -3083,7 +3413,23 @@
           <w:sz w:val="20"/>
           <w:szCs w:val="20"/>
         </w:rPr>
-        <w:t>: extract the city code from Store_ID (e.g. NYC-01 gives NYC).</w:t>
+        <w:t xml:space="preserve">: extract the city code from </w:t>
+      </w:r>
+      <w:proofErr w:type="spellStart"/>
+      <w:r>
+        <w:rPr>
+          <w:sz w:val="20"/>
+          <w:szCs w:val="20"/>
+        </w:rPr>
+        <w:t>Store_ID</w:t>
+      </w:r>
+      <w:proofErr w:type="spellEnd"/>
+      <w:r>
+        <w:rPr>
+          <w:sz w:val="20"/>
+          <w:szCs w:val="20"/>
+        </w:rPr>
+        <w:t xml:space="preserve"> (e.g. NYC-01 gives NYC).</w:t>
       </w:r>
     </w:p>
     <w:p>
@@ -3117,7 +3463,23 @@
           <w:sz w:val="20"/>
           <w:szCs w:val="20"/>
         </w:rPr>
-        <w:t>: extract the store number from Store_ID.</w:t>
+        <w:t xml:space="preserve">: extract the store number from </w:t>
+      </w:r>
+      <w:proofErr w:type="spellStart"/>
+      <w:r>
+        <w:rPr>
+          <w:sz w:val="20"/>
+          <w:szCs w:val="20"/>
+        </w:rPr>
+        <w:t>Store_ID</w:t>
+      </w:r>
+      <w:proofErr w:type="spellEnd"/>
+      <w:r>
+        <w:rPr>
+          <w:sz w:val="20"/>
+          <w:szCs w:val="20"/>
+        </w:rPr>
+        <w:t>.</w:t>
       </w:r>
     </w:p>
     <w:p>
@@ -3151,7 +3513,23 @@
           <w:sz w:val="20"/>
           <w:szCs w:val="20"/>
         </w:rPr>
-        <w:t>: extract the numeric part of Transaction_ID (T20001234).</w:t>
+        <w:t xml:space="preserve">: extract the numeric part of </w:t>
+      </w:r>
+      <w:proofErr w:type="spellStart"/>
+      <w:r>
+        <w:rPr>
+          <w:sz w:val="20"/>
+          <w:szCs w:val="20"/>
+        </w:rPr>
+        <w:t>Transaction_ID</w:t>
+      </w:r>
+      <w:proofErr w:type="spellEnd"/>
+      <w:r>
+        <w:rPr>
+          <w:sz w:val="20"/>
+          <w:szCs w:val="20"/>
+        </w:rPr>
+        <w:t xml:space="preserve"> (T20001234).</w:t>
       </w:r>
     </w:p>
     <w:p>
@@ -3185,7 +3563,23 @@
           <w:sz w:val="20"/>
           <w:szCs w:val="20"/>
         </w:rPr>
-        <w:t xml:space="preserve"> the casing of Customer_Gender and Region using UPPER, LOWER and PROPER.</w:t>
+        <w:t xml:space="preserve"> the casing of </w:t>
+      </w:r>
+      <w:proofErr w:type="spellStart"/>
+      <w:r>
+        <w:rPr>
+          <w:sz w:val="20"/>
+          <w:szCs w:val="20"/>
+        </w:rPr>
+        <w:t>Customer_Gender</w:t>
+      </w:r>
+      <w:proofErr w:type="spellEnd"/>
+      <w:r>
+        <w:rPr>
+          <w:sz w:val="20"/>
+          <w:szCs w:val="20"/>
+        </w:rPr>
+        <w:t xml:space="preserve"> and Region using UPPER, LOWER and PROPER.</w:t>
       </w:r>
     </w:p>
     <w:p>
@@ -3219,7 +3613,23 @@
           <w:sz w:val="20"/>
           <w:szCs w:val="20"/>
         </w:rPr>
-        <w:t>: find Customer_IDs whose length is not 6.</w:t>
+        <w:t xml:space="preserve">: find </w:t>
+      </w:r>
+      <w:proofErr w:type="spellStart"/>
+      <w:r>
+        <w:rPr>
+          <w:sz w:val="20"/>
+          <w:szCs w:val="20"/>
+        </w:rPr>
+        <w:t>Customer_IDs</w:t>
+      </w:r>
+      <w:proofErr w:type="spellEnd"/>
+      <w:r>
+        <w:rPr>
+          <w:sz w:val="20"/>
+          <w:szCs w:val="20"/>
+        </w:rPr>
+        <w:t xml:space="preserve"> whose length is not 6.</w:t>
       </w:r>
     </w:p>
     <w:p>
@@ -3338,7 +3748,23 @@
           <w:sz w:val="20"/>
           <w:szCs w:val="20"/>
         </w:rPr>
-        <w:t xml:space="preserve"> Year, Month name and Weekday from Order_Date.</w:t>
+        <w:t xml:space="preserve"> Year, Month name and Weekday from </w:t>
+      </w:r>
+      <w:proofErr w:type="spellStart"/>
+      <w:r>
+        <w:rPr>
+          <w:sz w:val="20"/>
+          <w:szCs w:val="20"/>
+        </w:rPr>
+        <w:t>Order_Date</w:t>
+      </w:r>
+      <w:proofErr w:type="spellEnd"/>
+      <w:r>
+        <w:rPr>
+          <w:sz w:val="20"/>
+          <w:szCs w:val="20"/>
+        </w:rPr>
+        <w:t>.</w:t>
       </w:r>
     </w:p>
     <w:p>
@@ -3422,7 +3848,23 @@
           <w:sz w:val="20"/>
           <w:szCs w:val="20"/>
         </w:rPr>
-        <w:t xml:space="preserve"> TIMEVALUE on Order_Time to label orders Morning, Afternoon or Evening.</w:t>
+        <w:t xml:space="preserve"> TIMEVALUE on </w:t>
+      </w:r>
+      <w:proofErr w:type="spellStart"/>
+      <w:r>
+        <w:rPr>
+          <w:sz w:val="20"/>
+          <w:szCs w:val="20"/>
+        </w:rPr>
+        <w:t>Order_Time</w:t>
+      </w:r>
+      <w:proofErr w:type="spellEnd"/>
+      <w:r>
+        <w:rPr>
+          <w:sz w:val="20"/>
+          <w:szCs w:val="20"/>
+        </w:rPr>
+        <w:t xml:space="preserve"> to label orders Morning, Afternoon or Evening.</w:t>
       </w:r>
     </w:p>
     <w:p>
@@ -3456,7 +3898,55 @@
           <w:sz w:val="20"/>
           <w:szCs w:val="20"/>
         </w:rPr>
-        <w:t>: working days between Order_Date and Order_Date + Delivery_Days.</w:t>
+        <w:t xml:space="preserve">: working days between </w:t>
+      </w:r>
+      <w:proofErr w:type="spellStart"/>
+      <w:r>
+        <w:rPr>
+          <w:sz w:val="20"/>
+          <w:szCs w:val="20"/>
+        </w:rPr>
+        <w:t>Order_Date</w:t>
+      </w:r>
+      <w:proofErr w:type="spellEnd"/>
+      <w:r>
+        <w:rPr>
+          <w:sz w:val="20"/>
+          <w:szCs w:val="20"/>
+        </w:rPr>
+        <w:t xml:space="preserve"> and </w:t>
+      </w:r>
+      <w:proofErr w:type="spellStart"/>
+      <w:r>
+        <w:rPr>
+          <w:sz w:val="20"/>
+          <w:szCs w:val="20"/>
+        </w:rPr>
+        <w:t>Order_Date</w:t>
+      </w:r>
+      <w:proofErr w:type="spellEnd"/>
+      <w:r>
+        <w:rPr>
+          <w:sz w:val="20"/>
+          <w:szCs w:val="20"/>
+        </w:rPr>
+        <w:t xml:space="preserve"> + </w:t>
+      </w:r>
+      <w:proofErr w:type="spellStart"/>
+      <w:r>
+        <w:rPr>
+          <w:sz w:val="20"/>
+          <w:szCs w:val="20"/>
+        </w:rPr>
+        <w:t>Delivery_Days</w:t>
+      </w:r>
+      <w:proofErr w:type="spellEnd"/>
+      <w:r>
+        <w:rPr>
+          <w:sz w:val="20"/>
+          <w:szCs w:val="20"/>
+        </w:rPr>
+        <w:t>.</w:t>
       </w:r>
     </w:p>
     <w:p>
@@ -3805,7 +4295,23 @@
           <w:sz w:val="20"/>
           <w:szCs w:val="20"/>
         </w:rPr>
-        <w:t xml:space="preserve"> four yearly sheets (2022-2025) by Product_Category using Data &gt; Consolidate (Sum).</w:t>
+        <w:t xml:space="preserve"> four yearly sheets (2022-2025) by </w:t>
+      </w:r>
+      <w:proofErr w:type="spellStart"/>
+      <w:r>
+        <w:rPr>
+          <w:sz w:val="20"/>
+          <w:szCs w:val="20"/>
+        </w:rPr>
+        <w:t>Product_Category</w:t>
+      </w:r>
+      <w:proofErr w:type="spellEnd"/>
+      <w:r>
+        <w:rPr>
+          <w:sz w:val="20"/>
+          <w:szCs w:val="20"/>
+        </w:rPr>
+        <w:t xml:space="preserve"> using Data &gt; Consolidate (Sum).</w:t>
       </w:r>
     </w:p>
     <w:p>
@@ -3924,7 +4430,55 @@
           <w:sz w:val="20"/>
           <w:szCs w:val="20"/>
         </w:rPr>
-        <w:t>: Sales_Amount by Product_Category (rows) and Order_Year (columns).</w:t>
+        <w:t xml:space="preserve">: </w:t>
+      </w:r>
+      <w:proofErr w:type="spellStart"/>
+      <w:r>
+        <w:rPr>
+          <w:sz w:val="20"/>
+          <w:szCs w:val="20"/>
+        </w:rPr>
+        <w:t>Sales_Amount</w:t>
+      </w:r>
+      <w:proofErr w:type="spellEnd"/>
+      <w:r>
+        <w:rPr>
+          <w:sz w:val="20"/>
+          <w:szCs w:val="20"/>
+        </w:rPr>
+        <w:t xml:space="preserve"> by </w:t>
+      </w:r>
+      <w:proofErr w:type="spellStart"/>
+      <w:r>
+        <w:rPr>
+          <w:sz w:val="20"/>
+          <w:szCs w:val="20"/>
+        </w:rPr>
+        <w:t>Product_Category</w:t>
+      </w:r>
+      <w:proofErr w:type="spellEnd"/>
+      <w:r>
+        <w:rPr>
+          <w:sz w:val="20"/>
+          <w:szCs w:val="20"/>
+        </w:rPr>
+        <w:t xml:space="preserve"> (rows) and </w:t>
+      </w:r>
+      <w:proofErr w:type="spellStart"/>
+      <w:r>
+        <w:rPr>
+          <w:sz w:val="20"/>
+          <w:szCs w:val="20"/>
+        </w:rPr>
+        <w:t>Order_Year</w:t>
+      </w:r>
+      <w:proofErr w:type="spellEnd"/>
+      <w:r>
+        <w:rPr>
+          <w:sz w:val="20"/>
+          <w:szCs w:val="20"/>
+        </w:rPr>
+        <w:t xml:space="preserve"> (columns).</w:t>
       </w:r>
     </w:p>
     <w:p>
@@ -3992,7 +4546,23 @@
           <w:sz w:val="20"/>
           <w:szCs w:val="20"/>
         </w:rPr>
-        <w:t xml:space="preserve"> Order_Date by Months and Quarters.</w:t>
+        <w:t xml:space="preserve"> </w:t>
+      </w:r>
+      <w:proofErr w:type="spellStart"/>
+      <w:r>
+        <w:rPr>
+          <w:sz w:val="20"/>
+          <w:szCs w:val="20"/>
+        </w:rPr>
+        <w:t>Order_Date</w:t>
+      </w:r>
+      <w:proofErr w:type="spellEnd"/>
+      <w:r>
+        <w:rPr>
+          <w:sz w:val="20"/>
+          <w:szCs w:val="20"/>
+        </w:rPr>
+        <w:t xml:space="preserve"> by Months and Quarters.</w:t>
       </w:r>
     </w:p>
     <w:p>
@@ -4026,7 +4596,39 @@
           <w:sz w:val="20"/>
           <w:szCs w:val="20"/>
         </w:rPr>
-        <w:t xml:space="preserve"> Customer_Age into bands of 10 years and Sales_Amount into bins.</w:t>
+        <w:t xml:space="preserve"> </w:t>
+      </w:r>
+      <w:proofErr w:type="spellStart"/>
+      <w:r>
+        <w:rPr>
+          <w:sz w:val="20"/>
+          <w:szCs w:val="20"/>
+        </w:rPr>
+        <w:t>Customer_Age</w:t>
+      </w:r>
+      <w:proofErr w:type="spellEnd"/>
+      <w:r>
+        <w:rPr>
+          <w:sz w:val="20"/>
+          <w:szCs w:val="20"/>
+        </w:rPr>
+        <w:t xml:space="preserve"> into bands of 10 years and </w:t>
+      </w:r>
+      <w:proofErr w:type="spellStart"/>
+      <w:r>
+        <w:rPr>
+          <w:sz w:val="20"/>
+          <w:szCs w:val="20"/>
+        </w:rPr>
+        <w:t>Sales_Amount</w:t>
+      </w:r>
+      <w:proofErr w:type="spellEnd"/>
+      <w:r>
+        <w:rPr>
+          <w:sz w:val="20"/>
+          <w:szCs w:val="20"/>
+        </w:rPr>
+        <w:t xml:space="preserve"> into bins.</w:t>
       </w:r>
     </w:p>
     <w:p>
@@ -4060,7 +4662,23 @@
           <w:sz w:val="20"/>
           <w:szCs w:val="20"/>
         </w:rPr>
-        <w:t xml:space="preserve"> slicers for Country and Sales_Channel connected to two pivots, plus a Timeline slicer.</w:t>
+        <w:t xml:space="preserve"> slicers for Country and </w:t>
+      </w:r>
+      <w:proofErr w:type="spellStart"/>
+      <w:r>
+        <w:rPr>
+          <w:sz w:val="20"/>
+          <w:szCs w:val="20"/>
+        </w:rPr>
+        <w:t>Sales_Channel</w:t>
+      </w:r>
+      <w:proofErr w:type="spellEnd"/>
+      <w:r>
+        <w:rPr>
+          <w:sz w:val="20"/>
+          <w:szCs w:val="20"/>
+        </w:rPr>
+        <w:t xml:space="preserve"> connected to two pivots, plus a Timeline slicer.</w:t>
       </w:r>
     </w:p>
     <w:p>
@@ -4094,7 +4712,23 @@
           <w:sz w:val="20"/>
           <w:szCs w:val="20"/>
         </w:rPr>
-        <w:t xml:space="preserve"> values as % of column total and filter to the Top 10 Product_Names.</w:t>
+        <w:t xml:space="preserve"> values as % of column total and filter to the Top 10 </w:t>
+      </w:r>
+      <w:proofErr w:type="spellStart"/>
+      <w:r>
+        <w:rPr>
+          <w:sz w:val="20"/>
+          <w:szCs w:val="20"/>
+        </w:rPr>
+        <w:t>Product_Names</w:t>
+      </w:r>
+      <w:proofErr w:type="spellEnd"/>
+      <w:r>
+        <w:rPr>
+          <w:sz w:val="20"/>
+          <w:szCs w:val="20"/>
+        </w:rPr>
+        <w:t>.</w:t>
       </w:r>
     </w:p>
     <w:p>
@@ -4179,7 +4813,23 @@
           <w:sz w:val="20"/>
           <w:szCs w:val="20"/>
         </w:rPr>
-        <w:t xml:space="preserve"> a dropdown list for Sales_Channel using Data Validation.</w:t>
+        <w:t xml:space="preserve"> a dropdown list for </w:t>
+      </w:r>
+      <w:proofErr w:type="spellStart"/>
+      <w:r>
+        <w:rPr>
+          <w:sz w:val="20"/>
+          <w:szCs w:val="20"/>
+        </w:rPr>
+        <w:t>Sales_Channel</w:t>
+      </w:r>
+      <w:proofErr w:type="spellEnd"/>
+      <w:r>
+        <w:rPr>
+          <w:sz w:val="20"/>
+          <w:szCs w:val="20"/>
+        </w:rPr>
+        <w:t xml:space="preserve"> using Data Validation.</w:t>
       </w:r>
     </w:p>
     <w:p>
@@ -4213,7 +4863,23 @@
           <w:sz w:val="20"/>
           <w:szCs w:val="20"/>
         </w:rPr>
-        <w:t xml:space="preserve"> Discount_Percentage to values between 0 and 50, with a custom error message.</w:t>
+        <w:t xml:space="preserve"> </w:t>
+      </w:r>
+      <w:proofErr w:type="spellStart"/>
+      <w:r>
+        <w:rPr>
+          <w:sz w:val="20"/>
+          <w:szCs w:val="20"/>
+        </w:rPr>
+        <w:t>Discount_Percentage</w:t>
+      </w:r>
+      <w:proofErr w:type="spellEnd"/>
+      <w:r>
+        <w:rPr>
+          <w:sz w:val="20"/>
+          <w:szCs w:val="20"/>
+        </w:rPr>
+        <w:t xml:space="preserve"> to values between 0 and 50, with a custom error message.</w:t>
       </w:r>
     </w:p>
     <w:p>
@@ -4315,7 +4981,23 @@
           <w:sz w:val="20"/>
           <w:szCs w:val="20"/>
         </w:rPr>
-        <w:t xml:space="preserve"> Seek: what Unit_Price gives a target profit of 500 on a transaction?</w:t>
+        <w:t xml:space="preserve"> Seek: what </w:t>
+      </w:r>
+      <w:proofErr w:type="spellStart"/>
+      <w:r>
+        <w:rPr>
+          <w:sz w:val="20"/>
+          <w:szCs w:val="20"/>
+        </w:rPr>
+        <w:t>Unit_Price</w:t>
+      </w:r>
+      <w:proofErr w:type="spellEnd"/>
+      <w:r>
+        <w:rPr>
+          <w:sz w:val="20"/>
+          <w:szCs w:val="20"/>
+        </w:rPr>
+        <w:t xml:space="preserve"> gives a target profit of 500 on a transaction?</w:t>
       </w:r>
     </w:p>
     <w:p>
@@ -4463,7 +5145,55 @@
           <w:sz w:val="20"/>
           <w:szCs w:val="20"/>
         </w:rPr>
-        <w:t xml:space="preserve"> the header row and the Transaction_ID column. Format Order_Date as DD-MMM-YYYY and Sales_Amount as currency with 2 decimals.</w:t>
+        <w:t xml:space="preserve"> the header row and the </w:t>
+      </w:r>
+      <w:proofErr w:type="spellStart"/>
+      <w:r>
+        <w:rPr>
+          <w:sz w:val="20"/>
+          <w:szCs w:val="20"/>
+        </w:rPr>
+        <w:t>Transaction_ID</w:t>
+      </w:r>
+      <w:proofErr w:type="spellEnd"/>
+      <w:r>
+        <w:rPr>
+          <w:sz w:val="20"/>
+          <w:szCs w:val="20"/>
+        </w:rPr>
+        <w:t xml:space="preserve"> column. Format </w:t>
+      </w:r>
+      <w:proofErr w:type="spellStart"/>
+      <w:r>
+        <w:rPr>
+          <w:sz w:val="20"/>
+          <w:szCs w:val="20"/>
+        </w:rPr>
+        <w:t>Order_Date</w:t>
+      </w:r>
+      <w:proofErr w:type="spellEnd"/>
+      <w:r>
+        <w:rPr>
+          <w:sz w:val="20"/>
+          <w:szCs w:val="20"/>
+        </w:rPr>
+        <w:t xml:space="preserve"> as DD-MMM-YYYY and </w:t>
+      </w:r>
+      <w:proofErr w:type="spellStart"/>
+      <w:r>
+        <w:rPr>
+          <w:sz w:val="20"/>
+          <w:szCs w:val="20"/>
+        </w:rPr>
+        <w:t>Sales_Amount</w:t>
+      </w:r>
+      <w:proofErr w:type="spellEnd"/>
+      <w:r>
+        <w:rPr>
+          <w:sz w:val="20"/>
+          <w:szCs w:val="20"/>
+        </w:rPr>
+        <w:t xml:space="preserve"> as currency with 2 decimals.</w:t>
       </w:r>
     </w:p>
     <w:p>
@@ -4542,7 +5272,23 @@
           <w:sz w:val="20"/>
           <w:szCs w:val="20"/>
         </w:rPr>
-        <w:t xml:space="preserve"> Special to select every blank cell in Customer_Rating and fill them all with 'NA' in one step.</w:t>
+        <w:t xml:space="preserve"> Special to select every blank cell in </w:t>
+      </w:r>
+      <w:proofErr w:type="spellStart"/>
+      <w:r>
+        <w:rPr>
+          <w:sz w:val="20"/>
+          <w:szCs w:val="20"/>
+        </w:rPr>
+        <w:t>Customer_Rating</w:t>
+      </w:r>
+      <w:proofErr w:type="spellEnd"/>
+      <w:r>
+        <w:rPr>
+          <w:sz w:val="20"/>
+          <w:szCs w:val="20"/>
+        </w:rPr>
+        <w:t xml:space="preserve"> and fill them all with 'NA' in one step.</w:t>
       </w:r>
     </w:p>
     <w:p>
@@ -4668,7 +5414,23 @@
           <w:sz w:val="20"/>
           <w:szCs w:val="20"/>
         </w:rPr>
-        <w:t xml:space="preserve"> Customer_Age outside 16-90 and report how many rows are affected.</w:t>
+        <w:t xml:space="preserve"> </w:t>
+      </w:r>
+      <w:proofErr w:type="spellStart"/>
+      <w:r>
+        <w:rPr>
+          <w:sz w:val="20"/>
+          <w:szCs w:val="20"/>
+        </w:rPr>
+        <w:t>Customer_Age</w:t>
+      </w:r>
+      <w:proofErr w:type="spellEnd"/>
+      <w:r>
+        <w:rPr>
+          <w:sz w:val="20"/>
+          <w:szCs w:val="20"/>
+        </w:rPr>
+        <w:t xml:space="preserve"> outside 16-90 and report how many rows are affected.</w:t>
       </w:r>
     </w:p>
     <w:p>
@@ -4794,7 +5556,39 @@
           <w:sz w:val="20"/>
           <w:szCs w:val="20"/>
         </w:rPr>
-        <w:t xml:space="preserve"> 'Returned' when Return_Flag = Yes, otherwise show the Order_Status.</w:t>
+        <w:t xml:space="preserve"> 'Returned' when </w:t>
+      </w:r>
+      <w:proofErr w:type="spellStart"/>
+      <w:r>
+        <w:rPr>
+          <w:sz w:val="20"/>
+          <w:szCs w:val="20"/>
+        </w:rPr>
+        <w:t>Return_Flag</w:t>
+      </w:r>
+      <w:proofErr w:type="spellEnd"/>
+      <w:r>
+        <w:rPr>
+          <w:sz w:val="20"/>
+          <w:szCs w:val="20"/>
+        </w:rPr>
+        <w:t xml:space="preserve"> = Yes, otherwise show the </w:t>
+      </w:r>
+      <w:proofErr w:type="spellStart"/>
+      <w:r>
+        <w:rPr>
+          <w:sz w:val="20"/>
+          <w:szCs w:val="20"/>
+        </w:rPr>
+        <w:t>Order_Status</w:t>
+      </w:r>
+      <w:proofErr w:type="spellEnd"/>
+      <w:r>
+        <w:rPr>
+          <w:sz w:val="20"/>
+          <w:szCs w:val="20"/>
+        </w:rPr>
+        <w:t>.</w:t>
       </w:r>
     </w:p>
     <w:p>
@@ -4857,7 +5651,23 @@
           <w:sz w:val="20"/>
           <w:szCs w:val="20"/>
         </w:rPr>
-        <w:t xml:space="preserve"> duplicate Transaction_IDs with a COUNTIF helper column instead of deleting.</w:t>
+        <w:t xml:space="preserve"> duplicate </w:t>
+      </w:r>
+      <w:proofErr w:type="spellStart"/>
+      <w:r>
+        <w:rPr>
+          <w:sz w:val="20"/>
+          <w:szCs w:val="20"/>
+        </w:rPr>
+        <w:t>Transaction_IDs</w:t>
+      </w:r>
+      <w:proofErr w:type="spellEnd"/>
+      <w:r>
+        <w:rPr>
+          <w:sz w:val="20"/>
+          <w:szCs w:val="20"/>
+        </w:rPr>
+        <w:t xml:space="preserve"> with a COUNTIF helper column instead of deleting.</w:t>
       </w:r>
     </w:p>
     <w:p>
@@ -4920,7 +5730,39 @@
           <w:sz w:val="20"/>
           <w:szCs w:val="20"/>
         </w:rPr>
-        <w:t xml:space="preserve"> blank Customer_Rating with the average rating of that row's Product_Category (AVERAGEIF).</w:t>
+        <w:t xml:space="preserve"> blank </w:t>
+      </w:r>
+      <w:proofErr w:type="spellStart"/>
+      <w:r>
+        <w:rPr>
+          <w:sz w:val="20"/>
+          <w:szCs w:val="20"/>
+        </w:rPr>
+        <w:t>Customer_Rating</w:t>
+      </w:r>
+      <w:proofErr w:type="spellEnd"/>
+      <w:r>
+        <w:rPr>
+          <w:sz w:val="20"/>
+          <w:szCs w:val="20"/>
+        </w:rPr>
+        <w:t xml:space="preserve"> with the average rating of that row's </w:t>
+      </w:r>
+      <w:proofErr w:type="spellStart"/>
+      <w:r>
+        <w:rPr>
+          <w:sz w:val="20"/>
+          <w:szCs w:val="20"/>
+        </w:rPr>
+        <w:t>Product_Category</w:t>
+      </w:r>
+      <w:proofErr w:type="spellEnd"/>
+      <w:r>
+        <w:rPr>
+          <w:sz w:val="20"/>
+          <w:szCs w:val="20"/>
+        </w:rPr>
+        <w:t xml:space="preserve"> (AVERAGEIF).</w:t>
       </w:r>
     </w:p>
     <w:p>
@@ -4983,7 +5825,23 @@
           <w:sz w:val="20"/>
           <w:szCs w:val="20"/>
         </w:rPr>
-        <w:t>: total Profit by Product_Category for 2024.</w:t>
+        <w:t xml:space="preserve">: total Profit by </w:t>
+      </w:r>
+      <w:proofErr w:type="spellStart"/>
+      <w:r>
+        <w:rPr>
+          <w:sz w:val="20"/>
+          <w:szCs w:val="20"/>
+        </w:rPr>
+        <w:t>Product_Category</w:t>
+      </w:r>
+      <w:proofErr w:type="spellEnd"/>
+      <w:r>
+        <w:rPr>
+          <w:sz w:val="20"/>
+          <w:szCs w:val="20"/>
+        </w:rPr>
+        <w:t xml:space="preserve"> for 2024.</w:t>
       </w:r>
     </w:p>
     <w:p>
@@ -5046,7 +5904,39 @@
           <w:sz w:val="20"/>
           <w:szCs w:val="20"/>
         </w:rPr>
-        <w:t>: compute Profit / Sales_Amount and show 0 when Sales_Amount is blank or zero.</w:t>
+        <w:t xml:space="preserve">: compute Profit / </w:t>
+      </w:r>
+      <w:proofErr w:type="spellStart"/>
+      <w:r>
+        <w:rPr>
+          <w:sz w:val="20"/>
+          <w:szCs w:val="20"/>
+        </w:rPr>
+        <w:t>Sales_Amount</w:t>
+      </w:r>
+      <w:proofErr w:type="spellEnd"/>
+      <w:r>
+        <w:rPr>
+          <w:sz w:val="20"/>
+          <w:szCs w:val="20"/>
+        </w:rPr>
+        <w:t xml:space="preserve"> and show 0 when </w:t>
+      </w:r>
+      <w:proofErr w:type="spellStart"/>
+      <w:r>
+        <w:rPr>
+          <w:sz w:val="20"/>
+          <w:szCs w:val="20"/>
+        </w:rPr>
+        <w:t>Sales_Amount</w:t>
+      </w:r>
+      <w:proofErr w:type="spellEnd"/>
+      <w:r>
+        <w:rPr>
+          <w:sz w:val="20"/>
+          <w:szCs w:val="20"/>
+        </w:rPr>
+        <w:t xml:space="preserve"> is blank or zero.</w:t>
       </w:r>
     </w:p>
     <w:p>
@@ -5110,7 +6000,23 @@
           <w:sz w:val="20"/>
           <w:szCs w:val="20"/>
         </w:rPr>
-        <w:t xml:space="preserve"> chart of Sales_Channel share. When is a pie/donut a bad choice?</w:t>
+        <w:t xml:space="preserve"> chart of </w:t>
+      </w:r>
+      <w:proofErr w:type="spellStart"/>
+      <w:r>
+        <w:rPr>
+          <w:sz w:val="20"/>
+          <w:szCs w:val="20"/>
+        </w:rPr>
+        <w:t>Sales_Channel</w:t>
+      </w:r>
+      <w:proofErr w:type="spellEnd"/>
+      <w:r>
+        <w:rPr>
+          <w:sz w:val="20"/>
+          <w:szCs w:val="20"/>
+        </w:rPr>
+        <w:t xml:space="preserve"> share. When is a pie/donut a bad choice?</w:t>
       </w:r>
     </w:p>
     <w:p>
@@ -5173,7 +6079,23 @@
           <w:sz w:val="20"/>
           <w:szCs w:val="20"/>
         </w:rPr>
-        <w:t xml:space="preserve"> column of Profit by Country split by Order_Year; add sparklines for the monthly trend.</w:t>
+        <w:t xml:space="preserve"> column of Profit by Country split by </w:t>
+      </w:r>
+      <w:proofErr w:type="spellStart"/>
+      <w:r>
+        <w:rPr>
+          <w:sz w:val="20"/>
+          <w:szCs w:val="20"/>
+        </w:rPr>
+        <w:t>Order_Year</w:t>
+      </w:r>
+      <w:proofErr w:type="spellEnd"/>
+      <w:r>
+        <w:rPr>
+          <w:sz w:val="20"/>
+          <w:szCs w:val="20"/>
+        </w:rPr>
+        <w:t>; add sparklines for the monthly trend.</w:t>
       </w:r>
     </w:p>
     <w:p>
@@ -5236,7 +6158,23 @@
           <w:sz w:val="20"/>
           <w:szCs w:val="20"/>
         </w:rPr>
-        <w:t xml:space="preserve"> HLOOKUP on a horizontal table of Shipping_Method and delivery fee.</w:t>
+        <w:t xml:space="preserve"> HLOOKUP on a horizontal table of </w:t>
+      </w:r>
+      <w:proofErr w:type="spellStart"/>
+      <w:r>
+        <w:rPr>
+          <w:sz w:val="20"/>
+          <w:szCs w:val="20"/>
+        </w:rPr>
+        <w:t>Shipping_Method</w:t>
+      </w:r>
+      <w:proofErr w:type="spellEnd"/>
+      <w:r>
+        <w:rPr>
+          <w:sz w:val="20"/>
+          <w:szCs w:val="20"/>
+        </w:rPr>
+        <w:t xml:space="preserve"> and delivery fee.</w:t>
       </w:r>
     </w:p>
     <w:p>
@@ -5362,7 +6300,23 @@
           <w:sz w:val="20"/>
           <w:szCs w:val="20"/>
         </w:rPr>
-        <w:t>-way INDEX/MATCH: return sales for a chosen Country and Order_Year from a summary grid.</w:t>
+        <w:t xml:space="preserve">-way INDEX/MATCH: return sales for a chosen Country and </w:t>
+      </w:r>
+      <w:proofErr w:type="spellStart"/>
+      <w:r>
+        <w:rPr>
+          <w:sz w:val="20"/>
+          <w:szCs w:val="20"/>
+        </w:rPr>
+        <w:t>Order_Year</w:t>
+      </w:r>
+      <w:proofErr w:type="spellEnd"/>
+      <w:r>
+        <w:rPr>
+          <w:sz w:val="20"/>
+          <w:szCs w:val="20"/>
+        </w:rPr>
+        <w:t xml:space="preserve"> from a summary grid.</w:t>
       </w:r>
     </w:p>
     <w:p>
@@ -5425,7 +6379,23 @@
           <w:sz w:val="20"/>
           <w:szCs w:val="20"/>
         </w:rPr>
-        <w:t xml:space="preserve"> a combo chart: columns for Sales_Amount, line for Profit margin % on a secondary axis.</w:t>
+        <w:t xml:space="preserve"> a combo chart: columns for </w:t>
+      </w:r>
+      <w:proofErr w:type="spellStart"/>
+      <w:r>
+        <w:rPr>
+          <w:sz w:val="20"/>
+          <w:szCs w:val="20"/>
+        </w:rPr>
+        <w:t>Sales_Amount</w:t>
+      </w:r>
+      <w:proofErr w:type="spellEnd"/>
+      <w:r>
+        <w:rPr>
+          <w:sz w:val="20"/>
+          <w:szCs w:val="20"/>
+        </w:rPr>
+        <w:t>, line for Profit margin % on a secondary axis.</w:t>
       </w:r>
     </w:p>
     <w:p>
@@ -5488,7 +6458,23 @@
           <w:sz w:val="20"/>
           <w:szCs w:val="20"/>
         </w:rPr>
-        <w:t>: extract the numeric part of Transaction_ID (T20001234).</w:t>
+        <w:t xml:space="preserve">: extract the numeric part of </w:t>
+      </w:r>
+      <w:proofErr w:type="spellStart"/>
+      <w:r>
+        <w:rPr>
+          <w:sz w:val="20"/>
+          <w:szCs w:val="20"/>
+        </w:rPr>
+        <w:t>Transaction_ID</w:t>
+      </w:r>
+      <w:proofErr w:type="spellEnd"/>
+      <w:r>
+        <w:rPr>
+          <w:sz w:val="20"/>
+          <w:szCs w:val="20"/>
+        </w:rPr>
+        <w:t xml:space="preserve"> (T20001234).</w:t>
       </w:r>
     </w:p>
     <w:p>
@@ -5882,7 +6868,23 @@
           <w:sz w:val="20"/>
           <w:szCs w:val="20"/>
         </w:rPr>
-        <w:t xml:space="preserve"> Order_Date by Months and Quarters.</w:t>
+        <w:t xml:space="preserve"> </w:t>
+      </w:r>
+      <w:proofErr w:type="spellStart"/>
+      <w:r>
+        <w:rPr>
+          <w:sz w:val="20"/>
+          <w:szCs w:val="20"/>
+        </w:rPr>
+        <w:t>Order_Date</w:t>
+      </w:r>
+      <w:proofErr w:type="spellEnd"/>
+      <w:r>
+        <w:rPr>
+          <w:sz w:val="20"/>
+          <w:szCs w:val="20"/>
+        </w:rPr>
+        <w:t xml:space="preserve"> by Months and Quarters.</w:t>
       </w:r>
     </w:p>
     <w:p>
@@ -5945,7 +6947,23 @@
           <w:sz w:val="20"/>
           <w:szCs w:val="20"/>
         </w:rPr>
-        <w:t xml:space="preserve"> values as % of column total and filter to the Top 10 Product_Names.</w:t>
+        <w:t xml:space="preserve"> values as % of column total and filter to the Top 10 </w:t>
+      </w:r>
+      <w:proofErr w:type="spellStart"/>
+      <w:r>
+        <w:rPr>
+          <w:sz w:val="20"/>
+          <w:szCs w:val="20"/>
+        </w:rPr>
+        <w:t>Product_Names</w:t>
+      </w:r>
+      <w:proofErr w:type="spellEnd"/>
+      <w:r>
+        <w:rPr>
+          <w:sz w:val="20"/>
+          <w:szCs w:val="20"/>
+        </w:rPr>
+        <w:t>.</w:t>
       </w:r>
     </w:p>
     <w:p>
@@ -6557,7 +7575,23 @@
           <w:sz w:val="20"/>
           <w:szCs w:val="20"/>
         </w:rPr>
-        <w:t xml:space="preserve"> a database retail_db and a sales table with suitable data types.</w:t>
+        <w:t xml:space="preserve"> a database </w:t>
+      </w:r>
+      <w:proofErr w:type="spellStart"/>
+      <w:r>
+        <w:rPr>
+          <w:sz w:val="20"/>
+          <w:szCs w:val="20"/>
+        </w:rPr>
+        <w:t>retail_db</w:t>
+      </w:r>
+      <w:proofErr w:type="spellEnd"/>
+      <w:r>
+        <w:rPr>
+          <w:sz w:val="20"/>
+          <w:szCs w:val="20"/>
+        </w:rPr>
+        <w:t xml:space="preserve"> and a sales table with suitable data types.</w:t>
       </w:r>
     </w:p>
     <w:p>
@@ -6591,7 +7625,39 @@
           <w:sz w:val="20"/>
           <w:szCs w:val="20"/>
         </w:rPr>
-        <w:t xml:space="preserve"> a primary key on Transaction_ID and NOT NULL on Order_Date.</w:t>
+        <w:t xml:space="preserve"> a primary key on </w:t>
+      </w:r>
+      <w:proofErr w:type="spellStart"/>
+      <w:r>
+        <w:rPr>
+          <w:sz w:val="20"/>
+          <w:szCs w:val="20"/>
+        </w:rPr>
+        <w:t>Transaction_ID</w:t>
+      </w:r>
+      <w:proofErr w:type="spellEnd"/>
+      <w:r>
+        <w:rPr>
+          <w:sz w:val="20"/>
+          <w:szCs w:val="20"/>
+        </w:rPr>
+        <w:t xml:space="preserve"> and NOT NULL on </w:t>
+      </w:r>
+      <w:proofErr w:type="spellStart"/>
+      <w:r>
+        <w:rPr>
+          <w:sz w:val="20"/>
+          <w:szCs w:val="20"/>
+        </w:rPr>
+        <w:t>Order_Date</w:t>
+      </w:r>
+      <w:proofErr w:type="spellEnd"/>
+      <w:r>
+        <w:rPr>
+          <w:sz w:val="20"/>
+          <w:szCs w:val="20"/>
+        </w:rPr>
+        <w:t>.</w:t>
       </w:r>
     </w:p>
     <w:p>
@@ -6727,7 +7793,55 @@
           <w:sz w:val="20"/>
           <w:szCs w:val="20"/>
         </w:rPr>
-        <w:t xml:space="preserve"> dim_store from SELECT DISTINCT Store_ID, Store_Name, City, Country.</w:t>
+        <w:t xml:space="preserve"> </w:t>
+      </w:r>
+      <w:proofErr w:type="spellStart"/>
+      <w:r>
+        <w:rPr>
+          <w:sz w:val="20"/>
+          <w:szCs w:val="20"/>
+        </w:rPr>
+        <w:t>dim_store</w:t>
+      </w:r>
+      <w:proofErr w:type="spellEnd"/>
+      <w:r>
+        <w:rPr>
+          <w:sz w:val="20"/>
+          <w:szCs w:val="20"/>
+        </w:rPr>
+        <w:t xml:space="preserve"> from SELECT DISTINCT </w:t>
+      </w:r>
+      <w:proofErr w:type="spellStart"/>
+      <w:r>
+        <w:rPr>
+          <w:sz w:val="20"/>
+          <w:szCs w:val="20"/>
+        </w:rPr>
+        <w:t>Store_ID</w:t>
+      </w:r>
+      <w:proofErr w:type="spellEnd"/>
+      <w:r>
+        <w:rPr>
+          <w:sz w:val="20"/>
+          <w:szCs w:val="20"/>
+        </w:rPr>
+        <w:t xml:space="preserve">, </w:t>
+      </w:r>
+      <w:proofErr w:type="spellStart"/>
+      <w:r>
+        <w:rPr>
+          <w:sz w:val="20"/>
+          <w:szCs w:val="20"/>
+        </w:rPr>
+        <w:t>Store_Name</w:t>
+      </w:r>
+      <w:proofErr w:type="spellEnd"/>
+      <w:r>
+        <w:rPr>
+          <w:sz w:val="20"/>
+          <w:szCs w:val="20"/>
+        </w:rPr>
+        <w:t>, City, Country.</w:t>
       </w:r>
     </w:p>
     <w:p>
@@ -6787,7 +7901,55 @@
           <w:sz w:val="20"/>
           <w:szCs w:val="20"/>
         </w:rPr>
-        <w:t xml:space="preserve"> Transaction_ID, Customer_Name and Sales_Amount for the first 10 rows.</w:t>
+        <w:t xml:space="preserve"> </w:t>
+      </w:r>
+      <w:proofErr w:type="spellStart"/>
+      <w:r>
+        <w:rPr>
+          <w:sz w:val="20"/>
+          <w:szCs w:val="20"/>
+        </w:rPr>
+        <w:t>Transaction_ID</w:t>
+      </w:r>
+      <w:proofErr w:type="spellEnd"/>
+      <w:r>
+        <w:rPr>
+          <w:sz w:val="20"/>
+          <w:szCs w:val="20"/>
+        </w:rPr>
+        <w:t xml:space="preserve">, </w:t>
+      </w:r>
+      <w:proofErr w:type="spellStart"/>
+      <w:r>
+        <w:rPr>
+          <w:sz w:val="20"/>
+          <w:szCs w:val="20"/>
+        </w:rPr>
+        <w:t>Customer_Name</w:t>
+      </w:r>
+      <w:proofErr w:type="spellEnd"/>
+      <w:r>
+        <w:rPr>
+          <w:sz w:val="20"/>
+          <w:szCs w:val="20"/>
+        </w:rPr>
+        <w:t xml:space="preserve"> and </w:t>
+      </w:r>
+      <w:proofErr w:type="spellStart"/>
+      <w:r>
+        <w:rPr>
+          <w:sz w:val="20"/>
+          <w:szCs w:val="20"/>
+        </w:rPr>
+        <w:t>Sales_Amount</w:t>
+      </w:r>
+      <w:proofErr w:type="spellEnd"/>
+      <w:r>
+        <w:rPr>
+          <w:sz w:val="20"/>
+          <w:szCs w:val="20"/>
+        </w:rPr>
+        <w:t xml:space="preserve"> for the first 10 rows.</w:t>
       </w:r>
     </w:p>
     <w:p>
@@ -6821,7 +7983,23 @@
           <w:sz w:val="20"/>
           <w:szCs w:val="20"/>
         </w:rPr>
-        <w:t xml:space="preserve"> where Country = 'Canada' and Sales_Amount &gt; 500.</w:t>
+        <w:t xml:space="preserve"> where Country = 'Canada' and </w:t>
+      </w:r>
+      <w:proofErr w:type="spellStart"/>
+      <w:r>
+        <w:rPr>
+          <w:sz w:val="20"/>
+          <w:szCs w:val="20"/>
+        </w:rPr>
+        <w:t>Sales_Amount</w:t>
+      </w:r>
+      <w:proofErr w:type="spellEnd"/>
+      <w:r>
+        <w:rPr>
+          <w:sz w:val="20"/>
+          <w:szCs w:val="20"/>
+        </w:rPr>
+        <w:t xml:space="preserve"> &gt; 500.</w:t>
       </w:r>
     </w:p>
     <w:p>
@@ -6923,7 +8101,23 @@
           <w:sz w:val="20"/>
           <w:szCs w:val="20"/>
         </w:rPr>
-        <w:t xml:space="preserve"> LIKE to find Product_Names starting with 'Aero'.</w:t>
+        <w:t xml:space="preserve"> LIKE to find </w:t>
+      </w:r>
+      <w:proofErr w:type="spellStart"/>
+      <w:r>
+        <w:rPr>
+          <w:sz w:val="20"/>
+          <w:szCs w:val="20"/>
+        </w:rPr>
+        <w:t>Product_Names</w:t>
+      </w:r>
+      <w:proofErr w:type="spellEnd"/>
+      <w:r>
+        <w:rPr>
+          <w:sz w:val="20"/>
+          <w:szCs w:val="20"/>
+        </w:rPr>
+        <w:t xml:space="preserve"> starting with 'Aero'.</w:t>
       </w:r>
     </w:p>
     <w:p>
@@ -6957,7 +8151,23 @@
           <w:sz w:val="20"/>
           <w:szCs w:val="20"/>
         </w:rPr>
-        <w:t xml:space="preserve"> transactions where Promotion_Code IS NULL; list distinct countries with an alias.</w:t>
+        <w:t xml:space="preserve"> transactions where </w:t>
+      </w:r>
+      <w:proofErr w:type="spellStart"/>
+      <w:r>
+        <w:rPr>
+          <w:sz w:val="20"/>
+          <w:szCs w:val="20"/>
+        </w:rPr>
+        <w:t>Promotion_Code</w:t>
+      </w:r>
+      <w:proofErr w:type="spellEnd"/>
+      <w:r>
+        <w:rPr>
+          <w:sz w:val="20"/>
+          <w:szCs w:val="20"/>
+        </w:rPr>
+        <w:t xml:space="preserve"> IS NULL; list distinct countries with an alias.</w:t>
       </w:r>
     </w:p>
     <w:p>
@@ -7008,7 +8218,23 @@
           <w:sz w:val="20"/>
           <w:szCs w:val="20"/>
         </w:rPr>
-        <w:t xml:space="preserve"> 10 transactions by Sales_Amount.</w:t>
+        <w:t xml:space="preserve"> 10 transactions by </w:t>
+      </w:r>
+      <w:proofErr w:type="spellStart"/>
+      <w:r>
+        <w:rPr>
+          <w:sz w:val="20"/>
+          <w:szCs w:val="20"/>
+        </w:rPr>
+        <w:t>Sales_Amount</w:t>
+      </w:r>
+      <w:proofErr w:type="spellEnd"/>
+      <w:r>
+        <w:rPr>
+          <w:sz w:val="20"/>
+          <w:szCs w:val="20"/>
+        </w:rPr>
+        <w:t>.</w:t>
       </w:r>
     </w:p>
     <w:p>
@@ -7110,7 +8336,39 @@
           <w:sz w:val="20"/>
           <w:szCs w:val="20"/>
         </w:rPr>
-        <w:t xml:space="preserve"> orders first, using Order_Date and Order_Time.</w:t>
+        <w:t xml:space="preserve"> orders first, using </w:t>
+      </w:r>
+      <w:proofErr w:type="spellStart"/>
+      <w:r>
+        <w:rPr>
+          <w:sz w:val="20"/>
+          <w:szCs w:val="20"/>
+        </w:rPr>
+        <w:t>Order_Date</w:t>
+      </w:r>
+      <w:proofErr w:type="spellEnd"/>
+      <w:r>
+        <w:rPr>
+          <w:sz w:val="20"/>
+          <w:szCs w:val="20"/>
+        </w:rPr>
+        <w:t xml:space="preserve"> and </w:t>
+      </w:r>
+      <w:proofErr w:type="spellStart"/>
+      <w:r>
+        <w:rPr>
+          <w:sz w:val="20"/>
+          <w:szCs w:val="20"/>
+        </w:rPr>
+        <w:t>Order_Time</w:t>
+      </w:r>
+      <w:proofErr w:type="spellEnd"/>
+      <w:r>
+        <w:rPr>
+          <w:sz w:val="20"/>
+          <w:szCs w:val="20"/>
+        </w:rPr>
+        <w:t>.</w:t>
       </w:r>
     </w:p>
     <w:p>
@@ -7144,7 +8402,23 @@
           <w:sz w:val="20"/>
           <w:szCs w:val="20"/>
         </w:rPr>
-        <w:t xml:space="preserve"> the 3rd highest Sales_Amount using OFFSET (or a subquery).</w:t>
+        <w:t xml:space="preserve"> the 3rd highest </w:t>
+      </w:r>
+      <w:proofErr w:type="spellStart"/>
+      <w:r>
+        <w:rPr>
+          <w:sz w:val="20"/>
+          <w:szCs w:val="20"/>
+        </w:rPr>
+        <w:t>Sales_Amount</w:t>
+      </w:r>
+      <w:proofErr w:type="spellEnd"/>
+      <w:r>
+        <w:rPr>
+          <w:sz w:val="20"/>
+          <w:szCs w:val="20"/>
+        </w:rPr>
+        <w:t xml:space="preserve"> using OFFSET (or a subquery).</w:t>
       </w:r>
     </w:p>
     <w:p>
@@ -7178,7 +8452,23 @@
           <w:sz w:val="20"/>
           <w:szCs w:val="20"/>
         </w:rPr>
-        <w:t xml:space="preserve"> so NULL Customer_Ratings appear last.</w:t>
+        <w:t xml:space="preserve"> so NULL </w:t>
+      </w:r>
+      <w:proofErr w:type="spellStart"/>
+      <w:r>
+        <w:rPr>
+          <w:sz w:val="20"/>
+          <w:szCs w:val="20"/>
+        </w:rPr>
+        <w:t>Customer_Ratings</w:t>
+      </w:r>
+      <w:proofErr w:type="spellEnd"/>
+      <w:r>
+        <w:rPr>
+          <w:sz w:val="20"/>
+          <w:szCs w:val="20"/>
+        </w:rPr>
+        <w:t xml:space="preserve"> appear last.</w:t>
       </w:r>
     </w:p>
     <w:p>
@@ -7229,7 +8519,23 @@
           <w:sz w:val="20"/>
           <w:szCs w:val="20"/>
         </w:rPr>
-        <w:t>, SUM, AVG, MIN and MAX of Sales_Amount in one query.</w:t>
+        <w:t xml:space="preserve">, SUM, AVG, MIN and MAX of </w:t>
+      </w:r>
+      <w:proofErr w:type="spellStart"/>
+      <w:r>
+        <w:rPr>
+          <w:sz w:val="20"/>
+          <w:szCs w:val="20"/>
+        </w:rPr>
+        <w:t>Sales_Amount</w:t>
+      </w:r>
+      <w:proofErr w:type="spellEnd"/>
+      <w:r>
+        <w:rPr>
+          <w:sz w:val="20"/>
+          <w:szCs w:val="20"/>
+        </w:rPr>
+        <w:t xml:space="preserve"> in one query.</w:t>
       </w:r>
     </w:p>
     <w:p>
@@ -7263,7 +8569,23 @@
           <w:sz w:val="20"/>
           <w:szCs w:val="20"/>
         </w:rPr>
-        <w:t xml:space="preserve"> revenue per Product_Category.</w:t>
+        <w:t xml:space="preserve"> revenue per </w:t>
+      </w:r>
+      <w:proofErr w:type="spellStart"/>
+      <w:r>
+        <w:rPr>
+          <w:sz w:val="20"/>
+          <w:szCs w:val="20"/>
+        </w:rPr>
+        <w:t>Product_Category</w:t>
+      </w:r>
+      <w:proofErr w:type="spellEnd"/>
+      <w:r>
+        <w:rPr>
+          <w:sz w:val="20"/>
+          <w:szCs w:val="20"/>
+        </w:rPr>
+        <w:t>.</w:t>
       </w:r>
     </w:p>
     <w:p>
@@ -7297,7 +8619,23 @@
           <w:sz w:val="20"/>
           <w:szCs w:val="20"/>
         </w:rPr>
-        <w:t xml:space="preserve"> count and average rating per Sales_Channel.</w:t>
+        <w:t xml:space="preserve"> count and average rating per </w:t>
+      </w:r>
+      <w:proofErr w:type="spellStart"/>
+      <w:r>
+        <w:rPr>
+          <w:sz w:val="20"/>
+          <w:szCs w:val="20"/>
+        </w:rPr>
+        <w:t>Sales_Channel</w:t>
+      </w:r>
+      <w:proofErr w:type="spellEnd"/>
+      <w:r>
+        <w:rPr>
+          <w:sz w:val="20"/>
+          <w:szCs w:val="20"/>
+        </w:rPr>
+        <w:t>.</w:t>
       </w:r>
     </w:p>
     <w:p>
@@ -7379,7 +8717,23 @@
           <w:sz w:val="20"/>
           <w:szCs w:val="20"/>
         </w:rPr>
-        <w:t>DISTINCT Customer_ID) with this data.</w:t>
+        <w:t xml:space="preserve">DISTINCT </w:t>
+      </w:r>
+      <w:proofErr w:type="spellStart"/>
+      <w:r>
+        <w:rPr>
+          <w:sz w:val="20"/>
+          <w:szCs w:val="20"/>
+        </w:rPr>
+        <w:t>Customer_ID</w:t>
+      </w:r>
+      <w:proofErr w:type="spellEnd"/>
+      <w:r>
+        <w:rPr>
+          <w:sz w:val="20"/>
+          <w:szCs w:val="20"/>
+        </w:rPr>
+        <w:t>) with this data.</w:t>
       </w:r>
     </w:p>
     <w:p>
@@ -7413,7 +8767,23 @@
           <w:sz w:val="20"/>
           <w:szCs w:val="20"/>
         </w:rPr>
-        <w:t xml:space="preserve"> by Country and Order_Year.</w:t>
+        <w:t xml:space="preserve"> by Country and </w:t>
+      </w:r>
+      <w:proofErr w:type="spellStart"/>
+      <w:r>
+        <w:rPr>
+          <w:sz w:val="20"/>
+          <w:szCs w:val="20"/>
+        </w:rPr>
+        <w:t>Order_Year</w:t>
+      </w:r>
+      <w:proofErr w:type="spellEnd"/>
+      <w:r>
+        <w:rPr>
+          <w:sz w:val="20"/>
+          <w:szCs w:val="20"/>
+        </w:rPr>
+        <w:t>.</w:t>
       </w:r>
     </w:p>
     <w:p>
@@ -7702,7 +9072,23 @@
           <w:sz w:val="20"/>
           <w:szCs w:val="20"/>
         </w:rPr>
-        <w:t xml:space="preserve"> with average Customer_Rating below 4.</w:t>
+        <w:t xml:space="preserve"> with average </w:t>
+      </w:r>
+      <w:proofErr w:type="spellStart"/>
+      <w:r>
+        <w:rPr>
+          <w:sz w:val="20"/>
+          <w:szCs w:val="20"/>
+        </w:rPr>
+        <w:t>Customer_Rating</w:t>
+      </w:r>
+      <w:proofErr w:type="spellEnd"/>
+      <w:r>
+        <w:rPr>
+          <w:sz w:val="20"/>
+          <w:szCs w:val="20"/>
+        </w:rPr>
+        <w:t xml:space="preserve"> below 4.</w:t>
       </w:r>
     </w:p>
     <w:p>
@@ -7923,7 +9309,23 @@
           <w:sz w:val="20"/>
           <w:szCs w:val="20"/>
         </w:rPr>
-        <w:t>-style output: count of transactions per Sales_Channel as separate columns using CASE.</w:t>
+        <w:t xml:space="preserve">-style output: count of transactions per </w:t>
+      </w:r>
+      <w:proofErr w:type="spellStart"/>
+      <w:r>
+        <w:rPr>
+          <w:sz w:val="20"/>
+          <w:szCs w:val="20"/>
+        </w:rPr>
+        <w:t>Sales_Channel</w:t>
+      </w:r>
+      <w:proofErr w:type="spellEnd"/>
+      <w:r>
+        <w:rPr>
+          <w:sz w:val="20"/>
+          <w:szCs w:val="20"/>
+        </w:rPr>
+        <w:t xml:space="preserve"> as separate columns using CASE.</w:t>
       </w:r>
     </w:p>
     <w:p>
@@ -7991,7 +9393,23 @@
           <w:sz w:val="20"/>
           <w:szCs w:val="20"/>
         </w:rPr>
-        <w:t xml:space="preserve"> 'No Promo' when Promotion_Code is blank.</w:t>
+        <w:t xml:space="preserve"> 'No Promo' when </w:t>
+      </w:r>
+      <w:proofErr w:type="spellStart"/>
+      <w:r>
+        <w:rPr>
+          <w:sz w:val="20"/>
+          <w:szCs w:val="20"/>
+        </w:rPr>
+        <w:t>Promotion_Code</w:t>
+      </w:r>
+      <w:proofErr w:type="spellEnd"/>
+      <w:r>
+        <w:rPr>
+          <w:sz w:val="20"/>
+          <w:szCs w:val="20"/>
+        </w:rPr>
+        <w:t xml:space="preserve"> is blank.</w:t>
       </w:r>
     </w:p>
     <w:p>
@@ -8076,7 +9494,23 @@
           <w:sz w:val="20"/>
           <w:szCs w:val="20"/>
         </w:rPr>
-        <w:t xml:space="preserve"> year, month and day-of-week from Order_Date.</w:t>
+        <w:t xml:space="preserve"> year, month and day-of-week from </w:t>
+      </w:r>
+      <w:proofErr w:type="spellStart"/>
+      <w:r>
+        <w:rPr>
+          <w:sz w:val="20"/>
+          <w:szCs w:val="20"/>
+        </w:rPr>
+        <w:t>Order_Date</w:t>
+      </w:r>
+      <w:proofErr w:type="spellEnd"/>
+      <w:r>
+        <w:rPr>
+          <w:sz w:val="20"/>
+          <w:szCs w:val="20"/>
+        </w:rPr>
+        <w:t>.</w:t>
       </w:r>
     </w:p>
     <w:p>
@@ -8178,7 +9612,39 @@
           <w:sz w:val="20"/>
           <w:szCs w:val="20"/>
         </w:rPr>
-        <w:t xml:space="preserve"> Delivery_Days to Order_Date to get the delivery date (DATE_ADD / DATEADD).</w:t>
+        <w:t xml:space="preserve"> </w:t>
+      </w:r>
+      <w:proofErr w:type="spellStart"/>
+      <w:r>
+        <w:rPr>
+          <w:sz w:val="20"/>
+          <w:szCs w:val="20"/>
+        </w:rPr>
+        <w:t>Delivery_Days</w:t>
+      </w:r>
+      <w:proofErr w:type="spellEnd"/>
+      <w:r>
+        <w:rPr>
+          <w:sz w:val="20"/>
+          <w:szCs w:val="20"/>
+        </w:rPr>
+        <w:t xml:space="preserve"> to </w:t>
+      </w:r>
+      <w:proofErr w:type="spellStart"/>
+      <w:r>
+        <w:rPr>
+          <w:sz w:val="20"/>
+          <w:szCs w:val="20"/>
+        </w:rPr>
+        <w:t>Order_Date</w:t>
+      </w:r>
+      <w:proofErr w:type="spellEnd"/>
+      <w:r>
+        <w:rPr>
+          <w:sz w:val="20"/>
+          <w:szCs w:val="20"/>
+        </w:rPr>
+        <w:t xml:space="preserve"> to get the delivery date (DATE_ADD / DATEADD).</w:t>
       </w:r>
     </w:p>
     <w:p>
@@ -8212,7 +9678,23 @@
           <w:sz w:val="20"/>
           <w:szCs w:val="20"/>
         </w:rPr>
-        <w:t xml:space="preserve"> Order_Date as 'YYYY-MM'.</w:t>
+        <w:t xml:space="preserve"> </w:t>
+      </w:r>
+      <w:proofErr w:type="spellStart"/>
+      <w:r>
+        <w:rPr>
+          <w:sz w:val="20"/>
+          <w:szCs w:val="20"/>
+        </w:rPr>
+        <w:t>Order_Date</w:t>
+      </w:r>
+      <w:proofErr w:type="spellEnd"/>
+      <w:r>
+        <w:rPr>
+          <w:sz w:val="20"/>
+          <w:szCs w:val="20"/>
+        </w:rPr>
+        <w:t xml:space="preserve"> as 'YYYY-MM'.</w:t>
       </w:r>
     </w:p>
     <w:p>
@@ -8246,7 +9728,23 @@
           <w:sz w:val="20"/>
           <w:szCs w:val="20"/>
         </w:rPr>
-        <w:t xml:space="preserve"> placed on weekends; count orders by hour of Order_Time.</w:t>
+        <w:t xml:space="preserve"> placed on weekends; count orders by hour of </w:t>
+      </w:r>
+      <w:proofErr w:type="spellStart"/>
+      <w:r>
+        <w:rPr>
+          <w:sz w:val="20"/>
+          <w:szCs w:val="20"/>
+        </w:rPr>
+        <w:t>Order_Time</w:t>
+      </w:r>
+      <w:proofErr w:type="spellEnd"/>
+      <w:r>
+        <w:rPr>
+          <w:sz w:val="20"/>
+          <w:szCs w:val="20"/>
+        </w:rPr>
+        <w:t>.</w:t>
       </w:r>
     </w:p>
     <w:p>
@@ -8331,7 +9829,23 @@
           <w:sz w:val="20"/>
           <w:szCs w:val="20"/>
         </w:rPr>
-        <w:t xml:space="preserve"> Discount_Percentage at 50 where it is higher.</w:t>
+        <w:t xml:space="preserve"> </w:t>
+      </w:r>
+      <w:proofErr w:type="spellStart"/>
+      <w:r>
+        <w:rPr>
+          <w:sz w:val="20"/>
+          <w:szCs w:val="20"/>
+        </w:rPr>
+        <w:t>Discount_Percentage</w:t>
+      </w:r>
+      <w:proofErr w:type="spellEnd"/>
+      <w:r>
+        <w:rPr>
+          <w:sz w:val="20"/>
+          <w:szCs w:val="20"/>
+        </w:rPr>
+        <w:t xml:space="preserve"> at 50 where it is higher.</w:t>
       </w:r>
     </w:p>
     <w:p>
@@ -8399,7 +9913,23 @@
           <w:sz w:val="20"/>
           <w:szCs w:val="20"/>
         </w:rPr>
-        <w:t xml:space="preserve"> duplicate Transaction_IDs using ROW_NUMBER in a CTE.</w:t>
+        <w:t xml:space="preserve"> duplicate </w:t>
+      </w:r>
+      <w:proofErr w:type="spellStart"/>
+      <w:r>
+        <w:rPr>
+          <w:sz w:val="20"/>
+          <w:szCs w:val="20"/>
+        </w:rPr>
+        <w:t>Transaction_IDs</w:t>
+      </w:r>
+      <w:proofErr w:type="spellEnd"/>
+      <w:r>
+        <w:rPr>
+          <w:sz w:val="20"/>
+          <w:szCs w:val="20"/>
+        </w:rPr>
+        <w:t xml:space="preserve"> using ROW_NUMBER in a CTE.</w:t>
       </w:r>
     </w:p>
     <w:p>
@@ -8653,7 +10183,39 @@
           <w:sz w:val="20"/>
           <w:szCs w:val="20"/>
         </w:rPr>
-        <w:t xml:space="preserve"> JOIN sales with dim_product to show revenue by Product_Name.</w:t>
+        <w:t xml:space="preserve"> JOIN sales with </w:t>
+      </w:r>
+      <w:proofErr w:type="spellStart"/>
+      <w:r>
+        <w:rPr>
+          <w:sz w:val="20"/>
+          <w:szCs w:val="20"/>
+        </w:rPr>
+        <w:t>dim_product</w:t>
+      </w:r>
+      <w:proofErr w:type="spellEnd"/>
+      <w:r>
+        <w:rPr>
+          <w:sz w:val="20"/>
+          <w:szCs w:val="20"/>
+        </w:rPr>
+        <w:t xml:space="preserve"> to show revenue by </w:t>
+      </w:r>
+      <w:proofErr w:type="spellStart"/>
+      <w:r>
+        <w:rPr>
+          <w:sz w:val="20"/>
+          <w:szCs w:val="20"/>
+        </w:rPr>
+        <w:t>Product_Name</w:t>
+      </w:r>
+      <w:proofErr w:type="spellEnd"/>
+      <w:r>
+        <w:rPr>
+          <w:sz w:val="20"/>
+          <w:szCs w:val="20"/>
+        </w:rPr>
+        <w:t>.</w:t>
       </w:r>
     </w:p>
     <w:p>
@@ -8874,7 +10436,23 @@
           <w:sz w:val="20"/>
           <w:szCs w:val="20"/>
         </w:rPr>
-        <w:t xml:space="preserve"> with Sales_Amount above the overall average.</w:t>
+        <w:t xml:space="preserve"> with </w:t>
+      </w:r>
+      <w:proofErr w:type="spellStart"/>
+      <w:r>
+        <w:rPr>
+          <w:sz w:val="20"/>
+          <w:szCs w:val="20"/>
+        </w:rPr>
+        <w:t>Sales_Amount</w:t>
+      </w:r>
+      <w:proofErr w:type="spellEnd"/>
+      <w:r>
+        <w:rPr>
+          <w:sz w:val="20"/>
+          <w:szCs w:val="20"/>
+        </w:rPr>
+        <w:t xml:space="preserve"> above the overall average.</w:t>
       </w:r>
     </w:p>
     <w:p>
@@ -9230,7 +10808,23 @@
           <w:sz w:val="20"/>
           <w:szCs w:val="20"/>
         </w:rPr>
-        <w:t xml:space="preserve"> transaction's % of total Sales_Amount using </w:t>
+        <w:t xml:space="preserve"> transaction's % of total </w:t>
+      </w:r>
+      <w:proofErr w:type="spellStart"/>
+      <w:r>
+        <w:rPr>
+          <w:sz w:val="20"/>
+          <w:szCs w:val="20"/>
+        </w:rPr>
+        <w:t>Sales_Amount</w:t>
+      </w:r>
+      <w:proofErr w:type="spellEnd"/>
+      <w:r>
+        <w:rPr>
+          <w:sz w:val="20"/>
+          <w:szCs w:val="20"/>
+        </w:rPr>
+        <w:t xml:space="preserve"> using </w:t>
       </w:r>
       <w:proofErr w:type="gramStart"/>
       <w:r>
@@ -9380,7 +10974,23 @@
           <w:sz w:val="20"/>
           <w:szCs w:val="20"/>
         </w:rPr>
-        <w:t xml:space="preserve"> Sales_Amount per Country shown next to every row (PARTITION BY).</w:t>
+        <w:t xml:space="preserve"> </w:t>
+      </w:r>
+      <w:proofErr w:type="spellStart"/>
+      <w:r>
+        <w:rPr>
+          <w:sz w:val="20"/>
+          <w:szCs w:val="20"/>
+        </w:rPr>
+        <w:t>Sales_Amount</w:t>
+      </w:r>
+      <w:proofErr w:type="spellEnd"/>
+      <w:r>
+        <w:rPr>
+          <w:sz w:val="20"/>
+          <w:szCs w:val="20"/>
+        </w:rPr>
+        <w:t xml:space="preserve"> per Country shown next to every row (PARTITION BY).</w:t>
       </w:r>
     </w:p>
     <w:p>
@@ -9972,7 +11582,55 @@
           <w:sz w:val="20"/>
           <w:szCs w:val="20"/>
         </w:rPr>
-        <w:t xml:space="preserve"> dim_store from SELECT DISTINCT Store_ID, Store_Name, City, Country.</w:t>
+        <w:t xml:space="preserve"> </w:t>
+      </w:r>
+      <w:proofErr w:type="spellStart"/>
+      <w:r>
+        <w:rPr>
+          <w:sz w:val="20"/>
+          <w:szCs w:val="20"/>
+        </w:rPr>
+        <w:t>dim_store</w:t>
+      </w:r>
+      <w:proofErr w:type="spellEnd"/>
+      <w:r>
+        <w:rPr>
+          <w:sz w:val="20"/>
+          <w:szCs w:val="20"/>
+        </w:rPr>
+        <w:t xml:space="preserve"> from SELECT DISTINCT </w:t>
+      </w:r>
+      <w:proofErr w:type="spellStart"/>
+      <w:r>
+        <w:rPr>
+          <w:sz w:val="20"/>
+          <w:szCs w:val="20"/>
+        </w:rPr>
+        <w:t>Store_ID</w:t>
+      </w:r>
+      <w:proofErr w:type="spellEnd"/>
+      <w:r>
+        <w:rPr>
+          <w:sz w:val="20"/>
+          <w:szCs w:val="20"/>
+        </w:rPr>
+        <w:t xml:space="preserve">, </w:t>
+      </w:r>
+      <w:proofErr w:type="spellStart"/>
+      <w:r>
+        <w:rPr>
+          <w:sz w:val="20"/>
+          <w:szCs w:val="20"/>
+        </w:rPr>
+        <w:t>Store_Name</w:t>
+      </w:r>
+      <w:proofErr w:type="spellEnd"/>
+      <w:r>
+        <w:rPr>
+          <w:sz w:val="20"/>
+          <w:szCs w:val="20"/>
+        </w:rPr>
+        <w:t>, City, Country.</w:t>
       </w:r>
     </w:p>
     <w:p>
@@ -10098,7 +11756,23 @@
           <w:sz w:val="20"/>
           <w:szCs w:val="20"/>
         </w:rPr>
-        <w:t xml:space="preserve"> transactions where Promotion_Code IS NULL; list distinct countries with an alias.</w:t>
+        <w:t xml:space="preserve"> transactions where </w:t>
+      </w:r>
+      <w:proofErr w:type="spellStart"/>
+      <w:r>
+        <w:rPr>
+          <w:sz w:val="20"/>
+          <w:szCs w:val="20"/>
+        </w:rPr>
+        <w:t>Promotion_Code</w:t>
+      </w:r>
+      <w:proofErr w:type="spellEnd"/>
+      <w:r>
+        <w:rPr>
+          <w:sz w:val="20"/>
+          <w:szCs w:val="20"/>
+        </w:rPr>
+        <w:t xml:space="preserve"> IS NULL; list distinct countries with an alias.</w:t>
       </w:r>
     </w:p>
     <w:p>
@@ -10224,7 +11898,23 @@
           <w:sz w:val="20"/>
           <w:szCs w:val="20"/>
         </w:rPr>
-        <w:t xml:space="preserve"> so NULL Customer_Ratings appear last.</w:t>
+        <w:t xml:space="preserve"> so NULL </w:t>
+      </w:r>
+      <w:proofErr w:type="spellStart"/>
+      <w:r>
+        <w:rPr>
+          <w:sz w:val="20"/>
+          <w:szCs w:val="20"/>
+        </w:rPr>
+        <w:t>Customer_Ratings</w:t>
+      </w:r>
+      <w:proofErr w:type="spellEnd"/>
+      <w:r>
+        <w:rPr>
+          <w:sz w:val="20"/>
+          <w:szCs w:val="20"/>
+        </w:rPr>
+        <w:t xml:space="preserve"> appear last.</w:t>
       </w:r>
     </w:p>
     <w:p>
@@ -10287,7 +11977,23 @@
           <w:sz w:val="20"/>
           <w:szCs w:val="20"/>
         </w:rPr>
-        <w:t xml:space="preserve"> count and average rating per Sales_Channel.</w:t>
+        <w:t xml:space="preserve"> count and average rating per </w:t>
+      </w:r>
+      <w:proofErr w:type="spellStart"/>
+      <w:r>
+        <w:rPr>
+          <w:sz w:val="20"/>
+          <w:szCs w:val="20"/>
+        </w:rPr>
+        <w:t>Sales_Channel</w:t>
+      </w:r>
+      <w:proofErr w:type="spellEnd"/>
+      <w:r>
+        <w:rPr>
+          <w:sz w:val="20"/>
+          <w:szCs w:val="20"/>
+        </w:rPr>
+        <w:t>.</w:t>
       </w:r>
     </w:p>
     <w:p>
@@ -10413,7 +12119,23 @@
           <w:sz w:val="20"/>
           <w:szCs w:val="20"/>
         </w:rPr>
-        <w:t xml:space="preserve"> with average Customer_Rating below 4.</w:t>
+        <w:t xml:space="preserve"> with average </w:t>
+      </w:r>
+      <w:proofErr w:type="spellStart"/>
+      <w:r>
+        <w:rPr>
+          <w:sz w:val="20"/>
+          <w:szCs w:val="20"/>
+        </w:rPr>
+        <w:t>Customer_Rating</w:t>
+      </w:r>
+      <w:proofErr w:type="spellEnd"/>
+      <w:r>
+        <w:rPr>
+          <w:sz w:val="20"/>
+          <w:szCs w:val="20"/>
+        </w:rPr>
+        <w:t xml:space="preserve"> below 4.</w:t>
       </w:r>
     </w:p>
     <w:p>
@@ -10539,7 +12261,23 @@
           <w:sz w:val="20"/>
           <w:szCs w:val="20"/>
         </w:rPr>
-        <w:t>-style output: count of transactions per Sales_Channel as separate columns using CASE.</w:t>
+        <w:t xml:space="preserve">-style output: count of transactions per </w:t>
+      </w:r>
+      <w:proofErr w:type="spellStart"/>
+      <w:r>
+        <w:rPr>
+          <w:sz w:val="20"/>
+          <w:szCs w:val="20"/>
+        </w:rPr>
+        <w:t>Sales_Channel</w:t>
+      </w:r>
+      <w:proofErr w:type="spellEnd"/>
+      <w:r>
+        <w:rPr>
+          <w:sz w:val="20"/>
+          <w:szCs w:val="20"/>
+        </w:rPr>
+        <w:t xml:space="preserve"> as separate columns using CASE.</w:t>
       </w:r>
     </w:p>
     <w:p>
@@ -10728,7 +12466,23 @@
           <w:sz w:val="20"/>
           <w:szCs w:val="20"/>
         </w:rPr>
-        <w:t xml:space="preserve"> placed on weekends; count orders by hour of Order_Time.</w:t>
+        <w:t xml:space="preserve"> placed on weekends; count orders by hour of </w:t>
+      </w:r>
+      <w:proofErr w:type="spellStart"/>
+      <w:r>
+        <w:rPr>
+          <w:sz w:val="20"/>
+          <w:szCs w:val="20"/>
+        </w:rPr>
+        <w:t>Order_Time</w:t>
+      </w:r>
+      <w:proofErr w:type="spellEnd"/>
+      <w:r>
+        <w:rPr>
+          <w:sz w:val="20"/>
+          <w:szCs w:val="20"/>
+        </w:rPr>
+        <w:t>.</w:t>
       </w:r>
     </w:p>
     <w:p>
@@ -11726,7 +13480,23 @@
           <w:sz w:val="20"/>
           <w:szCs w:val="20"/>
         </w:rPr>
-        <w:t xml:space="preserve"> vs DirectQuery: which would you pick for this dataset and why?</w:t>
+        <w:t xml:space="preserve"> vs </w:t>
+      </w:r>
+      <w:proofErr w:type="spellStart"/>
+      <w:r>
+        <w:rPr>
+          <w:sz w:val="20"/>
+          <w:szCs w:val="20"/>
+        </w:rPr>
+        <w:t>DirectQuery</w:t>
+      </w:r>
+      <w:proofErr w:type="spellEnd"/>
+      <w:r>
+        <w:rPr>
+          <w:sz w:val="20"/>
+          <w:szCs w:val="20"/>
+        </w:rPr>
+        <w:t>: which would you pick for this dataset and why?</w:t>
       </w:r>
     </w:p>
     <w:p>
@@ -11845,7 +13615,23 @@
           <w:sz w:val="20"/>
           <w:szCs w:val="20"/>
         </w:rPr>
-        <w:t xml:space="preserve"> headers, set data types and remove duplicates on Transaction_ID.</w:t>
+        <w:t xml:space="preserve"> headers, set data types and remove duplicates on </w:t>
+      </w:r>
+      <w:proofErr w:type="spellStart"/>
+      <w:r>
+        <w:rPr>
+          <w:sz w:val="20"/>
+          <w:szCs w:val="20"/>
+        </w:rPr>
+        <w:t>Transaction_ID</w:t>
+      </w:r>
+      <w:proofErr w:type="spellEnd"/>
+      <w:r>
+        <w:rPr>
+          <w:sz w:val="20"/>
+          <w:szCs w:val="20"/>
+        </w:rPr>
+        <w:t>.</w:t>
       </w:r>
     </w:p>
     <w:p>
@@ -11913,7 +13699,39 @@
           <w:sz w:val="20"/>
           <w:szCs w:val="20"/>
         </w:rPr>
-        <w:t xml:space="preserve"> inconsistent text (case, spaces) in Product_Category, Payment_Method and City.</w:t>
+        <w:t xml:space="preserve"> inconsistent text (case, spaces) in </w:t>
+      </w:r>
+      <w:proofErr w:type="spellStart"/>
+      <w:r>
+        <w:rPr>
+          <w:sz w:val="20"/>
+          <w:szCs w:val="20"/>
+        </w:rPr>
+        <w:t>Product_Category</w:t>
+      </w:r>
+      <w:proofErr w:type="spellEnd"/>
+      <w:r>
+        <w:rPr>
+          <w:sz w:val="20"/>
+          <w:szCs w:val="20"/>
+        </w:rPr>
+        <w:t xml:space="preserve">, </w:t>
+      </w:r>
+      <w:proofErr w:type="spellStart"/>
+      <w:r>
+        <w:rPr>
+          <w:sz w:val="20"/>
+          <w:szCs w:val="20"/>
+        </w:rPr>
+        <w:t>Payment_Method</w:t>
+      </w:r>
+      <w:proofErr w:type="spellEnd"/>
+      <w:r>
+        <w:rPr>
+          <w:sz w:val="20"/>
+          <w:szCs w:val="20"/>
+        </w:rPr>
+        <w:t xml:space="preserve"> and City.</w:t>
       </w:r>
     </w:p>
     <w:p>
@@ -11947,7 +13765,23 @@
           <w:sz w:val="20"/>
           <w:szCs w:val="20"/>
         </w:rPr>
-        <w:t xml:space="preserve"> rows with Quantity &lt;= 0 and handle nulls in Customer_Age.</w:t>
+        <w:t xml:space="preserve"> rows with Quantity &lt;= 0 and handle nulls in </w:t>
+      </w:r>
+      <w:proofErr w:type="spellStart"/>
+      <w:r>
+        <w:rPr>
+          <w:sz w:val="20"/>
+          <w:szCs w:val="20"/>
+        </w:rPr>
+        <w:t>Customer_Age</w:t>
+      </w:r>
+      <w:proofErr w:type="spellEnd"/>
+      <w:r>
+        <w:rPr>
+          <w:sz w:val="20"/>
+          <w:szCs w:val="20"/>
+        </w:rPr>
+        <w:t>.</w:t>
       </w:r>
     </w:p>
     <w:p>
@@ -11981,7 +13815,23 @@
           <w:sz w:val="20"/>
           <w:szCs w:val="20"/>
         </w:rPr>
-        <w:t xml:space="preserve"> a custom column and split Order_Time into hour.</w:t>
+        <w:t xml:space="preserve"> a custom column and split </w:t>
+      </w:r>
+      <w:proofErr w:type="spellStart"/>
+      <w:r>
+        <w:rPr>
+          <w:sz w:val="20"/>
+          <w:szCs w:val="20"/>
+        </w:rPr>
+        <w:t>Order_Time</w:t>
+      </w:r>
+      <w:proofErr w:type="spellEnd"/>
+      <w:r>
+        <w:rPr>
+          <w:sz w:val="20"/>
+          <w:szCs w:val="20"/>
+        </w:rPr>
+        <w:t xml:space="preserve"> into hour.</w:t>
       </w:r>
     </w:p>
     <w:p>
@@ -12015,7 +13865,23 @@
           <w:sz w:val="20"/>
           <w:szCs w:val="20"/>
         </w:rPr>
-        <w:t xml:space="preserve"> By to get revenue per Customer_ID; Merge two queries; Append two queries.</w:t>
+        <w:t xml:space="preserve"> By to get revenue per </w:t>
+      </w:r>
+      <w:proofErr w:type="spellStart"/>
+      <w:r>
+        <w:rPr>
+          <w:sz w:val="20"/>
+          <w:szCs w:val="20"/>
+        </w:rPr>
+        <w:t>Customer_ID</w:t>
+      </w:r>
+      <w:proofErr w:type="spellEnd"/>
+      <w:r>
+        <w:rPr>
+          <w:sz w:val="20"/>
+          <w:szCs w:val="20"/>
+        </w:rPr>
+        <w:t>; Merge two queries; Append two queries.</w:t>
       </w:r>
     </w:p>
     <w:p>
@@ -12100,7 +13966,23 @@
           <w:sz w:val="20"/>
           <w:szCs w:val="20"/>
         </w:rPr>
-        <w:t xml:space="preserve"> an if-then-else custom column for Size_Label in M.</w:t>
+        <w:t xml:space="preserve"> an if-then-else custom column for </w:t>
+      </w:r>
+      <w:proofErr w:type="spellStart"/>
+      <w:r>
+        <w:rPr>
+          <w:sz w:val="20"/>
+          <w:szCs w:val="20"/>
+        </w:rPr>
+        <w:t>Size_Label</w:t>
+      </w:r>
+      <w:proofErr w:type="spellEnd"/>
+      <w:r>
+        <w:rPr>
+          <w:sz w:val="20"/>
+          <w:szCs w:val="20"/>
+        </w:rPr>
+        <w:t xml:space="preserve"> in M.</w:t>
       </w:r>
     </w:p>
     <w:p>
@@ -12143,7 +14025,55 @@
           <w:sz w:val="20"/>
           <w:szCs w:val="20"/>
         </w:rPr>
-        <w:t xml:space="preserve"> Table.TransformColumns with Text.Proper and Text.Trim.</w:t>
+        <w:t xml:space="preserve"> </w:t>
+      </w:r>
+      <w:proofErr w:type="spellStart"/>
+      <w:r>
+        <w:rPr>
+          <w:sz w:val="20"/>
+          <w:szCs w:val="20"/>
+        </w:rPr>
+        <w:t>Table.TransformColumns</w:t>
+      </w:r>
+      <w:proofErr w:type="spellEnd"/>
+      <w:r>
+        <w:rPr>
+          <w:sz w:val="20"/>
+          <w:szCs w:val="20"/>
+        </w:rPr>
+        <w:t xml:space="preserve"> with </w:t>
+      </w:r>
+      <w:proofErr w:type="spellStart"/>
+      <w:r>
+        <w:rPr>
+          <w:sz w:val="20"/>
+          <w:szCs w:val="20"/>
+        </w:rPr>
+        <w:t>Text.Proper</w:t>
+      </w:r>
+      <w:proofErr w:type="spellEnd"/>
+      <w:r>
+        <w:rPr>
+          <w:sz w:val="20"/>
+          <w:szCs w:val="20"/>
+        </w:rPr>
+        <w:t xml:space="preserve"> and </w:t>
+      </w:r>
+      <w:proofErr w:type="spellStart"/>
+      <w:r>
+        <w:rPr>
+          <w:sz w:val="20"/>
+          <w:szCs w:val="20"/>
+        </w:rPr>
+        <w:t>Text.Trim</w:t>
+      </w:r>
+      <w:proofErr w:type="spellEnd"/>
+      <w:r>
+        <w:rPr>
+          <w:sz w:val="20"/>
+          <w:szCs w:val="20"/>
+        </w:rPr>
+        <w:t>.</w:t>
       </w:r>
     </w:p>
     <w:p>
@@ -12186,7 +14116,39 @@
           <w:sz w:val="20"/>
           <w:szCs w:val="20"/>
         </w:rPr>
-        <w:t xml:space="preserve"> Date.Year and Date.MonthName to build date columns in M.</w:t>
+        <w:t xml:space="preserve"> </w:t>
+      </w:r>
+      <w:proofErr w:type="spellStart"/>
+      <w:r>
+        <w:rPr>
+          <w:sz w:val="20"/>
+          <w:szCs w:val="20"/>
+        </w:rPr>
+        <w:t>Date.Year</w:t>
+      </w:r>
+      <w:proofErr w:type="spellEnd"/>
+      <w:r>
+        <w:rPr>
+          <w:sz w:val="20"/>
+          <w:szCs w:val="20"/>
+        </w:rPr>
+        <w:t xml:space="preserve"> and </w:t>
+      </w:r>
+      <w:proofErr w:type="spellStart"/>
+      <w:r>
+        <w:rPr>
+          <w:sz w:val="20"/>
+          <w:szCs w:val="20"/>
+        </w:rPr>
+        <w:t>Date.MonthName</w:t>
+      </w:r>
+      <w:proofErr w:type="spellEnd"/>
+      <w:r>
+        <w:rPr>
+          <w:sz w:val="20"/>
+          <w:szCs w:val="20"/>
+        </w:rPr>
+        <w:t xml:space="preserve"> to build date columns in M.</w:t>
       </w:r>
     </w:p>
     <w:p>
@@ -12220,7 +14182,23 @@
           <w:sz w:val="20"/>
           <w:szCs w:val="20"/>
         </w:rPr>
-        <w:t xml:space="preserve"> a custom function fnClean(text) and call it.</w:t>
+        <w:t xml:space="preserve"> a custom function </w:t>
+      </w:r>
+      <w:proofErr w:type="spellStart"/>
+      <w:r>
+        <w:rPr>
+          <w:sz w:val="20"/>
+          <w:szCs w:val="20"/>
+        </w:rPr>
+        <w:t>fnClean</w:t>
+      </w:r>
+      <w:proofErr w:type="spellEnd"/>
+      <w:r>
+        <w:rPr>
+          <w:sz w:val="20"/>
+          <w:szCs w:val="20"/>
+        </w:rPr>
+        <w:t>(text) and call it.</w:t>
       </w:r>
     </w:p>
     <w:p>
@@ -12297,7 +14275,23 @@
           <w:sz w:val="20"/>
           <w:szCs w:val="20"/>
         </w:rPr>
-        <w:t xml:space="preserve"> a Date table in M using List.Dates.</w:t>
+        <w:t xml:space="preserve"> a Date table in M using </w:t>
+      </w:r>
+      <w:proofErr w:type="spellStart"/>
+      <w:r>
+        <w:rPr>
+          <w:sz w:val="20"/>
+          <w:szCs w:val="20"/>
+        </w:rPr>
+        <w:t>List.Dates</w:t>
+      </w:r>
+      <w:proofErr w:type="spellEnd"/>
+      <w:r>
+        <w:rPr>
+          <w:sz w:val="20"/>
+          <w:szCs w:val="20"/>
+        </w:rPr>
+        <w:t>.</w:t>
       </w:r>
     </w:p>
     <w:p>
@@ -12329,7 +14323,23 @@
           <w:szCs w:val="20"/>
         </w:rPr>
         <w:lastRenderedPageBreak/>
-        <w:t>Day 9: Power BI modeling (P4-P6)</w:t>
+        <w:t xml:space="preserve">Day 9: Power BI </w:t>
+      </w:r>
+      <w:proofErr w:type="spellStart"/>
+      <w:r>
+        <w:rPr>
+          <w:sz w:val="20"/>
+          <w:szCs w:val="20"/>
+        </w:rPr>
+        <w:t>modeling</w:t>
+      </w:r>
+      <w:proofErr w:type="spellEnd"/>
+      <w:r>
+        <w:rPr>
+          <w:sz w:val="20"/>
+          <w:szCs w:val="20"/>
+        </w:rPr>
+        <w:t xml:space="preserve"> (P4-P6)</w:t>
       </w:r>
     </w:p>
     <w:tbl>
@@ -12772,7 +14782,23 @@
           <w:sz w:val="20"/>
           <w:szCs w:val="20"/>
         </w:rPr>
-        <w:t xml:space="preserve"> columns are primary keys and foreign keys between fact and dim_product?</w:t>
+        <w:t xml:space="preserve"> columns are primary keys and foreign keys between fact and </w:t>
+      </w:r>
+      <w:proofErr w:type="spellStart"/>
+      <w:r>
+        <w:rPr>
+          <w:sz w:val="20"/>
+          <w:szCs w:val="20"/>
+        </w:rPr>
+        <w:t>dim_product</w:t>
+      </w:r>
+      <w:proofErr w:type="spellEnd"/>
+      <w:r>
+        <w:rPr>
+          <w:sz w:val="20"/>
+          <w:szCs w:val="20"/>
+        </w:rPr>
+        <w:t>?</w:t>
       </w:r>
     </w:p>
     <w:p>
@@ -12941,7 +14967,23 @@
           <w:sz w:val="20"/>
           <w:szCs w:val="20"/>
         </w:rPr>
-        <w:t xml:space="preserve"> vs DirectQuery vs Composite: one pro and one con each.</w:t>
+        <w:t xml:space="preserve"> vs </w:t>
+      </w:r>
+      <w:proofErr w:type="spellStart"/>
+      <w:r>
+        <w:rPr>
+          <w:sz w:val="20"/>
+          <w:szCs w:val="20"/>
+        </w:rPr>
+        <w:t>DirectQuery</w:t>
+      </w:r>
+      <w:proofErr w:type="spellEnd"/>
+      <w:r>
+        <w:rPr>
+          <w:sz w:val="20"/>
+          <w:szCs w:val="20"/>
+        </w:rPr>
+        <w:t xml:space="preserve"> vs Composite: one pro and one con each.</w:t>
       </w:r>
     </w:p>
     <w:p>
@@ -13365,7 +15407,23 @@
           <w:sz w:val="20"/>
           <w:szCs w:val="20"/>
         </w:rPr>
-        <w:t>: Online Sales (Sales_Channel = Online).</w:t>
+        <w:t>: Online Sales (</w:t>
+      </w:r>
+      <w:proofErr w:type="spellStart"/>
+      <w:r>
+        <w:rPr>
+          <w:sz w:val="20"/>
+          <w:szCs w:val="20"/>
+        </w:rPr>
+        <w:t>Sales_Channel</w:t>
+      </w:r>
+      <w:proofErr w:type="spellEnd"/>
+      <w:r>
+        <w:rPr>
+          <w:sz w:val="20"/>
+          <w:szCs w:val="20"/>
+        </w:rPr>
+        <w:t xml:space="preserve"> = Online).</w:t>
       </w:r>
     </w:p>
     <w:p>
@@ -13552,7 +15610,23 @@
           <w:sz w:val="20"/>
           <w:szCs w:val="20"/>
         </w:rPr>
-        <w:t>: total of Quantity x Unit_Price. When do you need an iterator?</w:t>
+        <w:t xml:space="preserve">: total of Quantity x </w:t>
+      </w:r>
+      <w:proofErr w:type="spellStart"/>
+      <w:r>
+        <w:rPr>
+          <w:sz w:val="20"/>
+          <w:szCs w:val="20"/>
+        </w:rPr>
+        <w:t>Unit_Price</w:t>
+      </w:r>
+      <w:proofErr w:type="spellEnd"/>
+      <w:r>
+        <w:rPr>
+          <w:sz w:val="20"/>
+          <w:szCs w:val="20"/>
+        </w:rPr>
+        <w:t>. When do you need an iterator?</w:t>
       </w:r>
     </w:p>
     <w:p>
@@ -14010,7 +16084,23 @@
           <w:sz w:val="20"/>
           <w:szCs w:val="20"/>
         </w:rPr>
-        <w:t>: hide Cost_Amount and Profit from a role. Which tool is needed?</w:t>
+        <w:t xml:space="preserve">: hide </w:t>
+      </w:r>
+      <w:proofErr w:type="spellStart"/>
+      <w:r>
+        <w:rPr>
+          <w:sz w:val="20"/>
+          <w:szCs w:val="20"/>
+        </w:rPr>
+        <w:t>Cost_Amount</w:t>
+      </w:r>
+      <w:proofErr w:type="spellEnd"/>
+      <w:r>
+        <w:rPr>
+          <w:sz w:val="20"/>
+          <w:szCs w:val="20"/>
+        </w:rPr>
+        <w:t xml:space="preserve"> and Profit from a role. Which tool is needed?</w:t>
       </w:r>
     </w:p>
     <w:p>
@@ -14588,7 +16678,23 @@
           <w:sz w:val="20"/>
           <w:szCs w:val="20"/>
         </w:rPr>
-        <w:t xml:space="preserve"> a waterfall chart and a treemap for profit by category.</w:t>
+        <w:t xml:space="preserve"> a waterfall chart and a </w:t>
+      </w:r>
+      <w:proofErr w:type="spellStart"/>
+      <w:r>
+        <w:rPr>
+          <w:sz w:val="20"/>
+          <w:szCs w:val="20"/>
+        </w:rPr>
+        <w:t>treemap</w:t>
+      </w:r>
+      <w:proofErr w:type="spellEnd"/>
+      <w:r>
+        <w:rPr>
+          <w:sz w:val="20"/>
+          <w:szCs w:val="20"/>
+        </w:rPr>
+        <w:t xml:space="preserve"> for profit by category.</w:t>
       </w:r>
     </w:p>
     <w:p>
@@ -14774,7 +16880,23 @@
           <w:sz w:val="20"/>
           <w:szCs w:val="20"/>
         </w:rPr>
-        <w:t xml:space="preserve"> a color scale on profit margin in a matrix.</w:t>
+        <w:t xml:space="preserve"> a </w:t>
+      </w:r>
+      <w:proofErr w:type="spellStart"/>
+      <w:r>
+        <w:rPr>
+          <w:sz w:val="20"/>
+          <w:szCs w:val="20"/>
+        </w:rPr>
+        <w:t>color</w:t>
+      </w:r>
+      <w:proofErr w:type="spellEnd"/>
+      <w:r>
+        <w:rPr>
+          <w:sz w:val="20"/>
+          <w:szCs w:val="20"/>
+        </w:rPr>
+        <w:t xml:space="preserve"> scale on profit margin in a matrix.</w:t>
       </w:r>
     </w:p>
     <w:p>
@@ -14876,7 +16998,23 @@
           <w:sz w:val="20"/>
           <w:szCs w:val="20"/>
         </w:rPr>
-        <w:t xml:space="preserve"> Influencers: what drives low Customer_Rating or returns?</w:t>
+        <w:t xml:space="preserve"> Influencers: what drives low </w:t>
+      </w:r>
+      <w:proofErr w:type="spellStart"/>
+      <w:r>
+        <w:rPr>
+          <w:sz w:val="20"/>
+          <w:szCs w:val="20"/>
+        </w:rPr>
+        <w:t>Customer_Rating</w:t>
+      </w:r>
+      <w:proofErr w:type="spellEnd"/>
+      <w:r>
+        <w:rPr>
+          <w:sz w:val="20"/>
+          <w:szCs w:val="20"/>
+        </w:rPr>
+        <w:t xml:space="preserve"> or returns?</w:t>
       </w:r>
     </w:p>
     <w:p>
@@ -16001,7 +18139,23 @@
           <w:sz w:val="20"/>
           <w:szCs w:val="20"/>
         </w:rPr>
-        <w:t xml:space="preserve"> only the keyboard, jump to the last row/column of the data, then select the whole Sales_Amount column.</w:t>
+        <w:t xml:space="preserve"> only the keyboard, jump to the last row/column of the data, then select the whole </w:t>
+      </w:r>
+      <w:proofErr w:type="spellStart"/>
+      <w:r>
+        <w:rPr>
+          <w:sz w:val="20"/>
+          <w:szCs w:val="20"/>
+        </w:rPr>
+        <w:t>Sales_Amount</w:t>
+      </w:r>
+      <w:proofErr w:type="spellEnd"/>
+      <w:r>
+        <w:rPr>
+          <w:sz w:val="20"/>
+          <w:szCs w:val="20"/>
+        </w:rPr>
+        <w:t xml:space="preserve"> column.</w:t>
       </w:r>
     </w:p>
     <w:p>
@@ -16064,7 +18218,23 @@
           <w:sz w:val="20"/>
           <w:szCs w:val="20"/>
         </w:rPr>
-        <w:t xml:space="preserve"> by Country (A-Z), then by Sales_Amount (largest first).</w:t>
+        <w:t xml:space="preserve"> by Country (A-Z), then by </w:t>
+      </w:r>
+      <w:proofErr w:type="spellStart"/>
+      <w:r>
+        <w:rPr>
+          <w:sz w:val="20"/>
+          <w:szCs w:val="20"/>
+        </w:rPr>
+        <w:t>Sales_Amount</w:t>
+      </w:r>
+      <w:proofErr w:type="spellEnd"/>
+      <w:r>
+        <w:rPr>
+          <w:sz w:val="20"/>
+          <w:szCs w:val="20"/>
+        </w:rPr>
+        <w:t xml:space="preserve"> (largest first).</w:t>
       </w:r>
     </w:p>
     <w:p>
@@ -16190,7 +18360,23 @@
           <w:sz w:val="20"/>
           <w:szCs w:val="20"/>
         </w:rPr>
-        <w:t xml:space="preserve"> duplicate rows on Transaction_ID. How do you confirm how many were removed?</w:t>
+        <w:t xml:space="preserve"> duplicate rows on </w:t>
+      </w:r>
+      <w:proofErr w:type="spellStart"/>
+      <w:r>
+        <w:rPr>
+          <w:sz w:val="20"/>
+          <w:szCs w:val="20"/>
+        </w:rPr>
+        <w:t>Transaction_ID</w:t>
+      </w:r>
+      <w:proofErr w:type="spellEnd"/>
+      <w:r>
+        <w:rPr>
+          <w:sz w:val="20"/>
+          <w:szCs w:val="20"/>
+        </w:rPr>
+        <w:t>. How do you confirm how many were removed?</w:t>
       </w:r>
     </w:p>
     <w:p>
@@ -16253,7 +18439,23 @@
           <w:sz w:val="20"/>
           <w:szCs w:val="20"/>
         </w:rPr>
-        <w:t>: Online orders in Germany with Sales_Amount &gt; 500.</w:t>
+        <w:t xml:space="preserve">: Online orders in Germany with </w:t>
+      </w:r>
+      <w:proofErr w:type="spellStart"/>
+      <w:r>
+        <w:rPr>
+          <w:sz w:val="20"/>
+          <w:szCs w:val="20"/>
+        </w:rPr>
+        <w:t>Sales_Amount</w:t>
+      </w:r>
+      <w:proofErr w:type="spellEnd"/>
+      <w:r>
+        <w:rPr>
+          <w:sz w:val="20"/>
+          <w:szCs w:val="20"/>
+        </w:rPr>
+        <w:t xml:space="preserve"> &gt; 500.</w:t>
       </w:r>
     </w:p>
     <w:p>
@@ -16316,7 +18518,23 @@
           <w:sz w:val="20"/>
           <w:szCs w:val="20"/>
         </w:rPr>
-        <w:t xml:space="preserve"> chart of monthly Sales_Amount (build a helper month column first).</w:t>
+        <w:t xml:space="preserve"> chart of monthly </w:t>
+      </w:r>
+      <w:proofErr w:type="spellStart"/>
+      <w:r>
+        <w:rPr>
+          <w:sz w:val="20"/>
+          <w:szCs w:val="20"/>
+        </w:rPr>
+        <w:t>Sales_Amount</w:t>
+      </w:r>
+      <w:proofErr w:type="spellEnd"/>
+      <w:r>
+        <w:rPr>
+          <w:sz w:val="20"/>
+          <w:szCs w:val="20"/>
+        </w:rPr>
+        <w:t xml:space="preserve"> (build a helper month column first).</w:t>
       </w:r>
     </w:p>
     <w:p>
@@ -16379,7 +18597,23 @@
           <w:sz w:val="20"/>
           <w:szCs w:val="20"/>
         </w:rPr>
-        <w:t xml:space="preserve"> VLOOKUP approximate match to map Sales_Amount to a price band table (0, 100, 500, 1000).</w:t>
+        <w:t xml:space="preserve"> VLOOKUP approximate match to map </w:t>
+      </w:r>
+      <w:proofErr w:type="spellStart"/>
+      <w:r>
+        <w:rPr>
+          <w:sz w:val="20"/>
+          <w:szCs w:val="20"/>
+        </w:rPr>
+        <w:t>Sales_Amount</w:t>
+      </w:r>
+      <w:proofErr w:type="spellEnd"/>
+      <w:r>
+        <w:rPr>
+          <w:sz w:val="20"/>
+          <w:szCs w:val="20"/>
+        </w:rPr>
+        <w:t xml:space="preserve"> to a price band table (0, 100, 500, 1000).</w:t>
       </w:r>
     </w:p>
     <w:p>
@@ -16442,7 +18676,39 @@
           <w:sz w:val="20"/>
           <w:szCs w:val="20"/>
         </w:rPr>
-        <w:t xml:space="preserve"> INDEX/MATCH to return Store_Name for a given Store_ID.</w:t>
+        <w:t xml:space="preserve"> INDEX/MATCH to return </w:t>
+      </w:r>
+      <w:proofErr w:type="spellStart"/>
+      <w:r>
+        <w:rPr>
+          <w:sz w:val="20"/>
+          <w:szCs w:val="20"/>
+        </w:rPr>
+        <w:t>Store_Name</w:t>
+      </w:r>
+      <w:proofErr w:type="spellEnd"/>
+      <w:r>
+        <w:rPr>
+          <w:sz w:val="20"/>
+          <w:szCs w:val="20"/>
+        </w:rPr>
+        <w:t xml:space="preserve"> for a given </w:t>
+      </w:r>
+      <w:proofErr w:type="spellStart"/>
+      <w:r>
+        <w:rPr>
+          <w:sz w:val="20"/>
+          <w:szCs w:val="20"/>
+        </w:rPr>
+        <w:t>Store_ID</w:t>
+      </w:r>
+      <w:proofErr w:type="spellEnd"/>
+      <w:r>
+        <w:rPr>
+          <w:sz w:val="20"/>
+          <w:szCs w:val="20"/>
+        </w:rPr>
+        <w:t>.</w:t>
       </w:r>
     </w:p>
     <w:p>
@@ -16505,7 +18771,23 @@
           <w:sz w:val="20"/>
           <w:szCs w:val="20"/>
         </w:rPr>
-        <w:t>: extract the store number from Store_ID.</w:t>
+        <w:t xml:space="preserve">: extract the store number from </w:t>
+      </w:r>
+      <w:proofErr w:type="spellStart"/>
+      <w:r>
+        <w:rPr>
+          <w:sz w:val="20"/>
+          <w:szCs w:val="20"/>
+        </w:rPr>
+        <w:t>Store_ID</w:t>
+      </w:r>
+      <w:proofErr w:type="spellEnd"/>
+      <w:r>
+        <w:rPr>
+          <w:sz w:val="20"/>
+          <w:szCs w:val="20"/>
+        </w:rPr>
+        <w:t>.</w:t>
       </w:r>
     </w:p>
     <w:p>
@@ -16568,7 +18850,23 @@
           <w:sz w:val="20"/>
           <w:szCs w:val="20"/>
         </w:rPr>
-        <w:t xml:space="preserve"> Year, Month name and Weekday from Order_Date.</w:t>
+        <w:t xml:space="preserve"> Year, Month name and Weekday from </w:t>
+      </w:r>
+      <w:proofErr w:type="spellStart"/>
+      <w:r>
+        <w:rPr>
+          <w:sz w:val="20"/>
+          <w:szCs w:val="20"/>
+        </w:rPr>
+        <w:t>Order_Date</w:t>
+      </w:r>
+      <w:proofErr w:type="spellEnd"/>
+      <w:r>
+        <w:rPr>
+          <w:sz w:val="20"/>
+          <w:szCs w:val="20"/>
+        </w:rPr>
+        <w:t>.</w:t>
       </w:r>
     </w:p>
     <w:p>
@@ -16757,7 +19055,23 @@
           <w:sz w:val="20"/>
           <w:szCs w:val="20"/>
         </w:rPr>
-        <w:t xml:space="preserve"> Discount_Percentage to values between 0 and 50, with a custom error message.</w:t>
+        <w:t xml:space="preserve"> </w:t>
+      </w:r>
+      <w:proofErr w:type="spellStart"/>
+      <w:r>
+        <w:rPr>
+          <w:sz w:val="20"/>
+          <w:szCs w:val="20"/>
+        </w:rPr>
+        <w:t>Discount_Percentage</w:t>
+      </w:r>
+      <w:proofErr w:type="spellEnd"/>
+      <w:r>
+        <w:rPr>
+          <w:sz w:val="20"/>
+          <w:szCs w:val="20"/>
+        </w:rPr>
+        <w:t xml:space="preserve"> to values between 0 and 50, with a custom error message.</w:t>
       </w:r>
     </w:p>
     <w:p>
@@ -16900,7 +19214,39 @@
           <w:sz w:val="20"/>
           <w:szCs w:val="20"/>
         </w:rPr>
-        <w:t xml:space="preserve"> a primary key on Transaction_ID and NOT NULL on Order_Date.</w:t>
+        <w:t xml:space="preserve"> a primary key on </w:t>
+      </w:r>
+      <w:proofErr w:type="spellStart"/>
+      <w:r>
+        <w:rPr>
+          <w:sz w:val="20"/>
+          <w:szCs w:val="20"/>
+        </w:rPr>
+        <w:t>Transaction_ID</w:t>
+      </w:r>
+      <w:proofErr w:type="spellEnd"/>
+      <w:r>
+        <w:rPr>
+          <w:sz w:val="20"/>
+          <w:szCs w:val="20"/>
+        </w:rPr>
+        <w:t xml:space="preserve"> and NOT NULL on </w:t>
+      </w:r>
+      <w:proofErr w:type="spellStart"/>
+      <w:r>
+        <w:rPr>
+          <w:sz w:val="20"/>
+          <w:szCs w:val="20"/>
+        </w:rPr>
+        <w:t>Order_Date</w:t>
+      </w:r>
+      <w:proofErr w:type="spellEnd"/>
+      <w:r>
+        <w:rPr>
+          <w:sz w:val="20"/>
+          <w:szCs w:val="20"/>
+        </w:rPr>
+        <w:t>.</w:t>
       </w:r>
     </w:p>
     <w:p>
@@ -16963,7 +19309,23 @@
           <w:sz w:val="20"/>
           <w:szCs w:val="20"/>
         </w:rPr>
-        <w:t xml:space="preserve"> where Country = 'Canada' and Sales_Amount &gt; 500.</w:t>
+        <w:t xml:space="preserve"> where Country = 'Canada' and </w:t>
+      </w:r>
+      <w:proofErr w:type="spellStart"/>
+      <w:r>
+        <w:rPr>
+          <w:sz w:val="20"/>
+          <w:szCs w:val="20"/>
+        </w:rPr>
+        <w:t>Sales_Amount</w:t>
+      </w:r>
+      <w:proofErr w:type="spellEnd"/>
+      <w:r>
+        <w:rPr>
+          <w:sz w:val="20"/>
+          <w:szCs w:val="20"/>
+        </w:rPr>
+        <w:t xml:space="preserve"> &gt; 500.</w:t>
       </w:r>
     </w:p>
     <w:p>
@@ -17089,7 +19451,23 @@
           <w:sz w:val="20"/>
           <w:szCs w:val="20"/>
         </w:rPr>
-        <w:t xml:space="preserve"> revenue per Product_Category.</w:t>
+        <w:t xml:space="preserve"> revenue per </w:t>
+      </w:r>
+      <w:proofErr w:type="spellStart"/>
+      <w:r>
+        <w:rPr>
+          <w:sz w:val="20"/>
+          <w:szCs w:val="20"/>
+        </w:rPr>
+        <w:t>Product_Category</w:t>
+      </w:r>
+      <w:proofErr w:type="spellEnd"/>
+      <w:r>
+        <w:rPr>
+          <w:sz w:val="20"/>
+          <w:szCs w:val="20"/>
+        </w:rPr>
+        <w:t>.</w:t>
       </w:r>
     </w:p>
     <w:p>
@@ -17341,7 +19719,23 @@
           <w:sz w:val="20"/>
           <w:szCs w:val="20"/>
         </w:rPr>
-        <w:t xml:space="preserve"> Discount_Percentage at 50 where it is higher.</w:t>
+        <w:t xml:space="preserve"> </w:t>
+      </w:r>
+      <w:proofErr w:type="spellStart"/>
+      <w:r>
+        <w:rPr>
+          <w:sz w:val="20"/>
+          <w:szCs w:val="20"/>
+        </w:rPr>
+        <w:t>Discount_Percentage</w:t>
+      </w:r>
+      <w:proofErr w:type="spellEnd"/>
+      <w:r>
+        <w:rPr>
+          <w:sz w:val="20"/>
+          <w:szCs w:val="20"/>
+        </w:rPr>
+        <w:t xml:space="preserve"> at 50 where it is higher.</w:t>
       </w:r>
     </w:p>
     <w:p>
@@ -17815,7 +20209,55 @@
           <w:sz w:val="20"/>
           <w:szCs w:val="20"/>
         </w:rPr>
-        <w:t xml:space="preserve"> Table.TransformColumns with Text.Proper and Text.Trim.</w:t>
+        <w:t xml:space="preserve"> </w:t>
+      </w:r>
+      <w:proofErr w:type="spellStart"/>
+      <w:r>
+        <w:rPr>
+          <w:sz w:val="20"/>
+          <w:szCs w:val="20"/>
+        </w:rPr>
+        <w:t>Table.TransformColumns</w:t>
+      </w:r>
+      <w:proofErr w:type="spellEnd"/>
+      <w:r>
+        <w:rPr>
+          <w:sz w:val="20"/>
+          <w:szCs w:val="20"/>
+        </w:rPr>
+        <w:t xml:space="preserve"> with </w:t>
+      </w:r>
+      <w:proofErr w:type="spellStart"/>
+      <w:r>
+        <w:rPr>
+          <w:sz w:val="20"/>
+          <w:szCs w:val="20"/>
+        </w:rPr>
+        <w:t>Text.Proper</w:t>
+      </w:r>
+      <w:proofErr w:type="spellEnd"/>
+      <w:r>
+        <w:rPr>
+          <w:sz w:val="20"/>
+          <w:szCs w:val="20"/>
+        </w:rPr>
+        <w:t xml:space="preserve"> and </w:t>
+      </w:r>
+      <w:proofErr w:type="spellStart"/>
+      <w:r>
+        <w:rPr>
+          <w:sz w:val="20"/>
+          <w:szCs w:val="20"/>
+        </w:rPr>
+        <w:t>Text.Trim</w:t>
+      </w:r>
+      <w:proofErr w:type="spellEnd"/>
+      <w:r>
+        <w:rPr>
+          <w:sz w:val="20"/>
+          <w:szCs w:val="20"/>
+        </w:rPr>
+        <w:t>.</w:t>
       </w:r>
     </w:p>
     <w:p>

--- a/Python/Datasets/E_Retail Sales Dataset/Placement_Test_Practice_Question_Bank.docx
+++ b/Python/Datasets/E_Retail Sales Dataset/Placement_Test_Practice_Question_Bank.docx
@@ -1998,40 +1998,6 @@
           <w:sz w:val="20"/>
           <w:szCs w:val="20"/>
         </w:rPr>
-        <w:t xml:space="preserve">E4.3  </w:t>
-      </w:r>
-      <w:r>
-        <w:rPr>
-          <w:sz w:val="20"/>
-          <w:szCs w:val="20"/>
-        </w:rPr>
-        <w:t>Flag</w:t>
-      </w:r>
-      <w:proofErr w:type="gramEnd"/>
-      <w:r>
-        <w:rPr>
-          <w:sz w:val="20"/>
-          <w:szCs w:val="20"/>
-        </w:rPr>
-        <w:t xml:space="preserve"> duplicate Transaction_IDs with a COUNTIF helper column instead of deleting.</w:t>
-      </w:r>
-    </w:p>
-    <w:p>
-      <w:pPr>
-        <w:spacing w:after="80"/>
-        <w:rPr>
-          <w:sz w:val="20"/>
-          <w:szCs w:val="20"/>
-        </w:rPr>
-      </w:pPr>
-      <w:proofErr w:type="gramStart"/>
-      <w:r>
-        <w:rPr>
-          <w:b/>
-          <w:bCs/>
-          <w:sz w:val="20"/>
-          <w:szCs w:val="20"/>
-        </w:rPr>
         <w:t xml:space="preserve">E4.4  </w:t>
       </w:r>
       <w:r>

--- a/Python/Datasets/E_Retail Sales Dataset/Placement_Test_Practice_Question_Bank.docx
+++ b/Python/Datasets/E_Retail Sales Dataset/Placement_Test_Practice_Question_Bank.docx
@@ -1998,40 +1998,6 @@
           <w:sz w:val="20"/>
           <w:szCs w:val="20"/>
         </w:rPr>
-        <w:t xml:space="preserve">E4.4  </w:t>
-      </w:r>
-      <w:r>
-        <w:rPr>
-          <w:sz w:val="20"/>
-          <w:szCs w:val="20"/>
-        </w:rPr>
-        <w:t>Count</w:t>
-      </w:r>
-      <w:proofErr w:type="gramEnd"/>
-      <w:r>
-        <w:rPr>
-          <w:sz w:val="20"/>
-          <w:szCs w:val="20"/>
-        </w:rPr>
-        <w:t xml:space="preserve"> blank cells in every column using COUNTBLANK.</w:t>
-      </w:r>
-    </w:p>
-    <w:p>
-      <w:pPr>
-        <w:spacing w:after="80"/>
-        <w:rPr>
-          <w:sz w:val="20"/>
-          <w:szCs w:val="20"/>
-        </w:rPr>
-      </w:pPr>
-      <w:proofErr w:type="gramStart"/>
-      <w:r>
-        <w:rPr>
-          <w:b/>
-          <w:bCs/>
-          <w:sz w:val="20"/>
-          <w:szCs w:val="20"/>
-        </w:rPr>
         <w:t xml:space="preserve">E4.5  </w:t>
       </w:r>
       <w:r>

--- a/Python/Datasets/E_Retail Sales Dataset/Placement_Test_Practice_Question_Bank.docx
+++ b/Python/Datasets/E_Retail Sales Dataset/Placement_Test_Practice_Question_Bank.docx
@@ -1552,179 +1552,6 @@
         <w:t>Day 1: Excel basics (E1-E5)</w:t>
       </w:r>
     </w:p>
-    <w:tbl>
-      <w:tblPr>
-        <w:tblW w:w="9360" w:type="dxa"/>
-        <w:tblBorders>
-          <w:top w:val="single" w:sz="4" w:space="0" w:color="auto"/>
-          <w:left w:val="single" w:sz="4" w:space="0" w:color="auto"/>
-          <w:bottom w:val="single" w:sz="4" w:space="0" w:color="auto"/>
-          <w:right w:val="single" w:sz="4" w:space="0" w:color="auto"/>
-          <w:insideH w:val="single" w:sz="4" w:space="0" w:color="auto"/>
-          <w:insideV w:val="single" w:sz="4" w:space="0" w:color="auto"/>
-        </w:tblBorders>
-        <w:tblCellMar>
-          <w:left w:w="10" w:type="dxa"/>
-          <w:right w:w="10" w:type="dxa"/>
-        </w:tblCellMar>
-        <w:tblLook w:val="04A0" w:firstRow="1" w:lastRow="0" w:firstColumn="1" w:lastColumn="0" w:noHBand="0" w:noVBand="1"/>
-      </w:tblPr>
-      <w:tblGrid>
-        <w:gridCol w:w="2200"/>
-        <w:gridCol w:w="7160"/>
-      </w:tblGrid>
-      <w:tr>
-        <w:tc>
-          <w:tcPr>
-            <w:tcW w:w="2200" w:type="dxa"/>
-            <w:tcBorders>
-              <w:top w:val="single" w:sz="4" w:space="0" w:color="BBBBBB"/>
-              <w:left w:val="single" w:sz="4" w:space="0" w:color="BBBBBB"/>
-              <w:bottom w:val="single" w:sz="4" w:space="0" w:color="BBBBBB"/>
-              <w:right w:val="single" w:sz="4" w:space="0" w:color="BBBBBB"/>
-            </w:tcBorders>
-            <w:shd w:val="clear" w:color="auto" w:fill="FFF2CC"/>
-            <w:tcMar>
-              <w:top w:w="60" w:type="dxa"/>
-              <w:left w:w="100" w:type="dxa"/>
-              <w:bottom w:w="60" w:type="dxa"/>
-              <w:right w:w="100" w:type="dxa"/>
-            </w:tcMar>
-          </w:tcPr>
-          <w:p>
-            <w:pPr>
-              <w:rPr>
-                <w:sz w:val="20"/>
-                <w:szCs w:val="20"/>
-              </w:rPr>
-            </w:pPr>
-            <w:r>
-              <w:rPr>
-                <w:b/>
-                <w:bCs/>
-                <w:sz w:val="20"/>
-                <w:szCs w:val="20"/>
-              </w:rPr>
-              <w:t>USE TODAY</w:t>
-            </w:r>
-          </w:p>
-        </w:tc>
-        <w:tc>
-          <w:tcPr>
-            <w:tcW w:w="7160" w:type="dxa"/>
-            <w:tcBorders>
-              <w:top w:val="single" w:sz="4" w:space="0" w:color="BBBBBB"/>
-              <w:left w:val="single" w:sz="4" w:space="0" w:color="BBBBBB"/>
-              <w:bottom w:val="single" w:sz="4" w:space="0" w:color="BBBBBB"/>
-              <w:right w:val="single" w:sz="4" w:space="0" w:color="BBBBBB"/>
-            </w:tcBorders>
-            <w:shd w:val="clear" w:color="auto" w:fill="FFF2CC"/>
-            <w:tcMar>
-              <w:top w:w="60" w:type="dxa"/>
-              <w:left w:w="100" w:type="dxa"/>
-              <w:bottom w:w="60" w:type="dxa"/>
-              <w:right w:w="100" w:type="dxa"/>
-            </w:tcMar>
-          </w:tcPr>
-          <w:p>
-            <w:pPr>
-              <w:rPr>
-                <w:sz w:val="20"/>
-                <w:szCs w:val="20"/>
-              </w:rPr>
-            </w:pPr>
-            <w:r>
-              <w:rPr>
-                <w:b/>
-                <w:bCs/>
-                <w:sz w:val="20"/>
-                <w:szCs w:val="20"/>
-              </w:rPr>
-              <w:t>Sales_transactions_2022_2025.csv (all tasks)</w:t>
-            </w:r>
-          </w:p>
-        </w:tc>
-      </w:tr>
-      <w:tr>
-        <w:tc>
-          <w:tcPr>
-            <w:tcW w:w="2200" w:type="dxa"/>
-            <w:tcBorders>
-              <w:top w:val="single" w:sz="4" w:space="0" w:color="BBBBBB"/>
-              <w:left w:val="single" w:sz="4" w:space="0" w:color="BBBBBB"/>
-              <w:bottom w:val="single" w:sz="4" w:space="0" w:color="BBBBBB"/>
-              <w:right w:val="single" w:sz="4" w:space="0" w:color="BBBBBB"/>
-            </w:tcBorders>
-            <w:shd w:val="clear" w:color="auto" w:fill="E2EFDA"/>
-            <w:tcMar>
-              <w:top w:w="60" w:type="dxa"/>
-              <w:left w:w="100" w:type="dxa"/>
-              <w:bottom w:w="60" w:type="dxa"/>
-              <w:right w:w="100" w:type="dxa"/>
-            </w:tcMar>
-          </w:tcPr>
-          <w:p>
-            <w:pPr>
-              <w:rPr>
-                <w:sz w:val="20"/>
-                <w:szCs w:val="20"/>
-              </w:rPr>
-            </w:pPr>
-            <w:r>
-              <w:rPr>
-                <w:b/>
-                <w:bCs/>
-                <w:sz w:val="20"/>
-                <w:szCs w:val="20"/>
-              </w:rPr>
-              <w:t>REFERENCE ONLY</w:t>
-            </w:r>
-          </w:p>
-        </w:tc>
-        <w:tc>
-          <w:tcPr>
-            <w:tcW w:w="7160" w:type="dxa"/>
-            <w:tcBorders>
-              <w:top w:val="single" w:sz="4" w:space="0" w:color="BBBBBB"/>
-              <w:left w:val="single" w:sz="4" w:space="0" w:color="BBBBBB"/>
-              <w:bottom w:val="single" w:sz="4" w:space="0" w:color="BBBBBB"/>
-              <w:right w:val="single" w:sz="4" w:space="0" w:color="BBBBBB"/>
-            </w:tcBorders>
-            <w:shd w:val="clear" w:color="auto" w:fill="E2EFDA"/>
-            <w:tcMar>
-              <w:top w:w="60" w:type="dxa"/>
-              <w:left w:w="100" w:type="dxa"/>
-              <w:bottom w:w="60" w:type="dxa"/>
-              <w:right w:w="100" w:type="dxa"/>
-            </w:tcMar>
-          </w:tcPr>
-          <w:p>
-            <w:pPr>
-              <w:rPr>
-                <w:sz w:val="20"/>
-                <w:szCs w:val="20"/>
-              </w:rPr>
-            </w:pPr>
-            <w:proofErr w:type="gramStart"/>
-            <w:r>
-              <w:rPr>
-                <w:sz w:val="20"/>
-                <w:szCs w:val="20"/>
-              </w:rPr>
-              <w:t>Sales_data_dictionary.csv :</w:t>
-            </w:r>
-            <w:proofErr w:type="gramEnd"/>
-            <w:r>
-              <w:rPr>
-                <w:sz w:val="20"/>
-                <w:szCs w:val="20"/>
-              </w:rPr>
-              <w:t xml:space="preserve"> check column meanings and data types</w:t>
-            </w:r>
-          </w:p>
-        </w:tc>
-      </w:tr>
-    </w:tbl>
     <w:p>
       <w:pPr>
         <w:spacing w:after="60"/>
@@ -1816,83 +1643,6 @@
           <w:szCs w:val="20"/>
         </w:rPr>
         <w:t>, Deduplication, Missing Value Imputation</w:t>
-      </w:r>
-    </w:p>
-    <w:p>
-      <w:pPr>
-        <w:spacing w:after="80"/>
-        <w:rPr>
-          <w:b/>
-          <w:bCs/>
-          <w:sz w:val="20"/>
-          <w:szCs w:val="20"/>
-        </w:rPr>
-      </w:pPr>
-    </w:p>
-    <w:p>
-      <w:pPr>
-        <w:spacing w:after="80"/>
-        <w:rPr>
-          <w:sz w:val="20"/>
-          <w:szCs w:val="20"/>
-        </w:rPr>
-      </w:pPr>
-      <w:proofErr w:type="gramStart"/>
-      <w:r>
-        <w:rPr>
-          <w:b/>
-          <w:bCs/>
-          <w:sz w:val="20"/>
-          <w:szCs w:val="20"/>
-        </w:rPr>
-        <w:t xml:space="preserve">E4.6  </w:t>
-      </w:r>
-      <w:r>
-        <w:rPr>
-          <w:sz w:val="20"/>
-          <w:szCs w:val="20"/>
-        </w:rPr>
-        <w:t>Fill</w:t>
-      </w:r>
-      <w:proofErr w:type="gramEnd"/>
-      <w:r>
-        <w:rPr>
-          <w:sz w:val="20"/>
-          <w:szCs w:val="20"/>
-        </w:rPr>
-        <w:t xml:space="preserve"> blank </w:t>
-      </w:r>
-      <w:proofErr w:type="spellStart"/>
-      <w:r>
-        <w:rPr>
-          <w:sz w:val="20"/>
-          <w:szCs w:val="20"/>
-        </w:rPr>
-        <w:t>Customer_Rating</w:t>
-      </w:r>
-      <w:proofErr w:type="spellEnd"/>
-      <w:r>
-        <w:rPr>
-          <w:sz w:val="20"/>
-          <w:szCs w:val="20"/>
-        </w:rPr>
-        <w:t xml:space="preserve"> with the average rating of that row's </w:t>
-      </w:r>
-      <w:proofErr w:type="spellStart"/>
-      <w:r>
-        <w:rPr>
-          <w:sz w:val="20"/>
-          <w:szCs w:val="20"/>
-        </w:rPr>
-        <w:t>Product_Category</w:t>
-      </w:r>
-      <w:proofErr w:type="spellEnd"/>
-      <w:r>
-        <w:rPr>
-          <w:sz w:val="20"/>
-          <w:szCs w:val="20"/>
-        </w:rPr>
-        <w:t xml:space="preserve"> (AVERAGEIF).</w:t>
       </w:r>
     </w:p>
     <w:p>

--- a/Python/Datasets/E_Retail Sales Dataset/Placement_Test_Practice_Question_Bank.docx
+++ b/Python/Datasets/E_Retail Sales Dataset/Placement_Test_Practice_Question_Bank.docx
@@ -1626,23 +1626,7 @@
           <w:sz w:val="20"/>
           <w:szCs w:val="20"/>
         </w:rPr>
-        <w:t xml:space="preserve">E4. Data Handling: </w:t>
-      </w:r>
-      <w:proofErr w:type="spellStart"/>
-      <w:r>
-        <w:rPr>
-          <w:sz w:val="20"/>
-          <w:szCs w:val="20"/>
-        </w:rPr>
-        <w:t>Concat</w:t>
-      </w:r>
-      <w:proofErr w:type="spellEnd"/>
-      <w:r>
-        <w:rPr>
-          <w:sz w:val="20"/>
-          <w:szCs w:val="20"/>
-        </w:rPr>
-        <w:t>, Deduplication, Missing Value Imputation</w:t>
+        <w:t>E4. Data Handling: Concat, Deduplication, Missing Value Imputation</w:t>
       </w:r>
     </w:p>
     <w:p>
@@ -1678,106 +1662,6 @@
           <w:sz w:val="20"/>
           <w:szCs w:val="20"/>
         </w:rPr>
-        <w:t xml:space="preserve">E5.1  </w:t>
-      </w:r>
-      <w:r>
-        <w:rPr>
-          <w:sz w:val="20"/>
-          <w:szCs w:val="20"/>
-        </w:rPr>
-        <w:t>COUNTIF</w:t>
-      </w:r>
-      <w:proofErr w:type="gramEnd"/>
-      <w:r>
-        <w:rPr>
-          <w:sz w:val="20"/>
-          <w:szCs w:val="20"/>
-        </w:rPr>
-        <w:t>: how many transactions are returned (</w:t>
-      </w:r>
-      <w:proofErr w:type="spellStart"/>
-      <w:r>
-        <w:rPr>
-          <w:sz w:val="20"/>
-          <w:szCs w:val="20"/>
-        </w:rPr>
-        <w:t>Return_Flag</w:t>
-      </w:r>
-      <w:proofErr w:type="spellEnd"/>
-      <w:r>
-        <w:rPr>
-          <w:sz w:val="20"/>
-          <w:szCs w:val="20"/>
-        </w:rPr>
-        <w:t xml:space="preserve"> = Yes)?</w:t>
-      </w:r>
-    </w:p>
-    <w:p>
-      <w:pPr>
-        <w:spacing w:after="80"/>
-        <w:rPr>
-          <w:sz w:val="20"/>
-          <w:szCs w:val="20"/>
-        </w:rPr>
-      </w:pPr>
-      <w:proofErr w:type="gramStart"/>
-      <w:r>
-        <w:rPr>
-          <w:b/>
-          <w:bCs/>
-          <w:sz w:val="20"/>
-          <w:szCs w:val="20"/>
-        </w:rPr>
-        <w:t xml:space="preserve">E5.2  </w:t>
-      </w:r>
-      <w:r>
-        <w:rPr>
-          <w:sz w:val="20"/>
-          <w:szCs w:val="20"/>
-        </w:rPr>
-        <w:t>COUNTIFS</w:t>
-      </w:r>
-      <w:proofErr w:type="gramEnd"/>
-      <w:r>
-        <w:rPr>
-          <w:sz w:val="20"/>
-          <w:szCs w:val="20"/>
-        </w:rPr>
-        <w:t xml:space="preserve">: Online orders in Germany with </w:t>
-      </w:r>
-      <w:proofErr w:type="spellStart"/>
-      <w:r>
-        <w:rPr>
-          <w:sz w:val="20"/>
-          <w:szCs w:val="20"/>
-        </w:rPr>
-        <w:t>Sales_Amount</w:t>
-      </w:r>
-      <w:proofErr w:type="spellEnd"/>
-      <w:r>
-        <w:rPr>
-          <w:sz w:val="20"/>
-          <w:szCs w:val="20"/>
-        </w:rPr>
-        <w:t xml:space="preserve"> &gt; 500.</w:t>
-      </w:r>
-    </w:p>
-    <w:p>
-      <w:pPr>
-        <w:spacing w:after="80"/>
-        <w:rPr>
-          <w:sz w:val="20"/>
-          <w:szCs w:val="20"/>
-        </w:rPr>
-      </w:pPr>
-      <w:proofErr w:type="gramStart"/>
-      <w:r>
-        <w:rPr>
-          <w:b/>
-          <w:bCs/>
-          <w:sz w:val="20"/>
-          <w:szCs w:val="20"/>
-        </w:rPr>
         <w:t xml:space="preserve">E5.3  </w:t>
       </w:r>
       <w:r>
@@ -1793,23 +1677,7 @@
           <w:sz w:val="20"/>
           <w:szCs w:val="20"/>
         </w:rPr>
-        <w:t xml:space="preserve">: total Profit by </w:t>
-      </w:r>
-      <w:proofErr w:type="spellStart"/>
-      <w:r>
-        <w:rPr>
-          <w:sz w:val="20"/>
-          <w:szCs w:val="20"/>
-        </w:rPr>
-        <w:t>Product_Category</w:t>
-      </w:r>
-      <w:proofErr w:type="spellEnd"/>
-      <w:r>
-        <w:rPr>
-          <w:sz w:val="20"/>
-          <w:szCs w:val="20"/>
-        </w:rPr>
-        <w:t xml:space="preserve"> for 2024.</w:t>
+        <w:t>: total Profit by Product_Category for 2024.</w:t>
       </w:r>
     </w:p>
     <w:p>
@@ -1843,23 +1711,7 @@
           <w:sz w:val="20"/>
           <w:szCs w:val="20"/>
         </w:rPr>
-        <w:t xml:space="preserve">: average </w:t>
-      </w:r>
-      <w:proofErr w:type="spellStart"/>
-      <w:r>
-        <w:rPr>
-          <w:sz w:val="20"/>
-          <w:szCs w:val="20"/>
-        </w:rPr>
-        <w:t>Customer_Rating</w:t>
-      </w:r>
-      <w:proofErr w:type="spellEnd"/>
-      <w:r>
-        <w:rPr>
-          <w:sz w:val="20"/>
-          <w:szCs w:val="20"/>
-        </w:rPr>
-        <w:t xml:space="preserve"> for Express shipping.</w:t>
+        <w:t>: average Customer_Rating for Express shipping.</w:t>
       </w:r>
     </w:p>
     <w:p>
@@ -1893,39 +1745,7 @@
           <w:sz w:val="20"/>
           <w:szCs w:val="20"/>
         </w:rPr>
-        <w:t xml:space="preserve">: total of Quantity x </w:t>
-      </w:r>
-      <w:proofErr w:type="spellStart"/>
-      <w:r>
-        <w:rPr>
-          <w:sz w:val="20"/>
-          <w:szCs w:val="20"/>
-        </w:rPr>
-        <w:t>Unit_Price</w:t>
-      </w:r>
-      <w:proofErr w:type="spellEnd"/>
-      <w:r>
-        <w:rPr>
-          <w:sz w:val="20"/>
-          <w:szCs w:val="20"/>
-        </w:rPr>
-        <w:t xml:space="preserve"> x (1 - Discount/100). Does it match SUM of </w:t>
-      </w:r>
-      <w:proofErr w:type="spellStart"/>
-      <w:r>
-        <w:rPr>
-          <w:sz w:val="20"/>
-          <w:szCs w:val="20"/>
-        </w:rPr>
-        <w:t>Sales_Amount</w:t>
-      </w:r>
-      <w:proofErr w:type="spellEnd"/>
-      <w:r>
-        <w:rPr>
-          <w:sz w:val="20"/>
-          <w:szCs w:val="20"/>
-        </w:rPr>
-        <w:t>? Why or why not?</w:t>
+        <w:t>: total of Quantity x Unit_Price x (1 - Discount/100). Does it match SUM of Sales_Amount? Why or why not?</w:t>
       </w:r>
     </w:p>
     <w:p>
@@ -1959,39 +1779,7 @@
           <w:sz w:val="20"/>
           <w:szCs w:val="20"/>
         </w:rPr>
-        <w:t xml:space="preserve">: compute Profit / </w:t>
-      </w:r>
-      <w:proofErr w:type="spellStart"/>
-      <w:r>
-        <w:rPr>
-          <w:sz w:val="20"/>
-          <w:szCs w:val="20"/>
-        </w:rPr>
-        <w:t>Sales_Amount</w:t>
-      </w:r>
-      <w:proofErr w:type="spellEnd"/>
-      <w:r>
-        <w:rPr>
-          <w:sz w:val="20"/>
-          <w:szCs w:val="20"/>
-        </w:rPr>
-        <w:t xml:space="preserve"> and show 0 when </w:t>
-      </w:r>
-      <w:proofErr w:type="spellStart"/>
-      <w:r>
-        <w:rPr>
-          <w:sz w:val="20"/>
-          <w:szCs w:val="20"/>
-        </w:rPr>
-        <w:t>Sales_Amount</w:t>
-      </w:r>
-      <w:proofErr w:type="spellEnd"/>
-      <w:r>
-        <w:rPr>
-          <w:sz w:val="20"/>
-          <w:szCs w:val="20"/>
-        </w:rPr>
-        <w:t xml:space="preserve"> is blank or zero.</w:t>
+        <w:t>: compute Profit / Sales_Amount and show 0 when Sales_Amount is blank or zero.</w:t>
       </w:r>
     </w:p>
     <w:p>
@@ -2025,23 +1813,7 @@
           <w:sz w:val="20"/>
           <w:szCs w:val="20"/>
         </w:rPr>
-        <w:t xml:space="preserve">: correlation between </w:t>
-      </w:r>
-      <w:proofErr w:type="spellStart"/>
-      <w:r>
-        <w:rPr>
-          <w:sz w:val="20"/>
-          <w:szCs w:val="20"/>
-        </w:rPr>
-        <w:t>Discount_Percentage</w:t>
-      </w:r>
-      <w:proofErr w:type="spellEnd"/>
-      <w:r>
-        <w:rPr>
-          <w:sz w:val="20"/>
-          <w:szCs w:val="20"/>
-        </w:rPr>
-        <w:t xml:space="preserve"> and Profit. Interpret the number in one sentence.</w:t>
+        <w:t>: correlation between Discount_Percentage and Profit. Interpret the number in one sentence.</w:t>
       </w:r>
     </w:p>
     <w:p>
@@ -2340,23 +2112,7 @@
           <w:sz w:val="20"/>
           <w:szCs w:val="20"/>
         </w:rPr>
-        <w:t xml:space="preserve"> MATCH to find the row position of </w:t>
-      </w:r>
-      <w:proofErr w:type="spellStart"/>
-      <w:r>
-        <w:rPr>
-          <w:sz w:val="20"/>
-          <w:szCs w:val="20"/>
-        </w:rPr>
-        <w:t>Product_ID</w:t>
-      </w:r>
-      <w:proofErr w:type="spellEnd"/>
-      <w:r>
-        <w:rPr>
-          <w:sz w:val="20"/>
-          <w:szCs w:val="20"/>
-        </w:rPr>
-        <w:t xml:space="preserve"> 'P010'.</w:t>
+        <w:t xml:space="preserve"> MATCH to find the row position of Product_ID 'P010'.</w:t>
       </w:r>
     </w:p>
     <w:p>
@@ -2390,39 +2146,7 @@
           <w:sz w:val="20"/>
           <w:szCs w:val="20"/>
         </w:rPr>
-        <w:t xml:space="preserve"> INDEX/MATCH to return </w:t>
-      </w:r>
-      <w:proofErr w:type="spellStart"/>
-      <w:r>
-        <w:rPr>
-          <w:sz w:val="20"/>
-          <w:szCs w:val="20"/>
-        </w:rPr>
-        <w:t>Store_Name</w:t>
-      </w:r>
-      <w:proofErr w:type="spellEnd"/>
-      <w:r>
-        <w:rPr>
-          <w:sz w:val="20"/>
-          <w:szCs w:val="20"/>
-        </w:rPr>
-        <w:t xml:space="preserve"> for a given </w:t>
-      </w:r>
-      <w:proofErr w:type="spellStart"/>
-      <w:r>
-        <w:rPr>
-          <w:sz w:val="20"/>
-          <w:szCs w:val="20"/>
-        </w:rPr>
-        <w:t>Store_ID</w:t>
-      </w:r>
-      <w:proofErr w:type="spellEnd"/>
-      <w:r>
-        <w:rPr>
-          <w:sz w:val="20"/>
-          <w:szCs w:val="20"/>
-        </w:rPr>
-        <w:t>.</w:t>
+        <w:t xml:space="preserve"> INDEX/MATCH to return Store_Name for a given Store_ID.</w:t>
       </w:r>
     </w:p>
     <w:p>
@@ -2456,23 +2180,7 @@
           <w:sz w:val="20"/>
           <w:szCs w:val="20"/>
         </w:rPr>
-        <w:t xml:space="preserve">-way INDEX/MATCH: return sales for a chosen Country and </w:t>
-      </w:r>
-      <w:proofErr w:type="spellStart"/>
-      <w:r>
-        <w:rPr>
-          <w:sz w:val="20"/>
-          <w:szCs w:val="20"/>
-        </w:rPr>
-        <w:t>Order_Year</w:t>
-      </w:r>
-      <w:proofErr w:type="spellEnd"/>
-      <w:r>
-        <w:rPr>
-          <w:sz w:val="20"/>
-          <w:szCs w:val="20"/>
-        </w:rPr>
-        <w:t xml:space="preserve"> from a summary grid.</w:t>
+        <w:t>-way INDEX/MATCH: return sales for a chosen Country and Order_Year from a summary grid.</w:t>
       </w:r>
     </w:p>
     <w:p>
@@ -2506,23 +2214,7 @@
           <w:sz w:val="20"/>
           <w:szCs w:val="20"/>
         </w:rPr>
-        <w:t xml:space="preserve"> Filter with a criteria range: Country = Canada AND </w:t>
-      </w:r>
-      <w:proofErr w:type="spellStart"/>
-      <w:r>
-        <w:rPr>
-          <w:sz w:val="20"/>
-          <w:szCs w:val="20"/>
-        </w:rPr>
-        <w:t>Discount_Percentage</w:t>
-      </w:r>
-      <w:proofErr w:type="spellEnd"/>
-      <w:r>
-        <w:rPr>
-          <w:sz w:val="20"/>
-          <w:szCs w:val="20"/>
-        </w:rPr>
-        <w:t xml:space="preserve"> &gt; 20.</w:t>
+        <w:t xml:space="preserve"> Filter with a criteria range: Country = Canada AND Discount_Percentage &gt; 20.</w:t>
       </w:r>
     </w:p>
     <w:p>
@@ -2556,23 +2248,7 @@
           <w:sz w:val="20"/>
           <w:szCs w:val="20"/>
         </w:rPr>
-        <w:t xml:space="preserve"> Filter: copy only unique </w:t>
-      </w:r>
-      <w:proofErr w:type="spellStart"/>
-      <w:r>
-        <w:rPr>
-          <w:sz w:val="20"/>
-          <w:szCs w:val="20"/>
-        </w:rPr>
-        <w:t>Customer_IDs</w:t>
-      </w:r>
-      <w:proofErr w:type="spellEnd"/>
-      <w:r>
-        <w:rPr>
-          <w:sz w:val="20"/>
-          <w:szCs w:val="20"/>
-        </w:rPr>
-        <w:t xml:space="preserve"> to a new location.</w:t>
+        <w:t xml:space="preserve"> Filter: copy only unique Customer_IDs to a new location.</w:t>
       </w:r>
     </w:p>
     <w:p>
@@ -2606,23 +2282,7 @@
           <w:sz w:val="20"/>
           <w:szCs w:val="20"/>
         </w:rPr>
-        <w:t xml:space="preserve"> a combo chart: columns for </w:t>
-      </w:r>
-      <w:proofErr w:type="spellStart"/>
-      <w:r>
-        <w:rPr>
-          <w:sz w:val="20"/>
-          <w:szCs w:val="20"/>
-        </w:rPr>
-        <w:t>Sales_Amount</w:t>
-      </w:r>
-      <w:proofErr w:type="spellEnd"/>
-      <w:r>
-        <w:rPr>
-          <w:sz w:val="20"/>
-          <w:szCs w:val="20"/>
-        </w:rPr>
-        <w:t>, line for Profit margin % on a secondary axis.</w:t>
+        <w:t xml:space="preserve"> a combo chart: columns for Sales_Amount, line for Profit margin % on a secondary axis.</w:t>
       </w:r>
     </w:p>
     <w:p>
@@ -2673,23 +2333,7 @@
           <w:sz w:val="20"/>
           <w:szCs w:val="20"/>
         </w:rPr>
-        <w:t xml:space="preserve">: extract the city code from </w:t>
-      </w:r>
-      <w:proofErr w:type="spellStart"/>
-      <w:r>
-        <w:rPr>
-          <w:sz w:val="20"/>
-          <w:szCs w:val="20"/>
-        </w:rPr>
-        <w:t>Store_ID</w:t>
-      </w:r>
-      <w:proofErr w:type="spellEnd"/>
-      <w:r>
-        <w:rPr>
-          <w:sz w:val="20"/>
-          <w:szCs w:val="20"/>
-        </w:rPr>
-        <w:t xml:space="preserve"> (e.g. NYC-01 gives NYC).</w:t>
+        <w:t>: extract the city code from Store_ID (e.g. NYC-01 gives NYC).</w:t>
       </w:r>
     </w:p>
     <w:p>
@@ -2723,23 +2367,7 @@
           <w:sz w:val="20"/>
           <w:szCs w:val="20"/>
         </w:rPr>
-        <w:t xml:space="preserve">: extract the store number from </w:t>
-      </w:r>
-      <w:proofErr w:type="spellStart"/>
-      <w:r>
-        <w:rPr>
-          <w:sz w:val="20"/>
-          <w:szCs w:val="20"/>
-        </w:rPr>
-        <w:t>Store_ID</w:t>
-      </w:r>
-      <w:proofErr w:type="spellEnd"/>
-      <w:r>
-        <w:rPr>
-          <w:sz w:val="20"/>
-          <w:szCs w:val="20"/>
-        </w:rPr>
-        <w:t>.</w:t>
+        <w:t>: extract the store number from Store_ID.</w:t>
       </w:r>
     </w:p>
     <w:p>
@@ -2773,23 +2401,7 @@
           <w:sz w:val="20"/>
           <w:szCs w:val="20"/>
         </w:rPr>
-        <w:t xml:space="preserve">: extract the numeric part of </w:t>
-      </w:r>
-      <w:proofErr w:type="spellStart"/>
-      <w:r>
-        <w:rPr>
-          <w:sz w:val="20"/>
-          <w:szCs w:val="20"/>
-        </w:rPr>
-        <w:t>Transaction_ID</w:t>
-      </w:r>
-      <w:proofErr w:type="spellEnd"/>
-      <w:r>
-        <w:rPr>
-          <w:sz w:val="20"/>
-          <w:szCs w:val="20"/>
-        </w:rPr>
-        <w:t xml:space="preserve"> (T20001234).</w:t>
+        <w:t>: extract the numeric part of Transaction_ID (T20001234).</w:t>
       </w:r>
     </w:p>
     <w:p>
@@ -2823,23 +2435,7 @@
           <w:sz w:val="20"/>
           <w:szCs w:val="20"/>
         </w:rPr>
-        <w:t xml:space="preserve"> the casing of </w:t>
-      </w:r>
-      <w:proofErr w:type="spellStart"/>
-      <w:r>
-        <w:rPr>
-          <w:sz w:val="20"/>
-          <w:szCs w:val="20"/>
-        </w:rPr>
-        <w:t>Customer_Gender</w:t>
-      </w:r>
-      <w:proofErr w:type="spellEnd"/>
-      <w:r>
-        <w:rPr>
-          <w:sz w:val="20"/>
-          <w:szCs w:val="20"/>
-        </w:rPr>
-        <w:t xml:space="preserve"> and Region using UPPER, LOWER and PROPER.</w:t>
+        <w:t xml:space="preserve"> the casing of Customer_Gender and Region using UPPER, LOWER and PROPER.</w:t>
       </w:r>
     </w:p>
     <w:p>
@@ -2873,23 +2469,7 @@
           <w:sz w:val="20"/>
           <w:szCs w:val="20"/>
         </w:rPr>
-        <w:t xml:space="preserve">: find </w:t>
-      </w:r>
-      <w:proofErr w:type="spellStart"/>
-      <w:r>
-        <w:rPr>
-          <w:sz w:val="20"/>
-          <w:szCs w:val="20"/>
-        </w:rPr>
-        <w:t>Customer_IDs</w:t>
-      </w:r>
-      <w:proofErr w:type="spellEnd"/>
-      <w:r>
-        <w:rPr>
-          <w:sz w:val="20"/>
-          <w:szCs w:val="20"/>
-        </w:rPr>
-        <w:t xml:space="preserve"> whose length is not 6.</w:t>
+        <w:t>: find Customer_IDs whose length is not 6.</w:t>
       </w:r>
     </w:p>
     <w:p>
@@ -3008,23 +2588,7 @@
           <w:sz w:val="20"/>
           <w:szCs w:val="20"/>
         </w:rPr>
-        <w:t xml:space="preserve"> Year, Month name and Weekday from </w:t>
-      </w:r>
-      <w:proofErr w:type="spellStart"/>
-      <w:r>
-        <w:rPr>
-          <w:sz w:val="20"/>
-          <w:szCs w:val="20"/>
-        </w:rPr>
-        <w:t>Order_Date</w:t>
-      </w:r>
-      <w:proofErr w:type="spellEnd"/>
-      <w:r>
-        <w:rPr>
-          <w:sz w:val="20"/>
-          <w:szCs w:val="20"/>
-        </w:rPr>
-        <w:t>.</w:t>
+        <w:t xml:space="preserve"> Year, Month name and Weekday from Order_Date.</w:t>
       </w:r>
     </w:p>
     <w:p>
@@ -3108,23 +2672,7 @@
           <w:sz w:val="20"/>
           <w:szCs w:val="20"/>
         </w:rPr>
-        <w:t xml:space="preserve"> TIMEVALUE on </w:t>
-      </w:r>
-      <w:proofErr w:type="spellStart"/>
-      <w:r>
-        <w:rPr>
-          <w:sz w:val="20"/>
-          <w:szCs w:val="20"/>
-        </w:rPr>
-        <w:t>Order_Time</w:t>
-      </w:r>
-      <w:proofErr w:type="spellEnd"/>
-      <w:r>
-        <w:rPr>
-          <w:sz w:val="20"/>
-          <w:szCs w:val="20"/>
-        </w:rPr>
-        <w:t xml:space="preserve"> to label orders Morning, Afternoon or Evening.</w:t>
+        <w:t xml:space="preserve"> TIMEVALUE on Order_Time to label orders Morning, Afternoon or Evening.</w:t>
       </w:r>
     </w:p>
     <w:p>
@@ -3158,55 +2706,7 @@
           <w:sz w:val="20"/>
           <w:szCs w:val="20"/>
         </w:rPr>
-        <w:t xml:space="preserve">: working days between </w:t>
-      </w:r>
-      <w:proofErr w:type="spellStart"/>
-      <w:r>
-        <w:rPr>
-          <w:sz w:val="20"/>
-          <w:szCs w:val="20"/>
-        </w:rPr>
-        <w:t>Order_Date</w:t>
-      </w:r>
-      <w:proofErr w:type="spellEnd"/>
-      <w:r>
-        <w:rPr>
-          <w:sz w:val="20"/>
-          <w:szCs w:val="20"/>
-        </w:rPr>
-        <w:t xml:space="preserve"> and </w:t>
-      </w:r>
-      <w:proofErr w:type="spellStart"/>
-      <w:r>
-        <w:rPr>
-          <w:sz w:val="20"/>
-          <w:szCs w:val="20"/>
-        </w:rPr>
-        <w:t>Order_Date</w:t>
-      </w:r>
-      <w:proofErr w:type="spellEnd"/>
-      <w:r>
-        <w:rPr>
-          <w:sz w:val="20"/>
-          <w:szCs w:val="20"/>
-        </w:rPr>
-        <w:t xml:space="preserve"> + </w:t>
-      </w:r>
-      <w:proofErr w:type="spellStart"/>
-      <w:r>
-        <w:rPr>
-          <w:sz w:val="20"/>
-          <w:szCs w:val="20"/>
-        </w:rPr>
-        <w:t>Delivery_Days</w:t>
-      </w:r>
-      <w:proofErr w:type="spellEnd"/>
-      <w:r>
-        <w:rPr>
-          <w:sz w:val="20"/>
-          <w:szCs w:val="20"/>
-        </w:rPr>
-        <w:t>.</w:t>
+        <w:t>: working days between Order_Date and Order_Date + Delivery_Days.</w:t>
       </w:r>
     </w:p>
     <w:p>
@@ -3555,23 +3055,7 @@
           <w:sz w:val="20"/>
           <w:szCs w:val="20"/>
         </w:rPr>
-        <w:t xml:space="preserve"> four yearly sheets (2022-2025) by </w:t>
-      </w:r>
-      <w:proofErr w:type="spellStart"/>
-      <w:r>
-        <w:rPr>
-          <w:sz w:val="20"/>
-          <w:szCs w:val="20"/>
-        </w:rPr>
-        <w:t>Product_Category</w:t>
-      </w:r>
-      <w:proofErr w:type="spellEnd"/>
-      <w:r>
-        <w:rPr>
-          <w:sz w:val="20"/>
-          <w:szCs w:val="20"/>
-        </w:rPr>
-        <w:t xml:space="preserve"> using Data &gt; Consolidate (Sum).</w:t>
+        <w:t xml:space="preserve"> four yearly sheets (2022-2025) by Product_Category using Data &gt; Consolidate (Sum).</w:t>
       </w:r>
     </w:p>
     <w:p>
@@ -3690,55 +3174,7 @@
           <w:sz w:val="20"/>
           <w:szCs w:val="20"/>
         </w:rPr>
-        <w:t xml:space="preserve">: </w:t>
-      </w:r>
-      <w:proofErr w:type="spellStart"/>
-      <w:r>
-        <w:rPr>
-          <w:sz w:val="20"/>
-          <w:szCs w:val="20"/>
-        </w:rPr>
-        <w:t>Sales_Amount</w:t>
-      </w:r>
-      <w:proofErr w:type="spellEnd"/>
-      <w:r>
-        <w:rPr>
-          <w:sz w:val="20"/>
-          <w:szCs w:val="20"/>
-        </w:rPr>
-        <w:t xml:space="preserve"> by </w:t>
-      </w:r>
-      <w:proofErr w:type="spellStart"/>
-      <w:r>
-        <w:rPr>
-          <w:sz w:val="20"/>
-          <w:szCs w:val="20"/>
-        </w:rPr>
-        <w:t>Product_Category</w:t>
-      </w:r>
-      <w:proofErr w:type="spellEnd"/>
-      <w:r>
-        <w:rPr>
-          <w:sz w:val="20"/>
-          <w:szCs w:val="20"/>
-        </w:rPr>
-        <w:t xml:space="preserve"> (rows) and </w:t>
-      </w:r>
-      <w:proofErr w:type="spellStart"/>
-      <w:r>
-        <w:rPr>
-          <w:sz w:val="20"/>
-          <w:szCs w:val="20"/>
-        </w:rPr>
-        <w:t>Order_Year</w:t>
-      </w:r>
-      <w:proofErr w:type="spellEnd"/>
-      <w:r>
-        <w:rPr>
-          <w:sz w:val="20"/>
-          <w:szCs w:val="20"/>
-        </w:rPr>
-        <w:t xml:space="preserve"> (columns).</w:t>
+        <w:t>: Sales_Amount by Product_Category (rows) and Order_Year (columns).</w:t>
       </w:r>
     </w:p>
     <w:p>
@@ -3806,23 +3242,7 @@
           <w:sz w:val="20"/>
           <w:szCs w:val="20"/>
         </w:rPr>
-        <w:t xml:space="preserve"> </w:t>
-      </w:r>
-      <w:proofErr w:type="spellStart"/>
-      <w:r>
-        <w:rPr>
-          <w:sz w:val="20"/>
-          <w:szCs w:val="20"/>
-        </w:rPr>
-        <w:t>Order_Date</w:t>
-      </w:r>
-      <w:proofErr w:type="spellEnd"/>
-      <w:r>
-        <w:rPr>
-          <w:sz w:val="20"/>
-          <w:szCs w:val="20"/>
-        </w:rPr>
-        <w:t xml:space="preserve"> by Months and Quarters.</w:t>
+        <w:t xml:space="preserve"> Order_Date by Months and Quarters.</w:t>
       </w:r>
     </w:p>
     <w:p>
@@ -3856,39 +3276,7 @@
           <w:sz w:val="20"/>
           <w:szCs w:val="20"/>
         </w:rPr>
-        <w:t xml:space="preserve"> </w:t>
-      </w:r>
-      <w:proofErr w:type="spellStart"/>
-      <w:r>
-        <w:rPr>
-          <w:sz w:val="20"/>
-          <w:szCs w:val="20"/>
-        </w:rPr>
-        <w:t>Customer_Age</w:t>
-      </w:r>
-      <w:proofErr w:type="spellEnd"/>
-      <w:r>
-        <w:rPr>
-          <w:sz w:val="20"/>
-          <w:szCs w:val="20"/>
-        </w:rPr>
-        <w:t xml:space="preserve"> into bands of 10 years and </w:t>
-      </w:r>
-      <w:proofErr w:type="spellStart"/>
-      <w:r>
-        <w:rPr>
-          <w:sz w:val="20"/>
-          <w:szCs w:val="20"/>
-        </w:rPr>
-        <w:t>Sales_Amount</w:t>
-      </w:r>
-      <w:proofErr w:type="spellEnd"/>
-      <w:r>
-        <w:rPr>
-          <w:sz w:val="20"/>
-          <w:szCs w:val="20"/>
-        </w:rPr>
-        <w:t xml:space="preserve"> into bins.</w:t>
+        <w:t xml:space="preserve"> Customer_Age into bands of 10 years and Sales_Amount into bins.</w:t>
       </w:r>
     </w:p>
     <w:p>
@@ -3922,23 +3310,7 @@
           <w:sz w:val="20"/>
           <w:szCs w:val="20"/>
         </w:rPr>
-        <w:t xml:space="preserve"> slicers for Country and </w:t>
-      </w:r>
-      <w:proofErr w:type="spellStart"/>
-      <w:r>
-        <w:rPr>
-          <w:sz w:val="20"/>
-          <w:szCs w:val="20"/>
-        </w:rPr>
-        <w:t>Sales_Channel</w:t>
-      </w:r>
-      <w:proofErr w:type="spellEnd"/>
-      <w:r>
-        <w:rPr>
-          <w:sz w:val="20"/>
-          <w:szCs w:val="20"/>
-        </w:rPr>
-        <w:t xml:space="preserve"> connected to two pivots, plus a Timeline slicer.</w:t>
+        <w:t xml:space="preserve"> slicers for Country and Sales_Channel connected to two pivots, plus a Timeline slicer.</w:t>
       </w:r>
     </w:p>
     <w:p>
@@ -3972,23 +3344,7 @@
           <w:sz w:val="20"/>
           <w:szCs w:val="20"/>
         </w:rPr>
-        <w:t xml:space="preserve"> values as % of column total and filter to the Top 10 </w:t>
-      </w:r>
-      <w:proofErr w:type="spellStart"/>
-      <w:r>
-        <w:rPr>
-          <w:sz w:val="20"/>
-          <w:szCs w:val="20"/>
-        </w:rPr>
-        <w:t>Product_Names</w:t>
-      </w:r>
-      <w:proofErr w:type="spellEnd"/>
-      <w:r>
-        <w:rPr>
-          <w:sz w:val="20"/>
-          <w:szCs w:val="20"/>
-        </w:rPr>
-        <w:t>.</w:t>
+        <w:t xml:space="preserve"> values as % of column total and filter to the Top 10 Product_Names.</w:t>
       </w:r>
     </w:p>
     <w:p>
@@ -4073,23 +3429,7 @@
           <w:sz w:val="20"/>
           <w:szCs w:val="20"/>
         </w:rPr>
-        <w:t xml:space="preserve"> a dropdown list for </w:t>
-      </w:r>
-      <w:proofErr w:type="spellStart"/>
-      <w:r>
-        <w:rPr>
-          <w:sz w:val="20"/>
-          <w:szCs w:val="20"/>
-        </w:rPr>
-        <w:t>Sales_Channel</w:t>
-      </w:r>
-      <w:proofErr w:type="spellEnd"/>
-      <w:r>
-        <w:rPr>
-          <w:sz w:val="20"/>
-          <w:szCs w:val="20"/>
-        </w:rPr>
-        <w:t xml:space="preserve"> using Data Validation.</w:t>
+        <w:t xml:space="preserve"> a dropdown list for Sales_Channel using Data Validation.</w:t>
       </w:r>
     </w:p>
     <w:p>
@@ -4123,23 +3463,7 @@
           <w:sz w:val="20"/>
           <w:szCs w:val="20"/>
         </w:rPr>
-        <w:t xml:space="preserve"> </w:t>
-      </w:r>
-      <w:proofErr w:type="spellStart"/>
-      <w:r>
-        <w:rPr>
-          <w:sz w:val="20"/>
-          <w:szCs w:val="20"/>
-        </w:rPr>
-        <w:t>Discount_Percentage</w:t>
-      </w:r>
-      <w:proofErr w:type="spellEnd"/>
-      <w:r>
-        <w:rPr>
-          <w:sz w:val="20"/>
-          <w:szCs w:val="20"/>
-        </w:rPr>
-        <w:t xml:space="preserve"> to values between 0 and 50, with a custom error message.</w:t>
+        <w:t xml:space="preserve"> Discount_Percentage to values between 0 and 50, with a custom error message.</w:t>
       </w:r>
     </w:p>
     <w:p>
@@ -4241,23 +3565,7 @@
           <w:sz w:val="20"/>
           <w:szCs w:val="20"/>
         </w:rPr>
-        <w:t xml:space="preserve"> Seek: what </w:t>
-      </w:r>
-      <w:proofErr w:type="spellStart"/>
-      <w:r>
-        <w:rPr>
-          <w:sz w:val="20"/>
-          <w:szCs w:val="20"/>
-        </w:rPr>
-        <w:t>Unit_Price</w:t>
-      </w:r>
-      <w:proofErr w:type="spellEnd"/>
-      <w:r>
-        <w:rPr>
-          <w:sz w:val="20"/>
-          <w:szCs w:val="20"/>
-        </w:rPr>
-        <w:t xml:space="preserve"> gives a target profit of 500 on a transaction?</w:t>
+        <w:t xml:space="preserve"> Seek: what Unit_Price gives a target profit of 500 on a transaction?</w:t>
       </w:r>
     </w:p>
     <w:p>
@@ -4405,55 +3713,7 @@
           <w:sz w:val="20"/>
           <w:szCs w:val="20"/>
         </w:rPr>
-        <w:t xml:space="preserve"> the header row and the </w:t>
-      </w:r>
-      <w:proofErr w:type="spellStart"/>
-      <w:r>
-        <w:rPr>
-          <w:sz w:val="20"/>
-          <w:szCs w:val="20"/>
-        </w:rPr>
-        <w:t>Transaction_ID</w:t>
-      </w:r>
-      <w:proofErr w:type="spellEnd"/>
-      <w:r>
-        <w:rPr>
-          <w:sz w:val="20"/>
-          <w:szCs w:val="20"/>
-        </w:rPr>
-        <w:t xml:space="preserve"> column. Format </w:t>
-      </w:r>
-      <w:proofErr w:type="spellStart"/>
-      <w:r>
-        <w:rPr>
-          <w:sz w:val="20"/>
-          <w:szCs w:val="20"/>
-        </w:rPr>
-        <w:t>Order_Date</w:t>
-      </w:r>
-      <w:proofErr w:type="spellEnd"/>
-      <w:r>
-        <w:rPr>
-          <w:sz w:val="20"/>
-          <w:szCs w:val="20"/>
-        </w:rPr>
-        <w:t xml:space="preserve"> as DD-MMM-YYYY and </w:t>
-      </w:r>
-      <w:proofErr w:type="spellStart"/>
-      <w:r>
-        <w:rPr>
-          <w:sz w:val="20"/>
-          <w:szCs w:val="20"/>
-        </w:rPr>
-        <w:t>Sales_Amount</w:t>
-      </w:r>
-      <w:proofErr w:type="spellEnd"/>
-      <w:r>
-        <w:rPr>
-          <w:sz w:val="20"/>
-          <w:szCs w:val="20"/>
-        </w:rPr>
-        <w:t xml:space="preserve"> as currency with 2 decimals.</w:t>
+        <w:t xml:space="preserve"> the header row and the Transaction_ID column. Format Order_Date as DD-MMM-YYYY and Sales_Amount as currency with 2 decimals.</w:t>
       </w:r>
     </w:p>
     <w:p>
@@ -4532,23 +3792,7 @@
           <w:sz w:val="20"/>
           <w:szCs w:val="20"/>
         </w:rPr>
-        <w:t xml:space="preserve"> Special to select every blank cell in </w:t>
-      </w:r>
-      <w:proofErr w:type="spellStart"/>
-      <w:r>
-        <w:rPr>
-          <w:sz w:val="20"/>
-          <w:szCs w:val="20"/>
-        </w:rPr>
-        <w:t>Customer_Rating</w:t>
-      </w:r>
-      <w:proofErr w:type="spellEnd"/>
-      <w:r>
-        <w:rPr>
-          <w:sz w:val="20"/>
-          <w:szCs w:val="20"/>
-        </w:rPr>
-        <w:t xml:space="preserve"> and fill them all with 'NA' in one step.</w:t>
+        <w:t xml:space="preserve"> Special to select every blank cell in Customer_Rating and fill them all with 'NA' in one step.</w:t>
       </w:r>
     </w:p>
     <w:p>
@@ -4674,23 +3918,7 @@
           <w:sz w:val="20"/>
           <w:szCs w:val="20"/>
         </w:rPr>
-        <w:t xml:space="preserve"> </w:t>
-      </w:r>
-      <w:proofErr w:type="spellStart"/>
-      <w:r>
-        <w:rPr>
-          <w:sz w:val="20"/>
-          <w:szCs w:val="20"/>
-        </w:rPr>
-        <w:t>Customer_Age</w:t>
-      </w:r>
-      <w:proofErr w:type="spellEnd"/>
-      <w:r>
-        <w:rPr>
-          <w:sz w:val="20"/>
-          <w:szCs w:val="20"/>
-        </w:rPr>
-        <w:t xml:space="preserve"> outside 16-90 and report how many rows are affected.</w:t>
+        <w:t xml:space="preserve"> Customer_Age outside 16-90 and report how many rows are affected.</w:t>
       </w:r>
     </w:p>
     <w:p>
@@ -4816,39 +4044,7 @@
           <w:sz w:val="20"/>
           <w:szCs w:val="20"/>
         </w:rPr>
-        <w:t xml:space="preserve"> 'Returned' when </w:t>
-      </w:r>
-      <w:proofErr w:type="spellStart"/>
-      <w:r>
-        <w:rPr>
-          <w:sz w:val="20"/>
-          <w:szCs w:val="20"/>
-        </w:rPr>
-        <w:t>Return_Flag</w:t>
-      </w:r>
-      <w:proofErr w:type="spellEnd"/>
-      <w:r>
-        <w:rPr>
-          <w:sz w:val="20"/>
-          <w:szCs w:val="20"/>
-        </w:rPr>
-        <w:t xml:space="preserve"> = Yes, otherwise show the </w:t>
-      </w:r>
-      <w:proofErr w:type="spellStart"/>
-      <w:r>
-        <w:rPr>
-          <w:sz w:val="20"/>
-          <w:szCs w:val="20"/>
-        </w:rPr>
-        <w:t>Order_Status</w:t>
-      </w:r>
-      <w:proofErr w:type="spellEnd"/>
-      <w:r>
-        <w:rPr>
-          <w:sz w:val="20"/>
-          <w:szCs w:val="20"/>
-        </w:rPr>
-        <w:t>.</w:t>
+        <w:t xml:space="preserve"> 'Returned' when Return_Flag = Yes, otherwise show the Order_Status.</w:t>
       </w:r>
     </w:p>
     <w:p>
@@ -4911,23 +4107,7 @@
           <w:sz w:val="20"/>
           <w:szCs w:val="20"/>
         </w:rPr>
-        <w:t xml:space="preserve"> duplicate </w:t>
-      </w:r>
-      <w:proofErr w:type="spellStart"/>
-      <w:r>
-        <w:rPr>
-          <w:sz w:val="20"/>
-          <w:szCs w:val="20"/>
-        </w:rPr>
-        <w:t>Transaction_IDs</w:t>
-      </w:r>
-      <w:proofErr w:type="spellEnd"/>
-      <w:r>
-        <w:rPr>
-          <w:sz w:val="20"/>
-          <w:szCs w:val="20"/>
-        </w:rPr>
-        <w:t xml:space="preserve"> with a COUNTIF helper column instead of deleting.</w:t>
+        <w:t xml:space="preserve"> duplicate Transaction_IDs with a COUNTIF helper column instead of deleting.</w:t>
       </w:r>
     </w:p>
     <w:p>
@@ -4990,39 +4170,7 @@
           <w:sz w:val="20"/>
           <w:szCs w:val="20"/>
         </w:rPr>
-        <w:t xml:space="preserve"> blank </w:t>
-      </w:r>
-      <w:proofErr w:type="spellStart"/>
-      <w:r>
-        <w:rPr>
-          <w:sz w:val="20"/>
-          <w:szCs w:val="20"/>
-        </w:rPr>
-        <w:t>Customer_Rating</w:t>
-      </w:r>
-      <w:proofErr w:type="spellEnd"/>
-      <w:r>
-        <w:rPr>
-          <w:sz w:val="20"/>
-          <w:szCs w:val="20"/>
-        </w:rPr>
-        <w:t xml:space="preserve"> with the average rating of that row's </w:t>
-      </w:r>
-      <w:proofErr w:type="spellStart"/>
-      <w:r>
-        <w:rPr>
-          <w:sz w:val="20"/>
-          <w:szCs w:val="20"/>
-        </w:rPr>
-        <w:t>Product_Category</w:t>
-      </w:r>
-      <w:proofErr w:type="spellEnd"/>
-      <w:r>
-        <w:rPr>
-          <w:sz w:val="20"/>
-          <w:szCs w:val="20"/>
-        </w:rPr>
-        <w:t xml:space="preserve"> (AVERAGEIF).</w:t>
+        <w:t xml:space="preserve"> blank Customer_Rating with the average rating of that row's Product_Category (AVERAGEIF).</w:t>
       </w:r>
     </w:p>
     <w:p>
@@ -5085,23 +4233,7 @@
           <w:sz w:val="20"/>
           <w:szCs w:val="20"/>
         </w:rPr>
-        <w:t xml:space="preserve">: total Profit by </w:t>
-      </w:r>
-      <w:proofErr w:type="spellStart"/>
-      <w:r>
-        <w:rPr>
-          <w:sz w:val="20"/>
-          <w:szCs w:val="20"/>
-        </w:rPr>
-        <w:t>Product_Category</w:t>
-      </w:r>
-      <w:proofErr w:type="spellEnd"/>
-      <w:r>
-        <w:rPr>
-          <w:sz w:val="20"/>
-          <w:szCs w:val="20"/>
-        </w:rPr>
-        <w:t xml:space="preserve"> for 2024.</w:t>
+        <w:t>: total Profit by Product_Category for 2024.</w:t>
       </w:r>
     </w:p>
     <w:p>
@@ -5164,39 +4296,7 @@
           <w:sz w:val="20"/>
           <w:szCs w:val="20"/>
         </w:rPr>
-        <w:t xml:space="preserve">: compute Profit / </w:t>
-      </w:r>
-      <w:proofErr w:type="spellStart"/>
-      <w:r>
-        <w:rPr>
-          <w:sz w:val="20"/>
-          <w:szCs w:val="20"/>
-        </w:rPr>
-        <w:t>Sales_Amount</w:t>
-      </w:r>
-      <w:proofErr w:type="spellEnd"/>
-      <w:r>
-        <w:rPr>
-          <w:sz w:val="20"/>
-          <w:szCs w:val="20"/>
-        </w:rPr>
-        <w:t xml:space="preserve"> and show 0 when </w:t>
-      </w:r>
-      <w:proofErr w:type="spellStart"/>
-      <w:r>
-        <w:rPr>
-          <w:sz w:val="20"/>
-          <w:szCs w:val="20"/>
-        </w:rPr>
-        <w:t>Sales_Amount</w:t>
-      </w:r>
-      <w:proofErr w:type="spellEnd"/>
-      <w:r>
-        <w:rPr>
-          <w:sz w:val="20"/>
-          <w:szCs w:val="20"/>
-        </w:rPr>
-        <w:t xml:space="preserve"> is blank or zero.</w:t>
+        <w:t>: compute Profit / Sales_Amount and show 0 when Sales_Amount is blank or zero.</w:t>
       </w:r>
     </w:p>
     <w:p>
@@ -5260,23 +4360,7 @@
           <w:sz w:val="20"/>
           <w:szCs w:val="20"/>
         </w:rPr>
-        <w:t xml:space="preserve"> chart of </w:t>
-      </w:r>
-      <w:proofErr w:type="spellStart"/>
-      <w:r>
-        <w:rPr>
-          <w:sz w:val="20"/>
-          <w:szCs w:val="20"/>
-        </w:rPr>
-        <w:t>Sales_Channel</w:t>
-      </w:r>
-      <w:proofErr w:type="spellEnd"/>
-      <w:r>
-        <w:rPr>
-          <w:sz w:val="20"/>
-          <w:szCs w:val="20"/>
-        </w:rPr>
-        <w:t xml:space="preserve"> share. When is a pie/donut a bad choice?</w:t>
+        <w:t xml:space="preserve"> chart of Sales_Channel share. When is a pie/donut a bad choice?</w:t>
       </w:r>
     </w:p>
     <w:p>
@@ -5339,23 +4423,7 @@
           <w:sz w:val="20"/>
           <w:szCs w:val="20"/>
         </w:rPr>
-        <w:t xml:space="preserve"> column of Profit by Country split by </w:t>
-      </w:r>
-      <w:proofErr w:type="spellStart"/>
-      <w:r>
-        <w:rPr>
-          <w:sz w:val="20"/>
-          <w:szCs w:val="20"/>
-        </w:rPr>
-        <w:t>Order_Year</w:t>
-      </w:r>
-      <w:proofErr w:type="spellEnd"/>
-      <w:r>
-        <w:rPr>
-          <w:sz w:val="20"/>
-          <w:szCs w:val="20"/>
-        </w:rPr>
-        <w:t>; add sparklines for the monthly trend.</w:t>
+        <w:t xml:space="preserve"> column of Profit by Country split by Order_Year; add sparklines for the monthly trend.</w:t>
       </w:r>
     </w:p>
     <w:p>
@@ -5418,23 +4486,7 @@
           <w:sz w:val="20"/>
           <w:szCs w:val="20"/>
         </w:rPr>
-        <w:t xml:space="preserve"> HLOOKUP on a horizontal table of </w:t>
-      </w:r>
-      <w:proofErr w:type="spellStart"/>
-      <w:r>
-        <w:rPr>
-          <w:sz w:val="20"/>
-          <w:szCs w:val="20"/>
-        </w:rPr>
-        <w:t>Shipping_Method</w:t>
-      </w:r>
-      <w:proofErr w:type="spellEnd"/>
-      <w:r>
-        <w:rPr>
-          <w:sz w:val="20"/>
-          <w:szCs w:val="20"/>
-        </w:rPr>
-        <w:t xml:space="preserve"> and delivery fee.</w:t>
+        <w:t xml:space="preserve"> HLOOKUP on a horizontal table of Shipping_Method and delivery fee.</w:t>
       </w:r>
     </w:p>
     <w:p>
@@ -5560,23 +4612,7 @@
           <w:sz w:val="20"/>
           <w:szCs w:val="20"/>
         </w:rPr>
-        <w:t xml:space="preserve">-way INDEX/MATCH: return sales for a chosen Country and </w:t>
-      </w:r>
-      <w:proofErr w:type="spellStart"/>
-      <w:r>
-        <w:rPr>
-          <w:sz w:val="20"/>
-          <w:szCs w:val="20"/>
-        </w:rPr>
-        <w:t>Order_Year</w:t>
-      </w:r>
-      <w:proofErr w:type="spellEnd"/>
-      <w:r>
-        <w:rPr>
-          <w:sz w:val="20"/>
-          <w:szCs w:val="20"/>
-        </w:rPr>
-        <w:t xml:space="preserve"> from a summary grid.</w:t>
+        <w:t>-way INDEX/MATCH: return sales for a chosen Country and Order_Year from a summary grid.</w:t>
       </w:r>
     </w:p>
     <w:p>
@@ -5639,23 +4675,7 @@
           <w:sz w:val="20"/>
           <w:szCs w:val="20"/>
         </w:rPr>
-        <w:t xml:space="preserve"> a combo chart: columns for </w:t>
-      </w:r>
-      <w:proofErr w:type="spellStart"/>
-      <w:r>
-        <w:rPr>
-          <w:sz w:val="20"/>
-          <w:szCs w:val="20"/>
-        </w:rPr>
-        <w:t>Sales_Amount</w:t>
-      </w:r>
-      <w:proofErr w:type="spellEnd"/>
-      <w:r>
-        <w:rPr>
-          <w:sz w:val="20"/>
-          <w:szCs w:val="20"/>
-        </w:rPr>
-        <w:t>, line for Profit margin % on a secondary axis.</w:t>
+        <w:t xml:space="preserve"> a combo chart: columns for Sales_Amount, line for Profit margin % on a secondary axis.</w:t>
       </w:r>
     </w:p>
     <w:p>
@@ -5718,23 +4738,7 @@
           <w:sz w:val="20"/>
           <w:szCs w:val="20"/>
         </w:rPr>
-        <w:t xml:space="preserve">: extract the numeric part of </w:t>
-      </w:r>
-      <w:proofErr w:type="spellStart"/>
-      <w:r>
-        <w:rPr>
-          <w:sz w:val="20"/>
-          <w:szCs w:val="20"/>
-        </w:rPr>
-        <w:t>Transaction_ID</w:t>
-      </w:r>
-      <w:proofErr w:type="spellEnd"/>
-      <w:r>
-        <w:rPr>
-          <w:sz w:val="20"/>
-          <w:szCs w:val="20"/>
-        </w:rPr>
-        <w:t xml:space="preserve"> (T20001234).</w:t>
+        <w:t>: extract the numeric part of Transaction_ID (T20001234).</w:t>
       </w:r>
     </w:p>
     <w:p>
@@ -6128,23 +5132,7 @@
           <w:sz w:val="20"/>
           <w:szCs w:val="20"/>
         </w:rPr>
-        <w:t xml:space="preserve"> </w:t>
-      </w:r>
-      <w:proofErr w:type="spellStart"/>
-      <w:r>
-        <w:rPr>
-          <w:sz w:val="20"/>
-          <w:szCs w:val="20"/>
-        </w:rPr>
-        <w:t>Order_Date</w:t>
-      </w:r>
-      <w:proofErr w:type="spellEnd"/>
-      <w:r>
-        <w:rPr>
-          <w:sz w:val="20"/>
-          <w:szCs w:val="20"/>
-        </w:rPr>
-        <w:t xml:space="preserve"> by Months and Quarters.</w:t>
+        <w:t xml:space="preserve"> Order_Date by Months and Quarters.</w:t>
       </w:r>
     </w:p>
     <w:p>
@@ -6207,23 +5195,7 @@
           <w:sz w:val="20"/>
           <w:szCs w:val="20"/>
         </w:rPr>
-        <w:t xml:space="preserve"> values as % of column total and filter to the Top 10 </w:t>
-      </w:r>
-      <w:proofErr w:type="spellStart"/>
-      <w:r>
-        <w:rPr>
-          <w:sz w:val="20"/>
-          <w:szCs w:val="20"/>
-        </w:rPr>
-        <w:t>Product_Names</w:t>
-      </w:r>
-      <w:proofErr w:type="spellEnd"/>
-      <w:r>
-        <w:rPr>
-          <w:sz w:val="20"/>
-          <w:szCs w:val="20"/>
-        </w:rPr>
-        <w:t>.</w:t>
+        <w:t xml:space="preserve"> values as % of column total and filter to the Top 10 Product_Names.</w:t>
       </w:r>
     </w:p>
     <w:p>
@@ -6835,23 +5807,7 @@
           <w:sz w:val="20"/>
           <w:szCs w:val="20"/>
         </w:rPr>
-        <w:t xml:space="preserve"> a database </w:t>
-      </w:r>
-      <w:proofErr w:type="spellStart"/>
-      <w:r>
-        <w:rPr>
-          <w:sz w:val="20"/>
-          <w:szCs w:val="20"/>
-        </w:rPr>
-        <w:t>retail_db</w:t>
-      </w:r>
-      <w:proofErr w:type="spellEnd"/>
-      <w:r>
-        <w:rPr>
-          <w:sz w:val="20"/>
-          <w:szCs w:val="20"/>
-        </w:rPr>
-        <w:t xml:space="preserve"> and a sales table with suitable data types.</w:t>
+        <w:t xml:space="preserve"> a database retail_db and a sales table with suitable data types.</w:t>
       </w:r>
     </w:p>
     <w:p>
@@ -6885,39 +5841,7 @@
           <w:sz w:val="20"/>
           <w:szCs w:val="20"/>
         </w:rPr>
-        <w:t xml:space="preserve"> a primary key on </w:t>
-      </w:r>
-      <w:proofErr w:type="spellStart"/>
-      <w:r>
-        <w:rPr>
-          <w:sz w:val="20"/>
-          <w:szCs w:val="20"/>
-        </w:rPr>
-        <w:t>Transaction_ID</w:t>
-      </w:r>
-      <w:proofErr w:type="spellEnd"/>
-      <w:r>
-        <w:rPr>
-          <w:sz w:val="20"/>
-          <w:szCs w:val="20"/>
-        </w:rPr>
-        <w:t xml:space="preserve"> and NOT NULL on </w:t>
-      </w:r>
-      <w:proofErr w:type="spellStart"/>
-      <w:r>
-        <w:rPr>
-          <w:sz w:val="20"/>
-          <w:szCs w:val="20"/>
-        </w:rPr>
-        <w:t>Order_Date</w:t>
-      </w:r>
-      <w:proofErr w:type="spellEnd"/>
-      <w:r>
-        <w:rPr>
-          <w:sz w:val="20"/>
-          <w:szCs w:val="20"/>
-        </w:rPr>
-        <w:t>.</w:t>
+        <w:t xml:space="preserve"> a primary key on Transaction_ID and NOT NULL on Order_Date.</w:t>
       </w:r>
     </w:p>
     <w:p>
@@ -7053,55 +5977,7 @@
           <w:sz w:val="20"/>
           <w:szCs w:val="20"/>
         </w:rPr>
-        <w:t xml:space="preserve"> </w:t>
-      </w:r>
-      <w:proofErr w:type="spellStart"/>
-      <w:r>
-        <w:rPr>
-          <w:sz w:val="20"/>
-          <w:szCs w:val="20"/>
-        </w:rPr>
-        <w:t>dim_store</w:t>
-      </w:r>
-      <w:proofErr w:type="spellEnd"/>
-      <w:r>
-        <w:rPr>
-          <w:sz w:val="20"/>
-          <w:szCs w:val="20"/>
-        </w:rPr>
-        <w:t xml:space="preserve"> from SELECT DISTINCT </w:t>
-      </w:r>
-      <w:proofErr w:type="spellStart"/>
-      <w:r>
-        <w:rPr>
-          <w:sz w:val="20"/>
-          <w:szCs w:val="20"/>
-        </w:rPr>
-        <w:t>Store_ID</w:t>
-      </w:r>
-      <w:proofErr w:type="spellEnd"/>
-      <w:r>
-        <w:rPr>
-          <w:sz w:val="20"/>
-          <w:szCs w:val="20"/>
-        </w:rPr>
-        <w:t xml:space="preserve">, </w:t>
-      </w:r>
-      <w:proofErr w:type="spellStart"/>
-      <w:r>
-        <w:rPr>
-          <w:sz w:val="20"/>
-          <w:szCs w:val="20"/>
-        </w:rPr>
-        <w:t>Store_Name</w:t>
-      </w:r>
-      <w:proofErr w:type="spellEnd"/>
-      <w:r>
-        <w:rPr>
-          <w:sz w:val="20"/>
-          <w:szCs w:val="20"/>
-        </w:rPr>
-        <w:t>, City, Country.</w:t>
+        <w:t xml:space="preserve"> dim_store from SELECT DISTINCT Store_ID, Store_Name, City, Country.</w:t>
       </w:r>
     </w:p>
     <w:p>
@@ -7161,55 +6037,7 @@
           <w:sz w:val="20"/>
           <w:szCs w:val="20"/>
         </w:rPr>
-        <w:t xml:space="preserve"> </w:t>
-      </w:r>
-      <w:proofErr w:type="spellStart"/>
-      <w:r>
-        <w:rPr>
-          <w:sz w:val="20"/>
-          <w:szCs w:val="20"/>
-        </w:rPr>
-        <w:t>Transaction_ID</w:t>
-      </w:r>
-      <w:proofErr w:type="spellEnd"/>
-      <w:r>
-        <w:rPr>
-          <w:sz w:val="20"/>
-          <w:szCs w:val="20"/>
-        </w:rPr>
-        <w:t xml:space="preserve">, </w:t>
-      </w:r>
-      <w:proofErr w:type="spellStart"/>
-      <w:r>
-        <w:rPr>
-          <w:sz w:val="20"/>
-          <w:szCs w:val="20"/>
-        </w:rPr>
-        <w:t>Customer_Name</w:t>
-      </w:r>
-      <w:proofErr w:type="spellEnd"/>
-      <w:r>
-        <w:rPr>
-          <w:sz w:val="20"/>
-          <w:szCs w:val="20"/>
-        </w:rPr>
-        <w:t xml:space="preserve"> and </w:t>
-      </w:r>
-      <w:proofErr w:type="spellStart"/>
-      <w:r>
-        <w:rPr>
-          <w:sz w:val="20"/>
-          <w:szCs w:val="20"/>
-        </w:rPr>
-        <w:t>Sales_Amount</w:t>
-      </w:r>
-      <w:proofErr w:type="spellEnd"/>
-      <w:r>
-        <w:rPr>
-          <w:sz w:val="20"/>
-          <w:szCs w:val="20"/>
-        </w:rPr>
-        <w:t xml:space="preserve"> for the first 10 rows.</w:t>
+        <w:t xml:space="preserve"> Transaction_ID, Customer_Name and Sales_Amount for the first 10 rows.</w:t>
       </w:r>
     </w:p>
     <w:p>
@@ -7243,23 +6071,7 @@
           <w:sz w:val="20"/>
           <w:szCs w:val="20"/>
         </w:rPr>
-        <w:t xml:space="preserve"> where Country = 'Canada' and </w:t>
-      </w:r>
-      <w:proofErr w:type="spellStart"/>
-      <w:r>
-        <w:rPr>
-          <w:sz w:val="20"/>
-          <w:szCs w:val="20"/>
-        </w:rPr>
-        <w:t>Sales_Amount</w:t>
-      </w:r>
-      <w:proofErr w:type="spellEnd"/>
-      <w:r>
-        <w:rPr>
-          <w:sz w:val="20"/>
-          <w:szCs w:val="20"/>
-        </w:rPr>
-        <w:t xml:space="preserve"> &gt; 500.</w:t>
+        <w:t xml:space="preserve"> where Country = 'Canada' and Sales_Amount &gt; 500.</w:t>
       </w:r>
     </w:p>
     <w:p>
@@ -7361,23 +6173,7 @@
           <w:sz w:val="20"/>
           <w:szCs w:val="20"/>
         </w:rPr>
-        <w:t xml:space="preserve"> LIKE to find </w:t>
-      </w:r>
-      <w:proofErr w:type="spellStart"/>
-      <w:r>
-        <w:rPr>
-          <w:sz w:val="20"/>
-          <w:szCs w:val="20"/>
-        </w:rPr>
-        <w:t>Product_Names</w:t>
-      </w:r>
-      <w:proofErr w:type="spellEnd"/>
-      <w:r>
-        <w:rPr>
-          <w:sz w:val="20"/>
-          <w:szCs w:val="20"/>
-        </w:rPr>
-        <w:t xml:space="preserve"> starting with 'Aero'.</w:t>
+        <w:t xml:space="preserve"> LIKE to find Product_Names starting with 'Aero'.</w:t>
       </w:r>
     </w:p>
     <w:p>
@@ -7411,23 +6207,7 @@
           <w:sz w:val="20"/>
           <w:szCs w:val="20"/>
         </w:rPr>
-        <w:t xml:space="preserve"> transactions where </w:t>
-      </w:r>
-      <w:proofErr w:type="spellStart"/>
-      <w:r>
-        <w:rPr>
-          <w:sz w:val="20"/>
-          <w:szCs w:val="20"/>
-        </w:rPr>
-        <w:t>Promotion_Code</w:t>
-      </w:r>
-      <w:proofErr w:type="spellEnd"/>
-      <w:r>
-        <w:rPr>
-          <w:sz w:val="20"/>
-          <w:szCs w:val="20"/>
-        </w:rPr>
-        <w:t xml:space="preserve"> IS NULL; list distinct countries with an alias.</w:t>
+        <w:t xml:space="preserve"> transactions where Promotion_Code IS NULL; list distinct countries with an alias.</w:t>
       </w:r>
     </w:p>
     <w:p>
@@ -7478,23 +6258,7 @@
           <w:sz w:val="20"/>
           <w:szCs w:val="20"/>
         </w:rPr>
-        <w:t xml:space="preserve"> 10 transactions by </w:t>
-      </w:r>
-      <w:proofErr w:type="spellStart"/>
-      <w:r>
-        <w:rPr>
-          <w:sz w:val="20"/>
-          <w:szCs w:val="20"/>
-        </w:rPr>
-        <w:t>Sales_Amount</w:t>
-      </w:r>
-      <w:proofErr w:type="spellEnd"/>
-      <w:r>
-        <w:rPr>
-          <w:sz w:val="20"/>
-          <w:szCs w:val="20"/>
-        </w:rPr>
-        <w:t>.</w:t>
+        <w:t xml:space="preserve"> 10 transactions by Sales_Amount.</w:t>
       </w:r>
     </w:p>
     <w:p>
@@ -7596,39 +6360,7 @@
           <w:sz w:val="20"/>
           <w:szCs w:val="20"/>
         </w:rPr>
-        <w:t xml:space="preserve"> orders first, using </w:t>
-      </w:r>
-      <w:proofErr w:type="spellStart"/>
-      <w:r>
-        <w:rPr>
-          <w:sz w:val="20"/>
-          <w:szCs w:val="20"/>
-        </w:rPr>
-        <w:t>Order_Date</w:t>
-      </w:r>
-      <w:proofErr w:type="spellEnd"/>
-      <w:r>
-        <w:rPr>
-          <w:sz w:val="20"/>
-          <w:szCs w:val="20"/>
-        </w:rPr>
-        <w:t xml:space="preserve"> and </w:t>
-      </w:r>
-      <w:proofErr w:type="spellStart"/>
-      <w:r>
-        <w:rPr>
-          <w:sz w:val="20"/>
-          <w:szCs w:val="20"/>
-        </w:rPr>
-        <w:t>Order_Time</w:t>
-      </w:r>
-      <w:proofErr w:type="spellEnd"/>
-      <w:r>
-        <w:rPr>
-          <w:sz w:val="20"/>
-          <w:szCs w:val="20"/>
-        </w:rPr>
-        <w:t>.</w:t>
+        <w:t xml:space="preserve"> orders first, using Order_Date and Order_Time.</w:t>
       </w:r>
     </w:p>
     <w:p>
@@ -7662,23 +6394,7 @@
           <w:sz w:val="20"/>
           <w:szCs w:val="20"/>
         </w:rPr>
-        <w:t xml:space="preserve"> the 3rd highest </w:t>
-      </w:r>
-      <w:proofErr w:type="spellStart"/>
-      <w:r>
-        <w:rPr>
-          <w:sz w:val="20"/>
-          <w:szCs w:val="20"/>
-        </w:rPr>
-        <w:t>Sales_Amount</w:t>
-      </w:r>
-      <w:proofErr w:type="spellEnd"/>
-      <w:r>
-        <w:rPr>
-          <w:sz w:val="20"/>
-          <w:szCs w:val="20"/>
-        </w:rPr>
-        <w:t xml:space="preserve"> using OFFSET (or a subquery).</w:t>
+        <w:t xml:space="preserve"> the 3rd highest Sales_Amount using OFFSET (or a subquery).</w:t>
       </w:r>
     </w:p>
     <w:p>
@@ -7712,23 +6428,7 @@
           <w:sz w:val="20"/>
           <w:szCs w:val="20"/>
         </w:rPr>
-        <w:t xml:space="preserve"> so NULL </w:t>
-      </w:r>
-      <w:proofErr w:type="spellStart"/>
-      <w:r>
-        <w:rPr>
-          <w:sz w:val="20"/>
-          <w:szCs w:val="20"/>
-        </w:rPr>
-        <w:t>Customer_Ratings</w:t>
-      </w:r>
-      <w:proofErr w:type="spellEnd"/>
-      <w:r>
-        <w:rPr>
-          <w:sz w:val="20"/>
-          <w:szCs w:val="20"/>
-        </w:rPr>
-        <w:t xml:space="preserve"> appear last.</w:t>
+        <w:t xml:space="preserve"> so NULL Customer_Ratings appear last.</w:t>
       </w:r>
     </w:p>
     <w:p>
@@ -7779,23 +6479,7 @@
           <w:sz w:val="20"/>
           <w:szCs w:val="20"/>
         </w:rPr>
-        <w:t xml:space="preserve">, SUM, AVG, MIN and MAX of </w:t>
-      </w:r>
-      <w:proofErr w:type="spellStart"/>
-      <w:r>
-        <w:rPr>
-          <w:sz w:val="20"/>
-          <w:szCs w:val="20"/>
-        </w:rPr>
-        <w:t>Sales_Amount</w:t>
-      </w:r>
-      <w:proofErr w:type="spellEnd"/>
-      <w:r>
-        <w:rPr>
-          <w:sz w:val="20"/>
-          <w:szCs w:val="20"/>
-        </w:rPr>
-        <w:t xml:space="preserve"> in one query.</w:t>
+        <w:t>, SUM, AVG, MIN and MAX of Sales_Amount in one query.</w:t>
       </w:r>
     </w:p>
     <w:p>
@@ -7829,23 +6513,7 @@
           <w:sz w:val="20"/>
           <w:szCs w:val="20"/>
         </w:rPr>
-        <w:t xml:space="preserve"> revenue per </w:t>
-      </w:r>
-      <w:proofErr w:type="spellStart"/>
-      <w:r>
-        <w:rPr>
-          <w:sz w:val="20"/>
-          <w:szCs w:val="20"/>
-        </w:rPr>
-        <w:t>Product_Category</w:t>
-      </w:r>
-      <w:proofErr w:type="spellEnd"/>
-      <w:r>
-        <w:rPr>
-          <w:sz w:val="20"/>
-          <w:szCs w:val="20"/>
-        </w:rPr>
-        <w:t>.</w:t>
+        <w:t xml:space="preserve"> revenue per Product_Category.</w:t>
       </w:r>
     </w:p>
     <w:p>
@@ -7879,23 +6547,7 @@
           <w:sz w:val="20"/>
           <w:szCs w:val="20"/>
         </w:rPr>
-        <w:t xml:space="preserve"> count and average rating per </w:t>
-      </w:r>
-      <w:proofErr w:type="spellStart"/>
-      <w:r>
-        <w:rPr>
-          <w:sz w:val="20"/>
-          <w:szCs w:val="20"/>
-        </w:rPr>
-        <w:t>Sales_Channel</w:t>
-      </w:r>
-      <w:proofErr w:type="spellEnd"/>
-      <w:r>
-        <w:rPr>
-          <w:sz w:val="20"/>
-          <w:szCs w:val="20"/>
-        </w:rPr>
-        <w:t>.</w:t>
+        <w:t xml:space="preserve"> count and average rating per Sales_Channel.</w:t>
       </w:r>
     </w:p>
     <w:p>
@@ -7977,23 +6629,7 @@
           <w:sz w:val="20"/>
           <w:szCs w:val="20"/>
         </w:rPr>
-        <w:t xml:space="preserve">DISTINCT </w:t>
-      </w:r>
-      <w:proofErr w:type="spellStart"/>
-      <w:r>
-        <w:rPr>
-          <w:sz w:val="20"/>
-          <w:szCs w:val="20"/>
-        </w:rPr>
-        <w:t>Customer_ID</w:t>
-      </w:r>
-      <w:proofErr w:type="spellEnd"/>
-      <w:r>
-        <w:rPr>
-          <w:sz w:val="20"/>
-          <w:szCs w:val="20"/>
-        </w:rPr>
-        <w:t>) with this data.</w:t>
+        <w:t>DISTINCT Customer_ID) with this data.</w:t>
       </w:r>
     </w:p>
     <w:p>
@@ -8027,23 +6663,7 @@
           <w:sz w:val="20"/>
           <w:szCs w:val="20"/>
         </w:rPr>
-        <w:t xml:space="preserve"> by Country and </w:t>
-      </w:r>
-      <w:proofErr w:type="spellStart"/>
-      <w:r>
-        <w:rPr>
-          <w:sz w:val="20"/>
-          <w:szCs w:val="20"/>
-        </w:rPr>
-        <w:t>Order_Year</w:t>
-      </w:r>
-      <w:proofErr w:type="spellEnd"/>
-      <w:r>
-        <w:rPr>
-          <w:sz w:val="20"/>
-          <w:szCs w:val="20"/>
-        </w:rPr>
-        <w:t>.</w:t>
+        <w:t xml:space="preserve"> by Country and Order_Year.</w:t>
       </w:r>
     </w:p>
     <w:p>
@@ -8332,23 +6952,7 @@
           <w:sz w:val="20"/>
           <w:szCs w:val="20"/>
         </w:rPr>
-        <w:t xml:space="preserve"> with average </w:t>
-      </w:r>
-      <w:proofErr w:type="spellStart"/>
-      <w:r>
-        <w:rPr>
-          <w:sz w:val="20"/>
-          <w:szCs w:val="20"/>
-        </w:rPr>
-        <w:t>Customer_Rating</w:t>
-      </w:r>
-      <w:proofErr w:type="spellEnd"/>
-      <w:r>
-        <w:rPr>
-          <w:sz w:val="20"/>
-          <w:szCs w:val="20"/>
-        </w:rPr>
-        <w:t xml:space="preserve"> below 4.</w:t>
+        <w:t xml:space="preserve"> with average Customer_Rating below 4.</w:t>
       </w:r>
     </w:p>
     <w:p>
@@ -8569,23 +7173,7 @@
           <w:sz w:val="20"/>
           <w:szCs w:val="20"/>
         </w:rPr>
-        <w:t xml:space="preserve">-style output: count of transactions per </w:t>
-      </w:r>
-      <w:proofErr w:type="spellStart"/>
-      <w:r>
-        <w:rPr>
-          <w:sz w:val="20"/>
-          <w:szCs w:val="20"/>
-        </w:rPr>
-        <w:t>Sales_Channel</w:t>
-      </w:r>
-      <w:proofErr w:type="spellEnd"/>
-      <w:r>
-        <w:rPr>
-          <w:sz w:val="20"/>
-          <w:szCs w:val="20"/>
-        </w:rPr>
-        <w:t xml:space="preserve"> as separate columns using CASE.</w:t>
+        <w:t>-style output: count of transactions per Sales_Channel as separate columns using CASE.</w:t>
       </w:r>
     </w:p>
     <w:p>
@@ -8653,23 +7241,7 @@
           <w:sz w:val="20"/>
           <w:szCs w:val="20"/>
         </w:rPr>
-        <w:t xml:space="preserve"> 'No Promo' when </w:t>
-      </w:r>
-      <w:proofErr w:type="spellStart"/>
-      <w:r>
-        <w:rPr>
-          <w:sz w:val="20"/>
-          <w:szCs w:val="20"/>
-        </w:rPr>
-        <w:t>Promotion_Code</w:t>
-      </w:r>
-      <w:proofErr w:type="spellEnd"/>
-      <w:r>
-        <w:rPr>
-          <w:sz w:val="20"/>
-          <w:szCs w:val="20"/>
-        </w:rPr>
-        <w:t xml:space="preserve"> is blank.</w:t>
+        <w:t xml:space="preserve"> 'No Promo' when Promotion_Code is blank.</w:t>
       </w:r>
     </w:p>
     <w:p>
@@ -8754,23 +7326,7 @@
           <w:sz w:val="20"/>
           <w:szCs w:val="20"/>
         </w:rPr>
-        <w:t xml:space="preserve"> year, month and day-of-week from </w:t>
-      </w:r>
-      <w:proofErr w:type="spellStart"/>
-      <w:r>
-        <w:rPr>
-          <w:sz w:val="20"/>
-          <w:szCs w:val="20"/>
-        </w:rPr>
-        <w:t>Order_Date</w:t>
-      </w:r>
-      <w:proofErr w:type="spellEnd"/>
-      <w:r>
-        <w:rPr>
-          <w:sz w:val="20"/>
-          <w:szCs w:val="20"/>
-        </w:rPr>
-        <w:t>.</w:t>
+        <w:t xml:space="preserve"> year, month and day-of-week from Order_Date.</w:t>
       </w:r>
     </w:p>
     <w:p>
@@ -8872,39 +7428,7 @@
           <w:sz w:val="20"/>
           <w:szCs w:val="20"/>
         </w:rPr>
-        <w:t xml:space="preserve"> </w:t>
-      </w:r>
-      <w:proofErr w:type="spellStart"/>
-      <w:r>
-        <w:rPr>
-          <w:sz w:val="20"/>
-          <w:szCs w:val="20"/>
-        </w:rPr>
-        <w:t>Delivery_Days</w:t>
-      </w:r>
-      <w:proofErr w:type="spellEnd"/>
-      <w:r>
-        <w:rPr>
-          <w:sz w:val="20"/>
-          <w:szCs w:val="20"/>
-        </w:rPr>
-        <w:t xml:space="preserve"> to </w:t>
-      </w:r>
-      <w:proofErr w:type="spellStart"/>
-      <w:r>
-        <w:rPr>
-          <w:sz w:val="20"/>
-          <w:szCs w:val="20"/>
-        </w:rPr>
-        <w:t>Order_Date</w:t>
-      </w:r>
-      <w:proofErr w:type="spellEnd"/>
-      <w:r>
-        <w:rPr>
-          <w:sz w:val="20"/>
-          <w:szCs w:val="20"/>
-        </w:rPr>
-        <w:t xml:space="preserve"> to get the delivery date (DATE_ADD / DATEADD).</w:t>
+        <w:t xml:space="preserve"> Delivery_Days to Order_Date to get the delivery date (DATE_ADD / DATEADD).</w:t>
       </w:r>
     </w:p>
     <w:p>
@@ -8938,23 +7462,7 @@
           <w:sz w:val="20"/>
           <w:szCs w:val="20"/>
         </w:rPr>
-        <w:t xml:space="preserve"> </w:t>
-      </w:r>
-      <w:proofErr w:type="spellStart"/>
-      <w:r>
-        <w:rPr>
-          <w:sz w:val="20"/>
-          <w:szCs w:val="20"/>
-        </w:rPr>
-        <w:t>Order_Date</w:t>
-      </w:r>
-      <w:proofErr w:type="spellEnd"/>
-      <w:r>
-        <w:rPr>
-          <w:sz w:val="20"/>
-          <w:szCs w:val="20"/>
-        </w:rPr>
-        <w:t xml:space="preserve"> as 'YYYY-MM'.</w:t>
+        <w:t xml:space="preserve"> Order_Date as 'YYYY-MM'.</w:t>
       </w:r>
     </w:p>
     <w:p>
@@ -8988,23 +7496,7 @@
           <w:sz w:val="20"/>
           <w:szCs w:val="20"/>
         </w:rPr>
-        <w:t xml:space="preserve"> placed on weekends; count orders by hour of </w:t>
-      </w:r>
-      <w:proofErr w:type="spellStart"/>
-      <w:r>
-        <w:rPr>
-          <w:sz w:val="20"/>
-          <w:szCs w:val="20"/>
-        </w:rPr>
-        <w:t>Order_Time</w:t>
-      </w:r>
-      <w:proofErr w:type="spellEnd"/>
-      <w:r>
-        <w:rPr>
-          <w:sz w:val="20"/>
-          <w:szCs w:val="20"/>
-        </w:rPr>
-        <w:t>.</w:t>
+        <w:t xml:space="preserve"> placed on weekends; count orders by hour of Order_Time.</w:t>
       </w:r>
     </w:p>
     <w:p>
@@ -9089,23 +7581,7 @@
           <w:sz w:val="20"/>
           <w:szCs w:val="20"/>
         </w:rPr>
-        <w:t xml:space="preserve"> </w:t>
-      </w:r>
-      <w:proofErr w:type="spellStart"/>
-      <w:r>
-        <w:rPr>
-          <w:sz w:val="20"/>
-          <w:szCs w:val="20"/>
-        </w:rPr>
-        <w:t>Discount_Percentage</w:t>
-      </w:r>
-      <w:proofErr w:type="spellEnd"/>
-      <w:r>
-        <w:rPr>
-          <w:sz w:val="20"/>
-          <w:szCs w:val="20"/>
-        </w:rPr>
-        <w:t xml:space="preserve"> at 50 where it is higher.</w:t>
+        <w:t xml:space="preserve"> Discount_Percentage at 50 where it is higher.</w:t>
       </w:r>
     </w:p>
     <w:p>
@@ -9173,23 +7649,7 @@
           <w:sz w:val="20"/>
           <w:szCs w:val="20"/>
         </w:rPr>
-        <w:t xml:space="preserve"> duplicate </w:t>
-      </w:r>
-      <w:proofErr w:type="spellStart"/>
-      <w:r>
-        <w:rPr>
-          <w:sz w:val="20"/>
-          <w:szCs w:val="20"/>
-        </w:rPr>
-        <w:t>Transaction_IDs</w:t>
-      </w:r>
-      <w:proofErr w:type="spellEnd"/>
-      <w:r>
-        <w:rPr>
-          <w:sz w:val="20"/>
-          <w:szCs w:val="20"/>
-        </w:rPr>
-        <w:t xml:space="preserve"> using ROW_NUMBER in a CTE.</w:t>
+        <w:t xml:space="preserve"> duplicate Transaction_IDs using ROW_NUMBER in a CTE.</w:t>
       </w:r>
     </w:p>
     <w:p>
@@ -9443,39 +7903,7 @@
           <w:sz w:val="20"/>
           <w:szCs w:val="20"/>
         </w:rPr>
-        <w:t xml:space="preserve"> JOIN sales with </w:t>
-      </w:r>
-      <w:proofErr w:type="spellStart"/>
-      <w:r>
-        <w:rPr>
-          <w:sz w:val="20"/>
-          <w:szCs w:val="20"/>
-        </w:rPr>
-        <w:t>dim_product</w:t>
-      </w:r>
-      <w:proofErr w:type="spellEnd"/>
-      <w:r>
-        <w:rPr>
-          <w:sz w:val="20"/>
-          <w:szCs w:val="20"/>
-        </w:rPr>
-        <w:t xml:space="preserve"> to show revenue by </w:t>
-      </w:r>
-      <w:proofErr w:type="spellStart"/>
-      <w:r>
-        <w:rPr>
-          <w:sz w:val="20"/>
-          <w:szCs w:val="20"/>
-        </w:rPr>
-        <w:t>Product_Name</w:t>
-      </w:r>
-      <w:proofErr w:type="spellEnd"/>
-      <w:r>
-        <w:rPr>
-          <w:sz w:val="20"/>
-          <w:szCs w:val="20"/>
-        </w:rPr>
-        <w:t>.</w:t>
+        <w:t xml:space="preserve"> JOIN sales with dim_product to show revenue by Product_Name.</w:t>
       </w:r>
     </w:p>
     <w:p>
@@ -9696,23 +8124,7 @@
           <w:sz w:val="20"/>
           <w:szCs w:val="20"/>
         </w:rPr>
-        <w:t xml:space="preserve"> with </w:t>
-      </w:r>
-      <w:proofErr w:type="spellStart"/>
-      <w:r>
-        <w:rPr>
-          <w:sz w:val="20"/>
-          <w:szCs w:val="20"/>
-        </w:rPr>
-        <w:t>Sales_Amount</w:t>
-      </w:r>
-      <w:proofErr w:type="spellEnd"/>
-      <w:r>
-        <w:rPr>
-          <w:sz w:val="20"/>
-          <w:szCs w:val="20"/>
-        </w:rPr>
-        <w:t xml:space="preserve"> above the overall average.</w:t>
+        <w:t xml:space="preserve"> with Sales_Amount above the overall average.</w:t>
       </w:r>
     </w:p>
     <w:p>
@@ -10068,23 +8480,7 @@
           <w:sz w:val="20"/>
           <w:szCs w:val="20"/>
         </w:rPr>
-        <w:t xml:space="preserve"> transaction's % of total </w:t>
-      </w:r>
-      <w:proofErr w:type="spellStart"/>
-      <w:r>
-        <w:rPr>
-          <w:sz w:val="20"/>
-          <w:szCs w:val="20"/>
-        </w:rPr>
-        <w:t>Sales_Amount</w:t>
-      </w:r>
-      <w:proofErr w:type="spellEnd"/>
-      <w:r>
-        <w:rPr>
-          <w:sz w:val="20"/>
-          <w:szCs w:val="20"/>
-        </w:rPr>
-        <w:t xml:space="preserve"> using </w:t>
+        <w:t xml:space="preserve"> transaction's % of total Sales_Amount using </w:t>
       </w:r>
       <w:proofErr w:type="gramStart"/>
       <w:r>
@@ -10234,23 +8630,7 @@
           <w:sz w:val="20"/>
           <w:szCs w:val="20"/>
         </w:rPr>
-        <w:t xml:space="preserve"> </w:t>
-      </w:r>
-      <w:proofErr w:type="spellStart"/>
-      <w:r>
-        <w:rPr>
-          <w:sz w:val="20"/>
-          <w:szCs w:val="20"/>
-        </w:rPr>
-        <w:t>Sales_Amount</w:t>
-      </w:r>
-      <w:proofErr w:type="spellEnd"/>
-      <w:r>
-        <w:rPr>
-          <w:sz w:val="20"/>
-          <w:szCs w:val="20"/>
-        </w:rPr>
-        <w:t xml:space="preserve"> per Country shown next to every row (PARTITION BY).</w:t>
+        <w:t xml:space="preserve"> Sales_Amount per Country shown next to every row (PARTITION BY).</w:t>
       </w:r>
     </w:p>
     <w:p>
@@ -10842,55 +9222,7 @@
           <w:sz w:val="20"/>
           <w:szCs w:val="20"/>
         </w:rPr>
-        <w:t xml:space="preserve"> </w:t>
-      </w:r>
-      <w:proofErr w:type="spellStart"/>
-      <w:r>
-        <w:rPr>
-          <w:sz w:val="20"/>
-          <w:szCs w:val="20"/>
-        </w:rPr>
-        <w:t>dim_store</w:t>
-      </w:r>
-      <w:proofErr w:type="spellEnd"/>
-      <w:r>
-        <w:rPr>
-          <w:sz w:val="20"/>
-          <w:szCs w:val="20"/>
-        </w:rPr>
-        <w:t xml:space="preserve"> from SELECT DISTINCT </w:t>
-      </w:r>
-      <w:proofErr w:type="spellStart"/>
-      <w:r>
-        <w:rPr>
-          <w:sz w:val="20"/>
-          <w:szCs w:val="20"/>
-        </w:rPr>
-        <w:t>Store_ID</w:t>
-      </w:r>
-      <w:proofErr w:type="spellEnd"/>
-      <w:r>
-        <w:rPr>
-          <w:sz w:val="20"/>
-          <w:szCs w:val="20"/>
-        </w:rPr>
-        <w:t xml:space="preserve">, </w:t>
-      </w:r>
-      <w:proofErr w:type="spellStart"/>
-      <w:r>
-        <w:rPr>
-          <w:sz w:val="20"/>
-          <w:szCs w:val="20"/>
-        </w:rPr>
-        <w:t>Store_Name</w:t>
-      </w:r>
-      <w:proofErr w:type="spellEnd"/>
-      <w:r>
-        <w:rPr>
-          <w:sz w:val="20"/>
-          <w:szCs w:val="20"/>
-        </w:rPr>
-        <w:t>, City, Country.</w:t>
+        <w:t xml:space="preserve"> dim_store from SELECT DISTINCT Store_ID, Store_Name, City, Country.</w:t>
       </w:r>
     </w:p>
     <w:p>
@@ -11016,23 +9348,7 @@
           <w:sz w:val="20"/>
           <w:szCs w:val="20"/>
         </w:rPr>
-        <w:t xml:space="preserve"> transactions where </w:t>
-      </w:r>
-      <w:proofErr w:type="spellStart"/>
-      <w:r>
-        <w:rPr>
-          <w:sz w:val="20"/>
-          <w:szCs w:val="20"/>
-        </w:rPr>
-        <w:t>Promotion_Code</w:t>
-      </w:r>
-      <w:proofErr w:type="spellEnd"/>
-      <w:r>
-        <w:rPr>
-          <w:sz w:val="20"/>
-          <w:szCs w:val="20"/>
-        </w:rPr>
-        <w:t xml:space="preserve"> IS NULL; list distinct countries with an alias.</w:t>
+        <w:t xml:space="preserve"> transactions where Promotion_Code IS NULL; list distinct countries with an alias.</w:t>
       </w:r>
     </w:p>
     <w:p>
@@ -11158,23 +9474,7 @@
           <w:sz w:val="20"/>
           <w:szCs w:val="20"/>
         </w:rPr>
-        <w:t xml:space="preserve"> so NULL </w:t>
-      </w:r>
-      <w:proofErr w:type="spellStart"/>
-      <w:r>
-        <w:rPr>
-          <w:sz w:val="20"/>
-          <w:szCs w:val="20"/>
-        </w:rPr>
-        <w:t>Customer_Ratings</w:t>
-      </w:r>
-      <w:proofErr w:type="spellEnd"/>
-      <w:r>
-        <w:rPr>
-          <w:sz w:val="20"/>
-          <w:szCs w:val="20"/>
-        </w:rPr>
-        <w:t xml:space="preserve"> appear last.</w:t>
+        <w:t xml:space="preserve"> so NULL Customer_Ratings appear last.</w:t>
       </w:r>
     </w:p>
     <w:p>
@@ -11237,23 +9537,7 @@
           <w:sz w:val="20"/>
           <w:szCs w:val="20"/>
         </w:rPr>
-        <w:t xml:space="preserve"> count and average rating per </w:t>
-      </w:r>
-      <w:proofErr w:type="spellStart"/>
-      <w:r>
-        <w:rPr>
-          <w:sz w:val="20"/>
-          <w:szCs w:val="20"/>
-        </w:rPr>
-        <w:t>Sales_Channel</w:t>
-      </w:r>
-      <w:proofErr w:type="spellEnd"/>
-      <w:r>
-        <w:rPr>
-          <w:sz w:val="20"/>
-          <w:szCs w:val="20"/>
-        </w:rPr>
-        <w:t>.</w:t>
+        <w:t xml:space="preserve"> count and average rating per Sales_Channel.</w:t>
       </w:r>
     </w:p>
     <w:p>
@@ -11379,23 +9663,7 @@
           <w:sz w:val="20"/>
           <w:szCs w:val="20"/>
         </w:rPr>
-        <w:t xml:space="preserve"> with average </w:t>
-      </w:r>
-      <w:proofErr w:type="spellStart"/>
-      <w:r>
-        <w:rPr>
-          <w:sz w:val="20"/>
-          <w:szCs w:val="20"/>
-        </w:rPr>
-        <w:t>Customer_Rating</w:t>
-      </w:r>
-      <w:proofErr w:type="spellEnd"/>
-      <w:r>
-        <w:rPr>
-          <w:sz w:val="20"/>
-          <w:szCs w:val="20"/>
-        </w:rPr>
-        <w:t xml:space="preserve"> below 4.</w:t>
+        <w:t xml:space="preserve"> with average Customer_Rating below 4.</w:t>
       </w:r>
     </w:p>
     <w:p>
@@ -11521,23 +9789,7 @@
           <w:sz w:val="20"/>
           <w:szCs w:val="20"/>
         </w:rPr>
-        <w:t xml:space="preserve">-style output: count of transactions per </w:t>
-      </w:r>
-      <w:proofErr w:type="spellStart"/>
-      <w:r>
-        <w:rPr>
-          <w:sz w:val="20"/>
-          <w:szCs w:val="20"/>
-        </w:rPr>
-        <w:t>Sales_Channel</w:t>
-      </w:r>
-      <w:proofErr w:type="spellEnd"/>
-      <w:r>
-        <w:rPr>
-          <w:sz w:val="20"/>
-          <w:szCs w:val="20"/>
-        </w:rPr>
-        <w:t xml:space="preserve"> as separate columns using CASE.</w:t>
+        <w:t>-style output: count of transactions per Sales_Channel as separate columns using CASE.</w:t>
       </w:r>
     </w:p>
     <w:p>
@@ -11726,23 +9978,7 @@
           <w:sz w:val="20"/>
           <w:szCs w:val="20"/>
         </w:rPr>
-        <w:t xml:space="preserve"> placed on weekends; count orders by hour of </w:t>
-      </w:r>
-      <w:proofErr w:type="spellStart"/>
-      <w:r>
-        <w:rPr>
-          <w:sz w:val="20"/>
-          <w:szCs w:val="20"/>
-        </w:rPr>
-        <w:t>Order_Time</w:t>
-      </w:r>
-      <w:proofErr w:type="spellEnd"/>
-      <w:r>
-        <w:rPr>
-          <w:sz w:val="20"/>
-          <w:szCs w:val="20"/>
-        </w:rPr>
-        <w:t>.</w:t>
+        <w:t xml:space="preserve"> placed on weekends; count orders by hour of Order_Time.</w:t>
       </w:r>
     </w:p>
     <w:p>
@@ -12740,23 +10976,7 @@
           <w:sz w:val="20"/>
           <w:szCs w:val="20"/>
         </w:rPr>
-        <w:t xml:space="preserve"> vs </w:t>
-      </w:r>
-      <w:proofErr w:type="spellStart"/>
-      <w:r>
-        <w:rPr>
-          <w:sz w:val="20"/>
-          <w:szCs w:val="20"/>
-        </w:rPr>
-        <w:t>DirectQuery</w:t>
-      </w:r>
-      <w:proofErr w:type="spellEnd"/>
-      <w:r>
-        <w:rPr>
-          <w:sz w:val="20"/>
-          <w:szCs w:val="20"/>
-        </w:rPr>
-        <w:t>: which would you pick for this dataset and why?</w:t>
+        <w:t xml:space="preserve"> vs DirectQuery: which would you pick for this dataset and why?</w:t>
       </w:r>
     </w:p>
     <w:p>
@@ -12875,23 +11095,7 @@
           <w:sz w:val="20"/>
           <w:szCs w:val="20"/>
         </w:rPr>
-        <w:t xml:space="preserve"> headers, set data types and remove duplicates on </w:t>
-      </w:r>
-      <w:proofErr w:type="spellStart"/>
-      <w:r>
-        <w:rPr>
-          <w:sz w:val="20"/>
-          <w:szCs w:val="20"/>
-        </w:rPr>
-        <w:t>Transaction_ID</w:t>
-      </w:r>
-      <w:proofErr w:type="spellEnd"/>
-      <w:r>
-        <w:rPr>
-          <w:sz w:val="20"/>
-          <w:szCs w:val="20"/>
-        </w:rPr>
-        <w:t>.</w:t>
+        <w:t xml:space="preserve"> headers, set data types and remove duplicates on Transaction_ID.</w:t>
       </w:r>
     </w:p>
     <w:p>
@@ -12959,39 +11163,7 @@
           <w:sz w:val="20"/>
           <w:szCs w:val="20"/>
         </w:rPr>
-        <w:t xml:space="preserve"> inconsistent text (case, spaces) in </w:t>
-      </w:r>
-      <w:proofErr w:type="spellStart"/>
-      <w:r>
-        <w:rPr>
-          <w:sz w:val="20"/>
-          <w:szCs w:val="20"/>
-        </w:rPr>
-        <w:t>Product_Category</w:t>
-      </w:r>
-      <w:proofErr w:type="spellEnd"/>
-      <w:r>
-        <w:rPr>
-          <w:sz w:val="20"/>
-          <w:szCs w:val="20"/>
-        </w:rPr>
-        <w:t xml:space="preserve">, </w:t>
-      </w:r>
-      <w:proofErr w:type="spellStart"/>
-      <w:r>
-        <w:rPr>
-          <w:sz w:val="20"/>
-          <w:szCs w:val="20"/>
-        </w:rPr>
-        <w:t>Payment_Method</w:t>
-      </w:r>
-      <w:proofErr w:type="spellEnd"/>
-      <w:r>
-        <w:rPr>
-          <w:sz w:val="20"/>
-          <w:szCs w:val="20"/>
-        </w:rPr>
-        <w:t xml:space="preserve"> and City.</w:t>
+        <w:t xml:space="preserve"> inconsistent text (case, spaces) in Product_Category, Payment_Method and City.</w:t>
       </w:r>
     </w:p>
     <w:p>
@@ -13025,23 +11197,7 @@
           <w:sz w:val="20"/>
           <w:szCs w:val="20"/>
         </w:rPr>
-        <w:t xml:space="preserve"> rows with Quantity &lt;= 0 and handle nulls in </w:t>
-      </w:r>
-      <w:proofErr w:type="spellStart"/>
-      <w:r>
-        <w:rPr>
-          <w:sz w:val="20"/>
-          <w:szCs w:val="20"/>
-        </w:rPr>
-        <w:t>Customer_Age</w:t>
-      </w:r>
-      <w:proofErr w:type="spellEnd"/>
-      <w:r>
-        <w:rPr>
-          <w:sz w:val="20"/>
-          <w:szCs w:val="20"/>
-        </w:rPr>
-        <w:t>.</w:t>
+        <w:t xml:space="preserve"> rows with Quantity &lt;= 0 and handle nulls in Customer_Age.</w:t>
       </w:r>
     </w:p>
     <w:p>
@@ -13075,23 +11231,7 @@
           <w:sz w:val="20"/>
           <w:szCs w:val="20"/>
         </w:rPr>
-        <w:t xml:space="preserve"> a custom column and split </w:t>
-      </w:r>
-      <w:proofErr w:type="spellStart"/>
-      <w:r>
-        <w:rPr>
-          <w:sz w:val="20"/>
-          <w:szCs w:val="20"/>
-        </w:rPr>
-        <w:t>Order_Time</w:t>
-      </w:r>
-      <w:proofErr w:type="spellEnd"/>
-      <w:r>
-        <w:rPr>
-          <w:sz w:val="20"/>
-          <w:szCs w:val="20"/>
-        </w:rPr>
-        <w:t xml:space="preserve"> into hour.</w:t>
+        <w:t xml:space="preserve"> a custom column and split Order_Time into hour.</w:t>
       </w:r>
     </w:p>
     <w:p>
@@ -13125,23 +11265,7 @@
           <w:sz w:val="20"/>
           <w:szCs w:val="20"/>
         </w:rPr>
-        <w:t xml:space="preserve"> By to get revenue per </w:t>
-      </w:r>
-      <w:proofErr w:type="spellStart"/>
-      <w:r>
-        <w:rPr>
-          <w:sz w:val="20"/>
-          <w:szCs w:val="20"/>
-        </w:rPr>
-        <w:t>Customer_ID</w:t>
-      </w:r>
-      <w:proofErr w:type="spellEnd"/>
-      <w:r>
-        <w:rPr>
-          <w:sz w:val="20"/>
-          <w:szCs w:val="20"/>
-        </w:rPr>
-        <w:t>; Merge two queries; Append two queries.</w:t>
+        <w:t xml:space="preserve"> By to get revenue per Customer_ID; Merge two queries; Append two queries.</w:t>
       </w:r>
     </w:p>
     <w:p>
@@ -13226,23 +11350,7 @@
           <w:sz w:val="20"/>
           <w:szCs w:val="20"/>
         </w:rPr>
-        <w:t xml:space="preserve"> an if-then-else custom column for </w:t>
-      </w:r>
-      <w:proofErr w:type="spellStart"/>
-      <w:r>
-        <w:rPr>
-          <w:sz w:val="20"/>
-          <w:szCs w:val="20"/>
-        </w:rPr>
-        <w:t>Size_Label</w:t>
-      </w:r>
-      <w:proofErr w:type="spellEnd"/>
-      <w:r>
-        <w:rPr>
-          <w:sz w:val="20"/>
-          <w:szCs w:val="20"/>
-        </w:rPr>
-        <w:t xml:space="preserve"> in M.</w:t>
+        <w:t xml:space="preserve"> an if-then-else custom column for Size_Label in M.</w:t>
       </w:r>
     </w:p>
     <w:p>
@@ -13285,55 +11393,7 @@
           <w:sz w:val="20"/>
           <w:szCs w:val="20"/>
         </w:rPr>
-        <w:t xml:space="preserve"> </w:t>
-      </w:r>
-      <w:proofErr w:type="spellStart"/>
-      <w:r>
-        <w:rPr>
-          <w:sz w:val="20"/>
-          <w:szCs w:val="20"/>
-        </w:rPr>
-        <w:t>Table.TransformColumns</w:t>
-      </w:r>
-      <w:proofErr w:type="spellEnd"/>
-      <w:r>
-        <w:rPr>
-          <w:sz w:val="20"/>
-          <w:szCs w:val="20"/>
-        </w:rPr>
-        <w:t xml:space="preserve"> with </w:t>
-      </w:r>
-      <w:proofErr w:type="spellStart"/>
-      <w:r>
-        <w:rPr>
-          <w:sz w:val="20"/>
-          <w:szCs w:val="20"/>
-        </w:rPr>
-        <w:t>Text.Proper</w:t>
-      </w:r>
-      <w:proofErr w:type="spellEnd"/>
-      <w:r>
-        <w:rPr>
-          <w:sz w:val="20"/>
-          <w:szCs w:val="20"/>
-        </w:rPr>
-        <w:t xml:space="preserve"> and </w:t>
-      </w:r>
-      <w:proofErr w:type="spellStart"/>
-      <w:r>
-        <w:rPr>
-          <w:sz w:val="20"/>
-          <w:szCs w:val="20"/>
-        </w:rPr>
-        <w:t>Text.Trim</w:t>
-      </w:r>
-      <w:proofErr w:type="spellEnd"/>
-      <w:r>
-        <w:rPr>
-          <w:sz w:val="20"/>
-          <w:szCs w:val="20"/>
-        </w:rPr>
-        <w:t>.</w:t>
+        <w:t xml:space="preserve"> Table.TransformColumns with Text.Proper and Text.Trim.</w:t>
       </w:r>
     </w:p>
     <w:p>
@@ -13376,39 +11436,7 @@
           <w:sz w:val="20"/>
           <w:szCs w:val="20"/>
         </w:rPr>
-        <w:t xml:space="preserve"> </w:t>
-      </w:r>
-      <w:proofErr w:type="spellStart"/>
-      <w:r>
-        <w:rPr>
-          <w:sz w:val="20"/>
-          <w:szCs w:val="20"/>
-        </w:rPr>
-        <w:t>Date.Year</w:t>
-      </w:r>
-      <w:proofErr w:type="spellEnd"/>
-      <w:r>
-        <w:rPr>
-          <w:sz w:val="20"/>
-          <w:szCs w:val="20"/>
-        </w:rPr>
-        <w:t xml:space="preserve"> and </w:t>
-      </w:r>
-      <w:proofErr w:type="spellStart"/>
-      <w:r>
-        <w:rPr>
-          <w:sz w:val="20"/>
-          <w:szCs w:val="20"/>
-        </w:rPr>
-        <w:t>Date.MonthName</w:t>
-      </w:r>
-      <w:proofErr w:type="spellEnd"/>
-      <w:r>
-        <w:rPr>
-          <w:sz w:val="20"/>
-          <w:szCs w:val="20"/>
-        </w:rPr>
-        <w:t xml:space="preserve"> to build date columns in M.</w:t>
+        <w:t xml:space="preserve"> Date.Year and Date.MonthName to build date columns in M.</w:t>
       </w:r>
     </w:p>
     <w:p>
@@ -13442,23 +11470,7 @@
           <w:sz w:val="20"/>
           <w:szCs w:val="20"/>
         </w:rPr>
-        <w:t xml:space="preserve"> a custom function </w:t>
-      </w:r>
-      <w:proofErr w:type="spellStart"/>
-      <w:r>
-        <w:rPr>
-          <w:sz w:val="20"/>
-          <w:szCs w:val="20"/>
-        </w:rPr>
-        <w:t>fnClean</w:t>
-      </w:r>
-      <w:proofErr w:type="spellEnd"/>
-      <w:r>
-        <w:rPr>
-          <w:sz w:val="20"/>
-          <w:szCs w:val="20"/>
-        </w:rPr>
-        <w:t>(text) and call it.</w:t>
+        <w:t xml:space="preserve"> a custom function fnClean(text) and call it.</w:t>
       </w:r>
     </w:p>
     <w:p>
@@ -13535,23 +11547,7 @@
           <w:sz w:val="20"/>
           <w:szCs w:val="20"/>
         </w:rPr>
-        <w:t xml:space="preserve"> a Date table in M using </w:t>
-      </w:r>
-      <w:proofErr w:type="spellStart"/>
-      <w:r>
-        <w:rPr>
-          <w:sz w:val="20"/>
-          <w:szCs w:val="20"/>
-        </w:rPr>
-        <w:t>List.Dates</w:t>
-      </w:r>
-      <w:proofErr w:type="spellEnd"/>
-      <w:r>
-        <w:rPr>
-          <w:sz w:val="20"/>
-          <w:szCs w:val="20"/>
-        </w:rPr>
-        <w:t>.</w:t>
+        <w:t xml:space="preserve"> a Date table in M using List.Dates.</w:t>
       </w:r>
     </w:p>
     <w:p>
@@ -13583,23 +11579,7 @@
           <w:szCs w:val="20"/>
         </w:rPr>
         <w:lastRenderedPageBreak/>
-        <w:t xml:space="preserve">Day 9: Power BI </w:t>
-      </w:r>
-      <w:proofErr w:type="spellStart"/>
-      <w:r>
-        <w:rPr>
-          <w:sz w:val="20"/>
-          <w:szCs w:val="20"/>
-        </w:rPr>
-        <w:t>modeling</w:t>
-      </w:r>
-      <w:proofErr w:type="spellEnd"/>
-      <w:r>
-        <w:rPr>
-          <w:sz w:val="20"/>
-          <w:szCs w:val="20"/>
-        </w:rPr>
-        <w:t xml:space="preserve"> (P4-P6)</w:t>
+        <w:t>Day 9: Power BI modeling (P4-P6)</w:t>
       </w:r>
     </w:p>
     <w:tbl>
@@ -14042,23 +12022,7 @@
           <w:sz w:val="20"/>
           <w:szCs w:val="20"/>
         </w:rPr>
-        <w:t xml:space="preserve"> columns are primary keys and foreign keys between fact and </w:t>
-      </w:r>
-      <w:proofErr w:type="spellStart"/>
-      <w:r>
-        <w:rPr>
-          <w:sz w:val="20"/>
-          <w:szCs w:val="20"/>
-        </w:rPr>
-        <w:t>dim_product</w:t>
-      </w:r>
-      <w:proofErr w:type="spellEnd"/>
-      <w:r>
-        <w:rPr>
-          <w:sz w:val="20"/>
-          <w:szCs w:val="20"/>
-        </w:rPr>
-        <w:t>?</w:t>
+        <w:t xml:space="preserve"> columns are primary keys and foreign keys between fact and dim_product?</w:t>
       </w:r>
     </w:p>
     <w:p>
@@ -14227,23 +12191,7 @@
           <w:sz w:val="20"/>
           <w:szCs w:val="20"/>
         </w:rPr>
-        <w:t xml:space="preserve"> vs </w:t>
-      </w:r>
-      <w:proofErr w:type="spellStart"/>
-      <w:r>
-        <w:rPr>
-          <w:sz w:val="20"/>
-          <w:szCs w:val="20"/>
-        </w:rPr>
-        <w:t>DirectQuery</w:t>
-      </w:r>
-      <w:proofErr w:type="spellEnd"/>
-      <w:r>
-        <w:rPr>
-          <w:sz w:val="20"/>
-          <w:szCs w:val="20"/>
-        </w:rPr>
-        <w:t xml:space="preserve"> vs Composite: one pro and one con each.</w:t>
+        <w:t xml:space="preserve"> vs DirectQuery vs Composite: one pro and one con each.</w:t>
       </w:r>
     </w:p>
     <w:p>
@@ -14667,23 +12615,7 @@
           <w:sz w:val="20"/>
           <w:szCs w:val="20"/>
         </w:rPr>
-        <w:t>: Online Sales (</w:t>
-      </w:r>
-      <w:proofErr w:type="spellStart"/>
-      <w:r>
-        <w:rPr>
-          <w:sz w:val="20"/>
-          <w:szCs w:val="20"/>
-        </w:rPr>
-        <w:t>Sales_Channel</w:t>
-      </w:r>
-      <w:proofErr w:type="spellEnd"/>
-      <w:r>
-        <w:rPr>
-          <w:sz w:val="20"/>
-          <w:szCs w:val="20"/>
-        </w:rPr>
-        <w:t xml:space="preserve"> = Online).</w:t>
+        <w:t>: Online Sales (Sales_Channel = Online).</w:t>
       </w:r>
     </w:p>
     <w:p>
@@ -14870,23 +12802,7 @@
           <w:sz w:val="20"/>
           <w:szCs w:val="20"/>
         </w:rPr>
-        <w:t xml:space="preserve">: total of Quantity x </w:t>
-      </w:r>
-      <w:proofErr w:type="spellStart"/>
-      <w:r>
-        <w:rPr>
-          <w:sz w:val="20"/>
-          <w:szCs w:val="20"/>
-        </w:rPr>
-        <w:t>Unit_Price</w:t>
-      </w:r>
-      <w:proofErr w:type="spellEnd"/>
-      <w:r>
-        <w:rPr>
-          <w:sz w:val="20"/>
-          <w:szCs w:val="20"/>
-        </w:rPr>
-        <w:t>. When do you need an iterator?</w:t>
+        <w:t>: total of Quantity x Unit_Price. When do you need an iterator?</w:t>
       </w:r>
     </w:p>
     <w:p>
@@ -15344,23 +13260,7 @@
           <w:sz w:val="20"/>
           <w:szCs w:val="20"/>
         </w:rPr>
-        <w:t xml:space="preserve">: hide </w:t>
-      </w:r>
-      <w:proofErr w:type="spellStart"/>
-      <w:r>
-        <w:rPr>
-          <w:sz w:val="20"/>
-          <w:szCs w:val="20"/>
-        </w:rPr>
-        <w:t>Cost_Amount</w:t>
-      </w:r>
-      <w:proofErr w:type="spellEnd"/>
-      <w:r>
-        <w:rPr>
-          <w:sz w:val="20"/>
-          <w:szCs w:val="20"/>
-        </w:rPr>
-        <w:t xml:space="preserve"> and Profit from a role. Which tool is needed?</w:t>
+        <w:t>: hide Cost_Amount and Profit from a role. Which tool is needed?</w:t>
       </w:r>
     </w:p>
     <w:p>
@@ -15938,23 +13838,7 @@
           <w:sz w:val="20"/>
           <w:szCs w:val="20"/>
         </w:rPr>
-        <w:t xml:space="preserve"> a waterfall chart and a </w:t>
-      </w:r>
-      <w:proofErr w:type="spellStart"/>
-      <w:r>
-        <w:rPr>
-          <w:sz w:val="20"/>
-          <w:szCs w:val="20"/>
-        </w:rPr>
-        <w:t>treemap</w:t>
-      </w:r>
-      <w:proofErr w:type="spellEnd"/>
-      <w:r>
-        <w:rPr>
-          <w:sz w:val="20"/>
-          <w:szCs w:val="20"/>
-        </w:rPr>
-        <w:t xml:space="preserve"> for profit by category.</w:t>
+        <w:t xml:space="preserve"> a waterfall chart and a treemap for profit by category.</w:t>
       </w:r>
     </w:p>
     <w:p>
@@ -16140,23 +14024,7 @@
           <w:sz w:val="20"/>
           <w:szCs w:val="20"/>
         </w:rPr>
-        <w:t xml:space="preserve"> a </w:t>
-      </w:r>
-      <w:proofErr w:type="spellStart"/>
-      <w:r>
-        <w:rPr>
-          <w:sz w:val="20"/>
-          <w:szCs w:val="20"/>
-        </w:rPr>
-        <w:t>color</w:t>
-      </w:r>
-      <w:proofErr w:type="spellEnd"/>
-      <w:r>
-        <w:rPr>
-          <w:sz w:val="20"/>
-          <w:szCs w:val="20"/>
-        </w:rPr>
-        <w:t xml:space="preserve"> scale on profit margin in a matrix.</w:t>
+        <w:t xml:space="preserve"> a color scale on profit margin in a matrix.</w:t>
       </w:r>
     </w:p>
     <w:p>
@@ -16258,23 +14126,7 @@
           <w:sz w:val="20"/>
           <w:szCs w:val="20"/>
         </w:rPr>
-        <w:t xml:space="preserve"> Influencers: what drives low </w:t>
-      </w:r>
-      <w:proofErr w:type="spellStart"/>
-      <w:r>
-        <w:rPr>
-          <w:sz w:val="20"/>
-          <w:szCs w:val="20"/>
-        </w:rPr>
-        <w:t>Customer_Rating</w:t>
-      </w:r>
-      <w:proofErr w:type="spellEnd"/>
-      <w:r>
-        <w:rPr>
-          <w:sz w:val="20"/>
-          <w:szCs w:val="20"/>
-        </w:rPr>
-        <w:t xml:space="preserve"> or returns?</w:t>
+        <w:t xml:space="preserve"> Influencers: what drives low Customer_Rating or returns?</w:t>
       </w:r>
     </w:p>
     <w:p>
@@ -17399,23 +15251,7 @@
           <w:sz w:val="20"/>
           <w:szCs w:val="20"/>
         </w:rPr>
-        <w:t xml:space="preserve"> only the keyboard, jump to the last row/column of the data, then select the whole </w:t>
-      </w:r>
-      <w:proofErr w:type="spellStart"/>
-      <w:r>
-        <w:rPr>
-          <w:sz w:val="20"/>
-          <w:szCs w:val="20"/>
-        </w:rPr>
-        <w:t>Sales_Amount</w:t>
-      </w:r>
-      <w:proofErr w:type="spellEnd"/>
-      <w:r>
-        <w:rPr>
-          <w:sz w:val="20"/>
-          <w:szCs w:val="20"/>
-        </w:rPr>
-        <w:t xml:space="preserve"> column.</w:t>
+        <w:t xml:space="preserve"> only the keyboard, jump to the last row/column of the data, then select the whole Sales_Amount column.</w:t>
       </w:r>
     </w:p>
     <w:p>
@@ -17478,23 +15314,7 @@
           <w:sz w:val="20"/>
           <w:szCs w:val="20"/>
         </w:rPr>
-        <w:t xml:space="preserve"> by Country (A-Z), then by </w:t>
-      </w:r>
-      <w:proofErr w:type="spellStart"/>
-      <w:r>
-        <w:rPr>
-          <w:sz w:val="20"/>
-          <w:szCs w:val="20"/>
-        </w:rPr>
-        <w:t>Sales_Amount</w:t>
-      </w:r>
-      <w:proofErr w:type="spellEnd"/>
-      <w:r>
-        <w:rPr>
-          <w:sz w:val="20"/>
-          <w:szCs w:val="20"/>
-        </w:rPr>
-        <w:t xml:space="preserve"> (largest first).</w:t>
+        <w:t xml:space="preserve"> by Country (A-Z), then by Sales_Amount (largest first).</w:t>
       </w:r>
     </w:p>
     <w:p>
@@ -17620,23 +15440,7 @@
           <w:sz w:val="20"/>
           <w:szCs w:val="20"/>
         </w:rPr>
-        <w:t xml:space="preserve"> duplicate rows on </w:t>
-      </w:r>
-      <w:proofErr w:type="spellStart"/>
-      <w:r>
-        <w:rPr>
-          <w:sz w:val="20"/>
-          <w:szCs w:val="20"/>
-        </w:rPr>
-        <w:t>Transaction_ID</w:t>
-      </w:r>
-      <w:proofErr w:type="spellEnd"/>
-      <w:r>
-        <w:rPr>
-          <w:sz w:val="20"/>
-          <w:szCs w:val="20"/>
-        </w:rPr>
-        <w:t>. How do you confirm how many were removed?</w:t>
+        <w:t xml:space="preserve"> duplicate rows on Transaction_ID. How do you confirm how many were removed?</w:t>
       </w:r>
     </w:p>
     <w:p>
@@ -17699,23 +15503,7 @@
           <w:sz w:val="20"/>
           <w:szCs w:val="20"/>
         </w:rPr>
-        <w:t xml:space="preserve">: Online orders in Germany with </w:t>
-      </w:r>
-      <w:proofErr w:type="spellStart"/>
-      <w:r>
-        <w:rPr>
-          <w:sz w:val="20"/>
-          <w:szCs w:val="20"/>
-        </w:rPr>
-        <w:t>Sales_Amount</w:t>
-      </w:r>
-      <w:proofErr w:type="spellEnd"/>
-      <w:r>
-        <w:rPr>
-          <w:sz w:val="20"/>
-          <w:szCs w:val="20"/>
-        </w:rPr>
-        <w:t xml:space="preserve"> &gt; 500.</w:t>
+        <w:t>: Online orders in Germany with Sales_Amount &gt; 500.</w:t>
       </w:r>
     </w:p>
     <w:p>
@@ -17778,23 +15566,7 @@
           <w:sz w:val="20"/>
           <w:szCs w:val="20"/>
         </w:rPr>
-        <w:t xml:space="preserve"> chart of monthly </w:t>
-      </w:r>
-      <w:proofErr w:type="spellStart"/>
-      <w:r>
-        <w:rPr>
-          <w:sz w:val="20"/>
-          <w:szCs w:val="20"/>
-        </w:rPr>
-        <w:t>Sales_Amount</w:t>
-      </w:r>
-      <w:proofErr w:type="spellEnd"/>
-      <w:r>
-        <w:rPr>
-          <w:sz w:val="20"/>
-          <w:szCs w:val="20"/>
-        </w:rPr>
-        <w:t xml:space="preserve"> (build a helper month column first).</w:t>
+        <w:t xml:space="preserve"> chart of monthly Sales_Amount (build a helper month column first).</w:t>
       </w:r>
     </w:p>
     <w:p>
@@ -17857,23 +15629,7 @@
           <w:sz w:val="20"/>
           <w:szCs w:val="20"/>
         </w:rPr>
-        <w:t xml:space="preserve"> VLOOKUP approximate match to map </w:t>
-      </w:r>
-      <w:proofErr w:type="spellStart"/>
-      <w:r>
-        <w:rPr>
-          <w:sz w:val="20"/>
-          <w:szCs w:val="20"/>
-        </w:rPr>
-        <w:t>Sales_Amount</w:t>
-      </w:r>
-      <w:proofErr w:type="spellEnd"/>
-      <w:r>
-        <w:rPr>
-          <w:sz w:val="20"/>
-          <w:szCs w:val="20"/>
-        </w:rPr>
-        <w:t xml:space="preserve"> to a price band table (0, 100, 500, 1000).</w:t>
+        <w:t xml:space="preserve"> VLOOKUP approximate match to map Sales_Amount to a price band table (0, 100, 500, 1000).</w:t>
       </w:r>
     </w:p>
     <w:p>
@@ -17936,39 +15692,7 @@
           <w:sz w:val="20"/>
           <w:szCs w:val="20"/>
         </w:rPr>
-        <w:t xml:space="preserve"> INDEX/MATCH to return </w:t>
-      </w:r>
-      <w:proofErr w:type="spellStart"/>
-      <w:r>
-        <w:rPr>
-          <w:sz w:val="20"/>
-          <w:szCs w:val="20"/>
-        </w:rPr>
-        <w:t>Store_Name</w:t>
-      </w:r>
-      <w:proofErr w:type="spellEnd"/>
-      <w:r>
-        <w:rPr>
-          <w:sz w:val="20"/>
-          <w:szCs w:val="20"/>
-        </w:rPr>
-        <w:t xml:space="preserve"> for a given </w:t>
-      </w:r>
-      <w:proofErr w:type="spellStart"/>
-      <w:r>
-        <w:rPr>
-          <w:sz w:val="20"/>
-          <w:szCs w:val="20"/>
-        </w:rPr>
-        <w:t>Store_ID</w:t>
-      </w:r>
-      <w:proofErr w:type="spellEnd"/>
-      <w:r>
-        <w:rPr>
-          <w:sz w:val="20"/>
-          <w:szCs w:val="20"/>
-        </w:rPr>
-        <w:t>.</w:t>
+        <w:t xml:space="preserve"> INDEX/MATCH to return Store_Name for a given Store_ID.</w:t>
       </w:r>
     </w:p>
     <w:p>
@@ -18031,23 +15755,7 @@
           <w:sz w:val="20"/>
           <w:szCs w:val="20"/>
         </w:rPr>
-        <w:t xml:space="preserve">: extract the store number from </w:t>
-      </w:r>
-      <w:proofErr w:type="spellStart"/>
-      <w:r>
-        <w:rPr>
-          <w:sz w:val="20"/>
-          <w:szCs w:val="20"/>
-        </w:rPr>
-        <w:t>Store_ID</w:t>
-      </w:r>
-      <w:proofErr w:type="spellEnd"/>
-      <w:r>
-        <w:rPr>
-          <w:sz w:val="20"/>
-          <w:szCs w:val="20"/>
-        </w:rPr>
-        <w:t>.</w:t>
+        <w:t>: extract the store number from Store_ID.</w:t>
       </w:r>
     </w:p>
     <w:p>
@@ -18110,23 +15818,7 @@
           <w:sz w:val="20"/>
           <w:szCs w:val="20"/>
         </w:rPr>
-        <w:t xml:space="preserve"> Year, Month name and Weekday from </w:t>
-      </w:r>
-      <w:proofErr w:type="spellStart"/>
-      <w:r>
-        <w:rPr>
-          <w:sz w:val="20"/>
-          <w:szCs w:val="20"/>
-        </w:rPr>
-        <w:t>Order_Date</w:t>
-      </w:r>
-      <w:proofErr w:type="spellEnd"/>
-      <w:r>
-        <w:rPr>
-          <w:sz w:val="20"/>
-          <w:szCs w:val="20"/>
-        </w:rPr>
-        <w:t>.</w:t>
+        <w:t xml:space="preserve"> Year, Month name and Weekday from Order_Date.</w:t>
       </w:r>
     </w:p>
     <w:p>
@@ -18315,23 +16007,7 @@
           <w:sz w:val="20"/>
           <w:szCs w:val="20"/>
         </w:rPr>
-        <w:t xml:space="preserve"> </w:t>
-      </w:r>
-      <w:proofErr w:type="spellStart"/>
-      <w:r>
-        <w:rPr>
-          <w:sz w:val="20"/>
-          <w:szCs w:val="20"/>
-        </w:rPr>
-        <w:t>Discount_Percentage</w:t>
-      </w:r>
-      <w:proofErr w:type="spellEnd"/>
-      <w:r>
-        <w:rPr>
-          <w:sz w:val="20"/>
-          <w:szCs w:val="20"/>
-        </w:rPr>
-        <w:t xml:space="preserve"> to values between 0 and 50, with a custom error message.</w:t>
+        <w:t xml:space="preserve"> Discount_Percentage to values between 0 and 50, with a custom error message.</w:t>
       </w:r>
     </w:p>
     <w:p>
@@ -18474,39 +16150,7 @@
           <w:sz w:val="20"/>
           <w:szCs w:val="20"/>
         </w:rPr>
-        <w:t xml:space="preserve"> a primary key on </w:t>
-      </w:r>
-      <w:proofErr w:type="spellStart"/>
-      <w:r>
-        <w:rPr>
-          <w:sz w:val="20"/>
-          <w:szCs w:val="20"/>
-        </w:rPr>
-        <w:t>Transaction_ID</w:t>
-      </w:r>
-      <w:proofErr w:type="spellEnd"/>
-      <w:r>
-        <w:rPr>
-          <w:sz w:val="20"/>
-          <w:szCs w:val="20"/>
-        </w:rPr>
-        <w:t xml:space="preserve"> and NOT NULL on </w:t>
-      </w:r>
-      <w:proofErr w:type="spellStart"/>
-      <w:r>
-        <w:rPr>
-          <w:sz w:val="20"/>
-          <w:szCs w:val="20"/>
-        </w:rPr>
-        <w:t>Order_Date</w:t>
-      </w:r>
-      <w:proofErr w:type="spellEnd"/>
-      <w:r>
-        <w:rPr>
-          <w:sz w:val="20"/>
-          <w:szCs w:val="20"/>
-        </w:rPr>
-        <w:t>.</w:t>
+        <w:t xml:space="preserve"> a primary key on Transaction_ID and NOT NULL on Order_Date.</w:t>
       </w:r>
     </w:p>
     <w:p>
@@ -18569,23 +16213,7 @@
           <w:sz w:val="20"/>
           <w:szCs w:val="20"/>
         </w:rPr>
-        <w:t xml:space="preserve"> where Country = 'Canada' and </w:t>
-      </w:r>
-      <w:proofErr w:type="spellStart"/>
-      <w:r>
-        <w:rPr>
-          <w:sz w:val="20"/>
-          <w:szCs w:val="20"/>
-        </w:rPr>
-        <w:t>Sales_Amount</w:t>
-      </w:r>
-      <w:proofErr w:type="spellEnd"/>
-      <w:r>
-        <w:rPr>
-          <w:sz w:val="20"/>
-          <w:szCs w:val="20"/>
-        </w:rPr>
-        <w:t xml:space="preserve"> &gt; 500.</w:t>
+        <w:t xml:space="preserve"> where Country = 'Canada' and Sales_Amount &gt; 500.</w:t>
       </w:r>
     </w:p>
     <w:p>
@@ -18711,23 +16339,7 @@
           <w:sz w:val="20"/>
           <w:szCs w:val="20"/>
         </w:rPr>
-        <w:t xml:space="preserve"> revenue per </w:t>
-      </w:r>
-      <w:proofErr w:type="spellStart"/>
-      <w:r>
-        <w:rPr>
-          <w:sz w:val="20"/>
-          <w:szCs w:val="20"/>
-        </w:rPr>
-        <w:t>Product_Category</w:t>
-      </w:r>
-      <w:proofErr w:type="spellEnd"/>
-      <w:r>
-        <w:rPr>
-          <w:sz w:val="20"/>
-          <w:szCs w:val="20"/>
-        </w:rPr>
-        <w:t>.</w:t>
+        <w:t xml:space="preserve"> revenue per Product_Category.</w:t>
       </w:r>
     </w:p>
     <w:p>
@@ -18979,23 +16591,7 @@
           <w:sz w:val="20"/>
           <w:szCs w:val="20"/>
         </w:rPr>
-        <w:t xml:space="preserve"> </w:t>
-      </w:r>
-      <w:proofErr w:type="spellStart"/>
-      <w:r>
-        <w:rPr>
-          <w:sz w:val="20"/>
-          <w:szCs w:val="20"/>
-        </w:rPr>
-        <w:t>Discount_Percentage</w:t>
-      </w:r>
-      <w:proofErr w:type="spellEnd"/>
-      <w:r>
-        <w:rPr>
-          <w:sz w:val="20"/>
-          <w:szCs w:val="20"/>
-        </w:rPr>
-        <w:t xml:space="preserve"> at 50 where it is higher.</w:t>
+        <w:t xml:space="preserve"> Discount_Percentage at 50 where it is higher.</w:t>
       </w:r>
     </w:p>
     <w:p>
@@ -19469,55 +17065,7 @@
           <w:sz w:val="20"/>
           <w:szCs w:val="20"/>
         </w:rPr>
-        <w:t xml:space="preserve"> </w:t>
-      </w:r>
-      <w:proofErr w:type="spellStart"/>
-      <w:r>
-        <w:rPr>
-          <w:sz w:val="20"/>
-          <w:szCs w:val="20"/>
-        </w:rPr>
-        <w:t>Table.TransformColumns</w:t>
-      </w:r>
-      <w:proofErr w:type="spellEnd"/>
-      <w:r>
-        <w:rPr>
-          <w:sz w:val="20"/>
-          <w:szCs w:val="20"/>
-        </w:rPr>
-        <w:t xml:space="preserve"> with </w:t>
-      </w:r>
-      <w:proofErr w:type="spellStart"/>
-      <w:r>
-        <w:rPr>
-          <w:sz w:val="20"/>
-          <w:szCs w:val="20"/>
-        </w:rPr>
-        <w:t>Text.Proper</w:t>
-      </w:r>
-      <w:proofErr w:type="spellEnd"/>
-      <w:r>
-        <w:rPr>
-          <w:sz w:val="20"/>
-          <w:szCs w:val="20"/>
-        </w:rPr>
-        <w:t xml:space="preserve"> and </w:t>
-      </w:r>
-      <w:proofErr w:type="spellStart"/>
-      <w:r>
-        <w:rPr>
-          <w:sz w:val="20"/>
-          <w:szCs w:val="20"/>
-        </w:rPr>
-        <w:t>Text.Trim</w:t>
-      </w:r>
-      <w:proofErr w:type="spellEnd"/>
-      <w:r>
-        <w:rPr>
-          <w:sz w:val="20"/>
-          <w:szCs w:val="20"/>
-        </w:rPr>
-        <w:t>.</w:t>
+        <w:t xml:space="preserve"> Table.TransformColumns with Text.Proper and Text.Trim.</w:t>
       </w:r>
     </w:p>
     <w:p>

--- a/Python/Datasets/E_Retail Sales Dataset/Placement_Test_Practice_Question_Bank.docx
+++ b/Python/Datasets/E_Retail Sales Dataset/Placement_Test_Practice_Question_Bank.docx
@@ -1662,40 +1662,6 @@
           <w:sz w:val="20"/>
           <w:szCs w:val="20"/>
         </w:rPr>
-        <w:t xml:space="preserve">E5.3  </w:t>
-      </w:r>
-      <w:r>
-        <w:rPr>
-          <w:sz w:val="20"/>
-          <w:szCs w:val="20"/>
-        </w:rPr>
-        <w:t>SUMIFS</w:t>
-      </w:r>
-      <w:proofErr w:type="gramEnd"/>
-      <w:r>
-        <w:rPr>
-          <w:sz w:val="20"/>
-          <w:szCs w:val="20"/>
-        </w:rPr>
-        <w:t>: total Profit by Product_Category for 2024.</w:t>
-      </w:r>
-    </w:p>
-    <w:p>
-      <w:pPr>
-        <w:spacing w:after="80"/>
-        <w:rPr>
-          <w:sz w:val="20"/>
-          <w:szCs w:val="20"/>
-        </w:rPr>
-      </w:pPr>
-      <w:proofErr w:type="gramStart"/>
-      <w:r>
-        <w:rPr>
-          <w:b/>
-          <w:bCs/>
-          <w:sz w:val="20"/>
-          <w:szCs w:val="20"/>
-        </w:rPr>
         <w:t xml:space="preserve">E5.4  </w:t>
       </w:r>
       <w:r>

--- a/Python/Datasets/E_Retail Sales Dataset/Placement_Test_Practice_Question_Bank.docx
+++ b/Python/Datasets/E_Retail Sales Dataset/Placement_Test_Practice_Question_Bank.docx
@@ -1527,39 +1527,30 @@
           <w:szCs w:val="20"/>
         </w:rPr>
       </w:pPr>
-      <w:r>
-        <w:rPr>
-          <w:sz w:val="20"/>
-          <w:szCs w:val="20"/>
-        </w:rPr>
-        <w:br w:type="page"/>
-      </w:r>
-    </w:p>
-    <w:p>
-      <w:pPr>
-        <w:pStyle w:val="Heading1"/>
-        <w:rPr>
-          <w:sz w:val="20"/>
-          <w:szCs w:val="20"/>
-        </w:rPr>
-      </w:pPr>
-      <w:r>
-        <w:rPr>
-          <w:sz w:val="20"/>
-          <w:szCs w:val="20"/>
-        </w:rPr>
-        <w:lastRenderedPageBreak/>
-        <w:t>Day 1: Excel basics (E1-E5)</w:t>
-      </w:r>
-    </w:p>
-    <w:p>
-      <w:pPr>
-        <w:spacing w:after="60"/>
-        <w:rPr>
-          <w:sz w:val="20"/>
-          <w:szCs w:val="20"/>
-        </w:rPr>
-      </w:pPr>
+    </w:p>
+    <w:p>
+      <w:pPr>
+        <w:rPr>
+          <w:sz w:val="20"/>
+          <w:szCs w:val="20"/>
+        </w:rPr>
+      </w:pPr>
+      <w:r>
+        <w:rPr>
+          <w:sz w:val="20"/>
+          <w:szCs w:val="20"/>
+          <w:highlight w:val="yellow"/>
+        </w:rPr>
+        <w:t>D</w:t>
+      </w:r>
+      <w:r>
+        <w:rPr>
+          <w:sz w:val="20"/>
+          <w:szCs w:val="20"/>
+          <w:highlight w:val="yellow"/>
+        </w:rPr>
+        <w:t>ay 1: Excel basics (E1-E5)</w:t>
+      </w:r>
     </w:p>
     <w:p>
       <w:pPr>
@@ -1626,7 +1617,23 @@
           <w:sz w:val="20"/>
           <w:szCs w:val="20"/>
         </w:rPr>
-        <w:t>E4. Data Handling: Concat, Deduplication, Missing Value Imputation</w:t>
+        <w:t xml:space="preserve">E4. Data Handling: </w:t>
+      </w:r>
+      <w:proofErr w:type="spellStart"/>
+      <w:r>
+        <w:rPr>
+          <w:sz w:val="20"/>
+          <w:szCs w:val="20"/>
+        </w:rPr>
+        <w:t>Concat</w:t>
+      </w:r>
+      <w:proofErr w:type="spellEnd"/>
+      <w:r>
+        <w:rPr>
+          <w:sz w:val="20"/>
+          <w:szCs w:val="20"/>
+        </w:rPr>
+        <w:t>, Deduplication, Missing Value Imputation</w:t>
       </w:r>
     </w:p>
     <w:p>
@@ -1648,353 +1655,29 @@
     </w:p>
     <w:p>
       <w:pPr>
-        <w:spacing w:after="80"/>
-        <w:rPr>
-          <w:sz w:val="20"/>
-          <w:szCs w:val="20"/>
-        </w:rPr>
-      </w:pPr>
-      <w:proofErr w:type="gramStart"/>
-      <w:r>
-        <w:rPr>
-          <w:b/>
-          <w:bCs/>
-          <w:sz w:val="20"/>
-          <w:szCs w:val="20"/>
-        </w:rPr>
-        <w:t xml:space="preserve">E5.4  </w:t>
-      </w:r>
-      <w:r>
-        <w:rPr>
-          <w:sz w:val="20"/>
-          <w:szCs w:val="20"/>
-        </w:rPr>
-        <w:t>AVERAGEIFS</w:t>
-      </w:r>
-      <w:proofErr w:type="gramEnd"/>
-      <w:r>
-        <w:rPr>
-          <w:sz w:val="20"/>
-          <w:szCs w:val="20"/>
-        </w:rPr>
-        <w:t>: average Customer_Rating for Express shipping.</w:t>
-      </w:r>
-    </w:p>
-    <w:p>
-      <w:pPr>
-        <w:spacing w:after="80"/>
-        <w:rPr>
-          <w:sz w:val="20"/>
-          <w:szCs w:val="20"/>
-        </w:rPr>
-      </w:pPr>
-      <w:proofErr w:type="gramStart"/>
-      <w:r>
-        <w:rPr>
-          <w:b/>
-          <w:bCs/>
-          <w:sz w:val="20"/>
-          <w:szCs w:val="20"/>
-        </w:rPr>
-        <w:t xml:space="preserve">E5.5  </w:t>
-      </w:r>
-      <w:r>
-        <w:rPr>
-          <w:sz w:val="20"/>
-          <w:szCs w:val="20"/>
-        </w:rPr>
-        <w:t>SUMPRODUCT</w:t>
-      </w:r>
-      <w:proofErr w:type="gramEnd"/>
-      <w:r>
-        <w:rPr>
-          <w:sz w:val="20"/>
-          <w:szCs w:val="20"/>
-        </w:rPr>
-        <w:t>: total of Quantity x Unit_Price x (1 - Discount/100). Does it match SUM of Sales_Amount? Why or why not?</w:t>
-      </w:r>
-    </w:p>
-    <w:p>
-      <w:pPr>
-        <w:spacing w:after="80"/>
-        <w:rPr>
-          <w:sz w:val="20"/>
-          <w:szCs w:val="20"/>
-        </w:rPr>
-      </w:pPr>
-      <w:proofErr w:type="gramStart"/>
-      <w:r>
-        <w:rPr>
-          <w:b/>
-          <w:bCs/>
-          <w:sz w:val="20"/>
-          <w:szCs w:val="20"/>
-        </w:rPr>
-        <w:t xml:space="preserve">E5.6  </w:t>
-      </w:r>
-      <w:r>
-        <w:rPr>
-          <w:sz w:val="20"/>
-          <w:szCs w:val="20"/>
-        </w:rPr>
-        <w:t>IFERROR</w:t>
-      </w:r>
-      <w:proofErr w:type="gramEnd"/>
-      <w:r>
-        <w:rPr>
-          <w:sz w:val="20"/>
-          <w:szCs w:val="20"/>
-        </w:rPr>
-        <w:t>: compute Profit / Sales_Amount and show 0 when Sales_Amount is blank or zero.</w:t>
-      </w:r>
-    </w:p>
-    <w:p>
-      <w:pPr>
-        <w:spacing w:after="80"/>
-        <w:rPr>
-          <w:sz w:val="20"/>
-          <w:szCs w:val="20"/>
-        </w:rPr>
-      </w:pPr>
-      <w:proofErr w:type="gramStart"/>
-      <w:r>
-        <w:rPr>
-          <w:b/>
-          <w:bCs/>
-          <w:sz w:val="20"/>
-          <w:szCs w:val="20"/>
-        </w:rPr>
-        <w:t xml:space="preserve">E5.7  </w:t>
-      </w:r>
-      <w:r>
-        <w:rPr>
-          <w:sz w:val="20"/>
-          <w:szCs w:val="20"/>
-        </w:rPr>
-        <w:t>CORREL</w:t>
-      </w:r>
-      <w:proofErr w:type="gramEnd"/>
-      <w:r>
-        <w:rPr>
-          <w:sz w:val="20"/>
-          <w:szCs w:val="20"/>
-        </w:rPr>
-        <w:t>: correlation between Discount_Percentage and Profit. Interpret the number in one sentence.</w:t>
-      </w:r>
-    </w:p>
-    <w:p>
-      <w:pPr>
-        <w:rPr>
-          <w:sz w:val="20"/>
-          <w:szCs w:val="20"/>
-        </w:rPr>
-      </w:pPr>
-      <w:r>
-        <w:rPr>
-          <w:sz w:val="20"/>
-          <w:szCs w:val="20"/>
-        </w:rPr>
-        <w:br w:type="page"/>
-      </w:r>
-    </w:p>
-    <w:p>
-      <w:pPr>
         <w:pStyle w:val="Heading1"/>
         <w:rPr>
           <w:sz w:val="20"/>
           <w:szCs w:val="20"/>
         </w:rPr>
       </w:pPr>
-      <w:r>
-        <w:rPr>
-          <w:sz w:val="20"/>
-          <w:szCs w:val="20"/>
-        </w:rPr>
-        <w:lastRenderedPageBreak/>
+    </w:p>
+    <w:p>
+      <w:pPr>
+        <w:pStyle w:val="Heading1"/>
+        <w:rPr>
+          <w:sz w:val="20"/>
+          <w:szCs w:val="20"/>
+        </w:rPr>
+      </w:pPr>
+      <w:r>
+        <w:rPr>
+          <w:sz w:val="20"/>
+          <w:szCs w:val="20"/>
+          <w:highlight w:val="yellow"/>
+        </w:rPr>
         <w:t>Day 2: Excel functions (E6-E10)</w:t>
       </w:r>
-    </w:p>
-    <w:tbl>
-      <w:tblPr>
-        <w:tblW w:w="9360" w:type="dxa"/>
-        <w:tblBorders>
-          <w:top w:val="single" w:sz="4" w:space="0" w:color="auto"/>
-          <w:left w:val="single" w:sz="4" w:space="0" w:color="auto"/>
-          <w:bottom w:val="single" w:sz="4" w:space="0" w:color="auto"/>
-          <w:right w:val="single" w:sz="4" w:space="0" w:color="auto"/>
-          <w:insideH w:val="single" w:sz="4" w:space="0" w:color="auto"/>
-          <w:insideV w:val="single" w:sz="4" w:space="0" w:color="auto"/>
-        </w:tblBorders>
-        <w:tblCellMar>
-          <w:left w:w="10" w:type="dxa"/>
-          <w:right w:w="10" w:type="dxa"/>
-        </w:tblCellMar>
-        <w:tblLook w:val="04A0" w:firstRow="1" w:lastRow="0" w:firstColumn="1" w:lastColumn="0" w:noHBand="0" w:noVBand="1"/>
-      </w:tblPr>
-      <w:tblGrid>
-        <w:gridCol w:w="2200"/>
-        <w:gridCol w:w="7160"/>
-      </w:tblGrid>
-      <w:tr>
-        <w:tc>
-          <w:tcPr>
-            <w:tcW w:w="2200" w:type="dxa"/>
-            <w:tcBorders>
-              <w:top w:val="single" w:sz="4" w:space="0" w:color="BBBBBB"/>
-              <w:left w:val="single" w:sz="4" w:space="0" w:color="BBBBBB"/>
-              <w:bottom w:val="single" w:sz="4" w:space="0" w:color="BBBBBB"/>
-              <w:right w:val="single" w:sz="4" w:space="0" w:color="BBBBBB"/>
-            </w:tcBorders>
-            <w:shd w:val="clear" w:color="auto" w:fill="FFF2CC"/>
-            <w:tcMar>
-              <w:top w:w="60" w:type="dxa"/>
-              <w:left w:w="100" w:type="dxa"/>
-              <w:bottom w:w="60" w:type="dxa"/>
-              <w:right w:w="100" w:type="dxa"/>
-            </w:tcMar>
-          </w:tcPr>
-          <w:p>
-            <w:pPr>
-              <w:rPr>
-                <w:sz w:val="20"/>
-                <w:szCs w:val="20"/>
-              </w:rPr>
-            </w:pPr>
-            <w:r>
-              <w:rPr>
-                <w:b/>
-                <w:bCs/>
-                <w:sz w:val="20"/>
-                <w:szCs w:val="20"/>
-              </w:rPr>
-              <w:t>USE TODAY</w:t>
-            </w:r>
-          </w:p>
-        </w:tc>
-        <w:tc>
-          <w:tcPr>
-            <w:tcW w:w="7160" w:type="dxa"/>
-            <w:tcBorders>
-              <w:top w:val="single" w:sz="4" w:space="0" w:color="BBBBBB"/>
-              <w:left w:val="single" w:sz="4" w:space="0" w:color="BBBBBB"/>
-              <w:bottom w:val="single" w:sz="4" w:space="0" w:color="BBBBBB"/>
-              <w:right w:val="single" w:sz="4" w:space="0" w:color="BBBBBB"/>
-            </w:tcBorders>
-            <w:shd w:val="clear" w:color="auto" w:fill="FFF2CC"/>
-            <w:tcMar>
-              <w:top w:w="60" w:type="dxa"/>
-              <w:left w:w="100" w:type="dxa"/>
-              <w:bottom w:w="60" w:type="dxa"/>
-              <w:right w:w="100" w:type="dxa"/>
-            </w:tcMar>
-          </w:tcPr>
-          <w:p>
-            <w:pPr>
-              <w:rPr>
-                <w:sz w:val="20"/>
-                <w:szCs w:val="20"/>
-              </w:rPr>
-            </w:pPr>
-            <w:r>
-              <w:rPr>
-                <w:b/>
-                <w:bCs/>
-                <w:sz w:val="20"/>
-                <w:szCs w:val="20"/>
-              </w:rPr>
-              <w:t>Sales_transactions_2022_2025.csv (all tasks)</w:t>
-            </w:r>
-          </w:p>
-        </w:tc>
-      </w:tr>
-      <w:tr>
-        <w:tc>
-          <w:tcPr>
-            <w:tcW w:w="2200" w:type="dxa"/>
-            <w:tcBorders>
-              <w:top w:val="single" w:sz="4" w:space="0" w:color="BBBBBB"/>
-              <w:left w:val="single" w:sz="4" w:space="0" w:color="BBBBBB"/>
-              <w:bottom w:val="single" w:sz="4" w:space="0" w:color="BBBBBB"/>
-              <w:right w:val="single" w:sz="4" w:space="0" w:color="BBBBBB"/>
-            </w:tcBorders>
-            <w:shd w:val="clear" w:color="auto" w:fill="E2EFDA"/>
-            <w:tcMar>
-              <w:top w:w="60" w:type="dxa"/>
-              <w:left w:w="100" w:type="dxa"/>
-              <w:bottom w:w="60" w:type="dxa"/>
-              <w:right w:w="100" w:type="dxa"/>
-            </w:tcMar>
-          </w:tcPr>
-          <w:p>
-            <w:pPr>
-              <w:rPr>
-                <w:sz w:val="20"/>
-                <w:szCs w:val="20"/>
-              </w:rPr>
-            </w:pPr>
-            <w:r>
-              <w:rPr>
-                <w:b/>
-                <w:bCs/>
-                <w:sz w:val="20"/>
-                <w:szCs w:val="20"/>
-              </w:rPr>
-              <w:t>REFERENCE ONLY</w:t>
-            </w:r>
-          </w:p>
-        </w:tc>
-        <w:tc>
-          <w:tcPr>
-            <w:tcW w:w="7160" w:type="dxa"/>
-            <w:tcBorders>
-              <w:top w:val="single" w:sz="4" w:space="0" w:color="BBBBBB"/>
-              <w:left w:val="single" w:sz="4" w:space="0" w:color="BBBBBB"/>
-              <w:bottom w:val="single" w:sz="4" w:space="0" w:color="BBBBBB"/>
-              <w:right w:val="single" w:sz="4" w:space="0" w:color="BBBBBB"/>
-            </w:tcBorders>
-            <w:shd w:val="clear" w:color="auto" w:fill="E2EFDA"/>
-            <w:tcMar>
-              <w:top w:w="60" w:type="dxa"/>
-              <w:left w:w="100" w:type="dxa"/>
-              <w:bottom w:w="60" w:type="dxa"/>
-              <w:right w:w="100" w:type="dxa"/>
-            </w:tcMar>
-          </w:tcPr>
-          <w:p>
-            <w:pPr>
-              <w:rPr>
-                <w:sz w:val="20"/>
-                <w:szCs w:val="20"/>
-              </w:rPr>
-            </w:pPr>
-            <w:proofErr w:type="gramStart"/>
-            <w:r>
-              <w:rPr>
-                <w:sz w:val="20"/>
-                <w:szCs w:val="20"/>
-              </w:rPr>
-              <w:t>Sales_data_dictionary.csv :</w:t>
-            </w:r>
-            <w:proofErr w:type="gramEnd"/>
-            <w:r>
-              <w:rPr>
-                <w:sz w:val="20"/>
-                <w:szCs w:val="20"/>
-              </w:rPr>
-              <w:t xml:space="preserve"> only if unsure about a column</w:t>
-            </w:r>
-          </w:p>
-        </w:tc>
-      </w:tr>
-    </w:tbl>
-    <w:p>
-      <w:pPr>
-        <w:spacing w:after="60"/>
-        <w:rPr>
-          <w:sz w:val="20"/>
-          <w:szCs w:val="20"/>
-        </w:rPr>
-      </w:pPr>
     </w:p>
     <w:p>
       <w:pPr>
@@ -2078,7 +1761,23 @@
           <w:sz w:val="20"/>
           <w:szCs w:val="20"/>
         </w:rPr>
-        <w:t xml:space="preserve"> MATCH to find the row position of Product_ID 'P010'.</w:t>
+        <w:t xml:space="preserve"> MATCH to find the row position of </w:t>
+      </w:r>
+      <w:proofErr w:type="spellStart"/>
+      <w:r>
+        <w:rPr>
+          <w:sz w:val="20"/>
+          <w:szCs w:val="20"/>
+        </w:rPr>
+        <w:t>Product_ID</w:t>
+      </w:r>
+      <w:proofErr w:type="spellEnd"/>
+      <w:r>
+        <w:rPr>
+          <w:sz w:val="20"/>
+          <w:szCs w:val="20"/>
+        </w:rPr>
+        <w:t xml:space="preserve"> 'P010'.</w:t>
       </w:r>
     </w:p>
     <w:p>
@@ -2112,7 +1811,39 @@
           <w:sz w:val="20"/>
           <w:szCs w:val="20"/>
         </w:rPr>
-        <w:t xml:space="preserve"> INDEX/MATCH to return Store_Name for a given Store_ID.</w:t>
+        <w:t xml:space="preserve"> INDEX/MATCH to return </w:t>
+      </w:r>
+      <w:proofErr w:type="spellStart"/>
+      <w:r>
+        <w:rPr>
+          <w:sz w:val="20"/>
+          <w:szCs w:val="20"/>
+        </w:rPr>
+        <w:t>Store_Name</w:t>
+      </w:r>
+      <w:proofErr w:type="spellEnd"/>
+      <w:r>
+        <w:rPr>
+          <w:sz w:val="20"/>
+          <w:szCs w:val="20"/>
+        </w:rPr>
+        <w:t xml:space="preserve"> for a given </w:t>
+      </w:r>
+      <w:proofErr w:type="spellStart"/>
+      <w:r>
+        <w:rPr>
+          <w:sz w:val="20"/>
+          <w:szCs w:val="20"/>
+        </w:rPr>
+        <w:t>Store_ID</w:t>
+      </w:r>
+      <w:proofErr w:type="spellEnd"/>
+      <w:r>
+        <w:rPr>
+          <w:sz w:val="20"/>
+          <w:szCs w:val="20"/>
+        </w:rPr>
+        <w:t>.</w:t>
       </w:r>
     </w:p>
     <w:p>
@@ -2146,7 +1877,23 @@
           <w:sz w:val="20"/>
           <w:szCs w:val="20"/>
         </w:rPr>
-        <w:t>-way INDEX/MATCH: return sales for a chosen Country and Order_Year from a summary grid.</w:t>
+        <w:t xml:space="preserve">-way INDEX/MATCH: return sales for a chosen Country and </w:t>
+      </w:r>
+      <w:proofErr w:type="spellStart"/>
+      <w:r>
+        <w:rPr>
+          <w:sz w:val="20"/>
+          <w:szCs w:val="20"/>
+        </w:rPr>
+        <w:t>Order_Year</w:t>
+      </w:r>
+      <w:proofErr w:type="spellEnd"/>
+      <w:r>
+        <w:rPr>
+          <w:sz w:val="20"/>
+          <w:szCs w:val="20"/>
+        </w:rPr>
+        <w:t xml:space="preserve"> from a summary grid.</w:t>
       </w:r>
     </w:p>
     <w:p>
@@ -2180,7 +1927,23 @@
           <w:sz w:val="20"/>
           <w:szCs w:val="20"/>
         </w:rPr>
-        <w:t xml:space="preserve"> Filter with a criteria range: Country = Canada AND Discount_Percentage &gt; 20.</w:t>
+        <w:t xml:space="preserve"> Filter with a criteria range: Country = Canada AND </w:t>
+      </w:r>
+      <w:proofErr w:type="spellStart"/>
+      <w:r>
+        <w:rPr>
+          <w:sz w:val="20"/>
+          <w:szCs w:val="20"/>
+        </w:rPr>
+        <w:t>Discount_Percentage</w:t>
+      </w:r>
+      <w:proofErr w:type="spellEnd"/>
+      <w:r>
+        <w:rPr>
+          <w:sz w:val="20"/>
+          <w:szCs w:val="20"/>
+        </w:rPr>
+        <w:t xml:space="preserve"> &gt; 20.</w:t>
       </w:r>
     </w:p>
     <w:p>
@@ -2214,7 +1977,23 @@
           <w:sz w:val="20"/>
           <w:szCs w:val="20"/>
         </w:rPr>
-        <w:t xml:space="preserve"> Filter: copy only unique Customer_IDs to a new location.</w:t>
+        <w:t xml:space="preserve"> Filter: copy only unique </w:t>
+      </w:r>
+      <w:proofErr w:type="spellStart"/>
+      <w:r>
+        <w:rPr>
+          <w:sz w:val="20"/>
+          <w:szCs w:val="20"/>
+        </w:rPr>
+        <w:t>Customer_IDs</w:t>
+      </w:r>
+      <w:proofErr w:type="spellEnd"/>
+      <w:r>
+        <w:rPr>
+          <w:sz w:val="20"/>
+          <w:szCs w:val="20"/>
+        </w:rPr>
+        <w:t xml:space="preserve"> to a new location.</w:t>
       </w:r>
     </w:p>
     <w:p>
@@ -2248,7 +2027,23 @@
           <w:sz w:val="20"/>
           <w:szCs w:val="20"/>
         </w:rPr>
-        <w:t xml:space="preserve"> a combo chart: columns for Sales_Amount, line for Profit margin % on a secondary axis.</w:t>
+        <w:t xml:space="preserve"> a combo chart: columns for </w:t>
+      </w:r>
+      <w:proofErr w:type="spellStart"/>
+      <w:r>
+        <w:rPr>
+          <w:sz w:val="20"/>
+          <w:szCs w:val="20"/>
+        </w:rPr>
+        <w:t>Sales_Amount</w:t>
+      </w:r>
+      <w:proofErr w:type="spellEnd"/>
+      <w:r>
+        <w:rPr>
+          <w:sz w:val="20"/>
+          <w:szCs w:val="20"/>
+        </w:rPr>
+        <w:t>, line for Profit margin % on a secondary axis.</w:t>
       </w:r>
     </w:p>
     <w:p>
@@ -2265,6 +2060,7 @@
           <w:sz w:val="20"/>
           <w:szCs w:val="20"/>
         </w:rPr>
+        <w:lastRenderedPageBreak/>
         <w:t>E9. Text Functions: LEFT, RIGHT, MID, CONCATENATE, UPPER, LOWER, PROPER, LEN</w:t>
       </w:r>
     </w:p>
@@ -2299,7 +2095,23 @@
           <w:sz w:val="20"/>
           <w:szCs w:val="20"/>
         </w:rPr>
-        <w:t>: extract the city code from Store_ID (e.g. NYC-01 gives NYC).</w:t>
+        <w:t xml:space="preserve">: extract the city code from </w:t>
+      </w:r>
+      <w:proofErr w:type="spellStart"/>
+      <w:r>
+        <w:rPr>
+          <w:sz w:val="20"/>
+          <w:szCs w:val="20"/>
+        </w:rPr>
+        <w:t>Store_ID</w:t>
+      </w:r>
+      <w:proofErr w:type="spellEnd"/>
+      <w:r>
+        <w:rPr>
+          <w:sz w:val="20"/>
+          <w:szCs w:val="20"/>
+        </w:rPr>
+        <w:t xml:space="preserve"> (e.g. NYC-01 gives NYC).</w:t>
       </w:r>
     </w:p>
     <w:p>
@@ -2333,7 +2145,23 @@
           <w:sz w:val="20"/>
           <w:szCs w:val="20"/>
         </w:rPr>
-        <w:t>: extract the store number from Store_ID.</w:t>
+        <w:t xml:space="preserve">: extract the store number from </w:t>
+      </w:r>
+      <w:proofErr w:type="spellStart"/>
+      <w:r>
+        <w:rPr>
+          <w:sz w:val="20"/>
+          <w:szCs w:val="20"/>
+        </w:rPr>
+        <w:t>Store_ID</w:t>
+      </w:r>
+      <w:proofErr w:type="spellEnd"/>
+      <w:r>
+        <w:rPr>
+          <w:sz w:val="20"/>
+          <w:szCs w:val="20"/>
+        </w:rPr>
+        <w:t>.</w:t>
       </w:r>
     </w:p>
     <w:p>
@@ -2367,7 +2195,23 @@
           <w:sz w:val="20"/>
           <w:szCs w:val="20"/>
         </w:rPr>
-        <w:t>: extract the numeric part of Transaction_ID (T20001234).</w:t>
+        <w:t xml:space="preserve">: extract the numeric part of </w:t>
+      </w:r>
+      <w:proofErr w:type="spellStart"/>
+      <w:r>
+        <w:rPr>
+          <w:sz w:val="20"/>
+          <w:szCs w:val="20"/>
+        </w:rPr>
+        <w:t>Transaction_ID</w:t>
+      </w:r>
+      <w:proofErr w:type="spellEnd"/>
+      <w:r>
+        <w:rPr>
+          <w:sz w:val="20"/>
+          <w:szCs w:val="20"/>
+        </w:rPr>
+        <w:t xml:space="preserve"> (T20001234).</w:t>
       </w:r>
     </w:p>
     <w:p>
@@ -2401,7 +2245,23 @@
           <w:sz w:val="20"/>
           <w:szCs w:val="20"/>
         </w:rPr>
-        <w:t xml:space="preserve"> the casing of Customer_Gender and Region using UPPER, LOWER and PROPER.</w:t>
+        <w:t xml:space="preserve"> the casing of </w:t>
+      </w:r>
+      <w:proofErr w:type="spellStart"/>
+      <w:r>
+        <w:rPr>
+          <w:sz w:val="20"/>
+          <w:szCs w:val="20"/>
+        </w:rPr>
+        <w:t>Customer_Gender</w:t>
+      </w:r>
+      <w:proofErr w:type="spellEnd"/>
+      <w:r>
+        <w:rPr>
+          <w:sz w:val="20"/>
+          <w:szCs w:val="20"/>
+        </w:rPr>
+        <w:t xml:space="preserve"> and Region using UPPER, LOWER and PROPER.</w:t>
       </w:r>
     </w:p>
     <w:p>
@@ -2435,7 +2295,23 @@
           <w:sz w:val="20"/>
           <w:szCs w:val="20"/>
         </w:rPr>
-        <w:t>: find Customer_IDs whose length is not 6.</w:t>
+        <w:t xml:space="preserve">: find </w:t>
+      </w:r>
+      <w:proofErr w:type="spellStart"/>
+      <w:r>
+        <w:rPr>
+          <w:sz w:val="20"/>
+          <w:szCs w:val="20"/>
+        </w:rPr>
+        <w:t>Customer_IDs</w:t>
+      </w:r>
+      <w:proofErr w:type="spellEnd"/>
+      <w:r>
+        <w:rPr>
+          <w:sz w:val="20"/>
+          <w:szCs w:val="20"/>
+        </w:rPr>
+        <w:t xml:space="preserve"> whose length is not 6.</w:t>
       </w:r>
     </w:p>
     <w:p>
@@ -2554,7 +2430,23 @@
           <w:sz w:val="20"/>
           <w:szCs w:val="20"/>
         </w:rPr>
-        <w:t xml:space="preserve"> Year, Month name and Weekday from Order_Date.</w:t>
+        <w:t xml:space="preserve"> Year, Month name and Weekday from </w:t>
+      </w:r>
+      <w:proofErr w:type="spellStart"/>
+      <w:r>
+        <w:rPr>
+          <w:sz w:val="20"/>
+          <w:szCs w:val="20"/>
+        </w:rPr>
+        <w:t>Order_Date</w:t>
+      </w:r>
+      <w:proofErr w:type="spellEnd"/>
+      <w:r>
+        <w:rPr>
+          <w:sz w:val="20"/>
+          <w:szCs w:val="20"/>
+        </w:rPr>
+        <w:t>.</w:t>
       </w:r>
     </w:p>
     <w:p>
@@ -2638,7 +2530,23 @@
           <w:sz w:val="20"/>
           <w:szCs w:val="20"/>
         </w:rPr>
-        <w:t xml:space="preserve"> TIMEVALUE on Order_Time to label orders Morning, Afternoon or Evening.</w:t>
+        <w:t xml:space="preserve"> TIMEVALUE on </w:t>
+      </w:r>
+      <w:proofErr w:type="spellStart"/>
+      <w:r>
+        <w:rPr>
+          <w:sz w:val="20"/>
+          <w:szCs w:val="20"/>
+        </w:rPr>
+        <w:t>Order_Time</w:t>
+      </w:r>
+      <w:proofErr w:type="spellEnd"/>
+      <w:r>
+        <w:rPr>
+          <w:sz w:val="20"/>
+          <w:szCs w:val="20"/>
+        </w:rPr>
+        <w:t xml:space="preserve"> to label orders Morning, Afternoon or Evening.</w:t>
       </w:r>
     </w:p>
     <w:p>
@@ -2672,7 +2580,55 @@
           <w:sz w:val="20"/>
           <w:szCs w:val="20"/>
         </w:rPr>
-        <w:t>: working days between Order_Date and Order_Date + Delivery_Days.</w:t>
+        <w:t xml:space="preserve">: working days between </w:t>
+      </w:r>
+      <w:proofErr w:type="spellStart"/>
+      <w:r>
+        <w:rPr>
+          <w:sz w:val="20"/>
+          <w:szCs w:val="20"/>
+        </w:rPr>
+        <w:t>Order_Date</w:t>
+      </w:r>
+      <w:proofErr w:type="spellEnd"/>
+      <w:r>
+        <w:rPr>
+          <w:sz w:val="20"/>
+          <w:szCs w:val="20"/>
+        </w:rPr>
+        <w:t xml:space="preserve"> and </w:t>
+      </w:r>
+      <w:proofErr w:type="spellStart"/>
+      <w:r>
+        <w:rPr>
+          <w:sz w:val="20"/>
+          <w:szCs w:val="20"/>
+        </w:rPr>
+        <w:t>Order_Date</w:t>
+      </w:r>
+      <w:proofErr w:type="spellEnd"/>
+      <w:r>
+        <w:rPr>
+          <w:sz w:val="20"/>
+          <w:szCs w:val="20"/>
+        </w:rPr>
+        <w:t xml:space="preserve"> + </w:t>
+      </w:r>
+      <w:proofErr w:type="spellStart"/>
+      <w:r>
+        <w:rPr>
+          <w:sz w:val="20"/>
+          <w:szCs w:val="20"/>
+        </w:rPr>
+        <w:t>Delivery_Days</w:t>
+      </w:r>
+      <w:proofErr w:type="spellEnd"/>
+      <w:r>
+        <w:rPr>
+          <w:sz w:val="20"/>
+          <w:szCs w:val="20"/>
+        </w:rPr>
+        <w:t>.</w:t>
       </w:r>
     </w:p>
     <w:p>
@@ -2720,35 +2676,42 @@
     </w:p>
     <w:p>
       <w:pPr>
-        <w:rPr>
-          <w:sz w:val="20"/>
-          <w:szCs w:val="20"/>
-        </w:rPr>
-      </w:pPr>
-      <w:r>
-        <w:rPr>
-          <w:sz w:val="20"/>
-          <w:szCs w:val="20"/>
-        </w:rPr>
-        <w:br w:type="page"/>
-      </w:r>
-    </w:p>
-    <w:p>
-      <w:pPr>
-        <w:pStyle w:val="Heading1"/>
-        <w:rPr>
-          <w:sz w:val="20"/>
-          <w:szCs w:val="20"/>
-        </w:rPr>
-      </w:pPr>
-      <w:r>
-        <w:rPr>
-          <w:sz w:val="20"/>
-          <w:szCs w:val="20"/>
-        </w:rPr>
-        <w:lastRenderedPageBreak/>
-        <w:t>Day 3: Excel advanced (E11-E13) + Excel mock</w:t>
-      </w:r>
+        <w:spacing w:after="80"/>
+        <w:rPr>
+          <w:sz w:val="20"/>
+          <w:szCs w:val="20"/>
+        </w:rPr>
+      </w:pPr>
+    </w:p>
+    <w:p>
+      <w:pPr>
+        <w:rPr>
+          <w:sz w:val="20"/>
+          <w:szCs w:val="20"/>
+        </w:rPr>
+      </w:pPr>
+      <w:r>
+        <w:rPr>
+          <w:sz w:val="20"/>
+          <w:szCs w:val="20"/>
+        </w:rPr>
+        <w:t>D</w:t>
+      </w:r>
+      <w:r>
+        <w:rPr>
+          <w:sz w:val="20"/>
+          <w:szCs w:val="20"/>
+        </w:rPr>
+        <w:t>ay 3: Excel advanced (E11-E13) + Excel mock</w:t>
+      </w:r>
+    </w:p>
+    <w:p>
+      <w:pPr>
+        <w:rPr>
+          <w:sz w:val="20"/>
+          <w:szCs w:val="20"/>
+        </w:rPr>
+      </w:pPr>
     </w:p>
     <w:tbl>
       <w:tblPr>
@@ -3021,7 +2984,23 @@
           <w:sz w:val="20"/>
           <w:szCs w:val="20"/>
         </w:rPr>
-        <w:t xml:space="preserve"> four yearly sheets (2022-2025) by Product_Category using Data &gt; Consolidate (Sum).</w:t>
+        <w:t xml:space="preserve"> four yearly sheets (2022-2025) by </w:t>
+      </w:r>
+      <w:proofErr w:type="spellStart"/>
+      <w:r>
+        <w:rPr>
+          <w:sz w:val="20"/>
+          <w:szCs w:val="20"/>
+        </w:rPr>
+        <w:t>Product_Category</w:t>
+      </w:r>
+      <w:proofErr w:type="spellEnd"/>
+      <w:r>
+        <w:rPr>
+          <w:sz w:val="20"/>
+          <w:szCs w:val="20"/>
+        </w:rPr>
+        <w:t xml:space="preserve"> using Data &gt; Consolidate (Sum).</w:t>
       </w:r>
     </w:p>
     <w:p>
@@ -3140,7 +3119,55 @@
           <w:sz w:val="20"/>
           <w:szCs w:val="20"/>
         </w:rPr>
-        <w:t>: Sales_Amount by Product_Category (rows) and Order_Year (columns).</w:t>
+        <w:t xml:space="preserve">: </w:t>
+      </w:r>
+      <w:proofErr w:type="spellStart"/>
+      <w:r>
+        <w:rPr>
+          <w:sz w:val="20"/>
+          <w:szCs w:val="20"/>
+        </w:rPr>
+        <w:t>Sales_Amount</w:t>
+      </w:r>
+      <w:proofErr w:type="spellEnd"/>
+      <w:r>
+        <w:rPr>
+          <w:sz w:val="20"/>
+          <w:szCs w:val="20"/>
+        </w:rPr>
+        <w:t xml:space="preserve"> by </w:t>
+      </w:r>
+      <w:proofErr w:type="spellStart"/>
+      <w:r>
+        <w:rPr>
+          <w:sz w:val="20"/>
+          <w:szCs w:val="20"/>
+        </w:rPr>
+        <w:t>Product_Category</w:t>
+      </w:r>
+      <w:proofErr w:type="spellEnd"/>
+      <w:r>
+        <w:rPr>
+          <w:sz w:val="20"/>
+          <w:szCs w:val="20"/>
+        </w:rPr>
+        <w:t xml:space="preserve"> (rows) and </w:t>
+      </w:r>
+      <w:proofErr w:type="spellStart"/>
+      <w:r>
+        <w:rPr>
+          <w:sz w:val="20"/>
+          <w:szCs w:val="20"/>
+        </w:rPr>
+        <w:t>Order_Year</w:t>
+      </w:r>
+      <w:proofErr w:type="spellEnd"/>
+      <w:r>
+        <w:rPr>
+          <w:sz w:val="20"/>
+          <w:szCs w:val="20"/>
+        </w:rPr>
+        <w:t xml:space="preserve"> (columns).</w:t>
       </w:r>
     </w:p>
     <w:p>
@@ -3208,7 +3235,23 @@
           <w:sz w:val="20"/>
           <w:szCs w:val="20"/>
         </w:rPr>
-        <w:t xml:space="preserve"> Order_Date by Months and Quarters.</w:t>
+        <w:t xml:space="preserve"> </w:t>
+      </w:r>
+      <w:proofErr w:type="spellStart"/>
+      <w:r>
+        <w:rPr>
+          <w:sz w:val="20"/>
+          <w:szCs w:val="20"/>
+        </w:rPr>
+        <w:t>Order_Date</w:t>
+      </w:r>
+      <w:proofErr w:type="spellEnd"/>
+      <w:r>
+        <w:rPr>
+          <w:sz w:val="20"/>
+          <w:szCs w:val="20"/>
+        </w:rPr>
+        <w:t xml:space="preserve"> by Months and Quarters.</w:t>
       </w:r>
     </w:p>
     <w:p>
@@ -3242,7 +3285,39 @@
           <w:sz w:val="20"/>
           <w:szCs w:val="20"/>
         </w:rPr>
-        <w:t xml:space="preserve"> Customer_Age into bands of 10 years and Sales_Amount into bins.</w:t>
+        <w:t xml:space="preserve"> </w:t>
+      </w:r>
+      <w:proofErr w:type="spellStart"/>
+      <w:r>
+        <w:rPr>
+          <w:sz w:val="20"/>
+          <w:szCs w:val="20"/>
+        </w:rPr>
+        <w:t>Customer_Age</w:t>
+      </w:r>
+      <w:proofErr w:type="spellEnd"/>
+      <w:r>
+        <w:rPr>
+          <w:sz w:val="20"/>
+          <w:szCs w:val="20"/>
+        </w:rPr>
+        <w:t xml:space="preserve"> into bands of 10 years and </w:t>
+      </w:r>
+      <w:proofErr w:type="spellStart"/>
+      <w:r>
+        <w:rPr>
+          <w:sz w:val="20"/>
+          <w:szCs w:val="20"/>
+        </w:rPr>
+        <w:t>Sales_Amount</w:t>
+      </w:r>
+      <w:proofErr w:type="spellEnd"/>
+      <w:r>
+        <w:rPr>
+          <w:sz w:val="20"/>
+          <w:szCs w:val="20"/>
+        </w:rPr>
+        <w:t xml:space="preserve"> into bins.</w:t>
       </w:r>
     </w:p>
     <w:p>
@@ -3276,7 +3351,23 @@
           <w:sz w:val="20"/>
           <w:szCs w:val="20"/>
         </w:rPr>
-        <w:t xml:space="preserve"> slicers for Country and Sales_Channel connected to two pivots, plus a Timeline slicer.</w:t>
+        <w:t xml:space="preserve"> slicers for Country and </w:t>
+      </w:r>
+      <w:proofErr w:type="spellStart"/>
+      <w:r>
+        <w:rPr>
+          <w:sz w:val="20"/>
+          <w:szCs w:val="20"/>
+        </w:rPr>
+        <w:t>Sales_Channel</w:t>
+      </w:r>
+      <w:proofErr w:type="spellEnd"/>
+      <w:r>
+        <w:rPr>
+          <w:sz w:val="20"/>
+          <w:szCs w:val="20"/>
+        </w:rPr>
+        <w:t xml:space="preserve"> connected to two pivots, plus a Timeline slicer.</w:t>
       </w:r>
     </w:p>
     <w:p>
@@ -3310,7 +3401,23 @@
           <w:sz w:val="20"/>
           <w:szCs w:val="20"/>
         </w:rPr>
-        <w:t xml:space="preserve"> values as % of column total and filter to the Top 10 Product_Names.</w:t>
+        <w:t xml:space="preserve"> values as % of column total and filter to the Top 10 </w:t>
+      </w:r>
+      <w:proofErr w:type="spellStart"/>
+      <w:r>
+        <w:rPr>
+          <w:sz w:val="20"/>
+          <w:szCs w:val="20"/>
+        </w:rPr>
+        <w:t>Product_Names</w:t>
+      </w:r>
+      <w:proofErr w:type="spellEnd"/>
+      <w:r>
+        <w:rPr>
+          <w:sz w:val="20"/>
+          <w:szCs w:val="20"/>
+        </w:rPr>
+        <w:t>.</w:t>
       </w:r>
     </w:p>
     <w:p>
@@ -3395,7 +3502,23 @@
           <w:sz w:val="20"/>
           <w:szCs w:val="20"/>
         </w:rPr>
-        <w:t xml:space="preserve"> a dropdown list for Sales_Channel using Data Validation.</w:t>
+        <w:t xml:space="preserve"> a dropdown list for </w:t>
+      </w:r>
+      <w:proofErr w:type="spellStart"/>
+      <w:r>
+        <w:rPr>
+          <w:sz w:val="20"/>
+          <w:szCs w:val="20"/>
+        </w:rPr>
+        <w:t>Sales_Channel</w:t>
+      </w:r>
+      <w:proofErr w:type="spellEnd"/>
+      <w:r>
+        <w:rPr>
+          <w:sz w:val="20"/>
+          <w:szCs w:val="20"/>
+        </w:rPr>
+        <w:t xml:space="preserve"> using Data Validation.</w:t>
       </w:r>
     </w:p>
     <w:p>
@@ -3429,7 +3552,23 @@
           <w:sz w:val="20"/>
           <w:szCs w:val="20"/>
         </w:rPr>
-        <w:t xml:space="preserve"> Discount_Percentage to values between 0 and 50, with a custom error message.</w:t>
+        <w:t xml:space="preserve"> </w:t>
+      </w:r>
+      <w:proofErr w:type="spellStart"/>
+      <w:r>
+        <w:rPr>
+          <w:sz w:val="20"/>
+          <w:szCs w:val="20"/>
+        </w:rPr>
+        <w:t>Discount_Percentage</w:t>
+      </w:r>
+      <w:proofErr w:type="spellEnd"/>
+      <w:r>
+        <w:rPr>
+          <w:sz w:val="20"/>
+          <w:szCs w:val="20"/>
+        </w:rPr>
+        <w:t xml:space="preserve"> to values between 0 and 50, with a custom error message.</w:t>
       </w:r>
     </w:p>
     <w:p>
@@ -3516,6 +3655,7 @@
           <w:sz w:val="20"/>
           <w:szCs w:val="20"/>
         </w:rPr>
+        <w:lastRenderedPageBreak/>
         <w:t xml:space="preserve">E13.5  </w:t>
       </w:r>
       <w:r>
@@ -3531,7 +3671,23 @@
           <w:sz w:val="20"/>
           <w:szCs w:val="20"/>
         </w:rPr>
-        <w:t xml:space="preserve"> Seek: what Unit_Price gives a target profit of 500 on a transaction?</w:t>
+        <w:t xml:space="preserve"> Seek: what </w:t>
+      </w:r>
+      <w:proofErr w:type="spellStart"/>
+      <w:r>
+        <w:rPr>
+          <w:sz w:val="20"/>
+          <w:szCs w:val="20"/>
+        </w:rPr>
+        <w:t>Unit_Price</w:t>
+      </w:r>
+      <w:proofErr w:type="spellEnd"/>
+      <w:r>
+        <w:rPr>
+          <w:sz w:val="20"/>
+          <w:szCs w:val="20"/>
+        </w:rPr>
+        <w:t xml:space="preserve"> gives a target profit of 500 on a transaction?</w:t>
       </w:r>
     </w:p>
     <w:p>
@@ -3679,7 +3835,55 @@
           <w:sz w:val="20"/>
           <w:szCs w:val="20"/>
         </w:rPr>
-        <w:t xml:space="preserve"> the header row and the Transaction_ID column. Format Order_Date as DD-MMM-YYYY and Sales_Amount as currency with 2 decimals.</w:t>
+        <w:t xml:space="preserve"> the header row and the </w:t>
+      </w:r>
+      <w:proofErr w:type="spellStart"/>
+      <w:r>
+        <w:rPr>
+          <w:sz w:val="20"/>
+          <w:szCs w:val="20"/>
+        </w:rPr>
+        <w:t>Transaction_ID</w:t>
+      </w:r>
+      <w:proofErr w:type="spellEnd"/>
+      <w:r>
+        <w:rPr>
+          <w:sz w:val="20"/>
+          <w:szCs w:val="20"/>
+        </w:rPr>
+        <w:t xml:space="preserve"> column. Format </w:t>
+      </w:r>
+      <w:proofErr w:type="spellStart"/>
+      <w:r>
+        <w:rPr>
+          <w:sz w:val="20"/>
+          <w:szCs w:val="20"/>
+        </w:rPr>
+        <w:t>Order_Date</w:t>
+      </w:r>
+      <w:proofErr w:type="spellEnd"/>
+      <w:r>
+        <w:rPr>
+          <w:sz w:val="20"/>
+          <w:szCs w:val="20"/>
+        </w:rPr>
+        <w:t xml:space="preserve"> as DD-MMM-YYYY and </w:t>
+      </w:r>
+      <w:proofErr w:type="spellStart"/>
+      <w:r>
+        <w:rPr>
+          <w:sz w:val="20"/>
+          <w:szCs w:val="20"/>
+        </w:rPr>
+        <w:t>Sales_Amount</w:t>
+      </w:r>
+      <w:proofErr w:type="spellEnd"/>
+      <w:r>
+        <w:rPr>
+          <w:sz w:val="20"/>
+          <w:szCs w:val="20"/>
+        </w:rPr>
+        <w:t xml:space="preserve"> as currency with 2 decimals.</w:t>
       </w:r>
     </w:p>
     <w:p>
@@ -3758,7 +3962,23 @@
           <w:sz w:val="20"/>
           <w:szCs w:val="20"/>
         </w:rPr>
-        <w:t xml:space="preserve"> Special to select every blank cell in Customer_Rating and fill them all with 'NA' in one step.</w:t>
+        <w:t xml:space="preserve"> Special to select every blank cell in </w:t>
+      </w:r>
+      <w:proofErr w:type="spellStart"/>
+      <w:r>
+        <w:rPr>
+          <w:sz w:val="20"/>
+          <w:szCs w:val="20"/>
+        </w:rPr>
+        <w:t>Customer_Rating</w:t>
+      </w:r>
+      <w:proofErr w:type="spellEnd"/>
+      <w:r>
+        <w:rPr>
+          <w:sz w:val="20"/>
+          <w:szCs w:val="20"/>
+        </w:rPr>
+        <w:t xml:space="preserve"> and fill them all with 'NA' in one step.</w:t>
       </w:r>
     </w:p>
     <w:p>
@@ -3884,7 +4104,23 @@
           <w:sz w:val="20"/>
           <w:szCs w:val="20"/>
         </w:rPr>
-        <w:t xml:space="preserve"> Customer_Age outside 16-90 and report how many rows are affected.</w:t>
+        <w:t xml:space="preserve"> </w:t>
+      </w:r>
+      <w:proofErr w:type="spellStart"/>
+      <w:r>
+        <w:rPr>
+          <w:sz w:val="20"/>
+          <w:szCs w:val="20"/>
+        </w:rPr>
+        <w:t>Customer_Age</w:t>
+      </w:r>
+      <w:proofErr w:type="spellEnd"/>
+      <w:r>
+        <w:rPr>
+          <w:sz w:val="20"/>
+          <w:szCs w:val="20"/>
+        </w:rPr>
+        <w:t xml:space="preserve"> outside 16-90 and report how many rows are affected.</w:t>
       </w:r>
     </w:p>
     <w:p>
@@ -4010,7 +4246,39 @@
           <w:sz w:val="20"/>
           <w:szCs w:val="20"/>
         </w:rPr>
-        <w:t xml:space="preserve"> 'Returned' when Return_Flag = Yes, otherwise show the Order_Status.</w:t>
+        <w:t xml:space="preserve"> 'Returned' when </w:t>
+      </w:r>
+      <w:proofErr w:type="spellStart"/>
+      <w:r>
+        <w:rPr>
+          <w:sz w:val="20"/>
+          <w:szCs w:val="20"/>
+        </w:rPr>
+        <w:t>Return_Flag</w:t>
+      </w:r>
+      <w:proofErr w:type="spellEnd"/>
+      <w:r>
+        <w:rPr>
+          <w:sz w:val="20"/>
+          <w:szCs w:val="20"/>
+        </w:rPr>
+        <w:t xml:space="preserve"> = Yes, otherwise show the </w:t>
+      </w:r>
+      <w:proofErr w:type="spellStart"/>
+      <w:r>
+        <w:rPr>
+          <w:sz w:val="20"/>
+          <w:szCs w:val="20"/>
+        </w:rPr>
+        <w:t>Order_Status</w:t>
+      </w:r>
+      <w:proofErr w:type="spellEnd"/>
+      <w:r>
+        <w:rPr>
+          <w:sz w:val="20"/>
+          <w:szCs w:val="20"/>
+        </w:rPr>
+        <w:t>.</w:t>
       </w:r>
     </w:p>
     <w:p>
@@ -4073,7 +4341,23 @@
           <w:sz w:val="20"/>
           <w:szCs w:val="20"/>
         </w:rPr>
-        <w:t xml:space="preserve"> duplicate Transaction_IDs with a COUNTIF helper column instead of deleting.</w:t>
+        <w:t xml:space="preserve"> duplicate </w:t>
+      </w:r>
+      <w:proofErr w:type="spellStart"/>
+      <w:r>
+        <w:rPr>
+          <w:sz w:val="20"/>
+          <w:szCs w:val="20"/>
+        </w:rPr>
+        <w:t>Transaction_IDs</w:t>
+      </w:r>
+      <w:proofErr w:type="spellEnd"/>
+      <w:r>
+        <w:rPr>
+          <w:sz w:val="20"/>
+          <w:szCs w:val="20"/>
+        </w:rPr>
+        <w:t xml:space="preserve"> with a COUNTIF helper column instead of deleting.</w:t>
       </w:r>
     </w:p>
     <w:p>
@@ -4136,7 +4420,39 @@
           <w:sz w:val="20"/>
           <w:szCs w:val="20"/>
         </w:rPr>
-        <w:t xml:space="preserve"> blank Customer_Rating with the average rating of that row's Product_Category (AVERAGEIF).</w:t>
+        <w:t xml:space="preserve"> blank </w:t>
+      </w:r>
+      <w:proofErr w:type="spellStart"/>
+      <w:r>
+        <w:rPr>
+          <w:sz w:val="20"/>
+          <w:szCs w:val="20"/>
+        </w:rPr>
+        <w:t>Customer_Rating</w:t>
+      </w:r>
+      <w:proofErr w:type="spellEnd"/>
+      <w:r>
+        <w:rPr>
+          <w:sz w:val="20"/>
+          <w:szCs w:val="20"/>
+        </w:rPr>
+        <w:t xml:space="preserve"> with the average rating of that row's </w:t>
+      </w:r>
+      <w:proofErr w:type="spellStart"/>
+      <w:r>
+        <w:rPr>
+          <w:sz w:val="20"/>
+          <w:szCs w:val="20"/>
+        </w:rPr>
+        <w:t>Product_Category</w:t>
+      </w:r>
+      <w:proofErr w:type="spellEnd"/>
+      <w:r>
+        <w:rPr>
+          <w:sz w:val="20"/>
+          <w:szCs w:val="20"/>
+        </w:rPr>
+        <w:t xml:space="preserve"> (AVERAGEIF).</w:t>
       </w:r>
     </w:p>
     <w:p>
@@ -4199,7 +4515,23 @@
           <w:sz w:val="20"/>
           <w:szCs w:val="20"/>
         </w:rPr>
-        <w:t>: total Profit by Product_Category for 2024.</w:t>
+        <w:t xml:space="preserve">: total Profit by </w:t>
+      </w:r>
+      <w:proofErr w:type="spellStart"/>
+      <w:r>
+        <w:rPr>
+          <w:sz w:val="20"/>
+          <w:szCs w:val="20"/>
+        </w:rPr>
+        <w:t>Product_Category</w:t>
+      </w:r>
+      <w:proofErr w:type="spellEnd"/>
+      <w:r>
+        <w:rPr>
+          <w:sz w:val="20"/>
+          <w:szCs w:val="20"/>
+        </w:rPr>
+        <w:t xml:space="preserve"> for 2024.</w:t>
       </w:r>
     </w:p>
     <w:p>
@@ -4262,25 +4594,56 @@
           <w:sz w:val="20"/>
           <w:szCs w:val="20"/>
         </w:rPr>
-        <w:t>: compute Profit / Sales_Amount and show 0 when Sales_Amount is blank or zero.</w:t>
-      </w:r>
-    </w:p>
-    <w:p>
-      <w:pPr>
-        <w:spacing w:after="80"/>
-        <w:rPr>
-          <w:sz w:val="20"/>
-          <w:szCs w:val="20"/>
-        </w:rPr>
-      </w:pPr>
-      <w:r>
-        <w:rPr>
-          <w:b/>
-          <w:bCs/>
-          <w:sz w:val="20"/>
-          <w:szCs w:val="20"/>
-        </w:rPr>
-        <w:lastRenderedPageBreak/>
+        <w:t xml:space="preserve">: compute Profit / </w:t>
+      </w:r>
+      <w:proofErr w:type="spellStart"/>
+      <w:r>
+        <w:rPr>
+          <w:sz w:val="20"/>
+          <w:szCs w:val="20"/>
+        </w:rPr>
+        <w:t>Sales_Amount</w:t>
+      </w:r>
+      <w:proofErr w:type="spellEnd"/>
+      <w:r>
+        <w:rPr>
+          <w:sz w:val="20"/>
+          <w:szCs w:val="20"/>
+        </w:rPr>
+        <w:t xml:space="preserve"> and show 0 when </w:t>
+      </w:r>
+      <w:proofErr w:type="spellStart"/>
+      <w:r>
+        <w:rPr>
+          <w:sz w:val="20"/>
+          <w:szCs w:val="20"/>
+        </w:rPr>
+        <w:t>Sales_Amount</w:t>
+      </w:r>
+      <w:proofErr w:type="spellEnd"/>
+      <w:r>
+        <w:rPr>
+          <w:sz w:val="20"/>
+          <w:szCs w:val="20"/>
+        </w:rPr>
+        <w:t xml:space="preserve"> is blank or zero.</w:t>
+      </w:r>
+    </w:p>
+    <w:p>
+      <w:pPr>
+        <w:spacing w:after="80"/>
+        <w:rPr>
+          <w:sz w:val="20"/>
+          <w:szCs w:val="20"/>
+        </w:rPr>
+      </w:pPr>
+      <w:r>
+        <w:rPr>
+          <w:b/>
+          <w:bCs/>
+          <w:sz w:val="20"/>
+          <w:szCs w:val="20"/>
+        </w:rPr>
         <w:t xml:space="preserve">Mock </w:t>
       </w:r>
       <w:proofErr w:type="gramStart"/>
@@ -4326,7 +4689,23 @@
           <w:sz w:val="20"/>
           <w:szCs w:val="20"/>
         </w:rPr>
-        <w:t xml:space="preserve"> chart of Sales_Channel share. When is a pie/donut a bad choice?</w:t>
+        <w:t xml:space="preserve"> chart of </w:t>
+      </w:r>
+      <w:proofErr w:type="spellStart"/>
+      <w:r>
+        <w:rPr>
+          <w:sz w:val="20"/>
+          <w:szCs w:val="20"/>
+        </w:rPr>
+        <w:t>Sales_Channel</w:t>
+      </w:r>
+      <w:proofErr w:type="spellEnd"/>
+      <w:r>
+        <w:rPr>
+          <w:sz w:val="20"/>
+          <w:szCs w:val="20"/>
+        </w:rPr>
+        <w:t xml:space="preserve"> share. When is a pie/donut a bad choice?</w:t>
       </w:r>
     </w:p>
     <w:p>
@@ -4389,7 +4768,23 @@
           <w:sz w:val="20"/>
           <w:szCs w:val="20"/>
         </w:rPr>
-        <w:t xml:space="preserve"> column of Profit by Country split by Order_Year; add sparklines for the monthly trend.</w:t>
+        <w:t xml:space="preserve"> column of Profit by Country split by </w:t>
+      </w:r>
+      <w:proofErr w:type="spellStart"/>
+      <w:r>
+        <w:rPr>
+          <w:sz w:val="20"/>
+          <w:szCs w:val="20"/>
+        </w:rPr>
+        <w:t>Order_Year</w:t>
+      </w:r>
+      <w:proofErr w:type="spellEnd"/>
+      <w:r>
+        <w:rPr>
+          <w:sz w:val="20"/>
+          <w:szCs w:val="20"/>
+        </w:rPr>
+        <w:t>; add sparklines for the monthly trend.</w:t>
       </w:r>
     </w:p>
     <w:p>
@@ -4452,7 +4847,23 @@
           <w:sz w:val="20"/>
           <w:szCs w:val="20"/>
         </w:rPr>
-        <w:t xml:space="preserve"> HLOOKUP on a horizontal table of Shipping_Method and delivery fee.</w:t>
+        <w:t xml:space="preserve"> HLOOKUP on a horizontal table of </w:t>
+      </w:r>
+      <w:proofErr w:type="spellStart"/>
+      <w:r>
+        <w:rPr>
+          <w:sz w:val="20"/>
+          <w:szCs w:val="20"/>
+        </w:rPr>
+        <w:t>Shipping_Method</w:t>
+      </w:r>
+      <w:proofErr w:type="spellEnd"/>
+      <w:r>
+        <w:rPr>
+          <w:sz w:val="20"/>
+          <w:szCs w:val="20"/>
+        </w:rPr>
+        <w:t xml:space="preserve"> and delivery fee.</w:t>
       </w:r>
     </w:p>
     <w:p>
@@ -4578,7 +4989,23 @@
           <w:sz w:val="20"/>
           <w:szCs w:val="20"/>
         </w:rPr>
-        <w:t>-way INDEX/MATCH: return sales for a chosen Country and Order_Year from a summary grid.</w:t>
+        <w:t xml:space="preserve">-way INDEX/MATCH: return sales for a chosen Country and </w:t>
+      </w:r>
+      <w:proofErr w:type="spellStart"/>
+      <w:r>
+        <w:rPr>
+          <w:sz w:val="20"/>
+          <w:szCs w:val="20"/>
+        </w:rPr>
+        <w:t>Order_Year</w:t>
+      </w:r>
+      <w:proofErr w:type="spellEnd"/>
+      <w:r>
+        <w:rPr>
+          <w:sz w:val="20"/>
+          <w:szCs w:val="20"/>
+        </w:rPr>
+        <w:t xml:space="preserve"> from a summary grid.</w:t>
       </w:r>
     </w:p>
     <w:p>
@@ -4641,7 +5068,23 @@
           <w:sz w:val="20"/>
           <w:szCs w:val="20"/>
         </w:rPr>
-        <w:t xml:space="preserve"> a combo chart: columns for Sales_Amount, line for Profit margin % on a secondary axis.</w:t>
+        <w:t xml:space="preserve"> a combo chart: columns for </w:t>
+      </w:r>
+      <w:proofErr w:type="spellStart"/>
+      <w:r>
+        <w:rPr>
+          <w:sz w:val="20"/>
+          <w:szCs w:val="20"/>
+        </w:rPr>
+        <w:t>Sales_Amount</w:t>
+      </w:r>
+      <w:proofErr w:type="spellEnd"/>
+      <w:r>
+        <w:rPr>
+          <w:sz w:val="20"/>
+          <w:szCs w:val="20"/>
+        </w:rPr>
+        <w:t>, line for Profit margin % on a secondary axis.</w:t>
       </w:r>
     </w:p>
     <w:p>
@@ -4704,7 +5147,23 @@
           <w:sz w:val="20"/>
           <w:szCs w:val="20"/>
         </w:rPr>
-        <w:t>: extract the numeric part of Transaction_ID (T20001234).</w:t>
+        <w:t xml:space="preserve">: extract the numeric part of </w:t>
+      </w:r>
+      <w:proofErr w:type="spellStart"/>
+      <w:r>
+        <w:rPr>
+          <w:sz w:val="20"/>
+          <w:szCs w:val="20"/>
+        </w:rPr>
+        <w:t>Transaction_ID</w:t>
+      </w:r>
+      <w:proofErr w:type="spellEnd"/>
+      <w:r>
+        <w:rPr>
+          <w:sz w:val="20"/>
+          <w:szCs w:val="20"/>
+        </w:rPr>
+        <w:t xml:space="preserve"> (T20001234).</w:t>
       </w:r>
     </w:p>
     <w:p>
@@ -5098,7 +5557,23 @@
           <w:sz w:val="20"/>
           <w:szCs w:val="20"/>
         </w:rPr>
-        <w:t xml:space="preserve"> Order_Date by Months and Quarters.</w:t>
+        <w:t xml:space="preserve"> </w:t>
+      </w:r>
+      <w:proofErr w:type="spellStart"/>
+      <w:r>
+        <w:rPr>
+          <w:sz w:val="20"/>
+          <w:szCs w:val="20"/>
+        </w:rPr>
+        <w:t>Order_Date</w:t>
+      </w:r>
+      <w:proofErr w:type="spellEnd"/>
+      <w:r>
+        <w:rPr>
+          <w:sz w:val="20"/>
+          <w:szCs w:val="20"/>
+        </w:rPr>
+        <w:t xml:space="preserve"> by Months and Quarters.</w:t>
       </w:r>
     </w:p>
     <w:p>
@@ -5161,7 +5636,23 @@
           <w:sz w:val="20"/>
           <w:szCs w:val="20"/>
         </w:rPr>
-        <w:t xml:space="preserve"> values as % of column total and filter to the Top 10 Product_Names.</w:t>
+        <w:t xml:space="preserve"> values as % of column total and filter to the Top 10 </w:t>
+      </w:r>
+      <w:proofErr w:type="spellStart"/>
+      <w:r>
+        <w:rPr>
+          <w:sz w:val="20"/>
+          <w:szCs w:val="20"/>
+        </w:rPr>
+        <w:t>Product_Names</w:t>
+      </w:r>
+      <w:proofErr w:type="spellEnd"/>
+      <w:r>
+        <w:rPr>
+          <w:sz w:val="20"/>
+          <w:szCs w:val="20"/>
+        </w:rPr>
+        <w:t>.</w:t>
       </w:r>
     </w:p>
     <w:p>
@@ -5773,7 +6264,23 @@
           <w:sz w:val="20"/>
           <w:szCs w:val="20"/>
         </w:rPr>
-        <w:t xml:space="preserve"> a database retail_db and a sales table with suitable data types.</w:t>
+        <w:t xml:space="preserve"> a database </w:t>
+      </w:r>
+      <w:proofErr w:type="spellStart"/>
+      <w:r>
+        <w:rPr>
+          <w:sz w:val="20"/>
+          <w:szCs w:val="20"/>
+        </w:rPr>
+        <w:t>retail_db</w:t>
+      </w:r>
+      <w:proofErr w:type="spellEnd"/>
+      <w:r>
+        <w:rPr>
+          <w:sz w:val="20"/>
+          <w:szCs w:val="20"/>
+        </w:rPr>
+        <w:t xml:space="preserve"> and a sales table with suitable data types.</w:t>
       </w:r>
     </w:p>
     <w:p>
@@ -5807,7 +6314,39 @@
           <w:sz w:val="20"/>
           <w:szCs w:val="20"/>
         </w:rPr>
-        <w:t xml:space="preserve"> a primary key on Transaction_ID and NOT NULL on Order_Date.</w:t>
+        <w:t xml:space="preserve"> a primary key on </w:t>
+      </w:r>
+      <w:proofErr w:type="spellStart"/>
+      <w:r>
+        <w:rPr>
+          <w:sz w:val="20"/>
+          <w:szCs w:val="20"/>
+        </w:rPr>
+        <w:t>Transaction_ID</w:t>
+      </w:r>
+      <w:proofErr w:type="spellEnd"/>
+      <w:r>
+        <w:rPr>
+          <w:sz w:val="20"/>
+          <w:szCs w:val="20"/>
+        </w:rPr>
+        <w:t xml:space="preserve"> and NOT NULL on </w:t>
+      </w:r>
+      <w:proofErr w:type="spellStart"/>
+      <w:r>
+        <w:rPr>
+          <w:sz w:val="20"/>
+          <w:szCs w:val="20"/>
+        </w:rPr>
+        <w:t>Order_Date</w:t>
+      </w:r>
+      <w:proofErr w:type="spellEnd"/>
+      <w:r>
+        <w:rPr>
+          <w:sz w:val="20"/>
+          <w:szCs w:val="20"/>
+        </w:rPr>
+        <w:t>.</w:t>
       </w:r>
     </w:p>
     <w:p>
@@ -5943,7 +6482,55 @@
           <w:sz w:val="20"/>
           <w:szCs w:val="20"/>
         </w:rPr>
-        <w:t xml:space="preserve"> dim_store from SELECT DISTINCT Store_ID, Store_Name, City, Country.</w:t>
+        <w:t xml:space="preserve"> </w:t>
+      </w:r>
+      <w:proofErr w:type="spellStart"/>
+      <w:r>
+        <w:rPr>
+          <w:sz w:val="20"/>
+          <w:szCs w:val="20"/>
+        </w:rPr>
+        <w:t>dim_store</w:t>
+      </w:r>
+      <w:proofErr w:type="spellEnd"/>
+      <w:r>
+        <w:rPr>
+          <w:sz w:val="20"/>
+          <w:szCs w:val="20"/>
+        </w:rPr>
+        <w:t xml:space="preserve"> from SELECT DISTINCT </w:t>
+      </w:r>
+      <w:proofErr w:type="spellStart"/>
+      <w:r>
+        <w:rPr>
+          <w:sz w:val="20"/>
+          <w:szCs w:val="20"/>
+        </w:rPr>
+        <w:t>Store_ID</w:t>
+      </w:r>
+      <w:proofErr w:type="spellEnd"/>
+      <w:r>
+        <w:rPr>
+          <w:sz w:val="20"/>
+          <w:szCs w:val="20"/>
+        </w:rPr>
+        <w:t xml:space="preserve">, </w:t>
+      </w:r>
+      <w:proofErr w:type="spellStart"/>
+      <w:r>
+        <w:rPr>
+          <w:sz w:val="20"/>
+          <w:szCs w:val="20"/>
+        </w:rPr>
+        <w:t>Store_Name</w:t>
+      </w:r>
+      <w:proofErr w:type="spellEnd"/>
+      <w:r>
+        <w:rPr>
+          <w:sz w:val="20"/>
+          <w:szCs w:val="20"/>
+        </w:rPr>
+        <w:t>, City, Country.</w:t>
       </w:r>
     </w:p>
     <w:p>
@@ -6003,7 +6590,55 @@
           <w:sz w:val="20"/>
           <w:szCs w:val="20"/>
         </w:rPr>
-        <w:t xml:space="preserve"> Transaction_ID, Customer_Name and Sales_Amount for the first 10 rows.</w:t>
+        <w:t xml:space="preserve"> </w:t>
+      </w:r>
+      <w:proofErr w:type="spellStart"/>
+      <w:r>
+        <w:rPr>
+          <w:sz w:val="20"/>
+          <w:szCs w:val="20"/>
+        </w:rPr>
+        <w:t>Transaction_ID</w:t>
+      </w:r>
+      <w:proofErr w:type="spellEnd"/>
+      <w:r>
+        <w:rPr>
+          <w:sz w:val="20"/>
+          <w:szCs w:val="20"/>
+        </w:rPr>
+        <w:t xml:space="preserve">, </w:t>
+      </w:r>
+      <w:proofErr w:type="spellStart"/>
+      <w:r>
+        <w:rPr>
+          <w:sz w:val="20"/>
+          <w:szCs w:val="20"/>
+        </w:rPr>
+        <w:t>Customer_Name</w:t>
+      </w:r>
+      <w:proofErr w:type="spellEnd"/>
+      <w:r>
+        <w:rPr>
+          <w:sz w:val="20"/>
+          <w:szCs w:val="20"/>
+        </w:rPr>
+        <w:t xml:space="preserve"> and </w:t>
+      </w:r>
+      <w:proofErr w:type="spellStart"/>
+      <w:r>
+        <w:rPr>
+          <w:sz w:val="20"/>
+          <w:szCs w:val="20"/>
+        </w:rPr>
+        <w:t>Sales_Amount</w:t>
+      </w:r>
+      <w:proofErr w:type="spellEnd"/>
+      <w:r>
+        <w:rPr>
+          <w:sz w:val="20"/>
+          <w:szCs w:val="20"/>
+        </w:rPr>
+        <w:t xml:space="preserve"> for the first 10 rows.</w:t>
       </w:r>
     </w:p>
     <w:p>
@@ -6037,7 +6672,23 @@
           <w:sz w:val="20"/>
           <w:szCs w:val="20"/>
         </w:rPr>
-        <w:t xml:space="preserve"> where Country = 'Canada' and Sales_Amount &gt; 500.</w:t>
+        <w:t xml:space="preserve"> where Country = 'Canada' and </w:t>
+      </w:r>
+      <w:proofErr w:type="spellStart"/>
+      <w:r>
+        <w:rPr>
+          <w:sz w:val="20"/>
+          <w:szCs w:val="20"/>
+        </w:rPr>
+        <w:t>Sales_Amount</w:t>
+      </w:r>
+      <w:proofErr w:type="spellEnd"/>
+      <w:r>
+        <w:rPr>
+          <w:sz w:val="20"/>
+          <w:szCs w:val="20"/>
+        </w:rPr>
+        <w:t xml:space="preserve"> &gt; 500.</w:t>
       </w:r>
     </w:p>
     <w:p>
@@ -6139,7 +6790,23 @@
           <w:sz w:val="20"/>
           <w:szCs w:val="20"/>
         </w:rPr>
-        <w:t xml:space="preserve"> LIKE to find Product_Names starting with 'Aero'.</w:t>
+        <w:t xml:space="preserve"> LIKE to find </w:t>
+      </w:r>
+      <w:proofErr w:type="spellStart"/>
+      <w:r>
+        <w:rPr>
+          <w:sz w:val="20"/>
+          <w:szCs w:val="20"/>
+        </w:rPr>
+        <w:t>Product_Names</w:t>
+      </w:r>
+      <w:proofErr w:type="spellEnd"/>
+      <w:r>
+        <w:rPr>
+          <w:sz w:val="20"/>
+          <w:szCs w:val="20"/>
+        </w:rPr>
+        <w:t xml:space="preserve"> starting with 'Aero'.</w:t>
       </w:r>
     </w:p>
     <w:p>
@@ -6173,7 +6840,23 @@
           <w:sz w:val="20"/>
           <w:szCs w:val="20"/>
         </w:rPr>
-        <w:t xml:space="preserve"> transactions where Promotion_Code IS NULL; list distinct countries with an alias.</w:t>
+        <w:t xml:space="preserve"> transactions where </w:t>
+      </w:r>
+      <w:proofErr w:type="spellStart"/>
+      <w:r>
+        <w:rPr>
+          <w:sz w:val="20"/>
+          <w:szCs w:val="20"/>
+        </w:rPr>
+        <w:t>Promotion_Code</w:t>
+      </w:r>
+      <w:proofErr w:type="spellEnd"/>
+      <w:r>
+        <w:rPr>
+          <w:sz w:val="20"/>
+          <w:szCs w:val="20"/>
+        </w:rPr>
+        <w:t xml:space="preserve"> IS NULL; list distinct countries with an alias.</w:t>
       </w:r>
     </w:p>
     <w:p>
@@ -6224,7 +6907,23 @@
           <w:sz w:val="20"/>
           <w:szCs w:val="20"/>
         </w:rPr>
-        <w:t xml:space="preserve"> 10 transactions by Sales_Amount.</w:t>
+        <w:t xml:space="preserve"> 10 transactions by </w:t>
+      </w:r>
+      <w:proofErr w:type="spellStart"/>
+      <w:r>
+        <w:rPr>
+          <w:sz w:val="20"/>
+          <w:szCs w:val="20"/>
+        </w:rPr>
+        <w:t>Sales_Amount</w:t>
+      </w:r>
+      <w:proofErr w:type="spellEnd"/>
+      <w:r>
+        <w:rPr>
+          <w:sz w:val="20"/>
+          <w:szCs w:val="20"/>
+        </w:rPr>
+        <w:t>.</w:t>
       </w:r>
     </w:p>
     <w:p>
@@ -6326,7 +7025,39 @@
           <w:sz w:val="20"/>
           <w:szCs w:val="20"/>
         </w:rPr>
-        <w:t xml:space="preserve"> orders first, using Order_Date and Order_Time.</w:t>
+        <w:t xml:space="preserve"> orders first, using </w:t>
+      </w:r>
+      <w:proofErr w:type="spellStart"/>
+      <w:r>
+        <w:rPr>
+          <w:sz w:val="20"/>
+          <w:szCs w:val="20"/>
+        </w:rPr>
+        <w:t>Order_Date</w:t>
+      </w:r>
+      <w:proofErr w:type="spellEnd"/>
+      <w:r>
+        <w:rPr>
+          <w:sz w:val="20"/>
+          <w:szCs w:val="20"/>
+        </w:rPr>
+        <w:t xml:space="preserve"> and </w:t>
+      </w:r>
+      <w:proofErr w:type="spellStart"/>
+      <w:r>
+        <w:rPr>
+          <w:sz w:val="20"/>
+          <w:szCs w:val="20"/>
+        </w:rPr>
+        <w:t>Order_Time</w:t>
+      </w:r>
+      <w:proofErr w:type="spellEnd"/>
+      <w:r>
+        <w:rPr>
+          <w:sz w:val="20"/>
+          <w:szCs w:val="20"/>
+        </w:rPr>
+        <w:t>.</w:t>
       </w:r>
     </w:p>
     <w:p>
@@ -6360,7 +7091,23 @@
           <w:sz w:val="20"/>
           <w:szCs w:val="20"/>
         </w:rPr>
-        <w:t xml:space="preserve"> the 3rd highest Sales_Amount using OFFSET (or a subquery).</w:t>
+        <w:t xml:space="preserve"> the 3rd highest </w:t>
+      </w:r>
+      <w:proofErr w:type="spellStart"/>
+      <w:r>
+        <w:rPr>
+          <w:sz w:val="20"/>
+          <w:szCs w:val="20"/>
+        </w:rPr>
+        <w:t>Sales_Amount</w:t>
+      </w:r>
+      <w:proofErr w:type="spellEnd"/>
+      <w:r>
+        <w:rPr>
+          <w:sz w:val="20"/>
+          <w:szCs w:val="20"/>
+        </w:rPr>
+        <w:t xml:space="preserve"> using OFFSET (or a subquery).</w:t>
       </w:r>
     </w:p>
     <w:p>
@@ -6394,7 +7141,23 @@
           <w:sz w:val="20"/>
           <w:szCs w:val="20"/>
         </w:rPr>
-        <w:t xml:space="preserve"> so NULL Customer_Ratings appear last.</w:t>
+        <w:t xml:space="preserve"> so NULL </w:t>
+      </w:r>
+      <w:proofErr w:type="spellStart"/>
+      <w:r>
+        <w:rPr>
+          <w:sz w:val="20"/>
+          <w:szCs w:val="20"/>
+        </w:rPr>
+        <w:t>Customer_Ratings</w:t>
+      </w:r>
+      <w:proofErr w:type="spellEnd"/>
+      <w:r>
+        <w:rPr>
+          <w:sz w:val="20"/>
+          <w:szCs w:val="20"/>
+        </w:rPr>
+        <w:t xml:space="preserve"> appear last.</w:t>
       </w:r>
     </w:p>
     <w:p>
@@ -6445,7 +7208,23 @@
           <w:sz w:val="20"/>
           <w:szCs w:val="20"/>
         </w:rPr>
-        <w:t>, SUM, AVG, MIN and MAX of Sales_Amount in one query.</w:t>
+        <w:t xml:space="preserve">, SUM, AVG, MIN and MAX of </w:t>
+      </w:r>
+      <w:proofErr w:type="spellStart"/>
+      <w:r>
+        <w:rPr>
+          <w:sz w:val="20"/>
+          <w:szCs w:val="20"/>
+        </w:rPr>
+        <w:t>Sales_Amount</w:t>
+      </w:r>
+      <w:proofErr w:type="spellEnd"/>
+      <w:r>
+        <w:rPr>
+          <w:sz w:val="20"/>
+          <w:szCs w:val="20"/>
+        </w:rPr>
+        <w:t xml:space="preserve"> in one query.</w:t>
       </w:r>
     </w:p>
     <w:p>
@@ -6479,7 +7258,23 @@
           <w:sz w:val="20"/>
           <w:szCs w:val="20"/>
         </w:rPr>
-        <w:t xml:space="preserve"> revenue per Product_Category.</w:t>
+        <w:t xml:space="preserve"> revenue per </w:t>
+      </w:r>
+      <w:proofErr w:type="spellStart"/>
+      <w:r>
+        <w:rPr>
+          <w:sz w:val="20"/>
+          <w:szCs w:val="20"/>
+        </w:rPr>
+        <w:t>Product_Category</w:t>
+      </w:r>
+      <w:proofErr w:type="spellEnd"/>
+      <w:r>
+        <w:rPr>
+          <w:sz w:val="20"/>
+          <w:szCs w:val="20"/>
+        </w:rPr>
+        <w:t>.</w:t>
       </w:r>
     </w:p>
     <w:p>
@@ -6513,7 +7308,23 @@
           <w:sz w:val="20"/>
           <w:szCs w:val="20"/>
         </w:rPr>
-        <w:t xml:space="preserve"> count and average rating per Sales_Channel.</w:t>
+        <w:t xml:space="preserve"> count and average rating per </w:t>
+      </w:r>
+      <w:proofErr w:type="spellStart"/>
+      <w:r>
+        <w:rPr>
+          <w:sz w:val="20"/>
+          <w:szCs w:val="20"/>
+        </w:rPr>
+        <w:t>Sales_Channel</w:t>
+      </w:r>
+      <w:proofErr w:type="spellEnd"/>
+      <w:r>
+        <w:rPr>
+          <w:sz w:val="20"/>
+          <w:szCs w:val="20"/>
+        </w:rPr>
+        <w:t>.</w:t>
       </w:r>
     </w:p>
     <w:p>
@@ -6595,7 +7406,23 @@
           <w:sz w:val="20"/>
           <w:szCs w:val="20"/>
         </w:rPr>
-        <w:t>DISTINCT Customer_ID) with this data.</w:t>
+        <w:t xml:space="preserve">DISTINCT </w:t>
+      </w:r>
+      <w:proofErr w:type="spellStart"/>
+      <w:r>
+        <w:rPr>
+          <w:sz w:val="20"/>
+          <w:szCs w:val="20"/>
+        </w:rPr>
+        <w:t>Customer_ID</w:t>
+      </w:r>
+      <w:proofErr w:type="spellEnd"/>
+      <w:r>
+        <w:rPr>
+          <w:sz w:val="20"/>
+          <w:szCs w:val="20"/>
+        </w:rPr>
+        <w:t>) with this data.</w:t>
       </w:r>
     </w:p>
     <w:p>
@@ -6629,7 +7456,23 @@
           <w:sz w:val="20"/>
           <w:szCs w:val="20"/>
         </w:rPr>
-        <w:t xml:space="preserve"> by Country and Order_Year.</w:t>
+        <w:t xml:space="preserve"> by Country and </w:t>
+      </w:r>
+      <w:proofErr w:type="spellStart"/>
+      <w:r>
+        <w:rPr>
+          <w:sz w:val="20"/>
+          <w:szCs w:val="20"/>
+        </w:rPr>
+        <w:t>Order_Year</w:t>
+      </w:r>
+      <w:proofErr w:type="spellEnd"/>
+      <w:r>
+        <w:rPr>
+          <w:sz w:val="20"/>
+          <w:szCs w:val="20"/>
+        </w:rPr>
+        <w:t>.</w:t>
       </w:r>
     </w:p>
     <w:p>
@@ -6918,7 +7761,23 @@
           <w:sz w:val="20"/>
           <w:szCs w:val="20"/>
         </w:rPr>
-        <w:t xml:space="preserve"> with average Customer_Rating below 4.</w:t>
+        <w:t xml:space="preserve"> with average </w:t>
+      </w:r>
+      <w:proofErr w:type="spellStart"/>
+      <w:r>
+        <w:rPr>
+          <w:sz w:val="20"/>
+          <w:szCs w:val="20"/>
+        </w:rPr>
+        <w:t>Customer_Rating</w:t>
+      </w:r>
+      <w:proofErr w:type="spellEnd"/>
+      <w:r>
+        <w:rPr>
+          <w:sz w:val="20"/>
+          <w:szCs w:val="20"/>
+        </w:rPr>
+        <w:t xml:space="preserve"> below 4.</w:t>
       </w:r>
     </w:p>
     <w:p>
@@ -7139,7 +7998,23 @@
           <w:sz w:val="20"/>
           <w:szCs w:val="20"/>
         </w:rPr>
-        <w:t>-style output: count of transactions per Sales_Channel as separate columns using CASE.</w:t>
+        <w:t xml:space="preserve">-style output: count of transactions per </w:t>
+      </w:r>
+      <w:proofErr w:type="spellStart"/>
+      <w:r>
+        <w:rPr>
+          <w:sz w:val="20"/>
+          <w:szCs w:val="20"/>
+        </w:rPr>
+        <w:t>Sales_Channel</w:t>
+      </w:r>
+      <w:proofErr w:type="spellEnd"/>
+      <w:r>
+        <w:rPr>
+          <w:sz w:val="20"/>
+          <w:szCs w:val="20"/>
+        </w:rPr>
+        <w:t xml:space="preserve"> as separate columns using CASE.</w:t>
       </w:r>
     </w:p>
     <w:p>
@@ -7207,7 +8082,23 @@
           <w:sz w:val="20"/>
           <w:szCs w:val="20"/>
         </w:rPr>
-        <w:t xml:space="preserve"> 'No Promo' when Promotion_Code is blank.</w:t>
+        <w:t xml:space="preserve"> 'No Promo' when </w:t>
+      </w:r>
+      <w:proofErr w:type="spellStart"/>
+      <w:r>
+        <w:rPr>
+          <w:sz w:val="20"/>
+          <w:szCs w:val="20"/>
+        </w:rPr>
+        <w:t>Promotion_Code</w:t>
+      </w:r>
+      <w:proofErr w:type="spellEnd"/>
+      <w:r>
+        <w:rPr>
+          <w:sz w:val="20"/>
+          <w:szCs w:val="20"/>
+        </w:rPr>
+        <w:t xml:space="preserve"> is blank.</w:t>
       </w:r>
     </w:p>
     <w:p>
@@ -7292,7 +8183,23 @@
           <w:sz w:val="20"/>
           <w:szCs w:val="20"/>
         </w:rPr>
-        <w:t xml:space="preserve"> year, month and day-of-week from Order_Date.</w:t>
+        <w:t xml:space="preserve"> year, month and day-of-week from </w:t>
+      </w:r>
+      <w:proofErr w:type="spellStart"/>
+      <w:r>
+        <w:rPr>
+          <w:sz w:val="20"/>
+          <w:szCs w:val="20"/>
+        </w:rPr>
+        <w:t>Order_Date</w:t>
+      </w:r>
+      <w:proofErr w:type="spellEnd"/>
+      <w:r>
+        <w:rPr>
+          <w:sz w:val="20"/>
+          <w:szCs w:val="20"/>
+        </w:rPr>
+        <w:t>.</w:t>
       </w:r>
     </w:p>
     <w:p>
@@ -7394,7 +8301,39 @@
           <w:sz w:val="20"/>
           <w:szCs w:val="20"/>
         </w:rPr>
-        <w:t xml:space="preserve"> Delivery_Days to Order_Date to get the delivery date (DATE_ADD / DATEADD).</w:t>
+        <w:t xml:space="preserve"> </w:t>
+      </w:r>
+      <w:proofErr w:type="spellStart"/>
+      <w:r>
+        <w:rPr>
+          <w:sz w:val="20"/>
+          <w:szCs w:val="20"/>
+        </w:rPr>
+        <w:t>Delivery_Days</w:t>
+      </w:r>
+      <w:proofErr w:type="spellEnd"/>
+      <w:r>
+        <w:rPr>
+          <w:sz w:val="20"/>
+          <w:szCs w:val="20"/>
+        </w:rPr>
+        <w:t xml:space="preserve"> to </w:t>
+      </w:r>
+      <w:proofErr w:type="spellStart"/>
+      <w:r>
+        <w:rPr>
+          <w:sz w:val="20"/>
+          <w:szCs w:val="20"/>
+        </w:rPr>
+        <w:t>Order_Date</w:t>
+      </w:r>
+      <w:proofErr w:type="spellEnd"/>
+      <w:r>
+        <w:rPr>
+          <w:sz w:val="20"/>
+          <w:szCs w:val="20"/>
+        </w:rPr>
+        <w:t xml:space="preserve"> to get the delivery date (DATE_ADD / DATEADD).</w:t>
       </w:r>
     </w:p>
     <w:p>
@@ -7428,7 +8367,23 @@
           <w:sz w:val="20"/>
           <w:szCs w:val="20"/>
         </w:rPr>
-        <w:t xml:space="preserve"> Order_Date as 'YYYY-MM'.</w:t>
+        <w:t xml:space="preserve"> </w:t>
+      </w:r>
+      <w:proofErr w:type="spellStart"/>
+      <w:r>
+        <w:rPr>
+          <w:sz w:val="20"/>
+          <w:szCs w:val="20"/>
+        </w:rPr>
+        <w:t>Order_Date</w:t>
+      </w:r>
+      <w:proofErr w:type="spellEnd"/>
+      <w:r>
+        <w:rPr>
+          <w:sz w:val="20"/>
+          <w:szCs w:val="20"/>
+        </w:rPr>
+        <w:t xml:space="preserve"> as 'YYYY-MM'.</w:t>
       </w:r>
     </w:p>
     <w:p>
@@ -7462,7 +8417,23 @@
           <w:sz w:val="20"/>
           <w:szCs w:val="20"/>
         </w:rPr>
-        <w:t xml:space="preserve"> placed on weekends; count orders by hour of Order_Time.</w:t>
+        <w:t xml:space="preserve"> placed on weekends; count orders by hour of </w:t>
+      </w:r>
+      <w:proofErr w:type="spellStart"/>
+      <w:r>
+        <w:rPr>
+          <w:sz w:val="20"/>
+          <w:szCs w:val="20"/>
+        </w:rPr>
+        <w:t>Order_Time</w:t>
+      </w:r>
+      <w:proofErr w:type="spellEnd"/>
+      <w:r>
+        <w:rPr>
+          <w:sz w:val="20"/>
+          <w:szCs w:val="20"/>
+        </w:rPr>
+        <w:t>.</w:t>
       </w:r>
     </w:p>
     <w:p>
@@ -7547,7 +8518,23 @@
           <w:sz w:val="20"/>
           <w:szCs w:val="20"/>
         </w:rPr>
-        <w:t xml:space="preserve"> Discount_Percentage at 50 where it is higher.</w:t>
+        <w:t xml:space="preserve"> </w:t>
+      </w:r>
+      <w:proofErr w:type="spellStart"/>
+      <w:r>
+        <w:rPr>
+          <w:sz w:val="20"/>
+          <w:szCs w:val="20"/>
+        </w:rPr>
+        <w:t>Discount_Percentage</w:t>
+      </w:r>
+      <w:proofErr w:type="spellEnd"/>
+      <w:r>
+        <w:rPr>
+          <w:sz w:val="20"/>
+          <w:szCs w:val="20"/>
+        </w:rPr>
+        <w:t xml:space="preserve"> at 50 where it is higher.</w:t>
       </w:r>
     </w:p>
     <w:p>
@@ -7615,7 +8602,23 @@
           <w:sz w:val="20"/>
           <w:szCs w:val="20"/>
         </w:rPr>
-        <w:t xml:space="preserve"> duplicate Transaction_IDs using ROW_NUMBER in a CTE.</w:t>
+        <w:t xml:space="preserve"> duplicate </w:t>
+      </w:r>
+      <w:proofErr w:type="spellStart"/>
+      <w:r>
+        <w:rPr>
+          <w:sz w:val="20"/>
+          <w:szCs w:val="20"/>
+        </w:rPr>
+        <w:t>Transaction_IDs</w:t>
+      </w:r>
+      <w:proofErr w:type="spellEnd"/>
+      <w:r>
+        <w:rPr>
+          <w:sz w:val="20"/>
+          <w:szCs w:val="20"/>
+        </w:rPr>
+        <w:t xml:space="preserve"> using ROW_NUMBER in a CTE.</w:t>
       </w:r>
     </w:p>
     <w:p>
@@ -7869,7 +8872,39 @@
           <w:sz w:val="20"/>
           <w:szCs w:val="20"/>
         </w:rPr>
-        <w:t xml:space="preserve"> JOIN sales with dim_product to show revenue by Product_Name.</w:t>
+        <w:t xml:space="preserve"> JOIN sales with </w:t>
+      </w:r>
+      <w:proofErr w:type="spellStart"/>
+      <w:r>
+        <w:rPr>
+          <w:sz w:val="20"/>
+          <w:szCs w:val="20"/>
+        </w:rPr>
+        <w:t>dim_product</w:t>
+      </w:r>
+      <w:proofErr w:type="spellEnd"/>
+      <w:r>
+        <w:rPr>
+          <w:sz w:val="20"/>
+          <w:szCs w:val="20"/>
+        </w:rPr>
+        <w:t xml:space="preserve"> to show revenue by </w:t>
+      </w:r>
+      <w:proofErr w:type="spellStart"/>
+      <w:r>
+        <w:rPr>
+          <w:sz w:val="20"/>
+          <w:szCs w:val="20"/>
+        </w:rPr>
+        <w:t>Product_Name</w:t>
+      </w:r>
+      <w:proofErr w:type="spellEnd"/>
+      <w:r>
+        <w:rPr>
+          <w:sz w:val="20"/>
+          <w:szCs w:val="20"/>
+        </w:rPr>
+        <w:t>.</w:t>
       </w:r>
     </w:p>
     <w:p>
@@ -8090,7 +9125,23 @@
           <w:sz w:val="20"/>
           <w:szCs w:val="20"/>
         </w:rPr>
-        <w:t xml:space="preserve"> with Sales_Amount above the overall average.</w:t>
+        <w:t xml:space="preserve"> with </w:t>
+      </w:r>
+      <w:proofErr w:type="spellStart"/>
+      <w:r>
+        <w:rPr>
+          <w:sz w:val="20"/>
+          <w:szCs w:val="20"/>
+        </w:rPr>
+        <w:t>Sales_Amount</w:t>
+      </w:r>
+      <w:proofErr w:type="spellEnd"/>
+      <w:r>
+        <w:rPr>
+          <w:sz w:val="20"/>
+          <w:szCs w:val="20"/>
+        </w:rPr>
+        <w:t xml:space="preserve"> above the overall average.</w:t>
       </w:r>
     </w:p>
     <w:p>
@@ -8446,7 +9497,23 @@
           <w:sz w:val="20"/>
           <w:szCs w:val="20"/>
         </w:rPr>
-        <w:t xml:space="preserve"> transaction's % of total Sales_Amount using </w:t>
+        <w:t xml:space="preserve"> transaction's % of total </w:t>
+      </w:r>
+      <w:proofErr w:type="spellStart"/>
+      <w:r>
+        <w:rPr>
+          <w:sz w:val="20"/>
+          <w:szCs w:val="20"/>
+        </w:rPr>
+        <w:t>Sales_Amount</w:t>
+      </w:r>
+      <w:proofErr w:type="spellEnd"/>
+      <w:r>
+        <w:rPr>
+          <w:sz w:val="20"/>
+          <w:szCs w:val="20"/>
+        </w:rPr>
+        <w:t xml:space="preserve"> using </w:t>
       </w:r>
       <w:proofErr w:type="gramStart"/>
       <w:r>
@@ -8596,7 +9663,23 @@
           <w:sz w:val="20"/>
           <w:szCs w:val="20"/>
         </w:rPr>
-        <w:t xml:space="preserve"> Sales_Amount per Country shown next to every row (PARTITION BY).</w:t>
+        <w:t xml:space="preserve"> </w:t>
+      </w:r>
+      <w:proofErr w:type="spellStart"/>
+      <w:r>
+        <w:rPr>
+          <w:sz w:val="20"/>
+          <w:szCs w:val="20"/>
+        </w:rPr>
+        <w:t>Sales_Amount</w:t>
+      </w:r>
+      <w:proofErr w:type="spellEnd"/>
+      <w:r>
+        <w:rPr>
+          <w:sz w:val="20"/>
+          <w:szCs w:val="20"/>
+        </w:rPr>
+        <w:t xml:space="preserve"> per Country shown next to every row (PARTITION BY).</w:t>
       </w:r>
     </w:p>
     <w:p>
@@ -9188,7 +10271,55 @@
           <w:sz w:val="20"/>
           <w:szCs w:val="20"/>
         </w:rPr>
-        <w:t xml:space="preserve"> dim_store from SELECT DISTINCT Store_ID, Store_Name, City, Country.</w:t>
+        <w:t xml:space="preserve"> </w:t>
+      </w:r>
+      <w:proofErr w:type="spellStart"/>
+      <w:r>
+        <w:rPr>
+          <w:sz w:val="20"/>
+          <w:szCs w:val="20"/>
+        </w:rPr>
+        <w:t>dim_store</w:t>
+      </w:r>
+      <w:proofErr w:type="spellEnd"/>
+      <w:r>
+        <w:rPr>
+          <w:sz w:val="20"/>
+          <w:szCs w:val="20"/>
+        </w:rPr>
+        <w:t xml:space="preserve"> from SELECT DISTINCT </w:t>
+      </w:r>
+      <w:proofErr w:type="spellStart"/>
+      <w:r>
+        <w:rPr>
+          <w:sz w:val="20"/>
+          <w:szCs w:val="20"/>
+        </w:rPr>
+        <w:t>Store_ID</w:t>
+      </w:r>
+      <w:proofErr w:type="spellEnd"/>
+      <w:r>
+        <w:rPr>
+          <w:sz w:val="20"/>
+          <w:szCs w:val="20"/>
+        </w:rPr>
+        <w:t xml:space="preserve">, </w:t>
+      </w:r>
+      <w:proofErr w:type="spellStart"/>
+      <w:r>
+        <w:rPr>
+          <w:sz w:val="20"/>
+          <w:szCs w:val="20"/>
+        </w:rPr>
+        <w:t>Store_Name</w:t>
+      </w:r>
+      <w:proofErr w:type="spellEnd"/>
+      <w:r>
+        <w:rPr>
+          <w:sz w:val="20"/>
+          <w:szCs w:val="20"/>
+        </w:rPr>
+        <w:t>, City, Country.</w:t>
       </w:r>
     </w:p>
     <w:p>
@@ -9314,7 +10445,23 @@
           <w:sz w:val="20"/>
           <w:szCs w:val="20"/>
         </w:rPr>
-        <w:t xml:space="preserve"> transactions where Promotion_Code IS NULL; list distinct countries with an alias.</w:t>
+        <w:t xml:space="preserve"> transactions where </w:t>
+      </w:r>
+      <w:proofErr w:type="spellStart"/>
+      <w:r>
+        <w:rPr>
+          <w:sz w:val="20"/>
+          <w:szCs w:val="20"/>
+        </w:rPr>
+        <w:t>Promotion_Code</w:t>
+      </w:r>
+      <w:proofErr w:type="spellEnd"/>
+      <w:r>
+        <w:rPr>
+          <w:sz w:val="20"/>
+          <w:szCs w:val="20"/>
+        </w:rPr>
+        <w:t xml:space="preserve"> IS NULL; list distinct countries with an alias.</w:t>
       </w:r>
     </w:p>
     <w:p>
@@ -9440,7 +10587,23 @@
           <w:sz w:val="20"/>
           <w:szCs w:val="20"/>
         </w:rPr>
-        <w:t xml:space="preserve"> so NULL Customer_Ratings appear last.</w:t>
+        <w:t xml:space="preserve"> so NULL </w:t>
+      </w:r>
+      <w:proofErr w:type="spellStart"/>
+      <w:r>
+        <w:rPr>
+          <w:sz w:val="20"/>
+          <w:szCs w:val="20"/>
+        </w:rPr>
+        <w:t>Customer_Ratings</w:t>
+      </w:r>
+      <w:proofErr w:type="spellEnd"/>
+      <w:r>
+        <w:rPr>
+          <w:sz w:val="20"/>
+          <w:szCs w:val="20"/>
+        </w:rPr>
+        <w:t xml:space="preserve"> appear last.</w:t>
       </w:r>
     </w:p>
     <w:p>
@@ -9503,7 +10666,23 @@
           <w:sz w:val="20"/>
           <w:szCs w:val="20"/>
         </w:rPr>
-        <w:t xml:space="preserve"> count and average rating per Sales_Channel.</w:t>
+        <w:t xml:space="preserve"> count and average rating per </w:t>
+      </w:r>
+      <w:proofErr w:type="spellStart"/>
+      <w:r>
+        <w:rPr>
+          <w:sz w:val="20"/>
+          <w:szCs w:val="20"/>
+        </w:rPr>
+        <w:t>Sales_Channel</w:t>
+      </w:r>
+      <w:proofErr w:type="spellEnd"/>
+      <w:r>
+        <w:rPr>
+          <w:sz w:val="20"/>
+          <w:szCs w:val="20"/>
+        </w:rPr>
+        <w:t>.</w:t>
       </w:r>
     </w:p>
     <w:p>
@@ -9629,7 +10808,23 @@
           <w:sz w:val="20"/>
           <w:szCs w:val="20"/>
         </w:rPr>
-        <w:t xml:space="preserve"> with average Customer_Rating below 4.</w:t>
+        <w:t xml:space="preserve"> with average </w:t>
+      </w:r>
+      <w:proofErr w:type="spellStart"/>
+      <w:r>
+        <w:rPr>
+          <w:sz w:val="20"/>
+          <w:szCs w:val="20"/>
+        </w:rPr>
+        <w:t>Customer_Rating</w:t>
+      </w:r>
+      <w:proofErr w:type="spellEnd"/>
+      <w:r>
+        <w:rPr>
+          <w:sz w:val="20"/>
+          <w:szCs w:val="20"/>
+        </w:rPr>
+        <w:t xml:space="preserve"> below 4.</w:t>
       </w:r>
     </w:p>
     <w:p>
@@ -9755,7 +10950,23 @@
           <w:sz w:val="20"/>
           <w:szCs w:val="20"/>
         </w:rPr>
-        <w:t>-style output: count of transactions per Sales_Channel as separate columns using CASE.</w:t>
+        <w:t xml:space="preserve">-style output: count of transactions per </w:t>
+      </w:r>
+      <w:proofErr w:type="spellStart"/>
+      <w:r>
+        <w:rPr>
+          <w:sz w:val="20"/>
+          <w:szCs w:val="20"/>
+        </w:rPr>
+        <w:t>Sales_Channel</w:t>
+      </w:r>
+      <w:proofErr w:type="spellEnd"/>
+      <w:r>
+        <w:rPr>
+          <w:sz w:val="20"/>
+          <w:szCs w:val="20"/>
+        </w:rPr>
+        <w:t xml:space="preserve"> as separate columns using CASE.</w:t>
       </w:r>
     </w:p>
     <w:p>
@@ -9944,7 +11155,23 @@
           <w:sz w:val="20"/>
           <w:szCs w:val="20"/>
         </w:rPr>
-        <w:t xml:space="preserve"> placed on weekends; count orders by hour of Order_Time.</w:t>
+        <w:t xml:space="preserve"> placed on weekends; count orders by hour of </w:t>
+      </w:r>
+      <w:proofErr w:type="spellStart"/>
+      <w:r>
+        <w:rPr>
+          <w:sz w:val="20"/>
+          <w:szCs w:val="20"/>
+        </w:rPr>
+        <w:t>Order_Time</w:t>
+      </w:r>
+      <w:proofErr w:type="spellEnd"/>
+      <w:r>
+        <w:rPr>
+          <w:sz w:val="20"/>
+          <w:szCs w:val="20"/>
+        </w:rPr>
+        <w:t>.</w:t>
       </w:r>
     </w:p>
     <w:p>
@@ -10942,7 +12169,23 @@
           <w:sz w:val="20"/>
           <w:szCs w:val="20"/>
         </w:rPr>
-        <w:t xml:space="preserve"> vs DirectQuery: which would you pick for this dataset and why?</w:t>
+        <w:t xml:space="preserve"> vs </w:t>
+      </w:r>
+      <w:proofErr w:type="spellStart"/>
+      <w:r>
+        <w:rPr>
+          <w:sz w:val="20"/>
+          <w:szCs w:val="20"/>
+        </w:rPr>
+        <w:t>DirectQuery</w:t>
+      </w:r>
+      <w:proofErr w:type="spellEnd"/>
+      <w:r>
+        <w:rPr>
+          <w:sz w:val="20"/>
+          <w:szCs w:val="20"/>
+        </w:rPr>
+        <w:t>: which would you pick for this dataset and why?</w:t>
       </w:r>
     </w:p>
     <w:p>
@@ -11061,7 +12304,23 @@
           <w:sz w:val="20"/>
           <w:szCs w:val="20"/>
         </w:rPr>
-        <w:t xml:space="preserve"> headers, set data types and remove duplicates on Transaction_ID.</w:t>
+        <w:t xml:space="preserve"> headers, set data types and remove duplicates on </w:t>
+      </w:r>
+      <w:proofErr w:type="spellStart"/>
+      <w:r>
+        <w:rPr>
+          <w:sz w:val="20"/>
+          <w:szCs w:val="20"/>
+        </w:rPr>
+        <w:t>Transaction_ID</w:t>
+      </w:r>
+      <w:proofErr w:type="spellEnd"/>
+      <w:r>
+        <w:rPr>
+          <w:sz w:val="20"/>
+          <w:szCs w:val="20"/>
+        </w:rPr>
+        <w:t>.</w:t>
       </w:r>
     </w:p>
     <w:p>
@@ -11129,7 +12388,39 @@
           <w:sz w:val="20"/>
           <w:szCs w:val="20"/>
         </w:rPr>
-        <w:t xml:space="preserve"> inconsistent text (case, spaces) in Product_Category, Payment_Method and City.</w:t>
+        <w:t xml:space="preserve"> inconsistent text (case, spaces) in </w:t>
+      </w:r>
+      <w:proofErr w:type="spellStart"/>
+      <w:r>
+        <w:rPr>
+          <w:sz w:val="20"/>
+          <w:szCs w:val="20"/>
+        </w:rPr>
+        <w:t>Product_Category</w:t>
+      </w:r>
+      <w:proofErr w:type="spellEnd"/>
+      <w:r>
+        <w:rPr>
+          <w:sz w:val="20"/>
+          <w:szCs w:val="20"/>
+        </w:rPr>
+        <w:t xml:space="preserve">, </w:t>
+      </w:r>
+      <w:proofErr w:type="spellStart"/>
+      <w:r>
+        <w:rPr>
+          <w:sz w:val="20"/>
+          <w:szCs w:val="20"/>
+        </w:rPr>
+        <w:t>Payment_Method</w:t>
+      </w:r>
+      <w:proofErr w:type="spellEnd"/>
+      <w:r>
+        <w:rPr>
+          <w:sz w:val="20"/>
+          <w:szCs w:val="20"/>
+        </w:rPr>
+        <w:t xml:space="preserve"> and City.</w:t>
       </w:r>
     </w:p>
     <w:p>
@@ -11163,7 +12454,23 @@
           <w:sz w:val="20"/>
           <w:szCs w:val="20"/>
         </w:rPr>
-        <w:t xml:space="preserve"> rows with Quantity &lt;= 0 and handle nulls in Customer_Age.</w:t>
+        <w:t xml:space="preserve"> rows with Quantity &lt;= 0 and handle nulls in </w:t>
+      </w:r>
+      <w:proofErr w:type="spellStart"/>
+      <w:r>
+        <w:rPr>
+          <w:sz w:val="20"/>
+          <w:szCs w:val="20"/>
+        </w:rPr>
+        <w:t>Customer_Age</w:t>
+      </w:r>
+      <w:proofErr w:type="spellEnd"/>
+      <w:r>
+        <w:rPr>
+          <w:sz w:val="20"/>
+          <w:szCs w:val="20"/>
+        </w:rPr>
+        <w:t>.</w:t>
       </w:r>
     </w:p>
     <w:p>
@@ -11197,7 +12504,23 @@
           <w:sz w:val="20"/>
           <w:szCs w:val="20"/>
         </w:rPr>
-        <w:t xml:space="preserve"> a custom column and split Order_Time into hour.</w:t>
+        <w:t xml:space="preserve"> a custom column and split </w:t>
+      </w:r>
+      <w:proofErr w:type="spellStart"/>
+      <w:r>
+        <w:rPr>
+          <w:sz w:val="20"/>
+          <w:szCs w:val="20"/>
+        </w:rPr>
+        <w:t>Order_Time</w:t>
+      </w:r>
+      <w:proofErr w:type="spellEnd"/>
+      <w:r>
+        <w:rPr>
+          <w:sz w:val="20"/>
+          <w:szCs w:val="20"/>
+        </w:rPr>
+        <w:t xml:space="preserve"> into hour.</w:t>
       </w:r>
     </w:p>
     <w:p>
@@ -11231,7 +12554,23 @@
           <w:sz w:val="20"/>
           <w:szCs w:val="20"/>
         </w:rPr>
-        <w:t xml:space="preserve"> By to get revenue per Customer_ID; Merge two queries; Append two queries.</w:t>
+        <w:t xml:space="preserve"> By to get revenue per </w:t>
+      </w:r>
+      <w:proofErr w:type="spellStart"/>
+      <w:r>
+        <w:rPr>
+          <w:sz w:val="20"/>
+          <w:szCs w:val="20"/>
+        </w:rPr>
+        <w:t>Customer_ID</w:t>
+      </w:r>
+      <w:proofErr w:type="spellEnd"/>
+      <w:r>
+        <w:rPr>
+          <w:sz w:val="20"/>
+          <w:szCs w:val="20"/>
+        </w:rPr>
+        <w:t>; Merge two queries; Append two queries.</w:t>
       </w:r>
     </w:p>
     <w:p>
@@ -11316,7 +12655,23 @@
           <w:sz w:val="20"/>
           <w:szCs w:val="20"/>
         </w:rPr>
-        <w:t xml:space="preserve"> an if-then-else custom column for Size_Label in M.</w:t>
+        <w:t xml:space="preserve"> an if-then-else custom column for </w:t>
+      </w:r>
+      <w:proofErr w:type="spellStart"/>
+      <w:r>
+        <w:rPr>
+          <w:sz w:val="20"/>
+          <w:szCs w:val="20"/>
+        </w:rPr>
+        <w:t>Size_Label</w:t>
+      </w:r>
+      <w:proofErr w:type="spellEnd"/>
+      <w:r>
+        <w:rPr>
+          <w:sz w:val="20"/>
+          <w:szCs w:val="20"/>
+        </w:rPr>
+        <w:t xml:space="preserve"> in M.</w:t>
       </w:r>
     </w:p>
     <w:p>
@@ -11359,7 +12714,55 @@
           <w:sz w:val="20"/>
           <w:szCs w:val="20"/>
         </w:rPr>
-        <w:t xml:space="preserve"> Table.TransformColumns with Text.Proper and Text.Trim.</w:t>
+        <w:t xml:space="preserve"> </w:t>
+      </w:r>
+      <w:proofErr w:type="spellStart"/>
+      <w:r>
+        <w:rPr>
+          <w:sz w:val="20"/>
+          <w:szCs w:val="20"/>
+        </w:rPr>
+        <w:t>Table.TransformColumns</w:t>
+      </w:r>
+      <w:proofErr w:type="spellEnd"/>
+      <w:r>
+        <w:rPr>
+          <w:sz w:val="20"/>
+          <w:szCs w:val="20"/>
+        </w:rPr>
+        <w:t xml:space="preserve"> with </w:t>
+      </w:r>
+      <w:proofErr w:type="spellStart"/>
+      <w:r>
+        <w:rPr>
+          <w:sz w:val="20"/>
+          <w:szCs w:val="20"/>
+        </w:rPr>
+        <w:t>Text.Proper</w:t>
+      </w:r>
+      <w:proofErr w:type="spellEnd"/>
+      <w:r>
+        <w:rPr>
+          <w:sz w:val="20"/>
+          <w:szCs w:val="20"/>
+        </w:rPr>
+        <w:t xml:space="preserve"> and </w:t>
+      </w:r>
+      <w:proofErr w:type="spellStart"/>
+      <w:r>
+        <w:rPr>
+          <w:sz w:val="20"/>
+          <w:szCs w:val="20"/>
+        </w:rPr>
+        <w:t>Text.Trim</w:t>
+      </w:r>
+      <w:proofErr w:type="spellEnd"/>
+      <w:r>
+        <w:rPr>
+          <w:sz w:val="20"/>
+          <w:szCs w:val="20"/>
+        </w:rPr>
+        <w:t>.</w:t>
       </w:r>
     </w:p>
     <w:p>
@@ -11402,7 +12805,39 @@
           <w:sz w:val="20"/>
           <w:szCs w:val="20"/>
         </w:rPr>
-        <w:t xml:space="preserve"> Date.Year and Date.MonthName to build date columns in M.</w:t>
+        <w:t xml:space="preserve"> </w:t>
+      </w:r>
+      <w:proofErr w:type="spellStart"/>
+      <w:r>
+        <w:rPr>
+          <w:sz w:val="20"/>
+          <w:szCs w:val="20"/>
+        </w:rPr>
+        <w:t>Date.Year</w:t>
+      </w:r>
+      <w:proofErr w:type="spellEnd"/>
+      <w:r>
+        <w:rPr>
+          <w:sz w:val="20"/>
+          <w:szCs w:val="20"/>
+        </w:rPr>
+        <w:t xml:space="preserve"> and </w:t>
+      </w:r>
+      <w:proofErr w:type="spellStart"/>
+      <w:r>
+        <w:rPr>
+          <w:sz w:val="20"/>
+          <w:szCs w:val="20"/>
+        </w:rPr>
+        <w:t>Date.MonthName</w:t>
+      </w:r>
+      <w:proofErr w:type="spellEnd"/>
+      <w:r>
+        <w:rPr>
+          <w:sz w:val="20"/>
+          <w:szCs w:val="20"/>
+        </w:rPr>
+        <w:t xml:space="preserve"> to build date columns in M.</w:t>
       </w:r>
     </w:p>
     <w:p>
@@ -11436,7 +12871,23 @@
           <w:sz w:val="20"/>
           <w:szCs w:val="20"/>
         </w:rPr>
-        <w:t xml:space="preserve"> a custom function fnClean(text) and call it.</w:t>
+        <w:t xml:space="preserve"> a custom function </w:t>
+      </w:r>
+      <w:proofErr w:type="spellStart"/>
+      <w:r>
+        <w:rPr>
+          <w:sz w:val="20"/>
+          <w:szCs w:val="20"/>
+        </w:rPr>
+        <w:t>fnClean</w:t>
+      </w:r>
+      <w:proofErr w:type="spellEnd"/>
+      <w:r>
+        <w:rPr>
+          <w:sz w:val="20"/>
+          <w:szCs w:val="20"/>
+        </w:rPr>
+        <w:t>(text) and call it.</w:t>
       </w:r>
     </w:p>
     <w:p>
@@ -11513,7 +12964,23 @@
           <w:sz w:val="20"/>
           <w:szCs w:val="20"/>
         </w:rPr>
-        <w:t xml:space="preserve"> a Date table in M using List.Dates.</w:t>
+        <w:t xml:space="preserve"> a Date table in M using </w:t>
+      </w:r>
+      <w:proofErr w:type="spellStart"/>
+      <w:r>
+        <w:rPr>
+          <w:sz w:val="20"/>
+          <w:szCs w:val="20"/>
+        </w:rPr>
+        <w:t>List.Dates</w:t>
+      </w:r>
+      <w:proofErr w:type="spellEnd"/>
+      <w:r>
+        <w:rPr>
+          <w:sz w:val="20"/>
+          <w:szCs w:val="20"/>
+        </w:rPr>
+        <w:t>.</w:t>
       </w:r>
     </w:p>
     <w:p>
@@ -11545,7 +13012,23 @@
           <w:szCs w:val="20"/>
         </w:rPr>
         <w:lastRenderedPageBreak/>
-        <w:t>Day 9: Power BI modeling (P4-P6)</w:t>
+        <w:t xml:space="preserve">Day 9: Power BI </w:t>
+      </w:r>
+      <w:proofErr w:type="spellStart"/>
+      <w:r>
+        <w:rPr>
+          <w:sz w:val="20"/>
+          <w:szCs w:val="20"/>
+        </w:rPr>
+        <w:t>modeling</w:t>
+      </w:r>
+      <w:proofErr w:type="spellEnd"/>
+      <w:r>
+        <w:rPr>
+          <w:sz w:val="20"/>
+          <w:szCs w:val="20"/>
+        </w:rPr>
+        <w:t xml:space="preserve"> (P4-P6)</w:t>
       </w:r>
     </w:p>
     <w:tbl>
@@ -11988,7 +13471,23 @@
           <w:sz w:val="20"/>
           <w:szCs w:val="20"/>
         </w:rPr>
-        <w:t xml:space="preserve"> columns are primary keys and foreign keys between fact and dim_product?</w:t>
+        <w:t xml:space="preserve"> columns are primary keys and foreign keys between fact and </w:t>
+      </w:r>
+      <w:proofErr w:type="spellStart"/>
+      <w:r>
+        <w:rPr>
+          <w:sz w:val="20"/>
+          <w:szCs w:val="20"/>
+        </w:rPr>
+        <w:t>dim_product</w:t>
+      </w:r>
+      <w:proofErr w:type="spellEnd"/>
+      <w:r>
+        <w:rPr>
+          <w:sz w:val="20"/>
+          <w:szCs w:val="20"/>
+        </w:rPr>
+        <w:t>?</w:t>
       </w:r>
     </w:p>
     <w:p>
@@ -12157,7 +13656,23 @@
           <w:sz w:val="20"/>
           <w:szCs w:val="20"/>
         </w:rPr>
-        <w:t xml:space="preserve"> vs DirectQuery vs Composite: one pro and one con each.</w:t>
+        <w:t xml:space="preserve"> vs </w:t>
+      </w:r>
+      <w:proofErr w:type="spellStart"/>
+      <w:r>
+        <w:rPr>
+          <w:sz w:val="20"/>
+          <w:szCs w:val="20"/>
+        </w:rPr>
+        <w:t>DirectQuery</w:t>
+      </w:r>
+      <w:proofErr w:type="spellEnd"/>
+      <w:r>
+        <w:rPr>
+          <w:sz w:val="20"/>
+          <w:szCs w:val="20"/>
+        </w:rPr>
+        <w:t xml:space="preserve"> vs Composite: one pro and one con each.</w:t>
       </w:r>
     </w:p>
     <w:p>
@@ -12581,7 +14096,23 @@
           <w:sz w:val="20"/>
           <w:szCs w:val="20"/>
         </w:rPr>
-        <w:t>: Online Sales (Sales_Channel = Online).</w:t>
+        <w:t>: Online Sales (</w:t>
+      </w:r>
+      <w:proofErr w:type="spellStart"/>
+      <w:r>
+        <w:rPr>
+          <w:sz w:val="20"/>
+          <w:szCs w:val="20"/>
+        </w:rPr>
+        <w:t>Sales_Channel</w:t>
+      </w:r>
+      <w:proofErr w:type="spellEnd"/>
+      <w:r>
+        <w:rPr>
+          <w:sz w:val="20"/>
+          <w:szCs w:val="20"/>
+        </w:rPr>
+        <w:t xml:space="preserve"> = Online).</w:t>
       </w:r>
     </w:p>
     <w:p>
@@ -12768,7 +14299,23 @@
           <w:sz w:val="20"/>
           <w:szCs w:val="20"/>
         </w:rPr>
-        <w:t>: total of Quantity x Unit_Price. When do you need an iterator?</w:t>
+        <w:t xml:space="preserve">: total of Quantity x </w:t>
+      </w:r>
+      <w:proofErr w:type="spellStart"/>
+      <w:r>
+        <w:rPr>
+          <w:sz w:val="20"/>
+          <w:szCs w:val="20"/>
+        </w:rPr>
+        <w:t>Unit_Price</w:t>
+      </w:r>
+      <w:proofErr w:type="spellEnd"/>
+      <w:r>
+        <w:rPr>
+          <w:sz w:val="20"/>
+          <w:szCs w:val="20"/>
+        </w:rPr>
+        <w:t>. When do you need an iterator?</w:t>
       </w:r>
     </w:p>
     <w:p>
@@ -13226,7 +14773,23 @@
           <w:sz w:val="20"/>
           <w:szCs w:val="20"/>
         </w:rPr>
-        <w:t>: hide Cost_Amount and Profit from a role. Which tool is needed?</w:t>
+        <w:t xml:space="preserve">: hide </w:t>
+      </w:r>
+      <w:proofErr w:type="spellStart"/>
+      <w:r>
+        <w:rPr>
+          <w:sz w:val="20"/>
+          <w:szCs w:val="20"/>
+        </w:rPr>
+        <w:t>Cost_Amount</w:t>
+      </w:r>
+      <w:proofErr w:type="spellEnd"/>
+      <w:r>
+        <w:rPr>
+          <w:sz w:val="20"/>
+          <w:szCs w:val="20"/>
+        </w:rPr>
+        <w:t xml:space="preserve"> and Profit from a role. Which tool is needed?</w:t>
       </w:r>
     </w:p>
     <w:p>
@@ -13804,7 +15367,23 @@
           <w:sz w:val="20"/>
           <w:szCs w:val="20"/>
         </w:rPr>
-        <w:t xml:space="preserve"> a waterfall chart and a treemap for profit by category.</w:t>
+        <w:t xml:space="preserve"> a waterfall chart and a </w:t>
+      </w:r>
+      <w:proofErr w:type="spellStart"/>
+      <w:r>
+        <w:rPr>
+          <w:sz w:val="20"/>
+          <w:szCs w:val="20"/>
+        </w:rPr>
+        <w:t>treemap</w:t>
+      </w:r>
+      <w:proofErr w:type="spellEnd"/>
+      <w:r>
+        <w:rPr>
+          <w:sz w:val="20"/>
+          <w:szCs w:val="20"/>
+        </w:rPr>
+        <w:t xml:space="preserve"> for profit by category.</w:t>
       </w:r>
     </w:p>
     <w:p>
@@ -13990,7 +15569,23 @@
           <w:sz w:val="20"/>
           <w:szCs w:val="20"/>
         </w:rPr>
-        <w:t xml:space="preserve"> a color scale on profit margin in a matrix.</w:t>
+        <w:t xml:space="preserve"> a </w:t>
+      </w:r>
+      <w:proofErr w:type="spellStart"/>
+      <w:r>
+        <w:rPr>
+          <w:sz w:val="20"/>
+          <w:szCs w:val="20"/>
+        </w:rPr>
+        <w:t>color</w:t>
+      </w:r>
+      <w:proofErr w:type="spellEnd"/>
+      <w:r>
+        <w:rPr>
+          <w:sz w:val="20"/>
+          <w:szCs w:val="20"/>
+        </w:rPr>
+        <w:t xml:space="preserve"> scale on profit margin in a matrix.</w:t>
       </w:r>
     </w:p>
     <w:p>
@@ -14092,7 +15687,23 @@
           <w:sz w:val="20"/>
           <w:szCs w:val="20"/>
         </w:rPr>
-        <w:t xml:space="preserve"> Influencers: what drives low Customer_Rating or returns?</w:t>
+        <w:t xml:space="preserve"> Influencers: what drives low </w:t>
+      </w:r>
+      <w:proofErr w:type="spellStart"/>
+      <w:r>
+        <w:rPr>
+          <w:sz w:val="20"/>
+          <w:szCs w:val="20"/>
+        </w:rPr>
+        <w:t>Customer_Rating</w:t>
+      </w:r>
+      <w:proofErr w:type="spellEnd"/>
+      <w:r>
+        <w:rPr>
+          <w:sz w:val="20"/>
+          <w:szCs w:val="20"/>
+        </w:rPr>
+        <w:t xml:space="preserve"> or returns?</w:t>
       </w:r>
     </w:p>
     <w:p>
@@ -15217,7 +16828,23 @@
           <w:sz w:val="20"/>
           <w:szCs w:val="20"/>
         </w:rPr>
-        <w:t xml:space="preserve"> only the keyboard, jump to the last row/column of the data, then select the whole Sales_Amount column.</w:t>
+        <w:t xml:space="preserve"> only the keyboard, jump to the last row/column of the data, then select the whole </w:t>
+      </w:r>
+      <w:proofErr w:type="spellStart"/>
+      <w:r>
+        <w:rPr>
+          <w:sz w:val="20"/>
+          <w:szCs w:val="20"/>
+        </w:rPr>
+        <w:t>Sales_Amount</w:t>
+      </w:r>
+      <w:proofErr w:type="spellEnd"/>
+      <w:r>
+        <w:rPr>
+          <w:sz w:val="20"/>
+          <w:szCs w:val="20"/>
+        </w:rPr>
+        <w:t xml:space="preserve"> column.</w:t>
       </w:r>
     </w:p>
     <w:p>
@@ -15280,7 +16907,23 @@
           <w:sz w:val="20"/>
           <w:szCs w:val="20"/>
         </w:rPr>
-        <w:t xml:space="preserve"> by Country (A-Z), then by Sales_Amount (largest first).</w:t>
+        <w:t xml:space="preserve"> by Country (A-Z), then by </w:t>
+      </w:r>
+      <w:proofErr w:type="spellStart"/>
+      <w:r>
+        <w:rPr>
+          <w:sz w:val="20"/>
+          <w:szCs w:val="20"/>
+        </w:rPr>
+        <w:t>Sales_Amount</w:t>
+      </w:r>
+      <w:proofErr w:type="spellEnd"/>
+      <w:r>
+        <w:rPr>
+          <w:sz w:val="20"/>
+          <w:szCs w:val="20"/>
+        </w:rPr>
+        <w:t xml:space="preserve"> (largest first).</w:t>
       </w:r>
     </w:p>
     <w:p>
@@ -15406,7 +17049,23 @@
           <w:sz w:val="20"/>
           <w:szCs w:val="20"/>
         </w:rPr>
-        <w:t xml:space="preserve"> duplicate rows on Transaction_ID. How do you confirm how many were removed?</w:t>
+        <w:t xml:space="preserve"> duplicate rows on </w:t>
+      </w:r>
+      <w:proofErr w:type="spellStart"/>
+      <w:r>
+        <w:rPr>
+          <w:sz w:val="20"/>
+          <w:szCs w:val="20"/>
+        </w:rPr>
+        <w:t>Transaction_ID</w:t>
+      </w:r>
+      <w:proofErr w:type="spellEnd"/>
+      <w:r>
+        <w:rPr>
+          <w:sz w:val="20"/>
+          <w:szCs w:val="20"/>
+        </w:rPr>
+        <w:t>. How do you confirm how many were removed?</w:t>
       </w:r>
     </w:p>
     <w:p>
@@ -15469,7 +17128,23 @@
           <w:sz w:val="20"/>
           <w:szCs w:val="20"/>
         </w:rPr>
-        <w:t>: Online orders in Germany with Sales_Amount &gt; 500.</w:t>
+        <w:t xml:space="preserve">: Online orders in Germany with </w:t>
+      </w:r>
+      <w:proofErr w:type="spellStart"/>
+      <w:r>
+        <w:rPr>
+          <w:sz w:val="20"/>
+          <w:szCs w:val="20"/>
+        </w:rPr>
+        <w:t>Sales_Amount</w:t>
+      </w:r>
+      <w:proofErr w:type="spellEnd"/>
+      <w:r>
+        <w:rPr>
+          <w:sz w:val="20"/>
+          <w:szCs w:val="20"/>
+        </w:rPr>
+        <w:t xml:space="preserve"> &gt; 500.</w:t>
       </w:r>
     </w:p>
     <w:p>
@@ -15532,7 +17207,23 @@
           <w:sz w:val="20"/>
           <w:szCs w:val="20"/>
         </w:rPr>
-        <w:t xml:space="preserve"> chart of monthly Sales_Amount (build a helper month column first).</w:t>
+        <w:t xml:space="preserve"> chart of monthly </w:t>
+      </w:r>
+      <w:proofErr w:type="spellStart"/>
+      <w:r>
+        <w:rPr>
+          <w:sz w:val="20"/>
+          <w:szCs w:val="20"/>
+        </w:rPr>
+        <w:t>Sales_Amount</w:t>
+      </w:r>
+      <w:proofErr w:type="spellEnd"/>
+      <w:r>
+        <w:rPr>
+          <w:sz w:val="20"/>
+          <w:szCs w:val="20"/>
+        </w:rPr>
+        <w:t xml:space="preserve"> (build a helper month column first).</w:t>
       </w:r>
     </w:p>
     <w:p>
@@ -15595,7 +17286,23 @@
           <w:sz w:val="20"/>
           <w:szCs w:val="20"/>
         </w:rPr>
-        <w:t xml:space="preserve"> VLOOKUP approximate match to map Sales_Amount to a price band table (0, 100, 500, 1000).</w:t>
+        <w:t xml:space="preserve"> VLOOKUP approximate match to map </w:t>
+      </w:r>
+      <w:proofErr w:type="spellStart"/>
+      <w:r>
+        <w:rPr>
+          <w:sz w:val="20"/>
+          <w:szCs w:val="20"/>
+        </w:rPr>
+        <w:t>Sales_Amount</w:t>
+      </w:r>
+      <w:proofErr w:type="spellEnd"/>
+      <w:r>
+        <w:rPr>
+          <w:sz w:val="20"/>
+          <w:szCs w:val="20"/>
+        </w:rPr>
+        <w:t xml:space="preserve"> to a price band table (0, 100, 500, 1000).</w:t>
       </w:r>
     </w:p>
     <w:p>
@@ -15658,7 +17365,39 @@
           <w:sz w:val="20"/>
           <w:szCs w:val="20"/>
         </w:rPr>
-        <w:t xml:space="preserve"> INDEX/MATCH to return Store_Name for a given Store_ID.</w:t>
+        <w:t xml:space="preserve"> INDEX/MATCH to return </w:t>
+      </w:r>
+      <w:proofErr w:type="spellStart"/>
+      <w:r>
+        <w:rPr>
+          <w:sz w:val="20"/>
+          <w:szCs w:val="20"/>
+        </w:rPr>
+        <w:t>Store_Name</w:t>
+      </w:r>
+      <w:proofErr w:type="spellEnd"/>
+      <w:r>
+        <w:rPr>
+          <w:sz w:val="20"/>
+          <w:szCs w:val="20"/>
+        </w:rPr>
+        <w:t xml:space="preserve"> for a given </w:t>
+      </w:r>
+      <w:proofErr w:type="spellStart"/>
+      <w:r>
+        <w:rPr>
+          <w:sz w:val="20"/>
+          <w:szCs w:val="20"/>
+        </w:rPr>
+        <w:t>Store_ID</w:t>
+      </w:r>
+      <w:proofErr w:type="spellEnd"/>
+      <w:r>
+        <w:rPr>
+          <w:sz w:val="20"/>
+          <w:szCs w:val="20"/>
+        </w:rPr>
+        <w:t>.</w:t>
       </w:r>
     </w:p>
     <w:p>
@@ -15721,7 +17460,23 @@
           <w:sz w:val="20"/>
           <w:szCs w:val="20"/>
         </w:rPr>
-        <w:t>: extract the store number from Store_ID.</w:t>
+        <w:t xml:space="preserve">: extract the store number from </w:t>
+      </w:r>
+      <w:proofErr w:type="spellStart"/>
+      <w:r>
+        <w:rPr>
+          <w:sz w:val="20"/>
+          <w:szCs w:val="20"/>
+        </w:rPr>
+        <w:t>Store_ID</w:t>
+      </w:r>
+      <w:proofErr w:type="spellEnd"/>
+      <w:r>
+        <w:rPr>
+          <w:sz w:val="20"/>
+          <w:szCs w:val="20"/>
+        </w:rPr>
+        <w:t>.</w:t>
       </w:r>
     </w:p>
     <w:p>
@@ -15784,7 +17539,23 @@
           <w:sz w:val="20"/>
           <w:szCs w:val="20"/>
         </w:rPr>
-        <w:t xml:space="preserve"> Year, Month name and Weekday from Order_Date.</w:t>
+        <w:t xml:space="preserve"> Year, Month name and Weekday from </w:t>
+      </w:r>
+      <w:proofErr w:type="spellStart"/>
+      <w:r>
+        <w:rPr>
+          <w:sz w:val="20"/>
+          <w:szCs w:val="20"/>
+        </w:rPr>
+        <w:t>Order_Date</w:t>
+      </w:r>
+      <w:proofErr w:type="spellEnd"/>
+      <w:r>
+        <w:rPr>
+          <w:sz w:val="20"/>
+          <w:szCs w:val="20"/>
+        </w:rPr>
+        <w:t>.</w:t>
       </w:r>
     </w:p>
     <w:p>
@@ -15973,7 +17744,23 @@
           <w:sz w:val="20"/>
           <w:szCs w:val="20"/>
         </w:rPr>
-        <w:t xml:space="preserve"> Discount_Percentage to values between 0 and 50, with a custom error message.</w:t>
+        <w:t xml:space="preserve"> </w:t>
+      </w:r>
+      <w:proofErr w:type="spellStart"/>
+      <w:r>
+        <w:rPr>
+          <w:sz w:val="20"/>
+          <w:szCs w:val="20"/>
+        </w:rPr>
+        <w:t>Discount_Percentage</w:t>
+      </w:r>
+      <w:proofErr w:type="spellEnd"/>
+      <w:r>
+        <w:rPr>
+          <w:sz w:val="20"/>
+          <w:szCs w:val="20"/>
+        </w:rPr>
+        <w:t xml:space="preserve"> to values between 0 and 50, with a custom error message.</w:t>
       </w:r>
     </w:p>
     <w:p>
@@ -16116,7 +17903,39 @@
           <w:sz w:val="20"/>
           <w:szCs w:val="20"/>
         </w:rPr>
-        <w:t xml:space="preserve"> a primary key on Transaction_ID and NOT NULL on Order_Date.</w:t>
+        <w:t xml:space="preserve"> a primary key on </w:t>
+      </w:r>
+      <w:proofErr w:type="spellStart"/>
+      <w:r>
+        <w:rPr>
+          <w:sz w:val="20"/>
+          <w:szCs w:val="20"/>
+        </w:rPr>
+        <w:t>Transaction_ID</w:t>
+      </w:r>
+      <w:proofErr w:type="spellEnd"/>
+      <w:r>
+        <w:rPr>
+          <w:sz w:val="20"/>
+          <w:szCs w:val="20"/>
+        </w:rPr>
+        <w:t xml:space="preserve"> and NOT NULL on </w:t>
+      </w:r>
+      <w:proofErr w:type="spellStart"/>
+      <w:r>
+        <w:rPr>
+          <w:sz w:val="20"/>
+          <w:szCs w:val="20"/>
+        </w:rPr>
+        <w:t>Order_Date</w:t>
+      </w:r>
+      <w:proofErr w:type="spellEnd"/>
+      <w:r>
+        <w:rPr>
+          <w:sz w:val="20"/>
+          <w:szCs w:val="20"/>
+        </w:rPr>
+        <w:t>.</w:t>
       </w:r>
     </w:p>
     <w:p>
@@ -16179,7 +17998,23 @@
           <w:sz w:val="20"/>
           <w:szCs w:val="20"/>
         </w:rPr>
-        <w:t xml:space="preserve"> where Country = 'Canada' and Sales_Amount &gt; 500.</w:t>
+        <w:t xml:space="preserve"> where Country = 'Canada' and </w:t>
+      </w:r>
+      <w:proofErr w:type="spellStart"/>
+      <w:r>
+        <w:rPr>
+          <w:sz w:val="20"/>
+          <w:szCs w:val="20"/>
+        </w:rPr>
+        <w:t>Sales_Amount</w:t>
+      </w:r>
+      <w:proofErr w:type="spellEnd"/>
+      <w:r>
+        <w:rPr>
+          <w:sz w:val="20"/>
+          <w:szCs w:val="20"/>
+        </w:rPr>
+        <w:t xml:space="preserve"> &gt; 500.</w:t>
       </w:r>
     </w:p>
     <w:p>
@@ -16305,7 +18140,23 @@
           <w:sz w:val="20"/>
           <w:szCs w:val="20"/>
         </w:rPr>
-        <w:t xml:space="preserve"> revenue per Product_Category.</w:t>
+        <w:t xml:space="preserve"> revenue per </w:t>
+      </w:r>
+      <w:proofErr w:type="spellStart"/>
+      <w:r>
+        <w:rPr>
+          <w:sz w:val="20"/>
+          <w:szCs w:val="20"/>
+        </w:rPr>
+        <w:t>Product_Category</w:t>
+      </w:r>
+      <w:proofErr w:type="spellEnd"/>
+      <w:r>
+        <w:rPr>
+          <w:sz w:val="20"/>
+          <w:szCs w:val="20"/>
+        </w:rPr>
+        <w:t>.</w:t>
       </w:r>
     </w:p>
     <w:p>
@@ -16557,7 +18408,23 @@
           <w:sz w:val="20"/>
           <w:szCs w:val="20"/>
         </w:rPr>
-        <w:t xml:space="preserve"> Discount_Percentage at 50 where it is higher.</w:t>
+        <w:t xml:space="preserve"> </w:t>
+      </w:r>
+      <w:proofErr w:type="spellStart"/>
+      <w:r>
+        <w:rPr>
+          <w:sz w:val="20"/>
+          <w:szCs w:val="20"/>
+        </w:rPr>
+        <w:t>Discount_Percentage</w:t>
+      </w:r>
+      <w:proofErr w:type="spellEnd"/>
+      <w:r>
+        <w:rPr>
+          <w:sz w:val="20"/>
+          <w:szCs w:val="20"/>
+        </w:rPr>
+        <w:t xml:space="preserve"> at 50 where it is higher.</w:t>
       </w:r>
     </w:p>
     <w:p>
@@ -17031,7 +18898,55 @@
           <w:sz w:val="20"/>
           <w:szCs w:val="20"/>
         </w:rPr>
-        <w:t xml:space="preserve"> Table.TransformColumns with Text.Proper and Text.Trim.</w:t>
+        <w:t xml:space="preserve"> </w:t>
+      </w:r>
+      <w:proofErr w:type="spellStart"/>
+      <w:r>
+        <w:rPr>
+          <w:sz w:val="20"/>
+          <w:szCs w:val="20"/>
+        </w:rPr>
+        <w:t>Table.TransformColumns</w:t>
+      </w:r>
+      <w:proofErr w:type="spellEnd"/>
+      <w:r>
+        <w:rPr>
+          <w:sz w:val="20"/>
+          <w:szCs w:val="20"/>
+        </w:rPr>
+        <w:t xml:space="preserve"> with </w:t>
+      </w:r>
+      <w:proofErr w:type="spellStart"/>
+      <w:r>
+        <w:rPr>
+          <w:sz w:val="20"/>
+          <w:szCs w:val="20"/>
+        </w:rPr>
+        <w:t>Text.Proper</w:t>
+      </w:r>
+      <w:proofErr w:type="spellEnd"/>
+      <w:r>
+        <w:rPr>
+          <w:sz w:val="20"/>
+          <w:szCs w:val="20"/>
+        </w:rPr>
+        <w:t xml:space="preserve"> and </w:t>
+      </w:r>
+      <w:proofErr w:type="spellStart"/>
+      <w:r>
+        <w:rPr>
+          <w:sz w:val="20"/>
+          <w:szCs w:val="20"/>
+        </w:rPr>
+        <w:t>Text.Trim</w:t>
+      </w:r>
+      <w:proofErr w:type="spellEnd"/>
+      <w:r>
+        <w:rPr>
+          <w:sz w:val="20"/>
+          <w:szCs w:val="20"/>
+        </w:rPr>
+        <w:t>.</w:t>
       </w:r>
     </w:p>
     <w:p>

--- a/Python/Datasets/E_Retail Sales Dataset/Placement_Test_Practice_Question_Bank.docx
+++ b/Python/Datasets/E_Retail Sales Dataset/Placement_Test_Practice_Question_Bank.docx
@@ -1746,56 +1746,6 @@
           <w:sz w:val="20"/>
           <w:szCs w:val="20"/>
         </w:rPr>
-        <w:t xml:space="preserve">E8.1  </w:t>
-      </w:r>
-      <w:r>
-        <w:rPr>
-          <w:sz w:val="20"/>
-          <w:szCs w:val="20"/>
-        </w:rPr>
-        <w:t>Use</w:t>
-      </w:r>
-      <w:proofErr w:type="gramEnd"/>
-      <w:r>
-        <w:rPr>
-          <w:sz w:val="20"/>
-          <w:szCs w:val="20"/>
-        </w:rPr>
-        <w:t xml:space="preserve"> MATCH to find the row position of </w:t>
-      </w:r>
-      <w:proofErr w:type="spellStart"/>
-      <w:r>
-        <w:rPr>
-          <w:sz w:val="20"/>
-          <w:szCs w:val="20"/>
-        </w:rPr>
-        <w:t>Product_ID</w:t>
-      </w:r>
-      <w:proofErr w:type="spellEnd"/>
-      <w:r>
-        <w:rPr>
-          <w:sz w:val="20"/>
-          <w:szCs w:val="20"/>
-        </w:rPr>
-        <w:t xml:space="preserve"> 'P010'.</w:t>
-      </w:r>
-    </w:p>
-    <w:p>
-      <w:pPr>
-        <w:spacing w:after="80"/>
-        <w:rPr>
-          <w:sz w:val="20"/>
-          <w:szCs w:val="20"/>
-        </w:rPr>
-      </w:pPr>
-      <w:proofErr w:type="gramStart"/>
-      <w:r>
-        <w:rPr>
-          <w:b/>
-          <w:bCs/>
-          <w:sz w:val="20"/>
-          <w:szCs w:val="20"/>
-        </w:rPr>
         <w:t xml:space="preserve">E8.2  </w:t>
       </w:r>
       <w:r>
@@ -2060,26 +2010,26 @@
           <w:sz w:val="20"/>
           <w:szCs w:val="20"/>
         </w:rPr>
+        <w:t>E9. Text Functions: LEFT, RIGHT, MID, CONCATENATE, UPPER, LOWER, PROPER, LEN</w:t>
+      </w:r>
+    </w:p>
+    <w:p>
+      <w:pPr>
+        <w:spacing w:after="80"/>
+        <w:rPr>
+          <w:sz w:val="20"/>
+          <w:szCs w:val="20"/>
+        </w:rPr>
+      </w:pPr>
+      <w:proofErr w:type="gramStart"/>
+      <w:r>
+        <w:rPr>
+          <w:b/>
+          <w:bCs/>
+          <w:sz w:val="20"/>
+          <w:szCs w:val="20"/>
+        </w:rPr>
         <w:lastRenderedPageBreak/>
-        <w:t>E9. Text Functions: LEFT, RIGHT, MID, CONCATENATE, UPPER, LOWER, PROPER, LEN</w:t>
-      </w:r>
-    </w:p>
-    <w:p>
-      <w:pPr>
-        <w:spacing w:after="80"/>
-        <w:rPr>
-          <w:sz w:val="20"/>
-          <w:szCs w:val="20"/>
-        </w:rPr>
-      </w:pPr>
-      <w:proofErr w:type="gramStart"/>
-      <w:r>
-        <w:rPr>
-          <w:b/>
-          <w:bCs/>
-          <w:sz w:val="20"/>
-          <w:szCs w:val="20"/>
-        </w:rPr>
         <w:t xml:space="preserve">E9.1  </w:t>
       </w:r>
       <w:r>
@@ -3655,57 +3605,57 @@
           <w:sz w:val="20"/>
           <w:szCs w:val="20"/>
         </w:rPr>
+        <w:t xml:space="preserve">E13.5  </w:t>
+      </w:r>
+      <w:r>
+        <w:rPr>
+          <w:sz w:val="20"/>
+          <w:szCs w:val="20"/>
+        </w:rPr>
+        <w:t>Goal</w:t>
+      </w:r>
+      <w:proofErr w:type="gramEnd"/>
+      <w:r>
+        <w:rPr>
+          <w:sz w:val="20"/>
+          <w:szCs w:val="20"/>
+        </w:rPr>
+        <w:t xml:space="preserve"> Seek: what </w:t>
+      </w:r>
+      <w:proofErr w:type="spellStart"/>
+      <w:r>
+        <w:rPr>
+          <w:sz w:val="20"/>
+          <w:szCs w:val="20"/>
+        </w:rPr>
+        <w:t>Unit_Price</w:t>
+      </w:r>
+      <w:proofErr w:type="spellEnd"/>
+      <w:r>
+        <w:rPr>
+          <w:sz w:val="20"/>
+          <w:szCs w:val="20"/>
+        </w:rPr>
+        <w:t xml:space="preserve"> gives a target profit of 500 on a transaction?</w:t>
+      </w:r>
+    </w:p>
+    <w:p>
+      <w:pPr>
+        <w:spacing w:after="80"/>
+        <w:rPr>
+          <w:sz w:val="20"/>
+          <w:szCs w:val="20"/>
+        </w:rPr>
+      </w:pPr>
+      <w:proofErr w:type="gramStart"/>
+      <w:r>
+        <w:rPr>
+          <w:b/>
+          <w:bCs/>
+          <w:sz w:val="20"/>
+          <w:szCs w:val="20"/>
+        </w:rPr>
         <w:lastRenderedPageBreak/>
-        <w:t xml:space="preserve">E13.5  </w:t>
-      </w:r>
-      <w:r>
-        <w:rPr>
-          <w:sz w:val="20"/>
-          <w:szCs w:val="20"/>
-        </w:rPr>
-        <w:t>Goal</w:t>
-      </w:r>
-      <w:proofErr w:type="gramEnd"/>
-      <w:r>
-        <w:rPr>
-          <w:sz w:val="20"/>
-          <w:szCs w:val="20"/>
-        </w:rPr>
-        <w:t xml:space="preserve"> Seek: what </w:t>
-      </w:r>
-      <w:proofErr w:type="spellStart"/>
-      <w:r>
-        <w:rPr>
-          <w:sz w:val="20"/>
-          <w:szCs w:val="20"/>
-        </w:rPr>
-        <w:t>Unit_Price</w:t>
-      </w:r>
-      <w:proofErr w:type="spellEnd"/>
-      <w:r>
-        <w:rPr>
-          <w:sz w:val="20"/>
-          <w:szCs w:val="20"/>
-        </w:rPr>
-        <w:t xml:space="preserve"> gives a target profit of 500 on a transaction?</w:t>
-      </w:r>
-    </w:p>
-    <w:p>
-      <w:pPr>
-        <w:spacing w:after="80"/>
-        <w:rPr>
-          <w:sz w:val="20"/>
-          <w:szCs w:val="20"/>
-        </w:rPr>
-      </w:pPr>
-      <w:proofErr w:type="gramStart"/>
-      <w:r>
-        <w:rPr>
-          <w:b/>
-          <w:bCs/>
-          <w:sz w:val="20"/>
-          <w:szCs w:val="20"/>
-        </w:rPr>
         <w:t xml:space="preserve">E13.6  </w:t>
       </w:r>
       <w:r>

--- a/Python/Datasets/E_Retail Sales Dataset/Placement_Test_Practice_Question_Bank.docx
+++ b/Python/Datasets/E_Retail Sales Dataset/Placement_Test_Practice_Question_Bank.docx
@@ -1747,38 +1747,6 @@
           <w:szCs w:val="20"/>
         </w:rPr>
       </w:pPr>
-      <w:r>
-        <w:rPr>
-          <w:b/>
-          <w:bCs/>
-          <w:sz w:val="20"/>
-          <w:szCs w:val="20"/>
-        </w:rPr>
-        <w:t xml:space="preserve">E8.3  </w:t>
-      </w:r>
-      <w:r>
-        <w:rPr>
-          <w:sz w:val="20"/>
-          <w:szCs w:val="20"/>
-        </w:rPr>
-        <w:t xml:space="preserve">Two-way INDEX/MATCH: return sales for a chosen Country and </w:t>
-      </w:r>
-      <w:proofErr w:type="spellStart"/>
-      <w:r>
-        <w:rPr>
-          <w:sz w:val="20"/>
-          <w:szCs w:val="20"/>
-        </w:rPr>
-        <w:t>Order_Year</w:t>
-      </w:r>
-      <w:proofErr w:type="spellEnd"/>
-      <w:r>
-        <w:rPr>
-          <w:sz w:val="20"/>
-          <w:szCs w:val="20"/>
-        </w:rPr>
-        <w:t xml:space="preserve"> from a summary grid.</w:t>
-      </w:r>
     </w:p>
     <w:p>
       <w:pPr>

--- a/Python/Datasets/E_Retail Sales Dataset/Placement_Test_Practice_Question_Bank.docx
+++ b/Python/Datasets/E_Retail Sales Dataset/Placement_Test_Practice_Question_Bank.docx
@@ -1747,40 +1747,6 @@
           <w:sz w:val="20"/>
           <w:szCs w:val="20"/>
         </w:rPr>
-        <w:t xml:space="preserve">E9.2  </w:t>
-      </w:r>
-      <w:r>
-        <w:rPr>
-          <w:sz w:val="20"/>
-          <w:szCs w:val="20"/>
-        </w:rPr>
-        <w:t>RIGHT</w:t>
-      </w:r>
-      <w:proofErr w:type="gramEnd"/>
-      <w:r>
-        <w:rPr>
-          <w:sz w:val="20"/>
-          <w:szCs w:val="20"/>
-        </w:rPr>
-        <w:t>: extract the store number from Store_ID.</w:t>
-      </w:r>
-    </w:p>
-    <w:p>
-      <w:pPr>
-        <w:spacing w:after="80"/>
-        <w:rPr>
-          <w:sz w:val="20"/>
-          <w:szCs w:val="20"/>
-        </w:rPr>
-      </w:pPr>
-      <w:proofErr w:type="gramStart"/>
-      <w:r>
-        <w:rPr>
-          <w:b/>
-          <w:bCs/>
-          <w:sz w:val="20"/>
-          <w:szCs w:val="20"/>
-        </w:rPr>
         <w:t xml:space="preserve">E9.3  </w:t>
       </w:r>
       <w:r>
@@ -1932,26 +1898,26 @@
           <w:szCs w:val="20"/>
           <w:highlight w:val="yellow"/>
         </w:rPr>
+        <w:t>E10. Date Functions: DATEVALUE, TIMEVALUE, TODAY, NOW, NETWORKDAYS(.INTL)</w:t>
+      </w:r>
+    </w:p>
+    <w:p>
+      <w:pPr>
+        <w:spacing w:after="80"/>
+        <w:rPr>
+          <w:sz w:val="20"/>
+          <w:szCs w:val="20"/>
+        </w:rPr>
+      </w:pPr>
+      <w:proofErr w:type="gramStart"/>
+      <w:r>
+        <w:rPr>
+          <w:b/>
+          <w:bCs/>
+          <w:sz w:val="20"/>
+          <w:szCs w:val="20"/>
+        </w:rPr>
         <w:lastRenderedPageBreak/>
-        <w:t>E10. Date Functions: DATEVALUE, TIMEVALUE, TODAY, NOW, NETWORKDAYS(.INTL)</w:t>
-      </w:r>
-    </w:p>
-    <w:p>
-      <w:pPr>
-        <w:spacing w:after="80"/>
-        <w:rPr>
-          <w:sz w:val="20"/>
-          <w:szCs w:val="20"/>
-        </w:rPr>
-      </w:pPr>
-      <w:proofErr w:type="gramStart"/>
-      <w:r>
-        <w:rPr>
-          <w:b/>
-          <w:bCs/>
-          <w:sz w:val="20"/>
-          <w:szCs w:val="20"/>
-        </w:rPr>
         <w:t xml:space="preserve">E10.1  </w:t>
       </w:r>
       <w:r>
@@ -3233,70 +3199,70 @@
           <w:sz w:val="20"/>
           <w:szCs w:val="20"/>
         </w:rPr>
+        <w:t xml:space="preserve">Mock </w:t>
+      </w:r>
+      <w:proofErr w:type="gramStart"/>
+      <w:r>
+        <w:rPr>
+          <w:b/>
+          <w:bCs/>
+          <w:sz w:val="20"/>
+          <w:szCs w:val="20"/>
+        </w:rPr>
+        <w:t>3  (</w:t>
+      </w:r>
+      <w:proofErr w:type="gramEnd"/>
+      <w:r>
+        <w:rPr>
+          <w:b/>
+          <w:bCs/>
+          <w:sz w:val="20"/>
+          <w:szCs w:val="20"/>
+        </w:rPr>
+        <w:t>E2.3</w:t>
+      </w:r>
+      <w:proofErr w:type="gramStart"/>
+      <w:r>
+        <w:rPr>
+          <w:b/>
+          <w:bCs/>
+          <w:sz w:val="20"/>
+          <w:szCs w:val="20"/>
+        </w:rPr>
+        <w:t xml:space="preserve">)  </w:t>
+      </w:r>
+      <w:r>
+        <w:rPr>
+          <w:sz w:val="20"/>
+          <w:szCs w:val="20"/>
+        </w:rPr>
+        <w:t>Apply</w:t>
+      </w:r>
+      <w:proofErr w:type="gramEnd"/>
+      <w:r>
+        <w:rPr>
+          <w:sz w:val="20"/>
+          <w:szCs w:val="20"/>
+        </w:rPr>
+        <w:t xml:space="preserve"> a date filter to show only Q4 2024 orders.</w:t>
+      </w:r>
+    </w:p>
+    <w:p>
+      <w:pPr>
+        <w:spacing w:after="80"/>
+        <w:rPr>
+          <w:sz w:val="20"/>
+          <w:szCs w:val="20"/>
+        </w:rPr>
+      </w:pPr>
+      <w:r>
+        <w:rPr>
+          <w:b/>
+          <w:bCs/>
+          <w:sz w:val="20"/>
+          <w:szCs w:val="20"/>
+        </w:rPr>
         <w:lastRenderedPageBreak/>
-        <w:t xml:space="preserve">Mock </w:t>
-      </w:r>
-      <w:proofErr w:type="gramStart"/>
-      <w:r>
-        <w:rPr>
-          <w:b/>
-          <w:bCs/>
-          <w:sz w:val="20"/>
-          <w:szCs w:val="20"/>
-        </w:rPr>
-        <w:t>3  (</w:t>
-      </w:r>
-      <w:proofErr w:type="gramEnd"/>
-      <w:r>
-        <w:rPr>
-          <w:b/>
-          <w:bCs/>
-          <w:sz w:val="20"/>
-          <w:szCs w:val="20"/>
-        </w:rPr>
-        <w:t>E2.3</w:t>
-      </w:r>
-      <w:proofErr w:type="gramStart"/>
-      <w:r>
-        <w:rPr>
-          <w:b/>
-          <w:bCs/>
-          <w:sz w:val="20"/>
-          <w:szCs w:val="20"/>
-        </w:rPr>
-        <w:t xml:space="preserve">)  </w:t>
-      </w:r>
-      <w:r>
-        <w:rPr>
-          <w:sz w:val="20"/>
-          <w:szCs w:val="20"/>
-        </w:rPr>
-        <w:t>Apply</w:t>
-      </w:r>
-      <w:proofErr w:type="gramEnd"/>
-      <w:r>
-        <w:rPr>
-          <w:sz w:val="20"/>
-          <w:szCs w:val="20"/>
-        </w:rPr>
-        <w:t xml:space="preserve"> a date filter to show only Q4 2024 orders.</w:t>
-      </w:r>
-    </w:p>
-    <w:p>
-      <w:pPr>
-        <w:spacing w:after="80"/>
-        <w:rPr>
-          <w:sz w:val="20"/>
-          <w:szCs w:val="20"/>
-        </w:rPr>
-      </w:pPr>
-      <w:r>
-        <w:rPr>
-          <w:b/>
-          <w:bCs/>
-          <w:sz w:val="20"/>
-          <w:szCs w:val="20"/>
-        </w:rPr>
         <w:t xml:space="preserve">Mock </w:t>
       </w:r>
       <w:proofErr w:type="gramStart"/>

--- a/Python/Datasets/E_Retail Sales Dataset/Placement_Test_Practice_Question_Bank.docx
+++ b/Python/Datasets/E_Retail Sales Dataset/Placement_Test_Practice_Question_Bank.docx
@@ -1747,56 +1747,6 @@
           <w:sz w:val="20"/>
           <w:szCs w:val="20"/>
         </w:rPr>
-        <w:t xml:space="preserve">E9.3  </w:t>
-      </w:r>
-      <w:r>
-        <w:rPr>
-          <w:sz w:val="20"/>
-          <w:szCs w:val="20"/>
-        </w:rPr>
-        <w:t>MID</w:t>
-      </w:r>
-      <w:proofErr w:type="gramEnd"/>
-      <w:r>
-        <w:rPr>
-          <w:sz w:val="20"/>
-          <w:szCs w:val="20"/>
-        </w:rPr>
-        <w:t>: extract the numeric part of Transaction_ID (T20001234</w:t>
-      </w:r>
-      <w:proofErr w:type="gramStart"/>
-      <w:r>
-        <w:rPr>
-          <w:sz w:val="20"/>
-          <w:szCs w:val="20"/>
-        </w:rPr>
-        <w:t>).</w:t>
-      </w:r>
-      <w:r>
-        <w:rPr>
-          <w:sz w:val="20"/>
-          <w:szCs w:val="20"/>
-        </w:rPr>
-        <w:t>s</w:t>
-      </w:r>
-      <w:proofErr w:type="gramEnd"/>
-    </w:p>
-    <w:p>
-      <w:pPr>
-        <w:spacing w:after="80"/>
-        <w:rPr>
-          <w:sz w:val="20"/>
-          <w:szCs w:val="20"/>
-        </w:rPr>
-      </w:pPr>
-      <w:proofErr w:type="gramStart"/>
-      <w:r>
-        <w:rPr>
-          <w:b/>
-          <w:bCs/>
-          <w:sz w:val="20"/>
-          <w:szCs w:val="20"/>
-        </w:rPr>
         <w:t xml:space="preserve">E9.4  </w:t>
       </w:r>
       <w:r>
@@ -1917,41 +1867,41 @@
           <w:sz w:val="20"/>
           <w:szCs w:val="20"/>
         </w:rPr>
+        <w:t xml:space="preserve">E10.1  </w:t>
+      </w:r>
+      <w:r>
+        <w:rPr>
+          <w:sz w:val="20"/>
+          <w:szCs w:val="20"/>
+        </w:rPr>
+        <w:t>Convert</w:t>
+      </w:r>
+      <w:proofErr w:type="gramEnd"/>
+      <w:r>
+        <w:rPr>
+          <w:sz w:val="20"/>
+          <w:szCs w:val="20"/>
+        </w:rPr>
+        <w:t xml:space="preserve"> text dates to real dates with DATEVALUE and verify the result.</w:t>
+      </w:r>
+    </w:p>
+    <w:p>
+      <w:pPr>
+        <w:spacing w:after="80"/>
+        <w:rPr>
+          <w:sz w:val="20"/>
+          <w:szCs w:val="20"/>
+        </w:rPr>
+      </w:pPr>
+      <w:proofErr w:type="gramStart"/>
+      <w:r>
+        <w:rPr>
+          <w:b/>
+          <w:bCs/>
+          <w:sz w:val="20"/>
+          <w:szCs w:val="20"/>
+        </w:rPr>
         <w:lastRenderedPageBreak/>
-        <w:t xml:space="preserve">E10.1  </w:t>
-      </w:r>
-      <w:r>
-        <w:rPr>
-          <w:sz w:val="20"/>
-          <w:szCs w:val="20"/>
-        </w:rPr>
-        <w:t>Convert</w:t>
-      </w:r>
-      <w:proofErr w:type="gramEnd"/>
-      <w:r>
-        <w:rPr>
-          <w:sz w:val="20"/>
-          <w:szCs w:val="20"/>
-        </w:rPr>
-        <w:t xml:space="preserve"> text dates to real dates with DATEVALUE and verify the result.</w:t>
-      </w:r>
-    </w:p>
-    <w:p>
-      <w:pPr>
-        <w:spacing w:after="80"/>
-        <w:rPr>
-          <w:sz w:val="20"/>
-          <w:szCs w:val="20"/>
-        </w:rPr>
-      </w:pPr>
-      <w:proofErr w:type="gramStart"/>
-      <w:r>
-        <w:rPr>
-          <w:b/>
-          <w:bCs/>
-          <w:sz w:val="20"/>
-          <w:szCs w:val="20"/>
-        </w:rPr>
         <w:t xml:space="preserve">E10.2  </w:t>
       </w:r>
       <w:r>
@@ -3262,70 +3212,70 @@
           <w:sz w:val="20"/>
           <w:szCs w:val="20"/>
         </w:rPr>
+        <w:t xml:space="preserve">Mock </w:t>
+      </w:r>
+      <w:proofErr w:type="gramStart"/>
+      <w:r>
+        <w:rPr>
+          <w:b/>
+          <w:bCs/>
+          <w:sz w:val="20"/>
+          <w:szCs w:val="20"/>
+        </w:rPr>
+        <w:t>4  (</w:t>
+      </w:r>
+      <w:proofErr w:type="gramEnd"/>
+      <w:r>
+        <w:rPr>
+          <w:b/>
+          <w:bCs/>
+          <w:sz w:val="20"/>
+          <w:szCs w:val="20"/>
+        </w:rPr>
+        <w:t>E2.6</w:t>
+      </w:r>
+      <w:proofErr w:type="gramStart"/>
+      <w:r>
+        <w:rPr>
+          <w:b/>
+          <w:bCs/>
+          <w:sz w:val="20"/>
+          <w:szCs w:val="20"/>
+        </w:rPr>
+        <w:t xml:space="preserve">)  </w:t>
+      </w:r>
+      <w:r>
+        <w:rPr>
+          <w:sz w:val="20"/>
+          <w:szCs w:val="20"/>
+        </w:rPr>
+        <w:t>Filter</w:t>
+      </w:r>
+      <w:proofErr w:type="gramEnd"/>
+      <w:r>
+        <w:rPr>
+          <w:sz w:val="20"/>
+          <w:szCs w:val="20"/>
+        </w:rPr>
+        <w:t xml:space="preserve"> Customer_Age outside 16-90 and report how many rows are affected.</w:t>
+      </w:r>
+    </w:p>
+    <w:p>
+      <w:pPr>
+        <w:spacing w:after="80"/>
+        <w:rPr>
+          <w:sz w:val="20"/>
+          <w:szCs w:val="20"/>
+        </w:rPr>
+      </w:pPr>
+      <w:r>
+        <w:rPr>
+          <w:b/>
+          <w:bCs/>
+          <w:sz w:val="20"/>
+          <w:szCs w:val="20"/>
+        </w:rPr>
         <w:lastRenderedPageBreak/>
-        <w:t xml:space="preserve">Mock </w:t>
-      </w:r>
-      <w:proofErr w:type="gramStart"/>
-      <w:r>
-        <w:rPr>
-          <w:b/>
-          <w:bCs/>
-          <w:sz w:val="20"/>
-          <w:szCs w:val="20"/>
-        </w:rPr>
-        <w:t>4  (</w:t>
-      </w:r>
-      <w:proofErr w:type="gramEnd"/>
-      <w:r>
-        <w:rPr>
-          <w:b/>
-          <w:bCs/>
-          <w:sz w:val="20"/>
-          <w:szCs w:val="20"/>
-        </w:rPr>
-        <w:t>E2.6</w:t>
-      </w:r>
-      <w:proofErr w:type="gramStart"/>
-      <w:r>
-        <w:rPr>
-          <w:b/>
-          <w:bCs/>
-          <w:sz w:val="20"/>
-          <w:szCs w:val="20"/>
-        </w:rPr>
-        <w:t xml:space="preserve">)  </w:t>
-      </w:r>
-      <w:r>
-        <w:rPr>
-          <w:sz w:val="20"/>
-          <w:szCs w:val="20"/>
-        </w:rPr>
-        <w:t>Filter</w:t>
-      </w:r>
-      <w:proofErr w:type="gramEnd"/>
-      <w:r>
-        <w:rPr>
-          <w:sz w:val="20"/>
-          <w:szCs w:val="20"/>
-        </w:rPr>
-        <w:t xml:space="preserve"> Customer_Age outside 16-90 and report how many rows are affected.</w:t>
-      </w:r>
-    </w:p>
-    <w:p>
-      <w:pPr>
-        <w:spacing w:after="80"/>
-        <w:rPr>
-          <w:sz w:val="20"/>
-          <w:szCs w:val="20"/>
-        </w:rPr>
-      </w:pPr>
-      <w:r>
-        <w:rPr>
-          <w:b/>
-          <w:bCs/>
-          <w:sz w:val="20"/>
-          <w:szCs w:val="20"/>
-        </w:rPr>
         <w:t xml:space="preserve">Mock </w:t>
       </w:r>
       <w:proofErr w:type="gramStart"/>

--- a/Python/Datasets/E_Retail Sales Dataset/Placement_Test_Practice_Question_Bank.docx
+++ b/Python/Datasets/E_Retail Sales Dataset/Placement_Test_Practice_Question_Bank.docx
@@ -1747,40 +1747,6 @@
           <w:sz w:val="20"/>
           <w:szCs w:val="20"/>
         </w:rPr>
-        <w:t xml:space="preserve">E9.4  </w:t>
-      </w:r>
-      <w:r>
-        <w:rPr>
-          <w:sz w:val="20"/>
-          <w:szCs w:val="20"/>
-        </w:rPr>
-        <w:t>Standardize</w:t>
-      </w:r>
-      <w:proofErr w:type="gramEnd"/>
-      <w:r>
-        <w:rPr>
-          <w:sz w:val="20"/>
-          <w:szCs w:val="20"/>
-        </w:rPr>
-        <w:t xml:space="preserve"> the casing of Customer_Gender and Region using UPPER, LOWER and PROPER.</w:t>
-      </w:r>
-    </w:p>
-    <w:p>
-      <w:pPr>
-        <w:spacing w:after="80"/>
-        <w:rPr>
-          <w:sz w:val="20"/>
-          <w:szCs w:val="20"/>
-        </w:rPr>
-      </w:pPr>
-      <w:proofErr w:type="gramStart"/>
-      <w:r>
-        <w:rPr>
-          <w:b/>
-          <w:bCs/>
-          <w:sz w:val="20"/>
-          <w:szCs w:val="20"/>
-        </w:rPr>
         <w:t xml:space="preserve">E9.5  </w:t>
       </w:r>
       <w:r>
@@ -1901,41 +1867,41 @@
           <w:sz w:val="20"/>
           <w:szCs w:val="20"/>
         </w:rPr>
+        <w:t xml:space="preserve">E10.2  </w:t>
+      </w:r>
+      <w:r>
+        <w:rPr>
+          <w:sz w:val="20"/>
+          <w:szCs w:val="20"/>
+        </w:rPr>
+        <w:t>Extract</w:t>
+      </w:r>
+      <w:proofErr w:type="gramEnd"/>
+      <w:r>
+        <w:rPr>
+          <w:sz w:val="20"/>
+          <w:szCs w:val="20"/>
+        </w:rPr>
+        <w:t xml:space="preserve"> Year, Month name and Weekday from Order_Date.</w:t>
+      </w:r>
+    </w:p>
+    <w:p>
+      <w:pPr>
+        <w:spacing w:after="80"/>
+        <w:rPr>
+          <w:sz w:val="20"/>
+          <w:szCs w:val="20"/>
+        </w:rPr>
+      </w:pPr>
+      <w:proofErr w:type="gramStart"/>
+      <w:r>
+        <w:rPr>
+          <w:b/>
+          <w:bCs/>
+          <w:sz w:val="20"/>
+          <w:szCs w:val="20"/>
+        </w:rPr>
         <w:lastRenderedPageBreak/>
-        <w:t xml:space="preserve">E10.2  </w:t>
-      </w:r>
-      <w:r>
-        <w:rPr>
-          <w:sz w:val="20"/>
-          <w:szCs w:val="20"/>
-        </w:rPr>
-        <w:t>Extract</w:t>
-      </w:r>
-      <w:proofErr w:type="gramEnd"/>
-      <w:r>
-        <w:rPr>
-          <w:sz w:val="20"/>
-          <w:szCs w:val="20"/>
-        </w:rPr>
-        <w:t xml:space="preserve"> Year, Month name and Weekday from Order_Date.</w:t>
-      </w:r>
-    </w:p>
-    <w:p>
-      <w:pPr>
-        <w:spacing w:after="80"/>
-        <w:rPr>
-          <w:sz w:val="20"/>
-          <w:szCs w:val="20"/>
-        </w:rPr>
-      </w:pPr>
-      <w:proofErr w:type="gramStart"/>
-      <w:r>
-        <w:rPr>
-          <w:b/>
-          <w:bCs/>
-          <w:sz w:val="20"/>
-          <w:szCs w:val="20"/>
-        </w:rPr>
         <w:t xml:space="preserve">E10.3  </w:t>
       </w:r>
       <w:r>
@@ -3275,70 +3241,70 @@
           <w:sz w:val="20"/>
           <w:szCs w:val="20"/>
         </w:rPr>
+        <w:t xml:space="preserve">Mock </w:t>
+      </w:r>
+      <w:proofErr w:type="gramStart"/>
+      <w:r>
+        <w:rPr>
+          <w:b/>
+          <w:bCs/>
+          <w:sz w:val="20"/>
+          <w:szCs w:val="20"/>
+        </w:rPr>
+        <w:t>5  (</w:t>
+      </w:r>
+      <w:proofErr w:type="gramEnd"/>
+      <w:r>
+        <w:rPr>
+          <w:b/>
+          <w:bCs/>
+          <w:sz w:val="20"/>
+          <w:szCs w:val="20"/>
+        </w:rPr>
+        <w:t>E3.3</w:t>
+      </w:r>
+      <w:proofErr w:type="gramStart"/>
+      <w:r>
+        <w:rPr>
+          <w:b/>
+          <w:bCs/>
+          <w:sz w:val="20"/>
+          <w:szCs w:val="20"/>
+        </w:rPr>
+        <w:t xml:space="preserve">)  </w:t>
+      </w:r>
+      <w:r>
+        <w:rPr>
+          <w:sz w:val="20"/>
+          <w:szCs w:val="20"/>
+        </w:rPr>
+        <w:t>Flag</w:t>
+      </w:r>
+      <w:proofErr w:type="gramEnd"/>
+      <w:r>
+        <w:rPr>
+          <w:sz w:val="20"/>
+          <w:szCs w:val="20"/>
+        </w:rPr>
+        <w:t xml:space="preserve"> each transaction as 'Loss' if Profit &lt; 0, else 'Profit'.</w:t>
+      </w:r>
+    </w:p>
+    <w:p>
+      <w:pPr>
+        <w:spacing w:after="80"/>
+        <w:rPr>
+          <w:sz w:val="20"/>
+          <w:szCs w:val="20"/>
+        </w:rPr>
+      </w:pPr>
+      <w:r>
+        <w:rPr>
+          <w:b/>
+          <w:bCs/>
+          <w:sz w:val="20"/>
+          <w:szCs w:val="20"/>
+        </w:rPr>
         <w:lastRenderedPageBreak/>
-        <w:t xml:space="preserve">Mock </w:t>
-      </w:r>
-      <w:proofErr w:type="gramStart"/>
-      <w:r>
-        <w:rPr>
-          <w:b/>
-          <w:bCs/>
-          <w:sz w:val="20"/>
-          <w:szCs w:val="20"/>
-        </w:rPr>
-        <w:t>5  (</w:t>
-      </w:r>
-      <w:proofErr w:type="gramEnd"/>
-      <w:r>
-        <w:rPr>
-          <w:b/>
-          <w:bCs/>
-          <w:sz w:val="20"/>
-          <w:szCs w:val="20"/>
-        </w:rPr>
-        <w:t>E3.3</w:t>
-      </w:r>
-      <w:proofErr w:type="gramStart"/>
-      <w:r>
-        <w:rPr>
-          <w:b/>
-          <w:bCs/>
-          <w:sz w:val="20"/>
-          <w:szCs w:val="20"/>
-        </w:rPr>
-        <w:t xml:space="preserve">)  </w:t>
-      </w:r>
-      <w:r>
-        <w:rPr>
-          <w:sz w:val="20"/>
-          <w:szCs w:val="20"/>
-        </w:rPr>
-        <w:t>Flag</w:t>
-      </w:r>
-      <w:proofErr w:type="gramEnd"/>
-      <w:r>
-        <w:rPr>
-          <w:sz w:val="20"/>
-          <w:szCs w:val="20"/>
-        </w:rPr>
-        <w:t xml:space="preserve"> each transaction as 'Loss' if Profit &lt; 0, else 'Profit'.</w:t>
-      </w:r>
-    </w:p>
-    <w:p>
-      <w:pPr>
-        <w:spacing w:after="80"/>
-        <w:rPr>
-          <w:sz w:val="20"/>
-          <w:szCs w:val="20"/>
-        </w:rPr>
-      </w:pPr>
-      <w:r>
-        <w:rPr>
-          <w:b/>
-          <w:bCs/>
-          <w:sz w:val="20"/>
-          <w:szCs w:val="20"/>
-        </w:rPr>
         <w:t xml:space="preserve">Mock </w:t>
       </w:r>
       <w:proofErr w:type="gramStart"/>

--- a/Python/Datasets/E_Retail Sales Dataset/Placement_Test_Practice_Question_Bank.docx
+++ b/Python/Datasets/E_Retail Sales Dataset/Placement_Test_Practice_Question_Bank.docx
@@ -1765,124 +1765,6 @@
           <w:sz w:val="20"/>
           <w:szCs w:val="20"/>
         </w:rPr>
-        <w:t xml:space="preserve">E10.2  </w:t>
-      </w:r>
-      <w:r>
-        <w:rPr>
-          <w:sz w:val="20"/>
-          <w:szCs w:val="20"/>
-        </w:rPr>
-        <w:t>Extract</w:t>
-      </w:r>
-      <w:proofErr w:type="gramEnd"/>
-      <w:r>
-        <w:rPr>
-          <w:sz w:val="20"/>
-          <w:szCs w:val="20"/>
-        </w:rPr>
-        <w:t xml:space="preserve"> Year, Month name and Weekday from Order_Date.</w:t>
-      </w:r>
-    </w:p>
-    <w:p>
-      <w:pPr>
-        <w:spacing w:after="80"/>
-        <w:rPr>
-          <w:sz w:val="20"/>
-          <w:szCs w:val="20"/>
-        </w:rPr>
-      </w:pPr>
-      <w:proofErr w:type="gramStart"/>
-      <w:r>
-        <w:rPr>
-          <w:b/>
-          <w:bCs/>
-          <w:sz w:val="20"/>
-          <w:szCs w:val="20"/>
-        </w:rPr>
-        <w:t xml:space="preserve">E10.3  </w:t>
-      </w:r>
-      <w:r>
-        <w:rPr>
-          <w:sz w:val="20"/>
-          <w:szCs w:val="20"/>
-        </w:rPr>
-        <w:t>Calculate</w:t>
-      </w:r>
-      <w:proofErr w:type="gramEnd"/>
-      <w:r>
-        <w:rPr>
-          <w:sz w:val="20"/>
-          <w:szCs w:val="20"/>
-        </w:rPr>
-        <w:t xml:space="preserve"> days since each order using </w:t>
-      </w:r>
-      <w:proofErr w:type="gramStart"/>
-      <w:r>
-        <w:rPr>
-          <w:sz w:val="20"/>
-          <w:szCs w:val="20"/>
-        </w:rPr>
-        <w:t>TODAY(</w:t>
-      </w:r>
-      <w:proofErr w:type="gramEnd"/>
-      <w:r>
-        <w:rPr>
-          <w:sz w:val="20"/>
-          <w:szCs w:val="20"/>
-        </w:rPr>
-        <w:t>).</w:t>
-      </w:r>
-    </w:p>
-    <w:p>
-      <w:pPr>
-        <w:spacing w:after="80"/>
-        <w:rPr>
-          <w:sz w:val="20"/>
-          <w:szCs w:val="20"/>
-        </w:rPr>
-      </w:pPr>
-      <w:proofErr w:type="gramStart"/>
-      <w:r>
-        <w:rPr>
-          <w:b/>
-          <w:bCs/>
-          <w:sz w:val="20"/>
-          <w:szCs w:val="20"/>
-        </w:rPr>
-        <w:t xml:space="preserve">E10.4  </w:t>
-      </w:r>
-      <w:r>
-        <w:rPr>
-          <w:sz w:val="20"/>
-          <w:szCs w:val="20"/>
-        </w:rPr>
-        <w:t>Use</w:t>
-      </w:r>
-      <w:proofErr w:type="gramEnd"/>
-      <w:r>
-        <w:rPr>
-          <w:sz w:val="20"/>
-          <w:szCs w:val="20"/>
-        </w:rPr>
-        <w:t xml:space="preserve"> TIMEVALUE on Order_Time to label orders Morning, Afternoon or Evening.</w:t>
-      </w:r>
-    </w:p>
-    <w:p>
-      <w:pPr>
-        <w:spacing w:after="80"/>
-        <w:rPr>
-          <w:sz w:val="20"/>
-          <w:szCs w:val="20"/>
-        </w:rPr>
-      </w:pPr>
-      <w:proofErr w:type="gramStart"/>
-      <w:r>
-        <w:rPr>
-          <w:b/>
-          <w:bCs/>
-          <w:sz w:val="20"/>
-          <w:szCs w:val="20"/>
-        </w:rPr>
         <w:t xml:space="preserve">E10.5  </w:t>
       </w:r>
       <w:r>
@@ -1916,7 +1798,6 @@
           <w:sz w:val="20"/>
           <w:szCs w:val="20"/>
         </w:rPr>
-        <w:lastRenderedPageBreak/>
         <w:t>E10.</w:t>
       </w:r>
       <w:proofErr w:type="gramStart"/>
@@ -3391,133 +3272,133 @@
           <w:sz w:val="20"/>
           <w:szCs w:val="20"/>
         </w:rPr>
+        <w:t xml:space="preserve">Mock </w:t>
+      </w:r>
+      <w:proofErr w:type="gramStart"/>
+      <w:r>
+        <w:rPr>
+          <w:b/>
+          <w:bCs/>
+          <w:sz w:val="20"/>
+          <w:szCs w:val="20"/>
+        </w:rPr>
+        <w:t>9  (</w:t>
+      </w:r>
+      <w:proofErr w:type="gramEnd"/>
+      <w:r>
+        <w:rPr>
+          <w:b/>
+          <w:bCs/>
+          <w:sz w:val="20"/>
+          <w:szCs w:val="20"/>
+        </w:rPr>
+        <w:t>E5.3</w:t>
+      </w:r>
+      <w:proofErr w:type="gramStart"/>
+      <w:r>
+        <w:rPr>
+          <w:b/>
+          <w:bCs/>
+          <w:sz w:val="20"/>
+          <w:szCs w:val="20"/>
+        </w:rPr>
+        <w:t xml:space="preserve">)  </w:t>
+      </w:r>
+      <w:r>
+        <w:rPr>
+          <w:sz w:val="20"/>
+          <w:szCs w:val="20"/>
+        </w:rPr>
+        <w:t>SUMIFS</w:t>
+      </w:r>
+      <w:proofErr w:type="gramEnd"/>
+      <w:r>
+        <w:rPr>
+          <w:sz w:val="20"/>
+          <w:szCs w:val="20"/>
+        </w:rPr>
+        <w:t>: total Profit by Product_Category for 2024.</w:t>
+      </w:r>
+    </w:p>
+    <w:p>
+      <w:pPr>
+        <w:spacing w:after="80"/>
+        <w:rPr>
+          <w:sz w:val="20"/>
+          <w:szCs w:val="20"/>
+        </w:rPr>
+      </w:pPr>
+      <w:r>
+        <w:rPr>
+          <w:b/>
+          <w:bCs/>
+          <w:sz w:val="20"/>
+          <w:szCs w:val="20"/>
+        </w:rPr>
+        <w:t xml:space="preserve">Mock </w:t>
+      </w:r>
+      <w:proofErr w:type="gramStart"/>
+      <w:r>
+        <w:rPr>
+          <w:b/>
+          <w:bCs/>
+          <w:sz w:val="20"/>
+          <w:szCs w:val="20"/>
+        </w:rPr>
+        <w:t>10  (</w:t>
+      </w:r>
+      <w:proofErr w:type="gramEnd"/>
+      <w:r>
+        <w:rPr>
+          <w:b/>
+          <w:bCs/>
+          <w:sz w:val="20"/>
+          <w:szCs w:val="20"/>
+        </w:rPr>
+        <w:t>E5.6</w:t>
+      </w:r>
+      <w:proofErr w:type="gramStart"/>
+      <w:r>
+        <w:rPr>
+          <w:b/>
+          <w:bCs/>
+          <w:sz w:val="20"/>
+          <w:szCs w:val="20"/>
+        </w:rPr>
+        <w:t xml:space="preserve">)  </w:t>
+      </w:r>
+      <w:r>
+        <w:rPr>
+          <w:sz w:val="20"/>
+          <w:szCs w:val="20"/>
+        </w:rPr>
+        <w:t>IFERROR</w:t>
+      </w:r>
+      <w:proofErr w:type="gramEnd"/>
+      <w:r>
+        <w:rPr>
+          <w:sz w:val="20"/>
+          <w:szCs w:val="20"/>
+        </w:rPr>
+        <w:t>: compute Profit / Sales_Amount and show 0 when Sales_Amount is blank or zero.</w:t>
+      </w:r>
+    </w:p>
+    <w:p>
+      <w:pPr>
+        <w:spacing w:after="80"/>
+        <w:rPr>
+          <w:sz w:val="20"/>
+          <w:szCs w:val="20"/>
+        </w:rPr>
+      </w:pPr>
+      <w:r>
+        <w:rPr>
+          <w:b/>
+          <w:bCs/>
+          <w:sz w:val="20"/>
+          <w:szCs w:val="20"/>
+        </w:rPr>
         <w:lastRenderedPageBreak/>
-        <w:t xml:space="preserve">Mock </w:t>
-      </w:r>
-      <w:proofErr w:type="gramStart"/>
-      <w:r>
-        <w:rPr>
-          <w:b/>
-          <w:bCs/>
-          <w:sz w:val="20"/>
-          <w:szCs w:val="20"/>
-        </w:rPr>
-        <w:t>9  (</w:t>
-      </w:r>
-      <w:proofErr w:type="gramEnd"/>
-      <w:r>
-        <w:rPr>
-          <w:b/>
-          <w:bCs/>
-          <w:sz w:val="20"/>
-          <w:szCs w:val="20"/>
-        </w:rPr>
-        <w:t>E5.3</w:t>
-      </w:r>
-      <w:proofErr w:type="gramStart"/>
-      <w:r>
-        <w:rPr>
-          <w:b/>
-          <w:bCs/>
-          <w:sz w:val="20"/>
-          <w:szCs w:val="20"/>
-        </w:rPr>
-        <w:t xml:space="preserve">)  </w:t>
-      </w:r>
-      <w:r>
-        <w:rPr>
-          <w:sz w:val="20"/>
-          <w:szCs w:val="20"/>
-        </w:rPr>
-        <w:t>SUMIFS</w:t>
-      </w:r>
-      <w:proofErr w:type="gramEnd"/>
-      <w:r>
-        <w:rPr>
-          <w:sz w:val="20"/>
-          <w:szCs w:val="20"/>
-        </w:rPr>
-        <w:t>: total Profit by Product_Category for 2024.</w:t>
-      </w:r>
-    </w:p>
-    <w:p>
-      <w:pPr>
-        <w:spacing w:after="80"/>
-        <w:rPr>
-          <w:sz w:val="20"/>
-          <w:szCs w:val="20"/>
-        </w:rPr>
-      </w:pPr>
-      <w:r>
-        <w:rPr>
-          <w:b/>
-          <w:bCs/>
-          <w:sz w:val="20"/>
-          <w:szCs w:val="20"/>
-        </w:rPr>
-        <w:t xml:space="preserve">Mock </w:t>
-      </w:r>
-      <w:proofErr w:type="gramStart"/>
-      <w:r>
-        <w:rPr>
-          <w:b/>
-          <w:bCs/>
-          <w:sz w:val="20"/>
-          <w:szCs w:val="20"/>
-        </w:rPr>
-        <w:t>10  (</w:t>
-      </w:r>
-      <w:proofErr w:type="gramEnd"/>
-      <w:r>
-        <w:rPr>
-          <w:b/>
-          <w:bCs/>
-          <w:sz w:val="20"/>
-          <w:szCs w:val="20"/>
-        </w:rPr>
-        <w:t>E5.6</w:t>
-      </w:r>
-      <w:proofErr w:type="gramStart"/>
-      <w:r>
-        <w:rPr>
-          <w:b/>
-          <w:bCs/>
-          <w:sz w:val="20"/>
-          <w:szCs w:val="20"/>
-        </w:rPr>
-        <w:t xml:space="preserve">)  </w:t>
-      </w:r>
-      <w:r>
-        <w:rPr>
-          <w:sz w:val="20"/>
-          <w:szCs w:val="20"/>
-        </w:rPr>
-        <w:t>IFERROR</w:t>
-      </w:r>
-      <w:proofErr w:type="gramEnd"/>
-      <w:r>
-        <w:rPr>
-          <w:sz w:val="20"/>
-          <w:szCs w:val="20"/>
-        </w:rPr>
-        <w:t>: compute Profit / Sales_Amount and show 0 when Sales_Amount is blank or zero.</w:t>
-      </w:r>
-    </w:p>
-    <w:p>
-      <w:pPr>
-        <w:spacing w:after="80"/>
-        <w:rPr>
-          <w:sz w:val="20"/>
-          <w:szCs w:val="20"/>
-        </w:rPr>
-      </w:pPr>
-      <w:r>
-        <w:rPr>
-          <w:b/>
-          <w:bCs/>
-          <w:sz w:val="20"/>
-          <w:szCs w:val="20"/>
-        </w:rPr>
         <w:t xml:space="preserve">Mock </w:t>
       </w:r>
       <w:proofErr w:type="gramStart"/>

--- a/Python/Datasets/E_Retail Sales Dataset/Placement_Test_Practice_Question_Bank.docx
+++ b/Python/Datasets/E_Retail Sales Dataset/Placement_Test_Practice_Question_Bank.docx
@@ -1951,56 +1951,6 @@
           <w:sz w:val="20"/>
           <w:szCs w:val="20"/>
         </w:rPr>
-        <w:t xml:space="preserve">E11.1  </w:t>
-      </w:r>
-      <w:r>
-        <w:rPr>
-          <w:sz w:val="20"/>
-          <w:szCs w:val="20"/>
-        </w:rPr>
-        <w:t>Build a monthly revenue table and use FORECAST.LINEAR for the next 3 months.</w:t>
-      </w:r>
-    </w:p>
-    <w:p>
-      <w:pPr>
-        <w:spacing w:after="80"/>
-        <w:rPr>
-          <w:sz w:val="20"/>
-          <w:szCs w:val="20"/>
-        </w:rPr>
-      </w:pPr>
-      <w:r>
-        <w:rPr>
-          <w:b/>
-          <w:bCs/>
-          <w:sz w:val="20"/>
-          <w:szCs w:val="20"/>
-        </w:rPr>
-        <w:t xml:space="preserve">E11.2  </w:t>
-      </w:r>
-      <w:r>
-        <w:rPr>
-          <w:sz w:val="20"/>
-          <w:szCs w:val="20"/>
-        </w:rPr>
-        <w:t>Create a Forecast Sheet with a 95% confidence interval.</w:t>
-      </w:r>
-    </w:p>
-    <w:p>
-      <w:pPr>
-        <w:spacing w:after="80"/>
-        <w:rPr>
-          <w:sz w:val="20"/>
-          <w:szCs w:val="20"/>
-        </w:rPr>
-      </w:pPr>
-      <w:r>
-        <w:rPr>
-          <w:b/>
-          <w:bCs/>
-          <w:sz w:val="20"/>
-          <w:szCs w:val="20"/>
-        </w:rPr>
         <w:t xml:space="preserve">E11.3  </w:t>
       </w:r>
       <w:r>
@@ -2778,57 +2728,57 @@
           <w:sz w:val="20"/>
           <w:szCs w:val="20"/>
         </w:rPr>
+        <w:t xml:space="preserve">Mock 12  (E6.6)  </w:t>
+      </w:r>
+      <w:r>
+        <w:rPr>
+          <w:sz w:val="20"/>
+          <w:szCs w:val="20"/>
+        </w:rPr>
+        <w:t>Clustered column of Profit by Country split by Order_Year; add sparklines for the monthly trend.</w:t>
+      </w:r>
+    </w:p>
+    <w:p>
+      <w:pPr>
+        <w:spacing w:after="80"/>
+        <w:rPr>
+          <w:sz w:val="20"/>
+          <w:szCs w:val="20"/>
+        </w:rPr>
+      </w:pPr>
+      <w:r>
+        <w:rPr>
+          <w:b/>
+          <w:bCs/>
+          <w:sz w:val="20"/>
+          <w:szCs w:val="20"/>
+        </w:rPr>
+        <w:t xml:space="preserve">Mock 13  (E7.3)  </w:t>
+      </w:r>
+      <w:r>
+        <w:rPr>
+          <w:sz w:val="20"/>
+          <w:szCs w:val="20"/>
+        </w:rPr>
+        <w:t>Use HLOOKUP on a horizontal table of Shipping_Method and delivery fee.</w:t>
+      </w:r>
+    </w:p>
+    <w:p>
+      <w:pPr>
+        <w:spacing w:after="80"/>
+        <w:rPr>
+          <w:sz w:val="20"/>
+          <w:szCs w:val="20"/>
+        </w:rPr>
+      </w:pPr>
+      <w:r>
+        <w:rPr>
+          <w:b/>
+          <w:bCs/>
+          <w:sz w:val="20"/>
+          <w:szCs w:val="20"/>
+        </w:rPr>
         <w:lastRenderedPageBreak/>
-        <w:t xml:space="preserve">Mock 12  (E6.6)  </w:t>
-      </w:r>
-      <w:r>
-        <w:rPr>
-          <w:sz w:val="20"/>
-          <w:szCs w:val="20"/>
-        </w:rPr>
-        <w:t>Clustered column of Profit by Country split by Order_Year; add sparklines for the monthly trend.</w:t>
-      </w:r>
-    </w:p>
-    <w:p>
-      <w:pPr>
-        <w:spacing w:after="80"/>
-        <w:rPr>
-          <w:sz w:val="20"/>
-          <w:szCs w:val="20"/>
-        </w:rPr>
-      </w:pPr>
-      <w:r>
-        <w:rPr>
-          <w:b/>
-          <w:bCs/>
-          <w:sz w:val="20"/>
-          <w:szCs w:val="20"/>
-        </w:rPr>
-        <w:t xml:space="preserve">Mock 13  (E7.3)  </w:t>
-      </w:r>
-      <w:r>
-        <w:rPr>
-          <w:sz w:val="20"/>
-          <w:szCs w:val="20"/>
-        </w:rPr>
-        <w:t>Use HLOOKUP on a horizontal table of Shipping_Method and delivery fee.</w:t>
-      </w:r>
-    </w:p>
-    <w:p>
-      <w:pPr>
-        <w:spacing w:after="80"/>
-        <w:rPr>
-          <w:sz w:val="20"/>
-          <w:szCs w:val="20"/>
-        </w:rPr>
-      </w:pPr>
-      <w:r>
-        <w:rPr>
-          <w:b/>
-          <w:bCs/>
-          <w:sz w:val="20"/>
-          <w:szCs w:val="20"/>
-        </w:rPr>
         <w:t xml:space="preserve">Mock 14  (E7.6)  </w:t>
       </w:r>
       <w:r>

--- a/Python/Datasets/E_Retail Sales Dataset/Placement_Test_Practice_Question_Bank.docx
+++ b/Python/Datasets/E_Retail Sales Dataset/Placement_Test_Practice_Question_Bank.docx
@@ -1970,40 +1970,6 @@
           <w:sz w:val="20"/>
           <w:szCs w:val="20"/>
         </w:rPr>
-        <w:t xml:space="preserve">E11.4  </w:t>
-      </w:r>
-      <w:r>
-        <w:rPr>
-          <w:sz w:val="20"/>
-          <w:szCs w:val="20"/>
-        </w:rPr>
-        <w:t>Consolidate</w:t>
-      </w:r>
-      <w:proofErr w:type="gramEnd"/>
-      <w:r>
-        <w:rPr>
-          <w:sz w:val="20"/>
-          <w:szCs w:val="20"/>
-        </w:rPr>
-        <w:t xml:space="preserve"> four yearly sheets (2022-2025) by Product_Category using Data &gt; Consolidate (Sum).</w:t>
-      </w:r>
-    </w:p>
-    <w:p>
-      <w:pPr>
-        <w:spacing w:after="80"/>
-        <w:rPr>
-          <w:sz w:val="20"/>
-          <w:szCs w:val="20"/>
-        </w:rPr>
-      </w:pPr>
-      <w:proofErr w:type="gramStart"/>
-      <w:r>
-        <w:rPr>
-          <w:b/>
-          <w:bCs/>
-          <w:sz w:val="20"/>
-          <w:szCs w:val="20"/>
-        </w:rPr>
         <w:t xml:space="preserve">E11.5  </w:t>
       </w:r>
       <w:r>
@@ -3497,70 +3463,70 @@
           <w:sz w:val="20"/>
           <w:szCs w:val="20"/>
         </w:rPr>
+        <w:t xml:space="preserve">Mock </w:t>
+      </w:r>
+      <w:proofErr w:type="gramStart"/>
+      <w:r>
+        <w:rPr>
+          <w:b/>
+          <w:bCs/>
+          <w:sz w:val="20"/>
+          <w:szCs w:val="20"/>
+        </w:rPr>
+        <w:t>15  (</w:t>
+      </w:r>
+      <w:proofErr w:type="gramEnd"/>
+      <w:r>
+        <w:rPr>
+          <w:b/>
+          <w:bCs/>
+          <w:sz w:val="20"/>
+          <w:szCs w:val="20"/>
+        </w:rPr>
+        <w:t>E8.3</w:t>
+      </w:r>
+      <w:proofErr w:type="gramStart"/>
+      <w:r>
+        <w:rPr>
+          <w:b/>
+          <w:bCs/>
+          <w:sz w:val="20"/>
+          <w:szCs w:val="20"/>
+        </w:rPr>
+        <w:t xml:space="preserve">)  </w:t>
+      </w:r>
+      <w:r>
+        <w:rPr>
+          <w:sz w:val="20"/>
+          <w:szCs w:val="20"/>
+        </w:rPr>
+        <w:t>Two</w:t>
+      </w:r>
+      <w:proofErr w:type="gramEnd"/>
+      <w:r>
+        <w:rPr>
+          <w:sz w:val="20"/>
+          <w:szCs w:val="20"/>
+        </w:rPr>
+        <w:t>-way INDEX/MATCH: return sales for a chosen Country and Order_Year from a summary grid.</w:t>
+      </w:r>
+    </w:p>
+    <w:p>
+      <w:pPr>
+        <w:spacing w:after="80"/>
+        <w:rPr>
+          <w:sz w:val="20"/>
+          <w:szCs w:val="20"/>
+        </w:rPr>
+      </w:pPr>
+      <w:r>
+        <w:rPr>
+          <w:b/>
+          <w:bCs/>
+          <w:sz w:val="20"/>
+          <w:szCs w:val="20"/>
+        </w:rPr>
         <w:lastRenderedPageBreak/>
-        <w:t xml:space="preserve">Mock </w:t>
-      </w:r>
-      <w:proofErr w:type="gramStart"/>
-      <w:r>
-        <w:rPr>
-          <w:b/>
-          <w:bCs/>
-          <w:sz w:val="20"/>
-          <w:szCs w:val="20"/>
-        </w:rPr>
-        <w:t>15  (</w:t>
-      </w:r>
-      <w:proofErr w:type="gramEnd"/>
-      <w:r>
-        <w:rPr>
-          <w:b/>
-          <w:bCs/>
-          <w:sz w:val="20"/>
-          <w:szCs w:val="20"/>
-        </w:rPr>
-        <w:t>E8.3</w:t>
-      </w:r>
-      <w:proofErr w:type="gramStart"/>
-      <w:r>
-        <w:rPr>
-          <w:b/>
-          <w:bCs/>
-          <w:sz w:val="20"/>
-          <w:szCs w:val="20"/>
-        </w:rPr>
-        <w:t xml:space="preserve">)  </w:t>
-      </w:r>
-      <w:r>
-        <w:rPr>
-          <w:sz w:val="20"/>
-          <w:szCs w:val="20"/>
-        </w:rPr>
-        <w:t>Two</w:t>
-      </w:r>
-      <w:proofErr w:type="gramEnd"/>
-      <w:r>
-        <w:rPr>
-          <w:sz w:val="20"/>
-          <w:szCs w:val="20"/>
-        </w:rPr>
-        <w:t>-way INDEX/MATCH: return sales for a chosen Country and Order_Year from a summary grid.</w:t>
-      </w:r>
-    </w:p>
-    <w:p>
-      <w:pPr>
-        <w:spacing w:after="80"/>
-        <w:rPr>
-          <w:sz w:val="20"/>
-          <w:szCs w:val="20"/>
-        </w:rPr>
-      </w:pPr>
-      <w:r>
-        <w:rPr>
-          <w:b/>
-          <w:bCs/>
-          <w:sz w:val="20"/>
-          <w:szCs w:val="20"/>
-        </w:rPr>
         <w:t xml:space="preserve">Mock </w:t>
       </w:r>
       <w:proofErr w:type="gramStart"/>

--- a/Python/Datasets/E_Retail Sales Dataset/Placement_Test_Practice_Question_Bank.docx
+++ b/Python/Datasets/E_Retail Sales Dataset/Placement_Test_Practice_Question_Bank.docx
@@ -1617,7 +1617,23 @@
           <w:sz w:val="20"/>
           <w:szCs w:val="20"/>
         </w:rPr>
-        <w:t>E4. Data Handling: Concat, Deduplication, Missing Value Imputation</w:t>
+        <w:t xml:space="preserve">E4. Data Handling: </w:t>
+      </w:r>
+      <w:proofErr w:type="spellStart"/>
+      <w:r>
+        <w:rPr>
+          <w:sz w:val="20"/>
+          <w:szCs w:val="20"/>
+        </w:rPr>
+        <w:t>Concat</w:t>
+      </w:r>
+      <w:proofErr w:type="spellEnd"/>
+      <w:r>
+        <w:rPr>
+          <w:sz w:val="20"/>
+          <w:szCs w:val="20"/>
+        </w:rPr>
+        <w:t>, Deduplication, Missing Value Imputation</w:t>
       </w:r>
     </w:p>
     <w:p>
@@ -1970,40 +1986,6 @@
           <w:sz w:val="20"/>
           <w:szCs w:val="20"/>
         </w:rPr>
-        <w:t xml:space="preserve">E11.5  </w:t>
-      </w:r>
-      <w:r>
-        <w:rPr>
-          <w:sz w:val="20"/>
-          <w:szCs w:val="20"/>
-        </w:rPr>
-        <w:t>Use</w:t>
-      </w:r>
-      <w:proofErr w:type="gramEnd"/>
-      <w:r>
-        <w:rPr>
-          <w:sz w:val="20"/>
-          <w:szCs w:val="20"/>
-        </w:rPr>
-        <w:t xml:space="preserve"> a 3-D reference to sum the same cell across several sheets.</w:t>
-      </w:r>
-    </w:p>
-    <w:p>
-      <w:pPr>
-        <w:spacing w:after="80"/>
-        <w:rPr>
-          <w:sz w:val="20"/>
-          <w:szCs w:val="20"/>
-        </w:rPr>
-      </w:pPr>
-      <w:proofErr w:type="gramStart"/>
-      <w:r>
-        <w:rPr>
-          <w:b/>
-          <w:bCs/>
-          <w:sz w:val="20"/>
-          <w:szCs w:val="20"/>
-        </w:rPr>
         <w:t xml:space="preserve">E11.6  </w:t>
       </w:r>
       <w:r>
@@ -2070,7 +2052,55 @@
           <w:sz w:val="20"/>
           <w:szCs w:val="20"/>
         </w:rPr>
-        <w:t>: Sales_Amount by Product_Category (rows) and Order_Year (columns).</w:t>
+        <w:t xml:space="preserve">: </w:t>
+      </w:r>
+      <w:proofErr w:type="spellStart"/>
+      <w:r>
+        <w:rPr>
+          <w:sz w:val="20"/>
+          <w:szCs w:val="20"/>
+        </w:rPr>
+        <w:t>Sales_Amount</w:t>
+      </w:r>
+      <w:proofErr w:type="spellEnd"/>
+      <w:r>
+        <w:rPr>
+          <w:sz w:val="20"/>
+          <w:szCs w:val="20"/>
+        </w:rPr>
+        <w:t xml:space="preserve"> by </w:t>
+      </w:r>
+      <w:proofErr w:type="spellStart"/>
+      <w:r>
+        <w:rPr>
+          <w:sz w:val="20"/>
+          <w:szCs w:val="20"/>
+        </w:rPr>
+        <w:t>Product_Category</w:t>
+      </w:r>
+      <w:proofErr w:type="spellEnd"/>
+      <w:r>
+        <w:rPr>
+          <w:sz w:val="20"/>
+          <w:szCs w:val="20"/>
+        </w:rPr>
+        <w:t xml:space="preserve"> (rows) and </w:t>
+      </w:r>
+      <w:proofErr w:type="spellStart"/>
+      <w:r>
+        <w:rPr>
+          <w:sz w:val="20"/>
+          <w:szCs w:val="20"/>
+        </w:rPr>
+        <w:t>Order_Year</w:t>
+      </w:r>
+      <w:proofErr w:type="spellEnd"/>
+      <w:r>
+        <w:rPr>
+          <w:sz w:val="20"/>
+          <w:szCs w:val="20"/>
+        </w:rPr>
+        <w:t xml:space="preserve"> (columns).</w:t>
       </w:r>
     </w:p>
     <w:p>
@@ -2138,7 +2168,23 @@
           <w:sz w:val="20"/>
           <w:szCs w:val="20"/>
         </w:rPr>
-        <w:t xml:space="preserve"> Order_Date by Months and Quarters.</w:t>
+        <w:t xml:space="preserve"> </w:t>
+      </w:r>
+      <w:proofErr w:type="spellStart"/>
+      <w:r>
+        <w:rPr>
+          <w:sz w:val="20"/>
+          <w:szCs w:val="20"/>
+        </w:rPr>
+        <w:t>Order_Date</w:t>
+      </w:r>
+      <w:proofErr w:type="spellEnd"/>
+      <w:r>
+        <w:rPr>
+          <w:sz w:val="20"/>
+          <w:szCs w:val="20"/>
+        </w:rPr>
+        <w:t xml:space="preserve"> by Months and Quarters.</w:t>
       </w:r>
     </w:p>
     <w:p>
@@ -2172,7 +2218,39 @@
           <w:sz w:val="20"/>
           <w:szCs w:val="20"/>
         </w:rPr>
-        <w:t xml:space="preserve"> Customer_Age into bands of 10 years and Sales_Amount into bins.</w:t>
+        <w:t xml:space="preserve"> </w:t>
+      </w:r>
+      <w:proofErr w:type="spellStart"/>
+      <w:r>
+        <w:rPr>
+          <w:sz w:val="20"/>
+          <w:szCs w:val="20"/>
+        </w:rPr>
+        <w:t>Customer_Age</w:t>
+      </w:r>
+      <w:proofErr w:type="spellEnd"/>
+      <w:r>
+        <w:rPr>
+          <w:sz w:val="20"/>
+          <w:szCs w:val="20"/>
+        </w:rPr>
+        <w:t xml:space="preserve"> into bands of 10 years and </w:t>
+      </w:r>
+      <w:proofErr w:type="spellStart"/>
+      <w:r>
+        <w:rPr>
+          <w:sz w:val="20"/>
+          <w:szCs w:val="20"/>
+        </w:rPr>
+        <w:t>Sales_Amount</w:t>
+      </w:r>
+      <w:proofErr w:type="spellEnd"/>
+      <w:r>
+        <w:rPr>
+          <w:sz w:val="20"/>
+          <w:szCs w:val="20"/>
+        </w:rPr>
+        <w:t xml:space="preserve"> into bins.</w:t>
       </w:r>
     </w:p>
     <w:p>
@@ -2206,7 +2284,23 @@
           <w:sz w:val="20"/>
           <w:szCs w:val="20"/>
         </w:rPr>
-        <w:t xml:space="preserve"> slicers for Country and Sales_Channel connected to two pivots, plus a Timeline slicer.</w:t>
+        <w:t xml:space="preserve"> slicers for Country and </w:t>
+      </w:r>
+      <w:proofErr w:type="spellStart"/>
+      <w:r>
+        <w:rPr>
+          <w:sz w:val="20"/>
+          <w:szCs w:val="20"/>
+        </w:rPr>
+        <w:t>Sales_Channel</w:t>
+      </w:r>
+      <w:proofErr w:type="spellEnd"/>
+      <w:r>
+        <w:rPr>
+          <w:sz w:val="20"/>
+          <w:szCs w:val="20"/>
+        </w:rPr>
+        <w:t xml:space="preserve"> connected to two pivots, plus a Timeline slicer.</w:t>
       </w:r>
     </w:p>
     <w:p>
@@ -2240,7 +2334,23 @@
           <w:sz w:val="20"/>
           <w:szCs w:val="20"/>
         </w:rPr>
-        <w:t xml:space="preserve"> values as % of column total and filter to the Top 10 Product_Names.</w:t>
+        <w:t xml:space="preserve"> values as % of column total and filter to the Top 10 </w:t>
+      </w:r>
+      <w:proofErr w:type="spellStart"/>
+      <w:r>
+        <w:rPr>
+          <w:sz w:val="20"/>
+          <w:szCs w:val="20"/>
+        </w:rPr>
+        <w:t>Product_Names</w:t>
+      </w:r>
+      <w:proofErr w:type="spellEnd"/>
+      <w:r>
+        <w:rPr>
+          <w:sz w:val="20"/>
+          <w:szCs w:val="20"/>
+        </w:rPr>
+        <w:t>.</w:t>
       </w:r>
     </w:p>
     <w:p>
@@ -2325,7 +2435,23 @@
           <w:sz w:val="20"/>
           <w:szCs w:val="20"/>
         </w:rPr>
-        <w:t xml:space="preserve"> a dropdown list for Sales_Channel using Data Validation.</w:t>
+        <w:t xml:space="preserve"> a dropdown list for </w:t>
+      </w:r>
+      <w:proofErr w:type="spellStart"/>
+      <w:r>
+        <w:rPr>
+          <w:sz w:val="20"/>
+          <w:szCs w:val="20"/>
+        </w:rPr>
+        <w:t>Sales_Channel</w:t>
+      </w:r>
+      <w:proofErr w:type="spellEnd"/>
+      <w:r>
+        <w:rPr>
+          <w:sz w:val="20"/>
+          <w:szCs w:val="20"/>
+        </w:rPr>
+        <w:t xml:space="preserve"> using Data Validation.</w:t>
       </w:r>
     </w:p>
     <w:p>
@@ -2359,7 +2485,23 @@
           <w:sz w:val="20"/>
           <w:szCs w:val="20"/>
         </w:rPr>
-        <w:t xml:space="preserve"> Discount_Percentage to values between 0 and 50, with a custom error message.</w:t>
+        <w:t xml:space="preserve"> </w:t>
+      </w:r>
+      <w:proofErr w:type="spellStart"/>
+      <w:r>
+        <w:rPr>
+          <w:sz w:val="20"/>
+          <w:szCs w:val="20"/>
+        </w:rPr>
+        <w:t>Discount_Percentage</w:t>
+      </w:r>
+      <w:proofErr w:type="spellEnd"/>
+      <w:r>
+        <w:rPr>
+          <w:sz w:val="20"/>
+          <w:szCs w:val="20"/>
+        </w:rPr>
+        <w:t xml:space="preserve"> to values between 0 and 50, with a custom error message.</w:t>
       </w:r>
     </w:p>
     <w:p>
@@ -2461,7 +2603,23 @@
           <w:sz w:val="20"/>
           <w:szCs w:val="20"/>
         </w:rPr>
-        <w:t xml:space="preserve"> Seek: what Unit_Price gives a target profit of 500 on a transaction?</w:t>
+        <w:t xml:space="preserve"> Seek: what </w:t>
+      </w:r>
+      <w:proofErr w:type="spellStart"/>
+      <w:r>
+        <w:rPr>
+          <w:sz w:val="20"/>
+          <w:szCs w:val="20"/>
+        </w:rPr>
+        <w:t>Unit_Price</w:t>
+      </w:r>
+      <w:proofErr w:type="spellEnd"/>
+      <w:r>
+        <w:rPr>
+          <w:sz w:val="20"/>
+          <w:szCs w:val="20"/>
+        </w:rPr>
+        <w:t xml:space="preserve"> gives a target profit of 500 on a transaction?</w:t>
       </w:r>
     </w:p>
     <w:p>
@@ -2610,7 +2768,55 @@
           <w:sz w:val="20"/>
           <w:szCs w:val="20"/>
         </w:rPr>
-        <w:t xml:space="preserve"> the header row and the Transaction_ID column. Format Order_Date as DD-MMM-YYYY and Sales_Amount as currency with 2 decimals.</w:t>
+        <w:t xml:space="preserve"> the header row and the </w:t>
+      </w:r>
+      <w:proofErr w:type="spellStart"/>
+      <w:r>
+        <w:rPr>
+          <w:sz w:val="20"/>
+          <w:szCs w:val="20"/>
+        </w:rPr>
+        <w:t>Transaction_ID</w:t>
+      </w:r>
+      <w:proofErr w:type="spellEnd"/>
+      <w:r>
+        <w:rPr>
+          <w:sz w:val="20"/>
+          <w:szCs w:val="20"/>
+        </w:rPr>
+        <w:t xml:space="preserve"> column. Format </w:t>
+      </w:r>
+      <w:proofErr w:type="spellStart"/>
+      <w:r>
+        <w:rPr>
+          <w:sz w:val="20"/>
+          <w:szCs w:val="20"/>
+        </w:rPr>
+        <w:t>Order_Date</w:t>
+      </w:r>
+      <w:proofErr w:type="spellEnd"/>
+      <w:r>
+        <w:rPr>
+          <w:sz w:val="20"/>
+          <w:szCs w:val="20"/>
+        </w:rPr>
+        <w:t xml:space="preserve"> as DD-MMM-YYYY and </w:t>
+      </w:r>
+      <w:proofErr w:type="spellStart"/>
+      <w:r>
+        <w:rPr>
+          <w:sz w:val="20"/>
+          <w:szCs w:val="20"/>
+        </w:rPr>
+        <w:t>Sales_Amount</w:t>
+      </w:r>
+      <w:proofErr w:type="spellEnd"/>
+      <w:r>
+        <w:rPr>
+          <w:sz w:val="20"/>
+          <w:szCs w:val="20"/>
+        </w:rPr>
+        <w:t xml:space="preserve"> as currency with 2 decimals.</w:t>
       </w:r>
     </w:p>
     <w:p>
@@ -2689,7 +2895,23 @@
           <w:sz w:val="20"/>
           <w:szCs w:val="20"/>
         </w:rPr>
-        <w:t xml:space="preserve"> Special to select every blank cell in Customer_Rating and fill them all with 'NA' in one step.</w:t>
+        <w:t xml:space="preserve"> Special to select every blank cell in </w:t>
+      </w:r>
+      <w:proofErr w:type="spellStart"/>
+      <w:r>
+        <w:rPr>
+          <w:sz w:val="20"/>
+          <w:szCs w:val="20"/>
+        </w:rPr>
+        <w:t>Customer_Rating</w:t>
+      </w:r>
+      <w:proofErr w:type="spellEnd"/>
+      <w:r>
+        <w:rPr>
+          <w:sz w:val="20"/>
+          <w:szCs w:val="20"/>
+        </w:rPr>
+        <w:t xml:space="preserve"> and fill them all with 'NA' in one step.</w:t>
       </w:r>
     </w:p>
     <w:p>
@@ -2815,7 +3037,23 @@
           <w:sz w:val="20"/>
           <w:szCs w:val="20"/>
         </w:rPr>
-        <w:t xml:space="preserve"> Customer_Age outside 16-90 and report how many rows are affected.</w:t>
+        <w:t xml:space="preserve"> </w:t>
+      </w:r>
+      <w:proofErr w:type="spellStart"/>
+      <w:r>
+        <w:rPr>
+          <w:sz w:val="20"/>
+          <w:szCs w:val="20"/>
+        </w:rPr>
+        <w:t>Customer_Age</w:t>
+      </w:r>
+      <w:proofErr w:type="spellEnd"/>
+      <w:r>
+        <w:rPr>
+          <w:sz w:val="20"/>
+          <w:szCs w:val="20"/>
+        </w:rPr>
+        <w:t xml:space="preserve"> outside 16-90 and report how many rows are affected.</w:t>
       </w:r>
     </w:p>
     <w:p>
@@ -2941,7 +3179,39 @@
           <w:sz w:val="20"/>
           <w:szCs w:val="20"/>
         </w:rPr>
-        <w:t xml:space="preserve"> 'Returned' when Return_Flag = Yes, otherwise show the Order_Status.</w:t>
+        <w:t xml:space="preserve"> 'Returned' when </w:t>
+      </w:r>
+      <w:proofErr w:type="spellStart"/>
+      <w:r>
+        <w:rPr>
+          <w:sz w:val="20"/>
+          <w:szCs w:val="20"/>
+        </w:rPr>
+        <w:t>Return_Flag</w:t>
+      </w:r>
+      <w:proofErr w:type="spellEnd"/>
+      <w:r>
+        <w:rPr>
+          <w:sz w:val="20"/>
+          <w:szCs w:val="20"/>
+        </w:rPr>
+        <w:t xml:space="preserve"> = Yes, otherwise show the </w:t>
+      </w:r>
+      <w:proofErr w:type="spellStart"/>
+      <w:r>
+        <w:rPr>
+          <w:sz w:val="20"/>
+          <w:szCs w:val="20"/>
+        </w:rPr>
+        <w:t>Order_Status</w:t>
+      </w:r>
+      <w:proofErr w:type="spellEnd"/>
+      <w:r>
+        <w:rPr>
+          <w:sz w:val="20"/>
+          <w:szCs w:val="20"/>
+        </w:rPr>
+        <w:t>.</w:t>
       </w:r>
     </w:p>
     <w:p>
@@ -3004,7 +3274,23 @@
           <w:sz w:val="20"/>
           <w:szCs w:val="20"/>
         </w:rPr>
-        <w:t xml:space="preserve"> duplicate Transaction_IDs with a COUNTIF helper column instead of deleting.</w:t>
+        <w:t xml:space="preserve"> duplicate </w:t>
+      </w:r>
+      <w:proofErr w:type="spellStart"/>
+      <w:r>
+        <w:rPr>
+          <w:sz w:val="20"/>
+          <w:szCs w:val="20"/>
+        </w:rPr>
+        <w:t>Transaction_IDs</w:t>
+      </w:r>
+      <w:proofErr w:type="spellEnd"/>
+      <w:r>
+        <w:rPr>
+          <w:sz w:val="20"/>
+          <w:szCs w:val="20"/>
+        </w:rPr>
+        <w:t xml:space="preserve"> with a COUNTIF helper column instead of deleting.</w:t>
       </w:r>
     </w:p>
     <w:p>
@@ -3067,7 +3353,39 @@
           <w:sz w:val="20"/>
           <w:szCs w:val="20"/>
         </w:rPr>
-        <w:t xml:space="preserve"> blank Customer_Rating with the average rating of that row's Product_Category (AVERAGEIF).</w:t>
+        <w:t xml:space="preserve"> blank </w:t>
+      </w:r>
+      <w:proofErr w:type="spellStart"/>
+      <w:r>
+        <w:rPr>
+          <w:sz w:val="20"/>
+          <w:szCs w:val="20"/>
+        </w:rPr>
+        <w:t>Customer_Rating</w:t>
+      </w:r>
+      <w:proofErr w:type="spellEnd"/>
+      <w:r>
+        <w:rPr>
+          <w:sz w:val="20"/>
+          <w:szCs w:val="20"/>
+        </w:rPr>
+        <w:t xml:space="preserve"> with the average rating of that row's </w:t>
+      </w:r>
+      <w:proofErr w:type="spellStart"/>
+      <w:r>
+        <w:rPr>
+          <w:sz w:val="20"/>
+          <w:szCs w:val="20"/>
+        </w:rPr>
+        <w:t>Product_Category</w:t>
+      </w:r>
+      <w:proofErr w:type="spellEnd"/>
+      <w:r>
+        <w:rPr>
+          <w:sz w:val="20"/>
+          <w:szCs w:val="20"/>
+        </w:rPr>
+        <w:t xml:space="preserve"> (AVERAGEIF).</w:t>
       </w:r>
     </w:p>
     <w:p>
@@ -3130,7 +3448,23 @@
           <w:sz w:val="20"/>
           <w:szCs w:val="20"/>
         </w:rPr>
-        <w:t>: total Profit by Product_Category for 2024.</w:t>
+        <w:t xml:space="preserve">: total Profit by </w:t>
+      </w:r>
+      <w:proofErr w:type="spellStart"/>
+      <w:r>
+        <w:rPr>
+          <w:sz w:val="20"/>
+          <w:szCs w:val="20"/>
+        </w:rPr>
+        <w:t>Product_Category</w:t>
+      </w:r>
+      <w:proofErr w:type="spellEnd"/>
+      <w:r>
+        <w:rPr>
+          <w:sz w:val="20"/>
+          <w:szCs w:val="20"/>
+        </w:rPr>
+        <w:t xml:space="preserve"> for 2024.</w:t>
       </w:r>
     </w:p>
     <w:p>
@@ -3193,7 +3527,39 @@
           <w:sz w:val="20"/>
           <w:szCs w:val="20"/>
         </w:rPr>
-        <w:t>: compute Profit / Sales_Amount and show 0 when Sales_Amount is blank or zero.</w:t>
+        <w:t xml:space="preserve">: compute Profit / </w:t>
+      </w:r>
+      <w:proofErr w:type="spellStart"/>
+      <w:r>
+        <w:rPr>
+          <w:sz w:val="20"/>
+          <w:szCs w:val="20"/>
+        </w:rPr>
+        <w:t>Sales_Amount</w:t>
+      </w:r>
+      <w:proofErr w:type="spellEnd"/>
+      <w:r>
+        <w:rPr>
+          <w:sz w:val="20"/>
+          <w:szCs w:val="20"/>
+        </w:rPr>
+        <w:t xml:space="preserve"> and show 0 when </w:t>
+      </w:r>
+      <w:proofErr w:type="spellStart"/>
+      <w:r>
+        <w:rPr>
+          <w:sz w:val="20"/>
+          <w:szCs w:val="20"/>
+        </w:rPr>
+        <w:t>Sales_Amount</w:t>
+      </w:r>
+      <w:proofErr w:type="spellEnd"/>
+      <w:r>
+        <w:rPr>
+          <w:sz w:val="20"/>
+          <w:szCs w:val="20"/>
+        </w:rPr>
+        <w:t xml:space="preserve"> is blank or zero.</w:t>
       </w:r>
     </w:p>
     <w:p>
@@ -3256,7 +3622,23 @@
           <w:sz w:val="20"/>
           <w:szCs w:val="20"/>
         </w:rPr>
-        <w:t xml:space="preserve"> chart of Sales_Channel share. When is a pie/donut a bad choice?</w:t>
+        <w:t xml:space="preserve"> chart of </w:t>
+      </w:r>
+      <w:proofErr w:type="spellStart"/>
+      <w:r>
+        <w:rPr>
+          <w:sz w:val="20"/>
+          <w:szCs w:val="20"/>
+        </w:rPr>
+        <w:t>Sales_Channel</w:t>
+      </w:r>
+      <w:proofErr w:type="spellEnd"/>
+      <w:r>
+        <w:rPr>
+          <w:sz w:val="20"/>
+          <w:szCs w:val="20"/>
+        </w:rPr>
+        <w:t xml:space="preserve"> share. When is a pie/donut a bad choice?</w:t>
       </w:r>
     </w:p>
     <w:p>
@@ -3319,7 +3701,23 @@
           <w:sz w:val="20"/>
           <w:szCs w:val="20"/>
         </w:rPr>
-        <w:t xml:space="preserve"> column of Profit by Country split by Order_Year; add sparklines for the monthly trend.</w:t>
+        <w:t xml:space="preserve"> column of Profit by Country split by </w:t>
+      </w:r>
+      <w:proofErr w:type="spellStart"/>
+      <w:r>
+        <w:rPr>
+          <w:sz w:val="20"/>
+          <w:szCs w:val="20"/>
+        </w:rPr>
+        <w:t>Order_Year</w:t>
+      </w:r>
+      <w:proofErr w:type="spellEnd"/>
+      <w:r>
+        <w:rPr>
+          <w:sz w:val="20"/>
+          <w:szCs w:val="20"/>
+        </w:rPr>
+        <w:t>; add sparklines for the monthly trend.</w:t>
       </w:r>
     </w:p>
     <w:p>
@@ -3382,7 +3780,23 @@
           <w:sz w:val="20"/>
           <w:szCs w:val="20"/>
         </w:rPr>
-        <w:t xml:space="preserve"> HLOOKUP on a horizontal table of Shipping_Method and delivery fee.</w:t>
+        <w:t xml:space="preserve"> HLOOKUP on a horizontal table of </w:t>
+      </w:r>
+      <w:proofErr w:type="spellStart"/>
+      <w:r>
+        <w:rPr>
+          <w:sz w:val="20"/>
+          <w:szCs w:val="20"/>
+        </w:rPr>
+        <w:t>Shipping_Method</w:t>
+      </w:r>
+      <w:proofErr w:type="spellEnd"/>
+      <w:r>
+        <w:rPr>
+          <w:sz w:val="20"/>
+          <w:szCs w:val="20"/>
+        </w:rPr>
+        <w:t xml:space="preserve"> and delivery fee.</w:t>
       </w:r>
     </w:p>
     <w:p>
@@ -3508,7 +3922,102 @@
           <w:sz w:val="20"/>
           <w:szCs w:val="20"/>
         </w:rPr>
-        <w:t>-way INDEX/MATCH: return sales for a chosen Country and Order_Year from a summary grid.</w:t>
+        <w:t xml:space="preserve">-way INDEX/MATCH: return sales for a chosen Country and </w:t>
+      </w:r>
+      <w:proofErr w:type="spellStart"/>
+      <w:r>
+        <w:rPr>
+          <w:sz w:val="20"/>
+          <w:szCs w:val="20"/>
+        </w:rPr>
+        <w:t>Order_Year</w:t>
+      </w:r>
+      <w:proofErr w:type="spellEnd"/>
+      <w:r>
+        <w:rPr>
+          <w:sz w:val="20"/>
+          <w:szCs w:val="20"/>
+        </w:rPr>
+        <w:t xml:space="preserve"> from a summary grid.</w:t>
+      </w:r>
+    </w:p>
+    <w:p>
+      <w:pPr>
+        <w:spacing w:after="80"/>
+        <w:rPr>
+          <w:sz w:val="20"/>
+          <w:szCs w:val="20"/>
+        </w:rPr>
+      </w:pPr>
+      <w:r>
+        <w:rPr>
+          <w:b/>
+          <w:bCs/>
+          <w:sz w:val="20"/>
+          <w:szCs w:val="20"/>
+        </w:rPr>
+        <w:t xml:space="preserve">Mock </w:t>
+      </w:r>
+      <w:proofErr w:type="gramStart"/>
+      <w:r>
+        <w:rPr>
+          <w:b/>
+          <w:bCs/>
+          <w:sz w:val="20"/>
+          <w:szCs w:val="20"/>
+        </w:rPr>
+        <w:t>16  (</w:t>
+      </w:r>
+      <w:proofErr w:type="gramEnd"/>
+      <w:r>
+        <w:rPr>
+          <w:b/>
+          <w:bCs/>
+          <w:sz w:val="20"/>
+          <w:szCs w:val="20"/>
+        </w:rPr>
+        <w:t>E8.6</w:t>
+      </w:r>
+      <w:proofErr w:type="gramStart"/>
+      <w:r>
+        <w:rPr>
+          <w:b/>
+          <w:bCs/>
+          <w:sz w:val="20"/>
+          <w:szCs w:val="20"/>
+        </w:rPr>
+        <w:t xml:space="preserve">)  </w:t>
+      </w:r>
+      <w:r>
+        <w:rPr>
+          <w:sz w:val="20"/>
+          <w:szCs w:val="20"/>
+        </w:rPr>
+        <w:t>Build</w:t>
+      </w:r>
+      <w:proofErr w:type="gramEnd"/>
+      <w:r>
+        <w:rPr>
+          <w:sz w:val="20"/>
+          <w:szCs w:val="20"/>
+        </w:rPr>
+        <w:t xml:space="preserve"> a combo chart: columns for </w:t>
+      </w:r>
+      <w:proofErr w:type="spellStart"/>
+      <w:r>
+        <w:rPr>
+          <w:sz w:val="20"/>
+          <w:szCs w:val="20"/>
+        </w:rPr>
+        <w:t>Sales_Amount</w:t>
+      </w:r>
+      <w:proofErr w:type="spellEnd"/>
+      <w:r>
+        <w:rPr>
+          <w:sz w:val="20"/>
+          <w:szCs w:val="20"/>
+        </w:rPr>
+        <w:t>, line for Profit margin % on a secondary axis.</w:t>
       </w:r>
     </w:p>
     <w:p>
@@ -3537,17 +4046,17 @@
           <w:sz w:val="20"/>
           <w:szCs w:val="20"/>
         </w:rPr>
-        <w:t>16  (</w:t>
-      </w:r>
-      <w:proofErr w:type="gramEnd"/>
-      <w:r>
-        <w:rPr>
-          <w:b/>
-          <w:bCs/>
-          <w:sz w:val="20"/>
-          <w:szCs w:val="20"/>
-        </w:rPr>
-        <w:t>E8.6</w:t>
+        <w:t>17  (</w:t>
+      </w:r>
+      <w:proofErr w:type="gramEnd"/>
+      <w:r>
+        <w:rPr>
+          <w:b/>
+          <w:bCs/>
+          <w:sz w:val="20"/>
+          <w:szCs w:val="20"/>
+        </w:rPr>
+        <w:t>E9.3</w:t>
       </w:r>
       <w:proofErr w:type="gramStart"/>
       <w:r>
@@ -3564,15 +4073,31 @@
           <w:sz w:val="20"/>
           <w:szCs w:val="20"/>
         </w:rPr>
-        <w:t>Build</w:t>
-      </w:r>
-      <w:proofErr w:type="gramEnd"/>
-      <w:r>
-        <w:rPr>
-          <w:sz w:val="20"/>
-          <w:szCs w:val="20"/>
-        </w:rPr>
-        <w:t xml:space="preserve"> a combo chart: columns for Sales_Amount, line for Profit margin % on a secondary axis.</w:t>
+        <w:t>MID</w:t>
+      </w:r>
+      <w:proofErr w:type="gramEnd"/>
+      <w:r>
+        <w:rPr>
+          <w:sz w:val="20"/>
+          <w:szCs w:val="20"/>
+        </w:rPr>
+        <w:t xml:space="preserve">: extract the numeric part of </w:t>
+      </w:r>
+      <w:proofErr w:type="spellStart"/>
+      <w:r>
+        <w:rPr>
+          <w:sz w:val="20"/>
+          <w:szCs w:val="20"/>
+        </w:rPr>
+        <w:t>Transaction_ID</w:t>
+      </w:r>
+      <w:proofErr w:type="spellEnd"/>
+      <w:r>
+        <w:rPr>
+          <w:sz w:val="20"/>
+          <w:szCs w:val="20"/>
+        </w:rPr>
+        <w:t xml:space="preserve"> (T20001234).</w:t>
       </w:r>
     </w:p>
     <w:p>
@@ -3600,17 +4125,17 @@
           <w:sz w:val="20"/>
           <w:szCs w:val="20"/>
         </w:rPr>
-        <w:t>17  (</w:t>
-      </w:r>
-      <w:proofErr w:type="gramEnd"/>
-      <w:r>
-        <w:rPr>
-          <w:b/>
-          <w:bCs/>
-          <w:sz w:val="20"/>
-          <w:szCs w:val="20"/>
-        </w:rPr>
-        <w:t>E9.3</w:t>
+        <w:t>18  (</w:t>
+      </w:r>
+      <w:proofErr w:type="gramEnd"/>
+      <w:r>
+        <w:rPr>
+          <w:b/>
+          <w:bCs/>
+          <w:sz w:val="20"/>
+          <w:szCs w:val="20"/>
+        </w:rPr>
+        <w:t>E9.6</w:t>
       </w:r>
       <w:proofErr w:type="gramStart"/>
       <w:r>
@@ -3627,15 +4152,15 @@
           <w:sz w:val="20"/>
           <w:szCs w:val="20"/>
         </w:rPr>
-        <w:t>MID</w:t>
-      </w:r>
-      <w:proofErr w:type="gramEnd"/>
-      <w:r>
-        <w:rPr>
-          <w:sz w:val="20"/>
-          <w:szCs w:val="20"/>
-        </w:rPr>
-        <w:t>: extract the numeric part of Transaction_ID (T20001234).</w:t>
+        <w:t>Clean</w:t>
+      </w:r>
+      <w:proofErr w:type="gramEnd"/>
+      <w:r>
+        <w:rPr>
+          <w:sz w:val="20"/>
+          <w:szCs w:val="20"/>
+        </w:rPr>
+        <w:t xml:space="preserve"> ' New York ' using TRIM, then rebuild a label with CONCATENATE.</w:t>
       </w:r>
     </w:p>
     <w:p>
@@ -3663,17 +4188,17 @@
           <w:sz w:val="20"/>
           <w:szCs w:val="20"/>
         </w:rPr>
-        <w:t>18  (</w:t>
-      </w:r>
-      <w:proofErr w:type="gramEnd"/>
-      <w:r>
-        <w:rPr>
-          <w:b/>
-          <w:bCs/>
-          <w:sz w:val="20"/>
-          <w:szCs w:val="20"/>
-        </w:rPr>
-        <w:t>E9.6</w:t>
+        <w:t>19  (</w:t>
+      </w:r>
+      <w:proofErr w:type="gramEnd"/>
+      <w:r>
+        <w:rPr>
+          <w:b/>
+          <w:bCs/>
+          <w:sz w:val="20"/>
+          <w:szCs w:val="20"/>
+        </w:rPr>
+        <w:t>E10.3</w:t>
       </w:r>
       <w:proofErr w:type="gramStart"/>
       <w:r>
@@ -3690,15 +4215,31 @@
           <w:sz w:val="20"/>
           <w:szCs w:val="20"/>
         </w:rPr>
-        <w:t>Clean</w:t>
-      </w:r>
-      <w:proofErr w:type="gramEnd"/>
-      <w:r>
-        <w:rPr>
-          <w:sz w:val="20"/>
-          <w:szCs w:val="20"/>
-        </w:rPr>
-        <w:t xml:space="preserve"> ' New York ' using TRIM, then rebuild a label with CONCATENATE.</w:t>
+        <w:t>Calculate</w:t>
+      </w:r>
+      <w:proofErr w:type="gramEnd"/>
+      <w:r>
+        <w:rPr>
+          <w:sz w:val="20"/>
+          <w:szCs w:val="20"/>
+        </w:rPr>
+        <w:t xml:space="preserve"> days since each order using </w:t>
+      </w:r>
+      <w:proofErr w:type="gramStart"/>
+      <w:r>
+        <w:rPr>
+          <w:sz w:val="20"/>
+          <w:szCs w:val="20"/>
+        </w:rPr>
+        <w:t>TODAY(</w:t>
+      </w:r>
+      <w:proofErr w:type="gramEnd"/>
+      <w:r>
+        <w:rPr>
+          <w:sz w:val="20"/>
+          <w:szCs w:val="20"/>
+        </w:rPr>
+        <w:t>).</w:t>
       </w:r>
     </w:p>
     <w:p>
@@ -3726,17 +4267,17 @@
           <w:sz w:val="20"/>
           <w:szCs w:val="20"/>
         </w:rPr>
-        <w:t>19  (</w:t>
-      </w:r>
-      <w:proofErr w:type="gramEnd"/>
-      <w:r>
-        <w:rPr>
-          <w:b/>
-          <w:bCs/>
-          <w:sz w:val="20"/>
-          <w:szCs w:val="20"/>
-        </w:rPr>
-        <w:t>E10.3</w:t>
+        <w:t>20  (</w:t>
+      </w:r>
+      <w:proofErr w:type="gramEnd"/>
+      <w:r>
+        <w:rPr>
+          <w:b/>
+          <w:bCs/>
+          <w:sz w:val="20"/>
+          <w:szCs w:val="20"/>
+        </w:rPr>
+        <w:t>E10.6</w:t>
       </w:r>
       <w:proofErr w:type="gramStart"/>
       <w:r>
@@ -3753,31 +4294,15 @@
           <w:sz w:val="20"/>
           <w:szCs w:val="20"/>
         </w:rPr>
-        <w:t>Calculate</w:t>
-      </w:r>
-      <w:proofErr w:type="gramEnd"/>
-      <w:r>
-        <w:rPr>
-          <w:sz w:val="20"/>
-          <w:szCs w:val="20"/>
-        </w:rPr>
-        <w:t xml:space="preserve"> days since each order using </w:t>
-      </w:r>
-      <w:proofErr w:type="gramStart"/>
-      <w:r>
-        <w:rPr>
-          <w:sz w:val="20"/>
-          <w:szCs w:val="20"/>
-        </w:rPr>
-        <w:t>TODAY(</w:t>
-      </w:r>
-      <w:proofErr w:type="gramEnd"/>
-      <w:r>
-        <w:rPr>
-          <w:sz w:val="20"/>
-          <w:szCs w:val="20"/>
-        </w:rPr>
-        <w:t>).</w:t>
+        <w:t>NETWORKDAYS.INTL</w:t>
+      </w:r>
+      <w:proofErr w:type="gramEnd"/>
+      <w:r>
+        <w:rPr>
+          <w:sz w:val="20"/>
+          <w:szCs w:val="20"/>
+        </w:rPr>
+        <w:t>: treat Friday-Saturday as the weekend and exclude a holiday list.</w:t>
       </w:r>
     </w:p>
     <w:p>
@@ -3805,17 +4330,17 @@
           <w:sz w:val="20"/>
           <w:szCs w:val="20"/>
         </w:rPr>
-        <w:t>20  (</w:t>
-      </w:r>
-      <w:proofErr w:type="gramEnd"/>
-      <w:r>
-        <w:rPr>
-          <w:b/>
-          <w:bCs/>
-          <w:sz w:val="20"/>
-          <w:szCs w:val="20"/>
-        </w:rPr>
-        <w:t>E10.6</w:t>
+        <w:t>21  (</w:t>
+      </w:r>
+      <w:proofErr w:type="gramEnd"/>
+      <w:r>
+        <w:rPr>
+          <w:b/>
+          <w:bCs/>
+          <w:sz w:val="20"/>
+          <w:szCs w:val="20"/>
+        </w:rPr>
+        <w:t>E11.3</w:t>
       </w:r>
       <w:proofErr w:type="gramStart"/>
       <w:r>
@@ -3832,15 +4357,15 @@
           <w:sz w:val="20"/>
           <w:szCs w:val="20"/>
         </w:rPr>
-        <w:t>NETWORKDAYS.INTL</w:t>
-      </w:r>
-      <w:proofErr w:type="gramEnd"/>
-      <w:r>
-        <w:rPr>
-          <w:sz w:val="20"/>
-          <w:szCs w:val="20"/>
-        </w:rPr>
-        <w:t>: treat Friday-Saturday as the weekend and exclude a holiday list.</w:t>
+        <w:t>FORECAST.ETS</w:t>
+      </w:r>
+      <w:proofErr w:type="gramEnd"/>
+      <w:r>
+        <w:rPr>
+          <w:sz w:val="20"/>
+          <w:szCs w:val="20"/>
+        </w:rPr>
+        <w:t xml:space="preserve"> vs FORECAST.LINEAR: when would you pick each?</w:t>
       </w:r>
     </w:p>
     <w:p>
@@ -3868,17 +4393,17 @@
           <w:sz w:val="20"/>
           <w:szCs w:val="20"/>
         </w:rPr>
-        <w:t>21  (</w:t>
-      </w:r>
-      <w:proofErr w:type="gramEnd"/>
-      <w:r>
-        <w:rPr>
-          <w:b/>
-          <w:bCs/>
-          <w:sz w:val="20"/>
-          <w:szCs w:val="20"/>
-        </w:rPr>
-        <w:t>E11.3</w:t>
+        <w:t>22  (</w:t>
+      </w:r>
+      <w:proofErr w:type="gramEnd"/>
+      <w:r>
+        <w:rPr>
+          <w:b/>
+          <w:bCs/>
+          <w:sz w:val="20"/>
+          <w:szCs w:val="20"/>
+        </w:rPr>
+        <w:t>E11.6</w:t>
       </w:r>
       <w:proofErr w:type="gramStart"/>
       <w:r>
@@ -3895,15 +4420,15 @@
           <w:sz w:val="20"/>
           <w:szCs w:val="20"/>
         </w:rPr>
-        <w:t>FORECAST.ETS</w:t>
-      </w:r>
-      <w:proofErr w:type="gramEnd"/>
-      <w:r>
-        <w:rPr>
-          <w:sz w:val="20"/>
-          <w:szCs w:val="20"/>
-        </w:rPr>
-        <w:t xml:space="preserve"> vs FORECAST.LINEAR: when would you pick each?</w:t>
+        <w:t>Add</w:t>
+      </w:r>
+      <w:proofErr w:type="gramEnd"/>
+      <w:r>
+        <w:rPr>
+          <w:sz w:val="20"/>
+          <w:szCs w:val="20"/>
+        </w:rPr>
+        <w:t xml:space="preserve"> a 3-month moving average and a trendline to the monthly revenue chart.</w:t>
       </w:r>
     </w:p>
     <w:p>
@@ -3931,17 +4456,17 @@
           <w:sz w:val="20"/>
           <w:szCs w:val="20"/>
         </w:rPr>
-        <w:t>22  (</w:t>
-      </w:r>
-      <w:proofErr w:type="gramEnd"/>
-      <w:r>
-        <w:rPr>
-          <w:b/>
-          <w:bCs/>
-          <w:sz w:val="20"/>
-          <w:szCs w:val="20"/>
-        </w:rPr>
-        <w:t>E11.6</w:t>
+        <w:t>23  (</w:t>
+      </w:r>
+      <w:proofErr w:type="gramEnd"/>
+      <w:r>
+        <w:rPr>
+          <w:b/>
+          <w:bCs/>
+          <w:sz w:val="20"/>
+          <w:szCs w:val="20"/>
+        </w:rPr>
+        <w:t>E12.3</w:t>
       </w:r>
       <w:proofErr w:type="gramStart"/>
       <w:r>
@@ -3958,15 +4483,31 @@
           <w:sz w:val="20"/>
           <w:szCs w:val="20"/>
         </w:rPr>
-        <w:t>Add</w:t>
-      </w:r>
-      <w:proofErr w:type="gramEnd"/>
-      <w:r>
-        <w:rPr>
-          <w:sz w:val="20"/>
-          <w:szCs w:val="20"/>
-        </w:rPr>
-        <w:t xml:space="preserve"> a 3-month moving average and a trendline to the monthly revenue chart.</w:t>
+        <w:t>Group</w:t>
+      </w:r>
+      <w:proofErr w:type="gramEnd"/>
+      <w:r>
+        <w:rPr>
+          <w:sz w:val="20"/>
+          <w:szCs w:val="20"/>
+        </w:rPr>
+        <w:t xml:space="preserve"> </w:t>
+      </w:r>
+      <w:proofErr w:type="spellStart"/>
+      <w:r>
+        <w:rPr>
+          <w:sz w:val="20"/>
+          <w:szCs w:val="20"/>
+        </w:rPr>
+        <w:t>Order_Date</w:t>
+      </w:r>
+      <w:proofErr w:type="spellEnd"/>
+      <w:r>
+        <w:rPr>
+          <w:sz w:val="20"/>
+          <w:szCs w:val="20"/>
+        </w:rPr>
+        <w:t xml:space="preserve"> by Months and Quarters.</w:t>
       </w:r>
     </w:p>
     <w:p>
@@ -3994,17 +4535,17 @@
           <w:sz w:val="20"/>
           <w:szCs w:val="20"/>
         </w:rPr>
-        <w:t>23  (</w:t>
-      </w:r>
-      <w:proofErr w:type="gramEnd"/>
-      <w:r>
-        <w:rPr>
-          <w:b/>
-          <w:bCs/>
-          <w:sz w:val="20"/>
-          <w:szCs w:val="20"/>
-        </w:rPr>
-        <w:t>E12.3</w:t>
+        <w:t>24  (</w:t>
+      </w:r>
+      <w:proofErr w:type="gramEnd"/>
+      <w:r>
+        <w:rPr>
+          <w:b/>
+          <w:bCs/>
+          <w:sz w:val="20"/>
+          <w:szCs w:val="20"/>
+        </w:rPr>
+        <w:t>E12.6</w:t>
       </w:r>
       <w:proofErr w:type="gramStart"/>
       <w:r>
@@ -4021,69 +4562,6 @@
           <w:sz w:val="20"/>
           <w:szCs w:val="20"/>
         </w:rPr>
-        <w:t>Group</w:t>
-      </w:r>
-      <w:proofErr w:type="gramEnd"/>
-      <w:r>
-        <w:rPr>
-          <w:sz w:val="20"/>
-          <w:szCs w:val="20"/>
-        </w:rPr>
-        <w:t xml:space="preserve"> Order_Date by Months and Quarters.</w:t>
-      </w:r>
-    </w:p>
-    <w:p>
-      <w:pPr>
-        <w:spacing w:after="80"/>
-        <w:rPr>
-          <w:sz w:val="20"/>
-          <w:szCs w:val="20"/>
-        </w:rPr>
-      </w:pPr>
-      <w:r>
-        <w:rPr>
-          <w:b/>
-          <w:bCs/>
-          <w:sz w:val="20"/>
-          <w:szCs w:val="20"/>
-        </w:rPr>
-        <w:t xml:space="preserve">Mock </w:t>
-      </w:r>
-      <w:proofErr w:type="gramStart"/>
-      <w:r>
-        <w:rPr>
-          <w:b/>
-          <w:bCs/>
-          <w:sz w:val="20"/>
-          <w:szCs w:val="20"/>
-        </w:rPr>
-        <w:t>24  (</w:t>
-      </w:r>
-      <w:proofErr w:type="gramEnd"/>
-      <w:r>
-        <w:rPr>
-          <w:b/>
-          <w:bCs/>
-          <w:sz w:val="20"/>
-          <w:szCs w:val="20"/>
-        </w:rPr>
-        <w:t>E12.6</w:t>
-      </w:r>
-      <w:proofErr w:type="gramStart"/>
-      <w:r>
-        <w:rPr>
-          <w:b/>
-          <w:bCs/>
-          <w:sz w:val="20"/>
-          <w:szCs w:val="20"/>
-        </w:rPr>
-        <w:t xml:space="preserve">)  </w:t>
-      </w:r>
-      <w:r>
-        <w:rPr>
-          <w:sz w:val="20"/>
-          <w:szCs w:val="20"/>
-        </w:rPr>
         <w:t>Show</w:t>
       </w:r>
       <w:proofErr w:type="gramEnd"/>
@@ -4092,7 +4570,23 @@
           <w:sz w:val="20"/>
           <w:szCs w:val="20"/>
         </w:rPr>
-        <w:t xml:space="preserve"> values as % of column total and filter to the Top 10 Product_Names.</w:t>
+        <w:t xml:space="preserve"> values as % of column total and filter to the Top 10 </w:t>
+      </w:r>
+      <w:proofErr w:type="spellStart"/>
+      <w:r>
+        <w:rPr>
+          <w:sz w:val="20"/>
+          <w:szCs w:val="20"/>
+        </w:rPr>
+        <w:t>Product_Names</w:t>
+      </w:r>
+      <w:proofErr w:type="spellEnd"/>
+      <w:r>
+        <w:rPr>
+          <w:sz w:val="20"/>
+          <w:szCs w:val="20"/>
+        </w:rPr>
+        <w:t>.</w:t>
       </w:r>
     </w:p>
     <w:p>
@@ -4705,7 +5199,23 @@
           <w:sz w:val="20"/>
           <w:szCs w:val="20"/>
         </w:rPr>
-        <w:t xml:space="preserve"> a database retail_db and a sales table with suitable data types.</w:t>
+        <w:t xml:space="preserve"> a database </w:t>
+      </w:r>
+      <w:proofErr w:type="spellStart"/>
+      <w:r>
+        <w:rPr>
+          <w:sz w:val="20"/>
+          <w:szCs w:val="20"/>
+        </w:rPr>
+        <w:t>retail_db</w:t>
+      </w:r>
+      <w:proofErr w:type="spellEnd"/>
+      <w:r>
+        <w:rPr>
+          <w:sz w:val="20"/>
+          <w:szCs w:val="20"/>
+        </w:rPr>
+        <w:t xml:space="preserve"> and a sales table with suitable data types.</w:t>
       </w:r>
     </w:p>
     <w:p>
@@ -4739,7 +5249,39 @@
           <w:sz w:val="20"/>
           <w:szCs w:val="20"/>
         </w:rPr>
-        <w:t xml:space="preserve"> a primary key on Transaction_ID and NOT NULL on Order_Date.</w:t>
+        <w:t xml:space="preserve"> a primary key on </w:t>
+      </w:r>
+      <w:proofErr w:type="spellStart"/>
+      <w:r>
+        <w:rPr>
+          <w:sz w:val="20"/>
+          <w:szCs w:val="20"/>
+        </w:rPr>
+        <w:t>Transaction_ID</w:t>
+      </w:r>
+      <w:proofErr w:type="spellEnd"/>
+      <w:r>
+        <w:rPr>
+          <w:sz w:val="20"/>
+          <w:szCs w:val="20"/>
+        </w:rPr>
+        <w:t xml:space="preserve"> and NOT NULL on </w:t>
+      </w:r>
+      <w:proofErr w:type="spellStart"/>
+      <w:r>
+        <w:rPr>
+          <w:sz w:val="20"/>
+          <w:szCs w:val="20"/>
+        </w:rPr>
+        <w:t>Order_Date</w:t>
+      </w:r>
+      <w:proofErr w:type="spellEnd"/>
+      <w:r>
+        <w:rPr>
+          <w:sz w:val="20"/>
+          <w:szCs w:val="20"/>
+        </w:rPr>
+        <w:t>.</w:t>
       </w:r>
     </w:p>
     <w:p>
@@ -4875,7 +5417,55 @@
           <w:sz w:val="20"/>
           <w:szCs w:val="20"/>
         </w:rPr>
-        <w:t xml:space="preserve"> dim_store from SELECT DISTINCT Store_ID, Store_Name, City, Country.</w:t>
+        <w:t xml:space="preserve"> </w:t>
+      </w:r>
+      <w:proofErr w:type="spellStart"/>
+      <w:r>
+        <w:rPr>
+          <w:sz w:val="20"/>
+          <w:szCs w:val="20"/>
+        </w:rPr>
+        <w:t>dim_store</w:t>
+      </w:r>
+      <w:proofErr w:type="spellEnd"/>
+      <w:r>
+        <w:rPr>
+          <w:sz w:val="20"/>
+          <w:szCs w:val="20"/>
+        </w:rPr>
+        <w:t xml:space="preserve"> from SELECT DISTINCT </w:t>
+      </w:r>
+      <w:proofErr w:type="spellStart"/>
+      <w:r>
+        <w:rPr>
+          <w:sz w:val="20"/>
+          <w:szCs w:val="20"/>
+        </w:rPr>
+        <w:t>Store_ID</w:t>
+      </w:r>
+      <w:proofErr w:type="spellEnd"/>
+      <w:r>
+        <w:rPr>
+          <w:sz w:val="20"/>
+          <w:szCs w:val="20"/>
+        </w:rPr>
+        <w:t xml:space="preserve">, </w:t>
+      </w:r>
+      <w:proofErr w:type="spellStart"/>
+      <w:r>
+        <w:rPr>
+          <w:sz w:val="20"/>
+          <w:szCs w:val="20"/>
+        </w:rPr>
+        <w:t>Store_Name</w:t>
+      </w:r>
+      <w:proofErr w:type="spellEnd"/>
+      <w:r>
+        <w:rPr>
+          <w:sz w:val="20"/>
+          <w:szCs w:val="20"/>
+        </w:rPr>
+        <w:t>, City, Country.</w:t>
       </w:r>
     </w:p>
     <w:p>
@@ -4935,7 +5525,55 @@
           <w:sz w:val="20"/>
           <w:szCs w:val="20"/>
         </w:rPr>
-        <w:t xml:space="preserve"> Transaction_ID, Customer_Name and Sales_Amount for the first 10 rows.</w:t>
+        <w:t xml:space="preserve"> </w:t>
+      </w:r>
+      <w:proofErr w:type="spellStart"/>
+      <w:r>
+        <w:rPr>
+          <w:sz w:val="20"/>
+          <w:szCs w:val="20"/>
+        </w:rPr>
+        <w:t>Transaction_ID</w:t>
+      </w:r>
+      <w:proofErr w:type="spellEnd"/>
+      <w:r>
+        <w:rPr>
+          <w:sz w:val="20"/>
+          <w:szCs w:val="20"/>
+        </w:rPr>
+        <w:t xml:space="preserve">, </w:t>
+      </w:r>
+      <w:proofErr w:type="spellStart"/>
+      <w:r>
+        <w:rPr>
+          <w:sz w:val="20"/>
+          <w:szCs w:val="20"/>
+        </w:rPr>
+        <w:t>Customer_Name</w:t>
+      </w:r>
+      <w:proofErr w:type="spellEnd"/>
+      <w:r>
+        <w:rPr>
+          <w:sz w:val="20"/>
+          <w:szCs w:val="20"/>
+        </w:rPr>
+        <w:t xml:space="preserve"> and </w:t>
+      </w:r>
+      <w:proofErr w:type="spellStart"/>
+      <w:r>
+        <w:rPr>
+          <w:sz w:val="20"/>
+          <w:szCs w:val="20"/>
+        </w:rPr>
+        <w:t>Sales_Amount</w:t>
+      </w:r>
+      <w:proofErr w:type="spellEnd"/>
+      <w:r>
+        <w:rPr>
+          <w:sz w:val="20"/>
+          <w:szCs w:val="20"/>
+        </w:rPr>
+        <w:t xml:space="preserve"> for the first 10 rows.</w:t>
       </w:r>
     </w:p>
     <w:p>
@@ -4969,7 +5607,23 @@
           <w:sz w:val="20"/>
           <w:szCs w:val="20"/>
         </w:rPr>
-        <w:t xml:space="preserve"> where Country = 'Canada' and Sales_Amount &gt; 500.</w:t>
+        <w:t xml:space="preserve"> where Country = 'Canada' and </w:t>
+      </w:r>
+      <w:proofErr w:type="spellStart"/>
+      <w:r>
+        <w:rPr>
+          <w:sz w:val="20"/>
+          <w:szCs w:val="20"/>
+        </w:rPr>
+        <w:t>Sales_Amount</w:t>
+      </w:r>
+      <w:proofErr w:type="spellEnd"/>
+      <w:r>
+        <w:rPr>
+          <w:sz w:val="20"/>
+          <w:szCs w:val="20"/>
+        </w:rPr>
+        <w:t xml:space="preserve"> &gt; 500.</w:t>
       </w:r>
     </w:p>
     <w:p>
@@ -5071,7 +5725,23 @@
           <w:sz w:val="20"/>
           <w:szCs w:val="20"/>
         </w:rPr>
-        <w:t xml:space="preserve"> LIKE to find Product_Names starting with 'Aero'.</w:t>
+        <w:t xml:space="preserve"> LIKE to find </w:t>
+      </w:r>
+      <w:proofErr w:type="spellStart"/>
+      <w:r>
+        <w:rPr>
+          <w:sz w:val="20"/>
+          <w:szCs w:val="20"/>
+        </w:rPr>
+        <w:t>Product_Names</w:t>
+      </w:r>
+      <w:proofErr w:type="spellEnd"/>
+      <w:r>
+        <w:rPr>
+          <w:sz w:val="20"/>
+          <w:szCs w:val="20"/>
+        </w:rPr>
+        <w:t xml:space="preserve"> starting with 'Aero'.</w:t>
       </w:r>
     </w:p>
     <w:p>
@@ -5105,7 +5775,23 @@
           <w:sz w:val="20"/>
           <w:szCs w:val="20"/>
         </w:rPr>
-        <w:t xml:space="preserve"> transactions where Promotion_Code IS NULL; list distinct countries with an alias.</w:t>
+        <w:t xml:space="preserve"> transactions where </w:t>
+      </w:r>
+      <w:proofErr w:type="spellStart"/>
+      <w:r>
+        <w:rPr>
+          <w:sz w:val="20"/>
+          <w:szCs w:val="20"/>
+        </w:rPr>
+        <w:t>Promotion_Code</w:t>
+      </w:r>
+      <w:proofErr w:type="spellEnd"/>
+      <w:r>
+        <w:rPr>
+          <w:sz w:val="20"/>
+          <w:szCs w:val="20"/>
+        </w:rPr>
+        <w:t xml:space="preserve"> IS NULL; list distinct countries with an alias.</w:t>
       </w:r>
     </w:p>
     <w:p>
@@ -5156,7 +5842,23 @@
           <w:sz w:val="20"/>
           <w:szCs w:val="20"/>
         </w:rPr>
-        <w:t xml:space="preserve"> 10 transactions by Sales_Amount.</w:t>
+        <w:t xml:space="preserve"> 10 transactions by </w:t>
+      </w:r>
+      <w:proofErr w:type="spellStart"/>
+      <w:r>
+        <w:rPr>
+          <w:sz w:val="20"/>
+          <w:szCs w:val="20"/>
+        </w:rPr>
+        <w:t>Sales_Amount</w:t>
+      </w:r>
+      <w:proofErr w:type="spellEnd"/>
+      <w:r>
+        <w:rPr>
+          <w:sz w:val="20"/>
+          <w:szCs w:val="20"/>
+        </w:rPr>
+        <w:t>.</w:t>
       </w:r>
     </w:p>
     <w:p>
@@ -5258,7 +5960,39 @@
           <w:sz w:val="20"/>
           <w:szCs w:val="20"/>
         </w:rPr>
-        <w:t xml:space="preserve"> orders first, using Order_Date and Order_Time.</w:t>
+        <w:t xml:space="preserve"> orders first, using </w:t>
+      </w:r>
+      <w:proofErr w:type="spellStart"/>
+      <w:r>
+        <w:rPr>
+          <w:sz w:val="20"/>
+          <w:szCs w:val="20"/>
+        </w:rPr>
+        <w:t>Order_Date</w:t>
+      </w:r>
+      <w:proofErr w:type="spellEnd"/>
+      <w:r>
+        <w:rPr>
+          <w:sz w:val="20"/>
+          <w:szCs w:val="20"/>
+        </w:rPr>
+        <w:t xml:space="preserve"> and </w:t>
+      </w:r>
+      <w:proofErr w:type="spellStart"/>
+      <w:r>
+        <w:rPr>
+          <w:sz w:val="20"/>
+          <w:szCs w:val="20"/>
+        </w:rPr>
+        <w:t>Order_Time</w:t>
+      </w:r>
+      <w:proofErr w:type="spellEnd"/>
+      <w:r>
+        <w:rPr>
+          <w:sz w:val="20"/>
+          <w:szCs w:val="20"/>
+        </w:rPr>
+        <w:t>.</w:t>
       </w:r>
     </w:p>
     <w:p>
@@ -5292,7 +6026,23 @@
           <w:sz w:val="20"/>
           <w:szCs w:val="20"/>
         </w:rPr>
-        <w:t xml:space="preserve"> the 3rd highest Sales_Amount using OFFSET (or a subquery).</w:t>
+        <w:t xml:space="preserve"> the 3rd highest </w:t>
+      </w:r>
+      <w:proofErr w:type="spellStart"/>
+      <w:r>
+        <w:rPr>
+          <w:sz w:val="20"/>
+          <w:szCs w:val="20"/>
+        </w:rPr>
+        <w:t>Sales_Amount</w:t>
+      </w:r>
+      <w:proofErr w:type="spellEnd"/>
+      <w:r>
+        <w:rPr>
+          <w:sz w:val="20"/>
+          <w:szCs w:val="20"/>
+        </w:rPr>
+        <w:t xml:space="preserve"> using OFFSET (or a subquery).</w:t>
       </w:r>
     </w:p>
     <w:p>
@@ -5326,7 +6076,23 @@
           <w:sz w:val="20"/>
           <w:szCs w:val="20"/>
         </w:rPr>
-        <w:t xml:space="preserve"> so NULL Customer_Ratings appear last.</w:t>
+        <w:t xml:space="preserve"> so NULL </w:t>
+      </w:r>
+      <w:proofErr w:type="spellStart"/>
+      <w:r>
+        <w:rPr>
+          <w:sz w:val="20"/>
+          <w:szCs w:val="20"/>
+        </w:rPr>
+        <w:t>Customer_Ratings</w:t>
+      </w:r>
+      <w:proofErr w:type="spellEnd"/>
+      <w:r>
+        <w:rPr>
+          <w:sz w:val="20"/>
+          <w:szCs w:val="20"/>
+        </w:rPr>
+        <w:t xml:space="preserve"> appear last.</w:t>
       </w:r>
     </w:p>
     <w:p>
@@ -5377,7 +6143,23 @@
           <w:sz w:val="20"/>
           <w:szCs w:val="20"/>
         </w:rPr>
-        <w:t>, SUM, AVG, MIN and MAX of Sales_Amount in one query.</w:t>
+        <w:t xml:space="preserve">, SUM, AVG, MIN and MAX of </w:t>
+      </w:r>
+      <w:proofErr w:type="spellStart"/>
+      <w:r>
+        <w:rPr>
+          <w:sz w:val="20"/>
+          <w:szCs w:val="20"/>
+        </w:rPr>
+        <w:t>Sales_Amount</w:t>
+      </w:r>
+      <w:proofErr w:type="spellEnd"/>
+      <w:r>
+        <w:rPr>
+          <w:sz w:val="20"/>
+          <w:szCs w:val="20"/>
+        </w:rPr>
+        <w:t xml:space="preserve"> in one query.</w:t>
       </w:r>
     </w:p>
     <w:p>
@@ -5411,7 +6193,23 @@
           <w:sz w:val="20"/>
           <w:szCs w:val="20"/>
         </w:rPr>
-        <w:t xml:space="preserve"> revenue per Product_Category.</w:t>
+        <w:t xml:space="preserve"> revenue per </w:t>
+      </w:r>
+      <w:proofErr w:type="spellStart"/>
+      <w:r>
+        <w:rPr>
+          <w:sz w:val="20"/>
+          <w:szCs w:val="20"/>
+        </w:rPr>
+        <w:t>Product_Category</w:t>
+      </w:r>
+      <w:proofErr w:type="spellEnd"/>
+      <w:r>
+        <w:rPr>
+          <w:sz w:val="20"/>
+          <w:szCs w:val="20"/>
+        </w:rPr>
+        <w:t>.</w:t>
       </w:r>
     </w:p>
     <w:p>
@@ -5445,7 +6243,23 @@
           <w:sz w:val="20"/>
           <w:szCs w:val="20"/>
         </w:rPr>
-        <w:t xml:space="preserve"> count and average rating per Sales_Channel.</w:t>
+        <w:t xml:space="preserve"> count and average rating per </w:t>
+      </w:r>
+      <w:proofErr w:type="spellStart"/>
+      <w:r>
+        <w:rPr>
+          <w:sz w:val="20"/>
+          <w:szCs w:val="20"/>
+        </w:rPr>
+        <w:t>Sales_Channel</w:t>
+      </w:r>
+      <w:proofErr w:type="spellEnd"/>
+      <w:r>
+        <w:rPr>
+          <w:sz w:val="20"/>
+          <w:szCs w:val="20"/>
+        </w:rPr>
+        <w:t>.</w:t>
       </w:r>
     </w:p>
     <w:p>
@@ -5527,7 +6341,23 @@
           <w:sz w:val="20"/>
           <w:szCs w:val="20"/>
         </w:rPr>
-        <w:t>DISTINCT Customer_ID) with this data.</w:t>
+        <w:t xml:space="preserve">DISTINCT </w:t>
+      </w:r>
+      <w:proofErr w:type="spellStart"/>
+      <w:r>
+        <w:rPr>
+          <w:sz w:val="20"/>
+          <w:szCs w:val="20"/>
+        </w:rPr>
+        <w:t>Customer_ID</w:t>
+      </w:r>
+      <w:proofErr w:type="spellEnd"/>
+      <w:r>
+        <w:rPr>
+          <w:sz w:val="20"/>
+          <w:szCs w:val="20"/>
+        </w:rPr>
+        <w:t>) with this data.</w:t>
       </w:r>
     </w:p>
     <w:p>
@@ -5561,7 +6391,23 @@
           <w:sz w:val="20"/>
           <w:szCs w:val="20"/>
         </w:rPr>
-        <w:t xml:space="preserve"> by Country and Order_Year.</w:t>
+        <w:t xml:space="preserve"> by Country and </w:t>
+      </w:r>
+      <w:proofErr w:type="spellStart"/>
+      <w:r>
+        <w:rPr>
+          <w:sz w:val="20"/>
+          <w:szCs w:val="20"/>
+        </w:rPr>
+        <w:t>Order_Year</w:t>
+      </w:r>
+      <w:proofErr w:type="spellEnd"/>
+      <w:r>
+        <w:rPr>
+          <w:sz w:val="20"/>
+          <w:szCs w:val="20"/>
+        </w:rPr>
+        <w:t>.</w:t>
       </w:r>
     </w:p>
     <w:p>
@@ -5850,7 +6696,23 @@
           <w:sz w:val="20"/>
           <w:szCs w:val="20"/>
         </w:rPr>
-        <w:t xml:space="preserve"> with average Customer_Rating below 4.</w:t>
+        <w:t xml:space="preserve"> with average </w:t>
+      </w:r>
+      <w:proofErr w:type="spellStart"/>
+      <w:r>
+        <w:rPr>
+          <w:sz w:val="20"/>
+          <w:szCs w:val="20"/>
+        </w:rPr>
+        <w:t>Customer_Rating</w:t>
+      </w:r>
+      <w:proofErr w:type="spellEnd"/>
+      <w:r>
+        <w:rPr>
+          <w:sz w:val="20"/>
+          <w:szCs w:val="20"/>
+        </w:rPr>
+        <w:t xml:space="preserve"> below 4.</w:t>
       </w:r>
     </w:p>
     <w:p>
@@ -6071,7 +6933,23 @@
           <w:sz w:val="20"/>
           <w:szCs w:val="20"/>
         </w:rPr>
-        <w:t>-style output: count of transactions per Sales_Channel as separate columns using CASE.</w:t>
+        <w:t xml:space="preserve">-style output: count of transactions per </w:t>
+      </w:r>
+      <w:proofErr w:type="spellStart"/>
+      <w:r>
+        <w:rPr>
+          <w:sz w:val="20"/>
+          <w:szCs w:val="20"/>
+        </w:rPr>
+        <w:t>Sales_Channel</w:t>
+      </w:r>
+      <w:proofErr w:type="spellEnd"/>
+      <w:r>
+        <w:rPr>
+          <w:sz w:val="20"/>
+          <w:szCs w:val="20"/>
+        </w:rPr>
+        <w:t xml:space="preserve"> as separate columns using CASE.</w:t>
       </w:r>
     </w:p>
     <w:p>
@@ -6139,7 +7017,23 @@
           <w:sz w:val="20"/>
           <w:szCs w:val="20"/>
         </w:rPr>
-        <w:t xml:space="preserve"> 'No Promo' when Promotion_Code is blank.</w:t>
+        <w:t xml:space="preserve"> 'No Promo' when </w:t>
+      </w:r>
+      <w:proofErr w:type="spellStart"/>
+      <w:r>
+        <w:rPr>
+          <w:sz w:val="20"/>
+          <w:szCs w:val="20"/>
+        </w:rPr>
+        <w:t>Promotion_Code</w:t>
+      </w:r>
+      <w:proofErr w:type="spellEnd"/>
+      <w:r>
+        <w:rPr>
+          <w:sz w:val="20"/>
+          <w:szCs w:val="20"/>
+        </w:rPr>
+        <w:t xml:space="preserve"> is blank.</w:t>
       </w:r>
     </w:p>
     <w:p>
@@ -6224,7 +7118,23 @@
           <w:sz w:val="20"/>
           <w:szCs w:val="20"/>
         </w:rPr>
-        <w:t xml:space="preserve"> year, month and day-of-week from Order_Date.</w:t>
+        <w:t xml:space="preserve"> year, month and day-of-week from </w:t>
+      </w:r>
+      <w:proofErr w:type="spellStart"/>
+      <w:r>
+        <w:rPr>
+          <w:sz w:val="20"/>
+          <w:szCs w:val="20"/>
+        </w:rPr>
+        <w:t>Order_Date</w:t>
+      </w:r>
+      <w:proofErr w:type="spellEnd"/>
+      <w:r>
+        <w:rPr>
+          <w:sz w:val="20"/>
+          <w:szCs w:val="20"/>
+        </w:rPr>
+        <w:t>.</w:t>
       </w:r>
     </w:p>
     <w:p>
@@ -6326,7 +7236,39 @@
           <w:sz w:val="20"/>
           <w:szCs w:val="20"/>
         </w:rPr>
-        <w:t xml:space="preserve"> Delivery_Days to Order_Date to get the delivery date (DATE_ADD / DATEADD).</w:t>
+        <w:t xml:space="preserve"> </w:t>
+      </w:r>
+      <w:proofErr w:type="spellStart"/>
+      <w:r>
+        <w:rPr>
+          <w:sz w:val="20"/>
+          <w:szCs w:val="20"/>
+        </w:rPr>
+        <w:t>Delivery_Days</w:t>
+      </w:r>
+      <w:proofErr w:type="spellEnd"/>
+      <w:r>
+        <w:rPr>
+          <w:sz w:val="20"/>
+          <w:szCs w:val="20"/>
+        </w:rPr>
+        <w:t xml:space="preserve"> to </w:t>
+      </w:r>
+      <w:proofErr w:type="spellStart"/>
+      <w:r>
+        <w:rPr>
+          <w:sz w:val="20"/>
+          <w:szCs w:val="20"/>
+        </w:rPr>
+        <w:t>Order_Date</w:t>
+      </w:r>
+      <w:proofErr w:type="spellEnd"/>
+      <w:r>
+        <w:rPr>
+          <w:sz w:val="20"/>
+          <w:szCs w:val="20"/>
+        </w:rPr>
+        <w:t xml:space="preserve"> to get the delivery date (DATE_ADD / DATEADD).</w:t>
       </w:r>
     </w:p>
     <w:p>
@@ -6360,7 +7302,23 @@
           <w:sz w:val="20"/>
           <w:szCs w:val="20"/>
         </w:rPr>
-        <w:t xml:space="preserve"> Order_Date as 'YYYY-MM'.</w:t>
+        <w:t xml:space="preserve"> </w:t>
+      </w:r>
+      <w:proofErr w:type="spellStart"/>
+      <w:r>
+        <w:rPr>
+          <w:sz w:val="20"/>
+          <w:szCs w:val="20"/>
+        </w:rPr>
+        <w:t>Order_Date</w:t>
+      </w:r>
+      <w:proofErr w:type="spellEnd"/>
+      <w:r>
+        <w:rPr>
+          <w:sz w:val="20"/>
+          <w:szCs w:val="20"/>
+        </w:rPr>
+        <w:t xml:space="preserve"> as 'YYYY-MM'.</w:t>
       </w:r>
     </w:p>
     <w:p>
@@ -6394,7 +7352,23 @@
           <w:sz w:val="20"/>
           <w:szCs w:val="20"/>
         </w:rPr>
-        <w:t xml:space="preserve"> placed on weekends; count orders by hour of Order_Time.</w:t>
+        <w:t xml:space="preserve"> placed on weekends; count orders by hour of </w:t>
+      </w:r>
+      <w:proofErr w:type="spellStart"/>
+      <w:r>
+        <w:rPr>
+          <w:sz w:val="20"/>
+          <w:szCs w:val="20"/>
+        </w:rPr>
+        <w:t>Order_Time</w:t>
+      </w:r>
+      <w:proofErr w:type="spellEnd"/>
+      <w:r>
+        <w:rPr>
+          <w:sz w:val="20"/>
+          <w:szCs w:val="20"/>
+        </w:rPr>
+        <w:t>.</w:t>
       </w:r>
     </w:p>
     <w:p>
@@ -6479,7 +7453,23 @@
           <w:sz w:val="20"/>
           <w:szCs w:val="20"/>
         </w:rPr>
-        <w:t xml:space="preserve"> Discount_Percentage at 50 where it is higher.</w:t>
+        <w:t xml:space="preserve"> </w:t>
+      </w:r>
+      <w:proofErr w:type="spellStart"/>
+      <w:r>
+        <w:rPr>
+          <w:sz w:val="20"/>
+          <w:szCs w:val="20"/>
+        </w:rPr>
+        <w:t>Discount_Percentage</w:t>
+      </w:r>
+      <w:proofErr w:type="spellEnd"/>
+      <w:r>
+        <w:rPr>
+          <w:sz w:val="20"/>
+          <w:szCs w:val="20"/>
+        </w:rPr>
+        <w:t xml:space="preserve"> at 50 where it is higher.</w:t>
       </w:r>
     </w:p>
     <w:p>
@@ -6547,7 +7537,23 @@
           <w:sz w:val="20"/>
           <w:szCs w:val="20"/>
         </w:rPr>
-        <w:t xml:space="preserve"> duplicate Transaction_IDs using ROW_NUMBER in a CTE.</w:t>
+        <w:t xml:space="preserve"> duplicate </w:t>
+      </w:r>
+      <w:proofErr w:type="spellStart"/>
+      <w:r>
+        <w:rPr>
+          <w:sz w:val="20"/>
+          <w:szCs w:val="20"/>
+        </w:rPr>
+        <w:t>Transaction_IDs</w:t>
+      </w:r>
+      <w:proofErr w:type="spellEnd"/>
+      <w:r>
+        <w:rPr>
+          <w:sz w:val="20"/>
+          <w:szCs w:val="20"/>
+        </w:rPr>
+        <w:t xml:space="preserve"> using ROW_NUMBER in a CTE.</w:t>
       </w:r>
     </w:p>
     <w:p>
@@ -6801,7 +7807,39 @@
           <w:sz w:val="20"/>
           <w:szCs w:val="20"/>
         </w:rPr>
-        <w:t xml:space="preserve"> JOIN sales with dim_product to show revenue by Product_Name.</w:t>
+        <w:t xml:space="preserve"> JOIN sales with </w:t>
+      </w:r>
+      <w:proofErr w:type="spellStart"/>
+      <w:r>
+        <w:rPr>
+          <w:sz w:val="20"/>
+          <w:szCs w:val="20"/>
+        </w:rPr>
+        <w:t>dim_product</w:t>
+      </w:r>
+      <w:proofErr w:type="spellEnd"/>
+      <w:r>
+        <w:rPr>
+          <w:sz w:val="20"/>
+          <w:szCs w:val="20"/>
+        </w:rPr>
+        <w:t xml:space="preserve"> to show revenue by </w:t>
+      </w:r>
+      <w:proofErr w:type="spellStart"/>
+      <w:r>
+        <w:rPr>
+          <w:sz w:val="20"/>
+          <w:szCs w:val="20"/>
+        </w:rPr>
+        <w:t>Product_Name</w:t>
+      </w:r>
+      <w:proofErr w:type="spellEnd"/>
+      <w:r>
+        <w:rPr>
+          <w:sz w:val="20"/>
+          <w:szCs w:val="20"/>
+        </w:rPr>
+        <w:t>.</w:t>
       </w:r>
     </w:p>
     <w:p>
@@ -7022,7 +8060,23 @@
           <w:sz w:val="20"/>
           <w:szCs w:val="20"/>
         </w:rPr>
-        <w:t xml:space="preserve"> with Sales_Amount above the overall average.</w:t>
+        <w:t xml:space="preserve"> with </w:t>
+      </w:r>
+      <w:proofErr w:type="spellStart"/>
+      <w:r>
+        <w:rPr>
+          <w:sz w:val="20"/>
+          <w:szCs w:val="20"/>
+        </w:rPr>
+        <w:t>Sales_Amount</w:t>
+      </w:r>
+      <w:proofErr w:type="spellEnd"/>
+      <w:r>
+        <w:rPr>
+          <w:sz w:val="20"/>
+          <w:szCs w:val="20"/>
+        </w:rPr>
+        <w:t xml:space="preserve"> above the overall average.</w:t>
       </w:r>
     </w:p>
     <w:p>
@@ -7378,7 +8432,23 @@
           <w:sz w:val="20"/>
           <w:szCs w:val="20"/>
         </w:rPr>
-        <w:t xml:space="preserve"> transaction's % of total Sales_Amount using </w:t>
+        <w:t xml:space="preserve"> transaction's % of total </w:t>
+      </w:r>
+      <w:proofErr w:type="spellStart"/>
+      <w:r>
+        <w:rPr>
+          <w:sz w:val="20"/>
+          <w:szCs w:val="20"/>
+        </w:rPr>
+        <w:t>Sales_Amount</w:t>
+      </w:r>
+      <w:proofErr w:type="spellEnd"/>
+      <w:r>
+        <w:rPr>
+          <w:sz w:val="20"/>
+          <w:szCs w:val="20"/>
+        </w:rPr>
+        <w:t xml:space="preserve"> using </w:t>
       </w:r>
       <w:proofErr w:type="gramStart"/>
       <w:r>
@@ -7528,7 +8598,23 @@
           <w:sz w:val="20"/>
           <w:szCs w:val="20"/>
         </w:rPr>
-        <w:t xml:space="preserve"> Sales_Amount per Country shown next to every row (PARTITION BY).</w:t>
+        <w:t xml:space="preserve"> </w:t>
+      </w:r>
+      <w:proofErr w:type="spellStart"/>
+      <w:r>
+        <w:rPr>
+          <w:sz w:val="20"/>
+          <w:szCs w:val="20"/>
+        </w:rPr>
+        <w:t>Sales_Amount</w:t>
+      </w:r>
+      <w:proofErr w:type="spellEnd"/>
+      <w:r>
+        <w:rPr>
+          <w:sz w:val="20"/>
+          <w:szCs w:val="20"/>
+        </w:rPr>
+        <w:t xml:space="preserve"> per Country shown next to every row (PARTITION BY).</w:t>
       </w:r>
     </w:p>
     <w:p>
@@ -8120,7 +9206,55 @@
           <w:sz w:val="20"/>
           <w:szCs w:val="20"/>
         </w:rPr>
-        <w:t xml:space="preserve"> dim_store from SELECT DISTINCT Store_ID, Store_Name, City, Country.</w:t>
+        <w:t xml:space="preserve"> </w:t>
+      </w:r>
+      <w:proofErr w:type="spellStart"/>
+      <w:r>
+        <w:rPr>
+          <w:sz w:val="20"/>
+          <w:szCs w:val="20"/>
+        </w:rPr>
+        <w:t>dim_store</w:t>
+      </w:r>
+      <w:proofErr w:type="spellEnd"/>
+      <w:r>
+        <w:rPr>
+          <w:sz w:val="20"/>
+          <w:szCs w:val="20"/>
+        </w:rPr>
+        <w:t xml:space="preserve"> from SELECT DISTINCT </w:t>
+      </w:r>
+      <w:proofErr w:type="spellStart"/>
+      <w:r>
+        <w:rPr>
+          <w:sz w:val="20"/>
+          <w:szCs w:val="20"/>
+        </w:rPr>
+        <w:t>Store_ID</w:t>
+      </w:r>
+      <w:proofErr w:type="spellEnd"/>
+      <w:r>
+        <w:rPr>
+          <w:sz w:val="20"/>
+          <w:szCs w:val="20"/>
+        </w:rPr>
+        <w:t xml:space="preserve">, </w:t>
+      </w:r>
+      <w:proofErr w:type="spellStart"/>
+      <w:r>
+        <w:rPr>
+          <w:sz w:val="20"/>
+          <w:szCs w:val="20"/>
+        </w:rPr>
+        <w:t>Store_Name</w:t>
+      </w:r>
+      <w:proofErr w:type="spellEnd"/>
+      <w:r>
+        <w:rPr>
+          <w:sz w:val="20"/>
+          <w:szCs w:val="20"/>
+        </w:rPr>
+        <w:t>, City, Country.</w:t>
       </w:r>
     </w:p>
     <w:p>
@@ -8246,7 +9380,23 @@
           <w:sz w:val="20"/>
           <w:szCs w:val="20"/>
         </w:rPr>
-        <w:t xml:space="preserve"> transactions where Promotion_Code IS NULL; list distinct countries with an alias.</w:t>
+        <w:t xml:space="preserve"> transactions where </w:t>
+      </w:r>
+      <w:proofErr w:type="spellStart"/>
+      <w:r>
+        <w:rPr>
+          <w:sz w:val="20"/>
+          <w:szCs w:val="20"/>
+        </w:rPr>
+        <w:t>Promotion_Code</w:t>
+      </w:r>
+      <w:proofErr w:type="spellEnd"/>
+      <w:r>
+        <w:rPr>
+          <w:sz w:val="20"/>
+          <w:szCs w:val="20"/>
+        </w:rPr>
+        <w:t xml:space="preserve"> IS NULL; list distinct countries with an alias.</w:t>
       </w:r>
     </w:p>
     <w:p>
@@ -8372,7 +9522,23 @@
           <w:sz w:val="20"/>
           <w:szCs w:val="20"/>
         </w:rPr>
-        <w:t xml:space="preserve"> so NULL Customer_Ratings appear last.</w:t>
+        <w:t xml:space="preserve"> so NULL </w:t>
+      </w:r>
+      <w:proofErr w:type="spellStart"/>
+      <w:r>
+        <w:rPr>
+          <w:sz w:val="20"/>
+          <w:szCs w:val="20"/>
+        </w:rPr>
+        <w:t>Customer_Ratings</w:t>
+      </w:r>
+      <w:proofErr w:type="spellEnd"/>
+      <w:r>
+        <w:rPr>
+          <w:sz w:val="20"/>
+          <w:szCs w:val="20"/>
+        </w:rPr>
+        <w:t xml:space="preserve"> appear last.</w:t>
       </w:r>
     </w:p>
     <w:p>
@@ -8435,7 +9601,23 @@
           <w:sz w:val="20"/>
           <w:szCs w:val="20"/>
         </w:rPr>
-        <w:t xml:space="preserve"> count and average rating per Sales_Channel.</w:t>
+        <w:t xml:space="preserve"> count and average rating per </w:t>
+      </w:r>
+      <w:proofErr w:type="spellStart"/>
+      <w:r>
+        <w:rPr>
+          <w:sz w:val="20"/>
+          <w:szCs w:val="20"/>
+        </w:rPr>
+        <w:t>Sales_Channel</w:t>
+      </w:r>
+      <w:proofErr w:type="spellEnd"/>
+      <w:r>
+        <w:rPr>
+          <w:sz w:val="20"/>
+          <w:szCs w:val="20"/>
+        </w:rPr>
+        <w:t>.</w:t>
       </w:r>
     </w:p>
     <w:p>
@@ -8561,7 +9743,23 @@
           <w:sz w:val="20"/>
           <w:szCs w:val="20"/>
         </w:rPr>
-        <w:t xml:space="preserve"> with average Customer_Rating below 4.</w:t>
+        <w:t xml:space="preserve"> with average </w:t>
+      </w:r>
+      <w:proofErr w:type="spellStart"/>
+      <w:r>
+        <w:rPr>
+          <w:sz w:val="20"/>
+          <w:szCs w:val="20"/>
+        </w:rPr>
+        <w:t>Customer_Rating</w:t>
+      </w:r>
+      <w:proofErr w:type="spellEnd"/>
+      <w:r>
+        <w:rPr>
+          <w:sz w:val="20"/>
+          <w:szCs w:val="20"/>
+        </w:rPr>
+        <w:t xml:space="preserve"> below 4.</w:t>
       </w:r>
     </w:p>
     <w:p>
@@ -8687,7 +9885,23 @@
           <w:sz w:val="20"/>
           <w:szCs w:val="20"/>
         </w:rPr>
-        <w:t>-style output: count of transactions per Sales_Channel as separate columns using CASE.</w:t>
+        <w:t xml:space="preserve">-style output: count of transactions per </w:t>
+      </w:r>
+      <w:proofErr w:type="spellStart"/>
+      <w:r>
+        <w:rPr>
+          <w:sz w:val="20"/>
+          <w:szCs w:val="20"/>
+        </w:rPr>
+        <w:t>Sales_Channel</w:t>
+      </w:r>
+      <w:proofErr w:type="spellEnd"/>
+      <w:r>
+        <w:rPr>
+          <w:sz w:val="20"/>
+          <w:szCs w:val="20"/>
+        </w:rPr>
+        <w:t xml:space="preserve"> as separate columns using CASE.</w:t>
       </w:r>
     </w:p>
     <w:p>
@@ -8876,7 +10090,23 @@
           <w:sz w:val="20"/>
           <w:szCs w:val="20"/>
         </w:rPr>
-        <w:t xml:space="preserve"> placed on weekends; count orders by hour of Order_Time.</w:t>
+        <w:t xml:space="preserve"> placed on weekends; count orders by hour of </w:t>
+      </w:r>
+      <w:proofErr w:type="spellStart"/>
+      <w:r>
+        <w:rPr>
+          <w:sz w:val="20"/>
+          <w:szCs w:val="20"/>
+        </w:rPr>
+        <w:t>Order_Time</w:t>
+      </w:r>
+      <w:proofErr w:type="spellEnd"/>
+      <w:r>
+        <w:rPr>
+          <w:sz w:val="20"/>
+          <w:szCs w:val="20"/>
+        </w:rPr>
+        <w:t>.</w:t>
       </w:r>
     </w:p>
     <w:p>
@@ -9874,7 +11104,23 @@
           <w:sz w:val="20"/>
           <w:szCs w:val="20"/>
         </w:rPr>
-        <w:t xml:space="preserve"> vs DirectQuery: which would you pick for this dataset and why?</w:t>
+        <w:t xml:space="preserve"> vs </w:t>
+      </w:r>
+      <w:proofErr w:type="spellStart"/>
+      <w:r>
+        <w:rPr>
+          <w:sz w:val="20"/>
+          <w:szCs w:val="20"/>
+        </w:rPr>
+        <w:t>DirectQuery</w:t>
+      </w:r>
+      <w:proofErr w:type="spellEnd"/>
+      <w:r>
+        <w:rPr>
+          <w:sz w:val="20"/>
+          <w:szCs w:val="20"/>
+        </w:rPr>
+        <w:t>: which would you pick for this dataset and why?</w:t>
       </w:r>
     </w:p>
     <w:p>
@@ -9993,7 +11239,23 @@
           <w:sz w:val="20"/>
           <w:szCs w:val="20"/>
         </w:rPr>
-        <w:t xml:space="preserve"> headers, set data types and remove duplicates on Transaction_ID.</w:t>
+        <w:t xml:space="preserve"> headers, set data types and remove duplicates on </w:t>
+      </w:r>
+      <w:proofErr w:type="spellStart"/>
+      <w:r>
+        <w:rPr>
+          <w:sz w:val="20"/>
+          <w:szCs w:val="20"/>
+        </w:rPr>
+        <w:t>Transaction_ID</w:t>
+      </w:r>
+      <w:proofErr w:type="spellEnd"/>
+      <w:r>
+        <w:rPr>
+          <w:sz w:val="20"/>
+          <w:szCs w:val="20"/>
+        </w:rPr>
+        <w:t>.</w:t>
       </w:r>
     </w:p>
     <w:p>
@@ -10061,7 +11323,39 @@
           <w:sz w:val="20"/>
           <w:szCs w:val="20"/>
         </w:rPr>
-        <w:t xml:space="preserve"> inconsistent text (case, spaces) in Product_Category, Payment_Method and City.</w:t>
+        <w:t xml:space="preserve"> inconsistent text (case, spaces) in </w:t>
+      </w:r>
+      <w:proofErr w:type="spellStart"/>
+      <w:r>
+        <w:rPr>
+          <w:sz w:val="20"/>
+          <w:szCs w:val="20"/>
+        </w:rPr>
+        <w:t>Product_Category</w:t>
+      </w:r>
+      <w:proofErr w:type="spellEnd"/>
+      <w:r>
+        <w:rPr>
+          <w:sz w:val="20"/>
+          <w:szCs w:val="20"/>
+        </w:rPr>
+        <w:t xml:space="preserve">, </w:t>
+      </w:r>
+      <w:proofErr w:type="spellStart"/>
+      <w:r>
+        <w:rPr>
+          <w:sz w:val="20"/>
+          <w:szCs w:val="20"/>
+        </w:rPr>
+        <w:t>Payment_Method</w:t>
+      </w:r>
+      <w:proofErr w:type="spellEnd"/>
+      <w:r>
+        <w:rPr>
+          <w:sz w:val="20"/>
+          <w:szCs w:val="20"/>
+        </w:rPr>
+        <w:t xml:space="preserve"> and City.</w:t>
       </w:r>
     </w:p>
     <w:p>
@@ -10095,7 +11389,23 @@
           <w:sz w:val="20"/>
           <w:szCs w:val="20"/>
         </w:rPr>
-        <w:t xml:space="preserve"> rows with Quantity &lt;= 0 and handle nulls in Customer_Age.</w:t>
+        <w:t xml:space="preserve"> rows with Quantity &lt;= 0 and handle nulls in </w:t>
+      </w:r>
+      <w:proofErr w:type="spellStart"/>
+      <w:r>
+        <w:rPr>
+          <w:sz w:val="20"/>
+          <w:szCs w:val="20"/>
+        </w:rPr>
+        <w:t>Customer_Age</w:t>
+      </w:r>
+      <w:proofErr w:type="spellEnd"/>
+      <w:r>
+        <w:rPr>
+          <w:sz w:val="20"/>
+          <w:szCs w:val="20"/>
+        </w:rPr>
+        <w:t>.</w:t>
       </w:r>
     </w:p>
     <w:p>
@@ -10129,7 +11439,23 @@
           <w:sz w:val="20"/>
           <w:szCs w:val="20"/>
         </w:rPr>
-        <w:t xml:space="preserve"> a custom column and split Order_Time into hour.</w:t>
+        <w:t xml:space="preserve"> a custom column and split </w:t>
+      </w:r>
+      <w:proofErr w:type="spellStart"/>
+      <w:r>
+        <w:rPr>
+          <w:sz w:val="20"/>
+          <w:szCs w:val="20"/>
+        </w:rPr>
+        <w:t>Order_Time</w:t>
+      </w:r>
+      <w:proofErr w:type="spellEnd"/>
+      <w:r>
+        <w:rPr>
+          <w:sz w:val="20"/>
+          <w:szCs w:val="20"/>
+        </w:rPr>
+        <w:t xml:space="preserve"> into hour.</w:t>
       </w:r>
     </w:p>
     <w:p>
@@ -10163,7 +11489,23 @@
           <w:sz w:val="20"/>
           <w:szCs w:val="20"/>
         </w:rPr>
-        <w:t xml:space="preserve"> By to get revenue per Customer_ID; Merge two queries; Append two queries.</w:t>
+        <w:t xml:space="preserve"> By to get revenue per </w:t>
+      </w:r>
+      <w:proofErr w:type="spellStart"/>
+      <w:r>
+        <w:rPr>
+          <w:sz w:val="20"/>
+          <w:szCs w:val="20"/>
+        </w:rPr>
+        <w:t>Customer_ID</w:t>
+      </w:r>
+      <w:proofErr w:type="spellEnd"/>
+      <w:r>
+        <w:rPr>
+          <w:sz w:val="20"/>
+          <w:szCs w:val="20"/>
+        </w:rPr>
+        <w:t>; Merge two queries; Append two queries.</w:t>
       </w:r>
     </w:p>
     <w:p>
@@ -10248,7 +11590,23 @@
           <w:sz w:val="20"/>
           <w:szCs w:val="20"/>
         </w:rPr>
-        <w:t xml:space="preserve"> an if-then-else custom column for Size_Label in M.</w:t>
+        <w:t xml:space="preserve"> an if-then-else custom column for </w:t>
+      </w:r>
+      <w:proofErr w:type="spellStart"/>
+      <w:r>
+        <w:rPr>
+          <w:sz w:val="20"/>
+          <w:szCs w:val="20"/>
+        </w:rPr>
+        <w:t>Size_Label</w:t>
+      </w:r>
+      <w:proofErr w:type="spellEnd"/>
+      <w:r>
+        <w:rPr>
+          <w:sz w:val="20"/>
+          <w:szCs w:val="20"/>
+        </w:rPr>
+        <w:t xml:space="preserve"> in M.</w:t>
       </w:r>
     </w:p>
     <w:p>
@@ -10291,7 +11649,55 @@
           <w:sz w:val="20"/>
           <w:szCs w:val="20"/>
         </w:rPr>
-        <w:t xml:space="preserve"> Table.TransformColumns with Text.Proper and Text.Trim.</w:t>
+        <w:t xml:space="preserve"> </w:t>
+      </w:r>
+      <w:proofErr w:type="spellStart"/>
+      <w:r>
+        <w:rPr>
+          <w:sz w:val="20"/>
+          <w:szCs w:val="20"/>
+        </w:rPr>
+        <w:t>Table.TransformColumns</w:t>
+      </w:r>
+      <w:proofErr w:type="spellEnd"/>
+      <w:r>
+        <w:rPr>
+          <w:sz w:val="20"/>
+          <w:szCs w:val="20"/>
+        </w:rPr>
+        <w:t xml:space="preserve"> with </w:t>
+      </w:r>
+      <w:proofErr w:type="spellStart"/>
+      <w:r>
+        <w:rPr>
+          <w:sz w:val="20"/>
+          <w:szCs w:val="20"/>
+        </w:rPr>
+        <w:t>Text.Proper</w:t>
+      </w:r>
+      <w:proofErr w:type="spellEnd"/>
+      <w:r>
+        <w:rPr>
+          <w:sz w:val="20"/>
+          <w:szCs w:val="20"/>
+        </w:rPr>
+        <w:t xml:space="preserve"> and </w:t>
+      </w:r>
+      <w:proofErr w:type="spellStart"/>
+      <w:r>
+        <w:rPr>
+          <w:sz w:val="20"/>
+          <w:szCs w:val="20"/>
+        </w:rPr>
+        <w:t>Text.Trim</w:t>
+      </w:r>
+      <w:proofErr w:type="spellEnd"/>
+      <w:r>
+        <w:rPr>
+          <w:sz w:val="20"/>
+          <w:szCs w:val="20"/>
+        </w:rPr>
+        <w:t>.</w:t>
       </w:r>
     </w:p>
     <w:p>
@@ -10334,7 +11740,39 @@
           <w:sz w:val="20"/>
           <w:szCs w:val="20"/>
         </w:rPr>
-        <w:t xml:space="preserve"> Date.Year and Date.MonthName to build date columns in M.</w:t>
+        <w:t xml:space="preserve"> </w:t>
+      </w:r>
+      <w:proofErr w:type="spellStart"/>
+      <w:r>
+        <w:rPr>
+          <w:sz w:val="20"/>
+          <w:szCs w:val="20"/>
+        </w:rPr>
+        <w:t>Date.Year</w:t>
+      </w:r>
+      <w:proofErr w:type="spellEnd"/>
+      <w:r>
+        <w:rPr>
+          <w:sz w:val="20"/>
+          <w:szCs w:val="20"/>
+        </w:rPr>
+        <w:t xml:space="preserve"> and </w:t>
+      </w:r>
+      <w:proofErr w:type="spellStart"/>
+      <w:r>
+        <w:rPr>
+          <w:sz w:val="20"/>
+          <w:szCs w:val="20"/>
+        </w:rPr>
+        <w:t>Date.MonthName</w:t>
+      </w:r>
+      <w:proofErr w:type="spellEnd"/>
+      <w:r>
+        <w:rPr>
+          <w:sz w:val="20"/>
+          <w:szCs w:val="20"/>
+        </w:rPr>
+        <w:t xml:space="preserve"> to build date columns in M.</w:t>
       </w:r>
     </w:p>
     <w:p>
@@ -10368,7 +11806,23 @@
           <w:sz w:val="20"/>
           <w:szCs w:val="20"/>
         </w:rPr>
-        <w:t xml:space="preserve"> a custom function fnClean(text) and call it.</w:t>
+        <w:t xml:space="preserve"> a custom function </w:t>
+      </w:r>
+      <w:proofErr w:type="spellStart"/>
+      <w:r>
+        <w:rPr>
+          <w:sz w:val="20"/>
+          <w:szCs w:val="20"/>
+        </w:rPr>
+        <w:t>fnClean</w:t>
+      </w:r>
+      <w:proofErr w:type="spellEnd"/>
+      <w:r>
+        <w:rPr>
+          <w:sz w:val="20"/>
+          <w:szCs w:val="20"/>
+        </w:rPr>
+        <w:t>(text) and call it.</w:t>
       </w:r>
     </w:p>
     <w:p>
@@ -10445,7 +11899,23 @@
           <w:sz w:val="20"/>
           <w:szCs w:val="20"/>
         </w:rPr>
-        <w:t xml:space="preserve"> a Date table in M using List.Dates.</w:t>
+        <w:t xml:space="preserve"> a Date table in M using </w:t>
+      </w:r>
+      <w:proofErr w:type="spellStart"/>
+      <w:r>
+        <w:rPr>
+          <w:sz w:val="20"/>
+          <w:szCs w:val="20"/>
+        </w:rPr>
+        <w:t>List.Dates</w:t>
+      </w:r>
+      <w:proofErr w:type="spellEnd"/>
+      <w:r>
+        <w:rPr>
+          <w:sz w:val="20"/>
+          <w:szCs w:val="20"/>
+        </w:rPr>
+        <w:t>.</w:t>
       </w:r>
     </w:p>
     <w:p>
@@ -10477,7 +11947,23 @@
           <w:szCs w:val="20"/>
         </w:rPr>
         <w:lastRenderedPageBreak/>
-        <w:t>Day 9: Power BI modeling (P4-P6)</w:t>
+        <w:t xml:space="preserve">Day 9: Power BI </w:t>
+      </w:r>
+      <w:proofErr w:type="spellStart"/>
+      <w:r>
+        <w:rPr>
+          <w:sz w:val="20"/>
+          <w:szCs w:val="20"/>
+        </w:rPr>
+        <w:t>modeling</w:t>
+      </w:r>
+      <w:proofErr w:type="spellEnd"/>
+      <w:r>
+        <w:rPr>
+          <w:sz w:val="20"/>
+          <w:szCs w:val="20"/>
+        </w:rPr>
+        <w:t xml:space="preserve"> (P4-P6)</w:t>
       </w:r>
     </w:p>
     <w:tbl>
@@ -10920,7 +12406,23 @@
           <w:sz w:val="20"/>
           <w:szCs w:val="20"/>
         </w:rPr>
-        <w:t xml:space="preserve"> columns are primary keys and foreign keys between fact and dim_product?</w:t>
+        <w:t xml:space="preserve"> columns are primary keys and foreign keys between fact and </w:t>
+      </w:r>
+      <w:proofErr w:type="spellStart"/>
+      <w:r>
+        <w:rPr>
+          <w:sz w:val="20"/>
+          <w:szCs w:val="20"/>
+        </w:rPr>
+        <w:t>dim_product</w:t>
+      </w:r>
+      <w:proofErr w:type="spellEnd"/>
+      <w:r>
+        <w:rPr>
+          <w:sz w:val="20"/>
+          <w:szCs w:val="20"/>
+        </w:rPr>
+        <w:t>?</w:t>
       </w:r>
     </w:p>
     <w:p>
@@ -11089,7 +12591,23 @@
           <w:sz w:val="20"/>
           <w:szCs w:val="20"/>
         </w:rPr>
-        <w:t xml:space="preserve"> vs DirectQuery vs Composite: one pro and one con each.</w:t>
+        <w:t xml:space="preserve"> vs </w:t>
+      </w:r>
+      <w:proofErr w:type="spellStart"/>
+      <w:r>
+        <w:rPr>
+          <w:sz w:val="20"/>
+          <w:szCs w:val="20"/>
+        </w:rPr>
+        <w:t>DirectQuery</w:t>
+      </w:r>
+      <w:proofErr w:type="spellEnd"/>
+      <w:r>
+        <w:rPr>
+          <w:sz w:val="20"/>
+          <w:szCs w:val="20"/>
+        </w:rPr>
+        <w:t xml:space="preserve"> vs Composite: one pro and one con each.</w:t>
       </w:r>
     </w:p>
     <w:p>
@@ -11513,7 +13031,23 @@
           <w:sz w:val="20"/>
           <w:szCs w:val="20"/>
         </w:rPr>
-        <w:t>: Online Sales (Sales_Channel = Online).</w:t>
+        <w:t>: Online Sales (</w:t>
+      </w:r>
+      <w:proofErr w:type="spellStart"/>
+      <w:r>
+        <w:rPr>
+          <w:sz w:val="20"/>
+          <w:szCs w:val="20"/>
+        </w:rPr>
+        <w:t>Sales_Channel</w:t>
+      </w:r>
+      <w:proofErr w:type="spellEnd"/>
+      <w:r>
+        <w:rPr>
+          <w:sz w:val="20"/>
+          <w:szCs w:val="20"/>
+        </w:rPr>
+        <w:t xml:space="preserve"> = Online).</w:t>
       </w:r>
     </w:p>
     <w:p>
@@ -11700,7 +13234,23 @@
           <w:sz w:val="20"/>
           <w:szCs w:val="20"/>
         </w:rPr>
-        <w:t>: total of Quantity x Unit_Price. When do you need an iterator?</w:t>
+        <w:t xml:space="preserve">: total of Quantity x </w:t>
+      </w:r>
+      <w:proofErr w:type="spellStart"/>
+      <w:r>
+        <w:rPr>
+          <w:sz w:val="20"/>
+          <w:szCs w:val="20"/>
+        </w:rPr>
+        <w:t>Unit_Price</w:t>
+      </w:r>
+      <w:proofErr w:type="spellEnd"/>
+      <w:r>
+        <w:rPr>
+          <w:sz w:val="20"/>
+          <w:szCs w:val="20"/>
+        </w:rPr>
+        <w:t>. When do you need an iterator?</w:t>
       </w:r>
     </w:p>
     <w:p>
@@ -12158,7 +13708,23 @@
           <w:sz w:val="20"/>
           <w:szCs w:val="20"/>
         </w:rPr>
-        <w:t>: hide Cost_Amount and Profit from a role. Which tool is needed?</w:t>
+        <w:t xml:space="preserve">: hide </w:t>
+      </w:r>
+      <w:proofErr w:type="spellStart"/>
+      <w:r>
+        <w:rPr>
+          <w:sz w:val="20"/>
+          <w:szCs w:val="20"/>
+        </w:rPr>
+        <w:t>Cost_Amount</w:t>
+      </w:r>
+      <w:proofErr w:type="spellEnd"/>
+      <w:r>
+        <w:rPr>
+          <w:sz w:val="20"/>
+          <w:szCs w:val="20"/>
+        </w:rPr>
+        <w:t xml:space="preserve"> and Profit from a role. Which tool is needed?</w:t>
       </w:r>
     </w:p>
     <w:p>
@@ -12736,7 +14302,23 @@
           <w:sz w:val="20"/>
           <w:szCs w:val="20"/>
         </w:rPr>
-        <w:t xml:space="preserve"> a waterfall chart and a treemap for profit by category.</w:t>
+        <w:t xml:space="preserve"> a waterfall chart and a </w:t>
+      </w:r>
+      <w:proofErr w:type="spellStart"/>
+      <w:r>
+        <w:rPr>
+          <w:sz w:val="20"/>
+          <w:szCs w:val="20"/>
+        </w:rPr>
+        <w:t>treemap</w:t>
+      </w:r>
+      <w:proofErr w:type="spellEnd"/>
+      <w:r>
+        <w:rPr>
+          <w:sz w:val="20"/>
+          <w:szCs w:val="20"/>
+        </w:rPr>
+        <w:t xml:space="preserve"> for profit by category.</w:t>
       </w:r>
     </w:p>
     <w:p>
@@ -12922,7 +14504,23 @@
           <w:sz w:val="20"/>
           <w:szCs w:val="20"/>
         </w:rPr>
-        <w:t xml:space="preserve"> a color scale on profit margin in a matrix.</w:t>
+        <w:t xml:space="preserve"> a </w:t>
+      </w:r>
+      <w:proofErr w:type="spellStart"/>
+      <w:r>
+        <w:rPr>
+          <w:sz w:val="20"/>
+          <w:szCs w:val="20"/>
+        </w:rPr>
+        <w:t>color</w:t>
+      </w:r>
+      <w:proofErr w:type="spellEnd"/>
+      <w:r>
+        <w:rPr>
+          <w:sz w:val="20"/>
+          <w:szCs w:val="20"/>
+        </w:rPr>
+        <w:t xml:space="preserve"> scale on profit margin in a matrix.</w:t>
       </w:r>
     </w:p>
     <w:p>
@@ -13024,7 +14622,23 @@
           <w:sz w:val="20"/>
           <w:szCs w:val="20"/>
         </w:rPr>
-        <w:t xml:space="preserve"> Influencers: what drives low Customer_Rating or returns?</w:t>
+        <w:t xml:space="preserve"> Influencers: what drives low </w:t>
+      </w:r>
+      <w:proofErr w:type="spellStart"/>
+      <w:r>
+        <w:rPr>
+          <w:sz w:val="20"/>
+          <w:szCs w:val="20"/>
+        </w:rPr>
+        <w:t>Customer_Rating</w:t>
+      </w:r>
+      <w:proofErr w:type="spellEnd"/>
+      <w:r>
+        <w:rPr>
+          <w:sz w:val="20"/>
+          <w:szCs w:val="20"/>
+        </w:rPr>
+        <w:t xml:space="preserve"> or returns?</w:t>
       </w:r>
     </w:p>
     <w:p>
@@ -14149,7 +15763,23 @@
           <w:sz w:val="20"/>
           <w:szCs w:val="20"/>
         </w:rPr>
-        <w:t xml:space="preserve"> only the keyboard, jump to the last row/column of the data, then select the whole Sales_Amount column.</w:t>
+        <w:t xml:space="preserve"> only the keyboard, jump to the last row/column of the data, then select the whole </w:t>
+      </w:r>
+      <w:proofErr w:type="spellStart"/>
+      <w:r>
+        <w:rPr>
+          <w:sz w:val="20"/>
+          <w:szCs w:val="20"/>
+        </w:rPr>
+        <w:t>Sales_Amount</w:t>
+      </w:r>
+      <w:proofErr w:type="spellEnd"/>
+      <w:r>
+        <w:rPr>
+          <w:sz w:val="20"/>
+          <w:szCs w:val="20"/>
+        </w:rPr>
+        <w:t xml:space="preserve"> column.</w:t>
       </w:r>
     </w:p>
     <w:p>
@@ -14212,7 +15842,23 @@
           <w:sz w:val="20"/>
           <w:szCs w:val="20"/>
         </w:rPr>
-        <w:t xml:space="preserve"> by Country (A-Z), then by Sales_Amount (largest first).</w:t>
+        <w:t xml:space="preserve"> by Country (A-Z), then by </w:t>
+      </w:r>
+      <w:proofErr w:type="spellStart"/>
+      <w:r>
+        <w:rPr>
+          <w:sz w:val="20"/>
+          <w:szCs w:val="20"/>
+        </w:rPr>
+        <w:t>Sales_Amount</w:t>
+      </w:r>
+      <w:proofErr w:type="spellEnd"/>
+      <w:r>
+        <w:rPr>
+          <w:sz w:val="20"/>
+          <w:szCs w:val="20"/>
+        </w:rPr>
+        <w:t xml:space="preserve"> (largest first).</w:t>
       </w:r>
     </w:p>
     <w:p>
@@ -14338,7 +15984,23 @@
           <w:sz w:val="20"/>
           <w:szCs w:val="20"/>
         </w:rPr>
-        <w:t xml:space="preserve"> duplicate rows on Transaction_ID. How do you confirm how many were removed?</w:t>
+        <w:t xml:space="preserve"> duplicate rows on </w:t>
+      </w:r>
+      <w:proofErr w:type="spellStart"/>
+      <w:r>
+        <w:rPr>
+          <w:sz w:val="20"/>
+          <w:szCs w:val="20"/>
+        </w:rPr>
+        <w:t>Transaction_ID</w:t>
+      </w:r>
+      <w:proofErr w:type="spellEnd"/>
+      <w:r>
+        <w:rPr>
+          <w:sz w:val="20"/>
+          <w:szCs w:val="20"/>
+        </w:rPr>
+        <w:t>. How do you confirm how many were removed?</w:t>
       </w:r>
     </w:p>
     <w:p>
@@ -14401,7 +16063,23 @@
           <w:sz w:val="20"/>
           <w:szCs w:val="20"/>
         </w:rPr>
-        <w:t>: Online orders in Germany with Sales_Amount &gt; 500.</w:t>
+        <w:t xml:space="preserve">: Online orders in Germany with </w:t>
+      </w:r>
+      <w:proofErr w:type="spellStart"/>
+      <w:r>
+        <w:rPr>
+          <w:sz w:val="20"/>
+          <w:szCs w:val="20"/>
+        </w:rPr>
+        <w:t>Sales_Amount</w:t>
+      </w:r>
+      <w:proofErr w:type="spellEnd"/>
+      <w:r>
+        <w:rPr>
+          <w:sz w:val="20"/>
+          <w:szCs w:val="20"/>
+        </w:rPr>
+        <w:t xml:space="preserve"> &gt; 500.</w:t>
       </w:r>
     </w:p>
     <w:p>
@@ -14464,7 +16142,23 @@
           <w:sz w:val="20"/>
           <w:szCs w:val="20"/>
         </w:rPr>
-        <w:t xml:space="preserve"> chart of monthly Sales_Amount (build a helper month column first).</w:t>
+        <w:t xml:space="preserve"> chart of monthly </w:t>
+      </w:r>
+      <w:proofErr w:type="spellStart"/>
+      <w:r>
+        <w:rPr>
+          <w:sz w:val="20"/>
+          <w:szCs w:val="20"/>
+        </w:rPr>
+        <w:t>Sales_Amount</w:t>
+      </w:r>
+      <w:proofErr w:type="spellEnd"/>
+      <w:r>
+        <w:rPr>
+          <w:sz w:val="20"/>
+          <w:szCs w:val="20"/>
+        </w:rPr>
+        <w:t xml:space="preserve"> (build a helper month column first).</w:t>
       </w:r>
     </w:p>
     <w:p>
@@ -14527,7 +16221,23 @@
           <w:sz w:val="20"/>
           <w:szCs w:val="20"/>
         </w:rPr>
-        <w:t xml:space="preserve"> VLOOKUP approximate match to map Sales_Amount to a price band table (0, 100, 500, 1000).</w:t>
+        <w:t xml:space="preserve"> VLOOKUP approximate match to map </w:t>
+      </w:r>
+      <w:proofErr w:type="spellStart"/>
+      <w:r>
+        <w:rPr>
+          <w:sz w:val="20"/>
+          <w:szCs w:val="20"/>
+        </w:rPr>
+        <w:t>Sales_Amount</w:t>
+      </w:r>
+      <w:proofErr w:type="spellEnd"/>
+      <w:r>
+        <w:rPr>
+          <w:sz w:val="20"/>
+          <w:szCs w:val="20"/>
+        </w:rPr>
+        <w:t xml:space="preserve"> to a price band table (0, 100, 500, 1000).</w:t>
       </w:r>
     </w:p>
     <w:p>
@@ -14590,7 +16300,39 @@
           <w:sz w:val="20"/>
           <w:szCs w:val="20"/>
         </w:rPr>
-        <w:t xml:space="preserve"> INDEX/MATCH to return Store_Name for a given Store_ID.</w:t>
+        <w:t xml:space="preserve"> INDEX/MATCH to return </w:t>
+      </w:r>
+      <w:proofErr w:type="spellStart"/>
+      <w:r>
+        <w:rPr>
+          <w:sz w:val="20"/>
+          <w:szCs w:val="20"/>
+        </w:rPr>
+        <w:t>Store_Name</w:t>
+      </w:r>
+      <w:proofErr w:type="spellEnd"/>
+      <w:r>
+        <w:rPr>
+          <w:sz w:val="20"/>
+          <w:szCs w:val="20"/>
+        </w:rPr>
+        <w:t xml:space="preserve"> for a given </w:t>
+      </w:r>
+      <w:proofErr w:type="spellStart"/>
+      <w:r>
+        <w:rPr>
+          <w:sz w:val="20"/>
+          <w:szCs w:val="20"/>
+        </w:rPr>
+        <w:t>Store_ID</w:t>
+      </w:r>
+      <w:proofErr w:type="spellEnd"/>
+      <w:r>
+        <w:rPr>
+          <w:sz w:val="20"/>
+          <w:szCs w:val="20"/>
+        </w:rPr>
+        <w:t>.</w:t>
       </w:r>
     </w:p>
     <w:p>
@@ -14653,7 +16395,23 @@
           <w:sz w:val="20"/>
           <w:szCs w:val="20"/>
         </w:rPr>
-        <w:t>: extract the store number from Store_ID.</w:t>
+        <w:t xml:space="preserve">: extract the store number from </w:t>
+      </w:r>
+      <w:proofErr w:type="spellStart"/>
+      <w:r>
+        <w:rPr>
+          <w:sz w:val="20"/>
+          <w:szCs w:val="20"/>
+        </w:rPr>
+        <w:t>Store_ID</w:t>
+      </w:r>
+      <w:proofErr w:type="spellEnd"/>
+      <w:r>
+        <w:rPr>
+          <w:sz w:val="20"/>
+          <w:szCs w:val="20"/>
+        </w:rPr>
+        <w:t>.</w:t>
       </w:r>
     </w:p>
     <w:p>
@@ -14716,7 +16474,23 @@
           <w:sz w:val="20"/>
           <w:szCs w:val="20"/>
         </w:rPr>
-        <w:t xml:space="preserve"> Year, Month name and Weekday from Order_Date.</w:t>
+        <w:t xml:space="preserve"> Year, Month name and Weekday from </w:t>
+      </w:r>
+      <w:proofErr w:type="spellStart"/>
+      <w:r>
+        <w:rPr>
+          <w:sz w:val="20"/>
+          <w:szCs w:val="20"/>
+        </w:rPr>
+        <w:t>Order_Date</w:t>
+      </w:r>
+      <w:proofErr w:type="spellEnd"/>
+      <w:r>
+        <w:rPr>
+          <w:sz w:val="20"/>
+          <w:szCs w:val="20"/>
+        </w:rPr>
+        <w:t>.</w:t>
       </w:r>
     </w:p>
     <w:p>
@@ -14905,7 +16679,23 @@
           <w:sz w:val="20"/>
           <w:szCs w:val="20"/>
         </w:rPr>
-        <w:t xml:space="preserve"> Discount_Percentage to values between 0 and 50, with a custom error message.</w:t>
+        <w:t xml:space="preserve"> </w:t>
+      </w:r>
+      <w:proofErr w:type="spellStart"/>
+      <w:r>
+        <w:rPr>
+          <w:sz w:val="20"/>
+          <w:szCs w:val="20"/>
+        </w:rPr>
+        <w:t>Discount_Percentage</w:t>
+      </w:r>
+      <w:proofErr w:type="spellEnd"/>
+      <w:r>
+        <w:rPr>
+          <w:sz w:val="20"/>
+          <w:szCs w:val="20"/>
+        </w:rPr>
+        <w:t xml:space="preserve"> to values between 0 and 50, with a custom error message.</w:t>
       </w:r>
     </w:p>
     <w:p>
@@ -15048,7 +16838,39 @@
           <w:sz w:val="20"/>
           <w:szCs w:val="20"/>
         </w:rPr>
-        <w:t xml:space="preserve"> a primary key on Transaction_ID and NOT NULL on Order_Date.</w:t>
+        <w:t xml:space="preserve"> a primary key on </w:t>
+      </w:r>
+      <w:proofErr w:type="spellStart"/>
+      <w:r>
+        <w:rPr>
+          <w:sz w:val="20"/>
+          <w:szCs w:val="20"/>
+        </w:rPr>
+        <w:t>Transaction_ID</w:t>
+      </w:r>
+      <w:proofErr w:type="spellEnd"/>
+      <w:r>
+        <w:rPr>
+          <w:sz w:val="20"/>
+          <w:szCs w:val="20"/>
+        </w:rPr>
+        <w:t xml:space="preserve"> and NOT NULL on </w:t>
+      </w:r>
+      <w:proofErr w:type="spellStart"/>
+      <w:r>
+        <w:rPr>
+          <w:sz w:val="20"/>
+          <w:szCs w:val="20"/>
+        </w:rPr>
+        <w:t>Order_Date</w:t>
+      </w:r>
+      <w:proofErr w:type="spellEnd"/>
+      <w:r>
+        <w:rPr>
+          <w:sz w:val="20"/>
+          <w:szCs w:val="20"/>
+        </w:rPr>
+        <w:t>.</w:t>
       </w:r>
     </w:p>
     <w:p>
@@ -15111,7 +16933,23 @@
           <w:sz w:val="20"/>
           <w:szCs w:val="20"/>
         </w:rPr>
-        <w:t xml:space="preserve"> where Country = 'Canada' and Sales_Amount &gt; 500.</w:t>
+        <w:t xml:space="preserve"> where Country = 'Canada' and </w:t>
+      </w:r>
+      <w:proofErr w:type="spellStart"/>
+      <w:r>
+        <w:rPr>
+          <w:sz w:val="20"/>
+          <w:szCs w:val="20"/>
+        </w:rPr>
+        <w:t>Sales_Amount</w:t>
+      </w:r>
+      <w:proofErr w:type="spellEnd"/>
+      <w:r>
+        <w:rPr>
+          <w:sz w:val="20"/>
+          <w:szCs w:val="20"/>
+        </w:rPr>
+        <w:t xml:space="preserve"> &gt; 500.</w:t>
       </w:r>
     </w:p>
     <w:p>
@@ -15237,7 +17075,23 @@
           <w:sz w:val="20"/>
           <w:szCs w:val="20"/>
         </w:rPr>
-        <w:t xml:space="preserve"> revenue per Product_Category.</w:t>
+        <w:t xml:space="preserve"> revenue per </w:t>
+      </w:r>
+      <w:proofErr w:type="spellStart"/>
+      <w:r>
+        <w:rPr>
+          <w:sz w:val="20"/>
+          <w:szCs w:val="20"/>
+        </w:rPr>
+        <w:t>Product_Category</w:t>
+      </w:r>
+      <w:proofErr w:type="spellEnd"/>
+      <w:r>
+        <w:rPr>
+          <w:sz w:val="20"/>
+          <w:szCs w:val="20"/>
+        </w:rPr>
+        <w:t>.</w:t>
       </w:r>
     </w:p>
     <w:p>
@@ -15489,7 +17343,23 @@
           <w:sz w:val="20"/>
           <w:szCs w:val="20"/>
         </w:rPr>
-        <w:t xml:space="preserve"> Discount_Percentage at 50 where it is higher.</w:t>
+        <w:t xml:space="preserve"> </w:t>
+      </w:r>
+      <w:proofErr w:type="spellStart"/>
+      <w:r>
+        <w:rPr>
+          <w:sz w:val="20"/>
+          <w:szCs w:val="20"/>
+        </w:rPr>
+        <w:t>Discount_Percentage</w:t>
+      </w:r>
+      <w:proofErr w:type="spellEnd"/>
+      <w:r>
+        <w:rPr>
+          <w:sz w:val="20"/>
+          <w:szCs w:val="20"/>
+        </w:rPr>
+        <w:t xml:space="preserve"> at 50 where it is higher.</w:t>
       </w:r>
     </w:p>
     <w:p>
@@ -15963,7 +17833,55 @@
           <w:sz w:val="20"/>
           <w:szCs w:val="20"/>
         </w:rPr>
-        <w:t xml:space="preserve"> Table.TransformColumns with Text.Proper and Text.Trim.</w:t>
+        <w:t xml:space="preserve"> </w:t>
+      </w:r>
+      <w:proofErr w:type="spellStart"/>
+      <w:r>
+        <w:rPr>
+          <w:sz w:val="20"/>
+          <w:szCs w:val="20"/>
+        </w:rPr>
+        <w:t>Table.TransformColumns</w:t>
+      </w:r>
+      <w:proofErr w:type="spellEnd"/>
+      <w:r>
+        <w:rPr>
+          <w:sz w:val="20"/>
+          <w:szCs w:val="20"/>
+        </w:rPr>
+        <w:t xml:space="preserve"> with </w:t>
+      </w:r>
+      <w:proofErr w:type="spellStart"/>
+      <w:r>
+        <w:rPr>
+          <w:sz w:val="20"/>
+          <w:szCs w:val="20"/>
+        </w:rPr>
+        <w:t>Text.Proper</w:t>
+      </w:r>
+      <w:proofErr w:type="spellEnd"/>
+      <w:r>
+        <w:rPr>
+          <w:sz w:val="20"/>
+          <w:szCs w:val="20"/>
+        </w:rPr>
+        <w:t xml:space="preserve"> and </w:t>
+      </w:r>
+      <w:proofErr w:type="spellStart"/>
+      <w:r>
+        <w:rPr>
+          <w:sz w:val="20"/>
+          <w:szCs w:val="20"/>
+        </w:rPr>
+        <w:t>Text.Trim</w:t>
+      </w:r>
+      <w:proofErr w:type="spellEnd"/>
+      <w:r>
+        <w:rPr>
+          <w:sz w:val="20"/>
+          <w:szCs w:val="20"/>
+        </w:rPr>
+        <w:t>.</w:t>
       </w:r>
     </w:p>
     <w:p>

--- a/Python/Datasets/E_Retail Sales Dataset/Placement_Test_Practice_Question_Bank.docx
+++ b/Python/Datasets/E_Retail Sales Dataset/Placement_Test_Practice_Question_Bank.docx
@@ -1972,40 +1972,6 @@
     </w:p>
     <w:p>
       <w:pPr>
-        <w:spacing w:after="80"/>
-        <w:rPr>
-          <w:sz w:val="20"/>
-          <w:szCs w:val="20"/>
-        </w:rPr>
-      </w:pPr>
-      <w:proofErr w:type="gramStart"/>
-      <w:r>
-        <w:rPr>
-          <w:b/>
-          <w:bCs/>
-          <w:sz w:val="20"/>
-          <w:szCs w:val="20"/>
-        </w:rPr>
-        <w:t xml:space="preserve">E11.6  </w:t>
-      </w:r>
-      <w:r>
-        <w:rPr>
-          <w:sz w:val="20"/>
-          <w:szCs w:val="20"/>
-        </w:rPr>
-        <w:t>Add</w:t>
-      </w:r>
-      <w:proofErr w:type="gramEnd"/>
-      <w:r>
-        <w:rPr>
-          <w:sz w:val="20"/>
-          <w:szCs w:val="20"/>
-        </w:rPr>
-        <w:t xml:space="preserve"> a 3-month moving average and a trendline to the monthly revenue chart.</w:t>
-      </w:r>
-    </w:p>
-    <w:p>
-      <w:pPr>
         <w:pStyle w:val="Heading2"/>
         <w:spacing w:before="240"/>
         <w:rPr>
@@ -4035,86 +4001,86 @@
           <w:sz w:val="20"/>
           <w:szCs w:val="20"/>
         </w:rPr>
+        <w:t xml:space="preserve">Mock </w:t>
+      </w:r>
+      <w:proofErr w:type="gramStart"/>
+      <w:r>
+        <w:rPr>
+          <w:b/>
+          <w:bCs/>
+          <w:sz w:val="20"/>
+          <w:szCs w:val="20"/>
+        </w:rPr>
+        <w:t>17  (</w:t>
+      </w:r>
+      <w:proofErr w:type="gramEnd"/>
+      <w:r>
+        <w:rPr>
+          <w:b/>
+          <w:bCs/>
+          <w:sz w:val="20"/>
+          <w:szCs w:val="20"/>
+        </w:rPr>
+        <w:t>E9.3</w:t>
+      </w:r>
+      <w:proofErr w:type="gramStart"/>
+      <w:r>
+        <w:rPr>
+          <w:b/>
+          <w:bCs/>
+          <w:sz w:val="20"/>
+          <w:szCs w:val="20"/>
+        </w:rPr>
+        <w:t xml:space="preserve">)  </w:t>
+      </w:r>
+      <w:r>
+        <w:rPr>
+          <w:sz w:val="20"/>
+          <w:szCs w:val="20"/>
+        </w:rPr>
+        <w:t>MID</w:t>
+      </w:r>
+      <w:proofErr w:type="gramEnd"/>
+      <w:r>
+        <w:rPr>
+          <w:sz w:val="20"/>
+          <w:szCs w:val="20"/>
+        </w:rPr>
+        <w:t xml:space="preserve">: extract the numeric part of </w:t>
+      </w:r>
+      <w:proofErr w:type="spellStart"/>
+      <w:r>
+        <w:rPr>
+          <w:sz w:val="20"/>
+          <w:szCs w:val="20"/>
+        </w:rPr>
+        <w:t>Transaction_ID</w:t>
+      </w:r>
+      <w:proofErr w:type="spellEnd"/>
+      <w:r>
+        <w:rPr>
+          <w:sz w:val="20"/>
+          <w:szCs w:val="20"/>
+        </w:rPr>
+        <w:t xml:space="preserve"> (T20001234).</w:t>
+      </w:r>
+    </w:p>
+    <w:p>
+      <w:pPr>
+        <w:spacing w:after="80"/>
+        <w:rPr>
+          <w:sz w:val="20"/>
+          <w:szCs w:val="20"/>
+        </w:rPr>
+      </w:pPr>
+      <w:r>
+        <w:rPr>
+          <w:b/>
+          <w:bCs/>
+          <w:sz w:val="20"/>
+          <w:szCs w:val="20"/>
+        </w:rPr>
         <w:lastRenderedPageBreak/>
-        <w:t xml:space="preserve">Mock </w:t>
-      </w:r>
-      <w:proofErr w:type="gramStart"/>
-      <w:r>
-        <w:rPr>
-          <w:b/>
-          <w:bCs/>
-          <w:sz w:val="20"/>
-          <w:szCs w:val="20"/>
-        </w:rPr>
-        <w:t>17  (</w:t>
-      </w:r>
-      <w:proofErr w:type="gramEnd"/>
-      <w:r>
-        <w:rPr>
-          <w:b/>
-          <w:bCs/>
-          <w:sz w:val="20"/>
-          <w:szCs w:val="20"/>
-        </w:rPr>
-        <w:t>E9.3</w:t>
-      </w:r>
-      <w:proofErr w:type="gramStart"/>
-      <w:r>
-        <w:rPr>
-          <w:b/>
-          <w:bCs/>
-          <w:sz w:val="20"/>
-          <w:szCs w:val="20"/>
-        </w:rPr>
-        <w:t xml:space="preserve">)  </w:t>
-      </w:r>
-      <w:r>
-        <w:rPr>
-          <w:sz w:val="20"/>
-          <w:szCs w:val="20"/>
-        </w:rPr>
-        <w:t>MID</w:t>
-      </w:r>
-      <w:proofErr w:type="gramEnd"/>
-      <w:r>
-        <w:rPr>
-          <w:sz w:val="20"/>
-          <w:szCs w:val="20"/>
-        </w:rPr>
-        <w:t xml:space="preserve">: extract the numeric part of </w:t>
-      </w:r>
-      <w:proofErr w:type="spellStart"/>
-      <w:r>
-        <w:rPr>
-          <w:sz w:val="20"/>
-          <w:szCs w:val="20"/>
-        </w:rPr>
-        <w:t>Transaction_ID</w:t>
-      </w:r>
-      <w:proofErr w:type="spellEnd"/>
-      <w:r>
-        <w:rPr>
-          <w:sz w:val="20"/>
-          <w:szCs w:val="20"/>
-        </w:rPr>
-        <w:t xml:space="preserve"> (T20001234).</w:t>
-      </w:r>
-    </w:p>
-    <w:p>
-      <w:pPr>
-        <w:spacing w:after="80"/>
-        <w:rPr>
-          <w:sz w:val="20"/>
-          <w:szCs w:val="20"/>
-        </w:rPr>
-      </w:pPr>
-      <w:r>
-        <w:rPr>
-          <w:b/>
-          <w:bCs/>
-          <w:sz w:val="20"/>
-          <w:szCs w:val="20"/>
-        </w:rPr>
         <w:t xml:space="preserve">Mock </w:t>
       </w:r>
       <w:proofErr w:type="gramStart"/>

--- a/Python/Datasets/E_Retail Sales Dataset/Placement_Test_Practice_Question_Bank.docx
+++ b/Python/Datasets/E_Retail Sales Dataset/Placement_Test_Practice_Question_Bank.docx
@@ -1617,7 +1617,23 @@
           <w:sz w:val="20"/>
           <w:szCs w:val="20"/>
         </w:rPr>
-        <w:t>E4. Data Handling: Concat, Deduplication, Missing Value Imputation</w:t>
+        <w:t xml:space="preserve">E4. Data Handling: </w:t>
+      </w:r>
+      <w:proofErr w:type="spellStart"/>
+      <w:r>
+        <w:rPr>
+          <w:sz w:val="20"/>
+          <w:szCs w:val="20"/>
+        </w:rPr>
+        <w:t>Concat</w:t>
+      </w:r>
+      <w:proofErr w:type="spellEnd"/>
+      <w:r>
+        <w:rPr>
+          <w:sz w:val="20"/>
+          <w:szCs w:val="20"/>
+        </w:rPr>
+        <w:t>, Deduplication, Missing Value Imputation</w:t>
       </w:r>
     </w:p>
     <w:p>
@@ -1973,108 +1989,6 @@
     </w:p>
     <w:p>
       <w:pPr>
-        <w:spacing w:after="80"/>
-        <w:rPr>
-          <w:sz w:val="20"/>
-          <w:szCs w:val="20"/>
-        </w:rPr>
-      </w:pPr>
-      <w:proofErr w:type="gramStart"/>
-      <w:r>
-        <w:rPr>
-          <w:b/>
-          <w:bCs/>
-          <w:sz w:val="20"/>
-          <w:szCs w:val="20"/>
-        </w:rPr>
-        <w:t xml:space="preserve">E12.5  </w:t>
-      </w:r>
-      <w:r>
-        <w:rPr>
-          <w:sz w:val="20"/>
-          <w:szCs w:val="20"/>
-        </w:rPr>
-        <w:t>Add</w:t>
-      </w:r>
-      <w:proofErr w:type="gramEnd"/>
-      <w:r>
-        <w:rPr>
-          <w:sz w:val="20"/>
-          <w:szCs w:val="20"/>
-        </w:rPr>
-        <w:t xml:space="preserve"> slicers for Country and Sales_Channel connected to two pivots, plus a Timeline slicer.</w:t>
-      </w:r>
-    </w:p>
-    <w:p>
-      <w:pPr>
-        <w:spacing w:after="80"/>
-        <w:rPr>
-          <w:sz w:val="20"/>
-          <w:szCs w:val="20"/>
-        </w:rPr>
-      </w:pPr>
-      <w:proofErr w:type="gramStart"/>
-      <w:r>
-        <w:rPr>
-          <w:b/>
-          <w:bCs/>
-          <w:sz w:val="20"/>
-          <w:szCs w:val="20"/>
-        </w:rPr>
-        <w:t xml:space="preserve">E12.6  </w:t>
-      </w:r>
-      <w:r>
-        <w:rPr>
-          <w:sz w:val="20"/>
-          <w:szCs w:val="20"/>
-        </w:rPr>
-        <w:t>Show</w:t>
-      </w:r>
-      <w:proofErr w:type="gramEnd"/>
-      <w:r>
-        <w:rPr>
-          <w:sz w:val="20"/>
-          <w:szCs w:val="20"/>
-        </w:rPr>
-        <w:t xml:space="preserve"> values as % of column total and filter to the Top 10 Product_Names.</w:t>
-      </w:r>
-    </w:p>
-    <w:p>
-      <w:pPr>
-        <w:spacing w:after="80"/>
-        <w:rPr>
-          <w:sz w:val="20"/>
-          <w:szCs w:val="20"/>
-        </w:rPr>
-      </w:pPr>
-      <w:proofErr w:type="gramStart"/>
-      <w:r>
-        <w:rPr>
-          <w:b/>
-          <w:bCs/>
-          <w:sz w:val="20"/>
-          <w:szCs w:val="20"/>
-        </w:rPr>
-        <w:t xml:space="preserve">E12.7  </w:t>
-      </w:r>
-      <w:r>
-        <w:rPr>
-          <w:sz w:val="20"/>
-          <w:szCs w:val="20"/>
-        </w:rPr>
-        <w:t>Insert</w:t>
-      </w:r>
-      <w:proofErr w:type="gramEnd"/>
-      <w:r>
-        <w:rPr>
-          <w:sz w:val="20"/>
-          <w:szCs w:val="20"/>
-        </w:rPr>
-        <w:t xml:space="preserve"> a Pivot Chart. What do you do when new rows are added to the data?</w:t>
-      </w:r>
-    </w:p>
-    <w:p>
-      <w:pPr>
         <w:pStyle w:val="Heading2"/>
         <w:spacing w:before="240"/>
         <w:rPr>
@@ -2106,40 +2020,6 @@
           <w:sz w:val="20"/>
           <w:szCs w:val="20"/>
         </w:rPr>
-        <w:t xml:space="preserve">E13.1  </w:t>
-      </w:r>
-      <w:r>
-        <w:rPr>
-          <w:sz w:val="20"/>
-          <w:szCs w:val="20"/>
-        </w:rPr>
-        <w:t>Create</w:t>
-      </w:r>
-      <w:proofErr w:type="gramEnd"/>
-      <w:r>
-        <w:rPr>
-          <w:sz w:val="20"/>
-          <w:szCs w:val="20"/>
-        </w:rPr>
-        <w:t xml:space="preserve"> a dropdown list for Sales_Channel using Data Validation.</w:t>
-      </w:r>
-    </w:p>
-    <w:p>
-      <w:pPr>
-        <w:spacing w:after="80"/>
-        <w:rPr>
-          <w:sz w:val="20"/>
-          <w:szCs w:val="20"/>
-        </w:rPr>
-      </w:pPr>
-      <w:proofErr w:type="gramStart"/>
-      <w:r>
-        <w:rPr>
-          <w:b/>
-          <w:bCs/>
-          <w:sz w:val="20"/>
-          <w:szCs w:val="20"/>
-        </w:rPr>
         <w:t xml:space="preserve">E13.2  </w:t>
       </w:r>
       <w:r>
@@ -2155,7 +2035,23 @@
           <w:sz w:val="20"/>
           <w:szCs w:val="20"/>
         </w:rPr>
-        <w:t xml:space="preserve"> Discount_Percentage to values between 0 and 50, with a custom error message.</w:t>
+        <w:t xml:space="preserve"> </w:t>
+      </w:r>
+      <w:proofErr w:type="spellStart"/>
+      <w:r>
+        <w:rPr>
+          <w:sz w:val="20"/>
+          <w:szCs w:val="20"/>
+        </w:rPr>
+        <w:t>Discount_Percentage</w:t>
+      </w:r>
+      <w:proofErr w:type="spellEnd"/>
+      <w:r>
+        <w:rPr>
+          <w:sz w:val="20"/>
+          <w:szCs w:val="20"/>
+        </w:rPr>
+        <w:t xml:space="preserve"> to values between 0 and 50, with a custom error message.</w:t>
       </w:r>
     </w:p>
     <w:p>
@@ -2257,7 +2153,23 @@
           <w:sz w:val="20"/>
           <w:szCs w:val="20"/>
         </w:rPr>
-        <w:t xml:space="preserve"> Seek: what Unit_Price gives a target profit of 500 on a transaction?</w:t>
+        <w:t xml:space="preserve"> Seek: what </w:t>
+      </w:r>
+      <w:proofErr w:type="spellStart"/>
+      <w:r>
+        <w:rPr>
+          <w:sz w:val="20"/>
+          <w:szCs w:val="20"/>
+        </w:rPr>
+        <w:t>Unit_Price</w:t>
+      </w:r>
+      <w:proofErr w:type="spellEnd"/>
+      <w:r>
+        <w:rPr>
+          <w:sz w:val="20"/>
+          <w:szCs w:val="20"/>
+        </w:rPr>
+        <w:t xml:space="preserve"> gives a target profit of 500 on a transaction?</w:t>
       </w:r>
     </w:p>
     <w:p>
@@ -2406,7 +2318,55 @@
           <w:sz w:val="20"/>
           <w:szCs w:val="20"/>
         </w:rPr>
-        <w:t xml:space="preserve"> the header row and the Transaction_ID column. Format Order_Date as DD-MMM-YYYY and Sales_Amount as currency with 2 decimals.</w:t>
+        <w:t xml:space="preserve"> the header row and the </w:t>
+      </w:r>
+      <w:proofErr w:type="spellStart"/>
+      <w:r>
+        <w:rPr>
+          <w:sz w:val="20"/>
+          <w:szCs w:val="20"/>
+        </w:rPr>
+        <w:t>Transaction_ID</w:t>
+      </w:r>
+      <w:proofErr w:type="spellEnd"/>
+      <w:r>
+        <w:rPr>
+          <w:sz w:val="20"/>
+          <w:szCs w:val="20"/>
+        </w:rPr>
+        <w:t xml:space="preserve"> column. Format </w:t>
+      </w:r>
+      <w:proofErr w:type="spellStart"/>
+      <w:r>
+        <w:rPr>
+          <w:sz w:val="20"/>
+          <w:szCs w:val="20"/>
+        </w:rPr>
+        <w:t>Order_Date</w:t>
+      </w:r>
+      <w:proofErr w:type="spellEnd"/>
+      <w:r>
+        <w:rPr>
+          <w:sz w:val="20"/>
+          <w:szCs w:val="20"/>
+        </w:rPr>
+        <w:t xml:space="preserve"> as DD-MMM-YYYY and </w:t>
+      </w:r>
+      <w:proofErr w:type="spellStart"/>
+      <w:r>
+        <w:rPr>
+          <w:sz w:val="20"/>
+          <w:szCs w:val="20"/>
+        </w:rPr>
+        <w:t>Sales_Amount</w:t>
+      </w:r>
+      <w:proofErr w:type="spellEnd"/>
+      <w:r>
+        <w:rPr>
+          <w:sz w:val="20"/>
+          <w:szCs w:val="20"/>
+        </w:rPr>
+        <w:t xml:space="preserve"> as currency with 2 decimals.</w:t>
       </w:r>
     </w:p>
     <w:p>
@@ -2485,7 +2445,23 @@
           <w:sz w:val="20"/>
           <w:szCs w:val="20"/>
         </w:rPr>
-        <w:t xml:space="preserve"> Special to select every blank cell in Customer_Rating and fill them all with 'NA' in one step.</w:t>
+        <w:t xml:space="preserve"> Special to select every blank cell in </w:t>
+      </w:r>
+      <w:proofErr w:type="spellStart"/>
+      <w:r>
+        <w:rPr>
+          <w:sz w:val="20"/>
+          <w:szCs w:val="20"/>
+        </w:rPr>
+        <w:t>Customer_Rating</w:t>
+      </w:r>
+      <w:proofErr w:type="spellEnd"/>
+      <w:r>
+        <w:rPr>
+          <w:sz w:val="20"/>
+          <w:szCs w:val="20"/>
+        </w:rPr>
+        <w:t xml:space="preserve"> and fill them all with 'NA' in one step.</w:t>
       </w:r>
     </w:p>
     <w:p>
@@ -2611,7 +2587,23 @@
           <w:sz w:val="20"/>
           <w:szCs w:val="20"/>
         </w:rPr>
-        <w:t xml:space="preserve"> Customer_Age outside 16-90 and report how many rows are affected.</w:t>
+        <w:t xml:space="preserve"> </w:t>
+      </w:r>
+      <w:proofErr w:type="spellStart"/>
+      <w:r>
+        <w:rPr>
+          <w:sz w:val="20"/>
+          <w:szCs w:val="20"/>
+        </w:rPr>
+        <w:t>Customer_Age</w:t>
+      </w:r>
+      <w:proofErr w:type="spellEnd"/>
+      <w:r>
+        <w:rPr>
+          <w:sz w:val="20"/>
+          <w:szCs w:val="20"/>
+        </w:rPr>
+        <w:t xml:space="preserve"> outside 16-90 and report how many rows are affected.</w:t>
       </w:r>
     </w:p>
     <w:p>
@@ -2737,7 +2729,39 @@
           <w:sz w:val="20"/>
           <w:szCs w:val="20"/>
         </w:rPr>
-        <w:t xml:space="preserve"> 'Returned' when Return_Flag = Yes, otherwise show the Order_Status.</w:t>
+        <w:t xml:space="preserve"> 'Returned' when </w:t>
+      </w:r>
+      <w:proofErr w:type="spellStart"/>
+      <w:r>
+        <w:rPr>
+          <w:sz w:val="20"/>
+          <w:szCs w:val="20"/>
+        </w:rPr>
+        <w:t>Return_Flag</w:t>
+      </w:r>
+      <w:proofErr w:type="spellEnd"/>
+      <w:r>
+        <w:rPr>
+          <w:sz w:val="20"/>
+          <w:szCs w:val="20"/>
+        </w:rPr>
+        <w:t xml:space="preserve"> = Yes, otherwise show the </w:t>
+      </w:r>
+      <w:proofErr w:type="spellStart"/>
+      <w:r>
+        <w:rPr>
+          <w:sz w:val="20"/>
+          <w:szCs w:val="20"/>
+        </w:rPr>
+        <w:t>Order_Status</w:t>
+      </w:r>
+      <w:proofErr w:type="spellEnd"/>
+      <w:r>
+        <w:rPr>
+          <w:sz w:val="20"/>
+          <w:szCs w:val="20"/>
+        </w:rPr>
+        <w:t>.</w:t>
       </w:r>
     </w:p>
     <w:p>
@@ -2800,7 +2824,23 @@
           <w:sz w:val="20"/>
           <w:szCs w:val="20"/>
         </w:rPr>
-        <w:t xml:space="preserve"> duplicate Transaction_IDs with a COUNTIF helper column instead of deleting.</w:t>
+        <w:t xml:space="preserve"> duplicate </w:t>
+      </w:r>
+      <w:proofErr w:type="spellStart"/>
+      <w:r>
+        <w:rPr>
+          <w:sz w:val="20"/>
+          <w:szCs w:val="20"/>
+        </w:rPr>
+        <w:t>Transaction_IDs</w:t>
+      </w:r>
+      <w:proofErr w:type="spellEnd"/>
+      <w:r>
+        <w:rPr>
+          <w:sz w:val="20"/>
+          <w:szCs w:val="20"/>
+        </w:rPr>
+        <w:t xml:space="preserve"> with a COUNTIF helper column instead of deleting.</w:t>
       </w:r>
     </w:p>
     <w:p>
@@ -2863,7 +2903,39 @@
           <w:sz w:val="20"/>
           <w:szCs w:val="20"/>
         </w:rPr>
-        <w:t xml:space="preserve"> blank Customer_Rating with the average rating of that row's Product_Category (AVERAGEIF).</w:t>
+        <w:t xml:space="preserve"> blank </w:t>
+      </w:r>
+      <w:proofErr w:type="spellStart"/>
+      <w:r>
+        <w:rPr>
+          <w:sz w:val="20"/>
+          <w:szCs w:val="20"/>
+        </w:rPr>
+        <w:t>Customer_Rating</w:t>
+      </w:r>
+      <w:proofErr w:type="spellEnd"/>
+      <w:r>
+        <w:rPr>
+          <w:sz w:val="20"/>
+          <w:szCs w:val="20"/>
+        </w:rPr>
+        <w:t xml:space="preserve"> with the average rating of that row's </w:t>
+      </w:r>
+      <w:proofErr w:type="spellStart"/>
+      <w:r>
+        <w:rPr>
+          <w:sz w:val="20"/>
+          <w:szCs w:val="20"/>
+        </w:rPr>
+        <w:t>Product_Category</w:t>
+      </w:r>
+      <w:proofErr w:type="spellEnd"/>
+      <w:r>
+        <w:rPr>
+          <w:sz w:val="20"/>
+          <w:szCs w:val="20"/>
+        </w:rPr>
+        <w:t xml:space="preserve"> (AVERAGEIF).</w:t>
       </w:r>
     </w:p>
     <w:p>
@@ -2926,7 +2998,23 @@
           <w:sz w:val="20"/>
           <w:szCs w:val="20"/>
         </w:rPr>
-        <w:t>: total Profit by Product_Category for 2024.</w:t>
+        <w:t xml:space="preserve">: total Profit by </w:t>
+      </w:r>
+      <w:proofErr w:type="spellStart"/>
+      <w:r>
+        <w:rPr>
+          <w:sz w:val="20"/>
+          <w:szCs w:val="20"/>
+        </w:rPr>
+        <w:t>Product_Category</w:t>
+      </w:r>
+      <w:proofErr w:type="spellEnd"/>
+      <w:r>
+        <w:rPr>
+          <w:sz w:val="20"/>
+          <w:szCs w:val="20"/>
+        </w:rPr>
+        <w:t xml:space="preserve"> for 2024.</w:t>
       </w:r>
     </w:p>
     <w:p>
@@ -2989,7 +3077,39 @@
           <w:sz w:val="20"/>
           <w:szCs w:val="20"/>
         </w:rPr>
-        <w:t>: compute Profit / Sales_Amount and show 0 when Sales_Amount is blank or zero.</w:t>
+        <w:t xml:space="preserve">: compute Profit / </w:t>
+      </w:r>
+      <w:proofErr w:type="spellStart"/>
+      <w:r>
+        <w:rPr>
+          <w:sz w:val="20"/>
+          <w:szCs w:val="20"/>
+        </w:rPr>
+        <w:t>Sales_Amount</w:t>
+      </w:r>
+      <w:proofErr w:type="spellEnd"/>
+      <w:r>
+        <w:rPr>
+          <w:sz w:val="20"/>
+          <w:szCs w:val="20"/>
+        </w:rPr>
+        <w:t xml:space="preserve"> and show 0 when </w:t>
+      </w:r>
+      <w:proofErr w:type="spellStart"/>
+      <w:r>
+        <w:rPr>
+          <w:sz w:val="20"/>
+          <w:szCs w:val="20"/>
+        </w:rPr>
+        <w:t>Sales_Amount</w:t>
+      </w:r>
+      <w:proofErr w:type="spellEnd"/>
+      <w:r>
+        <w:rPr>
+          <w:sz w:val="20"/>
+          <w:szCs w:val="20"/>
+        </w:rPr>
+        <w:t xml:space="preserve"> is blank or zero.</w:t>
       </w:r>
     </w:p>
     <w:p>
@@ -3052,7 +3172,23 @@
           <w:sz w:val="20"/>
           <w:szCs w:val="20"/>
         </w:rPr>
-        <w:t xml:space="preserve"> chart of Sales_Channel share. When is a pie/donut a bad choice?</w:t>
+        <w:t xml:space="preserve"> chart of </w:t>
+      </w:r>
+      <w:proofErr w:type="spellStart"/>
+      <w:r>
+        <w:rPr>
+          <w:sz w:val="20"/>
+          <w:szCs w:val="20"/>
+        </w:rPr>
+        <w:t>Sales_Channel</w:t>
+      </w:r>
+      <w:proofErr w:type="spellEnd"/>
+      <w:r>
+        <w:rPr>
+          <w:sz w:val="20"/>
+          <w:szCs w:val="20"/>
+        </w:rPr>
+        <w:t xml:space="preserve"> share. When is a pie/donut a bad choice?</w:t>
       </w:r>
     </w:p>
     <w:p>
@@ -3115,7 +3251,23 @@
           <w:sz w:val="20"/>
           <w:szCs w:val="20"/>
         </w:rPr>
-        <w:t xml:space="preserve"> column of Profit by Country split by Order_Year; add sparklines for the monthly trend.</w:t>
+        <w:t xml:space="preserve"> column of Profit by Country split by </w:t>
+      </w:r>
+      <w:proofErr w:type="spellStart"/>
+      <w:r>
+        <w:rPr>
+          <w:sz w:val="20"/>
+          <w:szCs w:val="20"/>
+        </w:rPr>
+        <w:t>Order_Year</w:t>
+      </w:r>
+      <w:proofErr w:type="spellEnd"/>
+      <w:r>
+        <w:rPr>
+          <w:sz w:val="20"/>
+          <w:szCs w:val="20"/>
+        </w:rPr>
+        <w:t>; add sparklines for the monthly trend.</w:t>
       </w:r>
     </w:p>
     <w:p>
@@ -3178,7 +3330,23 @@
           <w:sz w:val="20"/>
           <w:szCs w:val="20"/>
         </w:rPr>
-        <w:t xml:space="preserve"> HLOOKUP on a horizontal table of Shipping_Method and delivery fee.</w:t>
+        <w:t xml:space="preserve"> HLOOKUP on a horizontal table of </w:t>
+      </w:r>
+      <w:proofErr w:type="spellStart"/>
+      <w:r>
+        <w:rPr>
+          <w:sz w:val="20"/>
+          <w:szCs w:val="20"/>
+        </w:rPr>
+        <w:t>Shipping_Method</w:t>
+      </w:r>
+      <w:proofErr w:type="spellEnd"/>
+      <w:r>
+        <w:rPr>
+          <w:sz w:val="20"/>
+          <w:szCs w:val="20"/>
+        </w:rPr>
+        <w:t xml:space="preserve"> and delivery fee.</w:t>
       </w:r>
     </w:p>
     <w:p>
@@ -3304,7 +3472,23 @@
           <w:sz w:val="20"/>
           <w:szCs w:val="20"/>
         </w:rPr>
-        <w:t>-way INDEX/MATCH: return sales for a chosen Country and Order_Year from a summary grid.</w:t>
+        <w:t xml:space="preserve">-way INDEX/MATCH: return sales for a chosen Country and </w:t>
+      </w:r>
+      <w:proofErr w:type="spellStart"/>
+      <w:r>
+        <w:rPr>
+          <w:sz w:val="20"/>
+          <w:szCs w:val="20"/>
+        </w:rPr>
+        <w:t>Order_Year</w:t>
+      </w:r>
+      <w:proofErr w:type="spellEnd"/>
+      <w:r>
+        <w:rPr>
+          <w:sz w:val="20"/>
+          <w:szCs w:val="20"/>
+        </w:rPr>
+        <w:t xml:space="preserve"> from a summary grid.</w:t>
       </w:r>
     </w:p>
     <w:p>
@@ -3367,7 +3551,23 @@
           <w:sz w:val="20"/>
           <w:szCs w:val="20"/>
         </w:rPr>
-        <w:t xml:space="preserve"> a combo chart: columns for Sales_Amount, line for Profit margin % on a secondary axis.</w:t>
+        <w:t xml:space="preserve"> a combo chart: columns for </w:t>
+      </w:r>
+      <w:proofErr w:type="spellStart"/>
+      <w:r>
+        <w:rPr>
+          <w:sz w:val="20"/>
+          <w:szCs w:val="20"/>
+        </w:rPr>
+        <w:t>Sales_Amount</w:t>
+      </w:r>
+      <w:proofErr w:type="spellEnd"/>
+      <w:r>
+        <w:rPr>
+          <w:sz w:val="20"/>
+          <w:szCs w:val="20"/>
+        </w:rPr>
+        <w:t>, line for Profit margin % on a secondary axis.</w:t>
       </w:r>
     </w:p>
     <w:p>
@@ -3430,7 +3630,23 @@
           <w:sz w:val="20"/>
           <w:szCs w:val="20"/>
         </w:rPr>
-        <w:t>: extract the numeric part of Transaction_ID (T20001234).</w:t>
+        <w:t xml:space="preserve">: extract the numeric part of </w:t>
+      </w:r>
+      <w:proofErr w:type="spellStart"/>
+      <w:r>
+        <w:rPr>
+          <w:sz w:val="20"/>
+          <w:szCs w:val="20"/>
+        </w:rPr>
+        <w:t>Transaction_ID</w:t>
+      </w:r>
+      <w:proofErr w:type="spellEnd"/>
+      <w:r>
+        <w:rPr>
+          <w:sz w:val="20"/>
+          <w:szCs w:val="20"/>
+        </w:rPr>
+        <w:t xml:space="preserve"> (T20001234).</w:t>
       </w:r>
     </w:p>
     <w:p>
@@ -3716,259 +3932,291 @@
           <w:sz w:val="20"/>
           <w:szCs w:val="20"/>
         </w:rPr>
+        <w:t xml:space="preserve">Mock </w:t>
+      </w:r>
+      <w:proofErr w:type="gramStart"/>
+      <w:r>
+        <w:rPr>
+          <w:b/>
+          <w:bCs/>
+          <w:sz w:val="20"/>
+          <w:szCs w:val="20"/>
+        </w:rPr>
+        <w:t>22  (</w:t>
+      </w:r>
+      <w:proofErr w:type="gramEnd"/>
+      <w:r>
+        <w:rPr>
+          <w:b/>
+          <w:bCs/>
+          <w:sz w:val="20"/>
+          <w:szCs w:val="20"/>
+        </w:rPr>
+        <w:t>E11.6</w:t>
+      </w:r>
+      <w:proofErr w:type="gramStart"/>
+      <w:r>
+        <w:rPr>
+          <w:b/>
+          <w:bCs/>
+          <w:sz w:val="20"/>
+          <w:szCs w:val="20"/>
+        </w:rPr>
+        <w:t xml:space="preserve">)  </w:t>
+      </w:r>
+      <w:r>
+        <w:rPr>
+          <w:sz w:val="20"/>
+          <w:szCs w:val="20"/>
+        </w:rPr>
+        <w:t>Add</w:t>
+      </w:r>
+      <w:proofErr w:type="gramEnd"/>
+      <w:r>
+        <w:rPr>
+          <w:sz w:val="20"/>
+          <w:szCs w:val="20"/>
+        </w:rPr>
+        <w:t xml:space="preserve"> a 3-month moving average and a trendline to the monthly revenue chart.</w:t>
+      </w:r>
+    </w:p>
+    <w:p>
+      <w:pPr>
+        <w:spacing w:after="80"/>
+        <w:rPr>
+          <w:sz w:val="20"/>
+          <w:szCs w:val="20"/>
+        </w:rPr>
+      </w:pPr>
+      <w:r>
+        <w:rPr>
+          <w:b/>
+          <w:bCs/>
+          <w:sz w:val="20"/>
+          <w:szCs w:val="20"/>
+        </w:rPr>
+        <w:t xml:space="preserve">Mock </w:t>
+      </w:r>
+      <w:proofErr w:type="gramStart"/>
+      <w:r>
+        <w:rPr>
+          <w:b/>
+          <w:bCs/>
+          <w:sz w:val="20"/>
+          <w:szCs w:val="20"/>
+        </w:rPr>
+        <w:t>23  (</w:t>
+      </w:r>
+      <w:proofErr w:type="gramEnd"/>
+      <w:r>
+        <w:rPr>
+          <w:b/>
+          <w:bCs/>
+          <w:sz w:val="20"/>
+          <w:szCs w:val="20"/>
+        </w:rPr>
+        <w:t>E12.3</w:t>
+      </w:r>
+      <w:proofErr w:type="gramStart"/>
+      <w:r>
+        <w:rPr>
+          <w:b/>
+          <w:bCs/>
+          <w:sz w:val="20"/>
+          <w:szCs w:val="20"/>
+        </w:rPr>
+        <w:t xml:space="preserve">)  </w:t>
+      </w:r>
+      <w:r>
+        <w:rPr>
+          <w:sz w:val="20"/>
+          <w:szCs w:val="20"/>
+        </w:rPr>
+        <w:t>Group</w:t>
+      </w:r>
+      <w:proofErr w:type="gramEnd"/>
+      <w:r>
+        <w:rPr>
+          <w:sz w:val="20"/>
+          <w:szCs w:val="20"/>
+        </w:rPr>
+        <w:t xml:space="preserve"> </w:t>
+      </w:r>
+      <w:proofErr w:type="spellStart"/>
+      <w:r>
+        <w:rPr>
+          <w:sz w:val="20"/>
+          <w:szCs w:val="20"/>
+        </w:rPr>
+        <w:t>Order_Date</w:t>
+      </w:r>
+      <w:proofErr w:type="spellEnd"/>
+      <w:r>
+        <w:rPr>
+          <w:sz w:val="20"/>
+          <w:szCs w:val="20"/>
+        </w:rPr>
+        <w:t xml:space="preserve"> by Months and Quarters.</w:t>
+      </w:r>
+    </w:p>
+    <w:p>
+      <w:pPr>
+        <w:spacing w:after="80"/>
+        <w:rPr>
+          <w:sz w:val="20"/>
+          <w:szCs w:val="20"/>
+        </w:rPr>
+      </w:pPr>
+      <w:r>
+        <w:rPr>
+          <w:b/>
+          <w:bCs/>
+          <w:sz w:val="20"/>
+          <w:szCs w:val="20"/>
+        </w:rPr>
+        <w:t xml:space="preserve">Mock </w:t>
+      </w:r>
+      <w:proofErr w:type="gramStart"/>
+      <w:r>
+        <w:rPr>
+          <w:b/>
+          <w:bCs/>
+          <w:sz w:val="20"/>
+          <w:szCs w:val="20"/>
+        </w:rPr>
+        <w:t>24  (</w:t>
+      </w:r>
+      <w:proofErr w:type="gramEnd"/>
+      <w:r>
+        <w:rPr>
+          <w:b/>
+          <w:bCs/>
+          <w:sz w:val="20"/>
+          <w:szCs w:val="20"/>
+        </w:rPr>
+        <w:t>E12.6</w:t>
+      </w:r>
+      <w:proofErr w:type="gramStart"/>
+      <w:r>
+        <w:rPr>
+          <w:b/>
+          <w:bCs/>
+          <w:sz w:val="20"/>
+          <w:szCs w:val="20"/>
+        </w:rPr>
+        <w:t xml:space="preserve">)  </w:t>
+      </w:r>
+      <w:r>
+        <w:rPr>
+          <w:sz w:val="20"/>
+          <w:szCs w:val="20"/>
+        </w:rPr>
+        <w:t>Show</w:t>
+      </w:r>
+      <w:proofErr w:type="gramEnd"/>
+      <w:r>
+        <w:rPr>
+          <w:sz w:val="20"/>
+          <w:szCs w:val="20"/>
+        </w:rPr>
+        <w:t xml:space="preserve"> values as % of column total and filter to the Top 10 </w:t>
+      </w:r>
+      <w:proofErr w:type="spellStart"/>
+      <w:r>
+        <w:rPr>
+          <w:sz w:val="20"/>
+          <w:szCs w:val="20"/>
+        </w:rPr>
+        <w:t>Product_Names</w:t>
+      </w:r>
+      <w:proofErr w:type="spellEnd"/>
+      <w:r>
+        <w:rPr>
+          <w:sz w:val="20"/>
+          <w:szCs w:val="20"/>
+        </w:rPr>
+        <w:t>.</w:t>
+      </w:r>
+    </w:p>
+    <w:p>
+      <w:pPr>
+        <w:spacing w:after="80"/>
+        <w:rPr>
+          <w:sz w:val="20"/>
+          <w:szCs w:val="20"/>
+        </w:rPr>
+      </w:pPr>
+      <w:r>
+        <w:rPr>
+          <w:b/>
+          <w:bCs/>
+          <w:sz w:val="20"/>
+          <w:szCs w:val="20"/>
+        </w:rPr>
+        <w:t xml:space="preserve">Mock </w:t>
+      </w:r>
+      <w:proofErr w:type="gramStart"/>
+      <w:r>
+        <w:rPr>
+          <w:b/>
+          <w:bCs/>
+          <w:sz w:val="20"/>
+          <w:szCs w:val="20"/>
+        </w:rPr>
+        <w:t>25  (</w:t>
+      </w:r>
+      <w:proofErr w:type="gramEnd"/>
+      <w:r>
+        <w:rPr>
+          <w:b/>
+          <w:bCs/>
+          <w:sz w:val="20"/>
+          <w:szCs w:val="20"/>
+        </w:rPr>
+        <w:t>E13.3</w:t>
+      </w:r>
+      <w:proofErr w:type="gramStart"/>
+      <w:r>
+        <w:rPr>
+          <w:b/>
+          <w:bCs/>
+          <w:sz w:val="20"/>
+          <w:szCs w:val="20"/>
+        </w:rPr>
+        <w:t xml:space="preserve">)  </w:t>
+      </w:r>
+      <w:r>
+        <w:rPr>
+          <w:sz w:val="20"/>
+          <w:szCs w:val="20"/>
+        </w:rPr>
+        <w:t>Build</w:t>
+      </w:r>
+      <w:proofErr w:type="gramEnd"/>
+      <w:r>
+        <w:rPr>
+          <w:sz w:val="20"/>
+          <w:szCs w:val="20"/>
+        </w:rPr>
+        <w:t xml:space="preserve"> a dependent dropdown: Country first, then City.</w:t>
+      </w:r>
+    </w:p>
+    <w:p>
+      <w:pPr>
+        <w:spacing w:after="80"/>
+        <w:rPr>
+          <w:sz w:val="20"/>
+          <w:szCs w:val="20"/>
+        </w:rPr>
+      </w:pPr>
+      <w:r>
+        <w:rPr>
+          <w:b/>
+          <w:bCs/>
+          <w:sz w:val="20"/>
+          <w:szCs w:val="20"/>
+        </w:rPr>
         <w:lastRenderedPageBreak/>
-        <w:t xml:space="preserve">Mock </w:t>
-      </w:r>
-      <w:proofErr w:type="gramStart"/>
-      <w:r>
-        <w:rPr>
-          <w:b/>
-          <w:bCs/>
-          <w:sz w:val="20"/>
-          <w:szCs w:val="20"/>
-        </w:rPr>
-        <w:t>22  (</w:t>
-      </w:r>
-      <w:proofErr w:type="gramEnd"/>
-      <w:r>
-        <w:rPr>
-          <w:b/>
-          <w:bCs/>
-          <w:sz w:val="20"/>
-          <w:szCs w:val="20"/>
-        </w:rPr>
-        <w:t>E11.6</w:t>
-      </w:r>
-      <w:proofErr w:type="gramStart"/>
-      <w:r>
-        <w:rPr>
-          <w:b/>
-          <w:bCs/>
-          <w:sz w:val="20"/>
-          <w:szCs w:val="20"/>
-        </w:rPr>
-        <w:t xml:space="preserve">)  </w:t>
-      </w:r>
-      <w:r>
-        <w:rPr>
-          <w:sz w:val="20"/>
-          <w:szCs w:val="20"/>
-        </w:rPr>
-        <w:t>Add</w:t>
-      </w:r>
-      <w:proofErr w:type="gramEnd"/>
-      <w:r>
-        <w:rPr>
-          <w:sz w:val="20"/>
-          <w:szCs w:val="20"/>
-        </w:rPr>
-        <w:t xml:space="preserve"> a 3-month moving average and a trendline to the monthly revenue chart.</w:t>
-      </w:r>
-    </w:p>
-    <w:p>
-      <w:pPr>
-        <w:spacing w:after="80"/>
-        <w:rPr>
-          <w:sz w:val="20"/>
-          <w:szCs w:val="20"/>
-        </w:rPr>
-      </w:pPr>
-      <w:r>
-        <w:rPr>
-          <w:b/>
-          <w:bCs/>
-          <w:sz w:val="20"/>
-          <w:szCs w:val="20"/>
-        </w:rPr>
-        <w:t xml:space="preserve">Mock </w:t>
-      </w:r>
-      <w:proofErr w:type="gramStart"/>
-      <w:r>
-        <w:rPr>
-          <w:b/>
-          <w:bCs/>
-          <w:sz w:val="20"/>
-          <w:szCs w:val="20"/>
-        </w:rPr>
-        <w:t>23  (</w:t>
-      </w:r>
-      <w:proofErr w:type="gramEnd"/>
-      <w:r>
-        <w:rPr>
-          <w:b/>
-          <w:bCs/>
-          <w:sz w:val="20"/>
-          <w:szCs w:val="20"/>
-        </w:rPr>
-        <w:t>E12.3</w:t>
-      </w:r>
-      <w:proofErr w:type="gramStart"/>
-      <w:r>
-        <w:rPr>
-          <w:b/>
-          <w:bCs/>
-          <w:sz w:val="20"/>
-          <w:szCs w:val="20"/>
-        </w:rPr>
-        <w:t xml:space="preserve">)  </w:t>
-      </w:r>
-      <w:r>
-        <w:rPr>
-          <w:sz w:val="20"/>
-          <w:szCs w:val="20"/>
-        </w:rPr>
-        <w:t>Group</w:t>
-      </w:r>
-      <w:proofErr w:type="gramEnd"/>
-      <w:r>
-        <w:rPr>
-          <w:sz w:val="20"/>
-          <w:szCs w:val="20"/>
-        </w:rPr>
-        <w:t xml:space="preserve"> Order_Date by Months and Quarters.</w:t>
-      </w:r>
-    </w:p>
-    <w:p>
-      <w:pPr>
-        <w:spacing w:after="80"/>
-        <w:rPr>
-          <w:sz w:val="20"/>
-          <w:szCs w:val="20"/>
-        </w:rPr>
-      </w:pPr>
-      <w:r>
-        <w:rPr>
-          <w:b/>
-          <w:bCs/>
-          <w:sz w:val="20"/>
-          <w:szCs w:val="20"/>
-        </w:rPr>
-        <w:t xml:space="preserve">Mock </w:t>
-      </w:r>
-      <w:proofErr w:type="gramStart"/>
-      <w:r>
-        <w:rPr>
-          <w:b/>
-          <w:bCs/>
-          <w:sz w:val="20"/>
-          <w:szCs w:val="20"/>
-        </w:rPr>
-        <w:t>24  (</w:t>
-      </w:r>
-      <w:proofErr w:type="gramEnd"/>
-      <w:r>
-        <w:rPr>
-          <w:b/>
-          <w:bCs/>
-          <w:sz w:val="20"/>
-          <w:szCs w:val="20"/>
-        </w:rPr>
-        <w:t>E12.6</w:t>
-      </w:r>
-      <w:proofErr w:type="gramStart"/>
-      <w:r>
-        <w:rPr>
-          <w:b/>
-          <w:bCs/>
-          <w:sz w:val="20"/>
-          <w:szCs w:val="20"/>
-        </w:rPr>
-        <w:t xml:space="preserve">)  </w:t>
-      </w:r>
-      <w:r>
-        <w:rPr>
-          <w:sz w:val="20"/>
-          <w:szCs w:val="20"/>
-        </w:rPr>
-        <w:t>Show</w:t>
-      </w:r>
-      <w:proofErr w:type="gramEnd"/>
-      <w:r>
-        <w:rPr>
-          <w:sz w:val="20"/>
-          <w:szCs w:val="20"/>
-        </w:rPr>
-        <w:t xml:space="preserve"> values as % of column total and filter to the Top 10 Product_Names.</w:t>
-      </w:r>
-    </w:p>
-    <w:p>
-      <w:pPr>
-        <w:spacing w:after="80"/>
-        <w:rPr>
-          <w:sz w:val="20"/>
-          <w:szCs w:val="20"/>
-        </w:rPr>
-      </w:pPr>
-      <w:r>
-        <w:rPr>
-          <w:b/>
-          <w:bCs/>
-          <w:sz w:val="20"/>
-          <w:szCs w:val="20"/>
-        </w:rPr>
-        <w:t xml:space="preserve">Mock </w:t>
-      </w:r>
-      <w:proofErr w:type="gramStart"/>
-      <w:r>
-        <w:rPr>
-          <w:b/>
-          <w:bCs/>
-          <w:sz w:val="20"/>
-          <w:szCs w:val="20"/>
-        </w:rPr>
-        <w:t>25  (</w:t>
-      </w:r>
-      <w:proofErr w:type="gramEnd"/>
-      <w:r>
-        <w:rPr>
-          <w:b/>
-          <w:bCs/>
-          <w:sz w:val="20"/>
-          <w:szCs w:val="20"/>
-        </w:rPr>
-        <w:t>E13.3</w:t>
-      </w:r>
-      <w:proofErr w:type="gramStart"/>
-      <w:r>
-        <w:rPr>
-          <w:b/>
-          <w:bCs/>
-          <w:sz w:val="20"/>
-          <w:szCs w:val="20"/>
-        </w:rPr>
-        <w:t xml:space="preserve">)  </w:t>
-      </w:r>
-      <w:r>
-        <w:rPr>
-          <w:sz w:val="20"/>
-          <w:szCs w:val="20"/>
-        </w:rPr>
-        <w:t>Build</w:t>
-      </w:r>
-      <w:proofErr w:type="gramEnd"/>
-      <w:r>
-        <w:rPr>
-          <w:sz w:val="20"/>
-          <w:szCs w:val="20"/>
-        </w:rPr>
-        <w:t xml:space="preserve"> a dependent dropdown: Country first, then City.</w:t>
-      </w:r>
-    </w:p>
-    <w:p>
-      <w:pPr>
-        <w:spacing w:after="80"/>
-        <w:rPr>
-          <w:sz w:val="20"/>
-          <w:szCs w:val="20"/>
-        </w:rPr>
-      </w:pPr>
-      <w:r>
-        <w:rPr>
-          <w:b/>
-          <w:bCs/>
-          <w:sz w:val="20"/>
-          <w:szCs w:val="20"/>
-        </w:rPr>
         <w:t xml:space="preserve">Mock </w:t>
       </w:r>
       <w:proofErr w:type="gramStart"/>
@@ -4501,7 +4749,23 @@
           <w:sz w:val="20"/>
           <w:szCs w:val="20"/>
         </w:rPr>
-        <w:t xml:space="preserve"> a database retail_db and a sales table with suitable data types.</w:t>
+        <w:t xml:space="preserve"> a database </w:t>
+      </w:r>
+      <w:proofErr w:type="spellStart"/>
+      <w:r>
+        <w:rPr>
+          <w:sz w:val="20"/>
+          <w:szCs w:val="20"/>
+        </w:rPr>
+        <w:t>retail_db</w:t>
+      </w:r>
+      <w:proofErr w:type="spellEnd"/>
+      <w:r>
+        <w:rPr>
+          <w:sz w:val="20"/>
+          <w:szCs w:val="20"/>
+        </w:rPr>
+        <w:t xml:space="preserve"> and a sales table with suitable data types.</w:t>
       </w:r>
     </w:p>
     <w:p>
@@ -4535,7 +4799,39 @@
           <w:sz w:val="20"/>
           <w:szCs w:val="20"/>
         </w:rPr>
-        <w:t xml:space="preserve"> a primary key on Transaction_ID and NOT NULL on Order_Date.</w:t>
+        <w:t xml:space="preserve"> a primary key on </w:t>
+      </w:r>
+      <w:proofErr w:type="spellStart"/>
+      <w:r>
+        <w:rPr>
+          <w:sz w:val="20"/>
+          <w:szCs w:val="20"/>
+        </w:rPr>
+        <w:t>Transaction_ID</w:t>
+      </w:r>
+      <w:proofErr w:type="spellEnd"/>
+      <w:r>
+        <w:rPr>
+          <w:sz w:val="20"/>
+          <w:szCs w:val="20"/>
+        </w:rPr>
+        <w:t xml:space="preserve"> and NOT NULL on </w:t>
+      </w:r>
+      <w:proofErr w:type="spellStart"/>
+      <w:r>
+        <w:rPr>
+          <w:sz w:val="20"/>
+          <w:szCs w:val="20"/>
+        </w:rPr>
+        <w:t>Order_Date</w:t>
+      </w:r>
+      <w:proofErr w:type="spellEnd"/>
+      <w:r>
+        <w:rPr>
+          <w:sz w:val="20"/>
+          <w:szCs w:val="20"/>
+        </w:rPr>
+        <w:t>.</w:t>
       </w:r>
     </w:p>
     <w:p>
@@ -4671,7 +4967,55 @@
           <w:sz w:val="20"/>
           <w:szCs w:val="20"/>
         </w:rPr>
-        <w:t xml:space="preserve"> dim_store from SELECT DISTINCT Store_ID, Store_Name, City, Country.</w:t>
+        <w:t xml:space="preserve"> </w:t>
+      </w:r>
+      <w:proofErr w:type="spellStart"/>
+      <w:r>
+        <w:rPr>
+          <w:sz w:val="20"/>
+          <w:szCs w:val="20"/>
+        </w:rPr>
+        <w:t>dim_store</w:t>
+      </w:r>
+      <w:proofErr w:type="spellEnd"/>
+      <w:r>
+        <w:rPr>
+          <w:sz w:val="20"/>
+          <w:szCs w:val="20"/>
+        </w:rPr>
+        <w:t xml:space="preserve"> from SELECT DISTINCT </w:t>
+      </w:r>
+      <w:proofErr w:type="spellStart"/>
+      <w:r>
+        <w:rPr>
+          <w:sz w:val="20"/>
+          <w:szCs w:val="20"/>
+        </w:rPr>
+        <w:t>Store_ID</w:t>
+      </w:r>
+      <w:proofErr w:type="spellEnd"/>
+      <w:r>
+        <w:rPr>
+          <w:sz w:val="20"/>
+          <w:szCs w:val="20"/>
+        </w:rPr>
+        <w:t xml:space="preserve">, </w:t>
+      </w:r>
+      <w:proofErr w:type="spellStart"/>
+      <w:r>
+        <w:rPr>
+          <w:sz w:val="20"/>
+          <w:szCs w:val="20"/>
+        </w:rPr>
+        <w:t>Store_Name</w:t>
+      </w:r>
+      <w:proofErr w:type="spellEnd"/>
+      <w:r>
+        <w:rPr>
+          <w:sz w:val="20"/>
+          <w:szCs w:val="20"/>
+        </w:rPr>
+        <w:t>, City, Country.</w:t>
       </w:r>
     </w:p>
     <w:p>
@@ -4731,7 +5075,55 @@
           <w:sz w:val="20"/>
           <w:szCs w:val="20"/>
         </w:rPr>
-        <w:t xml:space="preserve"> Transaction_ID, Customer_Name and Sales_Amount for the first 10 rows.</w:t>
+        <w:t xml:space="preserve"> </w:t>
+      </w:r>
+      <w:proofErr w:type="spellStart"/>
+      <w:r>
+        <w:rPr>
+          <w:sz w:val="20"/>
+          <w:szCs w:val="20"/>
+        </w:rPr>
+        <w:t>Transaction_ID</w:t>
+      </w:r>
+      <w:proofErr w:type="spellEnd"/>
+      <w:r>
+        <w:rPr>
+          <w:sz w:val="20"/>
+          <w:szCs w:val="20"/>
+        </w:rPr>
+        <w:t xml:space="preserve">, </w:t>
+      </w:r>
+      <w:proofErr w:type="spellStart"/>
+      <w:r>
+        <w:rPr>
+          <w:sz w:val="20"/>
+          <w:szCs w:val="20"/>
+        </w:rPr>
+        <w:t>Customer_Name</w:t>
+      </w:r>
+      <w:proofErr w:type="spellEnd"/>
+      <w:r>
+        <w:rPr>
+          <w:sz w:val="20"/>
+          <w:szCs w:val="20"/>
+        </w:rPr>
+        <w:t xml:space="preserve"> and </w:t>
+      </w:r>
+      <w:proofErr w:type="spellStart"/>
+      <w:r>
+        <w:rPr>
+          <w:sz w:val="20"/>
+          <w:szCs w:val="20"/>
+        </w:rPr>
+        <w:t>Sales_Amount</w:t>
+      </w:r>
+      <w:proofErr w:type="spellEnd"/>
+      <w:r>
+        <w:rPr>
+          <w:sz w:val="20"/>
+          <w:szCs w:val="20"/>
+        </w:rPr>
+        <w:t xml:space="preserve"> for the first 10 rows.</w:t>
       </w:r>
     </w:p>
     <w:p>
@@ -4765,7 +5157,23 @@
           <w:sz w:val="20"/>
           <w:szCs w:val="20"/>
         </w:rPr>
-        <w:t xml:space="preserve"> where Country = 'Canada' and Sales_Amount &gt; 500.</w:t>
+        <w:t xml:space="preserve"> where Country = 'Canada' and </w:t>
+      </w:r>
+      <w:proofErr w:type="spellStart"/>
+      <w:r>
+        <w:rPr>
+          <w:sz w:val="20"/>
+          <w:szCs w:val="20"/>
+        </w:rPr>
+        <w:t>Sales_Amount</w:t>
+      </w:r>
+      <w:proofErr w:type="spellEnd"/>
+      <w:r>
+        <w:rPr>
+          <w:sz w:val="20"/>
+          <w:szCs w:val="20"/>
+        </w:rPr>
+        <w:t xml:space="preserve"> &gt; 500.</w:t>
       </w:r>
     </w:p>
     <w:p>
@@ -4867,7 +5275,23 @@
           <w:sz w:val="20"/>
           <w:szCs w:val="20"/>
         </w:rPr>
-        <w:t xml:space="preserve"> LIKE to find Product_Names starting with 'Aero'.</w:t>
+        <w:t xml:space="preserve"> LIKE to find </w:t>
+      </w:r>
+      <w:proofErr w:type="spellStart"/>
+      <w:r>
+        <w:rPr>
+          <w:sz w:val="20"/>
+          <w:szCs w:val="20"/>
+        </w:rPr>
+        <w:t>Product_Names</w:t>
+      </w:r>
+      <w:proofErr w:type="spellEnd"/>
+      <w:r>
+        <w:rPr>
+          <w:sz w:val="20"/>
+          <w:szCs w:val="20"/>
+        </w:rPr>
+        <w:t xml:space="preserve"> starting with 'Aero'.</w:t>
       </w:r>
     </w:p>
     <w:p>
@@ -4901,7 +5325,23 @@
           <w:sz w:val="20"/>
           <w:szCs w:val="20"/>
         </w:rPr>
-        <w:t xml:space="preserve"> transactions where Promotion_Code IS NULL; list distinct countries with an alias.</w:t>
+        <w:t xml:space="preserve"> transactions where </w:t>
+      </w:r>
+      <w:proofErr w:type="spellStart"/>
+      <w:r>
+        <w:rPr>
+          <w:sz w:val="20"/>
+          <w:szCs w:val="20"/>
+        </w:rPr>
+        <w:t>Promotion_Code</w:t>
+      </w:r>
+      <w:proofErr w:type="spellEnd"/>
+      <w:r>
+        <w:rPr>
+          <w:sz w:val="20"/>
+          <w:szCs w:val="20"/>
+        </w:rPr>
+        <w:t xml:space="preserve"> IS NULL; list distinct countries with an alias.</w:t>
       </w:r>
     </w:p>
     <w:p>
@@ -4952,7 +5392,23 @@
           <w:sz w:val="20"/>
           <w:szCs w:val="20"/>
         </w:rPr>
-        <w:t xml:space="preserve"> 10 transactions by Sales_Amount.</w:t>
+        <w:t xml:space="preserve"> 10 transactions by </w:t>
+      </w:r>
+      <w:proofErr w:type="spellStart"/>
+      <w:r>
+        <w:rPr>
+          <w:sz w:val="20"/>
+          <w:szCs w:val="20"/>
+        </w:rPr>
+        <w:t>Sales_Amount</w:t>
+      </w:r>
+      <w:proofErr w:type="spellEnd"/>
+      <w:r>
+        <w:rPr>
+          <w:sz w:val="20"/>
+          <w:szCs w:val="20"/>
+        </w:rPr>
+        <w:t>.</w:t>
       </w:r>
     </w:p>
     <w:p>
@@ -5054,7 +5510,39 @@
           <w:sz w:val="20"/>
           <w:szCs w:val="20"/>
         </w:rPr>
-        <w:t xml:space="preserve"> orders first, using Order_Date and Order_Time.</w:t>
+        <w:t xml:space="preserve"> orders first, using </w:t>
+      </w:r>
+      <w:proofErr w:type="spellStart"/>
+      <w:r>
+        <w:rPr>
+          <w:sz w:val="20"/>
+          <w:szCs w:val="20"/>
+        </w:rPr>
+        <w:t>Order_Date</w:t>
+      </w:r>
+      <w:proofErr w:type="spellEnd"/>
+      <w:r>
+        <w:rPr>
+          <w:sz w:val="20"/>
+          <w:szCs w:val="20"/>
+        </w:rPr>
+        <w:t xml:space="preserve"> and </w:t>
+      </w:r>
+      <w:proofErr w:type="spellStart"/>
+      <w:r>
+        <w:rPr>
+          <w:sz w:val="20"/>
+          <w:szCs w:val="20"/>
+        </w:rPr>
+        <w:t>Order_Time</w:t>
+      </w:r>
+      <w:proofErr w:type="spellEnd"/>
+      <w:r>
+        <w:rPr>
+          <w:sz w:val="20"/>
+          <w:szCs w:val="20"/>
+        </w:rPr>
+        <w:t>.</w:t>
       </w:r>
     </w:p>
     <w:p>
@@ -5088,7 +5576,23 @@
           <w:sz w:val="20"/>
           <w:szCs w:val="20"/>
         </w:rPr>
-        <w:t xml:space="preserve"> the 3rd highest Sales_Amount using OFFSET (or a subquery).</w:t>
+        <w:t xml:space="preserve"> the 3rd highest </w:t>
+      </w:r>
+      <w:proofErr w:type="spellStart"/>
+      <w:r>
+        <w:rPr>
+          <w:sz w:val="20"/>
+          <w:szCs w:val="20"/>
+        </w:rPr>
+        <w:t>Sales_Amount</w:t>
+      </w:r>
+      <w:proofErr w:type="spellEnd"/>
+      <w:r>
+        <w:rPr>
+          <w:sz w:val="20"/>
+          <w:szCs w:val="20"/>
+        </w:rPr>
+        <w:t xml:space="preserve"> using OFFSET (or a subquery).</w:t>
       </w:r>
     </w:p>
     <w:p>
@@ -5122,7 +5626,23 @@
           <w:sz w:val="20"/>
           <w:szCs w:val="20"/>
         </w:rPr>
-        <w:t xml:space="preserve"> so NULL Customer_Ratings appear last.</w:t>
+        <w:t xml:space="preserve"> so NULL </w:t>
+      </w:r>
+      <w:proofErr w:type="spellStart"/>
+      <w:r>
+        <w:rPr>
+          <w:sz w:val="20"/>
+          <w:szCs w:val="20"/>
+        </w:rPr>
+        <w:t>Customer_Ratings</w:t>
+      </w:r>
+      <w:proofErr w:type="spellEnd"/>
+      <w:r>
+        <w:rPr>
+          <w:sz w:val="20"/>
+          <w:szCs w:val="20"/>
+        </w:rPr>
+        <w:t xml:space="preserve"> appear last.</w:t>
       </w:r>
     </w:p>
     <w:p>
@@ -5173,7 +5693,23 @@
           <w:sz w:val="20"/>
           <w:szCs w:val="20"/>
         </w:rPr>
-        <w:t>, SUM, AVG, MIN and MAX of Sales_Amount in one query.</w:t>
+        <w:t xml:space="preserve">, SUM, AVG, MIN and MAX of </w:t>
+      </w:r>
+      <w:proofErr w:type="spellStart"/>
+      <w:r>
+        <w:rPr>
+          <w:sz w:val="20"/>
+          <w:szCs w:val="20"/>
+        </w:rPr>
+        <w:t>Sales_Amount</w:t>
+      </w:r>
+      <w:proofErr w:type="spellEnd"/>
+      <w:r>
+        <w:rPr>
+          <w:sz w:val="20"/>
+          <w:szCs w:val="20"/>
+        </w:rPr>
+        <w:t xml:space="preserve"> in one query.</w:t>
       </w:r>
     </w:p>
     <w:p>
@@ -5207,7 +5743,23 @@
           <w:sz w:val="20"/>
           <w:szCs w:val="20"/>
         </w:rPr>
-        <w:t xml:space="preserve"> revenue per Product_Category.</w:t>
+        <w:t xml:space="preserve"> revenue per </w:t>
+      </w:r>
+      <w:proofErr w:type="spellStart"/>
+      <w:r>
+        <w:rPr>
+          <w:sz w:val="20"/>
+          <w:szCs w:val="20"/>
+        </w:rPr>
+        <w:t>Product_Category</w:t>
+      </w:r>
+      <w:proofErr w:type="spellEnd"/>
+      <w:r>
+        <w:rPr>
+          <w:sz w:val="20"/>
+          <w:szCs w:val="20"/>
+        </w:rPr>
+        <w:t>.</w:t>
       </w:r>
     </w:p>
     <w:p>
@@ -5241,7 +5793,23 @@
           <w:sz w:val="20"/>
           <w:szCs w:val="20"/>
         </w:rPr>
-        <w:t xml:space="preserve"> count and average rating per Sales_Channel.</w:t>
+        <w:t xml:space="preserve"> count and average rating per </w:t>
+      </w:r>
+      <w:proofErr w:type="spellStart"/>
+      <w:r>
+        <w:rPr>
+          <w:sz w:val="20"/>
+          <w:szCs w:val="20"/>
+        </w:rPr>
+        <w:t>Sales_Channel</w:t>
+      </w:r>
+      <w:proofErr w:type="spellEnd"/>
+      <w:r>
+        <w:rPr>
+          <w:sz w:val="20"/>
+          <w:szCs w:val="20"/>
+        </w:rPr>
+        <w:t>.</w:t>
       </w:r>
     </w:p>
     <w:p>
@@ -5323,7 +5891,23 @@
           <w:sz w:val="20"/>
           <w:szCs w:val="20"/>
         </w:rPr>
-        <w:t>DISTINCT Customer_ID) with this data.</w:t>
+        <w:t xml:space="preserve">DISTINCT </w:t>
+      </w:r>
+      <w:proofErr w:type="spellStart"/>
+      <w:r>
+        <w:rPr>
+          <w:sz w:val="20"/>
+          <w:szCs w:val="20"/>
+        </w:rPr>
+        <w:t>Customer_ID</w:t>
+      </w:r>
+      <w:proofErr w:type="spellEnd"/>
+      <w:r>
+        <w:rPr>
+          <w:sz w:val="20"/>
+          <w:szCs w:val="20"/>
+        </w:rPr>
+        <w:t>) with this data.</w:t>
       </w:r>
     </w:p>
     <w:p>
@@ -5357,7 +5941,23 @@
           <w:sz w:val="20"/>
           <w:szCs w:val="20"/>
         </w:rPr>
-        <w:t xml:space="preserve"> by Country and Order_Year.</w:t>
+        <w:t xml:space="preserve"> by Country and </w:t>
+      </w:r>
+      <w:proofErr w:type="spellStart"/>
+      <w:r>
+        <w:rPr>
+          <w:sz w:val="20"/>
+          <w:szCs w:val="20"/>
+        </w:rPr>
+        <w:t>Order_Year</w:t>
+      </w:r>
+      <w:proofErr w:type="spellEnd"/>
+      <w:r>
+        <w:rPr>
+          <w:sz w:val="20"/>
+          <w:szCs w:val="20"/>
+        </w:rPr>
+        <w:t>.</w:t>
       </w:r>
     </w:p>
     <w:p>
@@ -5646,7 +6246,23 @@
           <w:sz w:val="20"/>
           <w:szCs w:val="20"/>
         </w:rPr>
-        <w:t xml:space="preserve"> with average Customer_Rating below 4.</w:t>
+        <w:t xml:space="preserve"> with average </w:t>
+      </w:r>
+      <w:proofErr w:type="spellStart"/>
+      <w:r>
+        <w:rPr>
+          <w:sz w:val="20"/>
+          <w:szCs w:val="20"/>
+        </w:rPr>
+        <w:t>Customer_Rating</w:t>
+      </w:r>
+      <w:proofErr w:type="spellEnd"/>
+      <w:r>
+        <w:rPr>
+          <w:sz w:val="20"/>
+          <w:szCs w:val="20"/>
+        </w:rPr>
+        <w:t xml:space="preserve"> below 4.</w:t>
       </w:r>
     </w:p>
     <w:p>
@@ -5867,7 +6483,23 @@
           <w:sz w:val="20"/>
           <w:szCs w:val="20"/>
         </w:rPr>
-        <w:t>-style output: count of transactions per Sales_Channel as separate columns using CASE.</w:t>
+        <w:t xml:space="preserve">-style output: count of transactions per </w:t>
+      </w:r>
+      <w:proofErr w:type="spellStart"/>
+      <w:r>
+        <w:rPr>
+          <w:sz w:val="20"/>
+          <w:szCs w:val="20"/>
+        </w:rPr>
+        <w:t>Sales_Channel</w:t>
+      </w:r>
+      <w:proofErr w:type="spellEnd"/>
+      <w:r>
+        <w:rPr>
+          <w:sz w:val="20"/>
+          <w:szCs w:val="20"/>
+        </w:rPr>
+        <w:t xml:space="preserve"> as separate columns using CASE.</w:t>
       </w:r>
     </w:p>
     <w:p>
@@ -5935,7 +6567,23 @@
           <w:sz w:val="20"/>
           <w:szCs w:val="20"/>
         </w:rPr>
-        <w:t xml:space="preserve"> 'No Promo' when Promotion_Code is blank.</w:t>
+        <w:t xml:space="preserve"> 'No Promo' when </w:t>
+      </w:r>
+      <w:proofErr w:type="spellStart"/>
+      <w:r>
+        <w:rPr>
+          <w:sz w:val="20"/>
+          <w:szCs w:val="20"/>
+        </w:rPr>
+        <w:t>Promotion_Code</w:t>
+      </w:r>
+      <w:proofErr w:type="spellEnd"/>
+      <w:r>
+        <w:rPr>
+          <w:sz w:val="20"/>
+          <w:szCs w:val="20"/>
+        </w:rPr>
+        <w:t xml:space="preserve"> is blank.</w:t>
       </w:r>
     </w:p>
     <w:p>
@@ -6020,7 +6668,23 @@
           <w:sz w:val="20"/>
           <w:szCs w:val="20"/>
         </w:rPr>
-        <w:t xml:space="preserve"> year, month and day-of-week from Order_Date.</w:t>
+        <w:t xml:space="preserve"> year, month and day-of-week from </w:t>
+      </w:r>
+      <w:proofErr w:type="spellStart"/>
+      <w:r>
+        <w:rPr>
+          <w:sz w:val="20"/>
+          <w:szCs w:val="20"/>
+        </w:rPr>
+        <w:t>Order_Date</w:t>
+      </w:r>
+      <w:proofErr w:type="spellEnd"/>
+      <w:r>
+        <w:rPr>
+          <w:sz w:val="20"/>
+          <w:szCs w:val="20"/>
+        </w:rPr>
+        <w:t>.</w:t>
       </w:r>
     </w:p>
     <w:p>
@@ -6122,7 +6786,39 @@
           <w:sz w:val="20"/>
           <w:szCs w:val="20"/>
         </w:rPr>
-        <w:t xml:space="preserve"> Delivery_Days to Order_Date to get the delivery date (DATE_ADD / DATEADD).</w:t>
+        <w:t xml:space="preserve"> </w:t>
+      </w:r>
+      <w:proofErr w:type="spellStart"/>
+      <w:r>
+        <w:rPr>
+          <w:sz w:val="20"/>
+          <w:szCs w:val="20"/>
+        </w:rPr>
+        <w:t>Delivery_Days</w:t>
+      </w:r>
+      <w:proofErr w:type="spellEnd"/>
+      <w:r>
+        <w:rPr>
+          <w:sz w:val="20"/>
+          <w:szCs w:val="20"/>
+        </w:rPr>
+        <w:t xml:space="preserve"> to </w:t>
+      </w:r>
+      <w:proofErr w:type="spellStart"/>
+      <w:r>
+        <w:rPr>
+          <w:sz w:val="20"/>
+          <w:szCs w:val="20"/>
+        </w:rPr>
+        <w:t>Order_Date</w:t>
+      </w:r>
+      <w:proofErr w:type="spellEnd"/>
+      <w:r>
+        <w:rPr>
+          <w:sz w:val="20"/>
+          <w:szCs w:val="20"/>
+        </w:rPr>
+        <w:t xml:space="preserve"> to get the delivery date (DATE_ADD / DATEADD).</w:t>
       </w:r>
     </w:p>
     <w:p>
@@ -6156,7 +6852,23 @@
           <w:sz w:val="20"/>
           <w:szCs w:val="20"/>
         </w:rPr>
-        <w:t xml:space="preserve"> Order_Date as 'YYYY-MM'.</w:t>
+        <w:t xml:space="preserve"> </w:t>
+      </w:r>
+      <w:proofErr w:type="spellStart"/>
+      <w:r>
+        <w:rPr>
+          <w:sz w:val="20"/>
+          <w:szCs w:val="20"/>
+        </w:rPr>
+        <w:t>Order_Date</w:t>
+      </w:r>
+      <w:proofErr w:type="spellEnd"/>
+      <w:r>
+        <w:rPr>
+          <w:sz w:val="20"/>
+          <w:szCs w:val="20"/>
+        </w:rPr>
+        <w:t xml:space="preserve"> as 'YYYY-MM'.</w:t>
       </w:r>
     </w:p>
     <w:p>
@@ -6190,7 +6902,23 @@
           <w:sz w:val="20"/>
           <w:szCs w:val="20"/>
         </w:rPr>
-        <w:t xml:space="preserve"> placed on weekends; count orders by hour of Order_Time.</w:t>
+        <w:t xml:space="preserve"> placed on weekends; count orders by hour of </w:t>
+      </w:r>
+      <w:proofErr w:type="spellStart"/>
+      <w:r>
+        <w:rPr>
+          <w:sz w:val="20"/>
+          <w:szCs w:val="20"/>
+        </w:rPr>
+        <w:t>Order_Time</w:t>
+      </w:r>
+      <w:proofErr w:type="spellEnd"/>
+      <w:r>
+        <w:rPr>
+          <w:sz w:val="20"/>
+          <w:szCs w:val="20"/>
+        </w:rPr>
+        <w:t>.</w:t>
       </w:r>
     </w:p>
     <w:p>
@@ -6275,7 +7003,23 @@
           <w:sz w:val="20"/>
           <w:szCs w:val="20"/>
         </w:rPr>
-        <w:t xml:space="preserve"> Discount_Percentage at 50 where it is higher.</w:t>
+        <w:t xml:space="preserve"> </w:t>
+      </w:r>
+      <w:proofErr w:type="spellStart"/>
+      <w:r>
+        <w:rPr>
+          <w:sz w:val="20"/>
+          <w:szCs w:val="20"/>
+        </w:rPr>
+        <w:t>Discount_Percentage</w:t>
+      </w:r>
+      <w:proofErr w:type="spellEnd"/>
+      <w:r>
+        <w:rPr>
+          <w:sz w:val="20"/>
+          <w:szCs w:val="20"/>
+        </w:rPr>
+        <w:t xml:space="preserve"> at 50 where it is higher.</w:t>
       </w:r>
     </w:p>
     <w:p>
@@ -6343,7 +7087,23 @@
           <w:sz w:val="20"/>
           <w:szCs w:val="20"/>
         </w:rPr>
-        <w:t xml:space="preserve"> duplicate Transaction_IDs using ROW_NUMBER in a CTE.</w:t>
+        <w:t xml:space="preserve"> duplicate </w:t>
+      </w:r>
+      <w:proofErr w:type="spellStart"/>
+      <w:r>
+        <w:rPr>
+          <w:sz w:val="20"/>
+          <w:szCs w:val="20"/>
+        </w:rPr>
+        <w:t>Transaction_IDs</w:t>
+      </w:r>
+      <w:proofErr w:type="spellEnd"/>
+      <w:r>
+        <w:rPr>
+          <w:sz w:val="20"/>
+          <w:szCs w:val="20"/>
+        </w:rPr>
+        <w:t xml:space="preserve"> using ROW_NUMBER in a CTE.</w:t>
       </w:r>
     </w:p>
     <w:p>
@@ -6597,7 +7357,39 @@
           <w:sz w:val="20"/>
           <w:szCs w:val="20"/>
         </w:rPr>
-        <w:t xml:space="preserve"> JOIN sales with dim_product to show revenue by Product_Name.</w:t>
+        <w:t xml:space="preserve"> JOIN sales with </w:t>
+      </w:r>
+      <w:proofErr w:type="spellStart"/>
+      <w:r>
+        <w:rPr>
+          <w:sz w:val="20"/>
+          <w:szCs w:val="20"/>
+        </w:rPr>
+        <w:t>dim_product</w:t>
+      </w:r>
+      <w:proofErr w:type="spellEnd"/>
+      <w:r>
+        <w:rPr>
+          <w:sz w:val="20"/>
+          <w:szCs w:val="20"/>
+        </w:rPr>
+        <w:t xml:space="preserve"> to show revenue by </w:t>
+      </w:r>
+      <w:proofErr w:type="spellStart"/>
+      <w:r>
+        <w:rPr>
+          <w:sz w:val="20"/>
+          <w:szCs w:val="20"/>
+        </w:rPr>
+        <w:t>Product_Name</w:t>
+      </w:r>
+      <w:proofErr w:type="spellEnd"/>
+      <w:r>
+        <w:rPr>
+          <w:sz w:val="20"/>
+          <w:szCs w:val="20"/>
+        </w:rPr>
+        <w:t>.</w:t>
       </w:r>
     </w:p>
     <w:p>
@@ -6818,7 +7610,23 @@
           <w:sz w:val="20"/>
           <w:szCs w:val="20"/>
         </w:rPr>
-        <w:t xml:space="preserve"> with Sales_Amount above the overall average.</w:t>
+        <w:t xml:space="preserve"> with </w:t>
+      </w:r>
+      <w:proofErr w:type="spellStart"/>
+      <w:r>
+        <w:rPr>
+          <w:sz w:val="20"/>
+          <w:szCs w:val="20"/>
+        </w:rPr>
+        <w:t>Sales_Amount</w:t>
+      </w:r>
+      <w:proofErr w:type="spellEnd"/>
+      <w:r>
+        <w:rPr>
+          <w:sz w:val="20"/>
+          <w:szCs w:val="20"/>
+        </w:rPr>
+        <w:t xml:space="preserve"> above the overall average.</w:t>
       </w:r>
     </w:p>
     <w:p>
@@ -7174,7 +7982,23 @@
           <w:sz w:val="20"/>
           <w:szCs w:val="20"/>
         </w:rPr>
-        <w:t xml:space="preserve"> transaction's % of total Sales_Amount using </w:t>
+        <w:t xml:space="preserve"> transaction's % of total </w:t>
+      </w:r>
+      <w:proofErr w:type="spellStart"/>
+      <w:r>
+        <w:rPr>
+          <w:sz w:val="20"/>
+          <w:szCs w:val="20"/>
+        </w:rPr>
+        <w:t>Sales_Amount</w:t>
+      </w:r>
+      <w:proofErr w:type="spellEnd"/>
+      <w:r>
+        <w:rPr>
+          <w:sz w:val="20"/>
+          <w:szCs w:val="20"/>
+        </w:rPr>
+        <w:t xml:space="preserve"> using </w:t>
       </w:r>
       <w:proofErr w:type="gramStart"/>
       <w:r>
@@ -7324,7 +8148,23 @@
           <w:sz w:val="20"/>
           <w:szCs w:val="20"/>
         </w:rPr>
-        <w:t xml:space="preserve"> Sales_Amount per Country shown next to every row (PARTITION BY).</w:t>
+        <w:t xml:space="preserve"> </w:t>
+      </w:r>
+      <w:proofErr w:type="spellStart"/>
+      <w:r>
+        <w:rPr>
+          <w:sz w:val="20"/>
+          <w:szCs w:val="20"/>
+        </w:rPr>
+        <w:t>Sales_Amount</w:t>
+      </w:r>
+      <w:proofErr w:type="spellEnd"/>
+      <w:r>
+        <w:rPr>
+          <w:sz w:val="20"/>
+          <w:szCs w:val="20"/>
+        </w:rPr>
+        <w:t xml:space="preserve"> per Country shown next to every row (PARTITION BY).</w:t>
       </w:r>
     </w:p>
     <w:p>
@@ -7916,7 +8756,55 @@
           <w:sz w:val="20"/>
           <w:szCs w:val="20"/>
         </w:rPr>
-        <w:t xml:space="preserve"> dim_store from SELECT DISTINCT Store_ID, Store_Name, City, Country.</w:t>
+        <w:t xml:space="preserve"> </w:t>
+      </w:r>
+      <w:proofErr w:type="spellStart"/>
+      <w:r>
+        <w:rPr>
+          <w:sz w:val="20"/>
+          <w:szCs w:val="20"/>
+        </w:rPr>
+        <w:t>dim_store</w:t>
+      </w:r>
+      <w:proofErr w:type="spellEnd"/>
+      <w:r>
+        <w:rPr>
+          <w:sz w:val="20"/>
+          <w:szCs w:val="20"/>
+        </w:rPr>
+        <w:t xml:space="preserve"> from SELECT DISTINCT </w:t>
+      </w:r>
+      <w:proofErr w:type="spellStart"/>
+      <w:r>
+        <w:rPr>
+          <w:sz w:val="20"/>
+          <w:szCs w:val="20"/>
+        </w:rPr>
+        <w:t>Store_ID</w:t>
+      </w:r>
+      <w:proofErr w:type="spellEnd"/>
+      <w:r>
+        <w:rPr>
+          <w:sz w:val="20"/>
+          <w:szCs w:val="20"/>
+        </w:rPr>
+        <w:t xml:space="preserve">, </w:t>
+      </w:r>
+      <w:proofErr w:type="spellStart"/>
+      <w:r>
+        <w:rPr>
+          <w:sz w:val="20"/>
+          <w:szCs w:val="20"/>
+        </w:rPr>
+        <w:t>Store_Name</w:t>
+      </w:r>
+      <w:proofErr w:type="spellEnd"/>
+      <w:r>
+        <w:rPr>
+          <w:sz w:val="20"/>
+          <w:szCs w:val="20"/>
+        </w:rPr>
+        <w:t>, City, Country.</w:t>
       </w:r>
     </w:p>
     <w:p>
@@ -8042,7 +8930,23 @@
           <w:sz w:val="20"/>
           <w:szCs w:val="20"/>
         </w:rPr>
-        <w:t xml:space="preserve"> transactions where Promotion_Code IS NULL; list distinct countries with an alias.</w:t>
+        <w:t xml:space="preserve"> transactions where </w:t>
+      </w:r>
+      <w:proofErr w:type="spellStart"/>
+      <w:r>
+        <w:rPr>
+          <w:sz w:val="20"/>
+          <w:szCs w:val="20"/>
+        </w:rPr>
+        <w:t>Promotion_Code</w:t>
+      </w:r>
+      <w:proofErr w:type="spellEnd"/>
+      <w:r>
+        <w:rPr>
+          <w:sz w:val="20"/>
+          <w:szCs w:val="20"/>
+        </w:rPr>
+        <w:t xml:space="preserve"> IS NULL; list distinct countries with an alias.</w:t>
       </w:r>
     </w:p>
     <w:p>
@@ -8168,7 +9072,23 @@
           <w:sz w:val="20"/>
           <w:szCs w:val="20"/>
         </w:rPr>
-        <w:t xml:space="preserve"> so NULL Customer_Ratings appear last.</w:t>
+        <w:t xml:space="preserve"> so NULL </w:t>
+      </w:r>
+      <w:proofErr w:type="spellStart"/>
+      <w:r>
+        <w:rPr>
+          <w:sz w:val="20"/>
+          <w:szCs w:val="20"/>
+        </w:rPr>
+        <w:t>Customer_Ratings</w:t>
+      </w:r>
+      <w:proofErr w:type="spellEnd"/>
+      <w:r>
+        <w:rPr>
+          <w:sz w:val="20"/>
+          <w:szCs w:val="20"/>
+        </w:rPr>
+        <w:t xml:space="preserve"> appear last.</w:t>
       </w:r>
     </w:p>
     <w:p>
@@ -8231,7 +9151,23 @@
           <w:sz w:val="20"/>
           <w:szCs w:val="20"/>
         </w:rPr>
-        <w:t xml:space="preserve"> count and average rating per Sales_Channel.</w:t>
+        <w:t xml:space="preserve"> count and average rating per </w:t>
+      </w:r>
+      <w:proofErr w:type="spellStart"/>
+      <w:r>
+        <w:rPr>
+          <w:sz w:val="20"/>
+          <w:szCs w:val="20"/>
+        </w:rPr>
+        <w:t>Sales_Channel</w:t>
+      </w:r>
+      <w:proofErr w:type="spellEnd"/>
+      <w:r>
+        <w:rPr>
+          <w:sz w:val="20"/>
+          <w:szCs w:val="20"/>
+        </w:rPr>
+        <w:t>.</w:t>
       </w:r>
     </w:p>
     <w:p>
@@ -8357,7 +9293,23 @@
           <w:sz w:val="20"/>
           <w:szCs w:val="20"/>
         </w:rPr>
-        <w:t xml:space="preserve"> with average Customer_Rating below 4.</w:t>
+        <w:t xml:space="preserve"> with average </w:t>
+      </w:r>
+      <w:proofErr w:type="spellStart"/>
+      <w:r>
+        <w:rPr>
+          <w:sz w:val="20"/>
+          <w:szCs w:val="20"/>
+        </w:rPr>
+        <w:t>Customer_Rating</w:t>
+      </w:r>
+      <w:proofErr w:type="spellEnd"/>
+      <w:r>
+        <w:rPr>
+          <w:sz w:val="20"/>
+          <w:szCs w:val="20"/>
+        </w:rPr>
+        <w:t xml:space="preserve"> below 4.</w:t>
       </w:r>
     </w:p>
     <w:p>
@@ -8483,7 +9435,23 @@
           <w:sz w:val="20"/>
           <w:szCs w:val="20"/>
         </w:rPr>
-        <w:t>-style output: count of transactions per Sales_Channel as separate columns using CASE.</w:t>
+        <w:t xml:space="preserve">-style output: count of transactions per </w:t>
+      </w:r>
+      <w:proofErr w:type="spellStart"/>
+      <w:r>
+        <w:rPr>
+          <w:sz w:val="20"/>
+          <w:szCs w:val="20"/>
+        </w:rPr>
+        <w:t>Sales_Channel</w:t>
+      </w:r>
+      <w:proofErr w:type="spellEnd"/>
+      <w:r>
+        <w:rPr>
+          <w:sz w:val="20"/>
+          <w:szCs w:val="20"/>
+        </w:rPr>
+        <w:t xml:space="preserve"> as separate columns using CASE.</w:t>
       </w:r>
     </w:p>
     <w:p>
@@ -8672,7 +9640,23 @@
           <w:sz w:val="20"/>
           <w:szCs w:val="20"/>
         </w:rPr>
-        <w:t xml:space="preserve"> placed on weekends; count orders by hour of Order_Time.</w:t>
+        <w:t xml:space="preserve"> placed on weekends; count orders by hour of </w:t>
+      </w:r>
+      <w:proofErr w:type="spellStart"/>
+      <w:r>
+        <w:rPr>
+          <w:sz w:val="20"/>
+          <w:szCs w:val="20"/>
+        </w:rPr>
+        <w:t>Order_Time</w:t>
+      </w:r>
+      <w:proofErr w:type="spellEnd"/>
+      <w:r>
+        <w:rPr>
+          <w:sz w:val="20"/>
+          <w:szCs w:val="20"/>
+        </w:rPr>
+        <w:t>.</w:t>
       </w:r>
     </w:p>
     <w:p>
@@ -9670,7 +10654,23 @@
           <w:sz w:val="20"/>
           <w:szCs w:val="20"/>
         </w:rPr>
-        <w:t xml:space="preserve"> vs DirectQuery: which would you pick for this dataset and why?</w:t>
+        <w:t xml:space="preserve"> vs </w:t>
+      </w:r>
+      <w:proofErr w:type="spellStart"/>
+      <w:r>
+        <w:rPr>
+          <w:sz w:val="20"/>
+          <w:szCs w:val="20"/>
+        </w:rPr>
+        <w:t>DirectQuery</w:t>
+      </w:r>
+      <w:proofErr w:type="spellEnd"/>
+      <w:r>
+        <w:rPr>
+          <w:sz w:val="20"/>
+          <w:szCs w:val="20"/>
+        </w:rPr>
+        <w:t>: which would you pick for this dataset and why?</w:t>
       </w:r>
     </w:p>
     <w:p>
@@ -9789,7 +10789,23 @@
           <w:sz w:val="20"/>
           <w:szCs w:val="20"/>
         </w:rPr>
-        <w:t xml:space="preserve"> headers, set data types and remove duplicates on Transaction_ID.</w:t>
+        <w:t xml:space="preserve"> headers, set data types and remove duplicates on </w:t>
+      </w:r>
+      <w:proofErr w:type="spellStart"/>
+      <w:r>
+        <w:rPr>
+          <w:sz w:val="20"/>
+          <w:szCs w:val="20"/>
+        </w:rPr>
+        <w:t>Transaction_ID</w:t>
+      </w:r>
+      <w:proofErr w:type="spellEnd"/>
+      <w:r>
+        <w:rPr>
+          <w:sz w:val="20"/>
+          <w:szCs w:val="20"/>
+        </w:rPr>
+        <w:t>.</w:t>
       </w:r>
     </w:p>
     <w:p>
@@ -9857,7 +10873,39 @@
           <w:sz w:val="20"/>
           <w:szCs w:val="20"/>
         </w:rPr>
-        <w:t xml:space="preserve"> inconsistent text (case, spaces) in Product_Category, Payment_Method and City.</w:t>
+        <w:t xml:space="preserve"> inconsistent text (case, spaces) in </w:t>
+      </w:r>
+      <w:proofErr w:type="spellStart"/>
+      <w:r>
+        <w:rPr>
+          <w:sz w:val="20"/>
+          <w:szCs w:val="20"/>
+        </w:rPr>
+        <w:t>Product_Category</w:t>
+      </w:r>
+      <w:proofErr w:type="spellEnd"/>
+      <w:r>
+        <w:rPr>
+          <w:sz w:val="20"/>
+          <w:szCs w:val="20"/>
+        </w:rPr>
+        <w:t xml:space="preserve">, </w:t>
+      </w:r>
+      <w:proofErr w:type="spellStart"/>
+      <w:r>
+        <w:rPr>
+          <w:sz w:val="20"/>
+          <w:szCs w:val="20"/>
+        </w:rPr>
+        <w:t>Payment_Method</w:t>
+      </w:r>
+      <w:proofErr w:type="spellEnd"/>
+      <w:r>
+        <w:rPr>
+          <w:sz w:val="20"/>
+          <w:szCs w:val="20"/>
+        </w:rPr>
+        <w:t xml:space="preserve"> and City.</w:t>
       </w:r>
     </w:p>
     <w:p>
@@ -9891,7 +10939,23 @@
           <w:sz w:val="20"/>
           <w:szCs w:val="20"/>
         </w:rPr>
-        <w:t xml:space="preserve"> rows with Quantity &lt;= 0 and handle nulls in Customer_Age.</w:t>
+        <w:t xml:space="preserve"> rows with Quantity &lt;= 0 and handle nulls in </w:t>
+      </w:r>
+      <w:proofErr w:type="spellStart"/>
+      <w:r>
+        <w:rPr>
+          <w:sz w:val="20"/>
+          <w:szCs w:val="20"/>
+        </w:rPr>
+        <w:t>Customer_Age</w:t>
+      </w:r>
+      <w:proofErr w:type="spellEnd"/>
+      <w:r>
+        <w:rPr>
+          <w:sz w:val="20"/>
+          <w:szCs w:val="20"/>
+        </w:rPr>
+        <w:t>.</w:t>
       </w:r>
     </w:p>
     <w:p>
@@ -9925,7 +10989,23 @@
           <w:sz w:val="20"/>
           <w:szCs w:val="20"/>
         </w:rPr>
-        <w:t xml:space="preserve"> a custom column and split Order_Time into hour.</w:t>
+        <w:t xml:space="preserve"> a custom column and split </w:t>
+      </w:r>
+      <w:proofErr w:type="spellStart"/>
+      <w:r>
+        <w:rPr>
+          <w:sz w:val="20"/>
+          <w:szCs w:val="20"/>
+        </w:rPr>
+        <w:t>Order_Time</w:t>
+      </w:r>
+      <w:proofErr w:type="spellEnd"/>
+      <w:r>
+        <w:rPr>
+          <w:sz w:val="20"/>
+          <w:szCs w:val="20"/>
+        </w:rPr>
+        <w:t xml:space="preserve"> into hour.</w:t>
       </w:r>
     </w:p>
     <w:p>
@@ -9959,7 +11039,23 @@
           <w:sz w:val="20"/>
           <w:szCs w:val="20"/>
         </w:rPr>
-        <w:t xml:space="preserve"> By to get revenue per Customer_ID; Merge two queries; Append two queries.</w:t>
+        <w:t xml:space="preserve"> By to get revenue per </w:t>
+      </w:r>
+      <w:proofErr w:type="spellStart"/>
+      <w:r>
+        <w:rPr>
+          <w:sz w:val="20"/>
+          <w:szCs w:val="20"/>
+        </w:rPr>
+        <w:t>Customer_ID</w:t>
+      </w:r>
+      <w:proofErr w:type="spellEnd"/>
+      <w:r>
+        <w:rPr>
+          <w:sz w:val="20"/>
+          <w:szCs w:val="20"/>
+        </w:rPr>
+        <w:t>; Merge two queries; Append two queries.</w:t>
       </w:r>
     </w:p>
     <w:p>
@@ -10044,7 +11140,23 @@
           <w:sz w:val="20"/>
           <w:szCs w:val="20"/>
         </w:rPr>
-        <w:t xml:space="preserve"> an if-then-else custom column for Size_Label in M.</w:t>
+        <w:t xml:space="preserve"> an if-then-else custom column for </w:t>
+      </w:r>
+      <w:proofErr w:type="spellStart"/>
+      <w:r>
+        <w:rPr>
+          <w:sz w:val="20"/>
+          <w:szCs w:val="20"/>
+        </w:rPr>
+        <w:t>Size_Label</w:t>
+      </w:r>
+      <w:proofErr w:type="spellEnd"/>
+      <w:r>
+        <w:rPr>
+          <w:sz w:val="20"/>
+          <w:szCs w:val="20"/>
+        </w:rPr>
+        <w:t xml:space="preserve"> in M.</w:t>
       </w:r>
     </w:p>
     <w:p>
@@ -10087,7 +11199,55 @@
           <w:sz w:val="20"/>
           <w:szCs w:val="20"/>
         </w:rPr>
-        <w:t xml:space="preserve"> Table.TransformColumns with Text.Proper and Text.Trim.</w:t>
+        <w:t xml:space="preserve"> </w:t>
+      </w:r>
+      <w:proofErr w:type="spellStart"/>
+      <w:r>
+        <w:rPr>
+          <w:sz w:val="20"/>
+          <w:szCs w:val="20"/>
+        </w:rPr>
+        <w:t>Table.TransformColumns</w:t>
+      </w:r>
+      <w:proofErr w:type="spellEnd"/>
+      <w:r>
+        <w:rPr>
+          <w:sz w:val="20"/>
+          <w:szCs w:val="20"/>
+        </w:rPr>
+        <w:t xml:space="preserve"> with </w:t>
+      </w:r>
+      <w:proofErr w:type="spellStart"/>
+      <w:r>
+        <w:rPr>
+          <w:sz w:val="20"/>
+          <w:szCs w:val="20"/>
+        </w:rPr>
+        <w:t>Text.Proper</w:t>
+      </w:r>
+      <w:proofErr w:type="spellEnd"/>
+      <w:r>
+        <w:rPr>
+          <w:sz w:val="20"/>
+          <w:szCs w:val="20"/>
+        </w:rPr>
+        <w:t xml:space="preserve"> and </w:t>
+      </w:r>
+      <w:proofErr w:type="spellStart"/>
+      <w:r>
+        <w:rPr>
+          <w:sz w:val="20"/>
+          <w:szCs w:val="20"/>
+        </w:rPr>
+        <w:t>Text.Trim</w:t>
+      </w:r>
+      <w:proofErr w:type="spellEnd"/>
+      <w:r>
+        <w:rPr>
+          <w:sz w:val="20"/>
+          <w:szCs w:val="20"/>
+        </w:rPr>
+        <w:t>.</w:t>
       </w:r>
     </w:p>
     <w:p>
@@ -10130,7 +11290,39 @@
           <w:sz w:val="20"/>
           <w:szCs w:val="20"/>
         </w:rPr>
-        <w:t xml:space="preserve"> Date.Year and Date.MonthName to build date columns in M.</w:t>
+        <w:t xml:space="preserve"> </w:t>
+      </w:r>
+      <w:proofErr w:type="spellStart"/>
+      <w:r>
+        <w:rPr>
+          <w:sz w:val="20"/>
+          <w:szCs w:val="20"/>
+        </w:rPr>
+        <w:t>Date.Year</w:t>
+      </w:r>
+      <w:proofErr w:type="spellEnd"/>
+      <w:r>
+        <w:rPr>
+          <w:sz w:val="20"/>
+          <w:szCs w:val="20"/>
+        </w:rPr>
+        <w:t xml:space="preserve"> and </w:t>
+      </w:r>
+      <w:proofErr w:type="spellStart"/>
+      <w:r>
+        <w:rPr>
+          <w:sz w:val="20"/>
+          <w:szCs w:val="20"/>
+        </w:rPr>
+        <w:t>Date.MonthName</w:t>
+      </w:r>
+      <w:proofErr w:type="spellEnd"/>
+      <w:r>
+        <w:rPr>
+          <w:sz w:val="20"/>
+          <w:szCs w:val="20"/>
+        </w:rPr>
+        <w:t xml:space="preserve"> to build date columns in M.</w:t>
       </w:r>
     </w:p>
     <w:p>
@@ -10164,7 +11356,23 @@
           <w:sz w:val="20"/>
           <w:szCs w:val="20"/>
         </w:rPr>
-        <w:t xml:space="preserve"> a custom function fnClean(text) and call it.</w:t>
+        <w:t xml:space="preserve"> a custom function </w:t>
+      </w:r>
+      <w:proofErr w:type="spellStart"/>
+      <w:r>
+        <w:rPr>
+          <w:sz w:val="20"/>
+          <w:szCs w:val="20"/>
+        </w:rPr>
+        <w:t>fnClean</w:t>
+      </w:r>
+      <w:proofErr w:type="spellEnd"/>
+      <w:r>
+        <w:rPr>
+          <w:sz w:val="20"/>
+          <w:szCs w:val="20"/>
+        </w:rPr>
+        <w:t>(text) and call it.</w:t>
       </w:r>
     </w:p>
     <w:p>
@@ -10241,7 +11449,23 @@
           <w:sz w:val="20"/>
           <w:szCs w:val="20"/>
         </w:rPr>
-        <w:t xml:space="preserve"> a Date table in M using List.Dates.</w:t>
+        <w:t xml:space="preserve"> a Date table in M using </w:t>
+      </w:r>
+      <w:proofErr w:type="spellStart"/>
+      <w:r>
+        <w:rPr>
+          <w:sz w:val="20"/>
+          <w:szCs w:val="20"/>
+        </w:rPr>
+        <w:t>List.Dates</w:t>
+      </w:r>
+      <w:proofErr w:type="spellEnd"/>
+      <w:r>
+        <w:rPr>
+          <w:sz w:val="20"/>
+          <w:szCs w:val="20"/>
+        </w:rPr>
+        <w:t>.</w:t>
       </w:r>
     </w:p>
     <w:p>
@@ -10273,7 +11497,23 @@
           <w:szCs w:val="20"/>
         </w:rPr>
         <w:lastRenderedPageBreak/>
-        <w:t>Day 9: Power BI modeling (P4-P6)</w:t>
+        <w:t xml:space="preserve">Day 9: Power BI </w:t>
+      </w:r>
+      <w:proofErr w:type="spellStart"/>
+      <w:r>
+        <w:rPr>
+          <w:sz w:val="20"/>
+          <w:szCs w:val="20"/>
+        </w:rPr>
+        <w:t>modeling</w:t>
+      </w:r>
+      <w:proofErr w:type="spellEnd"/>
+      <w:r>
+        <w:rPr>
+          <w:sz w:val="20"/>
+          <w:szCs w:val="20"/>
+        </w:rPr>
+        <w:t xml:space="preserve"> (P4-P6)</w:t>
       </w:r>
     </w:p>
     <w:tbl>
@@ -10716,7 +11956,23 @@
           <w:sz w:val="20"/>
           <w:szCs w:val="20"/>
         </w:rPr>
-        <w:t xml:space="preserve"> columns are primary keys and foreign keys between fact and dim_product?</w:t>
+        <w:t xml:space="preserve"> columns are primary keys and foreign keys between fact and </w:t>
+      </w:r>
+      <w:proofErr w:type="spellStart"/>
+      <w:r>
+        <w:rPr>
+          <w:sz w:val="20"/>
+          <w:szCs w:val="20"/>
+        </w:rPr>
+        <w:t>dim_product</w:t>
+      </w:r>
+      <w:proofErr w:type="spellEnd"/>
+      <w:r>
+        <w:rPr>
+          <w:sz w:val="20"/>
+          <w:szCs w:val="20"/>
+        </w:rPr>
+        <w:t>?</w:t>
       </w:r>
     </w:p>
     <w:p>
@@ -10885,7 +12141,23 @@
           <w:sz w:val="20"/>
           <w:szCs w:val="20"/>
         </w:rPr>
-        <w:t xml:space="preserve"> vs DirectQuery vs Composite: one pro and one con each.</w:t>
+        <w:t xml:space="preserve"> vs </w:t>
+      </w:r>
+      <w:proofErr w:type="spellStart"/>
+      <w:r>
+        <w:rPr>
+          <w:sz w:val="20"/>
+          <w:szCs w:val="20"/>
+        </w:rPr>
+        <w:t>DirectQuery</w:t>
+      </w:r>
+      <w:proofErr w:type="spellEnd"/>
+      <w:r>
+        <w:rPr>
+          <w:sz w:val="20"/>
+          <w:szCs w:val="20"/>
+        </w:rPr>
+        <w:t xml:space="preserve"> vs Composite: one pro and one con each.</w:t>
       </w:r>
     </w:p>
     <w:p>
@@ -11309,7 +12581,23 @@
           <w:sz w:val="20"/>
           <w:szCs w:val="20"/>
         </w:rPr>
-        <w:t>: Online Sales (Sales_Channel = Online).</w:t>
+        <w:t>: Online Sales (</w:t>
+      </w:r>
+      <w:proofErr w:type="spellStart"/>
+      <w:r>
+        <w:rPr>
+          <w:sz w:val="20"/>
+          <w:szCs w:val="20"/>
+        </w:rPr>
+        <w:t>Sales_Channel</w:t>
+      </w:r>
+      <w:proofErr w:type="spellEnd"/>
+      <w:r>
+        <w:rPr>
+          <w:sz w:val="20"/>
+          <w:szCs w:val="20"/>
+        </w:rPr>
+        <w:t xml:space="preserve"> = Online).</w:t>
       </w:r>
     </w:p>
     <w:p>
@@ -11496,7 +12784,23 @@
           <w:sz w:val="20"/>
           <w:szCs w:val="20"/>
         </w:rPr>
-        <w:t>: total of Quantity x Unit_Price. When do you need an iterator?</w:t>
+        <w:t xml:space="preserve">: total of Quantity x </w:t>
+      </w:r>
+      <w:proofErr w:type="spellStart"/>
+      <w:r>
+        <w:rPr>
+          <w:sz w:val="20"/>
+          <w:szCs w:val="20"/>
+        </w:rPr>
+        <w:t>Unit_Price</w:t>
+      </w:r>
+      <w:proofErr w:type="spellEnd"/>
+      <w:r>
+        <w:rPr>
+          <w:sz w:val="20"/>
+          <w:szCs w:val="20"/>
+        </w:rPr>
+        <w:t>. When do you need an iterator?</w:t>
       </w:r>
     </w:p>
     <w:p>
@@ -11954,7 +13258,23 @@
           <w:sz w:val="20"/>
           <w:szCs w:val="20"/>
         </w:rPr>
-        <w:t>: hide Cost_Amount and Profit from a role. Which tool is needed?</w:t>
+        <w:t xml:space="preserve">: hide </w:t>
+      </w:r>
+      <w:proofErr w:type="spellStart"/>
+      <w:r>
+        <w:rPr>
+          <w:sz w:val="20"/>
+          <w:szCs w:val="20"/>
+        </w:rPr>
+        <w:t>Cost_Amount</w:t>
+      </w:r>
+      <w:proofErr w:type="spellEnd"/>
+      <w:r>
+        <w:rPr>
+          <w:sz w:val="20"/>
+          <w:szCs w:val="20"/>
+        </w:rPr>
+        <w:t xml:space="preserve"> and Profit from a role. Which tool is needed?</w:t>
       </w:r>
     </w:p>
     <w:p>
@@ -12532,7 +13852,23 @@
           <w:sz w:val="20"/>
           <w:szCs w:val="20"/>
         </w:rPr>
-        <w:t xml:space="preserve"> a waterfall chart and a treemap for profit by category.</w:t>
+        <w:t xml:space="preserve"> a waterfall chart and a </w:t>
+      </w:r>
+      <w:proofErr w:type="spellStart"/>
+      <w:r>
+        <w:rPr>
+          <w:sz w:val="20"/>
+          <w:szCs w:val="20"/>
+        </w:rPr>
+        <w:t>treemap</w:t>
+      </w:r>
+      <w:proofErr w:type="spellEnd"/>
+      <w:r>
+        <w:rPr>
+          <w:sz w:val="20"/>
+          <w:szCs w:val="20"/>
+        </w:rPr>
+        <w:t xml:space="preserve"> for profit by category.</w:t>
       </w:r>
     </w:p>
     <w:p>
@@ -12718,7 +14054,23 @@
           <w:sz w:val="20"/>
           <w:szCs w:val="20"/>
         </w:rPr>
-        <w:t xml:space="preserve"> a color scale on profit margin in a matrix.</w:t>
+        <w:t xml:space="preserve"> a </w:t>
+      </w:r>
+      <w:proofErr w:type="spellStart"/>
+      <w:r>
+        <w:rPr>
+          <w:sz w:val="20"/>
+          <w:szCs w:val="20"/>
+        </w:rPr>
+        <w:t>color</w:t>
+      </w:r>
+      <w:proofErr w:type="spellEnd"/>
+      <w:r>
+        <w:rPr>
+          <w:sz w:val="20"/>
+          <w:szCs w:val="20"/>
+        </w:rPr>
+        <w:t xml:space="preserve"> scale on profit margin in a matrix.</w:t>
       </w:r>
     </w:p>
     <w:p>
@@ -12820,7 +14172,23 @@
           <w:sz w:val="20"/>
           <w:szCs w:val="20"/>
         </w:rPr>
-        <w:t xml:space="preserve"> Influencers: what drives low Customer_Rating or returns?</w:t>
+        <w:t xml:space="preserve"> Influencers: what drives low </w:t>
+      </w:r>
+      <w:proofErr w:type="spellStart"/>
+      <w:r>
+        <w:rPr>
+          <w:sz w:val="20"/>
+          <w:szCs w:val="20"/>
+        </w:rPr>
+        <w:t>Customer_Rating</w:t>
+      </w:r>
+      <w:proofErr w:type="spellEnd"/>
+      <w:r>
+        <w:rPr>
+          <w:sz w:val="20"/>
+          <w:szCs w:val="20"/>
+        </w:rPr>
+        <w:t xml:space="preserve"> or returns?</w:t>
       </w:r>
     </w:p>
     <w:p>
@@ -13945,7 +15313,23 @@
           <w:sz w:val="20"/>
           <w:szCs w:val="20"/>
         </w:rPr>
-        <w:t xml:space="preserve"> only the keyboard, jump to the last row/column of the data, then select the whole Sales_Amount column.</w:t>
+        <w:t xml:space="preserve"> only the keyboard, jump to the last row/column of the data, then select the whole </w:t>
+      </w:r>
+      <w:proofErr w:type="spellStart"/>
+      <w:r>
+        <w:rPr>
+          <w:sz w:val="20"/>
+          <w:szCs w:val="20"/>
+        </w:rPr>
+        <w:t>Sales_Amount</w:t>
+      </w:r>
+      <w:proofErr w:type="spellEnd"/>
+      <w:r>
+        <w:rPr>
+          <w:sz w:val="20"/>
+          <w:szCs w:val="20"/>
+        </w:rPr>
+        <w:t xml:space="preserve"> column.</w:t>
       </w:r>
     </w:p>
     <w:p>
@@ -14008,7 +15392,23 @@
           <w:sz w:val="20"/>
           <w:szCs w:val="20"/>
         </w:rPr>
-        <w:t xml:space="preserve"> by Country (A-Z), then by Sales_Amount (largest first).</w:t>
+        <w:t xml:space="preserve"> by Country (A-Z), then by </w:t>
+      </w:r>
+      <w:proofErr w:type="spellStart"/>
+      <w:r>
+        <w:rPr>
+          <w:sz w:val="20"/>
+          <w:szCs w:val="20"/>
+        </w:rPr>
+        <w:t>Sales_Amount</w:t>
+      </w:r>
+      <w:proofErr w:type="spellEnd"/>
+      <w:r>
+        <w:rPr>
+          <w:sz w:val="20"/>
+          <w:szCs w:val="20"/>
+        </w:rPr>
+        <w:t xml:space="preserve"> (largest first).</w:t>
       </w:r>
     </w:p>
     <w:p>
@@ -14134,7 +15534,23 @@
           <w:sz w:val="20"/>
           <w:szCs w:val="20"/>
         </w:rPr>
-        <w:t xml:space="preserve"> duplicate rows on Transaction_ID. How do you confirm how many were removed?</w:t>
+        <w:t xml:space="preserve"> duplicate rows on </w:t>
+      </w:r>
+      <w:proofErr w:type="spellStart"/>
+      <w:r>
+        <w:rPr>
+          <w:sz w:val="20"/>
+          <w:szCs w:val="20"/>
+        </w:rPr>
+        <w:t>Transaction_ID</w:t>
+      </w:r>
+      <w:proofErr w:type="spellEnd"/>
+      <w:r>
+        <w:rPr>
+          <w:sz w:val="20"/>
+          <w:szCs w:val="20"/>
+        </w:rPr>
+        <w:t>. How do you confirm how many were removed?</w:t>
       </w:r>
     </w:p>
     <w:p>
@@ -14197,7 +15613,23 @@
           <w:sz w:val="20"/>
           <w:szCs w:val="20"/>
         </w:rPr>
-        <w:t>: Online orders in Germany with Sales_Amount &gt; 500.</w:t>
+        <w:t xml:space="preserve">: Online orders in Germany with </w:t>
+      </w:r>
+      <w:proofErr w:type="spellStart"/>
+      <w:r>
+        <w:rPr>
+          <w:sz w:val="20"/>
+          <w:szCs w:val="20"/>
+        </w:rPr>
+        <w:t>Sales_Amount</w:t>
+      </w:r>
+      <w:proofErr w:type="spellEnd"/>
+      <w:r>
+        <w:rPr>
+          <w:sz w:val="20"/>
+          <w:szCs w:val="20"/>
+        </w:rPr>
+        <w:t xml:space="preserve"> &gt; 500.</w:t>
       </w:r>
     </w:p>
     <w:p>
@@ -14260,7 +15692,23 @@
           <w:sz w:val="20"/>
           <w:szCs w:val="20"/>
         </w:rPr>
-        <w:t xml:space="preserve"> chart of monthly Sales_Amount (build a helper month column first).</w:t>
+        <w:t xml:space="preserve"> chart of monthly </w:t>
+      </w:r>
+      <w:proofErr w:type="spellStart"/>
+      <w:r>
+        <w:rPr>
+          <w:sz w:val="20"/>
+          <w:szCs w:val="20"/>
+        </w:rPr>
+        <w:t>Sales_Amount</w:t>
+      </w:r>
+      <w:proofErr w:type="spellEnd"/>
+      <w:r>
+        <w:rPr>
+          <w:sz w:val="20"/>
+          <w:szCs w:val="20"/>
+        </w:rPr>
+        <w:t xml:space="preserve"> (build a helper month column first).</w:t>
       </w:r>
     </w:p>
     <w:p>
@@ -14323,7 +15771,23 @@
           <w:sz w:val="20"/>
           <w:szCs w:val="20"/>
         </w:rPr>
-        <w:t xml:space="preserve"> VLOOKUP approximate match to map Sales_Amount to a price band table (0, 100, 500, 1000).</w:t>
+        <w:t xml:space="preserve"> VLOOKUP approximate match to map </w:t>
+      </w:r>
+      <w:proofErr w:type="spellStart"/>
+      <w:r>
+        <w:rPr>
+          <w:sz w:val="20"/>
+          <w:szCs w:val="20"/>
+        </w:rPr>
+        <w:t>Sales_Amount</w:t>
+      </w:r>
+      <w:proofErr w:type="spellEnd"/>
+      <w:r>
+        <w:rPr>
+          <w:sz w:val="20"/>
+          <w:szCs w:val="20"/>
+        </w:rPr>
+        <w:t xml:space="preserve"> to a price band table (0, 100, 500, 1000).</w:t>
       </w:r>
     </w:p>
     <w:p>
@@ -14386,7 +15850,39 @@
           <w:sz w:val="20"/>
           <w:szCs w:val="20"/>
         </w:rPr>
-        <w:t xml:space="preserve"> INDEX/MATCH to return Store_Name for a given Store_ID.</w:t>
+        <w:t xml:space="preserve"> INDEX/MATCH to return </w:t>
+      </w:r>
+      <w:proofErr w:type="spellStart"/>
+      <w:r>
+        <w:rPr>
+          <w:sz w:val="20"/>
+          <w:szCs w:val="20"/>
+        </w:rPr>
+        <w:t>Store_Name</w:t>
+      </w:r>
+      <w:proofErr w:type="spellEnd"/>
+      <w:r>
+        <w:rPr>
+          <w:sz w:val="20"/>
+          <w:szCs w:val="20"/>
+        </w:rPr>
+        <w:t xml:space="preserve"> for a given </w:t>
+      </w:r>
+      <w:proofErr w:type="spellStart"/>
+      <w:r>
+        <w:rPr>
+          <w:sz w:val="20"/>
+          <w:szCs w:val="20"/>
+        </w:rPr>
+        <w:t>Store_ID</w:t>
+      </w:r>
+      <w:proofErr w:type="spellEnd"/>
+      <w:r>
+        <w:rPr>
+          <w:sz w:val="20"/>
+          <w:szCs w:val="20"/>
+        </w:rPr>
+        <w:t>.</w:t>
       </w:r>
     </w:p>
     <w:p>
@@ -14449,7 +15945,23 @@
           <w:sz w:val="20"/>
           <w:szCs w:val="20"/>
         </w:rPr>
-        <w:t>: extract the store number from Store_ID.</w:t>
+        <w:t xml:space="preserve">: extract the store number from </w:t>
+      </w:r>
+      <w:proofErr w:type="spellStart"/>
+      <w:r>
+        <w:rPr>
+          <w:sz w:val="20"/>
+          <w:szCs w:val="20"/>
+        </w:rPr>
+        <w:t>Store_ID</w:t>
+      </w:r>
+      <w:proofErr w:type="spellEnd"/>
+      <w:r>
+        <w:rPr>
+          <w:sz w:val="20"/>
+          <w:szCs w:val="20"/>
+        </w:rPr>
+        <w:t>.</w:t>
       </w:r>
     </w:p>
     <w:p>
@@ -14512,7 +16024,23 @@
           <w:sz w:val="20"/>
           <w:szCs w:val="20"/>
         </w:rPr>
-        <w:t xml:space="preserve"> Year, Month name and Weekday from Order_Date.</w:t>
+        <w:t xml:space="preserve"> Year, Month name and Weekday from </w:t>
+      </w:r>
+      <w:proofErr w:type="spellStart"/>
+      <w:r>
+        <w:rPr>
+          <w:sz w:val="20"/>
+          <w:szCs w:val="20"/>
+        </w:rPr>
+        <w:t>Order_Date</w:t>
+      </w:r>
+      <w:proofErr w:type="spellEnd"/>
+      <w:r>
+        <w:rPr>
+          <w:sz w:val="20"/>
+          <w:szCs w:val="20"/>
+        </w:rPr>
+        <w:t>.</w:t>
       </w:r>
     </w:p>
     <w:p>
@@ -14701,7 +16229,23 @@
           <w:sz w:val="20"/>
           <w:szCs w:val="20"/>
         </w:rPr>
-        <w:t xml:space="preserve"> Discount_Percentage to values between 0 and 50, with a custom error message.</w:t>
+        <w:t xml:space="preserve"> </w:t>
+      </w:r>
+      <w:proofErr w:type="spellStart"/>
+      <w:r>
+        <w:rPr>
+          <w:sz w:val="20"/>
+          <w:szCs w:val="20"/>
+        </w:rPr>
+        <w:t>Discount_Percentage</w:t>
+      </w:r>
+      <w:proofErr w:type="spellEnd"/>
+      <w:r>
+        <w:rPr>
+          <w:sz w:val="20"/>
+          <w:szCs w:val="20"/>
+        </w:rPr>
+        <w:t xml:space="preserve"> to values between 0 and 50, with a custom error message.</w:t>
       </w:r>
     </w:p>
     <w:p>
@@ -14844,7 +16388,39 @@
           <w:sz w:val="20"/>
           <w:szCs w:val="20"/>
         </w:rPr>
-        <w:t xml:space="preserve"> a primary key on Transaction_ID and NOT NULL on Order_Date.</w:t>
+        <w:t xml:space="preserve"> a primary key on </w:t>
+      </w:r>
+      <w:proofErr w:type="spellStart"/>
+      <w:r>
+        <w:rPr>
+          <w:sz w:val="20"/>
+          <w:szCs w:val="20"/>
+        </w:rPr>
+        <w:t>Transaction_ID</w:t>
+      </w:r>
+      <w:proofErr w:type="spellEnd"/>
+      <w:r>
+        <w:rPr>
+          <w:sz w:val="20"/>
+          <w:szCs w:val="20"/>
+        </w:rPr>
+        <w:t xml:space="preserve"> and NOT NULL on </w:t>
+      </w:r>
+      <w:proofErr w:type="spellStart"/>
+      <w:r>
+        <w:rPr>
+          <w:sz w:val="20"/>
+          <w:szCs w:val="20"/>
+        </w:rPr>
+        <w:t>Order_Date</w:t>
+      </w:r>
+      <w:proofErr w:type="spellEnd"/>
+      <w:r>
+        <w:rPr>
+          <w:sz w:val="20"/>
+          <w:szCs w:val="20"/>
+        </w:rPr>
+        <w:t>.</w:t>
       </w:r>
     </w:p>
     <w:p>
@@ -14907,7 +16483,23 @@
           <w:sz w:val="20"/>
           <w:szCs w:val="20"/>
         </w:rPr>
-        <w:t xml:space="preserve"> where Country = 'Canada' and Sales_Amount &gt; 500.</w:t>
+        <w:t xml:space="preserve"> where Country = 'Canada' and </w:t>
+      </w:r>
+      <w:proofErr w:type="spellStart"/>
+      <w:r>
+        <w:rPr>
+          <w:sz w:val="20"/>
+          <w:szCs w:val="20"/>
+        </w:rPr>
+        <w:t>Sales_Amount</w:t>
+      </w:r>
+      <w:proofErr w:type="spellEnd"/>
+      <w:r>
+        <w:rPr>
+          <w:sz w:val="20"/>
+          <w:szCs w:val="20"/>
+        </w:rPr>
+        <w:t xml:space="preserve"> &gt; 500.</w:t>
       </w:r>
     </w:p>
     <w:p>
@@ -15033,7 +16625,23 @@
           <w:sz w:val="20"/>
           <w:szCs w:val="20"/>
         </w:rPr>
-        <w:t xml:space="preserve"> revenue per Product_Category.</w:t>
+        <w:t xml:space="preserve"> revenue per </w:t>
+      </w:r>
+      <w:proofErr w:type="spellStart"/>
+      <w:r>
+        <w:rPr>
+          <w:sz w:val="20"/>
+          <w:szCs w:val="20"/>
+        </w:rPr>
+        <w:t>Product_Category</w:t>
+      </w:r>
+      <w:proofErr w:type="spellEnd"/>
+      <w:r>
+        <w:rPr>
+          <w:sz w:val="20"/>
+          <w:szCs w:val="20"/>
+        </w:rPr>
+        <w:t>.</w:t>
       </w:r>
     </w:p>
     <w:p>
@@ -15285,7 +16893,23 @@
           <w:sz w:val="20"/>
           <w:szCs w:val="20"/>
         </w:rPr>
-        <w:t xml:space="preserve"> Discount_Percentage at 50 where it is higher.</w:t>
+        <w:t xml:space="preserve"> </w:t>
+      </w:r>
+      <w:proofErr w:type="spellStart"/>
+      <w:r>
+        <w:rPr>
+          <w:sz w:val="20"/>
+          <w:szCs w:val="20"/>
+        </w:rPr>
+        <w:t>Discount_Percentage</w:t>
+      </w:r>
+      <w:proofErr w:type="spellEnd"/>
+      <w:r>
+        <w:rPr>
+          <w:sz w:val="20"/>
+          <w:szCs w:val="20"/>
+        </w:rPr>
+        <w:t xml:space="preserve"> at 50 where it is higher.</w:t>
       </w:r>
     </w:p>
     <w:p>
@@ -15759,7 +17383,55 @@
           <w:sz w:val="20"/>
           <w:szCs w:val="20"/>
         </w:rPr>
-        <w:t xml:space="preserve"> Table.TransformColumns with Text.Proper and Text.Trim.</w:t>
+        <w:t xml:space="preserve"> </w:t>
+      </w:r>
+      <w:proofErr w:type="spellStart"/>
+      <w:r>
+        <w:rPr>
+          <w:sz w:val="20"/>
+          <w:szCs w:val="20"/>
+        </w:rPr>
+        <w:t>Table.TransformColumns</w:t>
+      </w:r>
+      <w:proofErr w:type="spellEnd"/>
+      <w:r>
+        <w:rPr>
+          <w:sz w:val="20"/>
+          <w:szCs w:val="20"/>
+        </w:rPr>
+        <w:t xml:space="preserve"> with </w:t>
+      </w:r>
+      <w:proofErr w:type="spellStart"/>
+      <w:r>
+        <w:rPr>
+          <w:sz w:val="20"/>
+          <w:szCs w:val="20"/>
+        </w:rPr>
+        <w:t>Text.Proper</w:t>
+      </w:r>
+      <w:proofErr w:type="spellEnd"/>
+      <w:r>
+        <w:rPr>
+          <w:sz w:val="20"/>
+          <w:szCs w:val="20"/>
+        </w:rPr>
+        <w:t xml:space="preserve"> and </w:t>
+      </w:r>
+      <w:proofErr w:type="spellStart"/>
+      <w:r>
+        <w:rPr>
+          <w:sz w:val="20"/>
+          <w:szCs w:val="20"/>
+        </w:rPr>
+        <w:t>Text.Trim</w:t>
+      </w:r>
+      <w:proofErr w:type="spellEnd"/>
+      <w:r>
+        <w:rPr>
+          <w:sz w:val="20"/>
+          <w:szCs w:val="20"/>
+        </w:rPr>
+        <w:t>.</w:t>
       </w:r>
     </w:p>
     <w:p>

--- a/Python/Datasets/E_Retail Sales Dataset/Placement_Test_Practice_Question_Bank.docx
+++ b/Python/Datasets/E_Retail Sales Dataset/Placement_Test_Practice_Question_Bank.docx
@@ -2020,56 +2020,6 @@
           <w:sz w:val="20"/>
           <w:szCs w:val="20"/>
         </w:rPr>
-        <w:t xml:space="preserve">E13.2  </w:t>
-      </w:r>
-      <w:r>
-        <w:rPr>
-          <w:sz w:val="20"/>
-          <w:szCs w:val="20"/>
-        </w:rPr>
-        <w:t>Restrict</w:t>
-      </w:r>
-      <w:proofErr w:type="gramEnd"/>
-      <w:r>
-        <w:rPr>
-          <w:sz w:val="20"/>
-          <w:szCs w:val="20"/>
-        </w:rPr>
-        <w:t xml:space="preserve"> </w:t>
-      </w:r>
-      <w:proofErr w:type="spellStart"/>
-      <w:r>
-        <w:rPr>
-          <w:sz w:val="20"/>
-          <w:szCs w:val="20"/>
-        </w:rPr>
-        <w:t>Discount_Percentage</w:t>
-      </w:r>
-      <w:proofErr w:type="spellEnd"/>
-      <w:r>
-        <w:rPr>
-          <w:sz w:val="20"/>
-          <w:szCs w:val="20"/>
-        </w:rPr>
-        <w:t xml:space="preserve"> to values between 0 and 50, with a custom error message.</w:t>
-      </w:r>
-    </w:p>
-    <w:p>
-      <w:pPr>
-        <w:spacing w:after="80"/>
-        <w:rPr>
-          <w:sz w:val="20"/>
-          <w:szCs w:val="20"/>
-        </w:rPr>
-      </w:pPr>
-      <w:proofErr w:type="gramStart"/>
-      <w:r>
-        <w:rPr>
-          <w:b/>
-          <w:bCs/>
-          <w:sz w:val="20"/>
-          <w:szCs w:val="20"/>
-        </w:rPr>
         <w:t xml:space="preserve">E13.3  </w:t>
       </w:r>
       <w:r>
@@ -4216,67 +4166,67 @@
           <w:sz w:val="20"/>
           <w:szCs w:val="20"/>
         </w:rPr>
+        <w:t xml:space="preserve">Mock </w:t>
+      </w:r>
+      <w:proofErr w:type="gramStart"/>
+      <w:r>
+        <w:rPr>
+          <w:b/>
+          <w:bCs/>
+          <w:sz w:val="20"/>
+          <w:szCs w:val="20"/>
+        </w:rPr>
+        <w:t>26  (</w:t>
+      </w:r>
+      <w:proofErr w:type="gramEnd"/>
+      <w:r>
+        <w:rPr>
+          <w:b/>
+          <w:bCs/>
+          <w:sz w:val="20"/>
+          <w:szCs w:val="20"/>
+        </w:rPr>
+        <w:t>E13.6</w:t>
+      </w:r>
+      <w:proofErr w:type="gramStart"/>
+      <w:r>
+        <w:rPr>
+          <w:b/>
+          <w:bCs/>
+          <w:sz w:val="20"/>
+          <w:szCs w:val="20"/>
+        </w:rPr>
+        <w:t xml:space="preserve">)  </w:t>
+      </w:r>
+      <w:r>
+        <w:rPr>
+          <w:sz w:val="20"/>
+          <w:szCs w:val="20"/>
+        </w:rPr>
+        <w:t>Scenario</w:t>
+      </w:r>
+      <w:proofErr w:type="gramEnd"/>
+      <w:r>
+        <w:rPr>
+          <w:sz w:val="20"/>
+          <w:szCs w:val="20"/>
+        </w:rPr>
+        <w:t xml:space="preserve"> Manager: create Best, Base and Worst discount scenarios.</w:t>
+      </w:r>
+    </w:p>
+    <w:p>
+      <w:pPr>
+        <w:rPr>
+          <w:sz w:val="20"/>
+          <w:szCs w:val="20"/>
+        </w:rPr>
+      </w:pPr>
+      <w:r>
+        <w:rPr>
+          <w:sz w:val="20"/>
+          <w:szCs w:val="20"/>
+        </w:rPr>
         <w:lastRenderedPageBreak/>
-        <w:t xml:space="preserve">Mock </w:t>
-      </w:r>
-      <w:proofErr w:type="gramStart"/>
-      <w:r>
-        <w:rPr>
-          <w:b/>
-          <w:bCs/>
-          <w:sz w:val="20"/>
-          <w:szCs w:val="20"/>
-        </w:rPr>
-        <w:t>26  (</w:t>
-      </w:r>
-      <w:proofErr w:type="gramEnd"/>
-      <w:r>
-        <w:rPr>
-          <w:b/>
-          <w:bCs/>
-          <w:sz w:val="20"/>
-          <w:szCs w:val="20"/>
-        </w:rPr>
-        <w:t>E13.6</w:t>
-      </w:r>
-      <w:proofErr w:type="gramStart"/>
-      <w:r>
-        <w:rPr>
-          <w:b/>
-          <w:bCs/>
-          <w:sz w:val="20"/>
-          <w:szCs w:val="20"/>
-        </w:rPr>
-        <w:t xml:space="preserve">)  </w:t>
-      </w:r>
-      <w:r>
-        <w:rPr>
-          <w:sz w:val="20"/>
-          <w:szCs w:val="20"/>
-        </w:rPr>
-        <w:t>Scenario</w:t>
-      </w:r>
-      <w:proofErr w:type="gramEnd"/>
-      <w:r>
-        <w:rPr>
-          <w:sz w:val="20"/>
-          <w:szCs w:val="20"/>
-        </w:rPr>
-        <w:t xml:space="preserve"> Manager: create Best, Base and Worst discount scenarios.</w:t>
-      </w:r>
-    </w:p>
-    <w:p>
-      <w:pPr>
-        <w:rPr>
-          <w:sz w:val="20"/>
-          <w:szCs w:val="20"/>
-        </w:rPr>
-      </w:pPr>
-      <w:r>
-        <w:rPr>
-          <w:sz w:val="20"/>
-          <w:szCs w:val="20"/>
-        </w:rPr>
         <w:br w:type="page"/>
       </w:r>
     </w:p>

--- a/Python/Datasets/E_Retail Sales Dataset/Placement_Test_Practice_Question_Bank.docx
+++ b/Python/Datasets/E_Retail Sales Dataset/Placement_Test_Practice_Question_Bank.docx
@@ -1617,23 +1617,7 @@
           <w:sz w:val="20"/>
           <w:szCs w:val="20"/>
         </w:rPr>
-        <w:t xml:space="preserve">E4. Data Handling: </w:t>
-      </w:r>
-      <w:proofErr w:type="spellStart"/>
-      <w:r>
-        <w:rPr>
-          <w:sz w:val="20"/>
-          <w:szCs w:val="20"/>
-        </w:rPr>
-        <w:t>Concat</w:t>
-      </w:r>
-      <w:proofErr w:type="spellEnd"/>
-      <w:r>
-        <w:rPr>
-          <w:sz w:val="20"/>
-          <w:szCs w:val="20"/>
-        </w:rPr>
-        <w:t>, Deduplication, Missing Value Imputation</w:t>
+        <w:t>E4. Data Handling: Concat, Deduplication, Missing Value Imputation</w:t>
       </w:r>
     </w:p>
     <w:p>
@@ -2020,40 +2004,6 @@
           <w:sz w:val="20"/>
           <w:szCs w:val="20"/>
         </w:rPr>
-        <w:t xml:space="preserve">E13.3  </w:t>
-      </w:r>
-      <w:r>
-        <w:rPr>
-          <w:sz w:val="20"/>
-          <w:szCs w:val="20"/>
-        </w:rPr>
-        <w:t>Build</w:t>
-      </w:r>
-      <w:proofErr w:type="gramEnd"/>
-      <w:r>
-        <w:rPr>
-          <w:sz w:val="20"/>
-          <w:szCs w:val="20"/>
-        </w:rPr>
-        <w:t xml:space="preserve"> a dependent dropdown: Country first, then City.</w:t>
-      </w:r>
-    </w:p>
-    <w:p>
-      <w:pPr>
-        <w:spacing w:after="80"/>
-        <w:rPr>
-          <w:sz w:val="20"/>
-          <w:szCs w:val="20"/>
-        </w:rPr>
-      </w:pPr>
-      <w:proofErr w:type="gramStart"/>
-      <w:r>
-        <w:rPr>
-          <w:b/>
-          <w:bCs/>
-          <w:sz w:val="20"/>
-          <w:szCs w:val="20"/>
-        </w:rPr>
         <w:t xml:space="preserve">E13.4  </w:t>
       </w:r>
       <w:r>
@@ -2103,23 +2053,7 @@
           <w:sz w:val="20"/>
           <w:szCs w:val="20"/>
         </w:rPr>
-        <w:t xml:space="preserve"> Seek: what </w:t>
-      </w:r>
-      <w:proofErr w:type="spellStart"/>
-      <w:r>
-        <w:rPr>
-          <w:sz w:val="20"/>
-          <w:szCs w:val="20"/>
-        </w:rPr>
-        <w:t>Unit_Price</w:t>
-      </w:r>
-      <w:proofErr w:type="spellEnd"/>
-      <w:r>
-        <w:rPr>
-          <w:sz w:val="20"/>
-          <w:szCs w:val="20"/>
-        </w:rPr>
-        <w:t xml:space="preserve"> gives a target profit of 500 on a transaction?</w:t>
+        <w:t xml:space="preserve"> Seek: what Unit_Price gives a target profit of 500 on a transaction?</w:t>
       </w:r>
     </w:p>
     <w:p>
@@ -2268,55 +2202,7 @@
           <w:sz w:val="20"/>
           <w:szCs w:val="20"/>
         </w:rPr>
-        <w:t xml:space="preserve"> the header row and the </w:t>
-      </w:r>
-      <w:proofErr w:type="spellStart"/>
-      <w:r>
-        <w:rPr>
-          <w:sz w:val="20"/>
-          <w:szCs w:val="20"/>
-        </w:rPr>
-        <w:t>Transaction_ID</w:t>
-      </w:r>
-      <w:proofErr w:type="spellEnd"/>
-      <w:r>
-        <w:rPr>
-          <w:sz w:val="20"/>
-          <w:szCs w:val="20"/>
-        </w:rPr>
-        <w:t xml:space="preserve"> column. Format </w:t>
-      </w:r>
-      <w:proofErr w:type="spellStart"/>
-      <w:r>
-        <w:rPr>
-          <w:sz w:val="20"/>
-          <w:szCs w:val="20"/>
-        </w:rPr>
-        <w:t>Order_Date</w:t>
-      </w:r>
-      <w:proofErr w:type="spellEnd"/>
-      <w:r>
-        <w:rPr>
-          <w:sz w:val="20"/>
-          <w:szCs w:val="20"/>
-        </w:rPr>
-        <w:t xml:space="preserve"> as DD-MMM-YYYY and </w:t>
-      </w:r>
-      <w:proofErr w:type="spellStart"/>
-      <w:r>
-        <w:rPr>
-          <w:sz w:val="20"/>
-          <w:szCs w:val="20"/>
-        </w:rPr>
-        <w:t>Sales_Amount</w:t>
-      </w:r>
-      <w:proofErr w:type="spellEnd"/>
-      <w:r>
-        <w:rPr>
-          <w:sz w:val="20"/>
-          <w:szCs w:val="20"/>
-        </w:rPr>
-        <w:t xml:space="preserve"> as currency with 2 decimals.</w:t>
+        <w:t xml:space="preserve"> the header row and the Transaction_ID column. Format Order_Date as DD-MMM-YYYY and Sales_Amount as currency with 2 decimals.</w:t>
       </w:r>
     </w:p>
     <w:p>
@@ -2395,23 +2281,7 @@
           <w:sz w:val="20"/>
           <w:szCs w:val="20"/>
         </w:rPr>
-        <w:t xml:space="preserve"> Special to select every blank cell in </w:t>
-      </w:r>
-      <w:proofErr w:type="spellStart"/>
-      <w:r>
-        <w:rPr>
-          <w:sz w:val="20"/>
-          <w:szCs w:val="20"/>
-        </w:rPr>
-        <w:t>Customer_Rating</w:t>
-      </w:r>
-      <w:proofErr w:type="spellEnd"/>
-      <w:r>
-        <w:rPr>
-          <w:sz w:val="20"/>
-          <w:szCs w:val="20"/>
-        </w:rPr>
-        <w:t xml:space="preserve"> and fill them all with 'NA' in one step.</w:t>
+        <w:t xml:space="preserve"> Special to select every blank cell in Customer_Rating and fill them all with 'NA' in one step.</w:t>
       </w:r>
     </w:p>
     <w:p>
@@ -2537,23 +2407,7 @@
           <w:sz w:val="20"/>
           <w:szCs w:val="20"/>
         </w:rPr>
-        <w:t xml:space="preserve"> </w:t>
-      </w:r>
-      <w:proofErr w:type="spellStart"/>
-      <w:r>
-        <w:rPr>
-          <w:sz w:val="20"/>
-          <w:szCs w:val="20"/>
-        </w:rPr>
-        <w:t>Customer_Age</w:t>
-      </w:r>
-      <w:proofErr w:type="spellEnd"/>
-      <w:r>
-        <w:rPr>
-          <w:sz w:val="20"/>
-          <w:szCs w:val="20"/>
-        </w:rPr>
-        <w:t xml:space="preserve"> outside 16-90 and report how many rows are affected.</w:t>
+        <w:t xml:space="preserve"> Customer_Age outside 16-90 and report how many rows are affected.</w:t>
       </w:r>
     </w:p>
     <w:p>
@@ -2679,39 +2533,7 @@
           <w:sz w:val="20"/>
           <w:szCs w:val="20"/>
         </w:rPr>
-        <w:t xml:space="preserve"> 'Returned' when </w:t>
-      </w:r>
-      <w:proofErr w:type="spellStart"/>
-      <w:r>
-        <w:rPr>
-          <w:sz w:val="20"/>
-          <w:szCs w:val="20"/>
-        </w:rPr>
-        <w:t>Return_Flag</w:t>
-      </w:r>
-      <w:proofErr w:type="spellEnd"/>
-      <w:r>
-        <w:rPr>
-          <w:sz w:val="20"/>
-          <w:szCs w:val="20"/>
-        </w:rPr>
-        <w:t xml:space="preserve"> = Yes, otherwise show the </w:t>
-      </w:r>
-      <w:proofErr w:type="spellStart"/>
-      <w:r>
-        <w:rPr>
-          <w:sz w:val="20"/>
-          <w:szCs w:val="20"/>
-        </w:rPr>
-        <w:t>Order_Status</w:t>
-      </w:r>
-      <w:proofErr w:type="spellEnd"/>
-      <w:r>
-        <w:rPr>
-          <w:sz w:val="20"/>
-          <w:szCs w:val="20"/>
-        </w:rPr>
-        <w:t>.</w:t>
+        <w:t xml:space="preserve"> 'Returned' when Return_Flag = Yes, otherwise show the Order_Status.</w:t>
       </w:r>
     </w:p>
     <w:p>
@@ -2774,23 +2596,7 @@
           <w:sz w:val="20"/>
           <w:szCs w:val="20"/>
         </w:rPr>
-        <w:t xml:space="preserve"> duplicate </w:t>
-      </w:r>
-      <w:proofErr w:type="spellStart"/>
-      <w:r>
-        <w:rPr>
-          <w:sz w:val="20"/>
-          <w:szCs w:val="20"/>
-        </w:rPr>
-        <w:t>Transaction_IDs</w:t>
-      </w:r>
-      <w:proofErr w:type="spellEnd"/>
-      <w:r>
-        <w:rPr>
-          <w:sz w:val="20"/>
-          <w:szCs w:val="20"/>
-        </w:rPr>
-        <w:t xml:space="preserve"> with a COUNTIF helper column instead of deleting.</w:t>
+        <w:t xml:space="preserve"> duplicate Transaction_IDs with a COUNTIF helper column instead of deleting.</w:t>
       </w:r>
     </w:p>
     <w:p>
@@ -2853,39 +2659,7 @@
           <w:sz w:val="20"/>
           <w:szCs w:val="20"/>
         </w:rPr>
-        <w:t xml:space="preserve"> blank </w:t>
-      </w:r>
-      <w:proofErr w:type="spellStart"/>
-      <w:r>
-        <w:rPr>
-          <w:sz w:val="20"/>
-          <w:szCs w:val="20"/>
-        </w:rPr>
-        <w:t>Customer_Rating</w:t>
-      </w:r>
-      <w:proofErr w:type="spellEnd"/>
-      <w:r>
-        <w:rPr>
-          <w:sz w:val="20"/>
-          <w:szCs w:val="20"/>
-        </w:rPr>
-        <w:t xml:space="preserve"> with the average rating of that row's </w:t>
-      </w:r>
-      <w:proofErr w:type="spellStart"/>
-      <w:r>
-        <w:rPr>
-          <w:sz w:val="20"/>
-          <w:szCs w:val="20"/>
-        </w:rPr>
-        <w:t>Product_Category</w:t>
-      </w:r>
-      <w:proofErr w:type="spellEnd"/>
-      <w:r>
-        <w:rPr>
-          <w:sz w:val="20"/>
-          <w:szCs w:val="20"/>
-        </w:rPr>
-        <w:t xml:space="preserve"> (AVERAGEIF).</w:t>
+        <w:t xml:space="preserve"> blank Customer_Rating with the average rating of that row's Product_Category (AVERAGEIF).</w:t>
       </w:r>
     </w:p>
     <w:p>
@@ -2948,23 +2722,7 @@
           <w:sz w:val="20"/>
           <w:szCs w:val="20"/>
         </w:rPr>
-        <w:t xml:space="preserve">: total Profit by </w:t>
-      </w:r>
-      <w:proofErr w:type="spellStart"/>
-      <w:r>
-        <w:rPr>
-          <w:sz w:val="20"/>
-          <w:szCs w:val="20"/>
-        </w:rPr>
-        <w:t>Product_Category</w:t>
-      </w:r>
-      <w:proofErr w:type="spellEnd"/>
-      <w:r>
-        <w:rPr>
-          <w:sz w:val="20"/>
-          <w:szCs w:val="20"/>
-        </w:rPr>
-        <w:t xml:space="preserve"> for 2024.</w:t>
+        <w:t>: total Profit by Product_Category for 2024.</w:t>
       </w:r>
     </w:p>
     <w:p>
@@ -3027,39 +2785,7 @@
           <w:sz w:val="20"/>
           <w:szCs w:val="20"/>
         </w:rPr>
-        <w:t xml:space="preserve">: compute Profit / </w:t>
-      </w:r>
-      <w:proofErr w:type="spellStart"/>
-      <w:r>
-        <w:rPr>
-          <w:sz w:val="20"/>
-          <w:szCs w:val="20"/>
-        </w:rPr>
-        <w:t>Sales_Amount</w:t>
-      </w:r>
-      <w:proofErr w:type="spellEnd"/>
-      <w:r>
-        <w:rPr>
-          <w:sz w:val="20"/>
-          <w:szCs w:val="20"/>
-        </w:rPr>
-        <w:t xml:space="preserve"> and show 0 when </w:t>
-      </w:r>
-      <w:proofErr w:type="spellStart"/>
-      <w:r>
-        <w:rPr>
-          <w:sz w:val="20"/>
-          <w:szCs w:val="20"/>
-        </w:rPr>
-        <w:t>Sales_Amount</w:t>
-      </w:r>
-      <w:proofErr w:type="spellEnd"/>
-      <w:r>
-        <w:rPr>
-          <w:sz w:val="20"/>
-          <w:szCs w:val="20"/>
-        </w:rPr>
-        <w:t xml:space="preserve"> is blank or zero.</w:t>
+        <w:t>: compute Profit / Sales_Amount and show 0 when Sales_Amount is blank or zero.</w:t>
       </w:r>
     </w:p>
     <w:p>
@@ -3122,23 +2848,7 @@
           <w:sz w:val="20"/>
           <w:szCs w:val="20"/>
         </w:rPr>
-        <w:t xml:space="preserve"> chart of </w:t>
-      </w:r>
-      <w:proofErr w:type="spellStart"/>
-      <w:r>
-        <w:rPr>
-          <w:sz w:val="20"/>
-          <w:szCs w:val="20"/>
-        </w:rPr>
-        <w:t>Sales_Channel</w:t>
-      </w:r>
-      <w:proofErr w:type="spellEnd"/>
-      <w:r>
-        <w:rPr>
-          <w:sz w:val="20"/>
-          <w:szCs w:val="20"/>
-        </w:rPr>
-        <w:t xml:space="preserve"> share. When is a pie/donut a bad choice?</w:t>
+        <w:t xml:space="preserve"> chart of Sales_Channel share. When is a pie/donut a bad choice?</w:t>
       </w:r>
     </w:p>
     <w:p>
@@ -3201,23 +2911,7 @@
           <w:sz w:val="20"/>
           <w:szCs w:val="20"/>
         </w:rPr>
-        <w:t xml:space="preserve"> column of Profit by Country split by </w:t>
-      </w:r>
-      <w:proofErr w:type="spellStart"/>
-      <w:r>
-        <w:rPr>
-          <w:sz w:val="20"/>
-          <w:szCs w:val="20"/>
-        </w:rPr>
-        <w:t>Order_Year</w:t>
-      </w:r>
-      <w:proofErr w:type="spellEnd"/>
-      <w:r>
-        <w:rPr>
-          <w:sz w:val="20"/>
-          <w:szCs w:val="20"/>
-        </w:rPr>
-        <w:t>; add sparklines for the monthly trend.</w:t>
+        <w:t xml:space="preserve"> column of Profit by Country split by Order_Year; add sparklines for the monthly trend.</w:t>
       </w:r>
     </w:p>
     <w:p>
@@ -3280,23 +2974,7 @@
           <w:sz w:val="20"/>
           <w:szCs w:val="20"/>
         </w:rPr>
-        <w:t xml:space="preserve"> HLOOKUP on a horizontal table of </w:t>
-      </w:r>
-      <w:proofErr w:type="spellStart"/>
-      <w:r>
-        <w:rPr>
-          <w:sz w:val="20"/>
-          <w:szCs w:val="20"/>
-        </w:rPr>
-        <w:t>Shipping_Method</w:t>
-      </w:r>
-      <w:proofErr w:type="spellEnd"/>
-      <w:r>
-        <w:rPr>
-          <w:sz w:val="20"/>
-          <w:szCs w:val="20"/>
-        </w:rPr>
-        <w:t xml:space="preserve"> and delivery fee.</w:t>
+        <w:t xml:space="preserve"> HLOOKUP on a horizontal table of Shipping_Method and delivery fee.</w:t>
       </w:r>
     </w:p>
     <w:p>
@@ -3422,23 +3100,7 @@
           <w:sz w:val="20"/>
           <w:szCs w:val="20"/>
         </w:rPr>
-        <w:t xml:space="preserve">-way INDEX/MATCH: return sales for a chosen Country and </w:t>
-      </w:r>
-      <w:proofErr w:type="spellStart"/>
-      <w:r>
-        <w:rPr>
-          <w:sz w:val="20"/>
-          <w:szCs w:val="20"/>
-        </w:rPr>
-        <w:t>Order_Year</w:t>
-      </w:r>
-      <w:proofErr w:type="spellEnd"/>
-      <w:r>
-        <w:rPr>
-          <w:sz w:val="20"/>
-          <w:szCs w:val="20"/>
-        </w:rPr>
-        <w:t xml:space="preserve"> from a summary grid.</w:t>
+        <w:t>-way INDEX/MATCH: return sales for a chosen Country and Order_Year from a summary grid.</w:t>
       </w:r>
     </w:p>
     <w:p>
@@ -3501,23 +3163,7 @@
           <w:sz w:val="20"/>
           <w:szCs w:val="20"/>
         </w:rPr>
-        <w:t xml:space="preserve"> a combo chart: columns for </w:t>
-      </w:r>
-      <w:proofErr w:type="spellStart"/>
-      <w:r>
-        <w:rPr>
-          <w:sz w:val="20"/>
-          <w:szCs w:val="20"/>
-        </w:rPr>
-        <w:t>Sales_Amount</w:t>
-      </w:r>
-      <w:proofErr w:type="spellEnd"/>
-      <w:r>
-        <w:rPr>
-          <w:sz w:val="20"/>
-          <w:szCs w:val="20"/>
-        </w:rPr>
-        <w:t>, line for Profit margin % on a secondary axis.</w:t>
+        <w:t xml:space="preserve"> a combo chart: columns for Sales_Amount, line for Profit margin % on a secondary axis.</w:t>
       </w:r>
     </w:p>
     <w:p>
@@ -3580,23 +3226,7 @@
           <w:sz w:val="20"/>
           <w:szCs w:val="20"/>
         </w:rPr>
-        <w:t xml:space="preserve">: extract the numeric part of </w:t>
-      </w:r>
-      <w:proofErr w:type="spellStart"/>
-      <w:r>
-        <w:rPr>
-          <w:sz w:val="20"/>
-          <w:szCs w:val="20"/>
-        </w:rPr>
-        <w:t>Transaction_ID</w:t>
-      </w:r>
-      <w:proofErr w:type="spellEnd"/>
-      <w:r>
-        <w:rPr>
-          <w:sz w:val="20"/>
-          <w:szCs w:val="20"/>
-        </w:rPr>
-        <w:t xml:space="preserve"> (T20001234).</w:t>
+        <w:t>: extract the numeric part of Transaction_ID (T20001234).</w:t>
       </w:r>
     </w:p>
     <w:p>
@@ -3990,23 +3620,7 @@
           <w:sz w:val="20"/>
           <w:szCs w:val="20"/>
         </w:rPr>
-        <w:t xml:space="preserve"> </w:t>
-      </w:r>
-      <w:proofErr w:type="spellStart"/>
-      <w:r>
-        <w:rPr>
-          <w:sz w:val="20"/>
-          <w:szCs w:val="20"/>
-        </w:rPr>
-        <w:t>Order_Date</w:t>
-      </w:r>
-      <w:proofErr w:type="spellEnd"/>
-      <w:r>
-        <w:rPr>
-          <w:sz w:val="20"/>
-          <w:szCs w:val="20"/>
-        </w:rPr>
-        <w:t xml:space="preserve"> by Months and Quarters.</w:t>
+        <w:t xml:space="preserve"> Order_Date by Months and Quarters.</w:t>
       </w:r>
     </w:p>
     <w:p>
@@ -4069,23 +3683,7 @@
           <w:sz w:val="20"/>
           <w:szCs w:val="20"/>
         </w:rPr>
-        <w:t xml:space="preserve"> values as % of column total and filter to the Top 10 </w:t>
-      </w:r>
-      <w:proofErr w:type="spellStart"/>
-      <w:r>
-        <w:rPr>
-          <w:sz w:val="20"/>
-          <w:szCs w:val="20"/>
-        </w:rPr>
-        <w:t>Product_Names</w:t>
-      </w:r>
-      <w:proofErr w:type="spellEnd"/>
-      <w:r>
-        <w:rPr>
-          <w:sz w:val="20"/>
-          <w:szCs w:val="20"/>
-        </w:rPr>
-        <w:t>.</w:t>
+        <w:t xml:space="preserve"> values as % of column total and filter to the Top 10 Product_Names.</w:t>
       </w:r>
     </w:p>
     <w:p>
@@ -4226,7 +3824,6 @@
           <w:sz w:val="20"/>
           <w:szCs w:val="20"/>
         </w:rPr>
-        <w:lastRenderedPageBreak/>
         <w:br w:type="page"/>
       </w:r>
     </w:p>
@@ -4699,23 +4296,7 @@
           <w:sz w:val="20"/>
           <w:szCs w:val="20"/>
         </w:rPr>
-        <w:t xml:space="preserve"> a database </w:t>
-      </w:r>
-      <w:proofErr w:type="spellStart"/>
-      <w:r>
-        <w:rPr>
-          <w:sz w:val="20"/>
-          <w:szCs w:val="20"/>
-        </w:rPr>
-        <w:t>retail_db</w:t>
-      </w:r>
-      <w:proofErr w:type="spellEnd"/>
-      <w:r>
-        <w:rPr>
-          <w:sz w:val="20"/>
-          <w:szCs w:val="20"/>
-        </w:rPr>
-        <w:t xml:space="preserve"> and a sales table with suitable data types.</w:t>
+        <w:t xml:space="preserve"> a database retail_db and a sales table with suitable data types.</w:t>
       </w:r>
     </w:p>
     <w:p>
@@ -4749,39 +4330,7 @@
           <w:sz w:val="20"/>
           <w:szCs w:val="20"/>
         </w:rPr>
-        <w:t xml:space="preserve"> a primary key on </w:t>
-      </w:r>
-      <w:proofErr w:type="spellStart"/>
-      <w:r>
-        <w:rPr>
-          <w:sz w:val="20"/>
-          <w:szCs w:val="20"/>
-        </w:rPr>
-        <w:t>Transaction_ID</w:t>
-      </w:r>
-      <w:proofErr w:type="spellEnd"/>
-      <w:r>
-        <w:rPr>
-          <w:sz w:val="20"/>
-          <w:szCs w:val="20"/>
-        </w:rPr>
-        <w:t xml:space="preserve"> and NOT NULL on </w:t>
-      </w:r>
-      <w:proofErr w:type="spellStart"/>
-      <w:r>
-        <w:rPr>
-          <w:sz w:val="20"/>
-          <w:szCs w:val="20"/>
-        </w:rPr>
-        <w:t>Order_Date</w:t>
-      </w:r>
-      <w:proofErr w:type="spellEnd"/>
-      <w:r>
-        <w:rPr>
-          <w:sz w:val="20"/>
-          <w:szCs w:val="20"/>
-        </w:rPr>
-        <w:t>.</w:t>
+        <w:t xml:space="preserve"> a primary key on Transaction_ID and NOT NULL on Order_Date.</w:t>
       </w:r>
     </w:p>
     <w:p>
@@ -4917,55 +4466,7 @@
           <w:sz w:val="20"/>
           <w:szCs w:val="20"/>
         </w:rPr>
-        <w:t xml:space="preserve"> </w:t>
-      </w:r>
-      <w:proofErr w:type="spellStart"/>
-      <w:r>
-        <w:rPr>
-          <w:sz w:val="20"/>
-          <w:szCs w:val="20"/>
-        </w:rPr>
-        <w:t>dim_store</w:t>
-      </w:r>
-      <w:proofErr w:type="spellEnd"/>
-      <w:r>
-        <w:rPr>
-          <w:sz w:val="20"/>
-          <w:szCs w:val="20"/>
-        </w:rPr>
-        <w:t xml:space="preserve"> from SELECT DISTINCT </w:t>
-      </w:r>
-      <w:proofErr w:type="spellStart"/>
-      <w:r>
-        <w:rPr>
-          <w:sz w:val="20"/>
-          <w:szCs w:val="20"/>
-        </w:rPr>
-        <w:t>Store_ID</w:t>
-      </w:r>
-      <w:proofErr w:type="spellEnd"/>
-      <w:r>
-        <w:rPr>
-          <w:sz w:val="20"/>
-          <w:szCs w:val="20"/>
-        </w:rPr>
-        <w:t xml:space="preserve">, </w:t>
-      </w:r>
-      <w:proofErr w:type="spellStart"/>
-      <w:r>
-        <w:rPr>
-          <w:sz w:val="20"/>
-          <w:szCs w:val="20"/>
-        </w:rPr>
-        <w:t>Store_Name</w:t>
-      </w:r>
-      <w:proofErr w:type="spellEnd"/>
-      <w:r>
-        <w:rPr>
-          <w:sz w:val="20"/>
-          <w:szCs w:val="20"/>
-        </w:rPr>
-        <w:t>, City, Country.</w:t>
+        <w:t xml:space="preserve"> dim_store from SELECT DISTINCT Store_ID, Store_Name, City, Country.</w:t>
       </w:r>
     </w:p>
     <w:p>
@@ -5025,55 +4526,7 @@
           <w:sz w:val="20"/>
           <w:szCs w:val="20"/>
         </w:rPr>
-        <w:t xml:space="preserve"> </w:t>
-      </w:r>
-      <w:proofErr w:type="spellStart"/>
-      <w:r>
-        <w:rPr>
-          <w:sz w:val="20"/>
-          <w:szCs w:val="20"/>
-        </w:rPr>
-        <w:t>Transaction_ID</w:t>
-      </w:r>
-      <w:proofErr w:type="spellEnd"/>
-      <w:r>
-        <w:rPr>
-          <w:sz w:val="20"/>
-          <w:szCs w:val="20"/>
-        </w:rPr>
-        <w:t xml:space="preserve">, </w:t>
-      </w:r>
-      <w:proofErr w:type="spellStart"/>
-      <w:r>
-        <w:rPr>
-          <w:sz w:val="20"/>
-          <w:szCs w:val="20"/>
-        </w:rPr>
-        <w:t>Customer_Name</w:t>
-      </w:r>
-      <w:proofErr w:type="spellEnd"/>
-      <w:r>
-        <w:rPr>
-          <w:sz w:val="20"/>
-          <w:szCs w:val="20"/>
-        </w:rPr>
-        <w:t xml:space="preserve"> and </w:t>
-      </w:r>
-      <w:proofErr w:type="spellStart"/>
-      <w:r>
-        <w:rPr>
-          <w:sz w:val="20"/>
-          <w:szCs w:val="20"/>
-        </w:rPr>
-        <w:t>Sales_Amount</w:t>
-      </w:r>
-      <w:proofErr w:type="spellEnd"/>
-      <w:r>
-        <w:rPr>
-          <w:sz w:val="20"/>
-          <w:szCs w:val="20"/>
-        </w:rPr>
-        <w:t xml:space="preserve"> for the first 10 rows.</w:t>
+        <w:t xml:space="preserve"> Transaction_ID, Customer_Name and Sales_Amount for the first 10 rows.</w:t>
       </w:r>
     </w:p>
     <w:p>
@@ -5107,23 +4560,7 @@
           <w:sz w:val="20"/>
           <w:szCs w:val="20"/>
         </w:rPr>
-        <w:t xml:space="preserve"> where Country = 'Canada' and </w:t>
-      </w:r>
-      <w:proofErr w:type="spellStart"/>
-      <w:r>
-        <w:rPr>
-          <w:sz w:val="20"/>
-          <w:szCs w:val="20"/>
-        </w:rPr>
-        <w:t>Sales_Amount</w:t>
-      </w:r>
-      <w:proofErr w:type="spellEnd"/>
-      <w:r>
-        <w:rPr>
-          <w:sz w:val="20"/>
-          <w:szCs w:val="20"/>
-        </w:rPr>
-        <w:t xml:space="preserve"> &gt; 500.</w:t>
+        <w:t xml:space="preserve"> where Country = 'Canada' and Sales_Amount &gt; 500.</w:t>
       </w:r>
     </w:p>
     <w:p>
@@ -5225,23 +4662,7 @@
           <w:sz w:val="20"/>
           <w:szCs w:val="20"/>
         </w:rPr>
-        <w:t xml:space="preserve"> LIKE to find </w:t>
-      </w:r>
-      <w:proofErr w:type="spellStart"/>
-      <w:r>
-        <w:rPr>
-          <w:sz w:val="20"/>
-          <w:szCs w:val="20"/>
-        </w:rPr>
-        <w:t>Product_Names</w:t>
-      </w:r>
-      <w:proofErr w:type="spellEnd"/>
-      <w:r>
-        <w:rPr>
-          <w:sz w:val="20"/>
-          <w:szCs w:val="20"/>
-        </w:rPr>
-        <w:t xml:space="preserve"> starting with 'Aero'.</w:t>
+        <w:t xml:space="preserve"> LIKE to find Product_Names starting with 'Aero'.</w:t>
       </w:r>
     </w:p>
     <w:p>
@@ -5275,23 +4696,7 @@
           <w:sz w:val="20"/>
           <w:szCs w:val="20"/>
         </w:rPr>
-        <w:t xml:space="preserve"> transactions where </w:t>
-      </w:r>
-      <w:proofErr w:type="spellStart"/>
-      <w:r>
-        <w:rPr>
-          <w:sz w:val="20"/>
-          <w:szCs w:val="20"/>
-        </w:rPr>
-        <w:t>Promotion_Code</w:t>
-      </w:r>
-      <w:proofErr w:type="spellEnd"/>
-      <w:r>
-        <w:rPr>
-          <w:sz w:val="20"/>
-          <w:szCs w:val="20"/>
-        </w:rPr>
-        <w:t xml:space="preserve"> IS NULL; list distinct countries with an alias.</w:t>
+        <w:t xml:space="preserve"> transactions where Promotion_Code IS NULL; list distinct countries with an alias.</w:t>
       </w:r>
     </w:p>
     <w:p>
@@ -5342,23 +4747,7 @@
           <w:sz w:val="20"/>
           <w:szCs w:val="20"/>
         </w:rPr>
-        <w:t xml:space="preserve"> 10 transactions by </w:t>
-      </w:r>
-      <w:proofErr w:type="spellStart"/>
-      <w:r>
-        <w:rPr>
-          <w:sz w:val="20"/>
-          <w:szCs w:val="20"/>
-        </w:rPr>
-        <w:t>Sales_Amount</w:t>
-      </w:r>
-      <w:proofErr w:type="spellEnd"/>
-      <w:r>
-        <w:rPr>
-          <w:sz w:val="20"/>
-          <w:szCs w:val="20"/>
-        </w:rPr>
-        <w:t>.</w:t>
+        <w:t xml:space="preserve"> 10 transactions by Sales_Amount.</w:t>
       </w:r>
     </w:p>
     <w:p>
@@ -5460,39 +4849,7 @@
           <w:sz w:val="20"/>
           <w:szCs w:val="20"/>
         </w:rPr>
-        <w:t xml:space="preserve"> orders first, using </w:t>
-      </w:r>
-      <w:proofErr w:type="spellStart"/>
-      <w:r>
-        <w:rPr>
-          <w:sz w:val="20"/>
-          <w:szCs w:val="20"/>
-        </w:rPr>
-        <w:t>Order_Date</w:t>
-      </w:r>
-      <w:proofErr w:type="spellEnd"/>
-      <w:r>
-        <w:rPr>
-          <w:sz w:val="20"/>
-          <w:szCs w:val="20"/>
-        </w:rPr>
-        <w:t xml:space="preserve"> and </w:t>
-      </w:r>
-      <w:proofErr w:type="spellStart"/>
-      <w:r>
-        <w:rPr>
-          <w:sz w:val="20"/>
-          <w:szCs w:val="20"/>
-        </w:rPr>
-        <w:t>Order_Time</w:t>
-      </w:r>
-      <w:proofErr w:type="spellEnd"/>
-      <w:r>
-        <w:rPr>
-          <w:sz w:val="20"/>
-          <w:szCs w:val="20"/>
-        </w:rPr>
-        <w:t>.</w:t>
+        <w:t xml:space="preserve"> orders first, using Order_Date and Order_Time.</w:t>
       </w:r>
     </w:p>
     <w:p>
@@ -5526,23 +4883,7 @@
           <w:sz w:val="20"/>
           <w:szCs w:val="20"/>
         </w:rPr>
-        <w:t xml:space="preserve"> the 3rd highest </w:t>
-      </w:r>
-      <w:proofErr w:type="spellStart"/>
-      <w:r>
-        <w:rPr>
-          <w:sz w:val="20"/>
-          <w:szCs w:val="20"/>
-        </w:rPr>
-        <w:t>Sales_Amount</w:t>
-      </w:r>
-      <w:proofErr w:type="spellEnd"/>
-      <w:r>
-        <w:rPr>
-          <w:sz w:val="20"/>
-          <w:szCs w:val="20"/>
-        </w:rPr>
-        <w:t xml:space="preserve"> using OFFSET (or a subquery).</w:t>
+        <w:t xml:space="preserve"> the 3rd highest Sales_Amount using OFFSET (or a subquery).</w:t>
       </w:r>
     </w:p>
     <w:p>
@@ -5576,23 +4917,7 @@
           <w:sz w:val="20"/>
           <w:szCs w:val="20"/>
         </w:rPr>
-        <w:t xml:space="preserve"> so NULL </w:t>
-      </w:r>
-      <w:proofErr w:type="spellStart"/>
-      <w:r>
-        <w:rPr>
-          <w:sz w:val="20"/>
-          <w:szCs w:val="20"/>
-        </w:rPr>
-        <w:t>Customer_Ratings</w:t>
-      </w:r>
-      <w:proofErr w:type="spellEnd"/>
-      <w:r>
-        <w:rPr>
-          <w:sz w:val="20"/>
-          <w:szCs w:val="20"/>
-        </w:rPr>
-        <w:t xml:space="preserve"> appear last.</w:t>
+        <w:t xml:space="preserve"> so NULL Customer_Ratings appear last.</w:t>
       </w:r>
     </w:p>
     <w:p>
@@ -5643,23 +4968,7 @@
           <w:sz w:val="20"/>
           <w:szCs w:val="20"/>
         </w:rPr>
-        <w:t xml:space="preserve">, SUM, AVG, MIN and MAX of </w:t>
-      </w:r>
-      <w:proofErr w:type="spellStart"/>
-      <w:r>
-        <w:rPr>
-          <w:sz w:val="20"/>
-          <w:szCs w:val="20"/>
-        </w:rPr>
-        <w:t>Sales_Amount</w:t>
-      </w:r>
-      <w:proofErr w:type="spellEnd"/>
-      <w:r>
-        <w:rPr>
-          <w:sz w:val="20"/>
-          <w:szCs w:val="20"/>
-        </w:rPr>
-        <w:t xml:space="preserve"> in one query.</w:t>
+        <w:t>, SUM, AVG, MIN and MAX of Sales_Amount in one query.</w:t>
       </w:r>
     </w:p>
     <w:p>
@@ -5693,23 +5002,7 @@
           <w:sz w:val="20"/>
           <w:szCs w:val="20"/>
         </w:rPr>
-        <w:t xml:space="preserve"> revenue per </w:t>
-      </w:r>
-      <w:proofErr w:type="spellStart"/>
-      <w:r>
-        <w:rPr>
-          <w:sz w:val="20"/>
-          <w:szCs w:val="20"/>
-        </w:rPr>
-        <w:t>Product_Category</w:t>
-      </w:r>
-      <w:proofErr w:type="spellEnd"/>
-      <w:r>
-        <w:rPr>
-          <w:sz w:val="20"/>
-          <w:szCs w:val="20"/>
-        </w:rPr>
-        <w:t>.</w:t>
+        <w:t xml:space="preserve"> revenue per Product_Category.</w:t>
       </w:r>
     </w:p>
     <w:p>
@@ -5743,23 +5036,7 @@
           <w:sz w:val="20"/>
           <w:szCs w:val="20"/>
         </w:rPr>
-        <w:t xml:space="preserve"> count and average rating per </w:t>
-      </w:r>
-      <w:proofErr w:type="spellStart"/>
-      <w:r>
-        <w:rPr>
-          <w:sz w:val="20"/>
-          <w:szCs w:val="20"/>
-        </w:rPr>
-        <w:t>Sales_Channel</w:t>
-      </w:r>
-      <w:proofErr w:type="spellEnd"/>
-      <w:r>
-        <w:rPr>
-          <w:sz w:val="20"/>
-          <w:szCs w:val="20"/>
-        </w:rPr>
-        <w:t>.</w:t>
+        <w:t xml:space="preserve"> count and average rating per Sales_Channel.</w:t>
       </w:r>
     </w:p>
     <w:p>
@@ -5841,23 +5118,7 @@
           <w:sz w:val="20"/>
           <w:szCs w:val="20"/>
         </w:rPr>
-        <w:t xml:space="preserve">DISTINCT </w:t>
-      </w:r>
-      <w:proofErr w:type="spellStart"/>
-      <w:r>
-        <w:rPr>
-          <w:sz w:val="20"/>
-          <w:szCs w:val="20"/>
-        </w:rPr>
-        <w:t>Customer_ID</w:t>
-      </w:r>
-      <w:proofErr w:type="spellEnd"/>
-      <w:r>
-        <w:rPr>
-          <w:sz w:val="20"/>
-          <w:szCs w:val="20"/>
-        </w:rPr>
-        <w:t>) with this data.</w:t>
+        <w:t>DISTINCT Customer_ID) with this data.</w:t>
       </w:r>
     </w:p>
     <w:p>
@@ -5891,23 +5152,7 @@
           <w:sz w:val="20"/>
           <w:szCs w:val="20"/>
         </w:rPr>
-        <w:t xml:space="preserve"> by Country and </w:t>
-      </w:r>
-      <w:proofErr w:type="spellStart"/>
-      <w:r>
-        <w:rPr>
-          <w:sz w:val="20"/>
-          <w:szCs w:val="20"/>
-        </w:rPr>
-        <w:t>Order_Year</w:t>
-      </w:r>
-      <w:proofErr w:type="spellEnd"/>
-      <w:r>
-        <w:rPr>
-          <w:sz w:val="20"/>
-          <w:szCs w:val="20"/>
-        </w:rPr>
-        <w:t>.</w:t>
+        <w:t xml:space="preserve"> by Country and Order_Year.</w:t>
       </w:r>
     </w:p>
     <w:p>
@@ -6196,23 +5441,7 @@
           <w:sz w:val="20"/>
           <w:szCs w:val="20"/>
         </w:rPr>
-        <w:t xml:space="preserve"> with average </w:t>
-      </w:r>
-      <w:proofErr w:type="spellStart"/>
-      <w:r>
-        <w:rPr>
-          <w:sz w:val="20"/>
-          <w:szCs w:val="20"/>
-        </w:rPr>
-        <w:t>Customer_Rating</w:t>
-      </w:r>
-      <w:proofErr w:type="spellEnd"/>
-      <w:r>
-        <w:rPr>
-          <w:sz w:val="20"/>
-          <w:szCs w:val="20"/>
-        </w:rPr>
-        <w:t xml:space="preserve"> below 4.</w:t>
+        <w:t xml:space="preserve"> with average Customer_Rating below 4.</w:t>
       </w:r>
     </w:p>
     <w:p>
@@ -6433,23 +5662,7 @@
           <w:sz w:val="20"/>
           <w:szCs w:val="20"/>
         </w:rPr>
-        <w:t xml:space="preserve">-style output: count of transactions per </w:t>
-      </w:r>
-      <w:proofErr w:type="spellStart"/>
-      <w:r>
-        <w:rPr>
-          <w:sz w:val="20"/>
-          <w:szCs w:val="20"/>
-        </w:rPr>
-        <w:t>Sales_Channel</w:t>
-      </w:r>
-      <w:proofErr w:type="spellEnd"/>
-      <w:r>
-        <w:rPr>
-          <w:sz w:val="20"/>
-          <w:szCs w:val="20"/>
-        </w:rPr>
-        <w:t xml:space="preserve"> as separate columns using CASE.</w:t>
+        <w:t>-style output: count of transactions per Sales_Channel as separate columns using CASE.</w:t>
       </w:r>
     </w:p>
     <w:p>
@@ -6517,23 +5730,7 @@
           <w:sz w:val="20"/>
           <w:szCs w:val="20"/>
         </w:rPr>
-        <w:t xml:space="preserve"> 'No Promo' when </w:t>
-      </w:r>
-      <w:proofErr w:type="spellStart"/>
-      <w:r>
-        <w:rPr>
-          <w:sz w:val="20"/>
-          <w:szCs w:val="20"/>
-        </w:rPr>
-        <w:t>Promotion_Code</w:t>
-      </w:r>
-      <w:proofErr w:type="spellEnd"/>
-      <w:r>
-        <w:rPr>
-          <w:sz w:val="20"/>
-          <w:szCs w:val="20"/>
-        </w:rPr>
-        <w:t xml:space="preserve"> is blank.</w:t>
+        <w:t xml:space="preserve"> 'No Promo' when Promotion_Code is blank.</w:t>
       </w:r>
     </w:p>
     <w:p>
@@ -6618,23 +5815,7 @@
           <w:sz w:val="20"/>
           <w:szCs w:val="20"/>
         </w:rPr>
-        <w:t xml:space="preserve"> year, month and day-of-week from </w:t>
-      </w:r>
-      <w:proofErr w:type="spellStart"/>
-      <w:r>
-        <w:rPr>
-          <w:sz w:val="20"/>
-          <w:szCs w:val="20"/>
-        </w:rPr>
-        <w:t>Order_Date</w:t>
-      </w:r>
-      <w:proofErr w:type="spellEnd"/>
-      <w:r>
-        <w:rPr>
-          <w:sz w:val="20"/>
-          <w:szCs w:val="20"/>
-        </w:rPr>
-        <w:t>.</w:t>
+        <w:t xml:space="preserve"> year, month and day-of-week from Order_Date.</w:t>
       </w:r>
     </w:p>
     <w:p>
@@ -6736,39 +5917,7 @@
           <w:sz w:val="20"/>
           <w:szCs w:val="20"/>
         </w:rPr>
-        <w:t xml:space="preserve"> </w:t>
-      </w:r>
-      <w:proofErr w:type="spellStart"/>
-      <w:r>
-        <w:rPr>
-          <w:sz w:val="20"/>
-          <w:szCs w:val="20"/>
-        </w:rPr>
-        <w:t>Delivery_Days</w:t>
-      </w:r>
-      <w:proofErr w:type="spellEnd"/>
-      <w:r>
-        <w:rPr>
-          <w:sz w:val="20"/>
-          <w:szCs w:val="20"/>
-        </w:rPr>
-        <w:t xml:space="preserve"> to </w:t>
-      </w:r>
-      <w:proofErr w:type="spellStart"/>
-      <w:r>
-        <w:rPr>
-          <w:sz w:val="20"/>
-          <w:szCs w:val="20"/>
-        </w:rPr>
-        <w:t>Order_Date</w:t>
-      </w:r>
-      <w:proofErr w:type="spellEnd"/>
-      <w:r>
-        <w:rPr>
-          <w:sz w:val="20"/>
-          <w:szCs w:val="20"/>
-        </w:rPr>
-        <w:t xml:space="preserve"> to get the delivery date (DATE_ADD / DATEADD).</w:t>
+        <w:t xml:space="preserve"> Delivery_Days to Order_Date to get the delivery date (DATE_ADD / DATEADD).</w:t>
       </w:r>
     </w:p>
     <w:p>
@@ -6802,23 +5951,7 @@
           <w:sz w:val="20"/>
           <w:szCs w:val="20"/>
         </w:rPr>
-        <w:t xml:space="preserve"> </w:t>
-      </w:r>
-      <w:proofErr w:type="spellStart"/>
-      <w:r>
-        <w:rPr>
-          <w:sz w:val="20"/>
-          <w:szCs w:val="20"/>
-        </w:rPr>
-        <w:t>Order_Date</w:t>
-      </w:r>
-      <w:proofErr w:type="spellEnd"/>
-      <w:r>
-        <w:rPr>
-          <w:sz w:val="20"/>
-          <w:szCs w:val="20"/>
-        </w:rPr>
-        <w:t xml:space="preserve"> as 'YYYY-MM'.</w:t>
+        <w:t xml:space="preserve"> Order_Date as 'YYYY-MM'.</w:t>
       </w:r>
     </w:p>
     <w:p>
@@ -6852,23 +5985,7 @@
           <w:sz w:val="20"/>
           <w:szCs w:val="20"/>
         </w:rPr>
-        <w:t xml:space="preserve"> placed on weekends; count orders by hour of </w:t>
-      </w:r>
-      <w:proofErr w:type="spellStart"/>
-      <w:r>
-        <w:rPr>
-          <w:sz w:val="20"/>
-          <w:szCs w:val="20"/>
-        </w:rPr>
-        <w:t>Order_Time</w:t>
-      </w:r>
-      <w:proofErr w:type="spellEnd"/>
-      <w:r>
-        <w:rPr>
-          <w:sz w:val="20"/>
-          <w:szCs w:val="20"/>
-        </w:rPr>
-        <w:t>.</w:t>
+        <w:t xml:space="preserve"> placed on weekends; count orders by hour of Order_Time.</w:t>
       </w:r>
     </w:p>
     <w:p>
@@ -6953,23 +6070,7 @@
           <w:sz w:val="20"/>
           <w:szCs w:val="20"/>
         </w:rPr>
-        <w:t xml:space="preserve"> </w:t>
-      </w:r>
-      <w:proofErr w:type="spellStart"/>
-      <w:r>
-        <w:rPr>
-          <w:sz w:val="20"/>
-          <w:szCs w:val="20"/>
-        </w:rPr>
-        <w:t>Discount_Percentage</w:t>
-      </w:r>
-      <w:proofErr w:type="spellEnd"/>
-      <w:r>
-        <w:rPr>
-          <w:sz w:val="20"/>
-          <w:szCs w:val="20"/>
-        </w:rPr>
-        <w:t xml:space="preserve"> at 50 where it is higher.</w:t>
+        <w:t xml:space="preserve"> Discount_Percentage at 50 where it is higher.</w:t>
       </w:r>
     </w:p>
     <w:p>
@@ -7037,23 +6138,7 @@
           <w:sz w:val="20"/>
           <w:szCs w:val="20"/>
         </w:rPr>
-        <w:t xml:space="preserve"> duplicate </w:t>
-      </w:r>
-      <w:proofErr w:type="spellStart"/>
-      <w:r>
-        <w:rPr>
-          <w:sz w:val="20"/>
-          <w:szCs w:val="20"/>
-        </w:rPr>
-        <w:t>Transaction_IDs</w:t>
-      </w:r>
-      <w:proofErr w:type="spellEnd"/>
-      <w:r>
-        <w:rPr>
-          <w:sz w:val="20"/>
-          <w:szCs w:val="20"/>
-        </w:rPr>
-        <w:t xml:space="preserve"> using ROW_NUMBER in a CTE.</w:t>
+        <w:t xml:space="preserve"> duplicate Transaction_IDs using ROW_NUMBER in a CTE.</w:t>
       </w:r>
     </w:p>
     <w:p>
@@ -7307,39 +6392,7 @@
           <w:sz w:val="20"/>
           <w:szCs w:val="20"/>
         </w:rPr>
-        <w:t xml:space="preserve"> JOIN sales with </w:t>
-      </w:r>
-      <w:proofErr w:type="spellStart"/>
-      <w:r>
-        <w:rPr>
-          <w:sz w:val="20"/>
-          <w:szCs w:val="20"/>
-        </w:rPr>
-        <w:t>dim_product</w:t>
-      </w:r>
-      <w:proofErr w:type="spellEnd"/>
-      <w:r>
-        <w:rPr>
-          <w:sz w:val="20"/>
-          <w:szCs w:val="20"/>
-        </w:rPr>
-        <w:t xml:space="preserve"> to show revenue by </w:t>
-      </w:r>
-      <w:proofErr w:type="spellStart"/>
-      <w:r>
-        <w:rPr>
-          <w:sz w:val="20"/>
-          <w:szCs w:val="20"/>
-        </w:rPr>
-        <w:t>Product_Name</w:t>
-      </w:r>
-      <w:proofErr w:type="spellEnd"/>
-      <w:r>
-        <w:rPr>
-          <w:sz w:val="20"/>
-          <w:szCs w:val="20"/>
-        </w:rPr>
-        <w:t>.</w:t>
+        <w:t xml:space="preserve"> JOIN sales with dim_product to show revenue by Product_Name.</w:t>
       </w:r>
     </w:p>
     <w:p>
@@ -7560,23 +6613,7 @@
           <w:sz w:val="20"/>
           <w:szCs w:val="20"/>
         </w:rPr>
-        <w:t xml:space="preserve"> with </w:t>
-      </w:r>
-      <w:proofErr w:type="spellStart"/>
-      <w:r>
-        <w:rPr>
-          <w:sz w:val="20"/>
-          <w:szCs w:val="20"/>
-        </w:rPr>
-        <w:t>Sales_Amount</w:t>
-      </w:r>
-      <w:proofErr w:type="spellEnd"/>
-      <w:r>
-        <w:rPr>
-          <w:sz w:val="20"/>
-          <w:szCs w:val="20"/>
-        </w:rPr>
-        <w:t xml:space="preserve"> above the overall average.</w:t>
+        <w:t xml:space="preserve"> with Sales_Amount above the overall average.</w:t>
       </w:r>
     </w:p>
     <w:p>
@@ -7932,23 +6969,7 @@
           <w:sz w:val="20"/>
           <w:szCs w:val="20"/>
         </w:rPr>
-        <w:t xml:space="preserve"> transaction's % of total </w:t>
-      </w:r>
-      <w:proofErr w:type="spellStart"/>
-      <w:r>
-        <w:rPr>
-          <w:sz w:val="20"/>
-          <w:szCs w:val="20"/>
-        </w:rPr>
-        <w:t>Sales_Amount</w:t>
-      </w:r>
-      <w:proofErr w:type="spellEnd"/>
-      <w:r>
-        <w:rPr>
-          <w:sz w:val="20"/>
-          <w:szCs w:val="20"/>
-        </w:rPr>
-        <w:t xml:space="preserve"> using </w:t>
+        <w:t xml:space="preserve"> transaction's % of total Sales_Amount using </w:t>
       </w:r>
       <w:proofErr w:type="gramStart"/>
       <w:r>
@@ -8098,23 +7119,7 @@
           <w:sz w:val="20"/>
           <w:szCs w:val="20"/>
         </w:rPr>
-        <w:t xml:space="preserve"> </w:t>
-      </w:r>
-      <w:proofErr w:type="spellStart"/>
-      <w:r>
-        <w:rPr>
-          <w:sz w:val="20"/>
-          <w:szCs w:val="20"/>
-        </w:rPr>
-        <w:t>Sales_Amount</w:t>
-      </w:r>
-      <w:proofErr w:type="spellEnd"/>
-      <w:r>
-        <w:rPr>
-          <w:sz w:val="20"/>
-          <w:szCs w:val="20"/>
-        </w:rPr>
-        <w:t xml:space="preserve"> per Country shown next to every row (PARTITION BY).</w:t>
+        <w:t xml:space="preserve"> Sales_Amount per Country shown next to every row (PARTITION BY).</w:t>
       </w:r>
     </w:p>
     <w:p>
@@ -8706,55 +7711,7 @@
           <w:sz w:val="20"/>
           <w:szCs w:val="20"/>
         </w:rPr>
-        <w:t xml:space="preserve"> </w:t>
-      </w:r>
-      <w:proofErr w:type="spellStart"/>
-      <w:r>
-        <w:rPr>
-          <w:sz w:val="20"/>
-          <w:szCs w:val="20"/>
-        </w:rPr>
-        <w:t>dim_store</w:t>
-      </w:r>
-      <w:proofErr w:type="spellEnd"/>
-      <w:r>
-        <w:rPr>
-          <w:sz w:val="20"/>
-          <w:szCs w:val="20"/>
-        </w:rPr>
-        <w:t xml:space="preserve"> from SELECT DISTINCT </w:t>
-      </w:r>
-      <w:proofErr w:type="spellStart"/>
-      <w:r>
-        <w:rPr>
-          <w:sz w:val="20"/>
-          <w:szCs w:val="20"/>
-        </w:rPr>
-        <w:t>Store_ID</w:t>
-      </w:r>
-      <w:proofErr w:type="spellEnd"/>
-      <w:r>
-        <w:rPr>
-          <w:sz w:val="20"/>
-          <w:szCs w:val="20"/>
-        </w:rPr>
-        <w:t xml:space="preserve">, </w:t>
-      </w:r>
-      <w:proofErr w:type="spellStart"/>
-      <w:r>
-        <w:rPr>
-          <w:sz w:val="20"/>
-          <w:szCs w:val="20"/>
-        </w:rPr>
-        <w:t>Store_Name</w:t>
-      </w:r>
-      <w:proofErr w:type="spellEnd"/>
-      <w:r>
-        <w:rPr>
-          <w:sz w:val="20"/>
-          <w:szCs w:val="20"/>
-        </w:rPr>
-        <w:t>, City, Country.</w:t>
+        <w:t xml:space="preserve"> dim_store from SELECT DISTINCT Store_ID, Store_Name, City, Country.</w:t>
       </w:r>
     </w:p>
     <w:p>
@@ -8880,23 +7837,7 @@
           <w:sz w:val="20"/>
           <w:szCs w:val="20"/>
         </w:rPr>
-        <w:t xml:space="preserve"> transactions where </w:t>
-      </w:r>
-      <w:proofErr w:type="spellStart"/>
-      <w:r>
-        <w:rPr>
-          <w:sz w:val="20"/>
-          <w:szCs w:val="20"/>
-        </w:rPr>
-        <w:t>Promotion_Code</w:t>
-      </w:r>
-      <w:proofErr w:type="spellEnd"/>
-      <w:r>
-        <w:rPr>
-          <w:sz w:val="20"/>
-          <w:szCs w:val="20"/>
-        </w:rPr>
-        <w:t xml:space="preserve"> IS NULL; list distinct countries with an alias.</w:t>
+        <w:t xml:space="preserve"> transactions where Promotion_Code IS NULL; list distinct countries with an alias.</w:t>
       </w:r>
     </w:p>
     <w:p>
@@ -9022,23 +7963,7 @@
           <w:sz w:val="20"/>
           <w:szCs w:val="20"/>
         </w:rPr>
-        <w:t xml:space="preserve"> so NULL </w:t>
-      </w:r>
-      <w:proofErr w:type="spellStart"/>
-      <w:r>
-        <w:rPr>
-          <w:sz w:val="20"/>
-          <w:szCs w:val="20"/>
-        </w:rPr>
-        <w:t>Customer_Ratings</w:t>
-      </w:r>
-      <w:proofErr w:type="spellEnd"/>
-      <w:r>
-        <w:rPr>
-          <w:sz w:val="20"/>
-          <w:szCs w:val="20"/>
-        </w:rPr>
-        <w:t xml:space="preserve"> appear last.</w:t>
+        <w:t xml:space="preserve"> so NULL Customer_Ratings appear last.</w:t>
       </w:r>
     </w:p>
     <w:p>
@@ -9101,23 +8026,7 @@
           <w:sz w:val="20"/>
           <w:szCs w:val="20"/>
         </w:rPr>
-        <w:t xml:space="preserve"> count and average rating per </w:t>
-      </w:r>
-      <w:proofErr w:type="spellStart"/>
-      <w:r>
-        <w:rPr>
-          <w:sz w:val="20"/>
-          <w:szCs w:val="20"/>
-        </w:rPr>
-        <w:t>Sales_Channel</w:t>
-      </w:r>
-      <w:proofErr w:type="spellEnd"/>
-      <w:r>
-        <w:rPr>
-          <w:sz w:val="20"/>
-          <w:szCs w:val="20"/>
-        </w:rPr>
-        <w:t>.</w:t>
+        <w:t xml:space="preserve"> count and average rating per Sales_Channel.</w:t>
       </w:r>
     </w:p>
     <w:p>
@@ -9243,23 +8152,7 @@
           <w:sz w:val="20"/>
           <w:szCs w:val="20"/>
         </w:rPr>
-        <w:t xml:space="preserve"> with average </w:t>
-      </w:r>
-      <w:proofErr w:type="spellStart"/>
-      <w:r>
-        <w:rPr>
-          <w:sz w:val="20"/>
-          <w:szCs w:val="20"/>
-        </w:rPr>
-        <w:t>Customer_Rating</w:t>
-      </w:r>
-      <w:proofErr w:type="spellEnd"/>
-      <w:r>
-        <w:rPr>
-          <w:sz w:val="20"/>
-          <w:szCs w:val="20"/>
-        </w:rPr>
-        <w:t xml:space="preserve"> below 4.</w:t>
+        <w:t xml:space="preserve"> with average Customer_Rating below 4.</w:t>
       </w:r>
     </w:p>
     <w:p>
@@ -9385,23 +8278,7 @@
           <w:sz w:val="20"/>
           <w:szCs w:val="20"/>
         </w:rPr>
-        <w:t xml:space="preserve">-style output: count of transactions per </w:t>
-      </w:r>
-      <w:proofErr w:type="spellStart"/>
-      <w:r>
-        <w:rPr>
-          <w:sz w:val="20"/>
-          <w:szCs w:val="20"/>
-        </w:rPr>
-        <w:t>Sales_Channel</w:t>
-      </w:r>
-      <w:proofErr w:type="spellEnd"/>
-      <w:r>
-        <w:rPr>
-          <w:sz w:val="20"/>
-          <w:szCs w:val="20"/>
-        </w:rPr>
-        <w:t xml:space="preserve"> as separate columns using CASE.</w:t>
+        <w:t>-style output: count of transactions per Sales_Channel as separate columns using CASE.</w:t>
       </w:r>
     </w:p>
     <w:p>
@@ -9590,23 +8467,7 @@
           <w:sz w:val="20"/>
           <w:szCs w:val="20"/>
         </w:rPr>
-        <w:t xml:space="preserve"> placed on weekends; count orders by hour of </w:t>
-      </w:r>
-      <w:proofErr w:type="spellStart"/>
-      <w:r>
-        <w:rPr>
-          <w:sz w:val="20"/>
-          <w:szCs w:val="20"/>
-        </w:rPr>
-        <w:t>Order_Time</w:t>
-      </w:r>
-      <w:proofErr w:type="spellEnd"/>
-      <w:r>
-        <w:rPr>
-          <w:sz w:val="20"/>
-          <w:szCs w:val="20"/>
-        </w:rPr>
-        <w:t>.</w:t>
+        <w:t xml:space="preserve"> placed on weekends; count orders by hour of Order_Time.</w:t>
       </w:r>
     </w:p>
     <w:p>
@@ -10604,23 +9465,7 @@
           <w:sz w:val="20"/>
           <w:szCs w:val="20"/>
         </w:rPr>
-        <w:t xml:space="preserve"> vs </w:t>
-      </w:r>
-      <w:proofErr w:type="spellStart"/>
-      <w:r>
-        <w:rPr>
-          <w:sz w:val="20"/>
-          <w:szCs w:val="20"/>
-        </w:rPr>
-        <w:t>DirectQuery</w:t>
-      </w:r>
-      <w:proofErr w:type="spellEnd"/>
-      <w:r>
-        <w:rPr>
-          <w:sz w:val="20"/>
-          <w:szCs w:val="20"/>
-        </w:rPr>
-        <w:t>: which would you pick for this dataset and why?</w:t>
+        <w:t xml:space="preserve"> vs DirectQuery: which would you pick for this dataset and why?</w:t>
       </w:r>
     </w:p>
     <w:p>
@@ -10739,23 +9584,7 @@
           <w:sz w:val="20"/>
           <w:szCs w:val="20"/>
         </w:rPr>
-        <w:t xml:space="preserve"> headers, set data types and remove duplicates on </w:t>
-      </w:r>
-      <w:proofErr w:type="spellStart"/>
-      <w:r>
-        <w:rPr>
-          <w:sz w:val="20"/>
-          <w:szCs w:val="20"/>
-        </w:rPr>
-        <w:t>Transaction_ID</w:t>
-      </w:r>
-      <w:proofErr w:type="spellEnd"/>
-      <w:r>
-        <w:rPr>
-          <w:sz w:val="20"/>
-          <w:szCs w:val="20"/>
-        </w:rPr>
-        <w:t>.</w:t>
+        <w:t xml:space="preserve"> headers, set data types and remove duplicates on Transaction_ID.</w:t>
       </w:r>
     </w:p>
     <w:p>
@@ -10823,39 +9652,7 @@
           <w:sz w:val="20"/>
           <w:szCs w:val="20"/>
         </w:rPr>
-        <w:t xml:space="preserve"> inconsistent text (case, spaces) in </w:t>
-      </w:r>
-      <w:proofErr w:type="spellStart"/>
-      <w:r>
-        <w:rPr>
-          <w:sz w:val="20"/>
-          <w:szCs w:val="20"/>
-        </w:rPr>
-        <w:t>Product_Category</w:t>
-      </w:r>
-      <w:proofErr w:type="spellEnd"/>
-      <w:r>
-        <w:rPr>
-          <w:sz w:val="20"/>
-          <w:szCs w:val="20"/>
-        </w:rPr>
-        <w:t xml:space="preserve">, </w:t>
-      </w:r>
-      <w:proofErr w:type="spellStart"/>
-      <w:r>
-        <w:rPr>
-          <w:sz w:val="20"/>
-          <w:szCs w:val="20"/>
-        </w:rPr>
-        <w:t>Payment_Method</w:t>
-      </w:r>
-      <w:proofErr w:type="spellEnd"/>
-      <w:r>
-        <w:rPr>
-          <w:sz w:val="20"/>
-          <w:szCs w:val="20"/>
-        </w:rPr>
-        <w:t xml:space="preserve"> and City.</w:t>
+        <w:t xml:space="preserve"> inconsistent text (case, spaces) in Product_Category, Payment_Method and City.</w:t>
       </w:r>
     </w:p>
     <w:p>
@@ -10889,23 +9686,7 @@
           <w:sz w:val="20"/>
           <w:szCs w:val="20"/>
         </w:rPr>
-        <w:t xml:space="preserve"> rows with Quantity &lt;= 0 and handle nulls in </w:t>
-      </w:r>
-      <w:proofErr w:type="spellStart"/>
-      <w:r>
-        <w:rPr>
-          <w:sz w:val="20"/>
-          <w:szCs w:val="20"/>
-        </w:rPr>
-        <w:t>Customer_Age</w:t>
-      </w:r>
-      <w:proofErr w:type="spellEnd"/>
-      <w:r>
-        <w:rPr>
-          <w:sz w:val="20"/>
-          <w:szCs w:val="20"/>
-        </w:rPr>
-        <w:t>.</w:t>
+        <w:t xml:space="preserve"> rows with Quantity &lt;= 0 and handle nulls in Customer_Age.</w:t>
       </w:r>
     </w:p>
     <w:p>
@@ -10939,23 +9720,7 @@
           <w:sz w:val="20"/>
           <w:szCs w:val="20"/>
         </w:rPr>
-        <w:t xml:space="preserve"> a custom column and split </w:t>
-      </w:r>
-      <w:proofErr w:type="spellStart"/>
-      <w:r>
-        <w:rPr>
-          <w:sz w:val="20"/>
-          <w:szCs w:val="20"/>
-        </w:rPr>
-        <w:t>Order_Time</w:t>
-      </w:r>
-      <w:proofErr w:type="spellEnd"/>
-      <w:r>
-        <w:rPr>
-          <w:sz w:val="20"/>
-          <w:szCs w:val="20"/>
-        </w:rPr>
-        <w:t xml:space="preserve"> into hour.</w:t>
+        <w:t xml:space="preserve"> a custom column and split Order_Time into hour.</w:t>
       </w:r>
     </w:p>
     <w:p>
@@ -10989,23 +9754,7 @@
           <w:sz w:val="20"/>
           <w:szCs w:val="20"/>
         </w:rPr>
-        <w:t xml:space="preserve"> By to get revenue per </w:t>
-      </w:r>
-      <w:proofErr w:type="spellStart"/>
-      <w:r>
-        <w:rPr>
-          <w:sz w:val="20"/>
-          <w:szCs w:val="20"/>
-        </w:rPr>
-        <w:t>Customer_ID</w:t>
-      </w:r>
-      <w:proofErr w:type="spellEnd"/>
-      <w:r>
-        <w:rPr>
-          <w:sz w:val="20"/>
-          <w:szCs w:val="20"/>
-        </w:rPr>
-        <w:t>; Merge two queries; Append two queries.</w:t>
+        <w:t xml:space="preserve"> By to get revenue per Customer_ID; Merge two queries; Append two queries.</w:t>
       </w:r>
     </w:p>
     <w:p>
@@ -11090,23 +9839,7 @@
           <w:sz w:val="20"/>
           <w:szCs w:val="20"/>
         </w:rPr>
-        <w:t xml:space="preserve"> an if-then-else custom column for </w:t>
-      </w:r>
-      <w:proofErr w:type="spellStart"/>
-      <w:r>
-        <w:rPr>
-          <w:sz w:val="20"/>
-          <w:szCs w:val="20"/>
-        </w:rPr>
-        <w:t>Size_Label</w:t>
-      </w:r>
-      <w:proofErr w:type="spellEnd"/>
-      <w:r>
-        <w:rPr>
-          <w:sz w:val="20"/>
-          <w:szCs w:val="20"/>
-        </w:rPr>
-        <w:t xml:space="preserve"> in M.</w:t>
+        <w:t xml:space="preserve"> an if-then-else custom column for Size_Label in M.</w:t>
       </w:r>
     </w:p>
     <w:p>
@@ -11149,55 +9882,7 @@
           <w:sz w:val="20"/>
           <w:szCs w:val="20"/>
         </w:rPr>
-        <w:t xml:space="preserve"> </w:t>
-      </w:r>
-      <w:proofErr w:type="spellStart"/>
-      <w:r>
-        <w:rPr>
-          <w:sz w:val="20"/>
-          <w:szCs w:val="20"/>
-        </w:rPr>
-        <w:t>Table.TransformColumns</w:t>
-      </w:r>
-      <w:proofErr w:type="spellEnd"/>
-      <w:r>
-        <w:rPr>
-          <w:sz w:val="20"/>
-          <w:szCs w:val="20"/>
-        </w:rPr>
-        <w:t xml:space="preserve"> with </w:t>
-      </w:r>
-      <w:proofErr w:type="spellStart"/>
-      <w:r>
-        <w:rPr>
-          <w:sz w:val="20"/>
-          <w:szCs w:val="20"/>
-        </w:rPr>
-        <w:t>Text.Proper</w:t>
-      </w:r>
-      <w:proofErr w:type="spellEnd"/>
-      <w:r>
-        <w:rPr>
-          <w:sz w:val="20"/>
-          <w:szCs w:val="20"/>
-        </w:rPr>
-        <w:t xml:space="preserve"> and </w:t>
-      </w:r>
-      <w:proofErr w:type="spellStart"/>
-      <w:r>
-        <w:rPr>
-          <w:sz w:val="20"/>
-          <w:szCs w:val="20"/>
-        </w:rPr>
-        <w:t>Text.Trim</w:t>
-      </w:r>
-      <w:proofErr w:type="spellEnd"/>
-      <w:r>
-        <w:rPr>
-          <w:sz w:val="20"/>
-          <w:szCs w:val="20"/>
-        </w:rPr>
-        <w:t>.</w:t>
+        <w:t xml:space="preserve"> Table.TransformColumns with Text.Proper and Text.Trim.</w:t>
       </w:r>
     </w:p>
     <w:p>
@@ -11240,39 +9925,7 @@
           <w:sz w:val="20"/>
           <w:szCs w:val="20"/>
         </w:rPr>
-        <w:t xml:space="preserve"> </w:t>
-      </w:r>
-      <w:proofErr w:type="spellStart"/>
-      <w:r>
-        <w:rPr>
-          <w:sz w:val="20"/>
-          <w:szCs w:val="20"/>
-        </w:rPr>
-        <w:t>Date.Year</w:t>
-      </w:r>
-      <w:proofErr w:type="spellEnd"/>
-      <w:r>
-        <w:rPr>
-          <w:sz w:val="20"/>
-          <w:szCs w:val="20"/>
-        </w:rPr>
-        <w:t xml:space="preserve"> and </w:t>
-      </w:r>
-      <w:proofErr w:type="spellStart"/>
-      <w:r>
-        <w:rPr>
-          <w:sz w:val="20"/>
-          <w:szCs w:val="20"/>
-        </w:rPr>
-        <w:t>Date.MonthName</w:t>
-      </w:r>
-      <w:proofErr w:type="spellEnd"/>
-      <w:r>
-        <w:rPr>
-          <w:sz w:val="20"/>
-          <w:szCs w:val="20"/>
-        </w:rPr>
-        <w:t xml:space="preserve"> to build date columns in M.</w:t>
+        <w:t xml:space="preserve"> Date.Year and Date.MonthName to build date columns in M.</w:t>
       </w:r>
     </w:p>
     <w:p>
@@ -11306,23 +9959,7 @@
           <w:sz w:val="20"/>
           <w:szCs w:val="20"/>
         </w:rPr>
-        <w:t xml:space="preserve"> a custom function </w:t>
-      </w:r>
-      <w:proofErr w:type="spellStart"/>
-      <w:r>
-        <w:rPr>
-          <w:sz w:val="20"/>
-          <w:szCs w:val="20"/>
-        </w:rPr>
-        <w:t>fnClean</w:t>
-      </w:r>
-      <w:proofErr w:type="spellEnd"/>
-      <w:r>
-        <w:rPr>
-          <w:sz w:val="20"/>
-          <w:szCs w:val="20"/>
-        </w:rPr>
-        <w:t>(text) and call it.</w:t>
+        <w:t xml:space="preserve"> a custom function fnClean(text) and call it.</w:t>
       </w:r>
     </w:p>
     <w:p>
@@ -11399,23 +10036,7 @@
           <w:sz w:val="20"/>
           <w:szCs w:val="20"/>
         </w:rPr>
-        <w:t xml:space="preserve"> a Date table in M using </w:t>
-      </w:r>
-      <w:proofErr w:type="spellStart"/>
-      <w:r>
-        <w:rPr>
-          <w:sz w:val="20"/>
-          <w:szCs w:val="20"/>
-        </w:rPr>
-        <w:t>List.Dates</w:t>
-      </w:r>
-      <w:proofErr w:type="spellEnd"/>
-      <w:r>
-        <w:rPr>
-          <w:sz w:val="20"/>
-          <w:szCs w:val="20"/>
-        </w:rPr>
-        <w:t>.</w:t>
+        <w:t xml:space="preserve"> a Date table in M using List.Dates.</w:t>
       </w:r>
     </w:p>
     <w:p>
@@ -11447,23 +10068,7 @@
           <w:szCs w:val="20"/>
         </w:rPr>
         <w:lastRenderedPageBreak/>
-        <w:t xml:space="preserve">Day 9: Power BI </w:t>
-      </w:r>
-      <w:proofErr w:type="spellStart"/>
-      <w:r>
-        <w:rPr>
-          <w:sz w:val="20"/>
-          <w:szCs w:val="20"/>
-        </w:rPr>
-        <w:t>modeling</w:t>
-      </w:r>
-      <w:proofErr w:type="spellEnd"/>
-      <w:r>
-        <w:rPr>
-          <w:sz w:val="20"/>
-          <w:szCs w:val="20"/>
-        </w:rPr>
-        <w:t xml:space="preserve"> (P4-P6)</w:t>
+        <w:t>Day 9: Power BI modeling (P4-P6)</w:t>
       </w:r>
     </w:p>
     <w:tbl>
@@ -11906,23 +10511,7 @@
           <w:sz w:val="20"/>
           <w:szCs w:val="20"/>
         </w:rPr>
-        <w:t xml:space="preserve"> columns are primary keys and foreign keys between fact and </w:t>
-      </w:r>
-      <w:proofErr w:type="spellStart"/>
-      <w:r>
-        <w:rPr>
-          <w:sz w:val="20"/>
-          <w:szCs w:val="20"/>
-        </w:rPr>
-        <w:t>dim_product</w:t>
-      </w:r>
-      <w:proofErr w:type="spellEnd"/>
-      <w:r>
-        <w:rPr>
-          <w:sz w:val="20"/>
-          <w:szCs w:val="20"/>
-        </w:rPr>
-        <w:t>?</w:t>
+        <w:t xml:space="preserve"> columns are primary keys and foreign keys between fact and dim_product?</w:t>
       </w:r>
     </w:p>
     <w:p>
@@ -12091,23 +10680,7 @@
           <w:sz w:val="20"/>
           <w:szCs w:val="20"/>
         </w:rPr>
-        <w:t xml:space="preserve"> vs </w:t>
-      </w:r>
-      <w:proofErr w:type="spellStart"/>
-      <w:r>
-        <w:rPr>
-          <w:sz w:val="20"/>
-          <w:szCs w:val="20"/>
-        </w:rPr>
-        <w:t>DirectQuery</w:t>
-      </w:r>
-      <w:proofErr w:type="spellEnd"/>
-      <w:r>
-        <w:rPr>
-          <w:sz w:val="20"/>
-          <w:szCs w:val="20"/>
-        </w:rPr>
-        <w:t xml:space="preserve"> vs Composite: one pro and one con each.</w:t>
+        <w:t xml:space="preserve"> vs DirectQuery vs Composite: one pro and one con each.</w:t>
       </w:r>
     </w:p>
     <w:p>
@@ -12531,23 +11104,7 @@
           <w:sz w:val="20"/>
           <w:szCs w:val="20"/>
         </w:rPr>
-        <w:t>: Online Sales (</w:t>
-      </w:r>
-      <w:proofErr w:type="spellStart"/>
-      <w:r>
-        <w:rPr>
-          <w:sz w:val="20"/>
-          <w:szCs w:val="20"/>
-        </w:rPr>
-        <w:t>Sales_Channel</w:t>
-      </w:r>
-      <w:proofErr w:type="spellEnd"/>
-      <w:r>
-        <w:rPr>
-          <w:sz w:val="20"/>
-          <w:szCs w:val="20"/>
-        </w:rPr>
-        <w:t xml:space="preserve"> = Online).</w:t>
+        <w:t>: Online Sales (Sales_Channel = Online).</w:t>
       </w:r>
     </w:p>
     <w:p>
@@ -12734,23 +11291,7 @@
           <w:sz w:val="20"/>
           <w:szCs w:val="20"/>
         </w:rPr>
-        <w:t xml:space="preserve">: total of Quantity x </w:t>
-      </w:r>
-      <w:proofErr w:type="spellStart"/>
-      <w:r>
-        <w:rPr>
-          <w:sz w:val="20"/>
-          <w:szCs w:val="20"/>
-        </w:rPr>
-        <w:t>Unit_Price</w:t>
-      </w:r>
-      <w:proofErr w:type="spellEnd"/>
-      <w:r>
-        <w:rPr>
-          <w:sz w:val="20"/>
-          <w:szCs w:val="20"/>
-        </w:rPr>
-        <w:t>. When do you need an iterator?</w:t>
+        <w:t>: total of Quantity x Unit_Price. When do you need an iterator?</w:t>
       </w:r>
     </w:p>
     <w:p>
@@ -13208,23 +11749,7 @@
           <w:sz w:val="20"/>
           <w:szCs w:val="20"/>
         </w:rPr>
-        <w:t xml:space="preserve">: hide </w:t>
-      </w:r>
-      <w:proofErr w:type="spellStart"/>
-      <w:r>
-        <w:rPr>
-          <w:sz w:val="20"/>
-          <w:szCs w:val="20"/>
-        </w:rPr>
-        <w:t>Cost_Amount</w:t>
-      </w:r>
-      <w:proofErr w:type="spellEnd"/>
-      <w:r>
-        <w:rPr>
-          <w:sz w:val="20"/>
-          <w:szCs w:val="20"/>
-        </w:rPr>
-        <w:t xml:space="preserve"> and Profit from a role. Which tool is needed?</w:t>
+        <w:t>: hide Cost_Amount and Profit from a role. Which tool is needed?</w:t>
       </w:r>
     </w:p>
     <w:p>
@@ -13802,23 +12327,7 @@
           <w:sz w:val="20"/>
           <w:szCs w:val="20"/>
         </w:rPr>
-        <w:t xml:space="preserve"> a waterfall chart and a </w:t>
-      </w:r>
-      <w:proofErr w:type="spellStart"/>
-      <w:r>
-        <w:rPr>
-          <w:sz w:val="20"/>
-          <w:szCs w:val="20"/>
-        </w:rPr>
-        <w:t>treemap</w:t>
-      </w:r>
-      <w:proofErr w:type="spellEnd"/>
-      <w:r>
-        <w:rPr>
-          <w:sz w:val="20"/>
-          <w:szCs w:val="20"/>
-        </w:rPr>
-        <w:t xml:space="preserve"> for profit by category.</w:t>
+        <w:t xml:space="preserve"> a waterfall chart and a treemap for profit by category.</w:t>
       </w:r>
     </w:p>
     <w:p>
@@ -14004,23 +12513,7 @@
           <w:sz w:val="20"/>
           <w:szCs w:val="20"/>
         </w:rPr>
-        <w:t xml:space="preserve"> a </w:t>
-      </w:r>
-      <w:proofErr w:type="spellStart"/>
-      <w:r>
-        <w:rPr>
-          <w:sz w:val="20"/>
-          <w:szCs w:val="20"/>
-        </w:rPr>
-        <w:t>color</w:t>
-      </w:r>
-      <w:proofErr w:type="spellEnd"/>
-      <w:r>
-        <w:rPr>
-          <w:sz w:val="20"/>
-          <w:szCs w:val="20"/>
-        </w:rPr>
-        <w:t xml:space="preserve"> scale on profit margin in a matrix.</w:t>
+        <w:t xml:space="preserve"> a color scale on profit margin in a matrix.</w:t>
       </w:r>
     </w:p>
     <w:p>
@@ -14122,23 +12615,7 @@
           <w:sz w:val="20"/>
           <w:szCs w:val="20"/>
         </w:rPr>
-        <w:t xml:space="preserve"> Influencers: what drives low </w:t>
-      </w:r>
-      <w:proofErr w:type="spellStart"/>
-      <w:r>
-        <w:rPr>
-          <w:sz w:val="20"/>
-          <w:szCs w:val="20"/>
-        </w:rPr>
-        <w:t>Customer_Rating</w:t>
-      </w:r>
-      <w:proofErr w:type="spellEnd"/>
-      <w:r>
-        <w:rPr>
-          <w:sz w:val="20"/>
-          <w:szCs w:val="20"/>
-        </w:rPr>
-        <w:t xml:space="preserve"> or returns?</w:t>
+        <w:t xml:space="preserve"> Influencers: what drives low Customer_Rating or returns?</w:t>
       </w:r>
     </w:p>
     <w:p>
@@ -15263,23 +13740,7 @@
           <w:sz w:val="20"/>
           <w:szCs w:val="20"/>
         </w:rPr>
-        <w:t xml:space="preserve"> only the keyboard, jump to the last row/column of the data, then select the whole </w:t>
-      </w:r>
-      <w:proofErr w:type="spellStart"/>
-      <w:r>
-        <w:rPr>
-          <w:sz w:val="20"/>
-          <w:szCs w:val="20"/>
-        </w:rPr>
-        <w:t>Sales_Amount</w:t>
-      </w:r>
-      <w:proofErr w:type="spellEnd"/>
-      <w:r>
-        <w:rPr>
-          <w:sz w:val="20"/>
-          <w:szCs w:val="20"/>
-        </w:rPr>
-        <w:t xml:space="preserve"> column.</w:t>
+        <w:t xml:space="preserve"> only the keyboard, jump to the last row/column of the data, then select the whole Sales_Amount column.</w:t>
       </w:r>
     </w:p>
     <w:p>
@@ -15342,23 +13803,7 @@
           <w:sz w:val="20"/>
           <w:szCs w:val="20"/>
         </w:rPr>
-        <w:t xml:space="preserve"> by Country (A-Z), then by </w:t>
-      </w:r>
-      <w:proofErr w:type="spellStart"/>
-      <w:r>
-        <w:rPr>
-          <w:sz w:val="20"/>
-          <w:szCs w:val="20"/>
-        </w:rPr>
-        <w:t>Sales_Amount</w:t>
-      </w:r>
-      <w:proofErr w:type="spellEnd"/>
-      <w:r>
-        <w:rPr>
-          <w:sz w:val="20"/>
-          <w:szCs w:val="20"/>
-        </w:rPr>
-        <w:t xml:space="preserve"> (largest first).</w:t>
+        <w:t xml:space="preserve"> by Country (A-Z), then by Sales_Amount (largest first).</w:t>
       </w:r>
     </w:p>
     <w:p>
@@ -15484,23 +13929,7 @@
           <w:sz w:val="20"/>
           <w:szCs w:val="20"/>
         </w:rPr>
-        <w:t xml:space="preserve"> duplicate rows on </w:t>
-      </w:r>
-      <w:proofErr w:type="spellStart"/>
-      <w:r>
-        <w:rPr>
-          <w:sz w:val="20"/>
-          <w:szCs w:val="20"/>
-        </w:rPr>
-        <w:t>Transaction_ID</w:t>
-      </w:r>
-      <w:proofErr w:type="spellEnd"/>
-      <w:r>
-        <w:rPr>
-          <w:sz w:val="20"/>
-          <w:szCs w:val="20"/>
-        </w:rPr>
-        <w:t>. How do you confirm how many were removed?</w:t>
+        <w:t xml:space="preserve"> duplicate rows on Transaction_ID. How do you confirm how many were removed?</w:t>
       </w:r>
     </w:p>
     <w:p>
@@ -15563,23 +13992,7 @@
           <w:sz w:val="20"/>
           <w:szCs w:val="20"/>
         </w:rPr>
-        <w:t xml:space="preserve">: Online orders in Germany with </w:t>
-      </w:r>
-      <w:proofErr w:type="spellStart"/>
-      <w:r>
-        <w:rPr>
-          <w:sz w:val="20"/>
-          <w:szCs w:val="20"/>
-        </w:rPr>
-        <w:t>Sales_Amount</w:t>
-      </w:r>
-      <w:proofErr w:type="spellEnd"/>
-      <w:r>
-        <w:rPr>
-          <w:sz w:val="20"/>
-          <w:szCs w:val="20"/>
-        </w:rPr>
-        <w:t xml:space="preserve"> &gt; 500.</w:t>
+        <w:t>: Online orders in Germany with Sales_Amount &gt; 500.</w:t>
       </w:r>
     </w:p>
     <w:p>
@@ -15642,23 +14055,7 @@
           <w:sz w:val="20"/>
           <w:szCs w:val="20"/>
         </w:rPr>
-        <w:t xml:space="preserve"> chart of monthly </w:t>
-      </w:r>
-      <w:proofErr w:type="spellStart"/>
-      <w:r>
-        <w:rPr>
-          <w:sz w:val="20"/>
-          <w:szCs w:val="20"/>
-        </w:rPr>
-        <w:t>Sales_Amount</w:t>
-      </w:r>
-      <w:proofErr w:type="spellEnd"/>
-      <w:r>
-        <w:rPr>
-          <w:sz w:val="20"/>
-          <w:szCs w:val="20"/>
-        </w:rPr>
-        <w:t xml:space="preserve"> (build a helper month column first).</w:t>
+        <w:t xml:space="preserve"> chart of monthly Sales_Amount (build a helper month column first).</w:t>
       </w:r>
     </w:p>
     <w:p>
@@ -15721,23 +14118,7 @@
           <w:sz w:val="20"/>
           <w:szCs w:val="20"/>
         </w:rPr>
-        <w:t xml:space="preserve"> VLOOKUP approximate match to map </w:t>
-      </w:r>
-      <w:proofErr w:type="spellStart"/>
-      <w:r>
-        <w:rPr>
-          <w:sz w:val="20"/>
-          <w:szCs w:val="20"/>
-        </w:rPr>
-        <w:t>Sales_Amount</w:t>
-      </w:r>
-      <w:proofErr w:type="spellEnd"/>
-      <w:r>
-        <w:rPr>
-          <w:sz w:val="20"/>
-          <w:szCs w:val="20"/>
-        </w:rPr>
-        <w:t xml:space="preserve"> to a price band table (0, 100, 500, 1000).</w:t>
+        <w:t xml:space="preserve"> VLOOKUP approximate match to map Sales_Amount to a price band table (0, 100, 500, 1000).</w:t>
       </w:r>
     </w:p>
     <w:p>
@@ -15800,39 +14181,7 @@
           <w:sz w:val="20"/>
           <w:szCs w:val="20"/>
         </w:rPr>
-        <w:t xml:space="preserve"> INDEX/MATCH to return </w:t>
-      </w:r>
-      <w:proofErr w:type="spellStart"/>
-      <w:r>
-        <w:rPr>
-          <w:sz w:val="20"/>
-          <w:szCs w:val="20"/>
-        </w:rPr>
-        <w:t>Store_Name</w:t>
-      </w:r>
-      <w:proofErr w:type="spellEnd"/>
-      <w:r>
-        <w:rPr>
-          <w:sz w:val="20"/>
-          <w:szCs w:val="20"/>
-        </w:rPr>
-        <w:t xml:space="preserve"> for a given </w:t>
-      </w:r>
-      <w:proofErr w:type="spellStart"/>
-      <w:r>
-        <w:rPr>
-          <w:sz w:val="20"/>
-          <w:szCs w:val="20"/>
-        </w:rPr>
-        <w:t>Store_ID</w:t>
-      </w:r>
-      <w:proofErr w:type="spellEnd"/>
-      <w:r>
-        <w:rPr>
-          <w:sz w:val="20"/>
-          <w:szCs w:val="20"/>
-        </w:rPr>
-        <w:t>.</w:t>
+        <w:t xml:space="preserve"> INDEX/MATCH to return Store_Name for a given Store_ID.</w:t>
       </w:r>
     </w:p>
     <w:p>
@@ -15895,23 +14244,7 @@
           <w:sz w:val="20"/>
           <w:szCs w:val="20"/>
         </w:rPr>
-        <w:t xml:space="preserve">: extract the store number from </w:t>
-      </w:r>
-      <w:proofErr w:type="spellStart"/>
-      <w:r>
-        <w:rPr>
-          <w:sz w:val="20"/>
-          <w:szCs w:val="20"/>
-        </w:rPr>
-        <w:t>Store_ID</w:t>
-      </w:r>
-      <w:proofErr w:type="spellEnd"/>
-      <w:r>
-        <w:rPr>
-          <w:sz w:val="20"/>
-          <w:szCs w:val="20"/>
-        </w:rPr>
-        <w:t>.</w:t>
+        <w:t>: extract the store number from Store_ID.</w:t>
       </w:r>
     </w:p>
     <w:p>
@@ -15974,23 +14307,7 @@
           <w:sz w:val="20"/>
           <w:szCs w:val="20"/>
         </w:rPr>
-        <w:t xml:space="preserve"> Year, Month name and Weekday from </w:t>
-      </w:r>
-      <w:proofErr w:type="spellStart"/>
-      <w:r>
-        <w:rPr>
-          <w:sz w:val="20"/>
-          <w:szCs w:val="20"/>
-        </w:rPr>
-        <w:t>Order_Date</w:t>
-      </w:r>
-      <w:proofErr w:type="spellEnd"/>
-      <w:r>
-        <w:rPr>
-          <w:sz w:val="20"/>
-          <w:szCs w:val="20"/>
-        </w:rPr>
-        <w:t>.</w:t>
+        <w:t xml:space="preserve"> Year, Month name and Weekday from Order_Date.</w:t>
       </w:r>
     </w:p>
     <w:p>
@@ -16179,23 +14496,7 @@
           <w:sz w:val="20"/>
           <w:szCs w:val="20"/>
         </w:rPr>
-        <w:t xml:space="preserve"> </w:t>
-      </w:r>
-      <w:proofErr w:type="spellStart"/>
-      <w:r>
-        <w:rPr>
-          <w:sz w:val="20"/>
-          <w:szCs w:val="20"/>
-        </w:rPr>
-        <w:t>Discount_Percentage</w:t>
-      </w:r>
-      <w:proofErr w:type="spellEnd"/>
-      <w:r>
-        <w:rPr>
-          <w:sz w:val="20"/>
-          <w:szCs w:val="20"/>
-        </w:rPr>
-        <w:t xml:space="preserve"> to values between 0 and 50, with a custom error message.</w:t>
+        <w:t xml:space="preserve"> Discount_Percentage to values between 0 and 50, with a custom error message.</w:t>
       </w:r>
     </w:p>
     <w:p>
@@ -16338,39 +14639,7 @@
           <w:sz w:val="20"/>
           <w:szCs w:val="20"/>
         </w:rPr>
-        <w:t xml:space="preserve"> a primary key on </w:t>
-      </w:r>
-      <w:proofErr w:type="spellStart"/>
-      <w:r>
-        <w:rPr>
-          <w:sz w:val="20"/>
-          <w:szCs w:val="20"/>
-        </w:rPr>
-        <w:t>Transaction_ID</w:t>
-      </w:r>
-      <w:proofErr w:type="spellEnd"/>
-      <w:r>
-        <w:rPr>
-          <w:sz w:val="20"/>
-          <w:szCs w:val="20"/>
-        </w:rPr>
-        <w:t xml:space="preserve"> and NOT NULL on </w:t>
-      </w:r>
-      <w:proofErr w:type="spellStart"/>
-      <w:r>
-        <w:rPr>
-          <w:sz w:val="20"/>
-          <w:szCs w:val="20"/>
-        </w:rPr>
-        <w:t>Order_Date</w:t>
-      </w:r>
-      <w:proofErr w:type="spellEnd"/>
-      <w:r>
-        <w:rPr>
-          <w:sz w:val="20"/>
-          <w:szCs w:val="20"/>
-        </w:rPr>
-        <w:t>.</w:t>
+        <w:t xml:space="preserve"> a primary key on Transaction_ID and NOT NULL on Order_Date.</w:t>
       </w:r>
     </w:p>
     <w:p>
@@ -16433,23 +14702,7 @@
           <w:sz w:val="20"/>
           <w:szCs w:val="20"/>
         </w:rPr>
-        <w:t xml:space="preserve"> where Country = 'Canada' and </w:t>
-      </w:r>
-      <w:proofErr w:type="spellStart"/>
-      <w:r>
-        <w:rPr>
-          <w:sz w:val="20"/>
-          <w:szCs w:val="20"/>
-        </w:rPr>
-        <w:t>Sales_Amount</w:t>
-      </w:r>
-      <w:proofErr w:type="spellEnd"/>
-      <w:r>
-        <w:rPr>
-          <w:sz w:val="20"/>
-          <w:szCs w:val="20"/>
-        </w:rPr>
-        <w:t xml:space="preserve"> &gt; 500.</w:t>
+        <w:t xml:space="preserve"> where Country = 'Canada' and Sales_Amount &gt; 500.</w:t>
       </w:r>
     </w:p>
     <w:p>
@@ -16575,23 +14828,7 @@
           <w:sz w:val="20"/>
           <w:szCs w:val="20"/>
         </w:rPr>
-        <w:t xml:space="preserve"> revenue per </w:t>
-      </w:r>
-      <w:proofErr w:type="spellStart"/>
-      <w:r>
-        <w:rPr>
-          <w:sz w:val="20"/>
-          <w:szCs w:val="20"/>
-        </w:rPr>
-        <w:t>Product_Category</w:t>
-      </w:r>
-      <w:proofErr w:type="spellEnd"/>
-      <w:r>
-        <w:rPr>
-          <w:sz w:val="20"/>
-          <w:szCs w:val="20"/>
-        </w:rPr>
-        <w:t>.</w:t>
+        <w:t xml:space="preserve"> revenue per Product_Category.</w:t>
       </w:r>
     </w:p>
     <w:p>
@@ -16843,23 +15080,7 @@
           <w:sz w:val="20"/>
           <w:szCs w:val="20"/>
         </w:rPr>
-        <w:t xml:space="preserve"> </w:t>
-      </w:r>
-      <w:proofErr w:type="spellStart"/>
-      <w:r>
-        <w:rPr>
-          <w:sz w:val="20"/>
-          <w:szCs w:val="20"/>
-        </w:rPr>
-        <w:t>Discount_Percentage</w:t>
-      </w:r>
-      <w:proofErr w:type="spellEnd"/>
-      <w:r>
-        <w:rPr>
-          <w:sz w:val="20"/>
-          <w:szCs w:val="20"/>
-        </w:rPr>
-        <w:t xml:space="preserve"> at 50 where it is higher.</w:t>
+        <w:t xml:space="preserve"> Discount_Percentage at 50 where it is higher.</w:t>
       </w:r>
     </w:p>
     <w:p>
@@ -17333,55 +15554,7 @@
           <w:sz w:val="20"/>
           <w:szCs w:val="20"/>
         </w:rPr>
-        <w:t xml:space="preserve"> </w:t>
-      </w:r>
-      <w:proofErr w:type="spellStart"/>
-      <w:r>
-        <w:rPr>
-          <w:sz w:val="20"/>
-          <w:szCs w:val="20"/>
-        </w:rPr>
-        <w:t>Table.TransformColumns</w:t>
-      </w:r>
-      <w:proofErr w:type="spellEnd"/>
-      <w:r>
-        <w:rPr>
-          <w:sz w:val="20"/>
-          <w:szCs w:val="20"/>
-        </w:rPr>
-        <w:t xml:space="preserve"> with </w:t>
-      </w:r>
-      <w:proofErr w:type="spellStart"/>
-      <w:r>
-        <w:rPr>
-          <w:sz w:val="20"/>
-          <w:szCs w:val="20"/>
-        </w:rPr>
-        <w:t>Text.Proper</w:t>
-      </w:r>
-      <w:proofErr w:type="spellEnd"/>
-      <w:r>
-        <w:rPr>
-          <w:sz w:val="20"/>
-          <w:szCs w:val="20"/>
-        </w:rPr>
-        <w:t xml:space="preserve"> and </w:t>
-      </w:r>
-      <w:proofErr w:type="spellStart"/>
-      <w:r>
-        <w:rPr>
-          <w:sz w:val="20"/>
-          <w:szCs w:val="20"/>
-        </w:rPr>
-        <w:t>Text.Trim</w:t>
-      </w:r>
-      <w:proofErr w:type="spellEnd"/>
-      <w:r>
-        <w:rPr>
-          <w:sz w:val="20"/>
-          <w:szCs w:val="20"/>
-        </w:rPr>
-        <w:t>.</w:t>
+        <w:t xml:space="preserve"> Table.TransformColumns with Text.Proper and Text.Trim.</w:t>
       </w:r>
     </w:p>
     <w:p>

--- a/Python/Datasets/E_Retail Sales Dataset/Placement_Test_Practice_Question_Bank.docx
+++ b/Python/Datasets/E_Retail Sales Dataset/Placement_Test_Practice_Question_Bank.docx
@@ -2072,40 +2072,6 @@
           <w:sz w:val="20"/>
           <w:szCs w:val="20"/>
         </w:rPr>
-        <w:t xml:space="preserve">E13.6  </w:t>
-      </w:r>
-      <w:r>
-        <w:rPr>
-          <w:sz w:val="20"/>
-          <w:szCs w:val="20"/>
-        </w:rPr>
-        <w:t>Scenario</w:t>
-      </w:r>
-      <w:proofErr w:type="gramEnd"/>
-      <w:r>
-        <w:rPr>
-          <w:sz w:val="20"/>
-          <w:szCs w:val="20"/>
-        </w:rPr>
-        <w:t xml:space="preserve"> Manager: create Best, Base and Worst discount scenarios.</w:t>
-      </w:r>
-    </w:p>
-    <w:p>
-      <w:pPr>
-        <w:spacing w:after="80"/>
-        <w:rPr>
-          <w:sz w:val="20"/>
-          <w:szCs w:val="20"/>
-        </w:rPr>
-      </w:pPr>
-      <w:proofErr w:type="gramStart"/>
-      <w:r>
-        <w:rPr>
-          <w:b/>
-          <w:bCs/>
-          <w:sz w:val="20"/>
-          <w:szCs w:val="20"/>
-        </w:rPr>
         <w:t xml:space="preserve">E13.7  </w:t>
       </w:r>
       <w:r>

--- a/Python/Datasets/E_Retail Sales Dataset/Placement_Test_Practice_Question_Bank.docx
+++ b/Python/Datasets/E_Retail Sales Dataset/Placement_Test_Practice_Question_Bank.docx
@@ -2131,85 +2131,6 @@
           <w:sz w:val="20"/>
           <w:szCs w:val="20"/>
         </w:rPr>
-        <w:t>4  (</w:t>
-      </w:r>
-      <w:proofErr w:type="gramEnd"/>
-      <w:r>
-        <w:rPr>
-          <w:b/>
-          <w:bCs/>
-          <w:sz w:val="20"/>
-          <w:szCs w:val="20"/>
-        </w:rPr>
-        <w:t>E2.6</w:t>
-      </w:r>
-      <w:proofErr w:type="gramStart"/>
-      <w:r>
-        <w:rPr>
-          <w:b/>
-          <w:bCs/>
-          <w:sz w:val="20"/>
-          <w:szCs w:val="20"/>
-        </w:rPr>
-        <w:t xml:space="preserve">)  </w:t>
-      </w:r>
-      <w:r>
-        <w:rPr>
-          <w:sz w:val="20"/>
-          <w:szCs w:val="20"/>
-        </w:rPr>
-        <w:t>Filter</w:t>
-      </w:r>
-      <w:proofErr w:type="gramEnd"/>
-      <w:r>
-        <w:rPr>
-          <w:sz w:val="20"/>
-          <w:szCs w:val="20"/>
-        </w:rPr>
-        <w:t xml:space="preserve"> </w:t>
-      </w:r>
-      <w:proofErr w:type="spellStart"/>
-      <w:r>
-        <w:rPr>
-          <w:sz w:val="20"/>
-          <w:szCs w:val="20"/>
-        </w:rPr>
-        <w:t>Customer_Age</w:t>
-      </w:r>
-      <w:proofErr w:type="spellEnd"/>
-      <w:r>
-        <w:rPr>
-          <w:sz w:val="20"/>
-          <w:szCs w:val="20"/>
-        </w:rPr>
-        <w:t xml:space="preserve"> outside 16-90 and report how many rows are affected.</w:t>
-      </w:r>
-    </w:p>
-    <w:p>
-      <w:pPr>
-        <w:spacing w:after="80"/>
-        <w:rPr>
-          <w:sz w:val="20"/>
-          <w:szCs w:val="20"/>
-        </w:rPr>
-      </w:pPr>
-      <w:r>
-        <w:rPr>
-          <w:b/>
-          <w:bCs/>
-          <w:sz w:val="20"/>
-          <w:szCs w:val="20"/>
-        </w:rPr>
-        <w:t xml:space="preserve">Mock </w:t>
-      </w:r>
-      <w:proofErr w:type="gramStart"/>
-      <w:r>
-        <w:rPr>
-          <w:b/>
-          <w:bCs/>
-          <w:sz w:val="20"/>
-          <w:szCs w:val="20"/>
-        </w:rPr>
         <w:t>5  (</w:t>
       </w:r>
       <w:proofErr w:type="gramEnd"/>

--- a/Python/Datasets/E_Retail Sales Dataset/Placement_Test_Practice_Question_Bank.docx
+++ b/Python/Datasets/E_Retail Sales Dataset/Placement_Test_Practice_Question_Bank.docx
@@ -2036,31 +2036,6 @@
           <w:highlight w:val="yellow"/>
         </w:rPr>
         <w:t>Excel mock (timed, 26 mixed questions)</w:t>
-      </w:r>
-    </w:p>
-    <w:p>
-      <w:pPr>
-        <w:spacing w:after="80"/>
-        <w:rPr>
-          <w:sz w:val="20"/>
-          <w:szCs w:val="20"/>
-        </w:rPr>
-      </w:pPr>
-      <w:r>
-        <w:rPr>
-          <w:b/>
-          <w:bCs/>
-          <w:sz w:val="20"/>
-          <w:szCs w:val="20"/>
-        </w:rPr>
-        <w:t xml:space="preserve">Mock 6  (E3.6)  </w:t>
-      </w:r>
-      <w:r>
-        <w:rPr>
-          <w:sz w:val="20"/>
-          <w:szCs w:val="20"/>
-        </w:rPr>
-        <w:t>Show 'Returned' when Return_Flag = Yes, otherwise show the Order_Status.</w:t>
       </w:r>
     </w:p>
     <w:p>
